--- a/docs/paper/Thesis - Auditrix for KSU.docx
+++ b/docs/paper/Thesis - Auditrix for KSU.docx
@@ -662,6 +662,54 @@
       </w:r>
       <w:r>
         <w:tab/>
+        <w:t>45</w:t>
+      </w:r>
+    </w:p>
+    <w:p>
+      <w:pPr>
+        <w:pStyle w:val="TOC2"/>
+      </w:pPr>
+      <w:r>
+        <w:t>Data Gathering Techniques</w:t>
+      </w:r>
+      <w:r>
+        <w:tab/>
+        <w:t>46</w:t>
+      </w:r>
+    </w:p>
+    <w:p>
+      <w:pPr>
+        <w:pStyle w:val="TOC2"/>
+      </w:pPr>
+      <w:r>
+        <w:t>Data Gathering Tools</w:t>
+      </w:r>
+      <w:r>
+        <w:tab/>
+        <w:t>47</w:t>
+      </w:r>
+    </w:p>
+    <w:p>
+      <w:pPr>
+        <w:pStyle w:val="TOC2"/>
+      </w:pPr>
+      <w:r>
+        <w:t>Sources of the Data</w:t>
+      </w:r>
+      <w:r>
+        <w:tab/>
+        <w:t>48</w:t>
+      </w:r>
+    </w:p>
+    <w:p>
+      <w:pPr>
+        <w:pStyle w:val="TOC2"/>
+      </w:pPr>
+      <w:r>
+        <w:t>Data Analysis</w:t>
+      </w:r>
+      <w:r>
+        <w:tab/>
         <w:t>49</w:t>
       </w:r>
     </w:p>
@@ -670,7 +718,7 @@
         <w:pStyle w:val="TOC2"/>
       </w:pPr>
       <w:r>
-        <w:t>Data Gathering Techniques</w:t>
+        <w:t>Software Development Tools</w:t>
       </w:r>
       <w:r>
         <w:tab/>
@@ -679,34 +727,10 @@
     </w:p>
     <w:p>
       <w:pPr>
-        <w:pStyle w:val="TOC2"/>
-      </w:pPr>
-      <w:r>
-        <w:t>Data Gathering Tools</w:t>
-      </w:r>
-      <w:r>
-        <w:tab/>
-        <w:t>51</w:t>
-      </w:r>
-    </w:p>
-    <w:p>
-      <w:pPr>
-        <w:pStyle w:val="TOC2"/>
-      </w:pPr>
-      <w:r>
-        <w:t>Sources of the Data</w:t>
-      </w:r>
-      <w:r>
-        <w:tab/>
-        <w:t>52</w:t>
-      </w:r>
-    </w:p>
-    <w:p>
-      <w:pPr>
-        <w:pStyle w:val="TOC2"/>
-      </w:pPr>
-      <w:r>
-        <w:t>Data Analysis</w:t>
+        <w:pStyle w:val="TOC1"/>
+      </w:pPr>
+      <w:r>
+        <w:t>CHAPTER 4  RESULTS AND DISCUSSION</w:t>
       </w:r>
       <w:r>
         <w:tab/>
@@ -718,7 +742,7 @@
         <w:pStyle w:val="TOC2"/>
       </w:pPr>
       <w:r>
-        <w:t>Software Development Tools</w:t>
+        <w:t>Process of the Existing System (SOP No. 1)</w:t>
       </w:r>
       <w:r>
         <w:tab/>
@@ -727,10 +751,10 @@
     </w:p>
     <w:p>
       <w:pPr>
-        <w:pStyle w:val="TOC1"/>
-      </w:pPr>
-      <w:r>
-        <w:t>CHAPTER 4  RESULTS AND DISCUSSION</w:t>
+        <w:pStyle w:val="TOC2"/>
+      </w:pPr>
+      <w:r>
+        <w:t>Problems Encountered in the Current System (SOP No. 2)</w:t>
       </w:r>
       <w:r>
         <w:tab/>
@@ -742,36 +766,12 @@
         <w:pStyle w:val="TOC2"/>
       </w:pPr>
       <w:r>
-        <w:t>Process of the Existing System (SOP No. 1)</w:t>
-      </w:r>
-      <w:r>
-        <w:tab/>
-        <w:t>56</w:t>
-      </w:r>
-    </w:p>
-    <w:p>
-      <w:pPr>
-        <w:pStyle w:val="TOC2"/>
-      </w:pPr>
-      <w:r>
-        <w:t>Problems Encountered in the Current System (SOP No. 2)</w:t>
-      </w:r>
-      <w:r>
-        <w:tab/>
-        <w:t>59</w:t>
-      </w:r>
-    </w:p>
-    <w:p>
-      <w:pPr>
-        <w:pStyle w:val="TOC2"/>
-      </w:pPr>
-      <w:r>
         <w:lastRenderedPageBreak/>
         <w:t>Narrative Description of the Proposed System (SOP No. 3)</w:t>
       </w:r>
       <w:r>
         <w:tab/>
-        <w:t>61</w:t>
+        <w:t>58</w:t>
       </w:r>
     </w:p>
     <w:p>
@@ -783,7 +783,7 @@
       </w:r>
       <w:r>
         <w:tab/>
-        <w:t>71</w:t>
+        <w:t>68</w:t>
       </w:r>
     </w:p>
     <w:p>
@@ -795,7 +795,7 @@
       </w:r>
       <w:r>
         <w:tab/>
-        <w:t>73</w:t>
+        <w:t>70</w:t>
       </w:r>
     </w:p>
     <w:p>
@@ -807,7 +807,7 @@
       </w:r>
       <w:r>
         <w:tab/>
-        <w:t>90</w:t>
+        <w:t>87</w:t>
       </w:r>
     </w:p>
     <w:p>
@@ -816,6 +816,18 @@
       </w:pPr>
       <w:r>
         <w:t>Testing of the System</w:t>
+      </w:r>
+      <w:r>
+        <w:tab/>
+        <w:t>89</w:t>
+      </w:r>
+    </w:p>
+    <w:p>
+      <w:pPr>
+        <w:pStyle w:val="TOC2"/>
+      </w:pPr>
+      <w:r>
+        <w:t>Extent of Compliance of the Proposed System (SOP No. 4)</w:t>
       </w:r>
       <w:r>
         <w:tab/>
@@ -824,26 +836,14 @@
     </w:p>
     <w:p>
       <w:pPr>
-        <w:pStyle w:val="TOC2"/>
-      </w:pPr>
-      <w:r>
-        <w:t>Extent of Compliance of the Proposed System (SOP No. 4)</w:t>
+        <w:pStyle w:val="TOC1"/>
+      </w:pPr>
+      <w:r>
+        <w:t>REFERENCES</w:t>
       </w:r>
       <w:r>
         <w:tab/>
         <w:t>95</w:t>
-      </w:r>
-    </w:p>
-    <w:p>
-      <w:pPr>
-        <w:pStyle w:val="TOC1"/>
-      </w:pPr>
-      <w:r>
-        <w:t>REFERENCES</w:t>
-      </w:r>
-      <w:r>
-        <w:tab/>
-        <w:t>98</w:t>
       </w:r>
       <w:r>
         <w:fldChar w:fldCharType="end"/>
@@ -902,6 +902,18 @@
       </w:r>
       <w:r>
         <w:tab/>
+        <w:t>60</w:t>
+      </w:r>
+    </w:p>
+    <w:p>
+      <w:pPr>
+        <w:pStyle w:val="TableofFigures"/>
+      </w:pPr>
+      <w:r>
+        <w:t>Table 4.2. Year Level by Share of Curriculum Units Passed</w:t>
+      </w:r>
+      <w:r>
+        <w:tab/>
         <w:t>63</w:t>
       </w:r>
     </w:p>
@@ -910,11 +922,11 @@
         <w:pStyle w:val="TableofFigures"/>
       </w:pPr>
       <w:r>
-        <w:t>Table 4.2. Year Level by Share of Curriculum Units Passed</w:t>
+        <w:t xml:space="preserve">Table 4.3. Summary of the Automated Tests</w:t>
       </w:r>
       <w:r>
         <w:tab/>
-        <w:t>66</w:t>
+        <w:t>90</w:t>
       </w:r>
     </w:p>
     <w:p>
@@ -922,23 +934,11 @@
         <w:pStyle w:val="TableofFigures"/>
       </w:pPr>
       <w:r>
-        <w:t xml:space="preserve">Table 4.3. Summary of the Automated Tests</w:t>
+        <w:t xml:space="preserve">Table 4.4. Extent of Compliance of Auditrix with ISO/IEC 25010</w:t>
       </w:r>
       <w:r>
         <w:tab/>
-        <w:t>93</w:t>
-      </w:r>
-    </w:p>
-    <w:p>
-      <w:pPr>
-        <w:pStyle w:val="TableofFigures"/>
-      </w:pPr>
-      <w:r>
-        <w:t xml:space="preserve">Table 4.4. Extent of Compliance of Auditrix with ISO/IEC 25010</w:t>
-      </w:r>
-      <w:r>
-        <w:tab/>
-        <w:t>97</w:t>
+        <w:t>94</w:t>
       </w:r>
       <w:r>
         <w:fldChar w:fldCharType="end"/>
@@ -1005,11 +1005,11 @@
         <w:pStyle w:val="TableofFigures"/>
       </w:pPr>
       <w:r>
-        <w:t>Figure 2. Entity Relationship Diagram of Auditrix</w:t>
+        <w:t>Figure 4.1. Input-Process-Output Diagram of the Existing System</w:t>
       </w:r>
       <w:r>
         <w:tab/>
-        <w:t>43</w:t>
+        <w:t>56</w:t>
       </w:r>
     </w:p>
     <w:p>
@@ -1017,11 +1017,11 @@
         <w:pStyle w:val="TableofFigures"/>
       </w:pPr>
       <w:r>
-        <w:t>Figure 4.1. Input-Process-Output Diagram of the Existing System</w:t>
+        <w:t>Figure 4.2. Ishikawa (Fishbone) Diagram of the Problems in the Existing System</w:t>
       </w:r>
       <w:r>
         <w:tab/>
-        <w:t>59</w:t>
+        <w:t>58</w:t>
       </w:r>
     </w:p>
     <w:p>
@@ -1029,11 +1029,11 @@
         <w:pStyle w:val="TableofFigures"/>
       </w:pPr>
       <w:r>
-        <w:t>Figure 4.2. Ishikawa (Fishbone) Diagram of the Problems in the Existing System</w:t>
+        <w:t>Figure 4.3. Input-Process-Output Diagram of the Proposed System</w:t>
       </w:r>
       <w:r>
         <w:tab/>
-        <w:t>61</w:t>
+        <w:t>70</w:t>
       </w:r>
     </w:p>
     <w:p>
@@ -1041,7 +1041,19 @@
         <w:pStyle w:val="TableofFigures"/>
       </w:pPr>
       <w:r>
-        <w:t>Figure 4.3. Input-Process-Output Diagram of the Proposed System</w:t>
+        <w:t>Figure 4.4. Use Case Diagram of Auditrix</w:t>
+      </w:r>
+      <w:r>
+        <w:tab/>
+        <w:t>71</w:t>
+      </w:r>
+    </w:p>
+    <w:p>
+      <w:pPr>
+        <w:pStyle w:val="TableofFigures"/>
+      </w:pPr>
+      <w:r>
+        <w:t>Figure 4.5. Activity Diagram of the Audit of a Subject</w:t>
       </w:r>
       <w:r>
         <w:tab/>
@@ -1053,11 +1065,11 @@
         <w:pStyle w:val="TableofFigures"/>
       </w:pPr>
       <w:r>
-        <w:t>Figure 4.4. Use Case Diagram of Auditrix</w:t>
+        <w:t>Figure 4.6. Menu Diagram of Auditrix</w:t>
       </w:r>
       <w:r>
         <w:tab/>
-        <w:t>74</w:t>
+        <w:t>75</w:t>
       </w:r>
     </w:p>
     <w:p>
@@ -1065,7 +1077,19 @@
         <w:pStyle w:val="TableofFigures"/>
       </w:pPr>
       <w:r>
-        <w:t>Figure 4.5. Activity Diagram of the Audit of a Subject</w:t>
+        <w:t>Figure 4.7. User Interface of Auditrix</w:t>
+      </w:r>
+      <w:r>
+        <w:tab/>
+        <w:t>75</w:t>
+      </w:r>
+    </w:p>
+    <w:p>
+      <w:pPr>
+        <w:pStyle w:val="TableofFigures"/>
+      </w:pPr>
+      <w:r>
+        <w:t>Figure 4.7a. Log In — Dean role</w:t>
       </w:r>
       <w:r>
         <w:tab/>
@@ -1077,7 +1101,43 @@
         <w:pStyle w:val="TableofFigures"/>
       </w:pPr>
       <w:r>
-        <w:t>Figure 4.6. Menu Diagram of Auditrix</w:t>
+        <w:t>Figure 4.7b. Log In — Program Chairperson role</w:t>
+      </w:r>
+      <w:r>
+        <w:tab/>
+        <w:t>76</w:t>
+      </w:r>
+    </w:p>
+    <w:p>
+      <w:pPr>
+        <w:pStyle w:val="TableofFigures"/>
+      </w:pPr>
+      <w:r>
+        <w:t>Figure 4.7c. Students — search and list view</w:t>
+      </w:r>
+      <w:r>
+        <w:tab/>
+        <w:t>77</w:t>
+      </w:r>
+    </w:p>
+    <w:p>
+      <w:pPr>
+        <w:pStyle w:val="TableofFigures"/>
+      </w:pPr>
+      <w:r>
+        <w:t>Figure 4.7d. Student Audit — subject taken out of order and Irregular status</w:t>
+      </w:r>
+      <w:r>
+        <w:tab/>
+        <w:t>77</w:t>
+      </w:r>
+    </w:p>
+    <w:p>
+      <w:pPr>
+        <w:pStyle w:val="TableofFigures"/>
+      </w:pPr>
+      <w:r>
+        <w:t>Figure 4.7e. Transfer / Shift Records</w:t>
       </w:r>
       <w:r>
         <w:tab/>
@@ -1089,7 +1149,7 @@
         <w:pStyle w:val="TableofFigures"/>
       </w:pPr>
       <w:r>
-        <w:t>Figure 4.7. User Interface of Auditrix</w:t>
+        <w:t>Figure 4.7f. Enter Grades — choosing the term</w:t>
       </w:r>
       <w:r>
         <w:tab/>
@@ -1101,7 +1161,7 @@
         <w:pStyle w:val="TableofFigures"/>
       </w:pPr>
       <w:r>
-        <w:t>Figure 4.7a. Log In — Dean role</w:t>
+        <w:t>Figure 4.7g. Manage Curriculum Versions</w:t>
       </w:r>
       <w:r>
         <w:tab/>
@@ -1113,7 +1173,7 @@
         <w:pStyle w:val="TableofFigures"/>
       </w:pPr>
       <w:r>
-        <w:t>Figure 4.7b. Log In — Program Chairperson role</w:t>
+        <w:t>Figure 4.7h. Student Audit — status, term and reason for each subject</w:t>
       </w:r>
       <w:r>
         <w:tab/>
@@ -1125,7 +1185,7 @@
         <w:pStyle w:val="TableofFigures"/>
       </w:pPr>
       <w:r>
-        <w:t>Figure 4.7c. Students — search and list view</w:t>
+        <w:t>Figure 4.7i. Student Audit — fully compliant (Regular) example</w:t>
       </w:r>
       <w:r>
         <w:tab/>
@@ -1137,7 +1197,7 @@
         <w:pStyle w:val="TableofFigures"/>
       </w:pPr>
       <w:r>
-        <w:t>Figure 4.7d. Student Audit — subject taken out of order and Irregular status</w:t>
+        <w:t>Figure 4.7j. Export Curriculum — PDF output</w:t>
       </w:r>
       <w:r>
         <w:tab/>
@@ -1149,7 +1209,8 @@
         <w:pStyle w:val="TableofFigures"/>
       </w:pPr>
       <w:r>
-        <w:t>Figure 4.7e. Transfer / Shift Records</w:t>
+        <w:lastRenderedPageBreak/>
+        <w:t>Figure 4.7k. Create Program — new chairperson account with a temporary password</w:t>
       </w:r>
       <w:r>
         <w:tab/>
@@ -1161,19 +1222,7 @@
         <w:pStyle w:val="TableofFigures"/>
       </w:pPr>
       <w:r>
-        <w:t>Figure 4.7f. Enter Grades — choosing the term</w:t>
-      </w:r>
-      <w:r>
-        <w:tab/>
-        <w:t>81</w:t>
-      </w:r>
-    </w:p>
-    <w:p>
-      <w:pPr>
-        <w:pStyle w:val="TableofFigures"/>
-      </w:pPr>
-      <w:r>
-        <w:t>Figure 4.7g. Manage Curriculum Versions</w:t>
+        <w:t>Figure 4.7l. First Log In — password change with the rules checklist</w:t>
       </w:r>
       <w:r>
         <w:tab/>
@@ -1185,19 +1234,7 @@
         <w:pStyle w:val="TableofFigures"/>
       </w:pPr>
       <w:r>
-        <w:t>Figure 4.7h. Student Audit — status, term and reason for each subject</w:t>
-      </w:r>
-      <w:r>
-        <w:tab/>
-        <w:t>82</w:t>
-      </w:r>
-    </w:p>
-    <w:p>
-      <w:pPr>
-        <w:pStyle w:val="TableofFigures"/>
-      </w:pPr>
-      <w:r>
-        <w:t>Figure 4.7i. Student Audit — fully compliant (Regular) example</w:t>
+        <w:t>Figure 4.7m. Dean Dashboard — Current semester</w:t>
       </w:r>
       <w:r>
         <w:tab/>
@@ -1209,20 +1246,7 @@
         <w:pStyle w:val="TableofFigures"/>
       </w:pPr>
       <w:r>
-        <w:t>Figure 4.7j. Export Curriculum — PDF output</w:t>
-      </w:r>
-      <w:r>
-        <w:tab/>
-        <w:t>83</w:t>
-      </w:r>
-    </w:p>
-    <w:p>
-      <w:pPr>
-        <w:pStyle w:val="TableofFigures"/>
-      </w:pPr>
-      <w:r>
-        <w:lastRenderedPageBreak/>
-        <w:t>Figure 4.7k. Create Program — new chairperson account with a temporary password</w:t>
+        <w:t>Figure 4.7n. Chairperson Dashboard</w:t>
       </w:r>
       <w:r>
         <w:tab/>
@@ -1234,7 +1258,7 @@
         <w:pStyle w:val="TableofFigures"/>
       </w:pPr>
       <w:r>
-        <w:t>Figure 4.7l. First Log In — password change with the rules checklist</w:t>
+        <w:t>Figure 4.7o. Import Curriculum — preview of changes</w:t>
       </w:r>
       <w:r>
         <w:tab/>
@@ -1246,47 +1270,11 @@
         <w:pStyle w:val="TableofFigures"/>
       </w:pPr>
       <w:r>
-        <w:t>Figure 4.7m. Dean Dashboard — Current semester</w:t>
+        <w:t>Figure 4.7p. Grade Logbook</w:t>
       </w:r>
       <w:r>
         <w:tab/>
         <w:t>86</w:t>
-      </w:r>
-    </w:p>
-    <w:p>
-      <w:pPr>
-        <w:pStyle w:val="TableofFigures"/>
-      </w:pPr>
-      <w:r>
-        <w:t>Figure 4.7n. Chairperson Dashboard</w:t>
-      </w:r>
-      <w:r>
-        <w:tab/>
-        <w:t>87</w:t>
-      </w:r>
-    </w:p>
-    <w:p>
-      <w:pPr>
-        <w:pStyle w:val="TableofFigures"/>
-      </w:pPr>
-      <w:r>
-        <w:t>Figure 4.7o. Import Curriculum — preview of changes</w:t>
-      </w:r>
-      <w:r>
-        <w:tab/>
-        <w:t>88</w:t>
-      </w:r>
-    </w:p>
-    <w:p>
-      <w:pPr>
-        <w:pStyle w:val="TableofFigures"/>
-      </w:pPr>
-      <w:r>
-        <w:t>Figure 4.7p. Grade Logbook</w:t>
-      </w:r>
-      <w:r>
-        <w:tab/>
-        <w:t>89</w:t>
       </w:r>
     </w:p>
     <w:p>
@@ -1307,7 +1295,7 @@
       </w:r>
       <w:r>
         <w:tab/>
-        <w:t>90</w:t>
+        <w:t>87</w:t>
       </w:r>
       <w:r>
         <w:fldChar w:fldCharType="end"/>
@@ -6915,341 +6903,21 @@
           <w:sz w:val="24"/>
           <w:szCs w:val="24"/>
         </w:rPr>
-        <w:t xml:space="preserve">During this phase, requirements are translated into technical blueprints that evolve with each iteration. The following designs and models are made and used in the development of Auditrix:</w:t>
-      </w:r>
-      <w:r>
-        <w:rPr>
-          <w:rFonts w:ascii="Courier New" w:hAnsi="Courier New" w:cs="Courier New"/>
-          <w:sz w:val="24"/>
-          <w:szCs w:val="24"/>
-        </w:rPr>
-        <w:t xml:space="preserve"/>
-      </w:r>
-      <w:r>
-        <w:rPr>
-          <w:rFonts w:ascii="Courier New" w:hAnsi="Courier New" w:cs="Courier New"/>
-          <w:sz w:val="24"/>
-          <w:szCs w:val="24"/>
-        </w:rPr>
-        <w:t xml:space="preserve"/>
-      </w:r>
-    </w:p>
-    <w:p>
-      <w:pPr>
-        <w:numPr>
-          <w:ilvl w:val="0"/>
-          <w:numId w:val="4"/>
-        </w:numPr>
-        <w:spacing w:after="0" w:line="480" w:lineRule="auto"/>
-        <w:jc w:val="both"/>
-        <w:rPr>
-          <w:rFonts w:ascii="Courier New" w:hAnsi="Courier New" w:cs="Courier New"/>
-          <w:sz w:val="24"/>
-          <w:szCs w:val="24"/>
-        </w:rPr>
-      </w:pPr>
-      <w:r>
-        <w:rPr>
-          <w:rFonts w:ascii="Courier New" w:hAnsi="Courier New" w:cs="Courier New"/>
-          <w:sz w:val="24"/>
-          <w:szCs w:val="24"/>
-        </w:rPr>
-        <w:t xml:space="preserve">Iterative and Incremental Development model (Figure 1), which guides the cycles of planning, design, implementation and testing.</w:t>
-      </w:r>
-    </w:p>
-    <w:p>
-      <w:pPr>
-        <w:numPr>
-          <w:ilvl w:val="0"/>
-          <w:numId w:val="4"/>
-        </w:numPr>
-        <w:spacing w:after="0" w:line="480" w:lineRule="auto"/>
-        <w:jc w:val="both"/>
-        <w:rPr>
-          <w:rFonts w:ascii="Courier New" w:hAnsi="Courier New" w:cs="Courier New"/>
-          <w:sz w:val="24"/>
-          <w:szCs w:val="24"/>
-        </w:rPr>
-      </w:pPr>
-      <w:r>
-        <w:rPr>
-          <w:rFonts w:ascii="Courier New" w:hAnsi="Courier New" w:cs="Courier New"/>
-          <w:sz w:val="24"/>
-          <w:szCs w:val="24"/>
-        </w:rPr>
-        <w:t xml:space="preserve">Input-Process-Output (IPO) diagrams of the existing and the proposed system (Figures 4.1 and 4.3), which describe what each system takes in, does and produces.</w:t>
-      </w:r>
-    </w:p>
-    <w:p>
-      <w:pPr>
-        <w:numPr>
-          <w:ilvl w:val="0"/>
-          <w:numId w:val="4"/>
-        </w:numPr>
-        <w:spacing w:after="0" w:line="480" w:lineRule="auto"/>
-        <w:jc w:val="both"/>
-        <w:rPr>
-          <w:rFonts w:ascii="Courier New" w:hAnsi="Courier New" w:cs="Courier New"/>
-          <w:sz w:val="24"/>
-          <w:szCs w:val="24"/>
-        </w:rPr>
-      </w:pPr>
-      <w:r>
-        <w:rPr>
-          <w:rFonts w:ascii="Courier New" w:hAnsi="Courier New" w:cs="Courier New"/>
-          <w:sz w:val="24"/>
-          <w:szCs w:val="24"/>
-        </w:rPr>
-        <w:t xml:space="preserve">Ishikawa (fishbone) diagram (Figure 4.2), which analyzes the causes of the problems found in the existing system.</w:t>
-      </w:r>
-    </w:p>
-    <w:p>
-      <w:pPr>
-        <w:numPr>
-          <w:ilvl w:val="0"/>
-          <w:numId w:val="4"/>
-        </w:numPr>
-        <w:spacing w:after="0" w:line="480" w:lineRule="auto"/>
-        <w:jc w:val="both"/>
-        <w:rPr>
-          <w:rFonts w:ascii="Courier New" w:hAnsi="Courier New" w:cs="Courier New"/>
-          <w:sz w:val="24"/>
-          <w:szCs w:val="24"/>
-        </w:rPr>
-      </w:pPr>
-      <w:r>
-        <w:rPr>
-          <w:rFonts w:ascii="Courier New" w:hAnsi="Courier New" w:cs="Courier New"/>
-          <w:sz w:val="24"/>
-          <w:szCs w:val="24"/>
-        </w:rPr>
-        <w:t xml:space="preserve">Entity relationship diagram (ERD) of the database in Supabase (Figure 2), which shows the tables, their keys and how they are related; row-level security policies on every table limit each role to its own program or college.</w:t>
-      </w:r>
-    </w:p>
-    <w:p>
-      <w:pPr>
-        <w:numPr>
-          <w:ilvl w:val="0"/>
-          <w:numId w:val="4"/>
-        </w:numPr>
-        <w:spacing w:after="0" w:line="480" w:lineRule="auto"/>
-        <w:jc w:val="both"/>
-        <w:rPr>
-          <w:rFonts w:ascii="Courier New" w:hAnsi="Courier New" w:cs="Courier New"/>
-          <w:sz w:val="24"/>
-          <w:szCs w:val="24"/>
-        </w:rPr>
-      </w:pPr>
-      <w:r>
-        <w:rPr>
-          <w:rFonts w:ascii="Courier New" w:hAnsi="Courier New" w:cs="Courier New"/>
-          <w:sz w:val="24"/>
-          <w:szCs w:val="24"/>
-        </w:rPr>
-        <w:t xml:space="preserve">Use case diagram (Figure 4.4), which shows the actors of the system and what each of them can do.</w:t>
-      </w:r>
-    </w:p>
-    <w:p>
-      <w:pPr>
-        <w:numPr>
-          <w:ilvl w:val="0"/>
-          <w:numId w:val="4"/>
-        </w:numPr>
-        <w:spacing w:after="0" w:line="480" w:lineRule="auto"/>
-        <w:jc w:val="both"/>
-        <w:rPr>
-          <w:rFonts w:ascii="Courier New" w:hAnsi="Courier New" w:cs="Courier New"/>
-          <w:sz w:val="24"/>
-          <w:szCs w:val="24"/>
-        </w:rPr>
-      </w:pPr>
-      <w:r>
-        <w:rPr>
-          <w:rFonts w:ascii="Courier New" w:hAnsi="Courier New" w:cs="Courier New"/>
-          <w:sz w:val="24"/>
-          <w:szCs w:val="24"/>
-        </w:rPr>
-        <w:t xml:space="preserve">Activity diagram (Figure 4.5), which serves as the flowchart of the audit of a subject.</w:t>
-      </w:r>
-    </w:p>
-    <w:p>
-      <w:pPr>
-        <w:numPr>
-          <w:ilvl w:val="0"/>
-          <w:numId w:val="4"/>
-        </w:numPr>
-        <w:spacing w:after="0" w:line="480" w:lineRule="auto"/>
-        <w:jc w:val="both"/>
-        <w:rPr>
-          <w:rFonts w:ascii="Courier New" w:hAnsi="Courier New" w:cs="Courier New"/>
-          <w:sz w:val="24"/>
-          <w:szCs w:val="24"/>
-        </w:rPr>
-      </w:pPr>
-      <w:r>
-        <w:rPr>
-          <w:rFonts w:ascii="Courier New" w:hAnsi="Courier New" w:cs="Courier New"/>
-          <w:sz w:val="24"/>
-          <w:szCs w:val="24"/>
-        </w:rPr>
-        <w:t xml:space="preserve">Menu diagram (Figure 4.6), which shows the navigation of the system for each role.</w:t>
-      </w:r>
-    </w:p>
-    <w:p>
-      <w:pPr>
-        <w:numPr>
-          <w:ilvl w:val="0"/>
-          <w:numId w:val="4"/>
-        </w:numPr>
-        <w:spacing w:after="0" w:line="480" w:lineRule="auto"/>
-        <w:jc w:val="both"/>
-        <w:rPr>
-          <w:rFonts w:ascii="Courier New" w:hAnsi="Courier New" w:cs="Courier New"/>
-          <w:sz w:val="24"/>
-          <w:szCs w:val="24"/>
-        </w:rPr>
-      </w:pPr>
-      <w:r>
-        <w:rPr>
-          <w:rFonts w:ascii="Courier New" w:hAnsi="Courier New" w:cs="Courier New"/>
-          <w:sz w:val="24"/>
-          <w:szCs w:val="24"/>
-        </w:rPr>
-        <w:t xml:space="preserve">High-fidelity user interface mockups made in Figma, from which the screens in Figure 4.7 are built, using a responsive dashboard design in Tailwind CSS.</w:t>
-      </w:r>
-    </w:p>
-    <w:p>
-      <w:pPr>
-        <w:numPr>
-          <w:ilvl w:val="0"/>
-          <w:numId w:val="4"/>
-        </w:numPr>
-        <w:spacing w:after="0" w:line="480" w:lineRule="auto"/>
-        <w:jc w:val="both"/>
-        <w:rPr>
-          <w:rFonts w:ascii="Courier New" w:hAnsi="Courier New" w:cs="Courier New"/>
-          <w:sz w:val="24"/>
-          <w:szCs w:val="24"/>
-        </w:rPr>
-      </w:pPr>
-      <w:r>
-        <w:rPr>
-          <w:rFonts w:ascii="Courier New" w:hAnsi="Courier New" w:cs="Courier New"/>
-          <w:sz w:val="24"/>
-          <w:szCs w:val="24"/>
-        </w:rPr>
-        <w:t xml:space="preserve">The algorithms of the Audit Engine for the audit of a subject, the year level and the regular or irregular status, described below.</w:t>
-      </w:r>
-    </w:p>
-    <w:p>
-      <w:pPr>
-        <w:keepNext/>
-        <w:spacing w:after="0" w:line="480" w:lineRule="auto"/>
-        <w:jc w:val="center"/>
-        <w:rPr>
-          <w:rFonts w:ascii="Courier New" w:hAnsi="Courier New" w:cs="Courier New"/>
-          <w:sz w:val="24"/>
-          <w:szCs w:val="24"/>
-        </w:rPr>
-      </w:pPr>
-      <w:r>
-        <w:rPr>
-          <w:rFonts w:ascii="Courier New" w:hAnsi="Courier New" w:cs="Courier New"/>
-          <w:noProof/>
-        </w:rPr>
-        <w:drawing>
-          <wp:inline distT="0" distB="0" distL="0" distR="0" wp14:anchorId="47E47EAD" wp14:editId="5827132E">
-            <wp:extent cx="5486400" cy="4797232"/>
-            <wp:effectExtent l="0" t="0" r="5715" b="0"/>
-            <wp:docPr id="8100001" name="Figure 2"/>
-            <wp:cNvGraphicFramePr>
-              <a:graphicFrameLocks xmlns:a="http://schemas.openxmlformats.org/drawingml/2006/main" noChangeAspect="1"/>
-            </wp:cNvGraphicFramePr>
-            <a:graphic xmlns:a="http://schemas.openxmlformats.org/drawingml/2006/main">
-              <a:graphicData uri="http://schemas.openxmlformats.org/drawingml/2006/picture">
-                <pic:pic xmlns:pic="http://schemas.openxmlformats.org/drawingml/2006/picture">
-                  <pic:nvPicPr>
-                    <pic:cNvPr id="8100001" name="Figure 2"/>
-                    <pic:cNvPicPr>
-                      <a:picLocks noChangeAspect="1"/>
-                    </pic:cNvPicPr>
-                  </pic:nvPicPr>
-                  <pic:blipFill>
-                    <a:blip r:embed="rId9401"/>
-                    <a:stretch>
-                      <a:fillRect/>
-                    </a:stretch>
-                  </pic:blipFill>
-                  <pic:spPr>
-                    <a:xfrm>
-                      <a:off x="0" y="0"/>
-                      <a:ext cx="5486400" cy="4797232"/>
-                    </a:xfrm>
-                    <a:prstGeom prst="rect">
-                      <a:avLst/>
-                    </a:prstGeom>
-                  </pic:spPr>
-                </pic:pic>
-              </a:graphicData>
-            </a:graphic>
-          </wp:inline>
-        </w:drawing>
-      </w:r>
-    </w:p>
-    <w:p>
-      <w:pPr>
-        <w:spacing w:line="480" w:lineRule="auto"/>
-        <w:jc w:val="center"/>
-        <w:rPr>
-          <w:rFonts w:ascii="Courier New" w:hAnsi="Courier New" w:cs="Courier New"/>
-          <w:i/>
-          <w:iCs/>
-          <w:sz w:val="24"/>
-          <w:szCs w:val="24"/>
-        </w:rPr>
-      </w:pPr>
-      <w:r>
-        <w:rPr>
-          <w:rFonts w:ascii="Courier New" w:hAnsi="Courier New" w:cs="Courier New"/>
-          <w:b/>
-          <w:bCs/>
-          <w:i/>
-          <w:iCs/>
-          <w:sz w:val="24"/>
-          <w:szCs w:val="24"/>
-        </w:rPr>
-        <w:t xml:space="preserve">Figure </w:t>
-      </w:r>
-      <w:r>
-        <w:rPr>
-          <w:rFonts w:ascii="Courier New" w:hAnsi="Courier New" w:cs="Courier New"/>
-          <w:b/>
-          <w:bCs/>
-          <w:i/>
-          <w:iCs/>
-          <w:sz w:val="24"/>
-          <w:szCs w:val="24"/>
-        </w:rPr>
-        <w:t>2</w:t>
-      </w:r>
-      <w:r>
-        <w:rPr>
-          <w:rFonts w:ascii="Courier New" w:hAnsi="Courier New" w:cs="Courier New"/>
-          <w:i/>
-          <w:iCs/>
-          <w:sz w:val="24"/>
-          <w:szCs w:val="24"/>
-        </w:rPr>
-        <w:t>. Entity Relationship Diagram of Auditrix</w:t>
-      </w:r>
-      <w:r>
-        <w:fldChar w:fldCharType="begin"/>
-      </w:r>
-      <w:r>
-        <w:instrText xml:space="preserve"> TC "Figure 2. Entity Relationship Diagram of Auditrix" \f f \l 1 </w:instrText>
-      </w:r>
-      <w:r>
-        <w:fldChar w:fldCharType="end"/>
+        <w:t xml:space="preserve">During this phase, requirements are translated into technical blueprints that evolve with each iteration. The researchers use the Iterative and Incremental Development model to guide the cycles of planning, design, implementation, and testing, and an Ishikawa (fishbone) diagram to analyze the causes of the problems found in the existing system. Input-Process-Output (IPO) diagrams describe what the existing and the proposed systems take in, process, and produce. The database is designed in Supabase through an entity-relationship diagram (ERD) that defines the tables, their keys, and their relationships, with row-level security policies that limit each role to its own program or college. The behavior of the system is modeled with a use case diagram of the actors and what each of them can do, an activity diagram that serves as the flowchart of the audit of a subject, and a menu diagram of the system's navigation. High-fidelity user interface mockups are created in Figma, prioritizing a responsive "Command Center" dashboard using Tailwind CSS, so that the interface remains intuitive and seamless as new features, such as the curriculum and student import modules, are added.</w:t>
+      </w:r>
+      <w:r>
+        <w:rPr>
+          <w:rFonts w:ascii="Courier New" w:hAnsi="Courier New" w:cs="Courier New"/>
+          <w:sz w:val="24"/>
+          <w:szCs w:val="24"/>
+        </w:rPr>
+      </w:r>
+      <w:r>
+        <w:rPr>
+          <w:rFonts w:ascii="Courier New" w:hAnsi="Courier New" w:cs="Courier New"/>
+          <w:sz w:val="24"/>
+          <w:szCs w:val="24"/>
+        </w:rPr>
       </w:r>
     </w:p>
     <w:p>
@@ -7269,429 +6937,22 @@
           <w:sz w:val="24"/>
           <w:szCs w:val="24"/>
         </w:rPr>
-        <w:t xml:space="preserve">The Audit Engine follows three algorithms. They are written below as steps:</w:t>
-      </w:r>
-    </w:p>
-    <w:p>
-      <w:pPr>
-        <w:spacing w:line="480" w:lineRule="auto"/>
-        <w:jc w:val="both"/>
-        <w:rPr>
-          <w:rFonts w:ascii="Courier New" w:hAnsi="Courier New" w:cs="Courier New"/>
-          <w:sz w:val="24"/>
-          <w:szCs w:val="24"/>
-        </w:rPr>
-      </w:pPr>
-      <w:r>
-        <w:rPr>
-          <w:rFonts w:ascii="Courier New" w:hAnsi="Courier New" w:cs="Courier New"/>
-          <w:b/>
-          <w:bCs/>
-          <w:sz w:val="24"/>
-          <w:szCs w:val="24"/>
-        </w:rPr>
-        <w:t xml:space="preserve">Algorithm 1. Audit of a subject</w:t>
-      </w:r>
-    </w:p>
-    <w:p>
-      <w:pPr>
-        <w:spacing w:line="480" w:lineRule="auto"/>
-        <w:ind w:firstLine="720"/>
-        <w:jc w:val="both"/>
-        <w:rPr>
-          <w:rFonts w:ascii="Courier New" w:hAnsi="Courier New" w:cs="Courier New"/>
-          <w:sz w:val="24"/>
-          <w:szCs w:val="24"/>
-        </w:rPr>
-      </w:pPr>
-      <w:r>
-        <w:rPr>
-          <w:rFonts w:ascii="Courier New" w:hAnsi="Courier New" w:cs="Courier New"/>
-          <w:sz w:val="24"/>
-          <w:szCs w:val="24"/>
-        </w:rPr>
-        <w:t xml:space="preserve">For every subject of the student's curriculum, the Audit Engine:</w:t>
-      </w:r>
-    </w:p>
-    <w:p>
-      <w:pPr>
-        <w:spacing w:line="480" w:lineRule="auto"/>
-        <w:ind w:left="1080" w:hanging="360"/>
-        <w:jc w:val="both"/>
-        <w:rPr>
-          <w:rFonts w:ascii="Courier New" w:hAnsi="Courier New" w:cs="Courier New"/>
-          <w:sz w:val="24"/>
-          <w:szCs w:val="24"/>
-        </w:rPr>
-      </w:pPr>
-      <w:r>
-        <w:rPr>
-          <w:rFonts w:ascii="Courier New" w:hAnsi="Courier New" w:cs="Courier New"/>
-          <w:sz w:val="24"/>
-          <w:szCs w:val="24"/>
-        </w:rPr>
-        <w:t xml:space="preserve">1.</w:t>
-        <w:tab/>
-        <w:t xml:space="preserve">Takes the student's latest record of the subject: its grade, the term it was taken and, for an INC, the term the INC was resolved.</w:t>
-      </w:r>
-    </w:p>
-    <w:p>
-      <w:pPr>
-        <w:spacing w:line="480" w:lineRule="auto"/>
-        <w:ind w:left="1080" w:hanging="360"/>
-        <w:jc w:val="both"/>
-        <w:rPr>
-          <w:rFonts w:ascii="Courier New" w:hAnsi="Courier New" w:cs="Courier New"/>
-          <w:sz w:val="24"/>
-          <w:szCs w:val="24"/>
-        </w:rPr>
-      </w:pPr>
-      <w:r>
-        <w:rPr>
-          <w:rFonts w:ascii="Courier New" w:hAnsi="Courier New" w:cs="Courier New"/>
-          <w:sz w:val="24"/>
-          <w:szCs w:val="24"/>
-        </w:rPr>
-        <w:t xml:space="preserve">2.</w:t>
-        <w:tab/>
-        <w:t xml:space="preserve">If there is no record, marks the subject Available when every requirement has been passed, Pending when a requirement is still waiting for its final grade, and Unavailable otherwise, listing the missing requirements.</w:t>
-      </w:r>
-    </w:p>
-    <w:p>
-      <w:pPr>
-        <w:spacing w:line="480" w:lineRule="auto"/>
-        <w:ind w:left="1080" w:hanging="360"/>
-        <w:jc w:val="both"/>
-        <w:rPr>
-          <w:rFonts w:ascii="Courier New" w:hAnsi="Courier New" w:cs="Courier New"/>
-          <w:sz w:val="24"/>
-          <w:szCs w:val="24"/>
-        </w:rPr>
-      </w:pPr>
-      <w:r>
-        <w:rPr>
-          <w:rFonts w:ascii="Courier New" w:hAnsi="Courier New" w:cs="Courier New"/>
-          <w:sz w:val="24"/>
-          <w:szCs w:val="24"/>
-        </w:rPr>
-        <w:t xml:space="preserve">3.</w:t>
-        <w:tab/>
-        <w:t xml:space="preserve">If the subject is in progress or has an INC grade, marks it Pending.</w:t>
-      </w:r>
-    </w:p>
-    <w:p>
-      <w:pPr>
-        <w:spacing w:line="480" w:lineRule="auto"/>
-        <w:ind w:left="1080" w:hanging="360"/>
-        <w:jc w:val="both"/>
-        <w:rPr>
-          <w:rFonts w:ascii="Courier New" w:hAnsi="Courier New" w:cs="Courier New"/>
-          <w:sz w:val="24"/>
-          <w:szCs w:val="24"/>
-        </w:rPr>
-      </w:pPr>
-      <w:r>
-        <w:rPr>
-          <w:rFonts w:ascii="Courier New" w:hAnsi="Courier New" w:cs="Courier New"/>
-          <w:sz w:val="24"/>
-          <w:szCs w:val="24"/>
-        </w:rPr>
-        <w:t xml:space="preserve">4.</w:t>
-        <w:tab/>
-        <w:t xml:space="preserve">Otherwise, compares the terms of each requirement: a prerequisite must have been passed in a term before the subject was taken, a co-requisite must have been taken in the same term, the year standing must have been reached going into that term, and for "all subjects completed", every other subject must have been passed before that term.</w:t>
-      </w:r>
-    </w:p>
-    <w:p>
-      <w:pPr>
-        <w:spacing w:line="480" w:lineRule="auto"/>
-        <w:ind w:left="1080" w:hanging="360"/>
-        <w:jc w:val="both"/>
-        <w:rPr>
-          <w:rFonts w:ascii="Courier New" w:hAnsi="Courier New" w:cs="Courier New"/>
-          <w:sz w:val="24"/>
-          <w:szCs w:val="24"/>
-        </w:rPr>
-      </w:pPr>
-      <w:r>
-        <w:rPr>
-          <w:rFonts w:ascii="Courier New" w:hAnsi="Courier New" w:cs="Courier New"/>
-          <w:sz w:val="24"/>
-          <w:szCs w:val="24"/>
-        </w:rPr>
-        <w:t xml:space="preserve">5.</w:t>
-        <w:tab/>
-        <w:t xml:space="preserve">If a requirement was not met, marks the subject Violation, states the reason and gives it no credit; if the year standing cannot be confirmed from the grades, marks it "Year standing: please verify".</w:t>
-      </w:r>
-    </w:p>
-    <w:p>
-      <w:pPr>
-        <w:spacing w:line="480" w:lineRule="auto"/>
-        <w:ind w:left="1080" w:hanging="360"/>
-        <w:jc w:val="both"/>
-        <w:rPr>
-          <w:rFonts w:ascii="Courier New" w:hAnsi="Courier New" w:cs="Courier New"/>
-          <w:sz w:val="24"/>
-          <w:szCs w:val="24"/>
-        </w:rPr>
-      </w:pPr>
-      <w:r>
-        <w:rPr>
-          <w:rFonts w:ascii="Courier New" w:hAnsi="Courier New" w:cs="Courier New"/>
-          <w:sz w:val="24"/>
-          <w:szCs w:val="24"/>
-        </w:rPr>
-        <w:t xml:space="preserve">6.</w:t>
-        <w:tab/>
-        <w:t xml:space="preserve">If every requirement was met, marks a passed subject (whose co-requisite was also passed) Completed, and a failed subject Available for retaking.</w:t>
-      </w:r>
-    </w:p>
-    <w:p>
-      <w:pPr>
-        <w:spacing w:line="480" w:lineRule="auto"/>
-        <w:jc w:val="both"/>
-        <w:rPr>
-          <w:rFonts w:ascii="Courier New" w:hAnsi="Courier New" w:cs="Courier New"/>
-          <w:sz w:val="24"/>
-          <w:szCs w:val="24"/>
-        </w:rPr>
-      </w:pPr>
-      <w:r>
-        <w:rPr>
-          <w:rFonts w:ascii="Courier New" w:hAnsi="Courier New" w:cs="Courier New"/>
-          <w:b/>
-          <w:bCs/>
-          <w:sz w:val="24"/>
-          <w:szCs w:val="24"/>
-        </w:rPr>
-        <w:t xml:space="preserve">Algorithm 2. Year level</w:t>
-      </w:r>
-    </w:p>
-    <w:p>
-      <w:pPr>
-        <w:spacing w:line="480" w:lineRule="auto"/>
-        <w:ind w:firstLine="720"/>
-        <w:jc w:val="both"/>
-        <w:rPr>
-          <w:rFonts w:ascii="Courier New" w:hAnsi="Courier New" w:cs="Courier New"/>
-          <w:sz w:val="24"/>
-          <w:szCs w:val="24"/>
-        </w:rPr>
-      </w:pPr>
-      <w:r>
-        <w:rPr>
-          <w:rFonts w:ascii="Courier New" w:hAnsi="Courier New" w:cs="Courier New"/>
-          <w:sz w:val="24"/>
-          <w:szCs w:val="24"/>
-        </w:rPr>
-        <w:t xml:space="preserve">To find a student's year level for the current semester, the Audit Engine:</w:t>
-      </w:r>
-    </w:p>
-    <w:p>
-      <w:pPr>
-        <w:spacing w:line="480" w:lineRule="auto"/>
-        <w:ind w:left="1080" w:hanging="360"/>
-        <w:jc w:val="both"/>
-        <w:rPr>
-          <w:rFonts w:ascii="Courier New" w:hAnsi="Courier New" w:cs="Courier New"/>
-          <w:sz w:val="24"/>
-          <w:szCs w:val="24"/>
-        </w:rPr>
-      </w:pPr>
-      <w:r>
-        <w:rPr>
-          <w:rFonts w:ascii="Courier New" w:hAnsi="Courier New" w:cs="Courier New"/>
-          <w:sz w:val="24"/>
-          <w:szCs w:val="24"/>
-        </w:rPr>
-        <w:t xml:space="preserve">1.</w:t>
-        <w:tab/>
-        <w:t xml:space="preserve">Adds up the units of the subjects passed with credit in the terms before the current semester.</w:t>
-      </w:r>
-    </w:p>
-    <w:p>
-      <w:pPr>
-        <w:spacing w:line="480" w:lineRule="auto"/>
-        <w:ind w:left="1080" w:hanging="360"/>
-        <w:jc w:val="both"/>
-        <w:rPr>
-          <w:rFonts w:ascii="Courier New" w:hAnsi="Courier New" w:cs="Courier New"/>
-          <w:sz w:val="24"/>
-          <w:szCs w:val="24"/>
-        </w:rPr>
-      </w:pPr>
-      <w:r>
-        <w:rPr>
-          <w:rFonts w:ascii="Courier New" w:hAnsi="Courier New" w:cs="Courier New"/>
-          <w:sz w:val="24"/>
-          <w:szCs w:val="24"/>
-        </w:rPr>
-        <w:t xml:space="preserve">2.</w:t>
-        <w:tab/>
-        <w:t xml:space="preserve">Divides this by the total units of the student's curriculum.</w:t>
-      </w:r>
-    </w:p>
-    <w:p>
-      <w:pPr>
-        <w:spacing w:line="480" w:lineRule="auto"/>
-        <w:ind w:left="1080" w:hanging="360"/>
-        <w:jc w:val="both"/>
-        <w:rPr>
-          <w:rFonts w:ascii="Courier New" w:hAnsi="Courier New" w:cs="Courier New"/>
-          <w:sz w:val="24"/>
-          <w:szCs w:val="24"/>
-        </w:rPr>
-      </w:pPr>
-      <w:r>
-        <w:rPr>
-          <w:rFonts w:ascii="Courier New" w:hAnsi="Courier New" w:cs="Courier New"/>
-          <w:sz w:val="24"/>
-          <w:szCs w:val="24"/>
-        </w:rPr>
-        <w:t xml:space="preserve">3.</w:t>
-        <w:tab/>
-        <w:t xml:space="preserve">Assigns 1st year below 25%, 2nd year from 25% to 50%, 3rd year above 50%, and 4th year at 75% or more; passing every subject of the earlier years also moves the student up.</w:t>
-      </w:r>
-    </w:p>
-    <w:p>
-      <w:pPr>
-        <w:spacing w:line="480" w:lineRule="auto"/>
-        <w:ind w:left="1080" w:hanging="360"/>
-        <w:jc w:val="both"/>
-        <w:rPr>
-          <w:rFonts w:ascii="Courier New" w:hAnsi="Courier New" w:cs="Courier New"/>
-          <w:sz w:val="24"/>
-          <w:szCs w:val="24"/>
-        </w:rPr>
-      </w:pPr>
-      <w:r>
-        <w:rPr>
-          <w:rFonts w:ascii="Courier New" w:hAnsi="Courier New" w:cs="Courier New"/>
-          <w:sz w:val="24"/>
-          <w:szCs w:val="24"/>
-        </w:rPr>
-        <w:t xml:space="preserve">4.</w:t>
-        <w:tab/>
-        <w:t xml:space="preserve">Uses the year level set by the chairperson instead, when one was set by hand for a special case.</w:t>
-      </w:r>
-    </w:p>
-    <w:p>
-      <w:pPr>
-        <w:spacing w:line="480" w:lineRule="auto"/>
-        <w:jc w:val="both"/>
-        <w:rPr>
-          <w:rFonts w:ascii="Courier New" w:hAnsi="Courier New" w:cs="Courier New"/>
-          <w:sz w:val="24"/>
-          <w:szCs w:val="24"/>
-        </w:rPr>
-      </w:pPr>
-      <w:r>
-        <w:rPr>
-          <w:rFonts w:ascii="Courier New" w:hAnsi="Courier New" w:cs="Courier New"/>
-          <w:b/>
-          <w:bCs/>
-          <w:sz w:val="24"/>
-          <w:szCs w:val="24"/>
-        </w:rPr>
-        <w:t xml:space="preserve">Algorithm 3. Regular or irregular status</w:t>
-      </w:r>
-    </w:p>
-    <w:p>
-      <w:pPr>
-        <w:spacing w:line="480" w:lineRule="auto"/>
-        <w:ind w:firstLine="720"/>
-        <w:jc w:val="both"/>
-        <w:rPr>
-          <w:rFonts w:ascii="Courier New" w:hAnsi="Courier New" w:cs="Courier New"/>
-          <w:sz w:val="24"/>
-          <w:szCs w:val="24"/>
-        </w:rPr>
-      </w:pPr>
-      <w:r>
-        <w:rPr>
-          <w:rFonts w:ascii="Courier New" w:hAnsi="Courier New" w:cs="Courier New"/>
-          <w:sz w:val="24"/>
-          <w:szCs w:val="24"/>
-        </w:rPr>
-        <w:t xml:space="preserve">To classify a student for the current semester, the Audit Engine:</w:t>
-      </w:r>
-    </w:p>
-    <w:p>
-      <w:pPr>
-        <w:spacing w:line="480" w:lineRule="auto"/>
-        <w:ind w:left="1080" w:hanging="360"/>
-        <w:jc w:val="both"/>
-        <w:rPr>
-          <w:rFonts w:ascii="Courier New" w:hAnsi="Courier New" w:cs="Courier New"/>
-          <w:sz w:val="24"/>
-          <w:szCs w:val="24"/>
-        </w:rPr>
-      </w:pPr>
-      <w:r>
-        <w:rPr>
-          <w:rFonts w:ascii="Courier New" w:hAnsi="Courier New" w:cs="Courier New"/>
-          <w:sz w:val="24"/>
-          <w:szCs w:val="24"/>
-        </w:rPr>
-        <w:t xml:space="preserve">1.</w:t>
-        <w:tab/>
-        <w:t xml:space="preserve">Takes the prescribed load: the curriculum's subjects for the student's year level and the current semester, leaving out those already passed.</w:t>
-      </w:r>
-    </w:p>
-    <w:p>
-      <w:pPr>
-        <w:spacing w:line="480" w:lineRule="auto"/>
-        <w:ind w:left="1080" w:hanging="360"/>
-        <w:jc w:val="both"/>
-        <w:rPr>
-          <w:rFonts w:ascii="Courier New" w:hAnsi="Courier New" w:cs="Courier New"/>
-          <w:sz w:val="24"/>
-          <w:szCs w:val="24"/>
-        </w:rPr>
-      </w:pPr>
-      <w:r>
-        <w:rPr>
-          <w:rFonts w:ascii="Courier New" w:hAnsi="Courier New" w:cs="Courier New"/>
-          <w:sz w:val="24"/>
-          <w:szCs w:val="24"/>
-        </w:rPr>
-        <w:t xml:space="preserve">2.</w:t>
-        <w:tab/>
-        <w:t xml:space="preserve">Marks the status Not determined when nothing is recorded for the student in the current semester.</w:t>
-      </w:r>
-    </w:p>
-    <w:p>
-      <w:pPr>
-        <w:spacing w:line="480" w:lineRule="auto"/>
-        <w:ind w:left="1080" w:hanging="360"/>
-        <w:jc w:val="both"/>
-        <w:rPr>
-          <w:rFonts w:ascii="Courier New" w:hAnsi="Courier New" w:cs="Courier New"/>
-          <w:sz w:val="24"/>
-          <w:szCs w:val="24"/>
-        </w:rPr>
-      </w:pPr>
-      <w:r>
-        <w:rPr>
-          <w:rFonts w:ascii="Courier New" w:hAnsi="Courier New" w:cs="Courier New"/>
-          <w:sz w:val="24"/>
-          <w:szCs w:val="24"/>
-        </w:rPr>
-        <w:t xml:space="preserve">3.</w:t>
-        <w:tab/>
-        <w:t xml:space="preserve">Marks the student Regular when every prescribed subject is graded or in progress in the current semester, and Irregular otherwise, listing the missing subjects.</w:t>
-      </w:r>
-    </w:p>
-    <w:p>
-      <w:pPr>
-        <w:spacing w:line="480" w:lineRule="auto"/>
-        <w:ind w:firstLine="720"/>
-        <w:jc w:val="both"/>
-        <w:rPr>
-          <w:rFonts w:ascii="Courier New" w:hAnsi="Courier New" w:cs="Courier New"/>
-          <w:sz w:val="24"/>
-          <w:szCs w:val="24"/>
-        </w:rPr>
-      </w:pPr>
+        <w:t xml:space="preserve">The Audit Engine is designed around three algorithms. The first audits each subject by comparing the term in which the subject was taken with the terms in which its requirements were passed, and assigns one of five statuses: Completed, Available, Pending, Unavailable, or Violation. The second computes a student's year level from the share of the curriculum's units passed before the current semester. The third classifies a student as regular or irregular by comparing the subjects the student is enrolled in with the prescribed load for the current semester.</w:t>
+      </w:r>
+      <w:r>
+        <w:rPr>
+          <w:rFonts w:ascii="Courier New" w:hAnsi="Courier New" w:cs="Courier New"/>
+          <w:sz w:val="24"/>
+          <w:szCs w:val="24"/>
+        </w:rPr>
+      </w:r>
+      <w:r>
+        <w:rPr>
+          <w:rFonts w:ascii="Courier New" w:hAnsi="Courier New" w:cs="Courier New"/>
+          <w:sz w:val="24"/>
+          <w:szCs w:val="24"/>
+        </w:rPr>
+      </w:r>
     </w:p>
     <w:p>
       <w:pPr>

--- a/docs/paper/Thesis - Auditrix for KSU.docx
+++ b/docs/paper/Thesis - Auditrix for KSU.docx
@@ -30,6 +30,7 @@
           <w:lang w:val="en-US"/>
         </w:rPr>
       </w:pPr>
+      <w:proofErr w:type="spellStart"/>
       <w:r>
         <w:rPr>
           <w:rFonts w:ascii="Courier New" w:hAnsi="Courier New" w:cs="Courier New"/>
@@ -39,7 +40,19 @@
           <w:szCs w:val="24"/>
           <w:lang w:val="en-US"/>
         </w:rPr>
-        <w:t>Auditrix - A Curriculum Audit System for KSU</w:t>
+        <w:t>Auditrix</w:t>
+      </w:r>
+      <w:proofErr w:type="spellEnd"/>
+      <w:r>
+        <w:rPr>
+          <w:rFonts w:ascii="Courier New" w:hAnsi="Courier New" w:cs="Courier New"/>
+          <w:b/>
+          <w:bCs/>
+          <w:sz w:val="24"/>
+          <w:szCs w:val="24"/>
+          <w:lang w:val="en-US"/>
+        </w:rPr>
+        <w:t xml:space="preserve"> - A Curriculum Audit System for KSU</w:t>
       </w:r>
     </w:p>
     <w:p>
@@ -298,6 +311,7 @@
           <w:lang w:val="en-US"/>
         </w:rPr>
       </w:pPr>
+      <w:proofErr w:type="spellStart"/>
       <w:r>
         <w:rPr>
           <w:rFonts w:ascii="Courier New" w:hAnsi="Courier New" w:cs="Courier New"/>
@@ -305,8 +319,29 @@
           <w:szCs w:val="24"/>
           <w:lang w:val="en-US"/>
         </w:rPr>
-        <w:t>Jhonrey Binaraba</w:t>
-      </w:r>
+        <w:t>Jhonrey</w:t>
+      </w:r>
+      <w:proofErr w:type="spellEnd"/>
+      <w:r>
+        <w:rPr>
+          <w:rFonts w:ascii="Courier New" w:hAnsi="Courier New" w:cs="Courier New"/>
+          <w:sz w:val="24"/>
+          <w:szCs w:val="24"/>
+          <w:lang w:val="en-US"/>
+        </w:rPr>
+        <w:t xml:space="preserve"> </w:t>
+      </w:r>
+      <w:proofErr w:type="spellStart"/>
+      <w:r>
+        <w:rPr>
+          <w:rFonts w:ascii="Courier New" w:hAnsi="Courier New" w:cs="Courier New"/>
+          <w:sz w:val="24"/>
+          <w:szCs w:val="24"/>
+          <w:lang w:val="en-US"/>
+        </w:rPr>
+        <w:t>Binaraba</w:t>
+      </w:r>
+      <w:proofErr w:type="spellEnd"/>
     </w:p>
     <w:p>
       <w:pPr>
@@ -347,8 +382,19 @@
           <w:szCs w:val="24"/>
           <w:lang w:val="en-US"/>
         </w:rPr>
-        <w:t>Kenneth Christian Tockiapao</w:t>
-      </w:r>
+        <w:t xml:space="preserve">Kenneth Christian </w:t>
+      </w:r>
+      <w:proofErr w:type="spellStart"/>
+      <w:r>
+        <w:rPr>
+          <w:rFonts w:ascii="Courier New" w:hAnsi="Courier New" w:cs="Courier New"/>
+          <w:sz w:val="24"/>
+          <w:szCs w:val="24"/>
+          <w:lang w:val="en-US"/>
+        </w:rPr>
+        <w:t>Tockiapao</w:t>
+      </w:r>
+      <w:proofErr w:type="spellEnd"/>
     </w:p>
     <w:p>
       <w:pPr>
@@ -922,7 +968,7 @@
         <w:pStyle w:val="TableofFigures"/>
       </w:pPr>
       <w:r>
-        <w:t xml:space="preserve">Table 4.3. Summary of the Automated Tests</w:t>
+        <w:t>Table 4.3. Summary of the Automated Tests</w:t>
       </w:r>
       <w:r>
         <w:tab/>
@@ -934,7 +980,7 @@
         <w:pStyle w:val="TableofFigures"/>
       </w:pPr>
       <w:r>
-        <w:t xml:space="preserve">Table 4.4. Extent of Compliance of Auditrix with ISO/IEC 25010</w:t>
+        <w:t>Table 4.4. Extent of Compliance of Auditrix with ISO/IEC 25010</w:t>
       </w:r>
       <w:r>
         <w:tab/>
@@ -1428,7 +1474,47 @@
           <w:szCs w:val="24"/>
           <w:lang w:val="en-US"/>
         </w:rPr>
-        <w:t>A Curriculum Audit system is defined as a systematic, technology-driven framework designed to audit student academic records against the official curriculum structure, ensuring compliance with prerequisite requirements and program sequencing (Alugar &amp; Itaas, 2021). In higher education, curriculum auditing ensures that students follow the prescribed learning pathway, acquire foundational knowledge before advancing to higher-level courses, and meet graduation requirements.</w:t>
+        <w:t>A Curriculum Audit system is defined as a systematic, technology-driven framework designed to audit student academic records against the official curriculum structure, ensuring compliance with prerequisite requirements and program sequencing (</w:t>
+      </w:r>
+      <w:proofErr w:type="spellStart"/>
+      <w:r>
+        <w:rPr>
+          <w:rFonts w:ascii="Courier New" w:hAnsi="Courier New" w:cs="Courier New"/>
+          <w:sz w:val="24"/>
+          <w:szCs w:val="24"/>
+          <w:lang w:val="en-US"/>
+        </w:rPr>
+        <w:t>Alugar</w:t>
+      </w:r>
+      <w:proofErr w:type="spellEnd"/>
+      <w:r>
+        <w:rPr>
+          <w:rFonts w:ascii="Courier New" w:hAnsi="Courier New" w:cs="Courier New"/>
+          <w:sz w:val="24"/>
+          <w:szCs w:val="24"/>
+          <w:lang w:val="en-US"/>
+        </w:rPr>
+        <w:t xml:space="preserve"> &amp; </w:t>
+      </w:r>
+      <w:proofErr w:type="spellStart"/>
+      <w:r>
+        <w:rPr>
+          <w:rFonts w:ascii="Courier New" w:hAnsi="Courier New" w:cs="Courier New"/>
+          <w:sz w:val="24"/>
+          <w:szCs w:val="24"/>
+          <w:lang w:val="en-US"/>
+        </w:rPr>
+        <w:t>Itaas</w:t>
+      </w:r>
+      <w:proofErr w:type="spellEnd"/>
+      <w:r>
+        <w:rPr>
+          <w:rFonts w:ascii="Courier New" w:hAnsi="Courier New" w:cs="Courier New"/>
+          <w:sz w:val="24"/>
+          <w:szCs w:val="24"/>
+          <w:lang w:val="en-US"/>
+        </w:rPr>
+        <w:t>, 2021). In higher education, curriculum auditing ensures that students follow the prescribed learning pathway, acquire foundational knowledge before advancing to higher-level courses, and meet graduation requirements.</w:t>
       </w:r>
     </w:p>
     <w:p>
@@ -1472,8 +1558,9 @@
           <w:lang w:val="en-US"/>
         </w:rPr>
         <w:tab/>
-        <w:t xml:space="preserve">In the Philippine context, State Universities and Colleges (SUCs) are mandated to uphold quality assurance standards set by the Commission on Higher Education (CHED). These standards emphasize prerequisite compliance and curriculum integrity as part of outcomes-based education reforms introduced alongside the K to 12 transition (Largoza </w:t>
-      </w:r>
+        <w:t>In the Philippine context, State Universities and Colleges (SUCs) are mandated to uphold quality assurance standards set by the Commission on Higher Education (CHED). These standards emphasize prerequisite compliance and curriculum integrity as part of outcomes-based education reforms introduced alongside the K to 12 transition (</w:t>
+      </w:r>
+      <w:proofErr w:type="spellStart"/>
       <w:r>
         <w:rPr>
           <w:rFonts w:ascii="Courier New" w:hAnsi="Courier New" w:cs="Courier New"/>
@@ -1481,8 +1568,47 @@
           <w:szCs w:val="24"/>
           <w:lang w:val="en-US"/>
         </w:rPr>
+        <w:t>Largoza</w:t>
+      </w:r>
+      <w:proofErr w:type="spellEnd"/>
+      <w:r>
+        <w:rPr>
+          <w:rFonts w:ascii="Courier New" w:hAnsi="Courier New" w:cs="Courier New"/>
+          <w:sz w:val="24"/>
+          <w:szCs w:val="24"/>
+          <w:lang w:val="en-US"/>
+        </w:rPr>
+        <w:t xml:space="preserve"> </w:t>
+      </w:r>
+      <w:r>
+        <w:rPr>
+          <w:rFonts w:ascii="Courier New" w:hAnsi="Courier New" w:cs="Courier New"/>
+          <w:sz w:val="24"/>
+          <w:szCs w:val="24"/>
+          <w:lang w:val="en-US"/>
+        </w:rPr>
         <w:lastRenderedPageBreak/>
-        <w:t>&amp; Fernandez, 2025). However, despite the presence of Management Information Systems (MIS), many SUCs—including Kalinga State University (KSU)—continue to rely on manual processes for prerequisite validation. This reliance often results in the late detection of violations, sometimes only discovered during graduation evaluation, which can delay student completion and increase financial burdens (Miña et al., 2021).</w:t>
+        <w:t>&amp; Fernandez, 2025). However, despite the presence of Management Information Systems (MIS), many SUCs—including Kalinga State University (KSU)—continue to rely on manual processes for prerequisite validation. This reliance often results in the late detection of violations, sometimes only discovered during graduation evaluation, which can delay student completion and increase financial burdens (</w:t>
+      </w:r>
+      <w:proofErr w:type="spellStart"/>
+      <w:r>
+        <w:rPr>
+          <w:rFonts w:ascii="Courier New" w:hAnsi="Courier New" w:cs="Courier New"/>
+          <w:sz w:val="24"/>
+          <w:szCs w:val="24"/>
+          <w:lang w:val="en-US"/>
+        </w:rPr>
+        <w:t>Miña</w:t>
+      </w:r>
+      <w:proofErr w:type="spellEnd"/>
+      <w:r>
+        <w:rPr>
+          <w:rFonts w:ascii="Courier New" w:hAnsi="Courier New" w:cs="Courier New"/>
+          <w:sz w:val="24"/>
+          <w:szCs w:val="24"/>
+          <w:lang w:val="en-US"/>
+        </w:rPr>
+        <w:t xml:space="preserve"> et al., 2021).</w:t>
       </w:r>
     </w:p>
     <w:p>
@@ -1625,7 +1751,27 @@
           <w:szCs w:val="24"/>
           <w:lang w:val="en-US"/>
         </w:rPr>
-        <w:t xml:space="preserve">Automation offers a solution to these challenges. In the context of curriculum auditing, automation refers to the use of digital technologies to execute repetitive tasks, validate prerequisites, and generate compliance reports with minimal human intervention (Laudon &amp; Laudon, 2022). Automated systems reduce manual workload, enhance accuracy, and improve transparency in academic management. They also provide real-time monitoring of student progress, enabling administrators to detect violations during enrollment rather than at graduation. Bagacay, Talatala, &amp; Soberano (2024) demonstrate that automated registration systems streamline processes, </w:t>
+        <w:t xml:space="preserve">Automation offers a solution to these challenges. In the context of curriculum auditing, automation refers to the use of digital technologies to execute repetitive tasks, validate prerequisites, and generate compliance reports with minimal human intervention (Laudon &amp; Laudon, 2022). Automated systems reduce manual workload, enhance accuracy, and improve transparency in academic management. They also provide real-time monitoring of student progress, enabling administrators to detect violations during enrollment rather than at graduation. Bagacay, </w:t>
+      </w:r>
+      <w:proofErr w:type="spellStart"/>
+      <w:r>
+        <w:rPr>
+          <w:rFonts w:ascii="Courier New" w:hAnsi="Courier New" w:cs="Courier New"/>
+          <w:sz w:val="24"/>
+          <w:szCs w:val="24"/>
+          <w:lang w:val="en-US"/>
+        </w:rPr>
+        <w:t>Talatala</w:t>
+      </w:r>
+      <w:proofErr w:type="spellEnd"/>
+      <w:r>
+        <w:rPr>
+          <w:rFonts w:ascii="Courier New" w:hAnsi="Courier New" w:cs="Courier New"/>
+          <w:sz w:val="24"/>
+          <w:szCs w:val="24"/>
+          <w:lang w:val="en-US"/>
+        </w:rPr>
+        <w:t xml:space="preserve">, &amp; Soberano (2024) demonstrate that automated registration systems streamline processes, </w:t>
       </w:r>
       <w:r>
         <w:rPr>
@@ -1701,8 +1847,9 @@
           <w:szCs w:val="24"/>
           <w:lang w:val="en-US"/>
         </w:rPr>
-        <w:t xml:space="preserve">The primary goal of this study is to develop Auditrix - A Curriculum Audit System for KSU. The system was built to </w:t>
-      </w:r>
+        <w:t xml:space="preserve">The primary goal of this study is to develop </w:t>
+      </w:r>
+      <w:proofErr w:type="spellStart"/>
       <w:r>
         <w:rPr>
           <w:rFonts w:ascii="Courier New" w:hAnsi="Courier New" w:cs="Courier New"/>
@@ -1710,9 +1857,29 @@
           <w:szCs w:val="24"/>
           <w:lang w:val="en-US"/>
         </w:rPr>
+        <w:t>Auditrix</w:t>
+      </w:r>
+      <w:proofErr w:type="spellEnd"/>
+      <w:r>
+        <w:rPr>
+          <w:rFonts w:ascii="Courier New" w:hAnsi="Courier New" w:cs="Courier New"/>
+          <w:sz w:val="24"/>
+          <w:szCs w:val="24"/>
+          <w:lang w:val="en-US"/>
+        </w:rPr>
+        <w:t xml:space="preserve"> - A Curriculum Audit System for KSU. The system was built to </w:t>
+      </w:r>
+      <w:r>
+        <w:rPr>
+          <w:rFonts w:ascii="Courier New" w:hAnsi="Courier New" w:cs="Courier New"/>
+          <w:sz w:val="24"/>
+          <w:szCs w:val="24"/>
+          <w:lang w:val="en-US"/>
+        </w:rPr>
         <w:lastRenderedPageBreak/>
-        <w:t>serve every college and program of Kalinga State University, and it was developed and tested with the BSCpE, BSIT</w:t>
-      </w:r>
+        <w:t xml:space="preserve">serve every college and program of Kalinga State University, and it was developed and tested with the </w:t>
+      </w:r>
+      <w:proofErr w:type="spellStart"/>
       <w:r>
         <w:rPr>
           <w:rFonts w:ascii="Courier New" w:hAnsi="Courier New" w:cs="Courier New"/>
@@ -1720,7 +1887,46 @@
           <w:szCs w:val="24"/>
           <w:lang w:val="en-US"/>
         </w:rPr>
-        <w:t>, BSEE, BSMath, BSABE,</w:t>
+        <w:t>BSCpE</w:t>
+      </w:r>
+      <w:proofErr w:type="spellEnd"/>
+      <w:r>
+        <w:rPr>
+          <w:rFonts w:ascii="Courier New" w:hAnsi="Courier New" w:cs="Courier New"/>
+          <w:sz w:val="24"/>
+          <w:szCs w:val="24"/>
+          <w:lang w:val="en-US"/>
+        </w:rPr>
+        <w:t>, BSIT</w:t>
+      </w:r>
+      <w:r>
+        <w:rPr>
+          <w:rFonts w:ascii="Courier New" w:hAnsi="Courier New" w:cs="Courier New"/>
+          <w:sz w:val="24"/>
+          <w:szCs w:val="24"/>
+          <w:lang w:val="en-US"/>
+        </w:rPr>
+        <w:t xml:space="preserve">, BSEE, </w:t>
+      </w:r>
+      <w:proofErr w:type="spellStart"/>
+      <w:r>
+        <w:rPr>
+          <w:rFonts w:ascii="Courier New" w:hAnsi="Courier New" w:cs="Courier New"/>
+          <w:sz w:val="24"/>
+          <w:szCs w:val="24"/>
+          <w:lang w:val="en-US"/>
+        </w:rPr>
+        <w:t>BSMath</w:t>
+      </w:r>
+      <w:proofErr w:type="spellEnd"/>
+      <w:r>
+        <w:rPr>
+          <w:rFonts w:ascii="Courier New" w:hAnsi="Courier New" w:cs="Courier New"/>
+          <w:sz w:val="24"/>
+          <w:szCs w:val="24"/>
+          <w:lang w:val="en-US"/>
+        </w:rPr>
+        <w:t>, BSABE,</w:t>
       </w:r>
       <w:r>
         <w:rPr>
@@ -1774,7 +1980,27 @@
           <w:lang w:val="en-US"/>
         </w:rPr>
         <w:lastRenderedPageBreak/>
-        <w:t>This study, therefore, proposes Auditrix - A Curriculum Audit System for KSU as a robust tool for enhancing curriculum integrity at Kalinga State University.</w:t>
+        <w:t xml:space="preserve">This study, therefore, proposes </w:t>
+      </w:r>
+      <w:proofErr w:type="spellStart"/>
+      <w:r>
+        <w:rPr>
+          <w:rFonts w:ascii="Courier New" w:hAnsi="Courier New" w:cs="Courier New"/>
+          <w:sz w:val="24"/>
+          <w:szCs w:val="24"/>
+          <w:lang w:val="en-US"/>
+        </w:rPr>
+        <w:t>Auditrix</w:t>
+      </w:r>
+      <w:proofErr w:type="spellEnd"/>
+      <w:r>
+        <w:rPr>
+          <w:rFonts w:ascii="Courier New" w:hAnsi="Courier New" w:cs="Courier New"/>
+          <w:sz w:val="24"/>
+          <w:szCs w:val="24"/>
+          <w:lang w:val="en-US"/>
+        </w:rPr>
+        <w:t xml:space="preserve"> - A Curriculum Audit System for KSU as a robust tool for enhancing curriculum integrity at Kalinga State University.</w:t>
       </w:r>
     </w:p>
     <w:p>
@@ -1836,6 +2062,7 @@
           <w:szCs w:val="24"/>
         </w:rPr>
       </w:pPr>
+      <w:proofErr w:type="spellStart"/>
       <w:r>
         <w:rPr>
           <w:rFonts w:ascii="Courier New" w:hAnsi="Courier New" w:cs="Courier New"/>
@@ -1843,7 +2070,17 @@
           <w:szCs w:val="24"/>
           <w:lang w:val="en-US"/>
         </w:rPr>
-        <w:t>Auditrix introduced specialized functionalities designed to modernize academic auditing at Kalinga State University. The system's standout feature is its Audit Engine, which checks every subject a student has taken against its prerequisites, co-requisites and year-standing requirements by comparing the term in which the subject was taken with the term in which each requirement was passed. Because the result is worked out from the terms every time a student's audit is shown, it does not depend on the order in which grades were encoded, and prerequisite violations that are often missed in manual reviews are flagged together with the reason, such as a prerequisite taken in the same term.</w:t>
+        <w:t>Auditrix</w:t>
+      </w:r>
+      <w:proofErr w:type="spellEnd"/>
+      <w:r>
+        <w:rPr>
+          <w:rFonts w:ascii="Courier New" w:hAnsi="Courier New" w:cs="Courier New"/>
+          <w:sz w:val="24"/>
+          <w:szCs w:val="24"/>
+          <w:lang w:val="en-US"/>
+        </w:rPr>
+        <w:t xml:space="preserve"> introduced specialized functionalities designed to modernize academic auditing at Kalinga State University. The system's standout feature is its Audit Engine, which checks every subject a student has taken against its prerequisites, co-requisites and year-standing requirements by comparing the term in which the subject was taken with the term in which each requirement was passed. Because the result is worked out from the terms every time a student's audit is shown, it does not depend on the order in which grades were encoded, and prerequisite violations that are often missed in manual reviews are flagged together with the reason, such as a prerequisite taken in the same term.</w:t>
       </w:r>
     </w:p>
     <w:p>
@@ -1863,7 +2100,43 @@
           <w:sz w:val="24"/>
           <w:szCs w:val="24"/>
         </w:rPr>
-        <w:t xml:space="preserve">Since the system has no direct access to the university MIS, Auditrix imports student lists in the layout of the KSU-MIS "Export to Excel" file, and imports curricula from Excel (.xlsx or .xls) or CSV files with a preview of every change </w:t>
+        <w:t xml:space="preserve">Since the system has no direct access to the university MIS, </w:t>
+      </w:r>
+      <w:proofErr w:type="spellStart"/>
+      <w:r>
+        <w:rPr>
+          <w:rFonts w:ascii="Courier New" w:hAnsi="Courier New" w:cs="Courier New"/>
+          <w:sz w:val="24"/>
+          <w:szCs w:val="24"/>
+        </w:rPr>
+        <w:t>Auditrix</w:t>
+      </w:r>
+      <w:proofErr w:type="spellEnd"/>
+      <w:r>
+        <w:rPr>
+          <w:rFonts w:ascii="Courier New" w:hAnsi="Courier New" w:cs="Courier New"/>
+          <w:sz w:val="24"/>
+          <w:szCs w:val="24"/>
+        </w:rPr>
+        <w:t xml:space="preserve"> imports student lists in the layout of the KSU-MIS "Export to Excel" file, and imports curricula from Excel (.xlsx or .</w:t>
+      </w:r>
+      <w:proofErr w:type="spellStart"/>
+      <w:r>
+        <w:rPr>
+          <w:rFonts w:ascii="Courier New" w:hAnsi="Courier New" w:cs="Courier New"/>
+          <w:sz w:val="24"/>
+          <w:szCs w:val="24"/>
+        </w:rPr>
+        <w:t>xls</w:t>
+      </w:r>
+      <w:proofErr w:type="spellEnd"/>
+      <w:r>
+        <w:rPr>
+          <w:rFonts w:ascii="Courier New" w:hAnsi="Courier New" w:cs="Courier New"/>
+          <w:sz w:val="24"/>
+          <w:szCs w:val="24"/>
+        </w:rPr>
+        <w:t xml:space="preserve">) or CSV files with a preview of every change </w:t>
       </w:r>
       <w:r>
         <w:rPr>
@@ -2322,16 +2595,16 @@
         <mc:AlternateContent>
           <mc:Choice Requires="wps">
             <w:drawing>
-              <wp:anchor distT="0" distB="0" distL="114300" distR="114300" simplePos="0" relativeHeight="251685888" behindDoc="0" locked="0" layoutInCell="1" allowOverlap="1" wp14:anchorId="51C679E7" wp14:editId="2595D098">
+              <wp:anchor distT="0" distB="0" distL="114300" distR="114300" simplePos="0" relativeHeight="251685888" behindDoc="0" locked="0" layoutInCell="1" allowOverlap="1" wp14:anchorId="51C679E7" wp14:editId="43F1BFF4">
                 <wp:simplePos x="0" y="0"/>
                 <wp:positionH relativeFrom="column">
-                  <wp:posOffset>942976</wp:posOffset>
+                  <wp:posOffset>2717801</wp:posOffset>
                 </wp:positionH>
                 <wp:positionV relativeFrom="paragraph">
-                  <wp:posOffset>162243</wp:posOffset>
+                  <wp:posOffset>336550</wp:posOffset>
                 </wp:positionV>
-                <wp:extent cx="0" cy="638175"/>
-                <wp:effectExtent l="0" t="0" r="38100" b="28575"/>
+                <wp:extent cx="0" cy="431800"/>
+                <wp:effectExtent l="0" t="0" r="38100" b="25400"/>
                 <wp:wrapNone/>
                 <wp:docPr id="2014381427" name="Straight Connector 42"/>
                 <wp:cNvGraphicFramePr/>
@@ -2342,7 +2615,7 @@
                       <wps:spPr>
                         <a:xfrm>
                           <a:off x="0" y="0"/>
-                          <a:ext cx="0" cy="638175"/>
+                          <a:ext cx="0" cy="431800"/>
                         </a:xfrm>
                         <a:prstGeom prst="line">
                           <a:avLst/>
@@ -2377,7 +2650,7 @@
           </mc:Choice>
           <mc:Fallback>
             <w:pict>
-              <v:line w14:anchorId="3E6399B6" id="Straight Connector 42" o:spid="_x0000_s1026" style="position:absolute;z-index:251685888;visibility:visible;mso-wrap-style:square;mso-width-percent:0;mso-height-percent:0;mso-wrap-distance-left:9pt;mso-wrap-distance-top:0;mso-wrap-distance-right:9pt;mso-wrap-distance-bottom:0;mso-position-horizontal:absolute;mso-position-horizontal-relative:text;mso-position-vertical:absolute;mso-position-vertical-relative:text;mso-width-percent:0;mso-height-percent:0;mso-width-relative:margin;mso-height-relative:margin" from="74.25pt,12.8pt" to="74.25pt,63.05pt" o:gfxdata="UEsDBBQABgAIAAAAIQC2gziS/gAAAOEBAAATAAAAW0NvbnRlbnRfVHlwZXNdLnhtbJSRQU7DMBBF 90jcwfIWJU67QAgl6YK0S0CoHGBkTxKLZGx5TGhvj5O2G0SRWNoz/78nu9wcxkFMGNg6quQqL6RA 0s5Y6ir5vt9lD1JwBDIwOMJKHpHlpr69KfdHjyxSmriSfYz+USnWPY7AufNIadK6MEJMx9ApD/oD OlTrorhX2lFEilmcO2RdNtjC5xDF9pCuTyYBB5bi6bQ4syoJ3g9WQ0ymaiLzg5KdCXlKLjvcW893 SUOqXwnz5DrgnHtJTxOsQfEKIT7DmDSUCaxw7Rqn8787ZsmRM9e2VmPeBN4uqYvTtW7jvijg9N/y JsXecLq0q+WD6m8AAAD//wMAUEsDBBQABgAIAAAAIQA4/SH/1gAAAJQBAAALAAAAX3JlbHMvLnJl bHOkkMFqwzAMhu+DvYPRfXGawxijTi+j0GvpHsDYimMaW0Yy2fr2M4PBMnrbUb/Q94l/f/hMi1qR JVI2sOt6UJgd+ZiDgffL8ekFlFSbvV0oo4EbChzGx4f9GRdb25HMsYhqlCwG5lrLq9biZkxWOiqY 22YiTra2kYMu1l1tQD30/bPm3wwYN0x18gb45AdQl1tp5j/sFB2T0FQ7R0nTNEV3j6o9feQzro1i OWA14Fm+Q8a1a8+Bvu/d/dMb2JY5uiPbhG/ktn4cqGU/er3pcvwCAAD//wMAUEsDBBQABgAIAAAA IQAUgbTpmQEAAJMDAAAOAAAAZHJzL2Uyb0RvYy54bWysU01v2zAMvRfYfxB0X2x36AeMODm02C7F VqztD1BlKhYgiQKlxc6/nyQnzrANGFb0QksUH8n3SK+3kzVsDxQ0uo43q5ozcBJ77XYdf3n+/PGW sxCF64VBBx0/QODbzYeL9ehbuMQBTQ/EUhIX2tF3fIjRt1UV5ABWhBV6cOlRIVkR05V2VU9iTNmt qS7r+roakXpPKCGE5L2fH/mm5FcKZPymVIDITMdTb7FYKvY122qzFu2OhB+0PLYh3tCFFdqlokuq exEF+0H6j1RWS8KAKq4k2gqV0hIKh8SmqX9j8zQID4VLEif4Rabwfmnl1/2de6Qkw+hDG/wjZRaT Ipu/qT82FbEOi1gwRSZnp0ze60+3zc1V1rE64zyF+AXQsnzouNEu0xCt2D+EOIeeQhLuXLmc4sFA DjbuOyim+1SrKeiyFHBniO1FGqeQElxsjqVLdIYpbcwCrP8NPMZnKJSF+R/wgiiV0cUFbLVD+lv1 OJ1aVnP8SYGZd5bgFftDmUmRJk2+iHvc0rxav94L/PwvbX4CAAD//wMAUEsDBBQABgAIAAAAIQBs Gt/04AAAAAoBAAAPAAAAZHJzL2Rvd25yZXYueG1sTI9BS8NAEIXvgv9hGcGb3TTYUGI2pRTEWpBi Fepxmx2TaHY27G6b9N879aK3eTOPN98rFqPtxAl9aB0pmE4SEEiVMy3VCt7fHu/mIELUZHTnCBWc McCivL4qdG7cQK942sVacAiFXCtoYuxzKUPVoNVh4nokvn06b3Vk6WtpvB443HYyTZJMWt0Sf2h0 j6sGq+/d0Sp48ev1ark5f9H2ww77dLPfPo9PSt3ejMsHEBHH+GeGCz6jQ8lMB3ckE0TH+n4+Y6uC dJaBuBh+Fwce0mwKsizk/wrlDwAAAP//AwBQSwECLQAUAAYACAAAACEAtoM4kv4AAADhAQAAEwAA AAAAAAAAAAAAAAAAAAAAW0NvbnRlbnRfVHlwZXNdLnhtbFBLAQItABQABgAIAAAAIQA4/SH/1gAA AJQBAAALAAAAAAAAAAAAAAAAAC8BAABfcmVscy8ucmVsc1BLAQItABQABgAIAAAAIQAUgbTpmQEA AJMDAAAOAAAAAAAAAAAAAAAAAC4CAABkcnMvZTJvRG9jLnhtbFBLAQItABQABgAIAAAAIQBsGt/0 4AAAAAoBAAAPAAAAAAAAAAAAAAAAAPMDAABkcnMvZG93bnJldi54bWxQSwUGAAAAAAQABADzAAAA AAUAAAAA " strokecolor="#4472c4 [3204]" strokeweight=".5pt">
+              <v:line w14:anchorId="4DDDBF62" id="Straight Connector 42" o:spid="_x0000_s1026" style="position:absolute;z-index:251685888;visibility:visible;mso-wrap-style:square;mso-width-percent:0;mso-height-percent:0;mso-wrap-distance-left:9pt;mso-wrap-distance-top:0;mso-wrap-distance-right:9pt;mso-wrap-distance-bottom:0;mso-position-horizontal:absolute;mso-position-horizontal-relative:text;mso-position-vertical:absolute;mso-position-vertical-relative:text;mso-width-percent:0;mso-height-percent:0;mso-width-relative:margin;mso-height-relative:margin" from="214pt,26.5pt" to="214pt,60.5pt" o:gfxdata="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" strokecolor="#4472c4 [3204]" strokeweight=".5pt">
                 <v:stroke joinstyle="miter"/>
               </v:line>
             </w:pict>
@@ -2397,232 +2670,7 @@
         <mc:AlternateContent>
           <mc:Choice Requires="wps">
             <w:drawing>
-              <wp:anchor distT="0" distB="0" distL="114300" distR="114300" simplePos="0" relativeHeight="251683840" behindDoc="0" locked="0" layoutInCell="1" allowOverlap="1" wp14:anchorId="32346111" wp14:editId="639FEE7A">
-                <wp:simplePos x="0" y="0"/>
-                <wp:positionH relativeFrom="column">
-                  <wp:posOffset>938213</wp:posOffset>
-                </wp:positionH>
-                <wp:positionV relativeFrom="paragraph">
-                  <wp:posOffset>160020</wp:posOffset>
-                </wp:positionV>
-                <wp:extent cx="990600" cy="7620"/>
-                <wp:effectExtent l="0" t="0" r="19050" b="30480"/>
-                <wp:wrapNone/>
-                <wp:docPr id="1911108353" name="Straight Connector 42"/>
-                <wp:cNvGraphicFramePr/>
-                <a:graphic xmlns:a="http://schemas.openxmlformats.org/drawingml/2006/main">
-                  <a:graphicData uri="http://schemas.microsoft.com/office/word/2010/wordprocessingShape">
-                    <wps:wsp>
-                      <wps:cNvCnPr/>
-                      <wps:spPr>
-                        <a:xfrm flipV="1">
-                          <a:off x="0" y="0"/>
-                          <a:ext cx="990600" cy="7620"/>
-                        </a:xfrm>
-                        <a:prstGeom prst="line">
-                          <a:avLst/>
-                        </a:prstGeom>
-                      </wps:spPr>
-                      <wps:style>
-                        <a:lnRef idx="1">
-                          <a:schemeClr val="accent1"/>
-                        </a:lnRef>
-                        <a:fillRef idx="0">
-                          <a:schemeClr val="accent1"/>
-                        </a:fillRef>
-                        <a:effectRef idx="0">
-                          <a:schemeClr val="accent1"/>
-                        </a:effectRef>
-                        <a:fontRef idx="minor">
-                          <a:schemeClr val="tx1"/>
-                        </a:fontRef>
-                      </wps:style>
-                      <wps:bodyPr/>
-                    </wps:wsp>
-                  </a:graphicData>
-                </a:graphic>
-                <wp14:sizeRelH relativeFrom="margin">
-                  <wp14:pctWidth>0</wp14:pctWidth>
-                </wp14:sizeRelH>
-                <wp14:sizeRelV relativeFrom="margin">
-                  <wp14:pctHeight>0</wp14:pctHeight>
-                </wp14:sizeRelV>
-              </wp:anchor>
-            </w:drawing>
-          </mc:Choice>
-          <mc:Fallback>
-            <w:pict>
-              <v:line w14:anchorId="40C9450D" id="Straight Connector 42" o:spid="_x0000_s1026" style="position:absolute;flip:y;z-index:251683840;visibility:visible;mso-wrap-style:square;mso-width-percent:0;mso-height-percent:0;mso-wrap-distance-left:9pt;mso-wrap-distance-top:0;mso-wrap-distance-right:9pt;mso-wrap-distance-bottom:0;mso-position-horizontal:absolute;mso-position-horizontal-relative:text;mso-position-vertical:absolute;mso-position-vertical-relative:text;mso-width-percent:0;mso-height-percent:0;mso-width-relative:margin;mso-height-relative:margin" from="73.9pt,12.6pt" to="151.9pt,13.2pt" o:gfxdata="UEsDBBQABgAIAAAAIQC2gziS/gAAAOEBAAATAAAAW0NvbnRlbnRfVHlwZXNdLnhtbJSRQU7DMBBF 90jcwfIWJU67QAgl6YK0S0CoHGBkTxKLZGx5TGhvj5O2G0SRWNoz/78nu9wcxkFMGNg6quQqL6RA 0s5Y6ir5vt9lD1JwBDIwOMJKHpHlpr69KfdHjyxSmriSfYz+USnWPY7AufNIadK6MEJMx9ApD/oD OlTrorhX2lFEilmcO2RdNtjC5xDF9pCuTyYBB5bi6bQ4syoJ3g9WQ0ymaiLzg5KdCXlKLjvcW893 SUOqXwnz5DrgnHtJTxOsQfEKIT7DmDSUCaxw7Rqn8787ZsmRM9e2VmPeBN4uqYvTtW7jvijg9N/y JsXecLq0q+WD6m8AAAD//wMAUEsDBBQABgAIAAAAIQA4/SH/1gAAAJQBAAALAAAAX3JlbHMvLnJl bHOkkMFqwzAMhu+DvYPRfXGawxijTi+j0GvpHsDYimMaW0Yy2fr2M4PBMnrbUb/Q94l/f/hMi1qR JVI2sOt6UJgd+ZiDgffL8ekFlFSbvV0oo4EbChzGx4f9GRdb25HMsYhqlCwG5lrLq9biZkxWOiqY 22YiTra2kYMu1l1tQD30/bPm3wwYN0x18gb45AdQl1tp5j/sFB2T0FQ7R0nTNEV3j6o9feQzro1i OWA14Fm+Q8a1a8+Bvu/d/dMb2JY5uiPbhG/ktn4cqGU/er3pcvwCAAD//wMAUEsDBBQABgAIAAAA IQB3UilypwEAAKADAAAOAAAAZHJzL2Uyb0RvYy54bWysU01PGzEQvSP1P1i+N7vJIZRVNhxAcEEU tYW78Y6zlvwl22Q3/77j2WSpCqpUxMXyx7w3896MN5ejNWwPMWnvWr5c1JyBk77Tbtfyx183X79x lrJwnTDeQcsPkPjl9svZZggNrHzvTQeRIYlLzRBa3uccmqpKsgcr0sIHcPiofLQi4zHuqi6KAdmt qVZ1va4GH7sQvYSU8PZ6euRb4lcKZP6uVILMTMuxtkxrpPW5rNV2I5pdFKHX8liG+EAVVmiHSWeq a5EFe4n6DZXVMvrkVV5IbyuvlJZAGlDNsv5Lzc9eBCAtaE4Ks03p82jl/f7KPUS0YQipSeEhFhWj ipYpo8MT9pR0YaVsJNsOs20wZibx8uKiXtdorsSn8/WKTK0mkkIWYsq34C0rm5Yb7Yom0Yj9XcqY GENPIXh4LYN2+WCgBBv3AxTTHaabCqIJgSsT2V5gb4WU4PKy9BP5KLrAlDZmBtaU9p/AY3yBAk3P /4BnBGX2Ls9gq52P72XP46lkNcWfHJh0FwuefXegBpE1OAak8DiyZc7+PBP89WNtfwMAAP//AwBQ SwMEFAAGAAgAAAAhANM8MHDeAAAACQEAAA8AAABkcnMvZG93bnJldi54bWxMj8FOwzAQRO9I/IO1 SFwQdUhLi0KcCiHgUE4tVILbJl6SqPE6it00/D3LCY4zO5p9k68n16mRhtB6NnAzS0ARV962XBt4 f3u+vgMVIrLFzjMZ+KYA6+L8LMfM+hNvadzFWkkJhwwNNDH2mdahashhmPmeWG5ffnAYRQ61tgOe pNx1Ok2SpXbYsnxosKfHhqrD7ugMfAYfnvabcnw5bDcTXr3G9KOyxlxeTA/3oCJN8S8Mv/iCDoUw lf7INqhO9GIl6NFAepuCksA8mYtRirFcgC5y/X9B8QMAAP//AwBQSwECLQAUAAYACAAAACEAtoM4 kv4AAADhAQAAEwAAAAAAAAAAAAAAAAAAAAAAW0NvbnRlbnRfVHlwZXNdLnhtbFBLAQItABQABgAI AAAAIQA4/SH/1gAAAJQBAAALAAAAAAAAAAAAAAAAAC8BAABfcmVscy8ucmVsc1BLAQItABQABgAI AAAAIQB3UilypwEAAKADAAAOAAAAAAAAAAAAAAAAAC4CAABkcnMvZTJvRG9jLnhtbFBLAQItABQA BgAIAAAAIQDTPDBw3gAAAAkBAAAPAAAAAAAAAAAAAAAAAAEEAABkcnMvZG93bnJldi54bWxQSwUG AAAAAAQABADzAAAADAUAAAAA " strokecolor="#4472c4 [3204]" strokeweight=".5pt">
-                <v:stroke joinstyle="miter"/>
-              </v:line>
-            </w:pict>
-          </mc:Fallback>
-        </mc:AlternateContent>
-      </w:r>
-      <w:r>
-        <w:rPr>
-          <w:rFonts w:ascii="Courier New" w:hAnsi="Courier New" w:cs="Courier New"/>
-          <w:b/>
-          <w:bCs/>
-          <w:noProof/>
-          <w:sz w:val="24"/>
-          <w:szCs w:val="24"/>
-          <w:lang w:val="en-US"/>
-        </w:rPr>
-        <mc:AlternateContent>
-          <mc:Choice Requires="wps">
-            <w:drawing>
-              <wp:anchor distT="0" distB="0" distL="114300" distR="114300" simplePos="0" relativeHeight="251681792" behindDoc="0" locked="0" layoutInCell="1" allowOverlap="1" wp14:anchorId="3F768A35" wp14:editId="3FD33D9F">
-                <wp:simplePos x="0" y="0"/>
-                <wp:positionH relativeFrom="column">
-                  <wp:posOffset>4519613</wp:posOffset>
-                </wp:positionH>
-                <wp:positionV relativeFrom="paragraph">
-                  <wp:posOffset>152718</wp:posOffset>
-                </wp:positionV>
-                <wp:extent cx="9525" cy="671512"/>
-                <wp:effectExtent l="0" t="0" r="28575" b="33655"/>
-                <wp:wrapNone/>
-                <wp:docPr id="1039705572" name="Straight Connector 42"/>
-                <wp:cNvGraphicFramePr/>
-                <a:graphic xmlns:a="http://schemas.openxmlformats.org/drawingml/2006/main">
-                  <a:graphicData uri="http://schemas.microsoft.com/office/word/2010/wordprocessingShape">
-                    <wps:wsp>
-                      <wps:cNvCnPr/>
-                      <wps:spPr>
-                        <a:xfrm>
-                          <a:off x="0" y="0"/>
-                          <a:ext cx="9525" cy="671512"/>
-                        </a:xfrm>
-                        <a:prstGeom prst="line">
-                          <a:avLst/>
-                        </a:prstGeom>
-                      </wps:spPr>
-                      <wps:style>
-                        <a:lnRef idx="1">
-                          <a:schemeClr val="accent1"/>
-                        </a:lnRef>
-                        <a:fillRef idx="0">
-                          <a:schemeClr val="accent1"/>
-                        </a:fillRef>
-                        <a:effectRef idx="0">
-                          <a:schemeClr val="accent1"/>
-                        </a:effectRef>
-                        <a:fontRef idx="minor">
-                          <a:schemeClr val="tx1"/>
-                        </a:fontRef>
-                      </wps:style>
-                      <wps:bodyPr/>
-                    </wps:wsp>
-                  </a:graphicData>
-                </a:graphic>
-                <wp14:sizeRelH relativeFrom="margin">
-                  <wp14:pctWidth>0</wp14:pctWidth>
-                </wp14:sizeRelH>
-                <wp14:sizeRelV relativeFrom="margin">
-                  <wp14:pctHeight>0</wp14:pctHeight>
-                </wp14:sizeRelV>
-              </wp:anchor>
-            </w:drawing>
-          </mc:Choice>
-          <mc:Fallback>
-            <w:pict>
-              <v:line w14:anchorId="748B2CAB" id="Straight Connector 42" o:spid="_x0000_s1026" style="position:absolute;z-index:251681792;visibility:visible;mso-wrap-style:square;mso-width-percent:0;mso-height-percent:0;mso-wrap-distance-left:9pt;mso-wrap-distance-top:0;mso-wrap-distance-right:9pt;mso-wrap-distance-bottom:0;mso-position-horizontal:absolute;mso-position-horizontal-relative:text;mso-position-vertical:absolute;mso-position-vertical-relative:text;mso-width-percent:0;mso-height-percent:0;mso-width-relative:margin;mso-height-relative:margin" from="355.9pt,12.05pt" to="356.65pt,64.9pt" o:gfxdata="UEsDBBQABgAIAAAAIQC2gziS/gAAAOEBAAATAAAAW0NvbnRlbnRfVHlwZXNdLnhtbJSRQU7DMBBF 90jcwfIWJU67QAgl6YK0S0CoHGBkTxKLZGx5TGhvj5O2G0SRWNoz/78nu9wcxkFMGNg6quQqL6RA 0s5Y6ir5vt9lD1JwBDIwOMJKHpHlpr69KfdHjyxSmriSfYz+USnWPY7AufNIadK6MEJMx9ApD/oD OlTrorhX2lFEilmcO2RdNtjC5xDF9pCuTyYBB5bi6bQ4syoJ3g9WQ0ymaiLzg5KdCXlKLjvcW893 SUOqXwnz5DrgnHtJTxOsQfEKIT7DmDSUCaxw7Rqn8787ZsmRM9e2VmPeBN4uqYvTtW7jvijg9N/y JsXecLq0q+WD6m8AAAD//wMAUEsDBBQABgAIAAAAIQA4/SH/1gAAAJQBAAALAAAAX3JlbHMvLnJl bHOkkMFqwzAMhu+DvYPRfXGawxijTi+j0GvpHsDYimMaW0Yy2fr2M4PBMnrbUb/Q94l/f/hMi1qR JVI2sOt6UJgd+ZiDgffL8ekFlFSbvV0oo4EbChzGx4f9GRdb25HMsYhqlCwG5lrLq9biZkxWOiqY 22YiTra2kYMu1l1tQD30/bPm3wwYN0x18gb45AdQl1tp5j/sFB2T0FQ7R0nTNEV3j6o9feQzro1i OWA14Fm+Q8a1a8+Bvu/d/dMb2JY5uiPbhG/ktn4cqGU/er3pcvwCAAD//wMAUEsDBBQABgAIAAAA IQDH2O+7nQEAAJYDAAAOAAAAZHJzL2Uyb0RvYy54bWysU8Fu2zAMvQ/oPwi6L7YDpN2MODm02C7F WmzrB6gyFQuQREFSY+fvRymJU2wDhhW90JLIR/I90uvtZA3bQ4gaXcebRc0ZOIm9druOP/388vET ZzEJ1wuDDjp+gMi3m6sP69G3sMQBTQ+BURIX29F3fEjJt1UV5QBWxAV6cORUGKxIdA27qg9ipOzW VMu6vq5GDL0PKCFGer07Ovmm5FcKZHpQKkJipuPUWyo2FPucbbVZi3YXhB+0PLUh3tCFFdpR0TnV nUiCvQT9RyqrZcCIKi0k2gqV0hIKB2LT1L+x+TEID4ULiRP9LFN8v7Ty2/7WPQaSYfSxjf4xZBaT CjZ/qT82FbEOs1gwJSbp8fNqueJMkuP6plk1yyxldYH6ENNXQMvyoeNGu8xEtGJ/H9Mx9BxCuEvx ckoHAznYuO+gmO6pXFPQZS/g1gS2FzRRISW41JxKl+gMU9qYGVj/G3iKz1AoO/M/4BlRKqNLM9hq h+Fv1dN0blkd488KHHlnCZ6xP5SxFGlo+EXc06Lm7Xp9L/DL77T5BQAA//8DAFBLAwQUAAYACAAA ACEACg32++IAAAAKAQAADwAAAGRycy9kb3ducmV2LnhtbEyPQUvDQBCF74L/YRnBm91sKrbGbEop iLUgxSrU4zY7JtHsbMhum/TfO570OLyP977JF6NrxQn70HjSoCYJCKTS24YqDe9vjzdzECEasqb1 hBrOGGBRXF7kJrN+oFc87WIluIRCZjTUMXaZlKGs0Zkw8R0SZ5++dyby2VfS9mbgctfKNEnupDMN 8UJtOlzVWH7vjk7DS79er5ab8xdtP9ywTzf77fP4pPX11bh8ABFxjH8w/OqzOhTsdPBHskG0GmZK sXrUkN4qEAzM1HQK4sBkej8HWeTy/wvFDwAAAP//AwBQSwECLQAUAAYACAAAACEAtoM4kv4AAADh AQAAEwAAAAAAAAAAAAAAAAAAAAAAW0NvbnRlbnRfVHlwZXNdLnhtbFBLAQItABQABgAIAAAAIQA4 /SH/1gAAAJQBAAALAAAAAAAAAAAAAAAAAC8BAABfcmVscy8ucmVsc1BLAQItABQABgAIAAAAIQDH 2O+7nQEAAJYDAAAOAAAAAAAAAAAAAAAAAC4CAABkcnMvZTJvRG9jLnhtbFBLAQItABQABgAIAAAA IQAKDfb74gAAAAoBAAAPAAAAAAAAAAAAAAAAAPcDAABkcnMvZG93bnJldi54bWxQSwUGAAAAAAQA BADzAAAABgUAAAAA " strokecolor="#4472c4 [3204]" strokeweight=".5pt">
-                <v:stroke joinstyle="miter"/>
-              </v:line>
-            </w:pict>
-          </mc:Fallback>
-        </mc:AlternateContent>
-      </w:r>
-      <w:r>
-        <w:rPr>
-          <w:rFonts w:ascii="Courier New" w:hAnsi="Courier New" w:cs="Courier New"/>
-          <w:b/>
-          <w:bCs/>
-          <w:noProof/>
-          <w:sz w:val="24"/>
-          <w:szCs w:val="24"/>
-          <w:lang w:val="en-US"/>
-        </w:rPr>
-        <mc:AlternateContent>
-          <mc:Choice Requires="wps">
-            <w:drawing>
-              <wp:anchor distT="0" distB="0" distL="114300" distR="114300" simplePos="0" relativeHeight="251679744" behindDoc="0" locked="0" layoutInCell="1" allowOverlap="1" wp14:anchorId="74ED5990" wp14:editId="6649EBF8">
-                <wp:simplePos x="0" y="0"/>
-                <wp:positionH relativeFrom="column">
-                  <wp:posOffset>3535680</wp:posOffset>
-                </wp:positionH>
-                <wp:positionV relativeFrom="paragraph">
-                  <wp:posOffset>153670</wp:posOffset>
-                </wp:positionV>
-                <wp:extent cx="990600" cy="7620"/>
-                <wp:effectExtent l="0" t="0" r="19050" b="30480"/>
-                <wp:wrapNone/>
-                <wp:docPr id="1892227180" name="Straight Connector 42"/>
-                <wp:cNvGraphicFramePr/>
-                <a:graphic xmlns:a="http://schemas.openxmlformats.org/drawingml/2006/main">
-                  <a:graphicData uri="http://schemas.microsoft.com/office/word/2010/wordprocessingShape">
-                    <wps:wsp>
-                      <wps:cNvCnPr/>
-                      <wps:spPr>
-                        <a:xfrm flipV="1">
-                          <a:off x="0" y="0"/>
-                          <a:ext cx="990600" cy="7620"/>
-                        </a:xfrm>
-                        <a:prstGeom prst="line">
-                          <a:avLst/>
-                        </a:prstGeom>
-                      </wps:spPr>
-                      <wps:style>
-                        <a:lnRef idx="1">
-                          <a:schemeClr val="accent1"/>
-                        </a:lnRef>
-                        <a:fillRef idx="0">
-                          <a:schemeClr val="accent1"/>
-                        </a:fillRef>
-                        <a:effectRef idx="0">
-                          <a:schemeClr val="accent1"/>
-                        </a:effectRef>
-                        <a:fontRef idx="minor">
-                          <a:schemeClr val="tx1"/>
-                        </a:fontRef>
-                      </wps:style>
-                      <wps:bodyPr/>
-                    </wps:wsp>
-                  </a:graphicData>
-                </a:graphic>
-                <wp14:sizeRelH relativeFrom="margin">
-                  <wp14:pctWidth>0</wp14:pctWidth>
-                </wp14:sizeRelH>
-                <wp14:sizeRelV relativeFrom="margin">
-                  <wp14:pctHeight>0</wp14:pctHeight>
-                </wp14:sizeRelV>
-              </wp:anchor>
-            </w:drawing>
-          </mc:Choice>
-          <mc:Fallback>
-            <w:pict>
-              <v:line w14:anchorId="4C5A0C4F" id="Straight Connector 42" o:spid="_x0000_s1026" style="position:absolute;flip:y;z-index:251679744;visibility:visible;mso-wrap-style:square;mso-width-percent:0;mso-height-percent:0;mso-wrap-distance-left:9pt;mso-wrap-distance-top:0;mso-wrap-distance-right:9pt;mso-wrap-distance-bottom:0;mso-position-horizontal:absolute;mso-position-horizontal-relative:text;mso-position-vertical:absolute;mso-position-vertical-relative:text;mso-width-percent:0;mso-height-percent:0;mso-width-relative:margin;mso-height-relative:margin" from="278.4pt,12.1pt" to="356.4pt,12.7pt" o:gfxdata="UEsDBBQABgAIAAAAIQC2gziS/gAAAOEBAAATAAAAW0NvbnRlbnRfVHlwZXNdLnhtbJSRQU7DMBBF 90jcwfIWJU67QAgl6YK0S0CoHGBkTxKLZGx5TGhvj5O2G0SRWNoz/78nu9wcxkFMGNg6quQqL6RA 0s5Y6ir5vt9lD1JwBDIwOMJKHpHlpr69KfdHjyxSmriSfYz+USnWPY7AufNIadK6MEJMx9ApD/oD OlTrorhX2lFEilmcO2RdNtjC5xDF9pCuTyYBB5bi6bQ4syoJ3g9WQ0ymaiLzg5KdCXlKLjvcW893 SUOqXwnz5DrgnHtJTxOsQfEKIT7DmDSUCaxw7Rqn8787ZsmRM9e2VmPeBN4uqYvTtW7jvijg9N/y JsXecLq0q+WD6m8AAAD//wMAUEsDBBQABgAIAAAAIQA4/SH/1gAAAJQBAAALAAAAX3JlbHMvLnJl bHOkkMFqwzAMhu+DvYPRfXGawxijTi+j0GvpHsDYimMaW0Yy2fr2M4PBMnrbUb/Q94l/f/hMi1qR JVI2sOt6UJgd+ZiDgffL8ekFlFSbvV0oo4EbChzGx4f9GRdb25HMsYhqlCwG5lrLq9biZkxWOiqY 22YiTra2kYMu1l1tQD30/bPm3wwYN0x18gb45AdQl1tp5j/sFB2T0FQ7R0nTNEV3j6o9feQzro1i OWA14Fm+Q8a1a8+Bvu/d/dMb2JY5uiPbhG/ktn4cqGU/er3pcvwCAAD//wMAUEsDBBQABgAIAAAA IQB3UilypwEAAKADAAAOAAAAZHJzL2Uyb0RvYy54bWysU01PGzEQvSP1P1i+N7vJIZRVNhxAcEEU tYW78Y6zlvwl22Q3/77j2WSpCqpUxMXyx7w3896MN5ejNWwPMWnvWr5c1JyBk77Tbtfyx183X79x lrJwnTDeQcsPkPjl9svZZggNrHzvTQeRIYlLzRBa3uccmqpKsgcr0sIHcPiofLQi4zHuqi6KAdmt qVZ1va4GH7sQvYSU8PZ6euRb4lcKZP6uVILMTMuxtkxrpPW5rNV2I5pdFKHX8liG+EAVVmiHSWeq a5EFe4n6DZXVMvrkVV5IbyuvlJZAGlDNsv5Lzc9eBCAtaE4Ks03p82jl/f7KPUS0YQipSeEhFhWj ipYpo8MT9pR0YaVsJNsOs20wZibx8uKiXtdorsSn8/WKTK0mkkIWYsq34C0rm5Yb7Yom0Yj9XcqY GENPIXh4LYN2+WCgBBv3AxTTHaabCqIJgSsT2V5gb4WU4PKy9BP5KLrAlDZmBtaU9p/AY3yBAk3P /4BnBGX2Ls9gq52P72XP46lkNcWfHJh0FwuefXegBpE1OAak8DiyZc7+PBP89WNtfwMAAP//AwBQ SwMEFAAGAAgAAAAhABVWkm7eAAAACQEAAA8AAABkcnMvZG93bnJldi54bWxMj01Pg0AQhu8m/ofN mHgxdikp1SBLY4x6qKdWTfQ2sCOQsrOE3VL8944nPb4feeeZYjO7Xk00hs6zgeUiAUVce9txY+Dt 9en6FlSIyBZ7z2TgmwJsyvOzAnPrT7yjaR8bJSMccjTQxjjkWoe6JYdh4Qdiyb786DCKHBttRzzJ uOt1miRr7bBjudDiQA8t1Yf90Rn4DD48vm+r6fmw28549RLTj9oac3kx39+BijTHvzL84gs6lMJU +SPboHoDWbYW9GggXaWgpHCzTMWoxMhWoMtC//+g/AEAAP//AwBQSwECLQAUAAYACAAAACEAtoM4 kv4AAADhAQAAEwAAAAAAAAAAAAAAAAAAAAAAW0NvbnRlbnRfVHlwZXNdLnhtbFBLAQItABQABgAI AAAAIQA4/SH/1gAAAJQBAAALAAAAAAAAAAAAAAAAAC8BAABfcmVscy8ucmVsc1BLAQItABQABgAI AAAAIQB3UilypwEAAKADAAAOAAAAAAAAAAAAAAAAAC4CAABkcnMvZTJvRG9jLnhtbFBLAQItABQA BgAIAAAAIQAVVpJu3gAAAAkBAAAPAAAAAAAAAAAAAAAAAAEEAABkcnMvZG93bnJldi54bWxQSwUG AAAAAAQABADzAAAADAUAAAAA " strokecolor="#4472c4 [3204]" strokeweight=".5pt">
-                <v:stroke joinstyle="miter"/>
-              </v:line>
-            </w:pict>
-          </mc:Fallback>
-        </mc:AlternateContent>
-      </w:r>
-      <w:r>
-        <w:rPr>
-          <w:rFonts w:ascii="Courier New" w:hAnsi="Courier New" w:cs="Courier New"/>
-          <w:b/>
-          <w:bCs/>
-          <w:noProof/>
-          <w:sz w:val="24"/>
-          <w:szCs w:val="24"/>
-          <w:lang w:val="en-US"/>
-        </w:rPr>
-        <mc:AlternateContent>
-          <mc:Choice Requires="wps">
-            <w:drawing>
-              <wp:anchor distT="0" distB="0" distL="114300" distR="114300" simplePos="0" relativeHeight="251663360" behindDoc="0" locked="0" layoutInCell="1" allowOverlap="1" wp14:anchorId="78A32D71" wp14:editId="7E569704">
+              <wp:anchor distT="0" distB="0" distL="114300" distR="114300" simplePos="0" relativeHeight="251663360" behindDoc="0" locked="0" layoutInCell="1" allowOverlap="1" wp14:anchorId="78A32D71" wp14:editId="5D733F48">
                 <wp:simplePos x="0" y="0"/>
                 <wp:positionH relativeFrom="margin">
                   <wp:align>center</wp:align>
@@ -2742,380 +2790,13 @@
         <mc:AlternateContent>
           <mc:Choice Requires="wps">
             <w:drawing>
-              <wp:anchor distT="0" distB="0" distL="114300" distR="114300" simplePos="0" relativeHeight="251675648" behindDoc="0" locked="0" layoutInCell="1" allowOverlap="1" wp14:anchorId="44F6B802" wp14:editId="2D5853A4">
+              <wp:anchor distT="0" distB="0" distL="114300" distR="114300" simplePos="0" relativeHeight="251667456" behindDoc="0" locked="0" layoutInCell="1" allowOverlap="1" wp14:anchorId="53D00AD0" wp14:editId="2C4A6C65">
                 <wp:simplePos x="0" y="0"/>
                 <wp:positionH relativeFrom="margin">
-                  <wp:posOffset>3771900</wp:posOffset>
+                  <wp:posOffset>1905000</wp:posOffset>
                 </wp:positionH>
                 <wp:positionV relativeFrom="paragraph">
-                  <wp:posOffset>377190</wp:posOffset>
-                </wp:positionV>
-                <wp:extent cx="1584960" cy="304800"/>
-                <wp:effectExtent l="0" t="0" r="15240" b="19050"/>
-                <wp:wrapNone/>
-                <wp:docPr id="1993193322" name="Text Box 40"/>
-                <wp:cNvGraphicFramePr/>
-                <a:graphic xmlns:a="http://schemas.openxmlformats.org/drawingml/2006/main">
-                  <a:graphicData uri="http://schemas.microsoft.com/office/word/2010/wordprocessingShape">
-                    <wps:wsp>
-                      <wps:cNvSpPr txBox="1"/>
-                      <wps:spPr>
-                        <a:xfrm>
-                          <a:off x="0" y="0"/>
-                          <a:ext cx="1584960" cy="304800"/>
-                        </a:xfrm>
-                        <a:prstGeom prst="rect">
-                          <a:avLst/>
-                        </a:prstGeom>
-                        <a:solidFill>
-                          <a:schemeClr val="lt1"/>
-                        </a:solidFill>
-                        <a:ln w="6350">
-                          <a:solidFill>
-                            <a:prstClr val="black"/>
-                          </a:solidFill>
-                        </a:ln>
-                      </wps:spPr>
-                      <wps:txbx>
-                        <w:txbxContent>
-                          <w:p>
-                            <w:pPr>
-                              <w:jc w:val="center"/>
-                            </w:pPr>
-                            <w:r>
-                              <w:t>Chairperson, BSIT</w:t>
-                            </w:r>
-                          </w:p>
-                        </w:txbxContent>
-                      </wps:txbx>
-                      <wps:bodyPr rot="0" spcFirstLastPara="0" vertOverflow="overflow" horzOverflow="overflow" vert="horz" wrap="square" lIns="91440" tIns="45720" rIns="91440" bIns="45720" numCol="1" spcCol="0" rtlCol="0" fromWordArt="0" anchor="t" anchorCtr="0" forceAA="0" compatLnSpc="1">
-                        <a:prstTxWarp prst="textNoShape">
-                          <a:avLst/>
-                        </a:prstTxWarp>
-                        <a:noAutofit/>
-                      </wps:bodyPr>
-                    </wps:wsp>
-                  </a:graphicData>
-                </a:graphic>
-                <wp14:sizeRelV relativeFrom="margin">
-                  <wp14:pctHeight>0</wp14:pctHeight>
-                </wp14:sizeRelV>
-              </wp:anchor>
-            </w:drawing>
-          </mc:Choice>
-          <mc:Fallback>
-            <w:pict>
-              <v:shape w14:anchorId="44F6B802" id="_x0000_s1029" type="#_x0000_t202" style="position:absolute;left:0;text-align:left;margin-left:297pt;margin-top:29.7pt;width:124.8pt;height:24pt;z-index:251675648;visibility:visible;mso-wrap-style:square;mso-height-percent:0;mso-wrap-distance-left:9pt;mso-wrap-distance-top:0;mso-wrap-distance-right:9pt;mso-wrap-distance-bottom:0;mso-position-horizontal:absolute;mso-position-horizontal-relative:margin;mso-position-vertical:absolute;mso-position-vertical-relative:text;mso-height-percent:0;mso-height-relative:margin;v-text-anchor:top" o:gfxdata="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" fillcolor="white [3201]" strokeweight=".5pt">
-                <v:textbox>
-                  <w:txbxContent>
-                    <w:p>
-                      <w:pPr>
-                        <w:jc w:val="center"/>
-                      </w:pPr>
-                      <w:r>
-                        <w:t>Chairperson, BSIT</w:t>
-                      </w:r>
-                    </w:p>
-                  </w:txbxContent>
-                </v:textbox>
-                <w10:wrap anchorx="margin"/>
-              </v:shape>
-            </w:pict>
-          </mc:Fallback>
-        </mc:AlternateContent>
-      </w:r>
-      <w:r>
-        <w:rPr>
-          <w:rFonts w:ascii="Courier New" w:hAnsi="Courier New" w:cs="Courier New"/>
-          <w:b/>
-          <w:bCs/>
-          <w:noProof/>
-          <w:sz w:val="24"/>
-          <w:szCs w:val="24"/>
-          <w:lang w:val="en-US"/>
-        </w:rPr>
-        <mc:AlternateContent>
-          <mc:Choice Requires="wps">
-            <w:drawing>
-              <wp:anchor distT="0" distB="0" distL="114300" distR="114300" simplePos="0" relativeHeight="251665408" behindDoc="0" locked="0" layoutInCell="1" allowOverlap="1" wp14:anchorId="1EE29F60" wp14:editId="1AEF8ABF">
-                <wp:simplePos x="0" y="0"/>
-                <wp:positionH relativeFrom="margin">
-                  <wp:align>left</wp:align>
-                </wp:positionH>
-                <wp:positionV relativeFrom="paragraph">
-                  <wp:posOffset>362585</wp:posOffset>
-                </wp:positionV>
-                <wp:extent cx="1584960" cy="304800"/>
-                <wp:effectExtent l="0" t="0" r="15240" b="19050"/>
-                <wp:wrapNone/>
-                <wp:docPr id="1402881517" name="Text Box 40"/>
-                <wp:cNvGraphicFramePr/>
-                <a:graphic xmlns:a="http://schemas.openxmlformats.org/drawingml/2006/main">
-                  <a:graphicData uri="http://schemas.microsoft.com/office/word/2010/wordprocessingShape">
-                    <wps:wsp>
-                      <wps:cNvSpPr txBox="1"/>
-                      <wps:spPr>
-                        <a:xfrm>
-                          <a:off x="0" y="0"/>
-                          <a:ext cx="1584960" cy="304800"/>
-                        </a:xfrm>
-                        <a:prstGeom prst="rect">
-                          <a:avLst/>
-                        </a:prstGeom>
-                        <a:solidFill>
-                          <a:schemeClr val="lt1"/>
-                        </a:solidFill>
-                        <a:ln w="6350">
-                          <a:solidFill>
-                            <a:prstClr val="black"/>
-                          </a:solidFill>
-                        </a:ln>
-                      </wps:spPr>
-                      <wps:txbx>
-                        <w:txbxContent>
-                          <w:p>
-                            <w:pPr>
-                              <w:jc w:val="center"/>
-                            </w:pPr>
-                            <w:r>
-                              <w:t>Chairperson, BSCE</w:t>
-                            </w:r>
-                          </w:p>
-                        </w:txbxContent>
-                      </wps:txbx>
-                      <wps:bodyPr rot="0" spcFirstLastPara="0" vertOverflow="overflow" horzOverflow="overflow" vert="horz" wrap="square" lIns="91440" tIns="45720" rIns="91440" bIns="45720" numCol="1" spcCol="0" rtlCol="0" fromWordArt="0" anchor="t" anchorCtr="0" forceAA="0" compatLnSpc="1">
-                        <a:prstTxWarp prst="textNoShape">
-                          <a:avLst/>
-                        </a:prstTxWarp>
-                        <a:noAutofit/>
-                      </wps:bodyPr>
-                    </wps:wsp>
-                  </a:graphicData>
-                </a:graphic>
-                <wp14:sizeRelV relativeFrom="margin">
-                  <wp14:pctHeight>0</wp14:pctHeight>
-                </wp14:sizeRelV>
-              </wp:anchor>
-            </w:drawing>
-          </mc:Choice>
-          <mc:Fallback>
-            <w:pict>
-              <v:shape w14:anchorId="1EE29F60" id="_x0000_s1030" type="#_x0000_t202" style="position:absolute;left:0;text-align:left;margin-left:0;margin-top:28.55pt;width:124.8pt;height:24pt;z-index:251665408;visibility:visible;mso-wrap-style:square;mso-height-percent:0;mso-wrap-distance-left:9pt;mso-wrap-distance-top:0;mso-wrap-distance-right:9pt;mso-wrap-distance-bottom:0;mso-position-horizontal:left;mso-position-horizontal-relative:margin;mso-position-vertical:absolute;mso-position-vertical-relative:text;mso-height-percent:0;mso-height-relative:margin;v-text-anchor:top" o:gfxdata="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" fillcolor="white [3201]" strokeweight=".5pt">
-                <v:textbox>
-                  <w:txbxContent>
-                    <w:p>
-                      <w:pPr>
-                        <w:jc w:val="center"/>
-                      </w:pPr>
-                      <w:r>
-                        <w:t>Chairperson, BSCE</w:t>
-                      </w:r>
-                    </w:p>
-                  </w:txbxContent>
-                </v:textbox>
-                <w10:wrap anchorx="margin"/>
-              </v:shape>
-            </w:pict>
-          </mc:Fallback>
-        </mc:AlternateContent>
-      </w:r>
-      <w:r>
-        <w:rPr>
-          <w:rFonts w:ascii="Courier New" w:hAnsi="Courier New" w:cs="Courier New"/>
-          <w:b/>
-          <w:bCs/>
-          <w:sz w:val="24"/>
-          <w:szCs w:val="24"/>
-          <w:lang w:val="en-US"/>
-        </w:rPr>
-        <w:tab/>
-      </w:r>
-    </w:p>
-    <w:p>
-      <w:pPr>
-        <w:spacing w:line="480" w:lineRule="auto"/>
-        <w:jc w:val="both"/>
-        <w:rPr>
-          <w:rFonts w:ascii="Courier New" w:hAnsi="Courier New" w:cs="Courier New"/>
-          <w:b/>
-          <w:bCs/>
-          <w:sz w:val="24"/>
-          <w:szCs w:val="24"/>
-          <w:lang w:val="en-US"/>
-        </w:rPr>
-      </w:pPr>
-      <w:r>
-        <w:rPr>
-          <w:rFonts w:ascii="Courier New" w:hAnsi="Courier New" w:cs="Courier New"/>
-          <w:b/>
-          <w:bCs/>
-          <w:noProof/>
-          <w:sz w:val="24"/>
-          <w:szCs w:val="24"/>
-          <w:lang w:val="en-US"/>
-        </w:rPr>
-        <mc:AlternateContent>
-          <mc:Choice Requires="wps">
-            <w:drawing>
-              <wp:anchor distT="0" distB="0" distL="114300" distR="114300" simplePos="0" relativeHeight="251687936" behindDoc="0" locked="0" layoutInCell="1" allowOverlap="1" wp14:anchorId="48F74970" wp14:editId="3125D4C2">
-                <wp:simplePos x="0" y="0"/>
-                <wp:positionH relativeFrom="column">
-                  <wp:posOffset>952500</wp:posOffset>
-                </wp:positionH>
-                <wp:positionV relativeFrom="paragraph">
-                  <wp:posOffset>220663</wp:posOffset>
-                </wp:positionV>
-                <wp:extent cx="0" cy="466725"/>
-                <wp:effectExtent l="0" t="0" r="38100" b="28575"/>
-                <wp:wrapNone/>
-                <wp:docPr id="568609741" name="Straight Connector 44"/>
-                <wp:cNvGraphicFramePr/>
-                <a:graphic xmlns:a="http://schemas.openxmlformats.org/drawingml/2006/main">
-                  <a:graphicData uri="http://schemas.microsoft.com/office/word/2010/wordprocessingShape">
-                    <wps:wsp>
-                      <wps:cNvCnPr/>
-                      <wps:spPr>
-                        <a:xfrm>
-                          <a:off x="0" y="0"/>
-                          <a:ext cx="0" cy="466725"/>
-                        </a:xfrm>
-                        <a:prstGeom prst="line">
-                          <a:avLst/>
-                        </a:prstGeom>
-                      </wps:spPr>
-                      <wps:style>
-                        <a:lnRef idx="1">
-                          <a:schemeClr val="accent1"/>
-                        </a:lnRef>
-                        <a:fillRef idx="0">
-                          <a:schemeClr val="accent1"/>
-                        </a:fillRef>
-                        <a:effectRef idx="0">
-                          <a:schemeClr val="accent1"/>
-                        </a:effectRef>
-                        <a:fontRef idx="minor">
-                          <a:schemeClr val="tx1"/>
-                        </a:fontRef>
-                      </wps:style>
-                      <wps:bodyPr/>
-                    </wps:wsp>
-                  </a:graphicData>
-                </a:graphic>
-              </wp:anchor>
-            </w:drawing>
-          </mc:Choice>
-          <mc:Fallback>
-            <w:pict>
-              <v:line w14:anchorId="4AA3E644" id="Straight Connector 44" o:spid="_x0000_s1026" style="position:absolute;z-index:251687936;visibility:visible;mso-wrap-style:square;mso-wrap-distance-left:9pt;mso-wrap-distance-top:0;mso-wrap-distance-right:9pt;mso-wrap-distance-bottom:0;mso-position-horizontal:absolute;mso-position-horizontal-relative:text;mso-position-vertical:absolute;mso-position-vertical-relative:text" from="75pt,17.4pt" to="75pt,54.15pt" o:gfxdata="UEsDBBQABgAIAAAAIQC2gziS/gAAAOEBAAATAAAAW0NvbnRlbnRfVHlwZXNdLnhtbJSRQU7DMBBF 90jcwfIWJU67QAgl6YK0S0CoHGBkTxKLZGx5TGhvj5O2G0SRWNoz/78nu9wcxkFMGNg6quQqL6RA 0s5Y6ir5vt9lD1JwBDIwOMJKHpHlpr69KfdHjyxSmriSfYz+USnWPY7AufNIadK6MEJMx9ApD/oD OlTrorhX2lFEilmcO2RdNtjC5xDF9pCuTyYBB5bi6bQ4syoJ3g9WQ0ymaiLzg5KdCXlKLjvcW893 SUOqXwnz5DrgnHtJTxOsQfEKIT7DmDSUCaxw7Rqn8787ZsmRM9e2VmPeBN4uqYvTtW7jvijg9N/y JsXecLq0q+WD6m8AAAD//wMAUEsDBBQABgAIAAAAIQA4/SH/1gAAAJQBAAALAAAAX3JlbHMvLnJl bHOkkMFqwzAMhu+DvYPRfXGawxijTi+j0GvpHsDYimMaW0Yy2fr2M4PBMnrbUb/Q94l/f/hMi1qR JVI2sOt6UJgd+ZiDgffL8ekFlFSbvV0oo4EbChzGx4f9GRdb25HMsYhqlCwG5lrLq9biZkxWOiqY 22YiTra2kYMu1l1tQD30/bPm3wwYN0x18gb45AdQl1tp5j/sFB2T0FQ7R0nTNEV3j6o9feQzro1i OWA14Fm+Q8a1a8+Bvu/d/dMb2JY5uiPbhG/ktn4cqGU/er3pcvwCAAD//wMAUEsDBBQABgAIAAAA IQAnLLtRmQEAAJMDAAAOAAAAZHJzL2Uyb0RvYy54bWysU8Fu2zAMvQ/oPwi6L3aCNR2MOD20WC9D W3TrB6gyFQuQRIHSYufvK8mJU7QDhg270BLFR/I90pvr0Rq2BwoaXcuXi5ozcBI77XYtf/757fNX zkIUrhMGHbT8AIFfby8+bQbfwAp7NB0QS0lcaAbf8j5G31RVkD1YERbowaVHhWRFTFfaVR2JIWW3 plrV9boakDpPKCGE5L2dHvm25FcKZHxQKkBkpuWpt1gsFfuSbbXdiGZHwvdaHtsQ/9CFFdqlonOq WxEF+0X6QyqrJWFAFRcSbYVKaQmFQ2KzrN+x+dELD4VLEif4Wabw/9LK+/2Ne6Qkw+BDE/wjZRaj Ipu/qT82FrEOs1gwRiYnp0zeL+v11eoy61idcZ5CvAO0LB9abrTLNEQj9t9DnEJPIQl3rlxO8WAg Bxv3BIrpLtVaFnRZCrgxxPYijVNICS4uj6VLdIYpbcwMrP8MPMZnKJSF+RvwjCiV0cUZbLVD+l31 OJ5aVlP8SYGJd5bgBbtDmUmRJk2+iHvc0rxab+8Ffv6Xtq8AAAD//wMAUEsDBBQABgAIAAAAIQBx BGYi3wAAAAoBAAAPAAAAZHJzL2Rvd25yZXYueG1sTI9BSwMxEIXvgv8hjODNJrYqZd1sKQWxFqS0 CvWYbsbd1c1kSdLu9t879aK3eTOPN+/LZ4NrxRFDbDxpuB0pEEiltw1VGt7fnm6mIGIyZE3rCTWc MMKsuLzITWZ9Txs8blMlOIRiZjTUKXWZlLGs0Zk48h0S3z59cCaxDJW0wfQc7lo5VupBOtMQf6hN h4say+/twWl4DcvlYr46fdH6w/W78Wq3fhmetb6+GuaPIBIO6c8M5/pcHQrutPcHslG0rO8VsyQN kztGOBt+F3se1HQCssjlf4TiBwAA//8DAFBLAQItABQABgAIAAAAIQC2gziS/gAAAOEBAAATAAAA AAAAAAAAAAAAAAAAAABbQ29udGVudF9UeXBlc10ueG1sUEsBAi0AFAAGAAgAAAAhADj9If/WAAAA lAEAAAsAAAAAAAAAAAAAAAAALwEAAF9yZWxzLy5yZWxzUEsBAi0AFAAGAAgAAAAhACcsu1GZAQAA kwMAAA4AAAAAAAAAAAAAAAAALgIAAGRycy9lMm9Eb2MueG1sUEsBAi0AFAAGAAgAAAAhAHEEZiLf AAAACgEAAA8AAAAAAAAAAAAAAAAA8wMAAGRycy9kb3ducmV2LnhtbFBLBQYAAAAABAAEAPMAAAD/ BAAAAAA= " strokecolor="#4472c4 [3204]" strokeweight=".5pt">
-                <v:stroke joinstyle="miter"/>
-              </v:line>
-            </w:pict>
-          </mc:Fallback>
-        </mc:AlternateContent>
-      </w:r>
-      <w:r>
-        <w:rPr>
-          <w:rFonts w:ascii="Courier New" w:hAnsi="Courier New" w:cs="Courier New"/>
-          <w:b/>
-          <w:bCs/>
-          <w:noProof/>
-          <w:sz w:val="24"/>
-          <w:szCs w:val="24"/>
-          <w:lang w:val="en-US"/>
-        </w:rPr>
-        <mc:AlternateContent>
-          <mc:Choice Requires="wps">
-            <w:drawing>
-              <wp:anchor distT="0" distB="0" distL="114300" distR="114300" simplePos="0" relativeHeight="251686912" behindDoc="0" locked="0" layoutInCell="1" allowOverlap="1" wp14:anchorId="76F41345" wp14:editId="55A8194E">
-                <wp:simplePos x="0" y="0"/>
-                <wp:positionH relativeFrom="column">
-                  <wp:posOffset>4543425</wp:posOffset>
-                </wp:positionH>
-                <wp:positionV relativeFrom="paragraph">
-                  <wp:posOffset>234950</wp:posOffset>
-                </wp:positionV>
-                <wp:extent cx="4763" cy="419100"/>
-                <wp:effectExtent l="0" t="0" r="33655" b="19050"/>
-                <wp:wrapNone/>
-                <wp:docPr id="1029753579" name="Straight Connector 43"/>
-                <wp:cNvGraphicFramePr/>
-                <a:graphic xmlns:a="http://schemas.openxmlformats.org/drawingml/2006/main">
-                  <a:graphicData uri="http://schemas.microsoft.com/office/word/2010/wordprocessingShape">
-                    <wps:wsp>
-                      <wps:cNvCnPr/>
-                      <wps:spPr>
-                        <a:xfrm>
-                          <a:off x="0" y="0"/>
-                          <a:ext cx="4763" cy="419100"/>
-                        </a:xfrm>
-                        <a:prstGeom prst="line">
-                          <a:avLst/>
-                        </a:prstGeom>
-                      </wps:spPr>
-                      <wps:style>
-                        <a:lnRef idx="1">
-                          <a:schemeClr val="accent1"/>
-                        </a:lnRef>
-                        <a:fillRef idx="0">
-                          <a:schemeClr val="accent1"/>
-                        </a:fillRef>
-                        <a:effectRef idx="0">
-                          <a:schemeClr val="accent1"/>
-                        </a:effectRef>
-                        <a:fontRef idx="minor">
-                          <a:schemeClr val="tx1"/>
-                        </a:fontRef>
-                      </wps:style>
-                      <wps:bodyPr/>
-                    </wps:wsp>
-                  </a:graphicData>
-                </a:graphic>
-              </wp:anchor>
-            </w:drawing>
-          </mc:Choice>
-          <mc:Fallback>
-            <w:pict>
-              <v:line w14:anchorId="7F67CBEB" id="Straight Connector 43" o:spid="_x0000_s1026" style="position:absolute;z-index:251686912;visibility:visible;mso-wrap-style:square;mso-wrap-distance-left:9pt;mso-wrap-distance-top:0;mso-wrap-distance-right:9pt;mso-wrap-distance-bottom:0;mso-position-horizontal:absolute;mso-position-horizontal-relative:text;mso-position-vertical:absolute;mso-position-vertical-relative:text" from="357.75pt,18.5pt" to="358.15pt,51.5pt" o:gfxdata="UEsDBBQABgAIAAAAIQC2gziS/gAAAOEBAAATAAAAW0NvbnRlbnRfVHlwZXNdLnhtbJSRQU7DMBBF 90jcwfIWJU67QAgl6YK0S0CoHGBkTxKLZGx5TGhvj5O2G0SRWNoz/78nu9wcxkFMGNg6quQqL6RA 0s5Y6ir5vt9lD1JwBDIwOMJKHpHlpr69KfdHjyxSmriSfYz+USnWPY7AufNIadK6MEJMx9ApD/oD OlTrorhX2lFEilmcO2RdNtjC5xDF9pCuTyYBB5bi6bQ4syoJ3g9WQ0ymaiLzg5KdCXlKLjvcW893 SUOqXwnz5DrgnHtJTxOsQfEKIT7DmDSUCaxw7Rqn8787ZsmRM9e2VmPeBN4uqYvTtW7jvijg9N/y JsXecLq0q+WD6m8AAAD//wMAUEsDBBQABgAIAAAAIQA4/SH/1gAAAJQBAAALAAAAX3JlbHMvLnJl bHOkkMFqwzAMhu+DvYPRfXGawxijTi+j0GvpHsDYimMaW0Yy2fr2M4PBMnrbUb/Q94l/f/hMi1qR JVI2sOt6UJgd+ZiDgffL8ekFlFSbvV0oo4EbChzGx4f9GRdb25HMsYhqlCwG5lrLq9biZkxWOiqY 22YiTra2kYMu1l1tQD30/bPm3wwYN0x18gb45AdQl1tp5j/sFB2T0FQ7R0nTNEV3j6o9feQzro1i OWA14Fm+Q8a1a8+Bvu/d/dMb2JY5uiPbhG/ktn4cqGU/er3pcvwCAAD//wMAUEsDBBQABgAIAAAA IQBahpFpnwEAAJYDAAAOAAAAZHJzL2Uyb0RvYy54bWysU9tO3DAQfUfqP1h+7yYBBDTaLA+g8oIA tfABxhlvLPkm291k/57x7G62KkhVK14cX+acmXNmsryerGEbiEl71/FmUXMGTvpeu3XHX56/f73i LGXhemG8g45vIfHr1ZeT5RhaOPWDNz1EhiQutWPo+JBzaKsqyQGsSAsfwOGj8tGKjMe4rvooRmS3 pjqt64tq9LEP0UtICW9vd498RfxKgcyPSiXIzHQca8u0Rlpfy1qtlqJdRxEGLfdliP+owgrtMOlM dSuyYL+ifkdltYw+eZUX0tvKK6UlkAZU09R/qPk5iACkBc1JYbYpfR6tfNjcuKeINowhtSk8xaJi UtGWL9bHJjJrO5sFU2YSL88vL844k/hw3nxrarKyOkJDTPkOvGVl03GjXVEiWrG5TxnTYeghBA/H 5LTLWwMl2LgfoJjuMV1DaJoLuDGRbQR2VEgJLjeli8hH0QWmtDEzsP47cB9foEAz8y/gGUGZvcsz 2Grn40fZ83QoWe3iDw7sdBcLXn2/pbaQNdh8Urgf1DJdv58JfvydVm8AAAD//wMAUEsDBBQABgAI AAAAIQD9rJKO4QAAAAoBAAAPAAAAZHJzL2Rvd25yZXYueG1sTI9RS8MwFIXfB/6HcAXftqQrW6U2 HWMgzoEMpzAfsya21eamJNna/XuvT/p4uR/nfKdYjbZjF+ND61BCMhPADFZOt1hLeH97nN4DC1Gh Vp1DI+FqAqzKm0mhcu0GfDWXQ6wZhWDIlYQmxj7nPFSNsSrMXG+Qfp/OWxXp9DXXXg0Ubjs+F2LJ rWqRGhrVm01jqu/D2Up48dvtZr27fuH+ww7H+e64fx6fpLy7HdcPwKIZ4x8Mv/qkDiU5ndwZdWCd hCxZLAiVkGa0iYAsWabATkSKVAAvC/5/QvkDAAD//wMAUEsBAi0AFAAGAAgAAAAhALaDOJL+AAAA 4QEAABMAAAAAAAAAAAAAAAAAAAAAAFtDb250ZW50X1R5cGVzXS54bWxQSwECLQAUAAYACAAAACEA OP0h/9YAAACUAQAACwAAAAAAAAAAAAAAAAAvAQAAX3JlbHMvLnJlbHNQSwECLQAUAAYACAAAACEA WoaRaZ8BAACWAwAADgAAAAAAAAAAAAAAAAAuAgAAZHJzL2Uyb0RvYy54bWxQSwECLQAUAAYACAAA ACEA/aySjuEAAAAKAQAADwAAAAAAAAAAAAAAAAD5AwAAZHJzL2Rvd25yZXYueG1sUEsFBgAAAAAE AAQA8wAAAAcFAAAAAA== " strokecolor="#4472c4 [3204]" strokeweight=".5pt">
-                <v:stroke joinstyle="miter"/>
-              </v:line>
-            </w:pict>
-          </mc:Fallback>
-        </mc:AlternateContent>
-      </w:r>
-    </w:p>
-    <w:p>
-      <w:pPr>
-        <w:spacing w:line="480" w:lineRule="auto"/>
-        <w:jc w:val="both"/>
-        <w:rPr>
-          <w:rFonts w:ascii="Courier New" w:hAnsi="Courier New" w:cs="Courier New"/>
-          <w:b/>
-          <w:bCs/>
-          <w:sz w:val="24"/>
-          <w:szCs w:val="24"/>
-          <w:lang w:val="en-US"/>
-        </w:rPr>
-      </w:pPr>
-      <w:r>
-        <w:rPr>
-          <w:rFonts w:ascii="Courier New" w:hAnsi="Courier New" w:cs="Courier New"/>
-          <w:b/>
-          <w:bCs/>
-          <w:noProof/>
-          <w:sz w:val="24"/>
-          <w:szCs w:val="24"/>
-          <w:lang w:val="en-US"/>
-        </w:rPr>
-        <mc:AlternateContent>
-          <mc:Choice Requires="wps">
-            <w:drawing>
-              <wp:anchor distT="0" distB="0" distL="114300" distR="114300" simplePos="0" relativeHeight="251667456" behindDoc="0" locked="0" layoutInCell="1" allowOverlap="1" wp14:anchorId="53D00AD0" wp14:editId="51438869">
-                <wp:simplePos x="0" y="0"/>
-                <wp:positionH relativeFrom="margin">
-                  <wp:posOffset>419100</wp:posOffset>
-                </wp:positionH>
-                <wp:positionV relativeFrom="paragraph">
-                  <wp:posOffset>215265</wp:posOffset>
+                  <wp:posOffset>319405</wp:posOffset>
                 </wp:positionV>
                 <wp:extent cx="1584960" cy="304800"/>
                 <wp:effectExtent l="0" t="0" r="15240" b="19050"/>
@@ -3150,7 +2831,7 @@
                               <w:jc w:val="center"/>
                             </w:pPr>
                             <w:r>
-                              <w:t>Chairperson, BSMATH</w:t>
+                              <w:t>Chairperson</w:t>
                             </w:r>
                           </w:p>
                         </w:txbxContent>
@@ -3172,7 +2853,7 @@
           </mc:Choice>
           <mc:Fallback>
             <w:pict>
-              <v:shape w14:anchorId="53D00AD0" id="_x0000_s1031" type="#_x0000_t202" style="position:absolute;left:0;text-align:left;margin-left:33pt;margin-top:16.95pt;width:124.8pt;height:24pt;z-index:251667456;visibility:visible;mso-wrap-style:square;mso-height-percent:0;mso-wrap-distance-left:9pt;mso-wrap-distance-top:0;mso-wrap-distance-right:9pt;mso-wrap-distance-bottom:0;mso-position-horizontal:absolute;mso-position-horizontal-relative:margin;mso-position-vertical:absolute;mso-position-vertical-relative:text;mso-height-percent:0;mso-height-relative:margin;v-text-anchor:top" o:gfxdata="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" fillcolor="white [3201]" strokeweight=".5pt">
+              <v:shape w14:anchorId="53D00AD0" id="_x0000_s1029" type="#_x0000_t202" style="position:absolute;left:0;text-align:left;margin-left:150pt;margin-top:25.15pt;width:124.8pt;height:24pt;z-index:251667456;visibility:visible;mso-wrap-style:square;mso-height-percent:0;mso-wrap-distance-left:9pt;mso-wrap-distance-top:0;mso-wrap-distance-right:9pt;mso-wrap-distance-bottom:0;mso-position-horizontal:absolute;mso-position-horizontal-relative:margin;mso-position-vertical:absolute;mso-position-vertical-relative:text;mso-height-percent:0;mso-height-relative:margin;v-text-anchor:top" o:gfxdata="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" fillcolor="white [3201]" strokeweight=".5pt">
                 <v:textbox>
                   <w:txbxContent>
                     <w:p>
@@ -3180,7 +2861,7 @@
                         <w:jc w:val="center"/>
                       </w:pPr>
                       <w:r>
-                        <w:t>Chairperson, BSMATH</w:t>
+                        <w:t>Chairperson</w:t>
                       </w:r>
                     </w:p>
                   </w:txbxContent>
@@ -3196,95 +2877,11 @@
           <w:rFonts w:ascii="Courier New" w:hAnsi="Courier New" w:cs="Courier New"/>
           <w:b/>
           <w:bCs/>
-          <w:noProof/>
           <w:sz w:val="24"/>
           <w:szCs w:val="24"/>
           <w:lang w:val="en-US"/>
         </w:rPr>
-        <mc:AlternateContent>
-          <mc:Choice Requires="wps">
-            <w:drawing>
-              <wp:anchor distT="0" distB="0" distL="114300" distR="114300" simplePos="0" relativeHeight="251673600" behindDoc="0" locked="0" layoutInCell="1" allowOverlap="1" wp14:anchorId="6235F733" wp14:editId="7BC190CE">
-                <wp:simplePos x="0" y="0"/>
-                <wp:positionH relativeFrom="margin">
-                  <wp:posOffset>3421380</wp:posOffset>
-                </wp:positionH>
-                <wp:positionV relativeFrom="paragraph">
-                  <wp:posOffset>200025</wp:posOffset>
-                </wp:positionV>
-                <wp:extent cx="1584960" cy="304800"/>
-                <wp:effectExtent l="0" t="0" r="15240" b="19050"/>
-                <wp:wrapNone/>
-                <wp:docPr id="103135575" name="Text Box 40"/>
-                <wp:cNvGraphicFramePr/>
-                <a:graphic xmlns:a="http://schemas.openxmlformats.org/drawingml/2006/main">
-                  <a:graphicData uri="http://schemas.microsoft.com/office/word/2010/wordprocessingShape">
-                    <wps:wsp>
-                      <wps:cNvSpPr txBox="1"/>
-                      <wps:spPr>
-                        <a:xfrm>
-                          <a:off x="0" y="0"/>
-                          <a:ext cx="1584960" cy="304800"/>
-                        </a:xfrm>
-                        <a:prstGeom prst="rect">
-                          <a:avLst/>
-                        </a:prstGeom>
-                        <a:solidFill>
-                          <a:schemeClr val="lt1"/>
-                        </a:solidFill>
-                        <a:ln w="6350">
-                          <a:solidFill>
-                            <a:prstClr val="black"/>
-                          </a:solidFill>
-                        </a:ln>
-                      </wps:spPr>
-                      <wps:txbx>
-                        <w:txbxContent>
-                          <w:p>
-                            <w:pPr>
-                              <w:jc w:val="center"/>
-                            </w:pPr>
-                            <w:r>
-                              <w:t>Chairperson, BSCpE</w:t>
-                            </w:r>
-                          </w:p>
-                        </w:txbxContent>
-                      </wps:txbx>
-                      <wps:bodyPr rot="0" spcFirstLastPara="0" vertOverflow="overflow" horzOverflow="overflow" vert="horz" wrap="square" lIns="91440" tIns="45720" rIns="91440" bIns="45720" numCol="1" spcCol="0" rtlCol="0" fromWordArt="0" anchor="t" anchorCtr="0" forceAA="0" compatLnSpc="1">
-                        <a:prstTxWarp prst="textNoShape">
-                          <a:avLst/>
-                        </a:prstTxWarp>
-                        <a:noAutofit/>
-                      </wps:bodyPr>
-                    </wps:wsp>
-                  </a:graphicData>
-                </a:graphic>
-                <wp14:sizeRelV relativeFrom="margin">
-                  <wp14:pctHeight>0</wp14:pctHeight>
-                </wp14:sizeRelV>
-              </wp:anchor>
-            </w:drawing>
-          </mc:Choice>
-          <mc:Fallback>
-            <w:pict>
-              <v:shape w14:anchorId="6235F733" id="_x0000_s1032" type="#_x0000_t202" style="position:absolute;left:0;text-align:left;margin-left:269.4pt;margin-top:15.75pt;width:124.8pt;height:24pt;z-index:251673600;visibility:visible;mso-wrap-style:square;mso-height-percent:0;mso-wrap-distance-left:9pt;mso-wrap-distance-top:0;mso-wrap-distance-right:9pt;mso-wrap-distance-bottom:0;mso-position-horizontal:absolute;mso-position-horizontal-relative:margin;mso-position-vertical:absolute;mso-position-vertical-relative:text;mso-height-percent:0;mso-height-relative:margin;v-text-anchor:top" o:gfxdata="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" fillcolor="white [3201]" strokeweight=".5pt">
-                <v:textbox>
-                  <w:txbxContent>
-                    <w:p>
-                      <w:pPr>
-                        <w:jc w:val="center"/>
-                      </w:pPr>
-                      <w:r>
-                        <w:t>Chairperson, BSCpE</w:t>
-                      </w:r>
-                    </w:p>
-                  </w:txbxContent>
-                </v:textbox>
-                <w10:wrap anchorx="margin"/>
-              </v:shape>
-            </w:pict>
-          </mc:Fallback>
-        </mc:AlternateContent>
+        <w:tab/>
       </w:r>
     </w:p>
     <w:p>
@@ -3300,417 +2897,6 @@
           <w:lang w:val="en-US"/>
         </w:rPr>
       </w:pPr>
-      <w:r>
-        <w:rPr>
-          <w:rFonts w:ascii="Courier New" w:hAnsi="Courier New" w:cs="Courier New"/>
-          <w:b/>
-          <w:bCs/>
-          <w:noProof/>
-          <w:sz w:val="24"/>
-          <w:szCs w:val="24"/>
-          <w:lang w:val="en-US"/>
-        </w:rPr>
-        <mc:AlternateContent>
-          <mc:Choice Requires="wps">
-            <w:drawing>
-              <wp:anchor distT="0" distB="0" distL="114300" distR="114300" simplePos="0" relativeHeight="251688960" behindDoc="0" locked="0" layoutInCell="1" allowOverlap="1" wp14:anchorId="2688C4D5" wp14:editId="536A4D98">
-                <wp:simplePos x="0" y="0"/>
-                <wp:positionH relativeFrom="column">
-                  <wp:posOffset>1998980</wp:posOffset>
-                </wp:positionH>
-                <wp:positionV relativeFrom="paragraph">
-                  <wp:posOffset>89217</wp:posOffset>
-                </wp:positionV>
-                <wp:extent cx="0" cy="290512"/>
-                <wp:effectExtent l="0" t="0" r="38100" b="33655"/>
-                <wp:wrapNone/>
-                <wp:docPr id="2040391424" name="Straight Connector 45"/>
-                <wp:cNvGraphicFramePr/>
-                <a:graphic xmlns:a="http://schemas.openxmlformats.org/drawingml/2006/main">
-                  <a:graphicData uri="http://schemas.microsoft.com/office/word/2010/wordprocessingShape">
-                    <wps:wsp>
-                      <wps:cNvCnPr/>
-                      <wps:spPr>
-                        <a:xfrm>
-                          <a:off x="0" y="0"/>
-                          <a:ext cx="0" cy="290512"/>
-                        </a:xfrm>
-                        <a:prstGeom prst="line">
-                          <a:avLst/>
-                        </a:prstGeom>
-                      </wps:spPr>
-                      <wps:style>
-                        <a:lnRef idx="1">
-                          <a:schemeClr val="accent1"/>
-                        </a:lnRef>
-                        <a:fillRef idx="0">
-                          <a:schemeClr val="accent1"/>
-                        </a:fillRef>
-                        <a:effectRef idx="0">
-                          <a:schemeClr val="accent1"/>
-                        </a:effectRef>
-                        <a:fontRef idx="minor">
-                          <a:schemeClr val="tx1"/>
-                        </a:fontRef>
-                      </wps:style>
-                      <wps:bodyPr/>
-                    </wps:wsp>
-                  </a:graphicData>
-                </a:graphic>
-              </wp:anchor>
-            </w:drawing>
-          </mc:Choice>
-          <mc:Fallback>
-            <w:pict>
-              <v:line w14:anchorId="1F6968AC" id="Straight Connector 45" o:spid="_x0000_s1026" style="position:absolute;z-index:251688960;visibility:visible;mso-wrap-style:square;mso-wrap-distance-left:9pt;mso-wrap-distance-top:0;mso-wrap-distance-right:9pt;mso-wrap-distance-bottom:0;mso-position-horizontal:absolute;mso-position-horizontal-relative:text;mso-position-vertical:absolute;mso-position-vertical-relative:text" from="157.4pt,7pt" to="157.4pt,29.85pt" o:gfxdata="UEsDBBQABgAIAAAAIQC2gziS/gAAAOEBAAATAAAAW0NvbnRlbnRfVHlwZXNdLnhtbJSRQU7DMBBF 90jcwfIWJU67QAgl6YK0S0CoHGBkTxKLZGx5TGhvj5O2G0SRWNoz/78nu9wcxkFMGNg6quQqL6RA 0s5Y6ir5vt9lD1JwBDIwOMJKHpHlpr69KfdHjyxSmriSfYz+USnWPY7AufNIadK6MEJMx9ApD/oD OlTrorhX2lFEilmcO2RdNtjC5xDF9pCuTyYBB5bi6bQ4syoJ3g9WQ0ymaiLzg5KdCXlKLjvcW893 SUOqXwnz5DrgnHtJTxOsQfEKIT7DmDSUCaxw7Rqn8787ZsmRM9e2VmPeBN4uqYvTtW7jvijg9N/y JsXecLq0q+WD6m8AAAD//wMAUEsDBBQABgAIAAAAIQA4/SH/1gAAAJQBAAALAAAAX3JlbHMvLnJl bHOkkMFqwzAMhu+DvYPRfXGawxijTi+j0GvpHsDYimMaW0Yy2fr2M4PBMnrbUb/Q94l/f/hMi1qR JVI2sOt6UJgd+ZiDgffL8ekFlFSbvV0oo4EbChzGx4f9GRdb25HMsYhqlCwG5lrLq9biZkxWOiqY 22YiTra2kYMu1l1tQD30/bPm3wwYN0x18gb45AdQl1tp5j/sFB2T0FQ7R0nTNEV3j6o9feQzro1i OWA14Fm+Q8a1a8+Bvu/d/dMb2JY5uiPbhG/ktn4cqGU/er3pcvwCAAD//wMAUEsDBBQABgAIAAAA IQDavYfamAEAAJMDAAAOAAAAZHJzL2Uyb0RvYy54bWysU8Fu2zAMvRfoPwi6L7YDrNiMOD202C5F W2zrB6gyFQuQRIFSY+fvK8mJM7QFhg270BLFR/I90pvryRq2BwoaXcebVc0ZOIm9druOP/369ukL ZyEK1wuDDjp+gMCvt5cXm9G3sMYBTQ/EUhIX2tF3fIjRt1UV5ABWhBV6cOlRIVkR05V2VU9iTNmt qdZ1fVWNSL0nlBBC8t7Oj3xb8isFMj4oFSAy0/HUWyyWin3OttpuRLsj4Qctj22If+jCCu1S0SXV rYiCvZB+l8pqSRhQxZVEW6FSWkLhkNg09Rs2PwfhoXBJ4gS/yBT+X1p5v79xj5RkGH1og3+kzGJS ZPM39cemItZhEQumyOTslMm7/lp/btZZx+qM8xTid0DL8qHjRrtMQ7RifxfiHHoKSbhz5XKKBwM5 2LgfoJjuU62moMtSwI0hthdpnEJKcLE5li7RGaa0MQuw/jPwGJ+hUBbmb8ALolRGFxew1Q7po+px OrWs5viTAjPvLMEz9ocykyJNmnwR97ilebV+vxf4+V/avgIAAP//AwBQSwMEFAAGAAgAAAAhAHNF nwvgAAAACQEAAA8AAABkcnMvZG93bnJldi54bWxMj0FPwkAQhe8m/ofNmHiTLYiopVtCSIxIYoho gselO7TV7myzu9Dy7x3jAY/z3sub72Wz3jbiiD7UjhQMBwkIpMKZmkoFH+9PNw8gQtRkdOMIFZww wCy/vMh0alxHb3jcxFJwCYVUK6hibFMpQ1Gh1WHgWiT29s5bHfn0pTRed1xuGzlKkom0uib+UOkW FxUW35uDVfDql8vFfHX6ovWn7baj1Xb90j8rdX3Vz6cgIvbxHIZffEaHnJl27kAmiEbB7XDM6JGN MW/iwJ+wU3D3eA8yz+T/BfkPAAAA//8DAFBLAQItABQABgAIAAAAIQC2gziS/gAAAOEBAAATAAAA AAAAAAAAAAAAAAAAAABbQ29udGVudF9UeXBlc10ueG1sUEsBAi0AFAAGAAgAAAAhADj9If/WAAAA lAEAAAsAAAAAAAAAAAAAAAAALwEAAF9yZWxzLy5yZWxzUEsBAi0AFAAGAAgAAAAhANq9h9qYAQAA kwMAAA4AAAAAAAAAAAAAAAAALgIAAGRycy9lMm9Eb2MueG1sUEsBAi0AFAAGAAgAAAAhAHNFnwvg AAAACQEAAA8AAAAAAAAAAAAAAAAA8gMAAGRycy9kb3ducmV2LnhtbFBLBQYAAAAABAAEAPMAAAD/ BAAAAAA= " strokecolor="#4472c4 [3204]" strokeweight=".5pt">
-                <v:stroke joinstyle="miter"/>
-              </v:line>
-            </w:pict>
-          </mc:Fallback>
-        </mc:AlternateContent>
-      </w:r>
-      <w:r>
-        <w:rPr>
-          <w:rFonts w:ascii="Courier New" w:hAnsi="Courier New" w:cs="Courier New"/>
-          <w:b/>
-          <w:bCs/>
-          <w:noProof/>
-          <w:sz w:val="24"/>
-          <w:szCs w:val="24"/>
-          <w:lang w:val="en-US"/>
-        </w:rPr>
-        <mc:AlternateContent>
-          <mc:Choice Requires="wps">
-            <w:drawing>
-              <wp:anchor distT="0" distB="0" distL="114300" distR="114300" simplePos="0" relativeHeight="251689984" behindDoc="0" locked="0" layoutInCell="1" allowOverlap="1" wp14:anchorId="56CFA0EE" wp14:editId="76DCE8B8">
-                <wp:simplePos x="0" y="0"/>
-                <wp:positionH relativeFrom="column">
-                  <wp:posOffset>3429000</wp:posOffset>
-                </wp:positionH>
-                <wp:positionV relativeFrom="paragraph">
-                  <wp:posOffset>55880</wp:posOffset>
-                </wp:positionV>
-                <wp:extent cx="0" cy="338138"/>
-                <wp:effectExtent l="0" t="0" r="38100" b="24130"/>
-                <wp:wrapNone/>
-                <wp:docPr id="509307199" name="Straight Connector 46"/>
-                <wp:cNvGraphicFramePr/>
-                <a:graphic xmlns:a="http://schemas.openxmlformats.org/drawingml/2006/main">
-                  <a:graphicData uri="http://schemas.microsoft.com/office/word/2010/wordprocessingShape">
-                    <wps:wsp>
-                      <wps:cNvCnPr/>
-                      <wps:spPr>
-                        <a:xfrm>
-                          <a:off x="0" y="0"/>
-                          <a:ext cx="0" cy="338138"/>
-                        </a:xfrm>
-                        <a:prstGeom prst="line">
-                          <a:avLst/>
-                        </a:prstGeom>
-                      </wps:spPr>
-                      <wps:style>
-                        <a:lnRef idx="1">
-                          <a:schemeClr val="accent1"/>
-                        </a:lnRef>
-                        <a:fillRef idx="0">
-                          <a:schemeClr val="accent1"/>
-                        </a:fillRef>
-                        <a:effectRef idx="0">
-                          <a:schemeClr val="accent1"/>
-                        </a:effectRef>
-                        <a:fontRef idx="minor">
-                          <a:schemeClr val="tx1"/>
-                        </a:fontRef>
-                      </wps:style>
-                      <wps:bodyPr/>
-                    </wps:wsp>
-                  </a:graphicData>
-                </a:graphic>
-              </wp:anchor>
-            </w:drawing>
-          </mc:Choice>
-          <mc:Fallback>
-            <w:pict>
-              <v:line w14:anchorId="525AFAF8" id="Straight Connector 46" o:spid="_x0000_s1026" style="position:absolute;z-index:251689984;visibility:visible;mso-wrap-style:square;mso-wrap-distance-left:9pt;mso-wrap-distance-top:0;mso-wrap-distance-right:9pt;mso-wrap-distance-bottom:0;mso-position-horizontal:absolute;mso-position-horizontal-relative:text;mso-position-vertical:absolute;mso-position-vertical-relative:text" from="270pt,4.4pt" to="270pt,31.05pt" o:gfxdata="UEsDBBQABgAIAAAAIQC2gziS/gAAAOEBAAATAAAAW0NvbnRlbnRfVHlwZXNdLnhtbJSRQU7DMBBF 90jcwfIWJU67QAgl6YK0S0CoHGBkTxKLZGx5TGhvj5O2G0SRWNoz/78nu9wcxkFMGNg6quQqL6RA 0s5Y6ir5vt9lD1JwBDIwOMJKHpHlpr69KfdHjyxSmriSfYz+USnWPY7AufNIadK6MEJMx9ApD/oD OlTrorhX2lFEilmcO2RdNtjC5xDF9pCuTyYBB5bi6bQ4syoJ3g9WQ0ymaiLzg5KdCXlKLjvcW893 SUOqXwnz5DrgnHtJTxOsQfEKIT7DmDSUCaxw7Rqn8787ZsmRM9e2VmPeBN4uqYvTtW7jvijg9N/y JsXecLq0q+WD6m8AAAD//wMAUEsDBBQABgAIAAAAIQA4/SH/1gAAAJQBAAALAAAAX3JlbHMvLnJl bHOkkMFqwzAMhu+DvYPRfXGawxijTi+j0GvpHsDYimMaW0Yy2fr2M4PBMnrbUb/Q94l/f/hMi1qR JVI2sOt6UJgd+ZiDgffL8ekFlFSbvV0oo4EbChzGx4f9GRdb25HMsYhqlCwG5lrLq9biZkxWOiqY 22YiTra2kYMu1l1tQD30/bPm3wwYN0x18gb45AdQl1tp5j/sFB2T0FQ7R0nTNEV3j6o9feQzro1i OWA14Fm+Q8a1a8+Bvu/d/dMb2JY5uiPbhG/ktn4cqGU/er3pcvwCAAD//wMAUEsDBBQABgAIAAAA IQCk2DcWmAEAAJMDAAAOAAAAZHJzL2Uyb0RvYy54bWysU8Fu2zAMvRfYPwi6L7YboAiMODm02C7D WmzrB6gyFQuQRIHSYufvJ8mJU3QFhg270BLFR/I90tv9ZA07AgWNruPNquYMnMReu0PHn398+rjh LEThemHQQcdPEPh+9+FmO/oWbnFA0wOxlMSFdvQdH2L0bVUFOYAVYYUeXHpUSFbEdKVD1ZMYU3Zr qtu6vqtGpN4TSggheR/mR74r+ZUCGR+VChCZ6XjqLRZLxb5kW+22oj2Q8IOW5zbEP3RhhXap6JLq QUTBfpL+LZXVkjCgiiuJtkKltITCIbFp6jdsvg/CQ+GSxAl+kSn8v7Ty6/HePVGSYfShDf6JMotJ kc3f1B+bilinRSyYIpOzUybver1p1pusY3XFeQrxM6Bl+dBxo12mIVpx/BLiHHoJSbhr5XKKJwM5 2LhvoJjuU62moMtSwL0hdhRpnEJKcLE5ly7RGaa0MQuw/jPwHJ+hUBbmb8ALolRGFxew1Q7pvepx urSs5viLAjPvLMEL9qcykyJNmnwR97ylebVe3wv8+i/tfgEAAP//AwBQSwMEFAAGAAgAAAAhAKbB EuPdAAAACAEAAA8AAABkcnMvZG93bnJldi54bWxMj0FLw0AQhe+C/2EZwZvdNGgpMZNSCmItSLEK 9bjNjkk0Oxuy2yb994540OPjDW++L1+MrlUn6kPjGWE6SUARl942XCG8vT7czEGFaNia1jMhnCnA ori8yE1m/cAvdNrFSskIh8wg1DF2mdahrMmZMPEdsXQfvncmSuwrbXszyLhrdZokM+1Mw/KhNh2t aiq/dkeH8Nyv16vl5vzJ23c37NPNfvs0PiJeX43Le1CRxvh3DD/4gg6FMB38kW1QLcLdbSIuEWEu BtL/5gPCLJ2CLnL9X6D4BgAA//8DAFBLAQItABQABgAIAAAAIQC2gziS/gAAAOEBAAATAAAAAAAA AAAAAAAAAAAAAABbQ29udGVudF9UeXBlc10ueG1sUEsBAi0AFAAGAAgAAAAhADj9If/WAAAAlAEA AAsAAAAAAAAAAAAAAAAALwEAAF9yZWxzLy5yZWxzUEsBAi0AFAAGAAgAAAAhAKTYNxaYAQAAkwMA AA4AAAAAAAAAAAAAAAAALgIAAGRycy9lMm9Eb2MueG1sUEsBAi0AFAAGAAgAAAAhAKbBEuPdAAAA CAEAAA8AAAAAAAAAAAAAAAAA8gMAAGRycy9kb3ducmV2LnhtbFBLBQYAAAAABAAEAPMAAAD8BAAA AAA= " strokecolor="#4472c4 [3204]" strokeweight=".5pt">
-                <v:stroke joinstyle="miter"/>
-              </v:line>
-            </w:pict>
-          </mc:Fallback>
-        </mc:AlternateContent>
-      </w:r>
-      <w:r>
-        <w:rPr>
-          <w:rFonts w:ascii="Courier New" w:hAnsi="Courier New" w:cs="Courier New"/>
-          <w:b/>
-          <w:bCs/>
-          <w:noProof/>
-          <w:sz w:val="24"/>
-          <w:szCs w:val="24"/>
-          <w:lang w:val="en-US"/>
-        </w:rPr>
-        <mc:AlternateContent>
-          <mc:Choice Requires="wps">
-            <w:drawing>
-              <wp:anchor distT="0" distB="0" distL="114300" distR="114300" simplePos="0" relativeHeight="251669504" behindDoc="0" locked="0" layoutInCell="1" allowOverlap="1" wp14:anchorId="5EEDD038" wp14:editId="79818FD6">
-                <wp:simplePos x="0" y="0"/>
-                <wp:positionH relativeFrom="margin">
-                  <wp:posOffset>876300</wp:posOffset>
-                </wp:positionH>
-                <wp:positionV relativeFrom="paragraph">
-                  <wp:posOffset>370205</wp:posOffset>
-                </wp:positionV>
-                <wp:extent cx="1584960" cy="304800"/>
-                <wp:effectExtent l="0" t="0" r="15240" b="19050"/>
-                <wp:wrapNone/>
-                <wp:docPr id="352308400" name="Text Box 40"/>
-                <wp:cNvGraphicFramePr/>
-                <a:graphic xmlns:a="http://schemas.openxmlformats.org/drawingml/2006/main">
-                  <a:graphicData uri="http://schemas.microsoft.com/office/word/2010/wordprocessingShape">
-                    <wps:wsp>
-                      <wps:cNvSpPr txBox="1"/>
-                      <wps:spPr>
-                        <a:xfrm>
-                          <a:off x="0" y="0"/>
-                          <a:ext cx="1584960" cy="304800"/>
-                        </a:xfrm>
-                        <a:prstGeom prst="rect">
-                          <a:avLst/>
-                        </a:prstGeom>
-                        <a:solidFill>
-                          <a:schemeClr val="lt1"/>
-                        </a:solidFill>
-                        <a:ln w="6350">
-                          <a:solidFill>
-                            <a:prstClr val="black"/>
-                          </a:solidFill>
-                        </a:ln>
-                      </wps:spPr>
-                      <wps:txbx>
-                        <w:txbxContent>
-                          <w:p>
-                            <w:pPr>
-                              <w:jc w:val="center"/>
-                            </w:pPr>
-                            <w:r>
-                              <w:t>Chairperson, BSABE</w:t>
-                            </w:r>
-                          </w:p>
-                        </w:txbxContent>
-                      </wps:txbx>
-                      <wps:bodyPr rot="0" spcFirstLastPara="0" vertOverflow="overflow" horzOverflow="overflow" vert="horz" wrap="square" lIns="91440" tIns="45720" rIns="91440" bIns="45720" numCol="1" spcCol="0" rtlCol="0" fromWordArt="0" anchor="t" anchorCtr="0" forceAA="0" compatLnSpc="1">
-                        <a:prstTxWarp prst="textNoShape">
-                          <a:avLst/>
-                        </a:prstTxWarp>
-                        <a:noAutofit/>
-                      </wps:bodyPr>
-                    </wps:wsp>
-                  </a:graphicData>
-                </a:graphic>
-                <wp14:sizeRelV relativeFrom="margin">
-                  <wp14:pctHeight>0</wp14:pctHeight>
-                </wp14:sizeRelV>
-              </wp:anchor>
-            </w:drawing>
-          </mc:Choice>
-          <mc:Fallback>
-            <w:pict>
-              <v:shape w14:anchorId="5EEDD038" id="_x0000_s1033" type="#_x0000_t202" style="position:absolute;left:0;text-align:left;margin-left:69pt;margin-top:29.15pt;width:124.8pt;height:24pt;z-index:251669504;visibility:visible;mso-wrap-style:square;mso-height-percent:0;mso-wrap-distance-left:9pt;mso-wrap-distance-top:0;mso-wrap-distance-right:9pt;mso-wrap-distance-bottom:0;mso-position-horizontal:absolute;mso-position-horizontal-relative:margin;mso-position-vertical:absolute;mso-position-vertical-relative:text;mso-height-percent:0;mso-height-relative:margin;v-text-anchor:top" o:gfxdata="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" fillcolor="white [3201]" strokeweight=".5pt">
-                <v:textbox>
-                  <w:txbxContent>
-                    <w:p>
-                      <w:pPr>
-                        <w:jc w:val="center"/>
-                      </w:pPr>
-                      <w:r>
-                        <w:t>Chairperson, BSABE</w:t>
-                      </w:r>
-                    </w:p>
-                  </w:txbxContent>
-                </v:textbox>
-                <w10:wrap anchorx="margin"/>
-              </v:shape>
-            </w:pict>
-          </mc:Fallback>
-        </mc:AlternateContent>
-      </w:r>
-      <w:r>
-        <w:rPr>
-          <w:rFonts w:ascii="Courier New" w:hAnsi="Courier New" w:cs="Courier New"/>
-          <w:b/>
-          <w:bCs/>
-          <w:noProof/>
-          <w:sz w:val="24"/>
-          <w:szCs w:val="24"/>
-          <w:lang w:val="en-US"/>
-        </w:rPr>
-        <mc:AlternateContent>
-          <mc:Choice Requires="wps">
-            <w:drawing>
-              <wp:anchor distT="0" distB="0" distL="114300" distR="114300" simplePos="0" relativeHeight="251671552" behindDoc="0" locked="0" layoutInCell="1" allowOverlap="1" wp14:anchorId="0EC1EF0F" wp14:editId="08687E77">
-                <wp:simplePos x="0" y="0"/>
-                <wp:positionH relativeFrom="margin">
-                  <wp:posOffset>2682875</wp:posOffset>
-                </wp:positionH>
-                <wp:positionV relativeFrom="paragraph">
-                  <wp:posOffset>377825</wp:posOffset>
-                </wp:positionV>
-                <wp:extent cx="1584960" cy="304800"/>
-                <wp:effectExtent l="0" t="0" r="15240" b="19050"/>
-                <wp:wrapNone/>
-                <wp:docPr id="178479886" name="Text Box 40"/>
-                <wp:cNvGraphicFramePr/>
-                <a:graphic xmlns:a="http://schemas.openxmlformats.org/drawingml/2006/main">
-                  <a:graphicData uri="http://schemas.microsoft.com/office/word/2010/wordprocessingShape">
-                    <wps:wsp>
-                      <wps:cNvSpPr txBox="1"/>
-                      <wps:spPr>
-                        <a:xfrm>
-                          <a:off x="0" y="0"/>
-                          <a:ext cx="1584960" cy="304800"/>
-                        </a:xfrm>
-                        <a:prstGeom prst="rect">
-                          <a:avLst/>
-                        </a:prstGeom>
-                        <a:solidFill>
-                          <a:schemeClr val="lt1"/>
-                        </a:solidFill>
-                        <a:ln w="6350">
-                          <a:solidFill>
-                            <a:prstClr val="black"/>
-                          </a:solidFill>
-                        </a:ln>
-                      </wps:spPr>
-                      <wps:txbx>
-                        <w:txbxContent>
-                          <w:p>
-                            <w:pPr>
-                              <w:jc w:val="center"/>
-                            </w:pPr>
-                            <w:r>
-                              <w:t>Chairperson, BSEE</w:t>
-                            </w:r>
-                          </w:p>
-                        </w:txbxContent>
-                      </wps:txbx>
-                      <wps:bodyPr rot="0" spcFirstLastPara="0" vertOverflow="overflow" horzOverflow="overflow" vert="horz" wrap="square" lIns="91440" tIns="45720" rIns="91440" bIns="45720" numCol="1" spcCol="0" rtlCol="0" fromWordArt="0" anchor="t" anchorCtr="0" forceAA="0" compatLnSpc="1">
-                        <a:prstTxWarp prst="textNoShape">
-                          <a:avLst/>
-                        </a:prstTxWarp>
-                        <a:noAutofit/>
-                      </wps:bodyPr>
-                    </wps:wsp>
-                  </a:graphicData>
-                </a:graphic>
-                <wp14:sizeRelV relativeFrom="margin">
-                  <wp14:pctHeight>0</wp14:pctHeight>
-                </wp14:sizeRelV>
-              </wp:anchor>
-            </w:drawing>
-          </mc:Choice>
-          <mc:Fallback>
-            <w:pict>
-              <v:shape w14:anchorId="0EC1EF0F" id="_x0000_s1034" type="#_x0000_t202" style="position:absolute;left:0;text-align:left;margin-left:211.25pt;margin-top:29.75pt;width:124.8pt;height:24pt;z-index:251671552;visibility:visible;mso-wrap-style:square;mso-height-percent:0;mso-wrap-distance-left:9pt;mso-wrap-distance-top:0;mso-wrap-distance-right:9pt;mso-wrap-distance-bottom:0;mso-position-horizontal:absolute;mso-position-horizontal-relative:margin;mso-position-vertical:absolute;mso-position-vertical-relative:text;mso-height-percent:0;mso-height-relative:margin;v-text-anchor:top" o:gfxdata="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" fillcolor="white [3201]" strokeweight=".5pt">
-                <v:textbox>
-                  <w:txbxContent>
-                    <w:p>
-                      <w:pPr>
-                        <w:jc w:val="center"/>
-                      </w:pPr>
-                      <w:r>
-                        <w:t>Chairperson, BSEE</w:t>
-                      </w:r>
-                    </w:p>
-                  </w:txbxContent>
-                </v:textbox>
-                <w10:wrap anchorx="margin"/>
-              </v:shape>
-            </w:pict>
-          </mc:Fallback>
-        </mc:AlternateContent>
-      </w:r>
-    </w:p>
-    <w:p>
-      <w:pPr>
-        <w:spacing w:line="480" w:lineRule="auto"/>
-        <w:jc w:val="both"/>
-        <w:rPr>
-          <w:rFonts w:ascii="Courier New" w:hAnsi="Courier New" w:cs="Courier New"/>
-          <w:b/>
-          <w:bCs/>
-          <w:sz w:val="24"/>
-          <w:szCs w:val="24"/>
-          <w:lang w:val="en-US"/>
-        </w:rPr>
-      </w:pPr>
-      <w:r>
-        <w:rPr>
-          <w:rFonts w:ascii="Courier New" w:hAnsi="Courier New" w:cs="Courier New"/>
-          <w:b/>
-          <w:bCs/>
-          <w:noProof/>
-          <w:sz w:val="24"/>
-          <w:szCs w:val="24"/>
-          <w:lang w:val="en-US"/>
-        </w:rPr>
-        <mc:AlternateContent>
-          <mc:Choice Requires="wps">
-            <w:drawing>
-              <wp:anchor distT="0" distB="0" distL="114300" distR="114300" simplePos="0" relativeHeight="251691008" behindDoc="0" locked="0" layoutInCell="1" allowOverlap="1" wp14:anchorId="779779B2" wp14:editId="2201E44F">
-                <wp:simplePos x="0" y="0"/>
-                <wp:positionH relativeFrom="column">
-                  <wp:posOffset>2461260</wp:posOffset>
-                </wp:positionH>
-                <wp:positionV relativeFrom="paragraph">
-                  <wp:posOffset>99378</wp:posOffset>
-                </wp:positionV>
-                <wp:extent cx="220028" cy="0"/>
-                <wp:effectExtent l="0" t="0" r="0" b="0"/>
-                <wp:wrapNone/>
-                <wp:docPr id="1784930667" name="Straight Connector 47"/>
-                <wp:cNvGraphicFramePr/>
-                <a:graphic xmlns:a="http://schemas.openxmlformats.org/drawingml/2006/main">
-                  <a:graphicData uri="http://schemas.microsoft.com/office/word/2010/wordprocessingShape">
-                    <wps:wsp>
-                      <wps:cNvCnPr/>
-                      <wps:spPr>
-                        <a:xfrm>
-                          <a:off x="0" y="0"/>
-                          <a:ext cx="220028" cy="0"/>
-                        </a:xfrm>
-                        <a:prstGeom prst="line">
-                          <a:avLst/>
-                        </a:prstGeom>
-                      </wps:spPr>
-                      <wps:style>
-                        <a:lnRef idx="1">
-                          <a:schemeClr val="accent1"/>
-                        </a:lnRef>
-                        <a:fillRef idx="0">
-                          <a:schemeClr val="accent1"/>
-                        </a:fillRef>
-                        <a:effectRef idx="0">
-                          <a:schemeClr val="accent1"/>
-                        </a:effectRef>
-                        <a:fontRef idx="minor">
-                          <a:schemeClr val="tx1"/>
-                        </a:fontRef>
-                      </wps:style>
-                      <wps:bodyPr/>
-                    </wps:wsp>
-                  </a:graphicData>
-                </a:graphic>
-              </wp:anchor>
-            </w:drawing>
-          </mc:Choice>
-          <mc:Fallback>
-            <w:pict>
-              <v:line w14:anchorId="40FD75AA" id="Straight Connector 47" o:spid="_x0000_s1026" style="position:absolute;z-index:251691008;visibility:visible;mso-wrap-style:square;mso-wrap-distance-left:9pt;mso-wrap-distance-top:0;mso-wrap-distance-right:9pt;mso-wrap-distance-bottom:0;mso-position-horizontal:absolute;mso-position-horizontal-relative:text;mso-position-vertical:absolute;mso-position-vertical-relative:text" from="193.8pt,7.85pt" to="211.15pt,7.85pt" o:gfxdata="UEsDBBQABgAIAAAAIQC2gziS/gAAAOEBAAATAAAAW0NvbnRlbnRfVHlwZXNdLnhtbJSRQU7DMBBF 90jcwfIWJU67QAgl6YK0S0CoHGBkTxKLZGx5TGhvj5O2G0SRWNoz/78nu9wcxkFMGNg6quQqL6RA 0s5Y6ir5vt9lD1JwBDIwOMJKHpHlpr69KfdHjyxSmriSfYz+USnWPY7AufNIadK6MEJMx9ApD/oD OlTrorhX2lFEilmcO2RdNtjC5xDF9pCuTyYBB5bi6bQ4syoJ3g9WQ0ymaiLzg5KdCXlKLjvcW893 SUOqXwnz5DrgnHtJTxOsQfEKIT7DmDSUCaxw7Rqn8787ZsmRM9e2VmPeBN4uqYvTtW7jvijg9N/y JsXecLq0q+WD6m8AAAD//wMAUEsDBBQABgAIAAAAIQA4/SH/1gAAAJQBAAALAAAAX3JlbHMvLnJl bHOkkMFqwzAMhu+DvYPRfXGawxijTi+j0GvpHsDYimMaW0Yy2fr2M4PBMnrbUb/Q94l/f/hMi1qR JVI2sOt6UJgd+ZiDgffL8ekFlFSbvV0oo4EbChzGx4f9GRdb25HMsYhqlCwG5lrLq9biZkxWOiqY 22YiTra2kYMu1l1tQD30/bPm3wwYN0x18gb45AdQl1tp5j/sFB2T0FQ7R0nTNEV3j6o9feQzro1i OWA14Fm+Q8a1a8+Bvu/d/dMb2JY5uiPbhG/ktn4cqGU/er3pcvwCAAD//wMAUEsDBBQABgAIAAAA IQC/VMDamQEAAJMDAAAOAAAAZHJzL2Uyb0RvYy54bWysU8tu2zAQvBfIPxC8x5J9KALBcg4JkkvR BH18AEMtLQIkl1iylvz3XdK2XLQFiha9UHzszO7Mrrb3s3fiAJQshl6uV60UEDQONux7+fXL0+2d FCmrMCiHAXp5hCTvdzfvtlPsYIMjugFIMElI3RR7OeYcu6ZJegSv0gojBH40SF5lPtK+GUhNzO5d s2nb982ENERCDSnx7ePpUe4qvzGg84sxCbJwveTacl2prm9lbXZb1e1JxdHqcxnqH6rwygZOulA9 qqzEN7K/UHmrCROavNLoGzTGaqgaWM26/UnN51FFqFrYnBQXm9L/o9UfDw/hldiGKaYuxVcqKmZD vny5PjFXs46LWTBnoflyw/ZvuLv68tRccZFSfgb0omx66WwoMlSnDh9S5lwcegnhwzVz3eWjgxLs wicwwg6ca13RdSjgwZE4KG6n0hpCXpcWMl+NLjBjnVuA7Z+B5/gChTowfwNeEDUzhryAvQ1Iv8ue 50vJ5hR/ceCku1jwhsOx9qRaw52vCs9TWkbrx3OFX/+l3XcAAAD//wMAUEsDBBQABgAIAAAAIQAH HvwM4AAAAAkBAAAPAAAAZHJzL2Rvd25yZXYueG1sTI/BSsNAEIbvgu+wjODNbky1LTGbUgpiLZRi Fepxmx2TaHY27G6b9O0d8aDHmf/jn2/y+WBbcUIfGkcKbkcJCKTSmYYqBW+vjzczECFqMrp1hArO GGBeXF7kOjOupxc87WIluIRCphXUMXaZlKGs0eowch0SZx/OWx159JU0XvdcbluZJslEWt0QX6h1 h8say6/d0SrY+NVquVifP2n7bvt9ut5vn4cnpa6vhsUDiIhD/IPhR5/VoWCngzuSCaJVMJ5NJ4xy cD8FwcBdmo5BHH4Xssjl/w+KbwAAAP//AwBQSwECLQAUAAYACAAAACEAtoM4kv4AAADhAQAAEwAA AAAAAAAAAAAAAAAAAAAAW0NvbnRlbnRfVHlwZXNdLnhtbFBLAQItABQABgAIAAAAIQA4/SH/1gAA AJQBAAALAAAAAAAAAAAAAAAAAC8BAABfcmVscy8ucmVsc1BLAQItABQABgAIAAAAIQC/VMDamQEA AJMDAAAOAAAAAAAAAAAAAAAAAC4CAABkcnMvZTJvRG9jLnhtbFBLAQItABQABgAIAAAAIQAHHvwM 4AAAAAkBAAAPAAAAAAAAAAAAAAAAAPMDAABkcnMvZG93bnJldi54bWxQSwUGAAAAAAQABADzAAAA AAUAAAAA " strokecolor="#4472c4 [3204]" strokeweight=".5pt">
-                <v:stroke joinstyle="miter"/>
-              </v:line>
-            </w:pict>
-          </mc:Fallback>
-        </mc:AlternateContent>
-      </w:r>
     </w:p>
     <w:p>
       <w:pPr>
@@ -3747,6 +2933,7 @@
         </w:rPr>
         <w:t xml:space="preserve">The organization involved in this study is Kalinga State University (KSU), located in Tabuk City, particularly in the </w:t>
       </w:r>
+      <w:proofErr w:type="spellStart"/>
       <w:r>
         <w:rPr>
           <w:rFonts w:ascii="Courier New" w:hAnsi="Courier New" w:cs="Courier New"/>
@@ -3754,8 +2941,27 @@
           <w:szCs w:val="24"/>
           <w:lang w:val="en-US" w:eastAsia="zh-CN"/>
         </w:rPr>
+        <w:t>Bulanao</w:t>
+      </w:r>
+      <w:proofErr w:type="spellEnd"/>
+      <w:r>
+        <w:rPr>
+          <w:rFonts w:ascii="Courier New" w:hAnsi="Courier New" w:cs="Courier New"/>
+          <w:sz w:val="24"/>
+          <w:szCs w:val="24"/>
+          <w:lang w:val="en-US" w:eastAsia="zh-CN"/>
+        </w:rPr>
+        <w:t xml:space="preserve"> Campus, which serves as the main campus of the university. This is a public higher education institution that provides academic programs, research, and community services in the province of Kalinga. Kalinga State University </w:t>
+      </w:r>
+      <w:r>
+        <w:rPr>
+          <w:rFonts w:ascii="Courier New" w:hAnsi="Courier New" w:cs="Courier New"/>
+          <w:sz w:val="24"/>
+          <w:szCs w:val="24"/>
+          <w:lang w:val="en-US" w:eastAsia="zh-CN"/>
+        </w:rPr>
         <w:lastRenderedPageBreak/>
-        <w:t xml:space="preserve">Bulanao Campus, which serves as the main campus of the university. This is a public higher education institution that provides academic programs, research, and community services in the province of Kalinga. Kalinga State University started as the Kalinga Community College of Trade and Industries (KCCTI) in 1974. It was established through Resolution No. 97 by the Provincial Board of Kalinga-Apayao under Governor Rolando T. Puzon. The institution initially offered vocational courses such as poultry production, piggery, garments, trades, and native 100m weaving, with Augusto Alejandrino serving as its first administrator. The Municipal Council of Tabuk later allowed the college to use a portion of the Municipal Plaza as its campus. </w:t>
+        <w:t xml:space="preserve">started as the Kalinga Community College of Trade and Industries (KCCTI) in 1974. It was established through Resolution No. 97 by the Provincial Board of Kalinga-Apayao under Governor Rolando T. Puzon. The institution initially offered vocational courses such as poultry production, piggery, garments, trades, and native 100m weaving, with Augusto Alejandrino serving as its first administrator. The Municipal Council of Tabuk later allowed the college to use a portion of the Municipal Plaza as its campus. </w:t>
       </w:r>
     </w:p>
     <w:p>
@@ -3799,7 +3005,7 @@
           <w:szCs w:val="24"/>
           <w:lang w:val="en-US" w:eastAsia="zh-CN"/>
         </w:rPr>
-        <w:t xml:space="preserve"> In 1986, through Presidential Decree No. 2017, the Kalinga-Apayao State College (KASC) was created through the </w:t>
+        <w:t xml:space="preserve"> In 1986, through Presidential Decree No. 2017, the Kalinga-Apayao State College (KASC) was created through the merger of several schools, although it officially became operational in 1992. In 1993, Francisco M. Basuel was appointed as the first president and introduced various </w:t>
       </w:r>
       <w:r>
         <w:rPr>
@@ -3809,7 +3015,7 @@
           <w:lang w:val="en-US" w:eastAsia="zh-CN"/>
         </w:rPr>
         <w:lastRenderedPageBreak/>
-        <w:t xml:space="preserve">merger of several schools, although it officially became operational in 1992. In 1993, Francisco M. Basuel was appointed as the first president and introduced various academic programs, graduate degrees, infrastructure developments, and research initiatives. </w:t>
+        <w:t xml:space="preserve">academic programs, graduate degrees, infrastructure developments, and research initiatives. </w:t>
       </w:r>
     </w:p>
     <w:p>
@@ -3830,7 +3036,47 @@
           <w:szCs w:val="24"/>
           <w:lang w:val="en-US" w:eastAsia="zh-CN"/>
         </w:rPr>
-        <w:t>Several presidents continued to strengthen the institution, including Venus I. Lammawin, Serafin L. Ngohayon, and Eduardo I. Bagtang, who expanded academic programs, facilities, research activities, and international collaborations.</w:t>
+        <w:t xml:space="preserve">Several presidents continued to strengthen the institution, including Venus I. Lammawin, Serafin L. </w:t>
+      </w:r>
+      <w:proofErr w:type="spellStart"/>
+      <w:r>
+        <w:rPr>
+          <w:rFonts w:ascii="Courier New" w:hAnsi="Courier New" w:cs="Courier New"/>
+          <w:sz w:val="24"/>
+          <w:szCs w:val="24"/>
+          <w:lang w:val="en-US" w:eastAsia="zh-CN"/>
+        </w:rPr>
+        <w:t>Ngohayon</w:t>
+      </w:r>
+      <w:proofErr w:type="spellEnd"/>
+      <w:r>
+        <w:rPr>
+          <w:rFonts w:ascii="Courier New" w:hAnsi="Courier New" w:cs="Courier New"/>
+          <w:sz w:val="24"/>
+          <w:szCs w:val="24"/>
+          <w:lang w:val="en-US" w:eastAsia="zh-CN"/>
+        </w:rPr>
+        <w:t xml:space="preserve">, and Eduardo I. </w:t>
+      </w:r>
+      <w:proofErr w:type="spellStart"/>
+      <w:r>
+        <w:rPr>
+          <w:rFonts w:ascii="Courier New" w:hAnsi="Courier New" w:cs="Courier New"/>
+          <w:sz w:val="24"/>
+          <w:szCs w:val="24"/>
+          <w:lang w:val="en-US" w:eastAsia="zh-CN"/>
+        </w:rPr>
+        <w:t>Bagtang</w:t>
+      </w:r>
+      <w:proofErr w:type="spellEnd"/>
+      <w:r>
+        <w:rPr>
+          <w:rFonts w:ascii="Courier New" w:hAnsi="Courier New" w:cs="Courier New"/>
+          <w:sz w:val="24"/>
+          <w:szCs w:val="24"/>
+          <w:lang w:val="en-US" w:eastAsia="zh-CN"/>
+        </w:rPr>
+        <w:t>, who expanded academic programs, facilities, research activities, and international collaborations.</w:t>
       </w:r>
     </w:p>
     <w:p>
@@ -3852,7 +3098,27 @@
           <w:szCs w:val="24"/>
           <w:lang w:val="en-US" w:eastAsia="zh-CN"/>
         </w:rPr>
-        <w:t>In 2015, the institution achieved university status through Republic Act No. 7722 and officially became Kalinga State University, with Jovita E. Saguibo as its first university president. Today, the university continues to strengthen its academic programs, research initiatives, and community services.</w:t>
+        <w:t xml:space="preserve">In 2015, the institution achieved university status through Republic Act No. 7722 and officially became Kalinga State University, with Jovita E. </w:t>
+      </w:r>
+      <w:proofErr w:type="spellStart"/>
+      <w:r>
+        <w:rPr>
+          <w:rFonts w:ascii="Courier New" w:hAnsi="Courier New" w:cs="Courier New"/>
+          <w:sz w:val="24"/>
+          <w:szCs w:val="24"/>
+          <w:lang w:val="en-US" w:eastAsia="zh-CN"/>
+        </w:rPr>
+        <w:t>Saguibo</w:t>
+      </w:r>
+      <w:proofErr w:type="spellEnd"/>
+      <w:r>
+        <w:rPr>
+          <w:rFonts w:ascii="Courier New" w:hAnsi="Courier New" w:cs="Courier New"/>
+          <w:sz w:val="24"/>
+          <w:szCs w:val="24"/>
+          <w:lang w:val="en-US" w:eastAsia="zh-CN"/>
+        </w:rPr>
+        <w:t xml:space="preserve"> as its first university president. Today, the university continues to strengthen its academic programs, research initiatives, and community services.</w:t>
       </w:r>
     </w:p>
     <w:p>
@@ -3927,33 +3193,143 @@
           <w:rFonts w:ascii="Courier New" w:eastAsia="-webkit-standard" w:hAnsi="Courier New" w:cs="Courier New"/>
           <w:color w:val="000000"/>
         </w:rPr>
-        <w:t xml:space="preserve">Despite the availability of a Management Information System (MIS), the lack of a specialized tool for automated curriculum monitoring forces the Program Chairperson to </w:t>
-      </w:r>
-      <w:r>
+        <w:t>Despite the availability of a Management Information System (MIS), the lack of a specialized tool for automated curriculum monitoring forces the Program Chairperson to manually review student records, which creates a gap in institutional efficiency and data integrity.</w:t>
+      </w:r>
+    </w:p>
+    <w:p>
+      <w:pPr>
+        <w:pStyle w:val="NormalWeb"/>
+        <w:spacing w:after="120" w:line="480" w:lineRule="auto"/>
+        <w:jc w:val="both"/>
         <w:rPr>
           <w:rFonts w:ascii="Courier New" w:eastAsia="-webkit-standard" w:hAnsi="Courier New" w:cs="Courier New"/>
           <w:color w:val="000000"/>
         </w:rPr>
-        <w:lastRenderedPageBreak/>
-        <w:t>manually review student records, which creates a gap in institutional efficiency and data integrity.</w:t>
-      </w:r>
-    </w:p>
-    <w:p>
-      <w:pPr>
-        <w:pStyle w:val="NormalWeb"/>
-        <w:spacing w:after="120" w:line="480" w:lineRule="auto"/>
-        <w:jc w:val="both"/>
+      </w:pPr>
+      <w:r>
         <w:rPr>
           <w:rFonts w:ascii="Courier New" w:eastAsia="-webkit-standard" w:hAnsi="Courier New" w:cs="Courier New"/>
           <w:color w:val="000000"/>
         </w:rPr>
-      </w:pPr>
-      <w:r>
+        <w:lastRenderedPageBreak/>
+        <w:t>Specifically, this study seeks to answer the following questions:</w:t>
+      </w:r>
+    </w:p>
+    <w:p>
+      <w:pPr>
+        <w:spacing w:line="480" w:lineRule="auto"/>
+        <w:ind w:leftChars="327" w:left="1079" w:hangingChars="150" w:hanging="360"/>
+        <w:jc w:val="both"/>
+        <w:rPr>
+          <w:rFonts w:ascii="Courier New" w:hAnsi="Courier New" w:cs="Courier New"/>
+          <w:sz w:val="24"/>
+          <w:szCs w:val="24"/>
+          <w:lang w:val="en-US"/>
+        </w:rPr>
+      </w:pPr>
+      <w:r>
+        <w:rPr>
+          <w:rFonts w:ascii="Courier New" w:hAnsi="Courier New" w:cs="Courier New"/>
+          <w:sz w:val="24"/>
+          <w:szCs w:val="24"/>
+          <w:lang w:val="en-US"/>
+        </w:rPr>
+        <w:t xml:space="preserve">1. What </w:t>
+      </w:r>
+      <w:proofErr w:type="gramStart"/>
+      <w:r>
+        <w:rPr>
+          <w:rFonts w:ascii="Courier New" w:hAnsi="Courier New" w:cs="Courier New"/>
+          <w:sz w:val="24"/>
+          <w:szCs w:val="24"/>
+          <w:lang w:val="en-US"/>
+        </w:rPr>
+        <w:t>are</w:t>
+      </w:r>
+      <w:proofErr w:type="gramEnd"/>
+      <w:r>
+        <w:rPr>
+          <w:rFonts w:ascii="Courier New" w:hAnsi="Courier New" w:cs="Courier New"/>
+          <w:sz w:val="24"/>
+          <w:szCs w:val="24"/>
+          <w:lang w:val="en-US"/>
+        </w:rPr>
+        <w:t xml:space="preserve"> the current process for evaluating students’ prerequisite compliance with the curriculum?</w:t>
+      </w:r>
+    </w:p>
+    <w:p>
+      <w:pPr>
+        <w:spacing w:line="480" w:lineRule="auto"/>
+        <w:ind w:leftChars="327" w:left="1079" w:hangingChars="150" w:hanging="360"/>
+        <w:jc w:val="both"/>
+        <w:rPr>
+          <w:rFonts w:ascii="Courier New" w:hAnsi="Courier New" w:cs="Courier New"/>
+          <w:sz w:val="24"/>
+          <w:szCs w:val="24"/>
+          <w:lang w:val="en-US"/>
+        </w:rPr>
+      </w:pPr>
+      <w:r>
+        <w:rPr>
+          <w:rFonts w:ascii="Courier New" w:hAnsi="Courier New" w:cs="Courier New"/>
+          <w:sz w:val="24"/>
+          <w:szCs w:val="24"/>
+          <w:lang w:val="en-US"/>
+        </w:rPr>
+        <w:t>2. What problems are encountered in evaluating students' prerequisite compliance with the curriculum?</w:t>
+      </w:r>
+    </w:p>
+    <w:p>
+      <w:pPr>
+        <w:spacing w:line="480" w:lineRule="auto"/>
+        <w:ind w:leftChars="327" w:left="1079" w:hangingChars="150" w:hanging="360"/>
+        <w:jc w:val="both"/>
+        <w:rPr>
+          <w:rFonts w:ascii="Courier New" w:hAnsi="Courier New" w:cs="Courier New"/>
+          <w:sz w:val="24"/>
+          <w:szCs w:val="24"/>
+          <w:lang w:val="en-US"/>
+        </w:rPr>
+      </w:pPr>
+      <w:r>
+        <w:rPr>
+          <w:rFonts w:ascii="Courier New" w:hAnsi="Courier New" w:cs="Courier New"/>
+          <w:sz w:val="24"/>
+          <w:szCs w:val="24"/>
+          <w:lang w:val="en-US"/>
+        </w:rPr>
+        <w:t>3. How can a curriculum audit system be designed to ensure prerequisite compliance with the curriculum?</w:t>
+      </w:r>
+    </w:p>
+    <w:p>
+      <w:pPr>
+        <w:spacing w:line="480" w:lineRule="auto"/>
+        <w:ind w:leftChars="327" w:left="1079" w:hangingChars="150" w:hanging="360"/>
+        <w:jc w:val="both"/>
         <w:rPr>
           <w:rFonts w:ascii="Courier New" w:eastAsia="-webkit-standard" w:hAnsi="Courier New" w:cs="Courier New"/>
           <w:color w:val="000000"/>
-        </w:rPr>
-        <w:t>Specifically, this study seeks to answer the following questions:</w:t>
+          <w:sz w:val="24"/>
+          <w:szCs w:val="24"/>
+        </w:rPr>
+      </w:pPr>
+      <w:r>
+        <w:rPr>
+          <w:rFonts w:ascii="Courier New" w:hAnsi="Courier New" w:cs="Courier New"/>
+          <w:sz w:val="24"/>
+          <w:szCs w:val="24"/>
+          <w:lang w:val="en-US"/>
+        </w:rPr>
+        <w:t xml:space="preserve">4. What is the level of compliance of the proposed system to ISO/IEC 25010 software quality standards in terms of </w:t>
+      </w:r>
+      <w:r>
+        <w:rPr>
+          <w:rFonts w:ascii="Courier New" w:eastAsia="-webkit-standard" w:hAnsi="Courier New" w:cs="Courier New"/>
+          <w:color w:val="000000"/>
+          <w:sz w:val="24"/>
+          <w:szCs w:val="24"/>
+        </w:rPr>
+        <w:t>functional suitability, usability, security, reliability, performance efficiency, compatibility, portability, maintainability, and safety?</w:t>
       </w:r>
     </w:p>
     <w:p>
@@ -3968,103 +3344,6 @@
           <w:lang w:val="en-US"/>
         </w:rPr>
       </w:pPr>
-      <w:r>
-        <w:rPr>
-          <w:rFonts w:ascii="Courier New" w:hAnsi="Courier New" w:cs="Courier New"/>
-          <w:sz w:val="24"/>
-          <w:szCs w:val="24"/>
-          <w:lang w:val="en-US"/>
-        </w:rPr>
-        <w:t>1. What are the current process for evaluating students’ prerequisite compliance with the curriculum?</w:t>
-      </w:r>
-    </w:p>
-    <w:p>
-      <w:pPr>
-        <w:spacing w:line="480" w:lineRule="auto"/>
-        <w:ind w:leftChars="327" w:left="1079" w:hangingChars="150" w:hanging="360"/>
-        <w:jc w:val="both"/>
-        <w:rPr>
-          <w:rFonts w:ascii="Courier New" w:hAnsi="Courier New" w:cs="Courier New"/>
-          <w:sz w:val="24"/>
-          <w:szCs w:val="24"/>
-          <w:lang w:val="en-US"/>
-        </w:rPr>
-      </w:pPr>
-      <w:r>
-        <w:rPr>
-          <w:rFonts w:ascii="Courier New" w:hAnsi="Courier New" w:cs="Courier New"/>
-          <w:sz w:val="24"/>
-          <w:szCs w:val="24"/>
-          <w:lang w:val="en-US"/>
-        </w:rPr>
-        <w:t>2. What problems are encountered in evaluating students' prerequisite compliance with the curriculum?</w:t>
-      </w:r>
-    </w:p>
-    <w:p>
-      <w:pPr>
-        <w:spacing w:line="480" w:lineRule="auto"/>
-        <w:ind w:leftChars="327" w:left="1079" w:hangingChars="150" w:hanging="360"/>
-        <w:jc w:val="both"/>
-        <w:rPr>
-          <w:rFonts w:ascii="Courier New" w:hAnsi="Courier New" w:cs="Courier New"/>
-          <w:sz w:val="24"/>
-          <w:szCs w:val="24"/>
-          <w:lang w:val="en-US"/>
-        </w:rPr>
-      </w:pPr>
-      <w:r>
-        <w:rPr>
-          <w:rFonts w:ascii="Courier New" w:hAnsi="Courier New" w:cs="Courier New"/>
-          <w:sz w:val="24"/>
-          <w:szCs w:val="24"/>
-          <w:lang w:val="en-US"/>
-        </w:rPr>
-        <w:t>3. How can a curriculum audit system be designed to ensure prerequisite compliance with the curriculum?</w:t>
-      </w:r>
-    </w:p>
-    <w:p>
-      <w:pPr>
-        <w:spacing w:line="480" w:lineRule="auto"/>
-        <w:ind w:leftChars="327" w:left="1079" w:hangingChars="150" w:hanging="360"/>
-        <w:jc w:val="both"/>
-        <w:rPr>
-          <w:rFonts w:ascii="Courier New" w:eastAsia="-webkit-standard" w:hAnsi="Courier New" w:cs="Courier New"/>
-          <w:color w:val="000000"/>
-          <w:sz w:val="24"/>
-          <w:szCs w:val="24"/>
-        </w:rPr>
-      </w:pPr>
-      <w:r>
-        <w:rPr>
-          <w:rFonts w:ascii="Courier New" w:hAnsi="Courier New" w:cs="Courier New"/>
-          <w:sz w:val="24"/>
-          <w:szCs w:val="24"/>
-          <w:lang w:val="en-US"/>
-        </w:rPr>
-        <w:t xml:space="preserve">4. What is the level of compliance of the proposed system to ISO/IEC 25010 software quality standards in terms of </w:t>
-      </w:r>
-      <w:r>
-        <w:rPr>
-          <w:rFonts w:ascii="Courier New" w:eastAsia="-webkit-standard" w:hAnsi="Courier New" w:cs="Courier New"/>
-          <w:color w:val="000000"/>
-          <w:sz w:val="24"/>
-          <w:szCs w:val="24"/>
-        </w:rPr>
-        <w:t>functional suitability, usability, security, reliability, performance efficiency, compatibility, portability, maintainability, and safety?</w:t>
-      </w:r>
-    </w:p>
-    <w:p>
-      <w:pPr>
-        <w:spacing w:line="480" w:lineRule="auto"/>
-        <w:ind w:leftChars="327" w:left="1079" w:hangingChars="150" w:hanging="360"/>
-        <w:jc w:val="both"/>
-        <w:rPr>
-          <w:rFonts w:ascii="Courier New" w:hAnsi="Courier New" w:cs="Courier New"/>
-          <w:sz w:val="24"/>
-          <w:szCs w:val="24"/>
-          <w:lang w:val="en-US"/>
-        </w:rPr>
-      </w:pPr>
     </w:p>
     <w:p>
       <w:pPr>
@@ -4120,8 +3399,9 @@
           <w:szCs w:val="24"/>
           <w:lang w:val="en-US"/>
         </w:rPr>
-        <w:t xml:space="preserve">The primary goal of this study is to design and develop Auditrix: A Curriculum Audit System for KSU, a web-based tool for Kalinga State University, developed and tested in the </w:t>
-      </w:r>
+        <w:t xml:space="preserve">The primary goal of this study is to design and develop </w:t>
+      </w:r>
+      <w:proofErr w:type="spellStart"/>
       <w:r>
         <w:rPr>
           <w:rFonts w:ascii="Courier New" w:hAnsi="Courier New" w:cs="Courier New"/>
@@ -4129,8 +3409,17 @@
           <w:szCs w:val="24"/>
           <w:lang w:val="en-US"/>
         </w:rPr>
-        <w:lastRenderedPageBreak/>
-        <w:t>College of Engineering and Information Technology (CEIT), that automatically validates student eligibility by checking finished subjects against curriculum standards.</w:t>
+        <w:t>Auditrix</w:t>
+      </w:r>
+      <w:proofErr w:type="spellEnd"/>
+      <w:r>
+        <w:rPr>
+          <w:rFonts w:ascii="Courier New" w:hAnsi="Courier New" w:cs="Courier New"/>
+          <w:sz w:val="24"/>
+          <w:szCs w:val="24"/>
+          <w:lang w:val="en-US"/>
+        </w:rPr>
+        <w:t>: A Curriculum Audit System for KSU, a web-based tool for Kalinga State University, developed and tested in the College of Engineering and Information Technology (CEIT), that automatically validates student eligibility by checking finished subjects against curriculum standards.</w:t>
       </w:r>
     </w:p>
     <w:p>
@@ -4156,6 +3445,7 @@
           <w:rFonts w:ascii="Courier New" w:eastAsia="-webkit-standard" w:hAnsi="Courier New" w:cs="Courier New"/>
           <w:color w:val="000000"/>
         </w:rPr>
+        <w:lastRenderedPageBreak/>
         <w:t>To identify the process for auditing the students' prerequisite compliance with the curriculum.</w:t>
       </w:r>
     </w:p>
@@ -4310,7 +3600,23 @@
           <w:rFonts w:ascii="Courier New" w:eastAsia="-webkit-standard" w:hAnsi="Courier New" w:cs="Courier New"/>
           <w:color w:val="000000"/>
         </w:rPr>
-        <w:t>The development of Auditrix represents a strategic shift toward modernizing the academic auditing framework of Kalinga State University. By transitioning from manual verification to an automated, data-driven approach, this study provides the following significant benefits:</w:t>
+        <w:t xml:space="preserve">The development of </w:t>
+      </w:r>
+      <w:proofErr w:type="spellStart"/>
+      <w:r>
+        <w:rPr>
+          <w:rFonts w:ascii="Courier New" w:eastAsia="-webkit-standard" w:hAnsi="Courier New" w:cs="Courier New"/>
+          <w:color w:val="000000"/>
+        </w:rPr>
+        <w:t>Auditrix</w:t>
+      </w:r>
+      <w:proofErr w:type="spellEnd"/>
+      <w:r>
+        <w:rPr>
+          <w:rFonts w:ascii="Courier New" w:eastAsia="-webkit-standard" w:hAnsi="Courier New" w:cs="Courier New"/>
+          <w:color w:val="000000"/>
+        </w:rPr>
+        <w:t xml:space="preserve"> represents a strategic shift toward modernizing the academic auditing framework of Kalinga State University. By transitioning from manual verification to an automated, data-driven approach, this study provides the following significant benefits:</w:t>
       </w:r>
     </w:p>
     <w:p>
@@ -4330,7 +3636,6 @@
           <w:bCs/>
           <w:color w:val="000000"/>
         </w:rPr>
-        <w:lastRenderedPageBreak/>
         <w:tab/>
         <w:t>Program Chairpersons.</w:t>
       </w:r>
@@ -4339,27 +3644,35 @@
           <w:rFonts w:ascii="Courier New" w:eastAsia="-webkit-standard" w:hAnsi="Courier New" w:cs="Courier New"/>
           <w:color w:val="000000"/>
         </w:rPr>
-        <w:t xml:space="preserve"> The system serves as a specialized administrative tool that transforms the evaluation of student eligibility from a manual task into an automated process. Once a student's grades are recorded, the system shows at once which subjects the student has completed, can take next, or took out of order, with the reason for each violation, removing the need to</w:t>
+        <w:t xml:space="preserve"> The system serves as a specialized administrative tool that transforms the evaluation of student eligibility from a manual task into an automated process. </w:t>
       </w:r>
       <w:r>
         <w:rPr>
           <w:rFonts w:ascii="Courier New" w:eastAsia="-webkit-standard" w:hAnsi="Courier New" w:cs="Courier New"/>
           <w:color w:val="000000"/>
         </w:rPr>
-        <w:t xml:space="preserve"> manually</w:t>
+        <w:lastRenderedPageBreak/>
+        <w:t>Once a student's grades are recorded, the system shows at once which subjects the student has completed, can take next, or took out of order, with the reason for each violation, removing the need to</w:t>
       </w:r>
       <w:r>
         <w:rPr>
           <w:rFonts w:ascii="Courier New" w:eastAsia="-webkit-standard" w:hAnsi="Courier New" w:cs="Courier New"/>
           <w:color w:val="000000"/>
         </w:rPr>
-        <w:t xml:space="preserve"> cross-reference records against the curriculum map. Student lists can also be imported from the KSU-MIS export instead of being typed in. This significantly reduces administrative workload, reduces human oversight, and allows chairpersons to dedicate more time </w:t>
+        <w:t xml:space="preserve"> manually</w:t>
       </w:r>
       <w:r>
         <w:rPr>
           <w:rFonts w:ascii="Courier New" w:eastAsia="-webkit-standard" w:hAnsi="Courier New" w:cs="Courier New"/>
           <w:color w:val="000000"/>
         </w:rPr>
+        <w:t xml:space="preserve"> cross-reference records against the curriculum map. Student lists can also be imported from the KSU-MIS export instead of being typed in. This significantly reduces administrative workload, reduces human oversight, and allows chairpersons to dedicate more time </w:t>
+      </w:r>
+      <w:r>
+        <w:rPr>
+          <w:rFonts w:ascii="Courier New" w:eastAsia="-webkit-standard" w:hAnsi="Courier New" w:cs="Courier New"/>
+          <w:color w:val="000000"/>
+        </w:rPr>
         <w:t>with other functions.</w:t>
       </w:r>
     </w:p>
@@ -4388,7 +3701,7 @@
           <w:rFonts w:ascii="Courier New" w:eastAsia="-webkit-standard" w:hAnsi="Courier New" w:cs="Courier New"/>
           <w:color w:val="000000"/>
         </w:rPr>
-        <w:t xml:space="preserve">The study gives the Dean a reliable, college-wide picture of how well students in every program follow their curricula, without waiting for each chairperson's manual report. With this information, the Dean can recognize early which programs have many irregular students or prerequisite violations, decide where academic advising or a curriculum review is needed, and plan the offering of subjects and the assignment of faculty accordingly. Because only authorized personnel can access student records, the college's academic data are kept secure and confidential. The consistent, documented audit records also serve as evidence of the college's commitment to academic integrity and outcomes-based education during AACCUP accreditation and CHED monitoring visits.</w:t>
+        <w:t xml:space="preserve">The study gives the Dean a reliable, college-wide picture of how well students in every program follow their curricula, without waiting for each chairperson's manual report. With this information, the Dean can recognize early which programs have many irregular students or prerequisite violations, decide where academic advising or a curriculum review is needed, and plan the offering of subjects and the assignment of faculty accordingly. Because only authorized personnel can access student records, the college's academic data are kept secure and confidential. The consistent, documented audit records also serve as evidence of the college's commitment to academic </w:t>
       </w:r>
       <w:r>
         <w:rPr>
@@ -4396,7 +3709,7 @@
           <w:color w:val="000000"/>
         </w:rPr>
         <w:lastRenderedPageBreak/>
-        <w:t xml:space="preserve"/>
+        <w:t>integrity and outcomes-based education during AACCUP accreditation and CHED monitoring visits.</w:t>
       </w:r>
     </w:p>
     <w:p>
@@ -4452,15 +3765,31 @@
           <w:rFonts w:ascii="Courier New" w:eastAsia="-webkit-standard" w:hAnsi="Courier New" w:cs="Courier New"/>
           <w:color w:val="000000"/>
         </w:rPr>
-        <w:t xml:space="preserve"> Auditrix provides a centralized and highly accurate platform for monitoring institutional curriculum compliance. By maintaining strict data integrity and adhering to CHED standards regarding prerequisite sequencing, the university strengthens its position during quality assurance audits and institutional accreditation. Furthermore, the system supports evidence-</w:t>
-      </w:r>
+        <w:t xml:space="preserve"> </w:t>
+      </w:r>
+      <w:proofErr w:type="spellStart"/>
       <w:r>
         <w:rPr>
           <w:rFonts w:ascii="Courier New" w:eastAsia="-webkit-standard" w:hAnsi="Courier New" w:cs="Courier New"/>
           <w:color w:val="000000"/>
         </w:rPr>
+        <w:t>Auditrix</w:t>
+      </w:r>
+      <w:proofErr w:type="spellEnd"/>
+      <w:r>
+        <w:rPr>
+          <w:rFonts w:ascii="Courier New" w:eastAsia="-webkit-standard" w:hAnsi="Courier New" w:cs="Courier New"/>
+          <w:color w:val="000000"/>
+        </w:rPr>
+        <w:t xml:space="preserve"> provides a centralized and highly accurate platform for monitoring institutional curriculum compliance. By maintaining strict data integrity and adhering to CHED standards regarding prerequisite sequencing, the university strengthens its position during quality assurance audits and institutional accreditation. Furthermore, the system supports evidence-based governance by providing clear, real-time insights into </w:t>
+      </w:r>
+      <w:r>
+        <w:rPr>
+          <w:rFonts w:ascii="Courier New" w:eastAsia="-webkit-standard" w:hAnsi="Courier New" w:cs="Courier New"/>
+          <w:color w:val="000000"/>
+        </w:rPr>
         <w:lastRenderedPageBreak/>
-        <w:t>based governance by providing clear, real-time insights into student progression and identifying potential curriculum bottlenecks.</w:t>
+        <w:t>student progression and identifying potential curriculum bottlenecks.</w:t>
       </w:r>
       <w:r>
         <w:rPr>
@@ -4564,7 +3893,25 @@
           <w:bCs/>
           <w:color w:val="000000"/>
         </w:rPr>
-        <w:t>The primary focus of this study is the design and development of Auditrix: A Curriculum Audit System for Kalinga State University (KSU). The system is engineered as a specialized administrative tool to support Program Chairpersons in monitoring student curriculum progress and ensuring strict prerequisite compliance.</w:t>
+        <w:t xml:space="preserve">The primary focus of this study is the design and development of </w:t>
+      </w:r>
+      <w:proofErr w:type="spellStart"/>
+      <w:r>
+        <w:rPr>
+          <w:rFonts w:ascii="Courier New" w:eastAsia="-webkit-standard" w:hAnsi="Courier New" w:cs="Courier New"/>
+          <w:bCs/>
+          <w:color w:val="000000"/>
+        </w:rPr>
+        <w:t>Auditrix</w:t>
+      </w:r>
+      <w:proofErr w:type="spellEnd"/>
+      <w:r>
+        <w:rPr>
+          <w:rFonts w:ascii="Courier New" w:eastAsia="-webkit-standard" w:hAnsi="Courier New" w:cs="Courier New"/>
+          <w:bCs/>
+          <w:color w:val="000000"/>
+        </w:rPr>
+        <w:t>: A Curriculum Audit System for Kalinga State University (KSU). The system is engineered as a specialized administrative tool to support Program Chairpersons in monitoring student curriculum progress and ensuring strict prerequisite compliance.</w:t>
       </w:r>
     </w:p>
     <w:p>
@@ -4615,37 +3962,68 @@
           <w:bCs/>
           <w:color w:val="000000"/>
         </w:rPr>
-        <w:t xml:space="preserve">, this study focuses on the College of Engineering and Information Technology, which served as </w:t>
-      </w:r>
-      <w:r>
-        <w:rPr>
-          <w:rFonts w:ascii="Courier New" w:eastAsia="-webkit-standard" w:hAnsi="Courier New" w:cs="Courier New"/>
-          <w:bCs/>
-          <w:color w:val="000000"/>
-        </w:rPr>
-        <w:lastRenderedPageBreak/>
-        <w:t>the primary data source and testing site</w:t>
+        <w:t>, this study focuses on the College of Engineering and Information Technology, which served as the primary data source and testing site</w:t>
       </w:r>
       <w:r>
         <w:rPr>
           <w:rFonts w:ascii="Courier New" w:eastAsia="-webkit-standard" w:hAnsi="Courier New" w:cs="Courier New"/>
           <w:color w:val="000000"/>
         </w:rPr>
-        <w:t>; the system was tested with the curricula and students of the</w:t>
+        <w:t xml:space="preserve">; the system was </w:t>
       </w:r>
       <w:r>
         <w:rPr>
           <w:rFonts w:ascii="Courier New" w:eastAsia="-webkit-standard" w:hAnsi="Courier New" w:cs="Courier New"/>
           <w:color w:val="000000"/>
         </w:rPr>
-        <w:t xml:space="preserve"> BSMath, BSEE,</w:t>
+        <w:lastRenderedPageBreak/>
+        <w:t>tested with the curricula and students of the</w:t>
       </w:r>
       <w:r>
         <w:rPr>
           <w:rFonts w:ascii="Courier New" w:eastAsia="-webkit-standard" w:hAnsi="Courier New" w:cs="Courier New"/>
           <w:color w:val="000000"/>
         </w:rPr>
-        <w:t xml:space="preserve"> BSCpE, BSIT</w:t>
+        <w:t xml:space="preserve"> </w:t>
+      </w:r>
+      <w:proofErr w:type="spellStart"/>
+      <w:r>
+        <w:rPr>
+          <w:rFonts w:ascii="Courier New" w:eastAsia="-webkit-standard" w:hAnsi="Courier New" w:cs="Courier New"/>
+          <w:color w:val="000000"/>
+        </w:rPr>
+        <w:t>BSMath</w:t>
+      </w:r>
+      <w:proofErr w:type="spellEnd"/>
+      <w:r>
+        <w:rPr>
+          <w:rFonts w:ascii="Courier New" w:eastAsia="-webkit-standard" w:hAnsi="Courier New" w:cs="Courier New"/>
+          <w:color w:val="000000"/>
+        </w:rPr>
+        <w:t>, BSEE,</w:t>
+      </w:r>
+      <w:r>
+        <w:rPr>
+          <w:rFonts w:ascii="Courier New" w:eastAsia="-webkit-standard" w:hAnsi="Courier New" w:cs="Courier New"/>
+          <w:color w:val="000000"/>
+        </w:rPr>
+        <w:t xml:space="preserve"> </w:t>
+      </w:r>
+      <w:proofErr w:type="spellStart"/>
+      <w:r>
+        <w:rPr>
+          <w:rFonts w:ascii="Courier New" w:eastAsia="-webkit-standard" w:hAnsi="Courier New" w:cs="Courier New"/>
+          <w:color w:val="000000"/>
+        </w:rPr>
+        <w:t>BSCpE</w:t>
+      </w:r>
+      <w:proofErr w:type="spellEnd"/>
+      <w:r>
+        <w:rPr>
+          <w:rFonts w:ascii="Courier New" w:eastAsia="-webkit-standard" w:hAnsi="Courier New" w:cs="Courier New"/>
+          <w:color w:val="000000"/>
+        </w:rPr>
+        <w:t>, BSIT</w:t>
       </w:r>
       <w:r>
         <w:rPr>
@@ -4789,7 +4167,7 @@
           <w:color w:val="000000"/>
         </w:rPr>
         <w:lastRenderedPageBreak/>
-        <w:t xml:space="preserve">grade; an INC does not lapse automatically into a failing grade.</w:t>
+        <w:t>grade; an INC does not lapse automatically into a failing grade.</w:t>
       </w:r>
     </w:p>
     <w:p>
@@ -5017,7 +4395,25 @@
           <w:sz w:val="24"/>
           <w:szCs w:val="24"/>
         </w:rPr>
-        <w:t xml:space="preserve"> A situation where a student takes a subject without having passed its prerequisite in an earlier term, or without taking its co-requisite in the same term. Auditrix flags such a subject with the status Violation and states the reason; the subject earns no credit and must be retaken.</w:t>
+        <w:t xml:space="preserve"> A situation where a student takes a subject without having passed its prerequisite in an earlier term, or without taking its co-requisite in the same term. </w:t>
+      </w:r>
+      <w:proofErr w:type="spellStart"/>
+      <w:r>
+        <w:rPr>
+          <w:rFonts w:ascii="Courier New" w:hAnsi="Courier New" w:cs="Courier New"/>
+          <w:sz w:val="24"/>
+          <w:szCs w:val="24"/>
+        </w:rPr>
+        <w:t>Auditrix</w:t>
+      </w:r>
+      <w:proofErr w:type="spellEnd"/>
+      <w:r>
+        <w:rPr>
+          <w:rFonts w:ascii="Courier New" w:hAnsi="Courier New" w:cs="Courier New"/>
+          <w:sz w:val="24"/>
+          <w:szCs w:val="24"/>
+        </w:rPr>
+        <w:t xml:space="preserve"> flags such a subject with the status Violation and states the reason; the subject earns no credit and must be retaken.</w:t>
       </w:r>
     </w:p>
     <w:p>
@@ -5039,7 +4435,7 @@
           <w:sz w:val="24"/>
           <w:szCs w:val="24"/>
         </w:rPr>
-        <w:t xml:space="preserve">Completed.</w:t>
+        <w:t>Completed.</w:t>
       </w:r>
       <w:r>
         <w:rPr>
@@ -5069,7 +4465,8 @@
           <w:sz w:val="24"/>
           <w:szCs w:val="24"/>
         </w:rPr>
-        <w:t xml:space="preserve">Available.</w:t>
+        <w:lastRenderedPageBreak/>
+        <w:t>Available.</w:t>
       </w:r>
       <w:r>
         <w:rPr>
@@ -5099,7 +4496,7 @@
           <w:sz w:val="24"/>
           <w:szCs w:val="24"/>
         </w:rPr>
-        <w:t xml:space="preserve">Pending.</w:t>
+        <w:t>Pending.</w:t>
       </w:r>
       <w:r>
         <w:rPr>
@@ -5129,7 +4526,7 @@
           <w:sz w:val="24"/>
           <w:szCs w:val="24"/>
         </w:rPr>
-        <w:t xml:space="preserve">Unavailable.</w:t>
+        <w:t>Unavailable.</w:t>
       </w:r>
       <w:r>
         <w:rPr>
@@ -5159,15 +4556,33 @@
           <w:sz w:val="24"/>
           <w:szCs w:val="24"/>
         </w:rPr>
-        <w:t xml:space="preserve">Violation.</w:t>
-      </w:r>
-      <w:r>
-        <w:rPr>
-          <w:rFonts w:ascii="Courier New" w:hAnsi="Courier New" w:cs="Courier New"/>
-          <w:sz w:val="24"/>
-          <w:szCs w:val="24"/>
-        </w:rPr>
-        <w:t xml:space="preserve"> A status meaning that the subject was taken before one of its requirements was met, for example before its prerequisite was passed. Auditrix states the reason; the subject earns no credit and must be retaken.</w:t>
+        <w:t>Violation.</w:t>
+      </w:r>
+      <w:r>
+        <w:rPr>
+          <w:rFonts w:ascii="Courier New" w:hAnsi="Courier New" w:cs="Courier New"/>
+          <w:sz w:val="24"/>
+          <w:szCs w:val="24"/>
+        </w:rPr>
+        <w:t xml:space="preserve"> A status meaning that the subject was taken before one of its requirements was met, for example before its prerequisite was passed. </w:t>
+      </w:r>
+      <w:proofErr w:type="spellStart"/>
+      <w:r>
+        <w:rPr>
+          <w:rFonts w:ascii="Courier New" w:hAnsi="Courier New" w:cs="Courier New"/>
+          <w:sz w:val="24"/>
+          <w:szCs w:val="24"/>
+        </w:rPr>
+        <w:t>Auditrix</w:t>
+      </w:r>
+      <w:proofErr w:type="spellEnd"/>
+      <w:r>
+        <w:rPr>
+          <w:rFonts w:ascii="Courier New" w:hAnsi="Courier New" w:cs="Courier New"/>
+          <w:sz w:val="24"/>
+          <w:szCs w:val="24"/>
+        </w:rPr>
+        <w:t xml:space="preserve"> states the reason; the subject earns no credit and must be retaken.</w:t>
       </w:r>
     </w:p>
     <w:p>
@@ -5219,7 +4634,6 @@
           <w:sz w:val="24"/>
           <w:szCs w:val="24"/>
         </w:rPr>
-        <w:lastRenderedPageBreak/>
         <w:t>Incomplete (INC).</w:t>
       </w:r>
       <w:r>
@@ -5228,7 +4642,25 @@
           <w:sz w:val="24"/>
           <w:szCs w:val="24"/>
         </w:rPr>
-        <w:t xml:space="preserve"> A grade given when a student has not yet completed the requirements of a subject. In Auditrix, a subject with an INC is shown as Pending, and it counts as passed only from the term in which the final grade was given.</w:t>
+        <w:t xml:space="preserve"> A grade given when a student has not yet completed the requirements of a subject. In </w:t>
+      </w:r>
+      <w:proofErr w:type="spellStart"/>
+      <w:r>
+        <w:rPr>
+          <w:rFonts w:ascii="Courier New" w:hAnsi="Courier New" w:cs="Courier New"/>
+          <w:sz w:val="24"/>
+          <w:szCs w:val="24"/>
+        </w:rPr>
+        <w:t>Auditrix</w:t>
+      </w:r>
+      <w:proofErr w:type="spellEnd"/>
+      <w:r>
+        <w:rPr>
+          <w:rFonts w:ascii="Courier New" w:hAnsi="Courier New" w:cs="Courier New"/>
+          <w:sz w:val="24"/>
+          <w:szCs w:val="24"/>
+        </w:rPr>
+        <w:t>, a subject with an INC is shown as Pending, and it counts as passed only from the term in which the final grade was given.</w:t>
       </w:r>
     </w:p>
     <w:p>
@@ -5250,6 +4682,7 @@
           <w:sz w:val="24"/>
           <w:szCs w:val="24"/>
         </w:rPr>
+        <w:lastRenderedPageBreak/>
         <w:t>Term.</w:t>
       </w:r>
       <w:r>
@@ -5258,7 +4691,25 @@
           <w:sz w:val="24"/>
           <w:szCs w:val="24"/>
         </w:rPr>
-        <w:t xml:space="preserve"> A semester of a school year, written in Auditrix as YY-S: the first two digits of the school year and the semester (1 for the first semester, 2 for the second semester, and S for the midyear). As on KSU records, a midyear carries the year of the semester after it, so terms are ordered 25-1, 25-2, 26-S, then 26-1.</w:t>
+        <w:t xml:space="preserve"> A semester of a school year, written in </w:t>
+      </w:r>
+      <w:proofErr w:type="spellStart"/>
+      <w:r>
+        <w:rPr>
+          <w:rFonts w:ascii="Courier New" w:hAnsi="Courier New" w:cs="Courier New"/>
+          <w:sz w:val="24"/>
+          <w:szCs w:val="24"/>
+        </w:rPr>
+        <w:t>Auditrix</w:t>
+      </w:r>
+      <w:proofErr w:type="spellEnd"/>
+      <w:r>
+        <w:rPr>
+          <w:rFonts w:ascii="Courier New" w:hAnsi="Courier New" w:cs="Courier New"/>
+          <w:sz w:val="24"/>
+          <w:szCs w:val="24"/>
+        </w:rPr>
+        <w:t xml:space="preserve"> as YY-S: the first two digits of the school year and the semester (1 for the first semester, 2 for the second semester, and S for the midyear). As on KSU records, a midyear carries the year of the semester after it, so terms are ordered 25-1, 25-2, 26-S, then 26-1.</w:t>
       </w:r>
     </w:p>
     <w:p>
@@ -5340,15 +4791,33 @@
           <w:sz w:val="24"/>
           <w:szCs w:val="24"/>
         </w:rPr>
-        <w:t xml:space="preserve">Regular Student.</w:t>
-      </w:r>
-      <w:r>
-        <w:rPr>
-          <w:rFonts w:ascii="Courier New" w:hAnsi="Courier New" w:cs="Courier New"/>
-          <w:sz w:val="24"/>
-          <w:szCs w:val="24"/>
-        </w:rPr>
-        <w:t xml:space="preserve"> A student who is enrolled in the full prescribed academic load in a given semester of the curriculum in which he or she is enrolled (Kalinga State University, 2020). In Auditrix, the prescribed load is the curriculum's subjects for the student's year level and the current semester, not counting subjects already passed.</w:t>
+        <w:t>Regular Student.</w:t>
+      </w:r>
+      <w:r>
+        <w:rPr>
+          <w:rFonts w:ascii="Courier New" w:hAnsi="Courier New" w:cs="Courier New"/>
+          <w:sz w:val="24"/>
+          <w:szCs w:val="24"/>
+        </w:rPr>
+        <w:t xml:space="preserve"> A student who is enrolled in the full prescribed academic load in a given semester of the curriculum in which he or she is enrolled (Kalinga State University, 2020). In </w:t>
+      </w:r>
+      <w:proofErr w:type="spellStart"/>
+      <w:r>
+        <w:rPr>
+          <w:rFonts w:ascii="Courier New" w:hAnsi="Courier New" w:cs="Courier New"/>
+          <w:sz w:val="24"/>
+          <w:szCs w:val="24"/>
+        </w:rPr>
+        <w:t>Auditrix</w:t>
+      </w:r>
+      <w:proofErr w:type="spellEnd"/>
+      <w:r>
+        <w:rPr>
+          <w:rFonts w:ascii="Courier New" w:hAnsi="Courier New" w:cs="Courier New"/>
+          <w:sz w:val="24"/>
+          <w:szCs w:val="24"/>
+        </w:rPr>
+        <w:t>, the prescribed load is the curriculum's subjects for the student's year level and the current semester, not counting subjects already passed.</w:t>
       </w:r>
     </w:p>
     <w:p>
@@ -5370,15 +4839,42 @@
           <w:sz w:val="24"/>
           <w:szCs w:val="24"/>
         </w:rPr>
-        <w:t xml:space="preserve">Irregular Student.</w:t>
-      </w:r>
-      <w:r>
-        <w:rPr>
-          <w:rFonts w:ascii="Courier New" w:hAnsi="Courier New" w:cs="Courier New"/>
-          <w:sz w:val="24"/>
-          <w:szCs w:val="24"/>
-        </w:rPr>
-        <w:t xml:space="preserve"> A student who is enrolled in less than the prescribed academic load in a given semester of the curriculum in which he or she is enrolled (Kalinga State University, 2020). Auditrix lists the prescribed subjects that the student is missing.</w:t>
+        <w:t>Irregular Student.</w:t>
+      </w:r>
+      <w:r>
+        <w:rPr>
+          <w:rFonts w:ascii="Courier New" w:hAnsi="Courier New" w:cs="Courier New"/>
+          <w:sz w:val="24"/>
+          <w:szCs w:val="24"/>
+        </w:rPr>
+        <w:t xml:space="preserve"> A student who is enrolled in less than the prescribed academic load in a given semester of the </w:t>
+      </w:r>
+      <w:r>
+        <w:rPr>
+          <w:rFonts w:ascii="Courier New" w:hAnsi="Courier New" w:cs="Courier New"/>
+          <w:sz w:val="24"/>
+          <w:szCs w:val="24"/>
+        </w:rPr>
+        <w:lastRenderedPageBreak/>
+        <w:t xml:space="preserve">curriculum in which he or she is enrolled (Kalinga State University, 2020). </w:t>
+      </w:r>
+      <w:proofErr w:type="spellStart"/>
+      <w:r>
+        <w:rPr>
+          <w:rFonts w:ascii="Courier New" w:hAnsi="Courier New" w:cs="Courier New"/>
+          <w:sz w:val="24"/>
+          <w:szCs w:val="24"/>
+        </w:rPr>
+        <w:t>Auditrix</w:t>
+      </w:r>
+      <w:proofErr w:type="spellEnd"/>
+      <w:r>
+        <w:rPr>
+          <w:rFonts w:ascii="Courier New" w:hAnsi="Courier New" w:cs="Courier New"/>
+          <w:sz w:val="24"/>
+          <w:szCs w:val="24"/>
+        </w:rPr>
+        <w:t xml:space="preserve"> lists the prescribed subjects that the student is missing.</w:t>
       </w:r>
     </w:p>
     <w:p>
@@ -5408,7 +4904,25 @@
           <w:sz w:val="24"/>
           <w:szCs w:val="24"/>
         </w:rPr>
-        <w:t xml:space="preserve"> The term a college is currently in, set by the Dean in Auditrix. Year levels and the regular or irregular status of students are worked out relative to it.</w:t>
+        <w:t xml:space="preserve"> The term a college is currently in, set by the Dean in </w:t>
+      </w:r>
+      <w:proofErr w:type="spellStart"/>
+      <w:r>
+        <w:rPr>
+          <w:rFonts w:ascii="Courier New" w:hAnsi="Courier New" w:cs="Courier New"/>
+          <w:sz w:val="24"/>
+          <w:szCs w:val="24"/>
+        </w:rPr>
+        <w:t>Auditrix</w:t>
+      </w:r>
+      <w:proofErr w:type="spellEnd"/>
+      <w:r>
+        <w:rPr>
+          <w:rFonts w:ascii="Courier New" w:hAnsi="Courier New" w:cs="Courier New"/>
+          <w:sz w:val="24"/>
+          <w:szCs w:val="24"/>
+        </w:rPr>
+        <w:t>. Year levels and the regular or irregular status of students are worked out relative to it.</w:t>
       </w:r>
     </w:p>
     <w:p>
@@ -5438,7 +4952,25 @@
           <w:sz w:val="24"/>
           <w:szCs w:val="24"/>
         </w:rPr>
-        <w:t xml:space="preserve"> A computerized system used by KSU to manage student academic records. Auditrix is not connected to the MIS; instead, it accepts the student list file produced by the MIS's "Export to Excel" function.</w:t>
+        <w:t xml:space="preserve"> A computerized system used by KSU to manage student academic records. </w:t>
+      </w:r>
+      <w:proofErr w:type="spellStart"/>
+      <w:r>
+        <w:rPr>
+          <w:rFonts w:ascii="Courier New" w:hAnsi="Courier New" w:cs="Courier New"/>
+          <w:sz w:val="24"/>
+          <w:szCs w:val="24"/>
+        </w:rPr>
+        <w:t>Auditrix</w:t>
+      </w:r>
+      <w:proofErr w:type="spellEnd"/>
+      <w:r>
+        <w:rPr>
+          <w:rFonts w:ascii="Courier New" w:hAnsi="Courier New" w:cs="Courier New"/>
+          <w:sz w:val="24"/>
+          <w:szCs w:val="24"/>
+        </w:rPr>
+        <w:t xml:space="preserve"> is not connected to the MIS; instead, it accepts the student list file produced by the MIS's "Export to Excel" function.</w:t>
       </w:r>
     </w:p>
     <w:p>
@@ -5515,7 +5047,7 @@
           <w:headerReference w:type="default" r:id="rId15"/>
           <w:footerReference w:type="default" r:id="rId16"/>
           <w:headerReference w:type="first" r:id="rId17"/>
-          <w:footerReference w:type="first" r:id="rId18"/>
+          <w:footerReference w:type="first" r:id="rId16"/>
           <w:pgSz w:w="12242" w:h="15842"/>
           <w:pgMar w:top="1440" w:right="1440" w:bottom="1440" w:left="2160" w:header="709" w:footer="709" w:gutter="0"/>
           <w:pgNumType w:start="1" w:chapStyle="1"/>
@@ -5540,7 +5072,25 @@
           <w:sz w:val="24"/>
           <w:szCs w:val="24"/>
         </w:rPr>
-        <w:t xml:space="preserve"> An international framework used to evaluate the quality of Auditrix. The system is to be evaluated based on nine characteristics: functional suitability, performance </w:t>
+        <w:t xml:space="preserve"> An international framework used to evaluate the quality of </w:t>
+      </w:r>
+      <w:proofErr w:type="spellStart"/>
+      <w:r>
+        <w:rPr>
+          <w:rFonts w:ascii="Courier New" w:hAnsi="Courier New" w:cs="Courier New"/>
+          <w:sz w:val="24"/>
+          <w:szCs w:val="24"/>
+        </w:rPr>
+        <w:t>Auditrix</w:t>
+      </w:r>
+      <w:proofErr w:type="spellEnd"/>
+      <w:r>
+        <w:rPr>
+          <w:rFonts w:ascii="Courier New" w:hAnsi="Courier New" w:cs="Courier New"/>
+          <w:sz w:val="24"/>
+          <w:szCs w:val="24"/>
+        </w:rPr>
+        <w:t xml:space="preserve">. The system is to be evaluated based on nine characteristics: functional suitability, performance </w:t>
       </w:r>
       <w:r>
         <w:rPr>
@@ -5774,13 +5324,10 @@
           <w:lang w:eastAsia="zh-CN"/>
         </w:rPr>
         <w:tab/>
-        <w:t>Furthering this digital transformation, Akulova et al. (2025) developed an information system for accreditation and assessment in education, presenting a management information system specifically designed for educational accreditation. The system architecture includes structured functions for managing specialist training program accreditation, demonstrating the feasibility of digital transformation in accreditation processes.</w:t>
-      </w:r>
-    </w:p>
-    <w:p>
-      <w:pPr>
-        <w:spacing w:line="480" w:lineRule="auto"/>
-        <w:jc w:val="both"/>
+        <w:t xml:space="preserve">Furthering this digital transformation, </w:t>
+      </w:r>
+      <w:proofErr w:type="spellStart"/>
+      <w:r>
         <w:rPr>
           <w:rFonts w:ascii="Courier New" w:eastAsia="Calibri" w:hAnsi="Courier New" w:cs="Courier New"/>
           <w:kern w:val="0"/>
@@ -5788,7 +5335,9 @@
           <w:szCs w:val="24"/>
           <w:lang w:eastAsia="zh-CN"/>
         </w:rPr>
-      </w:pPr>
+        <w:t>Akulova</w:t>
+      </w:r>
+      <w:proofErr w:type="spellEnd"/>
       <w:r>
         <w:rPr>
           <w:rFonts w:ascii="Courier New" w:eastAsia="Calibri" w:hAnsi="Courier New" w:cs="Courier New"/>
@@ -5797,8 +5346,7 @@
           <w:szCs w:val="24"/>
           <w:lang w:eastAsia="zh-CN"/>
         </w:rPr>
-        <w:tab/>
-        <w:t>Practical applications of these systems show significant results, as seen at United Arab Emirates University, which implemented a Learning Outcomes Assessment Management System (LOAMS) to streamline academic quality assurance processes (Al-Fedaghi &amp; Al-Muhanna, 2022). The system features role-based user privileges, automated workflow management, and infographics for tracking assessment status. Since its deployment in 2018, LOAMS has successfully managed learning outcomes assessment for over 1,000 courses per semester, proving the scalability and effectiveness of web-based audit systems.</w:t>
+        <w:t xml:space="preserve"> et al. (2025) developed an information system for accreditation and assessment in education, presenting a management information system specifically designed for educational accreditation. The system architecture includes structured functions for managing specialist training program accreditation, demonstrating the feasibility of digital transformation in accreditation processes.</w:t>
       </w:r>
     </w:p>
     <w:p>
@@ -5821,15 +5369,58 @@
           <w:szCs w:val="24"/>
           <w:lang w:eastAsia="zh-CN"/>
         </w:rPr>
+        <w:tab/>
+        <w:t>Practical applications of these systems show significant results, as seen at United Arab Emirates University, which implemented a Learning Outcomes Assessment Management System (LOAMS) to streamline academic quality assurance processes (Al-</w:t>
+      </w:r>
+      <w:proofErr w:type="spellStart"/>
+      <w:r>
+        <w:rPr>
+          <w:rFonts w:ascii="Courier New" w:eastAsia="Calibri" w:hAnsi="Courier New" w:cs="Courier New"/>
+          <w:kern w:val="0"/>
+          <w:sz w:val="24"/>
+          <w:szCs w:val="24"/>
+          <w:lang w:eastAsia="zh-CN"/>
+        </w:rPr>
+        <w:t>Fedaghi</w:t>
+      </w:r>
+      <w:proofErr w:type="spellEnd"/>
+      <w:r>
+        <w:rPr>
+          <w:rFonts w:ascii="Courier New" w:eastAsia="Calibri" w:hAnsi="Courier New" w:cs="Courier New"/>
+          <w:kern w:val="0"/>
+          <w:sz w:val="24"/>
+          <w:szCs w:val="24"/>
+          <w:lang w:eastAsia="zh-CN"/>
+        </w:rPr>
+        <w:t xml:space="preserve"> &amp; Al-Muhanna, 2022). The system features role-based user privileges, automated workflow management, and infographics for tracking assessment status. Since its deployment in 2018, LOAMS has successfully managed learning outcomes assessment for over 1,000 courses per semester, proving the scalability and effectiveness of web-based audit systems.</w:t>
+      </w:r>
+    </w:p>
+    <w:p>
+      <w:pPr>
+        <w:spacing w:line="480" w:lineRule="auto"/>
+        <w:jc w:val="both"/>
+        <w:rPr>
+          <w:rFonts w:ascii="Courier New" w:eastAsia="Calibri" w:hAnsi="Courier New" w:cs="Courier New"/>
+          <w:kern w:val="0"/>
+          <w:sz w:val="24"/>
+          <w:szCs w:val="24"/>
+          <w:lang w:eastAsia="zh-CN"/>
+        </w:rPr>
+      </w:pPr>
+      <w:r>
+        <w:rPr>
+          <w:rFonts w:ascii="Courier New" w:eastAsia="Calibri" w:hAnsi="Courier New" w:cs="Courier New"/>
+          <w:kern w:val="0"/>
+          <w:sz w:val="24"/>
+          <w:szCs w:val="24"/>
+          <w:lang w:eastAsia="zh-CN"/>
+        </w:rPr>
         <w:lastRenderedPageBreak/>
         <w:tab/>
-        <w:t>Addressing administrative challenges, Salleh et al. (2020) developed an Accreditation Document Tracking System (ADTS) using the Scrum approach to monitor document movement and timelines. The system addresses critical challenges in document control, including dislocation and timeline oversight, by providing web-based tracking capabilities. Similarly, Taufiqurrahman et al. (2025) created a web-based accreditation system for study program management using the Waterfall model. The system incorporates role-based access for administrators, program heads, and assessors, with features including structured document uploads and dashboard visualizations, achieving 100% success rates in black-box testing.</w:t>
-      </w:r>
-    </w:p>
-    <w:p>
-      <w:pPr>
-        <w:spacing w:line="480" w:lineRule="auto"/>
-        <w:jc w:val="both"/>
+        <w:t xml:space="preserve">Addressing administrative challenges, Salleh et al. (2020) developed an Accreditation Document Tracking System (ADTS) using the Scrum approach to monitor document movement and timelines. The system addresses critical challenges in document control, including dislocation and timeline oversight, by providing web-based tracking capabilities. Similarly, </w:t>
+      </w:r>
+      <w:proofErr w:type="spellStart"/>
+      <w:r>
         <w:rPr>
           <w:rFonts w:ascii="Courier New" w:eastAsia="Calibri" w:hAnsi="Courier New" w:cs="Courier New"/>
           <w:kern w:val="0"/>
@@ -5837,7 +5428,9 @@
           <w:szCs w:val="24"/>
           <w:lang w:eastAsia="zh-CN"/>
         </w:rPr>
-      </w:pPr>
+        <w:t>Taufiqurrahman</w:t>
+      </w:r>
+      <w:proofErr w:type="spellEnd"/>
       <w:r>
         <w:rPr>
           <w:rFonts w:ascii="Courier New" w:eastAsia="Calibri" w:hAnsi="Courier New" w:cs="Courier New"/>
@@ -5846,8 +5439,53 @@
           <w:szCs w:val="24"/>
           <w:lang w:eastAsia="zh-CN"/>
         </w:rPr>
+        <w:t xml:space="preserve"> et al. (2025) created a web-based accreditation system for study program management using the Waterfall model. The system incorporates role-based access for administrators, program heads, and assessors, with features including structured document uploads and dashboard visualizations, achieving 100% success rates in black-box testing.</w:t>
+      </w:r>
+    </w:p>
+    <w:p>
+      <w:pPr>
+        <w:spacing w:line="480" w:lineRule="auto"/>
+        <w:jc w:val="both"/>
+        <w:rPr>
+          <w:rFonts w:ascii="Courier New" w:eastAsia="Calibri" w:hAnsi="Courier New" w:cs="Courier New"/>
+          <w:kern w:val="0"/>
+          <w:sz w:val="24"/>
+          <w:szCs w:val="24"/>
+          <w:lang w:eastAsia="zh-CN"/>
+        </w:rPr>
+      </w:pPr>
+      <w:r>
+        <w:rPr>
+          <w:rFonts w:ascii="Courier New" w:eastAsia="Calibri" w:hAnsi="Courier New" w:cs="Courier New"/>
+          <w:kern w:val="0"/>
+          <w:sz w:val="24"/>
+          <w:szCs w:val="24"/>
+          <w:lang w:eastAsia="zh-CN"/>
+        </w:rPr>
         <w:tab/>
-        <w:t>Standardization also plays a key role, as Oware and Mokoena (2025) developed a framework for institutional audit quality in Ghanaian universities to address systematic implementation challenges. Their comparative analysis of international models, including Australia's TEQSA and New Zealand's Academic Quality Agency, revealed that standardized audit frameworks with defined domains and assessment scales significantly improve audit effectiveness.</w:t>
+        <w:t xml:space="preserve">Standardization also plays a key role, as </w:t>
+      </w:r>
+      <w:proofErr w:type="spellStart"/>
+      <w:r>
+        <w:rPr>
+          <w:rFonts w:ascii="Courier New" w:eastAsia="Calibri" w:hAnsi="Courier New" w:cs="Courier New"/>
+          <w:kern w:val="0"/>
+          <w:sz w:val="24"/>
+          <w:szCs w:val="24"/>
+          <w:lang w:eastAsia="zh-CN"/>
+        </w:rPr>
+        <w:t>Oware</w:t>
+      </w:r>
+      <w:proofErr w:type="spellEnd"/>
+      <w:r>
+        <w:rPr>
+          <w:rFonts w:ascii="Courier New" w:eastAsia="Calibri" w:hAnsi="Courier New" w:cs="Courier New"/>
+          <w:kern w:val="0"/>
+          <w:sz w:val="24"/>
+          <w:szCs w:val="24"/>
+          <w:lang w:eastAsia="zh-CN"/>
+        </w:rPr>
+        <w:t xml:space="preserve"> and Mokoena (2025) developed a framework for institutional audit quality in Ghanaian universities to address systematic implementation challenges. Their comparative analysis of international models, including Australia's TEQSA and New Zealand's Academic Quality Agency, revealed that standardized audit frameworks with defined domains and assessment scales significantly improve audit effectiveness.</w:t>
       </w:r>
     </w:p>
     <w:p>
@@ -5945,8 +5583,9 @@
           <w:lang w:eastAsia="zh-CN"/>
         </w:rPr>
         <w:tab/>
-        <w:t xml:space="preserve">The reviewed literature establishes a global consensus on the critical role of specialized information systems in modernizing academic governance and quality assurance. Research by Jovanović and Dimitrijević (2023) and Akari Software (2023) highlights that centralized database architectures are essential for managing the inherent complexities of curriculum development and student progression tracking. This shift toward digital transformation is further supported by Akulova et al. (2025) and Saeed et al. (2021), who argue that systematic information systems are no longer optional but are a technical necessity </w:t>
-      </w:r>
+        <w:t xml:space="preserve">The reviewed literature establishes a global consensus on the critical role of specialized information systems in modernizing academic governance and quality assurance. Research by Jovanović and Dimitrijević (2023) and Akari Software (2023) highlights that centralized database architectures are essential for managing the inherent complexities of curriculum development and student progression tracking. This shift toward digital transformation is further supported by </w:t>
+      </w:r>
+      <w:proofErr w:type="spellStart"/>
       <w:r>
         <w:rPr>
           <w:rFonts w:ascii="Courier New" w:eastAsia="Calibri" w:hAnsi="Courier New" w:cs="Courier New"/>
@@ -5955,6 +5594,27 @@
           <w:szCs w:val="24"/>
           <w:lang w:eastAsia="zh-CN"/>
         </w:rPr>
+        <w:t>Akulova</w:t>
+      </w:r>
+      <w:proofErr w:type="spellEnd"/>
+      <w:r>
+        <w:rPr>
+          <w:rFonts w:ascii="Courier New" w:eastAsia="Calibri" w:hAnsi="Courier New" w:cs="Courier New"/>
+          <w:kern w:val="0"/>
+          <w:sz w:val="24"/>
+          <w:szCs w:val="24"/>
+          <w:lang w:eastAsia="zh-CN"/>
+        </w:rPr>
+        <w:t xml:space="preserve"> et al. (2025) and Saeed et al. (2021), who argue that systematic information systems are no longer optional but are a technical necessity </w:t>
+      </w:r>
+      <w:r>
+        <w:rPr>
+          <w:rFonts w:ascii="Courier New" w:eastAsia="Calibri" w:hAnsi="Courier New" w:cs="Courier New"/>
+          <w:kern w:val="0"/>
+          <w:sz w:val="24"/>
+          <w:szCs w:val="24"/>
+          <w:lang w:eastAsia="zh-CN"/>
+        </w:rPr>
         <w:lastRenderedPageBreak/>
         <w:t>for meeting international accreditation standards such as ABET and NCAAA.</w:t>
       </w:r>
@@ -5980,13 +5640,10 @@
           <w:lang w:eastAsia="zh-CN"/>
         </w:rPr>
         <w:tab/>
-        <w:t>A recurring theme across these studies is the effectiveness of web-based platforms in streamlining administrative workflows. The successful deployment of systems like LOAMS at United Arab Emirates University (Al-Fedaghi &amp; Al-Muhanna, 2022) and the ADTS document tracker (Salleh et al., 2020) demonstrates that automated auditing can handle large-scale data while reducing human error and oversight. Furthermore, the integration of dashboard visualizations and real-time monitoring, as evidenced by the works of Taufiqurrahman et al. (2025) and Gunawan et al. (2023), provides administrators with actionable insights that enhance institutional efficiency and dependability.</w:t>
-      </w:r>
-    </w:p>
-    <w:p>
-      <w:pPr>
-        <w:spacing w:line="480" w:lineRule="auto"/>
-        <w:jc w:val="both"/>
+        <w:t>A recurring theme across these studies is the effectiveness of web-based platforms in streamlining administrative workflows. The successful deployment of systems like LOAMS at United Arab Emirates University (Al-</w:t>
+      </w:r>
+      <w:proofErr w:type="spellStart"/>
+      <w:r>
         <w:rPr>
           <w:rFonts w:ascii="Courier New" w:eastAsia="Calibri" w:hAnsi="Courier New" w:cs="Courier New"/>
           <w:kern w:val="0"/>
@@ -5994,7 +5651,9 @@
           <w:szCs w:val="24"/>
           <w:lang w:eastAsia="zh-CN"/>
         </w:rPr>
-      </w:pPr>
+        <w:t>Fedaghi</w:t>
+      </w:r>
+      <w:proofErr w:type="spellEnd"/>
       <w:r>
         <w:rPr>
           <w:rFonts w:ascii="Courier New" w:eastAsia="Calibri" w:hAnsi="Courier New" w:cs="Courier New"/>
@@ -6003,9 +5662,9 @@
           <w:szCs w:val="24"/>
           <w:lang w:eastAsia="zh-CN"/>
         </w:rPr>
-        <w:tab/>
-        <w:t xml:space="preserve">Finally, the literature emphasizes that structured audit frameworks significantly improve the speed and quality of academic processes. Case studies from the QAA in the United Kingdom (2024) and standardized models in Ghana (Oware &amp; Mokoena, 2025) reveal that moving away from legacy reviews toward streamlined, technology-driven methodologies allows institutions to maintain high quality standards even under compressed timelines. Collectively, these studies validate </w:t>
-      </w:r>
+        <w:t xml:space="preserve"> &amp; Al-Muhanna, 2022) and the ADTS document tracker (Salleh et al., 2020) demonstrates that automated auditing can handle large-scale data while reducing human error and oversight. Furthermore, the integration of dashboard visualizations and real-time monitoring, as evidenced by the works of </w:t>
+      </w:r>
+      <w:proofErr w:type="spellStart"/>
       <w:r>
         <w:rPr>
           <w:rFonts w:ascii="Courier New" w:eastAsia="Calibri" w:hAnsi="Courier New" w:cs="Courier New"/>
@@ -6014,8 +5673,141 @@
           <w:szCs w:val="24"/>
           <w:lang w:eastAsia="zh-CN"/>
         </w:rPr>
+        <w:t>Taufiqurrahman</w:t>
+      </w:r>
+      <w:proofErr w:type="spellEnd"/>
+      <w:r>
+        <w:rPr>
+          <w:rFonts w:ascii="Courier New" w:eastAsia="Calibri" w:hAnsi="Courier New" w:cs="Courier New"/>
+          <w:kern w:val="0"/>
+          <w:sz w:val="24"/>
+          <w:szCs w:val="24"/>
+          <w:lang w:eastAsia="zh-CN"/>
+        </w:rPr>
+        <w:t xml:space="preserve"> et al. (2025) and Gunawan et al. (2023), provides administrators with actionable insights that enhance institutional efficiency and dependability.</w:t>
+      </w:r>
+    </w:p>
+    <w:p>
+      <w:pPr>
+        <w:spacing w:line="480" w:lineRule="auto"/>
+        <w:jc w:val="both"/>
+        <w:rPr>
+          <w:rFonts w:ascii="Courier New" w:eastAsia="Calibri" w:hAnsi="Courier New" w:cs="Courier New"/>
+          <w:kern w:val="0"/>
+          <w:sz w:val="24"/>
+          <w:szCs w:val="24"/>
+          <w:lang w:eastAsia="zh-CN"/>
+        </w:rPr>
+      </w:pPr>
+      <w:r>
+        <w:rPr>
+          <w:rFonts w:ascii="Courier New" w:eastAsia="Calibri" w:hAnsi="Courier New" w:cs="Courier New"/>
+          <w:kern w:val="0"/>
+          <w:sz w:val="24"/>
+          <w:szCs w:val="24"/>
+          <w:lang w:eastAsia="zh-CN"/>
+        </w:rPr>
+        <w:tab/>
+        <w:t>Finally, the literature emphasizes that structured audit frameworks significantly improve the speed and quality of academic processes. Case studies from the QAA in the United Kingdom (2024) and standardized models in Ghana (</w:t>
+      </w:r>
+      <w:proofErr w:type="spellStart"/>
+      <w:r>
+        <w:rPr>
+          <w:rFonts w:ascii="Courier New" w:eastAsia="Calibri" w:hAnsi="Courier New" w:cs="Courier New"/>
+          <w:kern w:val="0"/>
+          <w:sz w:val="24"/>
+          <w:szCs w:val="24"/>
+          <w:lang w:eastAsia="zh-CN"/>
+        </w:rPr>
+        <w:t>Oware</w:t>
+      </w:r>
+      <w:proofErr w:type="spellEnd"/>
+      <w:r>
+        <w:rPr>
+          <w:rFonts w:ascii="Courier New" w:eastAsia="Calibri" w:hAnsi="Courier New" w:cs="Courier New"/>
+          <w:kern w:val="0"/>
+          <w:sz w:val="24"/>
+          <w:szCs w:val="24"/>
+          <w:lang w:eastAsia="zh-CN"/>
+        </w:rPr>
+        <w:t xml:space="preserve"> &amp; Mokoena, 2025) reveal that moving away from legacy reviews toward streamlined, technology-driven methodologies </w:t>
+      </w:r>
+      <w:proofErr w:type="gramStart"/>
+      <w:r>
+        <w:rPr>
+          <w:rFonts w:ascii="Courier New" w:eastAsia="Calibri" w:hAnsi="Courier New" w:cs="Courier New"/>
+          <w:kern w:val="0"/>
+          <w:sz w:val="24"/>
+          <w:szCs w:val="24"/>
+          <w:lang w:eastAsia="zh-CN"/>
+        </w:rPr>
+        <w:t>allows</w:t>
+      </w:r>
+      <w:proofErr w:type="gramEnd"/>
+      <w:r>
+        <w:rPr>
+          <w:rFonts w:ascii="Courier New" w:eastAsia="Calibri" w:hAnsi="Courier New" w:cs="Courier New"/>
+          <w:kern w:val="0"/>
+          <w:sz w:val="24"/>
+          <w:szCs w:val="24"/>
+          <w:lang w:eastAsia="zh-CN"/>
+        </w:rPr>
+        <w:t xml:space="preserve"> institutions to maintain </w:t>
+      </w:r>
+      <w:proofErr w:type="gramStart"/>
+      <w:r>
+        <w:rPr>
+          <w:rFonts w:ascii="Courier New" w:eastAsia="Calibri" w:hAnsi="Courier New" w:cs="Courier New"/>
+          <w:kern w:val="0"/>
+          <w:sz w:val="24"/>
+          <w:szCs w:val="24"/>
+          <w:lang w:eastAsia="zh-CN"/>
+        </w:rPr>
+        <w:t>high quality</w:t>
+      </w:r>
+      <w:proofErr w:type="gramEnd"/>
+      <w:r>
+        <w:rPr>
+          <w:rFonts w:ascii="Courier New" w:eastAsia="Calibri" w:hAnsi="Courier New" w:cs="Courier New"/>
+          <w:kern w:val="0"/>
+          <w:sz w:val="24"/>
+          <w:szCs w:val="24"/>
+          <w:lang w:eastAsia="zh-CN"/>
+        </w:rPr>
+        <w:t xml:space="preserve"> standards even under compressed timelines. Collectively, these studies validate </w:t>
+      </w:r>
+      <w:r>
+        <w:rPr>
+          <w:rFonts w:ascii="Courier New" w:eastAsia="Calibri" w:hAnsi="Courier New" w:cs="Courier New"/>
+          <w:kern w:val="0"/>
+          <w:sz w:val="24"/>
+          <w:szCs w:val="24"/>
+          <w:lang w:eastAsia="zh-CN"/>
+        </w:rPr>
         <w:lastRenderedPageBreak/>
-        <w:t>the development of Auditrix as a timely intervention that aligns with global best practices in automated curriculum validation, accreditation readiness, and continuous institutional improvement.</w:t>
+        <w:t xml:space="preserve">the development of </w:t>
+      </w:r>
+      <w:proofErr w:type="spellStart"/>
+      <w:r>
+        <w:rPr>
+          <w:rFonts w:ascii="Courier New" w:eastAsia="Calibri" w:hAnsi="Courier New" w:cs="Courier New"/>
+          <w:kern w:val="0"/>
+          <w:sz w:val="24"/>
+          <w:szCs w:val="24"/>
+          <w:lang w:eastAsia="zh-CN"/>
+        </w:rPr>
+        <w:t>Auditrix</w:t>
+      </w:r>
+      <w:proofErr w:type="spellEnd"/>
+      <w:r>
+        <w:rPr>
+          <w:rFonts w:ascii="Courier New" w:eastAsia="Calibri" w:hAnsi="Courier New" w:cs="Courier New"/>
+          <w:kern w:val="0"/>
+          <w:sz w:val="24"/>
+          <w:szCs w:val="24"/>
+          <w:lang w:eastAsia="zh-CN"/>
+        </w:rPr>
+        <w:t xml:space="preserve"> as a timely intervention that aligns with global best practices in automated curriculum validation, accreditation readiness, and continuous institutional improvement.</w:t>
       </w:r>
     </w:p>
     <w:p>
@@ -6194,7 +5986,25 @@
           <w:szCs w:val="24"/>
         </w:rPr>
         <w:lastRenderedPageBreak/>
-        <w:t>compliant in terms of alignment and consistency of the learning environment. Nevertheless, research on SUC quality assurance systems (2025) highlighted that Philippine State Universities and Colleges face significant challenges in maintaining program accreditation and obtaining Certificates of Program Compliance (COPC) set by CHED. Despite mandates to implement quality management systems under ISO 2015, many institutions struggle with continuous program accreditation requirements, indicating the need for enhanced digital audit systems.</w:t>
+        <w:t xml:space="preserve">compliant in terms of alignment and consistency of the learning environment. Nevertheless, research on SUC quality assurance systems (2025) highlighted that Philippine State Universities and Colleges face significant challenges in maintaining program accreditation and obtaining Certificates of Program Compliance (COPC) set by CHED. Despite mandates to implement quality management systems under ISO 2015, many institutions struggle with continuous program accreditation requirements, indicating the need for enhanced digital </w:t>
+      </w:r>
+      <w:proofErr w:type="spellStart"/>
+      <w:r>
+        <w:rPr>
+          <w:rFonts w:ascii="Courier New" w:hAnsi="Courier New" w:cs="Courier New"/>
+          <w:sz w:val="24"/>
+          <w:szCs w:val="24"/>
+        </w:rPr>
+        <w:t>audit</w:t>
+      </w:r>
+      <w:proofErr w:type="spellEnd"/>
+      <w:r>
+        <w:rPr>
+          <w:rFonts w:ascii="Courier New" w:hAnsi="Courier New" w:cs="Courier New"/>
+          <w:sz w:val="24"/>
+          <w:szCs w:val="24"/>
+        </w:rPr>
+        <w:t xml:space="preserve"> systems.</w:t>
       </w:r>
     </w:p>
     <w:p>
@@ -6214,7 +6024,25 @@
           <w:sz w:val="24"/>
           <w:szCs w:val="24"/>
         </w:rPr>
-        <w:t xml:space="preserve">Specific programmatic challenges also persist, as research on Outcomes-Based Education implementation in maternal and child nursing programs in the Philippines (2024) identified the need for harmonization of macro and micro curriculum, comprehensive faculty training, and stronger administrative support. The study emphasized that curriculum mapping is essential for ensuring alignment between institutional vision and program outcomes. In response to these needs, Surigao State College of Technology (2025) documented their General Education Program Curriculum Map, illustrating the relationship between courses and program educational outcomes, while Guimaras State University (2025) </w:t>
+        <w:t xml:space="preserve">Specific programmatic challenges also persist, as research on Outcomes-Based Education implementation in maternal and child nursing programs in the Philippines (2024) identified the need for harmonization of macro and micro curriculum, comprehensive faculty training, and stronger administrative support. The study emphasized that curriculum mapping is essential for ensuring alignment between institutional vision and program outcomes. In response to these needs, Surigao State College of Technology (2025) documented their General Education Program Curriculum Map, illustrating the relationship between courses and program educational outcomes, while </w:t>
+      </w:r>
+      <w:proofErr w:type="spellStart"/>
+      <w:r>
+        <w:rPr>
+          <w:rFonts w:ascii="Courier New" w:hAnsi="Courier New" w:cs="Courier New"/>
+          <w:sz w:val="24"/>
+          <w:szCs w:val="24"/>
+        </w:rPr>
+        <w:t>Guimaras</w:t>
+      </w:r>
+      <w:proofErr w:type="spellEnd"/>
+      <w:r>
+        <w:rPr>
+          <w:rFonts w:ascii="Courier New" w:hAnsi="Courier New" w:cs="Courier New"/>
+          <w:sz w:val="24"/>
+          <w:szCs w:val="24"/>
+        </w:rPr>
+        <w:t xml:space="preserve"> State University (2025) </w:t>
       </w:r>
       <w:r>
         <w:rPr>
@@ -6243,7 +6071,25 @@
           <w:sz w:val="24"/>
           <w:szCs w:val="24"/>
         </w:rPr>
-        <w:t>These local initiatives are supported by the legal framework of the Education Act of 1982 (Batas Pambansa Blg. 232) and CMO No. 46, Series of 2012, which seek to improve quality assurance through outcomes-based and typology-based systems tailored to the institution. However, recent studies on enrollment information systems in the Southern Philippines (2024) revealed critical recommendations for improving processes such as room allocation, faculty availability, and student advising, recommending the development of Enrollment Portals to allow students to manage enrollment processes independently while supporting academic timetable coordination and curriculum revisions.</w:t>
+        <w:t xml:space="preserve">These local initiatives are supported by the legal framework of the Education Act of 1982 (Batas Pambansa </w:t>
+      </w:r>
+      <w:proofErr w:type="spellStart"/>
+      <w:r>
+        <w:rPr>
+          <w:rFonts w:ascii="Courier New" w:hAnsi="Courier New" w:cs="Courier New"/>
+          <w:sz w:val="24"/>
+          <w:szCs w:val="24"/>
+        </w:rPr>
+        <w:t>Blg</w:t>
+      </w:r>
+      <w:proofErr w:type="spellEnd"/>
+      <w:r>
+        <w:rPr>
+          <w:rFonts w:ascii="Courier New" w:hAnsi="Courier New" w:cs="Courier New"/>
+          <w:sz w:val="24"/>
+          <w:szCs w:val="24"/>
+        </w:rPr>
+        <w:t>. 232) and CMO No. 46, Series of 2012, which seek to improve quality assurance through outcomes-based and typology-based systems tailored to the institution. However, recent studies on enrollment information systems in the Southern Philippines (2024) revealed critical recommendations for improving processes such as room allocation, faculty availability, and student advising, recommending the development of Enrollment Portals to allow students to manage enrollment processes independently while supporting academic timetable coordination and curriculum revisions.</w:t>
       </w:r>
     </w:p>
     <w:p>
@@ -6263,7 +6109,43 @@
           <w:sz w:val="24"/>
           <w:szCs w:val="24"/>
         </w:rPr>
-        <w:t xml:space="preserve">The literature demonstrates a clear global trend toward digitizing curriculum and accreditation management processes. Studies by Jovanović and Dimitrijević (2023), Xiaoyan et al. (2023), Akulova et al. (2025), and Taufiqurrahman et al. (2025) consistently support the implementation of web-based systems with centralized database architectures for managing academic processes. The success of LOAMS at UAE University </w:t>
+        <w:t xml:space="preserve">The literature demonstrates a clear global trend toward digitizing curriculum and accreditation management processes. Studies by Jovanović and Dimitrijević (2023), Xiaoyan et al. (2023), </w:t>
+      </w:r>
+      <w:proofErr w:type="spellStart"/>
+      <w:r>
+        <w:rPr>
+          <w:rFonts w:ascii="Courier New" w:hAnsi="Courier New" w:cs="Courier New"/>
+          <w:sz w:val="24"/>
+          <w:szCs w:val="24"/>
+        </w:rPr>
+        <w:t>Akulova</w:t>
+      </w:r>
+      <w:proofErr w:type="spellEnd"/>
+      <w:r>
+        <w:rPr>
+          <w:rFonts w:ascii="Courier New" w:hAnsi="Courier New" w:cs="Courier New"/>
+          <w:sz w:val="24"/>
+          <w:szCs w:val="24"/>
+        </w:rPr>
+        <w:t xml:space="preserve"> et al. (2025), and </w:t>
+      </w:r>
+      <w:proofErr w:type="spellStart"/>
+      <w:r>
+        <w:rPr>
+          <w:rFonts w:ascii="Courier New" w:hAnsi="Courier New" w:cs="Courier New"/>
+          <w:sz w:val="24"/>
+          <w:szCs w:val="24"/>
+        </w:rPr>
+        <w:t>Taufiqurrahman</w:t>
+      </w:r>
+      <w:proofErr w:type="spellEnd"/>
+      <w:r>
+        <w:rPr>
+          <w:rFonts w:ascii="Courier New" w:hAnsi="Courier New" w:cs="Courier New"/>
+          <w:sz w:val="24"/>
+          <w:szCs w:val="24"/>
+        </w:rPr>
+        <w:t xml:space="preserve"> et al. (2025) consistently support the implementation of web-based systems with centralized database architectures for managing academic processes. The success of LOAMS at UAE University </w:t>
       </w:r>
       <w:r>
         <w:rPr>
@@ -6272,7 +6154,25 @@
           <w:szCs w:val="24"/>
         </w:rPr>
         <w:lastRenderedPageBreak/>
-        <w:t>(Al-Fedaghi &amp; Al-Muhanna, 2022) and the accreditation systems developed in Indonesia (Gunawan et al., 2023) provide empirical evidence that such systems can scale to manage thousands of courses and users effectively.</w:t>
+        <w:t>(Al-</w:t>
+      </w:r>
+      <w:proofErr w:type="spellStart"/>
+      <w:r>
+        <w:rPr>
+          <w:rFonts w:ascii="Courier New" w:hAnsi="Courier New" w:cs="Courier New"/>
+          <w:sz w:val="24"/>
+          <w:szCs w:val="24"/>
+        </w:rPr>
+        <w:t>Fedaghi</w:t>
+      </w:r>
+      <w:proofErr w:type="spellEnd"/>
+      <w:r>
+        <w:rPr>
+          <w:rFonts w:ascii="Courier New" w:hAnsi="Courier New" w:cs="Courier New"/>
+          <w:sz w:val="24"/>
+          <w:szCs w:val="24"/>
+        </w:rPr>
+        <w:t xml:space="preserve"> &amp; Al-Muhanna, 2022) and the accreditation systems developed in Indonesia (Gunawan et al., 2023) provide empirical evidence that such systems can scale to manage thousands of courses and users effectively.</w:t>
       </w:r>
     </w:p>
     <w:p>
@@ -6292,7 +6192,25 @@
           <w:sz w:val="24"/>
           <w:szCs w:val="24"/>
         </w:rPr>
-        <w:t>In the Philippine context, CHED's digital transformation initiatives (PIDS, 2024; World Bank, 2023) establish the policy foundation for curriculum audit systems. However, local institutions still struggle with manual processes and fragmented systems, as documented by studies on SUC quality assurance challenges (2025) and enrollment system limitations (2024). Global literature emphasizes the importance of integrating audit systems with established quality assurance frameworks. Oware and Mokoena's (2025) standardized framework and the QAA's (2024) innovative curriculum audit methodologies demonstrate that effective audit systems must align with international standards while accommodating local contextual needs. In the Philippine setting, CHED's ISA framework, AACCUP accreditation standards, and the ASEAN University Network quality assurance standards provide the regulatory foundation for curriculum audit systems.</w:t>
+        <w:t xml:space="preserve">In the Philippine context, CHED's digital transformation initiatives (PIDS, 2024; World Bank, 2023) establish the policy foundation for curriculum audit systems. However, local institutions still struggle with manual processes and fragmented systems, as documented by studies on SUC quality assurance challenges (2025) and enrollment system limitations (2024). Global literature emphasizes the importance of integrating audit systems with established quality assurance frameworks. </w:t>
+      </w:r>
+      <w:proofErr w:type="spellStart"/>
+      <w:r>
+        <w:rPr>
+          <w:rFonts w:ascii="Courier New" w:hAnsi="Courier New" w:cs="Courier New"/>
+          <w:sz w:val="24"/>
+          <w:szCs w:val="24"/>
+        </w:rPr>
+        <w:t>Oware</w:t>
+      </w:r>
+      <w:proofErr w:type="spellEnd"/>
+      <w:r>
+        <w:rPr>
+          <w:rFonts w:ascii="Courier New" w:hAnsi="Courier New" w:cs="Courier New"/>
+          <w:sz w:val="24"/>
+          <w:szCs w:val="24"/>
+        </w:rPr>
+        <w:t xml:space="preserve"> and Mokoena's (2025) standardized framework and the QAA's (2024) innovative curriculum audit methodologies demonstrate that effective audit systems must align with international standards while accommodating local contextual needs. In the Philippine setting, CHED's ISA framework, AACCUP accreditation standards, and the ASEAN University Network quality assurance standards provide the regulatory foundation for curriculum audit systems.</w:t>
       </w:r>
     </w:p>
     <w:p>
@@ -6321,7 +6239,61 @@
           <w:szCs w:val="24"/>
         </w:rPr>
         <w:lastRenderedPageBreak/>
-        <w:t>integrated systems that can simultaneously address local accreditation requirements (AACCUP, CHED COPC) while maintaining alignment with international standards. Both global and local literature identify common pain points in manual curriculum and accreditation management. Salleh et al. (2020) and Taufiqurrahman et al. (2025) documented challenges including document dislocation, timeline oversight, and fragmented assessment data. Philippine studies similarly highlight manual processing delays, lack of real-time monitoring, and difficulties in maintaining CHED compliance (PIDS, 2024; Necosia &amp; Sealza, 2024; SUC quality assurance studies, 2025).</w:t>
+        <w:t xml:space="preserve">integrated systems that can simultaneously address local accreditation requirements (AACCUP, CHED COPC) while maintaining alignment with international standards. Both global and local literature identify common pain points in manual curriculum and accreditation management. Salleh et al. (2020) and </w:t>
+      </w:r>
+      <w:proofErr w:type="spellStart"/>
+      <w:r>
+        <w:rPr>
+          <w:rFonts w:ascii="Courier New" w:hAnsi="Courier New" w:cs="Courier New"/>
+          <w:sz w:val="24"/>
+          <w:szCs w:val="24"/>
+        </w:rPr>
+        <w:t>Taufiqurrahman</w:t>
+      </w:r>
+      <w:proofErr w:type="spellEnd"/>
+      <w:r>
+        <w:rPr>
+          <w:rFonts w:ascii="Courier New" w:hAnsi="Courier New" w:cs="Courier New"/>
+          <w:sz w:val="24"/>
+          <w:szCs w:val="24"/>
+        </w:rPr>
+        <w:t xml:space="preserve"> et al. (2025) documented challenges including document dislocation, timeline oversight, and fragmented assessment data. Philippine studies similarly highlight manual processing delays, lack of real-time monitoring, and difficulties in maintaining CHED compliance (PIDS, 2024; </w:t>
+      </w:r>
+      <w:proofErr w:type="spellStart"/>
+      <w:r>
+        <w:rPr>
+          <w:rFonts w:ascii="Courier New" w:hAnsi="Courier New" w:cs="Courier New"/>
+          <w:sz w:val="24"/>
+          <w:szCs w:val="24"/>
+        </w:rPr>
+        <w:t>Necosia</w:t>
+      </w:r>
+      <w:proofErr w:type="spellEnd"/>
+      <w:r>
+        <w:rPr>
+          <w:rFonts w:ascii="Courier New" w:hAnsi="Courier New" w:cs="Courier New"/>
+          <w:sz w:val="24"/>
+          <w:szCs w:val="24"/>
+        </w:rPr>
+        <w:t xml:space="preserve"> &amp; </w:t>
+      </w:r>
+      <w:proofErr w:type="spellStart"/>
+      <w:r>
+        <w:rPr>
+          <w:rFonts w:ascii="Courier New" w:hAnsi="Courier New" w:cs="Courier New"/>
+          <w:sz w:val="24"/>
+          <w:szCs w:val="24"/>
+        </w:rPr>
+        <w:t>Sealza</w:t>
+      </w:r>
+      <w:proofErr w:type="spellEnd"/>
+      <w:r>
+        <w:rPr>
+          <w:rFonts w:ascii="Courier New" w:hAnsi="Courier New" w:cs="Courier New"/>
+          <w:sz w:val="24"/>
+          <w:szCs w:val="24"/>
+        </w:rPr>
+        <w:t>, 2024; SUC quality assurance studies, 2025).</w:t>
       </w:r>
     </w:p>
     <w:p>
@@ -6335,13 +6307,23 @@
           <w:szCs w:val="24"/>
         </w:rPr>
       </w:pPr>
-      <w:r>
-        <w:rPr>
-          <w:rFonts w:ascii="Courier New" w:hAnsi="Courier New" w:cs="Courier New"/>
-          <w:sz w:val="24"/>
-          <w:szCs w:val="24"/>
-        </w:rPr>
-        <w:t xml:space="preserve">Auditrix directly addresses these identified gaps through automated prerequisite checking, real-time audit status for every student, centralized curriculum and grade data, and audit trails (a grade logbook and a per-version curriculum change history) that respond to the specific need for transparency and accountability in both global quality assurance literature and local regulatory requirements. The literature consistently emphasizes the shift toward outcomes-based education (OBE) and the corresponding need for assessment management systems. Saeed et al. (2021), Sadhana </w:t>
+      <w:proofErr w:type="spellStart"/>
+      <w:r>
+        <w:rPr>
+          <w:rFonts w:ascii="Courier New" w:hAnsi="Courier New" w:cs="Courier New"/>
+          <w:sz w:val="24"/>
+          <w:szCs w:val="24"/>
+        </w:rPr>
+        <w:t>Auditrix</w:t>
+      </w:r>
+      <w:proofErr w:type="spellEnd"/>
+      <w:r>
+        <w:rPr>
+          <w:rFonts w:ascii="Courier New" w:hAnsi="Courier New" w:cs="Courier New"/>
+          <w:sz w:val="24"/>
+          <w:szCs w:val="24"/>
+        </w:rPr>
+        <w:t xml:space="preserve"> directly addresses these identified gaps through automated prerequisite checking, real-time audit status for every student, centralized curriculum and grade data, and audit trails (a grade logbook and a per-version curriculum change history) that respond to the specific need for transparency and accountability in both global quality assurance literature and local regulatory requirements. The literature consistently emphasizes the shift toward outcomes-based education (OBE) and the corresponding need for assessment management systems. Saeed et al. (2021), Sadhana </w:t>
       </w:r>
       <w:r>
         <w:rPr>
@@ -6379,7 +6361,43 @@
           <w:sz w:val="24"/>
           <w:szCs w:val="24"/>
         </w:rPr>
-        <w:t xml:space="preserve">While existing literature provides extensive coverage of general accreditation systems and learning management systems, there remains a specific gap in comprehensive curriculum audit systems that integrate curriculum mapping, accreditation tracking, and quality assurance in a unified platform. Most existing systems focus on either document management (Salleh et al., 2020) or learning outcome assessment (Al-Fedaghi &amp; Al-Muhanna, 2022) but lack the holistic approach to curriculum auditing that examines alignment between planned, delivered, and assessed curricula. Auditrix contributes to filling part of this gap by offering a curriculum-specific audit system designed for a Philippine </w:t>
+        <w:t>While existing literature provides extensive coverage of general accreditation systems and learning management systems, there remains a specific gap in comprehensive curriculum audit systems that integrate curriculum mapping, accreditation tracking, and quality assurance in a unified platform. Most existing systems focus on either document management (Salleh et al., 2020) or learning outcome assessment (Al-</w:t>
+      </w:r>
+      <w:proofErr w:type="spellStart"/>
+      <w:r>
+        <w:rPr>
+          <w:rFonts w:ascii="Courier New" w:hAnsi="Courier New" w:cs="Courier New"/>
+          <w:sz w:val="24"/>
+          <w:szCs w:val="24"/>
+        </w:rPr>
+        <w:t>Fedaghi</w:t>
+      </w:r>
+      <w:proofErr w:type="spellEnd"/>
+      <w:r>
+        <w:rPr>
+          <w:rFonts w:ascii="Courier New" w:hAnsi="Courier New" w:cs="Courier New"/>
+          <w:sz w:val="24"/>
+          <w:szCs w:val="24"/>
+        </w:rPr>
+        <w:t xml:space="preserve"> &amp; Al-Muhanna, 2022) but lack the holistic approach to curriculum auditing that examines alignment between planned, delivered, and assessed curricula. </w:t>
+      </w:r>
+      <w:proofErr w:type="spellStart"/>
+      <w:r>
+        <w:rPr>
+          <w:rFonts w:ascii="Courier New" w:hAnsi="Courier New" w:cs="Courier New"/>
+          <w:sz w:val="24"/>
+          <w:szCs w:val="24"/>
+        </w:rPr>
+        <w:t>Auditrix</w:t>
+      </w:r>
+      <w:proofErr w:type="spellEnd"/>
+      <w:r>
+        <w:rPr>
+          <w:rFonts w:ascii="Courier New" w:hAnsi="Courier New" w:cs="Courier New"/>
+          <w:sz w:val="24"/>
+          <w:szCs w:val="24"/>
+        </w:rPr>
+        <w:t xml:space="preserve"> contributes to filling part of this gap by offering a curriculum-specific audit system designed for a Philippine </w:t>
       </w:r>
       <w:r>
         <w:rPr>
@@ -6470,7 +6488,25 @@
           <w:sz w:val="24"/>
           <w:szCs w:val="24"/>
         </w:rPr>
-        <w:t>This chapter outlines the systematic approach and technical procedures utilized by the researchers in the development and evaluation of Auditrix: A Curriculum Audit System for Kalinga State University. It provides a comprehensive discussion of the research design, the setting of the study, the participants involved, the software development phases, and the statistical tools used to interpret the evaluation data.</w:t>
+        <w:t xml:space="preserve">This chapter outlines the systematic approach and technical procedures utilized by the researchers in the development and evaluation of </w:t>
+      </w:r>
+      <w:proofErr w:type="spellStart"/>
+      <w:r>
+        <w:rPr>
+          <w:rFonts w:ascii="Courier New" w:hAnsi="Courier New" w:cs="Courier New"/>
+          <w:sz w:val="24"/>
+          <w:szCs w:val="24"/>
+        </w:rPr>
+        <w:t>Auditrix</w:t>
+      </w:r>
+      <w:proofErr w:type="spellEnd"/>
+      <w:r>
+        <w:rPr>
+          <w:rFonts w:ascii="Courier New" w:hAnsi="Courier New" w:cs="Courier New"/>
+          <w:sz w:val="24"/>
+          <w:szCs w:val="24"/>
+        </w:rPr>
+        <w:t>: A Curriculum Audit System for Kalinga State University. It provides a comprehensive discussion of the research design, the setting of the study, the participants involved, the software development phases, and the statistical tools used to interpret the evaluation data.</w:t>
       </w:r>
     </w:p>
     <w:p>
@@ -6523,7 +6559,25 @@
           <w:sz w:val="24"/>
           <w:szCs w:val="24"/>
         </w:rPr>
-        <w:t>To ensure a structured yet adaptive development process, the researchers adopted the Iterative and Incremental Development (IID) model. Unlike the traditional linear approach, this methodology allowed the proponents to develop Auditrix through a series of repeated cycles (iterations), where each cycle resulted in a functional "increment" or version of the software. This approach is selected because it enables the researchers to validate the "Audit Engine" logic with the Program Chairpersons early in the process and refine features based on actual administrative feedback before the final deployment.</w:t>
+        <w:t xml:space="preserve">To ensure a structured yet adaptive development process, the researchers adopted the Iterative and Incremental Development (IID) model. Unlike the traditional linear approach, this methodology allowed the proponents to develop </w:t>
+      </w:r>
+      <w:proofErr w:type="spellStart"/>
+      <w:r>
+        <w:rPr>
+          <w:rFonts w:ascii="Courier New" w:hAnsi="Courier New" w:cs="Courier New"/>
+          <w:sz w:val="24"/>
+          <w:szCs w:val="24"/>
+        </w:rPr>
+        <w:t>Auditrix</w:t>
+      </w:r>
+      <w:proofErr w:type="spellEnd"/>
+      <w:r>
+        <w:rPr>
+          <w:rFonts w:ascii="Courier New" w:hAnsi="Courier New" w:cs="Courier New"/>
+          <w:sz w:val="24"/>
+          <w:szCs w:val="24"/>
+        </w:rPr>
+        <w:t xml:space="preserve"> through a series of repeated cycles (iterations), where each cycle resulted in a functional "increment" or version of the software. This approach is selected because it enables the researchers to validate the "Audit Engine" logic with the Program Chairpersons early in the process and refine features based on actual administrative feedback before the final deployment.</w:t>
       </w:r>
     </w:p>
     <w:p>
@@ -6903,21 +6957,34 @@
           <w:sz w:val="24"/>
           <w:szCs w:val="24"/>
         </w:rPr>
-        <w:t xml:space="preserve">During this phase, requirements are translated into technical blueprints that evolve with each iteration. The researchers use the Iterative and Incremental Development model to guide the cycles of planning, design, implementation, and testing, and an Ishikawa (fishbone) diagram to analyze the causes of the problems found in the existing system. Input-Process-Output (IPO) diagrams describe what the existing and the proposed systems take in, process, and produce. The database is designed in Supabase through an entity-relationship diagram (ERD) that defines the tables, their keys, and their relationships, with row-level security policies that limit each role to its own program or college. The behavior of the system is modeled with a use case diagram of the actors and what each of them can do, an activity diagram that serves as the flowchart of the audit of a subject, and a menu diagram of the system's navigation. High-fidelity user interface mockups are created in Figma, prioritizing a responsive "Command Center" dashboard using Tailwind CSS, so that the interface remains intuitive and seamless as new features, such as the curriculum and student import modules, are added.</w:t>
-      </w:r>
-      <w:r>
-        <w:rPr>
-          <w:rFonts w:ascii="Courier New" w:hAnsi="Courier New" w:cs="Courier New"/>
-          <w:sz w:val="24"/>
-          <w:szCs w:val="24"/>
-        </w:rPr>
-      </w:r>
-      <w:r>
-        <w:rPr>
-          <w:rFonts w:ascii="Courier New" w:hAnsi="Courier New" w:cs="Courier New"/>
-          <w:sz w:val="24"/>
-          <w:szCs w:val="24"/>
-        </w:rPr>
+        <w:t xml:space="preserve">During this phase, requirements are translated into technical blueprints that evolve with each iteration. The researchers use the Iterative and Incremental Development model to guide the cycles of planning, design, implementation, and testing, and an Ishikawa (fishbone) diagram to analyze the causes of the problems found in the existing system. Input-Process-Output (IPO) diagrams describe what the existing and the proposed systems take in, process, and produce. The database is designed in </w:t>
+      </w:r>
+      <w:proofErr w:type="spellStart"/>
+      <w:r>
+        <w:rPr>
+          <w:rFonts w:ascii="Courier New" w:hAnsi="Courier New" w:cs="Courier New"/>
+          <w:sz w:val="24"/>
+          <w:szCs w:val="24"/>
+        </w:rPr>
+        <w:t>Supabase</w:t>
+      </w:r>
+      <w:proofErr w:type="spellEnd"/>
+      <w:r>
+        <w:rPr>
+          <w:rFonts w:ascii="Courier New" w:hAnsi="Courier New" w:cs="Courier New"/>
+          <w:sz w:val="24"/>
+          <w:szCs w:val="24"/>
+        </w:rPr>
+        <w:t xml:space="preserve"> through an entity-relationship diagram (ERD) that defines the tables, their keys, and their relationships, with row-level security policies that limit each role to its own program or college. </w:t>
+      </w:r>
+      <w:r>
+        <w:rPr>
+          <w:rFonts w:ascii="Courier New" w:hAnsi="Courier New" w:cs="Courier New"/>
+          <w:sz w:val="24"/>
+          <w:szCs w:val="24"/>
+        </w:rPr>
+        <w:lastRenderedPageBreak/>
+        <w:t>The behavior of the system is modeled with a use case diagram of the actors and what each of them can do, an activity diagram that serves as the flowchart of the audit of a subject, and a menu diagram of the system's navigation. High-fidelity user interface mockups are created in Figma, prioritizing a responsive "Command Center" dashboard using Tailwind CSS, so that the interface remains intuitive and seamless as new features, such as the curriculum and student import modules, are added.</w:t>
       </w:r>
     </w:p>
     <w:p>
@@ -6937,21 +7004,7 @@
           <w:sz w:val="24"/>
           <w:szCs w:val="24"/>
         </w:rPr>
-        <w:t xml:space="preserve">The Audit Engine is designed around three algorithms. The first audits each subject by comparing the term in which the subject was taken with the terms in which its requirements were passed, and assigns one of five statuses: Completed, Available, Pending, Unavailable, or Violation. The second computes a student's year level from the share of the curriculum's units passed before the current semester. The third classifies a student as regular or irregular by comparing the subjects the student is enrolled in with the prescribed load for the current semester.</w:t>
-      </w:r>
-      <w:r>
-        <w:rPr>
-          <w:rFonts w:ascii="Courier New" w:hAnsi="Courier New" w:cs="Courier New"/>
-          <w:sz w:val="24"/>
-          <w:szCs w:val="24"/>
-        </w:rPr>
-      </w:r>
-      <w:r>
-        <w:rPr>
-          <w:rFonts w:ascii="Courier New" w:hAnsi="Courier New" w:cs="Courier New"/>
-          <w:sz w:val="24"/>
-          <w:szCs w:val="24"/>
-        </w:rPr>
+        <w:t>The Audit Engine is designed around three algorithms. The first audits each subject by comparing the term in which the subject was taken with the terms in which its requirements were passed, and assigns one of five statuses: Completed, Available, Pending, Unavailable, or Violation. The second computes a student's year level from the share of the curriculum's units passed before the current semester. The third classifies a student as regular or irregular by comparing the subjects the student is enrolled in with the prescribed load for the current semester.</w:t>
       </w:r>
     </w:p>
     <w:p>
@@ -6979,7 +7032,6 @@
           <w:sz w:val="24"/>
           <w:szCs w:val="24"/>
         </w:rPr>
-        <w:lastRenderedPageBreak/>
         <w:t xml:space="preserve">Implementation </w:t>
       </w:r>
     </w:p>
@@ -7000,7 +7052,25 @@
           <w:sz w:val="24"/>
           <w:szCs w:val="24"/>
         </w:rPr>
-        <w:t xml:space="preserve">The actual coding of Auditrix takes place using Next.js with React and TypeScript, with development divided into three functional increments. The first increment (July 2026) produced the core of the system: curriculum management, student registration, grade entry and a basic audit of prerequisites. The second increment (August to September 2026) added curriculum versions, deans and colleges, shifting, transfers and drops, curriculum and student imports with an import preview, a redesign of the user interface, the first-login password change, and the curriculum change history. The third increment (late September to October 2026) replaced the first prerequisite checker with a term-based one that also covers co-requisites and INC grades, and added the current semester, automatic year levels, the regular and irregular classification, support for Excel files, protection against an earlier-term grade replacing a later one, the marking of subjects in progress, midyear terms written as on KSU records, locked records for dropped and transferred-out students, dashboard charts with a Student Movements page, and security measures such as a database-enforced audit trail, role checks on every page and automatic sign-out. Each </w:t>
+        <w:t xml:space="preserve">The actual coding of </w:t>
+      </w:r>
+      <w:proofErr w:type="spellStart"/>
+      <w:r>
+        <w:rPr>
+          <w:rFonts w:ascii="Courier New" w:hAnsi="Courier New" w:cs="Courier New"/>
+          <w:sz w:val="24"/>
+          <w:szCs w:val="24"/>
+        </w:rPr>
+        <w:t>Auditrix</w:t>
+      </w:r>
+      <w:proofErr w:type="spellEnd"/>
+      <w:r>
+        <w:rPr>
+          <w:rFonts w:ascii="Courier New" w:hAnsi="Courier New" w:cs="Courier New"/>
+          <w:sz w:val="24"/>
+          <w:szCs w:val="24"/>
+        </w:rPr>
+        <w:t xml:space="preserve"> takes place using Next.js with React and TypeScript, with development divided into three </w:t>
       </w:r>
       <w:r>
         <w:rPr>
@@ -7009,7 +7079,7 @@
           <w:szCs w:val="24"/>
         </w:rPr>
         <w:lastRenderedPageBreak/>
-        <w:t>increment results in a functional version of the software that builds upon the previous one.</w:t>
+        <w:t>functional increments. The first increment (July 2026) produced the core of the system: curriculum management, student registration, grade entry and a basic audit of prerequisites. The second increment (August to September 2026) added curriculum versions, deans and colleges, shifting, transfers and drops, curriculum and student imports with an import preview, a redesign of the user interface, the first-login password change, and the curriculum change history. The third increment (late September to October 2026) replaced the first prerequisite checker with a term-based one that also covers co-requisites and INC grades, and added the current semester, automatic year levels, the regular and irregular classification, support for Excel files, protection against an earlier-term grade replacing a later one, the marking of subjects in progress, midyear terms written as on KSU records, locked records for dropped and transferred-out students, dashboard charts with a Student Movements page, and security measures such as a database-enforced audit trail, role checks on every page and automatic sign-out. Each increment results in a functional version of the software that builds upon the previous one.</w:t>
       </w:r>
     </w:p>
     <w:p>
@@ -7064,6 +7134,7 @@
           <w:sz w:val="24"/>
           <w:szCs w:val="24"/>
         </w:rPr>
+        <w:lastRenderedPageBreak/>
         <w:t>As each increment is completed, it undergoes rigorous verification to ensure technical reliability. This includes unit testing of the audit rules and the other modules, and integration testing of the server actions, both written with the built-in test runner of Node.js; and functional (end-to-end) testing, in which a web browser is scripted with Playwright to log in as a dean and as chairpersons and use each feature on a local copy of the full system. The researchers also perform "negative testing" by entering invalid grades, malformed terms and student ID numbers, and incorrectly formatted import files to verify that the system rejects them with a reason, and by entering the same grades in different orders to verify that the audit flags the same subjects as Violation regardless of the order of entry, and by opening the pages of another role to verify that access is refused.</w:t>
       </w:r>
     </w:p>
@@ -7114,7 +7185,6 @@
           <w:sz w:val="24"/>
           <w:szCs w:val="24"/>
         </w:rPr>
-        <w:lastRenderedPageBreak/>
         <w:t>Evaluation Phase</w:t>
       </w:r>
       <w:r>
@@ -7145,7 +7215,16 @@
           <w:sz w:val="24"/>
           <w:szCs w:val="24"/>
         </w:rPr>
-        <w:t>The final stage involves a formal assessment of the integrated system using the ISO/IEC 25010 Software Quality Model to determine its readiness for institutional use. This evaluation is conducted by Program Chairpersons and IT experts via a paper-based questionnaire to provide a balanced view of the software’s functional suitability, usability, and security. Feedback from this phase confirms whether the system has successfully met the goals defined during the initial planning.</w:t>
+        <w:t xml:space="preserve">The final stage involves a formal assessment of the integrated system using the ISO/IEC 25010 Software Quality Model to determine its readiness for institutional use. This </w:t>
+      </w:r>
+      <w:r>
+        <w:rPr>
+          <w:rFonts w:ascii="Courier New" w:hAnsi="Courier New" w:cs="Courier New"/>
+          <w:sz w:val="24"/>
+          <w:szCs w:val="24"/>
+        </w:rPr>
+        <w:lastRenderedPageBreak/>
+        <w:t>evaluation is conducted by Program Chairpersons and IT experts via a paper-based questionnaire to provide a balanced view of the software’s functional suitability, usability, and security. Feedback from this phase confirms whether the system has successfully met the goals defined during the initial planning.</w:t>
       </w:r>
     </w:p>
     <w:p>
@@ -7200,7 +7279,25 @@
           <w:sz w:val="24"/>
           <w:szCs w:val="24"/>
         </w:rPr>
-        <w:t>Once the system has passed all evaluation criteria and reached full functionality, it is prepared for deployment. This final exit point of the model marks the transition of Auditrix from a development project to a live tool ready for use by the deans and program chairpersons of the College of Engineering and Information Technology, and later of the other colleges. At the time of writing, the system runs on a local server; its deployment to a hosted (online) server is yet to be done.</w:t>
+        <w:t xml:space="preserve">Once the system has passed all evaluation criteria and reached full functionality, it is prepared for deployment. This final exit point of the model marks the transition of </w:t>
+      </w:r>
+      <w:proofErr w:type="spellStart"/>
+      <w:r>
+        <w:rPr>
+          <w:rFonts w:ascii="Courier New" w:hAnsi="Courier New" w:cs="Courier New"/>
+          <w:sz w:val="24"/>
+          <w:szCs w:val="24"/>
+        </w:rPr>
+        <w:t>Auditrix</w:t>
+      </w:r>
+      <w:proofErr w:type="spellEnd"/>
+      <w:r>
+        <w:rPr>
+          <w:rFonts w:ascii="Courier New" w:hAnsi="Courier New" w:cs="Courier New"/>
+          <w:sz w:val="24"/>
+          <w:szCs w:val="24"/>
+        </w:rPr>
+        <w:t xml:space="preserve"> from a development project to a live tool ready for use by the deans and program chairpersons of the College of Engineering and Information Technology, and later of the other colleges. At the time of writing, the system runs on a local server; its deployment to a hosted (online) server is yet to be done.</w:t>
       </w:r>
     </w:p>
     <w:p>
@@ -7238,7 +7335,6 @@
           <w:szCs w:val="24"/>
           <w:lang w:val="en-US"/>
         </w:rPr>
-        <w:lastRenderedPageBreak/>
         <w:t>Locale and Population of the Study</w:t>
       </w:r>
       <w:r>
@@ -7291,6 +7387,7 @@
           <w:szCs w:val="24"/>
           <w:lang w:val="en-US"/>
         </w:rPr>
+        <w:lastRenderedPageBreak/>
         <w:t>The participants were purposively selected based on their direct involvement in the enrollment and auditing processes at Kalinga State University. This group includes the six Program Chairpersons of the CEIT, who provided the domain expertise necessary to ensure the system’s logic aligns with actual university policies and prerequisite standards. To capture the technical perspective, IT experts were engaged to provide a rigorous critique of the system’s architecture, security protocols, and compliance with international software standards. Additionally, the study included students who have personally experienced prerequisite violations; these individuals provided critical data via Google Form regarding the real-world impact of manual auditing errors on their academic progression. By integrating feedback from administrators, technical experts, and the affected student body, the researchers ensured a comprehensive validation of the system’s functional and institutional requirements.</w:t>
       </w:r>
     </w:p>
@@ -7329,7 +7426,6 @@
           <w:szCs w:val="24"/>
           <w:lang w:val="en-US"/>
         </w:rPr>
-        <w:lastRenderedPageBreak/>
         <w:t>Data Gathering Techniques</w:t>
       </w:r>
       <w:r>
@@ -7390,6 +7486,7 @@
           <w:szCs w:val="24"/>
           <w:lang w:val="en-US"/>
         </w:rPr>
+        <w:lastRenderedPageBreak/>
         <w:tab/>
         <w:t xml:space="preserve">Document Analysis. </w:t>
       </w:r>
@@ -7453,7 +7550,25 @@
           <w:szCs w:val="24"/>
           <w:lang w:val="en-US"/>
         </w:rPr>
-        <w:t xml:space="preserve"> conducted using a printed (paper-based) questionnaire structured around the ISO/IEC 25010 framework. This questionnaire will be distributed to both the Program Chairpersons and IT Experts to evaluate the software’s functional suitability, usability, security, and performance efficiency.</w:t>
+        <w:t xml:space="preserve"> conducted using a printed (paper-based) questionnaire structured around the ISO/IEC 25010 framework. This questionnaire </w:t>
+      </w:r>
+      <w:r>
+        <w:rPr>
+          <w:rFonts w:ascii="Courier New" w:hAnsi="Courier New" w:cs="Courier New"/>
+          <w:sz w:val="24"/>
+          <w:szCs w:val="24"/>
+          <w:lang w:val="en-US"/>
+        </w:rPr>
+        <w:t>was</w:t>
+      </w:r>
+      <w:r>
+        <w:rPr>
+          <w:rFonts w:ascii="Courier New" w:hAnsi="Courier New" w:cs="Courier New"/>
+          <w:sz w:val="24"/>
+          <w:szCs w:val="24"/>
+          <w:lang w:val="en-US"/>
+        </w:rPr>
+        <w:t xml:space="preserve"> distributed to both the Program Chairpersons and IT Experts to evaluate the software’s functional suitability, usability, security, and performance efficiency.</w:t>
       </w:r>
     </w:p>
     <w:p>
@@ -7489,7 +7604,6 @@
           <w:szCs w:val="24"/>
           <w:lang w:val="en-US"/>
         </w:rPr>
-        <w:lastRenderedPageBreak/>
         <w:t>Data Gathering Tools</w:t>
       </w:r>
       <w:r>
@@ -7560,6 +7674,7 @@
           <w:sz w:val="24"/>
           <w:szCs w:val="24"/>
         </w:rPr>
+        <w:lastRenderedPageBreak/>
         <w:t xml:space="preserve">Survey Questionnaire </w:t>
       </w:r>
     </w:p>
@@ -7816,7 +7931,6 @@
           <w:szCs w:val="24"/>
           <w:lang w:val="en-US"/>
         </w:rPr>
-        <w:lastRenderedPageBreak/>
         <w:t>Sources of the Data</w:t>
       </w:r>
       <w:r>
@@ -7848,7 +7962,17 @@
           <w:szCs w:val="24"/>
           <w:lang w:val="en-US"/>
         </w:rPr>
-        <w:t>The information required for this study was derived from two distinct categories to ensure both practical and technical validation. The primary sources of data consisted of the six Program Chairpersons of the CEIT and selected IT experts, who provided domain expertise and technical evaluation scores, as well as students who have personally experienced prerequisite violations and offered direct feedback regarding the deficiencies of the manual auditing process. Supplementing these human sources were secondary data points, which included official Kalinga State University curriculum maps, student handbooks, and class lists exported from the KSU Management Information System (MIS), in the format provided by the Program Chairpersons. The format for importing curricula was designed by the researchers. By synthesizing the qualitative insights from these participants with the quantitative benchmarks found in existing institutional literature and automated academic auditing records, the researchers established a comprehensive data foundation for the development and evaluation of the proposed system.</w:t>
+        <w:t xml:space="preserve">The information required for this study was derived from two distinct categories to ensure both practical and technical validation. The primary sources of data consisted of the six Program Chairpersons of the CEIT and selected IT experts, who </w:t>
+      </w:r>
+      <w:r>
+        <w:rPr>
+          <w:rFonts w:ascii="Courier New" w:hAnsi="Courier New" w:cs="Courier New"/>
+          <w:sz w:val="24"/>
+          <w:szCs w:val="24"/>
+          <w:lang w:val="en-US"/>
+        </w:rPr>
+        <w:lastRenderedPageBreak/>
+        <w:t>provided domain expertise and technical evaluation scores, as well as students who have personally experienced prerequisite violations and offered direct feedback regarding the deficiencies of the manual auditing process. Supplementing these human sources were secondary data points, which included official Kalinga State University curriculum maps, student handbooks, and class lists exported from the KSU Management Information System (MIS), in the format provided by the Program Chairpersons. The format for importing curricula was designed by the researchers. By synthesizing the qualitative insights from these participants with the quantitative benchmarks found in existing institutional literature and automated academic auditing records, the researchers established a comprehensive data foundation for the development and evaluation of the proposed system.</w:t>
       </w:r>
     </w:p>
     <w:p>
@@ -7874,7 +7998,6 @@
           <w:szCs w:val="24"/>
           <w:lang w:val="en-US"/>
         </w:rPr>
-        <w:lastRenderedPageBreak/>
         <w:t>Data Analysis</w:t>
       </w:r>
       <w:r>
@@ -7908,7 +8031,37 @@
           <w:szCs w:val="24"/>
           <w:lang w:val="en-US"/>
         </w:rPr>
-        <w:t>The data gathered from the evaluation will be analyzed using the Weighted Mean. This statistical method will allow the researchers to calculate the average response for each ISO characteristic, providing a clear numerical value that represents the overall quality of the Auditrix system. These findings will then be used to justify the system's capability to replace or enhance the current manual processes at Kalinga State University.</w:t>
+        <w:t xml:space="preserve">The data gathered from the evaluation will be analyzed using the Weighted Mean. This statistical method will allow the researchers to calculate the average response for each ISO characteristic, providing a clear numerical value that represents the overall quality of the </w:t>
+      </w:r>
+      <w:proofErr w:type="spellStart"/>
+      <w:r>
+        <w:rPr>
+          <w:rFonts w:ascii="Courier New" w:hAnsi="Courier New" w:cs="Courier New"/>
+          <w:sz w:val="24"/>
+          <w:szCs w:val="24"/>
+          <w:lang w:val="en-US"/>
+        </w:rPr>
+        <w:t>Auditrix</w:t>
+      </w:r>
+      <w:proofErr w:type="spellEnd"/>
+      <w:r>
+        <w:rPr>
+          <w:rFonts w:ascii="Courier New" w:hAnsi="Courier New" w:cs="Courier New"/>
+          <w:sz w:val="24"/>
+          <w:szCs w:val="24"/>
+          <w:lang w:val="en-US"/>
+        </w:rPr>
+        <w:t xml:space="preserve"> system. These findings will then be used to justify the system's capability </w:t>
+      </w:r>
+      <w:r>
+        <w:rPr>
+          <w:rFonts w:ascii="Courier New" w:hAnsi="Courier New" w:cs="Courier New"/>
+          <w:sz w:val="24"/>
+          <w:szCs w:val="24"/>
+          <w:lang w:val="en-US"/>
+        </w:rPr>
+        <w:lastRenderedPageBreak/>
+        <w:t>to replace or enhance the current manual processes at Kalinga State University.</w:t>
       </w:r>
     </w:p>
     <w:p>
@@ -8009,7 +8162,27 @@
           <w:szCs w:val="24"/>
           <w:lang w:val="en-US"/>
         </w:rPr>
-        <w:t xml:space="preserve"> This served as the primary development framework for Auditrix. Its server-side rendering (SSR) and server actions allowed for high-performance UI rendering and efficient server-side logic. This ensured that the Chairperson could process large volumes of student records without experiencing system lag.</w:t>
+        <w:t xml:space="preserve"> This served as the primary development framework for </w:t>
+      </w:r>
+      <w:proofErr w:type="spellStart"/>
+      <w:r>
+        <w:rPr>
+          <w:rFonts w:ascii="Courier New" w:hAnsi="Courier New" w:cs="Courier New"/>
+          <w:sz w:val="24"/>
+          <w:szCs w:val="24"/>
+          <w:lang w:val="en-US"/>
+        </w:rPr>
+        <w:t>Auditrix</w:t>
+      </w:r>
+      <w:proofErr w:type="spellEnd"/>
+      <w:r>
+        <w:rPr>
+          <w:rFonts w:ascii="Courier New" w:hAnsi="Courier New" w:cs="Courier New"/>
+          <w:sz w:val="24"/>
+          <w:szCs w:val="24"/>
+          <w:lang w:val="en-US"/>
+        </w:rPr>
+        <w:t>. Its server-side rendering (SSR) and server actions allowed for high-performance UI rendering and efficient server-side logic. This ensured that the Chairperson could process large volumes of student records without experiencing system lag.</w:t>
       </w:r>
     </w:p>
     <w:p>
@@ -8034,31 +8207,45 @@
           <w:szCs w:val="24"/>
           <w:lang w:val="en-US"/>
         </w:rPr>
+        <w:tab/>
+        <w:t>Tailwind CSS.</w:t>
+      </w:r>
+      <w:r>
+        <w:rPr>
+          <w:rFonts w:ascii="Courier New" w:hAnsi="Courier New" w:cs="Courier New"/>
+          <w:sz w:val="24"/>
+          <w:szCs w:val="24"/>
+          <w:lang w:val="en-US"/>
+        </w:rPr>
+        <w:t xml:space="preserve"> This utility-first CSS framework was used to design a professional, "Command Center" style dashboard. It ensured that the system was fully mobile-responsive, allowing the user to access the auditing tools across various devices, including desktop computers, tablets, and smartphones, without compromising the layout or functionality.</w:t>
+      </w:r>
+    </w:p>
+    <w:p>
+      <w:pPr>
+        <w:spacing w:line="480" w:lineRule="auto"/>
+        <w:jc w:val="both"/>
+        <w:rPr>
+          <w:rFonts w:ascii="Courier New" w:hAnsi="Courier New" w:cs="Courier New"/>
+          <w:sz w:val="24"/>
+          <w:szCs w:val="24"/>
+          <w:lang w:val="en-US"/>
+        </w:rPr>
+      </w:pPr>
+      <w:r>
+        <w:rPr>
+          <w:rFonts w:ascii="Courier New" w:hAnsi="Courier New" w:cs="Courier New"/>
+          <w:b/>
+          <w:bCs/>
+          <w:i/>
+          <w:iCs/>
+          <w:sz w:val="24"/>
+          <w:szCs w:val="24"/>
+          <w:lang w:val="en-US"/>
+        </w:rPr>
         <w:lastRenderedPageBreak/>
         <w:tab/>
-        <w:t>Tailwind CSS.</w:t>
-      </w:r>
-      <w:r>
-        <w:rPr>
-          <w:rFonts w:ascii="Courier New" w:hAnsi="Courier New" w:cs="Courier New"/>
-          <w:sz w:val="24"/>
-          <w:szCs w:val="24"/>
-          <w:lang w:val="en-US"/>
-        </w:rPr>
-        <w:t xml:space="preserve"> This utility-first CSS framework was used to design a professional, "Command Center" style dashboard. It ensured that the system was fully mobile-responsive, allowing the user to access the auditing tools across various devices, including desktop computers, tablets, and smartphones, without compromising the layout or functionality.</w:t>
-      </w:r>
-    </w:p>
-    <w:p>
-      <w:pPr>
-        <w:spacing w:line="480" w:lineRule="auto"/>
-        <w:jc w:val="both"/>
-        <w:rPr>
-          <w:rFonts w:ascii="Courier New" w:hAnsi="Courier New" w:cs="Courier New"/>
-          <w:sz w:val="24"/>
-          <w:szCs w:val="24"/>
-          <w:lang w:val="en-US"/>
-        </w:rPr>
-      </w:pPr>
+      </w:r>
+      <w:proofErr w:type="spellStart"/>
       <w:r>
         <w:rPr>
           <w:rFonts w:ascii="Courier New" w:hAnsi="Courier New" w:cs="Courier New"/>
@@ -8070,30 +8257,9 @@
           <w:szCs w:val="24"/>
           <w:lang w:val="en-US"/>
         </w:rPr>
-        <w:tab/>
-        <w:t>Supabase.</w:t>
-      </w:r>
-      <w:r>
-        <w:rPr>
-          <w:rFonts w:ascii="Courier New" w:hAnsi="Courier New" w:cs="Courier New"/>
-          <w:sz w:val="24"/>
-          <w:szCs w:val="24"/>
-          <w:lang w:val="en-US"/>
-        </w:rPr>
-        <w:t xml:space="preserve"> The researchers utilized Supabase as the backend-as-a-service (BaaS) provider. It hosted the PostgreSQL database for the secure storage of student records, grades and curriculum maps. Furthermore, it managed the system's user authentication and enforced row-level security policies, so that each chairperson can reach only their own program's data, to ensure that sensitive academic information was protected.</w:t>
-      </w:r>
-    </w:p>
-    <w:p>
-      <w:pPr>
-        <w:spacing w:line="480" w:lineRule="auto"/>
-        <w:jc w:val="both"/>
-        <w:rPr>
-          <w:rFonts w:ascii="Courier New" w:hAnsi="Courier New" w:cs="Courier New"/>
-          <w:sz w:val="24"/>
-          <w:szCs w:val="24"/>
-          <w:lang w:val="en-US"/>
-        </w:rPr>
-      </w:pPr>
+        <w:t>Supabase</w:t>
+      </w:r>
+      <w:proofErr w:type="spellEnd"/>
       <w:r>
         <w:rPr>
           <w:rFonts w:ascii="Courier New" w:hAnsi="Courier New" w:cs="Courier New"/>
@@ -8105,6 +8271,60 @@
           <w:szCs w:val="24"/>
           <w:lang w:val="en-US"/>
         </w:rPr>
+        <w:t>.</w:t>
+      </w:r>
+      <w:r>
+        <w:rPr>
+          <w:rFonts w:ascii="Courier New" w:hAnsi="Courier New" w:cs="Courier New"/>
+          <w:sz w:val="24"/>
+          <w:szCs w:val="24"/>
+          <w:lang w:val="en-US"/>
+        </w:rPr>
+        <w:t xml:space="preserve"> The researchers utilized </w:t>
+      </w:r>
+      <w:proofErr w:type="spellStart"/>
+      <w:r>
+        <w:rPr>
+          <w:rFonts w:ascii="Courier New" w:hAnsi="Courier New" w:cs="Courier New"/>
+          <w:sz w:val="24"/>
+          <w:szCs w:val="24"/>
+          <w:lang w:val="en-US"/>
+        </w:rPr>
+        <w:t>Supabase</w:t>
+      </w:r>
+      <w:proofErr w:type="spellEnd"/>
+      <w:r>
+        <w:rPr>
+          <w:rFonts w:ascii="Courier New" w:hAnsi="Courier New" w:cs="Courier New"/>
+          <w:sz w:val="24"/>
+          <w:szCs w:val="24"/>
+          <w:lang w:val="en-US"/>
+        </w:rPr>
+        <w:t xml:space="preserve"> as the backend-as-a-service (BaaS) provider. It hosted the PostgreSQL database for the secure storage of student records, grades and curriculum maps. Furthermore, it managed the system's user authentication and enforced row-level security policies, so that each chairperson can reach only their own program's data, to ensure that sensitive academic information was protected.</w:t>
+      </w:r>
+    </w:p>
+    <w:p>
+      <w:pPr>
+        <w:spacing w:line="480" w:lineRule="auto"/>
+        <w:jc w:val="both"/>
+        <w:rPr>
+          <w:rFonts w:ascii="Courier New" w:hAnsi="Courier New" w:cs="Courier New"/>
+          <w:sz w:val="24"/>
+          <w:szCs w:val="24"/>
+          <w:lang w:val="en-US"/>
+        </w:rPr>
+      </w:pPr>
+      <w:r>
+        <w:rPr>
+          <w:rFonts w:ascii="Courier New" w:hAnsi="Courier New" w:cs="Courier New"/>
+          <w:b/>
+          <w:bCs/>
+          <w:i/>
+          <w:iCs/>
+          <w:sz w:val="24"/>
+          <w:szCs w:val="24"/>
+          <w:lang w:val="en-US"/>
+        </w:rPr>
         <w:tab/>
         <w:t>Figma.</w:t>
       </w:r>
@@ -8140,7 +8360,6 @@
           <w:szCs w:val="24"/>
           <w:lang w:val="en-US"/>
         </w:rPr>
-        <w:lastRenderedPageBreak/>
         <w:tab/>
         <w:t>TypeScript.</w:t>
       </w:r>
@@ -8211,6 +8430,7 @@
           <w:szCs w:val="24"/>
           <w:lang w:val="en-US"/>
         </w:rPr>
+        <w:lastRenderedPageBreak/>
         <w:tab/>
         <w:t>Node.js Test Runner and Playwright.</w:t>
       </w:r>
@@ -8352,7 +8572,25 @@
           <w:sz w:val="24"/>
           <w:szCs w:val="24"/>
         </w:rPr>
-        <w:t>This chapter presents the analysis, presentation, discussion, and findings of the study gathered by the researchers. Data collected from the six (6) Program Chairpersons of the College of Engineering and Information Technology (CEIT), selected IT experts, and students who experienced prerequisite violations are systematically organized, interpreted, and analyzed. The presentation of results corresponds directly to the Statement of the Problem: (1) the current process for evaluating students' prerequisite compliance with the curriculum, (2) the problems encountered in that process, (3) the design of a curriculum audit system to ensure prerequisite compliance, and (4) the level of compliance of the proposed system, Auditrix, to the ISO/IEC 25010 software quality standard. The results of the testing done on the developed system are presented before SOP No. 4.</w:t>
+        <w:t xml:space="preserve">This chapter presents the analysis, presentation, discussion, and findings of the study gathered by the researchers. Data collected from the six (6) Program Chairpersons of the College of Engineering and Information Technology (CEIT), selected IT experts, and students who experienced prerequisite violations are systematically organized, interpreted, and analyzed. The presentation of results corresponds directly to the Statement of the Problem: (1) the current process for evaluating students' prerequisite compliance with the curriculum, (2) the problems encountered in that process, (3) the design of a curriculum audit system to ensure prerequisite compliance, and (4) the level of compliance of the proposed system, </w:t>
+      </w:r>
+      <w:proofErr w:type="spellStart"/>
+      <w:r>
+        <w:rPr>
+          <w:rFonts w:ascii="Courier New" w:hAnsi="Courier New" w:cs="Courier New"/>
+          <w:sz w:val="24"/>
+          <w:szCs w:val="24"/>
+        </w:rPr>
+        <w:t>Auditrix</w:t>
+      </w:r>
+      <w:proofErr w:type="spellEnd"/>
+      <w:r>
+        <w:rPr>
+          <w:rFonts w:ascii="Courier New" w:hAnsi="Courier New" w:cs="Courier New"/>
+          <w:sz w:val="24"/>
+          <w:szCs w:val="24"/>
+        </w:rPr>
+        <w:t>, to the ISO/IEC 25010 software quality standard. The results of the testing done on the developed system are presented before SOP No. 4.</w:t>
       </w:r>
     </w:p>
     <w:p>
@@ -8990,7 +9228,29 @@
           <w:sz w:val="24"/>
           <w:szCs w:val="24"/>
         </w:rPr>
-        <w:t xml:space="preserve">1. Late-Detection Blindspots. </w:t>
+        <w:t xml:space="preserve">1. Late-Detection </w:t>
+      </w:r>
+      <w:proofErr w:type="spellStart"/>
+      <w:r>
+        <w:rPr>
+          <w:rFonts w:ascii="Courier New" w:hAnsi="Courier New" w:cs="Courier New"/>
+          <w:b/>
+          <w:bCs/>
+          <w:sz w:val="24"/>
+          <w:szCs w:val="24"/>
+        </w:rPr>
+        <w:t>Blindspots</w:t>
+      </w:r>
+      <w:proofErr w:type="spellEnd"/>
+      <w:r>
+        <w:rPr>
+          <w:rFonts w:ascii="Courier New" w:hAnsi="Courier New" w:cs="Courier New"/>
+          <w:b/>
+          <w:bCs/>
+          <w:sz w:val="24"/>
+          <w:szCs w:val="24"/>
+        </w:rPr>
+        <w:t xml:space="preserve">. </w:t>
       </w:r>
       <w:r>
         <w:rPr>
@@ -9149,7 +9409,25 @@
           <w:sz w:val="24"/>
           <w:szCs w:val="24"/>
         </w:rPr>
-        <w:t xml:space="preserve">presents these three problems in an Ishikawa (fishbone) diagram, with each problem as a branch and its causes listed under it: Late-Detection Blindspots (no structural block during digital enrollment selection; violations found only at the final graduation audit), Absence of Automated Compliance-Checking Tools (the MIS cannot cross-reference grades with the curriculum; verification rests on the Chairperson's manual review; no automated safeguard between data entry and eligibility), and Limited Student Awareness of Prerequisite Requirements (the MIS does not alert students when they are ineligible; students unknowingly enroll without the prerequisites). Together, they lead to the same effect: students who are delayed in completing their program, with extra semesters and costs.</w:t>
+        <w:t xml:space="preserve">presents these three problems in an Ishikawa (fishbone) diagram, with each problem as a branch and its causes listed under it: Late-Detection </w:t>
+      </w:r>
+      <w:proofErr w:type="spellStart"/>
+      <w:r>
+        <w:rPr>
+          <w:rFonts w:ascii="Courier New" w:hAnsi="Courier New" w:cs="Courier New"/>
+          <w:sz w:val="24"/>
+          <w:szCs w:val="24"/>
+        </w:rPr>
+        <w:t>Blindspots</w:t>
+      </w:r>
+      <w:proofErr w:type="spellEnd"/>
+      <w:r>
+        <w:rPr>
+          <w:rFonts w:ascii="Courier New" w:hAnsi="Courier New" w:cs="Courier New"/>
+          <w:sz w:val="24"/>
+          <w:szCs w:val="24"/>
+        </w:rPr>
+        <w:t xml:space="preserve"> (no structural block during digital enrollment selection; violations found only at the final graduation audit), Absence of Automated Compliance-Checking Tools (the MIS cannot cross-reference grades with the curriculum; verification rests on the Chairperson's manual review; no automated safeguard between data entry and eligibility), and Limited Student Awareness of Prerequisite Requirements (the MIS does not alert students when they are ineligible; students unknowingly enroll without the prerequisites). Together, they lead to the same effect: students who are delayed in completing their program, with extra semesters and costs.</w:t>
       </w:r>
       <w:r>
         <w:fldChar w:fldCharType="begin"/>
@@ -9219,7 +9497,25 @@
           <w:sz w:val="24"/>
           <w:szCs w:val="24"/>
         </w:rPr>
-        <w:t>developed Auditrix,</w:t>
+        <w:t xml:space="preserve">developed </w:t>
+      </w:r>
+      <w:proofErr w:type="spellStart"/>
+      <w:r>
+        <w:rPr>
+          <w:rFonts w:ascii="Courier New" w:hAnsi="Courier New" w:cs="Courier New"/>
+          <w:sz w:val="24"/>
+          <w:szCs w:val="24"/>
+        </w:rPr>
+        <w:t>Auditrix</w:t>
+      </w:r>
+      <w:proofErr w:type="spellEnd"/>
+      <w:r>
+        <w:rPr>
+          <w:rFonts w:ascii="Courier New" w:hAnsi="Courier New" w:cs="Courier New"/>
+          <w:sz w:val="24"/>
+          <w:szCs w:val="24"/>
+        </w:rPr>
+        <w:t>,</w:t>
       </w:r>
       <w:r>
         <w:rPr>
@@ -9243,7 +9539,25 @@
           <w:sz w:val="24"/>
           <w:szCs w:val="24"/>
         </w:rPr>
-        <w:t xml:space="preserve"> and year-standing requirements of the student's curriculum. It was built for any college and program, and was tested with the BSCpE, BSIT</w:t>
+        <w:t xml:space="preserve"> and year-standing requirements of the student's curriculum. It was built for any college and program, and was tested with the </w:t>
+      </w:r>
+      <w:proofErr w:type="spellStart"/>
+      <w:r>
+        <w:rPr>
+          <w:rFonts w:ascii="Courier New" w:hAnsi="Courier New" w:cs="Courier New"/>
+          <w:sz w:val="24"/>
+          <w:szCs w:val="24"/>
+        </w:rPr>
+        <w:t>BSCpE</w:t>
+      </w:r>
+      <w:proofErr w:type="spellEnd"/>
+      <w:r>
+        <w:rPr>
+          <w:rFonts w:ascii="Courier New" w:hAnsi="Courier New" w:cs="Courier New"/>
+          <w:sz w:val="24"/>
+          <w:szCs w:val="24"/>
+        </w:rPr>
+        <w:t>, BSIT</w:t>
       </w:r>
       <w:r>
         <w:rPr>
@@ -9259,7 +9573,7 @@
           <w:sz w:val="24"/>
           <w:szCs w:val="24"/>
         </w:rPr>
-        <w:t xml:space="preserve"> and BSCE programs of the CEIT. The system was built using the Iterative and Incremental Development (IID) model, allowing the Audit Engine's logic to be reviewed early and refined across three functional increments: (1) curriculum, </w:t>
+        <w:t xml:space="preserve"> and BSCE </w:t>
       </w:r>
       <w:r>
         <w:rPr>
@@ -9268,7 +9582,7 @@
           <w:szCs w:val="24"/>
         </w:rPr>
         <w:lastRenderedPageBreak/>
-        <w:t>student and grade records with a basic audit; (2) curriculum versions, imports, student movements and the redesigned interface; and (3) the term-based audit, automatic year levels, and the regular and irregular classification.</w:t>
+        <w:t>programs of the CEIT. The system was built using the Iterative and Incremental Development (IID) model, allowing the Audit Engine's logic to be reviewed early and refined across three functional increments: (1) curriculum, student and grade records with a basic audit; (2) curriculum versions, imports, student movements and the redesigned interface; and (3) the term-based audit, automatic year levels, and the regular and irregular classification.</w:t>
       </w:r>
     </w:p>
     <w:p>
@@ -9288,7 +9602,25 @@
           <w:sz w:val="24"/>
           <w:szCs w:val="24"/>
         </w:rPr>
-        <w:t>The system runs on Next.js 16 (App Router and server actions) with React 19 and TypeScript, styled with Tailwind CSS 4 in a KSU green theme designed for responsiveness across desktop, tablet, and mobile. Supabase serves as the backend-as-a-service, hosting the PostgreSQL database, authentication, and Row-Level Security (RLS) policies; the database schema is built step by step by 30 migration scripts. Curricula are exported to PDF with @react-pdf/renderer. Interface flows were prototyped as high-fidelity mockups in Figma prior to implementation.</w:t>
+        <w:t xml:space="preserve">The system runs on Next.js 16 (App Router and server actions) with React 19 and TypeScript, styled with Tailwind CSS 4 in a KSU green theme designed for responsiveness across desktop, tablet, and mobile. </w:t>
+      </w:r>
+      <w:proofErr w:type="spellStart"/>
+      <w:r>
+        <w:rPr>
+          <w:rFonts w:ascii="Courier New" w:hAnsi="Courier New" w:cs="Courier New"/>
+          <w:sz w:val="24"/>
+          <w:szCs w:val="24"/>
+        </w:rPr>
+        <w:t>Supabase</w:t>
+      </w:r>
+      <w:proofErr w:type="spellEnd"/>
+      <w:r>
+        <w:rPr>
+          <w:rFonts w:ascii="Courier New" w:hAnsi="Courier New" w:cs="Courier New"/>
+          <w:sz w:val="24"/>
+          <w:szCs w:val="24"/>
+        </w:rPr>
+        <w:t xml:space="preserve"> serves as the backend-as-a-service, hosting the PostgreSQL database, authentication, and Row-Level Security (RLS) policies; the database schema is built step by step by 30 migration scripts. Curricula are exported to PDF with @react-pdf/renderer. Interface flows were prototyped as high-fidelity mockups in Figma prior to implementation.</w:t>
       </w:r>
     </w:p>
     <w:p>
@@ -9308,7 +9640,34 @@
           <w:sz w:val="24"/>
           <w:szCs w:val="24"/>
         </w:rPr>
-        <w:t>At the core of Auditrix is a TypeScript-based audit engine that checks every subject of the student's curriculum against the student's grade records and gives each subject one of five statuses, shown in Table 4.1 together with the subject's grade and the term in which it was taken:</w:t>
+        <w:t xml:space="preserve">At the core of </w:t>
+      </w:r>
+      <w:proofErr w:type="spellStart"/>
+      <w:r>
+        <w:rPr>
+          <w:rFonts w:ascii="Courier New" w:hAnsi="Courier New" w:cs="Courier New"/>
+          <w:sz w:val="24"/>
+          <w:szCs w:val="24"/>
+        </w:rPr>
+        <w:t>Auditrix</w:t>
+      </w:r>
+      <w:proofErr w:type="spellEnd"/>
+      <w:r>
+        <w:rPr>
+          <w:rFonts w:ascii="Courier New" w:hAnsi="Courier New" w:cs="Courier New"/>
+          <w:sz w:val="24"/>
+          <w:szCs w:val="24"/>
+        </w:rPr>
+        <w:t xml:space="preserve"> is a TypeScript-based audit engine that checks every subject of the student's curriculum against the student's grade records and gives each subject </w:t>
+      </w:r>
+      <w:r>
+        <w:rPr>
+          <w:rFonts w:ascii="Courier New" w:hAnsi="Courier New" w:cs="Courier New"/>
+          <w:sz w:val="24"/>
+          <w:szCs w:val="24"/>
+        </w:rPr>
+        <w:lastRenderedPageBreak/>
+        <w:t>one of five statuses, shown in Table 4.1 together with the subject's grade and the term in which it was taken:</w:t>
       </w:r>
     </w:p>
     <w:tbl>
@@ -9351,7 +9710,6 @@
                 <w:sz w:val="24"/>
                 <w:szCs w:val="24"/>
               </w:rPr>
-              <w:lastRenderedPageBreak/>
               <w:t>Status</w:t>
             </w:r>
           </w:p>
@@ -9711,7 +10069,7 @@
           <w:sz w:val="24"/>
           <w:szCs w:val="24"/>
         </w:rPr>
-        <w:t xml:space="preserve">The statuses are not stored at the moment a grade is entered. Instead, every time a student's audit is shown, the engine compares the term in which each subject was taken with the term in which each of its requirements was passed. Because of this, grades can be encoded in any order and the result stays the same, and a violation remains on the student's record until the subject is retaken after its requirements are met. This design replaced the system's first checker, </w:t>
+        <w:t xml:space="preserve">The statuses are not stored at the moment a grade is entered. Instead, every time a student's audit is shown, the engine compares the term in which each subject was taken with the term in which each of its requirements was passed. Because of this, grades can be encoded in any order and the result stays the same, and a violation remains on the student's </w:t>
       </w:r>
       <w:r>
         <w:rPr>
@@ -9720,7 +10078,7 @@
           <w:szCs w:val="24"/>
         </w:rPr>
         <w:lastRenderedPageBreak/>
-        <w:t>which stored a permanent flag at the moment of entry; the reasons for the change are discussed under Testing of the System.</w:t>
+        <w:t>record until the subject is retaken after its requirements are met. This design replaced the system's first checker, which stored a permanent flag at the moment of entry; the reasons for the change are discussed under Testing of the System.</w:t>
       </w:r>
     </w:p>
     <w:p>
@@ -9800,7 +10158,7 @@
           <w:sz w:val="24"/>
           <w:szCs w:val="24"/>
         </w:rPr>
-        <w:t xml:space="preserve"> The KSU Student Handbook requires a prerequisite to be passed prior to taking a subject and nullifies the credit of a subject taken without it. Accordingly, a prerequisite must be passed in a term before the term in which the subject was taken; passing it in the same term is a violation. Taking a subject while its prerequisite is still INC is also a violation, since an INC counts as passed only from the term in which it was resolved. A subject taken out of order earns no credit: it does not </w:t>
+        <w:t xml:space="preserve"> The KSU Student Handbook requires a prerequisite to be passed prior to taking a subject and nullifies the credit of a subject taken without it. Accordingly, a prerequisite must be passed in a term before the term in which the subject was taken; passing it in the same term is a violation. Taking a subject while its prerequisite is still INC is also a violation, since an INC </w:t>
       </w:r>
       <w:r>
         <w:rPr>
@@ -9809,7 +10167,7 @@
           <w:szCs w:val="24"/>
         </w:rPr>
         <w:lastRenderedPageBreak/>
-        <w:t>satisfy later prerequisites, does not count toward units or year level, and has to be retaken. If a prerequisite's grade from an earlier term is still in progress, the subject is Pending rather than a violation.</w:t>
+        <w:t>counts as passed only from the term in which it was resolved. A subject taken out of order earns no credit: it does not satisfy later prerequisites, does not count toward units or year level, and has to be retaken. If a prerequisite's grade from an earlier term is still in progress, the subject is Pending rather than a violation.</w:t>
       </w:r>
     </w:p>
     <w:p>
@@ -9839,8 +10197,18 @@
           <w:sz w:val="24"/>
           <w:szCs w:val="24"/>
         </w:rPr>
-        <w:t xml:space="preserve"> The Student Handbook defines co-requisites as subjects taken simultaneously, in the same semester. In Auditrix</w:t>
-      </w:r>
+        <w:t xml:space="preserve"> The Student Handbook defines co-requisites as subjects taken simultaneously, in the same semester. In </w:t>
+      </w:r>
+      <w:proofErr w:type="spellStart"/>
+      <w:r>
+        <w:rPr>
+          <w:rFonts w:ascii="Courier New" w:hAnsi="Courier New" w:cs="Courier New"/>
+          <w:sz w:val="24"/>
+          <w:szCs w:val="24"/>
+        </w:rPr>
+        <w:t>Auditrix</w:t>
+      </w:r>
+      <w:proofErr w:type="spellEnd"/>
       <w:r>
         <w:rPr>
           <w:rFonts w:ascii="Courier New" w:hAnsi="Courier New" w:cs="Courier New"/>
@@ -9933,7 +10301,7 @@
           <w:sz w:val="24"/>
           <w:szCs w:val="24"/>
         </w:rPr>
-        <w:t xml:space="preserve">that a student's year level should follow what the student has finished in the curriculum, the year level is computed from the share of the curriculum's units passed, as shown in Table 4.2. Passing every subject of the earlier years also moves a student up, even if the units fall slightly short. Only passes that count, and only those earned before the current semester, are included, so students move up when the Dean moves the college to a new semester. The year level given at registration or import is used as a starting point until the </w:t>
+        <w:t xml:space="preserve">that a student's year level should follow what the student has finished in the curriculum, the year level is computed from the share of the curriculum's units passed, as shown in Table 4.2. Passing every subject of the earlier years also moves a student up, even if the units fall slightly short. Only passes that count, and only those earned before the current semester, are included, so students move up when the Dean moves the </w:t>
       </w:r>
       <w:r>
         <w:rPr>
@@ -9942,7 +10310,7 @@
           <w:szCs w:val="24"/>
         </w:rPr>
         <w:lastRenderedPageBreak/>
-        <w:t>grades show more, and a chairperson can set a year level by hand for a special case and set it back to automatic.</w:t>
+        <w:t>college to a new semester. The year level given at registration or import is used as a starting point until the grades show more, and a chairperson can set a year level by hand for a special case and set it back to automatic.</w:t>
       </w:r>
     </w:p>
     <w:tbl>
@@ -10313,7 +10681,7 @@
           <w:sz w:val="24"/>
           <w:szCs w:val="24"/>
         </w:rPr>
-        <w:t xml:space="preserve"> Per the Student Handbook and the Operations Manual, a student is regular when enrolled in the full prescribed load for the current semester, and irregular when enrolled in less; the missing subjects are listed. The prescribed load is taken to be the curriculum's </w:t>
+        <w:t xml:space="preserve"> Per the Student Handbook and the Operations Manual, a student is regular when enrolled in the full prescribed load for the current semester, and </w:t>
       </w:r>
       <w:r>
         <w:rPr>
@@ -10322,7 +10690,7 @@
           <w:szCs w:val="24"/>
         </w:rPr>
         <w:lastRenderedPageBreak/>
-        <w:t>subjects for the student's year level and the current semester, not counting subjects already passed in an earlier term, and back subjects taken on top of a full load do not make a student irregular. Enrollment is known from the grades (or "in progress" records) of the current semester; with nothing recorded, the status is "Not determined</w:t>
+        <w:t>irregular when enrolled in less; the missing subjects are listed. The prescribed load is taken to be the curriculum's subjects for the student's year level and the current semester, not counting subjects already passed in an earlier term, and back subjects taken on top of a full load do not make a student irregular. Enrollment is known from the grades (or "in progress" records) of the current semester; with nothing recorded, the status is "Not determined</w:t>
       </w:r>
       <w:r>
         <w:rPr>
@@ -10338,7 +10706,25 @@
           <w:sz w:val="24"/>
           <w:szCs w:val="24"/>
         </w:rPr>
-        <w:t>" and the student is not counted either way. At the start of a semester, the chairperson marks the subjects each student is taking as In progress, so the status is known before any grades come in.</w:t>
+        <w:t xml:space="preserve">" and the student is not counted either way. At the start of a semester, the chairperson marks the subjects each student is taking as </w:t>
+      </w:r>
+      <w:proofErr w:type="gramStart"/>
+      <w:r>
+        <w:rPr>
+          <w:rFonts w:ascii="Courier New" w:hAnsi="Courier New" w:cs="Courier New"/>
+          <w:sz w:val="24"/>
+          <w:szCs w:val="24"/>
+        </w:rPr>
+        <w:t>In</w:t>
+      </w:r>
+      <w:proofErr w:type="gramEnd"/>
+      <w:r>
+        <w:rPr>
+          <w:rFonts w:ascii="Courier New" w:hAnsi="Courier New" w:cs="Courier New"/>
+          <w:sz w:val="24"/>
+          <w:szCs w:val="24"/>
+        </w:rPr>
+        <w:t xml:space="preserve"> progress, so the status is known before any grades come in.</w:t>
       </w:r>
     </w:p>
     <w:p>
@@ -10384,7 +10770,43 @@
           <w:sz w:val="24"/>
           <w:szCs w:val="24"/>
         </w:rPr>
-        <w:t xml:space="preserve"> and 3.0 (passing), 5.0 (failing), and INC, and a subject the student is taking this semester can be marked In progress. Several subjects can be ticked and marked In progress at once; ticking all leaves out the subjects the student cannot take yet (e.g., "Can't take yet. Needs: MATH 111"), which can still be ticked one by one if the student is enrolled in them anyway. Only changed grades are saved, and changing an existing grade is treated as a correction that asks for confirmation. A final grade for an </w:t>
+        <w:t xml:space="preserve"> and 3.0 (passing), 5.0 (failing), and INC, and a subject the student is taking this semester can be marked </w:t>
+      </w:r>
+      <w:proofErr w:type="gramStart"/>
+      <w:r>
+        <w:rPr>
+          <w:rFonts w:ascii="Courier New" w:hAnsi="Courier New" w:cs="Courier New"/>
+          <w:sz w:val="24"/>
+          <w:szCs w:val="24"/>
+        </w:rPr>
+        <w:t>In</w:t>
+      </w:r>
+      <w:proofErr w:type="gramEnd"/>
+      <w:r>
+        <w:rPr>
+          <w:rFonts w:ascii="Courier New" w:hAnsi="Courier New" w:cs="Courier New"/>
+          <w:sz w:val="24"/>
+          <w:szCs w:val="24"/>
+        </w:rPr>
+        <w:t xml:space="preserve"> progress. Several subjects can be ticked and marked </w:t>
+      </w:r>
+      <w:proofErr w:type="gramStart"/>
+      <w:r>
+        <w:rPr>
+          <w:rFonts w:ascii="Courier New" w:hAnsi="Courier New" w:cs="Courier New"/>
+          <w:sz w:val="24"/>
+          <w:szCs w:val="24"/>
+        </w:rPr>
+        <w:t>In</w:t>
+      </w:r>
+      <w:proofErr w:type="gramEnd"/>
+      <w:r>
+        <w:rPr>
+          <w:rFonts w:ascii="Courier New" w:hAnsi="Courier New" w:cs="Courier New"/>
+          <w:sz w:val="24"/>
+          <w:szCs w:val="24"/>
+        </w:rPr>
+        <w:t xml:space="preserve"> progress at once; ticking all leaves out the subjects the student cannot take yet (e.g., "Can't take yet. Needs: MATH 111"), which can still be ticked one by one if the student is enrolled in them anyway. Only changed grades </w:t>
       </w:r>
       <w:r>
         <w:rPr>
@@ -10393,7 +10815,7 @@
           <w:szCs w:val="24"/>
         </w:rPr>
         <w:lastRenderedPageBreak/>
-        <w:t>INC keeps the subject in the term it was taken and records the term in which the INC was resolved (shown as "INC → 25-1"). Since only the latest attempt of a subject is kept as the student's record, a grade from an earlier term than the recorded one is refused unless the chairperson confirms that it corrects a wrongly entered term. After saving, a message names any subject that has just become a violation, and every grade ever entered is kept in the student's grade logbook together with who entered it and when. The database writes this logbook itself, so its entries cannot be edited or deleted, and it accepts only KSU grades that match their status and well-formed terms.</w:t>
+        <w:t>are saved, and changing an existing grade is treated as a correction that asks for confirmation. A final grade for an INC keeps the subject in the term it was taken and records the term in which the INC was resolved (shown as "INC → 25-1"). Since only the latest attempt of a subject is kept as the student's record, a grade from an earlier term than the recorded one is refused unless the chairperson confirms that it corrects a wrongly entered term. After saving, a message names any subject that has just become a violation, and every grade ever entered is kept in the student's grade logbook together with who entered it and when. The database writes this logbook itself, so its entries cannot be edited or deleted, and it accepts only KSU grades that match their status and well-formed terms.</w:t>
       </w:r>
     </w:p>
     <w:p>
@@ -10423,7 +10845,52 @@
           <w:sz w:val="24"/>
           <w:szCs w:val="24"/>
         </w:rPr>
-        <w:t xml:space="preserve"> Each program keeps curriculum versions by effective year (e.g., BSCpE 2019 and 2023), and a new version can copy an existing one. Each subject has a code, title, units, year level and semester (including midyear), and its requirements. Curricula can be imported from an Excel (.xlsx or .xls) or CSV file, in a format designed by the researchers, with a preview of what will be added, changed or removed before saving, exported to CSV or PDF, and every change is kept in a per-version change history showing who changed what, and when.</w:t>
+        <w:t xml:space="preserve"> Each program keeps curriculum versions by effective year (e.g., </w:t>
+      </w:r>
+      <w:proofErr w:type="spellStart"/>
+      <w:r>
+        <w:rPr>
+          <w:rFonts w:ascii="Courier New" w:hAnsi="Courier New" w:cs="Courier New"/>
+          <w:sz w:val="24"/>
+          <w:szCs w:val="24"/>
+        </w:rPr>
+        <w:t>BSCpE</w:t>
+      </w:r>
+      <w:proofErr w:type="spellEnd"/>
+      <w:r>
+        <w:rPr>
+          <w:rFonts w:ascii="Courier New" w:hAnsi="Courier New" w:cs="Courier New"/>
+          <w:sz w:val="24"/>
+          <w:szCs w:val="24"/>
+        </w:rPr>
+        <w:t xml:space="preserve"> 2019 and 2023), and a new version can copy an existing one. Each subject has a code, title, units, year level and semester (including midyear), and its requirements. Curricula can be imported from an Excel (.xlsx or .</w:t>
+      </w:r>
+      <w:proofErr w:type="spellStart"/>
+      <w:r>
+        <w:rPr>
+          <w:rFonts w:ascii="Courier New" w:hAnsi="Courier New" w:cs="Courier New"/>
+          <w:sz w:val="24"/>
+          <w:szCs w:val="24"/>
+        </w:rPr>
+        <w:t>xls</w:t>
+      </w:r>
+      <w:proofErr w:type="spellEnd"/>
+      <w:r>
+        <w:rPr>
+          <w:rFonts w:ascii="Courier New" w:hAnsi="Courier New" w:cs="Courier New"/>
+          <w:sz w:val="24"/>
+          <w:szCs w:val="24"/>
+        </w:rPr>
+        <w:t xml:space="preserve">) or CSV file, in a format designed by the researchers, with a preview of what will be added, changed or removed before saving, exported to CSV or PDF, and </w:t>
+      </w:r>
+      <w:r>
+        <w:rPr>
+          <w:rFonts w:ascii="Courier New" w:hAnsi="Courier New" w:cs="Courier New"/>
+          <w:sz w:val="24"/>
+          <w:szCs w:val="24"/>
+        </w:rPr>
+        <w:lastRenderedPageBreak/>
+        <w:t>every change is kept in a per-version change history showing who changed what, and when.</w:t>
       </w:r>
     </w:p>
     <w:p>
@@ -10445,7 +10912,6 @@
           <w:sz w:val="24"/>
           <w:szCs w:val="24"/>
         </w:rPr>
-        <w:lastRenderedPageBreak/>
         <w:t>Students and student movements.</w:t>
       </w:r>
       <w:r>
@@ -10454,7 +10920,25 @@
           <w:sz w:val="24"/>
           <w:szCs w:val="24"/>
         </w:rPr>
-        <w:t xml:space="preserve"> Students are registered one at a time or imported from an Excel (.xlsx or .xls) or CSV file, either the system's template or a class list exported from the KSU MIS (its "Export to Excel" file, in the format the Program Chairpersons provided), and ID numbers are checked against the KSU format (e.g., 24-113792). When a student shifts, the releasing chairperson files a shift request and the receiving program's chairperson accepts the student into one of their curriculum versions. Transfers in and out and drops are recorded as well, and every movement is kept in the student's history. Marking a student as dropped or transferred out locks the record: the database refuses changes to the student's grades, details and year level until the chairperson reopens the record, which is also kept in the history. A Student Movements page lists every shift, transfer, drop and reopening, with search and filters. The student list can be searched from the top bar of any page and filtered by year level, curriculum version and status, and the reason for each student's status is shown under the name (e.g., "Out of order: PHYS 201").</w:t>
+        <w:t xml:space="preserve"> Students are registered one at a time or imported from an Excel (.xlsx or .</w:t>
+      </w:r>
+      <w:proofErr w:type="spellStart"/>
+      <w:r>
+        <w:rPr>
+          <w:rFonts w:ascii="Courier New" w:hAnsi="Courier New" w:cs="Courier New"/>
+          <w:sz w:val="24"/>
+          <w:szCs w:val="24"/>
+        </w:rPr>
+        <w:t>xls</w:t>
+      </w:r>
+      <w:proofErr w:type="spellEnd"/>
+      <w:r>
+        <w:rPr>
+          <w:rFonts w:ascii="Courier New" w:hAnsi="Courier New" w:cs="Courier New"/>
+          <w:sz w:val="24"/>
+          <w:szCs w:val="24"/>
+        </w:rPr>
+        <w:t>) or CSV file, either the system's template or a class list exported from the KSU MIS (its "Export to Excel" file, in the format the Program Chairpersons provided), and ID numbers are checked against the KSU format (e.g., 24-113792). When a student shifts, the releasing chairperson files a shift request and the receiving program's chairperson accepts the student into one of their curriculum versions. Transfers in and out and drops are recorded as well, and every movement is kept in the student's history. Marking a student as dropped or transferred out locks the record: the database refuses changes to the student's grades, details and year level until the chairperson reopens the record, which is also kept in the history. A Student Movements page lists every shift, transfer, drop and reopening, with search and filters. The student list can be searched from the top bar of any page and filtered by year level, curriculum version and status, and the reason for each student's status is shown under the name (e.g., "Out of order: PHYS 201").</w:t>
       </w:r>
     </w:p>
     <w:p>
@@ -10476,6 +10960,7 @@
           <w:sz w:val="24"/>
           <w:szCs w:val="24"/>
         </w:rPr>
+        <w:lastRenderedPageBreak/>
         <w:t>Dashboard.</w:t>
       </w:r>
       <w:r>
@@ -10484,16 +10969,7 @@
           <w:sz w:val="24"/>
           <w:szCs w:val="24"/>
         </w:rPr>
-        <w:t xml:space="preserve"> A "Needs attention" banner at the top lists what to act on, such as students with violations, students </w:t>
-      </w:r>
-      <w:r>
-        <w:rPr>
-          <w:rFonts w:ascii="Courier New" w:hAnsi="Courier New" w:cs="Courier New"/>
-          <w:sz w:val="24"/>
-          <w:szCs w:val="24"/>
-        </w:rPr>
-        <w:lastRenderedPageBreak/>
-        <w:t>with nothing recorded for the current semester, or an unset semester, each linked to the matching filtered student list. Per program, the dashboard shows the total number of students, the regular and irregular students (and how many are not yet determined), the students with violations, the curriculum versions, and the number of shifts, transfers and drops. Four charts are built only from recorded data: regular, irregular and not determined students; students by year level from Freshman to Senior; bottleneck subjects, where the most students' latest grade is 5.0 or INC; and the subjects most often taken out of order. Each chart has a short explanation, shows the exact numbers on hover, and can be viewed as a table. The Dean sets the current semester from the dashboard and compares the programs of the college side by side, but does not open individual students' records, which remain the chairperson's work.</w:t>
+        <w:t xml:space="preserve"> A "Needs attention" banner at the top lists what to act on, such as students with violations, students with nothing recorded for the current semester, or an unset semester, each linked to the matching filtered student list. Per program, the dashboard shows the total number of students, the regular and irregular students (and how many are not yet determined), the students with violations, the curriculum versions, and the number of shifts, transfers and drops. Four charts are built only from recorded data: regular, irregular and not determined students; students by year level from Freshman to Senior; bottleneck subjects, where the most students' latest grade is 5.0 or INC; and the subjects most often taken out of order. Each chart has a short explanation, shows the exact numbers on hover, and can be viewed as a table. The Dean sets the current semester from the dashboard and compares the programs of the college side by side, but does not open individual students' records, which remain the chairperson's work.</w:t>
       </w:r>
     </w:p>
     <w:p>
@@ -10523,7 +10999,25 @@
           <w:sz w:val="24"/>
           <w:szCs w:val="24"/>
         </w:rPr>
-        <w:t xml:space="preserve"> Supabase RLS scopes visibility by role: Program Chairpersons see only the data of their own program, while Deans see their whole college. Operations that must all succeed together, such as creating a program with its chairperson account, replacing a chairperson, or accepting a shifting student, run as single </w:t>
+        <w:t xml:space="preserve"> </w:t>
+      </w:r>
+      <w:proofErr w:type="spellStart"/>
+      <w:r>
+        <w:rPr>
+          <w:rFonts w:ascii="Courier New" w:hAnsi="Courier New" w:cs="Courier New"/>
+          <w:sz w:val="24"/>
+          <w:szCs w:val="24"/>
+        </w:rPr>
+        <w:t>Supabase</w:t>
+      </w:r>
+      <w:proofErr w:type="spellEnd"/>
+      <w:r>
+        <w:rPr>
+          <w:rFonts w:ascii="Courier New" w:hAnsi="Courier New" w:cs="Courier New"/>
+          <w:sz w:val="24"/>
+          <w:szCs w:val="24"/>
+        </w:rPr>
+        <w:t xml:space="preserve"> RLS scopes visibility by role: Program Chairpersons see only the data of their own program, while Deans see their whole college. Operations that must all succeed together, such as creating </w:t>
       </w:r>
       <w:r>
         <w:rPr>
@@ -10532,7 +11026,7 @@
           <w:szCs w:val="24"/>
         </w:rPr>
         <w:lastRenderedPageBreak/>
-        <w:t>database transactions. A new chairperson receives a temporary password from the Dean and must choose their own at first login, guided by a checklist that ticks each password rule as it is met, and actions that are hard to undo, such as dropping a student or saving grades, ask for confirmation first. Every page checks the user's role, so a page meant for another role cannot be opened by typing its address; users are signed out after 30 minutes without activity; and an account is blocked for 15 minutes after five wrong passwords.</w:t>
+        <w:t>a program with its chairperson account, replacing a chairperson, or accepting a shifting student, run as single database transactions. A new chairperson receives a temporary password from the Dean and must choose their own at first login, guided by a checklist that ticks each password rule as it is met, and actions that are hard to undo, such as dropping a student or saving grades, ask for confirmation first. Every page checks the user's role, so a page meant for another role cannot be opened by typing its address; users are signed out after 30 minutes without activity; and an account is blocked for 15 minutes after five wrong passwords.</w:t>
       </w:r>
     </w:p>
     <w:p>
@@ -10680,16 +11174,8 @@
           <w:sz w:val="24"/>
           <w:szCs w:val="24"/>
         </w:rPr>
-        <w:t xml:space="preserve">Term-based grade entry with KSU grade values, In progress marking for several subjects at once, INC completion, </w:t>
-      </w:r>
-      <w:r>
-        <w:rPr>
-          <w:rFonts w:ascii="Courier New" w:hAnsi="Courier New" w:cs="Courier New"/>
-          <w:sz w:val="24"/>
-          <w:szCs w:val="24"/>
-        </w:rPr>
         <w:lastRenderedPageBreak/>
-        <w:t>earlier-term protection and a database-written grade logbook</w:t>
+        <w:t>Term-based grade entry with KSU grade values, In progress marking for several subjects at once, INC completion, earlier-term protection and a database-written grade logbook</w:t>
       </w:r>
     </w:p>
     <w:p>
@@ -10712,7 +11198,43 @@
           <w:sz w:val="24"/>
           <w:szCs w:val="24"/>
         </w:rPr>
-        <w:t>Curriculum management with versioning (e.g., BSCpE 2019 vs. BSCpE 2023), change history, and import with preview</w:t>
+        <w:t xml:space="preserve">Curriculum management with versioning (e.g., </w:t>
+      </w:r>
+      <w:proofErr w:type="spellStart"/>
+      <w:r>
+        <w:rPr>
+          <w:rFonts w:ascii="Courier New" w:hAnsi="Courier New" w:cs="Courier New"/>
+          <w:sz w:val="24"/>
+          <w:szCs w:val="24"/>
+        </w:rPr>
+        <w:t>BSCpE</w:t>
+      </w:r>
+      <w:proofErr w:type="spellEnd"/>
+      <w:r>
+        <w:rPr>
+          <w:rFonts w:ascii="Courier New" w:hAnsi="Courier New" w:cs="Courier New"/>
+          <w:sz w:val="24"/>
+          <w:szCs w:val="24"/>
+        </w:rPr>
+        <w:t xml:space="preserve"> 2019 vs. </w:t>
+      </w:r>
+      <w:proofErr w:type="spellStart"/>
+      <w:r>
+        <w:rPr>
+          <w:rFonts w:ascii="Courier New" w:hAnsi="Courier New" w:cs="Courier New"/>
+          <w:sz w:val="24"/>
+          <w:szCs w:val="24"/>
+        </w:rPr>
+        <w:t>BSCpE</w:t>
+      </w:r>
+      <w:proofErr w:type="spellEnd"/>
+      <w:r>
+        <w:rPr>
+          <w:rFonts w:ascii="Courier New" w:hAnsi="Courier New" w:cs="Courier New"/>
+          <w:sz w:val="24"/>
+          <w:szCs w:val="24"/>
+        </w:rPr>
+        <w:t xml:space="preserve"> 2023), change history, and import with preview</w:t>
       </w:r>
     </w:p>
     <w:p>
@@ -10873,7 +11395,16 @@
           <w:sz w:val="24"/>
           <w:szCs w:val="24"/>
         </w:rPr>
-        <w:t>The system does not include subsystems for the Registrar, Accounting, or Library, and it is not connected to the KSU MIS. Its logic is limited to descriptive auditing (identifying compliance with existing rules); it does not perform predictive analytics, graduation monitoring, or AI-driven enrollment counseling.</w:t>
+        <w:t xml:space="preserve">The system does not include subsystems for the Registrar, Accounting, or Library, and it is not connected to the KSU MIS. Its logic is limited to descriptive auditing (identifying compliance with existing rules); it </w:t>
+      </w:r>
+      <w:r>
+        <w:rPr>
+          <w:rFonts w:ascii="Courier New" w:hAnsi="Courier New" w:cs="Courier New"/>
+          <w:sz w:val="24"/>
+          <w:szCs w:val="24"/>
+        </w:rPr>
+        <w:lastRenderedPageBreak/>
+        <w:t>does not perform predictive analytics, graduation monitoring, or AI-driven enrollment counseling.</w:t>
       </w:r>
     </w:p>
     <w:p>
@@ -10897,7 +11428,6 @@
           <w:sz w:val="24"/>
           <w:szCs w:val="24"/>
         </w:rPr>
-        <w:lastRenderedPageBreak/>
         <w:t>Input-Process-Output (IPO) Diagram of the Proposed System</w:t>
       </w:r>
       <w:r>
@@ -11466,7 +11996,43 @@
           <w:sz w:val="24"/>
           <w:szCs w:val="24"/>
         </w:rPr>
-        <w:t xml:space="preserve"> traces the audit of a single subject. After the chairperson saves a term's grades or marks subjects In progress, which are first checked for valid KSU grade values and for conflicts with a later recorded term, the audit engine looks at the student's record for each subject. A subject with no record is Available if its requirements have been passed, Pending if it is waiting for a requirement's final grade, and Unavailable otherwise, with the missing </w:t>
+        <w:t xml:space="preserve"> traces the audit of a single subject. After the chairperson saves a term's grades or marks subjects </w:t>
+      </w:r>
+      <w:proofErr w:type="gramStart"/>
+      <w:r>
+        <w:rPr>
+          <w:rFonts w:ascii="Courier New" w:hAnsi="Courier New" w:cs="Courier New"/>
+          <w:sz w:val="24"/>
+          <w:szCs w:val="24"/>
+        </w:rPr>
+        <w:t>In</w:t>
+      </w:r>
+      <w:proofErr w:type="gramEnd"/>
+      <w:r>
+        <w:rPr>
+          <w:rFonts w:ascii="Courier New" w:hAnsi="Courier New" w:cs="Courier New"/>
+          <w:sz w:val="24"/>
+          <w:szCs w:val="24"/>
+        </w:rPr>
+        <w:t xml:space="preserve"> progress, which are first checked for valid KSU grade values and for conflicts with a later recorded term, the audit engine looks at the student's record for each subject. A subject with no record is Available if its requirements have been passed, </w:t>
+      </w:r>
+      <w:proofErr w:type="gramStart"/>
+      <w:r>
+        <w:rPr>
+          <w:rFonts w:ascii="Courier New" w:hAnsi="Courier New" w:cs="Courier New"/>
+          <w:sz w:val="24"/>
+          <w:szCs w:val="24"/>
+        </w:rPr>
+        <w:t>Pending</w:t>
+      </w:r>
+      <w:proofErr w:type="gramEnd"/>
+      <w:r>
+        <w:rPr>
+          <w:rFonts w:ascii="Courier New" w:hAnsi="Courier New" w:cs="Courier New"/>
+          <w:sz w:val="24"/>
+          <w:szCs w:val="24"/>
+        </w:rPr>
+        <w:t xml:space="preserve"> if it is waiting for a requirement's final grade, and Unavailable otherwise, with the missing </w:t>
       </w:r>
       <w:r>
         <w:rPr>
@@ -11582,7 +12148,25 @@
           <w:sz w:val="24"/>
           <w:szCs w:val="24"/>
         </w:rPr>
-        <w:t xml:space="preserve"> outlines the system's navigation. From Login (and the password change required at a chairperson's first login), users land on the Dashboard. A Program Chairperson's menu leads to Students, Register Student, Shift In a Student, Student Movements and Manage Curriculum, and a student search is available from the top bar of every page; from Students, each student's audit page opens the Edit Student, Grade Logbook, Transfer / Shift, and Enter Grades pages. A Dean's menu leads to the Dashboard, where the current semester is set and the programs are compared, Student Movements, Create Program and Reassign Chairperson. Account Settings is available to both roles.</w:t>
+        <w:t xml:space="preserve"> outlines the system's navigation. From Login (and the password change required at a chairperson's first login), users land on the Dashboard. A Program Chairperson's menu leads to Students, Register Student, Shift </w:t>
+      </w:r>
+      <w:proofErr w:type="gramStart"/>
+      <w:r>
+        <w:rPr>
+          <w:rFonts w:ascii="Courier New" w:hAnsi="Courier New" w:cs="Courier New"/>
+          <w:sz w:val="24"/>
+          <w:szCs w:val="24"/>
+        </w:rPr>
+        <w:t>In</w:t>
+      </w:r>
+      <w:proofErr w:type="gramEnd"/>
+      <w:r>
+        <w:rPr>
+          <w:rFonts w:ascii="Courier New" w:hAnsi="Courier New" w:cs="Courier New"/>
+          <w:sz w:val="24"/>
+          <w:szCs w:val="24"/>
+        </w:rPr>
+        <w:t xml:space="preserve"> a Student, Student Movements and Manage Curriculum, and a student search is available from the top bar of every page; from Students, each student's audit page opens the Edit Student, Grade Logbook, Transfer / Shift, and Enter Grades pages. A Dean's menu leads to the Dashboard, where the current semester is set and the programs are compared, Student Movements, Create Program and Reassign Chairperson. Account Settings is available to both roles.</w:t>
       </w:r>
       <w:r>
         <w:fldChar w:fldCharType="begin"/>
@@ -11615,8 +12199,20 @@
           <w:sz w:val="24"/>
           <w:szCs w:val="24"/>
         </w:rPr>
-        <w:t>Figure 4.7. User Interface of Auditrix</w:t>
-      </w:r>
+        <w:t xml:space="preserve">Figure 4.7. User Interface of </w:t>
+      </w:r>
+      <w:proofErr w:type="spellStart"/>
+      <w:r>
+        <w:rPr>
+          <w:rFonts w:ascii="Courier New" w:hAnsi="Courier New" w:cs="Courier New"/>
+          <w:b/>
+          <w:bCs/>
+          <w:sz w:val="24"/>
+          <w:szCs w:val="24"/>
+        </w:rPr>
+        <w:t>Auditrix</w:t>
+      </w:r>
+      <w:proofErr w:type="spellEnd"/>
       <w:r>
         <w:fldChar w:fldCharType="begin"/>
       </w:r>
@@ -12652,7 +13248,29 @@
           <w:sz w:val="24"/>
           <w:szCs w:val="24"/>
         </w:rPr>
-        <w:t>Figure 4.7l. First Log In — password change with the rules checklist</w:t>
+        <w:t xml:space="preserve">Figure 4.7l. First Log In — password change with the </w:t>
+      </w:r>
+      <w:proofErr w:type="gramStart"/>
+      <w:r>
+        <w:rPr>
+          <w:rFonts w:ascii="Courier New" w:hAnsi="Courier New" w:cs="Courier New"/>
+          <w:b/>
+          <w:bCs/>
+          <w:sz w:val="24"/>
+          <w:szCs w:val="24"/>
+        </w:rPr>
+        <w:t>rules</w:t>
+      </w:r>
+      <w:proofErr w:type="gramEnd"/>
+      <w:r>
+        <w:rPr>
+          <w:rFonts w:ascii="Courier New" w:hAnsi="Courier New" w:cs="Courier New"/>
+          <w:b/>
+          <w:bCs/>
+          <w:sz w:val="24"/>
+          <w:szCs w:val="24"/>
+        </w:rPr>
+        <w:t xml:space="preserve"> checklist</w:t>
       </w:r>
       <w:r>
         <w:fldChar w:fldCharType="begin"/>
@@ -13410,7 +14028,43 @@
           <w:sz w:val="24"/>
           <w:szCs w:val="24"/>
         </w:rPr>
-        <w:t xml:space="preserve"> A total of 163 automated tests were written using the test runner built into Node.js, and all 163 pass. The tests need no database or network: the server actions are tested with Supabase replaced by an in-memory fake. Table 4.3 summarizes what they check.</w:t>
+        <w:t xml:space="preserve"> A total of 163 automated tests were written using the test runner built into Node.js, and all 163 </w:t>
+      </w:r>
+      <w:proofErr w:type="gramStart"/>
+      <w:r>
+        <w:rPr>
+          <w:rFonts w:ascii="Courier New" w:hAnsi="Courier New" w:cs="Courier New"/>
+          <w:sz w:val="24"/>
+          <w:szCs w:val="24"/>
+        </w:rPr>
+        <w:t>pass</w:t>
+      </w:r>
+      <w:proofErr w:type="gramEnd"/>
+      <w:r>
+        <w:rPr>
+          <w:rFonts w:ascii="Courier New" w:hAnsi="Courier New" w:cs="Courier New"/>
+          <w:sz w:val="24"/>
+          <w:szCs w:val="24"/>
+        </w:rPr>
+        <w:t xml:space="preserve">. The tests need no database or network: the server actions are tested with </w:t>
+      </w:r>
+      <w:proofErr w:type="spellStart"/>
+      <w:r>
+        <w:rPr>
+          <w:rFonts w:ascii="Courier New" w:hAnsi="Courier New" w:cs="Courier New"/>
+          <w:sz w:val="24"/>
+          <w:szCs w:val="24"/>
+        </w:rPr>
+        <w:t>Supabase</w:t>
+      </w:r>
+      <w:proofErr w:type="spellEnd"/>
+      <w:r>
+        <w:rPr>
+          <w:rFonts w:ascii="Courier New" w:hAnsi="Courier New" w:cs="Courier New"/>
+          <w:sz w:val="24"/>
+          <w:szCs w:val="24"/>
+        </w:rPr>
+        <w:t xml:space="preserve"> replaced by an in-memory fake. Table 4.3 summarizes what they check.</w:t>
       </w:r>
     </w:p>
     <w:tbl>
@@ -13748,7 +14402,61 @@
                 <w:sz w:val="20"/>
                 <w:szCs w:val="20"/>
               </w:rPr>
-              <w:t>Curriculum CSV / .xls parsing and the import preview plan; reading CSV, Excel workbooks (.xlsx), KSU-MIS .xls and Excel re-saved .xls; old Excel 97-2003 and damaged files; student template and .xlsx import</w:t>
+              <w:t>Curriculum CSV / .</w:t>
+            </w:r>
+            <w:proofErr w:type="spellStart"/>
+            <w:r>
+              <w:rPr>
+                <w:rFonts w:ascii="Courier New" w:hAnsi="Courier New" w:cs="Courier New"/>
+                <w:sz w:val="20"/>
+                <w:szCs w:val="20"/>
+              </w:rPr>
+              <w:t>xls</w:t>
+            </w:r>
+            <w:proofErr w:type="spellEnd"/>
+            <w:r>
+              <w:rPr>
+                <w:rFonts w:ascii="Courier New" w:hAnsi="Courier New" w:cs="Courier New"/>
+                <w:sz w:val="20"/>
+                <w:szCs w:val="20"/>
+              </w:rPr>
+              <w:t xml:space="preserve"> parsing and the import preview plan; reading CSV, Excel workbooks (.xlsx), KSU-MIS .</w:t>
+            </w:r>
+            <w:proofErr w:type="spellStart"/>
+            <w:r>
+              <w:rPr>
+                <w:rFonts w:ascii="Courier New" w:hAnsi="Courier New" w:cs="Courier New"/>
+                <w:sz w:val="20"/>
+                <w:szCs w:val="20"/>
+              </w:rPr>
+              <w:t>xls</w:t>
+            </w:r>
+            <w:proofErr w:type="spellEnd"/>
+            <w:r>
+              <w:rPr>
+                <w:rFonts w:ascii="Courier New" w:hAnsi="Courier New" w:cs="Courier New"/>
+                <w:sz w:val="20"/>
+                <w:szCs w:val="20"/>
+              </w:rPr>
+              <w:t xml:space="preserve"> and Excel re-saved .</w:t>
+            </w:r>
+            <w:proofErr w:type="spellStart"/>
+            <w:r>
+              <w:rPr>
+                <w:rFonts w:ascii="Courier New" w:hAnsi="Courier New" w:cs="Courier New"/>
+                <w:sz w:val="20"/>
+                <w:szCs w:val="20"/>
+              </w:rPr>
+              <w:t>xls</w:t>
+            </w:r>
+            <w:proofErr w:type="spellEnd"/>
+            <w:r>
+              <w:rPr>
+                <w:rFonts w:ascii="Courier New" w:hAnsi="Courier New" w:cs="Courier New"/>
+                <w:sz w:val="20"/>
+                <w:szCs w:val="20"/>
+              </w:rPr>
+              <w:t>; old Excel 97-2003 and damaged files; student template and .xlsx import</w:t>
             </w:r>
           </w:p>
         </w:tc>
@@ -13880,7 +14588,7 @@
           <w:sz w:val="24"/>
           <w:szCs w:val="24"/>
         </w:rPr>
-        <w:t xml:space="preserve">Table 4.3. Summary of the Automated Tests</w:t>
+        <w:t>Table 4.3. Summary of the Automated Tests</w:t>
       </w:r>
       <w:r>
         <w:fldChar w:fldCharType="begin"/>
@@ -13928,7 +14636,25 @@
           <w:szCs w:val="24"/>
         </w:rPr>
         <w:lastRenderedPageBreak/>
-        <w:t>their reasons, INC completion, the out-of-order warning after saving grades, setting the current semester, automatic year levels moving up with grades and semesters, chairperson overrides, regular and irregular counts, .xls and .xlsx imports, the earlier-term warning, and the password checklist. All scenarios passed after the defects found were fixed.</w:t>
+        <w:t>their reasons, INC completion, the out-of-order warning after saving grades, setting the current semester, automatic year levels moving up with grades and semesters, chairperson overrides, regular and irregular counts, .</w:t>
+      </w:r>
+      <w:proofErr w:type="spellStart"/>
+      <w:r>
+        <w:rPr>
+          <w:rFonts w:ascii="Courier New" w:hAnsi="Courier New" w:cs="Courier New"/>
+          <w:sz w:val="24"/>
+          <w:szCs w:val="24"/>
+        </w:rPr>
+        <w:t>xls</w:t>
+      </w:r>
+      <w:proofErr w:type="spellEnd"/>
+      <w:r>
+        <w:rPr>
+          <w:rFonts w:ascii="Courier New" w:hAnsi="Courier New" w:cs="Courier New"/>
+          <w:sz w:val="24"/>
+          <w:szCs w:val="24"/>
+        </w:rPr>
+        <w:t xml:space="preserve"> and .xlsx imports, the earlier-term warning, and the password checklist. All scenarios passed after the defects found were fixed.</w:t>
       </w:r>
     </w:p>
     <w:p>
@@ -14147,7 +14873,25 @@
           <w:sz w:val="24"/>
           <w:szCs w:val="24"/>
         </w:rPr>
-        <w:t xml:space="preserve">Upon completion of the system, Auditrix is to be evaluated by the Program Chairpersons and selected IT experts using a printed (paper-based) questionnaire built on the ISO/IEC 25010 software quality model, with each characteristic mapped to a specific part of the system. Responses will be analyzed using the Weighted Mean. Table 4.4 will present the extent of compliance per quality characteristic.</w:t>
+        <w:t xml:space="preserve">Upon completion of the system, </w:t>
+      </w:r>
+      <w:proofErr w:type="spellStart"/>
+      <w:r>
+        <w:rPr>
+          <w:rFonts w:ascii="Courier New" w:hAnsi="Courier New" w:cs="Courier New"/>
+          <w:sz w:val="24"/>
+          <w:szCs w:val="24"/>
+        </w:rPr>
+        <w:t>Auditrix</w:t>
+      </w:r>
+      <w:proofErr w:type="spellEnd"/>
+      <w:r>
+        <w:rPr>
+          <w:rFonts w:ascii="Courier New" w:hAnsi="Courier New" w:cs="Courier New"/>
+          <w:sz w:val="24"/>
+          <w:szCs w:val="24"/>
+        </w:rPr>
+        <w:t xml:space="preserve"> is to be evaluated by the Program Chairpersons and selected IT experts using a printed (paper-based) questionnaire built on the ISO/IEC 25010 software quality model, with each characteristic mapped to a specific part of the system. Responses will be analyzed using the Weighted Mean. Table 4.4 will present the extent of compliance per quality characteristic.</w:t>
       </w:r>
     </w:p>
     <w:tbl>
@@ -15215,7 +15959,29 @@
           <w:sz w:val="24"/>
           <w:szCs w:val="24"/>
         </w:rPr>
-        <w:t xml:space="preserve">Table 4.4. Extent of Compliance of Auditrix with ISO/IEC 25010</w:t>
+        <w:t xml:space="preserve">Table 4.4. Extent of Compliance of </w:t>
+      </w:r>
+      <w:proofErr w:type="spellStart"/>
+      <w:r>
+        <w:rPr>
+          <w:rFonts w:ascii="Courier New" w:hAnsi="Courier New" w:cs="Courier New"/>
+          <w:b/>
+          <w:bCs/>
+          <w:sz w:val="24"/>
+          <w:szCs w:val="24"/>
+        </w:rPr>
+        <w:t>Auditrix</w:t>
+      </w:r>
+      <w:proofErr w:type="spellEnd"/>
+      <w:r>
+        <w:rPr>
+          <w:rFonts w:ascii="Courier New" w:hAnsi="Courier New" w:cs="Courier New"/>
+          <w:b/>
+          <w:bCs/>
+          <w:sz w:val="24"/>
+          <w:szCs w:val="24"/>
+        </w:rPr>
+        <w:t xml:space="preserve"> with ISO/IEC 25010</w:t>
       </w:r>
       <w:r>
         <w:fldChar w:fldCharType="begin"/>
@@ -15274,15 +16040,49 @@
           <w:szCs w:val="24"/>
         </w:rPr>
       </w:pPr>
-      <w:r>
-        <w:rPr>
-          <w:rFonts w:ascii="Courier New" w:hAnsi="Courier New" w:cs="Courier New"/>
-          <w:b/>
-          <w:bCs/>
-          <w:sz w:val="24"/>
-          <w:szCs w:val="24"/>
-        </w:rPr>
-        <w:t>Alugar, R., &amp; Itaas, E. (2021).</w:t>
+      <w:proofErr w:type="spellStart"/>
+      <w:r>
+        <w:rPr>
+          <w:rFonts w:ascii="Courier New" w:hAnsi="Courier New" w:cs="Courier New"/>
+          <w:b/>
+          <w:bCs/>
+          <w:sz w:val="24"/>
+          <w:szCs w:val="24"/>
+        </w:rPr>
+        <w:t>Alugar</w:t>
+      </w:r>
+      <w:proofErr w:type="spellEnd"/>
+      <w:r>
+        <w:rPr>
+          <w:rFonts w:ascii="Courier New" w:hAnsi="Courier New" w:cs="Courier New"/>
+          <w:b/>
+          <w:bCs/>
+          <w:sz w:val="24"/>
+          <w:szCs w:val="24"/>
+        </w:rPr>
+        <w:t xml:space="preserve">, R., &amp; </w:t>
+      </w:r>
+      <w:proofErr w:type="spellStart"/>
+      <w:r>
+        <w:rPr>
+          <w:rFonts w:ascii="Courier New" w:hAnsi="Courier New" w:cs="Courier New"/>
+          <w:b/>
+          <w:bCs/>
+          <w:sz w:val="24"/>
+          <w:szCs w:val="24"/>
+        </w:rPr>
+        <w:t>Itaas</w:t>
+      </w:r>
+      <w:proofErr w:type="spellEnd"/>
+      <w:r>
+        <w:rPr>
+          <w:rFonts w:ascii="Courier New" w:hAnsi="Courier New" w:cs="Courier New"/>
+          <w:b/>
+          <w:bCs/>
+          <w:sz w:val="24"/>
+          <w:szCs w:val="24"/>
+        </w:rPr>
+        <w:t>, E. (2021).</w:t>
       </w:r>
       <w:r>
         <w:rPr>
@@ -15505,15 +16305,27 @@
           <w:szCs w:val="24"/>
         </w:rPr>
       </w:pPr>
-      <w:r>
-        <w:rPr>
-          <w:rFonts w:ascii="Courier New" w:hAnsi="Courier New" w:cs="Courier New"/>
-          <w:b/>
-          <w:bCs/>
-          <w:sz w:val="24"/>
-          <w:szCs w:val="24"/>
-        </w:rPr>
-        <w:t xml:space="preserve">Halover, E., &amp; Manuel, M. (2021). </w:t>
+      <w:proofErr w:type="spellStart"/>
+      <w:r>
+        <w:rPr>
+          <w:rFonts w:ascii="Courier New" w:hAnsi="Courier New" w:cs="Courier New"/>
+          <w:b/>
+          <w:bCs/>
+          <w:sz w:val="24"/>
+          <w:szCs w:val="24"/>
+        </w:rPr>
+        <w:t>Halover</w:t>
+      </w:r>
+      <w:proofErr w:type="spellEnd"/>
+      <w:r>
+        <w:rPr>
+          <w:rFonts w:ascii="Courier New" w:hAnsi="Courier New" w:cs="Courier New"/>
+          <w:b/>
+          <w:bCs/>
+          <w:sz w:val="24"/>
+          <w:szCs w:val="24"/>
+        </w:rPr>
+        <w:t xml:space="preserve">, E., &amp; Manuel, M. (2021). </w:t>
       </w:r>
       <w:r>
         <w:rPr>
@@ -15633,15 +16445,27 @@
           <w:szCs w:val="24"/>
         </w:rPr>
       </w:pPr>
-      <w:r>
-        <w:rPr>
-          <w:rFonts w:ascii="Courier New" w:hAnsi="Courier New" w:cs="Courier New"/>
-          <w:b/>
-          <w:bCs/>
-          <w:sz w:val="24"/>
-          <w:szCs w:val="24"/>
-        </w:rPr>
-        <w:t xml:space="preserve">Largoza, G., &amp; Fernandez, C. (2025). </w:t>
+      <w:proofErr w:type="spellStart"/>
+      <w:r>
+        <w:rPr>
+          <w:rFonts w:ascii="Courier New" w:hAnsi="Courier New" w:cs="Courier New"/>
+          <w:b/>
+          <w:bCs/>
+          <w:sz w:val="24"/>
+          <w:szCs w:val="24"/>
+        </w:rPr>
+        <w:t>Largoza</w:t>
+      </w:r>
+      <w:proofErr w:type="spellEnd"/>
+      <w:r>
+        <w:rPr>
+          <w:rFonts w:ascii="Courier New" w:hAnsi="Courier New" w:cs="Courier New"/>
+          <w:b/>
+          <w:bCs/>
+          <w:sz w:val="24"/>
+          <w:szCs w:val="24"/>
+        </w:rPr>
+        <w:t xml:space="preserve">, G., &amp; Fernandez, C. (2025). </w:t>
       </w:r>
       <w:r>
         <w:rPr>
@@ -15983,15 +16807,49 @@
           <w:szCs w:val="24"/>
         </w:rPr>
       </w:pPr>
-      <w:r>
-        <w:rPr>
-          <w:rFonts w:ascii="Courier New" w:hAnsi="Courier New" w:cs="Courier New"/>
-          <w:b/>
-          <w:bCs/>
-          <w:sz w:val="24"/>
-          <w:szCs w:val="24"/>
-        </w:rPr>
-        <w:t>Miña, L. M., Bercasio, R. R. O., &amp; Llenaresas, H. M. (2021).</w:t>
+      <w:proofErr w:type="spellStart"/>
+      <w:r>
+        <w:rPr>
+          <w:rFonts w:ascii="Courier New" w:hAnsi="Courier New" w:cs="Courier New"/>
+          <w:b/>
+          <w:bCs/>
+          <w:sz w:val="24"/>
+          <w:szCs w:val="24"/>
+        </w:rPr>
+        <w:t>Miña</w:t>
+      </w:r>
+      <w:proofErr w:type="spellEnd"/>
+      <w:r>
+        <w:rPr>
+          <w:rFonts w:ascii="Courier New" w:hAnsi="Courier New" w:cs="Courier New"/>
+          <w:b/>
+          <w:bCs/>
+          <w:sz w:val="24"/>
+          <w:szCs w:val="24"/>
+        </w:rPr>
+        <w:t xml:space="preserve">, L. M., Bercasio, R. R. O., &amp; </w:t>
+      </w:r>
+      <w:proofErr w:type="spellStart"/>
+      <w:r>
+        <w:rPr>
+          <w:rFonts w:ascii="Courier New" w:hAnsi="Courier New" w:cs="Courier New"/>
+          <w:b/>
+          <w:bCs/>
+          <w:sz w:val="24"/>
+          <w:szCs w:val="24"/>
+        </w:rPr>
+        <w:t>Llenaresas</w:t>
+      </w:r>
+      <w:proofErr w:type="spellEnd"/>
+      <w:r>
+        <w:rPr>
+          <w:rFonts w:ascii="Courier New" w:hAnsi="Courier New" w:cs="Courier New"/>
+          <w:b/>
+          <w:bCs/>
+          <w:sz w:val="24"/>
+          <w:szCs w:val="24"/>
+        </w:rPr>
+        <w:t>, H. M. (2021).</w:t>
       </w:r>
       <w:r>
         <w:rPr>
@@ -16266,7 +17124,25 @@
           <w:sz w:val="24"/>
           <w:szCs w:val="24"/>
         </w:rPr>
-        <w:t xml:space="preserve">(SQuaRE) — Product quality model. International </w:t>
+        <w:t>(</w:t>
+      </w:r>
+      <w:proofErr w:type="spellStart"/>
+      <w:r>
+        <w:rPr>
+          <w:rFonts w:ascii="Courier New" w:hAnsi="Courier New" w:cs="Courier New"/>
+          <w:sz w:val="24"/>
+          <w:szCs w:val="24"/>
+        </w:rPr>
+        <w:t>SQuaRE</w:t>
+      </w:r>
+      <w:proofErr w:type="spellEnd"/>
+      <w:r>
+        <w:rPr>
+          <w:rFonts w:ascii="Courier New" w:hAnsi="Courier New" w:cs="Courier New"/>
+          <w:sz w:val="24"/>
+          <w:szCs w:val="24"/>
+        </w:rPr>
+        <w:t xml:space="preserve">) — Product quality model. International </w:t>
       </w:r>
       <w:r>
         <w:rPr>
@@ -16389,7 +17265,55 @@
           <w:szCs w:val="24"/>
           <w:lang w:val="en-US" w:eastAsia="zh-CN"/>
         </w:rPr>
-        <w:t xml:space="preserve">Akulova, B., Tashtobaeva, B., Vassilev, T., &amp; Koychumanov, B. (2025). </w:t>
+        <w:t xml:space="preserve">Akulova, B., </w:t>
+      </w:r>
+      <w:proofErr w:type="spellStart"/>
+      <w:r>
+        <w:rPr>
+          <w:rFonts w:ascii="Courier New" w:hAnsi="Courier New" w:cs="Courier New"/>
+          <w:b/>
+          <w:bCs/>
+          <w:sz w:val="24"/>
+          <w:szCs w:val="24"/>
+          <w:lang w:val="en-US" w:eastAsia="zh-CN"/>
+        </w:rPr>
+        <w:t>Tashtobaeva</w:t>
+      </w:r>
+      <w:proofErr w:type="spellEnd"/>
+      <w:r>
+        <w:rPr>
+          <w:rFonts w:ascii="Courier New" w:hAnsi="Courier New" w:cs="Courier New"/>
+          <w:b/>
+          <w:bCs/>
+          <w:sz w:val="24"/>
+          <w:szCs w:val="24"/>
+          <w:lang w:val="en-US" w:eastAsia="zh-CN"/>
+        </w:rPr>
+        <w:t xml:space="preserve">, B., Vassilev, T., &amp; </w:t>
+      </w:r>
+      <w:proofErr w:type="spellStart"/>
+      <w:r>
+        <w:rPr>
+          <w:rFonts w:ascii="Courier New" w:hAnsi="Courier New" w:cs="Courier New"/>
+          <w:b/>
+          <w:bCs/>
+          <w:sz w:val="24"/>
+          <w:szCs w:val="24"/>
+          <w:lang w:val="en-US" w:eastAsia="zh-CN"/>
+        </w:rPr>
+        <w:t>Koychumanov</w:t>
+      </w:r>
+      <w:proofErr w:type="spellEnd"/>
+      <w:r>
+        <w:rPr>
+          <w:rFonts w:ascii="Courier New" w:hAnsi="Courier New" w:cs="Courier New"/>
+          <w:b/>
+          <w:bCs/>
+          <w:sz w:val="24"/>
+          <w:szCs w:val="24"/>
+          <w:lang w:val="en-US" w:eastAsia="zh-CN"/>
+        </w:rPr>
+        <w:t xml:space="preserve">, B. (2025). </w:t>
       </w:r>
     </w:p>
     <w:p>
@@ -16506,7 +17430,31 @@
           <w:szCs w:val="24"/>
           <w:lang w:val="en-US" w:eastAsia="zh-CN"/>
         </w:rPr>
-        <w:t xml:space="preserve">Al-Fedaghi, S., &amp; Al-Muhanna, A. (2022). </w:t>
+        <w:t>Al-</w:t>
+      </w:r>
+      <w:proofErr w:type="spellStart"/>
+      <w:r>
+        <w:rPr>
+          <w:rFonts w:ascii="Courier New" w:hAnsi="Courier New" w:cs="Courier New"/>
+          <w:b/>
+          <w:bCs/>
+          <w:sz w:val="24"/>
+          <w:szCs w:val="24"/>
+          <w:lang w:val="en-US" w:eastAsia="zh-CN"/>
+        </w:rPr>
+        <w:t>Fedaghi</w:t>
+      </w:r>
+      <w:proofErr w:type="spellEnd"/>
+      <w:r>
+        <w:rPr>
+          <w:rFonts w:ascii="Courier New" w:hAnsi="Courier New" w:cs="Courier New"/>
+          <w:b/>
+          <w:bCs/>
+          <w:sz w:val="24"/>
+          <w:szCs w:val="24"/>
+          <w:lang w:val="en-US" w:eastAsia="zh-CN"/>
+        </w:rPr>
+        <w:t xml:space="preserve">, S., &amp; Al-Muhanna, A. (2022). </w:t>
       </w:r>
     </w:p>
     <w:p>
@@ -16612,8 +17560,9 @@
           <w:lang w:val="en-US" w:eastAsia="zh-CN"/>
         </w:rPr>
         <w:tab/>
-        <w:t xml:space="preserve">monitoring study programme accreditation instruments. </w:t>
-      </w:r>
+        <w:t xml:space="preserve">monitoring study </w:t>
+      </w:r>
+      <w:proofErr w:type="spellStart"/>
       <w:r>
         <w:rPr>
           <w:rFonts w:ascii="Courier New" w:hAnsi="Courier New" w:cs="Courier New"/>
@@ -16621,8 +17570,106 @@
           <w:szCs w:val="24"/>
           <w:lang w:val="en-US" w:eastAsia="zh-CN"/>
         </w:rPr>
+        <w:t>programme</w:t>
+      </w:r>
+      <w:proofErr w:type="spellEnd"/>
+      <w:r>
+        <w:rPr>
+          <w:rFonts w:ascii="Courier New" w:hAnsi="Courier New" w:cs="Courier New"/>
+          <w:sz w:val="24"/>
+          <w:szCs w:val="24"/>
+          <w:lang w:val="en-US" w:eastAsia="zh-CN"/>
+        </w:rPr>
+        <w:t xml:space="preserve"> accreditation instruments. </w:t>
+      </w:r>
+      <w:r>
+        <w:rPr>
+          <w:rFonts w:ascii="Courier New" w:hAnsi="Courier New" w:cs="Courier New"/>
+          <w:sz w:val="24"/>
+          <w:szCs w:val="24"/>
+          <w:lang w:val="en-US" w:eastAsia="zh-CN"/>
+        </w:rPr>
         <w:tab/>
-        <w:t xml:space="preserve">Sinkron: Jurnal dan Penelitian Teknik Informatika, 8(3), </w:t>
+      </w:r>
+      <w:proofErr w:type="spellStart"/>
+      <w:r>
+        <w:rPr>
+          <w:rFonts w:ascii="Courier New" w:hAnsi="Courier New" w:cs="Courier New"/>
+          <w:sz w:val="24"/>
+          <w:szCs w:val="24"/>
+          <w:lang w:val="en-US" w:eastAsia="zh-CN"/>
+        </w:rPr>
+        <w:t>Sinkron</w:t>
+      </w:r>
+      <w:proofErr w:type="spellEnd"/>
+      <w:r>
+        <w:rPr>
+          <w:rFonts w:ascii="Courier New" w:hAnsi="Courier New" w:cs="Courier New"/>
+          <w:sz w:val="24"/>
+          <w:szCs w:val="24"/>
+          <w:lang w:val="en-US" w:eastAsia="zh-CN"/>
+        </w:rPr>
+        <w:t xml:space="preserve">: </w:t>
+      </w:r>
+      <w:proofErr w:type="spellStart"/>
+      <w:r>
+        <w:rPr>
+          <w:rFonts w:ascii="Courier New" w:hAnsi="Courier New" w:cs="Courier New"/>
+          <w:sz w:val="24"/>
+          <w:szCs w:val="24"/>
+          <w:lang w:val="en-US" w:eastAsia="zh-CN"/>
+        </w:rPr>
+        <w:t>Jurnal</w:t>
+      </w:r>
+      <w:proofErr w:type="spellEnd"/>
+      <w:r>
+        <w:rPr>
+          <w:rFonts w:ascii="Courier New" w:hAnsi="Courier New" w:cs="Courier New"/>
+          <w:sz w:val="24"/>
+          <w:szCs w:val="24"/>
+          <w:lang w:val="en-US" w:eastAsia="zh-CN"/>
+        </w:rPr>
+        <w:t xml:space="preserve"> dan </w:t>
+      </w:r>
+      <w:proofErr w:type="spellStart"/>
+      <w:r>
+        <w:rPr>
+          <w:rFonts w:ascii="Courier New" w:hAnsi="Courier New" w:cs="Courier New"/>
+          <w:sz w:val="24"/>
+          <w:szCs w:val="24"/>
+          <w:lang w:val="en-US" w:eastAsia="zh-CN"/>
+        </w:rPr>
+        <w:t>Penelitian</w:t>
+      </w:r>
+      <w:proofErr w:type="spellEnd"/>
+      <w:r>
+        <w:rPr>
+          <w:rFonts w:ascii="Courier New" w:hAnsi="Courier New" w:cs="Courier New"/>
+          <w:sz w:val="24"/>
+          <w:szCs w:val="24"/>
+          <w:lang w:val="en-US" w:eastAsia="zh-CN"/>
+        </w:rPr>
+        <w:t xml:space="preserve"> Teknik </w:t>
+      </w:r>
+      <w:proofErr w:type="spellStart"/>
+      <w:r>
+        <w:rPr>
+          <w:rFonts w:ascii="Courier New" w:hAnsi="Courier New" w:cs="Courier New"/>
+          <w:sz w:val="24"/>
+          <w:szCs w:val="24"/>
+          <w:lang w:val="en-US" w:eastAsia="zh-CN"/>
+        </w:rPr>
+        <w:t>Informatika</w:t>
+      </w:r>
+      <w:proofErr w:type="spellEnd"/>
+      <w:r>
+        <w:rPr>
+          <w:rFonts w:ascii="Courier New" w:hAnsi="Courier New" w:cs="Courier New"/>
+          <w:sz w:val="24"/>
+          <w:szCs w:val="24"/>
+          <w:lang w:val="en-US" w:eastAsia="zh-CN"/>
+        </w:rPr>
+        <w:t xml:space="preserve">, 8(3), </w:t>
       </w:r>
       <w:r>
         <w:rPr>
@@ -16853,7 +17900,55 @@
           <w:szCs w:val="24"/>
           <w:lang w:val="en-US" w:eastAsia="zh-CN"/>
         </w:rPr>
-        <w:t xml:space="preserve">Naldi, A., Nurkadri, N., Srisudarso, M., &amp; Pratama, I. G. L. (2024). </w:t>
+        <w:t xml:space="preserve">Naldi, A., </w:t>
+      </w:r>
+      <w:proofErr w:type="spellStart"/>
+      <w:r>
+        <w:rPr>
+          <w:rFonts w:ascii="Courier New" w:hAnsi="Courier New" w:cs="Courier New"/>
+          <w:b/>
+          <w:bCs/>
+          <w:sz w:val="24"/>
+          <w:szCs w:val="24"/>
+          <w:lang w:val="en-US" w:eastAsia="zh-CN"/>
+        </w:rPr>
+        <w:t>Nurkadri</w:t>
+      </w:r>
+      <w:proofErr w:type="spellEnd"/>
+      <w:r>
+        <w:rPr>
+          <w:rFonts w:ascii="Courier New" w:hAnsi="Courier New" w:cs="Courier New"/>
+          <w:b/>
+          <w:bCs/>
+          <w:sz w:val="24"/>
+          <w:szCs w:val="24"/>
+          <w:lang w:val="en-US" w:eastAsia="zh-CN"/>
+        </w:rPr>
+        <w:t xml:space="preserve">, N., </w:t>
+      </w:r>
+      <w:proofErr w:type="spellStart"/>
+      <w:r>
+        <w:rPr>
+          <w:rFonts w:ascii="Courier New" w:hAnsi="Courier New" w:cs="Courier New"/>
+          <w:b/>
+          <w:bCs/>
+          <w:sz w:val="24"/>
+          <w:szCs w:val="24"/>
+          <w:lang w:val="en-US" w:eastAsia="zh-CN"/>
+        </w:rPr>
+        <w:t>Srisudarso</w:t>
+      </w:r>
+      <w:proofErr w:type="spellEnd"/>
+      <w:r>
+        <w:rPr>
+          <w:rFonts w:ascii="Courier New" w:hAnsi="Courier New" w:cs="Courier New"/>
+          <w:b/>
+          <w:bCs/>
+          <w:sz w:val="24"/>
+          <w:szCs w:val="24"/>
+          <w:lang w:val="en-US" w:eastAsia="zh-CN"/>
+        </w:rPr>
+        <w:t xml:space="preserve">, M., &amp; Pratama, I. G. L. (2024). </w:t>
       </w:r>
     </w:p>
     <w:p>
@@ -16929,6 +18024,7 @@
           <w:lang w:val="en-US" w:eastAsia="zh-CN"/>
         </w:rPr>
       </w:pPr>
+      <w:proofErr w:type="spellStart"/>
       <w:r>
         <w:rPr>
           <w:rFonts w:ascii="Courier New" w:hAnsi="Courier New" w:cs="Courier New"/>
@@ -16938,7 +18034,19 @@
           <w:szCs w:val="24"/>
           <w:lang w:val="en-US" w:eastAsia="zh-CN"/>
         </w:rPr>
-        <w:t xml:space="preserve">Oware, E. N., &amp; Mokoena, S. (2025). </w:t>
+        <w:t>Oware</w:t>
+      </w:r>
+      <w:proofErr w:type="spellEnd"/>
+      <w:r>
+        <w:rPr>
+          <w:rFonts w:ascii="Courier New" w:hAnsi="Courier New" w:cs="Courier New"/>
+          <w:b/>
+          <w:bCs/>
+          <w:sz w:val="24"/>
+          <w:szCs w:val="24"/>
+          <w:lang w:val="en-US" w:eastAsia="zh-CN"/>
+        </w:rPr>
+        <w:t xml:space="preserve">, E. N., &amp; Mokoena, S. (2025). </w:t>
       </w:r>
     </w:p>
     <w:p>
@@ -17055,7 +18163,28 @@
           <w:lang w:val="en-US" w:eastAsia="zh-CN"/>
         </w:rPr>
         <w:tab/>
-        <w:t xml:space="preserve">education:Case studies. QAA. </w:t>
+      </w:r>
+      <w:proofErr w:type="spellStart"/>
+      <w:proofErr w:type="gramStart"/>
+      <w:r>
+        <w:rPr>
+          <w:rFonts w:ascii="Courier New" w:hAnsi="Courier New" w:cs="Courier New"/>
+          <w:sz w:val="24"/>
+          <w:szCs w:val="24"/>
+          <w:lang w:val="en-US" w:eastAsia="zh-CN"/>
+        </w:rPr>
+        <w:t>education:Case</w:t>
+      </w:r>
+      <w:proofErr w:type="spellEnd"/>
+      <w:proofErr w:type="gramEnd"/>
+      <w:r>
+        <w:rPr>
+          <w:rFonts w:ascii="Courier New" w:hAnsi="Courier New" w:cs="Courier New"/>
+          <w:sz w:val="24"/>
+          <w:szCs w:val="24"/>
+          <w:lang w:val="en-US" w:eastAsia="zh-CN"/>
+        </w:rPr>
+        <w:t xml:space="preserve"> studies. QAA. </w:t>
       </w:r>
       <w:r>
         <w:rPr>
@@ -17173,7 +18302,27 @@
           <w:lang w:val="en-US" w:eastAsia="zh-CN"/>
         </w:rPr>
         <w:lastRenderedPageBreak/>
-        <w:t xml:space="preserve">empirical evaluation. Ceddi Journal of Education, 4(2), 33-41. </w:t>
+        <w:t xml:space="preserve">empirical evaluation. </w:t>
+      </w:r>
+      <w:proofErr w:type="spellStart"/>
+      <w:r>
+        <w:rPr>
+          <w:rFonts w:ascii="Courier New" w:hAnsi="Courier New" w:cs="Courier New"/>
+          <w:sz w:val="24"/>
+          <w:szCs w:val="24"/>
+          <w:lang w:val="en-US" w:eastAsia="zh-CN"/>
+        </w:rPr>
+        <w:t>Ceddi</w:t>
+      </w:r>
+      <w:proofErr w:type="spellEnd"/>
+      <w:r>
+        <w:rPr>
+          <w:rFonts w:ascii="Courier New" w:hAnsi="Courier New" w:cs="Courier New"/>
+          <w:sz w:val="24"/>
+          <w:szCs w:val="24"/>
+          <w:lang w:val="en-US" w:eastAsia="zh-CN"/>
+        </w:rPr>
+        <w:t xml:space="preserve"> Journal of Education, 4(2), 33-41. </w:t>
       </w:r>
       <w:hyperlink r:id="rId54" w:tgtFrame="_blank" w:history="1">
         <w:r>
@@ -17207,7 +18356,55 @@
           <w:szCs w:val="24"/>
           <w:lang w:val="en-US" w:eastAsia="zh-CN"/>
         </w:rPr>
-        <w:t>Saeed, S., Almuhaideb, A. M., Bamarouf, Y. A., &amp; Al-Malaise Al-Ghamdi, A. (2021).</w:t>
+        <w:t xml:space="preserve">Saeed, S., </w:t>
+      </w:r>
+      <w:proofErr w:type="spellStart"/>
+      <w:r>
+        <w:rPr>
+          <w:rFonts w:ascii="Courier New" w:hAnsi="Courier New" w:cs="Courier New"/>
+          <w:b/>
+          <w:bCs/>
+          <w:sz w:val="24"/>
+          <w:szCs w:val="24"/>
+          <w:lang w:val="en-US" w:eastAsia="zh-CN"/>
+        </w:rPr>
+        <w:t>Almuhaideb</w:t>
+      </w:r>
+      <w:proofErr w:type="spellEnd"/>
+      <w:r>
+        <w:rPr>
+          <w:rFonts w:ascii="Courier New" w:hAnsi="Courier New" w:cs="Courier New"/>
+          <w:b/>
+          <w:bCs/>
+          <w:sz w:val="24"/>
+          <w:szCs w:val="24"/>
+          <w:lang w:val="en-US" w:eastAsia="zh-CN"/>
+        </w:rPr>
+        <w:t xml:space="preserve">, A. M., </w:t>
+      </w:r>
+      <w:proofErr w:type="spellStart"/>
+      <w:r>
+        <w:rPr>
+          <w:rFonts w:ascii="Courier New" w:hAnsi="Courier New" w:cs="Courier New"/>
+          <w:b/>
+          <w:bCs/>
+          <w:sz w:val="24"/>
+          <w:szCs w:val="24"/>
+          <w:lang w:val="en-US" w:eastAsia="zh-CN"/>
+        </w:rPr>
+        <w:t>Bamarouf</w:t>
+      </w:r>
+      <w:proofErr w:type="spellEnd"/>
+      <w:r>
+        <w:rPr>
+          <w:rFonts w:ascii="Courier New" w:hAnsi="Courier New" w:cs="Courier New"/>
+          <w:b/>
+          <w:bCs/>
+          <w:sz w:val="24"/>
+          <w:szCs w:val="24"/>
+          <w:lang w:val="en-US" w:eastAsia="zh-CN"/>
+        </w:rPr>
+        <w:t>, Y. A., &amp; Al-Malaise Al-Ghamdi, A. (2021).</w:t>
       </w:r>
       <w:r>
         <w:rPr>
@@ -17270,7 +18467,55 @@
           <w:szCs w:val="24"/>
           <w:lang w:val="en-US" w:eastAsia="zh-CN"/>
         </w:rPr>
-        <w:t>Salleh, S. F., Ujir, H., Sapawi, R., &amp; Hashim, H. F. (2020).</w:t>
+        <w:t xml:space="preserve">Salleh, S. F., </w:t>
+      </w:r>
+      <w:proofErr w:type="spellStart"/>
+      <w:r>
+        <w:rPr>
+          <w:rFonts w:ascii="Courier New" w:hAnsi="Courier New" w:cs="Courier New"/>
+          <w:b/>
+          <w:bCs/>
+          <w:sz w:val="24"/>
+          <w:szCs w:val="24"/>
+          <w:lang w:val="en-US" w:eastAsia="zh-CN"/>
+        </w:rPr>
+        <w:t>Ujir</w:t>
+      </w:r>
+      <w:proofErr w:type="spellEnd"/>
+      <w:r>
+        <w:rPr>
+          <w:rFonts w:ascii="Courier New" w:hAnsi="Courier New" w:cs="Courier New"/>
+          <w:b/>
+          <w:bCs/>
+          <w:sz w:val="24"/>
+          <w:szCs w:val="24"/>
+          <w:lang w:val="en-US" w:eastAsia="zh-CN"/>
+        </w:rPr>
+        <w:t xml:space="preserve">, H., </w:t>
+      </w:r>
+      <w:proofErr w:type="spellStart"/>
+      <w:r>
+        <w:rPr>
+          <w:rFonts w:ascii="Courier New" w:hAnsi="Courier New" w:cs="Courier New"/>
+          <w:b/>
+          <w:bCs/>
+          <w:sz w:val="24"/>
+          <w:szCs w:val="24"/>
+          <w:lang w:val="en-US" w:eastAsia="zh-CN"/>
+        </w:rPr>
+        <w:t>Sapawi</w:t>
+      </w:r>
+      <w:proofErr w:type="spellEnd"/>
+      <w:r>
+        <w:rPr>
+          <w:rFonts w:ascii="Courier New" w:hAnsi="Courier New" w:cs="Courier New"/>
+          <w:b/>
+          <w:bCs/>
+          <w:sz w:val="24"/>
+          <w:szCs w:val="24"/>
+          <w:lang w:val="en-US" w:eastAsia="zh-CN"/>
+        </w:rPr>
+        <w:t>, R., &amp; Hashim, H. F. (2020).</w:t>
       </w:r>
       <w:r>
         <w:rPr>
@@ -17303,6 +18548,7 @@
           <w:szCs w:val="24"/>
         </w:rPr>
       </w:pPr>
+      <w:proofErr w:type="spellStart"/>
       <w:r>
         <w:rPr>
           <w:rFonts w:ascii="Courier New" w:hAnsi="Courier New" w:cs="Courier New"/>
@@ -17312,7 +18558,67 @@
           <w:szCs w:val="24"/>
           <w:lang w:val="en-US" w:eastAsia="zh-CN"/>
         </w:rPr>
-        <w:t xml:space="preserve">Taufiqurrahman, Junaedy, &amp; Syarifuddin, R. (2025). </w:t>
+        <w:t>Taufiqurrahman</w:t>
+      </w:r>
+      <w:proofErr w:type="spellEnd"/>
+      <w:r>
+        <w:rPr>
+          <w:rFonts w:ascii="Courier New" w:hAnsi="Courier New" w:cs="Courier New"/>
+          <w:b/>
+          <w:bCs/>
+          <w:sz w:val="24"/>
+          <w:szCs w:val="24"/>
+          <w:lang w:val="en-US" w:eastAsia="zh-CN"/>
+        </w:rPr>
+        <w:t xml:space="preserve">, </w:t>
+      </w:r>
+      <w:proofErr w:type="spellStart"/>
+      <w:r>
+        <w:rPr>
+          <w:rFonts w:ascii="Courier New" w:hAnsi="Courier New" w:cs="Courier New"/>
+          <w:b/>
+          <w:bCs/>
+          <w:sz w:val="24"/>
+          <w:szCs w:val="24"/>
+          <w:lang w:val="en-US" w:eastAsia="zh-CN"/>
+        </w:rPr>
+        <w:t>Junaedy</w:t>
+      </w:r>
+      <w:proofErr w:type="spellEnd"/>
+      <w:r>
+        <w:rPr>
+          <w:rFonts w:ascii="Courier New" w:hAnsi="Courier New" w:cs="Courier New"/>
+          <w:b/>
+          <w:bCs/>
+          <w:sz w:val="24"/>
+          <w:szCs w:val="24"/>
+          <w:lang w:val="en-US" w:eastAsia="zh-CN"/>
+        </w:rPr>
+        <w:t xml:space="preserve">, &amp; </w:t>
+      </w:r>
+      <w:proofErr w:type="spellStart"/>
+      <w:r>
+        <w:rPr>
+          <w:rFonts w:ascii="Courier New" w:hAnsi="Courier New" w:cs="Courier New"/>
+          <w:b/>
+          <w:bCs/>
+          <w:sz w:val="24"/>
+          <w:szCs w:val="24"/>
+          <w:lang w:val="en-US" w:eastAsia="zh-CN"/>
+        </w:rPr>
+        <w:t>Syarifuddin</w:t>
+      </w:r>
+      <w:proofErr w:type="spellEnd"/>
+      <w:r>
+        <w:rPr>
+          <w:rFonts w:ascii="Courier New" w:hAnsi="Courier New" w:cs="Courier New"/>
+          <w:b/>
+          <w:bCs/>
+          <w:sz w:val="24"/>
+          <w:szCs w:val="24"/>
+          <w:lang w:val="en-US" w:eastAsia="zh-CN"/>
+        </w:rPr>
+        <w:t xml:space="preserve">, R. (2025). </w:t>
       </w:r>
       <w:r>
         <w:rPr>
@@ -17696,7 +19002,27 @@
           <w:szCs w:val="24"/>
           <w:lang w:val="en-US" w:eastAsia="zh-CN"/>
         </w:rPr>
-        <w:t>EDCOM 2 final report: National Education and Workforce Development Plan (NatPlan) 2026-2035. Republic of the Philippines.</w:t>
+        <w:t>EDCOM 2 final report: National Education and Workforce Development Plan (</w:t>
+      </w:r>
+      <w:proofErr w:type="spellStart"/>
+      <w:r>
+        <w:rPr>
+          <w:rFonts w:ascii="Courier New" w:hAnsi="Courier New" w:cs="Courier New"/>
+          <w:sz w:val="24"/>
+          <w:szCs w:val="24"/>
+          <w:lang w:val="en-US" w:eastAsia="zh-CN"/>
+        </w:rPr>
+        <w:t>NatPlan</w:t>
+      </w:r>
+      <w:proofErr w:type="spellEnd"/>
+      <w:r>
+        <w:rPr>
+          <w:rFonts w:ascii="Courier New" w:hAnsi="Courier New" w:cs="Courier New"/>
+          <w:sz w:val="24"/>
+          <w:szCs w:val="24"/>
+          <w:lang w:val="en-US" w:eastAsia="zh-CN"/>
+        </w:rPr>
+        <w:t>) 2026-2035. Republic of the Philippines.</w:t>
       </w:r>
     </w:p>
     <w:p>
@@ -17711,6 +19037,7 @@
           <w:lang w:val="en-US" w:eastAsia="zh-CN"/>
         </w:rPr>
       </w:pPr>
+      <w:proofErr w:type="spellStart"/>
       <w:r>
         <w:rPr>
           <w:rFonts w:ascii="Courier New" w:hAnsi="Courier New" w:cs="Courier New"/>
@@ -17720,7 +19047,19 @@
           <w:szCs w:val="24"/>
           <w:lang w:val="en-US" w:eastAsia="zh-CN"/>
         </w:rPr>
-        <w:t>Guimaras State University. (2025).</w:t>
+        <w:t>Guimaras</w:t>
+      </w:r>
+      <w:proofErr w:type="spellEnd"/>
+      <w:r>
+        <w:rPr>
+          <w:rFonts w:ascii="Courier New" w:hAnsi="Courier New" w:cs="Courier New"/>
+          <w:b/>
+          <w:bCs/>
+          <w:sz w:val="24"/>
+          <w:szCs w:val="24"/>
+          <w:lang w:val="en-US" w:eastAsia="zh-CN"/>
+        </w:rPr>
+        <w:t xml:space="preserve"> State University. (2025).</w:t>
       </w:r>
       <w:r>
         <w:rPr>
@@ -17928,6 +19267,7 @@
           <w:lang w:val="en-US" w:eastAsia="zh-CN"/>
         </w:rPr>
       </w:pPr>
+      <w:proofErr w:type="spellStart"/>
       <w:r>
         <w:rPr>
           <w:rFonts w:ascii="Courier New" w:hAnsi="Courier New" w:cs="Courier New"/>
@@ -17937,7 +19277,43 @@
           <w:szCs w:val="24"/>
           <w:lang w:val="en-US" w:eastAsia="zh-CN"/>
         </w:rPr>
-        <w:t>Necosia, R. I. M. T., &amp; Sealza, I. S. (2024).</w:t>
+        <w:t>Necosia</w:t>
+      </w:r>
+      <w:proofErr w:type="spellEnd"/>
+      <w:r>
+        <w:rPr>
+          <w:rFonts w:ascii="Courier New" w:hAnsi="Courier New" w:cs="Courier New"/>
+          <w:b/>
+          <w:bCs/>
+          <w:sz w:val="24"/>
+          <w:szCs w:val="24"/>
+          <w:lang w:val="en-US" w:eastAsia="zh-CN"/>
+        </w:rPr>
+        <w:t xml:space="preserve">, R. I. M. T., &amp; </w:t>
+      </w:r>
+      <w:proofErr w:type="spellStart"/>
+      <w:r>
+        <w:rPr>
+          <w:rFonts w:ascii="Courier New" w:hAnsi="Courier New" w:cs="Courier New"/>
+          <w:b/>
+          <w:bCs/>
+          <w:sz w:val="24"/>
+          <w:szCs w:val="24"/>
+          <w:lang w:val="en-US" w:eastAsia="zh-CN"/>
+        </w:rPr>
+        <w:t>Sealza</w:t>
+      </w:r>
+      <w:proofErr w:type="spellEnd"/>
+      <w:r>
+        <w:rPr>
+          <w:rFonts w:ascii="Courier New" w:hAnsi="Courier New" w:cs="Courier New"/>
+          <w:b/>
+          <w:bCs/>
+          <w:sz w:val="24"/>
+          <w:szCs w:val="24"/>
+          <w:lang w:val="en-US" w:eastAsia="zh-CN"/>
+        </w:rPr>
+        <w:t>, I. S. (2024).</w:t>
       </w:r>
     </w:p>
     <w:p>
@@ -18136,7 +19512,27 @@
           <w:szCs w:val="24"/>
           <w:lang w:val="en-US" w:eastAsia="zh-CN"/>
         </w:rPr>
-        <w:t>Batas Pambansa Blg. 232: Education Act of 1982.</w:t>
+        <w:t xml:space="preserve">Batas Pambansa </w:t>
+      </w:r>
+      <w:proofErr w:type="spellStart"/>
+      <w:r>
+        <w:rPr>
+          <w:rFonts w:ascii="Courier New" w:hAnsi="Courier New" w:cs="Courier New"/>
+          <w:sz w:val="24"/>
+          <w:szCs w:val="24"/>
+          <w:lang w:val="en-US" w:eastAsia="zh-CN"/>
+        </w:rPr>
+        <w:t>Blg</w:t>
+      </w:r>
+      <w:proofErr w:type="spellEnd"/>
+      <w:r>
+        <w:rPr>
+          <w:rFonts w:ascii="Courier New" w:hAnsi="Courier New" w:cs="Courier New"/>
+          <w:sz w:val="24"/>
+          <w:szCs w:val="24"/>
+          <w:lang w:val="en-US" w:eastAsia="zh-CN"/>
+        </w:rPr>
+        <w:t>. 232: Education Act of 1982.</w:t>
       </w:r>
     </w:p>
     <w:p>
@@ -18526,8 +19922,89 @@
 
 <file path=word/footer3.xml><?xml version="1.0" encoding="utf-8"?>
 <w:ftr xmlns:wpc="http://schemas.microsoft.com/office/word/2010/wordprocessingCanvas" xmlns:cx="http://schemas.microsoft.com/office/drawing/2014/chartex" xmlns:cx1="http://schemas.microsoft.com/office/drawing/2015/9/8/chartex" xmlns:cx2="http://schemas.microsoft.com/office/drawing/2015/10/21/chartex" xmlns:cx3="http://schemas.microsoft.com/office/drawing/2016/5/9/chartex" xmlns:cx4="http://schemas.microsoft.com/office/drawing/2016/5/10/chartex" xmlns:cx5="http://schemas.microsoft.com/office/drawing/2016/5/11/chartex" xmlns:cx6="http://schemas.microsoft.com/office/drawing/2016/5/12/chartex" xmlns:cx7="http://schemas.microsoft.com/office/drawing/2016/5/13/chartex" xmlns:cx8="http://schemas.microsoft.com/office/drawing/2016/5/14/chartex" xmlns:mc="http://schemas.openxmlformats.org/markup-compatibility/2006" xmlns:aink="http://schemas.microsoft.com/office/drawing/2016/ink" xmlns:am3d="http://schemas.microsoft.com/office/drawing/2017/model3d" xmlns:o="urn:schemas-microsoft-com:office:office" xmlns:oel="http://schemas.microsoft.com/office/2019/extlst" xmlns:r="http://schemas.openxmlformats.org/officeDocument/2006/relationships" xmlns:m="http://schemas.openxmlformats.org/officeDocument/2006/math" xmlns:v="urn:schemas-microsoft-com:vml" xmlns:wp14="http://schemas.microsoft.com/office/word/2010/wordprocessingDrawing" xmlns:wp="http://schemas.openxmlformats.org/drawingml/2006/wordprocessingDrawing" xmlns:w10="urn:schemas-microsoft-com:office:word" xmlns:w="http://schemas.openxmlformats.org/wordprocessingml/2006/main" xmlns:w14="http://schemas.microsoft.com/office/word/2010/wordml" xmlns:w15="http://schemas.microsoft.com/office/word/2012/wordml" xmlns:w16cex="http://schemas.microsoft.com/office/word/2018/wordml/cex" xmlns:w16cid="http://schemas.microsoft.com/office/word/2016/wordml/cid" xmlns:w16="http://schemas.microsoft.com/office/word/2018/wordml" xmlns:w16du="http://schemas.microsoft.com/office/word/2023/wordml/word16du" xmlns:w16sdtdh="http://schemas.microsoft.com/office/word/2020/wordml/sdtdatahash" xmlns:w16sdtfl="http://schemas.microsoft.com/office/word/2024/wordml/sdtformatlock" xmlns:w16se="http://schemas.microsoft.com/office/word/2015/wordml/symex" xmlns:wpg="http://schemas.microsoft.com/office/word/2010/wordprocessingGroup" xmlns:wpi="http://schemas.microsoft.com/office/word/2010/wordprocessingInk" xmlns:wne="http://schemas.microsoft.com/office/word/2006/wordml" xmlns:wps="http://schemas.microsoft.com/office/word/2010/wordprocessingShape" mc:Ignorable="w14 w15 w16se w16cid w16 w16cex w16sdtdh w16sdtfl w16du wp14">
+  <w:sdt>
+    <w:sdtPr>
+      <w:id w:val="-346180850"/>
+    </w:sdtPr>
+    <w:sdtContent>
+      <w:p>
+        <w:pPr>
+          <w:pStyle w:val="Footer"/>
+          <w:jc w:val="center"/>
+        </w:pPr>
+        <w:r>
+          <w:rPr>
+            <w:rFonts w:ascii="Courier New" w:hAnsi="Courier New" w:cs="Courier New"/>
+            <w:noProof/>
+            <w:lang w:eastAsia="en-PH"/>
+          </w:rPr>
+          <mc:AlternateContent>
+            <mc:Choice Requires="wps">
+              <w:drawing>
+                <wp:anchor distT="0" distB="0" distL="114300" distR="114300" simplePos="0" relativeHeight="251645952" behindDoc="0" locked="0" layoutInCell="1" allowOverlap="1" wp14:anchorId="597055CA" wp14:editId="492FEC36">
+                  <wp:simplePos x="0" y="0"/>
+                  <wp:positionH relativeFrom="page">
+                    <wp:align>left</wp:align>
+                  </wp:positionH>
+                  <wp:positionV relativeFrom="paragraph">
+                    <wp:posOffset>-112395</wp:posOffset>
+                  </wp:positionV>
+                  <wp:extent cx="7772400" cy="0"/>
+                  <wp:effectExtent l="0" t="19050" r="19050" b="19050"/>
+                  <wp:wrapNone/>
+                  <wp:docPr id="431550391" name="Straight Connector 431550391"/>
+                  <wp:cNvGraphicFramePr/>
+                  <a:graphic xmlns:a="http://schemas.openxmlformats.org/drawingml/2006/main">
+                    <a:graphicData uri="http://schemas.microsoft.com/office/word/2010/wordprocessingShape">
+                      <wps:wsp>
+                        <wps:cNvCnPr/>
+                        <wps:spPr>
+                          <a:xfrm>
+                            <a:off x="0" y="0"/>
+                            <a:ext cx="7772400" cy="0"/>
+                          </a:xfrm>
+                          <a:prstGeom prst="line">
+                            <a:avLst/>
+                          </a:prstGeom>
+                          <a:ln w="38100"/>
+                        </wps:spPr>
+                        <wps:style>
+                          <a:lnRef idx="1">
+                            <a:schemeClr val="dk1"/>
+                          </a:lnRef>
+                          <a:fillRef idx="0">
+                            <a:schemeClr val="dk1"/>
+                          </a:fillRef>
+                          <a:effectRef idx="0">
+                            <a:schemeClr val="dk1"/>
+                          </a:effectRef>
+                          <a:fontRef idx="minor">
+                            <a:schemeClr val="tx1"/>
+                          </a:fontRef>
+                        </wps:style>
+                        <wps:bodyPr/>
+                      </wps:wsp>
+                    </a:graphicData>
+                  </a:graphic>
+                </wp:anchor>
+              </w:drawing>
+            </mc:Choice>
+            <mc:Fallback>
+              <w:pict>
+                <v:line w14:anchorId="7E22F063" id="Straight Connector 431550391" o:spid="_x0000_s1026" style="position:absolute;z-index:251664384;visibility:visible;mso-wrap-style:square;mso-wrap-distance-left:9pt;mso-wrap-distance-top:0;mso-wrap-distance-right:9pt;mso-wrap-distance-bottom:0;mso-position-horizontal:left;mso-position-horizontal-relative:page;mso-position-vertical:absolute;mso-position-vertical-relative:text" from="0,-8.85pt" to="612pt,-8.85pt" o:gfxdata="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" strokecolor="black [3200]" strokeweight="3pt">
+                  <v:stroke joinstyle="miter"/>
+                  <w10:wrap anchorx="page"/>
+                </v:line>
+              </w:pict>
+            </mc:Fallback>
+          </mc:AlternateContent>
+        </w:r>
+      </w:p>
+    </w:sdtContent>
+  </w:sdt>
   <w:p>
     <w:pPr>
+      <w:pStyle w:val="Footer"/>
       <w:jc w:val="center"/>
     </w:pPr>
     <w:r>
@@ -18560,7 +20037,15 @@
         <w:sz w:val="24"/>
         <w:szCs w:val="24"/>
       </w:rPr>
-      <w:t>ii</w:t>
+      <w:t>i</w:t>
+    </w:r>
+    <w:r>
+      <w:rPr>
+        <w:rFonts w:ascii="Courier New" w:hAnsi="Courier New" w:cs="Courier New"/>
+        <w:sz w:val="24"/>
+        <w:szCs w:val="24"/>
+      </w:rPr>
+      <w:t>i</w:t>
     </w:r>
     <w:r>
       <w:rPr>
@@ -19030,7 +20515,22 @@
             <w:sz w:val="24"/>
           </w:rPr>
           <w:tab/>
-          <w:t>Bulanao, Tabuk City, Kalinga</w:t>
+        </w:r>
+        <w:proofErr w:type="spellStart"/>
+        <w:r>
+          <w:rPr>
+            <w:rFonts w:ascii="Courier New" w:hAnsi="Courier New" w:cs="Courier New"/>
+            <w:sz w:val="24"/>
+          </w:rPr>
+          <w:t>Bulanao</w:t>
+        </w:r>
+        <w:proofErr w:type="spellEnd"/>
+        <w:r>
+          <w:rPr>
+            <w:rFonts w:ascii="Courier New" w:hAnsi="Courier New" w:cs="Courier New"/>
+            <w:sz w:val="24"/>
+          </w:rPr>
+          <w:t>, Tabuk City, Kalinga</w:t>
         </w:r>
       </w:p>
       <w:p>
@@ -19127,7 +20627,17 @@
             <w:szCs w:val="24"/>
             <w:lang w:val="en-US"/>
           </w:rPr>
-          <w:t>College of Engineering and Information Technol</w:t>
+          <w:t xml:space="preserve">College of Engineering and Information </w:t>
+        </w:r>
+        <w:proofErr w:type="spellStart"/>
+        <w:r>
+          <w:rPr>
+            <w:rFonts w:ascii="Courier New" w:hAnsi="Courier New" w:cs="Courier New"/>
+            <w:sz w:val="24"/>
+            <w:szCs w:val="24"/>
+            <w:lang w:val="en-US"/>
+          </w:rPr>
+          <w:t>Technol</w:t>
         </w:r>
         <w:r>
           <w:rPr>
@@ -19138,6 +20648,7 @@
           </w:rPr>
           <w:t>og</w:t>
         </w:r>
+        <w:proofErr w:type="spellEnd"/>
       </w:p>
       <w:p>
         <w:pPr>
@@ -19499,7 +21010,22 @@
             <w:sz w:val="24"/>
           </w:rPr>
           <w:tab/>
-          <w:t>Bulanao, Tabuk City, Kalinga</w:t>
+        </w:r>
+        <w:proofErr w:type="spellStart"/>
+        <w:r>
+          <w:rPr>
+            <w:rFonts w:ascii="Courier New" w:hAnsi="Courier New" w:cs="Courier New"/>
+            <w:sz w:val="24"/>
+          </w:rPr>
+          <w:t>Bulanao</w:t>
+        </w:r>
+        <w:proofErr w:type="spellEnd"/>
+        <w:r>
+          <w:rPr>
+            <w:rFonts w:ascii="Courier New" w:hAnsi="Courier New" w:cs="Courier New"/>
+            <w:sz w:val="24"/>
+          </w:rPr>
+          <w:t>, Tabuk City, Kalinga</w:t>
         </w:r>
       </w:p>
       <w:p>
@@ -19948,7 +21474,22 @@
             <w:sz w:val="24"/>
           </w:rPr>
           <w:tab/>
-          <w:t>Bulanao, Tabuk City, Kalinga</w:t>
+        </w:r>
+        <w:proofErr w:type="spellStart"/>
+        <w:r>
+          <w:rPr>
+            <w:rFonts w:ascii="Courier New" w:hAnsi="Courier New" w:cs="Courier New"/>
+            <w:sz w:val="24"/>
+          </w:rPr>
+          <w:t>Bulanao</w:t>
+        </w:r>
+        <w:proofErr w:type="spellEnd"/>
+        <w:r>
+          <w:rPr>
+            <w:rFonts w:ascii="Courier New" w:hAnsi="Courier New" w:cs="Courier New"/>
+            <w:sz w:val="24"/>
+          </w:rPr>
+          <w:t>, Tabuk City, Kalinga</w:t>
         </w:r>
       </w:p>
       <w:p>
@@ -20368,7 +21909,22 @@
             <w:sz w:val="24"/>
           </w:rPr>
           <w:tab/>
-          <w:t>Bulanao, Tabuk City, Kalinga</w:t>
+        </w:r>
+        <w:proofErr w:type="spellStart"/>
+        <w:r>
+          <w:rPr>
+            <w:rFonts w:ascii="Courier New" w:hAnsi="Courier New" w:cs="Courier New"/>
+            <w:sz w:val="24"/>
+          </w:rPr>
+          <w:t>Bulanao</w:t>
+        </w:r>
+        <w:proofErr w:type="spellEnd"/>
+        <w:r>
+          <w:rPr>
+            <w:rFonts w:ascii="Courier New" w:hAnsi="Courier New" w:cs="Courier New"/>
+            <w:sz w:val="24"/>
+          </w:rPr>
+          <w:t>, Tabuk City, Kalinga</w:t>
         </w:r>
       </w:p>
       <w:p>
@@ -20465,7 +22021,17 @@
             <w:szCs w:val="24"/>
             <w:lang w:val="en-US"/>
           </w:rPr>
-          <w:t>College of Engineering and Information Technol</w:t>
+          <w:t xml:space="preserve">College of Engineering and Information </w:t>
+        </w:r>
+        <w:proofErr w:type="spellStart"/>
+        <w:r>
+          <w:rPr>
+            <w:rFonts w:ascii="Courier New" w:hAnsi="Courier New" w:cs="Courier New"/>
+            <w:sz w:val="24"/>
+            <w:szCs w:val="24"/>
+            <w:lang w:val="en-US"/>
+          </w:rPr>
+          <w:t>Technol</w:t>
         </w:r>
         <w:r>
           <w:rPr>
@@ -20476,6 +22042,7 @@
           </w:rPr>
           <w:t>og</w:t>
         </w:r>
+        <w:proofErr w:type="spellEnd"/>
       </w:p>
       <w:p>
         <w:pPr>
@@ -20837,7 +22404,22 @@
             <w:sz w:val="24"/>
           </w:rPr>
           <w:tab/>
-          <w:t>Bulanao, Tabuk City, Kalinga</w:t>
+        </w:r>
+        <w:proofErr w:type="spellStart"/>
+        <w:r>
+          <w:rPr>
+            <w:rFonts w:ascii="Courier New" w:hAnsi="Courier New" w:cs="Courier New"/>
+            <w:sz w:val="24"/>
+          </w:rPr>
+          <w:t>Bulanao</w:t>
+        </w:r>
+        <w:proofErr w:type="spellEnd"/>
+        <w:r>
+          <w:rPr>
+            <w:rFonts w:ascii="Courier New" w:hAnsi="Courier New" w:cs="Courier New"/>
+            <w:sz w:val="24"/>
+          </w:rPr>
+          <w:t>, Tabuk City, Kalinga</w:t>
         </w:r>
       </w:p>
       <w:p>
@@ -21286,7 +22868,22 @@
             <w:sz w:val="24"/>
           </w:rPr>
           <w:tab/>
-          <w:t>Bulanao, Tabuk City, Kalinga</w:t>
+        </w:r>
+        <w:proofErr w:type="spellStart"/>
+        <w:r>
+          <w:rPr>
+            <w:rFonts w:ascii="Courier New" w:hAnsi="Courier New" w:cs="Courier New"/>
+            <w:sz w:val="24"/>
+          </w:rPr>
+          <w:t>Bulanao</w:t>
+        </w:r>
+        <w:proofErr w:type="spellEnd"/>
+        <w:r>
+          <w:rPr>
+            <w:rFonts w:ascii="Courier New" w:hAnsi="Courier New" w:cs="Courier New"/>
+            <w:sz w:val="24"/>
+          </w:rPr>
+          <w:t>, Tabuk City, Kalinga</w:t>
         </w:r>
         <w:r>
           <w:rPr>
@@ -21656,7 +23253,22 @@
             <w:sz w:val="24"/>
           </w:rPr>
           <w:tab/>
-          <w:t>Bulanao, Tabuk City, Kalinga</w:t>
+        </w:r>
+        <w:proofErr w:type="spellStart"/>
+        <w:r>
+          <w:rPr>
+            <w:rFonts w:ascii="Courier New" w:hAnsi="Courier New" w:cs="Courier New"/>
+            <w:sz w:val="24"/>
+          </w:rPr>
+          <w:t>Bulanao</w:t>
+        </w:r>
+        <w:proofErr w:type="spellEnd"/>
+        <w:r>
+          <w:rPr>
+            <w:rFonts w:ascii="Courier New" w:hAnsi="Courier New" w:cs="Courier New"/>
+            <w:sz w:val="24"/>
+          </w:rPr>
+          <w:t>, Tabuk City, Kalinga</w:t>
         </w:r>
       </w:p>
       <w:p>
@@ -22105,7 +23717,22 @@
             <w:sz w:val="24"/>
           </w:rPr>
           <w:tab/>
-          <w:t>Bulanao, Tabuk City, Kalinga</w:t>
+        </w:r>
+        <w:proofErr w:type="spellStart"/>
+        <w:r>
+          <w:rPr>
+            <w:rFonts w:ascii="Courier New" w:hAnsi="Courier New" w:cs="Courier New"/>
+            <w:sz w:val="24"/>
+          </w:rPr>
+          <w:t>Bulanao</w:t>
+        </w:r>
+        <w:proofErr w:type="spellEnd"/>
+        <w:r>
+          <w:rPr>
+            <w:rFonts w:ascii="Courier New" w:hAnsi="Courier New" w:cs="Courier New"/>
+            <w:sz w:val="24"/>
+          </w:rPr>
+          <w:t>, Tabuk City, Kalinga</w:t>
         </w:r>
       </w:p>
       <w:p>
@@ -22492,7 +24119,22 @@
             <w:sz w:val="24"/>
           </w:rPr>
           <w:tab/>
-          <w:t>Bulanao, Tabuk City, Kalinga</w:t>
+        </w:r>
+        <w:proofErr w:type="spellStart"/>
+        <w:r>
+          <w:rPr>
+            <w:rFonts w:ascii="Courier New" w:hAnsi="Courier New" w:cs="Courier New"/>
+            <w:sz w:val="24"/>
+          </w:rPr>
+          <w:t>Bulanao</w:t>
+        </w:r>
+        <w:proofErr w:type="spellEnd"/>
+        <w:r>
+          <w:rPr>
+            <w:rFonts w:ascii="Courier New" w:hAnsi="Courier New" w:cs="Courier New"/>
+            <w:sz w:val="24"/>
+          </w:rPr>
+          <w:t>, Tabuk City, Kalinga</w:t>
         </w:r>
       </w:p>
       <w:p>
@@ -22943,7 +24585,22 @@
             <w:sz w:val="24"/>
           </w:rPr>
           <w:tab/>
-          <w:t>Bulanao, Tabuk City, Kalinga</w:t>
+        </w:r>
+        <w:proofErr w:type="spellStart"/>
+        <w:r>
+          <w:rPr>
+            <w:rFonts w:ascii="Courier New" w:hAnsi="Courier New" w:cs="Courier New"/>
+            <w:sz w:val="24"/>
+          </w:rPr>
+          <w:t>Bulanao</w:t>
+        </w:r>
+        <w:proofErr w:type="spellEnd"/>
+        <w:r>
+          <w:rPr>
+            <w:rFonts w:ascii="Courier New" w:hAnsi="Courier New" w:cs="Courier New"/>
+            <w:sz w:val="24"/>
+          </w:rPr>
+          <w:t>, Tabuk City, Kalinga</w:t>
         </w:r>
       </w:p>
       <w:p>
@@ -25020,10 +26677,6 @@
 </file>
 
 <file path=customXml/item1.xml><?xml version="1.0" encoding="utf-8"?>
-<b:Sources xmlns:b="http://schemas.openxmlformats.org/officeDocument/2006/bibliography" xmlns="http://schemas.openxmlformats.org/officeDocument/2006/bibliography" SelectedStyle="\APASixthEditionOfficeOnline.xsl" StyleName="APA" Version="6"/>
-</file>
-
-<file path=customXml/item2.xml><?xml version="1.0" encoding="utf-8"?>
 <s:customData xmlns="http://www.wps.cn/officeDocument/2013/wpsCustomData" xmlns:s="http://www.wps.cn/officeDocument/2013/wpsCustomData">
   <customSectProps>
     <customSectPr/>
@@ -25035,18 +26688,22 @@
 </s:customData>
 </file>
 
+<file path=customXml/item2.xml><?xml version="1.0" encoding="utf-8"?>
+<b:Sources xmlns:b="http://schemas.openxmlformats.org/officeDocument/2006/bibliography" xmlns="http://schemas.openxmlformats.org/officeDocument/2006/bibliography" SelectedStyle="\APASixthEditionOfficeOnline.xsl" StyleName="APA" Version="6"/>
+</file>
+
 <file path=customXml/itemProps1.xml><?xml version="1.0" encoding="utf-8"?>
+<ds:datastoreItem xmlns:ds="http://schemas.openxmlformats.org/officeDocument/2006/customXml" ds:itemID="{B1977F7D-205B-4081-913C-38D41E755F92}">
+  <ds:schemaRefs>
+    <ds:schemaRef ds:uri="http://www.wps.cn/officeDocument/2013/wpsCustomData"/>
+  </ds:schemaRefs>
+</ds:datastoreItem>
+</file>
+
+<file path=customXml/itemProps2.xml><?xml version="1.0" encoding="utf-8"?>
 <ds:datastoreItem xmlns:ds="http://schemas.openxmlformats.org/officeDocument/2006/customXml" ds:itemID="{5EC2CED6-9A61-4FA3-BB1B-E128CC05341B}">
   <ds:schemaRefs>
     <ds:schemaRef ds:uri="http://schemas.openxmlformats.org/officeDocument/2006/bibliography"/>
   </ds:schemaRefs>
 </ds:datastoreItem>
-</file>
-
-<file path=customXml/itemProps2.xml><?xml version="1.0" encoding="utf-8"?>
-<ds:datastoreItem xmlns:ds="http://schemas.openxmlformats.org/officeDocument/2006/customXml" ds:itemID="{B1977F7D-205B-4081-913C-38D41E755F92}">
-  <ds:schemaRefs>
-    <ds:schemaRef ds:uri="http://www.wps.cn/officeDocument/2013/wpsCustomData"/>
-  </ds:schemaRefs>
-</ds:datastoreItem>
 </file>
--- a/docs/paper/Thesis - Auditrix for KSU.docx
+++ b/docs/paper/Thesis - Auditrix for KSU.docx
@@ -21063,6 +21063,75 @@
         <w:r>
           <w:rPr>
             <w:rFonts w:ascii="Courier New" w:hAnsi="Courier New" w:cs="Courier New"/>
+            <w:noProof/>
+            <w:lang w:eastAsia="en-PH"/>
+          </w:rPr>
+          <mc:AlternateContent>
+            <mc:Choice Requires="wps">
+              <w:drawing>
+                <wp:anchor distT="0" distB="0" distL="114300" distR="114300" simplePos="0" relativeHeight="251643904" behindDoc="0" locked="0" layoutInCell="1" allowOverlap="1">
+                  <wp:simplePos x="0" y="0"/>
+                  <wp:positionH relativeFrom="page">
+                    <wp:align>right</wp:align>
+                  </wp:positionH>
+                  <wp:positionV relativeFrom="paragraph">
+                    <wp:posOffset>204470</wp:posOffset>
+                  </wp:positionV>
+                  <wp:extent cx="7772400" cy="0"/>
+                  <wp:effectExtent l="0" t="19050" r="19050" b="19050"/>
+                  <wp:wrapNone/>
+                  <wp:docPr id="9900" name="Straight Connector 29"/>
+                  <wp:cNvGraphicFramePr/>
+                  <a:graphic xmlns:a="http://schemas.openxmlformats.org/drawingml/2006/main">
+                    <a:graphicData uri="http://schemas.microsoft.com/office/word/2010/wordprocessingShape">
+                      <wps:wsp>
+                        <wps:cNvCnPr/>
+                        <wps:spPr>
+                          <a:xfrm>
+                            <a:off x="0" y="0"/>
+                            <a:ext cx="7772400" cy="0"/>
+                          </a:xfrm>
+                          <a:prstGeom prst="line">
+                            <a:avLst/>
+                          </a:prstGeom>
+                          <a:ln w="38100"/>
+                        </wps:spPr>
+                        <wps:style>
+                          <a:lnRef idx="1">
+                            <a:schemeClr val="dk1"/>
+                          </a:lnRef>
+                          <a:fillRef idx="0">
+                            <a:schemeClr val="dk1"/>
+                          </a:fillRef>
+                          <a:effectRef idx="0">
+                            <a:schemeClr val="dk1"/>
+                          </a:effectRef>
+                          <a:fontRef idx="minor">
+                            <a:schemeClr val="tx1"/>
+                          </a:fontRef>
+                        </wps:style>
+                        <wps:bodyPr/>
+                      </wps:wsp>
+                    </a:graphicData>
+                  </a:graphic>
+                </wp:anchor>
+              </w:drawing>
+            </mc:Choice>
+            <mc:Fallback xmlns:wpsCustomData="http://www.wps.cn/officeDocument/2013/wpsCustomData">
+              <w:pict>
+                <v:line id="_x0000_s1026" o:spid="_x0000_s1026" o:spt="20" style="position:absolute;left:0pt;margin-top:16.1pt;height:0pt;width:612pt;mso-position-horizontal:right;mso-position-horizontal-relative:page;z-index:251663360;mso-width-relative:page;mso-height-relative:page;" filled="f" stroked="t" coordsize="21600,21600" o:gfxdata="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">
+                  <v:fill on="f" focussize="0,0"/>
+                  <v:stroke weight="3pt" color="#000000 [3200]" miterlimit="8" joinstyle="miter"/>
+                  <v:imagedata o:title=""/>
+                  <o:lock v:ext="edit" aspectratio="f"/>
+                </v:line>
+              </w:pict>
+            </mc:Fallback>
+          </mc:AlternateContent>
+        </w:r>
+        <w:r>
+          <w:rPr>
+            <w:rFonts w:ascii="Courier New" w:hAnsi="Courier New" w:cs="Courier New"/>
             <w:sz w:val="20"/>
             <w:szCs w:val="20"/>
           </w:rPr>
@@ -21506,6 +21575,75 @@
             <w:sz w:val="24"/>
           </w:rPr>
         </w:pPr>
+        <w:r>
+          <w:rPr>
+            <w:rFonts w:ascii="Courier New" w:hAnsi="Courier New" w:cs="Courier New"/>
+            <w:noProof/>
+            <w:lang w:eastAsia="en-PH"/>
+          </w:rPr>
+          <mc:AlternateContent>
+            <mc:Choice Requires="wps">
+              <w:drawing>
+                <wp:anchor distT="0" distB="0" distL="114300" distR="114300" simplePos="0" relativeHeight="251643904" behindDoc="0" locked="0" layoutInCell="1" allowOverlap="1">
+                  <wp:simplePos x="0" y="0"/>
+                  <wp:positionH relativeFrom="page">
+                    <wp:align>right</wp:align>
+                  </wp:positionH>
+                  <wp:positionV relativeFrom="paragraph">
+                    <wp:posOffset>204470</wp:posOffset>
+                  </wp:positionV>
+                  <wp:extent cx="7772400" cy="0"/>
+                  <wp:effectExtent l="0" t="19050" r="19050" b="19050"/>
+                  <wp:wrapNone/>
+                  <wp:docPr id="9901" name="Straight Connector 29"/>
+                  <wp:cNvGraphicFramePr/>
+                  <a:graphic xmlns:a="http://schemas.openxmlformats.org/drawingml/2006/main">
+                    <a:graphicData uri="http://schemas.microsoft.com/office/word/2010/wordprocessingShape">
+                      <wps:wsp>
+                        <wps:cNvCnPr/>
+                        <wps:spPr>
+                          <a:xfrm>
+                            <a:off x="0" y="0"/>
+                            <a:ext cx="7772400" cy="0"/>
+                          </a:xfrm>
+                          <a:prstGeom prst="line">
+                            <a:avLst/>
+                          </a:prstGeom>
+                          <a:ln w="38100"/>
+                        </wps:spPr>
+                        <wps:style>
+                          <a:lnRef idx="1">
+                            <a:schemeClr val="dk1"/>
+                          </a:lnRef>
+                          <a:fillRef idx="0">
+                            <a:schemeClr val="dk1"/>
+                          </a:fillRef>
+                          <a:effectRef idx="0">
+                            <a:schemeClr val="dk1"/>
+                          </a:effectRef>
+                          <a:fontRef idx="minor">
+                            <a:schemeClr val="tx1"/>
+                          </a:fontRef>
+                        </wps:style>
+                        <wps:bodyPr/>
+                      </wps:wsp>
+                    </a:graphicData>
+                  </a:graphic>
+                </wp:anchor>
+              </w:drawing>
+            </mc:Choice>
+            <mc:Fallback xmlns:wpsCustomData="http://www.wps.cn/officeDocument/2013/wpsCustomData">
+              <w:pict>
+                <v:line id="_x0000_s1026" o:spid="_x0000_s1026" o:spt="20" style="position:absolute;left:0pt;margin-top:16.1pt;height:0pt;width:612pt;mso-position-horizontal:right;mso-position-horizontal-relative:page;z-index:251663360;mso-width-relative:page;mso-height-relative:page;" filled="f" stroked="t" coordsize="21600,21600" o:gfxdata="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">
+                  <v:fill on="f" focussize="0,0"/>
+                  <v:stroke weight="3pt" color="#000000 [3200]" miterlimit="8" joinstyle="miter"/>
+                  <v:imagedata o:title=""/>
+                  <o:lock v:ext="edit" aspectratio="f"/>
+                </v:line>
+              </w:pict>
+            </mc:Fallback>
+          </mc:AlternateContent>
+        </w:r>
         <w:r>
           <w:rPr>
             <w:rFonts w:ascii="Courier New" w:hAnsi="Courier New" w:cs="Courier New"/>
@@ -22457,6 +22595,75 @@
         <w:r>
           <w:rPr>
             <w:rFonts w:ascii="Courier New" w:hAnsi="Courier New" w:cs="Courier New"/>
+            <w:noProof/>
+            <w:lang w:eastAsia="en-PH"/>
+          </w:rPr>
+          <mc:AlternateContent>
+            <mc:Choice Requires="wps">
+              <w:drawing>
+                <wp:anchor distT="0" distB="0" distL="114300" distR="114300" simplePos="0" relativeHeight="251643904" behindDoc="0" locked="0" layoutInCell="1" allowOverlap="1">
+                  <wp:simplePos x="0" y="0"/>
+                  <wp:positionH relativeFrom="page">
+                    <wp:align>right</wp:align>
+                  </wp:positionH>
+                  <wp:positionV relativeFrom="paragraph">
+                    <wp:posOffset>204470</wp:posOffset>
+                  </wp:positionV>
+                  <wp:extent cx="7772400" cy="0"/>
+                  <wp:effectExtent l="0" t="19050" r="19050" b="19050"/>
+                  <wp:wrapNone/>
+                  <wp:docPr id="9902" name="Straight Connector 29"/>
+                  <wp:cNvGraphicFramePr/>
+                  <a:graphic xmlns:a="http://schemas.openxmlformats.org/drawingml/2006/main">
+                    <a:graphicData uri="http://schemas.microsoft.com/office/word/2010/wordprocessingShape">
+                      <wps:wsp>
+                        <wps:cNvCnPr/>
+                        <wps:spPr>
+                          <a:xfrm>
+                            <a:off x="0" y="0"/>
+                            <a:ext cx="7772400" cy="0"/>
+                          </a:xfrm>
+                          <a:prstGeom prst="line">
+                            <a:avLst/>
+                          </a:prstGeom>
+                          <a:ln w="38100"/>
+                        </wps:spPr>
+                        <wps:style>
+                          <a:lnRef idx="1">
+                            <a:schemeClr val="dk1"/>
+                          </a:lnRef>
+                          <a:fillRef idx="0">
+                            <a:schemeClr val="dk1"/>
+                          </a:fillRef>
+                          <a:effectRef idx="0">
+                            <a:schemeClr val="dk1"/>
+                          </a:effectRef>
+                          <a:fontRef idx="minor">
+                            <a:schemeClr val="tx1"/>
+                          </a:fontRef>
+                        </wps:style>
+                        <wps:bodyPr/>
+                      </wps:wsp>
+                    </a:graphicData>
+                  </a:graphic>
+                </wp:anchor>
+              </w:drawing>
+            </mc:Choice>
+            <mc:Fallback xmlns:wpsCustomData="http://www.wps.cn/officeDocument/2013/wpsCustomData">
+              <w:pict>
+                <v:line id="_x0000_s1026" o:spid="_x0000_s1026" o:spt="20" style="position:absolute;left:0pt;margin-top:16.1pt;height:0pt;width:612pt;mso-position-horizontal:right;mso-position-horizontal-relative:page;z-index:251663360;mso-width-relative:page;mso-height-relative:page;" filled="f" stroked="t" coordsize="21600,21600" o:gfxdata="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">
+                  <v:fill on="f" focussize="0,0"/>
+                  <v:stroke weight="3pt" color="#000000 [3200]" miterlimit="8" joinstyle="miter"/>
+                  <v:imagedata o:title=""/>
+                  <o:lock v:ext="edit" aspectratio="f"/>
+                </v:line>
+              </w:pict>
+            </mc:Fallback>
+          </mc:AlternateContent>
+        </w:r>
+        <w:r>
+          <w:rPr>
+            <w:rFonts w:ascii="Courier New" w:hAnsi="Courier New" w:cs="Courier New"/>
             <w:color w:val="7F7F7F" w:themeColor="background1" w:themeShade="7F"/>
             <w:spacing w:val="60"/>
             <w:sz w:val="20"/>
@@ -22901,6 +23108,75 @@
             <w:rFonts w:ascii="Courier New" w:hAnsi="Courier New" w:cs="Courier New"/>
           </w:rPr>
         </w:pPr>
+        <w:r>
+          <w:rPr>
+            <w:rFonts w:ascii="Courier New" w:hAnsi="Courier New" w:cs="Courier New"/>
+            <w:noProof/>
+            <w:lang w:eastAsia="en-PH"/>
+          </w:rPr>
+          <mc:AlternateContent>
+            <mc:Choice Requires="wps">
+              <w:drawing>
+                <wp:anchor distT="0" distB="0" distL="114300" distR="114300" simplePos="0" relativeHeight="251643904" behindDoc="0" locked="0" layoutInCell="1" allowOverlap="1">
+                  <wp:simplePos x="0" y="0"/>
+                  <wp:positionH relativeFrom="page">
+                    <wp:align>right</wp:align>
+                  </wp:positionH>
+                  <wp:positionV relativeFrom="paragraph">
+                    <wp:posOffset>204470</wp:posOffset>
+                  </wp:positionV>
+                  <wp:extent cx="7772400" cy="0"/>
+                  <wp:effectExtent l="0" t="19050" r="19050" b="19050"/>
+                  <wp:wrapNone/>
+                  <wp:docPr id="9903" name="Straight Connector 29"/>
+                  <wp:cNvGraphicFramePr/>
+                  <a:graphic xmlns:a="http://schemas.openxmlformats.org/drawingml/2006/main">
+                    <a:graphicData uri="http://schemas.microsoft.com/office/word/2010/wordprocessingShape">
+                      <wps:wsp>
+                        <wps:cNvCnPr/>
+                        <wps:spPr>
+                          <a:xfrm>
+                            <a:off x="0" y="0"/>
+                            <a:ext cx="7772400" cy="0"/>
+                          </a:xfrm>
+                          <a:prstGeom prst="line">
+                            <a:avLst/>
+                          </a:prstGeom>
+                          <a:ln w="38100"/>
+                        </wps:spPr>
+                        <wps:style>
+                          <a:lnRef idx="1">
+                            <a:schemeClr val="dk1"/>
+                          </a:lnRef>
+                          <a:fillRef idx="0">
+                            <a:schemeClr val="dk1"/>
+                          </a:fillRef>
+                          <a:effectRef idx="0">
+                            <a:schemeClr val="dk1"/>
+                          </a:effectRef>
+                          <a:fontRef idx="minor">
+                            <a:schemeClr val="tx1"/>
+                          </a:fontRef>
+                        </wps:style>
+                        <wps:bodyPr/>
+                      </wps:wsp>
+                    </a:graphicData>
+                  </a:graphic>
+                </wp:anchor>
+              </w:drawing>
+            </mc:Choice>
+            <mc:Fallback xmlns:wpsCustomData="http://www.wps.cn/officeDocument/2013/wpsCustomData">
+              <w:pict>
+                <v:line id="_x0000_s1026" o:spid="_x0000_s1026" o:spt="20" style="position:absolute;left:0pt;margin-top:16.1pt;height:0pt;width:612pt;mso-position-horizontal:right;mso-position-horizontal-relative:page;z-index:251663360;mso-width-relative:page;mso-height-relative:page;" filled="f" stroked="t" coordsize="21600,21600" o:gfxdata="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">
+                  <v:fill on="f" focussize="0,0"/>
+                  <v:stroke weight="3pt" color="#000000 [3200]" miterlimit="8" joinstyle="miter"/>
+                  <v:imagedata o:title=""/>
+                  <o:lock v:ext="edit" aspectratio="f"/>
+                </v:line>
+              </w:pict>
+            </mc:Fallback>
+          </mc:AlternateContent>
+        </w:r>
       </w:p>
     </w:sdtContent>
   </w:sdt>
@@ -23303,6 +23579,75 @@
             <w:szCs w:val="20"/>
           </w:rPr>
         </w:pPr>
+        <w:r>
+          <w:rPr>
+            <w:rFonts w:ascii="Courier New" w:hAnsi="Courier New" w:cs="Courier New"/>
+            <w:noProof/>
+            <w:lang w:eastAsia="en-PH"/>
+          </w:rPr>
+          <mc:AlternateContent>
+            <mc:Choice Requires="wps">
+              <w:drawing>
+                <wp:anchor distT="0" distB="0" distL="114300" distR="114300" simplePos="0" relativeHeight="251643904" behindDoc="0" locked="0" layoutInCell="1" allowOverlap="1">
+                  <wp:simplePos x="0" y="0"/>
+                  <wp:positionH relativeFrom="page">
+                    <wp:align>right</wp:align>
+                  </wp:positionH>
+                  <wp:positionV relativeFrom="paragraph">
+                    <wp:posOffset>204470</wp:posOffset>
+                  </wp:positionV>
+                  <wp:extent cx="7772400" cy="0"/>
+                  <wp:effectExtent l="0" t="19050" r="19050" b="19050"/>
+                  <wp:wrapNone/>
+                  <wp:docPr id="9904" name="Straight Connector 29"/>
+                  <wp:cNvGraphicFramePr/>
+                  <a:graphic xmlns:a="http://schemas.openxmlformats.org/drawingml/2006/main">
+                    <a:graphicData uri="http://schemas.microsoft.com/office/word/2010/wordprocessingShape">
+                      <wps:wsp>
+                        <wps:cNvCnPr/>
+                        <wps:spPr>
+                          <a:xfrm>
+                            <a:off x="0" y="0"/>
+                            <a:ext cx="7772400" cy="0"/>
+                          </a:xfrm>
+                          <a:prstGeom prst="line">
+                            <a:avLst/>
+                          </a:prstGeom>
+                          <a:ln w="38100"/>
+                        </wps:spPr>
+                        <wps:style>
+                          <a:lnRef idx="1">
+                            <a:schemeClr val="dk1"/>
+                          </a:lnRef>
+                          <a:fillRef idx="0">
+                            <a:schemeClr val="dk1"/>
+                          </a:fillRef>
+                          <a:effectRef idx="0">
+                            <a:schemeClr val="dk1"/>
+                          </a:effectRef>
+                          <a:fontRef idx="minor">
+                            <a:schemeClr val="tx1"/>
+                          </a:fontRef>
+                        </wps:style>
+                        <wps:bodyPr/>
+                      </wps:wsp>
+                    </a:graphicData>
+                  </a:graphic>
+                </wp:anchor>
+              </w:drawing>
+            </mc:Choice>
+            <mc:Fallback xmlns:wpsCustomData="http://www.wps.cn/officeDocument/2013/wpsCustomData">
+              <w:pict>
+                <v:line id="_x0000_s1026" o:spid="_x0000_s1026" o:spt="20" style="position:absolute;left:0pt;margin-top:16.1pt;height:0pt;width:612pt;mso-position-horizontal:right;mso-position-horizontal-relative:page;z-index:251663360;mso-width-relative:page;mso-height-relative:page;" filled="f" stroked="t" coordsize="21600,21600" o:gfxdata="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">
+                  <v:fill on="f" focussize="0,0"/>
+                  <v:stroke weight="3pt" color="#000000 [3200]" miterlimit="8" joinstyle="miter"/>
+                  <v:imagedata o:title=""/>
+                  <o:lock v:ext="edit" aspectratio="f"/>
+                </v:line>
+              </w:pict>
+            </mc:Fallback>
+          </mc:AlternateContent>
+        </w:r>
         <w:r>
           <w:rPr>
             <w:rFonts w:ascii="Courier New" w:hAnsi="Courier New" w:cs="Courier New"/>
@@ -23752,6 +24097,75 @@
         <w:r>
           <w:rPr>
             <w:rFonts w:ascii="Courier New" w:hAnsi="Courier New" w:cs="Courier New"/>
+            <w:noProof/>
+            <w:lang w:eastAsia="en-PH"/>
+          </w:rPr>
+          <mc:AlternateContent>
+            <mc:Choice Requires="wps">
+              <w:drawing>
+                <wp:anchor distT="0" distB="0" distL="114300" distR="114300" simplePos="0" relativeHeight="251643904" behindDoc="0" locked="0" layoutInCell="1" allowOverlap="1">
+                  <wp:simplePos x="0" y="0"/>
+                  <wp:positionH relativeFrom="page">
+                    <wp:align>right</wp:align>
+                  </wp:positionH>
+                  <wp:positionV relativeFrom="paragraph">
+                    <wp:posOffset>204470</wp:posOffset>
+                  </wp:positionV>
+                  <wp:extent cx="7772400" cy="0"/>
+                  <wp:effectExtent l="0" t="19050" r="19050" b="19050"/>
+                  <wp:wrapNone/>
+                  <wp:docPr id="9905" name="Straight Connector 29"/>
+                  <wp:cNvGraphicFramePr/>
+                  <a:graphic xmlns:a="http://schemas.openxmlformats.org/drawingml/2006/main">
+                    <a:graphicData uri="http://schemas.microsoft.com/office/word/2010/wordprocessingShape">
+                      <wps:wsp>
+                        <wps:cNvCnPr/>
+                        <wps:spPr>
+                          <a:xfrm>
+                            <a:off x="0" y="0"/>
+                            <a:ext cx="7772400" cy="0"/>
+                          </a:xfrm>
+                          <a:prstGeom prst="line">
+                            <a:avLst/>
+                          </a:prstGeom>
+                          <a:ln w="38100"/>
+                        </wps:spPr>
+                        <wps:style>
+                          <a:lnRef idx="1">
+                            <a:schemeClr val="dk1"/>
+                          </a:lnRef>
+                          <a:fillRef idx="0">
+                            <a:schemeClr val="dk1"/>
+                          </a:fillRef>
+                          <a:effectRef idx="0">
+                            <a:schemeClr val="dk1"/>
+                          </a:effectRef>
+                          <a:fontRef idx="minor">
+                            <a:schemeClr val="tx1"/>
+                          </a:fontRef>
+                        </wps:style>
+                        <wps:bodyPr/>
+                      </wps:wsp>
+                    </a:graphicData>
+                  </a:graphic>
+                </wp:anchor>
+              </w:drawing>
+            </mc:Choice>
+            <mc:Fallback xmlns:wpsCustomData="http://www.wps.cn/officeDocument/2013/wpsCustomData">
+              <w:pict>
+                <v:line id="_x0000_s1026" o:spid="_x0000_s1026" o:spt="20" style="position:absolute;left:0pt;margin-top:16.1pt;height:0pt;width:612pt;mso-position-horizontal:right;mso-position-horizontal-relative:page;z-index:251663360;mso-width-relative:page;mso-height-relative:page;" filled="f" stroked="t" coordsize="21600,21600" o:gfxdata="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">
+                  <v:fill on="f" focussize="0,0"/>
+                  <v:stroke weight="3pt" color="#000000 [3200]" miterlimit="8" joinstyle="miter"/>
+                  <v:imagedata o:title=""/>
+                  <o:lock v:ext="edit" aspectratio="f"/>
+                </v:line>
+              </w:pict>
+            </mc:Fallback>
+          </mc:AlternateContent>
+        </w:r>
+        <w:r>
+          <w:rPr>
+            <w:rFonts w:ascii="Courier New" w:hAnsi="Courier New" w:cs="Courier New"/>
             <w:sz w:val="24"/>
           </w:rPr>
           <w:tab/>
@@ -24169,6 +24583,75 @@
             <w:szCs w:val="20"/>
           </w:rPr>
         </w:pPr>
+        <w:r>
+          <w:rPr>
+            <w:rFonts w:ascii="Courier New" w:hAnsi="Courier New" w:cs="Courier New"/>
+            <w:noProof/>
+            <w:lang w:eastAsia="en-PH"/>
+          </w:rPr>
+          <mc:AlternateContent>
+            <mc:Choice Requires="wps">
+              <w:drawing>
+                <wp:anchor distT="0" distB="0" distL="114300" distR="114300" simplePos="0" relativeHeight="251643904" behindDoc="0" locked="0" layoutInCell="1" allowOverlap="1">
+                  <wp:simplePos x="0" y="0"/>
+                  <wp:positionH relativeFrom="page">
+                    <wp:align>right</wp:align>
+                  </wp:positionH>
+                  <wp:positionV relativeFrom="paragraph">
+                    <wp:posOffset>204470</wp:posOffset>
+                  </wp:positionV>
+                  <wp:extent cx="7772400" cy="0"/>
+                  <wp:effectExtent l="0" t="19050" r="19050" b="19050"/>
+                  <wp:wrapNone/>
+                  <wp:docPr id="9906" name="Straight Connector 29"/>
+                  <wp:cNvGraphicFramePr/>
+                  <a:graphic xmlns:a="http://schemas.openxmlformats.org/drawingml/2006/main">
+                    <a:graphicData uri="http://schemas.microsoft.com/office/word/2010/wordprocessingShape">
+                      <wps:wsp>
+                        <wps:cNvCnPr/>
+                        <wps:spPr>
+                          <a:xfrm>
+                            <a:off x="0" y="0"/>
+                            <a:ext cx="7772400" cy="0"/>
+                          </a:xfrm>
+                          <a:prstGeom prst="line">
+                            <a:avLst/>
+                          </a:prstGeom>
+                          <a:ln w="38100"/>
+                        </wps:spPr>
+                        <wps:style>
+                          <a:lnRef idx="1">
+                            <a:schemeClr val="dk1"/>
+                          </a:lnRef>
+                          <a:fillRef idx="0">
+                            <a:schemeClr val="dk1"/>
+                          </a:fillRef>
+                          <a:effectRef idx="0">
+                            <a:schemeClr val="dk1"/>
+                          </a:effectRef>
+                          <a:fontRef idx="minor">
+                            <a:schemeClr val="tx1"/>
+                          </a:fontRef>
+                        </wps:style>
+                        <wps:bodyPr/>
+                      </wps:wsp>
+                    </a:graphicData>
+                  </a:graphic>
+                </wp:anchor>
+              </w:drawing>
+            </mc:Choice>
+            <mc:Fallback xmlns:wpsCustomData="http://www.wps.cn/officeDocument/2013/wpsCustomData">
+              <w:pict>
+                <v:line id="_x0000_s1026" o:spid="_x0000_s1026" o:spt="20" style="position:absolute;left:0pt;margin-top:16.1pt;height:0pt;width:612pt;mso-position-horizontal:right;mso-position-horizontal-relative:page;z-index:251663360;mso-width-relative:page;mso-height-relative:page;" filled="f" stroked="t" coordsize="21600,21600" o:gfxdata="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">
+                  <v:fill on="f" focussize="0,0"/>
+                  <v:stroke weight="3pt" color="#000000 [3200]" miterlimit="8" joinstyle="miter"/>
+                  <v:imagedata o:title=""/>
+                  <o:lock v:ext="edit" aspectratio="f"/>
+                </v:line>
+              </w:pict>
+            </mc:Fallback>
+          </mc:AlternateContent>
+        </w:r>
         <w:r>
           <w:rPr>
             <w:rFonts w:ascii="Courier New" w:hAnsi="Courier New" w:cs="Courier New"/>
@@ -24617,6 +25100,75 @@
             <w:sz w:val="24"/>
           </w:rPr>
         </w:pPr>
+        <w:r>
+          <w:rPr>
+            <w:rFonts w:ascii="Courier New" w:hAnsi="Courier New" w:cs="Courier New"/>
+            <w:noProof/>
+            <w:lang w:eastAsia="en-PH"/>
+          </w:rPr>
+          <mc:AlternateContent>
+            <mc:Choice Requires="wps">
+              <w:drawing>
+                <wp:anchor distT="0" distB="0" distL="114300" distR="114300" simplePos="0" relativeHeight="251643904" behindDoc="0" locked="0" layoutInCell="1" allowOverlap="1">
+                  <wp:simplePos x="0" y="0"/>
+                  <wp:positionH relativeFrom="page">
+                    <wp:align>right</wp:align>
+                  </wp:positionH>
+                  <wp:positionV relativeFrom="paragraph">
+                    <wp:posOffset>204470</wp:posOffset>
+                  </wp:positionV>
+                  <wp:extent cx="7772400" cy="0"/>
+                  <wp:effectExtent l="0" t="19050" r="19050" b="19050"/>
+                  <wp:wrapNone/>
+                  <wp:docPr id="9907" name="Straight Connector 29"/>
+                  <wp:cNvGraphicFramePr/>
+                  <a:graphic xmlns:a="http://schemas.openxmlformats.org/drawingml/2006/main">
+                    <a:graphicData uri="http://schemas.microsoft.com/office/word/2010/wordprocessingShape">
+                      <wps:wsp>
+                        <wps:cNvCnPr/>
+                        <wps:spPr>
+                          <a:xfrm>
+                            <a:off x="0" y="0"/>
+                            <a:ext cx="7772400" cy="0"/>
+                          </a:xfrm>
+                          <a:prstGeom prst="line">
+                            <a:avLst/>
+                          </a:prstGeom>
+                          <a:ln w="38100"/>
+                        </wps:spPr>
+                        <wps:style>
+                          <a:lnRef idx="1">
+                            <a:schemeClr val="dk1"/>
+                          </a:lnRef>
+                          <a:fillRef idx="0">
+                            <a:schemeClr val="dk1"/>
+                          </a:fillRef>
+                          <a:effectRef idx="0">
+                            <a:schemeClr val="dk1"/>
+                          </a:effectRef>
+                          <a:fontRef idx="minor">
+                            <a:schemeClr val="tx1"/>
+                          </a:fontRef>
+                        </wps:style>
+                        <wps:bodyPr/>
+                      </wps:wsp>
+                    </a:graphicData>
+                  </a:graphic>
+                </wp:anchor>
+              </w:drawing>
+            </mc:Choice>
+            <mc:Fallback xmlns:wpsCustomData="http://www.wps.cn/officeDocument/2013/wpsCustomData">
+              <w:pict>
+                <v:line id="_x0000_s1026" o:spid="_x0000_s1026" o:spt="20" style="position:absolute;left:0pt;margin-top:16.1pt;height:0pt;width:612pt;mso-position-horizontal:right;mso-position-horizontal-relative:page;z-index:251663360;mso-width-relative:page;mso-height-relative:page;" filled="f" stroked="t" coordsize="21600,21600" o:gfxdata="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">
+                  <v:fill on="f" focussize="0,0"/>
+                  <v:stroke weight="3pt" color="#000000 [3200]" miterlimit="8" joinstyle="miter"/>
+                  <v:imagedata o:title=""/>
+                  <o:lock v:ext="edit" aspectratio="f"/>
+                </v:line>
+              </w:pict>
+            </mc:Fallback>
+          </mc:AlternateContent>
+        </w:r>
         <w:r>
           <w:rPr>
             <w:rFonts w:ascii="Courier New" w:hAnsi="Courier New" w:cs="Courier New"/>

--- a/docs/paper/Thesis - Auditrix for KSU.docx
+++ b/docs/paper/Thesis - Auditrix for KSU.docx
@@ -405,10 +405,12 @@
           <w:szCs w:val="24"/>
         </w:rPr>
         <w:sectPr>
-          <w:headerReference w:type="default" r:id="rId9"/>
-          <w:footerReference w:type="default" r:id="rId10"/>
-          <w:headerReference w:type="first" r:id="rId11"/>
-          <w:footerReference w:type="first" r:id="rId12"/>
+          <w:headerReference w:type="even" r:id="rId9"/>
+          <w:headerReference w:type="default" r:id="rId10"/>
+          <w:footerReference w:type="even" r:id="rId11"/>
+          <w:footerReference w:type="default" r:id="rId12"/>
+          <w:headerReference w:type="first" r:id="rId13"/>
+          <w:footerReference w:type="first" r:id="rId14"/>
           <w:pgSz w:w="12240" w:h="15840"/>
           <w:pgMar w:top="1440" w:right="1440" w:bottom="1440" w:left="2160" w:header="709" w:footer="709" w:gutter="0"/>
           <w:pgNumType w:fmt="lowerRoman" w:start="1" w:chapStyle="1"/>
@@ -1739,18 +1741,7 @@
           <w:sz w:val="24"/>
           <w:szCs w:val="24"/>
         </w:rPr>
-        <w:t>Non-Functional Requirements of the Proposed</w:t>
-      </w:r>
-      <w:r>
-        <w:br/>
-      </w:r>
-      <w:r>
-        <w:rPr>
-          <w:rFonts w:ascii="Courier New" w:hAnsi="Courier New" w:cs="Courier New"/>
-          <w:sz w:val="24"/>
-          <w:szCs w:val="24"/>
-        </w:rPr>
-        <w:t>System . . . . . . . . . . . . . . . . . . . . .</w:t>
+        <w:t>User Interface of Auditrix . . . . . . . . . . .</w:t>
       </w:r>
       <w:r>
         <w:rPr>
@@ -1759,7 +1750,7 @@
           <w:szCs w:val="24"/>
         </w:rPr>
         <w:tab/>
-        <w:t>83</w:t>
+        <w:t>74</w:t>
       </w:r>
     </w:p>
     <w:p>
@@ -1782,7 +1773,18 @@
           <w:sz w:val="24"/>
           <w:szCs w:val="24"/>
         </w:rPr>
-        <w:t>Testing of the System  . . . . . . . . . . . . .</w:t>
+        <w:t>Non-Functional Requirements of the Proposed</w:t>
+      </w:r>
+      <w:r>
+        <w:br/>
+      </w:r>
+      <w:r>
+        <w:rPr>
+          <w:rFonts w:ascii="Courier New" w:hAnsi="Courier New" w:cs="Courier New"/>
+          <w:sz w:val="24"/>
+          <w:szCs w:val="24"/>
+        </w:rPr>
+        <w:t>System . . . . . . . . . . . . . . . . . . . . .</w:t>
       </w:r>
       <w:r>
         <w:rPr>
@@ -1791,7 +1793,7 @@
           <w:szCs w:val="24"/>
         </w:rPr>
         <w:tab/>
-        <w:t>89</w:t>
+        <w:t>85</w:t>
       </w:r>
     </w:p>
     <w:p>
@@ -1814,6 +1816,38 @@
           <w:sz w:val="24"/>
           <w:szCs w:val="24"/>
         </w:rPr>
+        <w:t>Testing of the System  . . . . . . . . . . . . .</w:t>
+      </w:r>
+      <w:r>
+        <w:rPr>
+          <w:rFonts w:ascii="Courier New" w:hAnsi="Courier New" w:cs="Courier New"/>
+          <w:sz w:val="24"/>
+          <w:szCs w:val="24"/>
+        </w:rPr>
+        <w:tab/>
+        <w:t>89</w:t>
+      </w:r>
+    </w:p>
+    <w:p>
+      <w:pPr>
+        <w:keepLines/>
+        <w:tabs>
+          <w:tab w:val="right" w:pos="8640"/>
+        </w:tabs>
+        <w:spacing w:after="120" w:line="360" w:lineRule="auto"/>
+        <w:ind w:left="720"/>
+        <w:rPr>
+          <w:rFonts w:ascii="Courier New" w:hAnsi="Courier New" w:cs="Courier New"/>
+          <w:sz w:val="24"/>
+          <w:szCs w:val="24"/>
+        </w:rPr>
+      </w:pPr>
+      <w:r>
+        <w:rPr>
+          <w:rFonts w:ascii="Courier New" w:hAnsi="Courier New" w:cs="Courier New"/>
+          <w:sz w:val="24"/>
+          <w:szCs w:val="24"/>
+        </w:rPr>
         <w:t>Extent of Compliance of the Proposed System</w:t>
       </w:r>
       <w:r>
@@ -1834,7 +1868,7 @@
           <w:szCs w:val="24"/>
         </w:rPr>
         <w:tab/>
-        <w:t>88</w:t>
+        <w:t>89</w:t>
       </w:r>
     </w:p>
     <w:p>
@@ -1875,7 +1909,7 @@
           <w:szCs w:val="24"/>
         </w:rPr>
         <w:tab/>
-        <w:t>91</w:t>
+        <w:t>92</w:t>
       </w:r>
     </w:p>
     <w:p>
@@ -2066,7 +2100,7 @@
           <w:szCs w:val="24"/>
         </w:rPr>
         <w:tab/>
-        <w:t>90</w:t>
+        <w:t>91</w:t>
       </w:r>
     </w:p>
     <w:p>
@@ -2287,7 +2321,7 @@
           <w:szCs w:val="24"/>
         </w:rPr>
         <w:tab/>
-        <w:t>71</w:t>
+        <w:t>70</w:t>
       </w:r>
     </w:p>
     <w:p>
@@ -2330,7 +2364,7 @@
           <w:szCs w:val="24"/>
         </w:rPr>
         <w:tab/>
-        <w:t>72</w:t>
+        <w:t>71</w:t>
       </w:r>
     </w:p>
     <w:p>
@@ -2361,7 +2395,7 @@
           <w:szCs w:val="24"/>
         </w:rPr>
         <w:tab/>
-        <w:t>74</w:t>
+        <w:t>73</w:t>
       </w:r>
     </w:p>
     <w:p>
@@ -2383,7 +2417,7 @@
           <w:sz w:val="24"/>
           <w:szCs w:val="24"/>
         </w:rPr>
-        <w:t>Figure 4.7. User Interface of Auditrix  . . . . . . .</w:t>
+        <w:t>Figure 4.7a. Log In — Dean role . . . . . . . . . .</w:t>
       </w:r>
       <w:r>
         <w:rPr>
@@ -2392,7 +2426,7 @@
           <w:szCs w:val="24"/>
         </w:rPr>
         <w:tab/>
-        <w:t>74</w:t>
+        <w:t>77</w:t>
       </w:r>
     </w:p>
     <w:p>
@@ -2414,7 +2448,7 @@
           <w:sz w:val="24"/>
           <w:szCs w:val="24"/>
         </w:rPr>
-        <w:t>Figure 4.7a. Log In — Dean role . . . . . . . . . . .</w:t>
+        <w:t>Figure 4.7b. Log In — Program Chairperson role . . .</w:t>
       </w:r>
       <w:r>
         <w:rPr>
@@ -2423,7 +2457,7 @@
           <w:szCs w:val="24"/>
         </w:rPr>
         <w:tab/>
-        <w:t>75</w:t>
+        <w:t>78</w:t>
       </w:r>
     </w:p>
     <w:p>
@@ -2445,7 +2479,18 @@
           <w:sz w:val="24"/>
           <w:szCs w:val="24"/>
         </w:rPr>
-        <w:t>Figure 4.7b. Log In — Program Chairperson role  . . .</w:t>
+        <w:t>Figure 4.7c. First Log In — password change with</w:t>
+      </w:r>
+      <w:r>
+        <w:br/>
+      </w:r>
+      <w:r>
+        <w:rPr>
+          <w:rFonts w:ascii="Courier New" w:hAnsi="Courier New" w:cs="Courier New"/>
+          <w:sz w:val="24"/>
+          <w:szCs w:val="24"/>
+        </w:rPr>
+        <w:t>the rules checklist . . . . . . . . . . . . . . . .</w:t>
       </w:r>
       <w:r>
         <w:rPr>
@@ -2454,7 +2499,7 @@
           <w:szCs w:val="24"/>
         </w:rPr>
         <w:tab/>
-        <w:t>75</w:t>
+        <w:t>78</w:t>
       </w:r>
     </w:p>
     <w:p>
@@ -2476,7 +2521,7 @@
           <w:sz w:val="24"/>
           <w:szCs w:val="24"/>
         </w:rPr>
-        <w:t>Figure 4.7c. Students — search and list view  . . . .</w:t>
+        <w:t>Figure 4.8. Students — search and list view . . . .</w:t>
       </w:r>
       <w:r>
         <w:rPr>
@@ -2485,7 +2530,7 @@
           <w:szCs w:val="24"/>
         </w:rPr>
         <w:tab/>
-        <w:t>76</w:t>
+        <w:t>79</w:t>
       </w:r>
     </w:p>
     <w:p>
@@ -2507,18 +2552,7 @@
           <w:sz w:val="24"/>
           <w:szCs w:val="24"/>
         </w:rPr>
-        <w:t>Figure 4.7d. Student Audit — subject taken out of</w:t>
-      </w:r>
-      <w:r>
-        <w:br/>
-      </w:r>
-      <w:r>
-        <w:rPr>
-          <w:rFonts w:ascii="Courier New" w:hAnsi="Courier New" w:cs="Courier New"/>
-          <w:sz w:val="24"/>
-          <w:szCs w:val="24"/>
-        </w:rPr>
-        <w:t>order and Irregular status  . . . . . . . . . . . . .</w:t>
+        <w:t>Figure 4.9. Enter Grades — choosing the term . . . .</w:t>
       </w:r>
       <w:r>
         <w:rPr>
@@ -2527,7 +2561,7 @@
           <w:szCs w:val="24"/>
         </w:rPr>
         <w:tab/>
-        <w:t>76</w:t>
+        <w:t>79</w:t>
       </w:r>
     </w:p>
     <w:p>
@@ -2549,7 +2583,18 @@
           <w:sz w:val="24"/>
           <w:szCs w:val="24"/>
         </w:rPr>
-        <w:t>Figure 4.7e. Transfer / Shift Records . . . . . . . .</w:t>
+        <w:t>Figure 4.10a. Student Audit — status, term and</w:t>
+      </w:r>
+      <w:r>
+        <w:br/>
+      </w:r>
+      <w:r>
+        <w:rPr>
+          <w:rFonts w:ascii="Courier New" w:hAnsi="Courier New" w:cs="Courier New"/>
+          <w:sz w:val="24"/>
+          <w:szCs w:val="24"/>
+        </w:rPr>
+        <w:t>reason for each subject . . . . . . . . . . . . . .</w:t>
       </w:r>
       <w:r>
         <w:rPr>
@@ -2558,7 +2603,7 @@
           <w:szCs w:val="24"/>
         </w:rPr>
         <w:tab/>
-        <w:t>77</w:t>
+        <w:t>80</w:t>
       </w:r>
     </w:p>
     <w:p>
@@ -2580,8 +2625,18 @@
           <w:sz w:val="24"/>
           <w:szCs w:val="24"/>
         </w:rPr>
-        <w:lastRenderedPageBreak/>
-        <w:t>Figure 4.7f. Enter Grades — choosing the term . . . .</w:t>
+        <w:t>Figure 4.10b. Student Audit — subject taken out of</w:t>
+      </w:r>
+      <w:r>
+        <w:br/>
+      </w:r>
+      <w:r>
+        <w:rPr>
+          <w:rFonts w:ascii="Courier New" w:hAnsi="Courier New" w:cs="Courier New"/>
+          <w:sz w:val="24"/>
+          <w:szCs w:val="24"/>
+        </w:rPr>
+        <w:t>order and Irregular status . . . . . . . . . . . . .</w:t>
       </w:r>
       <w:r>
         <w:rPr>
@@ -2590,7 +2645,7 @@
           <w:szCs w:val="24"/>
         </w:rPr>
         <w:tab/>
-        <w:t>77</w:t>
+        <w:t>80</w:t>
       </w:r>
     </w:p>
     <w:p>
@@ -2612,7 +2667,18 @@
           <w:sz w:val="24"/>
           <w:szCs w:val="24"/>
         </w:rPr>
-        <w:t>Figure 4.7g. Manage Curriculum Versions . . . . . . .</w:t>
+        <w:t>Figure 4.10c. Student Audit — fully compliant</w:t>
+      </w:r>
+      <w:r>
+        <w:br/>
+      </w:r>
+      <w:r>
+        <w:rPr>
+          <w:rFonts w:ascii="Courier New" w:hAnsi="Courier New" w:cs="Courier New"/>
+          <w:sz w:val="24"/>
+          <w:szCs w:val="24"/>
+        </w:rPr>
+        <w:t>(Regular) example . . . . . . . . . . . . . . . . .</w:t>
       </w:r>
       <w:r>
         <w:rPr>
@@ -2621,7 +2687,7 @@
           <w:szCs w:val="24"/>
         </w:rPr>
         <w:tab/>
-        <w:t>78</w:t>
+        <w:t>81</w:t>
       </w:r>
     </w:p>
     <w:p>
@@ -2643,7 +2709,7 @@
           <w:sz w:val="24"/>
           <w:szCs w:val="24"/>
         </w:rPr>
-        <w:t>Figure 4.7h. Student Audit — status, term and</w:t>
+        <w:t>Figure 4.11a. Edit Student — year level (automatic</w:t>
       </w:r>
       <w:r>
         <w:br/>
@@ -2654,7 +2720,7 @@
           <w:sz w:val="24"/>
           <w:szCs w:val="24"/>
         </w:rPr>
-        <w:t>reason for each subject . . . . . . . . . . . . . . .</w:t>
+        <w:t>or set by hand) . . . . . . . . . . . . . . . . . .</w:t>
       </w:r>
       <w:r>
         <w:rPr>
@@ -2663,7 +2729,7 @@
           <w:szCs w:val="24"/>
         </w:rPr>
         <w:tab/>
-        <w:t>78</w:t>
+        <w:t>81</w:t>
       </w:r>
     </w:p>
     <w:p>
@@ -2685,18 +2751,7 @@
           <w:sz w:val="24"/>
           <w:szCs w:val="24"/>
         </w:rPr>
-        <w:t>Figure 4.7i. Student Audit — fully compliant</w:t>
-      </w:r>
-      <w:r>
-        <w:br/>
-      </w:r>
-      <w:r>
-        <w:rPr>
-          <w:rFonts w:ascii="Courier New" w:hAnsi="Courier New" w:cs="Courier New"/>
-          <w:sz w:val="24"/>
-          <w:szCs w:val="24"/>
-        </w:rPr>
-        <w:t>(Regular) example . . . . . . . . . . . . . . . . . .</w:t>
+        <w:t>Figure 4.11b. Grade Logbook . . . . . . . . . . . .</w:t>
       </w:r>
       <w:r>
         <w:rPr>
@@ -2705,7 +2760,7 @@
           <w:szCs w:val="24"/>
         </w:rPr>
         <w:tab/>
-        <w:t>79</w:t>
+        <w:t>82</w:t>
       </w:r>
     </w:p>
     <w:p>
@@ -2727,7 +2782,7 @@
           <w:sz w:val="24"/>
           <w:szCs w:val="24"/>
         </w:rPr>
-        <w:t>Figure 4.7j. Export Curriculum — PDF output . . . . .</w:t>
+        <w:t>Figure 4.11c. Transfer / Shift Records . . . . . . .</w:t>
       </w:r>
       <w:r>
         <w:rPr>
@@ -2736,7 +2791,7 @@
           <w:szCs w:val="24"/>
         </w:rPr>
         <w:tab/>
-        <w:t>79</w:t>
+        <w:t>82</w:t>
       </w:r>
     </w:p>
     <w:p>
@@ -2758,18 +2813,7 @@
           <w:sz w:val="24"/>
           <w:szCs w:val="24"/>
         </w:rPr>
-        <w:t>Figure 4.7k. Create Program — new chairperson</w:t>
-      </w:r>
-      <w:r>
-        <w:br/>
-      </w:r>
-      <w:r>
-        <w:rPr>
-          <w:rFonts w:ascii="Courier New" w:hAnsi="Courier New" w:cs="Courier New"/>
-          <w:sz w:val="24"/>
-          <w:szCs w:val="24"/>
-        </w:rPr>
-        <w:t>account with a temporary password . . . . . . . . . .</w:t>
+        <w:t>Figure 4.12a. Chairperson Dashboard . . . . . . . .</w:t>
       </w:r>
       <w:r>
         <w:rPr>
@@ -2778,7 +2822,7 @@
           <w:szCs w:val="24"/>
         </w:rPr>
         <w:tab/>
-        <w:t>80</w:t>
+        <w:t>83</w:t>
       </w:r>
     </w:p>
     <w:p>
@@ -2800,18 +2844,7 @@
           <w:sz w:val="24"/>
           <w:szCs w:val="24"/>
         </w:rPr>
-        <w:t>Figure 4.7l. First Log In — password change with</w:t>
-      </w:r>
-      <w:r>
-        <w:br/>
-      </w:r>
-      <w:r>
-        <w:rPr>
-          <w:rFonts w:ascii="Courier New" w:hAnsi="Courier New" w:cs="Courier New"/>
-          <w:sz w:val="24"/>
-          <w:szCs w:val="24"/>
-        </w:rPr>
-        <w:t>the rules checklist . . . . . . . . . . . . . . . . .</w:t>
+        <w:t>Figure 4.12b. Dean Dashboard — Current semester . .</w:t>
       </w:r>
       <w:r>
         <w:rPr>
@@ -2820,7 +2853,7 @@
           <w:szCs w:val="24"/>
         </w:rPr>
         <w:tab/>
-        <w:t>80</w:t>
+        <w:t>83</w:t>
       </w:r>
     </w:p>
     <w:p>
@@ -2842,7 +2875,7 @@
           <w:sz w:val="24"/>
           <w:szCs w:val="24"/>
         </w:rPr>
-        <w:t>Figure 4.7m. Dean Dashboard — Current semester  . . .</w:t>
+        <w:t>Figure 4.13a. Manage Curriculum Versions . . . . . .</w:t>
       </w:r>
       <w:r>
         <w:rPr>
@@ -2851,7 +2884,7 @@
           <w:szCs w:val="24"/>
         </w:rPr>
         <w:tab/>
-        <w:t>81</w:t>
+        <w:t>84</w:t>
       </w:r>
     </w:p>
     <w:p>
@@ -2873,7 +2906,18 @@
           <w:sz w:val="24"/>
           <w:szCs w:val="24"/>
         </w:rPr>
-        <w:t>Figure 4.7n. Chairperson Dashboard  . . . . . . . . .</w:t>
+        <w:t>Figure 4.13b. Import Curriculum — preview of</w:t>
+      </w:r>
+      <w:r>
+        <w:br/>
+      </w:r>
+      <w:r>
+        <w:rPr>
+          <w:rFonts w:ascii="Courier New" w:hAnsi="Courier New" w:cs="Courier New"/>
+          <w:sz w:val="24"/>
+          <w:szCs w:val="24"/>
+        </w:rPr>
+        <w:t>changes . . . . . . . . . . . . . . . . . . . . . .</w:t>
       </w:r>
       <w:r>
         <w:rPr>
@@ -2882,7 +2926,7 @@
           <w:szCs w:val="24"/>
         </w:rPr>
         <w:tab/>
-        <w:t>81</w:t>
+        <w:t>84</w:t>
       </w:r>
     </w:p>
     <w:p>
@@ -2904,18 +2948,7 @@
           <w:sz w:val="24"/>
           <w:szCs w:val="24"/>
         </w:rPr>
-        <w:t>Figure 4.7o. Import Curriculum — preview of</w:t>
-      </w:r>
-      <w:r>
-        <w:br/>
-      </w:r>
-      <w:r>
-        <w:rPr>
-          <w:rFonts w:ascii="Courier New" w:hAnsi="Courier New" w:cs="Courier New"/>
-          <w:sz w:val="24"/>
-          <w:szCs w:val="24"/>
-        </w:rPr>
-        <w:t>changes . . . . . . . . . . . . . . . . . . . . . . .</w:t>
+        <w:t>Figure 4.13c. Export Curriculum — PDF output . . . .</w:t>
       </w:r>
       <w:r>
         <w:rPr>
@@ -2924,7 +2957,7 @@
           <w:szCs w:val="24"/>
         </w:rPr>
         <w:tab/>
-        <w:t>82</w:t>
+        <w:t>85</w:t>
       </w:r>
     </w:p>
     <w:p>
@@ -2939,40 +2972,9 @@
           <w:sz w:val="24"/>
           <w:szCs w:val="24"/>
         </w:rPr>
-      </w:pPr>
-      <w:r>
-        <w:rPr>
-          <w:rFonts w:ascii="Courier New" w:hAnsi="Courier New" w:cs="Courier New"/>
-          <w:sz w:val="24"/>
-          <w:szCs w:val="24"/>
-        </w:rPr>
-        <w:t>Figure 4.7p. Grade Logbook  . . . . . . . . . . . . .</w:t>
-      </w:r>
-      <w:r>
-        <w:rPr>
-          <w:rFonts w:ascii="Courier New" w:hAnsi="Courier New" w:cs="Courier New"/>
-          <w:sz w:val="24"/>
-          <w:szCs w:val="24"/>
-        </w:rPr>
-        <w:tab/>
-        <w:t>82</w:t>
-      </w:r>
-    </w:p>
-    <w:p>
-      <w:pPr>
-        <w:keepLines/>
-        <w:tabs>
-          <w:tab w:val="right" w:pos="8640"/>
-        </w:tabs>
-        <w:spacing w:after="120" w:line="360" w:lineRule="auto"/>
-        <w:rPr>
-          <w:rFonts w:ascii="Courier New" w:hAnsi="Courier New" w:cs="Courier New"/>
-          <w:sz w:val="24"/>
-          <w:szCs w:val="24"/>
-        </w:rPr>
         <w:sectPr>
-          <w:headerReference w:type="default" r:id="rId13"/>
-          <w:footerReference w:type="default" r:id="rId14"/>
+          <w:headerReference w:type="default" r:id="rId15"/>
+          <w:footerReference w:type="default" r:id="rId16"/>
           <w:pgSz w:w="12240" w:h="15840"/>
           <w:pgMar w:top="1440" w:right="1440" w:bottom="1440" w:left="2160" w:header="709" w:footer="709" w:gutter="0"/>
           <w:pgNumType w:fmt="lowerRoman"/>
@@ -2986,7 +2988,7 @@
           <w:sz w:val="24"/>
           <w:szCs w:val="24"/>
         </w:rPr>
-        <w:t>Figure 4.7q. Edit Student — year level (automatic</w:t>
+        <w:t>Figure 4.14. Create Program — new chairperson</w:t>
       </w:r>
       <w:r>
         <w:br/>
@@ -2997,7 +2999,7 @@
           <w:sz w:val="24"/>
           <w:szCs w:val="24"/>
         </w:rPr>
-        <w:t>or set by hand) . . . . . . . . . . . . . . . . . . .</w:t>
+        <w:t>account with a temporary password . . . . . . . . .</w:t>
       </w:r>
       <w:r>
         <w:rPr>
@@ -3006,7 +3008,7 @@
           <w:szCs w:val="24"/>
         </w:rPr>
         <w:tab/>
-        <w:t>83</w:t>
+        <w:t>85</w:t>
       </w:r>
     </w:p>
     <w:p>
@@ -3180,7 +3182,7 @@
           <w:lang w:val="en-US"/>
         </w:rPr>
         <w:tab/>
-        <w:t xml:space="preserve">In the Philippine context, State Universities and Colleges (SUCs) are mandated to uphold quality assurance standards set by the Commission on Higher Education (CHED). These standards emphasize prerequisite compliance and curriculum integrity as part of outcomes-based education reforms introduced alongside the K to 12 transition (Largoza </w:t>
+        <w:t xml:space="preserve">In the Philippine context, State Universities and Colleges (SUCs) are mandated to uphold quality assurance standards set by the Commission on Higher Education (CHED). These standards emphasize prerequisite compliance and curriculum integrity as part of outcomes-based education </w:t>
       </w:r>
       <w:r>
         <w:rPr>
@@ -3190,7 +3192,7 @@
           <w:lang w:val="en-US"/>
         </w:rPr>
         <w:lastRenderedPageBreak/>
-        <w:t>&amp; Fernandez, 2025). However, despite the presence of Management Information Systems (MIS), many SUCs—including Kalinga State University (KSU)—continue to rely on manual processes for prerequisite validation. This reliance often results in the late detection of violations, sometimes only discovered during graduation evaluation, which can delay student completion and increase financial burdens (Miña et al., 2021).</w:t>
+        <w:t>reforms introduced alongside the K to 12 transition (Largoza &amp; Fernandez, 2025). However, despite the presence of Management Information Systems (MIS), many SUCs—including Kalinga State University (KSU)—continue to rely on manual processes for prerequisite validation. This reliance often results in the late detection of violations, sometimes only discovered during graduation evaluation, which can delay student completion and increase financial burdens (Miña et al., 2021).</w:t>
       </w:r>
     </w:p>
     <w:p>
@@ -3351,7 +3353,7 @@
           <w:szCs w:val="24"/>
           <w:lang w:val="en-US"/>
         </w:rPr>
-        <w:t xml:space="preserve">Automation offers a solution to these challenges. In the context of curriculum auditing, automation refers to the use of digital technologies to execute repetitive tasks, validate prerequisites, and generate compliance reports with minimal human intervention (Laudon &amp; Laudon, 2022). Automated systems reduce manual workload, enhance accuracy, and improve transparency in academic management. They also provide real-time monitoring of student progress, enabling administrators to detect violations during enrollment rather than at graduation. Bagacay, Talatala, &amp; Soberano (2024) demonstrate that automated registration systems streamline processes, </w:t>
+        <w:t xml:space="preserve">Automation offers a solution to these challenges. In the context of curriculum auditing, automation refers to the use of digital technologies to execute repetitive tasks, validate prerequisites, and generate compliance reports with minimal human intervention (Laudon &amp; Laudon, 2022). Automated systems reduce manual workload, enhance accuracy, and improve transparency in academic management. They also provide real-time monitoring of student progress, enabling administrators to detect violations during enrollment rather than at graduation. Bagacay, Talatala, &amp; Soberano (2024) demonstrate </w:t>
       </w:r>
       <w:r>
         <w:rPr>
@@ -3361,7 +3363,7 @@
           <w:lang w:val="en-US"/>
         </w:rPr>
         <w:lastRenderedPageBreak/>
-        <w:t>reduce errors, and improve institutional efficiency, making them highly relevant to curriculum auditing.</w:t>
+        <w:t>that automated registration systems streamline processes, reduce errors, and improve institutional efficiency, making them highly relevant to curriculum auditing.</w:t>
       </w:r>
     </w:p>
     <w:p>
@@ -3427,17 +3429,8 @@
           <w:szCs w:val="24"/>
           <w:lang w:val="en-US"/>
         </w:rPr>
-        <w:t xml:space="preserve">The primary goal of this study is to develop Auditrix - A Curriculum Audit System for KSU. The system was built to </w:t>
-      </w:r>
-      <w:r>
-        <w:rPr>
-          <w:rFonts w:ascii="Courier New" w:hAnsi="Courier New" w:cs="Courier New"/>
-          <w:sz w:val="24"/>
-          <w:szCs w:val="24"/>
-          <w:lang w:val="en-US"/>
-        </w:rPr>
         <w:lastRenderedPageBreak/>
-        <w:t>serve every college and program of Kalinga State University, and it was developed and tested with the BSCpE, BSIT</w:t>
+        <w:t>The primary goal of this study is to develop Auditrix - A Curriculum Audit System for KSU. The system was built to serve every college and program of Kalinga State University, and it was developed and tested with the BSCpE, BSIT</w:t>
       </w:r>
       <w:r>
         <w:rPr>
@@ -3477,7 +3470,17 @@
           <w:szCs w:val="24"/>
           <w:lang w:val="en-US"/>
         </w:rPr>
-        <w:t>Although testing was done within the CEIT, the system is not limited to it. Colleges, programs, curriculum versions and staff accounts are records in the system rather than settings fixed in its code, so the other colleges of Kalinga State University (KSU) can use it once their deans create their programs and chairperson accounts. This project contributes to the modernization of academic management by providing an automated solution that reduces subject evaluation errors and enhances the efficiency of enrollment monitoring processes for the entire institution.</w:t>
+        <w:t xml:space="preserve">Although testing was done within the CEIT, the system is not limited to it. Colleges, programs, curriculum versions and staff accounts are records in the system rather than settings fixed in its code, so the other colleges of Kalinga State University (KSU) can use it once their deans create their programs and chairperson accounts. This project contributes to the modernization of academic management by providing an automated solution that reduces subject </w:t>
+      </w:r>
+      <w:r>
+        <w:rPr>
+          <w:rFonts w:ascii="Courier New" w:hAnsi="Courier New" w:cs="Courier New"/>
+          <w:sz w:val="24"/>
+          <w:szCs w:val="24"/>
+          <w:lang w:val="en-US"/>
+        </w:rPr>
+        <w:lastRenderedPageBreak/>
+        <w:t>evaluation errors and enhances the efficiency of enrollment monitoring processes for the entire institution.</w:t>
       </w:r>
     </w:p>
     <w:p>
@@ -3499,7 +3502,6 @@
           <w:szCs w:val="24"/>
           <w:lang w:val="en-US"/>
         </w:rPr>
-        <w:lastRenderedPageBreak/>
         <w:t>This study, therefore, proposes Auditrix - A Curriculum Audit System for KSU as a robust tool for enhancing curriculum integrity at Kalinga State University.</w:t>
       </w:r>
     </w:p>
@@ -3594,7 +3596,7 @@
           <w:sz w:val="24"/>
           <w:szCs w:val="24"/>
         </w:rPr>
-        <w:t xml:space="preserve">Since the system has no direct access to the university MIS, Auditrix imports student lists in the layout of the KSU-MIS "Export to Excel" file, and imports curricula from Excel (.xlsx or .xls) or CSV files with a preview of every change before it is saved. It also determines each student's year level from the units the student has passed, following the </w:t>
+        <w:t xml:space="preserve">Since the system has no direct access to the university MIS, Auditrix imports student lists in the layout of the KSU-MIS "Export to Excel" file, and imports curricula from Excel </w:t>
       </w:r>
       <w:r>
         <w:rPr>
@@ -3603,7 +3605,7 @@
           <w:szCs w:val="24"/>
         </w:rPr>
         <w:lastRenderedPageBreak/>
-        <w:t>KSU Student Handbook and Operations Manual, classifies students as regular or irregular against the prescribed load of the current semester, and summarizes these on a dashboard for program chairpersons and deans.</w:t>
+        <w:t>(.xlsx or .xls) or CSV files with a preview of every change before it is saved. It also determines each student's year level from the units the student has passed, following the KSU Student Handbook and Operations Manual, classifies students as regular or irregular against the prescribed load of the current semester, and summarizes these on a dashboard for program chairpersons and deans.</w:t>
       </w:r>
     </w:p>
     <w:p>
@@ -4559,7 +4561,7 @@
           <w:szCs w:val="24"/>
           <w:lang w:val="en-US" w:eastAsia="zh-CN"/>
         </w:rPr>
-        <w:t xml:space="preserve">The organization involved in this study is Kalinga State University (KSU), located in Tabuk City, particularly in the Bulanao Campus, which serves as the main campus of the university. This is a public higher education institution that provides academic programs, research, and community services in the province of Kalinga. Kalinga State University started as the Kalinga Community College of Trade and Industries (KCCTI) in 1974. It was established through </w:t>
+        <w:t xml:space="preserve">The organization involved in this study is Kalinga State University (KSU), located in Tabuk City, particularly in the Bulanao Campus, which serves as the main campus of the university. This is a public higher education institution </w:t>
       </w:r>
       <w:r>
         <w:rPr>
@@ -4569,7 +4571,7 @@
           <w:lang w:val="en-US" w:eastAsia="zh-CN"/>
         </w:rPr>
         <w:lastRenderedPageBreak/>
-        <w:t xml:space="preserve">Resolution No. 97 by the Provincial Board of Kalinga-Apayao under Governor Rolando T. Puzon. The institution initially offered vocational courses such as poultry production, piggery, garments, trades, and native 100m weaving, with Augusto Alejandrino serving as its first administrator. The Municipal Council of Tabuk later allowed the college to use a portion of the Municipal Plaza as its campus. </w:t>
+        <w:t xml:space="preserve">that provides academic programs, research, and community services in the province of Kalinga. Kalinga State University started as the Kalinga Community College of Trade and Industries (KCCTI) in 1974. It was established through Resolution No. 97 by the Provincial Board of Kalinga-Apayao under Governor Rolando T. Puzon. The institution initially offered vocational courses such as poultry production, piggery, garments, trades, and native 100m weaving, with Augusto Alejandrino serving as its first administrator. The Municipal Council of Tabuk later allowed the college to use a portion of the Municipal Plaza as its campus. </w:t>
       </w:r>
     </w:p>
     <w:p>
@@ -4613,7 +4615,17 @@
           <w:szCs w:val="24"/>
           <w:lang w:val="en-US" w:eastAsia="zh-CN"/>
         </w:rPr>
-        <w:t xml:space="preserve"> In 1986, through Presidential Decree No. 2017, the Kalinga-Apayao State College (KASC) was created through the merger of several schools, although it officially became operational in 1992. In 1993, Francisco M. Basuel was appointed as the first president and introduced various academic programs, graduate degrees, infrastructure developments, and research initiatives. </w:t>
+        <w:t xml:space="preserve"> In 1986, through Presidential Decree No. 2017, the Kalinga-Apayao State College (KASC) was created through the merger of several schools, although it officially became </w:t>
+      </w:r>
+      <w:r>
+        <w:rPr>
+          <w:rFonts w:ascii="Courier New" w:hAnsi="Courier New" w:cs="Courier New"/>
+          <w:sz w:val="24"/>
+          <w:szCs w:val="24"/>
+          <w:lang w:val="en-US" w:eastAsia="zh-CN"/>
+        </w:rPr>
+        <w:lastRenderedPageBreak/>
+        <w:t xml:space="preserve">operational in 1992. In 1993, Francisco M. Basuel was appointed as the first president and introduced various academic programs, graduate degrees, infrastructure developments, and research initiatives. </w:t>
       </w:r>
     </w:p>
     <w:p>
@@ -4634,7 +4646,6 @@
           <w:szCs w:val="24"/>
           <w:lang w:val="en-US" w:eastAsia="zh-CN"/>
         </w:rPr>
-        <w:lastRenderedPageBreak/>
         <w:t>Several presidents continued to strengthen the institution, including Venus I. Lammawin, Serafin L. Ngohayon, and Eduardo I. Bagtang, who expanded academic programs, facilities, research activities, and international collaborations.</w:t>
       </w:r>
     </w:p>
@@ -4737,6 +4748,7 @@
           <w:rFonts w:ascii="Courier New" w:eastAsia="-webkit-standard" w:hAnsi="Courier New" w:cs="Courier New"/>
           <w:color w:val="000000"/>
         </w:rPr>
+        <w:lastRenderedPageBreak/>
         <w:t>Specifically, this study seeks to answer the following questions:</w:t>
       </w:r>
     </w:p>
@@ -4781,7 +4793,6 @@
           <w:szCs w:val="24"/>
           <w:lang w:val="en-US"/>
         </w:rPr>
-        <w:lastRenderedPageBreak/>
         <w:t>2. What problems are encountered in evaluating students' prerequisite compliance with the curriculum?</w:t>
       </w:r>
     </w:p>
@@ -4918,6 +4929,7 @@
           <w:rFonts w:ascii="Courier New" w:eastAsia="-webkit-standard" w:hAnsi="Courier New" w:cs="Courier New"/>
           <w:color w:val="000000"/>
         </w:rPr>
+        <w:lastRenderedPageBreak/>
         <w:t>To identify the process for auditing the students' prerequisite compliance with the curriculum.</w:t>
       </w:r>
     </w:p>
@@ -4970,7 +4982,6 @@
           <w:rFonts w:ascii="Courier New" w:eastAsia="-webkit-standard" w:hAnsi="Courier New" w:cs="Courier New"/>
           <w:color w:val="000000"/>
         </w:rPr>
-        <w:lastRenderedPageBreak/>
         <w:t>To design and develop a system to ensure prerequisite compliance with the curriculum.</w:t>
       </w:r>
     </w:p>
@@ -5087,29 +5098,29 @@
           <w:rFonts w:ascii="Courier New" w:eastAsia="-webkit-standard" w:hAnsi="Courier New" w:cs="Courier New"/>
           <w:color w:val="000000"/>
         </w:rPr>
-        <w:t xml:space="preserve"> The system serves as a specialized administrative tool that transforms the evaluation of student eligibility from a manual task into an automated process. Once a student's grades are recorded, the system shows at once which subjects the student has completed, can take next, or took out of order, with the reason for each violation, removing the need to</w:t>
+        <w:t xml:space="preserve"> The system serves as a specialized administrative tool that transforms the evaluation of student eligibility from a manual task into an automated process. Once a student's grades are recorded, the system shows at </w:t>
       </w:r>
       <w:r>
         <w:rPr>
           <w:rFonts w:ascii="Courier New" w:eastAsia="-webkit-standard" w:hAnsi="Courier New" w:cs="Courier New"/>
           <w:color w:val="000000"/>
         </w:rPr>
-        <w:t xml:space="preserve"> manually</w:t>
+        <w:lastRenderedPageBreak/>
+        <w:t>once which subjects the student has completed, can take next, or took out of order, with the reason for each violation, removing the need to</w:t>
       </w:r>
       <w:r>
         <w:rPr>
           <w:rFonts w:ascii="Courier New" w:eastAsia="-webkit-standard" w:hAnsi="Courier New" w:cs="Courier New"/>
           <w:color w:val="000000"/>
         </w:rPr>
-        <w:t xml:space="preserve"> cross-reference records against the curriculum map. Student lists can also be imported from the KSU-MIS export instead of being typed in. This </w:t>
+        <w:t xml:space="preserve"> manually</w:t>
       </w:r>
       <w:r>
         <w:rPr>
           <w:rFonts w:ascii="Courier New" w:eastAsia="-webkit-standard" w:hAnsi="Courier New" w:cs="Courier New"/>
           <w:color w:val="000000"/>
         </w:rPr>
-        <w:lastRenderedPageBreak/>
-        <w:t xml:space="preserve">significantly reduces administrative workload, reduces human oversight, and allows chairpersons to dedicate more time </w:t>
+        <w:t xml:space="preserve"> cross-reference records against the curriculum map. Student lists can also be imported from the KSU-MIS export instead of being typed in. This significantly reduces administrative workload, reduces human oversight, and allows chairpersons to dedicate more time </w:t>
       </w:r>
       <w:r>
         <w:rPr>
@@ -5164,6 +5175,7 @@
           <w:bCs/>
           <w:color w:val="000000"/>
         </w:rPr>
+        <w:lastRenderedPageBreak/>
         <w:tab/>
         <w:t>Students.</w:t>
       </w:r>
@@ -5172,15 +5184,44 @@
           <w:rFonts w:ascii="Courier New" w:eastAsia="-webkit-standard" w:hAnsi="Courier New" w:cs="Courier New"/>
           <w:color w:val="000000"/>
         </w:rPr>
-        <w:t xml:space="preserve"> While the Program Chairperson is the primary user, students are the ultimate beneficiaries of the system’s precision. By ensuring that prerequisite violations are flagged as soon as grades are recorded, and that the subjects a student is not yet eligible for are visible to the </w:t>
-      </w:r>
-      <w:r>
+        <w:t xml:space="preserve"> While the Program Chairperson is the primary user, students are the ultimate beneficiaries of the system’s precision. By ensuring that prerequisite violations are flagged as soon as grades are recorded, and that the subjects a student is not yet eligible for are visible to the chairperson before enrollment, the system protects students from the academic and emotional distress of being barred from graduation due to late-discovered delinquencies. This proactive approach minimizes unnecessary financial burdens and ensures a seamless, on-time pathway toward program completion.</w:t>
+      </w:r>
+    </w:p>
+    <w:p>
+      <w:pPr>
+        <w:pStyle w:val="NormalWeb"/>
+        <w:spacing w:after="120" w:line="480" w:lineRule="auto"/>
+        <w:jc w:val="both"/>
         <w:rPr>
           <w:rFonts w:ascii="Courier New" w:eastAsia="-webkit-standard" w:hAnsi="Courier New" w:cs="Courier New"/>
           <w:color w:val="000000"/>
         </w:rPr>
-        <w:lastRenderedPageBreak/>
-        <w:t>chairperson before enrollment, the system protects students from the academic and emotional distress of being barred from graduation due to late-discovered delinquencies. This proactive approach minimizes unnecessary financial burdens and ensures a seamless, on-time pathway toward program completion.</w:t>
+      </w:pPr>
+      <w:r>
+        <w:rPr>
+          <w:rFonts w:ascii="Courier New" w:eastAsia="-webkit-standard" w:hAnsi="Courier New" w:cs="Courier New"/>
+          <w:b/>
+          <w:bCs/>
+          <w:color w:val="000000"/>
+        </w:rPr>
+        <w:tab/>
+        <w:t>University Administration.</w:t>
+      </w:r>
+      <w:r>
+        <w:rPr>
+          <w:rFonts w:ascii="Courier New" w:eastAsia="-webkit-standard" w:hAnsi="Courier New" w:cs="Courier New"/>
+          <w:color w:val="000000"/>
+        </w:rPr>
+        <w:t xml:space="preserve"> Auditrix provides a centralized and highly accurate platform for monitoring institutional curriculum compliance. By maintaining strict data integrity and adhering to CHED standards regarding prerequisite sequencing, the university strengthens its position during quality assurance audits and institutional accreditation. Furthermore, the system supports evidence-based governance by providing clear, real-time insights into student progression and identifying potential curriculum bottlenecks.</w:t>
+      </w:r>
+      <w:r>
+        <w:rPr>
+          <w:rFonts w:ascii="Courier New" w:eastAsia="-webkit-standard" w:hAnsi="Courier New" w:cs="Courier New"/>
+          <w:b/>
+          <w:bCs/>
+          <w:color w:val="000000"/>
+        </w:rPr>
+        <w:tab/>
       </w:r>
     </w:p>
     <w:p>
@@ -5200,60 +5241,16 @@
           <w:bCs/>
           <w:color w:val="000000"/>
         </w:rPr>
+        <w:lastRenderedPageBreak/>
         <w:tab/>
-        <w:t>University Administration.</w:t>
+        <w:t>Future Researchers.</w:t>
       </w:r>
       <w:r>
         <w:rPr>
           <w:rFonts w:ascii="Courier New" w:eastAsia="-webkit-standard" w:hAnsi="Courier New" w:cs="Courier New"/>
           <w:color w:val="000000"/>
         </w:rPr>
-        <w:t xml:space="preserve"> Auditrix provides a centralized and highly accurate platform for monitoring institutional curriculum compliance. By maintaining strict data integrity and adhering to CHED standards regarding prerequisite sequencing, the university strengthens its position during quality assurance audits and institutional accreditation. Furthermore, the system supports evidence-based governance by providing clear, real-time insights into student progression and identifying potential curriculum bottlenecks.</w:t>
-      </w:r>
-      <w:r>
-        <w:rPr>
-          <w:rFonts w:ascii="Courier New" w:eastAsia="-webkit-standard" w:hAnsi="Courier New" w:cs="Courier New"/>
-          <w:b/>
-          <w:bCs/>
-          <w:color w:val="000000"/>
-        </w:rPr>
-        <w:tab/>
-      </w:r>
-    </w:p>
-    <w:p>
-      <w:pPr>
-        <w:pStyle w:val="NormalWeb"/>
-        <w:spacing w:after="120" w:line="480" w:lineRule="auto"/>
-        <w:jc w:val="both"/>
-        <w:rPr>
-          <w:rFonts w:ascii="Courier New" w:eastAsia="-webkit-standard" w:hAnsi="Courier New" w:cs="Courier New"/>
-          <w:color w:val="000000"/>
-        </w:rPr>
-      </w:pPr>
-      <w:r>
-        <w:rPr>
-          <w:rFonts w:ascii="Courier New" w:eastAsia="-webkit-standard" w:hAnsi="Courier New" w:cs="Courier New"/>
-          <w:b/>
-          <w:bCs/>
-          <w:color w:val="000000"/>
-        </w:rPr>
-        <w:tab/>
-        <w:t>Future Researchers.</w:t>
-      </w:r>
-      <w:r>
-        <w:rPr>
-          <w:rFonts w:ascii="Courier New" w:eastAsia="-webkit-standard" w:hAnsi="Courier New" w:cs="Courier New"/>
-          <w:color w:val="000000"/>
-        </w:rPr>
-        <w:t xml:space="preserve"> This study establishes a technical and conceptual foundation for further innovations in educational technology. It serves as a validated reference for developing more advanced academic tools, such as predictive analytics for student success or the integration </w:t>
-      </w:r>
-      <w:r>
-        <w:rPr>
-          <w:rFonts w:ascii="Courier New" w:eastAsia="-webkit-standard" w:hAnsi="Courier New" w:cs="Courier New"/>
-          <w:color w:val="000000"/>
-        </w:rPr>
-        <w:lastRenderedPageBreak/>
-        <w:t>of AI-driven decision support systems within higher education institutions in the Philippines.</w:t>
+        <w:t xml:space="preserve"> This study establishes a technical and conceptual foundation for further innovations in educational technology. It serves as a validated reference for developing more advanced academic tools, such as predictive analytics for student success or the integration of AI-driven decision support systems within higher education institutions in the Philippines.</w:t>
       </w:r>
     </w:p>
     <w:p>
@@ -5424,6 +5421,7 @@
           <w:bCs/>
           <w:color w:val="000000"/>
         </w:rPr>
+        <w:lastRenderedPageBreak/>
         <w:t>The system covers several key functionalities designed to automate and analyze academic progression. At its core, the software records grades through a term-based grade entry module</w:t>
       </w:r>
       <w:r>
@@ -5439,16 +5437,7 @@
           <w:bCs/>
           <w:color w:val="000000"/>
         </w:rPr>
-        <w:t xml:space="preserve"> and checks them against the </w:t>
-      </w:r>
-      <w:r>
-        <w:rPr>
-          <w:rFonts w:ascii="Courier New" w:eastAsia="-webkit-standard" w:hAnsi="Courier New" w:cs="Courier New"/>
-          <w:bCs/>
-          <w:color w:val="000000"/>
-        </w:rPr>
-        <w:lastRenderedPageBreak/>
-        <w:t xml:space="preserve">program's curriculum, which is maintained in versions per curriculum year. Each subject on a student's record is assigned one of five statuses: Completed, Available, Pending, Unavailable, or Violation. A Violation is </w:t>
+        <w:t xml:space="preserve"> and checks them against the program's curriculum, which is maintained in versions per curriculum year. Each subject on a student's record is assigned one of five statuses: Completed, Available, Pending, Unavailable, or Violation. A Violation is </w:t>
       </w:r>
       <w:r>
         <w:rPr>
@@ -5483,6 +5472,7 @@
           <w:rFonts w:ascii="Courier New" w:eastAsia="-webkit-standard" w:hAnsi="Courier New" w:cs="Courier New"/>
           <w:color w:val="000000"/>
         </w:rPr>
+        <w:lastRenderedPageBreak/>
         <w:t xml:space="preserve">Beyond basic auditing, the system includes a dashboard that summarizes each program: the total number of students, the regular and irregular students, the students with violations, the curriculum versions, and the number of students who shifted, transferred, or dropped. Its charts show the students per year level (Freshman to Senior) and the </w:t>
       </w:r>
       <w:commentRangeStart w:id="0"/>
@@ -5491,15 +5481,7 @@
           <w:rFonts w:ascii="Courier New" w:eastAsia="-webkit-standard" w:hAnsi="Courier New" w:cs="Courier New"/>
           <w:color w:val="000000"/>
         </w:rPr>
-        <w:t xml:space="preserve">subjects most often taken out of order. A "Needs attention" list points the chairperson to the students who need action, </w:t>
-      </w:r>
-      <w:r>
-        <w:rPr>
-          <w:rFonts w:ascii="Courier New" w:eastAsia="-webkit-standard" w:hAnsi="Courier New" w:cs="Courier New"/>
-          <w:color w:val="000000"/>
-        </w:rPr>
-        <w:lastRenderedPageBreak/>
-        <w:t>and the Dean can compare the programs of the college side by side.</w:t>
+        <w:t>subjects most often taken out of order. A "Needs attention" list points the chairperson to the students who need action, and the Dean can compare the programs of the college side by side.</w:t>
       </w:r>
       <w:commentRangeEnd w:id="0"/>
       <w:r>
@@ -5566,6 +5548,7 @@
           <w:bCs/>
           <w:color w:val="000000"/>
         </w:rPr>
+        <w:lastRenderedPageBreak/>
         <w:t xml:space="preserve">The system does not include subsystems for other administrative offices, such as the Registrar, Accounting, or Library services. It does not enroll students in subjects; it audits recorded grades and reports each subject's status. </w:t>
       </w:r>
       <w:r>
@@ -5594,7 +5577,6 @@
           <w:bCs/>
           <w:color w:val="000000"/>
         </w:rPr>
-        <w:lastRenderedPageBreak/>
         <w:t>The system's logic is limited to descriptive auditing (identifying compliance with existing rules) and does not include predictive analytics (forecasting of program completion) or AI-driven enrollment counseling</w:t>
       </w:r>
       <w:r>
@@ -5692,7 +5674,16 @@
           <w:sz w:val="24"/>
           <w:szCs w:val="24"/>
         </w:rPr>
-        <w:t xml:space="preserve"> Refers to the web-based system designed and developed in this study to analyze student academic records and compare them with the official curriculum. Its primary purpose is to detect prerequisite violations for use by Program Chairpersons and Deans.</w:t>
+        <w:t xml:space="preserve"> Refers to the web-based system designed and developed in this study to analyze student academic records and compare them with the official </w:t>
+      </w:r>
+      <w:r>
+        <w:rPr>
+          <w:rFonts w:ascii="Courier New" w:hAnsi="Courier New" w:cs="Courier New"/>
+          <w:sz w:val="24"/>
+          <w:szCs w:val="24"/>
+        </w:rPr>
+        <w:lastRenderedPageBreak/>
+        <w:t>curriculum. Its primary purpose is to detect prerequisite violations for use by Program Chairpersons and Deans.</w:t>
       </w:r>
     </w:p>
     <w:p>
@@ -5744,7 +5735,6 @@
           <w:sz w:val="24"/>
           <w:szCs w:val="24"/>
         </w:rPr>
-        <w:lastRenderedPageBreak/>
         <w:t>Prerequisite Violation.</w:t>
       </w:r>
       <w:r>
@@ -5813,7 +5803,16 @@
           <w:sz w:val="24"/>
           <w:szCs w:val="24"/>
         </w:rPr>
-        <w:t xml:space="preserve"> A status meaning that the student may take the subject now because its requirements have been met, or must take it again because it was failed or taken out of order.</w:t>
+        <w:t xml:space="preserve"> A status meaning that the student may take the subject now because its requirements have been met, or </w:t>
+      </w:r>
+      <w:r>
+        <w:rPr>
+          <w:rFonts w:ascii="Courier New" w:hAnsi="Courier New" w:cs="Courier New"/>
+          <w:sz w:val="24"/>
+          <w:szCs w:val="24"/>
+        </w:rPr>
+        <w:lastRenderedPageBreak/>
+        <w:t>must take it again because it was failed or taken out of order.</w:t>
       </w:r>
     </w:p>
     <w:p>
@@ -5919,16 +5918,7 @@
           <w:sz w:val="24"/>
           <w:szCs w:val="24"/>
         </w:rPr>
-        <w:t xml:space="preserve"> before </w:t>
-      </w:r>
-      <w:r>
-        <w:rPr>
-          <w:rFonts w:ascii="Courier New" w:hAnsi="Courier New" w:cs="Courier New"/>
-          <w:sz w:val="24"/>
-          <w:szCs w:val="24"/>
-        </w:rPr>
-        <w:lastRenderedPageBreak/>
-        <w:t>its prerequisite was passed. Auditrix states the reason; the subject earns no credit and must be retaken.</w:t>
+        <w:t xml:space="preserve"> before its prerequisite was passed. Auditrix states the reason; the subject earns no credit and must be retaken.</w:t>
       </w:r>
     </w:p>
     <w:p>
@@ -6010,6 +6000,7 @@
           <w:sz w:val="24"/>
           <w:szCs w:val="24"/>
         </w:rPr>
+        <w:lastRenderedPageBreak/>
         <w:t>Term.</w:t>
       </w:r>
       <w:r>
@@ -6086,7 +6077,6 @@
           <w:sz w:val="24"/>
           <w:szCs w:val="24"/>
         </w:rPr>
-        <w:lastRenderedPageBreak/>
         <w:t>Year Standing.</w:t>
       </w:r>
       <w:r>
@@ -6147,6 +6137,7 @@
           <w:sz w:val="24"/>
           <w:szCs w:val="24"/>
         </w:rPr>
+        <w:lastRenderedPageBreak/>
         <w:t>Irregular Student.</w:t>
       </w:r>
       <w:r>
@@ -6237,7 +6228,6 @@
           <w:sz w:val="24"/>
           <w:szCs w:val="24"/>
         </w:rPr>
-        <w:lastRenderedPageBreak/>
         <w:t>Data Export.</w:t>
       </w:r>
       <w:r>
@@ -6290,10 +6280,10 @@
           <w:szCs w:val="24"/>
         </w:rPr>
         <w:sectPr>
-          <w:headerReference w:type="default" r:id="rId19"/>
-          <w:footerReference w:type="default" r:id="rId20"/>
-          <w:headerReference w:type="first" r:id="rId21"/>
-          <w:footerReference w:type="first" r:id="rId22"/>
+          <w:headerReference w:type="default" r:id="rId21"/>
+          <w:footerReference w:type="default" r:id="rId22"/>
+          <w:headerReference w:type="first" r:id="rId23"/>
+          <w:footerReference w:type="first" r:id="rId24"/>
           <w:pgSz w:w="12242" w:h="15842"/>
           <w:pgMar w:top="1440" w:right="1440" w:bottom="1440" w:left="2160" w:header="709" w:footer="709" w:gutter="0"/>
           <w:pgNumType w:start="1" w:chapStyle="1"/>
@@ -6310,6 +6300,7 @@
           <w:sz w:val="24"/>
           <w:szCs w:val="24"/>
         </w:rPr>
+        <w:lastRenderedPageBreak/>
         <w:t>ISO/IEC 25010 Software Quality Standards.</w:t>
       </w:r>
       <w:r>
@@ -6508,7 +6499,7 @@
           <w:lang w:eastAsia="zh-CN"/>
         </w:rPr>
         <w:tab/>
-        <w:t xml:space="preserve">Parallel to this, the global landscape of quality assurance in higher education has been extensively studied, particularly regarding accreditation processes. Saeed et al. (2021) conducted a comprehensive review of sustainable program assessment practices, focusing on ABET and NCAAA accreditation processes for computer information systems </w:t>
+        <w:t xml:space="preserve">Parallel to this, the global landscape of quality assurance in higher education has been extensively studied, particularly regarding accreditation processes. Saeed et al. (2021) conducted a comprehensive review of sustainable program assessment practices, focusing on ABET and NCAAA </w:t>
       </w:r>
       <w:r>
         <w:rPr>
@@ -6519,7 +6510,7 @@
           <w:lang w:eastAsia="zh-CN"/>
         </w:rPr>
         <w:lastRenderedPageBreak/>
-        <w:t>programs. Their findings emphasize that measurement for program assessments requires systematic information systems to satisfy international accreditation standards.</w:t>
+        <w:t>accreditation processes for computer information systems programs. Their findings emphasize that measurement for program assessments requires systematic information systems to satisfy international accreditation standards.</w:t>
       </w:r>
     </w:p>
     <w:p>
@@ -6567,13 +6558,9 @@
           <w:lang w:eastAsia="zh-CN"/>
         </w:rPr>
         <w:tab/>
-        <w:t>Practical applications of these systems show significant results, as seen at United Arab Emirates University, which implemented a Learning Outcomes Assessment Management System (LOAMS) to streamline academic quality assurance processes (Al-Fedaghi &amp; Al-Muhanna, 2022). The system features role-based user privileges, automated workflow management, and infographics for tracking assessment status. Since its deployment in 2018, LOAMS has successfully managed learning outcomes assessment for over 1,000 courses per semester, proving the scalability and effectiveness of web-based audit systems.</w:t>
-      </w:r>
-    </w:p>
-    <w:p>
-      <w:pPr>
-        <w:spacing w:line="480" w:lineRule="auto"/>
-        <w:jc w:val="both"/>
+        <w:t xml:space="preserve">Practical applications of these systems show significant results, as seen at United Arab Emirates University, which implemented a Learning Outcomes Assessment Management System (LOAMS) to streamline academic quality assurance processes (Al-Fedaghi &amp; Al-Muhanna, 2022). The system features role-based user privileges, automated workflow management, and infographics for tracking assessment status. Since its deployment in 2018, LOAMS has successfully managed learning outcomes assessment for over 1,000 courses per semester, </w:t>
+      </w:r>
+      <w:r>
         <w:rPr>
           <w:rFonts w:ascii="Courier New" w:eastAsia="Calibri" w:hAnsi="Courier New" w:cs="Courier New"/>
           <w:kern w:val="0"/>
@@ -6581,8 +6568,14 @@
           <w:szCs w:val="24"/>
           <w:lang w:eastAsia="zh-CN"/>
         </w:rPr>
-      </w:pPr>
-      <w:r>
+        <w:lastRenderedPageBreak/>
+        <w:t>proving the scalability and effectiveness of web-based audit systems.</w:t>
+      </w:r>
+    </w:p>
+    <w:p>
+      <w:pPr>
+        <w:spacing w:line="480" w:lineRule="auto"/>
+        <w:jc w:val="both"/>
         <w:rPr>
           <w:rFonts w:ascii="Courier New" w:eastAsia="Calibri" w:hAnsi="Courier New" w:cs="Courier New"/>
           <w:kern w:val="0"/>
@@ -6590,7 +6583,15 @@
           <w:szCs w:val="24"/>
           <w:lang w:eastAsia="zh-CN"/>
         </w:rPr>
-        <w:lastRenderedPageBreak/>
+      </w:pPr>
+      <w:r>
+        <w:rPr>
+          <w:rFonts w:ascii="Courier New" w:eastAsia="Calibri" w:hAnsi="Courier New" w:cs="Courier New"/>
+          <w:kern w:val="0"/>
+          <w:sz w:val="24"/>
+          <w:szCs w:val="24"/>
+          <w:lang w:eastAsia="zh-CN"/>
+        </w:rPr>
         <w:tab/>
         <w:t>Addressing administrative challenges, Salleh et al. (2020) developed an Accreditation Document Tracking System (ADTS) using the Scrum approach to monitor document movement and timelines. The system addresses critical challenges in document control, including dislocation and timeline oversight, by providing web-based tracking capabilities. Similarly, Taufiqurrahman et al. (2025) created a web-based accreditation system for study program management using the Waterfall model. The system incorporates role-based access for administrators, program heads, and assessors, with features including structured document uploads and dashboard visualizations, achieving 100% success rates in black-box testing.</w:t>
       </w:r>
@@ -6616,13 +6617,9 @@
           <w:lang w:eastAsia="zh-CN"/>
         </w:rPr>
         <w:tab/>
-        <w:t>Standardization also plays a key role, as Oware and Mokoena (2025) developed a framework for institutional audit quality in Ghanaian universities to address systematic implementation challenges. Their comparative analysis of international models, including Australia's TEQSA and New Zealand's Academic Quality Agency, revealed that standardized audit frameworks with defined domains and assessment scales significantly improve audit effectiveness.</w:t>
-      </w:r>
-    </w:p>
-    <w:p>
-      <w:pPr>
-        <w:spacing w:line="480" w:lineRule="auto"/>
-        <w:jc w:val="both"/>
+        <w:t xml:space="preserve">Standardization also plays a key role, as Oware and Mokoena (2025) developed a framework for institutional audit quality in Ghanaian universities to address systematic implementation challenges. Their comparative analysis of international models, including Australia's TEQSA and New Zealand's Academic Quality Agency, revealed that standardized </w:t>
+      </w:r>
+      <w:r>
         <w:rPr>
           <w:rFonts w:ascii="Courier New" w:eastAsia="Calibri" w:hAnsi="Courier New" w:cs="Courier New"/>
           <w:kern w:val="0"/>
@@ -6630,8 +6627,14 @@
           <w:szCs w:val="24"/>
           <w:lang w:eastAsia="zh-CN"/>
         </w:rPr>
-      </w:pPr>
-      <w:r>
+        <w:lastRenderedPageBreak/>
+        <w:t>audit frameworks with defined domains and assessment scales significantly improve audit effectiveness.</w:t>
+      </w:r>
+    </w:p>
+    <w:p>
+      <w:pPr>
+        <w:spacing w:line="480" w:lineRule="auto"/>
+        <w:jc w:val="both"/>
         <w:rPr>
           <w:rFonts w:ascii="Courier New" w:eastAsia="Calibri" w:hAnsi="Courier New" w:cs="Courier New"/>
           <w:kern w:val="0"/>
@@ -6639,7 +6642,15 @@
           <w:szCs w:val="24"/>
           <w:lang w:eastAsia="zh-CN"/>
         </w:rPr>
-        <w:lastRenderedPageBreak/>
+      </w:pPr>
+      <w:r>
+        <w:rPr>
+          <w:rFonts w:ascii="Courier New" w:eastAsia="Calibri" w:hAnsi="Courier New" w:cs="Courier New"/>
+          <w:kern w:val="0"/>
+          <w:sz w:val="24"/>
+          <w:szCs w:val="24"/>
+          <w:lang w:eastAsia="zh-CN"/>
+        </w:rPr>
         <w:tab/>
         <w:t>Innovative methodologies have also emerged, with the Quality Assurance Agency for Higher Education (QAA) in the United Kingdom documenting curriculum audit methodologies in 2024, including curriculum blueprinting and design sprints. These case studies demonstrate how structured audit processes can accelerate program approval; for example, De Montfort University successfully approved over 75 undergraduate programs in less than three months using streamlined audit workflows.</w:t>
       </w:r>
@@ -6665,13 +6676,9 @@
           <w:lang w:eastAsia="zh-CN"/>
         </w:rPr>
         <w:tab/>
-        <w:t>Evaluative research further supports these advancements. Sadhana and Freire (2025) designed and evaluated a web-based student learning outcome assessment system for secondary education, utilizing the Waterfall model and Unified Modeling Language. Their evaluation achieved "very high" feasibility scores across usability (88.5%) and functional reliability (90.5%). Similarly, Gunawan et al. (2023) developed a web-based dashboard system for monitoring study program accreditation instruments at Universitas Pendidikan Ganesha, Indonesia, which achieved excellent efficiency and dependability scores based on User Experience Questionnaire benchmarks.</w:t>
-      </w:r>
-    </w:p>
-    <w:p>
-      <w:pPr>
-        <w:spacing w:line="480" w:lineRule="auto"/>
-        <w:jc w:val="both"/>
+        <w:t xml:space="preserve">Evaluative research further supports these advancements. Sadhana and Freire (2025) designed and evaluated a web-based student learning outcome assessment system for secondary education, utilizing the Waterfall model and Unified Modeling Language. Their evaluation achieved "very high" feasibility scores across usability (88.5%) and functional reliability (90.5%). Similarly, Gunawan et al. (2023) developed a web-based dashboard system for monitoring study program accreditation instruments at Universitas Pendidikan Ganesha, Indonesia, which achieved excellent efficiency and </w:t>
+      </w:r>
+      <w:r>
         <w:rPr>
           <w:rFonts w:ascii="Courier New" w:eastAsia="Calibri" w:hAnsi="Courier New" w:cs="Courier New"/>
           <w:kern w:val="0"/>
@@ -6679,8 +6686,14 @@
           <w:szCs w:val="24"/>
           <w:lang w:eastAsia="zh-CN"/>
         </w:rPr>
-      </w:pPr>
-      <w:r>
+        <w:lastRenderedPageBreak/>
+        <w:t>dependability scores based on User Experience Questionnaire benchmarks.</w:t>
+      </w:r>
+    </w:p>
+    <w:p>
+      <w:pPr>
+        <w:spacing w:line="480" w:lineRule="auto"/>
+        <w:jc w:val="both"/>
         <w:rPr>
           <w:rFonts w:ascii="Courier New" w:eastAsia="Calibri" w:hAnsi="Courier New" w:cs="Courier New"/>
           <w:kern w:val="0"/>
@@ -6688,7 +6701,15 @@
           <w:szCs w:val="24"/>
           <w:lang w:eastAsia="zh-CN"/>
         </w:rPr>
-        <w:lastRenderedPageBreak/>
+      </w:pPr>
+      <w:r>
+        <w:rPr>
+          <w:rFonts w:ascii="Courier New" w:eastAsia="Calibri" w:hAnsi="Courier New" w:cs="Courier New"/>
+          <w:kern w:val="0"/>
+          <w:sz w:val="24"/>
+          <w:szCs w:val="24"/>
+          <w:lang w:eastAsia="zh-CN"/>
+        </w:rPr>
         <w:tab/>
         <w:t>Finally, recent literature highlights the proliferation of commercial curriculum management software. Akari Software (2023) documented systems providing centralized platforms for curriculum mapping and learning outcome assessment, enabling institutions to streamline accreditation through comprehensive reporting. Watermark Planning &amp; Self-Study (2025) offers integrated assessment and accreditation management solutions that allow institutions to align assessment plans with strategic goals and manage self-studies collaboratively, supporting continuous improvement through real-time data analysis.</w:t>
       </w:r>
@@ -6714,7 +6735,7 @@
           <w:lang w:eastAsia="zh-CN"/>
         </w:rPr>
         <w:tab/>
-        <w:t xml:space="preserve">The reviewed literature establishes a global consensus on the critical role of specialized information systems in modernizing academic governance and quality assurance. Research by Jovanović and Dimitrijević (2023) and Akari Software (2023) highlights that centralized database architectures are essential for managing the inherent complexities of curriculum development and student progression tracking. This shift toward digital transformation is further supported by Akulova et al. (2025) and Saeed et al. (2021), who argue that systematic information systems are no longer optional but are a technical necessity </w:t>
+        <w:t xml:space="preserve">The reviewed literature establishes a global consensus on the critical role of specialized information systems in modernizing academic governance and quality assurance. Research by Jovanović and Dimitrijević (2023) and Akari Software (2023) highlights that centralized database architectures are essential for managing the inherent complexities of curriculum development and student progression tracking. This shift toward digital </w:t>
       </w:r>
       <w:r>
         <w:rPr>
@@ -6725,7 +6746,7 @@
           <w:lang w:eastAsia="zh-CN"/>
         </w:rPr>
         <w:lastRenderedPageBreak/>
-        <w:t>for meeting international accreditation standards such as ABET and NCAAA.</w:t>
+        <w:t>transformation is further supported by Akulova et al. (2025) and Saeed et al. (2021), who argue that systematic information systems are no longer optional but are a technical necessity for meeting international accreditation standards such as ABET and NCAAA.</w:t>
       </w:r>
     </w:p>
     <w:p>
@@ -6773,7 +6794,7 @@
           <w:lang w:eastAsia="zh-CN"/>
         </w:rPr>
         <w:tab/>
-        <w:t xml:space="preserve">Finally, the literature emphasizes that structured audit frameworks significantly improve the speed and quality of academic processes. Case studies from the QAA in the United Kingdom (2024) and standardized models in Ghana (Oware &amp; Mokoena, 2025) reveal that moving away from legacy reviews toward streamlined, technology-driven methodologies allows institutions to maintain high quality standards even under compressed timelines. Collectively, these studies validate </w:t>
+        <w:t xml:space="preserve">Finally, the literature emphasizes that structured audit frameworks significantly improve the speed and quality of academic processes. Case studies from the QAA in the United Kingdom (2024) and standardized models in Ghana (Oware &amp; </w:t>
       </w:r>
       <w:r>
         <w:rPr>
@@ -6784,7 +6805,7 @@
           <w:lang w:eastAsia="zh-CN"/>
         </w:rPr>
         <w:lastRenderedPageBreak/>
-        <w:t>the development of Auditrix as a timely intervention that aligns with global best practices in automated curriculum validation, accreditation readiness, and continuous institutional improvement.</w:t>
+        <w:t>Mokoena, 2025) reveal that moving away from legacy reviews toward streamlined, technology-driven methodologies allows institutions to maintain high quality standards even under compressed timelines. Collectively, these studies validate the development of Auditrix as a timely intervention that aligns with global best practices in automated curriculum validation, accreditation readiness, and continuous institutional improvement.</w:t>
       </w:r>
     </w:p>
     <w:p>
@@ -6861,16 +6882,8 @@
           <w:sz w:val="24"/>
           <w:szCs w:val="24"/>
         </w:rPr>
-        <w:t xml:space="preserve">Complementing these efforts, the World Bank (2023) documented the Institutional Sustainability Assessment (ISA) framework implemented by CHED. This includes a Self-Evaluation Document (SED) that higher education institutions use to assess institutional sustainability across five key result areas: governance and management, quality of teaching </w:t>
-      </w:r>
-      <w:r>
-        <w:rPr>
-          <w:rFonts w:ascii="Courier New" w:hAnsi="Courier New" w:cs="Courier New"/>
-          <w:sz w:val="24"/>
-          <w:szCs w:val="24"/>
-        </w:rPr>
         <w:lastRenderedPageBreak/>
-        <w:t>and learning, quality of professional exposure and research, support for students, and relations with the community. Miranda and Reyes-Chua (2021) examined best practices in quality assurance in selected higher education institutions in the Philippines using the Malcolm Baldrige framework. Their study found that highly implemented quality assurance practices were strongly related to the accreditation levels of private institutions, emphasizing the importance of systematic quality management systems.</w:t>
+        <w:t>Complementing these efforts, the World Bank (2023) documented the Institutional Sustainability Assessment (ISA) framework implemented by CHED. This includes a Self-Evaluation Document (SED) that higher education institutions use to assess institutional sustainability across five key result areas: governance and management, quality of teaching and learning, quality of professional exposure and research, support for students, and relations with the community. Miranda and Reyes-Chua (2021) examined best practices in quality assurance in selected higher education institutions in the Philippines using the Malcolm Baldrige framework. Their study found that highly implemented quality assurance practices were strongly related to the accreditation levels of private institutions, emphasizing the importance of systematic quality management systems.</w:t>
       </w:r>
     </w:p>
     <w:p>
@@ -6890,7 +6903,7 @@
           <w:sz w:val="24"/>
           <w:szCs w:val="24"/>
         </w:rPr>
-        <w:t xml:space="preserve">Further evidence of this trend is seen in Prado (2025), who evaluated the quality assurance practices of College of Education programs in a Philippine local university. The study found that continuous quality assurance systems—especially accreditation—serve not only to maintain standards but also to drive institutional improvement, highlighting the need for integrated information systems to support quality assurance processes. However, Santelices and De La Cruz (2023) examined quality assurance in the certification procedure of the Regional Quality Assessment Team for higher education institutions in Region V, Philippines. Their research noted that no single quality assurance framework can address all </w:t>
+        <w:t xml:space="preserve">Further evidence of this trend is seen in Prado (2025), who evaluated the quality assurance practices of College of Education programs in a Philippine local university. The study found that continuous quality assurance systems—especially accreditation—serve not only to maintain standards but also to drive institutional improvement, highlighting the need for integrated information systems to support quality assurance </w:t>
       </w:r>
       <w:r>
         <w:rPr>
@@ -6899,7 +6912,7 @@
           <w:szCs w:val="24"/>
         </w:rPr>
         <w:lastRenderedPageBreak/>
-        <w:t>quality dimensions, suggesting the need for localized, flexible audit systems.</w:t>
+        <w:t>processes. However, Santelices and De La Cruz (2023) examined quality assurance in the certification procedure of the Regional Quality Assessment Team for higher education institutions in Region V, Philippines. Their research noted that no single quality assurance framework can address all quality dimensions, suggesting the need for localized, flexible audit systems.</w:t>
       </w:r>
     </w:p>
     <w:p>
@@ -6939,16 +6952,8 @@
           <w:sz w:val="24"/>
           <w:szCs w:val="24"/>
         </w:rPr>
-        <w:t xml:space="preserve">Briones (2019) examined the implementation of Outcomes-Based Education in state universities in Region I, Philippines. Findings revealed that a majority of respondents were compliant with OBE minimum requirements and highly compliant in terms of alignment and consistency of the </w:t>
-      </w:r>
-      <w:r>
-        <w:rPr>
-          <w:rFonts w:ascii="Courier New" w:hAnsi="Courier New" w:cs="Courier New"/>
-          <w:sz w:val="24"/>
-          <w:szCs w:val="24"/>
-        </w:rPr>
         <w:lastRenderedPageBreak/>
-        <w:t>learning environment. Nevertheless, research on SUC quality assurance systems (2025) highlighted that Philippine State Universities and Colleges face significant challenges in maintaining program accreditation and obtaining Certificates of Program Compliance (COPC) set by CHED. Despite mandates to implement quality management systems under ISO 2015, many institutions struggle with continuous program accreditation requirements, indicating the need for enhanced digital audit systems.</w:t>
+        <w:t>Briones (2019) examined the implementation of Outcomes-Based Education in state universities in Region I, Philippines. Findings revealed that a majority of respondents were compliant with OBE minimum requirements and highly compliant in terms of alignment and consistency of the learning environment. Nevertheless, research on SUC quality assurance systems (2025) highlighted that Philippine State Universities and Colleges face significant challenges in maintaining program accreditation and obtaining Certificates of Program Compliance (COPC) set by CHED. Despite mandates to implement quality management systems under ISO 2015, many institutions struggle with continuous program accreditation requirements, indicating the need for enhanced digital audit systems.</w:t>
       </w:r>
     </w:p>
     <w:p>
@@ -6968,7 +6973,7 @@
           <w:sz w:val="24"/>
           <w:szCs w:val="24"/>
         </w:rPr>
-        <w:t xml:space="preserve">Specific programmatic challenges also persist, as research on Outcomes-Based Education implementation in maternal and child nursing programs in the Philippines (2024) identified the need for harmonization of macro and micro curriculum, comprehensive faculty training, and stronger administrative support. The study emphasized that curriculum mapping is essential for ensuring alignment between institutional vision and program outcomes. In response to these needs, Surigao State College of Technology (2025) documented their General Education Program Curriculum Map, illustrating the relationship between courses and program educational outcomes, while Guimaras State University (2025) documented comprehensive quality assurance activities </w:t>
+        <w:t xml:space="preserve">Specific programmatic challenges also persist, as research on Outcomes-Based Education implementation in maternal and child nursing programs in the Philippines (2024) identified the need for harmonization of macro and micro curriculum, comprehensive faculty training, and stronger administrative support. The study emphasized that curriculum mapping is essential for ensuring alignment between institutional vision and program outcomes. In response to </w:t>
       </w:r>
       <w:r>
         <w:rPr>
@@ -6977,7 +6982,7 @@
           <w:szCs w:val="24"/>
         </w:rPr>
         <w:lastRenderedPageBreak/>
-        <w:t>including regular internal audits and mock accreditation exercises.</w:t>
+        <w:t>these needs, Surigao State College of Technology (2025) documented their General Education Program Curriculum Map, illustrating the relationship between courses and program educational outcomes, while Guimaras State University (2025) documented comprehensive quality assurance activities including regular internal audits and mock accreditation exercises.</w:t>
       </w:r>
     </w:p>
     <w:p>
@@ -7017,7 +7022,7 @@
           <w:sz w:val="24"/>
           <w:szCs w:val="24"/>
         </w:rPr>
-        <w:t xml:space="preserve">The literature demonstrates a clear global trend toward digitizing curriculum and accreditation management processes. Studies by Jovanović and Dimitrijević (2023), Xiaoyan et al. (2023), Akulova et al. (2025), and Taufiqurrahman et al. (2025) consistently support the implementation of web-based systems with centralized database architectures for managing academic processes. The success of LOAMS at UAE University (Al-Fedaghi &amp; Al-Muhanna, 2022) and the accreditation systems </w:t>
+        <w:t xml:space="preserve">The literature demonstrates a clear global trend toward digitizing curriculum and accreditation management processes. </w:t>
       </w:r>
       <w:r>
         <w:rPr>
@@ -7026,7 +7031,7 @@
           <w:szCs w:val="24"/>
         </w:rPr>
         <w:lastRenderedPageBreak/>
-        <w:t>developed in Indonesia (Gunawan et al., 2023) provide empirical evidence that such systems can scale to manage thousands of courses and users effectively.</w:t>
+        <w:t>Studies by Jovanović and Dimitrijević (2023), Xiaoyan et al. (2023), Akulova et al. (2025), and Taufiqurrahman et al. (2025) consistently support the implementation of web-based systems with centralized database architectures for managing academic processes. The success of LOAMS at UAE University (Al-Fedaghi &amp; Al-Muhanna, 2022) and the accreditation systems developed in Indonesia (Gunawan et al., 2023) provide empirical evidence that such systems can scale to manage thousands of courses and users effectively.</w:t>
       </w:r>
     </w:p>
     <w:p>
@@ -7046,7 +7051,16 @@
           <w:sz w:val="24"/>
           <w:szCs w:val="24"/>
         </w:rPr>
-        <w:t>In the Philippine context, CHED's digital transformation initiatives (PIDS, 2024; World Bank, 2023) establish the policy foundation for curriculum audit systems. However, local institutions still struggle with manual processes and fragmented systems, as documented by studies on SUC quality assurance challenges (2025) and enrollment system limitations (2024). Global literature emphasizes the importance of integrating audit systems with established quality assurance frameworks. Oware and Mokoena's (2025) standardized framework and the QAA's (2024) innovative curriculum audit methodologies demonstrate that effective audit systems must align with international standards while accommodating local contextual needs. In the Philippine setting, CHED's ISA framework, AACCUP accreditation standards, and the ASEAN University Network quality assurance standards provide the regulatory foundation for curriculum audit systems.</w:t>
+        <w:t xml:space="preserve">In the Philippine context, CHED's digital transformation initiatives (PIDS, 2024; World Bank, 2023) establish the policy foundation for curriculum audit systems. However, local institutions still struggle with manual processes and fragmented systems, as documented by studies on SUC quality assurance challenges (2025) and enrollment system limitations (2024). Global literature emphasizes the importance of integrating audit systems with established quality assurance frameworks. Oware and Mokoena's (2025) standardized framework and the QAA's (2024) innovative curriculum audit methodologies demonstrate that effective audit systems must align with international standards while accommodating local contextual needs. In the Philippine setting, CHED's ISA </w:t>
+      </w:r>
+      <w:r>
+        <w:rPr>
+          <w:rFonts w:ascii="Courier New" w:hAnsi="Courier New" w:cs="Courier New"/>
+          <w:sz w:val="24"/>
+          <w:szCs w:val="24"/>
+        </w:rPr>
+        <w:lastRenderedPageBreak/>
+        <w:t>framework, AACCUP accreditation standards, and the ASEAN University Network quality assurance standards provide the regulatory foundation for curriculum audit systems.</w:t>
       </w:r>
     </w:p>
     <w:p>
@@ -7066,16 +7080,7 @@
           <w:sz w:val="24"/>
           <w:szCs w:val="24"/>
         </w:rPr>
-        <w:t xml:space="preserve">The research by Miranda and Reyes-Chua (2021) and Prado (2025) confirms that Philippine institutions require integrated systems that can simultaneously address local </w:t>
-      </w:r>
-      <w:r>
-        <w:rPr>
-          <w:rFonts w:ascii="Courier New" w:hAnsi="Courier New" w:cs="Courier New"/>
-          <w:sz w:val="24"/>
-          <w:szCs w:val="24"/>
-        </w:rPr>
-        <w:lastRenderedPageBreak/>
-        <w:t>accreditation requirements (AACCUP, CHED COPC) while maintaining alignment with international standards. Both global and local literature identify common pain points in manual curriculum and accreditation management. Salleh et al. (2020) and Taufiqurrahman et al. (2025) documented challenges including document dislocation, timeline oversight, and fragmented assessment data. Philippine studies similarly highlight manual processing delays, lack of real-time monitoring, and difficulties in maintaining CHED compliance (PIDS, 2024; Necosia &amp; Sealza, 2024; SUC quality assurance studies, 2025).</w:t>
+        <w:t>The research by Miranda and Reyes-Chua (2021) and Prado (2025) confirms that Philippine institutions require integrated systems that can simultaneously address local accreditation requirements (AACCUP, CHED COPC) while maintaining alignment with international standards. Both global and local literature identify common pain points in manual curriculum and accreditation management. Salleh et al. (2020) and Taufiqurrahman et al. (2025) documented challenges including document dislocation, timeline oversight, and fragmented assessment data. Philippine studies similarly highlight manual processing delays, lack of real-time monitoring, and difficulties in maintaining CHED compliance (PIDS, 2024; Necosia &amp; Sealza, 2024; SUC quality assurance studies, 2025).</w:t>
       </w:r>
     </w:p>
     <w:p>
@@ -7095,7 +7100,7 @@
           <w:sz w:val="24"/>
           <w:szCs w:val="24"/>
         </w:rPr>
-        <w:t xml:space="preserve">Auditrix directly addresses these identified gaps through automated prerequisite checking, real-time audit status for every student, centralized curriculum and grade data, and audit trails (a grade logbook and a per-version curriculum change history) that respond to the specific need for transparency and accountability in both global quality assurance literature and local regulatory requirements. The literature consistently emphasizes the shift toward outcomes-based education (OBE) and the corresponding need for assessment management systems. Saeed et al. (2021), Sadhana and Freire (2025), and Gunawan et al. (2023) demonstrated </w:t>
+        <w:t xml:space="preserve">Auditrix directly addresses these identified gaps through automated prerequisite checking, real-time audit status for every student, centralized curriculum and grade data, and audit trails (a grade logbook and a per-version </w:t>
       </w:r>
       <w:r>
         <w:rPr>
@@ -7104,7 +7109,7 @@
           <w:szCs w:val="24"/>
         </w:rPr>
         <w:lastRenderedPageBreak/>
-        <w:t>that effective OBE implementation requires systematic tracking of learning outcomes, course outcomes, and program outcomes. The Philippine higher education sector's mandatory adoption of OBE frameworks, as documented in CHED policies (CHED Handbook, 2014/2024), Briones (2019), Miano and Baguio (2024), and nursing education studies (2024), creates a specific local need for systems that can map curriculum components to learning outcomes and generate compliance reports.</w:t>
+        <w:t>curriculum change history) that respond to the specific need for transparency and accountability in both global quality assurance literature and local regulatory requirements. The literature consistently emphasizes the shift toward outcomes-based education (OBE) and the corresponding need for assessment management systems. Saeed et al. (2021), Sadhana and Freire (2025), and Gunawan et al. (2023) demonstrated that effective OBE implementation requires systematic tracking of learning outcomes, course outcomes, and program outcomes. The Philippine higher education sector's mandatory adoption of OBE frameworks, as documented in CHED policies (CHED Handbook, 2014/2024), Briones (2019), Miano and Baguio (2024), and nursing education studies (2024), creates a specific local need for systems that can map curriculum components to learning outcomes and generate compliance reports.</w:t>
       </w:r>
     </w:p>
     <w:p>
@@ -7118,8 +7123,8 @@
           <w:szCs w:val="24"/>
         </w:rPr>
         <w:sectPr>
-          <w:headerReference w:type="default" r:id="rId23"/>
-          <w:headerReference w:type="first" r:id="rId24"/>
+          <w:headerReference w:type="default" r:id="rId25"/>
+          <w:headerReference w:type="first" r:id="rId26"/>
           <w:pgSz w:w="12242" w:h="15842"/>
           <w:pgMar w:top="1440" w:right="1440" w:bottom="1440" w:left="2160" w:header="709" w:footer="709" w:gutter="0"/>
           <w:cols w:space="708"/>
@@ -7133,7 +7138,7 @@
           <w:sz w:val="24"/>
           <w:szCs w:val="24"/>
         </w:rPr>
-        <w:t xml:space="preserve">While existing literature provides extensive coverage of general accreditation systems and learning management systems, there remains a specific gap in comprehensive curriculum audit systems that integrate curriculum mapping, accreditation tracking, and quality assurance in a unified platform. Most existing systems focus on either document management (Salleh et al., 2020) or learning outcome assessment (Al-Fedaghi &amp; Al-Muhanna, 2022) but lack the holistic approach to curriculum auditing that examines alignment between planned, delivered, and assessed curricula. Auditrix contributes to filling part of this gap by offering a curriculum-specific audit system designed for a Philippine state university: it checks every student's record against </w:t>
+        <w:t xml:space="preserve">While existing literature provides extensive coverage of general accreditation systems and learning management systems, there remains a specific gap in comprehensive curriculum audit systems that integrate curriculum mapping, accreditation tracking, and quality assurance in a unified platform. Most existing systems focus on either document </w:t>
       </w:r>
       <w:r>
         <w:rPr>
@@ -7142,7 +7147,7 @@
           <w:szCs w:val="24"/>
         </w:rPr>
         <w:lastRenderedPageBreak/>
-        <w:t>the prerequisite, co-requisite and year-standing rules of the student's curriculum version, following the KSU Student Handbook and Operations Manual, while incorporating global best practices in curriculum management and automated checking.</w:t>
+        <w:t>management (Salleh et al., 2020) or learning outcome assessment (Al-Fedaghi &amp; Al-Muhanna, 2022) but lack the holistic approach to curriculum auditing that examines alignment between planned, delivered, and assessed curricula. Auditrix contributes to filling part of this gap by offering a curriculum-specific audit system designed for a Philippine state university: it checks every student's record against the prerequisite, co-requisite and year-standing rules of the student's curriculum version, following the KSU Student Handbook and Operations Manual, while incorporating global best practices in curriculum management and automated checking.</w:t>
       </w:r>
     </w:p>
     <w:p>
@@ -7277,7 +7282,16 @@
           <w:sz w:val="24"/>
           <w:szCs w:val="24"/>
         </w:rPr>
-        <w:t>To ensure a structured yet adaptive development process, the researchers adopted the Iterative and Incremental Development (IID) model. Unlike the traditional linear approach, this methodology allowed the proponents to develop Auditrix through a series of repeated cycles (iterations), where each cycle resulted in a functional "increment" or version of the software. This approach is selected because it enables the researchers to validate the "Audit Engine" logic with the Program Chairpersons early in the process and refine features based on actual administrative feedback before the final deployment.</w:t>
+        <w:t xml:space="preserve">To ensure a structured yet adaptive development process, the researchers adopted the Iterative and Incremental Development (IID) model. Unlike the traditional linear approach, this methodology allowed the proponents to develop Auditrix through a series of repeated cycles (iterations), where each cycle resulted in a functional "increment" or version of the software. This approach is selected because it enables the researchers to validate the "Audit Engine" logic with the Program Chairpersons early in the process and refine </w:t>
+      </w:r>
+      <w:r>
+        <w:rPr>
+          <w:rFonts w:ascii="Courier New" w:hAnsi="Courier New" w:cs="Courier New"/>
+          <w:sz w:val="24"/>
+          <w:szCs w:val="24"/>
+        </w:rPr>
+        <w:lastRenderedPageBreak/>
+        <w:t>features based on actual administrative feedback before the final deployment.</w:t>
       </w:r>
     </w:p>
     <w:p>
@@ -7324,7 +7338,7 @@
                     </pic:cNvPicPr>
                   </pic:nvPicPr>
                   <pic:blipFill>
-                    <a:blip r:embed="rId25"/>
+                    <a:blip r:embed="rId27"/>
                     <a:stretch>
                       <a:fillRect/>
                     </a:stretch>
@@ -7557,7 +7571,16 @@
           <w:sz w:val="24"/>
           <w:szCs w:val="24"/>
         </w:rPr>
-        <w:t>. These high-level insights establish the project's foundation and overall goals before entering the first development cycle.</w:t>
+        <w:t xml:space="preserve">. These high-level insights </w:t>
+      </w:r>
+      <w:r>
+        <w:rPr>
+          <w:rFonts w:ascii="Courier New" w:hAnsi="Courier New" w:cs="Courier New"/>
+          <w:sz w:val="24"/>
+          <w:szCs w:val="24"/>
+        </w:rPr>
+        <w:lastRenderedPageBreak/>
+        <w:t>establish the project's foundation and overall goals before entering the first development cycle.</w:t>
       </w:r>
     </w:p>
     <w:p>
@@ -7594,7 +7617,6 @@
           <w:sz w:val="24"/>
           <w:szCs w:val="24"/>
         </w:rPr>
-        <w:lastRenderedPageBreak/>
         <w:t>Planning and Requirements Phase</w:t>
       </w:r>
       <w:r>
@@ -7673,7 +7695,7 @@
           <w:sz w:val="24"/>
           <w:szCs w:val="24"/>
         </w:rPr>
-        <w:t xml:space="preserve">During this phase, requirements are translated into technical blueprints that evolve with each iteration. The researchers use the Iterative and Incremental Development model to guide the cycles of planning, design, implementation, and testing, and an Ishikawa (fishbone) diagram to analyze the causes of the problems found in the existing system. Input-Process-Output (IPO) diagrams describe what the existing and the proposed systems take in, process, and produce. The database is designed in Supabase through an entity-relationship diagram (ERD) that defines the tables, their keys, and their relationships, with row-level security policies that limit each role to its own program or college. </w:t>
+        <w:t xml:space="preserve">During this phase, requirements are translated into technical blueprints that evolve with each iteration. The researchers use the Iterative and Incremental Development model to guide the cycles of planning, design, implementation, and testing, and an Ishikawa (fishbone) diagram to analyze the causes of the problems found in the existing system. Input-Process-Output (IPO) diagrams describe what the </w:t>
       </w:r>
       <w:r>
         <w:rPr>
@@ -7682,7 +7704,7 @@
           <w:szCs w:val="24"/>
         </w:rPr>
         <w:lastRenderedPageBreak/>
-        <w:t>The behavior of the system is modeled with a use case diagram of the actors and what each of them can do, an activity diagram that serves as the flowchart of the audit of a subject, and a menu diagram of the system's navigation. High-fidelity user interface mockups are created in Figma, prioritizing a responsive "Command Center" dashboard using Tailwind CSS, so that the interface remains intuitive and seamless as new features, such as the curriculum and student import modules, are added.</w:t>
+        <w:t>existing and the proposed systems take in, process, and produce. The database is designed in Supabase through an entity-relationship diagram (ERD) that defines the tables, their keys, and their relationships, with row-level security policies that limit each role to its own program or college. The behavior of the system is modeled with a use case diagram of the actors and what each of them can do, an activity diagram that serves as the flowchart of the audit of a subject, and a menu diagram of the system's navigation. High-fidelity user interface mockups are created in Figma, prioritizing a responsive "Command Center" dashboard using Tailwind CSS, so that the interface remains intuitive and seamless as new features, such as the curriculum and student import modules, are added.</w:t>
       </w:r>
     </w:p>
     <w:p>
@@ -7702,7 +7724,16 @@
           <w:sz w:val="24"/>
           <w:szCs w:val="24"/>
         </w:rPr>
-        <w:t>The Audit Engine is designed around three algorithms. The first audits each subject by comparing the term in which the subject was taken with the terms in which its requirements were passed, and assigns one of five statuses: Completed, Available, Pending, Unavailable, or Violation. The second computes a student's year level from the share of the curriculum's units passed before the current semester. The third classifies a student as regular or irregular by comparing the subjects the student is enrolled in with the prescribed load for the current semester.</w:t>
+        <w:t xml:space="preserve">The Audit Engine is designed around three algorithms. The first audits each subject by comparing the term in which the subject was taken with the terms in which its requirements were passed, and assigns one of five statuses: Completed, Available, Pending, Unavailable, or Violation. The second computes a student's year level from the share of the curriculum's units passed before the current semester. The third classifies a student as regular or irregular by </w:t>
+      </w:r>
+      <w:r>
+        <w:rPr>
+          <w:rFonts w:ascii="Courier New" w:hAnsi="Courier New" w:cs="Courier New"/>
+          <w:sz w:val="24"/>
+          <w:szCs w:val="24"/>
+        </w:rPr>
+        <w:lastRenderedPageBreak/>
+        <w:t>comparing the subjects the student is enrolled in with the prescribed load for the current semester.</w:t>
       </w:r>
     </w:p>
     <w:p>
@@ -7750,7 +7781,7 @@
           <w:sz w:val="24"/>
           <w:szCs w:val="24"/>
         </w:rPr>
-        <w:t xml:space="preserve">The actual coding of Auditrix takes place using Next.js with React and TypeScript, with development divided into three </w:t>
+        <w:t xml:space="preserve">The actual coding of Auditrix takes place using Next.js with React and TypeScript, with development divided into three functional increments. The first increment (July 2026) produced the core of the system: curriculum management, student registration, grade entry and a basic audit of prerequisites. The second increment (August to September 2026) added curriculum versions, deans and colleges, shifting, transfers and drops, curriculum and student imports with an import preview, a redesign of the user interface, the first-login password change, and the curriculum change history. The third increment (late September to October 2026) replaced the first prerequisite checker with a term-based one that also covers co-requisites and INC grades, and added the current semester, automatic year levels, the regular and irregular classification, support for Excel files, protection against an earlier-term grade replacing a later one, the marking of subjects in progress, midyear terms written as on KSU records, locked records for dropped and transferred-out </w:t>
       </w:r>
       <w:r>
         <w:rPr>
@@ -7759,7 +7790,7 @@
           <w:szCs w:val="24"/>
         </w:rPr>
         <w:lastRenderedPageBreak/>
-        <w:t>functional increments. The first increment (July 2026) produced the core of the system: curriculum management, student registration, grade entry and a basic audit of prerequisites. The second increment (August to September 2026) added curriculum versions, deans and colleges, shifting, transfers and drops, curriculum and student imports with an import preview, a redesign of the user interface, the first-login password change, and the curriculum change history. The third increment (late September to October 2026) replaced the first prerequisite checker with a term-based one that also covers co-requisites and INC grades, and added the current semester, automatic year levels, the regular and irregular classification, support for Excel files, protection against an earlier-term grade replacing a later one, the marking of subjects in progress, midyear terms written as on KSU records, locked records for dropped and transferred-out students, dashboard charts with a Student Movements page, and security measures such as a database-enforced audit trail, role checks on every page and automatic sign-out. Each increment results in a functional version of the software that builds upon the previous one.</w:t>
+        <w:t>students, dashboard charts with a Student Movements page, and security measures such as a database-enforced audit trail, role checks on every page and automatic sign-out. Each increment results in a functional version of the software that builds upon the previous one.</w:t>
       </w:r>
     </w:p>
     <w:p>
@@ -7796,7 +7827,6 @@
           <w:sz w:val="24"/>
           <w:szCs w:val="24"/>
         </w:rPr>
-        <w:lastRenderedPageBreak/>
         <w:t>Testing Phase</w:t>
       </w:r>
       <w:r>
@@ -7827,7 +7857,16 @@
           <w:sz w:val="24"/>
           <w:szCs w:val="24"/>
         </w:rPr>
-        <w:t>As each increment is completed, it undergoes rigorous verification to ensure technical reliability. This includes unit testing of the audit rules and the other modules, and integration testing of the server actions, both written with the built-in test runner of Node.js; and functional (end-to-end) testing, in which a web browser is scripted with Playwright to log in as a dean and as chairpersons and use each feature on a local copy of the full system. The researchers also perform "negative testing" by entering invalid grades, malformed terms and student ID numbers, and incorrectly formatted import files to verify that the system rejects them with a reason, and by entering the same grades in different orders to verify that the audit flags the same subjects as Violation regardless of the order of entry, and by opening the pages of another role to verify that access is refused.</w:t>
+        <w:t xml:space="preserve">As each increment is completed, it undergoes rigorous verification to ensure technical reliability. This includes unit testing of the audit rules and the other modules, and integration testing of the server actions, both written with the built-in test runner of Node.js; and functional (end-to-end) testing, in which a web browser is scripted with Playwright to log in as a dean and as chairpersons and use each feature on a local copy of the full system. The researchers also perform "negative testing" by entering invalid grades, malformed terms and student ID numbers, and incorrectly formatted import files to verify that the system rejects them with a reason, and by entering the same grades in different orders to verify that the audit flags the same subjects as Violation regardless of the order of entry, and </w:t>
+      </w:r>
+      <w:r>
+        <w:rPr>
+          <w:rFonts w:ascii="Courier New" w:hAnsi="Courier New" w:cs="Courier New"/>
+          <w:sz w:val="24"/>
+          <w:szCs w:val="24"/>
+        </w:rPr>
+        <w:lastRenderedPageBreak/>
+        <w:t>by opening the pages of another role to verify that access is refused.</w:t>
       </w:r>
     </w:p>
     <w:p>
@@ -7882,16 +7921,7 @@
           <w:sz w:val="24"/>
           <w:szCs w:val="24"/>
         </w:rPr>
-        <w:t xml:space="preserve">The final stage involves a formal assessment of the integrated system using the ISO/IEC 25010 Software Quality Model to determine its readiness for institutional use. This evaluation is conducted by Program Chairpersons and IT experts </w:t>
-      </w:r>
-      <w:r>
-        <w:rPr>
-          <w:rFonts w:ascii="Courier New" w:hAnsi="Courier New" w:cs="Courier New"/>
-          <w:sz w:val="24"/>
-          <w:szCs w:val="24"/>
-        </w:rPr>
-        <w:lastRenderedPageBreak/>
-        <w:t>via a paper-based questionnaire to provide a balanced view of the software’s functional suitability, usability, and security. Feedback from this phase confirms whether the system has successfully met the goals defined during the initial planning.</w:t>
+        <w:t>The final stage involves a formal assessment of the integrated system using the ISO/IEC 25010 Software Quality Model to determine its readiness for institutional use. This evaluation is conducted by Program Chairpersons and IT experts via a paper-based questionnaire to provide a balanced view of the software’s functional suitability, usability, and security. Feedback from this phase confirms whether the system has successfully met the goals defined during the initial planning.</w:t>
       </w:r>
     </w:p>
     <w:p>
@@ -7946,7 +7976,16 @@
           <w:sz w:val="24"/>
           <w:szCs w:val="24"/>
         </w:rPr>
-        <w:t>Once the system has passed all evaluation criteria and reached full functionality, it is prepared for deployment. This final exit point of the model marks the transition of Auditrix from a development project to a live tool ready for use by the deans and program chairpersons of the College of Engineering and Information Technology, and later of the other colleges. At the time of writing, the system runs on a local server; its deployment to a hosted (online) server is yet to be done.</w:t>
+        <w:t xml:space="preserve">Once the system has passed all evaluation criteria and reached full functionality, it is prepared for deployment. This final exit point of the model marks the transition of Auditrix from a development project to a live tool ready for use by the deans and program chairpersons of the College of Engineering and Information Technology, and later of the other colleges. At the time of writing, the system runs on a local </w:t>
+      </w:r>
+      <w:r>
+        <w:rPr>
+          <w:rFonts w:ascii="Courier New" w:hAnsi="Courier New" w:cs="Courier New"/>
+          <w:sz w:val="24"/>
+          <w:szCs w:val="24"/>
+        </w:rPr>
+        <w:lastRenderedPageBreak/>
+        <w:t>server; its deployment to a hosted (online) server is yet to be done.</w:t>
       </w:r>
     </w:p>
     <w:p>
@@ -8024,7 +8063,7 @@
           <w:szCs w:val="24"/>
           <w:lang w:val="en-US"/>
         </w:rPr>
-        <w:t xml:space="preserve">The participants were purposively selected based on their direct involvement in the enrollment and auditing processes at Kalinga State University. This group includes the six </w:t>
+        <w:t xml:space="preserve">The participants were purposively selected based on their direct involvement in the enrollment and auditing processes at Kalinga State University. This group includes the six Program Chairpersons of the CEIT, who provided the domain expertise necessary to ensure the system’s logic aligns with actual university policies and prerequisite standards. To capture the technical perspective, IT experts were engaged to provide a rigorous critique of the system’s architecture, security protocols, and compliance with international software standards. Additionally, the study included students who have personally experienced prerequisite violations; these individuals provided critical data via Google Form regarding the real-world impact of manual auditing errors on their academic progression. By integrating feedback from administrators, technical experts, and the affected student </w:t>
       </w:r>
       <w:r>
         <w:rPr>
@@ -8034,7 +8073,7 @@
           <w:lang w:val="en-US"/>
         </w:rPr>
         <w:lastRenderedPageBreak/>
-        <w:t>Program Chairpersons of the CEIT, who provided the domain expertise necessary to ensure the system’s logic aligns with actual university policies and prerequisite standards. To capture the technical perspective, IT experts were engaged to provide a rigorous critique of the system’s architecture, security protocols, and compliance with international software standards. Additionally, the study included students who have personally experienced prerequisite violations; these individuals provided critical data via Google Form regarding the real-world impact of manual auditing errors on their academic progression. By integrating feedback from administrators, technical experts, and the affected student body, the researchers ensured a comprehensive validation of the system’s functional and institutional requirements.</w:t>
+        <w:t>body, the researchers ensured a comprehensive validation of the system’s functional and institutional requirements.</w:t>
       </w:r>
     </w:p>
     <w:p>
@@ -8130,17 +8169,7 @@
           <w:szCs w:val="24"/>
           <w:lang w:val="en-US"/>
         </w:rPr>
-        <w:t xml:space="preserve">The researchers meticulously reviewed official university documents, including the KSU-CEIT curriculum maps, the KSU Student Handbook, the KSU Operations Manual: Student Development Services &amp; Placement Guide, and CHED-mandated prerequisite sequences. The Student Handbook's </w:t>
-      </w:r>
-      <w:r>
-        <w:rPr>
-          <w:rFonts w:ascii="Courier New" w:hAnsi="Courier New" w:cs="Courier New"/>
-          <w:sz w:val="24"/>
-          <w:szCs w:val="24"/>
-          <w:lang w:val="en-US"/>
-        </w:rPr>
-        <w:lastRenderedPageBreak/>
-        <w:t>definitions of prerequisite, co-requisite and Incomplete (INC) grades, and the Operations Manual's classification of year levels and of regular and irregular students, served as the foundational logic for programming the Audit Engine.</w:t>
+        <w:t>The researchers meticulously reviewed official university documents, including the KSU-CEIT curriculum maps, the KSU Student Handbook, the KSU Operations Manual: Student Development Services &amp; Placement Guide, and CHED-mandated prerequisite sequences. The Student Handbook's definitions of prerequisite, co-requisite and Incomplete (INC) grades, and the Operations Manual's classification of year levels and of regular and irregular students, served as the foundational logic for programming the Audit Engine.</w:t>
       </w:r>
     </w:p>
     <w:p>
@@ -8384,7 +8413,6 @@
           <w:sz w:val="24"/>
           <w:szCs w:val="24"/>
         </w:rPr>
-        <w:lastRenderedPageBreak/>
         <w:t xml:space="preserve">Reliability (consistent audit results regardless of the order of entry; validated imports) </w:t>
       </w:r>
     </w:p>
@@ -8559,6 +8587,7 @@
           <w:szCs w:val="24"/>
           <w:lang w:val="en-US"/>
         </w:rPr>
+        <w:lastRenderedPageBreak/>
         <w:t>Sources of the Data</w:t>
       </w:r>
       <w:r>
@@ -8590,17 +8619,7 @@
           <w:szCs w:val="24"/>
           <w:lang w:val="en-US"/>
         </w:rPr>
-        <w:t xml:space="preserve">The information required for this study was derived from two distinct categories to ensure both practical and technical validation. The primary sources of data consisted of the six Program Chairpersons of the CEIT and selected IT experts, who provided domain expertise and technical evaluation scores, as well as students who have personally experienced prerequisite violations and offered direct feedback regarding the deficiencies of the manual auditing process. Supplementing these human sources were secondary data points, which included official Kalinga State University curriculum maps, student handbooks, and class lists exported from the KSU Management </w:t>
-      </w:r>
-      <w:r>
-        <w:rPr>
-          <w:rFonts w:ascii="Courier New" w:hAnsi="Courier New" w:cs="Courier New"/>
-          <w:sz w:val="24"/>
-          <w:szCs w:val="24"/>
-          <w:lang w:val="en-US"/>
-        </w:rPr>
-        <w:lastRenderedPageBreak/>
-        <w:t>Information System (MIS), in the format provided by the Program Chairpersons. The format for importing curricula was designed by the researchers. By synthesizing the qualitative insights from these participants with the quantitative benchmarks found in existing institutional literature and automated academic auditing records, the researchers established a comprehensive data foundation for the development and evaluation of the proposed system.</w:t>
+        <w:t>The information required for this study was derived from two distinct categories to ensure both practical and technical validation. The primary sources of data consisted of the six Program Chairpersons of the CEIT and selected IT experts, who provided domain expertise and technical evaluation scores, as well as students who have personally experienced prerequisite violations and offered direct feedback regarding the deficiencies of the manual auditing process. Supplementing these human sources were secondary data points, which included official Kalinga State University curriculum maps, student handbooks, and class lists exported from the KSU Management Information System (MIS), in the format provided by the Program Chairpersons. The format for importing curricula was designed by the researchers. By synthesizing the qualitative insights from these participants with the quantitative benchmarks found in existing institutional literature and automated academic auditing records, the researchers established a comprehensive data foundation for the development and evaluation of the proposed system.</w:t>
       </w:r>
     </w:p>
     <w:p>
@@ -8626,6 +8645,7 @@
           <w:szCs w:val="24"/>
           <w:lang w:val="en-US"/>
         </w:rPr>
+        <w:lastRenderedPageBreak/>
         <w:t>Data Analysis</w:t>
       </w:r>
       <w:r>
@@ -8725,17 +8745,7 @@
           <w:szCs w:val="24"/>
           <w:lang w:val="en-US"/>
         </w:rPr>
-        <w:t xml:space="preserve">To ensure the development of a robust, secure, and highly responsive application, the researchers utilized a specialized "Full-Stack" technology suite. Each tool in this stack has been selected for its ability to handle complex </w:t>
-      </w:r>
-      <w:r>
-        <w:rPr>
-          <w:rFonts w:ascii="Courier New" w:hAnsi="Courier New" w:cs="Courier New"/>
-          <w:sz w:val="24"/>
-          <w:szCs w:val="24"/>
-          <w:lang w:val="en-US"/>
-        </w:rPr>
-        <w:lastRenderedPageBreak/>
-        <w:t>academic data and provide a seamless administrative experience:</w:t>
+        <w:t>To ensure the development of a robust, secure, and highly responsive application, the researchers utilized a specialized "Full-Stack" technology suite. Each tool in this stack has been selected for its ability to handle complex academic data and provide a seamless administrative experience:</w:t>
       </w:r>
     </w:p>
     <w:p>
@@ -8770,7 +8780,17 @@
           <w:szCs w:val="24"/>
           <w:lang w:val="en-US"/>
         </w:rPr>
-        <w:t xml:space="preserve"> This served as the primary development framework for Auditrix. Its server-side rendering (SSR) and server actions allowed for high-performance UI rendering and efficient server-side logic. This ensured that the Chairperson could process large volumes of student records without experiencing system lag.</w:t>
+        <w:t xml:space="preserve"> This served as the primary development framework for Auditrix. Its server-side rendering (SSR) and server actions allowed for high-performance UI rendering and efficient server-side logic. This ensured that </w:t>
+      </w:r>
+      <w:r>
+        <w:rPr>
+          <w:rFonts w:ascii="Courier New" w:hAnsi="Courier New" w:cs="Courier New"/>
+          <w:sz w:val="24"/>
+          <w:szCs w:val="24"/>
+          <w:lang w:val="en-US"/>
+        </w:rPr>
+        <w:lastRenderedPageBreak/>
+        <w:t>the Chairperson could process large volumes of student records without experiencing system lag.</w:t>
       </w:r>
     </w:p>
     <w:p>
@@ -8840,17 +8860,7 @@
           <w:szCs w:val="24"/>
           <w:lang w:val="en-US"/>
         </w:rPr>
-        <w:t xml:space="preserve"> The researchers utilized Supabase as the backend-as-a-service (BaaS) provider. It hosted the PostgreSQL database for the secure storage of student records, grades and curriculum maps. Furthermore, it managed the system's user authentication and enforced row-level security policies, so that each chairperson can reach only their own </w:t>
-      </w:r>
-      <w:r>
-        <w:rPr>
-          <w:rFonts w:ascii="Courier New" w:hAnsi="Courier New" w:cs="Courier New"/>
-          <w:sz w:val="24"/>
-          <w:szCs w:val="24"/>
-          <w:lang w:val="en-US"/>
-        </w:rPr>
-        <w:lastRenderedPageBreak/>
-        <w:t>program's data, to ensure that sensitive academic information was protected.</w:t>
+        <w:t xml:space="preserve"> The researchers utilized Supabase as the backend-as-a-service (BaaS) provider. It hosted the PostgreSQL database for the secure storage of student records, grades and curriculum maps. Furthermore, it managed the system's user authentication and enforced row-level security policies, so that each chairperson can reach only their own program's data, to ensure that sensitive academic information was protected.</w:t>
       </w:r>
     </w:p>
     <w:p>
@@ -8885,7 +8895,17 @@
           <w:szCs w:val="24"/>
           <w:lang w:val="en-US"/>
         </w:rPr>
-        <w:t xml:space="preserve"> During the design phase, Figma was employed as the primary prototyping tool. The researchers created high-fidelity wireframes and interactive mockups to visualize the user flow and interface layout. This ensured that the system's design was validated for usability before the actual implementation (coding) phase began.</w:t>
+        <w:t xml:space="preserve"> During the design phase, Figma was employed as the primary prototyping tool. The researchers created high-fidelity wireframes and interactive mockups to visualize the user flow and interface layout. This ensured that the system's </w:t>
+      </w:r>
+      <w:r>
+        <w:rPr>
+          <w:rFonts w:ascii="Courier New" w:hAnsi="Courier New" w:cs="Courier New"/>
+          <w:sz w:val="24"/>
+          <w:szCs w:val="24"/>
+          <w:lang w:val="en-US"/>
+        </w:rPr>
+        <w:lastRenderedPageBreak/>
+        <w:t>design was validated for usability before the actual implementation (coding) phase began.</w:t>
       </w:r>
     </w:p>
     <w:p>
@@ -9004,8 +9024,8 @@
           <w:lang w:val="en-US"/>
         </w:rPr>
         <w:sectPr>
-          <w:headerReference w:type="default" r:id="rId26"/>
-          <w:headerReference w:type="first" r:id="rId27"/>
+          <w:headerReference w:type="default" r:id="rId28"/>
+          <w:headerReference w:type="first" r:id="rId29"/>
           <w:pgSz w:w="12242" w:h="15842"/>
           <w:pgMar w:top="1440" w:right="1440" w:bottom="1440" w:left="2160" w:header="709" w:footer="709" w:gutter="0"/>
           <w:cols w:space="708"/>
@@ -9354,6 +9374,7 @@
                 <w:sz w:val="24"/>
                 <w:szCs w:val="24"/>
               </w:rPr>
+              <w:lastRenderedPageBreak/>
               <w:t>[INPUT]</w:t>
             </w:r>
           </w:p>
@@ -9743,7 +9764,6 @@
           <w:sz w:val="24"/>
           <w:szCs w:val="24"/>
         </w:rPr>
-        <w:lastRenderedPageBreak/>
         <w:t>Problems Encountered in the Current System</w:t>
       </w:r>
       <w:r>
@@ -9857,6 +9877,7 @@
           <w:sz w:val="24"/>
           <w:szCs w:val="24"/>
         </w:rPr>
+        <w:lastRenderedPageBreak/>
         <w:t xml:space="preserve">2. Absence of Automated Compliance-Checking Tools. </w:t>
       </w:r>
       <w:r>
@@ -9887,7 +9908,6 @@
           <w:sz w:val="24"/>
           <w:szCs w:val="24"/>
         </w:rPr>
-        <w:lastRenderedPageBreak/>
         <w:t xml:space="preserve">3. Limited Student Awareness of Prerequisite Requirements. </w:t>
       </w:r>
       <w:r>
@@ -9913,6 +9933,7 @@
         <w:rPr>
           <w:noProof/>
         </w:rPr>
+        <w:lastRenderedPageBreak/>
         <w:drawing>
           <wp:inline distT="0" distB="0" distL="0" distR="0" wp14:anchorId="0B8AADDB" wp14:editId="623C5CC2">
             <wp:extent cx="5486400" cy="3017520"/>
@@ -9929,7 +9950,7 @@
                     <pic:cNvPicPr/>
                   </pic:nvPicPr>
                   <pic:blipFill>
-                    <a:blip r:embed="rId28"/>
+                    <a:blip r:embed="rId30"/>
                     <a:stretch>
                       <a:fillRect/>
                     </a:stretch>
@@ -9977,7 +9998,7 @@
           <w:sz w:val="24"/>
           <w:szCs w:val="24"/>
         </w:rPr>
-        <w:t>presents these three problems in an Ishikawa (fishbone) diagram, with each problem as a branch and its causes listed under it: Late-Detection Blindspots (no structural block during digital enrollment selection; violations found only at the final graduation audit), Absence of Automated Compliance-Checking Tools (the MIS cannot cross-</w:t>
+        <w:t xml:space="preserve">presents these three problems in an Ishikawa (fishbone) diagram, with each problem as a branch and its causes listed under it: Late-Detection Blindspots (no structural block during digital enrollment selection; violations found only at the final graduation audit), Absence of Automated Compliance-Checking Tools (the MIS cannot cross-reference grades with the curriculum; verification rests on the Chairperson's manual review; no automated safeguard between data entry and eligibility), and Limited Student Awareness of Prerequisite Requirements (the MIS does not alert students when they are ineligible; students unknowingly enroll without the prerequisites). Together, they lead to the </w:t>
       </w:r>
       <w:r>
         <w:rPr>
@@ -9986,7 +10007,7 @@
           <w:szCs w:val="24"/>
         </w:rPr>
         <w:lastRenderedPageBreak/>
-        <w:t>reference grades with the curriculum; verification rests on the Chairperson's manual review; no automated safeguard between data entry and eligibility), and Limited Student Awareness of Prerequisite Requirements (the MIS does not alert students when they are ineligible; students unknowingly enroll without the prerequisites). Together, they lead to the same effect: students who are delayed in completing their program, with extra semesters and costs.</w:t>
+        <w:t>same effect: students who are delayed in completing their program, with extra semesters and costs.</w:t>
       </w:r>
       <w:r>
         <w:fldChar w:fldCharType="begin"/>
@@ -10096,16 +10117,7 @@
           <w:sz w:val="24"/>
           <w:szCs w:val="24"/>
         </w:rPr>
-        <w:t xml:space="preserve"> and BSCE programs of the CEIT. The system was built using the Iterative and Incremental Development (IID) model, allowing the Audit Engine's logic to be reviewed early and refined across three functional increments: (1) curriculum, student and grade records with a basic audit; (2) curriculum versions, imports, student movements and the redesigned interface; and (3) the </w:t>
-      </w:r>
-      <w:r>
-        <w:rPr>
-          <w:rFonts w:ascii="Courier New" w:hAnsi="Courier New" w:cs="Courier New"/>
-          <w:sz w:val="24"/>
-          <w:szCs w:val="24"/>
-        </w:rPr>
-        <w:lastRenderedPageBreak/>
-        <w:t>term-based audit, automatic year levels, and the regular and irregular classification.</w:t>
+        <w:t xml:space="preserve"> and BSCE programs of the CEIT. The system was built using the Iterative and Incremental Development (IID) model, allowing the Audit Engine's logic to be reviewed early and refined across three functional increments: (1) curriculum, student and grade records with a basic audit; (2) curriculum versions, imports, student movements and the redesigned interface; and (3) the term-based audit, automatic year levels, and the regular and irregular classification.</w:t>
       </w:r>
     </w:p>
     <w:p>
@@ -10125,7 +10137,16 @@
           <w:sz w:val="24"/>
           <w:szCs w:val="24"/>
         </w:rPr>
-        <w:t>The system runs on Next.js 16 (App Router and server actions) with React 19 and TypeScript, styled with Tailwind CSS 4 in a KSU green theme designed for responsiveness across desktop, tablet, and mobile. Supabase serves as the backend-as-a-service, hosting the PostgreSQL database, authentication, and Row-Level Security (RLS) policies; the database schema is built step by step by 30 migration scripts. Curricula are exported to PDF with @react-pdf/renderer. Interface flows were prototyped as high-fidelity mockups in Figma prior to implementation.</w:t>
+        <w:t xml:space="preserve">The system runs on Next.js 16 (App Router and server actions) with React 19 and TypeScript, styled with Tailwind CSS 4 in a KSU green theme designed for responsiveness across </w:t>
+      </w:r>
+      <w:r>
+        <w:rPr>
+          <w:rFonts w:ascii="Courier New" w:hAnsi="Courier New" w:cs="Courier New"/>
+          <w:sz w:val="24"/>
+          <w:szCs w:val="24"/>
+        </w:rPr>
+        <w:lastRenderedPageBreak/>
+        <w:t>desktop, tablet, and mobile. Supabase serves as the backend-as-a-service, hosting the PostgreSQL database, authentication, and Row-Level Security (RLS) policies; the database schema is built step by step by 30 migration scripts. Curricula are exported to PDF with @react-pdf/renderer. Interface flows were prototyped as high-fidelity mockups in Figma prior to implementation.</w:t>
       </w:r>
     </w:p>
     <w:p>
@@ -10548,7 +10569,7 @@
           <w:sz w:val="24"/>
           <w:szCs w:val="24"/>
         </w:rPr>
-        <w:t xml:space="preserve">The statuses are not stored at the moment a grade is entered. Instead, every time a student's audit is shown, the engine compares the term in which each subject was taken with the term in which each of its requirements was passed. Because of this, grades can be encoded in any order and the result stays the same, and a violation remains on the student's record until the subject is retaken after its requirements are met. This design replaced the system's first checker, </w:t>
+        <w:t xml:space="preserve">The statuses are not stored at the moment a grade is entered. Instead, every time a student's audit is shown, the engine compares the term in which each subject was taken with the term in which each of its requirements was passed. Because of this, grades can be encoded in any order and the result stays the same, and a violation remains on the student's record until the subject is retaken after its requirements </w:t>
       </w:r>
       <w:r>
         <w:rPr>
@@ -10557,7 +10578,7 @@
           <w:szCs w:val="24"/>
         </w:rPr>
         <w:lastRenderedPageBreak/>
-        <w:t>which stored a permanent flag at the moment of entry; the reasons for the change are discussed under Testing of the System.</w:t>
+        <w:t>are met. This design replaced the system's first checker, which stored a permanent flag at the moment of entry; the reasons for the change are discussed under Testing of the System.</w:t>
       </w:r>
     </w:p>
     <w:p>
@@ -10617,7 +10638,7 @@
           <w:sz w:val="24"/>
           <w:szCs w:val="24"/>
         </w:rPr>
-        <w:t xml:space="preserve">The KSU Student Handbook requires a prerequisite to be passed prior to taking a subject and nullifies the credit of a subject taken without it. Accordingly, a prerequisite must be passed in a term before the term in which the subject was taken; passing it in the same term is a violation. Taking a subject while its prerequisite is still INC is also a violation, since an INC counts as passed only from the term in which it was resolved. A subject taken out of order earns no credit: it does not satisfy later prerequisites, does not </w:t>
+        <w:t xml:space="preserve">The KSU Student Handbook requires a prerequisite to be passed prior to taking a subject and nullifies the credit of a subject taken without it. Accordingly, a prerequisite must be passed in a term before the term in which the subject was taken; passing it in the same term is a violation. Taking a subject while its prerequisite is still INC is also a violation, since an INC counts as passed only from the term </w:t>
       </w:r>
       <w:r>
         <w:rPr>
@@ -10626,7 +10647,7 @@
           <w:szCs w:val="24"/>
         </w:rPr>
         <w:lastRenderedPageBreak/>
-        <w:t>count toward units or year level, and has to be retaken. If a prerequisite's grade from an earlier term is still in progress, the subject is Pending rather than a violation.</w:t>
+        <w:t>in which it was resolved. A subject taken out of order earns no credit: it does not satisfy later prerequisites, does not count toward units or year level, and has to be retaken. If a prerequisite's grade from an earlier term is still in progress, the subject is Pending rather than a violation.</w:t>
       </w:r>
     </w:p>
     <w:p>
@@ -10750,7 +10771,7 @@
           <w:sz w:val="24"/>
           <w:szCs w:val="24"/>
         </w:rPr>
-        <w:t xml:space="preserve">that a student's year level should follow what the student has finished in the curriculum, the year level is computed from the share of the curriculum's units passed, as shown in Table 4.2. Passing every subject of the earlier years also moves a student up, even if the units fall slightly short. Only passes that count, and only those earned before the current semester, are included, so students move up when the Dean moves the college to a new semester. The year level given at registration or import is used as a starting point until the </w:t>
+        <w:t xml:space="preserve">that a student's year level should follow what the student has finished in the curriculum, the year level is computed from the share of the curriculum's units passed, as shown in Table 4.2. Passing every subject of the earlier years also moves a student up, even if the units fall slightly short. Only passes that count, and only those earned before the current semester, are included, so students move up when the Dean moves the </w:t>
       </w:r>
       <w:r>
         <w:rPr>
@@ -10759,7 +10780,7 @@
           <w:szCs w:val="24"/>
         </w:rPr>
         <w:lastRenderedPageBreak/>
-        <w:t>grades show more, and a chairperson can set a year level by hand for a special case and set it back to automatic.</w:t>
+        <w:t>college to a new semester. The year level given at registration or import is used as a starting point until the grades show more, and a chairperson can set a year level by hand for a special case and set it back to automatic.</w:t>
       </w:r>
     </w:p>
     <w:tbl>
@@ -11130,7 +11151,7 @@
           <w:sz w:val="24"/>
           <w:szCs w:val="24"/>
         </w:rPr>
-        <w:t xml:space="preserve"> Per the Student Handbook and the Operations Manual, a student is regular when enrolled in the full prescribed load for the current semester, and irregular when enrolled in less; the missing subjects are listed. The prescribed load is taken to be the curriculum's </w:t>
+        <w:t xml:space="preserve"> Per the Student Handbook and the Operations Manual, a student is regular when enrolled in the full prescribed load for the current semester, and </w:t>
       </w:r>
       <w:r>
         <w:rPr>
@@ -11139,7 +11160,7 @@
           <w:szCs w:val="24"/>
         </w:rPr>
         <w:lastRenderedPageBreak/>
-        <w:t>subjects for the student's year level and the current semester, not counting subjects already passed in an earlier term, and back subjects taken on top of a full load do not make a student irregular. Enrollment is known from the grades (or "in progress" records) of the current semester; with nothing recorded, the status is "Not determined</w:t>
+        <w:t>irregular when enrolled in less; the missing subjects are listed. The prescribed load is taken to be the curriculum's subjects for the student's year level and the current semester, not counting subjects already passed in an earlier term, and back subjects taken on top of a full load do not make a student irregular. Enrollment is known from the grades (or "in progress" records) of the current semester; with nothing recorded, the status is "Not determined</w:t>
       </w:r>
       <w:r>
         <w:rPr>
@@ -11201,7 +11222,7 @@
           <w:sz w:val="24"/>
           <w:szCs w:val="24"/>
         </w:rPr>
-        <w:t xml:space="preserve"> and 3.0 (passing), 5.0 (failing), and INC, and a subject the student is taking this semester can be marked In progress. Several subjects can be ticked and marked In progress at once; ticking all leaves out the subjects the student cannot take yet (e.g., "Can't take yet. Needs: MATH 111"), which can still be ticked one by one if the student is enrolled in them anyway. Only changed grades are saved, and changing an existing grade is treated as a correction that asks for confirmation. A final grade for an </w:t>
+        <w:t xml:space="preserve"> and 3.0 (passing), 5.0 (failing), and INC, and a subject the student is taking this semester can be marked In progress. Several subjects can be ticked and marked In progress at once; ticking all leaves out the subjects the student cannot take yet (e.g., "Can't take yet. Needs: MATH 111"), which can still be ticked one by one if the student is enrolled in them anyway. Only changed grades </w:t>
       </w:r>
       <w:r>
         <w:rPr>
@@ -11210,7 +11231,7 @@
           <w:szCs w:val="24"/>
         </w:rPr>
         <w:lastRenderedPageBreak/>
-        <w:t>INC keeps the subject in the term it was taken and records the term in which the INC was resolved (shown as "INC → 25-1"). Since only the latest attempt of a subject is kept as the student's record, a grade from an earlier term than the recorded one is refused unless the chairperson confirms that it corrects a wrongly entered term. After saving, a message names any subject that has just become a violation, and every grade ever entered is kept in the student's grade logbook together with who entered it and when. The database writes this logbook itself, so its entries cannot be edited or deleted, and it accepts only KSU grades that match their status and well-formed terms.</w:t>
+        <w:t>are saved, and changing an existing grade is treated as a correction that asks for confirmation. A final grade for an INC keeps the subject in the term it was taken and records the term in which the INC was resolved (shown as "INC → 25-1"). Since only the latest attempt of a subject is kept as the student's record, a grade from an earlier term than the recorded one is refused unless the chairperson confirms that it corrects a wrongly entered term. After saving, a message names any subject that has just become a violation, and every grade ever entered is kept in the student's grade logbook together with who entered it and when. The database writes this logbook itself, so its entries cannot be edited or deleted, and it accepts only KSU grades that match their status and well-formed terms.</w:t>
       </w:r>
     </w:p>
     <w:p>
@@ -11260,7 +11281,16 @@
           <w:sz w:val="24"/>
           <w:szCs w:val="24"/>
         </w:rPr>
-        <w:t xml:space="preserve"> Each program keeps curriculum versions by effective year (e.g., BSCpE 2019 and 2023), and a new version can copy an existing one. Each subject has a code, title, units, year level and semester (including midyear), and its requirements. Curricula can be imported from an Excel (.xlsx or .xls) or CSV file, in a format designed by the researchers, with a preview of what will be added, changed or removed before saving, exported to CSV or PDF, and every change is kept in a per-version change history showing who changed what, and when.</w:t>
+        <w:t xml:space="preserve"> Each program keeps curriculum versions by effective year (e.g., BSCpE 2019 and 2023), and a new version can copy an existing one. Each subject has a code, title, units, year level and semester (including midyear), and its requirements. Curricula can be imported from an Excel (.xlsx or .xls) or CSV file, in a format designed by the researchers, with a preview of what will be added, changed or removed before saving, exported to CSV or PDF, and </w:t>
+      </w:r>
+      <w:r>
+        <w:rPr>
+          <w:rFonts w:ascii="Courier New" w:hAnsi="Courier New" w:cs="Courier New"/>
+          <w:sz w:val="24"/>
+          <w:szCs w:val="24"/>
+        </w:rPr>
+        <w:lastRenderedPageBreak/>
+        <w:t>every change is kept in a per-version change history showing who changed what, and when.</w:t>
       </w:r>
     </w:p>
     <w:p>
@@ -11282,7 +11312,6 @@
           <w:sz w:val="24"/>
           <w:szCs w:val="24"/>
         </w:rPr>
-        <w:lastRenderedPageBreak/>
         <w:t xml:space="preserve">Students and </w:t>
       </w:r>
       <w:r>
@@ -11353,6 +11382,7 @@
           <w:sz w:val="24"/>
           <w:szCs w:val="24"/>
         </w:rPr>
+        <w:lastRenderedPageBreak/>
         <w:t>Dashboard.</w:t>
       </w:r>
       <w:r>
@@ -11361,16 +11391,7 @@
           <w:sz w:val="24"/>
           <w:szCs w:val="24"/>
         </w:rPr>
-        <w:t xml:space="preserve"> A "Needs attention" banner at the top lists what to act on, such as students with violations, students </w:t>
-      </w:r>
-      <w:r>
-        <w:rPr>
-          <w:rFonts w:ascii="Courier New" w:hAnsi="Courier New" w:cs="Courier New"/>
-          <w:sz w:val="24"/>
-          <w:szCs w:val="24"/>
-        </w:rPr>
-        <w:lastRenderedPageBreak/>
-        <w:t>with nothing recorded for the current semester, or an unset semester, each linked to the matching filtered student list. Per program, the dashboard shows the total number of students, the regular and irregular students (and how many are not yet determined), the students with violations, the curriculum versions, and the number of shifts, transfers and drops. Four charts are built only from recorded data: regular, irregular and not determined students; students by year level from Freshman to Senior; bottleneck subjects, where the most students' latest grade is 5.0 or INC; and the subjects most often taken out of order. Each chart has a short explanation, shows the exact numbers on hover, and can be viewed as a table. The Dean sets the current semester from the dashboard and compares the programs of the college side by side, but does not open individual students' records, which remain the chairperson's work.</w:t>
+        <w:t xml:space="preserve"> A "Needs attention" banner at the top lists what to act on, such as students with violations, students with nothing recorded for the current semester, or an unset semester, each linked to the matching filtered student list. Per program, the dashboard shows the total number of students, the regular and irregular students (and how many are not yet determined), the students with violations, the curriculum versions, and the number of shifts, transfers and drops. Four charts are built only from recorded data: regular, irregular and not determined students; students by year level from Freshman to Senior; bottleneck subjects, where the most students' latest grade is 5.0 or INC; and the subjects most often taken out of order. Each chart has a short explanation, shows the exact numbers on hover, and can be viewed as a table. The Dean sets the current semester from the dashboard and compares the programs of the college side by side, but does not open individual students' records, which remain the chairperson's work.</w:t>
       </w:r>
     </w:p>
     <w:p>
@@ -11400,7 +11421,7 @@
           <w:sz w:val="24"/>
           <w:szCs w:val="24"/>
         </w:rPr>
-        <w:t xml:space="preserve"> Supabase RLS scopes visibility by role: Program Chairpersons see only the data of their own program, while Deans see their whole college. Operations that must all succeed together, such as creating a program with its chairperson account, replacing a chairperson, or accepting a shifting student, run as single </w:t>
+        <w:t xml:space="preserve"> Supabase RLS scopes visibility by role: Program Chairpersons see only the data of their own program, while Deans see their whole college. Operations that must all succeed together, such as creating </w:t>
       </w:r>
       <w:r>
         <w:rPr>
@@ -11409,7 +11430,7 @@
           <w:szCs w:val="24"/>
         </w:rPr>
         <w:lastRenderedPageBreak/>
-        <w:t>database transactions. A new chairperson receives a temporary password from the Dean and must choose their own at first login, guided by a checklist that ticks each password rule as it is met, and actions that are hard to undo, such as dropping a student or saving grades, ask for confirmation first. Every page checks the user's role, so a page meant for another role cannot be opened by typing its address; users are signed out after 30 minutes without activity; and an account is blocked for 15 minutes after five wrong passwords.</w:t>
+        <w:t>a program with its chairperson account, replacing a chairperson, or accepting a shifting student, run as single database transactions. A new chairperson receives a temporary password from the Dean and must choose their own at first login, guided by a checklist that ticks each password rule as it is met, and actions that are hard to undo, such as dropping a student or saving grades, ask for confirmation first. Every page checks the user's role, so a page meant for another role cannot be opened by typing its address; users are signed out after 30 minutes without activity; and an account is blocked for 15 minutes after five wrong passwords.</w:t>
       </w:r>
     </w:p>
     <w:p>
@@ -11534,7 +11555,16 @@
           <w:sz w:val="24"/>
           <w:szCs w:val="24"/>
         </w:rPr>
-        <w:t>Student list with search from any page, filters and the reason for each student's status, and an audit page showing each subject's status, grade, term and the reason for any violation</w:t>
+        <w:t xml:space="preserve">Student list with search from any page, filters and the reason for each student's status, and an audit page </w:t>
+      </w:r>
+      <w:r>
+        <w:rPr>
+          <w:rFonts w:ascii="Courier New" w:hAnsi="Courier New" w:cs="Courier New"/>
+          <w:sz w:val="24"/>
+          <w:szCs w:val="24"/>
+        </w:rPr>
+        <w:lastRenderedPageBreak/>
+        <w:t>showing each subject's status, grade, term and the reason for any violation</w:t>
       </w:r>
     </w:p>
     <w:p>
@@ -11557,16 +11587,7 @@
           <w:sz w:val="24"/>
           <w:szCs w:val="24"/>
         </w:rPr>
-        <w:t xml:space="preserve">Term-based grade entry with KSU grade values, In progress marking for several subjects at once, INC completion, </w:t>
-      </w:r>
-      <w:r>
-        <w:rPr>
-          <w:rFonts w:ascii="Courier New" w:hAnsi="Courier New" w:cs="Courier New"/>
-          <w:sz w:val="24"/>
-          <w:szCs w:val="24"/>
-        </w:rPr>
-        <w:lastRenderedPageBreak/>
-        <w:t>earlier-term protection and a database-written grade logbook</w:t>
+        <w:t>Term-based grade entry with KSU grade values, In progress marking for several subjects at once, INC completion, earlier-term protection and a database-written grade logbook</w:t>
       </w:r>
     </w:p>
     <w:p>
@@ -11742,6 +11763,7 @@
           <w:sz w:val="24"/>
           <w:szCs w:val="24"/>
         </w:rPr>
+        <w:lastRenderedPageBreak/>
         <w:t xml:space="preserve">Scope boundaries. </w:t>
       </w:r>
       <w:r>
@@ -11774,7 +11796,6 @@
           <w:sz w:val="24"/>
           <w:szCs w:val="24"/>
         </w:rPr>
-        <w:lastRenderedPageBreak/>
         <w:t>Input-Process-Output (IPO) Diagram of the Proposed System</w:t>
       </w:r>
       <w:r>
@@ -12191,7 +12212,16 @@
           <w:sz w:val="24"/>
           <w:szCs w:val="24"/>
         </w:rPr>
-        <w:t xml:space="preserve"> shows the two actors of the system. The Program Chairperson interacts with most modules: managing curriculum versions (including their import and export), registering and importing students, entering grades, viewing each student's audit and grade logbook, setting a year level by hand, recording shifts, transfers and drops, and reopening a locked record. The Dean oversees the college: viewing the dashboard of every program and comparing the programs, setting the current semester, creating programs with their chairperson accounts, reassigning chairpersons, and splitting the college by moving some of its programs to a new college with its own dean. Both log in, view a dashboard and the Student Movements page, and change their password, and a new chairperson must replace the temporary password at first login. The audit itself needs no separate action: the system performs it whenever a student's audit or the dashboard is shown.</w:t>
+        <w:t xml:space="preserve"> shows the two actors of the system. The Program Chairperson interacts with most modules: managing </w:t>
+      </w:r>
+      <w:r>
+        <w:rPr>
+          <w:rFonts w:ascii="Courier New" w:hAnsi="Courier New" w:cs="Courier New"/>
+          <w:sz w:val="24"/>
+          <w:szCs w:val="24"/>
+        </w:rPr>
+        <w:lastRenderedPageBreak/>
+        <w:t>curriculum versions (including their import and export), registering and importing students, entering grades, viewing each student's audit and grade logbook, setting a year level by hand, recording shifts, transfers and drops, and reopening a locked record. The Dean oversees the college: viewing the dashboard of every program and comparing the programs, setting the current semester, creating programs with their chairperson accounts, reassigning chairpersons, and splitting the college by moving some of its programs to a new college with its own dean. Both log in, view a dashboard and the Student Movements page, and change their password, and a new chairperson must replace the temporary password at first login. The audit itself needs no separate action: the system performs it whenever a student's audit or the dashboard is shown.</w:t>
       </w:r>
     </w:p>
     <w:p>
@@ -12212,7 +12242,7 @@
         <w:lastRenderedPageBreak/>
         <w:drawing>
           <wp:inline distT="0" distB="0" distL="0" distR="0" wp14:anchorId="0CD2A12D" wp14:editId="077DEE87">
-            <wp:extent cx="4434840" cy="4381621"/>
+            <wp:extent cx="5120640" cy="2891454"/>
             <wp:effectExtent l="0" t="0" r="0" b="7620"/>
             <wp:docPr id="7000001" name="Figure 4.4. Use Case Diagram of Auditrix" descr="Figure 4.4. Use Case Diagram of Auditrix"/>
             <wp:cNvGraphicFramePr>
@@ -12226,7 +12256,7 @@
                     <pic:cNvPicPr/>
                   </pic:nvPicPr>
                   <pic:blipFill>
-                    <a:blip r:embed="rId29"/>
+                    <a:blip r:embed="rId31"/>
                     <a:stretch>
                       <a:fillRect/>
                     </a:stretch>
@@ -12234,7 +12264,7 @@
                   <pic:spPr>
                     <a:xfrm>
                       <a:off x="0" y="0"/>
-                      <a:ext cx="4434840" cy="4381621"/>
+                      <a:ext cx="5120640" cy="2891454"/>
                     </a:xfrm>
                     <a:prstGeom prst="rect">
                       <a:avLst/>
@@ -12311,7 +12341,7 @@
                     <pic:cNvPicPr/>
                   </pic:nvPicPr>
                   <pic:blipFill>
-                    <a:blip r:embed="rId30"/>
+                    <a:blip r:embed="rId32"/>
                     <a:stretch>
                       <a:fillRect/>
                     </a:stretch>
@@ -12391,7 +12421,16 @@
           <w:sz w:val="24"/>
           <w:szCs w:val="24"/>
         </w:rPr>
-        <w:t xml:space="preserve"> shows the activity diagram for the curriculum audit, divided into two swimlanes: the Program Chairperson and the Audit Engine. The process starts with the chairperson checking whether the student is new. A new student is first registered or imported from a student list, while an existing student's record is used as it is. The chairperson then enters the student's grade history, which is passed to the Audit Engine. The Audit Engine audits the record against the student's curriculum, comparing the term in which each subject was taken with the terms in which its requirements were met, and gives each subject one of the five statuses in Table 4.1. The result returns to the chairperson as the student's audit report, which ends the process.</w:t>
+        <w:t xml:space="preserve"> shows the activity diagram for the curriculum audit, divided into two swimlanes: the Program Chairperson and the Audit Engine. The process starts with the chairperson checking whether the student is new. A new student is first registered or imported from a student list, while an existing student's record is used as it is. The chairperson then enters the student's grade history, which is passed to the Audit </w:t>
+      </w:r>
+      <w:r>
+        <w:rPr>
+          <w:rFonts w:ascii="Courier New" w:hAnsi="Courier New" w:cs="Courier New"/>
+          <w:sz w:val="24"/>
+          <w:szCs w:val="24"/>
+        </w:rPr>
+        <w:lastRenderedPageBreak/>
+        <w:t>Engine. The Audit Engine audits the record against the student's curriculum, comparing the term in which each subject was taken with the terms in which its requirements were met, and gives each subject one of the five statuses in Table 4.1. The result returns to the chairperson as the student's audit report, which ends the process.</w:t>
       </w:r>
     </w:p>
     <w:p>
@@ -12425,7 +12464,7 @@
                     <pic:cNvPicPr/>
                   </pic:nvPicPr>
                   <pic:blipFill>
-                    <a:blip r:embed="rId31"/>
+                    <a:blip r:embed="rId33"/>
                     <a:stretch>
                       <a:fillRect/>
                     </a:stretch>
@@ -12512,31 +12551,31 @@
     <w:p>
       <w:pPr>
         <w:keepNext/>
-        <w:spacing w:line="480" w:lineRule="auto"/>
-        <w:jc w:val="both"/>
-        <w:rPr>
-          <w:rFonts w:ascii="Courier New" w:hAnsi="Courier New" w:cs="Courier New"/>
-          <w:b/>
-          <w:bCs/>
-          <w:sz w:val="24"/>
-          <w:szCs w:val="24"/>
-        </w:rPr>
-      </w:pPr>
-      <w:r>
-        <w:rPr>
-          <w:rFonts w:ascii="Courier New" w:hAnsi="Courier New" w:cs="Courier New"/>
-          <w:b/>
-          <w:bCs/>
-          <w:sz w:val="24"/>
-          <w:szCs w:val="24"/>
-        </w:rPr>
-        <w:t>Figure 4.7. User Interface of Auditrix</w:t>
+        <w:spacing w:line="480" w:lineRule="auto" w:before="240"/>
+        <w:jc w:val="both"/>
+        <w:rPr>
+          <w:rFonts w:ascii="Courier New" w:hAnsi="Courier New" w:cs="Courier New"/>
+          <w:b/>
+          <w:bCs/>
+          <w:sz w:val="24"/>
+          <w:szCs w:val="24"/>
+        </w:rPr>
+      </w:pPr>
+      <w:r>
+        <w:rPr>
+          <w:rFonts w:ascii="Courier New" w:hAnsi="Courier New" w:cs="Courier New"/>
+          <w:b/>
+          <w:bCs/>
+          <w:sz w:val="24"/>
+          <w:szCs w:val="24"/>
+        </w:rPr>
+        <w:t>User Interface of Auditrix</w:t>
       </w:r>
       <w:r>
         <w:fldChar w:fldCharType="begin"/>
       </w:r>
       <w:r>
-        <w:instrText xml:space="preserve"> TC "Figure 4.7. User Interface of Auditrix" \f f \l 1 </w:instrText>
+        <w:instrText xml:space="preserve"> TC "User Interface of Auditrix" \f c \l 2 </w:instrText>
       </w:r>
       <w:r>
         <w:fldChar w:fldCharType="end"/>
@@ -12551,17 +12590,595 @@
           <w:rFonts w:ascii="Courier New" w:hAnsi="Courier New" w:cs="Courier New"/>
           <w:sz w:val="24"/>
           <w:szCs w:val="24"/>
-          <w:lang w:val="en-US"/>
-        </w:rPr>
-      </w:pPr>
-      <w:r>
-        <w:rPr>
-          <w:rFonts w:ascii="Courier New" w:hAnsi="Courier New" w:cs="Courier New"/>
-          <w:sz w:val="24"/>
-          <w:szCs w:val="24"/>
-          <w:lang w:val="en-US"/>
-        </w:rPr>
-        <w:t>Figure 4.7 shows the main screens of the developed system, captured from the running application with sample CEIT data.</w:t>
+        </w:rPr>
+      </w:pPr>
+      <w:r>
+        <w:rPr>
+          <w:rFonts w:ascii="Courier New" w:hAnsi="Courier New" w:cs="Courier New"/>
+          <w:sz w:val="24"/>
+          <w:szCs w:val="24"/>
+        </w:rPr>
+        <w:t xml:space="preserve">The screens of the developed system are presented below in the order of the curriculum audit shown in </w:t>
+      </w:r>
+      <w:r>
+        <w:rPr>
+          <w:rFonts w:ascii="Courier New" w:hAnsi="Courier New" w:cs="Courier New"/>
+          <w:b/>
+          <w:bCs/>
+          <w:sz w:val="24"/>
+          <w:szCs w:val="24"/>
+        </w:rPr>
+        <w:t xml:space="preserve">Figure 4.5</w:t>
+      </w:r>
+      <w:r>
+        <w:rPr>
+          <w:rFonts w:ascii="Courier New" w:hAnsi="Courier New" w:cs="Courier New"/>
+          <w:sz w:val="24"/>
+          <w:szCs w:val="24"/>
+        </w:rPr>
+        <w:t xml:space="preserve">, followed by the other screens of the system. They were captured from the running application with sample CEIT data.</w:t>
+      </w:r>
+    </w:p>
+    <w:p>
+      <w:pPr>
+        <w:spacing w:line="480" w:lineRule="auto"/>
+        <w:ind w:firstLine="720"/>
+        <w:jc w:val="both"/>
+        <w:rPr>
+          <w:rFonts w:ascii="Courier New" w:hAnsi="Courier New" w:cs="Courier New"/>
+          <w:sz w:val="24"/>
+          <w:szCs w:val="24"/>
+        </w:rPr>
+      </w:pPr>
+      <w:r>
+        <w:rPr>
+          <w:rFonts w:ascii="Courier New" w:hAnsi="Courier New" w:cs="Courier New"/>
+          <w:b/>
+          <w:bCs/>
+          <w:sz w:val="24"/>
+          <w:szCs w:val="24"/>
+        </w:rPr>
+        <w:t xml:space="preserve">Figure 4.7</w:t>
+      </w:r>
+      <w:r>
+        <w:rPr>
+          <w:rFonts w:ascii="Courier New" w:hAnsi="Courier New" w:cs="Courier New"/>
+          <w:sz w:val="24"/>
+          <w:szCs w:val="24"/>
+        </w:rPr>
+        <w:t xml:space="preserve"> shows the Log In page, where the process starts. The Dean and the Program Chairperson log in on the same page (</w:t>
+      </w:r>
+      <w:r>
+        <w:rPr>
+          <w:rFonts w:ascii="Courier New" w:hAnsi="Courier New" w:cs="Courier New"/>
+          <w:b/>
+          <w:bCs/>
+          <w:sz w:val="24"/>
+          <w:szCs w:val="24"/>
+        </w:rPr>
+        <w:t xml:space="preserve">Figure 4.7a</w:t>
+      </w:r>
+      <w:r>
+        <w:rPr>
+          <w:rFonts w:ascii="Courier New" w:hAnsi="Courier New" w:cs="Courier New"/>
+          <w:sz w:val="24"/>
+          <w:szCs w:val="24"/>
+        </w:rPr>
+        <w:t xml:space="preserve"> and </w:t>
+      </w:r>
+      <w:r>
+        <w:rPr>
+          <w:rFonts w:ascii="Courier New" w:hAnsi="Courier New" w:cs="Courier New"/>
+          <w:b/>
+          <w:bCs/>
+          <w:sz w:val="24"/>
+          <w:szCs w:val="24"/>
+        </w:rPr>
+        <w:t xml:space="preserve">Figure 4.7b</w:t>
+      </w:r>
+      <w:r>
+        <w:rPr>
+          <w:rFonts w:ascii="Courier New" w:hAnsi="Courier New" w:cs="Courier New"/>
+          <w:sz w:val="24"/>
+          <w:szCs w:val="24"/>
+        </w:rPr>
+        <w:t xml:space="preserve">), and a new chairperson must replace the temporary password at the first log in, guided by a checklist of the password rules (</w:t>
+      </w:r>
+      <w:r>
+        <w:rPr>
+          <w:rFonts w:ascii="Courier New" w:hAnsi="Courier New" w:cs="Courier New"/>
+          <w:b/>
+          <w:bCs/>
+          <w:sz w:val="24"/>
+          <w:szCs w:val="24"/>
+        </w:rPr>
+        <w:t xml:space="preserve">Figure 4.7c</w:t>
+      </w:r>
+      <w:r>
+        <w:rPr>
+          <w:rFonts w:ascii="Courier New" w:hAnsi="Courier New" w:cs="Courier New"/>
+          <w:sz w:val="24"/>
+          <w:szCs w:val="24"/>
+        </w:rPr>
+        <w:t xml:space="preserve">).</w:t>
+      </w:r>
+    </w:p>
+    <w:p>
+      <w:pPr>
+        <w:spacing w:line="480" w:lineRule="auto"/>
+        <w:ind w:firstLine="720"/>
+        <w:jc w:val="both"/>
+        <w:rPr>
+          <w:rFonts w:ascii="Courier New" w:hAnsi="Courier New" w:cs="Courier New"/>
+          <w:sz w:val="24"/>
+          <w:szCs w:val="24"/>
+        </w:rPr>
+      </w:pPr>
+      <w:r>
+        <w:rPr>
+          <w:rFonts w:ascii="Courier New" w:hAnsi="Courier New" w:cs="Courier New"/>
+          <w:b/>
+          <w:bCs/>
+          <w:sz w:val="24"/>
+          <w:szCs w:val="24"/>
+        </w:rPr>
+        <w:t xml:space="preserve">Figure 4.8</w:t>
+      </w:r>
+      <w:r>
+        <w:rPr>
+          <w:rFonts w:ascii="Courier New" w:hAnsi="Courier New" w:cs="Courier New"/>
+          <w:sz w:val="24"/>
+          <w:szCs w:val="24"/>
+        </w:rPr>
+        <w:t xml:space="preserve"> shows the Students page, where the chairperson checks whether the student is already in the system, the first decision in </w:t>
+      </w:r>
+      <w:r>
+        <w:rPr>
+          <w:rFonts w:ascii="Courier New" w:hAnsi="Courier New" w:cs="Courier New"/>
+          <w:b/>
+          <w:bCs/>
+          <w:sz w:val="24"/>
+          <w:szCs w:val="24"/>
+        </w:rPr>
+        <w:t xml:space="preserve">Figure 4.5</w:t>
+      </w:r>
+      <w:r>
+        <w:rPr>
+          <w:rFonts w:ascii="Courier New" w:hAnsi="Courier New" w:cs="Courier New"/>
+          <w:sz w:val="24"/>
+          <w:szCs w:val="24"/>
+        </w:rPr>
+        <w:t xml:space="preserve">. Students can be searched by name or ID number and filtered, and each row shows the student's status. A student who is not yet listed is registered, or imported from a student list, before the grades are entered.</w:t>
+      </w:r>
+    </w:p>
+    <w:p>
+      <w:pPr>
+        <w:spacing w:line="480" w:lineRule="auto"/>
+        <w:ind w:firstLine="720"/>
+        <w:jc w:val="both"/>
+        <w:rPr>
+          <w:rFonts w:ascii="Courier New" w:hAnsi="Courier New" w:cs="Courier New"/>
+          <w:sz w:val="24"/>
+          <w:szCs w:val="24"/>
+        </w:rPr>
+      </w:pPr>
+      <w:r>
+        <w:rPr>
+          <w:rFonts w:ascii="Courier New" w:hAnsi="Courier New" w:cs="Courier New"/>
+          <w:b/>
+          <w:bCs/>
+          <w:sz w:val="24"/>
+          <w:szCs w:val="24"/>
+        </w:rPr>
+        <w:t xml:space="preserve">Figure 4.9</w:t>
+      </w:r>
+      <w:r>
+        <w:rPr>
+          <w:rFonts w:ascii="Courier New" w:hAnsi="Courier New" w:cs="Courier New"/>
+          <w:sz w:val="24"/>
+          <w:szCs w:val="24"/>
+        </w:rPr>
+        <w:t xml:space="preserve"> shows the Enter Grades page, where the chairperson enters the student's grade history term by term. The chairperson chooses the term and the curriculum year and semester, then enters the grades, which are checked for valid KSU grade values before they are saved.</w:t>
+      </w:r>
+    </w:p>
+    <w:p>
+      <w:pPr>
+        <w:spacing w:line="480" w:lineRule="auto"/>
+        <w:ind w:firstLine="720"/>
+        <w:jc w:val="both"/>
+        <w:rPr>
+          <w:rFonts w:ascii="Courier New" w:hAnsi="Courier New" w:cs="Courier New"/>
+          <w:sz w:val="24"/>
+          <w:szCs w:val="24"/>
+        </w:rPr>
+      </w:pPr>
+      <w:r>
+        <w:rPr>
+          <w:rFonts w:ascii="Courier New" w:hAnsi="Courier New" w:cs="Courier New"/>
+          <w:sz w:val="24"/>
+          <w:szCs w:val="24"/>
+        </w:rPr>
+        <w:t xml:space="preserve">Once the grades are saved, the Audit Engine audits the student's record against the curriculum, and the result is shown on the Student Audit page (</w:t>
+      </w:r>
+      <w:r>
+        <w:rPr>
+          <w:rFonts w:ascii="Courier New" w:hAnsi="Courier New" w:cs="Courier New"/>
+          <w:b/>
+          <w:bCs/>
+          <w:sz w:val="24"/>
+          <w:szCs w:val="24"/>
+        </w:rPr>
+        <w:t xml:space="preserve">Figure 4.10</w:t>
+      </w:r>
+      <w:r>
+        <w:rPr>
+          <w:rFonts w:ascii="Courier New" w:hAnsi="Courier New" w:cs="Courier New"/>
+          <w:sz w:val="24"/>
+          <w:szCs w:val="24"/>
+        </w:rPr>
+        <w:t xml:space="preserve">), the audit report that ends the process in </w:t>
+      </w:r>
+      <w:r>
+        <w:rPr>
+          <w:rFonts w:ascii="Courier New" w:hAnsi="Courier New" w:cs="Courier New"/>
+          <w:b/>
+          <w:bCs/>
+          <w:sz w:val="24"/>
+          <w:szCs w:val="24"/>
+        </w:rPr>
+        <w:t xml:space="preserve">Figure 4.5</w:t>
+      </w:r>
+      <w:r>
+        <w:rPr>
+          <w:rFonts w:ascii="Courier New" w:hAnsi="Courier New" w:cs="Courier New"/>
+          <w:sz w:val="24"/>
+          <w:szCs w:val="24"/>
+        </w:rPr>
+        <w:t xml:space="preserve">. Each subject is listed with its status, grade, term and the reason for its status (</w:t>
+      </w:r>
+      <w:r>
+        <w:rPr>
+          <w:rFonts w:ascii="Courier New" w:hAnsi="Courier New" w:cs="Courier New"/>
+          <w:b/>
+          <w:bCs/>
+          <w:sz w:val="24"/>
+          <w:szCs w:val="24"/>
+        </w:rPr>
+        <w:t xml:space="preserve">Figure 4.10a</w:t>
+      </w:r>
+      <w:r>
+        <w:rPr>
+          <w:rFonts w:ascii="Courier New" w:hAnsi="Courier New" w:cs="Courier New"/>
+          <w:sz w:val="24"/>
+          <w:szCs w:val="24"/>
+        </w:rPr>
+        <w:t xml:space="preserve">). </w:t>
+      </w:r>
+      <w:r>
+        <w:rPr>
+          <w:rFonts w:ascii="Courier New" w:hAnsi="Courier New" w:cs="Courier New"/>
+          <w:b/>
+          <w:bCs/>
+          <w:sz w:val="24"/>
+          <w:szCs w:val="24"/>
+        </w:rPr>
+        <w:t xml:space="preserve">Figure 4.10b</w:t>
+      </w:r>
+      <w:r>
+        <w:rPr>
+          <w:rFonts w:ascii="Courier New" w:hAnsi="Courier New" w:cs="Courier New"/>
+          <w:sz w:val="24"/>
+          <w:szCs w:val="24"/>
+        </w:rPr>
+        <w:t xml:space="preserve"> shows a student with a subject taken out of order, flagged as a Violation with its reason, and an Irregular status, while </w:t>
+      </w:r>
+      <w:r>
+        <w:rPr>
+          <w:rFonts w:ascii="Courier New" w:hAnsi="Courier New" w:cs="Courier New"/>
+          <w:b/>
+          <w:bCs/>
+          <w:sz w:val="24"/>
+          <w:szCs w:val="24"/>
+        </w:rPr>
+        <w:t xml:space="preserve">Figure 4.10c</w:t>
+      </w:r>
+      <w:r>
+        <w:rPr>
+          <w:rFonts w:ascii="Courier New" w:hAnsi="Courier New" w:cs="Courier New"/>
+          <w:sz w:val="24"/>
+          <w:szCs w:val="24"/>
+        </w:rPr>
+        <w:t xml:space="preserve"> shows a fully compliant, Regular student.</w:t>
+      </w:r>
+    </w:p>
+    <w:p>
+      <w:pPr>
+        <w:spacing w:line="480" w:lineRule="auto"/>
+        <w:ind w:firstLine="720"/>
+        <w:jc w:val="both"/>
+        <w:rPr>
+          <w:rFonts w:ascii="Courier New" w:hAnsi="Courier New" w:cs="Courier New"/>
+          <w:sz w:val="24"/>
+          <w:szCs w:val="24"/>
+        </w:rPr>
+      </w:pPr>
+      <w:r>
+        <w:rPr>
+          <w:rFonts w:ascii="Courier New" w:hAnsi="Courier New" w:cs="Courier New"/>
+          <w:sz w:val="24"/>
+          <w:szCs w:val="24"/>
+        </w:rPr>
+        <w:t xml:space="preserve">The remaining screens support the audit. From a student's audit page, the chairperson opens the student's other pages (</w:t>
+      </w:r>
+      <w:r>
+        <w:rPr>
+          <w:rFonts w:ascii="Courier New" w:hAnsi="Courier New" w:cs="Courier New"/>
+          <w:b/>
+          <w:bCs/>
+          <w:sz w:val="24"/>
+          <w:szCs w:val="24"/>
+        </w:rPr>
+        <w:t xml:space="preserve">Figure 4.11</w:t>
+      </w:r>
+      <w:r>
+        <w:rPr>
+          <w:rFonts w:ascii="Courier New" w:hAnsi="Courier New" w:cs="Courier New"/>
+          <w:sz w:val="24"/>
+          <w:szCs w:val="24"/>
+        </w:rPr>
+        <w:t xml:space="preserve">): Edit Student, where the year level is worked out automatically or set by hand (</w:t>
+      </w:r>
+      <w:r>
+        <w:rPr>
+          <w:rFonts w:ascii="Courier New" w:hAnsi="Courier New" w:cs="Courier New"/>
+          <w:b/>
+          <w:bCs/>
+          <w:sz w:val="24"/>
+          <w:szCs w:val="24"/>
+        </w:rPr>
+        <w:t xml:space="preserve">Figure 4.11a</w:t>
+      </w:r>
+      <w:r>
+        <w:rPr>
+          <w:rFonts w:ascii="Courier New" w:hAnsi="Courier New" w:cs="Courier New"/>
+          <w:sz w:val="24"/>
+          <w:szCs w:val="24"/>
+        </w:rPr>
+        <w:t xml:space="preserve">); the Grade Logbook, which keeps a record of every grade entered or changed (</w:t>
+      </w:r>
+      <w:r>
+        <w:rPr>
+          <w:rFonts w:ascii="Courier New" w:hAnsi="Courier New" w:cs="Courier New"/>
+          <w:b/>
+          <w:bCs/>
+          <w:sz w:val="24"/>
+          <w:szCs w:val="24"/>
+        </w:rPr>
+        <w:t xml:space="preserve">Figure 4.11b</w:t>
+      </w:r>
+      <w:r>
+        <w:rPr>
+          <w:rFonts w:ascii="Courier New" w:hAnsi="Courier New" w:cs="Courier New"/>
+          <w:sz w:val="24"/>
+          <w:szCs w:val="24"/>
+        </w:rPr>
+        <w:t xml:space="preserve">); and Transfer / Shift, where shifts, transfers and drops are recorded (</w:t>
+      </w:r>
+      <w:r>
+        <w:rPr>
+          <w:rFonts w:ascii="Courier New" w:hAnsi="Courier New" w:cs="Courier New"/>
+          <w:b/>
+          <w:bCs/>
+          <w:sz w:val="24"/>
+          <w:szCs w:val="24"/>
+        </w:rPr>
+        <w:t xml:space="preserve">Figure 4.11c</w:t>
+      </w:r>
+      <w:r>
+        <w:rPr>
+          <w:rFonts w:ascii="Courier New" w:hAnsi="Courier New" w:cs="Courier New"/>
+          <w:sz w:val="24"/>
+          <w:szCs w:val="24"/>
+        </w:rPr>
+        <w:t xml:space="preserve">).</w:t>
+      </w:r>
+    </w:p>
+    <w:p>
+      <w:pPr>
+        <w:spacing w:line="480" w:lineRule="auto"/>
+        <w:ind w:firstLine="720"/>
+        <w:jc w:val="both"/>
+        <w:rPr>
+          <w:rFonts w:ascii="Courier New" w:hAnsi="Courier New" w:cs="Courier New"/>
+          <w:sz w:val="24"/>
+          <w:szCs w:val="24"/>
+        </w:rPr>
+      </w:pPr>
+      <w:r>
+        <w:rPr>
+          <w:rFonts w:ascii="Courier New" w:hAnsi="Courier New" w:cs="Courier New"/>
+          <w:b/>
+          <w:bCs/>
+          <w:sz w:val="24"/>
+          <w:szCs w:val="24"/>
+        </w:rPr>
+        <w:t xml:space="preserve">Figure 4.12</w:t>
+      </w:r>
+      <w:r>
+        <w:rPr>
+          <w:rFonts w:ascii="Courier New" w:hAnsi="Courier New" w:cs="Courier New"/>
+          <w:sz w:val="24"/>
+          <w:szCs w:val="24"/>
+        </w:rPr>
+        <w:t xml:space="preserve"> shows the dashboards that users see after logging in. The Program Chairperson's dashboard summarizes the program (</w:t>
+      </w:r>
+      <w:r>
+        <w:rPr>
+          <w:rFonts w:ascii="Courier New" w:hAnsi="Courier New" w:cs="Courier New"/>
+          <w:b/>
+          <w:bCs/>
+          <w:sz w:val="24"/>
+          <w:szCs w:val="24"/>
+        </w:rPr>
+        <w:t xml:space="preserve">Figure 4.12a</w:t>
+      </w:r>
+      <w:r>
+        <w:rPr>
+          <w:rFonts w:ascii="Courier New" w:hAnsi="Courier New" w:cs="Courier New"/>
+          <w:sz w:val="24"/>
+          <w:szCs w:val="24"/>
+        </w:rPr>
+        <w:t xml:space="preserve">), while the Dean's dashboard covers every program of the college and is where the current semester is set (</w:t>
+      </w:r>
+      <w:r>
+        <w:rPr>
+          <w:rFonts w:ascii="Courier New" w:hAnsi="Courier New" w:cs="Courier New"/>
+          <w:b/>
+          <w:bCs/>
+          <w:sz w:val="24"/>
+          <w:szCs w:val="24"/>
+        </w:rPr>
+        <w:t xml:space="preserve">Figure 4.12b</w:t>
+      </w:r>
+      <w:r>
+        <w:rPr>
+          <w:rFonts w:ascii="Courier New" w:hAnsi="Courier New" w:cs="Courier New"/>
+          <w:sz w:val="24"/>
+          <w:szCs w:val="24"/>
+        </w:rPr>
+        <w:t xml:space="preserve">).</w:t>
+      </w:r>
+    </w:p>
+    <w:p>
+      <w:pPr>
+        <w:spacing w:line="480" w:lineRule="auto"/>
+        <w:ind w:firstLine="720"/>
+        <w:jc w:val="both"/>
+        <w:rPr>
+          <w:rFonts w:ascii="Courier New" w:hAnsi="Courier New" w:cs="Courier New"/>
+          <w:sz w:val="24"/>
+          <w:szCs w:val="24"/>
+        </w:rPr>
+      </w:pPr>
+      <w:r>
+        <w:rPr>
+          <w:rFonts w:ascii="Courier New" w:hAnsi="Courier New" w:cs="Courier New"/>
+          <w:b/>
+          <w:bCs/>
+          <w:sz w:val="24"/>
+          <w:szCs w:val="24"/>
+        </w:rPr>
+        <w:t xml:space="preserve">Figure 4.13</w:t>
+      </w:r>
+      <w:r>
+        <w:rPr>
+          <w:rFonts w:ascii="Courier New" w:hAnsi="Courier New" w:cs="Courier New"/>
+          <w:sz w:val="24"/>
+          <w:szCs w:val="24"/>
+        </w:rPr>
+        <w:t xml:space="preserve"> shows curriculum management. Each program keeps its curriculum versions (</w:t>
+      </w:r>
+      <w:r>
+        <w:rPr>
+          <w:rFonts w:ascii="Courier New" w:hAnsi="Courier New" w:cs="Courier New"/>
+          <w:b/>
+          <w:bCs/>
+          <w:sz w:val="24"/>
+          <w:szCs w:val="24"/>
+        </w:rPr>
+        <w:t xml:space="preserve">Figure 4.13a</w:t>
+      </w:r>
+      <w:r>
+        <w:rPr>
+          <w:rFonts w:ascii="Courier New" w:hAnsi="Courier New" w:cs="Courier New"/>
+          <w:sz w:val="24"/>
+          <w:szCs w:val="24"/>
+        </w:rPr>
+        <w:t xml:space="preserve">); a curriculum can be imported from a file, with a preview of the changes before they are saved (</w:t>
+      </w:r>
+      <w:r>
+        <w:rPr>
+          <w:rFonts w:ascii="Courier New" w:hAnsi="Courier New" w:cs="Courier New"/>
+          <w:b/>
+          <w:bCs/>
+          <w:sz w:val="24"/>
+          <w:szCs w:val="24"/>
+        </w:rPr>
+        <w:t xml:space="preserve">Figure 4.13b</w:t>
+      </w:r>
+      <w:r>
+        <w:rPr>
+          <w:rFonts w:ascii="Courier New" w:hAnsi="Courier New" w:cs="Courier New"/>
+          <w:sz w:val="24"/>
+          <w:szCs w:val="24"/>
+        </w:rPr>
+        <w:t xml:space="preserve">); and a version can be exported to CSV or PDF (</w:t>
+      </w:r>
+      <w:r>
+        <w:rPr>
+          <w:rFonts w:ascii="Courier New" w:hAnsi="Courier New" w:cs="Courier New"/>
+          <w:b/>
+          <w:bCs/>
+          <w:sz w:val="24"/>
+          <w:szCs w:val="24"/>
+        </w:rPr>
+        <w:t xml:space="preserve">Figure 4.13c</w:t>
+      </w:r>
+      <w:r>
+        <w:rPr>
+          <w:rFonts w:ascii="Courier New" w:hAnsi="Courier New" w:cs="Courier New"/>
+          <w:sz w:val="24"/>
+          <w:szCs w:val="24"/>
+        </w:rPr>
+        <w:t xml:space="preserve">).</w:t>
+      </w:r>
+    </w:p>
+    <w:p>
+      <w:pPr>
+        <w:spacing w:line="480" w:lineRule="auto"/>
+        <w:ind w:firstLine="720"/>
+        <w:jc w:val="both"/>
+        <w:rPr>
+          <w:rFonts w:ascii="Courier New" w:hAnsi="Courier New" w:cs="Courier New"/>
+          <w:sz w:val="24"/>
+          <w:szCs w:val="24"/>
+        </w:rPr>
+      </w:pPr>
+      <w:r>
+        <w:rPr>
+          <w:rFonts w:ascii="Courier New" w:hAnsi="Courier New" w:cs="Courier New"/>
+          <w:b/>
+          <w:bCs/>
+          <w:sz w:val="24"/>
+          <w:szCs w:val="24"/>
+        </w:rPr>
+        <w:t xml:space="preserve">Figure 4.14</w:t>
+      </w:r>
+      <w:r>
+        <w:rPr>
+          <w:rFonts w:ascii="Courier New" w:hAnsi="Courier New" w:cs="Courier New"/>
+          <w:sz w:val="24"/>
+          <w:szCs w:val="24"/>
+        </w:rPr>
+        <w:t xml:space="preserve"> shows the Create Program page, where the Dean creates a new program together with the account of its chairperson and a temporary password, which the chairperson replaces at the first log in (</w:t>
+      </w:r>
+      <w:r>
+        <w:rPr>
+          <w:rFonts w:ascii="Courier New" w:hAnsi="Courier New" w:cs="Courier New"/>
+          <w:b/>
+          <w:bCs/>
+          <w:sz w:val="24"/>
+          <w:szCs w:val="24"/>
+        </w:rPr>
+        <w:t xml:space="preserve">Figure 4.7c</w:t>
+      </w:r>
+      <w:r>
+        <w:rPr>
+          <w:rFonts w:ascii="Courier New" w:hAnsi="Courier New" w:cs="Courier New"/>
+          <w:sz w:val="24"/>
+          <w:szCs w:val="24"/>
+        </w:rPr>
+        <w:t xml:space="preserve">).</w:t>
       </w:r>
     </w:p>
     <w:p>
@@ -12584,7 +13201,7 @@
           <wp:inline distT="0" distB="0" distL="0" distR="0" wp14:anchorId="5900278C" wp14:editId="75FA05C4">
             <wp:extent cx="5669280" cy="3010054"/>
             <wp:effectExtent l="0" t="0" r="0" b="0"/>
-            <wp:docPr id="215" name="Auditrix login, Dean account"/>
+            <wp:docPr id="215" name="Figure 4.7a" descr="Figure 4.7a. Log In — Dean role"/>
             <wp:cNvGraphicFramePr>
               <a:graphicFrameLocks xmlns:a="http://schemas.openxmlformats.org/drawingml/2006/main" noChangeAspect="1"/>
             </wp:cNvGraphicFramePr>
@@ -12593,175 +13210,6 @@
                 <pic:pic xmlns:pic="http://schemas.openxmlformats.org/drawingml/2006/picture">
                   <pic:nvPicPr>
                     <pic:cNvPr id="215" name="Auditrix login, Dean account"/>
-                    <pic:cNvPicPr/>
-                  </pic:nvPicPr>
-                  <pic:blipFill>
-                    <a:blip r:embed="rId32"/>
-                    <a:stretch>
-                      <a:fillRect/>
-                    </a:stretch>
-                  </pic:blipFill>
-                  <pic:spPr>
-                    <a:xfrm>
-                      <a:off x="0" y="0"/>
-                      <a:ext cx="5669280" cy="3010054"/>
-                    </a:xfrm>
-                    <a:prstGeom prst="rect">
-                      <a:avLst/>
-                    </a:prstGeom>
-                  </pic:spPr>
-                </pic:pic>
-              </a:graphicData>
-            </a:graphic>
-          </wp:inline>
-        </w:drawing>
-      </w:r>
-    </w:p>
-    <w:p>
-      <w:pPr>
-        <w:spacing w:before="240" w:after="120" w:line="360" w:lineRule="auto"/>
-        <w:jc w:val="center"/>
-        <w:rPr>
-          <w:rFonts w:ascii="Courier New" w:hAnsi="Courier New" w:cs="Courier New"/>
-          <w:b/>
-          <w:bCs/>
-          <w:sz w:val="24"/>
-          <w:szCs w:val="24"/>
-        </w:rPr>
-      </w:pPr>
-      <w:r>
-        <w:rPr>
-          <w:rFonts w:ascii="Courier New" w:hAnsi="Courier New" w:cs="Courier New"/>
-          <w:b/>
-          <w:bCs/>
-          <w:sz w:val="24"/>
-          <w:szCs w:val="24"/>
-        </w:rPr>
-        <w:t>Figure 4.7a. Log In — Dean role</w:t>
-      </w:r>
-      <w:r>
-        <w:fldChar w:fldCharType="begin"/>
-      </w:r>
-      <w:r>
-        <w:instrText xml:space="preserve"> TC "Figure 4.7a. Log In — Dean role" \f f \l 1 </w:instrText>
-      </w:r>
-      <w:r>
-        <w:fldChar w:fldCharType="end"/>
-      </w:r>
-    </w:p>
-    <w:p>
-      <w:pPr>
-        <w:keepNext/>
-        <w:spacing w:after="120" w:line="240" w:lineRule="auto"/>
-        <w:jc w:val="center"/>
-        <w:rPr>
-          <w:rFonts w:ascii="Courier New" w:hAnsi="Courier New" w:cs="Courier New"/>
-          <w:sz w:val="24"/>
-          <w:szCs w:val="24"/>
-        </w:rPr>
-      </w:pPr>
-      <w:r>
-        <w:rPr>
-          <w:noProof/>
-        </w:rPr>
-        <w:drawing>
-          <wp:inline distT="0" distB="0" distL="0" distR="0" wp14:anchorId="13BC1D3A" wp14:editId="32B9F8A3">
-            <wp:extent cx="5669280" cy="3010054"/>
-            <wp:effectExtent l="0" t="0" r="0" b="0"/>
-            <wp:docPr id="216" name="Auditrix login, Chairperson account"/>
-            <wp:cNvGraphicFramePr>
-              <a:graphicFrameLocks xmlns:a="http://schemas.openxmlformats.org/drawingml/2006/main" noChangeAspect="1"/>
-            </wp:cNvGraphicFramePr>
-            <a:graphic xmlns:a="http://schemas.openxmlformats.org/drawingml/2006/main">
-              <a:graphicData uri="http://schemas.openxmlformats.org/drawingml/2006/picture">
-                <pic:pic xmlns:pic="http://schemas.openxmlformats.org/drawingml/2006/picture">
-                  <pic:nvPicPr>
-                    <pic:cNvPr id="216" name="Auditrix login, Chairperson account"/>
-                    <pic:cNvPicPr/>
-                  </pic:nvPicPr>
-                  <pic:blipFill>
-                    <a:blip r:embed="rId33"/>
-                    <a:stretch>
-                      <a:fillRect/>
-                    </a:stretch>
-                  </pic:blipFill>
-                  <pic:spPr>
-                    <a:xfrm>
-                      <a:off x="0" y="0"/>
-                      <a:ext cx="5669280" cy="3010054"/>
-                    </a:xfrm>
-                    <a:prstGeom prst="rect">
-                      <a:avLst/>
-                    </a:prstGeom>
-                  </pic:spPr>
-                </pic:pic>
-              </a:graphicData>
-            </a:graphic>
-          </wp:inline>
-        </w:drawing>
-      </w:r>
-    </w:p>
-    <w:p>
-      <w:pPr>
-        <w:spacing w:before="240" w:after="120" w:line="360" w:lineRule="auto"/>
-        <w:jc w:val="center"/>
-        <w:rPr>
-          <w:rFonts w:ascii="Courier New" w:hAnsi="Courier New" w:cs="Courier New"/>
-          <w:b/>
-          <w:bCs/>
-          <w:sz w:val="24"/>
-          <w:szCs w:val="24"/>
-        </w:rPr>
-      </w:pPr>
-      <w:r>
-        <w:rPr>
-          <w:rFonts w:ascii="Courier New" w:hAnsi="Courier New" w:cs="Courier New"/>
-          <w:b/>
-          <w:bCs/>
-          <w:sz w:val="24"/>
-          <w:szCs w:val="24"/>
-        </w:rPr>
-        <w:t>Figure 4.7b. Log In — Program Chairperson role</w:t>
-      </w:r>
-      <w:r>
-        <w:fldChar w:fldCharType="begin"/>
-      </w:r>
-      <w:r>
-        <w:instrText xml:space="preserve"> TC "Figure 4.7b. Log In — Program Chairperson role" \f f \l 1 </w:instrText>
-      </w:r>
-      <w:r>
-        <w:fldChar w:fldCharType="end"/>
-      </w:r>
-    </w:p>
-    <w:p>
-      <w:pPr>
-        <w:keepNext/>
-        <w:spacing w:after="120" w:line="240" w:lineRule="auto"/>
-        <w:jc w:val="center"/>
-        <w:rPr>
-          <w:rFonts w:ascii="Courier New" w:hAnsi="Courier New" w:cs="Courier New"/>
-          <w:sz w:val="24"/>
-          <w:szCs w:val="24"/>
-        </w:rPr>
-      </w:pPr>
-      <w:r>
-        <w:rPr>
-          <w:noProof/>
-        </w:rPr>
-        <w:lastRenderedPageBreak/>
-        <w:drawing>
-          <wp:inline distT="0" distB="0" distL="0" distR="0" wp14:anchorId="23845265" wp14:editId="2659A39E">
-            <wp:extent cx="5669280" cy="3010054"/>
-            <wp:effectExtent l="0" t="0" r="0" b="0"/>
-            <wp:docPr id="214" name="Students list"/>
-            <wp:cNvGraphicFramePr>
-              <a:graphicFrameLocks xmlns:a="http://schemas.openxmlformats.org/drawingml/2006/main" noChangeAspect="1"/>
-            </wp:cNvGraphicFramePr>
-            <a:graphic xmlns:a="http://schemas.openxmlformats.org/drawingml/2006/main">
-              <a:graphicData uri="http://schemas.openxmlformats.org/drawingml/2006/picture">
-                <pic:pic xmlns:pic="http://schemas.openxmlformats.org/drawingml/2006/picture">
-                  <pic:nvPicPr>
-                    <pic:cNvPr id="214" name="Students list"/>
                     <pic:cNvPicPr/>
                   </pic:nvPicPr>
                   <pic:blipFill>
@@ -12806,13 +13254,434 @@
           <w:sz w:val="24"/>
           <w:szCs w:val="24"/>
         </w:rPr>
-        <w:t>Figure 4.7c. Students — search and list view</w:t>
+        <w:t>Figure 4.7a. Log In — Dean role</w:t>
       </w:r>
       <w:r>
         <w:fldChar w:fldCharType="begin"/>
       </w:r>
       <w:r>
-        <w:instrText xml:space="preserve"> TC "Figure 4.7c. Students — search and list view" \f f \l 1 </w:instrText>
+        <w:instrText xml:space="preserve"> TC "Figure 4.7a. Log In — Dean role" \f f \l 1 </w:instrText>
+      </w:r>
+      <w:r>
+        <w:fldChar w:fldCharType="end"/>
+      </w:r>
+    </w:p>
+    <w:p>
+      <w:pPr>
+        <w:keepNext/>
+        <w:spacing w:after="120" w:line="240" w:lineRule="auto"/>
+        <w:jc w:val="center"/>
+        <w:rPr>
+          <w:rFonts w:ascii="Courier New" w:hAnsi="Courier New" w:cs="Courier New"/>
+          <w:sz w:val="24"/>
+          <w:szCs w:val="24"/>
+        </w:rPr>
+      </w:pPr>
+      <w:r>
+        <w:rPr>
+          <w:noProof/>
+        </w:rPr>
+        <w:drawing>
+          <wp:inline distT="0" distB="0" distL="0" distR="0" wp14:anchorId="13BC1D3A" wp14:editId="32B9F8A3">
+            <wp:extent cx="5669280" cy="3010054"/>
+            <wp:effectExtent l="0" t="0" r="0" b="0"/>
+            <wp:docPr id="216" name="Figure 4.7b" descr="Figure 4.7b. Log In — Program Chairperson role"/>
+            <wp:cNvGraphicFramePr>
+              <a:graphicFrameLocks xmlns:a="http://schemas.openxmlformats.org/drawingml/2006/main" noChangeAspect="1"/>
+            </wp:cNvGraphicFramePr>
+            <a:graphic xmlns:a="http://schemas.openxmlformats.org/drawingml/2006/main">
+              <a:graphicData uri="http://schemas.openxmlformats.org/drawingml/2006/picture">
+                <pic:pic xmlns:pic="http://schemas.openxmlformats.org/drawingml/2006/picture">
+                  <pic:nvPicPr>
+                    <pic:cNvPr id="216" name="Auditrix login, Chairperson account"/>
+                    <pic:cNvPicPr/>
+                  </pic:nvPicPr>
+                  <pic:blipFill>
+                    <a:blip r:embed="rId35"/>
+                    <a:stretch>
+                      <a:fillRect/>
+                    </a:stretch>
+                  </pic:blipFill>
+                  <pic:spPr>
+                    <a:xfrm>
+                      <a:off x="0" y="0"/>
+                      <a:ext cx="5669280" cy="3010054"/>
+                    </a:xfrm>
+                    <a:prstGeom prst="rect">
+                      <a:avLst/>
+                    </a:prstGeom>
+                  </pic:spPr>
+                </pic:pic>
+              </a:graphicData>
+            </a:graphic>
+          </wp:inline>
+        </w:drawing>
+      </w:r>
+    </w:p>
+    <w:p>
+      <w:pPr>
+        <w:spacing w:before="240" w:after="120" w:line="360" w:lineRule="auto"/>
+        <w:jc w:val="center"/>
+        <w:rPr>
+          <w:rFonts w:ascii="Courier New" w:hAnsi="Courier New" w:cs="Courier New"/>
+          <w:b/>
+          <w:bCs/>
+          <w:sz w:val="24"/>
+          <w:szCs w:val="24"/>
+        </w:rPr>
+      </w:pPr>
+      <w:r>
+        <w:rPr>
+          <w:rFonts w:ascii="Courier New" w:hAnsi="Courier New" w:cs="Courier New"/>
+          <w:b/>
+          <w:bCs/>
+          <w:sz w:val="24"/>
+          <w:szCs w:val="24"/>
+        </w:rPr>
+        <w:t>Figure 4.7b. Log In — Program Chairperson role</w:t>
+      </w:r>
+      <w:r>
+        <w:fldChar w:fldCharType="begin"/>
+      </w:r>
+      <w:r>
+        <w:instrText xml:space="preserve"> TC "Figure 4.7b. Log In — Program Chairperson role" \f f \l 1 </w:instrText>
+      </w:r>
+      <w:r>
+        <w:fldChar w:fldCharType="end"/>
+      </w:r>
+    </w:p>
+    <w:p>
+      <w:pPr>
+        <w:keepNext/>
+        <w:spacing w:after="120" w:line="240" w:lineRule="auto"/>
+        <w:jc w:val="center"/>
+        <w:rPr>
+          <w:rFonts w:ascii="Courier New" w:hAnsi="Courier New" w:cs="Courier New"/>
+          <w:sz w:val="24"/>
+          <w:szCs w:val="24"/>
+        </w:rPr>
+      </w:pPr>
+      <w:r>
+        <w:rPr>
+          <w:noProof/>
+        </w:rPr>
+        <w:drawing>
+          <wp:inline distT="0" distB="0" distL="0" distR="0" wp14:anchorId="7A8ED682" wp14:editId="54C8238D">
+            <wp:extent cx="4543516" cy="2953512"/>
+            <wp:effectExtent l="0" t="0" r="0" b="0"/>
+            <wp:docPr id="8000101" name="Figure 4.7c" descr="Figure 4.7c. First Log In — password change with the rules checklist"/>
+            <wp:cNvGraphicFramePr>
+              <a:graphicFrameLocks xmlns:a="http://schemas.openxmlformats.org/drawingml/2006/main" noChangeAspect="1"/>
+            </wp:cNvGraphicFramePr>
+            <a:graphic xmlns:a="http://schemas.openxmlformats.org/drawingml/2006/main">
+              <a:graphicData uri="http://schemas.openxmlformats.org/drawingml/2006/picture">
+                <pic:pic xmlns:pic="http://schemas.openxmlformats.org/drawingml/2006/picture">
+                  <pic:nvPicPr>
+                    <pic:cNvPr id="8000101" name="Figure 4.7l"/>
+                    <pic:cNvPicPr/>
+                  </pic:nvPicPr>
+                  <pic:blipFill>
+                    <a:blip r:embed="rId45"/>
+                    <a:stretch>
+                      <a:fillRect/>
+                    </a:stretch>
+                  </pic:blipFill>
+                  <pic:spPr>
+                    <a:xfrm>
+                      <a:off x="0" y="0"/>
+                      <a:ext cx="4543516" cy="2953512"/>
+                    </a:xfrm>
+                    <a:prstGeom prst="rect">
+                      <a:avLst/>
+                    </a:prstGeom>
+                  </pic:spPr>
+                </pic:pic>
+              </a:graphicData>
+            </a:graphic>
+          </wp:inline>
+        </w:drawing>
+      </w:r>
+    </w:p>
+    <w:p>
+      <w:pPr>
+        <w:spacing w:before="240" w:after="120" w:line="360" w:lineRule="auto"/>
+        <w:jc w:val="center"/>
+        <w:rPr>
+          <w:rFonts w:ascii="Courier New" w:hAnsi="Courier New" w:cs="Courier New"/>
+          <w:b/>
+          <w:bCs/>
+          <w:sz w:val="24"/>
+          <w:szCs w:val="24"/>
+        </w:rPr>
+      </w:pPr>
+      <w:r>
+        <w:rPr>
+          <w:rFonts w:ascii="Courier New" w:hAnsi="Courier New" w:cs="Courier New"/>
+          <w:b/>
+          <w:bCs/>
+          <w:sz w:val="24"/>
+          <w:szCs w:val="24"/>
+        </w:rPr>
+        <w:t>Figure 4.7c. First Log In — password change with the rules checklist</w:t>
+      </w:r>
+      <w:r>
+        <w:fldChar w:fldCharType="begin"/>
+      </w:r>
+      <w:r>
+        <w:instrText xml:space="preserve"> TC "Figure 4.7c. First Log In — password change with the rules checklist" \f f \l 1 </w:instrText>
+      </w:r>
+      <w:r>
+        <w:fldChar w:fldCharType="end"/>
+      </w:r>
+    </w:p>
+    <w:p>
+      <w:pPr>
+        <w:keepNext/>
+        <w:spacing w:after="120" w:line="240" w:lineRule="auto"/>
+        <w:jc w:val="center"/>
+        <w:rPr>
+          <w:rFonts w:ascii="Courier New" w:hAnsi="Courier New" w:cs="Courier New"/>
+          <w:sz w:val="24"/>
+          <w:szCs w:val="24"/>
+        </w:rPr>
+      </w:pPr>
+      <w:r>
+        <w:rPr>
+          <w:noProof/>
+        </w:rPr>
+        <w:lastRenderedPageBreak/>
+        <w:drawing>
+          <wp:inline distT="0" distB="0" distL="0" distR="0" wp14:anchorId="23845265" wp14:editId="2659A39E">
+            <wp:extent cx="5669280" cy="3010054"/>
+            <wp:effectExtent l="0" t="0" r="0" b="0"/>
+            <wp:docPr id="214" name="Figure 4.8" descr="Figure 4.8. Students — search and list view"/>
+            <wp:cNvGraphicFramePr>
+              <a:graphicFrameLocks xmlns:a="http://schemas.openxmlformats.org/drawingml/2006/main" noChangeAspect="1"/>
+            </wp:cNvGraphicFramePr>
+            <a:graphic xmlns:a="http://schemas.openxmlformats.org/drawingml/2006/main">
+              <a:graphicData uri="http://schemas.openxmlformats.org/drawingml/2006/picture">
+                <pic:pic xmlns:pic="http://schemas.openxmlformats.org/drawingml/2006/picture">
+                  <pic:nvPicPr>
+                    <pic:cNvPr id="214" name="Students list"/>
+                    <pic:cNvPicPr/>
+                  </pic:nvPicPr>
+                  <pic:blipFill>
+                    <a:blip r:embed="rId36"/>
+                    <a:stretch>
+                      <a:fillRect/>
+                    </a:stretch>
+                  </pic:blipFill>
+                  <pic:spPr>
+                    <a:xfrm>
+                      <a:off x="0" y="0"/>
+                      <a:ext cx="5669280" cy="3010054"/>
+                    </a:xfrm>
+                    <a:prstGeom prst="rect">
+                      <a:avLst/>
+                    </a:prstGeom>
+                  </pic:spPr>
+                </pic:pic>
+              </a:graphicData>
+            </a:graphic>
+          </wp:inline>
+        </w:drawing>
+      </w:r>
+    </w:p>
+    <w:p>
+      <w:pPr>
+        <w:spacing w:before="240" w:after="120" w:line="360" w:lineRule="auto"/>
+        <w:jc w:val="center"/>
+        <w:rPr>
+          <w:rFonts w:ascii="Courier New" w:hAnsi="Courier New" w:cs="Courier New"/>
+          <w:b/>
+          <w:bCs/>
+          <w:sz w:val="24"/>
+          <w:szCs w:val="24"/>
+        </w:rPr>
+      </w:pPr>
+      <w:r>
+        <w:rPr>
+          <w:rFonts w:ascii="Courier New" w:hAnsi="Courier New" w:cs="Courier New"/>
+          <w:b/>
+          <w:bCs/>
+          <w:sz w:val="24"/>
+          <w:szCs w:val="24"/>
+        </w:rPr>
+        <w:t>Figure 4.8. Students — search and list view</w:t>
+      </w:r>
+      <w:r>
+        <w:fldChar w:fldCharType="begin"/>
+      </w:r>
+      <w:r>
+        <w:instrText xml:space="preserve"> TC "Figure 4.8. Students — search and list view" \f f \l 1 </w:instrText>
+      </w:r>
+      <w:r>
+        <w:fldChar w:fldCharType="end"/>
+      </w:r>
+    </w:p>
+    <w:p>
+      <w:pPr>
+        <w:keepNext/>
+        <w:spacing w:after="120" w:line="240" w:lineRule="auto"/>
+        <w:jc w:val="center"/>
+        <w:rPr>
+          <w:rFonts w:ascii="Courier New" w:hAnsi="Courier New" w:cs="Courier New"/>
+          <w:sz w:val="24"/>
+          <w:szCs w:val="24"/>
+        </w:rPr>
+      </w:pPr>
+      <w:r>
+        <w:rPr>
+          <w:noProof/>
+        </w:rPr>
+        <w:drawing>
+          <wp:inline distT="0" distB="0" distL="0" distR="0" wp14:anchorId="7A8ED682" wp14:editId="54C8238D">
+            <wp:extent cx="5669280" cy="3010054"/>
+            <wp:effectExtent l="0" t="0" r="0" b="0"/>
+            <wp:docPr id="210" name="Figure 4.9" descr="Figure 4.9. Enter Grades — choosing the term"/>
+            <wp:cNvGraphicFramePr>
+              <a:graphicFrameLocks xmlns:a="http://schemas.openxmlformats.org/drawingml/2006/main" noChangeAspect="1"/>
+            </wp:cNvGraphicFramePr>
+            <a:graphic xmlns:a="http://schemas.openxmlformats.org/drawingml/2006/main">
+              <a:graphicData uri="http://schemas.openxmlformats.org/drawingml/2006/picture">
+                <pic:pic xmlns:pic="http://schemas.openxmlformats.org/drawingml/2006/picture">
+                  <pic:nvPicPr>
+                    <pic:cNvPr id="210" name="Enter grades page"/>
+                    <pic:cNvPicPr/>
+                  </pic:nvPicPr>
+                  <pic:blipFill>
+                    <a:blip r:embed="rId39"/>
+                    <a:stretch>
+                      <a:fillRect/>
+                    </a:stretch>
+                  </pic:blipFill>
+                  <pic:spPr>
+                    <a:xfrm>
+                      <a:off x="0" y="0"/>
+                      <a:ext cx="5669280" cy="3010054"/>
+                    </a:xfrm>
+                    <a:prstGeom prst="rect">
+                      <a:avLst/>
+                    </a:prstGeom>
+                  </pic:spPr>
+                </pic:pic>
+              </a:graphicData>
+            </a:graphic>
+          </wp:inline>
+        </w:drawing>
+      </w:r>
+    </w:p>
+    <w:p>
+      <w:pPr>
+        <w:spacing w:before="240" w:after="120" w:line="360" w:lineRule="auto"/>
+        <w:jc w:val="center"/>
+        <w:rPr>
+          <w:rFonts w:ascii="Courier New" w:hAnsi="Courier New" w:cs="Courier New"/>
+          <w:b/>
+          <w:bCs/>
+          <w:sz w:val="24"/>
+          <w:szCs w:val="24"/>
+        </w:rPr>
+      </w:pPr>
+      <w:r>
+        <w:rPr>
+          <w:rFonts w:ascii="Courier New" w:hAnsi="Courier New" w:cs="Courier New"/>
+          <w:b/>
+          <w:bCs/>
+          <w:sz w:val="24"/>
+          <w:szCs w:val="24"/>
+        </w:rPr>
+        <w:t>Figure 4.9. Enter Grades — choosing the term</w:t>
+      </w:r>
+      <w:r>
+        <w:fldChar w:fldCharType="begin"/>
+      </w:r>
+      <w:r>
+        <w:instrText xml:space="preserve"> TC "Figure 4.9. Enter Grades — choosing the term" \f f \l 1 </w:instrText>
+      </w:r>
+      <w:r>
+        <w:fldChar w:fldCharType="end"/>
+      </w:r>
+    </w:p>
+    <w:p>
+      <w:pPr>
+        <w:keepNext/>
+        <w:spacing w:after="120" w:line="240" w:lineRule="auto"/>
+        <w:jc w:val="center"/>
+        <w:rPr>
+          <w:rFonts w:ascii="Courier New" w:hAnsi="Courier New" w:cs="Courier New"/>
+          <w:sz w:val="24"/>
+          <w:szCs w:val="24"/>
+        </w:rPr>
+      </w:pPr>
+      <w:r>
+        <w:rPr>
+          <w:noProof/>
+        </w:rPr>
+        <w:drawing>
+          <wp:inline distT="0" distB="0" distL="0" distR="0" wp14:anchorId="13D9396F" wp14:editId="0F7D1C09">
+            <wp:extent cx="5562786" cy="2953512"/>
+            <wp:effectExtent l="0" t="0" r="0" b="0"/>
+            <wp:docPr id="212" name="Figure 4.10a" descr="Figure 4.10a. Student Audit — status, term and reason for each subject"/>
+            <wp:cNvGraphicFramePr>
+              <a:graphicFrameLocks xmlns:a="http://schemas.openxmlformats.org/drawingml/2006/main" noChangeAspect="1"/>
+            </wp:cNvGraphicFramePr>
+            <a:graphic xmlns:a="http://schemas.openxmlformats.org/drawingml/2006/main">
+              <a:graphicData uri="http://schemas.openxmlformats.org/drawingml/2006/picture">
+                <pic:pic xmlns:pic="http://schemas.openxmlformats.org/drawingml/2006/picture">
+                  <pic:nvPicPr>
+                    <pic:cNvPr id="212" name="Student audit detail, all five states"/>
+                    <pic:cNvPicPr/>
+                  </pic:nvPicPr>
+                  <pic:blipFill>
+                    <a:blip r:embed="rId41"/>
+                    <a:stretch>
+                      <a:fillRect/>
+                    </a:stretch>
+                  </pic:blipFill>
+                  <pic:spPr>
+                    <a:xfrm>
+                      <a:off x="0" y="0"/>
+                      <a:ext cx="5562786" cy="2953512"/>
+                    </a:xfrm>
+                    <a:prstGeom prst="rect">
+                      <a:avLst/>
+                    </a:prstGeom>
+                  </pic:spPr>
+                </pic:pic>
+              </a:graphicData>
+            </a:graphic>
+          </wp:inline>
+        </w:drawing>
+      </w:r>
+    </w:p>
+    <w:p>
+      <w:pPr>
+        <w:spacing w:before="240" w:after="120" w:line="360" w:lineRule="auto"/>
+        <w:jc w:val="center"/>
+        <w:rPr>
+          <w:rFonts w:ascii="Courier New" w:hAnsi="Courier New" w:cs="Courier New"/>
+          <w:b/>
+          <w:bCs/>
+          <w:sz w:val="24"/>
+          <w:szCs w:val="24"/>
+        </w:rPr>
+      </w:pPr>
+      <w:r>
+        <w:rPr>
+          <w:rFonts w:ascii="Courier New" w:hAnsi="Courier New" w:cs="Courier New"/>
+          <w:b/>
+          <w:bCs/>
+          <w:sz w:val="24"/>
+          <w:szCs w:val="24"/>
+        </w:rPr>
+        <w:t>Figure 4.10a. Student Audit — status, term and reason for each subject</w:t>
+      </w:r>
+      <w:r>
+        <w:fldChar w:fldCharType="begin"/>
+      </w:r>
+      <w:r>
+        <w:instrText xml:space="preserve"> TC "Figure 4.10a. Student Audit — status, term and reason for each subject" \f f \l 1 </w:instrText>
       </w:r>
       <w:r>
         <w:fldChar w:fldCharType="end"/>
@@ -12837,7 +13706,7 @@
           <wp:inline distT="0" distB="0" distL="0" distR="0" wp14:anchorId="57E69D58" wp14:editId="452F149B">
             <wp:extent cx="5553761" cy="2953512"/>
             <wp:effectExtent l="0" t="0" r="0" b="0"/>
-            <wp:docPr id="208" name="Student profile with violation banner"/>
+            <wp:docPr id="208" name="Figure 4.10b" descr="Figure 4.10b. Student Audit — subject taken out of order and Irregular status"/>
             <wp:cNvGraphicFramePr>
               <a:graphicFrameLocks xmlns:a="http://schemas.openxmlformats.org/drawingml/2006/main" noChangeAspect="1"/>
             </wp:cNvGraphicFramePr>
@@ -12849,7 +13718,7 @@
                     <pic:cNvPicPr/>
                   </pic:nvPicPr>
                   <pic:blipFill>
-                    <a:blip r:embed="rId35"/>
+                    <a:blip r:embed="rId37"/>
                     <a:stretch>
                       <a:fillRect/>
                     </a:stretch>
@@ -12890,13 +13759,267 @@
           <w:sz w:val="24"/>
           <w:szCs w:val="24"/>
         </w:rPr>
-        <w:t>Figure 4.7d. Student Audit — subject taken out of order and Irregular status</w:t>
+        <w:t>Figure 4.10b. Student Audit — subject taken out of order and Irregular status</w:t>
       </w:r>
       <w:r>
         <w:fldChar w:fldCharType="begin"/>
       </w:r>
       <w:r>
-        <w:instrText xml:space="preserve"> TC "Figure 4.7d. Student Audit — subject taken out of order and Irregular status" \f f \l 1 </w:instrText>
+        <w:instrText xml:space="preserve"> TC "Figure 4.10b. Student Audit — subject taken out of order and Irregular status" \f f \l 1 </w:instrText>
+      </w:r>
+      <w:r>
+        <w:fldChar w:fldCharType="end"/>
+      </w:r>
+    </w:p>
+    <w:p>
+      <w:pPr>
+        <w:keepNext/>
+        <w:spacing w:after="120" w:line="240" w:lineRule="auto"/>
+        <w:jc w:val="center"/>
+        <w:rPr>
+          <w:rFonts w:ascii="Courier New" w:hAnsi="Courier New" w:cs="Courier New"/>
+          <w:sz w:val="24"/>
+          <w:szCs w:val="24"/>
+        </w:rPr>
+      </w:pPr>
+      <w:r>
+        <w:rPr>
+          <w:noProof/>
+        </w:rPr>
+        <w:lastRenderedPageBreak/>
+        <w:drawing>
+          <wp:inline distT="0" distB="0" distL="0" distR="0" wp14:anchorId="4DA94E66" wp14:editId="733183AE">
+            <wp:extent cx="5562786" cy="2953512"/>
+            <wp:effectExtent l="0" t="0" r="0" b="0"/>
+            <wp:docPr id="213" name="Figure 4.10c" descr="Figure 4.10c. Student Audit — fully compliant (Regular) example"/>
+            <wp:cNvGraphicFramePr>
+              <a:graphicFrameLocks xmlns:a="http://schemas.openxmlformats.org/drawingml/2006/main" noChangeAspect="1"/>
+            </wp:cNvGraphicFramePr>
+            <a:graphic xmlns:a="http://schemas.openxmlformats.org/drawingml/2006/main">
+              <a:graphicData uri="http://schemas.openxmlformats.org/drawingml/2006/picture">
+                <pic:pic xmlns:pic="http://schemas.openxmlformats.org/drawingml/2006/picture">
+                  <pic:nvPicPr>
+                    <pic:cNvPr id="213" name="Student profile, zero violations"/>
+                    <pic:cNvPicPr/>
+                  </pic:nvPicPr>
+                  <pic:blipFill>
+                    <a:blip r:embed="rId42"/>
+                    <a:stretch>
+                      <a:fillRect/>
+                    </a:stretch>
+                  </pic:blipFill>
+                  <pic:spPr>
+                    <a:xfrm>
+                      <a:off x="0" y="0"/>
+                      <a:ext cx="5562786" cy="2953512"/>
+                    </a:xfrm>
+                    <a:prstGeom prst="rect">
+                      <a:avLst/>
+                    </a:prstGeom>
+                  </pic:spPr>
+                </pic:pic>
+              </a:graphicData>
+            </a:graphic>
+          </wp:inline>
+        </w:drawing>
+      </w:r>
+    </w:p>
+    <w:p>
+      <w:pPr>
+        <w:spacing w:before="240" w:after="120" w:line="360" w:lineRule="auto"/>
+        <w:jc w:val="center"/>
+        <w:rPr>
+          <w:rFonts w:ascii="Courier New" w:hAnsi="Courier New" w:cs="Courier New"/>
+          <w:b/>
+          <w:bCs/>
+          <w:sz w:val="24"/>
+          <w:szCs w:val="24"/>
+        </w:rPr>
+      </w:pPr>
+      <w:r>
+        <w:rPr>
+          <w:rFonts w:ascii="Courier New" w:hAnsi="Courier New" w:cs="Courier New"/>
+          <w:b/>
+          <w:bCs/>
+          <w:sz w:val="24"/>
+          <w:szCs w:val="24"/>
+        </w:rPr>
+        <w:t>Figure 4.10c. Student Audit — fully compliant (Regular) example</w:t>
+      </w:r>
+      <w:r>
+        <w:fldChar w:fldCharType="begin"/>
+      </w:r>
+      <w:r>
+        <w:instrText xml:space="preserve"> TC "Figure 4.10c. Student Audit — fully compliant (Regular) example" \f f \l 1 </w:instrText>
+      </w:r>
+      <w:r>
+        <w:fldChar w:fldCharType="end"/>
+      </w:r>
+    </w:p>
+    <w:p>
+      <w:pPr>
+        <w:keepNext/>
+        <w:spacing w:after="120" w:line="240" w:lineRule="auto"/>
+        <w:jc w:val="center"/>
+        <w:rPr>
+          <w:rFonts w:ascii="Courier New" w:hAnsi="Courier New" w:cs="Courier New"/>
+          <w:sz w:val="24"/>
+          <w:szCs w:val="24"/>
+        </w:rPr>
+      </w:pPr>
+      <w:r>
+        <w:rPr>
+          <w:noProof/>
+        </w:rPr>
+        <w:lastRenderedPageBreak/>
+        <w:drawing>
+          <wp:inline distT="0" distB="0" distL="0" distR="0" wp14:anchorId="7A8ED682" wp14:editId="54C8238D">
+            <wp:extent cx="4543516" cy="2953512"/>
+            <wp:effectExtent l="0" t="0" r="0" b="0"/>
+            <wp:docPr id="8000005" name="Figure 4.11a" descr="Figure 4.11a. Edit Student — year level (automatic or set by hand)"/>
+            <wp:cNvGraphicFramePr>
+              <a:graphicFrameLocks xmlns:a="http://schemas.openxmlformats.org/drawingml/2006/main" noChangeAspect="1"/>
+            </wp:cNvGraphicFramePr>
+            <a:graphic xmlns:a="http://schemas.openxmlformats.org/drawingml/2006/main">
+              <a:graphicData uri="http://schemas.openxmlformats.org/drawingml/2006/picture">
+                <pic:pic xmlns:pic="http://schemas.openxmlformats.org/drawingml/2006/picture">
+                  <pic:nvPicPr>
+                    <pic:cNvPr id="8000005" name="Figure 4.7p"/>
+                    <pic:cNvPicPr/>
+                  </pic:nvPicPr>
+                  <pic:blipFill>
+                    <a:blip r:embed="rId50"/>
+                    <a:stretch>
+                      <a:fillRect/>
+                    </a:stretch>
+                  </pic:blipFill>
+                  <pic:spPr>
+                    <a:xfrm>
+                      <a:off x="0" y="0"/>
+                      <a:ext cx="4543516" cy="2953512"/>
+                    </a:xfrm>
+                    <a:prstGeom prst="rect">
+                      <a:avLst/>
+                    </a:prstGeom>
+                  </pic:spPr>
+                </pic:pic>
+              </a:graphicData>
+            </a:graphic>
+          </wp:inline>
+        </w:drawing>
+      </w:r>
+    </w:p>
+    <w:p>
+      <w:pPr>
+        <w:spacing w:before="240" w:after="120" w:line="360" w:lineRule="auto"/>
+        <w:jc w:val="center"/>
+        <w:rPr>
+          <w:rFonts w:ascii="Courier New" w:hAnsi="Courier New" w:cs="Courier New"/>
+          <w:b/>
+          <w:bCs/>
+          <w:sz w:val="24"/>
+          <w:szCs w:val="24"/>
+        </w:rPr>
+      </w:pPr>
+      <w:r>
+        <w:rPr>
+          <w:rFonts w:ascii="Courier New" w:hAnsi="Courier New" w:cs="Courier New"/>
+          <w:b/>
+          <w:bCs/>
+          <w:sz w:val="24"/>
+          <w:szCs w:val="24"/>
+        </w:rPr>
+        <w:t>Figure 4.11a. Edit Student — year level (automatic or set by hand)</w:t>
+      </w:r>
+      <w:r>
+        <w:fldChar w:fldCharType="begin"/>
+      </w:r>
+      <w:r>
+        <w:instrText xml:space="preserve"> TC "Figure 4.11a. Edit Student — year level (automatic or set by hand)" \f f \l 1 </w:instrText>
+      </w:r>
+      <w:r>
+        <w:fldChar w:fldCharType="end"/>
+      </w:r>
+    </w:p>
+    <w:p>
+      <w:pPr>
+        <w:keepNext/>
+        <w:spacing w:after="120" w:line="240" w:lineRule="auto"/>
+        <w:jc w:val="center"/>
+        <w:rPr>
+          <w:rFonts w:ascii="Courier New" w:hAnsi="Courier New" w:cs="Courier New"/>
+          <w:sz w:val="24"/>
+          <w:szCs w:val="24"/>
+        </w:rPr>
+      </w:pPr>
+      <w:r>
+        <w:rPr>
+          <w:noProof/>
+        </w:rPr>
+        <w:drawing>
+          <wp:inline distT="0" distB="0" distL="0" distR="0" wp14:anchorId="7A8ED682" wp14:editId="54C8238D">
+            <wp:extent cx="4951448" cy="3218688"/>
+            <wp:effectExtent l="0" t="0" r="0" b="0"/>
+            <wp:docPr id="8000004" name="Figure 4.11b" descr="Figure 4.11b. Grade Logbook"/>
+            <wp:cNvGraphicFramePr>
+              <a:graphicFrameLocks xmlns:a="http://schemas.openxmlformats.org/drawingml/2006/main" noChangeAspect="1"/>
+            </wp:cNvGraphicFramePr>
+            <a:graphic xmlns:a="http://schemas.openxmlformats.org/drawingml/2006/main">
+              <a:graphicData uri="http://schemas.openxmlformats.org/drawingml/2006/picture">
+                <pic:pic xmlns:pic="http://schemas.openxmlformats.org/drawingml/2006/picture">
+                  <pic:nvPicPr>
+                    <pic:cNvPr id="8000004" name="Figure 4.7o"/>
+                    <pic:cNvPicPr/>
+                  </pic:nvPicPr>
+                  <pic:blipFill>
+                    <a:blip r:embed="rId49"/>
+                    <a:stretch>
+                      <a:fillRect/>
+                    </a:stretch>
+                  </pic:blipFill>
+                  <pic:spPr>
+                    <a:xfrm>
+                      <a:off x="0" y="0"/>
+                      <a:ext cx="4951448" cy="3218688"/>
+                    </a:xfrm>
+                    <a:prstGeom prst="rect">
+                      <a:avLst/>
+                    </a:prstGeom>
+                  </pic:spPr>
+                </pic:pic>
+              </a:graphicData>
+            </a:graphic>
+          </wp:inline>
+        </w:drawing>
+      </w:r>
+    </w:p>
+    <w:p>
+      <w:pPr>
+        <w:spacing w:before="240" w:after="120" w:line="360" w:lineRule="auto"/>
+        <w:jc w:val="center"/>
+        <w:rPr>
+          <w:rFonts w:ascii="Courier New" w:hAnsi="Courier New" w:cs="Courier New"/>
+          <w:b/>
+          <w:bCs/>
+          <w:sz w:val="24"/>
+          <w:szCs w:val="24"/>
+        </w:rPr>
+      </w:pPr>
+      <w:r>
+        <w:rPr>
+          <w:rFonts w:ascii="Courier New" w:hAnsi="Courier New" w:cs="Courier New"/>
+          <w:b/>
+          <w:bCs/>
+          <w:sz w:val="24"/>
+          <w:szCs w:val="24"/>
+        </w:rPr>
+        <w:t>Figure 4.11b. Grade Logbook</w:t>
+      </w:r>
+      <w:r>
+        <w:fldChar w:fldCharType="begin"/>
+      </w:r>
+      <w:r>
+        <w:instrText xml:space="preserve"> TC "Figure 4.11b. Grade Logbook" \f f \l 1 </w:instrText>
       </w:r>
       <w:r>
         <w:fldChar w:fldCharType="end"/>
@@ -12922,7 +14045,7 @@
           <wp:inline distT="0" distB="0" distL="0" distR="0" wp14:anchorId="3A365DC5" wp14:editId="52B811C7">
             <wp:extent cx="5669280" cy="3007106"/>
             <wp:effectExtent l="0" t="0" r="0" b="0"/>
-            <wp:docPr id="209" name="Transfer or shift page"/>
+            <wp:docPr id="209" name="Figure 4.11c" descr="Figure 4.11c. Transfer / Shift Records"/>
             <wp:cNvGraphicFramePr>
               <a:graphicFrameLocks xmlns:a="http://schemas.openxmlformats.org/drawingml/2006/main" noChangeAspect="1"/>
             </wp:cNvGraphicFramePr>
@@ -12934,7 +14057,7 @@
                     <pic:cNvPicPr/>
                   </pic:nvPicPr>
                   <pic:blipFill>
-                    <a:blip r:embed="rId36"/>
+                    <a:blip r:embed="rId38"/>
                     <a:stretch>
                       <a:fillRect/>
                     </a:stretch>
@@ -12975,13 +14098,13 @@
           <w:sz w:val="24"/>
           <w:szCs w:val="24"/>
         </w:rPr>
-        <w:t>Figure 4.7e. Transfer / Shift Records</w:t>
+        <w:t>Figure 4.11c. Transfer / Shift Records</w:t>
       </w:r>
       <w:r>
         <w:fldChar w:fldCharType="begin"/>
       </w:r>
       <w:r>
-        <w:instrText xml:space="preserve"> TC "Figure 4.7e. Transfer / Shift Records" \f f \l 1 </w:instrText>
+        <w:instrText xml:space="preserve"> TC "Figure 4.11c. Transfer / Shift Records" \f f \l 1 </w:instrText>
       </w:r>
       <w:r>
         <w:fldChar w:fldCharType="end"/>
@@ -13004,9 +14127,9 @@
         </w:rPr>
         <w:drawing>
           <wp:inline distT="0" distB="0" distL="0" distR="0" wp14:anchorId="7A8ED682" wp14:editId="54C8238D">
-            <wp:extent cx="5669280" cy="3010054"/>
+            <wp:extent cx="4951448" cy="3218688"/>
             <wp:effectExtent l="0" t="0" r="0" b="0"/>
-            <wp:docPr id="210" name="Enter grades page"/>
+            <wp:docPr id="8000002" name="Figure 4.12a" descr="Figure 4.12a. Chairperson Dashboard"/>
             <wp:cNvGraphicFramePr>
               <a:graphicFrameLocks xmlns:a="http://schemas.openxmlformats.org/drawingml/2006/main" noChangeAspect="1"/>
             </wp:cNvGraphicFramePr>
@@ -13014,604 +14137,11 @@
               <a:graphicData uri="http://schemas.openxmlformats.org/drawingml/2006/picture">
                 <pic:pic xmlns:pic="http://schemas.openxmlformats.org/drawingml/2006/picture">
                   <pic:nvPicPr>
-                    <pic:cNvPr id="210" name="Enter grades page"/>
+                    <pic:cNvPr id="8000002" name="Figure 4.7m"/>
                     <pic:cNvPicPr/>
                   </pic:nvPicPr>
                   <pic:blipFill>
-                    <a:blip r:embed="rId37"/>
-                    <a:stretch>
-                      <a:fillRect/>
-                    </a:stretch>
-                  </pic:blipFill>
-                  <pic:spPr>
-                    <a:xfrm>
-                      <a:off x="0" y="0"/>
-                      <a:ext cx="5669280" cy="3010054"/>
-                    </a:xfrm>
-                    <a:prstGeom prst="rect">
-                      <a:avLst/>
-                    </a:prstGeom>
-                  </pic:spPr>
-                </pic:pic>
-              </a:graphicData>
-            </a:graphic>
-          </wp:inline>
-        </w:drawing>
-      </w:r>
-    </w:p>
-    <w:p>
-      <w:pPr>
-        <w:spacing w:before="240" w:after="120" w:line="360" w:lineRule="auto"/>
-        <w:jc w:val="center"/>
-        <w:rPr>
-          <w:rFonts w:ascii="Courier New" w:hAnsi="Courier New" w:cs="Courier New"/>
-          <w:b/>
-          <w:bCs/>
-          <w:sz w:val="24"/>
-          <w:szCs w:val="24"/>
-        </w:rPr>
-      </w:pPr>
-      <w:r>
-        <w:rPr>
-          <w:rFonts w:ascii="Courier New" w:hAnsi="Courier New" w:cs="Courier New"/>
-          <w:b/>
-          <w:bCs/>
-          <w:sz w:val="24"/>
-          <w:szCs w:val="24"/>
-        </w:rPr>
-        <w:t>Figure 4.7f. Enter Grades — choosing the term</w:t>
-      </w:r>
-      <w:r>
-        <w:fldChar w:fldCharType="begin"/>
-      </w:r>
-      <w:r>
-        <w:instrText xml:space="preserve"> TC "Figure 4.7f. Enter Grades — choosing the term" \f f \l 1 </w:instrText>
-      </w:r>
-      <w:r>
-        <w:fldChar w:fldCharType="end"/>
-      </w:r>
-    </w:p>
-    <w:p>
-      <w:pPr>
-        <w:keepNext/>
-        <w:spacing w:after="120" w:line="240" w:lineRule="auto"/>
-        <w:jc w:val="center"/>
-        <w:rPr>
-          <w:rFonts w:ascii="Courier New" w:hAnsi="Courier New" w:cs="Courier New"/>
-          <w:sz w:val="24"/>
-          <w:szCs w:val="24"/>
-        </w:rPr>
-      </w:pPr>
-      <w:r>
-        <w:rPr>
-          <w:noProof/>
-        </w:rPr>
-        <w:lastRenderedPageBreak/>
-        <w:drawing>
-          <wp:inline distT="0" distB="0" distL="0" distR="0" wp14:anchorId="1D08A879" wp14:editId="7033F209">
-            <wp:extent cx="5669280" cy="3010054"/>
-            <wp:effectExtent l="0" t="0" r="0" b="0"/>
-            <wp:docPr id="211" name="Curriculum management, version tabs"/>
-            <wp:cNvGraphicFramePr>
-              <a:graphicFrameLocks xmlns:a="http://schemas.openxmlformats.org/drawingml/2006/main" noChangeAspect="1"/>
-            </wp:cNvGraphicFramePr>
-            <a:graphic xmlns:a="http://schemas.openxmlformats.org/drawingml/2006/main">
-              <a:graphicData uri="http://schemas.openxmlformats.org/drawingml/2006/picture">
-                <pic:pic xmlns:pic="http://schemas.openxmlformats.org/drawingml/2006/picture">
-                  <pic:nvPicPr>
-                    <pic:cNvPr id="211" name="Curriculum management, version tabs"/>
-                    <pic:cNvPicPr/>
-                  </pic:nvPicPr>
-                  <pic:blipFill>
-                    <a:blip r:embed="rId38"/>
-                    <a:stretch>
-                      <a:fillRect/>
-                    </a:stretch>
-                  </pic:blipFill>
-                  <pic:spPr>
-                    <a:xfrm>
-                      <a:off x="0" y="0"/>
-                      <a:ext cx="5669280" cy="3010054"/>
-                    </a:xfrm>
-                    <a:prstGeom prst="rect">
-                      <a:avLst/>
-                    </a:prstGeom>
-                  </pic:spPr>
-                </pic:pic>
-              </a:graphicData>
-            </a:graphic>
-          </wp:inline>
-        </w:drawing>
-      </w:r>
-    </w:p>
-    <w:p>
-      <w:pPr>
-        <w:spacing w:before="240" w:after="120" w:line="360" w:lineRule="auto"/>
-        <w:jc w:val="center"/>
-        <w:rPr>
-          <w:rFonts w:ascii="Courier New" w:hAnsi="Courier New" w:cs="Courier New"/>
-          <w:b/>
-          <w:bCs/>
-          <w:sz w:val="24"/>
-          <w:szCs w:val="24"/>
-        </w:rPr>
-      </w:pPr>
-      <w:r>
-        <w:rPr>
-          <w:rFonts w:ascii="Courier New" w:hAnsi="Courier New" w:cs="Courier New"/>
-          <w:b/>
-          <w:bCs/>
-          <w:sz w:val="24"/>
-          <w:szCs w:val="24"/>
-        </w:rPr>
-        <w:t>Figure 4.7g. Manage Curriculum Versions</w:t>
-      </w:r>
-      <w:r>
-        <w:fldChar w:fldCharType="begin"/>
-      </w:r>
-      <w:r>
-        <w:instrText xml:space="preserve"> TC "Figure 4.7g. Manage Curriculum Versions" \f f \l 1 </w:instrText>
-      </w:r>
-      <w:r>
-        <w:fldChar w:fldCharType="end"/>
-      </w:r>
-    </w:p>
-    <w:p>
-      <w:pPr>
-        <w:keepNext/>
-        <w:spacing w:after="120" w:line="240" w:lineRule="auto"/>
-        <w:jc w:val="center"/>
-        <w:rPr>
-          <w:rFonts w:ascii="Courier New" w:hAnsi="Courier New" w:cs="Courier New"/>
-          <w:sz w:val="24"/>
-          <w:szCs w:val="24"/>
-        </w:rPr>
-      </w:pPr>
-      <w:r>
-        <w:rPr>
-          <w:noProof/>
-        </w:rPr>
-        <w:drawing>
-          <wp:inline distT="0" distB="0" distL="0" distR="0" wp14:anchorId="13D9396F" wp14:editId="0F7D1C09">
-            <wp:extent cx="5562786" cy="2953512"/>
-            <wp:effectExtent l="0" t="0" r="0" b="0"/>
-            <wp:docPr id="212" name="Student audit detail, all five states"/>
-            <wp:cNvGraphicFramePr>
-              <a:graphicFrameLocks xmlns:a="http://schemas.openxmlformats.org/drawingml/2006/main" noChangeAspect="1"/>
-            </wp:cNvGraphicFramePr>
-            <a:graphic xmlns:a="http://schemas.openxmlformats.org/drawingml/2006/main">
-              <a:graphicData uri="http://schemas.openxmlformats.org/drawingml/2006/picture">
-                <pic:pic xmlns:pic="http://schemas.openxmlformats.org/drawingml/2006/picture">
-                  <pic:nvPicPr>
-                    <pic:cNvPr id="212" name="Student audit detail, all five states"/>
-                    <pic:cNvPicPr/>
-                  </pic:nvPicPr>
-                  <pic:blipFill>
-                    <a:blip r:embed="rId39"/>
-                    <a:stretch>
-                      <a:fillRect/>
-                    </a:stretch>
-                  </pic:blipFill>
-                  <pic:spPr>
-                    <a:xfrm>
-                      <a:off x="0" y="0"/>
-                      <a:ext cx="5562786" cy="2953512"/>
-                    </a:xfrm>
-                    <a:prstGeom prst="rect">
-                      <a:avLst/>
-                    </a:prstGeom>
-                  </pic:spPr>
-                </pic:pic>
-              </a:graphicData>
-            </a:graphic>
-          </wp:inline>
-        </w:drawing>
-      </w:r>
-    </w:p>
-    <w:p>
-      <w:pPr>
-        <w:spacing w:before="240" w:after="120" w:line="360" w:lineRule="auto"/>
-        <w:jc w:val="center"/>
-        <w:rPr>
-          <w:rFonts w:ascii="Courier New" w:hAnsi="Courier New" w:cs="Courier New"/>
-          <w:b/>
-          <w:bCs/>
-          <w:sz w:val="24"/>
-          <w:szCs w:val="24"/>
-        </w:rPr>
-      </w:pPr>
-      <w:r>
-        <w:rPr>
-          <w:rFonts w:ascii="Courier New" w:hAnsi="Courier New" w:cs="Courier New"/>
-          <w:b/>
-          <w:bCs/>
-          <w:sz w:val="24"/>
-          <w:szCs w:val="24"/>
-        </w:rPr>
-        <w:t>Figure 4.7h. Student Audit — status, term and reason for each subject</w:t>
-      </w:r>
-      <w:r>
-        <w:fldChar w:fldCharType="begin"/>
-      </w:r>
-      <w:r>
-        <w:instrText xml:space="preserve"> TC "Figure 4.7h. Student Audit — status, term and reason for each subject" \f f \l 1 </w:instrText>
-      </w:r>
-      <w:r>
-        <w:fldChar w:fldCharType="end"/>
-      </w:r>
-    </w:p>
-    <w:p>
-      <w:pPr>
-        <w:keepNext/>
-        <w:spacing w:after="120" w:line="240" w:lineRule="auto"/>
-        <w:jc w:val="center"/>
-        <w:rPr>
-          <w:rFonts w:ascii="Courier New" w:hAnsi="Courier New" w:cs="Courier New"/>
-          <w:sz w:val="24"/>
-          <w:szCs w:val="24"/>
-        </w:rPr>
-      </w:pPr>
-      <w:r>
-        <w:rPr>
-          <w:noProof/>
-        </w:rPr>
-        <w:lastRenderedPageBreak/>
-        <w:drawing>
-          <wp:inline distT="0" distB="0" distL="0" distR="0" wp14:anchorId="4DA94E66" wp14:editId="733183AE">
-            <wp:extent cx="5562786" cy="2953512"/>
-            <wp:effectExtent l="0" t="0" r="0" b="0"/>
-            <wp:docPr id="213" name="Student profile, zero violations"/>
-            <wp:cNvGraphicFramePr>
-              <a:graphicFrameLocks xmlns:a="http://schemas.openxmlformats.org/drawingml/2006/main" noChangeAspect="1"/>
-            </wp:cNvGraphicFramePr>
-            <a:graphic xmlns:a="http://schemas.openxmlformats.org/drawingml/2006/main">
-              <a:graphicData uri="http://schemas.openxmlformats.org/drawingml/2006/picture">
-                <pic:pic xmlns:pic="http://schemas.openxmlformats.org/drawingml/2006/picture">
-                  <pic:nvPicPr>
-                    <pic:cNvPr id="213" name="Student profile, zero violations"/>
-                    <pic:cNvPicPr/>
-                  </pic:nvPicPr>
-                  <pic:blipFill>
-                    <a:blip r:embed="rId40"/>
-                    <a:stretch>
-                      <a:fillRect/>
-                    </a:stretch>
-                  </pic:blipFill>
-                  <pic:spPr>
-                    <a:xfrm>
-                      <a:off x="0" y="0"/>
-                      <a:ext cx="5562786" cy="2953512"/>
-                    </a:xfrm>
-                    <a:prstGeom prst="rect">
-                      <a:avLst/>
-                    </a:prstGeom>
-                  </pic:spPr>
-                </pic:pic>
-              </a:graphicData>
-            </a:graphic>
-          </wp:inline>
-        </w:drawing>
-      </w:r>
-    </w:p>
-    <w:p>
-      <w:pPr>
-        <w:spacing w:before="240" w:after="120" w:line="360" w:lineRule="auto"/>
-        <w:jc w:val="center"/>
-        <w:rPr>
-          <w:rFonts w:ascii="Courier New" w:hAnsi="Courier New" w:cs="Courier New"/>
-          <w:b/>
-          <w:bCs/>
-          <w:sz w:val="24"/>
-          <w:szCs w:val="24"/>
-        </w:rPr>
-      </w:pPr>
-      <w:r>
-        <w:rPr>
-          <w:rFonts w:ascii="Courier New" w:hAnsi="Courier New" w:cs="Courier New"/>
-          <w:b/>
-          <w:bCs/>
-          <w:sz w:val="24"/>
-          <w:szCs w:val="24"/>
-        </w:rPr>
-        <w:t>Figure 4.7i. Student Audit — fully compliant (Regular) example</w:t>
-      </w:r>
-      <w:r>
-        <w:fldChar w:fldCharType="begin"/>
-      </w:r>
-      <w:r>
-        <w:instrText xml:space="preserve"> TC "Figure 4.7i. Student Audit — fully compliant (Regular) example" \f f \l 1 </w:instrText>
-      </w:r>
-      <w:r>
-        <w:fldChar w:fldCharType="end"/>
-      </w:r>
-    </w:p>
-    <w:p>
-      <w:pPr>
-        <w:keepNext/>
-        <w:spacing w:after="120" w:line="240" w:lineRule="auto"/>
-        <w:jc w:val="center"/>
-        <w:rPr>
-          <w:rFonts w:ascii="Courier New" w:hAnsi="Courier New" w:cs="Courier New"/>
-          <w:sz w:val="24"/>
-          <w:szCs w:val="24"/>
-        </w:rPr>
-      </w:pPr>
-      <w:r>
-        <w:rPr>
-          <w:noProof/>
-        </w:rPr>
-        <w:drawing>
-          <wp:inline distT="0" distB="0" distL="0" distR="0" wp14:anchorId="4D95A83D" wp14:editId="01641A16">
-            <wp:extent cx="5669280" cy="2818340"/>
-            <wp:effectExtent l="0" t="0" r="0" b="0"/>
-            <wp:docPr id="207" name="Curriculum export output"/>
-            <wp:cNvGraphicFramePr>
-              <a:graphicFrameLocks xmlns:a="http://schemas.openxmlformats.org/drawingml/2006/main" noChangeAspect="1"/>
-            </wp:cNvGraphicFramePr>
-            <a:graphic xmlns:a="http://schemas.openxmlformats.org/drawingml/2006/main">
-              <a:graphicData uri="http://schemas.openxmlformats.org/drawingml/2006/picture">
-                <pic:pic xmlns:pic="http://schemas.openxmlformats.org/drawingml/2006/picture">
-                  <pic:nvPicPr>
-                    <pic:cNvPr id="207" name="Curriculum export output"/>
-                    <pic:cNvPicPr/>
-                  </pic:nvPicPr>
-                  <pic:blipFill>
-                    <a:blip r:embed="rId41"/>
-                    <a:stretch>
-                      <a:fillRect/>
-                    </a:stretch>
-                  </pic:blipFill>
-                  <pic:spPr>
-                    <a:xfrm>
-                      <a:off x="0" y="0"/>
-                      <a:ext cx="5669280" cy="2818340"/>
-                    </a:xfrm>
-                    <a:prstGeom prst="rect">
-                      <a:avLst/>
-                    </a:prstGeom>
-                  </pic:spPr>
-                </pic:pic>
-              </a:graphicData>
-            </a:graphic>
-          </wp:inline>
-        </w:drawing>
-      </w:r>
-    </w:p>
-    <w:p>
-      <w:pPr>
-        <w:spacing w:before="240" w:after="120" w:line="360" w:lineRule="auto"/>
-        <w:jc w:val="center"/>
-        <w:rPr>
-          <w:rFonts w:ascii="Courier New" w:hAnsi="Courier New" w:cs="Courier New"/>
-          <w:b/>
-          <w:bCs/>
-          <w:sz w:val="24"/>
-          <w:szCs w:val="24"/>
-        </w:rPr>
-      </w:pPr>
-      <w:r>
-        <w:rPr>
-          <w:rFonts w:ascii="Courier New" w:hAnsi="Courier New" w:cs="Courier New"/>
-          <w:b/>
-          <w:bCs/>
-          <w:sz w:val="24"/>
-          <w:szCs w:val="24"/>
-        </w:rPr>
-        <w:t>Figure 4.7j. Export Curriculum — PDF output</w:t>
-      </w:r>
-      <w:r>
-        <w:fldChar w:fldCharType="begin"/>
-      </w:r>
-      <w:r>
-        <w:instrText xml:space="preserve"> TC "Figure 4.7j. Export Curriculum — PDF output" \f f \l 1 </w:instrText>
-      </w:r>
-      <w:r>
-        <w:fldChar w:fldCharType="end"/>
-      </w:r>
-    </w:p>
-    <w:p>
-      <w:pPr>
-        <w:keepNext/>
-        <w:spacing w:after="120" w:line="240" w:lineRule="auto"/>
-        <w:jc w:val="center"/>
-        <w:rPr>
-          <w:rFonts w:ascii="Courier New" w:hAnsi="Courier New" w:cs="Courier New"/>
-          <w:sz w:val="24"/>
-          <w:szCs w:val="24"/>
-        </w:rPr>
-      </w:pPr>
-      <w:r>
-        <w:rPr>
-          <w:noProof/>
-        </w:rPr>
-        <w:lastRenderedPageBreak/>
-        <w:drawing>
-          <wp:inline distT="0" distB="0" distL="0" distR="0" wp14:anchorId="7A8ED682" wp14:editId="54C8238D">
-            <wp:extent cx="4543516" cy="2953512"/>
-            <wp:effectExtent l="0" t="0" r="0" b="0"/>
-            <wp:docPr id="8000102" name="Figure 4.7k"/>
-            <wp:cNvGraphicFramePr>
-              <a:graphicFrameLocks xmlns:a="http://schemas.openxmlformats.org/drawingml/2006/main" noChangeAspect="1"/>
-            </wp:cNvGraphicFramePr>
-            <a:graphic xmlns:a="http://schemas.openxmlformats.org/drawingml/2006/main">
-              <a:graphicData uri="http://schemas.openxmlformats.org/drawingml/2006/picture">
-                <pic:pic xmlns:pic="http://schemas.openxmlformats.org/drawingml/2006/picture">
-                  <pic:nvPicPr>
-                    <pic:cNvPr id="8000102" name="Figure 4.7k"/>
-                    <pic:cNvPicPr/>
-                  </pic:nvPicPr>
-                  <pic:blipFill>
-                    <a:blip r:embed="rId42"/>
-                    <a:stretch>
-                      <a:fillRect/>
-                    </a:stretch>
-                  </pic:blipFill>
-                  <pic:spPr>
-                    <a:xfrm>
-                      <a:off x="0" y="0"/>
-                      <a:ext cx="4543516" cy="2953512"/>
-                    </a:xfrm>
-                    <a:prstGeom prst="rect">
-                      <a:avLst/>
-                    </a:prstGeom>
-                  </pic:spPr>
-                </pic:pic>
-              </a:graphicData>
-            </a:graphic>
-          </wp:inline>
-        </w:drawing>
-      </w:r>
-    </w:p>
-    <w:p>
-      <w:pPr>
-        <w:spacing w:before="240" w:after="120" w:line="360" w:lineRule="auto"/>
-        <w:jc w:val="center"/>
-        <w:rPr>
-          <w:rFonts w:ascii="Courier New" w:hAnsi="Courier New" w:cs="Courier New"/>
-          <w:b/>
-          <w:bCs/>
-          <w:sz w:val="24"/>
-          <w:szCs w:val="24"/>
-        </w:rPr>
-      </w:pPr>
-      <w:r>
-        <w:rPr>
-          <w:rFonts w:ascii="Courier New" w:hAnsi="Courier New" w:cs="Courier New"/>
-          <w:b/>
-          <w:bCs/>
-          <w:sz w:val="24"/>
-          <w:szCs w:val="24"/>
-        </w:rPr>
-        <w:t>Figure 4.7k. Create Program — new chairperson account with a temporary password</w:t>
-      </w:r>
-      <w:r>
-        <w:fldChar w:fldCharType="begin"/>
-      </w:r>
-      <w:r>
-        <w:instrText xml:space="preserve"> TC "Figure 4.7k. Create Program — new chairperson account with a temporary password" \f f \l 1 </w:instrText>
-      </w:r>
-      <w:r>
-        <w:fldChar w:fldCharType="end"/>
-      </w:r>
-    </w:p>
-    <w:p>
-      <w:pPr>
-        <w:keepNext/>
-        <w:spacing w:after="120" w:line="240" w:lineRule="auto"/>
-        <w:jc w:val="center"/>
-        <w:rPr>
-          <w:rFonts w:ascii="Courier New" w:hAnsi="Courier New" w:cs="Courier New"/>
-          <w:sz w:val="24"/>
-          <w:szCs w:val="24"/>
-        </w:rPr>
-      </w:pPr>
-      <w:r>
-        <w:rPr>
-          <w:noProof/>
-        </w:rPr>
-        <w:lastRenderedPageBreak/>
-        <w:drawing>
-          <wp:inline distT="0" distB="0" distL="0" distR="0" wp14:anchorId="7A8ED682" wp14:editId="54C8238D">
-            <wp:extent cx="4543516" cy="2953512"/>
-            <wp:effectExtent l="0" t="0" r="0" b="0"/>
-            <wp:docPr id="8000101" name="Figure 4.7l"/>
-            <wp:cNvGraphicFramePr>
-              <a:graphicFrameLocks xmlns:a="http://schemas.openxmlformats.org/drawingml/2006/main" noChangeAspect="1"/>
-            </wp:cNvGraphicFramePr>
-            <a:graphic xmlns:a="http://schemas.openxmlformats.org/drawingml/2006/main">
-              <a:graphicData uri="http://schemas.openxmlformats.org/drawingml/2006/picture">
-                <pic:pic xmlns:pic="http://schemas.openxmlformats.org/drawingml/2006/picture">
-                  <pic:nvPicPr>
-                    <pic:cNvPr id="8000101" name="Figure 4.7l"/>
-                    <pic:cNvPicPr/>
-                  </pic:nvPicPr>
-                  <pic:blipFill>
-                    <a:blip r:embed="rId43"/>
-                    <a:stretch>
-                      <a:fillRect/>
-                    </a:stretch>
-                  </pic:blipFill>
-                  <pic:spPr>
-                    <a:xfrm>
-                      <a:off x="0" y="0"/>
-                      <a:ext cx="4543516" cy="2953512"/>
-                    </a:xfrm>
-                    <a:prstGeom prst="rect">
-                      <a:avLst/>
-                    </a:prstGeom>
-                  </pic:spPr>
-                </pic:pic>
-              </a:graphicData>
-            </a:graphic>
-          </wp:inline>
-        </w:drawing>
-      </w:r>
-    </w:p>
-    <w:p>
-      <w:pPr>
-        <w:spacing w:before="240" w:after="120" w:line="360" w:lineRule="auto"/>
-        <w:jc w:val="center"/>
-        <w:rPr>
-          <w:rFonts w:ascii="Courier New" w:hAnsi="Courier New" w:cs="Courier New"/>
-          <w:b/>
-          <w:bCs/>
-          <w:sz w:val="24"/>
-          <w:szCs w:val="24"/>
-        </w:rPr>
-      </w:pPr>
-      <w:r>
-        <w:rPr>
-          <w:rFonts w:ascii="Courier New" w:hAnsi="Courier New" w:cs="Courier New"/>
-          <w:b/>
-          <w:bCs/>
-          <w:sz w:val="24"/>
-          <w:szCs w:val="24"/>
-        </w:rPr>
-        <w:t>Figure 4.7l. First Log In — password change with the rules checklist</w:t>
-      </w:r>
-      <w:r>
-        <w:fldChar w:fldCharType="begin"/>
-      </w:r>
-      <w:r>
-        <w:instrText xml:space="preserve"> TC "Figure 4.7l. First Log In — password change with the rules checklist" \f f \l 1 </w:instrText>
-      </w:r>
-      <w:r>
-        <w:fldChar w:fldCharType="end"/>
-      </w:r>
-    </w:p>
-    <w:p>
-      <w:pPr>
-        <w:keepNext/>
-        <w:spacing w:after="120" w:line="240" w:lineRule="auto"/>
-        <w:jc w:val="center"/>
-        <w:rPr>
-          <w:rFonts w:ascii="Courier New" w:hAnsi="Courier New" w:cs="Courier New"/>
-          <w:sz w:val="24"/>
-          <w:szCs w:val="24"/>
-        </w:rPr>
-      </w:pPr>
-      <w:r>
-        <w:rPr>
-          <w:noProof/>
-        </w:rPr>
-        <w:lastRenderedPageBreak/>
-        <w:drawing>
-          <wp:inline distT="0" distB="0" distL="0" distR="0" wp14:anchorId="7A8ED682" wp14:editId="54C8238D">
-            <wp:extent cx="4951448" cy="3218688"/>
-            <wp:effectExtent l="0" t="0" r="0" b="0"/>
-            <wp:docPr id="8000001" name="Figure 4.7l"/>
-            <wp:cNvGraphicFramePr>
-              <a:graphicFrameLocks xmlns:a="http://schemas.openxmlformats.org/drawingml/2006/main" noChangeAspect="1"/>
-            </wp:cNvGraphicFramePr>
-            <a:graphic xmlns:a="http://schemas.openxmlformats.org/drawingml/2006/main">
-              <a:graphicData uri="http://schemas.openxmlformats.org/drawingml/2006/picture">
-                <pic:pic xmlns:pic="http://schemas.openxmlformats.org/drawingml/2006/picture">
-                  <pic:nvPicPr>
-                    <pic:cNvPr id="8000001" name="Figure 4.7l"/>
-                    <pic:cNvPicPr/>
-                  </pic:nvPicPr>
-                  <pic:blipFill>
-                    <a:blip r:embed="rId44"/>
+                    <a:blip r:embed="rId47"/>
                     <a:stretch>
                       <a:fillRect/>
                     </a:stretch>
@@ -13652,13 +14182,13 @@
           <w:sz w:val="24"/>
           <w:szCs w:val="24"/>
         </w:rPr>
-        <w:t>Figure 4.7m. Dean Dashboard — Current semester</w:t>
+        <w:t>Figure 4.12a. Chairperson Dashboard</w:t>
       </w:r>
       <w:r>
         <w:fldChar w:fldCharType="begin"/>
       </w:r>
       <w:r>
-        <w:instrText xml:space="preserve"> TC "Figure 4.7m. Dean Dashboard — Current semester" \f f \l 1 </w:instrText>
+        <w:instrText xml:space="preserve"> TC "Figure 4.12a. Chairperson Dashboard" \f f \l 1 </w:instrText>
       </w:r>
       <w:r>
         <w:fldChar w:fldCharType="end"/>
@@ -13684,7 +14214,7 @@
           <wp:inline distT="0" distB="0" distL="0" distR="0" wp14:anchorId="7A8ED682" wp14:editId="54C8238D">
             <wp:extent cx="4951448" cy="3218688"/>
             <wp:effectExtent l="0" t="0" r="0" b="0"/>
-            <wp:docPr id="8000002" name="Figure 4.7m"/>
+            <wp:docPr id="8000001" name="Figure 4.12b" descr="Figure 4.12b. Dean Dashboard — Current semester"/>
             <wp:cNvGraphicFramePr>
               <a:graphicFrameLocks xmlns:a="http://schemas.openxmlformats.org/drawingml/2006/main" noChangeAspect="1"/>
             </wp:cNvGraphicFramePr>
@@ -13692,92 +14222,7 @@
               <a:graphicData uri="http://schemas.openxmlformats.org/drawingml/2006/picture">
                 <pic:pic xmlns:pic="http://schemas.openxmlformats.org/drawingml/2006/picture">
                   <pic:nvPicPr>
-                    <pic:cNvPr id="8000002" name="Figure 4.7m"/>
-                    <pic:cNvPicPr/>
-                  </pic:nvPicPr>
-                  <pic:blipFill>
-                    <a:blip r:embed="rId45"/>
-                    <a:stretch>
-                      <a:fillRect/>
-                    </a:stretch>
-                  </pic:blipFill>
-                  <pic:spPr>
-                    <a:xfrm>
-                      <a:off x="0" y="0"/>
-                      <a:ext cx="4951448" cy="3218688"/>
-                    </a:xfrm>
-                    <a:prstGeom prst="rect">
-                      <a:avLst/>
-                    </a:prstGeom>
-                  </pic:spPr>
-                </pic:pic>
-              </a:graphicData>
-            </a:graphic>
-          </wp:inline>
-        </w:drawing>
-      </w:r>
-    </w:p>
-    <w:p>
-      <w:pPr>
-        <w:spacing w:before="240" w:after="120" w:line="360" w:lineRule="auto"/>
-        <w:jc w:val="center"/>
-        <w:rPr>
-          <w:rFonts w:ascii="Courier New" w:hAnsi="Courier New" w:cs="Courier New"/>
-          <w:b/>
-          <w:bCs/>
-          <w:sz w:val="24"/>
-          <w:szCs w:val="24"/>
-        </w:rPr>
-      </w:pPr>
-      <w:r>
-        <w:rPr>
-          <w:rFonts w:ascii="Courier New" w:hAnsi="Courier New" w:cs="Courier New"/>
-          <w:b/>
-          <w:bCs/>
-          <w:sz w:val="24"/>
-          <w:szCs w:val="24"/>
-        </w:rPr>
-        <w:t>Figure 4.7n. Chairperson Dashboard</w:t>
-      </w:r>
-      <w:r>
-        <w:fldChar w:fldCharType="begin"/>
-      </w:r>
-      <w:r>
-        <w:instrText xml:space="preserve"> TC "Figure 4.7n. Chairperson Dashboard" \f f \l 1 </w:instrText>
-      </w:r>
-      <w:r>
-        <w:fldChar w:fldCharType="end"/>
-      </w:r>
-    </w:p>
-    <w:p>
-      <w:pPr>
-        <w:keepNext/>
-        <w:spacing w:after="120" w:line="240" w:lineRule="auto"/>
-        <w:jc w:val="center"/>
-        <w:rPr>
-          <w:rFonts w:ascii="Courier New" w:hAnsi="Courier New" w:cs="Courier New"/>
-          <w:sz w:val="24"/>
-          <w:szCs w:val="24"/>
-        </w:rPr>
-      </w:pPr>
-      <w:r>
-        <w:rPr>
-          <w:noProof/>
-        </w:rPr>
-        <w:lastRenderedPageBreak/>
-        <w:drawing>
-          <wp:inline distT="0" distB="0" distL="0" distR="0" wp14:anchorId="7A8ED682" wp14:editId="54C8238D">
-            <wp:extent cx="4951448" cy="3218688"/>
-            <wp:effectExtent l="0" t="0" r="0" b="0"/>
-            <wp:docPr id="8000003" name="Figure 4.7n"/>
-            <wp:cNvGraphicFramePr>
-              <a:graphicFrameLocks xmlns:a="http://schemas.openxmlformats.org/drawingml/2006/main" noChangeAspect="1"/>
-            </wp:cNvGraphicFramePr>
-            <a:graphic xmlns:a="http://schemas.openxmlformats.org/drawingml/2006/main">
-              <a:graphicData uri="http://schemas.openxmlformats.org/drawingml/2006/picture">
-                <pic:pic xmlns:pic="http://schemas.openxmlformats.org/drawingml/2006/picture">
-                  <pic:nvPicPr>
-                    <pic:cNvPr id="8000003" name="Figure 4.7n"/>
+                    <pic:cNvPr id="8000001" name="Figure 4.7l"/>
                     <pic:cNvPicPr/>
                   </pic:nvPicPr>
                   <pic:blipFill>
@@ -13822,13 +14267,13 @@
           <w:sz w:val="24"/>
           <w:szCs w:val="24"/>
         </w:rPr>
-        <w:t>Figure 4.7o. Import Curriculum — preview of changes</w:t>
+        <w:t>Figure 4.12b. Dean Dashboard — Current semester</w:t>
       </w:r>
       <w:r>
         <w:fldChar w:fldCharType="begin"/>
       </w:r>
       <w:r>
-        <w:instrText xml:space="preserve"> TC "Figure 4.7o. Import Curriculum — preview of changes" \f f \l 1 </w:instrText>
+        <w:instrText xml:space="preserve"> TC "Figure 4.12b. Dean Dashboard — Current semester" \f f \l 1 </w:instrText>
       </w:r>
       <w:r>
         <w:fldChar w:fldCharType="end"/>
@@ -13851,10 +14296,10 @@
         </w:rPr>
         <w:lastRenderedPageBreak/>
         <w:drawing>
-          <wp:inline distT="0" distB="0" distL="0" distR="0" wp14:anchorId="7A8ED682" wp14:editId="54C8238D">
-            <wp:extent cx="4951448" cy="3218688"/>
+          <wp:inline distT="0" distB="0" distL="0" distR="0" wp14:anchorId="1D08A879" wp14:editId="7033F209">
+            <wp:extent cx="5669280" cy="3010054"/>
             <wp:effectExtent l="0" t="0" r="0" b="0"/>
-            <wp:docPr id="8000004" name="Figure 4.7o"/>
+            <wp:docPr id="211" name="Figure 4.13a" descr="Figure 4.13a. Manage Curriculum Versions"/>
             <wp:cNvGraphicFramePr>
               <a:graphicFrameLocks xmlns:a="http://schemas.openxmlformats.org/drawingml/2006/main" noChangeAspect="1"/>
             </wp:cNvGraphicFramePr>
@@ -13862,11 +14307,96 @@
               <a:graphicData uri="http://schemas.openxmlformats.org/drawingml/2006/picture">
                 <pic:pic xmlns:pic="http://schemas.openxmlformats.org/drawingml/2006/picture">
                   <pic:nvPicPr>
-                    <pic:cNvPr id="8000004" name="Figure 4.7o"/>
+                    <pic:cNvPr id="211" name="Curriculum management, version tabs"/>
                     <pic:cNvPicPr/>
                   </pic:nvPicPr>
                   <pic:blipFill>
-                    <a:blip r:embed="rId47"/>
+                    <a:blip r:embed="rId40"/>
+                    <a:stretch>
+                      <a:fillRect/>
+                    </a:stretch>
+                  </pic:blipFill>
+                  <pic:spPr>
+                    <a:xfrm>
+                      <a:off x="0" y="0"/>
+                      <a:ext cx="5669280" cy="3010054"/>
+                    </a:xfrm>
+                    <a:prstGeom prst="rect">
+                      <a:avLst/>
+                    </a:prstGeom>
+                  </pic:spPr>
+                </pic:pic>
+              </a:graphicData>
+            </a:graphic>
+          </wp:inline>
+        </w:drawing>
+      </w:r>
+    </w:p>
+    <w:p>
+      <w:pPr>
+        <w:spacing w:before="240" w:after="120" w:line="360" w:lineRule="auto"/>
+        <w:jc w:val="center"/>
+        <w:rPr>
+          <w:rFonts w:ascii="Courier New" w:hAnsi="Courier New" w:cs="Courier New"/>
+          <w:b/>
+          <w:bCs/>
+          <w:sz w:val="24"/>
+          <w:szCs w:val="24"/>
+        </w:rPr>
+      </w:pPr>
+      <w:r>
+        <w:rPr>
+          <w:rFonts w:ascii="Courier New" w:hAnsi="Courier New" w:cs="Courier New"/>
+          <w:b/>
+          <w:bCs/>
+          <w:sz w:val="24"/>
+          <w:szCs w:val="24"/>
+        </w:rPr>
+        <w:t>Figure 4.13a. Manage Curriculum Versions</w:t>
+      </w:r>
+      <w:r>
+        <w:fldChar w:fldCharType="begin"/>
+      </w:r>
+      <w:r>
+        <w:instrText xml:space="preserve"> TC "Figure 4.13a. Manage Curriculum Versions" \f f \l 1 </w:instrText>
+      </w:r>
+      <w:r>
+        <w:fldChar w:fldCharType="end"/>
+      </w:r>
+    </w:p>
+    <w:p>
+      <w:pPr>
+        <w:keepNext/>
+        <w:spacing w:after="120" w:line="240" w:lineRule="auto"/>
+        <w:jc w:val="center"/>
+        <w:rPr>
+          <w:rFonts w:ascii="Courier New" w:hAnsi="Courier New" w:cs="Courier New"/>
+          <w:sz w:val="24"/>
+          <w:szCs w:val="24"/>
+        </w:rPr>
+      </w:pPr>
+      <w:r>
+        <w:rPr>
+          <w:noProof/>
+        </w:rPr>
+        <w:lastRenderedPageBreak/>
+        <w:drawing>
+          <wp:inline distT="0" distB="0" distL="0" distR="0" wp14:anchorId="7A8ED682" wp14:editId="54C8238D">
+            <wp:extent cx="4951448" cy="3218688"/>
+            <wp:effectExtent l="0" t="0" r="0" b="0"/>
+            <wp:docPr id="8000003" name="Figure 4.13b" descr="Figure 4.13b. Import Curriculum — preview of changes"/>
+            <wp:cNvGraphicFramePr>
+              <a:graphicFrameLocks xmlns:a="http://schemas.openxmlformats.org/drawingml/2006/main" noChangeAspect="1"/>
+            </wp:cNvGraphicFramePr>
+            <a:graphic xmlns:a="http://schemas.openxmlformats.org/drawingml/2006/main">
+              <a:graphicData uri="http://schemas.openxmlformats.org/drawingml/2006/picture">
+                <pic:pic xmlns:pic="http://schemas.openxmlformats.org/drawingml/2006/picture">
+                  <pic:nvPicPr>
+                    <pic:cNvPr id="8000003" name="Figure 4.7n"/>
+                    <pic:cNvPicPr/>
+                  </pic:nvPicPr>
+                  <pic:blipFill>
+                    <a:blip r:embed="rId48"/>
                     <a:stretch>
                       <a:fillRect/>
                     </a:stretch>
@@ -13907,13 +14437,13 @@
           <w:sz w:val="24"/>
           <w:szCs w:val="24"/>
         </w:rPr>
-        <w:t>Figure 4.7p. Grade Logbook</w:t>
+        <w:t>Figure 4.13b. Import Curriculum — preview of changes</w:t>
       </w:r>
       <w:r>
         <w:fldChar w:fldCharType="begin"/>
       </w:r>
       <w:r>
-        <w:instrText xml:space="preserve"> TC "Figure 4.7p. Grade Logbook" \f f \l 1 </w:instrText>
+        <w:instrText xml:space="preserve"> TC "Figure 4.13b. Import Curriculum — preview of changes" \f f \l 1 </w:instrText>
       </w:r>
       <w:r>
         <w:fldChar w:fldCharType="end"/>
@@ -13934,12 +14464,11 @@
         <w:rPr>
           <w:noProof/>
         </w:rPr>
-        <w:lastRenderedPageBreak/>
         <w:drawing>
-          <wp:inline distT="0" distB="0" distL="0" distR="0" wp14:anchorId="7A8ED682" wp14:editId="54C8238D">
-            <wp:extent cx="4543516" cy="2953512"/>
+          <wp:inline distT="0" distB="0" distL="0" distR="0" wp14:anchorId="4D95A83D" wp14:editId="01641A16">
+            <wp:extent cx="5669280" cy="2818340"/>
             <wp:effectExtent l="0" t="0" r="0" b="0"/>
-            <wp:docPr id="8000005" name="Figure 4.7p"/>
+            <wp:docPr id="207" name="Figure 4.13c" descr="Figure 4.13c. Export Curriculum — PDF output"/>
             <wp:cNvGraphicFramePr>
               <a:graphicFrameLocks xmlns:a="http://schemas.openxmlformats.org/drawingml/2006/main" noChangeAspect="1"/>
             </wp:cNvGraphicFramePr>
@@ -13947,11 +14476,96 @@
               <a:graphicData uri="http://schemas.openxmlformats.org/drawingml/2006/picture">
                 <pic:pic xmlns:pic="http://schemas.openxmlformats.org/drawingml/2006/picture">
                   <pic:nvPicPr>
-                    <pic:cNvPr id="8000005" name="Figure 4.7p"/>
+                    <pic:cNvPr id="207" name="Curriculum export output"/>
                     <pic:cNvPicPr/>
                   </pic:nvPicPr>
                   <pic:blipFill>
-                    <a:blip r:embed="rId48"/>
+                    <a:blip r:embed="rId43"/>
+                    <a:stretch>
+                      <a:fillRect/>
+                    </a:stretch>
+                  </pic:blipFill>
+                  <pic:spPr>
+                    <a:xfrm>
+                      <a:off x="0" y="0"/>
+                      <a:ext cx="5669280" cy="2818340"/>
+                    </a:xfrm>
+                    <a:prstGeom prst="rect">
+                      <a:avLst/>
+                    </a:prstGeom>
+                  </pic:spPr>
+                </pic:pic>
+              </a:graphicData>
+            </a:graphic>
+          </wp:inline>
+        </w:drawing>
+      </w:r>
+    </w:p>
+    <w:p>
+      <w:pPr>
+        <w:spacing w:before="240" w:after="120" w:line="360" w:lineRule="auto"/>
+        <w:jc w:val="center"/>
+        <w:rPr>
+          <w:rFonts w:ascii="Courier New" w:hAnsi="Courier New" w:cs="Courier New"/>
+          <w:b/>
+          <w:bCs/>
+          <w:sz w:val="24"/>
+          <w:szCs w:val="24"/>
+        </w:rPr>
+      </w:pPr>
+      <w:r>
+        <w:rPr>
+          <w:rFonts w:ascii="Courier New" w:hAnsi="Courier New" w:cs="Courier New"/>
+          <w:b/>
+          <w:bCs/>
+          <w:sz w:val="24"/>
+          <w:szCs w:val="24"/>
+        </w:rPr>
+        <w:t>Figure 4.13c. Export Curriculum — PDF output</w:t>
+      </w:r>
+      <w:r>
+        <w:fldChar w:fldCharType="begin"/>
+      </w:r>
+      <w:r>
+        <w:instrText xml:space="preserve"> TC "Figure 4.13c. Export Curriculum — PDF output" \f f \l 1 </w:instrText>
+      </w:r>
+      <w:r>
+        <w:fldChar w:fldCharType="end"/>
+      </w:r>
+    </w:p>
+    <w:p>
+      <w:pPr>
+        <w:keepNext/>
+        <w:spacing w:after="120" w:line="240" w:lineRule="auto"/>
+        <w:jc w:val="center"/>
+        <w:rPr>
+          <w:rFonts w:ascii="Courier New" w:hAnsi="Courier New" w:cs="Courier New"/>
+          <w:sz w:val="24"/>
+          <w:szCs w:val="24"/>
+        </w:rPr>
+      </w:pPr>
+      <w:r>
+        <w:rPr>
+          <w:noProof/>
+        </w:rPr>
+        <w:lastRenderedPageBreak/>
+        <w:drawing>
+          <wp:inline distT="0" distB="0" distL="0" distR="0" wp14:anchorId="7A8ED682" wp14:editId="54C8238D">
+            <wp:extent cx="4543516" cy="2953512"/>
+            <wp:effectExtent l="0" t="0" r="0" b="0"/>
+            <wp:docPr id="8000102" name="Figure 4.14" descr="Figure 4.14. Create Program — new chairperson account with a temporary password"/>
+            <wp:cNvGraphicFramePr>
+              <a:graphicFrameLocks xmlns:a="http://schemas.openxmlformats.org/drawingml/2006/main" noChangeAspect="1"/>
+            </wp:cNvGraphicFramePr>
+            <a:graphic xmlns:a="http://schemas.openxmlformats.org/drawingml/2006/main">
+              <a:graphicData uri="http://schemas.openxmlformats.org/drawingml/2006/picture">
+                <pic:pic xmlns:pic="http://schemas.openxmlformats.org/drawingml/2006/picture">
+                  <pic:nvPicPr>
+                    <pic:cNvPr id="8000102" name="Figure 4.7k"/>
+                    <pic:cNvPicPr/>
+                  </pic:nvPicPr>
+                  <pic:blipFill>
+                    <a:blip r:embed="rId44"/>
                     <a:stretch>
                       <a:fillRect/>
                     </a:stretch>
@@ -13992,13 +14606,13 @@
           <w:sz w:val="24"/>
           <w:szCs w:val="24"/>
         </w:rPr>
-        <w:t>Figure 4.7q. Edit Student — year level (automatic or set by hand)</w:t>
+        <w:t>Figure 4.14. Create Program — new chairperson account with a temporary password</w:t>
       </w:r>
       <w:r>
         <w:fldChar w:fldCharType="begin"/>
       </w:r>
       <w:r>
-        <w:instrText xml:space="preserve"> TC "Figure 4.7q. Edit Student — year level (automatic or set by hand)" \f f \l 1 </w:instrText>
+        <w:instrText xml:space="preserve"> TC "Figure 4.14. Create Program — new chairperson account with a temporary password" \f f \l 1 </w:instrText>
       </w:r>
       <w:r>
         <w:fldChar w:fldCharType="end"/>
@@ -14100,7 +14714,7 @@
           <w:sz w:val="24"/>
           <w:szCs w:val="24"/>
         </w:rPr>
-        <w:t xml:space="preserve"> audit results are worked out from the terms every time, so they do not depend on the order of grade entry; invalid grades, terms, ID numbers and import files are rejected with a reason, and curriculum imports are </w:t>
+        <w:t xml:space="preserve"> audit results are worked out from the terms every time, so they do not depend on the order of grade entry; invalid grades, terms, ID numbers and import files are rejected with a reason, and curriculum imports are previewed before saving; the database itself refuses </w:t>
       </w:r>
       <w:r>
         <w:rPr>
@@ -14109,7 +14723,7 @@
           <w:szCs w:val="24"/>
         </w:rPr>
         <w:lastRenderedPageBreak/>
-        <w:t>previewed before saving; the database itself refuses grades that are not KSU grades and changes to locked records.</w:t>
+        <w:t>grades that are not KSU grades and changes to locked records.</w:t>
       </w:r>
     </w:p>
     <w:p>
@@ -14359,6 +14973,7 @@
           <w:sz w:val="24"/>
           <w:szCs w:val="24"/>
         </w:rPr>
+        <w:lastRenderedPageBreak/>
         <w:t>grades entered out of order (e.g., second-semester grades before first-semester grades) were wrongly flagged;</w:t>
       </w:r>
     </w:p>
@@ -14382,7 +14997,6 @@
           <w:sz w:val="24"/>
           <w:szCs w:val="24"/>
         </w:rPr>
-        <w:lastRenderedPageBreak/>
         <w:t>a prerequisite passed only in a later term was not caught if it happened to be entered first;</w:t>
       </w:r>
     </w:p>
@@ -14496,6 +15110,7 @@
           <w:sz w:val="24"/>
           <w:szCs w:val="24"/>
         </w:rPr>
+        <w:lastRenderedPageBreak/>
         <w:t>Extent of Compliance of the Proposed System (SOP No. 4)</w:t>
       </w:r>
       <w:r>
@@ -14525,16 +15140,7 @@
           <w:sz w:val="24"/>
           <w:szCs w:val="24"/>
         </w:rPr>
-        <w:t xml:space="preserve">Upon completion of the system, Auditrix is to be evaluated by the Program Chairpersons and selected IT experts using a printed (paper-based) questionnaire built on the ISO/IEC 25010 software quality model, with each </w:t>
-      </w:r>
-      <w:r>
-        <w:rPr>
-          <w:rFonts w:ascii="Courier New" w:hAnsi="Courier New" w:cs="Courier New"/>
-          <w:sz w:val="24"/>
-          <w:szCs w:val="24"/>
-        </w:rPr>
-        <w:lastRenderedPageBreak/>
-        <w:t>characteristic mapped to a specific part of the system. Responses will be analyzed using the Weighted Mean. Table 4.4 will present the extent of compliance per quality characteristic.</w:t>
+        <w:t>Upon completion of the system, Auditrix is to be evaluated by the Program Chairpersons and selected IT experts using a printed (paper-based) questionnaire built on the ISO/IEC 25010 software quality model, with each characteristic mapped to a specific part of the system. Responses will be analyzed using the Weighted Mean. Table 4.4 will present the extent of compliance per quality characteristic.</w:t>
       </w:r>
     </w:p>
     <w:tbl>
@@ -15297,6 +15903,7 @@
                 <w:sz w:val="24"/>
                 <w:szCs w:val="24"/>
               </w:rPr>
+              <w:lastRenderedPageBreak/>
               <w:t>Maintainability</w:t>
             </w:r>
           </w:p>
@@ -15504,7 +16111,6 @@
                 <w:sz w:val="24"/>
                 <w:szCs w:val="24"/>
               </w:rPr>
-              <w:lastRenderedPageBreak/>
               <w:t>Safety</w:t>
             </w:r>
           </w:p>
@@ -16729,7 +17335,7 @@
         </w:rPr>
         <w:tab/>
       </w:r>
-      <w:hyperlink r:id="rId49" w:tgtFrame="_blank" w:history="1">
+      <w:hyperlink r:id="rId51" w:tgtFrame="_blank" w:history="1">
         <w:r>
           <w:rPr>
             <w:rFonts w:ascii="Courier New" w:hAnsi="Courier New" w:cs="Courier New"/>
@@ -16780,6 +17386,7 @@
           <w:szCs w:val="24"/>
           <w:lang w:val="en-US" w:eastAsia="zh-CN"/>
         </w:rPr>
+        <w:lastRenderedPageBreak/>
         <w:t xml:space="preserve">Akulova, B., Tashtobaeva, B., Vassilev, T., &amp; Koychumanov, B. (2025). </w:t>
       </w:r>
     </w:p>
@@ -16802,7 +17409,6 @@
           <w:szCs w:val="24"/>
           <w:lang w:val="en-US" w:eastAsia="zh-CN"/>
         </w:rPr>
-        <w:lastRenderedPageBreak/>
         <w:t xml:space="preserve">Development of an information system for accreditation </w:t>
       </w:r>
       <w:r>
@@ -16862,7 +17468,7 @@
         </w:rPr>
         <w:t xml:space="preserve">IEEE. </w:t>
       </w:r>
-      <w:hyperlink r:id="rId50" w:tgtFrame="_blank" w:history="1">
+      <w:hyperlink r:id="rId52" w:tgtFrame="_blank" w:history="1">
         <w:r>
           <w:rPr>
             <w:rFonts w:ascii="Courier New" w:hAnsi="Courier New" w:cs="Courier New"/>
@@ -16951,7 +17557,7 @@
         </w:rPr>
         <w:tab/>
       </w:r>
-      <w:hyperlink r:id="rId51" w:tgtFrame="_blank" w:history="1">
+      <w:hyperlink r:id="rId53" w:tgtFrame="_blank" w:history="1">
         <w:r>
           <w:rPr>
             <w:rFonts w:ascii="Courier New" w:hAnsi="Courier New" w:cs="Courier New"/>
@@ -17025,7 +17631,7 @@
         <w:tab/>
         <w:t xml:space="preserve">1917-1926. </w:t>
       </w:r>
-      <w:hyperlink r:id="rId52" w:tgtFrame="_blank" w:history="1">
+      <w:hyperlink r:id="rId54" w:tgtFrame="_blank" w:history="1">
         <w:r>
           <w:rPr>
             <w:rFonts w:ascii="Courier New" w:hAnsi="Courier New" w:cs="Courier New"/>
@@ -17125,7 +17731,7 @@
         </w:rPr>
         <w:tab/>
       </w:r>
-      <w:hyperlink r:id="rId53" w:tgtFrame="_blank" w:history="1">
+      <w:hyperlink r:id="rId55" w:tgtFrame="_blank" w:history="1">
         <w:r>
           <w:rPr>
             <w:rFonts w:ascii="Courier New" w:hAnsi="Courier New" w:cs="Courier New"/>
@@ -17212,7 +17818,7 @@
         </w:rPr>
         <w:tab/>
       </w:r>
-      <w:hyperlink r:id="rId54" w:tgtFrame="_blank" w:history="1">
+      <w:hyperlink r:id="rId56" w:tgtFrame="_blank" w:history="1">
         <w:r>
           <w:rPr>
             <w:rFonts w:ascii="Courier New" w:hAnsi="Courier New" w:cs="Courier New"/>
@@ -17292,7 +17898,7 @@
         </w:rPr>
         <w:tab/>
       </w:r>
-      <w:hyperlink r:id="rId55" w:tgtFrame="_blank" w:history="1">
+      <w:hyperlink r:id="rId57" w:tgtFrame="_blank" w:history="1">
         <w:r>
           <w:rPr>
             <w:rFonts w:ascii="Courier New" w:hAnsi="Courier New" w:cs="Courier New"/>
@@ -17375,7 +17981,7 @@
         <w:tab/>
         <w:t xml:space="preserve">10, 1673932. </w:t>
       </w:r>
-      <w:hyperlink r:id="rId56" w:tgtFrame="_blank" w:history="1">
+      <w:hyperlink r:id="rId58" w:tgtFrame="_blank" w:history="1">
         <w:r>
           <w:rPr>
             <w:rFonts w:ascii="Courier New" w:hAnsi="Courier New" w:cs="Courier New"/>
@@ -17466,7 +18072,7 @@
         </w:rPr>
         <w:tab/>
       </w:r>
-      <w:hyperlink r:id="rId57" w:tgtFrame="_blank" w:history="1">
+      <w:hyperlink r:id="rId59" w:tgtFrame="_blank" w:history="1">
         <w:r>
           <w:rPr>
             <w:rFonts w:ascii="Courier New" w:hAnsi="Courier New" w:cs="Courier New"/>
@@ -17554,19 +18160,10 @@
           <w:szCs w:val="24"/>
           <w:lang w:val="en-US" w:eastAsia="zh-CN"/>
         </w:rPr>
-        <w:t xml:space="preserve">A web-based student learning outcome assessment system for secondary education: Design, development, and </w:t>
-      </w:r>
-      <w:r>
-        <w:rPr>
-          <w:rFonts w:ascii="Courier New" w:hAnsi="Courier New" w:cs="Courier New"/>
-          <w:sz w:val="24"/>
-          <w:szCs w:val="24"/>
-          <w:lang w:val="en-US" w:eastAsia="zh-CN"/>
-        </w:rPr>
         <w:lastRenderedPageBreak/>
-        <w:t xml:space="preserve">empirical evaluation. Ceddi Journal of Education, 4(2), 33-41. </w:t>
-      </w:r>
-      <w:hyperlink r:id="rId58" w:tgtFrame="_blank" w:history="1">
+        <w:t xml:space="preserve">A web-based student learning outcome assessment system for secondary education: Design, development, and empirical evaluation. Ceddi Journal of Education, 4(2), 33-41. </w:t>
+      </w:r>
+      <w:hyperlink r:id="rId60" w:tgtFrame="_blank" w:history="1">
         <w:r>
           <w:rPr>
             <w:rFonts w:ascii="Courier New" w:hAnsi="Courier New" w:cs="Courier New"/>
@@ -17630,7 +18227,7 @@
         </w:rPr>
         <w:t xml:space="preserve">Sustainable program assessment practices: A review of the ABET and NCAAA computer information systems accreditation process. International Journal of Environmental Research and Public Health, 18(23), 12691. </w:t>
       </w:r>
-      <w:hyperlink r:id="rId59" w:tgtFrame="_blank" w:history="1">
+      <w:hyperlink r:id="rId61" w:tgtFrame="_blank" w:history="1">
         <w:r>
           <w:rPr>
             <w:rFonts w:ascii="Courier New" w:hAnsi="Courier New" w:cs="Courier New"/>
@@ -17672,7 +18269,7 @@
         </w:rPr>
         <w:t xml:space="preserve"> Accreditation document tracking system using Scrum approach. International Journal of Evaluation and Research in Education, 9(1), 153-161. </w:t>
       </w:r>
-      <w:hyperlink r:id="rId60" w:tgtFrame="_blank" w:history="1">
+      <w:hyperlink r:id="rId62" w:tgtFrame="_blank" w:history="1">
         <w:r>
           <w:rPr>
             <w:rFonts w:ascii="Courier New" w:hAnsi="Courier New" w:cs="Courier New"/>
@@ -17714,7 +18311,7 @@
         </w:rPr>
         <w:t xml:space="preserve">Development of a web-based accreditation system for study program management using the Waterfall model. Nusantara Journal of Artificial Intelligence and Information Systems, 1(2), 59-66. </w:t>
       </w:r>
-      <w:hyperlink r:id="rId61" w:tgtFrame="_blank" w:history="1">
+      <w:hyperlink r:id="rId63" w:tgtFrame="_blank" w:history="1">
         <w:r>
           <w:rPr>
             <w:rFonts w:ascii="Courier New" w:hAnsi="Courier New" w:cs="Courier New"/>
@@ -17778,7 +18375,7 @@
         </w:rPr>
         <w:t xml:space="preserve">Planning &amp; Self-Study: Assessment and accreditation software. </w:t>
       </w:r>
-      <w:hyperlink r:id="rId62" w:tgtFrame="_blank" w:history="1">
+      <w:hyperlink r:id="rId64" w:tgtFrame="_blank" w:history="1">
         <w:r>
           <w:rPr>
             <w:rFonts w:ascii="Courier New" w:hAnsi="Courier New" w:cs="Courier New"/>
@@ -17842,7 +18439,7 @@
         </w:rPr>
         <w:t xml:space="preserve">Sustainable higher education curriculum management system in China: Theoretical perspectives. European Journal of Management and Marketing Studies, 8(2), 1-15. </w:t>
       </w:r>
-      <w:hyperlink r:id="rId63" w:tgtFrame="_blank" w:history="1">
+      <w:hyperlink r:id="rId65" w:tgtFrame="_blank" w:history="1">
         <w:r>
           <w:rPr>
             <w:rFonts w:ascii="Courier New" w:hAnsi="Courier New" w:cs="Courier New"/>
@@ -17906,7 +18503,7 @@
         </w:rPr>
         <w:t xml:space="preserve">Implementation of Outcomes Based Education in State Universities in Region I. Southeast Asian Journal of Science and Technology, 4(1), 1-12. </w:t>
       </w:r>
-      <w:hyperlink r:id="rId64" w:tgtFrame="_blank" w:history="1">
+      <w:hyperlink r:id="rId66" w:tgtFrame="_blank" w:history="1">
         <w:r>
           <w:rPr>
             <w:rFonts w:ascii="Courier New" w:hAnsi="Courier New" w:cs="Courier New"/>
@@ -17970,7 +18567,7 @@
         </w:rPr>
         <w:t xml:space="preserve">Handbook on typology, outcomes-based education, and institutional sustainability assessment. CHED. </w:t>
       </w:r>
-      <w:hyperlink r:id="rId65" w:tgtFrame="_blank" w:history="1">
+      <w:hyperlink r:id="rId67" w:tgtFrame="_blank" w:history="1">
         <w:r>
           <w:rPr>
             <w:rFonts w:ascii="Courier New" w:hAnsi="Courier New" w:cs="Courier New"/>
@@ -18002,6 +18599,7 @@
           <w:szCs w:val="24"/>
           <w:lang w:val="en-US" w:eastAsia="zh-CN"/>
         </w:rPr>
+        <w:lastRenderedPageBreak/>
         <w:t>Commission on Higher Education. (2012).</w:t>
       </w:r>
       <w:r>
@@ -18032,7 +18630,6 @@
           <w:szCs w:val="24"/>
           <w:lang w:val="en-US" w:eastAsia="zh-CN"/>
         </w:rPr>
-        <w:lastRenderedPageBreak/>
         <w:t>CMO No. 46, Series of 2012: Policy-standard to enhance quality assurance (QA) in Philippine higher education. CHED.</w:t>
       </w:r>
     </w:p>
@@ -18146,7 +18743,7 @@
         </w:rPr>
         <w:t xml:space="preserve">Quality assurance framework and achievements. </w:t>
       </w:r>
-      <w:hyperlink r:id="rId66" w:tgtFrame="_blank" w:history="1">
+      <w:hyperlink r:id="rId68" w:tgtFrame="_blank" w:history="1">
         <w:r>
           <w:rPr>
             <w:rFonts w:ascii="Courier New" w:hAnsi="Courier New" w:cs="Courier New"/>
@@ -18221,7 +18818,7 @@
         </w:rPr>
         <w:t xml:space="preserve"> </w:t>
       </w:r>
-      <w:hyperlink r:id="rId67" w:tgtFrame="_blank" w:history="1">
+      <w:hyperlink r:id="rId69" w:tgtFrame="_blank" w:history="1">
         <w:r>
           <w:rPr>
             <w:rFonts w:ascii="Courier New" w:hAnsi="Courier New" w:cs="Courier New"/>
@@ -18291,7 +18888,7 @@
         </w:rPr>
         <w:t xml:space="preserve">Best practices in quality assurance in selected higher education institutions (HEIs) in the Philippines in the light of the Malcolm Baldrige framework. WSEAS Transactions on Environment and Development, 17, 115-125. </w:t>
       </w:r>
-      <w:hyperlink r:id="rId68" w:tgtFrame="_blank" w:history="1">
+      <w:hyperlink r:id="rId70" w:tgtFrame="_blank" w:history="1">
         <w:r>
           <w:rPr>
             <w:rFonts w:ascii="Courier New" w:hAnsi="Courier New" w:cs="Courier New"/>
@@ -18354,7 +18951,7 @@
         </w:rPr>
         <w:t xml:space="preserve">Service quality assessment tool in a State University in Northern Mindanao. Journal of Interdisciplinary Perspectives, 8(1), 1-12. </w:t>
       </w:r>
-      <w:hyperlink r:id="rId69" w:tgtFrame="_blank" w:history="1">
+      <w:hyperlink r:id="rId71" w:tgtFrame="_blank" w:history="1">
         <w:r>
           <w:rPr>
             <w:rFonts w:ascii="Courier New" w:hAnsi="Courier New" w:cs="Courier New"/>
@@ -18402,7 +18999,7 @@
         </w:rPr>
         <w:t xml:space="preserve"> Strengthening CHED's developmental and regulatory processes (Discussion Paper Series No. 2024-41). PIDS. </w:t>
       </w:r>
-      <w:hyperlink r:id="rId70" w:tgtFrame="_blank" w:history="1">
+      <w:hyperlink r:id="rId72" w:tgtFrame="_blank" w:history="1">
         <w:r>
           <w:rPr>
             <w:rFonts w:ascii="Courier New" w:hAnsi="Courier New" w:cs="Courier New"/>
@@ -18469,7 +19066,7 @@
         </w:rPr>
         <w:t xml:space="preserve">Evaluation of the quality assurance practices of the College of Education programs of a Philippine local university. Journal of Interdisciplinary Perspectives, 9(1), 1-10. </w:t>
       </w:r>
-      <w:hyperlink r:id="rId71" w:tgtFrame="_blank" w:history="1">
+      <w:hyperlink r:id="rId73" w:tgtFrame="_blank" w:history="1">
         <w:r>
           <w:rPr>
             <w:rFonts w:ascii="Courier New" w:hAnsi="Courier New" w:cs="Courier New"/>
@@ -18591,7 +19188,7 @@
         </w:rPr>
         <w:t xml:space="preserve"> </w:t>
       </w:r>
-      <w:hyperlink r:id="rId72" w:tgtFrame="_blank" w:history="1">
+      <w:hyperlink r:id="rId74" w:tgtFrame="_blank" w:history="1">
         <w:r>
           <w:rPr>
             <w:rFonts w:ascii="Courier New" w:hAnsi="Courier New" w:cs="Courier New"/>
@@ -18626,6 +19223,7 @@
           <w:szCs w:val="24"/>
           <w:lang w:val="en-US" w:eastAsia="zh-CN"/>
         </w:rPr>
+        <w:lastRenderedPageBreak/>
         <w:t>Surigao State College of Technology. (2025).</w:t>
       </w:r>
       <w:r>
@@ -18659,10 +19257,9 @@
           <w:szCs w:val="24"/>
           <w:lang w:val="en-US" w:eastAsia="zh-CN"/>
         </w:rPr>
-        <w:lastRenderedPageBreak/>
         <w:t xml:space="preserve">General Education Program Curriculum Map: Outcomes-Based Education Framework. </w:t>
       </w:r>
-      <w:hyperlink r:id="rId73" w:tgtFrame="_blank" w:history="1">
+      <w:hyperlink r:id="rId75" w:tgtFrame="_blank" w:history="1">
         <w:r>
           <w:rPr>
             <w:rFonts w:ascii="Courier New" w:hAnsi="Courier New" w:cs="Courier New"/>
@@ -18707,7 +19304,7 @@
         </w:rPr>
         <w:t xml:space="preserve"> Digital transformation of Philippine higher education (Report No. P177574). World Bank Group. </w:t>
       </w:r>
-      <w:hyperlink r:id="rId74" w:tgtFrame="_blank" w:history="1">
+      <w:hyperlink r:id="rId76" w:tgtFrame="_blank" w:history="1">
         <w:r>
           <w:rPr>
             <w:rFonts w:ascii="Courier New" w:hAnsi="Courier New" w:cs="Courier New"/>
@@ -18777,8 +19374,8 @@
       </w:r>
     </w:p>
     <w:sectPr>
-      <w:headerReference w:type="default" r:id="rId75"/>
-      <w:headerReference w:type="first" r:id="rId76"/>
+      <w:headerReference w:type="default" r:id="rId77"/>
+      <w:headerReference w:type="first" r:id="rId78"/>
       <w:pgSz w:w="12242" w:h="15842"/>
       <w:pgMar w:top="1440" w:right="1440" w:bottom="1440" w:left="2160" w:header="709" w:footer="709" w:gutter="0"/>
       <w:cols w:space="708"/>
@@ -18854,6 +19451,16 @@
 </file>
 
 <file path=word/footer1.xml><?xml version="1.0" encoding="utf-8"?>
+<w:ftr xmlns:wpc="http://schemas.microsoft.com/office/word/2010/wordprocessingCanvas" xmlns:cx="http://schemas.microsoft.com/office/drawing/2014/chartex" xmlns:cx1="http://schemas.microsoft.com/office/drawing/2015/9/8/chartex" xmlns:cx2="http://schemas.microsoft.com/office/drawing/2015/10/21/chartex" xmlns:cx3="http://schemas.microsoft.com/office/drawing/2016/5/9/chartex" xmlns:cx4="http://schemas.microsoft.com/office/drawing/2016/5/10/chartex" xmlns:cx5="http://schemas.microsoft.com/office/drawing/2016/5/11/chartex" xmlns:cx6="http://schemas.microsoft.com/office/drawing/2016/5/12/chartex" xmlns:cx7="http://schemas.microsoft.com/office/drawing/2016/5/13/chartex" xmlns:cx8="http://schemas.microsoft.com/office/drawing/2016/5/14/chartex" xmlns:mc="http://schemas.openxmlformats.org/markup-compatibility/2006" xmlns:aink="http://schemas.microsoft.com/office/drawing/2016/ink" xmlns:am3d="http://schemas.microsoft.com/office/drawing/2017/model3d" xmlns:o="urn:schemas-microsoft-com:office:office" xmlns:oel="http://schemas.microsoft.com/office/2019/extlst" xmlns:r="http://schemas.openxmlformats.org/officeDocument/2006/relationships" xmlns:m="http://schemas.openxmlformats.org/officeDocument/2006/math" xmlns:v="urn:schemas-microsoft-com:vml" xmlns:wp14="http://schemas.microsoft.com/office/word/2010/wordprocessingDrawing" xmlns:wp="http://schemas.openxmlformats.org/drawingml/2006/wordprocessingDrawing" xmlns:w10="urn:schemas-microsoft-com:office:word" xmlns:w="http://schemas.openxmlformats.org/wordprocessingml/2006/main" xmlns:w14="http://schemas.microsoft.com/office/word/2010/wordml" xmlns:w15="http://schemas.microsoft.com/office/word/2012/wordml" xmlns:w16cex="http://schemas.microsoft.com/office/word/2018/wordml/cex" xmlns:w16cid="http://schemas.microsoft.com/office/word/2016/wordml/cid" xmlns:w16="http://schemas.microsoft.com/office/word/2018/wordml" xmlns:w16du="http://schemas.microsoft.com/office/word/2023/wordml/word16du" xmlns:w16sdtdh="http://schemas.microsoft.com/office/word/2020/wordml/sdtdatahash" xmlns:w16sdtfl="http://schemas.microsoft.com/office/word/2024/wordml/sdtformatlock" xmlns:w16se="http://schemas.microsoft.com/office/word/2015/wordml/symex" xmlns:wpg="http://schemas.microsoft.com/office/word/2010/wordprocessingGroup" xmlns:wpi="http://schemas.microsoft.com/office/word/2010/wordprocessingInk" xmlns:wne="http://schemas.microsoft.com/office/word/2006/wordml" xmlns:wps="http://schemas.microsoft.com/office/word/2010/wordprocessingShape" mc:Ignorable="w14 w15 w16se w16cid w16 w16cex w16sdtdh w16sdtfl w16du wp14">
+  <w:p>
+    <w:pPr>
+      <w:pStyle w:val="Footer"/>
+    </w:pPr>
+  </w:p>
+</w:ftr>
+</file>
+
+<file path=word/footer2.xml><?xml version="1.0" encoding="utf-8"?>
 <w:ftr xmlns:wpc="http://schemas.microsoft.com/office/word/2010/wordprocessingCanvas" xmlns:cx="http://schemas.microsoft.com/office/drawing/2014/chartex" xmlns:cx1="http://schemas.microsoft.com/office/drawing/2015/9/8/chartex" xmlns:cx2="http://schemas.microsoft.com/office/drawing/2015/10/21/chartex" xmlns:cx3="http://schemas.microsoft.com/office/drawing/2016/5/9/chartex" xmlns:cx4="http://schemas.microsoft.com/office/drawing/2016/5/10/chartex" xmlns:cx5="http://schemas.microsoft.com/office/drawing/2016/5/11/chartex" xmlns:cx6="http://schemas.microsoft.com/office/drawing/2016/5/12/chartex" xmlns:cx7="http://schemas.microsoft.com/office/drawing/2016/5/13/chartex" xmlns:cx8="http://schemas.microsoft.com/office/drawing/2016/5/14/chartex" xmlns:mc="http://schemas.openxmlformats.org/markup-compatibility/2006" xmlns:aink="http://schemas.microsoft.com/office/drawing/2016/ink" xmlns:am3d="http://schemas.microsoft.com/office/drawing/2017/model3d" xmlns:o="urn:schemas-microsoft-com:office:office" xmlns:oel="http://schemas.microsoft.com/office/2019/extlst" xmlns:r="http://schemas.openxmlformats.org/officeDocument/2006/relationships" xmlns:m="http://schemas.openxmlformats.org/officeDocument/2006/math" xmlns:v="urn:schemas-microsoft-com:vml" xmlns:wp14="http://schemas.microsoft.com/office/word/2010/wordprocessingDrawing" xmlns:wp="http://schemas.openxmlformats.org/drawingml/2006/wordprocessingDrawing" xmlns:w10="urn:schemas-microsoft-com:office:word" xmlns:w="http://schemas.openxmlformats.org/wordprocessingml/2006/main" xmlns:w14="http://schemas.microsoft.com/office/word/2010/wordml" xmlns:w15="http://schemas.microsoft.com/office/word/2012/wordml" xmlns:w16cex="http://schemas.microsoft.com/office/word/2018/wordml/cex" xmlns:w16cid="http://schemas.microsoft.com/office/word/2016/wordml/cid" xmlns:w16="http://schemas.microsoft.com/office/word/2018/wordml" xmlns:w16du="http://schemas.microsoft.com/office/word/2023/wordml/word16du" xmlns:w16sdtdh="http://schemas.microsoft.com/office/word/2020/wordml/sdtdatahash" xmlns:w16sdtfl="http://schemas.microsoft.com/office/word/2024/wordml/sdtformatlock" xmlns:w16se="http://schemas.microsoft.com/office/word/2015/wordml/symex" xmlns:wpg="http://schemas.microsoft.com/office/word/2010/wordprocessingGroup" xmlns:wpi="http://schemas.microsoft.com/office/word/2010/wordprocessingInk" xmlns:wne="http://schemas.microsoft.com/office/word/2006/wordml" xmlns:wps="http://schemas.microsoft.com/office/word/2010/wordprocessingShape" mc:Ignorable="w14 w15 w16se w16cid w16 w16cex w16sdtdh w16sdtfl w16du wp14">
   <w:sdt>
     <w:sdtPr>
@@ -18943,7 +19550,7 @@
 </w:ftr>
 </file>
 
-<file path=word/footer2.xml><?xml version="1.0" encoding="utf-8"?>
+<file path=word/footer3.xml><?xml version="1.0" encoding="utf-8"?>
 <w:ftr xmlns:wpc="http://schemas.microsoft.com/office/word/2010/wordprocessingCanvas" xmlns:cx="http://schemas.microsoft.com/office/drawing/2014/chartex" xmlns:cx1="http://schemas.microsoft.com/office/drawing/2015/9/8/chartex" xmlns:cx2="http://schemas.microsoft.com/office/drawing/2015/10/21/chartex" xmlns:cx3="http://schemas.microsoft.com/office/drawing/2016/5/9/chartex" xmlns:cx4="http://schemas.microsoft.com/office/drawing/2016/5/10/chartex" xmlns:cx5="http://schemas.microsoft.com/office/drawing/2016/5/11/chartex" xmlns:cx6="http://schemas.microsoft.com/office/drawing/2016/5/12/chartex" xmlns:cx7="http://schemas.microsoft.com/office/drawing/2016/5/13/chartex" xmlns:cx8="http://schemas.microsoft.com/office/drawing/2016/5/14/chartex" xmlns:mc="http://schemas.openxmlformats.org/markup-compatibility/2006" xmlns:aink="http://schemas.microsoft.com/office/drawing/2016/ink" xmlns:am3d="http://schemas.microsoft.com/office/drawing/2017/model3d" xmlns:o="urn:schemas-microsoft-com:office:office" xmlns:oel="http://schemas.microsoft.com/office/2019/extlst" xmlns:r="http://schemas.openxmlformats.org/officeDocument/2006/relationships" xmlns:m="http://schemas.openxmlformats.org/officeDocument/2006/math" xmlns:v="urn:schemas-microsoft-com:vml" xmlns:wp14="http://schemas.microsoft.com/office/word/2010/wordprocessingDrawing" xmlns:wp="http://schemas.openxmlformats.org/drawingml/2006/wordprocessingDrawing" xmlns:w10="urn:schemas-microsoft-com:office:word" xmlns:w="http://schemas.openxmlformats.org/wordprocessingml/2006/main" xmlns:w14="http://schemas.microsoft.com/office/word/2010/wordml" xmlns:w15="http://schemas.microsoft.com/office/word/2012/wordml" xmlns:w16cex="http://schemas.microsoft.com/office/word/2018/wordml/cex" xmlns:w16cid="http://schemas.microsoft.com/office/word/2016/wordml/cid" xmlns:w16="http://schemas.microsoft.com/office/word/2018/wordml" xmlns:w16du="http://schemas.microsoft.com/office/word/2023/wordml/word16du" xmlns:w16sdtdh="http://schemas.microsoft.com/office/word/2020/wordml/sdtdatahash" xmlns:w16sdtfl="http://schemas.microsoft.com/office/word/2024/wordml/sdtformatlock" xmlns:w16se="http://schemas.microsoft.com/office/word/2015/wordml/symex" xmlns:wpg="http://schemas.microsoft.com/office/word/2010/wordprocessingGroup" xmlns:wpi="http://schemas.microsoft.com/office/word/2010/wordprocessingInk" xmlns:wne="http://schemas.microsoft.com/office/word/2006/wordml" xmlns:wps="http://schemas.microsoft.com/office/word/2010/wordprocessingShape" mc:Ignorable="w14 w15 w16se w16cid w16 w16cex w16sdtdh w16sdtfl w16du wp14">
   <w:p>
     <w:pPr>
@@ -18954,7 +19561,7 @@
 </w:ftr>
 </file>
 
-<file path=word/footer3.xml><?xml version="1.0" encoding="utf-8"?>
+<file path=word/footer4.xml><?xml version="1.0" encoding="utf-8"?>
 <w:ftr xmlns:wpc="http://schemas.microsoft.com/office/word/2010/wordprocessingCanvas" xmlns:cx="http://schemas.microsoft.com/office/drawing/2014/chartex" xmlns:cx1="http://schemas.microsoft.com/office/drawing/2015/9/8/chartex" xmlns:cx2="http://schemas.microsoft.com/office/drawing/2015/10/21/chartex" xmlns:cx3="http://schemas.microsoft.com/office/drawing/2016/5/9/chartex" xmlns:cx4="http://schemas.microsoft.com/office/drawing/2016/5/10/chartex" xmlns:cx5="http://schemas.microsoft.com/office/drawing/2016/5/11/chartex" xmlns:cx6="http://schemas.microsoft.com/office/drawing/2016/5/12/chartex" xmlns:cx7="http://schemas.microsoft.com/office/drawing/2016/5/13/chartex" xmlns:cx8="http://schemas.microsoft.com/office/drawing/2016/5/14/chartex" xmlns:mc="http://schemas.openxmlformats.org/markup-compatibility/2006" xmlns:aink="http://schemas.microsoft.com/office/drawing/2016/ink" xmlns:am3d="http://schemas.microsoft.com/office/drawing/2017/model3d" xmlns:o="urn:schemas-microsoft-com:office:office" xmlns:oel="http://schemas.microsoft.com/office/2019/extlst" xmlns:r="http://schemas.openxmlformats.org/officeDocument/2006/relationships" xmlns:m="http://schemas.openxmlformats.org/officeDocument/2006/math" xmlns:v="urn:schemas-microsoft-com:vml" xmlns:wp14="http://schemas.microsoft.com/office/word/2010/wordprocessingDrawing" xmlns:wp="http://schemas.openxmlformats.org/drawingml/2006/wordprocessingDrawing" xmlns:w10="urn:schemas-microsoft-com:office:word" xmlns:w="http://schemas.openxmlformats.org/wordprocessingml/2006/main" xmlns:w14="http://schemas.microsoft.com/office/word/2010/wordml" xmlns:w15="http://schemas.microsoft.com/office/word/2012/wordml" xmlns:w16cex="http://schemas.microsoft.com/office/word/2018/wordml/cex" xmlns:w16cid="http://schemas.microsoft.com/office/word/2016/wordml/cid" xmlns:w16="http://schemas.microsoft.com/office/word/2018/wordml" xmlns:w16du="http://schemas.microsoft.com/office/word/2023/wordml/word16du" xmlns:w16sdtdh="http://schemas.microsoft.com/office/word/2020/wordml/sdtdatahash" xmlns:w16sdtfl="http://schemas.microsoft.com/office/word/2024/wordml/sdtformatlock" xmlns:w16se="http://schemas.microsoft.com/office/word/2015/wordml/symex" xmlns:wpg="http://schemas.microsoft.com/office/word/2010/wordprocessingGroup" xmlns:wpi="http://schemas.microsoft.com/office/word/2010/wordprocessingInk" xmlns:wne="http://schemas.microsoft.com/office/word/2006/wordml" xmlns:wps="http://schemas.microsoft.com/office/word/2010/wordprocessingShape" mc:Ignorable="w14 w15 w16se w16cid w16 w16cex w16sdtdh w16sdtfl w16du wp14">
   <w:sdt>
     <w:sdtPr>
@@ -19085,7 +19692,7 @@
 </w:ftr>
 </file>
 
-<file path=word/footer4.xml><?xml version="1.0" encoding="utf-8"?>
+<file path=word/footer5.xml><?xml version="1.0" encoding="utf-8"?>
 <w:ftr xmlns:wpc="http://schemas.microsoft.com/office/word/2010/wordprocessingCanvas" xmlns:cx="http://schemas.microsoft.com/office/drawing/2014/chartex" xmlns:cx1="http://schemas.microsoft.com/office/drawing/2015/9/8/chartex" xmlns:cx2="http://schemas.microsoft.com/office/drawing/2015/10/21/chartex" xmlns:cx3="http://schemas.microsoft.com/office/drawing/2016/5/9/chartex" xmlns:cx4="http://schemas.microsoft.com/office/drawing/2016/5/10/chartex" xmlns:cx5="http://schemas.microsoft.com/office/drawing/2016/5/11/chartex" xmlns:cx6="http://schemas.microsoft.com/office/drawing/2016/5/12/chartex" xmlns:cx7="http://schemas.microsoft.com/office/drawing/2016/5/13/chartex" xmlns:cx8="http://schemas.microsoft.com/office/drawing/2016/5/14/chartex" xmlns:mc="http://schemas.openxmlformats.org/markup-compatibility/2006" xmlns:aink="http://schemas.microsoft.com/office/drawing/2016/ink" xmlns:am3d="http://schemas.microsoft.com/office/drawing/2017/model3d" xmlns:o="urn:schemas-microsoft-com:office:office" xmlns:oel="http://schemas.microsoft.com/office/2019/extlst" xmlns:r="http://schemas.openxmlformats.org/officeDocument/2006/relationships" xmlns:m="http://schemas.openxmlformats.org/officeDocument/2006/math" xmlns:v="urn:schemas-microsoft-com:vml" xmlns:wp14="http://schemas.microsoft.com/office/word/2010/wordprocessingDrawing" xmlns:wp="http://schemas.openxmlformats.org/drawingml/2006/wordprocessingDrawing" xmlns:w10="urn:schemas-microsoft-com:office:word" xmlns:w="http://schemas.openxmlformats.org/wordprocessingml/2006/main" xmlns:w14="http://schemas.microsoft.com/office/word/2010/wordml" xmlns:w15="http://schemas.microsoft.com/office/word/2012/wordml" xmlns:w16cex="http://schemas.microsoft.com/office/word/2018/wordml/cex" xmlns:w16cid="http://schemas.microsoft.com/office/word/2016/wordml/cid" xmlns:w16="http://schemas.microsoft.com/office/word/2018/wordml" xmlns:w16du="http://schemas.microsoft.com/office/word/2023/wordml/word16du" xmlns:w16sdtdh="http://schemas.microsoft.com/office/word/2020/wordml/sdtdatahash" xmlns:w16sdtfl="http://schemas.microsoft.com/office/word/2024/wordml/sdtformatlock" xmlns:w16se="http://schemas.microsoft.com/office/word/2015/wordml/symex" xmlns:wpg="http://schemas.microsoft.com/office/word/2010/wordprocessingGroup" xmlns:wpi="http://schemas.microsoft.com/office/word/2010/wordprocessingInk" xmlns:wne="http://schemas.microsoft.com/office/word/2006/wordml" xmlns:wps="http://schemas.microsoft.com/office/word/2010/wordprocessingShape" mc:Ignorable="w14 w15 w16se w16cid w16 w16cex w16sdtdh w16sdtfl w16du wp14">
   <w:sdt>
     <w:sdtPr>
@@ -19175,7 +19782,7 @@
 </w:ftr>
 </file>
 
-<file path=word/footer5.xml><?xml version="1.0" encoding="utf-8"?>
+<file path=word/footer6.xml><?xml version="1.0" encoding="utf-8"?>
 <w:ftr xmlns:wpc="http://schemas.microsoft.com/office/word/2010/wordprocessingCanvas" xmlns:cx="http://schemas.microsoft.com/office/drawing/2014/chartex" xmlns:cx1="http://schemas.microsoft.com/office/drawing/2015/9/8/chartex" xmlns:cx2="http://schemas.microsoft.com/office/drawing/2015/10/21/chartex" xmlns:cx3="http://schemas.microsoft.com/office/drawing/2016/5/9/chartex" xmlns:cx4="http://schemas.microsoft.com/office/drawing/2016/5/10/chartex" xmlns:cx5="http://schemas.microsoft.com/office/drawing/2016/5/11/chartex" xmlns:cx6="http://schemas.microsoft.com/office/drawing/2016/5/12/chartex" xmlns:cx7="http://schemas.microsoft.com/office/drawing/2016/5/13/chartex" xmlns:cx8="http://schemas.microsoft.com/office/drawing/2016/5/14/chartex" xmlns:mc="http://schemas.openxmlformats.org/markup-compatibility/2006" xmlns:aink="http://schemas.microsoft.com/office/drawing/2016/ink" xmlns:am3d="http://schemas.microsoft.com/office/drawing/2017/model3d" xmlns:o="urn:schemas-microsoft-com:office:office" xmlns:oel="http://schemas.microsoft.com/office/2019/extlst" xmlns:r="http://schemas.openxmlformats.org/officeDocument/2006/relationships" xmlns:m="http://schemas.openxmlformats.org/officeDocument/2006/math" xmlns:v="urn:schemas-microsoft-com:vml" xmlns:wp14="http://schemas.microsoft.com/office/word/2010/wordprocessingDrawing" xmlns:wp="http://schemas.openxmlformats.org/drawingml/2006/wordprocessingDrawing" xmlns:w10="urn:schemas-microsoft-com:office:word" xmlns:w="http://schemas.openxmlformats.org/wordprocessingml/2006/main" xmlns:w14="http://schemas.microsoft.com/office/word/2010/wordml" xmlns:w15="http://schemas.microsoft.com/office/word/2012/wordml" xmlns:w16cex="http://schemas.microsoft.com/office/word/2018/wordml/cex" xmlns:w16cid="http://schemas.microsoft.com/office/word/2016/wordml/cid" xmlns:w16="http://schemas.microsoft.com/office/word/2018/wordml" xmlns:w16du="http://schemas.microsoft.com/office/word/2023/wordml/word16du" xmlns:w16sdtdh="http://schemas.microsoft.com/office/word/2020/wordml/sdtdatahash" xmlns:w16sdtfl="http://schemas.microsoft.com/office/word/2024/wordml/sdtformatlock" xmlns:w16se="http://schemas.microsoft.com/office/word/2015/wordml/symex" xmlns:wpg="http://schemas.microsoft.com/office/word/2010/wordprocessingGroup" xmlns:wpi="http://schemas.microsoft.com/office/word/2010/wordprocessingInk" xmlns:wne="http://schemas.microsoft.com/office/word/2006/wordml" xmlns:wps="http://schemas.microsoft.com/office/word/2010/wordprocessingShape" mc:Ignorable="w14 w15 w16se w16cid w16 w16cex w16sdtdh w16sdtfl w16du wp14">
   <w:sdt>
     <w:sdtPr>
@@ -19291,6 +19898,1710 @@
 </file>
 
 <file path=word/header1.xml><?xml version="1.0" encoding="utf-8"?>
+<w:hdr xmlns:wpc="http://schemas.microsoft.com/office/word/2010/wordprocessingCanvas" xmlns:cx="http://schemas.microsoft.com/office/drawing/2014/chartex" xmlns:cx1="http://schemas.microsoft.com/office/drawing/2015/9/8/chartex" xmlns:cx2="http://schemas.microsoft.com/office/drawing/2015/10/21/chartex" xmlns:cx3="http://schemas.microsoft.com/office/drawing/2016/5/9/chartex" xmlns:cx4="http://schemas.microsoft.com/office/drawing/2016/5/10/chartex" xmlns:cx5="http://schemas.microsoft.com/office/drawing/2016/5/11/chartex" xmlns:cx6="http://schemas.microsoft.com/office/drawing/2016/5/12/chartex" xmlns:cx7="http://schemas.microsoft.com/office/drawing/2016/5/13/chartex" xmlns:cx8="http://schemas.microsoft.com/office/drawing/2016/5/14/chartex" xmlns:mc="http://schemas.openxmlformats.org/markup-compatibility/2006" xmlns:aink="http://schemas.microsoft.com/office/drawing/2016/ink" xmlns:am3d="http://schemas.microsoft.com/office/drawing/2017/model3d" xmlns:o="urn:schemas-microsoft-com:office:office" xmlns:oel="http://schemas.microsoft.com/office/2019/extlst" xmlns:r="http://schemas.openxmlformats.org/officeDocument/2006/relationships" xmlns:m="http://schemas.openxmlformats.org/officeDocument/2006/math" xmlns:v="urn:schemas-microsoft-com:vml" xmlns:wp14="http://schemas.microsoft.com/office/word/2010/wordprocessingDrawing" xmlns:wp="http://schemas.openxmlformats.org/drawingml/2006/wordprocessingDrawing" xmlns:w10="urn:schemas-microsoft-com:office:word" xmlns:w="http://schemas.openxmlformats.org/wordprocessingml/2006/main" xmlns:w14="http://schemas.microsoft.com/office/word/2010/wordml" xmlns:w15="http://schemas.microsoft.com/office/word/2012/wordml" xmlns:w16cex="http://schemas.microsoft.com/office/word/2018/wordml/cex" xmlns:w16cid="http://schemas.microsoft.com/office/word/2016/wordml/cid" xmlns:w16="http://schemas.microsoft.com/office/word/2018/wordml" xmlns:w16du="http://schemas.microsoft.com/office/word/2023/wordml/word16du" xmlns:w16sdtdh="http://schemas.microsoft.com/office/word/2020/wordml/sdtdatahash" xmlns:w16sdtfl="http://schemas.microsoft.com/office/word/2024/wordml/sdtformatlock" xmlns:w16se="http://schemas.microsoft.com/office/word/2015/wordml/symex" xmlns:wpg="http://schemas.microsoft.com/office/word/2010/wordprocessingGroup" xmlns:wpi="http://schemas.microsoft.com/office/word/2010/wordprocessingInk" xmlns:wne="http://schemas.microsoft.com/office/word/2006/wordml" xmlns:wps="http://schemas.microsoft.com/office/word/2010/wordprocessingShape" mc:Ignorable="w14 w15 w16se w16cid w16 w16cex w16sdtdh w16sdtfl w16du wp14">
+  <w:p>
+    <w:pPr>
+      <w:pStyle w:val="Header"/>
+    </w:pPr>
+  </w:p>
+</w:hdr>
+</file>
+
+<file path=word/header10.xml><?xml version="1.0" encoding="utf-8"?>
+<w:hdr xmlns:wpc="http://schemas.microsoft.com/office/word/2010/wordprocessingCanvas" xmlns:cx="http://schemas.microsoft.com/office/drawing/2014/chartex" xmlns:cx1="http://schemas.microsoft.com/office/drawing/2015/9/8/chartex" xmlns:cx2="http://schemas.microsoft.com/office/drawing/2015/10/21/chartex" xmlns:cx3="http://schemas.microsoft.com/office/drawing/2016/5/9/chartex" xmlns:cx4="http://schemas.microsoft.com/office/drawing/2016/5/10/chartex" xmlns:cx5="http://schemas.microsoft.com/office/drawing/2016/5/11/chartex" xmlns:cx6="http://schemas.microsoft.com/office/drawing/2016/5/12/chartex" xmlns:cx7="http://schemas.microsoft.com/office/drawing/2016/5/13/chartex" xmlns:cx8="http://schemas.microsoft.com/office/drawing/2016/5/14/chartex" xmlns:mc="http://schemas.openxmlformats.org/markup-compatibility/2006" xmlns:aink="http://schemas.microsoft.com/office/drawing/2016/ink" xmlns:am3d="http://schemas.microsoft.com/office/drawing/2017/model3d" xmlns:o="urn:schemas-microsoft-com:office:office" xmlns:oel="http://schemas.microsoft.com/office/2019/extlst" xmlns:r="http://schemas.openxmlformats.org/officeDocument/2006/relationships" xmlns:m="http://schemas.openxmlformats.org/officeDocument/2006/math" xmlns:v="urn:schemas-microsoft-com:vml" xmlns:wp14="http://schemas.microsoft.com/office/word/2010/wordprocessingDrawing" xmlns:wp="http://schemas.openxmlformats.org/drawingml/2006/wordprocessingDrawing" xmlns:w10="urn:schemas-microsoft-com:office:word" xmlns:w="http://schemas.openxmlformats.org/wordprocessingml/2006/main" xmlns:w14="http://schemas.microsoft.com/office/word/2010/wordml" xmlns:w15="http://schemas.microsoft.com/office/word/2012/wordml" xmlns:w16cex="http://schemas.microsoft.com/office/word/2018/wordml/cex" xmlns:w16cid="http://schemas.microsoft.com/office/word/2016/wordml/cid" xmlns:w16="http://schemas.microsoft.com/office/word/2018/wordml" xmlns:w16du="http://schemas.microsoft.com/office/word/2023/wordml/word16du" xmlns:w16sdtdh="http://schemas.microsoft.com/office/word/2020/wordml/sdtdatahash" xmlns:w16sdtfl="http://schemas.microsoft.com/office/word/2024/wordml/sdtformatlock" xmlns:w16se="http://schemas.microsoft.com/office/word/2015/wordml/symex" xmlns:wpg="http://schemas.microsoft.com/office/word/2010/wordprocessingGroup" xmlns:wpi="http://schemas.microsoft.com/office/word/2010/wordprocessingInk" xmlns:wne="http://schemas.microsoft.com/office/word/2006/wordml" xmlns:wps="http://schemas.microsoft.com/office/word/2010/wordprocessingShape" mc:Ignorable="w14 w15 w16se w16cid w16 w16cex w16sdtdh w16sdtfl w16du wp14">
+  <w:sdt>
+    <w:sdtPr>
+      <w:id w:val="1983423169"/>
+    </w:sdtPr>
+    <w:sdtEndPr>
+      <w:rPr>
+        <w:rFonts w:ascii="Courier New" w:hAnsi="Courier New" w:cs="Courier New"/>
+        <w:sz w:val="20"/>
+        <w:szCs w:val="20"/>
+      </w:rPr>
+    </w:sdtEndPr>
+    <w:sdtContent>
+      <w:p>
+        <w:pPr>
+          <w:pStyle w:val="Header"/>
+          <w:tabs>
+            <w:tab w:val="center" w:pos="4321"/>
+            <w:tab w:val="right" w:pos="8642"/>
+          </w:tabs>
+          <w:rPr>
+            <w:rFonts w:ascii="Courier New" w:hAnsi="Courier New" w:cs="Courier New"/>
+            <w:b/>
+            <w:sz w:val="32"/>
+          </w:rPr>
+        </w:pPr>
+        <w:r>
+          <w:tab/>
+        </w:r>
+        <w:r>
+          <w:rPr>
+            <w:rFonts w:ascii="Courier New" w:hAnsi="Courier New" w:cs="Courier New"/>
+            <w:b/>
+            <w:noProof/>
+            <w:sz w:val="36"/>
+            <w:lang w:eastAsia="en-PH"/>
+          </w:rPr>
+          <w:drawing>
+            <wp:anchor distT="0" distB="0" distL="114300" distR="114300" simplePos="0" relativeHeight="251669504" behindDoc="0" locked="0" layoutInCell="1" allowOverlap="1" wp14:anchorId="76CF24D9" wp14:editId="03C59511">
+              <wp:simplePos x="0" y="0"/>
+              <wp:positionH relativeFrom="column">
+                <wp:posOffset>-246380</wp:posOffset>
+              </wp:positionH>
+              <wp:positionV relativeFrom="paragraph">
+                <wp:posOffset>-198120</wp:posOffset>
+              </wp:positionV>
+              <wp:extent cx="823595" cy="724535"/>
+              <wp:effectExtent l="0" t="0" r="14605" b="18415"/>
+              <wp:wrapNone/>
+              <wp:docPr id="1220379455" name="Picture 1220379455"/>
+              <wp:cNvGraphicFramePr>
+                <a:graphicFrameLocks xmlns:a="http://schemas.openxmlformats.org/drawingml/2006/main" noChangeAspect="1"/>
+              </wp:cNvGraphicFramePr>
+              <a:graphic xmlns:a="http://schemas.openxmlformats.org/drawingml/2006/main">
+                <a:graphicData uri="http://schemas.openxmlformats.org/drawingml/2006/picture">
+                  <pic:pic xmlns:pic="http://schemas.openxmlformats.org/drawingml/2006/picture">
+                    <pic:nvPicPr>
+                      <pic:cNvPr id="700363394" name="Picture 700363394"/>
+                      <pic:cNvPicPr>
+                        <a:picLocks noChangeAspect="1"/>
+                      </pic:cNvPicPr>
+                    </pic:nvPicPr>
+                    <pic:blipFill>
+                      <a:blip r:embed="rId1">
+                        <a:extLst>
+                          <a:ext uri="{28A0092B-C50C-407E-A947-70E740481C1C}">
+                            <a14:useLocalDpi xmlns:a14="http://schemas.microsoft.com/office/drawing/2010/main" val="0"/>
+                          </a:ext>
+                        </a:extLst>
+                      </a:blip>
+                      <a:stretch>
+                        <a:fillRect/>
+                      </a:stretch>
+                    </pic:blipFill>
+                    <pic:spPr>
+                      <a:xfrm>
+                        <a:off x="0" y="0"/>
+                        <a:ext cx="823578" cy="724710"/>
+                      </a:xfrm>
+                      <a:prstGeom prst="rect">
+                        <a:avLst/>
+                      </a:prstGeom>
+                    </pic:spPr>
+                  </pic:pic>
+                </a:graphicData>
+              </a:graphic>
+            </wp:anchor>
+          </w:drawing>
+        </w:r>
+        <w:r>
+          <w:rPr>
+            <w:rFonts w:ascii="Courier New" w:hAnsi="Courier New" w:cs="Courier New"/>
+            <w:b/>
+            <w:noProof/>
+            <w:sz w:val="32"/>
+            <w:lang w:eastAsia="en-PH"/>
+          </w:rPr>
+          <mc:AlternateContent>
+            <mc:Choice Requires="wps">
+              <w:drawing>
+                <wp:anchor distT="0" distB="0" distL="114300" distR="114300" simplePos="0" relativeHeight="251672576" behindDoc="0" locked="0" layoutInCell="1" allowOverlap="1" wp14:anchorId="4DF466F2" wp14:editId="341E2D7A">
+                  <wp:simplePos x="0" y="0"/>
+                  <wp:positionH relativeFrom="column">
+                    <wp:posOffset>-1371600</wp:posOffset>
+                  </wp:positionH>
+                  <wp:positionV relativeFrom="paragraph">
+                    <wp:posOffset>-287020</wp:posOffset>
+                  </wp:positionV>
+                  <wp:extent cx="7772400" cy="0"/>
+                  <wp:effectExtent l="0" t="19050" r="0" b="19050"/>
+                  <wp:wrapNone/>
+                  <wp:docPr id="190166018" name="Straight Connector 190166018"/>
+                  <wp:cNvGraphicFramePr/>
+                  <a:graphic xmlns:a="http://schemas.openxmlformats.org/drawingml/2006/main">
+                    <a:graphicData uri="http://schemas.microsoft.com/office/word/2010/wordprocessingShape">
+                      <wps:wsp>
+                        <wps:cNvCnPr/>
+                        <wps:spPr>
+                          <a:xfrm>
+                            <a:off x="0" y="0"/>
+                            <a:ext cx="7772400" cy="0"/>
+                          </a:xfrm>
+                          <a:prstGeom prst="line">
+                            <a:avLst/>
+                          </a:prstGeom>
+                          <a:ln w="38100"/>
+                        </wps:spPr>
+                        <wps:style>
+                          <a:lnRef idx="1">
+                            <a:schemeClr val="dk1"/>
+                          </a:lnRef>
+                          <a:fillRef idx="0">
+                            <a:schemeClr val="dk1"/>
+                          </a:fillRef>
+                          <a:effectRef idx="0">
+                            <a:schemeClr val="dk1"/>
+                          </a:effectRef>
+                          <a:fontRef idx="minor">
+                            <a:schemeClr val="tx1"/>
+                          </a:fontRef>
+                        </wps:style>
+                        <wps:bodyPr/>
+                      </wps:wsp>
+                    </a:graphicData>
+                  </a:graphic>
+                </wp:anchor>
+              </w:drawing>
+            </mc:Choice>
+            <mc:Fallback>
+              <w:pict>
+                <v:line w14:anchorId="0AF80BF6" id="Straight Connector 190166018" o:spid="_x0000_s1026" style="position:absolute;z-index:251708416;visibility:visible;mso-wrap-style:square;mso-wrap-distance-left:9pt;mso-wrap-distance-top:0;mso-wrap-distance-right:9pt;mso-wrap-distance-bottom:0;mso-position-horizontal:absolute;mso-position-horizontal-relative:text;mso-position-vertical:absolute;mso-position-vertical-relative:text" from="-108pt,-22.6pt" to="7in,-22.6pt" o:gfxdata="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" strokecolor="black [3200]" strokeweight="3pt">
+                  <v:stroke joinstyle="miter"/>
+                </v:line>
+              </w:pict>
+            </mc:Fallback>
+          </mc:AlternateContent>
+        </w:r>
+        <w:r>
+          <w:rPr>
+            <w:rFonts w:ascii="Courier New" w:hAnsi="Courier New" w:cs="Courier New"/>
+            <w:b/>
+            <w:noProof/>
+            <w:sz w:val="36"/>
+            <w:lang w:eastAsia="en-PH"/>
+          </w:rPr>
+          <mc:AlternateContent>
+            <mc:Choice Requires="wps">
+              <w:drawing>
+                <wp:anchor distT="0" distB="0" distL="114300" distR="114300" simplePos="0" relativeHeight="251670528" behindDoc="0" locked="0" layoutInCell="1" allowOverlap="1" wp14:anchorId="04C379D1" wp14:editId="5A24E7E5">
+                  <wp:simplePos x="0" y="0"/>
+                  <wp:positionH relativeFrom="column">
+                    <wp:posOffset>-228600</wp:posOffset>
+                  </wp:positionH>
+                  <wp:positionV relativeFrom="paragraph">
+                    <wp:posOffset>-572770</wp:posOffset>
+                  </wp:positionV>
+                  <wp:extent cx="0" cy="10191750"/>
+                  <wp:effectExtent l="19050" t="0" r="19050" b="0"/>
+                  <wp:wrapNone/>
+                  <wp:docPr id="341334077" name="Straight Connector 341334077"/>
+                  <wp:cNvGraphicFramePr/>
+                  <a:graphic xmlns:a="http://schemas.openxmlformats.org/drawingml/2006/main">
+                    <a:graphicData uri="http://schemas.microsoft.com/office/word/2010/wordprocessingShape">
+                      <wps:wsp>
+                        <wps:cNvCnPr/>
+                        <wps:spPr>
+                          <a:xfrm>
+                            <a:off x="0" y="0"/>
+                            <a:ext cx="0" cy="10191896"/>
+                          </a:xfrm>
+                          <a:prstGeom prst="line">
+                            <a:avLst/>
+                          </a:prstGeom>
+                          <a:ln w="38100"/>
+                        </wps:spPr>
+                        <wps:style>
+                          <a:lnRef idx="1">
+                            <a:schemeClr val="dk1"/>
+                          </a:lnRef>
+                          <a:fillRef idx="0">
+                            <a:schemeClr val="dk1"/>
+                          </a:fillRef>
+                          <a:effectRef idx="0">
+                            <a:schemeClr val="dk1"/>
+                          </a:effectRef>
+                          <a:fontRef idx="minor">
+                            <a:schemeClr val="tx1"/>
+                          </a:fontRef>
+                        </wps:style>
+                        <wps:bodyPr/>
+                      </wps:wsp>
+                    </a:graphicData>
+                  </a:graphic>
+                </wp:anchor>
+              </w:drawing>
+            </mc:Choice>
+            <mc:Fallback>
+              <w:pict>
+                <v:line w14:anchorId="42220F27" id="Straight Connector 341334077" o:spid="_x0000_s1026" style="position:absolute;z-index:251706368;visibility:visible;mso-wrap-style:square;mso-wrap-distance-left:9pt;mso-wrap-distance-top:0;mso-wrap-distance-right:9pt;mso-wrap-distance-bottom:0;mso-position-horizontal:absolute;mso-position-horizontal-relative:text;mso-position-vertical:absolute;mso-position-vertical-relative:text" from="-18pt,-45.1pt" to="-18pt,757.4pt" o:gfxdata="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" strokecolor="black [3200]" strokeweight="3pt">
+                  <v:stroke joinstyle="miter"/>
+                </v:line>
+              </w:pict>
+            </mc:Fallback>
+          </mc:AlternateContent>
+        </w:r>
+        <w:r>
+          <w:rPr>
+            <w:rFonts w:ascii="Courier New" w:hAnsi="Courier New" w:cs="Courier New"/>
+            <w:b/>
+            <w:noProof/>
+            <w:sz w:val="36"/>
+            <w:lang w:eastAsia="en-PH"/>
+          </w:rPr>
+          <mc:AlternateContent>
+            <mc:Choice Requires="wps">
+              <w:drawing>
+                <wp:anchor distT="0" distB="0" distL="114300" distR="114300" simplePos="0" relativeHeight="251671552" behindDoc="0" locked="0" layoutInCell="1" allowOverlap="1" wp14:anchorId="54E11308" wp14:editId="59A407C0">
+                  <wp:simplePos x="0" y="0"/>
+                  <wp:positionH relativeFrom="column">
+                    <wp:posOffset>5715000</wp:posOffset>
+                  </wp:positionH>
+                  <wp:positionV relativeFrom="paragraph">
+                    <wp:posOffset>-419735</wp:posOffset>
+                  </wp:positionV>
+                  <wp:extent cx="0" cy="10033635"/>
+                  <wp:effectExtent l="19050" t="0" r="19050" b="5715"/>
+                  <wp:wrapNone/>
+                  <wp:docPr id="194450568" name="Straight Connector 194450568"/>
+                  <wp:cNvGraphicFramePr/>
+                  <a:graphic xmlns:a="http://schemas.openxmlformats.org/drawingml/2006/main">
+                    <a:graphicData uri="http://schemas.microsoft.com/office/word/2010/wordprocessingShape">
+                      <wps:wsp>
+                        <wps:cNvCnPr/>
+                        <wps:spPr>
+                          <a:xfrm>
+                            <a:off x="0" y="0"/>
+                            <a:ext cx="0" cy="10033762"/>
+                          </a:xfrm>
+                          <a:prstGeom prst="line">
+                            <a:avLst/>
+                          </a:prstGeom>
+                          <a:ln w="38100"/>
+                        </wps:spPr>
+                        <wps:style>
+                          <a:lnRef idx="1">
+                            <a:schemeClr val="dk1"/>
+                          </a:lnRef>
+                          <a:fillRef idx="0">
+                            <a:schemeClr val="dk1"/>
+                          </a:fillRef>
+                          <a:effectRef idx="0">
+                            <a:schemeClr val="dk1"/>
+                          </a:effectRef>
+                          <a:fontRef idx="minor">
+                            <a:schemeClr val="tx1"/>
+                          </a:fontRef>
+                        </wps:style>
+                        <wps:bodyPr/>
+                      </wps:wsp>
+                    </a:graphicData>
+                  </a:graphic>
+                </wp:anchor>
+              </w:drawing>
+            </mc:Choice>
+            <mc:Fallback>
+              <w:pict>
+                <v:line w14:anchorId="0F0EBD7E" id="Straight Connector 194450568" o:spid="_x0000_s1026" style="position:absolute;z-index:251707392;visibility:visible;mso-wrap-style:square;mso-wrap-distance-left:9pt;mso-wrap-distance-top:0;mso-wrap-distance-right:9pt;mso-wrap-distance-bottom:0;mso-position-horizontal:absolute;mso-position-horizontal-relative:text;mso-position-vertical:absolute;mso-position-vertical-relative:text" from="450pt,-33.05pt" to="450pt,757pt" o:gfxdata="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" strokecolor="black [3200]" strokeweight="3pt">
+                  <v:stroke joinstyle="miter"/>
+                </v:line>
+              </w:pict>
+            </mc:Fallback>
+          </mc:AlternateContent>
+        </w:r>
+        <w:r>
+          <w:rPr>
+            <w:rFonts w:ascii="Courier New" w:hAnsi="Courier New" w:cs="Courier New"/>
+            <w:b/>
+            <w:sz w:val="36"/>
+          </w:rPr>
+          <w:t>Kalinga State University</w:t>
+        </w:r>
+        <w:r>
+          <w:rPr>
+            <w:rFonts w:ascii="Courier New" w:hAnsi="Courier New" w:cs="Courier New"/>
+            <w:b/>
+            <w:sz w:val="36"/>
+          </w:rPr>
+          <w:tab/>
+        </w:r>
+      </w:p>
+      <w:p>
+        <w:pPr>
+          <w:pStyle w:val="Header"/>
+          <w:tabs>
+            <w:tab w:val="clear" w:pos="9360"/>
+            <w:tab w:val="left" w:pos="2256"/>
+            <w:tab w:val="center" w:pos="4320"/>
+            <w:tab w:val="right" w:pos="8642"/>
+          </w:tabs>
+          <w:rPr>
+            <w:rFonts w:ascii="Courier New" w:hAnsi="Courier New" w:cs="Courier New"/>
+            <w:sz w:val="24"/>
+          </w:rPr>
+        </w:pPr>
+        <w:r>
+          <w:rPr>
+            <w:rFonts w:ascii="Courier New" w:hAnsi="Courier New" w:cs="Courier New"/>
+            <w:sz w:val="24"/>
+          </w:rPr>
+          <w:tab/>
+        </w:r>
+        <w:r>
+          <w:rPr>
+            <w:rFonts w:ascii="Courier New" w:hAnsi="Courier New" w:cs="Courier New"/>
+            <w:sz w:val="24"/>
+          </w:rPr>
+          <w:tab/>
+          <w:t>Bulanao, Tabuk City, Kalinga</w:t>
+        </w:r>
+      </w:p>
+      <w:p>
+        <w:pPr>
+          <w:pStyle w:val="Header"/>
+          <w:tabs>
+            <w:tab w:val="left" w:pos="2256"/>
+            <w:tab w:val="left" w:pos="2696"/>
+            <w:tab w:val="center" w:pos="4320"/>
+            <w:tab w:val="left" w:pos="8370"/>
+          </w:tabs>
+          <w:wordWrap w:val="0"/>
+          <w:jc w:val="center"/>
+          <w:rPr>
+            <w:rFonts w:ascii="Courier New" w:hAnsi="Courier New" w:cs="Courier New"/>
+            <w:sz w:val="20"/>
+            <w:szCs w:val="20"/>
+            <w:lang w:val="en-US"/>
+          </w:rPr>
+        </w:pPr>
+        <w:r>
+          <w:rPr>
+            <w:rFonts w:ascii="Courier New" w:hAnsi="Courier New" w:cs="Courier New"/>
+            <w:noProof/>
+            <w:lang w:eastAsia="en-PH"/>
+          </w:rPr>
+          <mc:AlternateContent>
+            <mc:Choice Requires="wps">
+              <w:drawing>
+                <wp:anchor distT="0" distB="0" distL="114300" distR="114300" simplePos="0" relativeHeight="251646976" behindDoc="0" locked="0" layoutInCell="1" allowOverlap="1" wp14:anchorId="34B28411" wp14:editId="3F8150CD">
+                  <wp:simplePos x="0" y="0"/>
+                  <wp:positionH relativeFrom="page">
+                    <wp:align>right</wp:align>
+                  </wp:positionH>
+                  <wp:positionV relativeFrom="paragraph">
+                    <wp:posOffset>204470</wp:posOffset>
+                  </wp:positionV>
+                  <wp:extent cx="7772400" cy="0"/>
+                  <wp:effectExtent l="0" t="19050" r="19050" b="19050"/>
+                  <wp:wrapNone/>
+                  <wp:docPr id="9907" name="Straight Connector 29"/>
+                  <wp:cNvGraphicFramePr/>
+                  <a:graphic xmlns:a="http://schemas.openxmlformats.org/drawingml/2006/main">
+                    <a:graphicData uri="http://schemas.microsoft.com/office/word/2010/wordprocessingShape">
+                      <wps:wsp>
+                        <wps:cNvCnPr/>
+                        <wps:spPr>
+                          <a:xfrm>
+                            <a:off x="0" y="0"/>
+                            <a:ext cx="7772400" cy="0"/>
+                          </a:xfrm>
+                          <a:prstGeom prst="line">
+                            <a:avLst/>
+                          </a:prstGeom>
+                          <a:ln w="38100"/>
+                        </wps:spPr>
+                        <wps:style>
+                          <a:lnRef idx="1">
+                            <a:schemeClr val="dk1"/>
+                          </a:lnRef>
+                          <a:fillRef idx="0">
+                            <a:schemeClr val="dk1"/>
+                          </a:fillRef>
+                          <a:effectRef idx="0">
+                            <a:schemeClr val="dk1"/>
+                          </a:effectRef>
+                          <a:fontRef idx="minor">
+                            <a:schemeClr val="tx1"/>
+                          </a:fontRef>
+                        </wps:style>
+                        <wps:bodyPr/>
+                      </wps:wsp>
+                    </a:graphicData>
+                  </a:graphic>
+                </wp:anchor>
+              </w:drawing>
+            </mc:Choice>
+            <mc:Fallback xmlns:wpsCustomData="http://www.wps.cn/officeDocument/2013/wpsCustomData">
+              <w:pict>
+                <v:line id="_x0000_s1026" o:spid="_x0000_s1026" o:spt="20" style="position:absolute;left:0pt;margin-top:16.1pt;height:0pt;width:612pt;mso-position-horizontal:right;mso-position-horizontal-relative:page;z-index:251663360;mso-width-relative:page;mso-height-relative:page;" filled="f" stroked="t" coordsize="21600,21600" o:gfxdata="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">
+                  <v:fill on="f" focussize="0,0"/>
+                  <v:stroke weight="3pt" color="#000000 [3200]" miterlimit="8" joinstyle="miter"/>
+                  <v:imagedata o:title=""/>
+                  <o:lock v:ext="edit" aspectratio="f"/>
+                </v:line>
+              </w:pict>
+            </mc:Fallback>
+          </mc:AlternateContent>
+        </w:r>
+        <w:r>
+          <w:rPr>
+            <w:rFonts w:ascii="Courier New" w:hAnsi="Courier New" w:cs="Courier New"/>
+            <w:noProof/>
+            <w:lang w:eastAsia="en-PH"/>
+          </w:rPr>
+          <mc:AlternateContent>
+            <mc:Choice Requires="wps">
+              <w:drawing>
+                <wp:anchor distT="0" distB="0" distL="114300" distR="114300" simplePos="0" relativeHeight="251695104" behindDoc="0" locked="0" layoutInCell="1" allowOverlap="1" wp14:anchorId="2433E5BA" wp14:editId="7600DD85">
+                  <wp:simplePos x="0" y="0"/>
+                  <wp:positionH relativeFrom="page">
+                    <wp:align>right</wp:align>
+                  </wp:positionH>
+                  <wp:positionV relativeFrom="paragraph">
+                    <wp:posOffset>204470</wp:posOffset>
+                  </wp:positionV>
+                  <wp:extent cx="7772400" cy="0"/>
+                  <wp:effectExtent l="0" t="19050" r="19050" b="19050"/>
+                  <wp:wrapNone/>
+                  <wp:docPr id="1895472449" name="Straight Connector 1895472449"/>
+                  <wp:cNvGraphicFramePr/>
+                  <a:graphic xmlns:a="http://schemas.openxmlformats.org/drawingml/2006/main">
+                    <a:graphicData uri="http://schemas.microsoft.com/office/word/2010/wordprocessingShape">
+                      <wps:wsp>
+                        <wps:cNvCnPr/>
+                        <wps:spPr>
+                          <a:xfrm>
+                            <a:off x="0" y="0"/>
+                            <a:ext cx="7772400" cy="0"/>
+                          </a:xfrm>
+                          <a:prstGeom prst="line">
+                            <a:avLst/>
+                          </a:prstGeom>
+                          <a:ln w="38100"/>
+                        </wps:spPr>
+                        <wps:style>
+                          <a:lnRef idx="1">
+                            <a:schemeClr val="dk1"/>
+                          </a:lnRef>
+                          <a:fillRef idx="0">
+                            <a:schemeClr val="dk1"/>
+                          </a:fillRef>
+                          <a:effectRef idx="0">
+                            <a:schemeClr val="dk1"/>
+                          </a:effectRef>
+                          <a:fontRef idx="minor">
+                            <a:schemeClr val="tx1"/>
+                          </a:fontRef>
+                        </wps:style>
+                        <wps:bodyPr/>
+                      </wps:wsp>
+                    </a:graphicData>
+                  </a:graphic>
+                </wp:anchor>
+              </w:drawing>
+            </mc:Choice>
+            <mc:Fallback>
+              <w:pict>
+                <v:line w14:anchorId="504A0D9E" id="Straight Connector 1895472449" o:spid="_x0000_s1026" style="position:absolute;z-index:251695104;visibility:visible;mso-wrap-style:square;mso-wrap-distance-left:9pt;mso-wrap-distance-top:0;mso-wrap-distance-right:9pt;mso-wrap-distance-bottom:0;mso-position-horizontal:right;mso-position-horizontal-relative:page;mso-position-vertical:absolute;mso-position-vertical-relative:text" from="560.8pt,16.1pt" to="1172.8pt,16.1pt" o:gfxdata="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" strokecolor="black [3200]" strokeweight="3pt">
+                  <v:stroke joinstyle="miter"/>
+                  <w10:wrap anchorx="page"/>
+                </v:line>
+              </w:pict>
+            </mc:Fallback>
+          </mc:AlternateContent>
+        </w:r>
+        <w:r>
+          <w:rPr>
+            <w:rFonts w:ascii="Courier New" w:hAnsi="Courier New" w:cs="Courier New"/>
+            <w:sz w:val="24"/>
+            <w:szCs w:val="24"/>
+            <w:lang w:val="en-US"/>
+          </w:rPr>
+          <w:t>College of Engineering and Information Technology</w:t>
+        </w:r>
+      </w:p>
+      <w:p>
+        <w:pPr>
+          <w:pStyle w:val="Header"/>
+          <w:tabs>
+            <w:tab w:val="clear" w:pos="9360"/>
+            <w:tab w:val="left" w:pos="2256"/>
+            <w:tab w:val="center" w:pos="4320"/>
+            <w:tab w:val="right" w:pos="8642"/>
+          </w:tabs>
+          <w:rPr>
+            <w:rFonts w:ascii="Courier New" w:hAnsi="Courier New" w:cs="Courier New"/>
+            <w:sz w:val="24"/>
+          </w:rPr>
+        </w:pPr>
+      </w:p>
+      <w:p>
+        <w:pPr>
+          <w:pStyle w:val="Header"/>
+          <w:jc w:val="right"/>
+          <w:rPr>
+            <w:rFonts w:ascii="Courier New" w:hAnsi="Courier New" w:cs="Courier New"/>
+            <w:sz w:val="20"/>
+            <w:szCs w:val="20"/>
+          </w:rPr>
+        </w:pPr>
+      </w:p>
+    </w:sdtContent>
+  </w:sdt>
+  <w:p>
+    <w:pPr>
+      <w:pStyle w:val="Header"/>
+      <w:rPr>
+        <w:rFonts w:ascii="Courier New" w:hAnsi="Courier New" w:cs="Courier New"/>
+      </w:rPr>
+    </w:pPr>
+  </w:p>
+</w:hdr>
+</file>
+
+<file path=word/header11.xml><?xml version="1.0" encoding="utf-8"?>
+<w:hdr xmlns:wpc="http://schemas.microsoft.com/office/word/2010/wordprocessingCanvas" xmlns:cx="http://schemas.microsoft.com/office/drawing/2014/chartex" xmlns:cx1="http://schemas.microsoft.com/office/drawing/2015/9/8/chartex" xmlns:cx2="http://schemas.microsoft.com/office/drawing/2015/10/21/chartex" xmlns:cx3="http://schemas.microsoft.com/office/drawing/2016/5/9/chartex" xmlns:cx4="http://schemas.microsoft.com/office/drawing/2016/5/10/chartex" xmlns:cx5="http://schemas.microsoft.com/office/drawing/2016/5/11/chartex" xmlns:cx6="http://schemas.microsoft.com/office/drawing/2016/5/12/chartex" xmlns:cx7="http://schemas.microsoft.com/office/drawing/2016/5/13/chartex" xmlns:cx8="http://schemas.microsoft.com/office/drawing/2016/5/14/chartex" xmlns:mc="http://schemas.openxmlformats.org/markup-compatibility/2006" xmlns:aink="http://schemas.microsoft.com/office/drawing/2016/ink" xmlns:am3d="http://schemas.microsoft.com/office/drawing/2017/model3d" xmlns:o="urn:schemas-microsoft-com:office:office" xmlns:oel="http://schemas.microsoft.com/office/2019/extlst" xmlns:r="http://schemas.openxmlformats.org/officeDocument/2006/relationships" xmlns:m="http://schemas.openxmlformats.org/officeDocument/2006/math" xmlns:v="urn:schemas-microsoft-com:vml" xmlns:wp14="http://schemas.microsoft.com/office/word/2010/wordprocessingDrawing" xmlns:wp="http://schemas.openxmlformats.org/drawingml/2006/wordprocessingDrawing" xmlns:w10="urn:schemas-microsoft-com:office:word" xmlns:w="http://schemas.openxmlformats.org/wordprocessingml/2006/main" xmlns:w14="http://schemas.microsoft.com/office/word/2010/wordml" xmlns:w15="http://schemas.microsoft.com/office/word/2012/wordml" xmlns:w16cex="http://schemas.microsoft.com/office/word/2018/wordml/cex" xmlns:w16cid="http://schemas.microsoft.com/office/word/2016/wordml/cid" xmlns:w16="http://schemas.microsoft.com/office/word/2018/wordml" xmlns:w16du="http://schemas.microsoft.com/office/word/2023/wordml/word16du" xmlns:w16sdtdh="http://schemas.microsoft.com/office/word/2020/wordml/sdtdatahash" xmlns:w16sdtfl="http://schemas.microsoft.com/office/word/2024/wordml/sdtformatlock" xmlns:w16se="http://schemas.microsoft.com/office/word/2015/wordml/symex" xmlns:wpg="http://schemas.microsoft.com/office/word/2010/wordprocessingGroup" xmlns:wpi="http://schemas.microsoft.com/office/word/2010/wordprocessingInk" xmlns:wne="http://schemas.microsoft.com/office/word/2006/wordml" xmlns:wps="http://schemas.microsoft.com/office/word/2010/wordprocessingShape" mc:Ignorable="w14 w15 w16se w16cid w16 w16cex w16sdtdh w16sdtfl w16du wp14">
+  <w:sdt>
+    <w:sdtPr>
+      <w:id w:val="-1860493112"/>
+    </w:sdtPr>
+    <w:sdtEndPr>
+      <w:rPr>
+        <w:rFonts w:ascii="Courier New" w:hAnsi="Courier New" w:cs="Courier New"/>
+        <w:sz w:val="20"/>
+        <w:szCs w:val="20"/>
+      </w:rPr>
+    </w:sdtEndPr>
+    <w:sdtContent>
+      <w:p>
+        <w:pPr>
+          <w:pStyle w:val="Header"/>
+          <w:tabs>
+            <w:tab w:val="center" w:pos="4321"/>
+            <w:tab w:val="right" w:pos="8642"/>
+          </w:tabs>
+          <w:rPr>
+            <w:rFonts w:ascii="Courier New" w:hAnsi="Courier New" w:cs="Courier New"/>
+            <w:b/>
+            <w:sz w:val="32"/>
+          </w:rPr>
+        </w:pPr>
+        <w:r>
+          <w:tab/>
+        </w:r>
+        <w:r>
+          <w:rPr>
+            <w:rFonts w:ascii="Courier New" w:hAnsi="Courier New" w:cs="Courier New"/>
+            <w:b/>
+            <w:noProof/>
+            <w:sz w:val="36"/>
+            <w:lang w:eastAsia="en-PH"/>
+          </w:rPr>
+          <w:drawing>
+            <wp:anchor distT="0" distB="0" distL="114300" distR="114300" simplePos="0" relativeHeight="251681792" behindDoc="0" locked="0" layoutInCell="1" allowOverlap="1" wp14:anchorId="64843614" wp14:editId="3F1B7DD9">
+              <wp:simplePos x="0" y="0"/>
+              <wp:positionH relativeFrom="column">
+                <wp:posOffset>-246380</wp:posOffset>
+              </wp:positionH>
+              <wp:positionV relativeFrom="paragraph">
+                <wp:posOffset>-198120</wp:posOffset>
+              </wp:positionV>
+              <wp:extent cx="823595" cy="724535"/>
+              <wp:effectExtent l="0" t="0" r="14605" b="18415"/>
+              <wp:wrapNone/>
+              <wp:docPr id="1502387050" name="Picture 1502387050"/>
+              <wp:cNvGraphicFramePr>
+                <a:graphicFrameLocks xmlns:a="http://schemas.openxmlformats.org/drawingml/2006/main" noChangeAspect="1"/>
+              </wp:cNvGraphicFramePr>
+              <a:graphic xmlns:a="http://schemas.openxmlformats.org/drawingml/2006/main">
+                <a:graphicData uri="http://schemas.openxmlformats.org/drawingml/2006/picture">
+                  <pic:pic xmlns:pic="http://schemas.openxmlformats.org/drawingml/2006/picture">
+                    <pic:nvPicPr>
+                      <pic:cNvPr id="700363394" name="Picture 700363394"/>
+                      <pic:cNvPicPr>
+                        <a:picLocks noChangeAspect="1"/>
+                      </pic:cNvPicPr>
+                    </pic:nvPicPr>
+                    <pic:blipFill>
+                      <a:blip r:embed="rId1">
+                        <a:extLst>
+                          <a:ext uri="{28A0092B-C50C-407E-A947-70E740481C1C}">
+                            <a14:useLocalDpi xmlns:a14="http://schemas.microsoft.com/office/drawing/2010/main" val="0"/>
+                          </a:ext>
+                        </a:extLst>
+                      </a:blip>
+                      <a:stretch>
+                        <a:fillRect/>
+                      </a:stretch>
+                    </pic:blipFill>
+                    <pic:spPr>
+                      <a:xfrm>
+                        <a:off x="0" y="0"/>
+                        <a:ext cx="823578" cy="724710"/>
+                      </a:xfrm>
+                      <a:prstGeom prst="rect">
+                        <a:avLst/>
+                      </a:prstGeom>
+                    </pic:spPr>
+                  </pic:pic>
+                </a:graphicData>
+              </a:graphic>
+            </wp:anchor>
+          </w:drawing>
+        </w:r>
+        <w:r>
+          <w:rPr>
+            <w:rFonts w:ascii="Courier New" w:hAnsi="Courier New" w:cs="Courier New"/>
+            <w:b/>
+            <w:noProof/>
+            <w:sz w:val="32"/>
+            <w:lang w:eastAsia="en-PH"/>
+          </w:rPr>
+          <mc:AlternateContent>
+            <mc:Choice Requires="wps">
+              <w:drawing>
+                <wp:anchor distT="0" distB="0" distL="114300" distR="114300" simplePos="0" relativeHeight="251684864" behindDoc="0" locked="0" layoutInCell="1" allowOverlap="1" wp14:anchorId="1CB7CCD8" wp14:editId="523A3A3B">
+                  <wp:simplePos x="0" y="0"/>
+                  <wp:positionH relativeFrom="column">
+                    <wp:posOffset>-1371600</wp:posOffset>
+                  </wp:positionH>
+                  <wp:positionV relativeFrom="paragraph">
+                    <wp:posOffset>-287020</wp:posOffset>
+                  </wp:positionV>
+                  <wp:extent cx="7772400" cy="0"/>
+                  <wp:effectExtent l="0" t="19050" r="0" b="19050"/>
+                  <wp:wrapNone/>
+                  <wp:docPr id="779353151" name="Straight Connector 779353151"/>
+                  <wp:cNvGraphicFramePr/>
+                  <a:graphic xmlns:a="http://schemas.openxmlformats.org/drawingml/2006/main">
+                    <a:graphicData uri="http://schemas.microsoft.com/office/word/2010/wordprocessingShape">
+                      <wps:wsp>
+                        <wps:cNvCnPr/>
+                        <wps:spPr>
+                          <a:xfrm>
+                            <a:off x="0" y="0"/>
+                            <a:ext cx="7772400" cy="0"/>
+                          </a:xfrm>
+                          <a:prstGeom prst="line">
+                            <a:avLst/>
+                          </a:prstGeom>
+                          <a:ln w="38100"/>
+                        </wps:spPr>
+                        <wps:style>
+                          <a:lnRef idx="1">
+                            <a:schemeClr val="dk1"/>
+                          </a:lnRef>
+                          <a:fillRef idx="0">
+                            <a:schemeClr val="dk1"/>
+                          </a:fillRef>
+                          <a:effectRef idx="0">
+                            <a:schemeClr val="dk1"/>
+                          </a:effectRef>
+                          <a:fontRef idx="minor">
+                            <a:schemeClr val="tx1"/>
+                          </a:fontRef>
+                        </wps:style>
+                        <wps:bodyPr/>
+                      </wps:wsp>
+                    </a:graphicData>
+                  </a:graphic>
+                </wp:anchor>
+              </w:drawing>
+            </mc:Choice>
+            <mc:Fallback>
+              <w:pict>
+                <v:line w14:anchorId="79BBF555" id="Straight Connector 779353151" o:spid="_x0000_s1026" style="position:absolute;z-index:251728896;visibility:visible;mso-wrap-style:square;mso-wrap-distance-left:9pt;mso-wrap-distance-top:0;mso-wrap-distance-right:9pt;mso-wrap-distance-bottom:0;mso-position-horizontal:absolute;mso-position-horizontal-relative:text;mso-position-vertical:absolute;mso-position-vertical-relative:text" from="-108pt,-22.6pt" to="7in,-22.6pt" o:gfxdata="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" strokecolor="black [3200]" strokeweight="3pt">
+                  <v:stroke joinstyle="miter"/>
+                </v:line>
+              </w:pict>
+            </mc:Fallback>
+          </mc:AlternateContent>
+        </w:r>
+        <w:r>
+          <w:rPr>
+            <w:rFonts w:ascii="Courier New" w:hAnsi="Courier New" w:cs="Courier New"/>
+            <w:b/>
+            <w:noProof/>
+            <w:sz w:val="36"/>
+            <w:lang w:eastAsia="en-PH"/>
+          </w:rPr>
+          <mc:AlternateContent>
+            <mc:Choice Requires="wps">
+              <w:drawing>
+                <wp:anchor distT="0" distB="0" distL="114300" distR="114300" simplePos="0" relativeHeight="251682816" behindDoc="0" locked="0" layoutInCell="1" allowOverlap="1" wp14:anchorId="1ED8D961" wp14:editId="00181FF4">
+                  <wp:simplePos x="0" y="0"/>
+                  <wp:positionH relativeFrom="column">
+                    <wp:posOffset>-228600</wp:posOffset>
+                  </wp:positionH>
+                  <wp:positionV relativeFrom="paragraph">
+                    <wp:posOffset>-572770</wp:posOffset>
+                  </wp:positionV>
+                  <wp:extent cx="0" cy="10191750"/>
+                  <wp:effectExtent l="19050" t="0" r="19050" b="0"/>
+                  <wp:wrapNone/>
+                  <wp:docPr id="1221720256" name="Straight Connector 1221720256"/>
+                  <wp:cNvGraphicFramePr/>
+                  <a:graphic xmlns:a="http://schemas.openxmlformats.org/drawingml/2006/main">
+                    <a:graphicData uri="http://schemas.microsoft.com/office/word/2010/wordprocessingShape">
+                      <wps:wsp>
+                        <wps:cNvCnPr/>
+                        <wps:spPr>
+                          <a:xfrm>
+                            <a:off x="0" y="0"/>
+                            <a:ext cx="0" cy="10191896"/>
+                          </a:xfrm>
+                          <a:prstGeom prst="line">
+                            <a:avLst/>
+                          </a:prstGeom>
+                          <a:ln w="38100"/>
+                        </wps:spPr>
+                        <wps:style>
+                          <a:lnRef idx="1">
+                            <a:schemeClr val="dk1"/>
+                          </a:lnRef>
+                          <a:fillRef idx="0">
+                            <a:schemeClr val="dk1"/>
+                          </a:fillRef>
+                          <a:effectRef idx="0">
+                            <a:schemeClr val="dk1"/>
+                          </a:effectRef>
+                          <a:fontRef idx="minor">
+                            <a:schemeClr val="tx1"/>
+                          </a:fontRef>
+                        </wps:style>
+                        <wps:bodyPr/>
+                      </wps:wsp>
+                    </a:graphicData>
+                  </a:graphic>
+                </wp:anchor>
+              </w:drawing>
+            </mc:Choice>
+            <mc:Fallback>
+              <w:pict>
+                <v:line w14:anchorId="094BC2AE" id="Straight Connector 1221720256" o:spid="_x0000_s1026" style="position:absolute;z-index:251726848;visibility:visible;mso-wrap-style:square;mso-wrap-distance-left:9pt;mso-wrap-distance-top:0;mso-wrap-distance-right:9pt;mso-wrap-distance-bottom:0;mso-position-horizontal:absolute;mso-position-horizontal-relative:text;mso-position-vertical:absolute;mso-position-vertical-relative:text" from="-18pt,-45.1pt" to="-18pt,757.4pt" o:gfxdata="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" strokecolor="black [3200]" strokeweight="3pt">
+                  <v:stroke joinstyle="miter"/>
+                </v:line>
+              </w:pict>
+            </mc:Fallback>
+          </mc:AlternateContent>
+        </w:r>
+        <w:r>
+          <w:rPr>
+            <w:rFonts w:ascii="Courier New" w:hAnsi="Courier New" w:cs="Courier New"/>
+            <w:b/>
+            <w:noProof/>
+            <w:sz w:val="36"/>
+            <w:lang w:eastAsia="en-PH"/>
+          </w:rPr>
+          <mc:AlternateContent>
+            <mc:Choice Requires="wps">
+              <w:drawing>
+                <wp:anchor distT="0" distB="0" distL="114300" distR="114300" simplePos="0" relativeHeight="251683840" behindDoc="0" locked="0" layoutInCell="1" allowOverlap="1" wp14:anchorId="388E9295" wp14:editId="509A27C9">
+                  <wp:simplePos x="0" y="0"/>
+                  <wp:positionH relativeFrom="column">
+                    <wp:posOffset>5715000</wp:posOffset>
+                  </wp:positionH>
+                  <wp:positionV relativeFrom="paragraph">
+                    <wp:posOffset>-419735</wp:posOffset>
+                  </wp:positionV>
+                  <wp:extent cx="0" cy="10033635"/>
+                  <wp:effectExtent l="19050" t="0" r="19050" b="5715"/>
+                  <wp:wrapNone/>
+                  <wp:docPr id="1162794373" name="Straight Connector 1162794373"/>
+                  <wp:cNvGraphicFramePr/>
+                  <a:graphic xmlns:a="http://schemas.openxmlformats.org/drawingml/2006/main">
+                    <a:graphicData uri="http://schemas.microsoft.com/office/word/2010/wordprocessingShape">
+                      <wps:wsp>
+                        <wps:cNvCnPr/>
+                        <wps:spPr>
+                          <a:xfrm>
+                            <a:off x="0" y="0"/>
+                            <a:ext cx="0" cy="10033762"/>
+                          </a:xfrm>
+                          <a:prstGeom prst="line">
+                            <a:avLst/>
+                          </a:prstGeom>
+                          <a:ln w="38100"/>
+                        </wps:spPr>
+                        <wps:style>
+                          <a:lnRef idx="1">
+                            <a:schemeClr val="dk1"/>
+                          </a:lnRef>
+                          <a:fillRef idx="0">
+                            <a:schemeClr val="dk1"/>
+                          </a:fillRef>
+                          <a:effectRef idx="0">
+                            <a:schemeClr val="dk1"/>
+                          </a:effectRef>
+                          <a:fontRef idx="minor">
+                            <a:schemeClr val="tx1"/>
+                          </a:fontRef>
+                        </wps:style>
+                        <wps:bodyPr/>
+                      </wps:wsp>
+                    </a:graphicData>
+                  </a:graphic>
+                </wp:anchor>
+              </w:drawing>
+            </mc:Choice>
+            <mc:Fallback>
+              <w:pict>
+                <v:line w14:anchorId="082CE6F4" id="Straight Connector 1162794373" o:spid="_x0000_s1026" style="position:absolute;z-index:251727872;visibility:visible;mso-wrap-style:square;mso-wrap-distance-left:9pt;mso-wrap-distance-top:0;mso-wrap-distance-right:9pt;mso-wrap-distance-bottom:0;mso-position-horizontal:absolute;mso-position-horizontal-relative:text;mso-position-vertical:absolute;mso-position-vertical-relative:text" from="450pt,-33.05pt" to="450pt,757pt" o:gfxdata="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" strokecolor="black [3200]" strokeweight="3pt">
+                  <v:stroke joinstyle="miter"/>
+                </v:line>
+              </w:pict>
+            </mc:Fallback>
+          </mc:AlternateContent>
+        </w:r>
+        <w:r>
+          <w:rPr>
+            <w:rFonts w:ascii="Courier New" w:hAnsi="Courier New" w:cs="Courier New"/>
+            <w:b/>
+            <w:sz w:val="36"/>
+          </w:rPr>
+          <w:t>Kalinga State University</w:t>
+        </w:r>
+        <w:r>
+          <w:rPr>
+            <w:rFonts w:ascii="Courier New" w:hAnsi="Courier New" w:cs="Courier New"/>
+            <w:b/>
+            <w:sz w:val="36"/>
+          </w:rPr>
+          <w:tab/>
+        </w:r>
+      </w:p>
+      <w:p>
+        <w:pPr>
+          <w:pStyle w:val="Header"/>
+          <w:tabs>
+            <w:tab w:val="clear" w:pos="9360"/>
+            <w:tab w:val="left" w:pos="2256"/>
+            <w:tab w:val="center" w:pos="4320"/>
+            <w:tab w:val="right" w:pos="8642"/>
+          </w:tabs>
+          <w:rPr>
+            <w:rFonts w:ascii="Courier New" w:hAnsi="Courier New" w:cs="Courier New"/>
+            <w:sz w:val="24"/>
+          </w:rPr>
+        </w:pPr>
+        <w:r>
+          <w:rPr>
+            <w:rFonts w:ascii="Courier New" w:hAnsi="Courier New" w:cs="Courier New"/>
+            <w:sz w:val="24"/>
+          </w:rPr>
+          <w:tab/>
+        </w:r>
+        <w:r>
+          <w:rPr>
+            <w:rFonts w:ascii="Courier New" w:hAnsi="Courier New" w:cs="Courier New"/>
+            <w:sz w:val="24"/>
+          </w:rPr>
+          <w:tab/>
+          <w:t>Bulanao, Tabuk City, Kalinga</w:t>
+        </w:r>
+      </w:p>
+      <w:p>
+        <w:pPr>
+          <w:pStyle w:val="Header"/>
+          <w:tabs>
+            <w:tab w:val="left" w:pos="2256"/>
+            <w:tab w:val="left" w:pos="2696"/>
+            <w:tab w:val="center" w:pos="4320"/>
+            <w:tab w:val="left" w:pos="8370"/>
+          </w:tabs>
+          <w:wordWrap w:val="0"/>
+          <w:jc w:val="center"/>
+          <w:rPr>
+            <w:rFonts w:ascii="Courier New" w:hAnsi="Courier New" w:cs="Courier New"/>
+            <w:sz w:val="20"/>
+            <w:szCs w:val="20"/>
+            <w:lang w:val="en-US"/>
+          </w:rPr>
+        </w:pPr>
+        <w:r>
+          <w:rPr>
+            <w:rFonts w:ascii="Courier New" w:hAnsi="Courier New" w:cs="Courier New"/>
+            <w:noProof/>
+            <w:lang w:eastAsia="en-PH"/>
+          </w:rPr>
+          <mc:AlternateContent>
+            <mc:Choice Requires="wps">
+              <w:drawing>
+                <wp:anchor distT="0" distB="0" distL="114300" distR="114300" simplePos="0" relativeHeight="251701248" behindDoc="0" locked="0" layoutInCell="1" allowOverlap="1" wp14:anchorId="54E436A4" wp14:editId="52110845">
+                  <wp:simplePos x="0" y="0"/>
+                  <wp:positionH relativeFrom="page">
+                    <wp:align>right</wp:align>
+                  </wp:positionH>
+                  <wp:positionV relativeFrom="paragraph">
+                    <wp:posOffset>204470</wp:posOffset>
+                  </wp:positionV>
+                  <wp:extent cx="7772400" cy="0"/>
+                  <wp:effectExtent l="0" t="19050" r="19050" b="19050"/>
+                  <wp:wrapNone/>
+                  <wp:docPr id="1482701660" name="Straight Connector 1482701660"/>
+                  <wp:cNvGraphicFramePr/>
+                  <a:graphic xmlns:a="http://schemas.openxmlformats.org/drawingml/2006/main">
+                    <a:graphicData uri="http://schemas.microsoft.com/office/word/2010/wordprocessingShape">
+                      <wps:wsp>
+                        <wps:cNvCnPr/>
+                        <wps:spPr>
+                          <a:xfrm>
+                            <a:off x="0" y="0"/>
+                            <a:ext cx="7772400" cy="0"/>
+                          </a:xfrm>
+                          <a:prstGeom prst="line">
+                            <a:avLst/>
+                          </a:prstGeom>
+                          <a:ln w="38100"/>
+                        </wps:spPr>
+                        <wps:style>
+                          <a:lnRef idx="1">
+                            <a:schemeClr val="dk1"/>
+                          </a:lnRef>
+                          <a:fillRef idx="0">
+                            <a:schemeClr val="dk1"/>
+                          </a:fillRef>
+                          <a:effectRef idx="0">
+                            <a:schemeClr val="dk1"/>
+                          </a:effectRef>
+                          <a:fontRef idx="minor">
+                            <a:schemeClr val="tx1"/>
+                          </a:fontRef>
+                        </wps:style>
+                        <wps:bodyPr/>
+                      </wps:wsp>
+                    </a:graphicData>
+                  </a:graphic>
+                </wp:anchor>
+              </w:drawing>
+            </mc:Choice>
+            <mc:Fallback>
+              <w:pict>
+                <v:line w14:anchorId="37BBEBDA" id="Straight Connector 1482701660" o:spid="_x0000_s1026" style="position:absolute;z-index:251701248;visibility:visible;mso-wrap-style:square;mso-wrap-distance-left:9pt;mso-wrap-distance-top:0;mso-wrap-distance-right:9pt;mso-wrap-distance-bottom:0;mso-position-horizontal:right;mso-position-horizontal-relative:page;mso-position-vertical:absolute;mso-position-vertical-relative:text" from="560.8pt,16.1pt" to="1172.8pt,16.1pt" o:gfxdata="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" strokecolor="black [3200]" strokeweight="3pt">
+                  <v:stroke joinstyle="miter"/>
+                  <w10:wrap anchorx="page"/>
+                </v:line>
+              </w:pict>
+            </mc:Fallback>
+          </mc:AlternateContent>
+        </w:r>
+        <w:r>
+          <w:rPr>
+            <w:rFonts w:ascii="Courier New" w:hAnsi="Courier New" w:cs="Courier New"/>
+            <w:sz w:val="24"/>
+            <w:szCs w:val="24"/>
+            <w:lang w:val="en-US"/>
+          </w:rPr>
+          <w:t>College of Engineering and Information Technology</w:t>
+        </w:r>
+      </w:p>
+      <w:p>
+        <w:pPr>
+          <w:pStyle w:val="Header"/>
+          <w:tabs>
+            <w:tab w:val="clear" w:pos="9360"/>
+            <w:tab w:val="left" w:pos="2256"/>
+            <w:tab w:val="center" w:pos="4320"/>
+            <w:tab w:val="right" w:pos="8642"/>
+          </w:tabs>
+          <w:rPr>
+            <w:rFonts w:ascii="Courier New" w:hAnsi="Courier New" w:cs="Courier New"/>
+            <w:sz w:val="24"/>
+          </w:rPr>
+        </w:pPr>
+      </w:p>
+      <w:p>
+        <w:pPr>
+          <w:pStyle w:val="Header"/>
+          <w:jc w:val="right"/>
+          <w:rPr>
+            <w:rFonts w:ascii="Courier New" w:hAnsi="Courier New" w:cs="Courier New"/>
+            <w:sz w:val="20"/>
+            <w:szCs w:val="20"/>
+          </w:rPr>
+        </w:pPr>
+        <w:r>
+          <w:rPr>
+            <w:rFonts w:ascii="Courier New" w:hAnsi="Courier New" w:cs="Courier New"/>
+            <w:noProof/>
+            <w:lang w:eastAsia="en-PH"/>
+          </w:rPr>
+          <mc:AlternateContent>
+            <mc:Choice Requires="wps">
+              <w:drawing>
+                <wp:anchor distT="0" distB="0" distL="114300" distR="114300" simplePos="0" relativeHeight="251639808" behindDoc="0" locked="0" layoutInCell="1" allowOverlap="1" wp14:anchorId="5F058D08" wp14:editId="73004D76">
+                  <wp:simplePos x="0" y="0"/>
+                  <wp:positionH relativeFrom="page">
+                    <wp:align>right</wp:align>
+                  </wp:positionH>
+                  <wp:positionV relativeFrom="paragraph">
+                    <wp:posOffset>204470</wp:posOffset>
+                  </wp:positionV>
+                  <wp:extent cx="7772400" cy="0"/>
+                  <wp:effectExtent l="0" t="19050" r="19050" b="19050"/>
+                  <wp:wrapNone/>
+                  <wp:docPr id="9900" name="Straight Connector 29"/>
+                  <wp:cNvGraphicFramePr/>
+                  <a:graphic xmlns:a="http://schemas.openxmlformats.org/drawingml/2006/main">
+                    <a:graphicData uri="http://schemas.microsoft.com/office/word/2010/wordprocessingShape">
+                      <wps:wsp>
+                        <wps:cNvCnPr/>
+                        <wps:spPr>
+                          <a:xfrm>
+                            <a:off x="0" y="0"/>
+                            <a:ext cx="7772400" cy="0"/>
+                          </a:xfrm>
+                          <a:prstGeom prst="line">
+                            <a:avLst/>
+                          </a:prstGeom>
+                          <a:ln w="38100"/>
+                        </wps:spPr>
+                        <wps:style>
+                          <a:lnRef idx="1">
+                            <a:schemeClr val="dk1"/>
+                          </a:lnRef>
+                          <a:fillRef idx="0">
+                            <a:schemeClr val="dk1"/>
+                          </a:fillRef>
+                          <a:effectRef idx="0">
+                            <a:schemeClr val="dk1"/>
+                          </a:effectRef>
+                          <a:fontRef idx="minor">
+                            <a:schemeClr val="tx1"/>
+                          </a:fontRef>
+                        </wps:style>
+                        <wps:bodyPr/>
+                      </wps:wsp>
+                    </a:graphicData>
+                  </a:graphic>
+                </wp:anchor>
+              </w:drawing>
+            </mc:Choice>
+            <mc:Fallback xmlns:wpsCustomData="http://www.wps.cn/officeDocument/2013/wpsCustomData">
+              <w:pict>
+                <v:line id="_x0000_s1026" o:spid="_x0000_s1026" o:spt="20" style="position:absolute;left:0pt;margin-top:16.1pt;height:0pt;width:612pt;mso-position-horizontal:right;mso-position-horizontal-relative:page;z-index:251663360;mso-width-relative:page;mso-height-relative:page;" filled="f" stroked="t" coordsize="21600,21600" o:gfxdata="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">
+                  <v:fill on="f" focussize="0,0"/>
+                  <v:stroke weight="3pt" color="#000000 [3200]" miterlimit="8" joinstyle="miter"/>
+                  <v:imagedata o:title=""/>
+                  <o:lock v:ext="edit" aspectratio="f"/>
+                </v:line>
+              </w:pict>
+            </mc:Fallback>
+          </mc:AlternateContent>
+        </w:r>
+        <w:r>
+          <w:rPr>
+            <w:rFonts w:ascii="Courier New" w:hAnsi="Courier New" w:cs="Courier New"/>
+            <w:sz w:val="20"/>
+            <w:szCs w:val="20"/>
+          </w:rPr>
+          <w:t xml:space="preserve">Results and Discussions </w:t>
+        </w:r>
+        <w:r>
+          <w:rPr>
+            <w:rFonts w:ascii="Courier New" w:hAnsi="Courier New" w:cs="Courier New"/>
+            <w:sz w:val="20"/>
+            <w:szCs w:val="20"/>
+          </w:rPr>
+          <w:t xml:space="preserve">| </w:t>
+        </w:r>
+        <w:r>
+          <w:rPr>
+            <w:rFonts w:ascii="Courier New" w:hAnsi="Courier New" w:cs="Courier New"/>
+            <w:sz w:val="20"/>
+            <w:szCs w:val="20"/>
+          </w:rPr>
+          <w:fldChar w:fldCharType="begin"/>
+        </w:r>
+        <w:r>
+          <w:rPr>
+            <w:rFonts w:ascii="Courier New" w:hAnsi="Courier New" w:cs="Courier New"/>
+            <w:sz w:val="20"/>
+            <w:szCs w:val="20"/>
+          </w:rPr>
+          <w:instrText xml:space="preserve"> PAGE   \* MERGEFORMAT </w:instrText>
+        </w:r>
+        <w:r>
+          <w:rPr>
+            <w:rFonts w:ascii="Courier New" w:hAnsi="Courier New" w:cs="Courier New"/>
+            <w:sz w:val="20"/>
+            <w:szCs w:val="20"/>
+          </w:rPr>
+          <w:fldChar w:fldCharType="separate"/>
+        </w:r>
+        <w:r>
+          <w:rPr>
+            <w:rFonts w:ascii="Courier New" w:hAnsi="Courier New" w:cs="Courier New"/>
+            <w:b/>
+            <w:bCs/>
+            <w:noProof/>
+            <w:sz w:val="20"/>
+            <w:szCs w:val="20"/>
+          </w:rPr>
+          <w:t>1</w:t>
+        </w:r>
+        <w:r>
+          <w:rPr>
+            <w:rFonts w:ascii="Courier New" w:hAnsi="Courier New" w:cs="Courier New"/>
+            <w:b/>
+            <w:bCs/>
+            <w:noProof/>
+            <w:sz w:val="20"/>
+            <w:szCs w:val="20"/>
+          </w:rPr>
+          <w:fldChar w:fldCharType="end"/>
+        </w:r>
+      </w:p>
+    </w:sdtContent>
+  </w:sdt>
+  <w:p>
+    <w:pPr>
+      <w:pStyle w:val="Header"/>
+      <w:rPr>
+        <w:rFonts w:ascii="Courier New" w:hAnsi="Courier New" w:cs="Courier New"/>
+      </w:rPr>
+    </w:pPr>
+  </w:p>
+</w:hdr>
+</file>
+
+<file path=word/header12.xml><?xml version="1.0" encoding="utf-8"?>
+<w:hdr xmlns:wpc="http://schemas.microsoft.com/office/word/2010/wordprocessingCanvas" xmlns:cx="http://schemas.microsoft.com/office/drawing/2014/chartex" xmlns:cx1="http://schemas.microsoft.com/office/drawing/2015/9/8/chartex" xmlns:cx2="http://schemas.microsoft.com/office/drawing/2015/10/21/chartex" xmlns:cx3="http://schemas.microsoft.com/office/drawing/2016/5/9/chartex" xmlns:cx4="http://schemas.microsoft.com/office/drawing/2016/5/10/chartex" xmlns:cx5="http://schemas.microsoft.com/office/drawing/2016/5/11/chartex" xmlns:cx6="http://schemas.microsoft.com/office/drawing/2016/5/12/chartex" xmlns:cx7="http://schemas.microsoft.com/office/drawing/2016/5/13/chartex" xmlns:cx8="http://schemas.microsoft.com/office/drawing/2016/5/14/chartex" xmlns:mc="http://schemas.openxmlformats.org/markup-compatibility/2006" xmlns:aink="http://schemas.microsoft.com/office/drawing/2016/ink" xmlns:am3d="http://schemas.microsoft.com/office/drawing/2017/model3d" xmlns:o="urn:schemas-microsoft-com:office:office" xmlns:oel="http://schemas.microsoft.com/office/2019/extlst" xmlns:r="http://schemas.openxmlformats.org/officeDocument/2006/relationships" xmlns:m="http://schemas.openxmlformats.org/officeDocument/2006/math" xmlns:v="urn:schemas-microsoft-com:vml" xmlns:wp14="http://schemas.microsoft.com/office/word/2010/wordprocessingDrawing" xmlns:wp="http://schemas.openxmlformats.org/drawingml/2006/wordprocessingDrawing" xmlns:w10="urn:schemas-microsoft-com:office:word" xmlns:w="http://schemas.openxmlformats.org/wordprocessingml/2006/main" xmlns:w14="http://schemas.microsoft.com/office/word/2010/wordml" xmlns:w15="http://schemas.microsoft.com/office/word/2012/wordml" xmlns:w16cex="http://schemas.microsoft.com/office/word/2018/wordml/cex" xmlns:w16cid="http://schemas.microsoft.com/office/word/2016/wordml/cid" xmlns:w16="http://schemas.microsoft.com/office/word/2018/wordml" xmlns:w16du="http://schemas.microsoft.com/office/word/2023/wordml/word16du" xmlns:w16sdtdh="http://schemas.microsoft.com/office/word/2020/wordml/sdtdatahash" xmlns:w16sdtfl="http://schemas.microsoft.com/office/word/2024/wordml/sdtformatlock" xmlns:w16se="http://schemas.microsoft.com/office/word/2015/wordml/symex" xmlns:wpg="http://schemas.microsoft.com/office/word/2010/wordprocessingGroup" xmlns:wpi="http://schemas.microsoft.com/office/word/2010/wordprocessingInk" xmlns:wne="http://schemas.microsoft.com/office/word/2006/wordml" xmlns:wps="http://schemas.microsoft.com/office/word/2010/wordprocessingShape" mc:Ignorable="w14 w15 w16se w16cid w16 w16cex w16sdtdh w16sdtfl w16du wp14">
+  <w:sdt>
+    <w:sdtPr>
+      <w:id w:val="1831483142"/>
+    </w:sdtPr>
+    <w:sdtEndPr>
+      <w:rPr>
+        <w:rFonts w:ascii="Courier New" w:hAnsi="Courier New" w:cs="Courier New"/>
+        <w:sz w:val="20"/>
+        <w:szCs w:val="20"/>
+      </w:rPr>
+    </w:sdtEndPr>
+    <w:sdtContent>
+      <w:p>
+        <w:pPr>
+          <w:pStyle w:val="Header"/>
+          <w:tabs>
+            <w:tab w:val="center" w:pos="4321"/>
+            <w:tab w:val="right" w:pos="8642"/>
+          </w:tabs>
+          <w:rPr>
+            <w:rFonts w:ascii="Courier New" w:hAnsi="Courier New" w:cs="Courier New"/>
+            <w:b/>
+            <w:sz w:val="32"/>
+          </w:rPr>
+        </w:pPr>
+        <w:r>
+          <w:tab/>
+        </w:r>
+        <w:r>
+          <w:rPr>
+            <w:rFonts w:ascii="Courier New" w:hAnsi="Courier New" w:cs="Courier New"/>
+            <w:b/>
+            <w:noProof/>
+            <w:sz w:val="36"/>
+            <w:lang w:eastAsia="en-PH"/>
+          </w:rPr>
+          <w:drawing>
+            <wp:anchor distT="0" distB="0" distL="114300" distR="114300" simplePos="0" relativeHeight="251677696" behindDoc="0" locked="0" layoutInCell="1" allowOverlap="1" wp14:anchorId="2D4E91FD" wp14:editId="3A435028">
+              <wp:simplePos x="0" y="0"/>
+              <wp:positionH relativeFrom="column">
+                <wp:posOffset>-246380</wp:posOffset>
+              </wp:positionH>
+              <wp:positionV relativeFrom="paragraph">
+                <wp:posOffset>-198120</wp:posOffset>
+              </wp:positionV>
+              <wp:extent cx="823595" cy="724535"/>
+              <wp:effectExtent l="0" t="0" r="14605" b="18415"/>
+              <wp:wrapNone/>
+              <wp:docPr id="2026318676" name="Picture 2026318676"/>
+              <wp:cNvGraphicFramePr>
+                <a:graphicFrameLocks xmlns:a="http://schemas.openxmlformats.org/drawingml/2006/main" noChangeAspect="1"/>
+              </wp:cNvGraphicFramePr>
+              <a:graphic xmlns:a="http://schemas.openxmlformats.org/drawingml/2006/main">
+                <a:graphicData uri="http://schemas.openxmlformats.org/drawingml/2006/picture">
+                  <pic:pic xmlns:pic="http://schemas.openxmlformats.org/drawingml/2006/picture">
+                    <pic:nvPicPr>
+                      <pic:cNvPr id="700363394" name="Picture 700363394"/>
+                      <pic:cNvPicPr>
+                        <a:picLocks noChangeAspect="1"/>
+                      </pic:cNvPicPr>
+                    </pic:nvPicPr>
+                    <pic:blipFill>
+                      <a:blip r:embed="rId1">
+                        <a:extLst>
+                          <a:ext uri="{28A0092B-C50C-407E-A947-70E740481C1C}">
+                            <a14:useLocalDpi xmlns:a14="http://schemas.microsoft.com/office/drawing/2010/main" val="0"/>
+                          </a:ext>
+                        </a:extLst>
+                      </a:blip>
+                      <a:stretch>
+                        <a:fillRect/>
+                      </a:stretch>
+                    </pic:blipFill>
+                    <pic:spPr>
+                      <a:xfrm>
+                        <a:off x="0" y="0"/>
+                        <a:ext cx="823578" cy="724710"/>
+                      </a:xfrm>
+                      <a:prstGeom prst="rect">
+                        <a:avLst/>
+                      </a:prstGeom>
+                    </pic:spPr>
+                  </pic:pic>
+                </a:graphicData>
+              </a:graphic>
+            </wp:anchor>
+          </w:drawing>
+        </w:r>
+        <w:r>
+          <w:rPr>
+            <w:rFonts w:ascii="Courier New" w:hAnsi="Courier New" w:cs="Courier New"/>
+            <w:b/>
+            <w:noProof/>
+            <w:sz w:val="32"/>
+            <w:lang w:eastAsia="en-PH"/>
+          </w:rPr>
+          <mc:AlternateContent>
+            <mc:Choice Requires="wps">
+              <w:drawing>
+                <wp:anchor distT="0" distB="0" distL="114300" distR="114300" simplePos="0" relativeHeight="251680768" behindDoc="0" locked="0" layoutInCell="1" allowOverlap="1" wp14:anchorId="4366DFAE" wp14:editId="5C9FE52F">
+                  <wp:simplePos x="0" y="0"/>
+                  <wp:positionH relativeFrom="column">
+                    <wp:posOffset>-1371600</wp:posOffset>
+                  </wp:positionH>
+                  <wp:positionV relativeFrom="paragraph">
+                    <wp:posOffset>-287020</wp:posOffset>
+                  </wp:positionV>
+                  <wp:extent cx="7772400" cy="0"/>
+                  <wp:effectExtent l="0" t="19050" r="0" b="19050"/>
+                  <wp:wrapNone/>
+                  <wp:docPr id="2030725421" name="Straight Connector 2030725421"/>
+                  <wp:cNvGraphicFramePr/>
+                  <a:graphic xmlns:a="http://schemas.openxmlformats.org/drawingml/2006/main">
+                    <a:graphicData uri="http://schemas.microsoft.com/office/word/2010/wordprocessingShape">
+                      <wps:wsp>
+                        <wps:cNvCnPr/>
+                        <wps:spPr>
+                          <a:xfrm>
+                            <a:off x="0" y="0"/>
+                            <a:ext cx="7772400" cy="0"/>
+                          </a:xfrm>
+                          <a:prstGeom prst="line">
+                            <a:avLst/>
+                          </a:prstGeom>
+                          <a:ln w="38100"/>
+                        </wps:spPr>
+                        <wps:style>
+                          <a:lnRef idx="1">
+                            <a:schemeClr val="dk1"/>
+                          </a:lnRef>
+                          <a:fillRef idx="0">
+                            <a:schemeClr val="dk1"/>
+                          </a:fillRef>
+                          <a:effectRef idx="0">
+                            <a:schemeClr val="dk1"/>
+                          </a:effectRef>
+                          <a:fontRef idx="minor">
+                            <a:schemeClr val="tx1"/>
+                          </a:fontRef>
+                        </wps:style>
+                        <wps:bodyPr/>
+                      </wps:wsp>
+                    </a:graphicData>
+                  </a:graphic>
+                </wp:anchor>
+              </w:drawing>
+            </mc:Choice>
+            <mc:Fallback>
+              <w:pict>
+                <v:line w14:anchorId="464CD259" id="Straight Connector 2030725421" o:spid="_x0000_s1026" style="position:absolute;z-index:251723776;visibility:visible;mso-wrap-style:square;mso-wrap-distance-left:9pt;mso-wrap-distance-top:0;mso-wrap-distance-right:9pt;mso-wrap-distance-bottom:0;mso-position-horizontal:absolute;mso-position-horizontal-relative:text;mso-position-vertical:absolute;mso-position-vertical-relative:text" from="-108pt,-22.6pt" to="7in,-22.6pt" o:gfxdata="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" strokecolor="black [3200]" strokeweight="3pt">
+                  <v:stroke joinstyle="miter"/>
+                </v:line>
+              </w:pict>
+            </mc:Fallback>
+          </mc:AlternateContent>
+        </w:r>
+        <w:r>
+          <w:rPr>
+            <w:rFonts w:ascii="Courier New" w:hAnsi="Courier New" w:cs="Courier New"/>
+            <w:b/>
+            <w:noProof/>
+            <w:sz w:val="36"/>
+            <w:lang w:eastAsia="en-PH"/>
+          </w:rPr>
+          <mc:AlternateContent>
+            <mc:Choice Requires="wps">
+              <w:drawing>
+                <wp:anchor distT="0" distB="0" distL="114300" distR="114300" simplePos="0" relativeHeight="251678720" behindDoc="0" locked="0" layoutInCell="1" allowOverlap="1" wp14:anchorId="7D282725" wp14:editId="0872A5F0">
+                  <wp:simplePos x="0" y="0"/>
+                  <wp:positionH relativeFrom="column">
+                    <wp:posOffset>-228600</wp:posOffset>
+                  </wp:positionH>
+                  <wp:positionV relativeFrom="paragraph">
+                    <wp:posOffset>-572770</wp:posOffset>
+                  </wp:positionV>
+                  <wp:extent cx="0" cy="10191750"/>
+                  <wp:effectExtent l="19050" t="0" r="19050" b="0"/>
+                  <wp:wrapNone/>
+                  <wp:docPr id="904603731" name="Straight Connector 904603731"/>
+                  <wp:cNvGraphicFramePr/>
+                  <a:graphic xmlns:a="http://schemas.openxmlformats.org/drawingml/2006/main">
+                    <a:graphicData uri="http://schemas.microsoft.com/office/word/2010/wordprocessingShape">
+                      <wps:wsp>
+                        <wps:cNvCnPr/>
+                        <wps:spPr>
+                          <a:xfrm>
+                            <a:off x="0" y="0"/>
+                            <a:ext cx="0" cy="10191896"/>
+                          </a:xfrm>
+                          <a:prstGeom prst="line">
+                            <a:avLst/>
+                          </a:prstGeom>
+                          <a:ln w="38100"/>
+                        </wps:spPr>
+                        <wps:style>
+                          <a:lnRef idx="1">
+                            <a:schemeClr val="dk1"/>
+                          </a:lnRef>
+                          <a:fillRef idx="0">
+                            <a:schemeClr val="dk1"/>
+                          </a:fillRef>
+                          <a:effectRef idx="0">
+                            <a:schemeClr val="dk1"/>
+                          </a:effectRef>
+                          <a:fontRef idx="minor">
+                            <a:schemeClr val="tx1"/>
+                          </a:fontRef>
+                        </wps:style>
+                        <wps:bodyPr/>
+                      </wps:wsp>
+                    </a:graphicData>
+                  </a:graphic>
+                </wp:anchor>
+              </w:drawing>
+            </mc:Choice>
+            <mc:Fallback>
+              <w:pict>
+                <v:line w14:anchorId="41B0706A" id="Straight Connector 904603731" o:spid="_x0000_s1026" style="position:absolute;z-index:251721728;visibility:visible;mso-wrap-style:square;mso-wrap-distance-left:9pt;mso-wrap-distance-top:0;mso-wrap-distance-right:9pt;mso-wrap-distance-bottom:0;mso-position-horizontal:absolute;mso-position-horizontal-relative:text;mso-position-vertical:absolute;mso-position-vertical-relative:text" from="-18pt,-45.1pt" to="-18pt,757.4pt" o:gfxdata="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" strokecolor="black [3200]" strokeweight="3pt">
+                  <v:stroke joinstyle="miter"/>
+                </v:line>
+              </w:pict>
+            </mc:Fallback>
+          </mc:AlternateContent>
+        </w:r>
+        <w:r>
+          <w:rPr>
+            <w:rFonts w:ascii="Courier New" w:hAnsi="Courier New" w:cs="Courier New"/>
+            <w:b/>
+            <w:noProof/>
+            <w:sz w:val="36"/>
+            <w:lang w:eastAsia="en-PH"/>
+          </w:rPr>
+          <mc:AlternateContent>
+            <mc:Choice Requires="wps">
+              <w:drawing>
+                <wp:anchor distT="0" distB="0" distL="114300" distR="114300" simplePos="0" relativeHeight="251679744" behindDoc="0" locked="0" layoutInCell="1" allowOverlap="1" wp14:anchorId="3154A674" wp14:editId="178287CF">
+                  <wp:simplePos x="0" y="0"/>
+                  <wp:positionH relativeFrom="column">
+                    <wp:posOffset>5715000</wp:posOffset>
+                  </wp:positionH>
+                  <wp:positionV relativeFrom="paragraph">
+                    <wp:posOffset>-419735</wp:posOffset>
+                  </wp:positionV>
+                  <wp:extent cx="0" cy="10033635"/>
+                  <wp:effectExtent l="19050" t="0" r="19050" b="5715"/>
+                  <wp:wrapNone/>
+                  <wp:docPr id="1590466236" name="Straight Connector 1590466236"/>
+                  <wp:cNvGraphicFramePr/>
+                  <a:graphic xmlns:a="http://schemas.openxmlformats.org/drawingml/2006/main">
+                    <a:graphicData uri="http://schemas.microsoft.com/office/word/2010/wordprocessingShape">
+                      <wps:wsp>
+                        <wps:cNvCnPr/>
+                        <wps:spPr>
+                          <a:xfrm>
+                            <a:off x="0" y="0"/>
+                            <a:ext cx="0" cy="10033762"/>
+                          </a:xfrm>
+                          <a:prstGeom prst="line">
+                            <a:avLst/>
+                          </a:prstGeom>
+                          <a:ln w="38100"/>
+                        </wps:spPr>
+                        <wps:style>
+                          <a:lnRef idx="1">
+                            <a:schemeClr val="dk1"/>
+                          </a:lnRef>
+                          <a:fillRef idx="0">
+                            <a:schemeClr val="dk1"/>
+                          </a:fillRef>
+                          <a:effectRef idx="0">
+                            <a:schemeClr val="dk1"/>
+                          </a:effectRef>
+                          <a:fontRef idx="minor">
+                            <a:schemeClr val="tx1"/>
+                          </a:fontRef>
+                        </wps:style>
+                        <wps:bodyPr/>
+                      </wps:wsp>
+                    </a:graphicData>
+                  </a:graphic>
+                </wp:anchor>
+              </w:drawing>
+            </mc:Choice>
+            <mc:Fallback>
+              <w:pict>
+                <v:line w14:anchorId="188C4CA3" id="Straight Connector 1590466236" o:spid="_x0000_s1026" style="position:absolute;z-index:251722752;visibility:visible;mso-wrap-style:square;mso-wrap-distance-left:9pt;mso-wrap-distance-top:0;mso-wrap-distance-right:9pt;mso-wrap-distance-bottom:0;mso-position-horizontal:absolute;mso-position-horizontal-relative:text;mso-position-vertical:absolute;mso-position-vertical-relative:text" from="450pt,-33.05pt" to="450pt,757pt" o:gfxdata="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" strokecolor="black [3200]" strokeweight="3pt">
+                  <v:stroke joinstyle="miter"/>
+                </v:line>
+              </w:pict>
+            </mc:Fallback>
+          </mc:AlternateContent>
+        </w:r>
+        <w:r>
+          <w:rPr>
+            <w:rFonts w:ascii="Courier New" w:hAnsi="Courier New" w:cs="Courier New"/>
+            <w:b/>
+            <w:sz w:val="36"/>
+          </w:rPr>
+          <w:t>Kalinga State University</w:t>
+        </w:r>
+        <w:r>
+          <w:rPr>
+            <w:rFonts w:ascii="Courier New" w:hAnsi="Courier New" w:cs="Courier New"/>
+            <w:b/>
+            <w:sz w:val="36"/>
+          </w:rPr>
+          <w:tab/>
+        </w:r>
+      </w:p>
+      <w:p>
+        <w:pPr>
+          <w:pStyle w:val="Header"/>
+          <w:tabs>
+            <w:tab w:val="clear" w:pos="9360"/>
+            <w:tab w:val="left" w:pos="2256"/>
+            <w:tab w:val="center" w:pos="4320"/>
+            <w:tab w:val="right" w:pos="8642"/>
+          </w:tabs>
+          <w:rPr>
+            <w:rFonts w:ascii="Courier New" w:hAnsi="Courier New" w:cs="Courier New"/>
+            <w:sz w:val="24"/>
+          </w:rPr>
+        </w:pPr>
+        <w:r>
+          <w:rPr>
+            <w:rFonts w:ascii="Courier New" w:hAnsi="Courier New" w:cs="Courier New"/>
+            <w:sz w:val="24"/>
+          </w:rPr>
+          <w:tab/>
+        </w:r>
+        <w:r>
+          <w:rPr>
+            <w:rFonts w:ascii="Courier New" w:hAnsi="Courier New" w:cs="Courier New"/>
+            <w:sz w:val="24"/>
+          </w:rPr>
+          <w:tab/>
+          <w:t>Bulanao, Tabuk City, Kalinga</w:t>
+        </w:r>
+      </w:p>
+      <w:p>
+        <w:pPr>
+          <w:pStyle w:val="Header"/>
+          <w:tabs>
+            <w:tab w:val="left" w:pos="2256"/>
+            <w:tab w:val="left" w:pos="2696"/>
+            <w:tab w:val="center" w:pos="4320"/>
+            <w:tab w:val="left" w:pos="8370"/>
+          </w:tabs>
+          <w:wordWrap w:val="0"/>
+          <w:jc w:val="center"/>
+          <w:rPr>
+            <w:rFonts w:ascii="Courier New" w:hAnsi="Courier New" w:cs="Courier New"/>
+            <w:sz w:val="20"/>
+            <w:szCs w:val="20"/>
+            <w:lang w:val="en-US"/>
+          </w:rPr>
+        </w:pPr>
+        <w:r>
+          <w:rPr>
+            <w:rFonts w:ascii="Courier New" w:hAnsi="Courier New" w:cs="Courier New"/>
+            <w:noProof/>
+            <w:lang w:eastAsia="en-PH"/>
+          </w:rPr>
+          <mc:AlternateContent>
+            <mc:Choice Requires="wps">
+              <w:drawing>
+                <wp:anchor distT="0" distB="0" distL="114300" distR="114300" simplePos="0" relativeHeight="251640832" behindDoc="0" locked="0" layoutInCell="1" allowOverlap="1" wp14:anchorId="6DA894BC" wp14:editId="775EEDA6">
+                  <wp:simplePos x="0" y="0"/>
+                  <wp:positionH relativeFrom="page">
+                    <wp:align>right</wp:align>
+                  </wp:positionH>
+                  <wp:positionV relativeFrom="paragraph">
+                    <wp:posOffset>204470</wp:posOffset>
+                  </wp:positionV>
+                  <wp:extent cx="7772400" cy="0"/>
+                  <wp:effectExtent l="0" t="19050" r="19050" b="19050"/>
+                  <wp:wrapNone/>
+                  <wp:docPr id="9901" name="Straight Connector 29"/>
+                  <wp:cNvGraphicFramePr/>
+                  <a:graphic xmlns:a="http://schemas.openxmlformats.org/drawingml/2006/main">
+                    <a:graphicData uri="http://schemas.microsoft.com/office/word/2010/wordprocessingShape">
+                      <wps:wsp>
+                        <wps:cNvCnPr/>
+                        <wps:spPr>
+                          <a:xfrm>
+                            <a:off x="0" y="0"/>
+                            <a:ext cx="7772400" cy="0"/>
+                          </a:xfrm>
+                          <a:prstGeom prst="line">
+                            <a:avLst/>
+                          </a:prstGeom>
+                          <a:ln w="38100"/>
+                        </wps:spPr>
+                        <wps:style>
+                          <a:lnRef idx="1">
+                            <a:schemeClr val="dk1"/>
+                          </a:lnRef>
+                          <a:fillRef idx="0">
+                            <a:schemeClr val="dk1"/>
+                          </a:fillRef>
+                          <a:effectRef idx="0">
+                            <a:schemeClr val="dk1"/>
+                          </a:effectRef>
+                          <a:fontRef idx="minor">
+                            <a:schemeClr val="tx1"/>
+                          </a:fontRef>
+                        </wps:style>
+                        <wps:bodyPr/>
+                      </wps:wsp>
+                    </a:graphicData>
+                  </a:graphic>
+                </wp:anchor>
+              </w:drawing>
+            </mc:Choice>
+            <mc:Fallback xmlns:wpsCustomData="http://www.wps.cn/officeDocument/2013/wpsCustomData">
+              <w:pict>
+                <v:line id="_x0000_s1026" o:spid="_x0000_s1026" o:spt="20" style="position:absolute;left:0pt;margin-top:16.1pt;height:0pt;width:612pt;mso-position-horizontal:right;mso-position-horizontal-relative:page;z-index:251663360;mso-width-relative:page;mso-height-relative:page;" filled="f" stroked="t" coordsize="21600,21600" o:gfxdata="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">
+                  <v:fill on="f" focussize="0,0"/>
+                  <v:stroke weight="3pt" color="#000000 [3200]" miterlimit="8" joinstyle="miter"/>
+                  <v:imagedata o:title=""/>
+                  <o:lock v:ext="edit" aspectratio="f"/>
+                </v:line>
+              </w:pict>
+            </mc:Fallback>
+          </mc:AlternateContent>
+        </w:r>
+        <w:r>
+          <w:rPr>
+            <w:rFonts w:ascii="Courier New" w:hAnsi="Courier New" w:cs="Courier New"/>
+            <w:noProof/>
+            <w:lang w:eastAsia="en-PH"/>
+          </w:rPr>
+          <mc:AlternateContent>
+            <mc:Choice Requires="wps">
+              <w:drawing>
+                <wp:anchor distT="0" distB="0" distL="114300" distR="114300" simplePos="0" relativeHeight="251699200" behindDoc="0" locked="0" layoutInCell="1" allowOverlap="1" wp14:anchorId="6EBEE0CD" wp14:editId="2BC2F862">
+                  <wp:simplePos x="0" y="0"/>
+                  <wp:positionH relativeFrom="page">
+                    <wp:align>right</wp:align>
+                  </wp:positionH>
+                  <wp:positionV relativeFrom="paragraph">
+                    <wp:posOffset>204470</wp:posOffset>
+                  </wp:positionV>
+                  <wp:extent cx="7772400" cy="0"/>
+                  <wp:effectExtent l="0" t="19050" r="19050" b="19050"/>
+                  <wp:wrapNone/>
+                  <wp:docPr id="2130945655" name="Straight Connector 2130945655"/>
+                  <wp:cNvGraphicFramePr/>
+                  <a:graphic xmlns:a="http://schemas.openxmlformats.org/drawingml/2006/main">
+                    <a:graphicData uri="http://schemas.microsoft.com/office/word/2010/wordprocessingShape">
+                      <wps:wsp>
+                        <wps:cNvCnPr/>
+                        <wps:spPr>
+                          <a:xfrm>
+                            <a:off x="0" y="0"/>
+                            <a:ext cx="7772400" cy="0"/>
+                          </a:xfrm>
+                          <a:prstGeom prst="line">
+                            <a:avLst/>
+                          </a:prstGeom>
+                          <a:ln w="38100"/>
+                        </wps:spPr>
+                        <wps:style>
+                          <a:lnRef idx="1">
+                            <a:schemeClr val="dk1"/>
+                          </a:lnRef>
+                          <a:fillRef idx="0">
+                            <a:schemeClr val="dk1"/>
+                          </a:fillRef>
+                          <a:effectRef idx="0">
+                            <a:schemeClr val="dk1"/>
+                          </a:effectRef>
+                          <a:fontRef idx="minor">
+                            <a:schemeClr val="tx1"/>
+                          </a:fontRef>
+                        </wps:style>
+                        <wps:bodyPr/>
+                      </wps:wsp>
+                    </a:graphicData>
+                  </a:graphic>
+                </wp:anchor>
+              </w:drawing>
+            </mc:Choice>
+            <mc:Fallback>
+              <w:pict>
+                <v:line w14:anchorId="56E0AE3B" id="Straight Connector 2130945655" o:spid="_x0000_s1026" style="position:absolute;z-index:251699200;visibility:visible;mso-wrap-style:square;mso-wrap-distance-left:9pt;mso-wrap-distance-top:0;mso-wrap-distance-right:9pt;mso-wrap-distance-bottom:0;mso-position-horizontal:right;mso-position-horizontal-relative:page;mso-position-vertical:absolute;mso-position-vertical-relative:text" from="560.8pt,16.1pt" to="1172.8pt,16.1pt" o:gfxdata="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" strokecolor="black [3200]" strokeweight="3pt">
+                  <v:stroke joinstyle="miter"/>
+                  <w10:wrap anchorx="page"/>
+                </v:line>
+              </w:pict>
+            </mc:Fallback>
+          </mc:AlternateContent>
+        </w:r>
+        <w:r>
+          <w:rPr>
+            <w:rFonts w:ascii="Courier New" w:hAnsi="Courier New" w:cs="Courier New"/>
+            <w:sz w:val="24"/>
+            <w:szCs w:val="24"/>
+            <w:lang w:val="en-US"/>
+          </w:rPr>
+          <w:t>College of Engineering and Information Technology</w:t>
+        </w:r>
+      </w:p>
+      <w:p>
+        <w:pPr>
+          <w:pStyle w:val="Header"/>
+          <w:tabs>
+            <w:tab w:val="clear" w:pos="9360"/>
+            <w:tab w:val="left" w:pos="2256"/>
+            <w:tab w:val="center" w:pos="4320"/>
+            <w:tab w:val="right" w:pos="8642"/>
+          </w:tabs>
+          <w:rPr>
+            <w:rFonts w:ascii="Courier New" w:hAnsi="Courier New" w:cs="Courier New"/>
+            <w:sz w:val="24"/>
+          </w:rPr>
+        </w:pPr>
+      </w:p>
+      <w:p>
+        <w:pPr>
+          <w:pStyle w:val="Header"/>
+          <w:jc w:val="right"/>
+          <w:rPr>
+            <w:rFonts w:ascii="Courier New" w:hAnsi="Courier New" w:cs="Courier New"/>
+            <w:sz w:val="20"/>
+            <w:szCs w:val="20"/>
+          </w:rPr>
+        </w:pPr>
+      </w:p>
+    </w:sdtContent>
+  </w:sdt>
+  <w:p>
+    <w:pPr>
+      <w:pStyle w:val="Header"/>
+      <w:rPr>
+        <w:rFonts w:ascii="Courier New" w:hAnsi="Courier New" w:cs="Courier New"/>
+      </w:rPr>
+    </w:pPr>
+  </w:p>
+</w:hdr>
+</file>
+
+<file path=word/header2.xml><?xml version="1.0" encoding="utf-8"?>
 <w:hdr xmlns:wpc="http://schemas.microsoft.com/office/word/2010/wordprocessingCanvas" xmlns:cx="http://schemas.microsoft.com/office/drawing/2014/chartex" xmlns:cx1="http://schemas.microsoft.com/office/drawing/2015/9/8/chartex" xmlns:cx2="http://schemas.microsoft.com/office/drawing/2015/10/21/chartex" xmlns:cx3="http://schemas.microsoft.com/office/drawing/2016/5/9/chartex" xmlns:cx4="http://schemas.microsoft.com/office/drawing/2016/5/10/chartex" xmlns:cx5="http://schemas.microsoft.com/office/drawing/2016/5/11/chartex" xmlns:cx6="http://schemas.microsoft.com/office/drawing/2016/5/12/chartex" xmlns:cx7="http://schemas.microsoft.com/office/drawing/2016/5/13/chartex" xmlns:cx8="http://schemas.microsoft.com/office/drawing/2016/5/14/chartex" xmlns:mc="http://schemas.openxmlformats.org/markup-compatibility/2006" xmlns:aink="http://schemas.microsoft.com/office/drawing/2016/ink" xmlns:am3d="http://schemas.microsoft.com/office/drawing/2017/model3d" xmlns:o="urn:schemas-microsoft-com:office:office" xmlns:oel="http://schemas.microsoft.com/office/2019/extlst" xmlns:r="http://schemas.openxmlformats.org/officeDocument/2006/relationships" xmlns:m="http://schemas.openxmlformats.org/officeDocument/2006/math" xmlns:v="urn:schemas-microsoft-com:vml" xmlns:wp14="http://schemas.microsoft.com/office/word/2010/wordprocessingDrawing" xmlns:wp="http://schemas.openxmlformats.org/drawingml/2006/wordprocessingDrawing" xmlns:w10="urn:schemas-microsoft-com:office:word" xmlns:w="http://schemas.openxmlformats.org/wordprocessingml/2006/main" xmlns:w14="http://schemas.microsoft.com/office/word/2010/wordml" xmlns:w15="http://schemas.microsoft.com/office/word/2012/wordml" xmlns:w16cex="http://schemas.microsoft.com/office/word/2018/wordml/cex" xmlns:w16cid="http://schemas.microsoft.com/office/word/2016/wordml/cid" xmlns:w16="http://schemas.microsoft.com/office/word/2018/wordml" xmlns:w16du="http://schemas.microsoft.com/office/word/2023/wordml/word16du" xmlns:w16sdtdh="http://schemas.microsoft.com/office/word/2020/wordml/sdtdatahash" xmlns:w16sdtfl="http://schemas.microsoft.com/office/word/2024/wordml/sdtformatlock" xmlns:w16se="http://schemas.microsoft.com/office/word/2015/wordml/symex" xmlns:wpg="http://schemas.microsoft.com/office/word/2010/wordprocessingGroup" xmlns:wpi="http://schemas.microsoft.com/office/word/2010/wordprocessingInk" xmlns:wne="http://schemas.microsoft.com/office/word/2006/wordml" xmlns:wps="http://schemas.microsoft.com/office/word/2010/wordprocessingShape" mc:Ignorable="w14 w15 w16se w16cid w16 w16cex w16sdtdh w16sdtfl w16du wp14">
   <w:sdt>
     <w:sdtPr>
@@ -19751,981 +22062,7 @@
 </w:hdr>
 </file>
 
-<file path=word/header10.xml><?xml version="1.0" encoding="utf-8"?>
-<w:hdr xmlns:wpc="http://schemas.microsoft.com/office/word/2010/wordprocessingCanvas" xmlns:cx="http://schemas.microsoft.com/office/drawing/2014/chartex" xmlns:cx1="http://schemas.microsoft.com/office/drawing/2015/9/8/chartex" xmlns:cx2="http://schemas.microsoft.com/office/drawing/2015/10/21/chartex" xmlns:cx3="http://schemas.microsoft.com/office/drawing/2016/5/9/chartex" xmlns:cx4="http://schemas.microsoft.com/office/drawing/2016/5/10/chartex" xmlns:cx5="http://schemas.microsoft.com/office/drawing/2016/5/11/chartex" xmlns:cx6="http://schemas.microsoft.com/office/drawing/2016/5/12/chartex" xmlns:cx7="http://schemas.microsoft.com/office/drawing/2016/5/13/chartex" xmlns:cx8="http://schemas.microsoft.com/office/drawing/2016/5/14/chartex" xmlns:mc="http://schemas.openxmlformats.org/markup-compatibility/2006" xmlns:aink="http://schemas.microsoft.com/office/drawing/2016/ink" xmlns:am3d="http://schemas.microsoft.com/office/drawing/2017/model3d" xmlns:o="urn:schemas-microsoft-com:office:office" xmlns:oel="http://schemas.microsoft.com/office/2019/extlst" xmlns:r="http://schemas.openxmlformats.org/officeDocument/2006/relationships" xmlns:m="http://schemas.openxmlformats.org/officeDocument/2006/math" xmlns:v="urn:schemas-microsoft-com:vml" xmlns:wp14="http://schemas.microsoft.com/office/word/2010/wordprocessingDrawing" xmlns:wp="http://schemas.openxmlformats.org/drawingml/2006/wordprocessingDrawing" xmlns:w10="urn:schemas-microsoft-com:office:word" xmlns:w="http://schemas.openxmlformats.org/wordprocessingml/2006/main" xmlns:w14="http://schemas.microsoft.com/office/word/2010/wordml" xmlns:w15="http://schemas.microsoft.com/office/word/2012/wordml" xmlns:w16cex="http://schemas.microsoft.com/office/word/2018/wordml/cex" xmlns:w16cid="http://schemas.microsoft.com/office/word/2016/wordml/cid" xmlns:w16="http://schemas.microsoft.com/office/word/2018/wordml" xmlns:w16du="http://schemas.microsoft.com/office/word/2023/wordml/word16du" xmlns:w16sdtdh="http://schemas.microsoft.com/office/word/2020/wordml/sdtdatahash" xmlns:w16sdtfl="http://schemas.microsoft.com/office/word/2024/wordml/sdtformatlock" xmlns:w16se="http://schemas.microsoft.com/office/word/2015/wordml/symex" xmlns:wpg="http://schemas.microsoft.com/office/word/2010/wordprocessingGroup" xmlns:wpi="http://schemas.microsoft.com/office/word/2010/wordprocessingInk" xmlns:wne="http://schemas.microsoft.com/office/word/2006/wordml" xmlns:wps="http://schemas.microsoft.com/office/word/2010/wordprocessingShape" mc:Ignorable="w14 w15 w16se w16cid w16 w16cex w16sdtdh w16sdtfl w16du wp14">
-  <w:sdt>
-    <w:sdtPr>
-      <w:id w:val="-1860493112"/>
-    </w:sdtPr>
-    <w:sdtEndPr>
-      <w:rPr>
-        <w:rFonts w:ascii="Courier New" w:hAnsi="Courier New" w:cs="Courier New"/>
-        <w:sz w:val="20"/>
-        <w:szCs w:val="20"/>
-      </w:rPr>
-    </w:sdtEndPr>
-    <w:sdtContent>
-      <w:p>
-        <w:pPr>
-          <w:pStyle w:val="Header"/>
-          <w:tabs>
-            <w:tab w:val="center" w:pos="4321"/>
-            <w:tab w:val="right" w:pos="8642"/>
-          </w:tabs>
-          <w:rPr>
-            <w:rFonts w:ascii="Courier New" w:hAnsi="Courier New" w:cs="Courier New"/>
-            <w:b/>
-            <w:sz w:val="32"/>
-          </w:rPr>
-        </w:pPr>
-        <w:r>
-          <w:tab/>
-        </w:r>
-        <w:r>
-          <w:rPr>
-            <w:rFonts w:ascii="Courier New" w:hAnsi="Courier New" w:cs="Courier New"/>
-            <w:b/>
-            <w:noProof/>
-            <w:sz w:val="36"/>
-            <w:lang w:eastAsia="en-PH"/>
-          </w:rPr>
-          <w:drawing>
-            <wp:anchor distT="0" distB="0" distL="114300" distR="114300" simplePos="0" relativeHeight="251681792" behindDoc="0" locked="0" layoutInCell="1" allowOverlap="1" wp14:anchorId="64843614" wp14:editId="3F1B7DD9">
-              <wp:simplePos x="0" y="0"/>
-              <wp:positionH relativeFrom="column">
-                <wp:posOffset>-246380</wp:posOffset>
-              </wp:positionH>
-              <wp:positionV relativeFrom="paragraph">
-                <wp:posOffset>-198120</wp:posOffset>
-              </wp:positionV>
-              <wp:extent cx="823595" cy="724535"/>
-              <wp:effectExtent l="0" t="0" r="14605" b="18415"/>
-              <wp:wrapNone/>
-              <wp:docPr id="1502387050" name="Picture 1502387050"/>
-              <wp:cNvGraphicFramePr>
-                <a:graphicFrameLocks xmlns:a="http://schemas.openxmlformats.org/drawingml/2006/main" noChangeAspect="1"/>
-              </wp:cNvGraphicFramePr>
-              <a:graphic xmlns:a="http://schemas.openxmlformats.org/drawingml/2006/main">
-                <a:graphicData uri="http://schemas.openxmlformats.org/drawingml/2006/picture">
-                  <pic:pic xmlns:pic="http://schemas.openxmlformats.org/drawingml/2006/picture">
-                    <pic:nvPicPr>
-                      <pic:cNvPr id="700363394" name="Picture 700363394"/>
-                      <pic:cNvPicPr>
-                        <a:picLocks noChangeAspect="1"/>
-                      </pic:cNvPicPr>
-                    </pic:nvPicPr>
-                    <pic:blipFill>
-                      <a:blip r:embed="rId1">
-                        <a:extLst>
-                          <a:ext uri="{28A0092B-C50C-407E-A947-70E740481C1C}">
-                            <a14:useLocalDpi xmlns:a14="http://schemas.microsoft.com/office/drawing/2010/main" val="0"/>
-                          </a:ext>
-                        </a:extLst>
-                      </a:blip>
-                      <a:stretch>
-                        <a:fillRect/>
-                      </a:stretch>
-                    </pic:blipFill>
-                    <pic:spPr>
-                      <a:xfrm>
-                        <a:off x="0" y="0"/>
-                        <a:ext cx="823578" cy="724710"/>
-                      </a:xfrm>
-                      <a:prstGeom prst="rect">
-                        <a:avLst/>
-                      </a:prstGeom>
-                    </pic:spPr>
-                  </pic:pic>
-                </a:graphicData>
-              </a:graphic>
-            </wp:anchor>
-          </w:drawing>
-        </w:r>
-        <w:r>
-          <w:rPr>
-            <w:rFonts w:ascii="Courier New" w:hAnsi="Courier New" w:cs="Courier New"/>
-            <w:b/>
-            <w:noProof/>
-            <w:sz w:val="32"/>
-            <w:lang w:eastAsia="en-PH"/>
-          </w:rPr>
-          <mc:AlternateContent>
-            <mc:Choice Requires="wps">
-              <w:drawing>
-                <wp:anchor distT="0" distB="0" distL="114300" distR="114300" simplePos="0" relativeHeight="251684864" behindDoc="0" locked="0" layoutInCell="1" allowOverlap="1" wp14:anchorId="1CB7CCD8" wp14:editId="523A3A3B">
-                  <wp:simplePos x="0" y="0"/>
-                  <wp:positionH relativeFrom="column">
-                    <wp:posOffset>-1371600</wp:posOffset>
-                  </wp:positionH>
-                  <wp:positionV relativeFrom="paragraph">
-                    <wp:posOffset>-287020</wp:posOffset>
-                  </wp:positionV>
-                  <wp:extent cx="7772400" cy="0"/>
-                  <wp:effectExtent l="0" t="19050" r="0" b="19050"/>
-                  <wp:wrapNone/>
-                  <wp:docPr id="779353151" name="Straight Connector 779353151"/>
-                  <wp:cNvGraphicFramePr/>
-                  <a:graphic xmlns:a="http://schemas.openxmlformats.org/drawingml/2006/main">
-                    <a:graphicData uri="http://schemas.microsoft.com/office/word/2010/wordprocessingShape">
-                      <wps:wsp>
-                        <wps:cNvCnPr/>
-                        <wps:spPr>
-                          <a:xfrm>
-                            <a:off x="0" y="0"/>
-                            <a:ext cx="7772400" cy="0"/>
-                          </a:xfrm>
-                          <a:prstGeom prst="line">
-                            <a:avLst/>
-                          </a:prstGeom>
-                          <a:ln w="38100"/>
-                        </wps:spPr>
-                        <wps:style>
-                          <a:lnRef idx="1">
-                            <a:schemeClr val="dk1"/>
-                          </a:lnRef>
-                          <a:fillRef idx="0">
-                            <a:schemeClr val="dk1"/>
-                          </a:fillRef>
-                          <a:effectRef idx="0">
-                            <a:schemeClr val="dk1"/>
-                          </a:effectRef>
-                          <a:fontRef idx="minor">
-                            <a:schemeClr val="tx1"/>
-                          </a:fontRef>
-                        </wps:style>
-                        <wps:bodyPr/>
-                      </wps:wsp>
-                    </a:graphicData>
-                  </a:graphic>
-                </wp:anchor>
-              </w:drawing>
-            </mc:Choice>
-            <mc:Fallback>
-              <w:pict>
-                <v:line w14:anchorId="79BBF555" id="Straight Connector 779353151" o:spid="_x0000_s1026" style="position:absolute;z-index:251728896;visibility:visible;mso-wrap-style:square;mso-wrap-distance-left:9pt;mso-wrap-distance-top:0;mso-wrap-distance-right:9pt;mso-wrap-distance-bottom:0;mso-position-horizontal:absolute;mso-position-horizontal-relative:text;mso-position-vertical:absolute;mso-position-vertical-relative:text" from="-108pt,-22.6pt" to="7in,-22.6pt" o:gfxdata="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" strokecolor="black [3200]" strokeweight="3pt">
-                  <v:stroke joinstyle="miter"/>
-                </v:line>
-              </w:pict>
-            </mc:Fallback>
-          </mc:AlternateContent>
-        </w:r>
-        <w:r>
-          <w:rPr>
-            <w:rFonts w:ascii="Courier New" w:hAnsi="Courier New" w:cs="Courier New"/>
-            <w:b/>
-            <w:noProof/>
-            <w:sz w:val="36"/>
-            <w:lang w:eastAsia="en-PH"/>
-          </w:rPr>
-          <mc:AlternateContent>
-            <mc:Choice Requires="wps">
-              <w:drawing>
-                <wp:anchor distT="0" distB="0" distL="114300" distR="114300" simplePos="0" relativeHeight="251682816" behindDoc="0" locked="0" layoutInCell="1" allowOverlap="1" wp14:anchorId="1ED8D961" wp14:editId="00181FF4">
-                  <wp:simplePos x="0" y="0"/>
-                  <wp:positionH relativeFrom="column">
-                    <wp:posOffset>-228600</wp:posOffset>
-                  </wp:positionH>
-                  <wp:positionV relativeFrom="paragraph">
-                    <wp:posOffset>-572770</wp:posOffset>
-                  </wp:positionV>
-                  <wp:extent cx="0" cy="10191750"/>
-                  <wp:effectExtent l="19050" t="0" r="19050" b="0"/>
-                  <wp:wrapNone/>
-                  <wp:docPr id="1221720256" name="Straight Connector 1221720256"/>
-                  <wp:cNvGraphicFramePr/>
-                  <a:graphic xmlns:a="http://schemas.openxmlformats.org/drawingml/2006/main">
-                    <a:graphicData uri="http://schemas.microsoft.com/office/word/2010/wordprocessingShape">
-                      <wps:wsp>
-                        <wps:cNvCnPr/>
-                        <wps:spPr>
-                          <a:xfrm>
-                            <a:off x="0" y="0"/>
-                            <a:ext cx="0" cy="10191896"/>
-                          </a:xfrm>
-                          <a:prstGeom prst="line">
-                            <a:avLst/>
-                          </a:prstGeom>
-                          <a:ln w="38100"/>
-                        </wps:spPr>
-                        <wps:style>
-                          <a:lnRef idx="1">
-                            <a:schemeClr val="dk1"/>
-                          </a:lnRef>
-                          <a:fillRef idx="0">
-                            <a:schemeClr val="dk1"/>
-                          </a:fillRef>
-                          <a:effectRef idx="0">
-                            <a:schemeClr val="dk1"/>
-                          </a:effectRef>
-                          <a:fontRef idx="minor">
-                            <a:schemeClr val="tx1"/>
-                          </a:fontRef>
-                        </wps:style>
-                        <wps:bodyPr/>
-                      </wps:wsp>
-                    </a:graphicData>
-                  </a:graphic>
-                </wp:anchor>
-              </w:drawing>
-            </mc:Choice>
-            <mc:Fallback>
-              <w:pict>
-                <v:line w14:anchorId="094BC2AE" id="Straight Connector 1221720256" o:spid="_x0000_s1026" style="position:absolute;z-index:251726848;visibility:visible;mso-wrap-style:square;mso-wrap-distance-left:9pt;mso-wrap-distance-top:0;mso-wrap-distance-right:9pt;mso-wrap-distance-bottom:0;mso-position-horizontal:absolute;mso-position-horizontal-relative:text;mso-position-vertical:absolute;mso-position-vertical-relative:text" from="-18pt,-45.1pt" to="-18pt,757.4pt" o:gfxdata="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" strokecolor="black [3200]" strokeweight="3pt">
-                  <v:stroke joinstyle="miter"/>
-                </v:line>
-              </w:pict>
-            </mc:Fallback>
-          </mc:AlternateContent>
-        </w:r>
-        <w:r>
-          <w:rPr>
-            <w:rFonts w:ascii="Courier New" w:hAnsi="Courier New" w:cs="Courier New"/>
-            <w:b/>
-            <w:noProof/>
-            <w:sz w:val="36"/>
-            <w:lang w:eastAsia="en-PH"/>
-          </w:rPr>
-          <mc:AlternateContent>
-            <mc:Choice Requires="wps">
-              <w:drawing>
-                <wp:anchor distT="0" distB="0" distL="114300" distR="114300" simplePos="0" relativeHeight="251683840" behindDoc="0" locked="0" layoutInCell="1" allowOverlap="1" wp14:anchorId="388E9295" wp14:editId="509A27C9">
-                  <wp:simplePos x="0" y="0"/>
-                  <wp:positionH relativeFrom="column">
-                    <wp:posOffset>5715000</wp:posOffset>
-                  </wp:positionH>
-                  <wp:positionV relativeFrom="paragraph">
-                    <wp:posOffset>-419735</wp:posOffset>
-                  </wp:positionV>
-                  <wp:extent cx="0" cy="10033635"/>
-                  <wp:effectExtent l="19050" t="0" r="19050" b="5715"/>
-                  <wp:wrapNone/>
-                  <wp:docPr id="1162794373" name="Straight Connector 1162794373"/>
-                  <wp:cNvGraphicFramePr/>
-                  <a:graphic xmlns:a="http://schemas.openxmlformats.org/drawingml/2006/main">
-                    <a:graphicData uri="http://schemas.microsoft.com/office/word/2010/wordprocessingShape">
-                      <wps:wsp>
-                        <wps:cNvCnPr/>
-                        <wps:spPr>
-                          <a:xfrm>
-                            <a:off x="0" y="0"/>
-                            <a:ext cx="0" cy="10033762"/>
-                          </a:xfrm>
-                          <a:prstGeom prst="line">
-                            <a:avLst/>
-                          </a:prstGeom>
-                          <a:ln w="38100"/>
-                        </wps:spPr>
-                        <wps:style>
-                          <a:lnRef idx="1">
-                            <a:schemeClr val="dk1"/>
-                          </a:lnRef>
-                          <a:fillRef idx="0">
-                            <a:schemeClr val="dk1"/>
-                          </a:fillRef>
-                          <a:effectRef idx="0">
-                            <a:schemeClr val="dk1"/>
-                          </a:effectRef>
-                          <a:fontRef idx="minor">
-                            <a:schemeClr val="tx1"/>
-                          </a:fontRef>
-                        </wps:style>
-                        <wps:bodyPr/>
-                      </wps:wsp>
-                    </a:graphicData>
-                  </a:graphic>
-                </wp:anchor>
-              </w:drawing>
-            </mc:Choice>
-            <mc:Fallback>
-              <w:pict>
-                <v:line w14:anchorId="082CE6F4" id="Straight Connector 1162794373" o:spid="_x0000_s1026" style="position:absolute;z-index:251727872;visibility:visible;mso-wrap-style:square;mso-wrap-distance-left:9pt;mso-wrap-distance-top:0;mso-wrap-distance-right:9pt;mso-wrap-distance-bottom:0;mso-position-horizontal:absolute;mso-position-horizontal-relative:text;mso-position-vertical:absolute;mso-position-vertical-relative:text" from="450pt,-33.05pt" to="450pt,757pt" o:gfxdata="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" strokecolor="black [3200]" strokeweight="3pt">
-                  <v:stroke joinstyle="miter"/>
-                </v:line>
-              </w:pict>
-            </mc:Fallback>
-          </mc:AlternateContent>
-        </w:r>
-        <w:r>
-          <w:rPr>
-            <w:rFonts w:ascii="Courier New" w:hAnsi="Courier New" w:cs="Courier New"/>
-            <w:b/>
-            <w:sz w:val="36"/>
-          </w:rPr>
-          <w:t>Kalinga State University</w:t>
-        </w:r>
-        <w:r>
-          <w:rPr>
-            <w:rFonts w:ascii="Courier New" w:hAnsi="Courier New" w:cs="Courier New"/>
-            <w:b/>
-            <w:sz w:val="36"/>
-          </w:rPr>
-          <w:tab/>
-        </w:r>
-      </w:p>
-      <w:p>
-        <w:pPr>
-          <w:pStyle w:val="Header"/>
-          <w:tabs>
-            <w:tab w:val="clear" w:pos="9360"/>
-            <w:tab w:val="left" w:pos="2256"/>
-            <w:tab w:val="center" w:pos="4320"/>
-            <w:tab w:val="right" w:pos="8642"/>
-          </w:tabs>
-          <w:rPr>
-            <w:rFonts w:ascii="Courier New" w:hAnsi="Courier New" w:cs="Courier New"/>
-            <w:sz w:val="24"/>
-          </w:rPr>
-        </w:pPr>
-        <w:r>
-          <w:rPr>
-            <w:rFonts w:ascii="Courier New" w:hAnsi="Courier New" w:cs="Courier New"/>
-            <w:sz w:val="24"/>
-          </w:rPr>
-          <w:tab/>
-        </w:r>
-        <w:r>
-          <w:rPr>
-            <w:rFonts w:ascii="Courier New" w:hAnsi="Courier New" w:cs="Courier New"/>
-            <w:sz w:val="24"/>
-          </w:rPr>
-          <w:tab/>
-          <w:t>Bulanao, Tabuk City, Kalinga</w:t>
-        </w:r>
-      </w:p>
-      <w:p>
-        <w:pPr>
-          <w:pStyle w:val="Header"/>
-          <w:tabs>
-            <w:tab w:val="clear" w:pos="9360"/>
-            <w:tab w:val="left" w:pos="2256"/>
-            <w:tab w:val="center" w:pos="4320"/>
-            <w:tab w:val="right" w:pos="8642"/>
-          </w:tabs>
-          <w:rPr>
-            <w:rFonts w:ascii="Courier New" w:hAnsi="Courier New" w:cs="Courier New"/>
-            <w:sz w:val="24"/>
-          </w:rPr>
-        </w:pPr>
-        <w:r>
-          <w:rPr>
-            <w:rFonts w:ascii="Courier New" w:hAnsi="Courier New" w:cs="Courier New"/>
-            <w:sz w:val="24"/>
-          </w:rPr>
-          <w:tab/>
-        </w:r>
-      </w:p>
-      <w:p>
-        <w:pPr>
-          <w:pStyle w:val="Header"/>
-          <w:jc w:val="right"/>
-          <w:rPr>
-            <w:rFonts w:ascii="Courier New" w:hAnsi="Courier New" w:cs="Courier New"/>
-            <w:sz w:val="20"/>
-            <w:szCs w:val="20"/>
-          </w:rPr>
-        </w:pPr>
-        <w:r>
-          <w:rPr>
-            <w:rFonts w:ascii="Courier New" w:hAnsi="Courier New" w:cs="Courier New"/>
-            <w:noProof/>
-            <w:lang w:eastAsia="en-PH"/>
-          </w:rPr>
-          <mc:AlternateContent>
-            <mc:Choice Requires="wps">
-              <w:drawing>
-                <wp:anchor distT="0" distB="0" distL="114300" distR="114300" simplePos="0" relativeHeight="251639808" behindDoc="0" locked="0" layoutInCell="1" allowOverlap="1" wp14:anchorId="5F058D08" wp14:editId="73004D76">
-                  <wp:simplePos x="0" y="0"/>
-                  <wp:positionH relativeFrom="page">
-                    <wp:align>right</wp:align>
-                  </wp:positionH>
-                  <wp:positionV relativeFrom="paragraph">
-                    <wp:posOffset>204470</wp:posOffset>
-                  </wp:positionV>
-                  <wp:extent cx="7772400" cy="0"/>
-                  <wp:effectExtent l="0" t="19050" r="19050" b="19050"/>
-                  <wp:wrapNone/>
-                  <wp:docPr id="9900" name="Straight Connector 29"/>
-                  <wp:cNvGraphicFramePr/>
-                  <a:graphic xmlns:a="http://schemas.openxmlformats.org/drawingml/2006/main">
-                    <a:graphicData uri="http://schemas.microsoft.com/office/word/2010/wordprocessingShape">
-                      <wps:wsp>
-                        <wps:cNvCnPr/>
-                        <wps:spPr>
-                          <a:xfrm>
-                            <a:off x="0" y="0"/>
-                            <a:ext cx="7772400" cy="0"/>
-                          </a:xfrm>
-                          <a:prstGeom prst="line">
-                            <a:avLst/>
-                          </a:prstGeom>
-                          <a:ln w="38100"/>
-                        </wps:spPr>
-                        <wps:style>
-                          <a:lnRef idx="1">
-                            <a:schemeClr val="dk1"/>
-                          </a:lnRef>
-                          <a:fillRef idx="0">
-                            <a:schemeClr val="dk1"/>
-                          </a:fillRef>
-                          <a:effectRef idx="0">
-                            <a:schemeClr val="dk1"/>
-                          </a:effectRef>
-                          <a:fontRef idx="minor">
-                            <a:schemeClr val="tx1"/>
-                          </a:fontRef>
-                        </wps:style>
-                        <wps:bodyPr/>
-                      </wps:wsp>
-                    </a:graphicData>
-                  </a:graphic>
-                </wp:anchor>
-              </w:drawing>
-            </mc:Choice>
-            <mc:Fallback xmlns:wpsCustomData="http://www.wps.cn/officeDocument/2013/wpsCustomData">
-              <w:pict>
-                <v:line id="_x0000_s1026" o:spid="_x0000_s1026" o:spt="20" style="position:absolute;left:0pt;margin-top:16.1pt;height:0pt;width:612pt;mso-position-horizontal:right;mso-position-horizontal-relative:page;z-index:251663360;mso-width-relative:page;mso-height-relative:page;" filled="f" stroked="t" coordsize="21600,21600" o:gfxdata="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">
-                  <v:fill on="f" focussize="0,0"/>
-                  <v:stroke weight="3pt" color="#000000 [3200]" miterlimit="8" joinstyle="miter"/>
-                  <v:imagedata o:title=""/>
-                  <o:lock v:ext="edit" aspectratio="f"/>
-                </v:line>
-              </w:pict>
-            </mc:Fallback>
-          </mc:AlternateContent>
-        </w:r>
-        <w:r>
-          <w:rPr>
-            <w:rFonts w:ascii="Courier New" w:hAnsi="Courier New" w:cs="Courier New"/>
-            <w:sz w:val="20"/>
-            <w:szCs w:val="20"/>
-          </w:rPr>
-          <w:t xml:space="preserve">Results and Discussions </w:t>
-        </w:r>
-        <w:r>
-          <w:rPr>
-            <w:rFonts w:ascii="Courier New" w:hAnsi="Courier New" w:cs="Courier New"/>
-            <w:sz w:val="20"/>
-            <w:szCs w:val="20"/>
-          </w:rPr>
-          <w:t xml:space="preserve">| </w:t>
-        </w:r>
-        <w:r>
-          <w:rPr>
-            <w:rFonts w:ascii="Courier New" w:hAnsi="Courier New" w:cs="Courier New"/>
-            <w:sz w:val="20"/>
-            <w:szCs w:val="20"/>
-          </w:rPr>
-          <w:fldChar w:fldCharType="begin"/>
-        </w:r>
-        <w:r>
-          <w:rPr>
-            <w:rFonts w:ascii="Courier New" w:hAnsi="Courier New" w:cs="Courier New"/>
-            <w:sz w:val="20"/>
-            <w:szCs w:val="20"/>
-          </w:rPr>
-          <w:instrText xml:space="preserve"> PAGE   \* MERGEFORMAT </w:instrText>
-        </w:r>
-        <w:r>
-          <w:rPr>
-            <w:rFonts w:ascii="Courier New" w:hAnsi="Courier New" w:cs="Courier New"/>
-            <w:sz w:val="20"/>
-            <w:szCs w:val="20"/>
-          </w:rPr>
-          <w:fldChar w:fldCharType="separate"/>
-        </w:r>
-        <w:r>
-          <w:rPr>
-            <w:rFonts w:ascii="Courier New" w:hAnsi="Courier New" w:cs="Courier New"/>
-            <w:b/>
-            <w:bCs/>
-            <w:noProof/>
-            <w:sz w:val="20"/>
-            <w:szCs w:val="20"/>
-          </w:rPr>
-          <w:t>1</w:t>
-        </w:r>
-        <w:r>
-          <w:rPr>
-            <w:rFonts w:ascii="Courier New" w:hAnsi="Courier New" w:cs="Courier New"/>
-            <w:b/>
-            <w:bCs/>
-            <w:noProof/>
-            <w:sz w:val="20"/>
-            <w:szCs w:val="20"/>
-          </w:rPr>
-          <w:fldChar w:fldCharType="end"/>
-        </w:r>
-      </w:p>
-    </w:sdtContent>
-  </w:sdt>
-  <w:p>
-    <w:pPr>
-      <w:pStyle w:val="Header"/>
-      <w:rPr>
-        <w:rFonts w:ascii="Courier New" w:hAnsi="Courier New" w:cs="Courier New"/>
-      </w:rPr>
-    </w:pPr>
-  </w:p>
-</w:hdr>
-</file>
-
-<file path=word/header11.xml><?xml version="1.0" encoding="utf-8"?>
-<w:hdr xmlns:wpc="http://schemas.microsoft.com/office/word/2010/wordprocessingCanvas" xmlns:cx="http://schemas.microsoft.com/office/drawing/2014/chartex" xmlns:cx1="http://schemas.microsoft.com/office/drawing/2015/9/8/chartex" xmlns:cx2="http://schemas.microsoft.com/office/drawing/2015/10/21/chartex" xmlns:cx3="http://schemas.microsoft.com/office/drawing/2016/5/9/chartex" xmlns:cx4="http://schemas.microsoft.com/office/drawing/2016/5/10/chartex" xmlns:cx5="http://schemas.microsoft.com/office/drawing/2016/5/11/chartex" xmlns:cx6="http://schemas.microsoft.com/office/drawing/2016/5/12/chartex" xmlns:cx7="http://schemas.microsoft.com/office/drawing/2016/5/13/chartex" xmlns:cx8="http://schemas.microsoft.com/office/drawing/2016/5/14/chartex" xmlns:mc="http://schemas.openxmlformats.org/markup-compatibility/2006" xmlns:aink="http://schemas.microsoft.com/office/drawing/2016/ink" xmlns:am3d="http://schemas.microsoft.com/office/drawing/2017/model3d" xmlns:o="urn:schemas-microsoft-com:office:office" xmlns:oel="http://schemas.microsoft.com/office/2019/extlst" xmlns:r="http://schemas.openxmlformats.org/officeDocument/2006/relationships" xmlns:m="http://schemas.openxmlformats.org/officeDocument/2006/math" xmlns:v="urn:schemas-microsoft-com:vml" xmlns:wp14="http://schemas.microsoft.com/office/word/2010/wordprocessingDrawing" xmlns:wp="http://schemas.openxmlformats.org/drawingml/2006/wordprocessingDrawing" xmlns:w10="urn:schemas-microsoft-com:office:word" xmlns:w="http://schemas.openxmlformats.org/wordprocessingml/2006/main" xmlns:w14="http://schemas.microsoft.com/office/word/2010/wordml" xmlns:w15="http://schemas.microsoft.com/office/word/2012/wordml" xmlns:w16cex="http://schemas.microsoft.com/office/word/2018/wordml/cex" xmlns:w16cid="http://schemas.microsoft.com/office/word/2016/wordml/cid" xmlns:w16="http://schemas.microsoft.com/office/word/2018/wordml" xmlns:w16du="http://schemas.microsoft.com/office/word/2023/wordml/word16du" xmlns:w16sdtdh="http://schemas.microsoft.com/office/word/2020/wordml/sdtdatahash" xmlns:w16sdtfl="http://schemas.microsoft.com/office/word/2024/wordml/sdtformatlock" xmlns:w16se="http://schemas.microsoft.com/office/word/2015/wordml/symex" xmlns:wpg="http://schemas.microsoft.com/office/word/2010/wordprocessingGroup" xmlns:wpi="http://schemas.microsoft.com/office/word/2010/wordprocessingInk" xmlns:wne="http://schemas.microsoft.com/office/word/2006/wordml" xmlns:wps="http://schemas.microsoft.com/office/word/2010/wordprocessingShape" mc:Ignorable="w14 w15 w16se w16cid w16 w16cex w16sdtdh w16sdtfl w16du wp14">
-  <w:sdt>
-    <w:sdtPr>
-      <w:id w:val="1831483142"/>
-    </w:sdtPr>
-    <w:sdtEndPr>
-      <w:rPr>
-        <w:rFonts w:ascii="Courier New" w:hAnsi="Courier New" w:cs="Courier New"/>
-        <w:sz w:val="20"/>
-        <w:szCs w:val="20"/>
-      </w:rPr>
-    </w:sdtEndPr>
-    <w:sdtContent>
-      <w:p>
-        <w:pPr>
-          <w:pStyle w:val="Header"/>
-          <w:tabs>
-            <w:tab w:val="center" w:pos="4321"/>
-            <w:tab w:val="right" w:pos="8642"/>
-          </w:tabs>
-          <w:rPr>
-            <w:rFonts w:ascii="Courier New" w:hAnsi="Courier New" w:cs="Courier New"/>
-            <w:b/>
-            <w:sz w:val="32"/>
-          </w:rPr>
-        </w:pPr>
-        <w:r>
-          <w:tab/>
-        </w:r>
-        <w:r>
-          <w:rPr>
-            <w:rFonts w:ascii="Courier New" w:hAnsi="Courier New" w:cs="Courier New"/>
-            <w:b/>
-            <w:noProof/>
-            <w:sz w:val="36"/>
-            <w:lang w:eastAsia="en-PH"/>
-          </w:rPr>
-          <w:drawing>
-            <wp:anchor distT="0" distB="0" distL="114300" distR="114300" simplePos="0" relativeHeight="251677696" behindDoc="0" locked="0" layoutInCell="1" allowOverlap="1" wp14:anchorId="2D4E91FD" wp14:editId="3A435028">
-              <wp:simplePos x="0" y="0"/>
-              <wp:positionH relativeFrom="column">
-                <wp:posOffset>-246380</wp:posOffset>
-              </wp:positionH>
-              <wp:positionV relativeFrom="paragraph">
-                <wp:posOffset>-198120</wp:posOffset>
-              </wp:positionV>
-              <wp:extent cx="823595" cy="724535"/>
-              <wp:effectExtent l="0" t="0" r="14605" b="18415"/>
-              <wp:wrapNone/>
-              <wp:docPr id="2026318676" name="Picture 2026318676"/>
-              <wp:cNvGraphicFramePr>
-                <a:graphicFrameLocks xmlns:a="http://schemas.openxmlformats.org/drawingml/2006/main" noChangeAspect="1"/>
-              </wp:cNvGraphicFramePr>
-              <a:graphic xmlns:a="http://schemas.openxmlformats.org/drawingml/2006/main">
-                <a:graphicData uri="http://schemas.openxmlformats.org/drawingml/2006/picture">
-                  <pic:pic xmlns:pic="http://schemas.openxmlformats.org/drawingml/2006/picture">
-                    <pic:nvPicPr>
-                      <pic:cNvPr id="700363394" name="Picture 700363394"/>
-                      <pic:cNvPicPr>
-                        <a:picLocks noChangeAspect="1"/>
-                      </pic:cNvPicPr>
-                    </pic:nvPicPr>
-                    <pic:blipFill>
-                      <a:blip r:embed="rId1">
-                        <a:extLst>
-                          <a:ext uri="{28A0092B-C50C-407E-A947-70E740481C1C}">
-                            <a14:useLocalDpi xmlns:a14="http://schemas.microsoft.com/office/drawing/2010/main" val="0"/>
-                          </a:ext>
-                        </a:extLst>
-                      </a:blip>
-                      <a:stretch>
-                        <a:fillRect/>
-                      </a:stretch>
-                    </pic:blipFill>
-                    <pic:spPr>
-                      <a:xfrm>
-                        <a:off x="0" y="0"/>
-                        <a:ext cx="823578" cy="724710"/>
-                      </a:xfrm>
-                      <a:prstGeom prst="rect">
-                        <a:avLst/>
-                      </a:prstGeom>
-                    </pic:spPr>
-                  </pic:pic>
-                </a:graphicData>
-              </a:graphic>
-            </wp:anchor>
-          </w:drawing>
-        </w:r>
-        <w:r>
-          <w:rPr>
-            <w:rFonts w:ascii="Courier New" w:hAnsi="Courier New" w:cs="Courier New"/>
-            <w:b/>
-            <w:noProof/>
-            <w:sz w:val="32"/>
-            <w:lang w:eastAsia="en-PH"/>
-          </w:rPr>
-          <mc:AlternateContent>
-            <mc:Choice Requires="wps">
-              <w:drawing>
-                <wp:anchor distT="0" distB="0" distL="114300" distR="114300" simplePos="0" relativeHeight="251680768" behindDoc="0" locked="0" layoutInCell="1" allowOverlap="1" wp14:anchorId="4366DFAE" wp14:editId="5C9FE52F">
-                  <wp:simplePos x="0" y="0"/>
-                  <wp:positionH relativeFrom="column">
-                    <wp:posOffset>-1371600</wp:posOffset>
-                  </wp:positionH>
-                  <wp:positionV relativeFrom="paragraph">
-                    <wp:posOffset>-287020</wp:posOffset>
-                  </wp:positionV>
-                  <wp:extent cx="7772400" cy="0"/>
-                  <wp:effectExtent l="0" t="19050" r="0" b="19050"/>
-                  <wp:wrapNone/>
-                  <wp:docPr id="2030725421" name="Straight Connector 2030725421"/>
-                  <wp:cNvGraphicFramePr/>
-                  <a:graphic xmlns:a="http://schemas.openxmlformats.org/drawingml/2006/main">
-                    <a:graphicData uri="http://schemas.microsoft.com/office/word/2010/wordprocessingShape">
-                      <wps:wsp>
-                        <wps:cNvCnPr/>
-                        <wps:spPr>
-                          <a:xfrm>
-                            <a:off x="0" y="0"/>
-                            <a:ext cx="7772400" cy="0"/>
-                          </a:xfrm>
-                          <a:prstGeom prst="line">
-                            <a:avLst/>
-                          </a:prstGeom>
-                          <a:ln w="38100"/>
-                        </wps:spPr>
-                        <wps:style>
-                          <a:lnRef idx="1">
-                            <a:schemeClr val="dk1"/>
-                          </a:lnRef>
-                          <a:fillRef idx="0">
-                            <a:schemeClr val="dk1"/>
-                          </a:fillRef>
-                          <a:effectRef idx="0">
-                            <a:schemeClr val="dk1"/>
-                          </a:effectRef>
-                          <a:fontRef idx="minor">
-                            <a:schemeClr val="tx1"/>
-                          </a:fontRef>
-                        </wps:style>
-                        <wps:bodyPr/>
-                      </wps:wsp>
-                    </a:graphicData>
-                  </a:graphic>
-                </wp:anchor>
-              </w:drawing>
-            </mc:Choice>
-            <mc:Fallback>
-              <w:pict>
-                <v:line w14:anchorId="464CD259" id="Straight Connector 2030725421" o:spid="_x0000_s1026" style="position:absolute;z-index:251723776;visibility:visible;mso-wrap-style:square;mso-wrap-distance-left:9pt;mso-wrap-distance-top:0;mso-wrap-distance-right:9pt;mso-wrap-distance-bottom:0;mso-position-horizontal:absolute;mso-position-horizontal-relative:text;mso-position-vertical:absolute;mso-position-vertical-relative:text" from="-108pt,-22.6pt" to="7in,-22.6pt" o:gfxdata="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" strokecolor="black [3200]" strokeweight="3pt">
-                  <v:stroke joinstyle="miter"/>
-                </v:line>
-              </w:pict>
-            </mc:Fallback>
-          </mc:AlternateContent>
-        </w:r>
-        <w:r>
-          <w:rPr>
-            <w:rFonts w:ascii="Courier New" w:hAnsi="Courier New" w:cs="Courier New"/>
-            <w:b/>
-            <w:noProof/>
-            <w:sz w:val="36"/>
-            <w:lang w:eastAsia="en-PH"/>
-          </w:rPr>
-          <mc:AlternateContent>
-            <mc:Choice Requires="wps">
-              <w:drawing>
-                <wp:anchor distT="0" distB="0" distL="114300" distR="114300" simplePos="0" relativeHeight="251678720" behindDoc="0" locked="0" layoutInCell="1" allowOverlap="1" wp14:anchorId="7D282725" wp14:editId="0872A5F0">
-                  <wp:simplePos x="0" y="0"/>
-                  <wp:positionH relativeFrom="column">
-                    <wp:posOffset>-228600</wp:posOffset>
-                  </wp:positionH>
-                  <wp:positionV relativeFrom="paragraph">
-                    <wp:posOffset>-572770</wp:posOffset>
-                  </wp:positionV>
-                  <wp:extent cx="0" cy="10191750"/>
-                  <wp:effectExtent l="19050" t="0" r="19050" b="0"/>
-                  <wp:wrapNone/>
-                  <wp:docPr id="904603731" name="Straight Connector 904603731"/>
-                  <wp:cNvGraphicFramePr/>
-                  <a:graphic xmlns:a="http://schemas.openxmlformats.org/drawingml/2006/main">
-                    <a:graphicData uri="http://schemas.microsoft.com/office/word/2010/wordprocessingShape">
-                      <wps:wsp>
-                        <wps:cNvCnPr/>
-                        <wps:spPr>
-                          <a:xfrm>
-                            <a:off x="0" y="0"/>
-                            <a:ext cx="0" cy="10191896"/>
-                          </a:xfrm>
-                          <a:prstGeom prst="line">
-                            <a:avLst/>
-                          </a:prstGeom>
-                          <a:ln w="38100"/>
-                        </wps:spPr>
-                        <wps:style>
-                          <a:lnRef idx="1">
-                            <a:schemeClr val="dk1"/>
-                          </a:lnRef>
-                          <a:fillRef idx="0">
-                            <a:schemeClr val="dk1"/>
-                          </a:fillRef>
-                          <a:effectRef idx="0">
-                            <a:schemeClr val="dk1"/>
-                          </a:effectRef>
-                          <a:fontRef idx="minor">
-                            <a:schemeClr val="tx1"/>
-                          </a:fontRef>
-                        </wps:style>
-                        <wps:bodyPr/>
-                      </wps:wsp>
-                    </a:graphicData>
-                  </a:graphic>
-                </wp:anchor>
-              </w:drawing>
-            </mc:Choice>
-            <mc:Fallback>
-              <w:pict>
-                <v:line w14:anchorId="41B0706A" id="Straight Connector 904603731" o:spid="_x0000_s1026" style="position:absolute;z-index:251721728;visibility:visible;mso-wrap-style:square;mso-wrap-distance-left:9pt;mso-wrap-distance-top:0;mso-wrap-distance-right:9pt;mso-wrap-distance-bottom:0;mso-position-horizontal:absolute;mso-position-horizontal-relative:text;mso-position-vertical:absolute;mso-position-vertical-relative:text" from="-18pt,-45.1pt" to="-18pt,757.4pt" o:gfxdata="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" strokecolor="black [3200]" strokeweight="3pt">
-                  <v:stroke joinstyle="miter"/>
-                </v:line>
-              </w:pict>
-            </mc:Fallback>
-          </mc:AlternateContent>
-        </w:r>
-        <w:r>
-          <w:rPr>
-            <w:rFonts w:ascii="Courier New" w:hAnsi="Courier New" w:cs="Courier New"/>
-            <w:b/>
-            <w:noProof/>
-            <w:sz w:val="36"/>
-            <w:lang w:eastAsia="en-PH"/>
-          </w:rPr>
-          <mc:AlternateContent>
-            <mc:Choice Requires="wps">
-              <w:drawing>
-                <wp:anchor distT="0" distB="0" distL="114300" distR="114300" simplePos="0" relativeHeight="251679744" behindDoc="0" locked="0" layoutInCell="1" allowOverlap="1" wp14:anchorId="3154A674" wp14:editId="178287CF">
-                  <wp:simplePos x="0" y="0"/>
-                  <wp:positionH relativeFrom="column">
-                    <wp:posOffset>5715000</wp:posOffset>
-                  </wp:positionH>
-                  <wp:positionV relativeFrom="paragraph">
-                    <wp:posOffset>-419735</wp:posOffset>
-                  </wp:positionV>
-                  <wp:extent cx="0" cy="10033635"/>
-                  <wp:effectExtent l="19050" t="0" r="19050" b="5715"/>
-                  <wp:wrapNone/>
-                  <wp:docPr id="1590466236" name="Straight Connector 1590466236"/>
-                  <wp:cNvGraphicFramePr/>
-                  <a:graphic xmlns:a="http://schemas.openxmlformats.org/drawingml/2006/main">
-                    <a:graphicData uri="http://schemas.microsoft.com/office/word/2010/wordprocessingShape">
-                      <wps:wsp>
-                        <wps:cNvCnPr/>
-                        <wps:spPr>
-                          <a:xfrm>
-                            <a:off x="0" y="0"/>
-                            <a:ext cx="0" cy="10033762"/>
-                          </a:xfrm>
-                          <a:prstGeom prst="line">
-                            <a:avLst/>
-                          </a:prstGeom>
-                          <a:ln w="38100"/>
-                        </wps:spPr>
-                        <wps:style>
-                          <a:lnRef idx="1">
-                            <a:schemeClr val="dk1"/>
-                          </a:lnRef>
-                          <a:fillRef idx="0">
-                            <a:schemeClr val="dk1"/>
-                          </a:fillRef>
-                          <a:effectRef idx="0">
-                            <a:schemeClr val="dk1"/>
-                          </a:effectRef>
-                          <a:fontRef idx="minor">
-                            <a:schemeClr val="tx1"/>
-                          </a:fontRef>
-                        </wps:style>
-                        <wps:bodyPr/>
-                      </wps:wsp>
-                    </a:graphicData>
-                  </a:graphic>
-                </wp:anchor>
-              </w:drawing>
-            </mc:Choice>
-            <mc:Fallback>
-              <w:pict>
-                <v:line w14:anchorId="188C4CA3" id="Straight Connector 1590466236" o:spid="_x0000_s1026" style="position:absolute;z-index:251722752;visibility:visible;mso-wrap-style:square;mso-wrap-distance-left:9pt;mso-wrap-distance-top:0;mso-wrap-distance-right:9pt;mso-wrap-distance-bottom:0;mso-position-horizontal:absolute;mso-position-horizontal-relative:text;mso-position-vertical:absolute;mso-position-vertical-relative:text" from="450pt,-33.05pt" to="450pt,757pt" o:gfxdata="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" strokecolor="black [3200]" strokeweight="3pt">
-                  <v:stroke joinstyle="miter"/>
-                </v:line>
-              </w:pict>
-            </mc:Fallback>
-          </mc:AlternateContent>
-        </w:r>
-        <w:r>
-          <w:rPr>
-            <w:rFonts w:ascii="Courier New" w:hAnsi="Courier New" w:cs="Courier New"/>
-            <w:b/>
-            <w:sz w:val="36"/>
-          </w:rPr>
-          <w:t>Kalinga State University</w:t>
-        </w:r>
-        <w:r>
-          <w:rPr>
-            <w:rFonts w:ascii="Courier New" w:hAnsi="Courier New" w:cs="Courier New"/>
-            <w:b/>
-            <w:sz w:val="36"/>
-          </w:rPr>
-          <w:tab/>
-        </w:r>
-      </w:p>
-      <w:p>
-        <w:pPr>
-          <w:pStyle w:val="Header"/>
-          <w:tabs>
-            <w:tab w:val="clear" w:pos="9360"/>
-            <w:tab w:val="left" w:pos="2256"/>
-            <w:tab w:val="center" w:pos="4320"/>
-            <w:tab w:val="right" w:pos="8642"/>
-          </w:tabs>
-          <w:rPr>
-            <w:rFonts w:ascii="Courier New" w:hAnsi="Courier New" w:cs="Courier New"/>
-            <w:sz w:val="24"/>
-          </w:rPr>
-        </w:pPr>
-        <w:r>
-          <w:rPr>
-            <w:rFonts w:ascii="Courier New" w:hAnsi="Courier New" w:cs="Courier New"/>
-            <w:sz w:val="24"/>
-          </w:rPr>
-          <w:tab/>
-        </w:r>
-        <w:r>
-          <w:rPr>
-            <w:rFonts w:ascii="Courier New" w:hAnsi="Courier New" w:cs="Courier New"/>
-            <w:sz w:val="24"/>
-          </w:rPr>
-          <w:tab/>
-          <w:t>Bulanao, Tabuk City, Kalinga</w:t>
-        </w:r>
-      </w:p>
-      <w:p>
-        <w:pPr>
-          <w:pStyle w:val="Header"/>
-          <w:tabs>
-            <w:tab w:val="clear" w:pos="9360"/>
-            <w:tab w:val="left" w:pos="2256"/>
-            <w:tab w:val="center" w:pos="4320"/>
-            <w:tab w:val="right" w:pos="8642"/>
-          </w:tabs>
-          <w:rPr>
-            <w:rFonts w:ascii="Courier New" w:hAnsi="Courier New" w:cs="Courier New"/>
-            <w:sz w:val="24"/>
-          </w:rPr>
-        </w:pPr>
-        <w:r>
-          <w:rPr>
-            <w:rFonts w:ascii="Courier New" w:hAnsi="Courier New" w:cs="Courier New"/>
-            <w:noProof/>
-            <w:lang w:eastAsia="en-PH"/>
-          </w:rPr>
-          <mc:AlternateContent>
-            <mc:Choice Requires="wps">
-              <w:drawing>
-                <wp:anchor distT="0" distB="0" distL="114300" distR="114300" simplePos="0" relativeHeight="251640832" behindDoc="0" locked="0" layoutInCell="1" allowOverlap="1" wp14:anchorId="6DA894BC" wp14:editId="775EEDA6">
-                  <wp:simplePos x="0" y="0"/>
-                  <wp:positionH relativeFrom="page">
-                    <wp:align>right</wp:align>
-                  </wp:positionH>
-                  <wp:positionV relativeFrom="paragraph">
-                    <wp:posOffset>204470</wp:posOffset>
-                  </wp:positionV>
-                  <wp:extent cx="7772400" cy="0"/>
-                  <wp:effectExtent l="0" t="19050" r="19050" b="19050"/>
-                  <wp:wrapNone/>
-                  <wp:docPr id="9901" name="Straight Connector 29"/>
-                  <wp:cNvGraphicFramePr/>
-                  <a:graphic xmlns:a="http://schemas.openxmlformats.org/drawingml/2006/main">
-                    <a:graphicData uri="http://schemas.microsoft.com/office/word/2010/wordprocessingShape">
-                      <wps:wsp>
-                        <wps:cNvCnPr/>
-                        <wps:spPr>
-                          <a:xfrm>
-                            <a:off x="0" y="0"/>
-                            <a:ext cx="7772400" cy="0"/>
-                          </a:xfrm>
-                          <a:prstGeom prst="line">
-                            <a:avLst/>
-                          </a:prstGeom>
-                          <a:ln w="38100"/>
-                        </wps:spPr>
-                        <wps:style>
-                          <a:lnRef idx="1">
-                            <a:schemeClr val="dk1"/>
-                          </a:lnRef>
-                          <a:fillRef idx="0">
-                            <a:schemeClr val="dk1"/>
-                          </a:fillRef>
-                          <a:effectRef idx="0">
-                            <a:schemeClr val="dk1"/>
-                          </a:effectRef>
-                          <a:fontRef idx="minor">
-                            <a:schemeClr val="tx1"/>
-                          </a:fontRef>
-                        </wps:style>
-                        <wps:bodyPr/>
-                      </wps:wsp>
-                    </a:graphicData>
-                  </a:graphic>
-                </wp:anchor>
-              </w:drawing>
-            </mc:Choice>
-            <mc:Fallback xmlns:wpsCustomData="http://www.wps.cn/officeDocument/2013/wpsCustomData">
-              <w:pict>
-                <v:line id="_x0000_s1026" o:spid="_x0000_s1026" o:spt="20" style="position:absolute;left:0pt;margin-top:16.1pt;height:0pt;width:612pt;mso-position-horizontal:right;mso-position-horizontal-relative:page;z-index:251663360;mso-width-relative:page;mso-height-relative:page;" filled="f" stroked="t" coordsize="21600,21600" o:gfxdata="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">
-                  <v:fill on="f" focussize="0,0"/>
-                  <v:stroke weight="3pt" color="#000000 [3200]" miterlimit="8" joinstyle="miter"/>
-                  <v:imagedata o:title=""/>
-                  <o:lock v:ext="edit" aspectratio="f"/>
-                </v:line>
-              </w:pict>
-            </mc:Fallback>
-          </mc:AlternateContent>
-        </w:r>
-        <w:r>
-          <w:rPr>
-            <w:rFonts w:ascii="Courier New" w:hAnsi="Courier New" w:cs="Courier New"/>
-            <w:sz w:val="24"/>
-          </w:rPr>
-          <w:tab/>
-        </w:r>
-      </w:p>
-      <w:p>
-        <w:pPr>
-          <w:pStyle w:val="Header"/>
-          <w:jc w:val="right"/>
-          <w:rPr>
-            <w:rFonts w:ascii="Courier New" w:hAnsi="Courier New" w:cs="Courier New"/>
-            <w:sz w:val="20"/>
-            <w:szCs w:val="20"/>
-          </w:rPr>
-        </w:pPr>
-      </w:p>
-    </w:sdtContent>
-  </w:sdt>
-  <w:p>
-    <w:pPr>
-      <w:pStyle w:val="Header"/>
-      <w:rPr>
-        <w:rFonts w:ascii="Courier New" w:hAnsi="Courier New" w:cs="Courier New"/>
-      </w:rPr>
-    </w:pPr>
-  </w:p>
-</w:hdr>
-</file>
-
-<file path=word/header2.xml><?xml version="1.0" encoding="utf-8"?>
+<file path=word/header3.xml><?xml version="1.0" encoding="utf-8"?>
 <w:hdr xmlns:wpc="http://schemas.microsoft.com/office/word/2010/wordprocessingCanvas" xmlns:cx="http://schemas.microsoft.com/office/drawing/2014/chartex" xmlns:cx1="http://schemas.microsoft.com/office/drawing/2015/9/8/chartex" xmlns:cx2="http://schemas.microsoft.com/office/drawing/2015/10/21/chartex" xmlns:cx3="http://schemas.microsoft.com/office/drawing/2016/5/9/chartex" xmlns:cx4="http://schemas.microsoft.com/office/drawing/2016/5/10/chartex" xmlns:cx5="http://schemas.microsoft.com/office/drawing/2016/5/11/chartex" xmlns:cx6="http://schemas.microsoft.com/office/drawing/2016/5/12/chartex" xmlns:cx7="http://schemas.microsoft.com/office/drawing/2016/5/13/chartex" xmlns:cx8="http://schemas.microsoft.com/office/drawing/2016/5/14/chartex" xmlns:mc="http://schemas.openxmlformats.org/markup-compatibility/2006" xmlns:aink="http://schemas.microsoft.com/office/drawing/2016/ink" xmlns:am3d="http://schemas.microsoft.com/office/drawing/2017/model3d" xmlns:o="urn:schemas-microsoft-com:office:office" xmlns:oel="http://schemas.microsoft.com/office/2019/extlst" xmlns:r="http://schemas.openxmlformats.org/officeDocument/2006/relationships" xmlns:m="http://schemas.openxmlformats.org/officeDocument/2006/math" xmlns:v="urn:schemas-microsoft-com:vml" xmlns:wp14="http://schemas.microsoft.com/office/word/2010/wordprocessingDrawing" xmlns:wp="http://schemas.openxmlformats.org/drawingml/2006/wordprocessingDrawing" xmlns:w10="urn:schemas-microsoft-com:office:word" xmlns:w="http://schemas.openxmlformats.org/wordprocessingml/2006/main" xmlns:w14="http://schemas.microsoft.com/office/word/2010/wordml" xmlns:w15="http://schemas.microsoft.com/office/word/2012/wordml" xmlns:w16cex="http://schemas.microsoft.com/office/word/2018/wordml/cex" xmlns:w16cid="http://schemas.microsoft.com/office/word/2016/wordml/cid" xmlns:w16="http://schemas.microsoft.com/office/word/2018/wordml" xmlns:w16du="http://schemas.microsoft.com/office/word/2023/wordml/word16du" xmlns:w16sdtdh="http://schemas.microsoft.com/office/word/2020/wordml/sdtdatahash" xmlns:w16sdtfl="http://schemas.microsoft.com/office/word/2024/wordml/sdtformatlock" xmlns:w16se="http://schemas.microsoft.com/office/word/2015/wordml/symex" xmlns:wpg="http://schemas.microsoft.com/office/word/2010/wordprocessingGroup" xmlns:wpi="http://schemas.microsoft.com/office/word/2010/wordprocessingInk" xmlns:wne="http://schemas.microsoft.com/office/word/2006/wordml" xmlns:wps="http://schemas.microsoft.com/office/word/2010/wordprocessingShape" mc:Ignorable="w14 w15 w16se w16cid w16 w16cex w16sdtdh w16sdtfl w16du wp14">
   <w:sdt>
     <w:sdtPr>
@@ -20766,7 +22103,7 @@
 </w:hdr>
 </file>
 
-<file path=word/header3.xml><?xml version="1.0" encoding="utf-8"?>
+<file path=word/header4.xml><?xml version="1.0" encoding="utf-8"?>
 <w:hdr xmlns:wpc="http://schemas.microsoft.com/office/word/2010/wordprocessingCanvas" xmlns:cx="http://schemas.microsoft.com/office/drawing/2014/chartex" xmlns:cx1="http://schemas.microsoft.com/office/drawing/2015/9/8/chartex" xmlns:cx2="http://schemas.microsoft.com/office/drawing/2015/10/21/chartex" xmlns:cx3="http://schemas.microsoft.com/office/drawing/2016/5/9/chartex" xmlns:cx4="http://schemas.microsoft.com/office/drawing/2016/5/10/chartex" xmlns:cx5="http://schemas.microsoft.com/office/drawing/2016/5/11/chartex" xmlns:cx6="http://schemas.microsoft.com/office/drawing/2016/5/12/chartex" xmlns:cx7="http://schemas.microsoft.com/office/drawing/2016/5/13/chartex" xmlns:cx8="http://schemas.microsoft.com/office/drawing/2016/5/14/chartex" xmlns:mc="http://schemas.openxmlformats.org/markup-compatibility/2006" xmlns:aink="http://schemas.microsoft.com/office/drawing/2016/ink" xmlns:am3d="http://schemas.microsoft.com/office/drawing/2017/model3d" xmlns:o="urn:schemas-microsoft-com:office:office" xmlns:oel="http://schemas.microsoft.com/office/2019/extlst" xmlns:r="http://schemas.openxmlformats.org/officeDocument/2006/relationships" xmlns:m="http://schemas.openxmlformats.org/officeDocument/2006/math" xmlns:v="urn:schemas-microsoft-com:vml" xmlns:wp14="http://schemas.microsoft.com/office/word/2010/wordprocessingDrawing" xmlns:wp="http://schemas.openxmlformats.org/drawingml/2006/wordprocessingDrawing" xmlns:w10="urn:schemas-microsoft-com:office:word" xmlns:w="http://schemas.openxmlformats.org/wordprocessingml/2006/main" xmlns:w14="http://schemas.microsoft.com/office/word/2010/wordml" xmlns:w15="http://schemas.microsoft.com/office/word/2012/wordml" xmlns:w16cex="http://schemas.microsoft.com/office/word/2018/wordml/cex" xmlns:w16cid="http://schemas.microsoft.com/office/word/2016/wordml/cid" xmlns:w16="http://schemas.microsoft.com/office/word/2018/wordml" xmlns:w16du="http://schemas.microsoft.com/office/word/2023/wordml/word16du" xmlns:w16sdtdh="http://schemas.microsoft.com/office/word/2020/wordml/sdtdatahash" xmlns:w16sdtfl="http://schemas.microsoft.com/office/word/2024/wordml/sdtformatlock" xmlns:w16se="http://schemas.microsoft.com/office/word/2015/wordml/symex" xmlns:wpg="http://schemas.microsoft.com/office/word/2010/wordprocessingGroup" xmlns:wpi="http://schemas.microsoft.com/office/word/2010/wordprocessingInk" xmlns:wne="http://schemas.microsoft.com/office/word/2006/wordml" xmlns:wps="http://schemas.microsoft.com/office/word/2010/wordprocessingShape" mc:Ignorable="w14 w15 w16se w16cid w16 w16cex w16sdtdh w16sdtfl w16du wp14">
   <w:sdt>
     <w:sdtPr>
@@ -21236,7 +22573,7 @@
 </w:hdr>
 </file>
 
-<file path=word/header4.xml><?xml version="1.0" encoding="utf-8"?>
+<file path=word/header5.xml><?xml version="1.0" encoding="utf-8"?>
 <w:hdr xmlns:wpc="http://schemas.microsoft.com/office/word/2010/wordprocessingCanvas" xmlns:cx="http://schemas.microsoft.com/office/drawing/2014/chartex" xmlns:cx1="http://schemas.microsoft.com/office/drawing/2015/9/8/chartex" xmlns:cx2="http://schemas.microsoft.com/office/drawing/2015/10/21/chartex" xmlns:cx3="http://schemas.microsoft.com/office/drawing/2016/5/9/chartex" xmlns:cx4="http://schemas.microsoft.com/office/drawing/2016/5/10/chartex" xmlns:cx5="http://schemas.microsoft.com/office/drawing/2016/5/11/chartex" xmlns:cx6="http://schemas.microsoft.com/office/drawing/2016/5/12/chartex" xmlns:cx7="http://schemas.microsoft.com/office/drawing/2016/5/13/chartex" xmlns:cx8="http://schemas.microsoft.com/office/drawing/2016/5/14/chartex" xmlns:mc="http://schemas.openxmlformats.org/markup-compatibility/2006" xmlns:aink="http://schemas.microsoft.com/office/drawing/2016/ink" xmlns:am3d="http://schemas.microsoft.com/office/drawing/2017/model3d" xmlns:o="urn:schemas-microsoft-com:office:office" xmlns:oel="http://schemas.microsoft.com/office/2019/extlst" xmlns:r="http://schemas.openxmlformats.org/officeDocument/2006/relationships" xmlns:m="http://schemas.openxmlformats.org/officeDocument/2006/math" xmlns:v="urn:schemas-microsoft-com:vml" xmlns:wp14="http://schemas.microsoft.com/office/word/2010/wordprocessingDrawing" xmlns:wp="http://schemas.openxmlformats.org/drawingml/2006/wordprocessingDrawing" xmlns:w10="urn:schemas-microsoft-com:office:word" xmlns:w="http://schemas.openxmlformats.org/wordprocessingml/2006/main" xmlns:w14="http://schemas.microsoft.com/office/word/2010/wordml" xmlns:w15="http://schemas.microsoft.com/office/word/2012/wordml" xmlns:w16cex="http://schemas.microsoft.com/office/word/2018/wordml/cex" xmlns:w16cid="http://schemas.microsoft.com/office/word/2016/wordml/cid" xmlns:w16="http://schemas.microsoft.com/office/word/2018/wordml" xmlns:w16du="http://schemas.microsoft.com/office/word/2023/wordml/word16du" xmlns:w16sdtdh="http://schemas.microsoft.com/office/word/2020/wordml/sdtdatahash" xmlns:w16sdtfl="http://schemas.microsoft.com/office/word/2024/wordml/sdtformatlock" xmlns:w16se="http://schemas.microsoft.com/office/word/2015/wordml/symex" xmlns:wpg="http://schemas.microsoft.com/office/word/2010/wordprocessingGroup" xmlns:wpi="http://schemas.microsoft.com/office/word/2010/wordprocessingInk" xmlns:wne="http://schemas.microsoft.com/office/word/2006/wordml" xmlns:wps="http://schemas.microsoft.com/office/word/2010/wordprocessingShape" mc:Ignorable="w14 w15 w16se w16cid w16 w16cex w16sdtdh w16sdtfl w16du wp14">
   <w:sdt>
     <w:sdtPr>
@@ -21581,6 +22918,101 @@
         <w:pPr>
           <w:pStyle w:val="Header"/>
           <w:tabs>
+            <w:tab w:val="left" w:pos="2256"/>
+            <w:tab w:val="left" w:pos="2696"/>
+            <w:tab w:val="center" w:pos="4320"/>
+            <w:tab w:val="left" w:pos="8370"/>
+          </w:tabs>
+          <w:wordWrap w:val="0"/>
+          <w:jc w:val="center"/>
+          <w:rPr>
+            <w:rFonts w:ascii="Courier New" w:hAnsi="Courier New" w:cs="Courier New"/>
+            <w:sz w:val="20"/>
+            <w:szCs w:val="20"/>
+            <w:lang w:val="en-US"/>
+          </w:rPr>
+        </w:pPr>
+        <w:r>
+          <w:rPr>
+            <w:rFonts w:ascii="Courier New" w:hAnsi="Courier New" w:cs="Courier New"/>
+            <w:noProof/>
+            <w:lang w:eastAsia="en-PH"/>
+          </w:rPr>
+          <mc:AlternateContent>
+            <mc:Choice Requires="wps">
+              <w:drawing>
+                <wp:anchor distT="0" distB="0" distL="114300" distR="114300" simplePos="0" relativeHeight="251688960" behindDoc="0" locked="0" layoutInCell="1" allowOverlap="1" wp14:anchorId="3675FDAE" wp14:editId="6791D41A">
+                  <wp:simplePos x="0" y="0"/>
+                  <wp:positionH relativeFrom="page">
+                    <wp:align>right</wp:align>
+                  </wp:positionH>
+                  <wp:positionV relativeFrom="paragraph">
+                    <wp:posOffset>204470</wp:posOffset>
+                  </wp:positionV>
+                  <wp:extent cx="7772400" cy="0"/>
+                  <wp:effectExtent l="0" t="19050" r="19050" b="19050"/>
+                  <wp:wrapNone/>
+                  <wp:docPr id="155135417" name="Straight Connector 155135417"/>
+                  <wp:cNvGraphicFramePr/>
+                  <a:graphic xmlns:a="http://schemas.openxmlformats.org/drawingml/2006/main">
+                    <a:graphicData uri="http://schemas.microsoft.com/office/word/2010/wordprocessingShape">
+                      <wps:wsp>
+                        <wps:cNvCnPr/>
+                        <wps:spPr>
+                          <a:xfrm>
+                            <a:off x="0" y="0"/>
+                            <a:ext cx="7772400" cy="0"/>
+                          </a:xfrm>
+                          <a:prstGeom prst="line">
+                            <a:avLst/>
+                          </a:prstGeom>
+                          <a:ln w="38100"/>
+                        </wps:spPr>
+                        <wps:style>
+                          <a:lnRef idx="1">
+                            <a:schemeClr val="dk1"/>
+                          </a:lnRef>
+                          <a:fillRef idx="0">
+                            <a:schemeClr val="dk1"/>
+                          </a:fillRef>
+                          <a:effectRef idx="0">
+                            <a:schemeClr val="dk1"/>
+                          </a:effectRef>
+                          <a:fontRef idx="minor">
+                            <a:schemeClr val="tx1"/>
+                          </a:fontRef>
+                        </wps:style>
+                        <wps:bodyPr/>
+                      </wps:wsp>
+                    </a:graphicData>
+                  </a:graphic>
+                </wp:anchor>
+              </w:drawing>
+            </mc:Choice>
+            <mc:Fallback>
+              <w:pict>
+                <v:line w14:anchorId="4807F56B" id="Straight Connector 155135417" o:spid="_x0000_s1026" style="position:absolute;z-index:251688960;visibility:visible;mso-wrap-style:square;mso-wrap-distance-left:9pt;mso-wrap-distance-top:0;mso-wrap-distance-right:9pt;mso-wrap-distance-bottom:0;mso-position-horizontal:right;mso-position-horizontal-relative:page;mso-position-vertical:absolute;mso-position-vertical-relative:text" from="560.8pt,16.1pt" to="1172.8pt,16.1pt" o:gfxdata="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" strokecolor="black [3200]" strokeweight="3pt">
+                  <v:stroke joinstyle="miter"/>
+                  <w10:wrap anchorx="page"/>
+                </v:line>
+              </w:pict>
+            </mc:Fallback>
+          </mc:AlternateContent>
+        </w:r>
+        <w:r>
+          <w:rPr>
+            <w:rFonts w:ascii="Courier New" w:hAnsi="Courier New" w:cs="Courier New"/>
+            <w:sz w:val="24"/>
+            <w:szCs w:val="24"/>
+            <w:lang w:val="en-US"/>
+          </w:rPr>
+          <w:t>College of Engineering and Information Technology</w:t>
+        </w:r>
+      </w:p>
+      <w:p>
+        <w:pPr>
+          <w:pStyle w:val="Header"/>
+          <w:tabs>
             <w:tab w:val="clear" w:pos="9360"/>
             <w:tab w:val="left" w:pos="2256"/>
             <w:tab w:val="center" w:pos="4320"/>
@@ -21591,13 +23023,6 @@
             <w:sz w:val="24"/>
           </w:rPr>
         </w:pPr>
-        <w:r>
-          <w:rPr>
-            <w:rFonts w:ascii="Courier New" w:hAnsi="Courier New" w:cs="Courier New"/>
-            <w:sz w:val="24"/>
-          </w:rPr>
-          <w:tab/>
-        </w:r>
       </w:p>
       <w:p>
         <w:pPr>
@@ -21756,7 +23181,7 @@
 </w:hdr>
 </file>
 
-<file path=word/header5.xml><?xml version="1.0" encoding="utf-8"?>
+<file path=word/header6.xml><?xml version="1.0" encoding="utf-8"?>
 <w:hdr xmlns:wpc="http://schemas.microsoft.com/office/word/2010/wordprocessingCanvas" xmlns:cx="http://schemas.microsoft.com/office/drawing/2014/chartex" xmlns:cx1="http://schemas.microsoft.com/office/drawing/2015/9/8/chartex" xmlns:cx2="http://schemas.microsoft.com/office/drawing/2015/10/21/chartex" xmlns:cx3="http://schemas.microsoft.com/office/drawing/2016/5/9/chartex" xmlns:cx4="http://schemas.microsoft.com/office/drawing/2016/5/10/chartex" xmlns:cx5="http://schemas.microsoft.com/office/drawing/2016/5/11/chartex" xmlns:cx6="http://schemas.microsoft.com/office/drawing/2016/5/12/chartex" xmlns:cx7="http://schemas.microsoft.com/office/drawing/2016/5/13/chartex" xmlns:cx8="http://schemas.microsoft.com/office/drawing/2016/5/14/chartex" xmlns:mc="http://schemas.openxmlformats.org/markup-compatibility/2006" xmlns:aink="http://schemas.microsoft.com/office/drawing/2016/ink" xmlns:am3d="http://schemas.microsoft.com/office/drawing/2017/model3d" xmlns:o="urn:schemas-microsoft-com:office:office" xmlns:oel="http://schemas.microsoft.com/office/2019/extlst" xmlns:r="http://schemas.openxmlformats.org/officeDocument/2006/relationships" xmlns:m="http://schemas.openxmlformats.org/officeDocument/2006/math" xmlns:v="urn:schemas-microsoft-com:vml" xmlns:wp14="http://schemas.microsoft.com/office/word/2010/wordprocessingDrawing" xmlns:wp="http://schemas.openxmlformats.org/drawingml/2006/wordprocessingDrawing" xmlns:w10="urn:schemas-microsoft-com:office:word" xmlns:w="http://schemas.openxmlformats.org/wordprocessingml/2006/main" xmlns:w14="http://schemas.microsoft.com/office/word/2010/wordml" xmlns:w15="http://schemas.microsoft.com/office/word/2012/wordml" xmlns:w16cex="http://schemas.microsoft.com/office/word/2018/wordml/cex" xmlns:w16cid="http://schemas.microsoft.com/office/word/2016/wordml/cid" xmlns:w16="http://schemas.microsoft.com/office/word/2018/wordml" xmlns:w16du="http://schemas.microsoft.com/office/word/2023/wordml/word16du" xmlns:w16sdtdh="http://schemas.microsoft.com/office/word/2020/wordml/sdtdatahash" xmlns:w16sdtfl="http://schemas.microsoft.com/office/word/2024/wordml/sdtformatlock" xmlns:w16se="http://schemas.microsoft.com/office/word/2015/wordml/symex" xmlns:wpg="http://schemas.microsoft.com/office/word/2010/wordprocessingGroup" xmlns:wpi="http://schemas.microsoft.com/office/word/2010/wordprocessingInk" xmlns:wne="http://schemas.microsoft.com/office/word/2006/wordml" xmlns:wps="http://schemas.microsoft.com/office/word/2010/wordprocessingShape" mc:Ignorable="w14 w15 w16se w16cid w16 w16cex w16sdtdh w16sdtfl w16du wp14">
   <w:sdt>
     <w:sdtPr>
@@ -22094,6 +23519,116 @@
           <w:tab/>
           <w:t>Bulanao, Tabuk City, Kalinga</w:t>
         </w:r>
+      </w:p>
+      <w:p>
+        <w:pPr>
+          <w:pStyle w:val="Header"/>
+          <w:tabs>
+            <w:tab w:val="left" w:pos="2256"/>
+            <w:tab w:val="left" w:pos="2696"/>
+            <w:tab w:val="center" w:pos="4320"/>
+            <w:tab w:val="left" w:pos="8370"/>
+          </w:tabs>
+          <w:wordWrap w:val="0"/>
+          <w:jc w:val="center"/>
+          <w:rPr>
+            <w:rFonts w:ascii="Courier New" w:hAnsi="Courier New" w:cs="Courier New"/>
+            <w:sz w:val="20"/>
+            <w:szCs w:val="20"/>
+            <w:lang w:val="en-US"/>
+          </w:rPr>
+        </w:pPr>
+        <w:r>
+          <w:rPr>
+            <w:rFonts w:ascii="Courier New" w:hAnsi="Courier New" w:cs="Courier New"/>
+            <w:noProof/>
+            <w:lang w:eastAsia="en-PH"/>
+          </w:rPr>
+          <mc:AlternateContent>
+            <mc:Choice Requires="wps">
+              <w:drawing>
+                <wp:anchor distT="0" distB="0" distL="114300" distR="114300" simplePos="0" relativeHeight="251686912" behindDoc="0" locked="0" layoutInCell="1" allowOverlap="1" wp14:anchorId="2551971C" wp14:editId="461ED481">
+                  <wp:simplePos x="0" y="0"/>
+                  <wp:positionH relativeFrom="page">
+                    <wp:align>right</wp:align>
+                  </wp:positionH>
+                  <wp:positionV relativeFrom="paragraph">
+                    <wp:posOffset>204470</wp:posOffset>
+                  </wp:positionV>
+                  <wp:extent cx="7772400" cy="0"/>
+                  <wp:effectExtent l="0" t="19050" r="19050" b="19050"/>
+                  <wp:wrapNone/>
+                  <wp:docPr id="1248340941" name="Straight Connector 1248340941"/>
+                  <wp:cNvGraphicFramePr/>
+                  <a:graphic xmlns:a="http://schemas.openxmlformats.org/drawingml/2006/main">
+                    <a:graphicData uri="http://schemas.microsoft.com/office/word/2010/wordprocessingShape">
+                      <wps:wsp>
+                        <wps:cNvCnPr/>
+                        <wps:spPr>
+                          <a:xfrm>
+                            <a:off x="0" y="0"/>
+                            <a:ext cx="7772400" cy="0"/>
+                          </a:xfrm>
+                          <a:prstGeom prst="line">
+                            <a:avLst/>
+                          </a:prstGeom>
+                          <a:ln w="38100"/>
+                        </wps:spPr>
+                        <wps:style>
+                          <a:lnRef idx="1">
+                            <a:schemeClr val="dk1"/>
+                          </a:lnRef>
+                          <a:fillRef idx="0">
+                            <a:schemeClr val="dk1"/>
+                          </a:fillRef>
+                          <a:effectRef idx="0">
+                            <a:schemeClr val="dk1"/>
+                          </a:effectRef>
+                          <a:fontRef idx="minor">
+                            <a:schemeClr val="tx1"/>
+                          </a:fontRef>
+                        </wps:style>
+                        <wps:bodyPr/>
+                      </wps:wsp>
+                    </a:graphicData>
+                  </a:graphic>
+                </wp:anchor>
+              </w:drawing>
+            </mc:Choice>
+            <mc:Fallback>
+              <w:pict>
+                <v:line w14:anchorId="11B9303E" id="Straight Connector 1248340941" o:spid="_x0000_s1026" style="position:absolute;z-index:251686912;visibility:visible;mso-wrap-style:square;mso-wrap-distance-left:9pt;mso-wrap-distance-top:0;mso-wrap-distance-right:9pt;mso-wrap-distance-bottom:0;mso-position-horizontal:right;mso-position-horizontal-relative:page;mso-position-vertical:absolute;mso-position-vertical-relative:text" from="560.8pt,16.1pt" to="1172.8pt,16.1pt" o:gfxdata="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" strokecolor="black [3200]" strokeweight="3pt">
+                  <v:stroke joinstyle="miter"/>
+                  <w10:wrap anchorx="page"/>
+                </v:line>
+              </w:pict>
+            </mc:Fallback>
+          </mc:AlternateContent>
+        </w:r>
+        <w:r>
+          <w:rPr>
+            <w:rFonts w:ascii="Courier New" w:hAnsi="Courier New" w:cs="Courier New"/>
+            <w:sz w:val="24"/>
+            <w:szCs w:val="24"/>
+            <w:lang w:val="en-US"/>
+          </w:rPr>
+          <w:t>College of Engineering and Information Technology</w:t>
+        </w:r>
+      </w:p>
+      <w:p>
+        <w:pPr>
+          <w:pStyle w:val="Header"/>
+          <w:tabs>
+            <w:tab w:val="clear" w:pos="9360"/>
+            <w:tab w:val="left" w:pos="2256"/>
+            <w:tab w:val="center" w:pos="4320"/>
+            <w:tab w:val="right" w:pos="8642"/>
+          </w:tabs>
+          <w:rPr>
+            <w:rFonts w:ascii="Courier New" w:hAnsi="Courier New" w:cs="Courier New"/>
+            <w:sz w:val="24"/>
+          </w:rPr>
+        </w:pPr>
         <w:r>
           <w:rPr>
             <w:rFonts w:ascii="Courier New" w:hAnsi="Courier New" w:cs="Courier New"/>
@@ -22193,7 +23728,7 @@
 </w:hdr>
 </file>
 
-<file path=word/header6.xml><?xml version="1.0" encoding="utf-8"?>
+<file path=word/header7.xml><?xml version="1.0" encoding="utf-8"?>
 <w:hdr xmlns:wpc="http://schemas.microsoft.com/office/word/2010/wordprocessingCanvas" xmlns:cx="http://schemas.microsoft.com/office/drawing/2014/chartex" xmlns:cx1="http://schemas.microsoft.com/office/drawing/2015/9/8/chartex" xmlns:cx2="http://schemas.microsoft.com/office/drawing/2015/10/21/chartex" xmlns:cx3="http://schemas.microsoft.com/office/drawing/2016/5/9/chartex" xmlns:cx4="http://schemas.microsoft.com/office/drawing/2016/5/10/chartex" xmlns:cx5="http://schemas.microsoft.com/office/drawing/2016/5/11/chartex" xmlns:cx6="http://schemas.microsoft.com/office/drawing/2016/5/12/chartex" xmlns:cx7="http://schemas.microsoft.com/office/drawing/2016/5/13/chartex" xmlns:cx8="http://schemas.microsoft.com/office/drawing/2016/5/14/chartex" xmlns:mc="http://schemas.openxmlformats.org/markup-compatibility/2006" xmlns:aink="http://schemas.microsoft.com/office/drawing/2016/ink" xmlns:am3d="http://schemas.microsoft.com/office/drawing/2017/model3d" xmlns:o="urn:schemas-microsoft-com:office:office" xmlns:oel="http://schemas.microsoft.com/office/2019/extlst" xmlns:r="http://schemas.openxmlformats.org/officeDocument/2006/relationships" xmlns:m="http://schemas.openxmlformats.org/officeDocument/2006/math" xmlns:v="urn:schemas-microsoft-com:vml" xmlns:wp14="http://schemas.microsoft.com/office/word/2010/wordprocessingDrawing" xmlns:wp="http://schemas.openxmlformats.org/drawingml/2006/wordprocessingDrawing" xmlns:w10="urn:schemas-microsoft-com:office:word" xmlns:w="http://schemas.openxmlformats.org/wordprocessingml/2006/main" xmlns:w14="http://schemas.microsoft.com/office/word/2010/wordml" xmlns:w15="http://schemas.microsoft.com/office/word/2012/wordml" xmlns:w16cex="http://schemas.microsoft.com/office/word/2018/wordml/cex" xmlns:w16cid="http://schemas.microsoft.com/office/word/2016/wordml/cid" xmlns:w16="http://schemas.microsoft.com/office/word/2018/wordml" xmlns:w16du="http://schemas.microsoft.com/office/word/2023/wordml/word16du" xmlns:w16sdtdh="http://schemas.microsoft.com/office/word/2020/wordml/sdtdatahash" xmlns:w16sdtfl="http://schemas.microsoft.com/office/word/2024/wordml/sdtformatlock" xmlns:w16se="http://schemas.microsoft.com/office/word/2015/wordml/symex" xmlns:wpg="http://schemas.microsoft.com/office/word/2010/wordprocessingGroup" xmlns:wpi="http://schemas.microsoft.com/office/word/2010/wordprocessingInk" xmlns:wne="http://schemas.microsoft.com/office/word/2006/wordml" xmlns:wps="http://schemas.microsoft.com/office/word/2010/wordprocessingShape" mc:Ignorable="w14 w15 w16se w16cid w16 w16cex w16sdtdh w16sdtfl w16du wp14">
   <w:sdt>
     <w:sdtPr>
@@ -22538,6 +24073,101 @@
         <w:pPr>
           <w:pStyle w:val="Header"/>
           <w:tabs>
+            <w:tab w:val="left" w:pos="2256"/>
+            <w:tab w:val="left" w:pos="2696"/>
+            <w:tab w:val="center" w:pos="4320"/>
+            <w:tab w:val="left" w:pos="8370"/>
+          </w:tabs>
+          <w:wordWrap w:val="0"/>
+          <w:jc w:val="center"/>
+          <w:rPr>
+            <w:rFonts w:ascii="Courier New" w:hAnsi="Courier New" w:cs="Courier New"/>
+            <w:sz w:val="20"/>
+            <w:szCs w:val="20"/>
+            <w:lang w:val="en-US"/>
+          </w:rPr>
+        </w:pPr>
+        <w:r>
+          <w:rPr>
+            <w:rFonts w:ascii="Courier New" w:hAnsi="Courier New" w:cs="Courier New"/>
+            <w:noProof/>
+            <w:lang w:eastAsia="en-PH"/>
+          </w:rPr>
+          <mc:AlternateContent>
+            <mc:Choice Requires="wps">
+              <w:drawing>
+                <wp:anchor distT="0" distB="0" distL="114300" distR="114300" simplePos="0" relativeHeight="251693056" behindDoc="0" locked="0" layoutInCell="1" allowOverlap="1" wp14:anchorId="0DF48F17" wp14:editId="7A220B44">
+                  <wp:simplePos x="0" y="0"/>
+                  <wp:positionH relativeFrom="page">
+                    <wp:align>right</wp:align>
+                  </wp:positionH>
+                  <wp:positionV relativeFrom="paragraph">
+                    <wp:posOffset>204470</wp:posOffset>
+                  </wp:positionV>
+                  <wp:extent cx="7772400" cy="0"/>
+                  <wp:effectExtent l="0" t="19050" r="19050" b="19050"/>
+                  <wp:wrapNone/>
+                  <wp:docPr id="337017749" name="Straight Connector 337017749"/>
+                  <wp:cNvGraphicFramePr/>
+                  <a:graphic xmlns:a="http://schemas.openxmlformats.org/drawingml/2006/main">
+                    <a:graphicData uri="http://schemas.microsoft.com/office/word/2010/wordprocessingShape">
+                      <wps:wsp>
+                        <wps:cNvCnPr/>
+                        <wps:spPr>
+                          <a:xfrm>
+                            <a:off x="0" y="0"/>
+                            <a:ext cx="7772400" cy="0"/>
+                          </a:xfrm>
+                          <a:prstGeom prst="line">
+                            <a:avLst/>
+                          </a:prstGeom>
+                          <a:ln w="38100"/>
+                        </wps:spPr>
+                        <wps:style>
+                          <a:lnRef idx="1">
+                            <a:schemeClr val="dk1"/>
+                          </a:lnRef>
+                          <a:fillRef idx="0">
+                            <a:schemeClr val="dk1"/>
+                          </a:fillRef>
+                          <a:effectRef idx="0">
+                            <a:schemeClr val="dk1"/>
+                          </a:effectRef>
+                          <a:fontRef idx="minor">
+                            <a:schemeClr val="tx1"/>
+                          </a:fontRef>
+                        </wps:style>
+                        <wps:bodyPr/>
+                      </wps:wsp>
+                    </a:graphicData>
+                  </a:graphic>
+                </wp:anchor>
+              </w:drawing>
+            </mc:Choice>
+            <mc:Fallback>
+              <w:pict>
+                <v:line w14:anchorId="71400936" id="Straight Connector 337017749" o:spid="_x0000_s1026" style="position:absolute;z-index:251693056;visibility:visible;mso-wrap-style:square;mso-wrap-distance-left:9pt;mso-wrap-distance-top:0;mso-wrap-distance-right:9pt;mso-wrap-distance-bottom:0;mso-position-horizontal:right;mso-position-horizontal-relative:page;mso-position-vertical:absolute;mso-position-vertical-relative:text" from="560.8pt,16.1pt" to="1172.8pt,16.1pt" o:gfxdata="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" strokecolor="black [3200]" strokeweight="3pt">
+                  <v:stroke joinstyle="miter"/>
+                  <w10:wrap anchorx="page"/>
+                </v:line>
+              </w:pict>
+            </mc:Fallback>
+          </mc:AlternateContent>
+        </w:r>
+        <w:r>
+          <w:rPr>
+            <w:rFonts w:ascii="Courier New" w:hAnsi="Courier New" w:cs="Courier New"/>
+            <w:sz w:val="24"/>
+            <w:szCs w:val="24"/>
+            <w:lang w:val="en-US"/>
+          </w:rPr>
+          <w:t>College of Engineering and Information Technology</w:t>
+        </w:r>
+      </w:p>
+      <w:p>
+        <w:pPr>
+          <w:pStyle w:val="Header"/>
+          <w:tabs>
             <w:tab w:val="clear" w:pos="9360"/>
             <w:tab w:val="left" w:pos="2256"/>
             <w:tab w:val="center" w:pos="4320"/>
@@ -22548,13 +24178,6 @@
             <w:sz w:val="24"/>
           </w:rPr>
         </w:pPr>
-        <w:r>
-          <w:rPr>
-            <w:rFonts w:ascii="Courier New" w:hAnsi="Courier New" w:cs="Courier New"/>
-            <w:sz w:val="24"/>
-          </w:rPr>
-          <w:tab/>
-        </w:r>
       </w:p>
       <w:p>
         <w:pPr>
@@ -22711,7 +24334,7 @@
 </w:hdr>
 </file>
 
-<file path=word/header7.xml><?xml version="1.0" encoding="utf-8"?>
+<file path=word/header8.xml><?xml version="1.0" encoding="utf-8"?>
 <w:hdr xmlns:wpc="http://schemas.microsoft.com/office/word/2010/wordprocessingCanvas" xmlns:cx="http://schemas.microsoft.com/office/drawing/2014/chartex" xmlns:cx1="http://schemas.microsoft.com/office/drawing/2015/9/8/chartex" xmlns:cx2="http://schemas.microsoft.com/office/drawing/2015/10/21/chartex" xmlns:cx3="http://schemas.microsoft.com/office/drawing/2016/5/9/chartex" xmlns:cx4="http://schemas.microsoft.com/office/drawing/2016/5/10/chartex" xmlns:cx5="http://schemas.microsoft.com/office/drawing/2016/5/11/chartex" xmlns:cx6="http://schemas.microsoft.com/office/drawing/2016/5/12/chartex" xmlns:cx7="http://schemas.microsoft.com/office/drawing/2016/5/13/chartex" xmlns:cx8="http://schemas.microsoft.com/office/drawing/2016/5/14/chartex" xmlns:mc="http://schemas.openxmlformats.org/markup-compatibility/2006" xmlns:aink="http://schemas.microsoft.com/office/drawing/2016/ink" xmlns:am3d="http://schemas.microsoft.com/office/drawing/2017/model3d" xmlns:o="urn:schemas-microsoft-com:office:office" xmlns:oel="http://schemas.microsoft.com/office/2019/extlst" xmlns:r="http://schemas.openxmlformats.org/officeDocument/2006/relationships" xmlns:m="http://schemas.openxmlformats.org/officeDocument/2006/math" xmlns:v="urn:schemas-microsoft-com:vml" xmlns:wp14="http://schemas.microsoft.com/office/word/2010/wordprocessingDrawing" xmlns:wp="http://schemas.openxmlformats.org/drawingml/2006/wordprocessingDrawing" xmlns:w10="urn:schemas-microsoft-com:office:word" xmlns:w="http://schemas.openxmlformats.org/wordprocessingml/2006/main" xmlns:w14="http://schemas.microsoft.com/office/word/2010/wordml" xmlns:w15="http://schemas.microsoft.com/office/word/2012/wordml" xmlns:w16cex="http://schemas.microsoft.com/office/word/2018/wordml/cex" xmlns:w16cid="http://schemas.microsoft.com/office/word/2016/wordml/cid" xmlns:w16="http://schemas.microsoft.com/office/word/2018/wordml" xmlns:w16du="http://schemas.microsoft.com/office/word/2023/wordml/word16du" xmlns:w16sdtdh="http://schemas.microsoft.com/office/word/2020/wordml/sdtdatahash" xmlns:w16sdtfl="http://schemas.microsoft.com/office/word/2024/wordml/sdtformatlock" xmlns:w16se="http://schemas.microsoft.com/office/word/2015/wordml/symex" xmlns:wpg="http://schemas.microsoft.com/office/word/2010/wordprocessingGroup" xmlns:wpi="http://schemas.microsoft.com/office/word/2010/wordprocessingInk" xmlns:wne="http://schemas.microsoft.com/office/word/2006/wordml" xmlns:wps="http://schemas.microsoft.com/office/word/2010/wordprocessingShape" mc:Ignorable="w14 w15 w16se w16cid w16 w16cex w16sdtdh w16sdtfl w16du wp14">
   <w:sdt>
     <w:sdtPr>
@@ -23056,6 +24679,116 @@
         <w:pPr>
           <w:pStyle w:val="Header"/>
           <w:tabs>
+            <w:tab w:val="left" w:pos="2256"/>
+            <w:tab w:val="left" w:pos="2696"/>
+            <w:tab w:val="center" w:pos="4320"/>
+            <w:tab w:val="left" w:pos="8370"/>
+          </w:tabs>
+          <w:wordWrap w:val="0"/>
+          <w:jc w:val="center"/>
+          <w:rPr>
+            <w:rFonts w:ascii="Courier New" w:hAnsi="Courier New" w:cs="Courier New"/>
+            <w:sz w:val="20"/>
+            <w:szCs w:val="20"/>
+            <w:lang w:val="en-US"/>
+          </w:rPr>
+        </w:pPr>
+        <w:r>
+          <w:rPr>
+            <w:rFonts w:ascii="Courier New" w:hAnsi="Courier New" w:cs="Courier New"/>
+            <w:noProof/>
+            <w:lang w:eastAsia="en-PH"/>
+          </w:rPr>
+          <mc:AlternateContent>
+            <mc:Choice Requires="wps">
+              <w:drawing>
+                <wp:anchor distT="0" distB="0" distL="114300" distR="114300" simplePos="0" relativeHeight="251691008" behindDoc="0" locked="0" layoutInCell="1" allowOverlap="1" wp14:anchorId="3C96E421" wp14:editId="03BA9DBC">
+                  <wp:simplePos x="0" y="0"/>
+                  <wp:positionH relativeFrom="page">
+                    <wp:align>right</wp:align>
+                  </wp:positionH>
+                  <wp:positionV relativeFrom="paragraph">
+                    <wp:posOffset>204470</wp:posOffset>
+                  </wp:positionV>
+                  <wp:extent cx="7772400" cy="0"/>
+                  <wp:effectExtent l="0" t="19050" r="19050" b="19050"/>
+                  <wp:wrapNone/>
+                  <wp:docPr id="510785009" name="Straight Connector 510785009"/>
+                  <wp:cNvGraphicFramePr/>
+                  <a:graphic xmlns:a="http://schemas.openxmlformats.org/drawingml/2006/main">
+                    <a:graphicData uri="http://schemas.microsoft.com/office/word/2010/wordprocessingShape">
+                      <wps:wsp>
+                        <wps:cNvCnPr/>
+                        <wps:spPr>
+                          <a:xfrm>
+                            <a:off x="0" y="0"/>
+                            <a:ext cx="7772400" cy="0"/>
+                          </a:xfrm>
+                          <a:prstGeom prst="line">
+                            <a:avLst/>
+                          </a:prstGeom>
+                          <a:ln w="38100"/>
+                        </wps:spPr>
+                        <wps:style>
+                          <a:lnRef idx="1">
+                            <a:schemeClr val="dk1"/>
+                          </a:lnRef>
+                          <a:fillRef idx="0">
+                            <a:schemeClr val="dk1"/>
+                          </a:fillRef>
+                          <a:effectRef idx="0">
+                            <a:schemeClr val="dk1"/>
+                          </a:effectRef>
+                          <a:fontRef idx="minor">
+                            <a:schemeClr val="tx1"/>
+                          </a:fontRef>
+                        </wps:style>
+                        <wps:bodyPr/>
+                      </wps:wsp>
+                    </a:graphicData>
+                  </a:graphic>
+                </wp:anchor>
+              </w:drawing>
+            </mc:Choice>
+            <mc:Fallback>
+              <w:pict>
+                <v:line w14:anchorId="23331B9C" id="Straight Connector 510785009" o:spid="_x0000_s1026" style="position:absolute;z-index:251691008;visibility:visible;mso-wrap-style:square;mso-wrap-distance-left:9pt;mso-wrap-distance-top:0;mso-wrap-distance-right:9pt;mso-wrap-distance-bottom:0;mso-position-horizontal:right;mso-position-horizontal-relative:page;mso-position-vertical:absolute;mso-position-vertical-relative:text" from="560.8pt,16.1pt" to="1172.8pt,16.1pt" o:gfxdata="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" strokecolor="black [3200]" strokeweight="3pt">
+                  <v:stroke joinstyle="miter"/>
+                  <w10:wrap anchorx="page"/>
+                </v:line>
+              </w:pict>
+            </mc:Fallback>
+          </mc:AlternateContent>
+        </w:r>
+        <w:r>
+          <w:rPr>
+            <w:rFonts w:ascii="Courier New" w:hAnsi="Courier New" w:cs="Courier New"/>
+            <w:sz w:val="24"/>
+            <w:szCs w:val="24"/>
+            <w:lang w:val="en-US"/>
+          </w:rPr>
+          <w:t>College of Engineering and Information Technology</w:t>
+        </w:r>
+      </w:p>
+      <w:p>
+        <w:pPr>
+          <w:pStyle w:val="Header"/>
+          <w:tabs>
+            <w:tab w:val="clear" w:pos="9360"/>
+            <w:tab w:val="left" w:pos="2256"/>
+            <w:tab w:val="center" w:pos="4320"/>
+            <w:tab w:val="right" w:pos="8642"/>
+          </w:tabs>
+          <w:rPr>
+            <w:rFonts w:ascii="Courier New" w:hAnsi="Courier New" w:cs="Courier New"/>
+            <w:sz w:val="24"/>
+          </w:rPr>
+        </w:pPr>
+      </w:p>
+      <w:p>
+        <w:pPr>
+          <w:pStyle w:val="Header"/>
+          <w:tabs>
             <w:tab w:val="clear" w:pos="9360"/>
             <w:tab w:val="left" w:pos="2256"/>
             <w:tab w:val="center" w:pos="4320"/>
@@ -23167,7 +24900,7 @@
 </w:hdr>
 </file>
 
-<file path=word/header8.xml><?xml version="1.0" encoding="utf-8"?>
+<file path=word/header9.xml><?xml version="1.0" encoding="utf-8"?>
 <w:hdr xmlns:wpc="http://schemas.microsoft.com/office/word/2010/wordprocessingCanvas" xmlns:cx="http://schemas.microsoft.com/office/drawing/2014/chartex" xmlns:cx1="http://schemas.microsoft.com/office/drawing/2015/9/8/chartex" xmlns:cx2="http://schemas.microsoft.com/office/drawing/2015/10/21/chartex" xmlns:cx3="http://schemas.microsoft.com/office/drawing/2016/5/9/chartex" xmlns:cx4="http://schemas.microsoft.com/office/drawing/2016/5/10/chartex" xmlns:cx5="http://schemas.microsoft.com/office/drawing/2016/5/11/chartex" xmlns:cx6="http://schemas.microsoft.com/office/drawing/2016/5/12/chartex" xmlns:cx7="http://schemas.microsoft.com/office/drawing/2016/5/13/chartex" xmlns:cx8="http://schemas.microsoft.com/office/drawing/2016/5/14/chartex" xmlns:mc="http://schemas.openxmlformats.org/markup-compatibility/2006" xmlns:aink="http://schemas.microsoft.com/office/drawing/2016/ink" xmlns:am3d="http://schemas.microsoft.com/office/drawing/2017/model3d" xmlns:o="urn:schemas-microsoft-com:office:office" xmlns:oel="http://schemas.microsoft.com/office/2019/extlst" xmlns:r="http://schemas.openxmlformats.org/officeDocument/2006/relationships" xmlns:m="http://schemas.openxmlformats.org/officeDocument/2006/math" xmlns:v="urn:schemas-microsoft-com:vml" xmlns:wp14="http://schemas.microsoft.com/office/word/2010/wordprocessingDrawing" xmlns:wp="http://schemas.openxmlformats.org/drawingml/2006/wordprocessingDrawing" xmlns:w10="urn:schemas-microsoft-com:office:word" xmlns:w="http://schemas.openxmlformats.org/wordprocessingml/2006/main" xmlns:w14="http://schemas.microsoft.com/office/word/2010/wordml" xmlns:w15="http://schemas.microsoft.com/office/word/2012/wordml" xmlns:w16cex="http://schemas.microsoft.com/office/word/2018/wordml/cex" xmlns:w16cid="http://schemas.microsoft.com/office/word/2016/wordml/cid" xmlns:w16="http://schemas.microsoft.com/office/word/2018/wordml" xmlns:w16du="http://schemas.microsoft.com/office/word/2023/wordml/word16du" xmlns:w16sdtdh="http://schemas.microsoft.com/office/word/2020/wordml/sdtdatahash" xmlns:w16sdtfl="http://schemas.microsoft.com/office/word/2024/wordml/sdtformatlock" xmlns:w16se="http://schemas.microsoft.com/office/word/2015/wordml/symex" xmlns:wpg="http://schemas.microsoft.com/office/word/2010/wordprocessingGroup" xmlns:wpi="http://schemas.microsoft.com/office/word/2010/wordprocessingInk" xmlns:wne="http://schemas.microsoft.com/office/word/2006/wordml" xmlns:wps="http://schemas.microsoft.com/office/word/2010/wordprocessingShape" mc:Ignorable="w14 w15 w16se w16cid w16 w16cex w16sdtdh w16sdtfl w16du wp14">
   <w:sdt>
     <w:sdtPr>
@@ -23512,6 +25245,101 @@
         <w:pPr>
           <w:pStyle w:val="Header"/>
           <w:tabs>
+            <w:tab w:val="left" w:pos="2256"/>
+            <w:tab w:val="left" w:pos="2696"/>
+            <w:tab w:val="center" w:pos="4320"/>
+            <w:tab w:val="left" w:pos="8370"/>
+          </w:tabs>
+          <w:wordWrap w:val="0"/>
+          <w:jc w:val="center"/>
+          <w:rPr>
+            <w:rFonts w:ascii="Courier New" w:hAnsi="Courier New" w:cs="Courier New"/>
+            <w:sz w:val="20"/>
+            <w:szCs w:val="20"/>
+            <w:lang w:val="en-US"/>
+          </w:rPr>
+        </w:pPr>
+        <w:r>
+          <w:rPr>
+            <w:rFonts w:ascii="Courier New" w:hAnsi="Courier New" w:cs="Courier New"/>
+            <w:noProof/>
+            <w:lang w:eastAsia="en-PH"/>
+          </w:rPr>
+          <mc:AlternateContent>
+            <mc:Choice Requires="wps">
+              <w:drawing>
+                <wp:anchor distT="0" distB="0" distL="114300" distR="114300" simplePos="0" relativeHeight="251697152" behindDoc="0" locked="0" layoutInCell="1" allowOverlap="1" wp14:anchorId="2B287E8E" wp14:editId="4B8BDCC9">
+                  <wp:simplePos x="0" y="0"/>
+                  <wp:positionH relativeFrom="page">
+                    <wp:align>right</wp:align>
+                  </wp:positionH>
+                  <wp:positionV relativeFrom="paragraph">
+                    <wp:posOffset>204470</wp:posOffset>
+                  </wp:positionV>
+                  <wp:extent cx="7772400" cy="0"/>
+                  <wp:effectExtent l="0" t="19050" r="19050" b="19050"/>
+                  <wp:wrapNone/>
+                  <wp:docPr id="1406826386" name="Straight Connector 1406826386"/>
+                  <wp:cNvGraphicFramePr/>
+                  <a:graphic xmlns:a="http://schemas.openxmlformats.org/drawingml/2006/main">
+                    <a:graphicData uri="http://schemas.microsoft.com/office/word/2010/wordprocessingShape">
+                      <wps:wsp>
+                        <wps:cNvCnPr/>
+                        <wps:spPr>
+                          <a:xfrm>
+                            <a:off x="0" y="0"/>
+                            <a:ext cx="7772400" cy="0"/>
+                          </a:xfrm>
+                          <a:prstGeom prst="line">
+                            <a:avLst/>
+                          </a:prstGeom>
+                          <a:ln w="38100"/>
+                        </wps:spPr>
+                        <wps:style>
+                          <a:lnRef idx="1">
+                            <a:schemeClr val="dk1"/>
+                          </a:lnRef>
+                          <a:fillRef idx="0">
+                            <a:schemeClr val="dk1"/>
+                          </a:fillRef>
+                          <a:effectRef idx="0">
+                            <a:schemeClr val="dk1"/>
+                          </a:effectRef>
+                          <a:fontRef idx="minor">
+                            <a:schemeClr val="tx1"/>
+                          </a:fontRef>
+                        </wps:style>
+                        <wps:bodyPr/>
+                      </wps:wsp>
+                    </a:graphicData>
+                  </a:graphic>
+                </wp:anchor>
+              </w:drawing>
+            </mc:Choice>
+            <mc:Fallback>
+              <w:pict>
+                <v:line w14:anchorId="0E03B5B2" id="Straight Connector 1406826386" o:spid="_x0000_s1026" style="position:absolute;z-index:251697152;visibility:visible;mso-wrap-style:square;mso-wrap-distance-left:9pt;mso-wrap-distance-top:0;mso-wrap-distance-right:9pt;mso-wrap-distance-bottom:0;mso-position-horizontal:right;mso-position-horizontal-relative:page;mso-position-vertical:absolute;mso-position-vertical-relative:text" from="560.8pt,16.1pt" to="1172.8pt,16.1pt" o:gfxdata="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" strokecolor="black [3200]" strokeweight="3pt">
+                  <v:stroke joinstyle="miter"/>
+                  <w10:wrap anchorx="page"/>
+                </v:line>
+              </w:pict>
+            </mc:Fallback>
+          </mc:AlternateContent>
+        </w:r>
+        <w:r>
+          <w:rPr>
+            <w:rFonts w:ascii="Courier New" w:hAnsi="Courier New" w:cs="Courier New"/>
+            <w:sz w:val="24"/>
+            <w:szCs w:val="24"/>
+            <w:lang w:val="en-US"/>
+          </w:rPr>
+          <w:t>College of Engineering and Information Technology</w:t>
+        </w:r>
+      </w:p>
+      <w:p>
+        <w:pPr>
+          <w:pStyle w:val="Header"/>
+          <w:tabs>
             <w:tab w:val="clear" w:pos="9360"/>
             <w:tab w:val="left" w:pos="2256"/>
             <w:tab w:val="center" w:pos="4320"/>
@@ -23522,13 +25350,6 @@
             <w:sz w:val="24"/>
           </w:rPr>
         </w:pPr>
-        <w:r>
-          <w:rPr>
-            <w:rFonts w:ascii="Courier New" w:hAnsi="Courier New" w:cs="Courier New"/>
-            <w:sz w:val="24"/>
-          </w:rPr>
-          <w:tab/>
-        </w:r>
       </w:p>
       <w:p>
         <w:pPr>
@@ -23673,462 +25494,6 @@
           </w:rPr>
           <w:fldChar w:fldCharType="end"/>
         </w:r>
-      </w:p>
-    </w:sdtContent>
-  </w:sdt>
-  <w:p>
-    <w:pPr>
-      <w:pStyle w:val="Header"/>
-      <w:rPr>
-        <w:rFonts w:ascii="Courier New" w:hAnsi="Courier New" w:cs="Courier New"/>
-      </w:rPr>
-    </w:pPr>
-  </w:p>
-</w:hdr>
-</file>
-
-<file path=word/header9.xml><?xml version="1.0" encoding="utf-8"?>
-<w:hdr xmlns:wpc="http://schemas.microsoft.com/office/word/2010/wordprocessingCanvas" xmlns:cx="http://schemas.microsoft.com/office/drawing/2014/chartex" xmlns:cx1="http://schemas.microsoft.com/office/drawing/2015/9/8/chartex" xmlns:cx2="http://schemas.microsoft.com/office/drawing/2015/10/21/chartex" xmlns:cx3="http://schemas.microsoft.com/office/drawing/2016/5/9/chartex" xmlns:cx4="http://schemas.microsoft.com/office/drawing/2016/5/10/chartex" xmlns:cx5="http://schemas.microsoft.com/office/drawing/2016/5/11/chartex" xmlns:cx6="http://schemas.microsoft.com/office/drawing/2016/5/12/chartex" xmlns:cx7="http://schemas.microsoft.com/office/drawing/2016/5/13/chartex" xmlns:cx8="http://schemas.microsoft.com/office/drawing/2016/5/14/chartex" xmlns:mc="http://schemas.openxmlformats.org/markup-compatibility/2006" xmlns:aink="http://schemas.microsoft.com/office/drawing/2016/ink" xmlns:am3d="http://schemas.microsoft.com/office/drawing/2017/model3d" xmlns:o="urn:schemas-microsoft-com:office:office" xmlns:oel="http://schemas.microsoft.com/office/2019/extlst" xmlns:r="http://schemas.openxmlformats.org/officeDocument/2006/relationships" xmlns:m="http://schemas.openxmlformats.org/officeDocument/2006/math" xmlns:v="urn:schemas-microsoft-com:vml" xmlns:wp14="http://schemas.microsoft.com/office/word/2010/wordprocessingDrawing" xmlns:wp="http://schemas.openxmlformats.org/drawingml/2006/wordprocessingDrawing" xmlns:w10="urn:schemas-microsoft-com:office:word" xmlns:w="http://schemas.openxmlformats.org/wordprocessingml/2006/main" xmlns:w14="http://schemas.microsoft.com/office/word/2010/wordml" xmlns:w15="http://schemas.microsoft.com/office/word/2012/wordml" xmlns:w16cex="http://schemas.microsoft.com/office/word/2018/wordml/cex" xmlns:w16cid="http://schemas.microsoft.com/office/word/2016/wordml/cid" xmlns:w16="http://schemas.microsoft.com/office/word/2018/wordml" xmlns:w16du="http://schemas.microsoft.com/office/word/2023/wordml/word16du" xmlns:w16sdtdh="http://schemas.microsoft.com/office/word/2020/wordml/sdtdatahash" xmlns:w16sdtfl="http://schemas.microsoft.com/office/word/2024/wordml/sdtformatlock" xmlns:w16se="http://schemas.microsoft.com/office/word/2015/wordml/symex" xmlns:wpg="http://schemas.microsoft.com/office/word/2010/wordprocessingGroup" xmlns:wpi="http://schemas.microsoft.com/office/word/2010/wordprocessingInk" xmlns:wne="http://schemas.microsoft.com/office/word/2006/wordml" xmlns:wps="http://schemas.microsoft.com/office/word/2010/wordprocessingShape" mc:Ignorable="w14 w15 w16se w16cid w16 w16cex w16sdtdh w16sdtfl w16du wp14">
-  <w:sdt>
-    <w:sdtPr>
-      <w:id w:val="1983423169"/>
-    </w:sdtPr>
-    <w:sdtEndPr>
-      <w:rPr>
-        <w:rFonts w:ascii="Courier New" w:hAnsi="Courier New" w:cs="Courier New"/>
-        <w:sz w:val="20"/>
-        <w:szCs w:val="20"/>
-      </w:rPr>
-    </w:sdtEndPr>
-    <w:sdtContent>
-      <w:p>
-        <w:pPr>
-          <w:pStyle w:val="Header"/>
-          <w:tabs>
-            <w:tab w:val="center" w:pos="4321"/>
-            <w:tab w:val="right" w:pos="8642"/>
-          </w:tabs>
-          <w:rPr>
-            <w:rFonts w:ascii="Courier New" w:hAnsi="Courier New" w:cs="Courier New"/>
-            <w:b/>
-            <w:sz w:val="32"/>
-          </w:rPr>
-        </w:pPr>
-        <w:r>
-          <w:tab/>
-        </w:r>
-        <w:r>
-          <w:rPr>
-            <w:rFonts w:ascii="Courier New" w:hAnsi="Courier New" w:cs="Courier New"/>
-            <w:b/>
-            <w:noProof/>
-            <w:sz w:val="36"/>
-            <w:lang w:eastAsia="en-PH"/>
-          </w:rPr>
-          <w:drawing>
-            <wp:anchor distT="0" distB="0" distL="114300" distR="114300" simplePos="0" relativeHeight="251669504" behindDoc="0" locked="0" layoutInCell="1" allowOverlap="1" wp14:anchorId="76CF24D9" wp14:editId="03C59511">
-              <wp:simplePos x="0" y="0"/>
-              <wp:positionH relativeFrom="column">
-                <wp:posOffset>-246380</wp:posOffset>
-              </wp:positionH>
-              <wp:positionV relativeFrom="paragraph">
-                <wp:posOffset>-198120</wp:posOffset>
-              </wp:positionV>
-              <wp:extent cx="823595" cy="724535"/>
-              <wp:effectExtent l="0" t="0" r="14605" b="18415"/>
-              <wp:wrapNone/>
-              <wp:docPr id="1220379455" name="Picture 1220379455"/>
-              <wp:cNvGraphicFramePr>
-                <a:graphicFrameLocks xmlns:a="http://schemas.openxmlformats.org/drawingml/2006/main" noChangeAspect="1"/>
-              </wp:cNvGraphicFramePr>
-              <a:graphic xmlns:a="http://schemas.openxmlformats.org/drawingml/2006/main">
-                <a:graphicData uri="http://schemas.openxmlformats.org/drawingml/2006/picture">
-                  <pic:pic xmlns:pic="http://schemas.openxmlformats.org/drawingml/2006/picture">
-                    <pic:nvPicPr>
-                      <pic:cNvPr id="700363394" name="Picture 700363394"/>
-                      <pic:cNvPicPr>
-                        <a:picLocks noChangeAspect="1"/>
-                      </pic:cNvPicPr>
-                    </pic:nvPicPr>
-                    <pic:blipFill>
-                      <a:blip r:embed="rId1">
-                        <a:extLst>
-                          <a:ext uri="{28A0092B-C50C-407E-A947-70E740481C1C}">
-                            <a14:useLocalDpi xmlns:a14="http://schemas.microsoft.com/office/drawing/2010/main" val="0"/>
-                          </a:ext>
-                        </a:extLst>
-                      </a:blip>
-                      <a:stretch>
-                        <a:fillRect/>
-                      </a:stretch>
-                    </pic:blipFill>
-                    <pic:spPr>
-                      <a:xfrm>
-                        <a:off x="0" y="0"/>
-                        <a:ext cx="823578" cy="724710"/>
-                      </a:xfrm>
-                      <a:prstGeom prst="rect">
-                        <a:avLst/>
-                      </a:prstGeom>
-                    </pic:spPr>
-                  </pic:pic>
-                </a:graphicData>
-              </a:graphic>
-            </wp:anchor>
-          </w:drawing>
-        </w:r>
-        <w:r>
-          <w:rPr>
-            <w:rFonts w:ascii="Courier New" w:hAnsi="Courier New" w:cs="Courier New"/>
-            <w:b/>
-            <w:noProof/>
-            <w:sz w:val="32"/>
-            <w:lang w:eastAsia="en-PH"/>
-          </w:rPr>
-          <mc:AlternateContent>
-            <mc:Choice Requires="wps">
-              <w:drawing>
-                <wp:anchor distT="0" distB="0" distL="114300" distR="114300" simplePos="0" relativeHeight="251672576" behindDoc="0" locked="0" layoutInCell="1" allowOverlap="1" wp14:anchorId="4DF466F2" wp14:editId="341E2D7A">
-                  <wp:simplePos x="0" y="0"/>
-                  <wp:positionH relativeFrom="column">
-                    <wp:posOffset>-1371600</wp:posOffset>
-                  </wp:positionH>
-                  <wp:positionV relativeFrom="paragraph">
-                    <wp:posOffset>-287020</wp:posOffset>
-                  </wp:positionV>
-                  <wp:extent cx="7772400" cy="0"/>
-                  <wp:effectExtent l="0" t="19050" r="0" b="19050"/>
-                  <wp:wrapNone/>
-                  <wp:docPr id="190166018" name="Straight Connector 190166018"/>
-                  <wp:cNvGraphicFramePr/>
-                  <a:graphic xmlns:a="http://schemas.openxmlformats.org/drawingml/2006/main">
-                    <a:graphicData uri="http://schemas.microsoft.com/office/word/2010/wordprocessingShape">
-                      <wps:wsp>
-                        <wps:cNvCnPr/>
-                        <wps:spPr>
-                          <a:xfrm>
-                            <a:off x="0" y="0"/>
-                            <a:ext cx="7772400" cy="0"/>
-                          </a:xfrm>
-                          <a:prstGeom prst="line">
-                            <a:avLst/>
-                          </a:prstGeom>
-                          <a:ln w="38100"/>
-                        </wps:spPr>
-                        <wps:style>
-                          <a:lnRef idx="1">
-                            <a:schemeClr val="dk1"/>
-                          </a:lnRef>
-                          <a:fillRef idx="0">
-                            <a:schemeClr val="dk1"/>
-                          </a:fillRef>
-                          <a:effectRef idx="0">
-                            <a:schemeClr val="dk1"/>
-                          </a:effectRef>
-                          <a:fontRef idx="minor">
-                            <a:schemeClr val="tx1"/>
-                          </a:fontRef>
-                        </wps:style>
-                        <wps:bodyPr/>
-                      </wps:wsp>
-                    </a:graphicData>
-                  </a:graphic>
-                </wp:anchor>
-              </w:drawing>
-            </mc:Choice>
-            <mc:Fallback>
-              <w:pict>
-                <v:line w14:anchorId="0AF80BF6" id="Straight Connector 190166018" o:spid="_x0000_s1026" style="position:absolute;z-index:251708416;visibility:visible;mso-wrap-style:square;mso-wrap-distance-left:9pt;mso-wrap-distance-top:0;mso-wrap-distance-right:9pt;mso-wrap-distance-bottom:0;mso-position-horizontal:absolute;mso-position-horizontal-relative:text;mso-position-vertical:absolute;mso-position-vertical-relative:text" from="-108pt,-22.6pt" to="7in,-22.6pt" o:gfxdata="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" strokecolor="black [3200]" strokeweight="3pt">
-                  <v:stroke joinstyle="miter"/>
-                </v:line>
-              </w:pict>
-            </mc:Fallback>
-          </mc:AlternateContent>
-        </w:r>
-        <w:r>
-          <w:rPr>
-            <w:rFonts w:ascii="Courier New" w:hAnsi="Courier New" w:cs="Courier New"/>
-            <w:b/>
-            <w:noProof/>
-            <w:sz w:val="36"/>
-            <w:lang w:eastAsia="en-PH"/>
-          </w:rPr>
-          <mc:AlternateContent>
-            <mc:Choice Requires="wps">
-              <w:drawing>
-                <wp:anchor distT="0" distB="0" distL="114300" distR="114300" simplePos="0" relativeHeight="251670528" behindDoc="0" locked="0" layoutInCell="1" allowOverlap="1" wp14:anchorId="04C379D1" wp14:editId="5A24E7E5">
-                  <wp:simplePos x="0" y="0"/>
-                  <wp:positionH relativeFrom="column">
-                    <wp:posOffset>-228600</wp:posOffset>
-                  </wp:positionH>
-                  <wp:positionV relativeFrom="paragraph">
-                    <wp:posOffset>-572770</wp:posOffset>
-                  </wp:positionV>
-                  <wp:extent cx="0" cy="10191750"/>
-                  <wp:effectExtent l="19050" t="0" r="19050" b="0"/>
-                  <wp:wrapNone/>
-                  <wp:docPr id="341334077" name="Straight Connector 341334077"/>
-                  <wp:cNvGraphicFramePr/>
-                  <a:graphic xmlns:a="http://schemas.openxmlformats.org/drawingml/2006/main">
-                    <a:graphicData uri="http://schemas.microsoft.com/office/word/2010/wordprocessingShape">
-                      <wps:wsp>
-                        <wps:cNvCnPr/>
-                        <wps:spPr>
-                          <a:xfrm>
-                            <a:off x="0" y="0"/>
-                            <a:ext cx="0" cy="10191896"/>
-                          </a:xfrm>
-                          <a:prstGeom prst="line">
-                            <a:avLst/>
-                          </a:prstGeom>
-                          <a:ln w="38100"/>
-                        </wps:spPr>
-                        <wps:style>
-                          <a:lnRef idx="1">
-                            <a:schemeClr val="dk1"/>
-                          </a:lnRef>
-                          <a:fillRef idx="0">
-                            <a:schemeClr val="dk1"/>
-                          </a:fillRef>
-                          <a:effectRef idx="0">
-                            <a:schemeClr val="dk1"/>
-                          </a:effectRef>
-                          <a:fontRef idx="minor">
-                            <a:schemeClr val="tx1"/>
-                          </a:fontRef>
-                        </wps:style>
-                        <wps:bodyPr/>
-                      </wps:wsp>
-                    </a:graphicData>
-                  </a:graphic>
-                </wp:anchor>
-              </w:drawing>
-            </mc:Choice>
-            <mc:Fallback>
-              <w:pict>
-                <v:line w14:anchorId="42220F27" id="Straight Connector 341334077" o:spid="_x0000_s1026" style="position:absolute;z-index:251706368;visibility:visible;mso-wrap-style:square;mso-wrap-distance-left:9pt;mso-wrap-distance-top:0;mso-wrap-distance-right:9pt;mso-wrap-distance-bottom:0;mso-position-horizontal:absolute;mso-position-horizontal-relative:text;mso-position-vertical:absolute;mso-position-vertical-relative:text" from="-18pt,-45.1pt" to="-18pt,757.4pt" o:gfxdata="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" strokecolor="black [3200]" strokeweight="3pt">
-                  <v:stroke joinstyle="miter"/>
-                </v:line>
-              </w:pict>
-            </mc:Fallback>
-          </mc:AlternateContent>
-        </w:r>
-        <w:r>
-          <w:rPr>
-            <w:rFonts w:ascii="Courier New" w:hAnsi="Courier New" w:cs="Courier New"/>
-            <w:b/>
-            <w:noProof/>
-            <w:sz w:val="36"/>
-            <w:lang w:eastAsia="en-PH"/>
-          </w:rPr>
-          <mc:AlternateContent>
-            <mc:Choice Requires="wps">
-              <w:drawing>
-                <wp:anchor distT="0" distB="0" distL="114300" distR="114300" simplePos="0" relativeHeight="251671552" behindDoc="0" locked="0" layoutInCell="1" allowOverlap="1" wp14:anchorId="54E11308" wp14:editId="59A407C0">
-                  <wp:simplePos x="0" y="0"/>
-                  <wp:positionH relativeFrom="column">
-                    <wp:posOffset>5715000</wp:posOffset>
-                  </wp:positionH>
-                  <wp:positionV relativeFrom="paragraph">
-                    <wp:posOffset>-419735</wp:posOffset>
-                  </wp:positionV>
-                  <wp:extent cx="0" cy="10033635"/>
-                  <wp:effectExtent l="19050" t="0" r="19050" b="5715"/>
-                  <wp:wrapNone/>
-                  <wp:docPr id="194450568" name="Straight Connector 194450568"/>
-                  <wp:cNvGraphicFramePr/>
-                  <a:graphic xmlns:a="http://schemas.openxmlformats.org/drawingml/2006/main">
-                    <a:graphicData uri="http://schemas.microsoft.com/office/word/2010/wordprocessingShape">
-                      <wps:wsp>
-                        <wps:cNvCnPr/>
-                        <wps:spPr>
-                          <a:xfrm>
-                            <a:off x="0" y="0"/>
-                            <a:ext cx="0" cy="10033762"/>
-                          </a:xfrm>
-                          <a:prstGeom prst="line">
-                            <a:avLst/>
-                          </a:prstGeom>
-                          <a:ln w="38100"/>
-                        </wps:spPr>
-                        <wps:style>
-                          <a:lnRef idx="1">
-                            <a:schemeClr val="dk1"/>
-                          </a:lnRef>
-                          <a:fillRef idx="0">
-                            <a:schemeClr val="dk1"/>
-                          </a:fillRef>
-                          <a:effectRef idx="0">
-                            <a:schemeClr val="dk1"/>
-                          </a:effectRef>
-                          <a:fontRef idx="minor">
-                            <a:schemeClr val="tx1"/>
-                          </a:fontRef>
-                        </wps:style>
-                        <wps:bodyPr/>
-                      </wps:wsp>
-                    </a:graphicData>
-                  </a:graphic>
-                </wp:anchor>
-              </w:drawing>
-            </mc:Choice>
-            <mc:Fallback>
-              <w:pict>
-                <v:line w14:anchorId="0F0EBD7E" id="Straight Connector 194450568" o:spid="_x0000_s1026" style="position:absolute;z-index:251707392;visibility:visible;mso-wrap-style:square;mso-wrap-distance-left:9pt;mso-wrap-distance-top:0;mso-wrap-distance-right:9pt;mso-wrap-distance-bottom:0;mso-position-horizontal:absolute;mso-position-horizontal-relative:text;mso-position-vertical:absolute;mso-position-vertical-relative:text" from="450pt,-33.05pt" to="450pt,757pt" o:gfxdata="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" strokecolor="black [3200]" strokeweight="3pt">
-                  <v:stroke joinstyle="miter"/>
-                </v:line>
-              </w:pict>
-            </mc:Fallback>
-          </mc:AlternateContent>
-        </w:r>
-        <w:r>
-          <w:rPr>
-            <w:rFonts w:ascii="Courier New" w:hAnsi="Courier New" w:cs="Courier New"/>
-            <w:b/>
-            <w:sz w:val="36"/>
-          </w:rPr>
-          <w:t>Kalinga State University</w:t>
-        </w:r>
-        <w:r>
-          <w:rPr>
-            <w:rFonts w:ascii="Courier New" w:hAnsi="Courier New" w:cs="Courier New"/>
-            <w:b/>
-            <w:sz w:val="36"/>
-          </w:rPr>
-          <w:tab/>
-        </w:r>
-      </w:p>
-      <w:p>
-        <w:pPr>
-          <w:pStyle w:val="Header"/>
-          <w:tabs>
-            <w:tab w:val="clear" w:pos="9360"/>
-            <w:tab w:val="left" w:pos="2256"/>
-            <w:tab w:val="center" w:pos="4320"/>
-            <w:tab w:val="right" w:pos="8642"/>
-          </w:tabs>
-          <w:rPr>
-            <w:rFonts w:ascii="Courier New" w:hAnsi="Courier New" w:cs="Courier New"/>
-            <w:sz w:val="24"/>
-          </w:rPr>
-        </w:pPr>
-        <w:r>
-          <w:rPr>
-            <w:rFonts w:ascii="Courier New" w:hAnsi="Courier New" w:cs="Courier New"/>
-            <w:sz w:val="24"/>
-          </w:rPr>
-          <w:tab/>
-        </w:r>
-        <w:r>
-          <w:rPr>
-            <w:rFonts w:ascii="Courier New" w:hAnsi="Courier New" w:cs="Courier New"/>
-            <w:sz w:val="24"/>
-          </w:rPr>
-          <w:tab/>
-          <w:t>Bulanao, Tabuk City, Kalinga</w:t>
-        </w:r>
-      </w:p>
-      <w:p>
-        <w:pPr>
-          <w:pStyle w:val="Header"/>
-          <w:tabs>
-            <w:tab w:val="clear" w:pos="9360"/>
-            <w:tab w:val="left" w:pos="2256"/>
-            <w:tab w:val="center" w:pos="4320"/>
-            <w:tab w:val="right" w:pos="8642"/>
-          </w:tabs>
-          <w:rPr>
-            <w:rFonts w:ascii="Courier New" w:hAnsi="Courier New" w:cs="Courier New"/>
-            <w:sz w:val="24"/>
-          </w:rPr>
-        </w:pPr>
-        <w:r>
-          <w:rPr>
-            <w:rFonts w:ascii="Courier New" w:hAnsi="Courier New" w:cs="Courier New"/>
-            <w:noProof/>
-            <w:lang w:eastAsia="en-PH"/>
-          </w:rPr>
-          <mc:AlternateContent>
-            <mc:Choice Requires="wps">
-              <w:drawing>
-                <wp:anchor distT="0" distB="0" distL="114300" distR="114300" simplePos="0" relativeHeight="251646976" behindDoc="0" locked="0" layoutInCell="1" allowOverlap="1" wp14:anchorId="34B28411" wp14:editId="3F8150CD">
-                  <wp:simplePos x="0" y="0"/>
-                  <wp:positionH relativeFrom="page">
-                    <wp:align>right</wp:align>
-                  </wp:positionH>
-                  <wp:positionV relativeFrom="paragraph">
-                    <wp:posOffset>204470</wp:posOffset>
-                  </wp:positionV>
-                  <wp:extent cx="7772400" cy="0"/>
-                  <wp:effectExtent l="0" t="19050" r="19050" b="19050"/>
-                  <wp:wrapNone/>
-                  <wp:docPr id="9907" name="Straight Connector 29"/>
-                  <wp:cNvGraphicFramePr/>
-                  <a:graphic xmlns:a="http://schemas.openxmlformats.org/drawingml/2006/main">
-                    <a:graphicData uri="http://schemas.microsoft.com/office/word/2010/wordprocessingShape">
-                      <wps:wsp>
-                        <wps:cNvCnPr/>
-                        <wps:spPr>
-                          <a:xfrm>
-                            <a:off x="0" y="0"/>
-                            <a:ext cx="7772400" cy="0"/>
-                          </a:xfrm>
-                          <a:prstGeom prst="line">
-                            <a:avLst/>
-                          </a:prstGeom>
-                          <a:ln w="38100"/>
-                        </wps:spPr>
-                        <wps:style>
-                          <a:lnRef idx="1">
-                            <a:schemeClr val="dk1"/>
-                          </a:lnRef>
-                          <a:fillRef idx="0">
-                            <a:schemeClr val="dk1"/>
-                          </a:fillRef>
-                          <a:effectRef idx="0">
-                            <a:schemeClr val="dk1"/>
-                          </a:effectRef>
-                          <a:fontRef idx="minor">
-                            <a:schemeClr val="tx1"/>
-                          </a:fontRef>
-                        </wps:style>
-                        <wps:bodyPr/>
-                      </wps:wsp>
-                    </a:graphicData>
-                  </a:graphic>
-                </wp:anchor>
-              </w:drawing>
-            </mc:Choice>
-            <mc:Fallback xmlns:wpsCustomData="http://www.wps.cn/officeDocument/2013/wpsCustomData">
-              <w:pict>
-                <v:line id="_x0000_s1026" o:spid="_x0000_s1026" o:spt="20" style="position:absolute;left:0pt;margin-top:16.1pt;height:0pt;width:612pt;mso-position-horizontal:right;mso-position-horizontal-relative:page;z-index:251663360;mso-width-relative:page;mso-height-relative:page;" filled="f" stroked="t" coordsize="21600,21600" o:gfxdata="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">
-                  <v:fill on="f" focussize="0,0"/>
-                  <v:stroke weight="3pt" color="#000000 [3200]" miterlimit="8" joinstyle="miter"/>
-                  <v:imagedata o:title=""/>
-                  <o:lock v:ext="edit" aspectratio="f"/>
-                </v:line>
-              </w:pict>
-            </mc:Fallback>
-          </mc:AlternateContent>
-        </w:r>
-        <w:r>
-          <w:rPr>
-            <w:rFonts w:ascii="Courier New" w:hAnsi="Courier New" w:cs="Courier New"/>
-            <w:sz w:val="24"/>
-          </w:rPr>
-          <w:tab/>
-        </w:r>
-      </w:p>
-      <w:p>
-        <w:pPr>
-          <w:pStyle w:val="Header"/>
-          <w:jc w:val="right"/>
-          <w:rPr>
-            <w:rFonts w:ascii="Courier New" w:hAnsi="Courier New" w:cs="Courier New"/>
-            <w:sz w:val="20"/>
-            <w:szCs w:val="20"/>
-          </w:rPr>
-        </w:pPr>
       </w:p>
     </w:sdtContent>
   </w:sdt>

--- a/docs/paper/Thesis - Auditrix for KSU.docx
+++ b/docs/paper/Thesis - Auditrix for KSU.docx
@@ -405,12 +405,10 @@
           <w:szCs w:val="24"/>
         </w:rPr>
         <w:sectPr>
-          <w:headerReference w:type="even" r:id="rId9"/>
-          <w:headerReference w:type="default" r:id="rId10"/>
-          <w:footerReference w:type="even" r:id="rId11"/>
-          <w:footerReference w:type="default" r:id="rId12"/>
-          <w:headerReference w:type="first" r:id="rId13"/>
-          <w:footerReference w:type="first" r:id="rId14"/>
+          <w:headerReference w:type="default" r:id="rId9"/>
+          <w:footerReference w:type="default" r:id="rId10"/>
+          <w:headerReference w:type="first" r:id="rId11"/>
+          <w:footerReference w:type="first" r:id="rId12"/>
           <w:pgSz w:w="12240" w:h="15840"/>
           <w:pgMar w:top="1440" w:right="1440" w:bottom="1440" w:left="2160" w:header="709" w:footer="709" w:gutter="0"/>
           <w:pgNumType w:fmt="lowerRoman" w:start="1" w:chapStyle="1"/>
@@ -1675,7 +1673,7 @@
           <w:szCs w:val="24"/>
         </w:rPr>
         <w:tab/>
-        <w:t>68</w:t>
+        <w:t>69</w:t>
       </w:r>
     </w:p>
     <w:p>
@@ -1718,7 +1716,7 @@
           <w:szCs w:val="24"/>
         </w:rPr>
         <w:tab/>
-        <w:t>70</w:t>
+        <w:t>71</w:t>
       </w:r>
     </w:p>
     <w:p>
@@ -1750,7 +1748,7 @@
           <w:szCs w:val="24"/>
         </w:rPr>
         <w:tab/>
-        <w:t>74</w:t>
+        <w:t>75</w:t>
       </w:r>
     </w:p>
     <w:p>
@@ -1773,7 +1771,7 @@
           <w:sz w:val="24"/>
           <w:szCs w:val="24"/>
         </w:rPr>
-        <w:t>Non-Functional Requirements of the Proposed</w:t>
+        <w:t>Functional Requirements of the Proposed</w:t>
       </w:r>
       <w:r>
         <w:br/>
@@ -1793,7 +1791,7 @@
           <w:szCs w:val="24"/>
         </w:rPr>
         <w:tab/>
-        <w:t>85</w:t>
+        <w:t>84</w:t>
       </w:r>
     </w:p>
     <w:p>
@@ -1816,7 +1814,18 @@
           <w:sz w:val="24"/>
           <w:szCs w:val="24"/>
         </w:rPr>
-        <w:t>Testing of the System  . . . . . . . . . . . . .</w:t>
+        <w:t>Non-Functional Requirements of the Proposed</w:t>
+      </w:r>
+      <w:r>
+        <w:br/>
+      </w:r>
+      <w:r>
+        <w:rPr>
+          <w:rFonts w:ascii="Courier New" w:hAnsi="Courier New" w:cs="Courier New"/>
+          <w:sz w:val="24"/>
+          <w:szCs w:val="24"/>
+        </w:rPr>
+        <w:t>System . . . . . . . . . . . . . . . . . . . . .</w:t>
       </w:r>
       <w:r>
         <w:rPr>
@@ -1825,7 +1834,7 @@
           <w:szCs w:val="24"/>
         </w:rPr>
         <w:tab/>
-        <w:t>89</w:t>
+        <w:t>86</w:t>
       </w:r>
     </w:p>
     <w:p>
@@ -1868,7 +1877,7 @@
           <w:szCs w:val="24"/>
         </w:rPr>
         <w:tab/>
-        <w:t>89</w:t>
+        <w:t>87</w:t>
       </w:r>
     </w:p>
     <w:p>
@@ -1909,7 +1918,7 @@
           <w:szCs w:val="24"/>
         </w:rPr>
         <w:tab/>
-        <w:t>92</w:t>
+        <w:t>89</w:t>
       </w:r>
     </w:p>
     <w:p>
@@ -1933,6 +1942,7 @@
           <w:sz w:val="24"/>
           <w:szCs w:val="24"/>
         </w:rPr>
+        <w:lastRenderedPageBreak/>
         <w:t>LIST OF TABLES</w:t>
       </w:r>
       <w:r>
@@ -2006,7 +2016,6 @@
           <w:sz w:val="24"/>
           <w:szCs w:val="24"/>
         </w:rPr>
-        <w:lastRenderedPageBreak/>
         <w:t>Table 4.2. Year Level by Share of Curriculum</w:t>
       </w:r>
       <w:r>
@@ -2027,7 +2036,7 @@
           <w:szCs w:val="24"/>
         </w:rPr>
         <w:tab/>
-        <w:t>63</w:t>
+        <w:t>64</w:t>
       </w:r>
     </w:p>
     <w:p>
@@ -2049,7 +2058,18 @@
           <w:sz w:val="24"/>
           <w:szCs w:val="24"/>
         </w:rPr>
-        <w:t>Table 4.3. Summary of the Automated Tests . . . . . .</w:t>
+        <w:t>Table 4.3. Extent of Compliance of Auditrix with</w:t>
+      </w:r>
+      <w:r>
+        <w:br/>
+      </w:r>
+      <w:r>
+        <w:rPr>
+          <w:rFonts w:ascii="Courier New" w:hAnsi="Courier New" w:cs="Courier New"/>
+          <w:sz w:val="24"/>
+          <w:szCs w:val="24"/>
+        </w:rPr>
+        <w:t>ISO/IEC 25010 . . . . . . . . . . . . . . . . . . . .</w:t>
       </w:r>
       <w:r>
         <w:rPr>
@@ -2058,7 +2078,40 @@
           <w:szCs w:val="24"/>
         </w:rPr>
         <w:tab/>
-        <w:t>90</w:t>
+        <w:t>88</w:t>
+      </w:r>
+    </w:p>
+    <w:p>
+      <w:pPr>
+        <w:keepNext/>
+        <w:spacing w:before="480" w:after="240" w:line="480" w:lineRule="auto"/>
+        <w:jc w:val="center"/>
+        <w:rPr>
+          <w:rFonts w:ascii="Courier New" w:hAnsi="Courier New" w:cs="Courier New"/>
+          <w:b/>
+          <w:bCs/>
+          <w:sz w:val="24"/>
+          <w:szCs w:val="24"/>
+        </w:rPr>
+      </w:pPr>
+      <w:r>
+        <w:rPr>
+          <w:rFonts w:ascii="Courier New" w:hAnsi="Courier New" w:cs="Courier New"/>
+          <w:b/>
+          <w:bCs/>
+          <w:sz w:val="24"/>
+          <w:szCs w:val="24"/>
+        </w:rPr>
+        <w:t>LIST OF FIGURES</w:t>
+      </w:r>
+      <w:r>
+        <w:fldChar w:fldCharType="begin"/>
+      </w:r>
+      <w:r>
+        <w:instrText xml:space="preserve"> TC "LIST OF FIGURES" \f c \l 1 </w:instrText>
+      </w:r>
+      <w:r>
+        <w:fldChar w:fldCharType="end"/>
       </w:r>
     </w:p>
     <w:p>
@@ -2080,18 +2133,7 @@
           <w:sz w:val="24"/>
           <w:szCs w:val="24"/>
         </w:rPr>
-        <w:t>Table 4.4. Extent of Compliance of Auditrix with</w:t>
-      </w:r>
-      <w:r>
-        <w:br/>
-      </w:r>
-      <w:r>
-        <w:rPr>
-          <w:rFonts w:ascii="Courier New" w:hAnsi="Courier New" w:cs="Courier New"/>
-          <w:sz w:val="24"/>
-          <w:szCs w:val="24"/>
-        </w:rPr>
-        <w:t>ISO/IEC 25010 . . . . . . . . . . . . . . . . . . . .</w:t>
+        <w:t>Figure 1. Iterative and Incremental SDLC  . . . . . .</w:t>
       </w:r>
       <w:r>
         <w:rPr>
@@ -2100,40 +2142,7 @@
           <w:szCs w:val="24"/>
         </w:rPr>
         <w:tab/>
-        <w:t>91</w:t>
-      </w:r>
-    </w:p>
-    <w:p>
-      <w:pPr>
-        <w:keepNext/>
-        <w:spacing w:before="480" w:after="240" w:line="480" w:lineRule="auto"/>
-        <w:jc w:val="center"/>
-        <w:rPr>
-          <w:rFonts w:ascii="Courier New" w:hAnsi="Courier New" w:cs="Courier New"/>
-          <w:b/>
-          <w:bCs/>
-          <w:sz w:val="24"/>
-          <w:szCs w:val="24"/>
-        </w:rPr>
-      </w:pPr>
-      <w:r>
-        <w:rPr>
-          <w:rFonts w:ascii="Courier New" w:hAnsi="Courier New" w:cs="Courier New"/>
-          <w:b/>
-          <w:bCs/>
-          <w:sz w:val="24"/>
-          <w:szCs w:val="24"/>
-        </w:rPr>
-        <w:t>LIST OF FIGURES</w:t>
-      </w:r>
-      <w:r>
-        <w:fldChar w:fldCharType="begin"/>
-      </w:r>
-      <w:r>
-        <w:instrText xml:space="preserve"> TC "LIST OF FIGURES" \f c \l 1 </w:instrText>
-      </w:r>
-      <w:r>
-        <w:fldChar w:fldCharType="end"/>
+        <w:t>40</w:t>
       </w:r>
     </w:p>
     <w:p>
@@ -2155,7 +2164,18 @@
           <w:sz w:val="24"/>
           <w:szCs w:val="24"/>
         </w:rPr>
-        <w:t>Figure 1. Iterative and Incremental SDLC  . . . . . .</w:t>
+        <w:t>Figure 4.1. Input-Process-Output Diagram of the</w:t>
+      </w:r>
+      <w:r>
+        <w:br/>
+      </w:r>
+      <w:r>
+        <w:rPr>
+          <w:rFonts w:ascii="Courier New" w:hAnsi="Courier New" w:cs="Courier New"/>
+          <w:sz w:val="24"/>
+          <w:szCs w:val="24"/>
+        </w:rPr>
+        <w:t>Existing System . . . . . . . . . . . . . . . . . . .</w:t>
       </w:r>
       <w:r>
         <w:rPr>
@@ -2164,7 +2184,7 @@
           <w:szCs w:val="24"/>
         </w:rPr>
         <w:tab/>
-        <w:t>40</w:t>
+        <w:t>56</w:t>
       </w:r>
     </w:p>
     <w:p>
@@ -2186,7 +2206,7 @@
           <w:sz w:val="24"/>
           <w:szCs w:val="24"/>
         </w:rPr>
-        <w:t>Figure 4.1. Input-Process-Output Diagram of the</w:t>
+        <w:t>Figure 4.2. Ishikawa (Fishbone) Diagram of the</w:t>
       </w:r>
       <w:r>
         <w:br/>
@@ -2197,7 +2217,7 @@
           <w:sz w:val="24"/>
           <w:szCs w:val="24"/>
         </w:rPr>
-        <w:t>Existing System . . . . . . . . . . . . . . . . . . .</w:t>
+        <w:t>Problems in the Existing System . . . . . . . . . . .</w:t>
       </w:r>
       <w:r>
         <w:rPr>
@@ -2206,7 +2226,7 @@
           <w:szCs w:val="24"/>
         </w:rPr>
         <w:tab/>
-        <w:t>56</w:t>
+        <w:t>58</w:t>
       </w:r>
     </w:p>
     <w:p>
@@ -2228,7 +2248,7 @@
           <w:sz w:val="24"/>
           <w:szCs w:val="24"/>
         </w:rPr>
-        <w:t>Figure 4.2. Ishikawa (Fishbone) Diagram of the</w:t>
+        <w:t>Figure 4.3. Input-Process-Output Diagram of the</w:t>
       </w:r>
       <w:r>
         <w:br/>
@@ -2239,7 +2259,7 @@
           <w:sz w:val="24"/>
           <w:szCs w:val="24"/>
         </w:rPr>
-        <w:t>Problems in the Existing System . . . . . . . . . . .</w:t>
+        <w:t>Proposed System . . . . . . . . . . . . . . . . . . .</w:t>
       </w:r>
       <w:r>
         <w:rPr>
@@ -2248,7 +2268,7 @@
           <w:szCs w:val="24"/>
         </w:rPr>
         <w:tab/>
-        <w:t>58</w:t>
+        <w:t>71</w:t>
       </w:r>
     </w:p>
     <w:p>
@@ -2270,18 +2290,7 @@
           <w:sz w:val="24"/>
           <w:szCs w:val="24"/>
         </w:rPr>
-        <w:t>Figure 4.3. Input-Process-Output Diagram of the</w:t>
-      </w:r>
-      <w:r>
-        <w:br/>
-      </w:r>
-      <w:r>
-        <w:rPr>
-          <w:rFonts w:ascii="Courier New" w:hAnsi="Courier New" w:cs="Courier New"/>
-          <w:sz w:val="24"/>
-          <w:szCs w:val="24"/>
-        </w:rPr>
-        <w:t>Proposed System . . . . . . . . . . . . . . . . . . .</w:t>
+        <w:t>Figure 4.4. Use Case Diagram of Auditrix  . . . . . .</w:t>
       </w:r>
       <w:r>
         <w:rPr>
@@ -2290,38 +2299,7 @@
           <w:szCs w:val="24"/>
         </w:rPr>
         <w:tab/>
-        <w:t>70</w:t>
-      </w:r>
-    </w:p>
-    <w:p>
-      <w:pPr>
-        <w:keepLines/>
-        <w:tabs>
-          <w:tab w:val="right" w:pos="8640"/>
-        </w:tabs>
-        <w:spacing w:after="120" w:line="360" w:lineRule="auto"/>
-        <w:rPr>
-          <w:rFonts w:ascii="Courier New" w:hAnsi="Courier New" w:cs="Courier New"/>
-          <w:sz w:val="24"/>
-          <w:szCs w:val="24"/>
-        </w:rPr>
-      </w:pPr>
-      <w:r>
-        <w:rPr>
-          <w:rFonts w:ascii="Courier New" w:hAnsi="Courier New" w:cs="Courier New"/>
-          <w:sz w:val="24"/>
-          <w:szCs w:val="24"/>
-        </w:rPr>
-        <w:t>Figure 4.4. Use Case Diagram of Auditrix  . . . . . .</w:t>
-      </w:r>
-      <w:r>
-        <w:rPr>
-          <w:rFonts w:ascii="Courier New" w:hAnsi="Courier New" w:cs="Courier New"/>
-          <w:sz w:val="24"/>
-          <w:szCs w:val="24"/>
-        </w:rPr>
-        <w:tab/>
-        <w:t>70</w:t>
+        <w:t>72</w:t>
       </w:r>
     </w:p>
     <w:p>
@@ -2364,7 +2342,7 @@
           <w:szCs w:val="24"/>
         </w:rPr>
         <w:tab/>
-        <w:t>71</w:t>
+        <w:t>73</w:t>
       </w:r>
     </w:p>
     <w:p>
@@ -2395,7 +2373,7 @@
           <w:szCs w:val="24"/>
         </w:rPr>
         <w:tab/>
-        <w:t>73</w:t>
+        <w:t>74</w:t>
       </w:r>
     </w:p>
     <w:p>
@@ -2417,7 +2395,7 @@
           <w:sz w:val="24"/>
           <w:szCs w:val="24"/>
         </w:rPr>
-        <w:t>Figure 4.7a. Log In — Dean role . . . . . . . . . .</w:t>
+        <w:t>Figure 4.7. Log In . . . . . . . . . . . . . . . . .</w:t>
       </w:r>
       <w:r>
         <w:rPr>
@@ -2426,7 +2404,7 @@
           <w:szCs w:val="24"/>
         </w:rPr>
         <w:tab/>
-        <w:t>77</w:t>
+        <w:t>76</w:t>
       </w:r>
     </w:p>
     <w:p>
@@ -2448,7 +2426,7 @@
           <w:sz w:val="24"/>
           <w:szCs w:val="24"/>
         </w:rPr>
-        <w:t>Figure 4.7b. Log In — Program Chairperson role . . .</w:t>
+        <w:t>Figure 4.8. Students — searching for the student . .</w:t>
       </w:r>
       <w:r>
         <w:rPr>
@@ -2457,7 +2435,7 @@
           <w:szCs w:val="24"/>
         </w:rPr>
         <w:tab/>
-        <w:t>78</w:t>
+        <w:t>77</w:t>
       </w:r>
     </w:p>
     <w:p>
@@ -2479,18 +2457,7 @@
           <w:sz w:val="24"/>
           <w:szCs w:val="24"/>
         </w:rPr>
-        <w:t>Figure 4.7c. First Log In — password change with</w:t>
-      </w:r>
-      <w:r>
-        <w:br/>
-      </w:r>
-      <w:r>
-        <w:rPr>
-          <w:rFonts w:ascii="Courier New" w:hAnsi="Courier New" w:cs="Courier New"/>
-          <w:sz w:val="24"/>
-          <w:szCs w:val="24"/>
-        </w:rPr>
-        <w:t>the rules checklist . . . . . . . . . . . . . . . .</w:t>
+        <w:t>Figure 4.9. Register Student — one student . . . . .</w:t>
       </w:r>
       <w:r>
         <w:rPr>
@@ -2499,7 +2466,7 @@
           <w:szCs w:val="24"/>
         </w:rPr>
         <w:tab/>
-        <w:t>78</w:t>
+        <w:t>77</w:t>
       </w:r>
     </w:p>
     <w:p>
@@ -2521,7 +2488,19 @@
           <w:sz w:val="24"/>
           <w:szCs w:val="24"/>
         </w:rPr>
-        <w:t>Figure 4.8. Students — search and list view . . . .</w:t>
+        <w:lastRenderedPageBreak/>
+        <w:t>Figure 4.10a. Register Students by Batch —</w:t>
+      </w:r>
+      <w:r>
+        <w:br/>
+      </w:r>
+      <w:r>
+        <w:rPr>
+          <w:rFonts w:ascii="Courier New" w:hAnsi="Courier New" w:cs="Courier New"/>
+          <w:sz w:val="24"/>
+          <w:szCs w:val="24"/>
+        </w:rPr>
+        <w:t>choosing the class list . . . . . . . . . . . . . .</w:t>
       </w:r>
       <w:r>
         <w:rPr>
@@ -2530,7 +2509,7 @@
           <w:szCs w:val="24"/>
         </w:rPr>
         <w:tab/>
-        <w:t>79</w:t>
+        <w:t>78</w:t>
       </w:r>
     </w:p>
     <w:p>
@@ -2552,7 +2531,19 @@
           <w:sz w:val="24"/>
           <w:szCs w:val="24"/>
         </w:rPr>
-        <w:t>Figure 4.9. Enter Grades — choosing the term . . . .</w:t>
+        <w:lastRenderedPageBreak/>
+        <w:t>Figure 4.10b. Register Students by Batch — import</w:t>
+      </w:r>
+      <w:r>
+        <w:br/>
+      </w:r>
+      <w:r>
+        <w:rPr>
+          <w:rFonts w:ascii="Courier New" w:hAnsi="Courier New" w:cs="Courier New"/>
+          <w:sz w:val="24"/>
+          <w:szCs w:val="24"/>
+        </w:rPr>
+        <w:t>result . . . . . . . . . . . . . . . . . . . . . . .</w:t>
       </w:r>
       <w:r>
         <w:rPr>
@@ -2583,18 +2574,7 @@
           <w:sz w:val="24"/>
           <w:szCs w:val="24"/>
         </w:rPr>
-        <w:t>Figure 4.10a. Student Audit — status, term and</w:t>
-      </w:r>
-      <w:r>
-        <w:br/>
-      </w:r>
-      <w:r>
-        <w:rPr>
-          <w:rFonts w:ascii="Courier New" w:hAnsi="Courier New" w:cs="Courier New"/>
-          <w:sz w:val="24"/>
-          <w:szCs w:val="24"/>
-        </w:rPr>
-        <w:t>reason for each subject . . . . . . . . . . . . . .</w:t>
+        <w:t>Figure 4.11a. Enter Grades — choosing the term . . .</w:t>
       </w:r>
       <w:r>
         <w:rPr>
@@ -2625,18 +2605,7 @@
           <w:sz w:val="24"/>
           <w:szCs w:val="24"/>
         </w:rPr>
-        <w:t>Figure 4.10b. Student Audit — subject taken out of</w:t>
-      </w:r>
-      <w:r>
-        <w:br/>
-      </w:r>
-      <w:r>
-        <w:rPr>
-          <w:rFonts w:ascii="Courier New" w:hAnsi="Courier New" w:cs="Courier New"/>
-          <w:sz w:val="24"/>
-          <w:szCs w:val="24"/>
-        </w:rPr>
-        <w:t>order and Irregular status . . . . . . . . . . . . .</w:t>
+        <w:t>Figure 4.11b. Enter Grades — grade of each subject . .</w:t>
       </w:r>
       <w:r>
         <w:rPr>
@@ -2667,18 +2636,7 @@
           <w:sz w:val="24"/>
           <w:szCs w:val="24"/>
         </w:rPr>
-        <w:t>Figure 4.10c. Student Audit — fully compliant</w:t>
-      </w:r>
-      <w:r>
-        <w:br/>
-      </w:r>
-      <w:r>
-        <w:rPr>
-          <w:rFonts w:ascii="Courier New" w:hAnsi="Courier New" w:cs="Courier New"/>
-          <w:sz w:val="24"/>
-          <w:szCs w:val="24"/>
-        </w:rPr>
-        <w:t>(Regular) example . . . . . . . . . . . . . . . . .</w:t>
+        <w:t>Figure 4.11c. Enter Grades — confirming the save . .</w:t>
       </w:r>
       <w:r>
         <w:rPr>
@@ -2709,7 +2667,8 @@
           <w:sz w:val="24"/>
           <w:szCs w:val="24"/>
         </w:rPr>
-        <w:t>Figure 4.11a. Edit Student — year level (automatic</w:t>
+        <w:lastRenderedPageBreak/>
+        <w:t>Figure 4.12a. Audit Report — first semester</w:t>
       </w:r>
       <w:r>
         <w:br/>
@@ -2720,7 +2679,7 @@
           <w:sz w:val="24"/>
           <w:szCs w:val="24"/>
         </w:rPr>
-        <w:t>or set by hand) . . . . . . . . . . . . . . . . . .</w:t>
+        <w:t>results . . . . . . . . . . . . . . . . . . . . . .</w:t>
       </w:r>
       <w:r>
         <w:rPr>
@@ -2729,7 +2688,7 @@
           <w:szCs w:val="24"/>
         </w:rPr>
         <w:tab/>
-        <w:t>81</w:t>
+        <w:t>82</w:t>
       </w:r>
     </w:p>
     <w:p>
@@ -2751,7 +2710,19 @@
           <w:sz w:val="24"/>
           <w:szCs w:val="24"/>
         </w:rPr>
-        <w:t>Figure 4.11b. Grade Logbook . . . . . . . . . . . .</w:t>
+        <w:lastRenderedPageBreak/>
+        <w:t>Figure 4.12b. Audit Report — subjects of the next</w:t>
+      </w:r>
+      <w:r>
+        <w:br/>
+      </w:r>
+      <w:r>
+        <w:rPr>
+          <w:rFonts w:ascii="Courier New" w:hAnsi="Courier New" w:cs="Courier New"/>
+          <w:sz w:val="24"/>
+          <w:szCs w:val="24"/>
+        </w:rPr>
+        <w:t>semester . . . . . . . . . . . . . . . . . . . . . .</w:t>
       </w:r>
       <w:r>
         <w:rPr>
@@ -2782,7 +2753,19 @@
           <w:sz w:val="24"/>
           <w:szCs w:val="24"/>
         </w:rPr>
-        <w:t>Figure 4.11c. Transfer / Shift Records . . . . . . .</w:t>
+        <w:lastRenderedPageBreak/>
+        <w:t>Figure 4.12c. Audit Report — subject taken out of</w:t>
+      </w:r>
+      <w:r>
+        <w:br/>
+      </w:r>
+      <w:r>
+        <w:rPr>
+          <w:rFonts w:ascii="Courier New" w:hAnsi="Courier New" w:cs="Courier New"/>
+          <w:sz w:val="24"/>
+          <w:szCs w:val="24"/>
+        </w:rPr>
+        <w:t>order . . . . . . . . . . . . . . . . . . . . . . .</w:t>
       </w:r>
       <w:r>
         <w:rPr>
@@ -2791,7 +2774,7 @@
           <w:szCs w:val="24"/>
         </w:rPr>
         <w:tab/>
-        <w:t>82</w:t>
+        <w:t>83</w:t>
       </w:r>
     </w:p>
     <w:p>
@@ -2806,175 +2789,9 @@
           <w:sz w:val="24"/>
           <w:szCs w:val="24"/>
         </w:rPr>
-      </w:pPr>
-      <w:r>
-        <w:rPr>
-          <w:rFonts w:ascii="Courier New" w:hAnsi="Courier New" w:cs="Courier New"/>
-          <w:sz w:val="24"/>
-          <w:szCs w:val="24"/>
-        </w:rPr>
-        <w:t>Figure 4.12a. Chairperson Dashboard . . . . . . . .</w:t>
-      </w:r>
-      <w:r>
-        <w:rPr>
-          <w:rFonts w:ascii="Courier New" w:hAnsi="Courier New" w:cs="Courier New"/>
-          <w:sz w:val="24"/>
-          <w:szCs w:val="24"/>
-        </w:rPr>
-        <w:tab/>
-        <w:t>83</w:t>
-      </w:r>
-    </w:p>
-    <w:p>
-      <w:pPr>
-        <w:keepLines/>
-        <w:tabs>
-          <w:tab w:val="right" w:pos="8640"/>
-        </w:tabs>
-        <w:spacing w:after="120" w:line="360" w:lineRule="auto"/>
-        <w:rPr>
-          <w:rFonts w:ascii="Courier New" w:hAnsi="Courier New" w:cs="Courier New"/>
-          <w:sz w:val="24"/>
-          <w:szCs w:val="24"/>
-        </w:rPr>
-      </w:pPr>
-      <w:r>
-        <w:rPr>
-          <w:rFonts w:ascii="Courier New" w:hAnsi="Courier New" w:cs="Courier New"/>
-          <w:sz w:val="24"/>
-          <w:szCs w:val="24"/>
-        </w:rPr>
-        <w:t>Figure 4.12b. Dean Dashboard — Current semester . .</w:t>
-      </w:r>
-      <w:r>
-        <w:rPr>
-          <w:rFonts w:ascii="Courier New" w:hAnsi="Courier New" w:cs="Courier New"/>
-          <w:sz w:val="24"/>
-          <w:szCs w:val="24"/>
-        </w:rPr>
-        <w:tab/>
-        <w:t>83</w:t>
-      </w:r>
-    </w:p>
-    <w:p>
-      <w:pPr>
-        <w:keepLines/>
-        <w:tabs>
-          <w:tab w:val="right" w:pos="8640"/>
-        </w:tabs>
-        <w:spacing w:after="120" w:line="360" w:lineRule="auto"/>
-        <w:rPr>
-          <w:rFonts w:ascii="Courier New" w:hAnsi="Courier New" w:cs="Courier New"/>
-          <w:sz w:val="24"/>
-          <w:szCs w:val="24"/>
-        </w:rPr>
-      </w:pPr>
-      <w:r>
-        <w:rPr>
-          <w:rFonts w:ascii="Courier New" w:hAnsi="Courier New" w:cs="Courier New"/>
-          <w:sz w:val="24"/>
-          <w:szCs w:val="24"/>
-        </w:rPr>
-        <w:t>Figure 4.13a. Manage Curriculum Versions . . . . . .</w:t>
-      </w:r>
-      <w:r>
-        <w:rPr>
-          <w:rFonts w:ascii="Courier New" w:hAnsi="Courier New" w:cs="Courier New"/>
-          <w:sz w:val="24"/>
-          <w:szCs w:val="24"/>
-        </w:rPr>
-        <w:tab/>
-        <w:t>84</w:t>
-      </w:r>
-    </w:p>
-    <w:p>
-      <w:pPr>
-        <w:keepLines/>
-        <w:tabs>
-          <w:tab w:val="right" w:pos="8640"/>
-        </w:tabs>
-        <w:spacing w:after="120" w:line="360" w:lineRule="auto"/>
-        <w:rPr>
-          <w:rFonts w:ascii="Courier New" w:hAnsi="Courier New" w:cs="Courier New"/>
-          <w:sz w:val="24"/>
-          <w:szCs w:val="24"/>
-        </w:rPr>
-      </w:pPr>
-      <w:r>
-        <w:rPr>
-          <w:rFonts w:ascii="Courier New" w:hAnsi="Courier New" w:cs="Courier New"/>
-          <w:sz w:val="24"/>
-          <w:szCs w:val="24"/>
-        </w:rPr>
-        <w:t>Figure 4.13b. Import Curriculum — preview of</w:t>
-      </w:r>
-      <w:r>
-        <w:br/>
-      </w:r>
-      <w:r>
-        <w:rPr>
-          <w:rFonts w:ascii="Courier New" w:hAnsi="Courier New" w:cs="Courier New"/>
-          <w:sz w:val="24"/>
-          <w:szCs w:val="24"/>
-        </w:rPr>
-        <w:t>changes . . . . . . . . . . . . . . . . . . . . . .</w:t>
-      </w:r>
-      <w:r>
-        <w:rPr>
-          <w:rFonts w:ascii="Courier New" w:hAnsi="Courier New" w:cs="Courier New"/>
-          <w:sz w:val="24"/>
-          <w:szCs w:val="24"/>
-        </w:rPr>
-        <w:tab/>
-        <w:t>84</w:t>
-      </w:r>
-    </w:p>
-    <w:p>
-      <w:pPr>
-        <w:keepLines/>
-        <w:tabs>
-          <w:tab w:val="right" w:pos="8640"/>
-        </w:tabs>
-        <w:spacing w:after="120" w:line="360" w:lineRule="auto"/>
-        <w:rPr>
-          <w:rFonts w:ascii="Courier New" w:hAnsi="Courier New" w:cs="Courier New"/>
-          <w:sz w:val="24"/>
-          <w:szCs w:val="24"/>
-        </w:rPr>
-      </w:pPr>
-      <w:r>
-        <w:rPr>
-          <w:rFonts w:ascii="Courier New" w:hAnsi="Courier New" w:cs="Courier New"/>
-          <w:sz w:val="24"/>
-          <w:szCs w:val="24"/>
-        </w:rPr>
-        <w:t>Figure 4.13c. Export Curriculum — PDF output . . . .</w:t>
-      </w:r>
-      <w:r>
-        <w:rPr>
-          <w:rFonts w:ascii="Courier New" w:hAnsi="Courier New" w:cs="Courier New"/>
-          <w:sz w:val="24"/>
-          <w:szCs w:val="24"/>
-        </w:rPr>
-        <w:tab/>
-        <w:t>85</w:t>
-      </w:r>
-    </w:p>
-    <w:p>
-      <w:pPr>
-        <w:keepLines/>
-        <w:tabs>
-          <w:tab w:val="right" w:pos="8640"/>
-        </w:tabs>
-        <w:spacing w:after="120" w:line="360" w:lineRule="auto"/>
-        <w:rPr>
-          <w:rFonts w:ascii="Courier New" w:hAnsi="Courier New" w:cs="Courier New"/>
-          <w:sz w:val="24"/>
-          <w:szCs w:val="24"/>
-        </w:rPr>
         <w:sectPr>
-          <w:headerReference w:type="default" r:id="rId15"/>
-          <w:footerReference w:type="default" r:id="rId16"/>
+          <w:headerReference w:type="default" r:id="rId13"/>
+          <w:footerReference w:type="default" r:id="rId14"/>
           <w:pgSz w:w="12240" w:h="15840"/>
           <w:pgMar w:top="1440" w:right="1440" w:bottom="1440" w:left="2160" w:header="709" w:footer="709" w:gutter="0"/>
           <w:pgNumType w:fmt="lowerRoman"/>
@@ -2988,18 +2805,7 @@
           <w:sz w:val="24"/>
           <w:szCs w:val="24"/>
         </w:rPr>
-        <w:t>Figure 4.14. Create Program — new chairperson</w:t>
-      </w:r>
-      <w:r>
-        <w:br/>
-      </w:r>
-      <w:r>
-        <w:rPr>
-          <w:rFonts w:ascii="Courier New" w:hAnsi="Courier New" w:cs="Courier New"/>
-          <w:sz w:val="24"/>
-          <w:szCs w:val="24"/>
-        </w:rPr>
-        <w:t>account with a temporary password . . . . . . . . .</w:t>
+        <w:t>Figure 4.12d. Printed Student Evaluation . . . . . .</w:t>
       </w:r>
       <w:r>
         <w:rPr>
@@ -3008,7 +2814,7 @@
           <w:szCs w:val="24"/>
         </w:rPr>
         <w:tab/>
-        <w:t>85</w:t>
+        <w:t>83</w:t>
       </w:r>
     </w:p>
     <w:p>
@@ -5834,15 +5640,15 @@
           <w:sz w:val="24"/>
           <w:szCs w:val="24"/>
         </w:rPr>
-        <w:t>Pending.</w:t>
-      </w:r>
-      <w:r>
-        <w:rPr>
-          <w:rFonts w:ascii="Courier New" w:hAnsi="Courier New" w:cs="Courier New"/>
-          <w:sz w:val="24"/>
-          <w:szCs w:val="24"/>
-        </w:rPr>
-        <w:t xml:space="preserve"> A status meaning that the subject cannot be decided yet: it is in progress, it has an INC grade, or it is waiting for the final grade of another subject.</w:t>
+        <w:t>Unavailable.</w:t>
+      </w:r>
+      <w:r>
+        <w:rPr>
+          <w:rFonts w:ascii="Courier New" w:hAnsi="Courier New" w:cs="Courier New"/>
+          <w:sz w:val="24"/>
+          <w:szCs w:val="24"/>
+        </w:rPr>
+        <w:t xml:space="preserve"> A status meaning that the student has not yet met the subject's requirements and cannot take it yet; the missing requirements are listed (e.g., "Needs: CC 104").</w:t>
       </w:r>
     </w:p>
     <w:p>
@@ -5864,15 +5670,31 @@
           <w:sz w:val="24"/>
           <w:szCs w:val="24"/>
         </w:rPr>
-        <w:t>Unavailable.</w:t>
-      </w:r>
-      <w:r>
-        <w:rPr>
-          <w:rFonts w:ascii="Courier New" w:hAnsi="Courier New" w:cs="Courier New"/>
-          <w:sz w:val="24"/>
-          <w:szCs w:val="24"/>
-        </w:rPr>
-        <w:t xml:space="preserve"> A status meaning that the student has not yet met the subject's requirements and cannot take it yet; the missing requirements are listed (e.g., "Needs: CC 104").</w:t>
+        <w:t>Violation.</w:t>
+      </w:r>
+      <w:r>
+        <w:rPr>
+          <w:rFonts w:ascii="Courier New" w:hAnsi="Courier New" w:cs="Courier New"/>
+          <w:sz w:val="24"/>
+          <w:szCs w:val="24"/>
+        </w:rPr>
+        <w:t xml:space="preserve"> A status meaning that the subject was taken before one of its requirements was met, for example</w:t>
+      </w:r>
+      <w:r>
+        <w:rPr>
+          <w:rFonts w:ascii="Courier New" w:hAnsi="Courier New" w:cs="Courier New"/>
+          <w:sz w:val="24"/>
+          <w:szCs w:val="24"/>
+        </w:rPr>
+        <w:t>,</w:t>
+      </w:r>
+      <w:r>
+        <w:rPr>
+          <w:rFonts w:ascii="Courier New" w:hAnsi="Courier New" w:cs="Courier New"/>
+          <w:sz w:val="24"/>
+          <w:szCs w:val="24"/>
+        </w:rPr>
+        <w:t xml:space="preserve"> before its prerequisite was passed. Auditrix states the reason; the subject earns no credit and must be retaken.</w:t>
       </w:r>
     </w:p>
     <w:p>
@@ -5894,31 +5716,15 @@
           <w:sz w:val="24"/>
           <w:szCs w:val="24"/>
         </w:rPr>
-        <w:t>Violation.</w:t>
-      </w:r>
-      <w:r>
-        <w:rPr>
-          <w:rFonts w:ascii="Courier New" w:hAnsi="Courier New" w:cs="Courier New"/>
-          <w:sz w:val="24"/>
-          <w:szCs w:val="24"/>
-        </w:rPr>
-        <w:t xml:space="preserve"> A status meaning that the subject was taken before one of its requirements was met, for example</w:t>
-      </w:r>
-      <w:r>
-        <w:rPr>
-          <w:rFonts w:ascii="Courier New" w:hAnsi="Courier New" w:cs="Courier New"/>
-          <w:sz w:val="24"/>
-          <w:szCs w:val="24"/>
-        </w:rPr>
-        <w:t>,</w:t>
-      </w:r>
-      <w:r>
-        <w:rPr>
-          <w:rFonts w:ascii="Courier New" w:hAnsi="Courier New" w:cs="Courier New"/>
-          <w:sz w:val="24"/>
-          <w:szCs w:val="24"/>
-        </w:rPr>
-        <w:t xml:space="preserve"> before its prerequisite was passed. Auditrix states the reason; the subject earns no credit and must be retaken.</w:t>
+        <w:t>Co-requisite.</w:t>
+      </w:r>
+      <w:r>
+        <w:rPr>
+          <w:rFonts w:ascii="Courier New" w:hAnsi="Courier New" w:cs="Courier New"/>
+          <w:sz w:val="24"/>
+          <w:szCs w:val="24"/>
+        </w:rPr>
+        <w:t xml:space="preserve"> A subject that must be taken simultaneously with another, in the same semester (KSU Student Handbook). In this study, co-requisites pair both ways, must be taken in the same term, and must both be passed; if one is failed, both are retaken.</w:t>
       </w:r>
     </w:p>
     <w:p>
@@ -5940,15 +5746,15 @@
           <w:sz w:val="24"/>
           <w:szCs w:val="24"/>
         </w:rPr>
-        <w:t>Co-requisite.</w:t>
-      </w:r>
-      <w:r>
-        <w:rPr>
-          <w:rFonts w:ascii="Courier New" w:hAnsi="Courier New" w:cs="Courier New"/>
-          <w:sz w:val="24"/>
-          <w:szCs w:val="24"/>
-        </w:rPr>
-        <w:t xml:space="preserve"> A subject that must be taken simultaneously with another, in the same semester (KSU Student Handbook). In this study, co-requisites pair both ways, must be taken in the same term, and must both be passed; if one is failed, both are retaken.</w:t>
+        <w:t>Incomplete (INC).</w:t>
+      </w:r>
+      <w:r>
+        <w:rPr>
+          <w:rFonts w:ascii="Courier New" w:hAnsi="Courier New" w:cs="Courier New"/>
+          <w:sz w:val="24"/>
+          <w:szCs w:val="24"/>
+        </w:rPr>
+        <w:t xml:space="preserve"> A grade given when a student has not yet completed the requirements of a subject. In Auditrix, a subject with an INC is shown as Pending, and it counts as passed only from the term in which the final grade was given.</w:t>
       </w:r>
     </w:p>
     <w:p>
@@ -5970,15 +5776,24 @@
           <w:sz w:val="24"/>
           <w:szCs w:val="24"/>
         </w:rPr>
-        <w:t>Incomplete (INC).</w:t>
-      </w:r>
-      <w:r>
-        <w:rPr>
-          <w:rFonts w:ascii="Courier New" w:hAnsi="Courier New" w:cs="Courier New"/>
-          <w:sz w:val="24"/>
-          <w:szCs w:val="24"/>
-        </w:rPr>
-        <w:t xml:space="preserve"> A grade given when a student has not yet completed the requirements of a subject. In Auditrix, a subject with an INC is shown as Pending, and it counts as passed only from the term in which the final grade was given.</w:t>
+        <w:t>Term.</w:t>
+      </w:r>
+      <w:r>
+        <w:rPr>
+          <w:rFonts w:ascii="Courier New" w:hAnsi="Courier New" w:cs="Courier New"/>
+          <w:sz w:val="24"/>
+          <w:szCs w:val="24"/>
+        </w:rPr>
+        <w:t xml:space="preserve"> A semester of a school year, written in Auditrix as YY-S: the first two digits of the school year and the semester (1 for the first semester, 2 for the second semester, and S for the midyear). As on KSU records, a midyear carries </w:t>
+      </w:r>
+      <w:r>
+        <w:rPr>
+          <w:rFonts w:ascii="Courier New" w:hAnsi="Courier New" w:cs="Courier New"/>
+          <w:sz w:val="24"/>
+          <w:szCs w:val="24"/>
+        </w:rPr>
+        <w:lastRenderedPageBreak/>
+        <w:t>the year of the semester after it, so terms are ordered 25-1, 25-2, 26-S, then 26-1.</w:t>
       </w:r>
     </w:p>
     <w:p>
@@ -6000,16 +5815,31 @@
           <w:sz w:val="24"/>
           <w:szCs w:val="24"/>
         </w:rPr>
-        <w:lastRenderedPageBreak/>
-        <w:t>Term.</w:t>
-      </w:r>
-      <w:r>
-        <w:rPr>
-          <w:rFonts w:ascii="Courier New" w:hAnsi="Courier New" w:cs="Courier New"/>
-          <w:sz w:val="24"/>
-          <w:szCs w:val="24"/>
-        </w:rPr>
-        <w:t xml:space="preserve"> A semester of a school year, written in Auditrix as YY-S: the first two digits of the school year and the semester (1 for the first semester, 2 for the second semester, and S for the midyear). As on KSU records, a midyear carries the year of the semester after it, so terms are ordered 25-1, 25-2, 26-S, then 26-1.</w:t>
+        <w:t>Year Level.</w:t>
+      </w:r>
+      <w:r>
+        <w:rPr>
+          <w:rFonts w:ascii="Courier New" w:hAnsi="Courier New" w:cs="Courier New"/>
+          <w:sz w:val="24"/>
+          <w:szCs w:val="24"/>
+        </w:rPr>
+        <w:t xml:space="preserve"> The classification of a student as Freshman, Sophomore, Junior or Senior. In this study</w:t>
+      </w:r>
+      <w:r>
+        <w:rPr>
+          <w:rFonts w:ascii="Courier New" w:hAnsi="Courier New" w:cs="Courier New"/>
+          <w:sz w:val="24"/>
+          <w:szCs w:val="24"/>
+        </w:rPr>
+        <w:t>,</w:t>
+      </w:r>
+      <w:r>
+        <w:rPr>
+          <w:rFonts w:ascii="Courier New" w:hAnsi="Courier New" w:cs="Courier New"/>
+          <w:sz w:val="24"/>
+          <w:szCs w:val="24"/>
+        </w:rPr>
+        <w:t xml:space="preserve"> it is determined from the share of the curriculum's units the student has passed, following the KSU Student Handbook (2020 edition) and the KSU Operations Manual: Student Development Services &amp; Placement Guide.</w:t>
       </w:r>
     </w:p>
     <w:p>
@@ -6031,31 +5861,15 @@
           <w:sz w:val="24"/>
           <w:szCs w:val="24"/>
         </w:rPr>
-        <w:t>Year Level.</w:t>
-      </w:r>
-      <w:r>
-        <w:rPr>
-          <w:rFonts w:ascii="Courier New" w:hAnsi="Courier New" w:cs="Courier New"/>
-          <w:sz w:val="24"/>
-          <w:szCs w:val="24"/>
-        </w:rPr>
-        <w:t xml:space="preserve"> The classification of a student as Freshman, Sophomore, Junior or Senior. In this study</w:t>
-      </w:r>
-      <w:r>
-        <w:rPr>
-          <w:rFonts w:ascii="Courier New" w:hAnsi="Courier New" w:cs="Courier New"/>
-          <w:sz w:val="24"/>
-          <w:szCs w:val="24"/>
-        </w:rPr>
-        <w:t>,</w:t>
-      </w:r>
-      <w:r>
-        <w:rPr>
-          <w:rFonts w:ascii="Courier New" w:hAnsi="Courier New" w:cs="Courier New"/>
-          <w:sz w:val="24"/>
-          <w:szCs w:val="24"/>
-        </w:rPr>
-        <w:t xml:space="preserve"> it is determined from the share of the curriculum's units the student has passed, following the KSU Student Handbook (2020 edition) and the KSU Operations Manual: Student Development Services &amp; Placement Guide.</w:t>
+        <w:t>Year Standing.</w:t>
+      </w:r>
+      <w:r>
+        <w:rPr>
+          <w:rFonts w:ascii="Courier New" w:hAnsi="Courier New" w:cs="Courier New"/>
+          <w:sz w:val="24"/>
+          <w:szCs w:val="24"/>
+        </w:rPr>
+        <w:t xml:space="preserve"> A requirement of some subjects (for example, "Third year standing") that is met by being on that year level when the subject is taken.</w:t>
       </w:r>
     </w:p>
     <w:p>
@@ -6077,15 +5891,15 @@
           <w:sz w:val="24"/>
           <w:szCs w:val="24"/>
         </w:rPr>
-        <w:t>Year Standing.</w:t>
-      </w:r>
-      <w:r>
-        <w:rPr>
-          <w:rFonts w:ascii="Courier New" w:hAnsi="Courier New" w:cs="Courier New"/>
-          <w:sz w:val="24"/>
-          <w:szCs w:val="24"/>
-        </w:rPr>
-        <w:t xml:space="preserve"> A requirement of some subjects (for example, "Third year standing") that is met by being on that year level when the subject is taken.</w:t>
+        <w:t>Regular Student.</w:t>
+      </w:r>
+      <w:r>
+        <w:rPr>
+          <w:rFonts w:ascii="Courier New" w:hAnsi="Courier New" w:cs="Courier New"/>
+          <w:sz w:val="24"/>
+          <w:szCs w:val="24"/>
+        </w:rPr>
+        <w:t xml:space="preserve"> A student who is enrolled in the full prescribed academic load in a given semester of the curriculum in which he or she is enrolled (Kalinga State University, 2020). In Auditrix, the prescribed load is the curriculum's subjects for the student's year level and the current semester, not counting subjects already passed.</w:t>
       </w:r>
     </w:p>
     <w:p>
@@ -6107,15 +5921,15 @@
           <w:sz w:val="24"/>
           <w:szCs w:val="24"/>
         </w:rPr>
-        <w:t>Regular Student.</w:t>
-      </w:r>
-      <w:r>
-        <w:rPr>
-          <w:rFonts w:ascii="Courier New" w:hAnsi="Courier New" w:cs="Courier New"/>
-          <w:sz w:val="24"/>
-          <w:szCs w:val="24"/>
-        </w:rPr>
-        <w:t xml:space="preserve"> A student who is enrolled in the full prescribed academic load in a given semester of the curriculum in which he or she is enrolled (Kalinga State University, 2020). In Auditrix, the prescribed load is the curriculum's subjects for the student's year level and the current semester, not counting subjects already passed.</w:t>
+        <w:t>Irregular Student.</w:t>
+      </w:r>
+      <w:r>
+        <w:rPr>
+          <w:rFonts w:ascii="Courier New" w:hAnsi="Courier New" w:cs="Courier New"/>
+          <w:sz w:val="24"/>
+          <w:szCs w:val="24"/>
+        </w:rPr>
+        <w:t xml:space="preserve"> A student who is enrolled in less than the prescribed academic load in a given semester of the curriculum in which he or she is enrolled (Kalinga State University, 2020). Auditrix lists the prescribed subjects that the student is missing.</w:t>
       </w:r>
     </w:p>
     <w:p>
@@ -6138,15 +5952,15 @@
           <w:szCs w:val="24"/>
         </w:rPr>
         <w:lastRenderedPageBreak/>
-        <w:t>Irregular Student.</w:t>
-      </w:r>
-      <w:r>
-        <w:rPr>
-          <w:rFonts w:ascii="Courier New" w:hAnsi="Courier New" w:cs="Courier New"/>
-          <w:sz w:val="24"/>
-          <w:szCs w:val="24"/>
-        </w:rPr>
-        <w:t xml:space="preserve"> A student who is enrolled in less than the prescribed academic load in a given semester of the curriculum in which he or she is enrolled (Kalinga State University, 2020). Auditrix lists the prescribed subjects that the student is missing.</w:t>
+        <w:t>Current Semester.</w:t>
+      </w:r>
+      <w:r>
+        <w:rPr>
+          <w:rFonts w:ascii="Courier New" w:hAnsi="Courier New" w:cs="Courier New"/>
+          <w:sz w:val="24"/>
+          <w:szCs w:val="24"/>
+        </w:rPr>
+        <w:t xml:space="preserve"> The term a college is currently in, set by the Dean in Auditrix. Year levels and the regular or irregular status of students are worked out relative to it.</w:t>
       </w:r>
     </w:p>
     <w:p>
@@ -6168,15 +5982,15 @@
           <w:sz w:val="24"/>
           <w:szCs w:val="24"/>
         </w:rPr>
-        <w:t>Current Semester.</w:t>
-      </w:r>
-      <w:r>
-        <w:rPr>
-          <w:rFonts w:ascii="Courier New" w:hAnsi="Courier New" w:cs="Courier New"/>
-          <w:sz w:val="24"/>
-          <w:szCs w:val="24"/>
-        </w:rPr>
-        <w:t xml:space="preserve"> The term a college is currently in, set by the Dean in Auditrix. Year levels and the regular or irregular status of students are worked out relative to it.</w:t>
+        <w:t>Management Information System (MIS).</w:t>
+      </w:r>
+      <w:r>
+        <w:rPr>
+          <w:rFonts w:ascii="Courier New" w:hAnsi="Courier New" w:cs="Courier New"/>
+          <w:sz w:val="24"/>
+          <w:szCs w:val="24"/>
+        </w:rPr>
+        <w:t xml:space="preserve"> A computerized system used by KSU to manage student academic records. Auditrix is not connected to the MIS; instead, it accepts the student list file produced by the MIS's "Export to Excel" function.</w:t>
       </w:r>
     </w:p>
     <w:p>
@@ -6198,15 +6012,15 @@
           <w:sz w:val="24"/>
           <w:szCs w:val="24"/>
         </w:rPr>
-        <w:t>Management Information System (MIS).</w:t>
-      </w:r>
-      <w:r>
-        <w:rPr>
-          <w:rFonts w:ascii="Courier New" w:hAnsi="Courier New" w:cs="Courier New"/>
-          <w:sz w:val="24"/>
-          <w:szCs w:val="24"/>
-        </w:rPr>
-        <w:t xml:space="preserve"> A computerized system used by KSU to manage student academic records. Auditrix is not connected to the MIS; instead, it accepts the student list file produced by the MIS's "Export to Excel" function.</w:t>
+        <w:t>Data Export.</w:t>
+      </w:r>
+      <w:r>
+        <w:rPr>
+          <w:rFonts w:ascii="Courier New" w:hAnsi="Courier New" w:cs="Courier New"/>
+          <w:sz w:val="24"/>
+          <w:szCs w:val="24"/>
+        </w:rPr>
+        <w:t xml:space="preserve"> The function that allows the Program Chairperson to export a curriculum version to an external file format, CSV or PDF, for archiving or physical documentation.</w:t>
       </w:r>
     </w:p>
     <w:p>
@@ -6228,15 +6042,15 @@
           <w:sz w:val="24"/>
           <w:szCs w:val="24"/>
         </w:rPr>
-        <w:t>Data Export.</w:t>
-      </w:r>
-      <w:r>
-        <w:rPr>
-          <w:rFonts w:ascii="Courier New" w:hAnsi="Courier New" w:cs="Courier New"/>
-          <w:sz w:val="24"/>
-          <w:szCs w:val="24"/>
-        </w:rPr>
-        <w:t xml:space="preserve"> The function that allows the Program Chairperson to export a curriculum version to an external file format, CSV or PDF, for archiving or physical documentation.</w:t>
+        <w:t>Automated Analytics Dashboard.</w:t>
+      </w:r>
+      <w:r>
+        <w:rPr>
+          <w:rFonts w:ascii="Courier New" w:hAnsi="Courier New" w:cs="Courier New"/>
+          <w:sz w:val="24"/>
+          <w:szCs w:val="24"/>
+        </w:rPr>
+        <w:t xml:space="preserve"> A visual interface that provides an immediate, graphical summary of student progress and curriculum compliance, allowing the Chairperson and the Dean to analyze program-wide data at a glance.</w:t>
       </w:r>
     </w:p>
     <w:p>
@@ -6249,41 +6063,11 @@
           <w:sz w:val="24"/>
           <w:szCs w:val="24"/>
         </w:rPr>
-      </w:pPr>
-      <w:r>
-        <w:rPr>
-          <w:rFonts w:ascii="Courier New" w:hAnsi="Courier New" w:cs="Courier New"/>
-          <w:b/>
-          <w:bCs/>
-          <w:sz w:val="24"/>
-          <w:szCs w:val="24"/>
-        </w:rPr>
-        <w:t>Automated Analytics Dashboard.</w:t>
-      </w:r>
-      <w:r>
-        <w:rPr>
-          <w:rFonts w:ascii="Courier New" w:hAnsi="Courier New" w:cs="Courier New"/>
-          <w:sz w:val="24"/>
-          <w:szCs w:val="24"/>
-        </w:rPr>
-        <w:t xml:space="preserve"> A visual interface that provides an immediate, graphical summary of student progress and curriculum compliance, allowing the Chairperson and the Dean to analyze program-wide data at a glance.</w:t>
-      </w:r>
-    </w:p>
-    <w:p>
-      <w:pPr>
-        <w:spacing w:after="0" w:line="480" w:lineRule="auto"/>
-        <w:ind w:firstLine="720"/>
-        <w:jc w:val="both"/>
-        <w:rPr>
-          <w:rFonts w:ascii="Courier New" w:hAnsi="Courier New" w:cs="Courier New"/>
-          <w:sz w:val="24"/>
-          <w:szCs w:val="24"/>
-        </w:rPr>
         <w:sectPr>
-          <w:headerReference w:type="default" r:id="rId21"/>
-          <w:footerReference w:type="default" r:id="rId22"/>
-          <w:headerReference w:type="first" r:id="rId23"/>
-          <w:footerReference w:type="first" r:id="rId24"/>
+          <w:headerReference w:type="default" r:id="rId19"/>
+          <w:footerReference w:type="default" r:id="rId20"/>
+          <w:headerReference w:type="first" r:id="rId21"/>
+          <w:footerReference w:type="first" r:id="rId22"/>
           <w:pgSz w:w="12242" w:h="15842"/>
           <w:pgMar w:top="1440" w:right="1440" w:bottom="1440" w:left="2160" w:header="709" w:footer="709" w:gutter="0"/>
           <w:pgNumType w:start="1" w:chapStyle="1"/>
@@ -6300,7 +6084,6 @@
           <w:sz w:val="24"/>
           <w:szCs w:val="24"/>
         </w:rPr>
-        <w:lastRenderedPageBreak/>
         <w:t>ISO/IEC 25010 Software Quality Standards.</w:t>
       </w:r>
       <w:r>
@@ -7123,8 +6906,8 @@
           <w:szCs w:val="24"/>
         </w:rPr>
         <w:sectPr>
-          <w:headerReference w:type="default" r:id="rId25"/>
-          <w:headerReference w:type="first" r:id="rId26"/>
+          <w:headerReference w:type="default" r:id="rId23"/>
+          <w:headerReference w:type="first" r:id="rId24"/>
           <w:pgSz w:w="12242" w:h="15842"/>
           <w:pgMar w:top="1440" w:right="1440" w:bottom="1440" w:left="2160" w:header="709" w:footer="709" w:gutter="0"/>
           <w:cols w:space="708"/>
@@ -7338,7 +7121,7 @@
                     </pic:cNvPicPr>
                   </pic:nvPicPr>
                   <pic:blipFill>
-                    <a:blip r:embed="rId27"/>
+                    <a:blip r:embed="rId25"/>
                     <a:stretch>
                       <a:fillRect/>
                     </a:stretch>
@@ -7586,18 +7369,6 @@
     <w:p>
       <w:pPr>
         <w:spacing w:line="480" w:lineRule="auto"/>
-        <w:ind w:firstLine="720"/>
-        <w:jc w:val="both"/>
-        <w:rPr>
-          <w:rFonts w:ascii="Courier New" w:hAnsi="Courier New" w:cs="Courier New"/>
-          <w:sz w:val="24"/>
-          <w:szCs w:val="24"/>
-        </w:rPr>
-      </w:pPr>
-    </w:p>
-    <w:p>
-      <w:pPr>
-        <w:spacing w:line="480" w:lineRule="auto"/>
         <w:jc w:val="both"/>
         <w:rPr>
           <w:rFonts w:ascii="Courier New" w:hAnsi="Courier New" w:cs="Courier New"/>
@@ -7647,7 +7418,7 @@
           <w:sz w:val="24"/>
           <w:szCs w:val="24"/>
         </w:rPr>
-        <w:t>At the start of each iteration, the researchers define specific functional goals and translate stakeholder needs into technical requirements. This involves identifying the particular "increment" to be built, such as the core audit logic or the reporting dashboard. Detailed requirements are documented to ensure that each version of the software addresses a specific administrative burden while maintaining alignment with the overall project objectives.</w:t>
+        <w:t xml:space="preserve">At the start of each iteration, the researchers define specific functional goals and translate stakeholder needs into technical requirements. The requirements are gathered through structured interviews with the six Program Chairpersons of the CEIT, which describe how they evaluate a student's prerequisite compliance during enrollment and the problems they meet in doing so. These are supported by an analysis of documents: the KSU-CEIT curriculum maps, the KSU Student Handbook and Operations Manual, the class lists exported from the MIS, the class list format used by the chairpersons, and the curriculum format prepared by the researchers. From the gathered data, the researchers list the functional and non-functional requirements of the system, set its scope and limitations, and identify the particular "increment" to be built, such as the core audit logic or the reporting dashboard. Detailed requirements are documented to ensure that each version of the software addresses a specific administrative burden while maintaining alignment with the overall project objectives.</w:t>
       </w:r>
     </w:p>
     <w:p>
@@ -7695,16 +7466,35 @@
           <w:sz w:val="24"/>
           <w:szCs w:val="24"/>
         </w:rPr>
-        <w:t xml:space="preserve">During this phase, requirements are translated into technical blueprints that evolve with each iteration. The researchers use the Iterative and Incremental Development model to guide the cycles of planning, design, implementation, and testing, and an Ishikawa (fishbone) diagram to analyze the causes of the problems found in the existing system. Input-Process-Output (IPO) diagrams describe what the </w:t>
-      </w:r>
-      <w:r>
-        <w:rPr>
-          <w:rFonts w:ascii="Courier New" w:hAnsi="Courier New" w:cs="Courier New"/>
-          <w:sz w:val="24"/>
-          <w:szCs w:val="24"/>
-        </w:rPr>
-        <w:lastRenderedPageBreak/>
-        <w:t>existing and the proposed systems take in, process, and produce. The database is designed in Supabase through an entity-relationship diagram (ERD) that defines the tables, their keys, and their relationships, with row-level security policies that limit each role to its own program or college. The behavior of the system is modeled with a use case diagram of the actors and what each of them can do, an activity diagram that serves as the flowchart of the audit of a subject, and a menu diagram of the system's navigation. High-fidelity user interface mockups are created in Figma, prioritizing a responsive "Command Center" dashboard using Tailwind CSS, so that the interface remains intuitive and seamless as new features, such as the curriculum and student import modules, are added.</w:t>
+        <w:t xml:space="preserve">During this phase, requirements are translated into technical blueprints that evolve with each iteration. The researchers use the Iterative and Incremental Development model to guide the cycles of planning, design, implementation, and testing, and an Ishikawa (fishbone) diagram to analyze the causes of the problems found in the existing system. Input-Process-Output (IPO) diagrams describe what the existing and the proposed systems take in, process, and produce. The database is designed in Supabase through an entity-relationship diagram (ERD) that defines the tables, their keys, and their relationships, with row-level security policies that limit each role to its own program or college. The behavior of the system is modeled with a use case diagram of the actors and what each of them can do, an activity diagram that serves as the flowchart of the curriculum audit, and a menu diagram of the system's navigation. The structure of the program is modeled with a class diagram of the classes behind the audit: the AuditEngine, which audits a student's record; the Student, AcademicRecord and CurriculumMap classes, which hold the student, the grades and the curriculum; the requirement classes for prerequisites, year standing and "all subjects completed"; and the GradeEntryService and GradeValidator, which check and save the grades. The user interface designs are drawn first as wireframes of each screen and then as high-fidelity mockups in Figma, prioritizing a responsive "Command Center" dashboard using Tailwind CSS, so that the interface remains intuitive and seamless as new features, such as the curriculum and student import modules, are added.</w:t>
+      </w:r>
+    </w:p>
+    <w:p>
+      <w:pPr>
+        <w:keepNext/>
+        <w:spacing w:line="480" w:lineRule="auto"/>
+        <w:jc w:val="both"/>
+        <w:rPr>
+          <w:rFonts w:ascii="Courier New" w:hAnsi="Courier New" w:cs="Courier New"/>
+          <w:b/>
+          <w:bCs/>
+          <w:i/>
+          <w:iCs/>
+          <w:sz w:val="24"/>
+          <w:szCs w:val="24"/>
+        </w:rPr>
+      </w:pPr>
+      <w:r>
+        <w:rPr>
+          <w:rFonts w:ascii="Courier New" w:hAnsi="Courier New" w:cs="Courier New"/>
+          <w:b/>
+          <w:bCs/>
+          <w:i/>
+          <w:iCs/>
+          <w:sz w:val="24"/>
+          <w:szCs w:val="24"/>
+        </w:rPr>
+        <w:t xml:space="preserve">Implementation </w:t>
       </w:r>
     </w:p>
     <w:p>
@@ -7724,7 +7514,7 @@
           <w:sz w:val="24"/>
           <w:szCs w:val="24"/>
         </w:rPr>
-        <w:t xml:space="preserve">The Audit Engine is designed around three algorithms. The first audits each subject by comparing the term in which the subject was taken with the terms in which its requirements were passed, and assigns one of five statuses: Completed, Available, Pending, Unavailable, or Violation. The second computes a student's year level from the share of the curriculum's units passed before the current semester. The third classifies a student as regular or irregular by </w:t>
+        <w:t xml:space="preserve">The actual coding of Auditrix takes place using Next.js with React and TypeScript, with development divided into three functional increments. The first increment (July 2026) produced the core of the system: curriculum management, student registration, grade entry and a basic audit of prerequisites. The second increment (August to September 2026) added curriculum versions, deans and colleges, shifting, transfers and drops, curriculum and student imports </w:t>
       </w:r>
       <w:r>
         <w:rPr>
@@ -7733,18 +7523,15 @@
           <w:szCs w:val="24"/>
         </w:rPr>
         <w:lastRenderedPageBreak/>
-        <w:t>comparing the subjects the student is enrolled in with the prescribed load for the current semester.</w:t>
-      </w:r>
-    </w:p>
-    <w:p>
-      <w:pPr>
-        <w:keepNext/>
+        <w:t>with an import preview, a redesign of the user interface, the first-login password change, and the curriculum change history. The third increment (late September to October 2026) replaced the first prerequisite checker with a term-based one that also covers co-requisites and INC grades, and added the current semester, automatic year levels, the regular and irregular classification, support for Excel files, protection against an earlier-term grade replacing a later one, the marking of subjects in progress, midyear terms written as on KSU records, locked records for dropped and transferred-out students, dashboard charts with a Student Movements page, and security measures such as a database-enforced audit trail, role checks on every page and automatic sign-out. Each increment results in a functional version of the software that builds upon the previous one.</w:t>
+      </w:r>
+    </w:p>
+    <w:p>
+      <w:pPr>
         <w:spacing w:line="480" w:lineRule="auto"/>
         <w:jc w:val="both"/>
         <w:rPr>
           <w:rFonts w:ascii="Courier New" w:hAnsi="Courier New" w:cs="Courier New"/>
-          <w:b/>
-          <w:bCs/>
           <w:i/>
           <w:iCs/>
           <w:sz w:val="24"/>
@@ -7761,7 +7548,17 @@
           <w:sz w:val="24"/>
           <w:szCs w:val="24"/>
         </w:rPr>
-        <w:t xml:space="preserve">Implementation </w:t>
+        <w:t>Testing Phase</w:t>
+      </w:r>
+      <w:r>
+        <w:rPr>
+          <w:rFonts w:ascii="Courier New" w:hAnsi="Courier New" w:cs="Courier New"/>
+          <w:i/>
+          <w:iCs/>
+          <w:sz w:val="24"/>
+          <w:szCs w:val="24"/>
+        </w:rPr>
+        <w:t xml:space="preserve"> </w:t>
       </w:r>
     </w:p>
     <w:p>
@@ -7781,7 +7578,7 @@
           <w:sz w:val="24"/>
           <w:szCs w:val="24"/>
         </w:rPr>
-        <w:t xml:space="preserve">The actual coding of Auditrix takes place using Next.js with React and TypeScript, with development divided into three functional increments. The first increment (July 2026) produced the core of the system: curriculum management, student registration, grade entry and a basic audit of prerequisites. The second increment (August to September 2026) added curriculum versions, deans and colleges, shifting, transfers and drops, curriculum and student imports with an import preview, a redesign of the user interface, the first-login password change, and the curriculum change history. The third increment (late September to October 2026) replaced the first prerequisite checker with a term-based one that also covers co-requisites and INC grades, and added the current semester, automatic year levels, the regular and irregular classification, support for Excel files, protection against an earlier-term grade replacing a later one, the marking of subjects in progress, midyear terms written as on KSU records, locked records for dropped and transferred-out </w:t>
+        <w:t>As each increment is completed, it undergoes rigorous verification to ensure technical reliability. This includes unit testing of the audit rules and the other modules, and integration testing of the server actions, both written with the built-in test runner of Node.js; and functional (end-to-</w:t>
       </w:r>
       <w:r>
         <w:rPr>
@@ -7790,7 +7587,42 @@
           <w:szCs w:val="24"/>
         </w:rPr>
         <w:lastRenderedPageBreak/>
-        <w:t>students, dashboard charts with a Student Movements page, and security measures such as a database-enforced audit trail, role checks on every page and automatic sign-out. Each increment results in a functional version of the software that builds upon the previous one.</w:t>
+        <w:t>end) testing, in which a web browser is scripted with Playwright to log in as a dean and as chairpersons and use each feature on a local copy of the full system. The researchers also perform "negative testing" by entering invalid grades, malformed terms and student ID numbers, and incorrectly formatted import files to verify that the system rejects them with a reason, and by entering the same grades in different orders to verify that the audit flags the same subjects as Violation regardless of the order of entry, and by opening the pages of another role to verify that access is refused.</w:t>
+      </w:r>
+    </w:p>
+    <w:p>
+      <w:pPr>
+        <w:spacing w:line="480" w:lineRule="auto"/>
+        <w:jc w:val="both"/>
+        <w:rPr>
+          <w:rFonts w:ascii="Courier New" w:hAnsi="Courier New" w:cs="Courier New"/>
+          <w:i/>
+          <w:iCs/>
+          <w:sz w:val="24"/>
+          <w:szCs w:val="24"/>
+        </w:rPr>
+      </w:pPr>
+      <w:r>
+        <w:rPr>
+          <w:rFonts w:ascii="Courier New" w:hAnsi="Courier New" w:cs="Courier New"/>
+          <w:b/>
+          <w:bCs/>
+          <w:i/>
+          <w:iCs/>
+          <w:sz w:val="24"/>
+          <w:szCs w:val="24"/>
+        </w:rPr>
+        <w:t>Evaluation Phase</w:t>
+      </w:r>
+      <w:r>
+        <w:rPr>
+          <w:rFonts w:ascii="Courier New" w:hAnsi="Courier New" w:cs="Courier New"/>
+          <w:i/>
+          <w:iCs/>
+          <w:sz w:val="24"/>
+          <w:szCs w:val="24"/>
+        </w:rPr>
+        <w:t xml:space="preserve"> </w:t>
       </w:r>
     </w:p>
     <w:p>
@@ -7804,6 +7636,14 @@
           <w:szCs w:val="24"/>
         </w:rPr>
       </w:pPr>
+      <w:r>
+        <w:rPr>
+          <w:rFonts w:ascii="Courier New" w:hAnsi="Courier New" w:cs="Courier New"/>
+          <w:sz w:val="24"/>
+          <w:szCs w:val="24"/>
+        </w:rPr>
+        <w:t>The final stage involves a formal assessment of the integrated system using the ISO/IEC 25010 Software Quality Model to determine its readiness for institutional use. This evaluation is conducted by Program Chairpersons and IT experts via a paper-based questionnaire to provide a balanced view of the software’s functional suitability, usability, and security. Feedback from this phase confirms whether the system has successfully met the goals defined during the initial planning.</w:t>
+      </w:r>
     </w:p>
     <w:p>
       <w:pPr>
@@ -7827,7 +7667,8 @@
           <w:sz w:val="24"/>
           <w:szCs w:val="24"/>
         </w:rPr>
-        <w:t>Testing Phase</w:t>
+        <w:lastRenderedPageBreak/>
+        <w:t>Deployment Phase</w:t>
       </w:r>
       <w:r>
         <w:rPr>
@@ -7857,28 +7698,167 @@
           <w:sz w:val="24"/>
           <w:szCs w:val="24"/>
         </w:rPr>
-        <w:t xml:space="preserve">As each increment is completed, it undergoes rigorous verification to ensure technical reliability. This includes unit testing of the audit rules and the other modules, and integration testing of the server actions, both written with the built-in test runner of Node.js; and functional (end-to-end) testing, in which a web browser is scripted with Playwright to log in as a dean and as chairpersons and use each feature on a local copy of the full system. The researchers also perform "negative testing" by entering invalid grades, malformed terms and student ID numbers, and incorrectly formatted import files to verify that the system rejects them with a reason, and by entering the same grades in different orders to verify that the audit flags the same subjects as Violation regardless of the order of entry, and </w:t>
-      </w:r>
-      <w:r>
-        <w:rPr>
-          <w:rFonts w:ascii="Courier New" w:hAnsi="Courier New" w:cs="Courier New"/>
-          <w:sz w:val="24"/>
-          <w:szCs w:val="24"/>
+        <w:t>Once the system has passed all evaluation criteria and reached full functionality, it is prepared for deployment. This final exit point of the model marks the transition of Auditrix from a development project to a live tool ready for use by the deans and program chairpersons of the College of Engineering and Information Technology, and later of the other colleges. At the time of writing, the system runs on a local server; its deployment to a hosted (online) server is yet to be done.</w:t>
+      </w:r>
+    </w:p>
+    <w:p>
+      <w:pPr>
+        <w:keepNext/>
+        <w:spacing w:after="0" w:line="480" w:lineRule="auto"/>
+        <w:jc w:val="both"/>
+        <w:rPr>
+          <w:rFonts w:ascii="Courier New" w:hAnsi="Courier New" w:cs="Courier New"/>
+          <w:b/>
+          <w:bCs/>
+          <w:sz w:val="24"/>
+          <w:szCs w:val="24"/>
+          <w:lang w:val="en-US"/>
+        </w:rPr>
+      </w:pPr>
+      <w:r>
+        <w:rPr>
+          <w:rFonts w:ascii="Courier New" w:hAnsi="Courier New" w:cs="Courier New"/>
+          <w:b/>
+          <w:bCs/>
+          <w:sz w:val="24"/>
+          <w:szCs w:val="24"/>
+          <w:lang w:val="en-US"/>
+        </w:rPr>
+        <w:t>Locale and Population of the Study</w:t>
+      </w:r>
+      <w:r>
+        <w:fldChar w:fldCharType="begin"/>
+      </w:r>
+      <w:r>
+        <w:instrText xml:space="preserve"> TC "Locale and Population of the Study" \f c \l 2 </w:instrText>
+      </w:r>
+      <w:r>
+        <w:fldChar w:fldCharType="end"/>
+      </w:r>
+    </w:p>
+    <w:p>
+      <w:pPr>
+        <w:spacing w:after="0" w:line="480" w:lineRule="auto"/>
+        <w:ind w:firstLine="720"/>
+        <w:jc w:val="both"/>
+        <w:rPr>
+          <w:rFonts w:ascii="Courier New" w:hAnsi="Courier New" w:cs="Courier New"/>
+          <w:sz w:val="24"/>
+          <w:szCs w:val="24"/>
+          <w:lang w:val="en-US"/>
+        </w:rPr>
+      </w:pPr>
+      <w:r>
+        <w:rPr>
+          <w:rFonts w:ascii="Courier New" w:hAnsi="Courier New" w:cs="Courier New"/>
+          <w:sz w:val="24"/>
+          <w:szCs w:val="24"/>
+          <w:lang w:val="en-US"/>
+        </w:rPr>
+        <w:t>The study was localized within the Kalinga State University (KSU) – Main Campus, specifically at the College of Engineering and Information Technology (CEIT).</w:t>
+      </w:r>
+    </w:p>
+    <w:p>
+      <w:pPr>
+        <w:spacing w:after="0" w:line="480" w:lineRule="auto"/>
+        <w:jc w:val="both"/>
+        <w:rPr>
+          <w:rFonts w:ascii="Courier New" w:hAnsi="Courier New" w:cs="Courier New"/>
+          <w:sz w:val="24"/>
+          <w:szCs w:val="24"/>
+          <w:lang w:val="en-US"/>
+        </w:rPr>
+      </w:pPr>
+      <w:r>
+        <w:rPr>
+          <w:rFonts w:ascii="Courier New" w:hAnsi="Courier New" w:cs="Courier New"/>
+          <w:sz w:val="24"/>
+          <w:szCs w:val="24"/>
+          <w:lang w:val="en-US"/>
+        </w:rPr>
+        <w:t xml:space="preserve">The participants were purposively selected based on their direct involvement in the enrollment and auditing processes at Kalinga State University. This group includes the six Program Chairpersons of the CEIT, who provided the domain expertise necessary to ensure the system’s logic aligns with actual university policies and prerequisite standards. To capture the technical perspective, IT experts were engaged to </w:t>
+      </w:r>
+      <w:r>
+        <w:rPr>
+          <w:rFonts w:ascii="Courier New" w:hAnsi="Courier New" w:cs="Courier New"/>
+          <w:sz w:val="24"/>
+          <w:szCs w:val="24"/>
+          <w:lang w:val="en-US"/>
         </w:rPr>
         <w:lastRenderedPageBreak/>
-        <w:t>by opening the pages of another role to verify that access is refused.</w:t>
-      </w:r>
-    </w:p>
-    <w:p>
-      <w:pPr>
-        <w:spacing w:line="480" w:lineRule="auto"/>
-        <w:jc w:val="both"/>
-        <w:rPr>
-          <w:rFonts w:ascii="Courier New" w:hAnsi="Courier New" w:cs="Courier New"/>
+        <w:t>provide a rigorous critique of the system’s architecture, security protocols, and compliance with international software standards. Additionally, the study included students who have personally experienced prerequisite violations; these individuals provided critical data via Google Form regarding the real-world impact of manual auditing errors on their academic progression. By integrating feedback from administrators, technical experts, and the affected student body, the researchers ensured a comprehensive validation of the system’s functional and institutional requirements.</w:t>
+      </w:r>
+    </w:p>
+    <w:p>
+      <w:pPr>
+        <w:keepNext/>
+        <w:spacing w:after="0" w:line="480" w:lineRule="auto"/>
+        <w:jc w:val="both"/>
+        <w:rPr>
+          <w:rFonts w:ascii="Courier New" w:hAnsi="Courier New" w:cs="Courier New"/>
+          <w:b/>
+          <w:bCs/>
+          <w:sz w:val="24"/>
+          <w:szCs w:val="24"/>
+          <w:lang w:val="en-US"/>
+        </w:rPr>
+      </w:pPr>
+      <w:r>
+        <w:rPr>
+          <w:rFonts w:ascii="Courier New" w:hAnsi="Courier New" w:cs="Courier New"/>
+          <w:b/>
+          <w:bCs/>
+          <w:sz w:val="24"/>
+          <w:szCs w:val="24"/>
+          <w:lang w:val="en-US"/>
+        </w:rPr>
+        <w:t>Data Gathering Techniques</w:t>
+      </w:r>
+      <w:r>
+        <w:fldChar w:fldCharType="begin"/>
+      </w:r>
+      <w:r>
+        <w:instrText xml:space="preserve"> TC "Data Gathering Techniques" \f c \l 2 </w:instrText>
+      </w:r>
+      <w:r>
+        <w:fldChar w:fldCharType="end"/>
+      </w:r>
+    </w:p>
+    <w:p>
+      <w:pPr>
+        <w:spacing w:after="0" w:line="480" w:lineRule="auto"/>
+        <w:ind w:firstLine="720"/>
+        <w:jc w:val="both"/>
+        <w:rPr>
+          <w:rFonts w:ascii="Courier New" w:hAnsi="Courier New" w:cs="Courier New"/>
+          <w:sz w:val="24"/>
+          <w:szCs w:val="24"/>
+          <w:lang w:val="en-US"/>
+        </w:rPr>
+      </w:pPr>
+      <w:r>
+        <w:rPr>
+          <w:rFonts w:ascii="Courier New" w:hAnsi="Courier New" w:cs="Courier New"/>
+          <w:sz w:val="24"/>
+          <w:szCs w:val="24"/>
+          <w:lang w:val="en-US"/>
+        </w:rPr>
+        <w:t>The researchers employed a multi-stage data gathering strategy to ensure the technical accuracy and functional relevance of the system:</w:t>
+      </w:r>
+    </w:p>
+    <w:p>
+      <w:pPr>
+        <w:spacing w:after="0" w:line="480" w:lineRule="auto"/>
+        <w:jc w:val="both"/>
+        <w:rPr>
+          <w:rFonts w:ascii="Courier New" w:hAnsi="Courier New" w:cs="Courier New"/>
+          <w:b/>
+          <w:bCs/>
           <w:i/>
           <w:iCs/>
           <w:sz w:val="24"/>
           <w:szCs w:val="24"/>
+          <w:lang w:val="en-US"/>
         </w:rPr>
       </w:pPr>
       <w:r>
@@ -7890,273 +7870,6 @@
           <w:iCs/>
           <w:sz w:val="24"/>
           <w:szCs w:val="24"/>
-        </w:rPr>
-        <w:t>Evaluation Phase</w:t>
-      </w:r>
-      <w:r>
-        <w:rPr>
-          <w:rFonts w:ascii="Courier New" w:hAnsi="Courier New" w:cs="Courier New"/>
-          <w:i/>
-          <w:iCs/>
-          <w:sz w:val="24"/>
-          <w:szCs w:val="24"/>
-        </w:rPr>
-        <w:t xml:space="preserve"> </w:t>
-      </w:r>
-    </w:p>
-    <w:p>
-      <w:pPr>
-        <w:spacing w:line="480" w:lineRule="auto"/>
-        <w:ind w:firstLine="720"/>
-        <w:jc w:val="both"/>
-        <w:rPr>
-          <w:rFonts w:ascii="Courier New" w:hAnsi="Courier New" w:cs="Courier New"/>
-          <w:sz w:val="24"/>
-          <w:szCs w:val="24"/>
-        </w:rPr>
-      </w:pPr>
-      <w:r>
-        <w:rPr>
-          <w:rFonts w:ascii="Courier New" w:hAnsi="Courier New" w:cs="Courier New"/>
-          <w:sz w:val="24"/>
-          <w:szCs w:val="24"/>
-        </w:rPr>
-        <w:t>The final stage involves a formal assessment of the integrated system using the ISO/IEC 25010 Software Quality Model to determine its readiness for institutional use. This evaluation is conducted by Program Chairpersons and IT experts via a paper-based questionnaire to provide a balanced view of the software’s functional suitability, usability, and security. Feedback from this phase confirms whether the system has successfully met the goals defined during the initial planning.</w:t>
-      </w:r>
-    </w:p>
-    <w:p>
-      <w:pPr>
-        <w:spacing w:line="480" w:lineRule="auto"/>
-        <w:jc w:val="both"/>
-        <w:rPr>
-          <w:rFonts w:ascii="Courier New" w:hAnsi="Courier New" w:cs="Courier New"/>
-          <w:i/>
-          <w:iCs/>
-          <w:sz w:val="24"/>
-          <w:szCs w:val="24"/>
-        </w:rPr>
-      </w:pPr>
-      <w:r>
-        <w:rPr>
-          <w:rFonts w:ascii="Courier New" w:hAnsi="Courier New" w:cs="Courier New"/>
-          <w:b/>
-          <w:bCs/>
-          <w:i/>
-          <w:iCs/>
-          <w:sz w:val="24"/>
-          <w:szCs w:val="24"/>
-        </w:rPr>
-        <w:t>Deployment Phase</w:t>
-      </w:r>
-      <w:r>
-        <w:rPr>
-          <w:rFonts w:ascii="Courier New" w:hAnsi="Courier New" w:cs="Courier New"/>
-          <w:i/>
-          <w:iCs/>
-          <w:sz w:val="24"/>
-          <w:szCs w:val="24"/>
-        </w:rPr>
-        <w:t xml:space="preserve"> </w:t>
-      </w:r>
-    </w:p>
-    <w:p>
-      <w:pPr>
-        <w:spacing w:line="480" w:lineRule="auto"/>
-        <w:ind w:firstLine="720"/>
-        <w:jc w:val="both"/>
-        <w:rPr>
-          <w:rFonts w:ascii="Courier New" w:hAnsi="Courier New" w:cs="Courier New"/>
-          <w:sz w:val="24"/>
-          <w:szCs w:val="24"/>
-        </w:rPr>
-      </w:pPr>
-      <w:r>
-        <w:rPr>
-          <w:rFonts w:ascii="Courier New" w:hAnsi="Courier New" w:cs="Courier New"/>
-          <w:sz w:val="24"/>
-          <w:szCs w:val="24"/>
-        </w:rPr>
-        <w:t xml:space="preserve">Once the system has passed all evaluation criteria and reached full functionality, it is prepared for deployment. This final exit point of the model marks the transition of Auditrix from a development project to a live tool ready for use by the deans and program chairpersons of the College of Engineering and Information Technology, and later of the other colleges. At the time of writing, the system runs on a local </w:t>
-      </w:r>
-      <w:r>
-        <w:rPr>
-          <w:rFonts w:ascii="Courier New" w:hAnsi="Courier New" w:cs="Courier New"/>
-          <w:sz w:val="24"/>
-          <w:szCs w:val="24"/>
-        </w:rPr>
-        <w:lastRenderedPageBreak/>
-        <w:t>server; its deployment to a hosted (online) server is yet to be done.</w:t>
-      </w:r>
-    </w:p>
-    <w:p>
-      <w:pPr>
-        <w:keepNext/>
-        <w:spacing w:after="0" w:line="480" w:lineRule="auto"/>
-        <w:jc w:val="both"/>
-        <w:rPr>
-          <w:rFonts w:ascii="Courier New" w:hAnsi="Courier New" w:cs="Courier New"/>
-          <w:b/>
-          <w:bCs/>
-          <w:sz w:val="24"/>
-          <w:szCs w:val="24"/>
-          <w:lang w:val="en-US"/>
-        </w:rPr>
-      </w:pPr>
-      <w:r>
-        <w:rPr>
-          <w:rFonts w:ascii="Courier New" w:hAnsi="Courier New" w:cs="Courier New"/>
-          <w:b/>
-          <w:bCs/>
-          <w:sz w:val="24"/>
-          <w:szCs w:val="24"/>
-          <w:lang w:val="en-US"/>
-        </w:rPr>
-        <w:t>Locale and Population of the Study</w:t>
-      </w:r>
-      <w:r>
-        <w:fldChar w:fldCharType="begin"/>
-      </w:r>
-      <w:r>
-        <w:instrText xml:space="preserve"> TC "Locale and Population of the Study" \f c \l 2 </w:instrText>
-      </w:r>
-      <w:r>
-        <w:fldChar w:fldCharType="end"/>
-      </w:r>
-    </w:p>
-    <w:p>
-      <w:pPr>
-        <w:spacing w:after="0" w:line="480" w:lineRule="auto"/>
-        <w:ind w:firstLine="720"/>
-        <w:jc w:val="both"/>
-        <w:rPr>
-          <w:rFonts w:ascii="Courier New" w:hAnsi="Courier New" w:cs="Courier New"/>
-          <w:sz w:val="24"/>
-          <w:szCs w:val="24"/>
-          <w:lang w:val="en-US"/>
-        </w:rPr>
-      </w:pPr>
-      <w:r>
-        <w:rPr>
-          <w:rFonts w:ascii="Courier New" w:hAnsi="Courier New" w:cs="Courier New"/>
-          <w:sz w:val="24"/>
-          <w:szCs w:val="24"/>
-          <w:lang w:val="en-US"/>
-        </w:rPr>
-        <w:t>The study was localized within the Kalinga State University (KSU) – Main Campus, specifically at the College of Engineering and Information Technology (CEIT).</w:t>
-      </w:r>
-    </w:p>
-    <w:p>
-      <w:pPr>
-        <w:spacing w:after="0" w:line="480" w:lineRule="auto"/>
-        <w:jc w:val="both"/>
-        <w:rPr>
-          <w:rFonts w:ascii="Courier New" w:hAnsi="Courier New" w:cs="Courier New"/>
-          <w:sz w:val="24"/>
-          <w:szCs w:val="24"/>
-          <w:lang w:val="en-US"/>
-        </w:rPr>
-      </w:pPr>
-      <w:r>
-        <w:rPr>
-          <w:rFonts w:ascii="Courier New" w:hAnsi="Courier New" w:cs="Courier New"/>
-          <w:sz w:val="24"/>
-          <w:szCs w:val="24"/>
-          <w:lang w:val="en-US"/>
-        </w:rPr>
-        <w:t xml:space="preserve">The participants were purposively selected based on their direct involvement in the enrollment and auditing processes at Kalinga State University. This group includes the six Program Chairpersons of the CEIT, who provided the domain expertise necessary to ensure the system’s logic aligns with actual university policies and prerequisite standards. To capture the technical perspective, IT experts were engaged to provide a rigorous critique of the system’s architecture, security protocols, and compliance with international software standards. Additionally, the study included students who have personally experienced prerequisite violations; these individuals provided critical data via Google Form regarding the real-world impact of manual auditing errors on their academic progression. By integrating feedback from administrators, technical experts, and the affected student </w:t>
-      </w:r>
-      <w:r>
-        <w:rPr>
-          <w:rFonts w:ascii="Courier New" w:hAnsi="Courier New" w:cs="Courier New"/>
-          <w:sz w:val="24"/>
-          <w:szCs w:val="24"/>
-          <w:lang w:val="en-US"/>
-        </w:rPr>
-        <w:lastRenderedPageBreak/>
-        <w:t>body, the researchers ensured a comprehensive validation of the system’s functional and institutional requirements.</w:t>
-      </w:r>
-    </w:p>
-    <w:p>
-      <w:pPr>
-        <w:keepNext/>
-        <w:spacing w:after="0" w:line="480" w:lineRule="auto"/>
-        <w:jc w:val="both"/>
-        <w:rPr>
-          <w:rFonts w:ascii="Courier New" w:hAnsi="Courier New" w:cs="Courier New"/>
-          <w:b/>
-          <w:bCs/>
-          <w:sz w:val="24"/>
-          <w:szCs w:val="24"/>
-          <w:lang w:val="en-US"/>
-        </w:rPr>
-      </w:pPr>
-      <w:r>
-        <w:rPr>
-          <w:rFonts w:ascii="Courier New" w:hAnsi="Courier New" w:cs="Courier New"/>
-          <w:b/>
-          <w:bCs/>
-          <w:sz w:val="24"/>
-          <w:szCs w:val="24"/>
-          <w:lang w:val="en-US"/>
-        </w:rPr>
-        <w:t>Data Gathering Techniques</w:t>
-      </w:r>
-      <w:r>
-        <w:fldChar w:fldCharType="begin"/>
-      </w:r>
-      <w:r>
-        <w:instrText xml:space="preserve"> TC "Data Gathering Techniques" \f c \l 2 </w:instrText>
-      </w:r>
-      <w:r>
-        <w:fldChar w:fldCharType="end"/>
-      </w:r>
-    </w:p>
-    <w:p>
-      <w:pPr>
-        <w:spacing w:after="0" w:line="480" w:lineRule="auto"/>
-        <w:ind w:firstLine="720"/>
-        <w:jc w:val="both"/>
-        <w:rPr>
-          <w:rFonts w:ascii="Courier New" w:hAnsi="Courier New" w:cs="Courier New"/>
-          <w:sz w:val="24"/>
-          <w:szCs w:val="24"/>
-          <w:lang w:val="en-US"/>
-        </w:rPr>
-      </w:pPr>
-      <w:r>
-        <w:rPr>
-          <w:rFonts w:ascii="Courier New" w:hAnsi="Courier New" w:cs="Courier New"/>
-          <w:sz w:val="24"/>
-          <w:szCs w:val="24"/>
-          <w:lang w:val="en-US"/>
-        </w:rPr>
-        <w:t>The researchers employed a multi-stage data gathering strategy to ensure the technical accuracy and functional relevance of the system:</w:t>
-      </w:r>
-    </w:p>
-    <w:p>
-      <w:pPr>
-        <w:spacing w:after="0" w:line="480" w:lineRule="auto"/>
-        <w:jc w:val="both"/>
-        <w:rPr>
-          <w:rFonts w:ascii="Courier New" w:hAnsi="Courier New" w:cs="Courier New"/>
-          <w:b/>
-          <w:bCs/>
-          <w:i/>
-          <w:iCs/>
-          <w:sz w:val="24"/>
-          <w:szCs w:val="24"/>
-          <w:lang w:val="en-US"/>
-        </w:rPr>
-      </w:pPr>
-      <w:r>
-        <w:rPr>
-          <w:rFonts w:ascii="Courier New" w:hAnsi="Courier New" w:cs="Courier New"/>
-          <w:b/>
-          <w:bCs/>
-          <w:i/>
-          <w:iCs/>
-          <w:sz w:val="24"/>
-          <w:szCs w:val="24"/>
           <w:lang w:val="en-US"/>
         </w:rPr>
         <w:tab/>
@@ -8169,7 +7882,17 @@
           <w:szCs w:val="24"/>
           <w:lang w:val="en-US"/>
         </w:rPr>
-        <w:t>The researchers meticulously reviewed official university documents, including the KSU-CEIT curriculum maps, the KSU Student Handbook, the KSU Operations Manual: Student Development Services &amp; Placement Guide, and CHED-mandated prerequisite sequences. The Student Handbook's definitions of prerequisite, co-requisite and Incomplete (INC) grades, and the Operations Manual's classification of year levels and of regular and irregular students, served as the foundational logic for programming the Audit Engine.</w:t>
+        <w:t xml:space="preserve">The researchers meticulously reviewed official university documents, including the KSU-CEIT curriculum maps, the KSU Student Handbook, the KSU Operations Manual: Student Development Services &amp; Placement Guide, and CHED-mandated prerequisite sequences. The Student Handbook's definitions of prerequisite, co-requisite and Incomplete (INC) grades, and the Operations Manual's classification of </w:t>
+      </w:r>
+      <w:r>
+        <w:rPr>
+          <w:rFonts w:ascii="Courier New" w:hAnsi="Courier New" w:cs="Courier New"/>
+          <w:sz w:val="24"/>
+          <w:szCs w:val="24"/>
+          <w:lang w:val="en-US"/>
+        </w:rPr>
+        <w:lastRenderedPageBreak/>
+        <w:t>year levels and of regular and irregular students, served as the foundational logic for programming the Audit Engine.</w:t>
       </w:r>
     </w:p>
     <w:p>
@@ -8436,6 +8159,7 @@
           <w:sz w:val="24"/>
           <w:szCs w:val="24"/>
         </w:rPr>
+        <w:lastRenderedPageBreak/>
         <w:t xml:space="preserve">Performance Efficiency (loading time of the audit and the dashboard) </w:t>
       </w:r>
     </w:p>
@@ -8587,7 +8311,6 @@
           <w:szCs w:val="24"/>
           <w:lang w:val="en-US"/>
         </w:rPr>
-        <w:lastRenderedPageBreak/>
         <w:t>Sources of the Data</w:t>
       </w:r>
       <w:r>
@@ -8619,7 +8342,17 @@
           <w:szCs w:val="24"/>
           <w:lang w:val="en-US"/>
         </w:rPr>
-        <w:t>The information required for this study was derived from two distinct categories to ensure both practical and technical validation. The primary sources of data consisted of the six Program Chairpersons of the CEIT and selected IT experts, who provided domain expertise and technical evaluation scores, as well as students who have personally experienced prerequisite violations and offered direct feedback regarding the deficiencies of the manual auditing process. Supplementing these human sources were secondary data points, which included official Kalinga State University curriculum maps, student handbooks, and class lists exported from the KSU Management Information System (MIS), in the format provided by the Program Chairpersons. The format for importing curricula was designed by the researchers. By synthesizing the qualitative insights from these participants with the quantitative benchmarks found in existing institutional literature and automated academic auditing records, the researchers established a comprehensive data foundation for the development and evaluation of the proposed system.</w:t>
+        <w:t xml:space="preserve">The information required for this study was derived from two distinct categories to ensure both practical and technical validation. The primary sources of data consisted of the six Program Chairpersons of the CEIT and selected IT experts, who provided domain expertise and technical evaluation scores, as well as students who have personally experienced prerequisite violations and offered direct feedback regarding the deficiencies of the manual auditing process. Supplementing these human sources were secondary data points, which included official Kalinga State University curriculum maps, student handbooks, and class lists exported from the KSU Management Information System (MIS), in the format provided by the </w:t>
+      </w:r>
+      <w:r>
+        <w:rPr>
+          <w:rFonts w:ascii="Courier New" w:hAnsi="Courier New" w:cs="Courier New"/>
+          <w:sz w:val="24"/>
+          <w:szCs w:val="24"/>
+          <w:lang w:val="en-US"/>
+        </w:rPr>
+        <w:lastRenderedPageBreak/>
+        <w:t>Program Chairpersons. The format for importing curricula was designed by the researchers. By synthesizing the qualitative insights from these participants with the quantitative benchmarks found in existing institutional literature and automated academic auditing records, the researchers established a comprehensive data foundation for the development and evaluation of the proposed system.</w:t>
       </w:r>
     </w:p>
     <w:p>
@@ -8645,7 +8378,6 @@
           <w:szCs w:val="24"/>
           <w:lang w:val="en-US"/>
         </w:rPr>
-        <w:lastRenderedPageBreak/>
         <w:t>Data Analysis</w:t>
       </w:r>
       <w:r>
@@ -8745,7 +8477,17 @@
           <w:szCs w:val="24"/>
           <w:lang w:val="en-US"/>
         </w:rPr>
-        <w:t>To ensure the development of a robust, secure, and highly responsive application, the researchers utilized a specialized "Full-Stack" technology suite. Each tool in this stack has been selected for its ability to handle complex academic data and provide a seamless administrative experience:</w:t>
+        <w:t xml:space="preserve">To ensure the development of a robust, secure, and highly responsive application, the researchers utilized a specialized "Full-Stack" technology suite. Each tool in this stack has been selected for its ability to handle complex </w:t>
+      </w:r>
+      <w:r>
+        <w:rPr>
+          <w:rFonts w:ascii="Courier New" w:hAnsi="Courier New" w:cs="Courier New"/>
+          <w:sz w:val="24"/>
+          <w:szCs w:val="24"/>
+          <w:lang w:val="en-US"/>
+        </w:rPr>
+        <w:lastRenderedPageBreak/>
+        <w:t>academic data and provide a seamless administrative experience:</w:t>
       </w:r>
     </w:p>
     <w:p>
@@ -8780,17 +8522,7 @@
           <w:szCs w:val="24"/>
           <w:lang w:val="en-US"/>
         </w:rPr>
-        <w:t xml:space="preserve"> This served as the primary development framework for Auditrix. Its server-side rendering (SSR) and server actions allowed for high-performance UI rendering and efficient server-side logic. This ensured that </w:t>
-      </w:r>
-      <w:r>
-        <w:rPr>
-          <w:rFonts w:ascii="Courier New" w:hAnsi="Courier New" w:cs="Courier New"/>
-          <w:sz w:val="24"/>
-          <w:szCs w:val="24"/>
-          <w:lang w:val="en-US"/>
-        </w:rPr>
-        <w:lastRenderedPageBreak/>
-        <w:t>the Chairperson could process large volumes of student records without experiencing system lag.</w:t>
+        <w:t xml:space="preserve"> This served as the primary development framework for Auditrix. Its server-side rendering (SSR) and server actions allowed for high-performance UI rendering and efficient server-side logic. This ensured that the Chairperson could process large volumes of student records without experiencing system lag.</w:t>
       </w:r>
     </w:p>
     <w:p>
@@ -8860,7 +8592,17 @@
           <w:szCs w:val="24"/>
           <w:lang w:val="en-US"/>
         </w:rPr>
-        <w:t xml:space="preserve"> The researchers utilized Supabase as the backend-as-a-service (BaaS) provider. It hosted the PostgreSQL database for the secure storage of student records, grades and curriculum maps. Furthermore, it managed the system's user authentication and enforced row-level security policies, so that each chairperson can reach only their own program's data, to ensure that sensitive academic information was protected.</w:t>
+        <w:t xml:space="preserve"> The researchers utilized Supabase as the backend-as-a-service (BaaS) provider. It hosted the PostgreSQL database for the secure storage of student records, grades and curriculum maps. Furthermore, it managed the system's user authentication and enforced row-level security policies, so that each chairperson can reach only their own </w:t>
+      </w:r>
+      <w:r>
+        <w:rPr>
+          <w:rFonts w:ascii="Courier New" w:hAnsi="Courier New" w:cs="Courier New"/>
+          <w:sz w:val="24"/>
+          <w:szCs w:val="24"/>
+          <w:lang w:val="en-US"/>
+        </w:rPr>
+        <w:lastRenderedPageBreak/>
+        <w:t>program's data, to ensure that sensitive academic information was protected.</w:t>
       </w:r>
     </w:p>
     <w:p>
@@ -8895,17 +8637,7 @@
           <w:szCs w:val="24"/>
           <w:lang w:val="en-US"/>
         </w:rPr>
-        <w:t xml:space="preserve"> During the design phase, Figma was employed as the primary prototyping tool. The researchers created high-fidelity wireframes and interactive mockups to visualize the user flow and interface layout. This ensured that the system's </w:t>
-      </w:r>
-      <w:r>
-        <w:rPr>
-          <w:rFonts w:ascii="Courier New" w:hAnsi="Courier New" w:cs="Courier New"/>
-          <w:sz w:val="24"/>
-          <w:szCs w:val="24"/>
-          <w:lang w:val="en-US"/>
-        </w:rPr>
-        <w:lastRenderedPageBreak/>
-        <w:t>design was validated for usability before the actual implementation (coding) phase began.</w:t>
+        <w:t xml:space="preserve"> During the design phase, Figma was employed as the primary prototyping tool. The researchers created high-fidelity wireframes and interactive mockups to visualize the user flow and interface layout. This ensured that the system's design was validated for usability before the actual implementation (coding) phase began.</w:t>
       </w:r>
     </w:p>
     <w:p>
@@ -9024,8 +8756,8 @@
           <w:lang w:val="en-US"/>
         </w:rPr>
         <w:sectPr>
-          <w:headerReference w:type="default" r:id="rId28"/>
-          <w:headerReference w:type="first" r:id="rId29"/>
+          <w:headerReference w:type="default" r:id="rId26"/>
+          <w:headerReference w:type="first" r:id="rId27"/>
           <w:pgSz w:w="12242" w:h="15842"/>
           <w:pgMar w:top="1440" w:right="1440" w:bottom="1440" w:left="2160" w:header="709" w:footer="709" w:gutter="0"/>
           <w:cols w:space="708"/>
@@ -9355,7 +9087,6 @@
           </w:tcPr>
           <w:p>
             <w:pPr>
-              <w:keepNext/>
               <w:spacing w:before="40" w:after="40" w:line="264" w:lineRule="auto"/>
               <w:jc w:val="center"/>
               <w:rPr>
@@ -9385,7 +9116,6 @@
           </w:tcPr>
           <w:p>
             <w:pPr>
-              <w:keepNext/>
               <w:spacing w:before="40" w:after="40" w:line="264" w:lineRule="auto"/>
               <w:jc w:val="center"/>
               <w:rPr>
@@ -9414,7 +9144,6 @@
           </w:tcPr>
           <w:p>
             <w:pPr>
-              <w:keepNext/>
               <w:spacing w:before="40" w:after="40" w:line="264" w:lineRule="auto"/>
               <w:jc w:val="center"/>
               <w:rPr>
@@ -9448,7 +9177,6 @@
           </w:tcPr>
           <w:p>
             <w:pPr>
-              <w:keepNext/>
               <w:spacing w:before="40" w:after="40" w:line="264" w:lineRule="auto"/>
               <w:jc w:val="both"/>
               <w:rPr>
@@ -9473,7 +9201,6 @@
           </w:tcPr>
           <w:p>
             <w:pPr>
-              <w:keepNext/>
               <w:spacing w:before="40" w:after="40" w:line="264" w:lineRule="auto"/>
               <w:jc w:val="both"/>
               <w:rPr>
@@ -9498,7 +9225,6 @@
           </w:tcPr>
           <w:p>
             <w:pPr>
-              <w:keepNext/>
               <w:spacing w:before="40" w:after="40" w:line="264" w:lineRule="auto"/>
               <w:jc w:val="both"/>
               <w:rPr>
@@ -9544,7 +9270,6 @@
           </w:tcPr>
           <w:p>
             <w:pPr>
-              <w:keepNext/>
               <w:spacing w:before="40" w:after="40" w:line="264" w:lineRule="auto"/>
               <w:jc w:val="both"/>
               <w:rPr>
@@ -9569,7 +9294,6 @@
           </w:tcPr>
           <w:p>
             <w:pPr>
-              <w:keepNext/>
               <w:spacing w:before="40" w:after="40" w:line="264" w:lineRule="auto"/>
               <w:jc w:val="both"/>
               <w:rPr>
@@ -9594,7 +9318,6 @@
           </w:tcPr>
           <w:p>
             <w:pPr>
-              <w:keepNext/>
               <w:spacing w:before="40" w:after="40" w:line="264" w:lineRule="auto"/>
               <w:jc w:val="both"/>
               <w:rPr>
@@ -9639,7 +9362,23 @@
                 <w:sz w:val="20"/>
                 <w:szCs w:val="20"/>
               </w:rPr>
-              <w:t>- Pending Unverified Subject Enrollee logs.</w:t>
+              <w:t>- Pending Un</w:t>
+            </w:r>
+            <w:r>
+              <w:rPr>
+                <w:rFonts w:ascii="Courier New" w:hAnsi="Courier New" w:cs="Courier New"/>
+                <w:sz w:val="20"/>
+                <w:szCs w:val="20"/>
+              </w:rPr>
+              <w:t>validated</w:t>
+            </w:r>
+            <w:r>
+              <w:rPr>
+                <w:rFonts w:ascii="Courier New" w:hAnsi="Courier New" w:cs="Courier New"/>
+                <w:sz w:val="20"/>
+                <w:szCs w:val="20"/>
+              </w:rPr>
+              <w:t xml:space="preserve"> Subject Enrollee logs.</w:t>
             </w:r>
           </w:p>
         </w:tc>
@@ -9697,7 +9436,23 @@
                 <w:sz w:val="20"/>
                 <w:szCs w:val="20"/>
               </w:rPr>
-              <w:t xml:space="preserve"> after enrolment closing or</w:t>
+              <w:t xml:space="preserve"> after enro</w:t>
+            </w:r>
+            <w:r>
+              <w:rPr>
+                <w:rFonts w:ascii="Courier New" w:hAnsi="Courier New" w:cs="Courier New"/>
+                <w:sz w:val="20"/>
+                <w:szCs w:val="20"/>
+              </w:rPr>
+              <w:t>l</w:t>
+            </w:r>
+            <w:r>
+              <w:rPr>
+                <w:rFonts w:ascii="Courier New" w:hAnsi="Courier New" w:cs="Courier New"/>
+                <w:sz w:val="20"/>
+                <w:szCs w:val="20"/>
+              </w:rPr>
+              <w:t>lment closing or</w:t>
             </w:r>
             <w:r>
               <w:rPr>
@@ -9950,7 +9705,7 @@
                     <pic:cNvPicPr/>
                   </pic:nvPicPr>
                   <pic:blipFill>
-                    <a:blip r:embed="rId30"/>
+                    <a:blip r:embed="rId28"/>
                     <a:stretch>
                       <a:fillRect/>
                     </a:stretch>
@@ -10146,7 +9901,7 @@
           <w:szCs w:val="24"/>
         </w:rPr>
         <w:lastRenderedPageBreak/>
-        <w:t>desktop, tablet, and mobile. Supabase serves as the backend-as-a-service, hosting the PostgreSQL database, authentication, and Row-Level Security (RLS) policies; the database schema is built step by step by 30 migration scripts. Curricula are exported to PDF with @react-pdf/renderer. Interface flows were prototyped as high-fidelity mockups in Figma prior to implementation.</w:t>
+        <w:t xml:space="preserve">desktop, tablet, and mobile. Supabase serves as the backend-as-a-service, hosting the PostgreSQL database, authentication, and Row-Level Security (RLS) policies; the database schema is built step by step by 30 migration scripts. Curricula are exported to PDF with @react-pdf/renderer. </w:t>
       </w:r>
     </w:p>
     <w:p>
@@ -10166,6 +9921,27 @@
           <w:sz w:val="24"/>
           <w:szCs w:val="24"/>
         </w:rPr>
+        <w:t xml:space="preserve">Interface flows were prototyped as high-fidelity mockups in Figma prior to implementation.</w:t>
+      </w:r>
+    </w:p>
+    <w:p>
+      <w:pPr>
+        <w:spacing w:line="480" w:lineRule="auto"/>
+        <w:ind w:firstLine="720"/>
+        <w:jc w:val="both"/>
+        <w:rPr>
+          <w:rFonts w:ascii="Courier New" w:hAnsi="Courier New" w:cs="Courier New"/>
+          <w:sz w:val="24"/>
+          <w:szCs w:val="24"/>
+        </w:rPr>
+      </w:pPr>
+      <w:r>
+        <w:rPr>
+          <w:rFonts w:ascii="Courier New" w:hAnsi="Courier New" w:cs="Courier New"/>
+          <w:sz w:val="24"/>
+          <w:szCs w:val="24"/>
+        </w:rPr>
+        <w:lastRenderedPageBreak/>
         <w:t>At the core of Auditrix is a TypeScript-based audit engine that checks every subject of the student's curriculum against the student's grade records and gives each subject one of five statuses, shown in Table 4.1 together with the subject's grade and the term in which it was taken:</w:t>
       </w:r>
     </w:p>
@@ -10190,7 +9966,6 @@
           </w:tcPr>
           <w:p>
             <w:pPr>
-              <w:keepNext/>
               <w:spacing w:line="480" w:lineRule="auto"/>
               <w:jc w:val="center"/>
               <w:rPr>
@@ -10209,7 +9984,6 @@
                 <w:sz w:val="24"/>
                 <w:szCs w:val="24"/>
               </w:rPr>
-              <w:lastRenderedPageBreak/>
               <w:t>Status</w:t>
             </w:r>
           </w:p>
@@ -10220,7 +9994,6 @@
           </w:tcPr>
           <w:p>
             <w:pPr>
-              <w:keepNext/>
               <w:spacing w:line="480" w:lineRule="auto"/>
               <w:jc w:val="center"/>
               <w:rPr>
@@ -10254,7 +10027,6 @@
           </w:tcPr>
           <w:p>
             <w:pPr>
-              <w:keepNext/>
               <w:spacing w:line="480" w:lineRule="auto"/>
               <w:jc w:val="both"/>
               <w:rPr>
@@ -10279,7 +10051,6 @@
           </w:tcPr>
           <w:p>
             <w:pPr>
-              <w:keepNext/>
               <w:spacing w:line="480" w:lineRule="auto"/>
               <w:jc w:val="both"/>
               <w:rPr>
@@ -10309,7 +10080,6 @@
           </w:tcPr>
           <w:p>
             <w:pPr>
-              <w:keepNext/>
               <w:spacing w:line="480" w:lineRule="auto"/>
               <w:jc w:val="both"/>
               <w:rPr>
@@ -10334,7 +10104,6 @@
           </w:tcPr>
           <w:p>
             <w:pPr>
-              <w:keepNext/>
               <w:spacing w:line="480" w:lineRule="auto"/>
               <w:jc w:val="both"/>
               <w:rPr>
@@ -10364,7 +10133,6 @@
           </w:tcPr>
           <w:p>
             <w:pPr>
-              <w:keepNext/>
               <w:spacing w:line="480" w:lineRule="auto"/>
               <w:jc w:val="both"/>
               <w:rPr>
@@ -10389,7 +10157,6 @@
           </w:tcPr>
           <w:p>
             <w:pPr>
-              <w:keepNext/>
               <w:spacing w:line="480" w:lineRule="auto"/>
               <w:jc w:val="both"/>
               <w:rPr>
@@ -10419,7 +10186,6 @@
           </w:tcPr>
           <w:p>
             <w:pPr>
-              <w:keepNext/>
               <w:spacing w:line="480" w:lineRule="auto"/>
               <w:jc w:val="both"/>
               <w:rPr>
@@ -10444,7 +10210,6 @@
           </w:tcPr>
           <w:p>
             <w:pPr>
-              <w:keepNext/>
               <w:spacing w:line="480" w:lineRule="auto"/>
               <w:jc w:val="both"/>
               <w:rPr>
@@ -10569,16 +10334,7 @@
           <w:sz w:val="24"/>
           <w:szCs w:val="24"/>
         </w:rPr>
-        <w:t xml:space="preserve">The statuses are not stored at the moment a grade is entered. Instead, every time a student's audit is shown, the engine compares the term in which each subject was taken with the term in which each of its requirements was passed. Because of this, grades can be encoded in any order and the result stays the same, and a violation remains on the student's record until the subject is retaken after its requirements </w:t>
-      </w:r>
-      <w:r>
-        <w:rPr>
-          <w:rFonts w:ascii="Courier New" w:hAnsi="Courier New" w:cs="Courier New"/>
-          <w:sz w:val="24"/>
-          <w:szCs w:val="24"/>
-        </w:rPr>
-        <w:lastRenderedPageBreak/>
-        <w:t>are met. This design replaced the system's first checker, which stored a permanent flag at the moment of entry; the reasons for the change are discussed under Testing of the System.</w:t>
+        <w:t xml:space="preserve">The Audit Engine is designed around three algorithms. The first audits each subject by comparing the term in which the subject was taken with the terms in which its requirements were passed, and assigns one of five statuses: Completed, Available, Pending, Unavailable, or Violation. The second computes a student's year level from the share of the curriculum's units passed before the current semester. The third classifies a student as regular or irregular by comparing the subjects the student is enrolled in with the prescribed load for the current semester.</w:t>
       </w:r>
     </w:p>
     <w:p>
@@ -10598,7 +10354,7 @@
           <w:sz w:val="24"/>
           <w:szCs w:val="24"/>
         </w:rPr>
-        <w:t>The engine evaluates four requirement types — prerequisite, co-requisite, year standing, and "all subjects completed" — closing the exact gap identified in SOP 1 and 2, where the existing MIS had no equivalent logic. The rules it follows, and their sources, are described below.</w:t>
+        <w:t>The statuses are not stored at the moment a grade is entered. Instead, every time a student's audit is shown, the engine compares the term in which each subject was taken with the term in which each of its requirements was passed. Because of this, grades can be encoded in any order and the result stays the same, and a violation remains on the student's record until the subject is retaken after its requirements are met. This design replaced the system's first checker, which stored a permanent flag at the moment of entry; it gave different results depending on the order in which the grades were entered.</w:t>
       </w:r>
     </w:p>
     <w:p>
@@ -10618,7 +10374,16 @@
           <w:sz w:val="24"/>
           <w:szCs w:val="24"/>
         </w:rPr>
-        <w:t>Terms are written as on KSU records: the first two digits of the school year and the semester (1 for the first semester, 2 for the second, and S for the midyear). A midyear carries the year of the semester after it, so terms are ordered 25-1, 25-2, 26-S (midyear), then 26-1.</w:t>
+        <w:t xml:space="preserve">The engine evaluates four requirement types — prerequisite, co-requisite, year standing, and "all subjects completed" — closing the exact gap identified in SOP 1 and 2, </w:t>
+      </w:r>
+      <w:r>
+        <w:rPr>
+          <w:rFonts w:ascii="Courier New" w:hAnsi="Courier New" w:cs="Courier New"/>
+          <w:sz w:val="24"/>
+          <w:szCs w:val="24"/>
+        </w:rPr>
+        <w:lastRenderedPageBreak/>
+        <w:t>where the existing MIS had no equivalent logic. The rules it follows, and their sources, are described below.</w:t>
       </w:r>
     </w:p>
     <w:p>
@@ -10638,16 +10403,7 @@
           <w:sz w:val="24"/>
           <w:szCs w:val="24"/>
         </w:rPr>
-        <w:t xml:space="preserve">The KSU Student Handbook requires a prerequisite to be passed prior to taking a subject and nullifies the credit of a subject taken without it. Accordingly, a prerequisite must be passed in a term before the term in which the subject was taken; passing it in the same term is a violation. Taking a subject while its prerequisite is still INC is also a violation, since an INC counts as passed only from the term </w:t>
-      </w:r>
-      <w:r>
-        <w:rPr>
-          <w:rFonts w:ascii="Courier New" w:hAnsi="Courier New" w:cs="Courier New"/>
-          <w:sz w:val="24"/>
-          <w:szCs w:val="24"/>
-        </w:rPr>
-        <w:lastRenderedPageBreak/>
-        <w:t>in which it was resolved. A subject taken out of order earns no credit: it does not satisfy later prerequisites, does not count toward units or year level, and has to be retaken. If a prerequisite's grade from an earlier term is still in progress, the subject is Pending rather than a violation.</w:t>
+        <w:t>Terms are written as on KSU records: the first two digits of the school year and the semester (1 for the first semester, 2 for the second, and S for the midyear). A midyear carries the year of the semester after it, so terms are ordered 25-1, 25-2, 26-S (midyear), then 26-1.</w:t>
       </w:r>
     </w:p>
     <w:p>
@@ -10664,52 +10420,10 @@
       <w:r>
         <w:rPr>
           <w:rFonts w:ascii="Courier New" w:hAnsi="Courier New" w:cs="Courier New"/>
-          <w:b/>
-          <w:bCs/>
-          <w:sz w:val="24"/>
-          <w:szCs w:val="24"/>
-        </w:rPr>
-        <w:t>Co-requisites.</w:t>
-      </w:r>
-      <w:r>
-        <w:rPr>
-          <w:rFonts w:ascii="Courier New" w:hAnsi="Courier New" w:cs="Courier New"/>
-          <w:sz w:val="24"/>
-          <w:szCs w:val="24"/>
-        </w:rPr>
-        <w:t xml:space="preserve"> The Student Handbook defines co-requisites as subjects taken simultaneously, in the same semester. In Auditrix</w:t>
-      </w:r>
-      <w:r>
-        <w:rPr>
-          <w:rFonts w:ascii="Courier New" w:hAnsi="Courier New" w:cs="Courier New"/>
-          <w:sz w:val="24"/>
-          <w:szCs w:val="24"/>
-        </w:rPr>
-        <w:t>,</w:t>
-      </w:r>
-      <w:r>
-        <w:rPr>
-          <w:rFonts w:ascii="Courier New" w:hAnsi="Courier New" w:cs="Courier New"/>
-          <w:sz w:val="24"/>
-          <w:szCs w:val="24"/>
-        </w:rPr>
-        <w:t xml:space="preserve"> they pair both ways, even when only one of the two subjects lists the other. Both must be taken in the same term; taking only one of them, or taking them in different terms, is a violation.</w:t>
-      </w:r>
-      <w:r>
-        <w:rPr>
-          <w:rFonts w:ascii="Courier New" w:hAnsi="Courier New" w:cs="Courier New"/>
-          <w:sz w:val="24"/>
-          <w:szCs w:val="24"/>
-        </w:rPr>
-        <w:t xml:space="preserve"> I</w:t>
-      </w:r>
-      <w:r>
-        <w:rPr>
-          <w:rFonts w:ascii="Courier New" w:hAnsi="Courier New" w:cs="Courier New"/>
-          <w:sz w:val="24"/>
-          <w:szCs w:val="24"/>
-        </w:rPr>
-        <w:t>f one is failed, neither counts and both are retaken.</w:t>
+          <w:sz w:val="24"/>
+          <w:szCs w:val="24"/>
+        </w:rPr>
+        <w:t>The KSU Student Handbook requires a prerequisite to be passed prior to taking a subject and nullifies the credit of a subject taken without it. Accordingly, a prerequisite must be passed in a term before the term in which the subject was taken; passing it in the same term is a violation. Taking a subject while its prerequisite is still INC is also a violation, since an INC counts as passed only from the term in which it was resolved. A subject taken out of order earns no credit: it does not satisfy later prerequisites, does not count toward units or year level, and has to be retaken. If a prerequisite's grade from an earlier term is still in progress, the subject is Pending rather than a violation.</w:t>
       </w:r>
     </w:p>
     <w:p>
@@ -10731,6 +10445,77 @@
           <w:sz w:val="24"/>
           <w:szCs w:val="24"/>
         </w:rPr>
+        <w:t>Co-requisites.</w:t>
+      </w:r>
+      <w:r>
+        <w:rPr>
+          <w:rFonts w:ascii="Courier New" w:hAnsi="Courier New" w:cs="Courier New"/>
+          <w:sz w:val="24"/>
+          <w:szCs w:val="24"/>
+        </w:rPr>
+        <w:t xml:space="preserve"> The Student Handbook defines co-requisites as subjects taken simultaneously, in the same </w:t>
+      </w:r>
+      <w:r>
+        <w:rPr>
+          <w:rFonts w:ascii="Courier New" w:hAnsi="Courier New" w:cs="Courier New"/>
+          <w:sz w:val="24"/>
+          <w:szCs w:val="24"/>
+        </w:rPr>
+        <w:lastRenderedPageBreak/>
+        <w:t>semester. In Auditrix</w:t>
+      </w:r>
+      <w:r>
+        <w:rPr>
+          <w:rFonts w:ascii="Courier New" w:hAnsi="Courier New" w:cs="Courier New"/>
+          <w:sz w:val="24"/>
+          <w:szCs w:val="24"/>
+        </w:rPr>
+        <w:t>,</w:t>
+      </w:r>
+      <w:r>
+        <w:rPr>
+          <w:rFonts w:ascii="Courier New" w:hAnsi="Courier New" w:cs="Courier New"/>
+          <w:sz w:val="24"/>
+          <w:szCs w:val="24"/>
+        </w:rPr>
+        <w:t xml:space="preserve"> they pair both ways, even when only one of the two subjects lists the other. Both must be taken in the same term; taking only one of them, or taking them in different terms, is a violation.</w:t>
+      </w:r>
+      <w:r>
+        <w:rPr>
+          <w:rFonts w:ascii="Courier New" w:hAnsi="Courier New" w:cs="Courier New"/>
+          <w:sz w:val="24"/>
+          <w:szCs w:val="24"/>
+        </w:rPr>
+        <w:t xml:space="preserve"> I</w:t>
+      </w:r>
+      <w:r>
+        <w:rPr>
+          <w:rFonts w:ascii="Courier New" w:hAnsi="Courier New" w:cs="Courier New"/>
+          <w:sz w:val="24"/>
+          <w:szCs w:val="24"/>
+        </w:rPr>
+        <w:t>f one is failed, neither counts and both are retaken.</w:t>
+      </w:r>
+    </w:p>
+    <w:p>
+      <w:pPr>
+        <w:spacing w:line="480" w:lineRule="auto"/>
+        <w:ind w:firstLine="720"/>
+        <w:jc w:val="both"/>
+        <w:rPr>
+          <w:rFonts w:ascii="Courier New" w:hAnsi="Courier New" w:cs="Courier New"/>
+          <w:sz w:val="24"/>
+          <w:szCs w:val="24"/>
+        </w:rPr>
+      </w:pPr>
+      <w:r>
+        <w:rPr>
+          <w:rFonts w:ascii="Courier New" w:hAnsi="Courier New" w:cs="Courier New"/>
+          <w:b/>
+          <w:bCs/>
+          <w:sz w:val="24"/>
+          <w:szCs w:val="24"/>
+        </w:rPr>
         <w:t>Year level.</w:t>
       </w:r>
       <w:r>
@@ -10771,16 +10556,7 @@
           <w:sz w:val="24"/>
           <w:szCs w:val="24"/>
         </w:rPr>
-        <w:t xml:space="preserve">that a student's year level should follow what the student has finished in the curriculum, the year level is computed from the share of the curriculum's units passed, as shown in Table 4.2. Passing every subject of the earlier years also moves a student up, even if the units fall slightly short. Only passes that count, and only those earned before the current semester, are included, so students move up when the Dean moves the </w:t>
-      </w:r>
-      <w:r>
-        <w:rPr>
-          <w:rFonts w:ascii="Courier New" w:hAnsi="Courier New" w:cs="Courier New"/>
-          <w:sz w:val="24"/>
-          <w:szCs w:val="24"/>
-        </w:rPr>
-        <w:lastRenderedPageBreak/>
-        <w:t>college to a new semester. The year level given at registration or import is used as a starting point until the grades show more, and a chairperson can set a year level by hand for a special case and set it back to automatic.</w:t>
+        <w:t>that a student's year level should follow what the student has finished in the curriculum, the year level is computed from the share of the curriculum's units passed, as shown in Table 4.2. Passing every subject of the earlier years also moves a student up, even if the units fall slightly short. Only passes that count, and only those earned before the current semester, are included, so students move up when the Dean moves the college to a new semester. The year level given at registration or import is used as a starting point until the grades show more, and a chairperson can set a year level by hand for a special case and set it back to automatic.</w:t>
       </w:r>
     </w:p>
     <w:tbl>
@@ -10804,7 +10580,6 @@
           </w:tcPr>
           <w:p>
             <w:pPr>
-              <w:keepNext/>
               <w:spacing w:before="40" w:after="40" w:line="240" w:lineRule="auto"/>
               <w:jc w:val="center"/>
               <w:rPr>
@@ -10819,6 +10594,7 @@
                 <w:b/>
                 <w:bCs/>
               </w:rPr>
+              <w:lastRenderedPageBreak/>
               <w:t>Year level</w:t>
             </w:r>
           </w:p>
@@ -10829,7 +10605,6 @@
           </w:tcPr>
           <w:p>
             <w:pPr>
-              <w:keepNext/>
               <w:spacing w:before="40" w:after="40" w:line="240" w:lineRule="auto"/>
               <w:jc w:val="center"/>
               <w:rPr>
@@ -10859,7 +10634,6 @@
           </w:tcPr>
           <w:p>
             <w:pPr>
-              <w:keepNext/>
               <w:spacing w:before="40" w:after="40" w:line="240" w:lineRule="auto"/>
               <w:rPr>
                 <w:rFonts w:ascii="Courier New" w:hAnsi="Courier New" w:cs="Courier New"/>
@@ -10879,7 +10653,6 @@
           </w:tcPr>
           <w:p>
             <w:pPr>
-              <w:keepNext/>
               <w:spacing w:before="40" w:after="40" w:line="240" w:lineRule="auto"/>
               <w:rPr>
                 <w:rFonts w:ascii="Courier New" w:hAnsi="Courier New" w:cs="Courier New"/>
@@ -10904,7 +10677,6 @@
           </w:tcPr>
           <w:p>
             <w:pPr>
-              <w:keepNext/>
               <w:spacing w:before="40" w:after="40" w:line="240" w:lineRule="auto"/>
               <w:rPr>
                 <w:rFonts w:ascii="Courier New" w:hAnsi="Courier New" w:cs="Courier New"/>
@@ -10924,7 +10696,6 @@
           </w:tcPr>
           <w:p>
             <w:pPr>
-              <w:keepNext/>
               <w:spacing w:before="40" w:after="40" w:line="240" w:lineRule="auto"/>
               <w:rPr>
                 <w:rFonts w:ascii="Courier New" w:hAnsi="Courier New" w:cs="Courier New"/>
@@ -10949,7 +10720,6 @@
           </w:tcPr>
           <w:p>
             <w:pPr>
-              <w:keepNext/>
               <w:spacing w:before="40" w:after="40" w:line="240" w:lineRule="auto"/>
               <w:rPr>
                 <w:rFonts w:ascii="Courier New" w:hAnsi="Courier New" w:cs="Courier New"/>
@@ -10969,7 +10739,6 @@
           </w:tcPr>
           <w:p>
             <w:pPr>
-              <w:keepNext/>
               <w:spacing w:before="40" w:after="40" w:line="240" w:lineRule="auto"/>
               <w:rPr>
                 <w:rFonts w:ascii="Courier New" w:hAnsi="Courier New" w:cs="Courier New"/>
@@ -11151,7 +10920,7 @@
           <w:sz w:val="24"/>
           <w:szCs w:val="24"/>
         </w:rPr>
-        <w:t xml:space="preserve"> Per the Student Handbook and the Operations Manual, a student is regular when enrolled in the full prescribed load for the current semester, and </w:t>
+        <w:t xml:space="preserve"> Per the Student Handbook and the Operations Manual, a student is regular when enrolled in the full prescribed load for the current semester, and irregular when enrolled in less; the missing subjects are listed. The prescribed load is taken to be the curriculum's subjects for the student's year level and the current semester, not counting subjects already passed in an earlier </w:t>
       </w:r>
       <w:r>
         <w:rPr>
@@ -11160,7 +10929,7 @@
           <w:szCs w:val="24"/>
         </w:rPr>
         <w:lastRenderedPageBreak/>
-        <w:t>irregular when enrolled in less; the missing subjects are listed. The prescribed load is taken to be the curriculum's subjects for the student's year level and the current semester, not counting subjects already passed in an earlier term, and back subjects taken on top of a full load do not make a student irregular. Enrollment is known from the grades (or "in progress" records) of the current semester; with nothing recorded, the status is "Not determined</w:t>
+        <w:t>term, and back subjects taken on top of a full load do not make a student irregular. Enrollment is known from the grades (or "in progress" records) of the current semester; with nothing recorded, the status is "Not determined</w:t>
       </w:r>
       <w:r>
         <w:rPr>
@@ -11222,7 +10991,7 @@
           <w:sz w:val="24"/>
           <w:szCs w:val="24"/>
         </w:rPr>
-        <w:t xml:space="preserve"> and 3.0 (passing), 5.0 (failing), and INC, and a subject the student is taking this semester can be marked In progress. Several subjects can be ticked and marked In progress at once; ticking all leaves out the subjects the student cannot take yet (e.g., "Can't take yet. Needs: MATH 111"), which can still be ticked one by one if the student is enrolled in them anyway. Only changed grades </w:t>
+        <w:t xml:space="preserve"> and 3.0 (passing), 5.0 (failing), and INC, and a subject the student is taking this semester can be marked In progress. Several subjects can be ticked and marked In progress at once; ticking all leaves out the subjects the student cannot take yet (e.g., "Can't take yet. Needs: MATH 111"), which can still be ticked one by one if the student is enrolled in them anyway. Only changed grades are saved, and changing an existing grade is treated as a correction that asks for confirmation. A final grade for an INC keeps the subject in the term it was taken and records the term in which the INC was resolved (shown as "INC → 25-</w:t>
       </w:r>
       <w:r>
         <w:rPr>
@@ -11231,7 +11000,7 @@
           <w:szCs w:val="24"/>
         </w:rPr>
         <w:lastRenderedPageBreak/>
-        <w:t>are saved, and changing an existing grade is treated as a correction that asks for confirmation. A final grade for an INC keeps the subject in the term it was taken and records the term in which the INC was resolved (shown as "INC → 25-1"). Since only the latest attempt of a subject is kept as the student's record, a grade from an earlier term than the recorded one is refused unless the chairperson confirms that it corrects a wrongly entered term. After saving, a message names any subject that has just become a violation, and every grade ever entered is kept in the student's grade logbook together with who entered it and when. The database writes this logbook itself, so its entries cannot be edited or deleted, and it accepts only KSU grades that match their status and well-formed terms.</w:t>
+        <w:t>1"). Since only the latest attempt of a subject is kept as the student's record, a grade from an earlier term than the recorded one is refused unless the chairperson confirms that it corrects a wrongly entered term. After saving, a message names any subject that has just become a violation, and every grade ever entered is kept in the student's grade logbook together with who entered it and when. The database writes this logbook itself, so its entries cannot be edited or deleted, and it accepts only KSU grades that match their status and well-formed terms.</w:t>
       </w:r>
     </w:p>
     <w:p>
@@ -11281,16 +11050,7 @@
           <w:sz w:val="24"/>
           <w:szCs w:val="24"/>
         </w:rPr>
-        <w:t xml:space="preserve"> Each program keeps curriculum versions by effective year (e.g., BSCpE 2019 and 2023), and a new version can copy an existing one. Each subject has a code, title, units, year level and semester (including midyear), and its requirements. Curricula can be imported from an Excel (.xlsx or .xls) or CSV file, in a format designed by the researchers, with a preview of what will be added, changed or removed before saving, exported to CSV or PDF, and </w:t>
-      </w:r>
-      <w:r>
-        <w:rPr>
-          <w:rFonts w:ascii="Courier New" w:hAnsi="Courier New" w:cs="Courier New"/>
-          <w:sz w:val="24"/>
-          <w:szCs w:val="24"/>
-        </w:rPr>
-        <w:lastRenderedPageBreak/>
-        <w:t>every change is kept in a per-version change history showing who changed what, and when.</w:t>
+        <w:t xml:space="preserve"> Each program keeps curriculum versions by effective year (e.g., BSCpE 2019 and 2023), and a new version can copy an existing one. Each subject has a code, title, units, year level and semester (including midyear), and its requirements. Curricula can be imported from an Excel (.xlsx or .xls) or CSV file, in a format designed by the researchers, with a preview of what will be added, changed or removed before saving, exported to CSV or PDF, and every change is kept in a per-version change history showing who changed what, and when.</w:t>
       </w:r>
     </w:p>
     <w:p>
@@ -11312,6 +11072,7 @@
           <w:sz w:val="24"/>
           <w:szCs w:val="24"/>
         </w:rPr>
+        <w:lastRenderedPageBreak/>
         <w:t xml:space="preserve">Students and </w:t>
       </w:r>
       <w:r>
@@ -11382,16 +11143,24 @@
           <w:sz w:val="24"/>
           <w:szCs w:val="24"/>
         </w:rPr>
+        <w:t>Dashboard.</w:t>
+      </w:r>
+      <w:r>
+        <w:rPr>
+          <w:rFonts w:ascii="Courier New" w:hAnsi="Courier New" w:cs="Courier New"/>
+          <w:sz w:val="24"/>
+          <w:szCs w:val="24"/>
+        </w:rPr>
+        <w:t xml:space="preserve"> A "Needs attention" banner at the top lists what to act on, such as students with violations, students </w:t>
+      </w:r>
+      <w:r>
+        <w:rPr>
+          <w:rFonts w:ascii="Courier New" w:hAnsi="Courier New" w:cs="Courier New"/>
+          <w:sz w:val="24"/>
+          <w:szCs w:val="24"/>
+        </w:rPr>
         <w:lastRenderedPageBreak/>
-        <w:t>Dashboard.</w:t>
-      </w:r>
-      <w:r>
-        <w:rPr>
-          <w:rFonts w:ascii="Courier New" w:hAnsi="Courier New" w:cs="Courier New"/>
-          <w:sz w:val="24"/>
-          <w:szCs w:val="24"/>
-        </w:rPr>
-        <w:t xml:space="preserve"> A "Needs attention" banner at the top lists what to act on, such as students with violations, students with nothing recorded for the current semester, or an unset semester, each linked to the matching filtered student list. Per program, the dashboard shows the total number of students, the regular and irregular students (and how many are not yet determined), the students with violations, the curriculum versions, and the number of shifts, transfers and drops. Four charts are built only from recorded data: regular, irregular and not determined students; students by year level from Freshman to Senior; bottleneck subjects, where the most students' latest grade is 5.0 or INC; and the subjects most often taken out of order. Each chart has a short explanation, shows the exact numbers on hover, and can be viewed as a table. The Dean sets the current semester from the dashboard and compares the programs of the college side by side, but does not open individual students' records, which remain the chairperson's work.</w:t>
+        <w:t>with nothing recorded for the current semester, or an unset semester, each linked to the matching filtered student list. Per program, the dashboard shows the total number of students, the regular and irregular students (and how many are not yet determined), the students with violations, the curriculum versions, and the number of shifts, transfers and drops. Four charts are built only from recorded data: regular, irregular and not determined students; students by year level from Freshman to Senior; bottleneck subjects, where the most students' latest grade is 5.0 or INC; and the subjects most often taken out of order. Each chart has a short explanation, shows the exact numbers on hover, and can be viewed as a table. The Dean sets the current semester from the dashboard and compares the programs of the college side by side, but does not open individual students' records, which remain the chairperson's work.</w:t>
       </w:r>
     </w:p>
     <w:p>
@@ -11421,7 +11190,7 @@
           <w:sz w:val="24"/>
           <w:szCs w:val="24"/>
         </w:rPr>
-        <w:t xml:space="preserve"> Supabase RLS scopes visibility by role: Program Chairpersons see only the data of their own program, while Deans see their whole college. Operations that must all succeed together, such as creating </w:t>
+        <w:t xml:space="preserve"> Supabase RLS scopes visibility by role: Program Chairpersons see only the data of their own program, while Deans see their whole college. Operations that must all succeed together, such as creating a program with its chairperson account, replacing a chairperson, or accepting a shifting student, run as single </w:t>
       </w:r>
       <w:r>
         <w:rPr>
@@ -11430,7 +11199,7 @@
           <w:szCs w:val="24"/>
         </w:rPr>
         <w:lastRenderedPageBreak/>
-        <w:t>a program with its chairperson account, replacing a chairperson, or accepting a shifting student, run as single database transactions. A new chairperson receives a temporary password from the Dean and must choose their own at first login, guided by a checklist that ticks each password rule as it is met, and actions that are hard to undo, such as dropping a student or saving grades, ask for confirmation first. Every page checks the user's role, so a page meant for another role cannot be opened by typing its address; users are signed out after 30 minutes without activity; and an account is blocked for 15 minutes after five wrong passwords.</w:t>
+        <w:t>database transactions. A new chairperson receives a temporary password from the Dean and must choose their own at first login, guided by a checklist that ticks each password rule as it is met, and actions that are hard to undo, such as dropping a student or saving grades, ask for confirmation first. Every page checks the user's role, so a page meant for another role cannot be opened by typing its address; users are signed out after 30 minutes without activity; and an account is blocked for 15 minutes after five wrong passwords.</w:t>
       </w:r>
     </w:p>
     <w:p>
@@ -11555,16 +11324,7 @@
           <w:sz w:val="24"/>
           <w:szCs w:val="24"/>
         </w:rPr>
-        <w:t xml:space="preserve">Student list with search from any page, filters and the reason for each student's status, and an audit page </w:t>
-      </w:r>
-      <w:r>
-        <w:rPr>
-          <w:rFonts w:ascii="Courier New" w:hAnsi="Courier New" w:cs="Courier New"/>
-          <w:sz w:val="24"/>
-          <w:szCs w:val="24"/>
-        </w:rPr>
-        <w:lastRenderedPageBreak/>
-        <w:t>showing each subject's status, grade, term and the reason for any violation</w:t>
+        <w:t>Student list with search from any page, filters and the reason for each student's status, and an audit page showing each subject's status, grade, term and the reason for any violation</w:t>
       </w:r>
     </w:p>
     <w:p>
@@ -11587,6 +11347,7 @@
           <w:sz w:val="24"/>
           <w:szCs w:val="24"/>
         </w:rPr>
+        <w:lastRenderedPageBreak/>
         <w:t>Term-based grade entry with KSU grade values, In progress marking for several subjects at once, INC completion, earlier-term protection and a database-written grade logbook</w:t>
       </w:r>
     </w:p>
@@ -11763,16 +11524,24 @@
           <w:sz w:val="24"/>
           <w:szCs w:val="24"/>
         </w:rPr>
+        <w:t xml:space="preserve">Scope boundaries. </w:t>
+      </w:r>
+      <w:r>
+        <w:rPr>
+          <w:rFonts w:ascii="Courier New" w:hAnsi="Courier New" w:cs="Courier New"/>
+          <w:sz w:val="24"/>
+          <w:szCs w:val="24"/>
+        </w:rPr>
+        <w:t xml:space="preserve">The system does not include subsystems for the Registrar, Accounting, or Library, and it is not connected to the KSU MIS. Its logic is limited to descriptive </w:t>
+      </w:r>
+      <w:r>
+        <w:rPr>
+          <w:rFonts w:ascii="Courier New" w:hAnsi="Courier New" w:cs="Courier New"/>
+          <w:sz w:val="24"/>
+          <w:szCs w:val="24"/>
+        </w:rPr>
         <w:lastRenderedPageBreak/>
-        <w:t xml:space="preserve">Scope boundaries. </w:t>
-      </w:r>
-      <w:r>
-        <w:rPr>
-          <w:rFonts w:ascii="Courier New" w:hAnsi="Courier New" w:cs="Courier New"/>
-          <w:sz w:val="24"/>
-          <w:szCs w:val="24"/>
-        </w:rPr>
-        <w:t>The system does not include subsystems for the Registrar, Accounting, or Library, and it is not connected to the KSU MIS. Its logic is limited to descriptive auditing (identifying compliance with existing rules); it does not perform predictive analytics, graduation monitoring, or AI-driven enrollment counseling.</w:t>
+        <w:t>auditing (identifying compliance with existing rules); it does not perform predictive analytics, graduation monitoring, or AI-driven enrollment counseling.</w:t>
       </w:r>
     </w:p>
     <w:p>
@@ -11830,7 +11599,6 @@
           </w:tcPr>
           <w:p>
             <w:pPr>
-              <w:keepNext/>
               <w:spacing w:before="40" w:after="40" w:line="264" w:lineRule="auto"/>
               <w:jc w:val="center"/>
               <w:rPr>
@@ -11859,7 +11627,6 @@
           </w:tcPr>
           <w:p>
             <w:pPr>
-              <w:keepNext/>
               <w:spacing w:before="40" w:after="40" w:line="264" w:lineRule="auto"/>
               <w:jc w:val="center"/>
               <w:rPr>
@@ -11888,7 +11655,6 @@
           </w:tcPr>
           <w:p>
             <w:pPr>
-              <w:keepNext/>
               <w:spacing w:before="40" w:after="40" w:line="264" w:lineRule="auto"/>
               <w:jc w:val="center"/>
               <w:rPr>
@@ -11922,7 +11688,6 @@
           </w:tcPr>
           <w:p>
             <w:pPr>
-              <w:keepNext/>
               <w:spacing w:before="40" w:after="40" w:line="264" w:lineRule="auto"/>
               <w:jc w:val="both"/>
               <w:rPr>
@@ -11947,7 +11712,6 @@
           </w:tcPr>
           <w:p>
             <w:pPr>
-              <w:keepNext/>
               <w:spacing w:before="40" w:after="40" w:line="264" w:lineRule="auto"/>
               <w:jc w:val="both"/>
               <w:rPr>
@@ -11972,7 +11736,6 @@
           </w:tcPr>
           <w:p>
             <w:pPr>
-              <w:keepNext/>
               <w:spacing w:before="40" w:after="40" w:line="264" w:lineRule="auto"/>
               <w:jc w:val="both"/>
               <w:rPr>
@@ -12002,7 +11765,6 @@
           </w:tcPr>
           <w:p>
             <w:pPr>
-              <w:keepNext/>
               <w:spacing w:before="40" w:after="40" w:line="264" w:lineRule="auto"/>
               <w:jc w:val="both"/>
               <w:rPr>
@@ -12027,7 +11789,6 @@
           </w:tcPr>
           <w:p>
             <w:pPr>
-              <w:keepNext/>
               <w:spacing w:before="40" w:after="40" w:line="264" w:lineRule="auto"/>
               <w:jc w:val="both"/>
               <w:rPr>
@@ -12052,7 +11813,6 @@
           </w:tcPr>
           <w:p>
             <w:pPr>
-              <w:keepNext/>
               <w:spacing w:before="40" w:after="40" w:line="264" w:lineRule="auto"/>
               <w:jc w:val="both"/>
               <w:rPr>
@@ -12212,7 +11972,7 @@
           <w:sz w:val="24"/>
           <w:szCs w:val="24"/>
         </w:rPr>
-        <w:t xml:space="preserve"> shows the two actors of the system. The Program Chairperson interacts with most modules: managing </w:t>
+        <w:t xml:space="preserve"> shows the two actors of the system. The Program Chairperson interacts with most modules: managing curriculum versions (including their import and export), registering and importing students, entering grades, viewing each student's audit and grade logbook, setting a year level </w:t>
       </w:r>
       <w:r>
         <w:rPr>
@@ -12221,7 +11981,7 @@
           <w:szCs w:val="24"/>
         </w:rPr>
         <w:lastRenderedPageBreak/>
-        <w:t>curriculum versions (including their import and export), registering and importing students, entering grades, viewing each student's audit and grade logbook, setting a year level by hand, recording shifts, transfers and drops, and reopening a locked record. The Dean oversees the college: viewing the dashboard of every program and comparing the programs, setting the current semester, creating programs with their chairperson accounts, reassigning chairpersons, and splitting the college by moving some of its programs to a new college with its own dean. Both log in, view a dashboard and the Student Movements page, and change their password, and a new chairperson must replace the temporary password at first login. The audit itself needs no separate action: the system performs it whenever a student's audit or the dashboard is shown.</w:t>
+        <w:t>by hand, recording shifts, transfers and drops, and reopening a locked record. The Dean oversees the college: viewing the dashboard of every program and comparing the programs, setting the current semester, creating programs with their chairperson accounts, reassigning chairpersons, and splitting the college by moving some of its programs to a new college with its own dean, and handing the deanship over to a successor. Both log in, view a dashboard and the Student Movements page, and change their password, and a new chairperson must replace the temporary password at first login. The audit itself needs no separate action: the system performs it whenever a student's audit or the dashboard is shown.</w:t>
       </w:r>
     </w:p>
     <w:p>
@@ -12239,10 +11999,9 @@
         <w:rPr>
           <w:noProof/>
         </w:rPr>
-        <w:lastRenderedPageBreak/>
         <w:drawing>
           <wp:inline distT="0" distB="0" distL="0" distR="0" wp14:anchorId="0CD2A12D" wp14:editId="077DEE87">
-            <wp:extent cx="5120640" cy="2891454"/>
+            <wp:extent cx="5120640" cy="3038246"/>
             <wp:effectExtent l="0" t="0" r="0" b="7620"/>
             <wp:docPr id="7000001" name="Figure 4.4. Use Case Diagram of Auditrix" descr="Figure 4.4. Use Case Diagram of Auditrix"/>
             <wp:cNvGraphicFramePr>
@@ -12256,7 +12015,7 @@
                     <pic:cNvPicPr/>
                   </pic:nvPicPr>
                   <pic:blipFill>
-                    <a:blip r:embed="rId31"/>
+                    <a:blip r:embed="rId29"/>
                     <a:stretch>
                       <a:fillRect/>
                     </a:stretch>
@@ -12264,7 +12023,7 @@
                   <pic:spPr>
                     <a:xfrm>
                       <a:off x="0" y="0"/>
-                      <a:ext cx="5120640" cy="2891454"/>
+                      <a:ext cx="5120640" cy="3038246"/>
                     </a:xfrm>
                     <a:prstGeom prst="rect">
                       <a:avLst/>
@@ -12341,7 +12100,7 @@
                     <pic:cNvPicPr/>
                   </pic:nvPicPr>
                   <pic:blipFill>
-                    <a:blip r:embed="rId32"/>
+                    <a:blip r:embed="rId30"/>
                     <a:stretch>
                       <a:fillRect/>
                     </a:stretch>
@@ -12464,7 +12223,7 @@
                     <pic:cNvPicPr/>
                   </pic:nvPicPr>
                   <pic:blipFill>
-                    <a:blip r:embed="rId33"/>
+                    <a:blip r:embed="rId31"/>
                     <a:stretch>
                       <a:fillRect/>
                     </a:stretch>
@@ -12551,7 +12310,7 @@
     <w:p>
       <w:pPr>
         <w:keepNext/>
-        <w:spacing w:line="480" w:lineRule="auto" w:before="240"/>
+        <w:spacing w:before="240" w:line="480" w:lineRule="auto"/>
         <w:jc w:val="both"/>
         <w:rPr>
           <w:rFonts w:ascii="Courier New" w:hAnsi="Courier New" w:cs="Courier New"/>
@@ -12598,7 +12357,7 @@
           <w:sz w:val="24"/>
           <w:szCs w:val="24"/>
         </w:rPr>
-        <w:t xml:space="preserve">The screens of the developed system are presented below in the order of the curriculum audit shown in </w:t>
+        <w:t xml:space="preserve">The screens of Auditrix are presented below following the activity diagram of the curriculum audit in </w:t>
       </w:r>
       <w:r>
         <w:rPr>
@@ -12616,7 +12375,7 @@
           <w:sz w:val="24"/>
           <w:szCs w:val="24"/>
         </w:rPr>
-        <w:t xml:space="preserve">, followed by the other screens of the system. They were captured from the running application with sample CEIT data.</w:t>
+        <w:t xml:space="preserve">. They follow one new student from the chairperson's log in to the student's audit report, and were captured from the running system with sample BSIT data.</w:t>
       </w:r>
     </w:p>
     <w:p>
@@ -12633,544 +12392,20 @@
       <w:r>
         <w:rPr>
           <w:rFonts w:ascii="Courier New" w:hAnsi="Courier New" w:cs="Courier New"/>
+          <w:sz w:val="24"/>
+          <w:szCs w:val="24"/>
+        </w:rPr>
+        <w:t xml:space="preserve">The process starts when the Program Chairperson logs in with a KSU staff account (</w:t>
+      </w:r>
+      <w:r>
+        <w:rPr>
+          <w:rFonts w:ascii="Courier New" w:hAnsi="Courier New" w:cs="Courier New"/>
           <w:b/>
           <w:bCs/>
           <w:sz w:val="24"/>
           <w:szCs w:val="24"/>
         </w:rPr>
         <w:t xml:space="preserve">Figure 4.7</w:t>
-      </w:r>
-      <w:r>
-        <w:rPr>
-          <w:rFonts w:ascii="Courier New" w:hAnsi="Courier New" w:cs="Courier New"/>
-          <w:sz w:val="24"/>
-          <w:szCs w:val="24"/>
-        </w:rPr>
-        <w:t xml:space="preserve"> shows the Log In page, where the process starts. The Dean and the Program Chairperson log in on the same page (</w:t>
-      </w:r>
-      <w:r>
-        <w:rPr>
-          <w:rFonts w:ascii="Courier New" w:hAnsi="Courier New" w:cs="Courier New"/>
-          <w:b/>
-          <w:bCs/>
-          <w:sz w:val="24"/>
-          <w:szCs w:val="24"/>
-        </w:rPr>
-        <w:t xml:space="preserve">Figure 4.7a</w:t>
-      </w:r>
-      <w:r>
-        <w:rPr>
-          <w:rFonts w:ascii="Courier New" w:hAnsi="Courier New" w:cs="Courier New"/>
-          <w:sz w:val="24"/>
-          <w:szCs w:val="24"/>
-        </w:rPr>
-        <w:t xml:space="preserve"> and </w:t>
-      </w:r>
-      <w:r>
-        <w:rPr>
-          <w:rFonts w:ascii="Courier New" w:hAnsi="Courier New" w:cs="Courier New"/>
-          <w:b/>
-          <w:bCs/>
-          <w:sz w:val="24"/>
-          <w:szCs w:val="24"/>
-        </w:rPr>
-        <w:t xml:space="preserve">Figure 4.7b</w:t>
-      </w:r>
-      <w:r>
-        <w:rPr>
-          <w:rFonts w:ascii="Courier New" w:hAnsi="Courier New" w:cs="Courier New"/>
-          <w:sz w:val="24"/>
-          <w:szCs w:val="24"/>
-        </w:rPr>
-        <w:t xml:space="preserve">), and a new chairperson must replace the temporary password at the first log in, guided by a checklist of the password rules (</w:t>
-      </w:r>
-      <w:r>
-        <w:rPr>
-          <w:rFonts w:ascii="Courier New" w:hAnsi="Courier New" w:cs="Courier New"/>
-          <w:b/>
-          <w:bCs/>
-          <w:sz w:val="24"/>
-          <w:szCs w:val="24"/>
-        </w:rPr>
-        <w:t xml:space="preserve">Figure 4.7c</w:t>
-      </w:r>
-      <w:r>
-        <w:rPr>
-          <w:rFonts w:ascii="Courier New" w:hAnsi="Courier New" w:cs="Courier New"/>
-          <w:sz w:val="24"/>
-          <w:szCs w:val="24"/>
-        </w:rPr>
-        <w:t xml:space="preserve">).</w:t>
-      </w:r>
-    </w:p>
-    <w:p>
-      <w:pPr>
-        <w:spacing w:line="480" w:lineRule="auto"/>
-        <w:ind w:firstLine="720"/>
-        <w:jc w:val="both"/>
-        <w:rPr>
-          <w:rFonts w:ascii="Courier New" w:hAnsi="Courier New" w:cs="Courier New"/>
-          <w:sz w:val="24"/>
-          <w:szCs w:val="24"/>
-        </w:rPr>
-      </w:pPr>
-      <w:r>
-        <w:rPr>
-          <w:rFonts w:ascii="Courier New" w:hAnsi="Courier New" w:cs="Courier New"/>
-          <w:b/>
-          <w:bCs/>
-          <w:sz w:val="24"/>
-          <w:szCs w:val="24"/>
-        </w:rPr>
-        <w:t xml:space="preserve">Figure 4.8</w:t>
-      </w:r>
-      <w:r>
-        <w:rPr>
-          <w:rFonts w:ascii="Courier New" w:hAnsi="Courier New" w:cs="Courier New"/>
-          <w:sz w:val="24"/>
-          <w:szCs w:val="24"/>
-        </w:rPr>
-        <w:t xml:space="preserve"> shows the Students page, where the chairperson checks whether the student is already in the system, the first decision in </w:t>
-      </w:r>
-      <w:r>
-        <w:rPr>
-          <w:rFonts w:ascii="Courier New" w:hAnsi="Courier New" w:cs="Courier New"/>
-          <w:b/>
-          <w:bCs/>
-          <w:sz w:val="24"/>
-          <w:szCs w:val="24"/>
-        </w:rPr>
-        <w:t xml:space="preserve">Figure 4.5</w:t>
-      </w:r>
-      <w:r>
-        <w:rPr>
-          <w:rFonts w:ascii="Courier New" w:hAnsi="Courier New" w:cs="Courier New"/>
-          <w:sz w:val="24"/>
-          <w:szCs w:val="24"/>
-        </w:rPr>
-        <w:t xml:space="preserve">. Students can be searched by name or ID number and filtered, and each row shows the student's status. A student who is not yet listed is registered, or imported from a student list, before the grades are entered.</w:t>
-      </w:r>
-    </w:p>
-    <w:p>
-      <w:pPr>
-        <w:spacing w:line="480" w:lineRule="auto"/>
-        <w:ind w:firstLine="720"/>
-        <w:jc w:val="both"/>
-        <w:rPr>
-          <w:rFonts w:ascii="Courier New" w:hAnsi="Courier New" w:cs="Courier New"/>
-          <w:sz w:val="24"/>
-          <w:szCs w:val="24"/>
-        </w:rPr>
-      </w:pPr>
-      <w:r>
-        <w:rPr>
-          <w:rFonts w:ascii="Courier New" w:hAnsi="Courier New" w:cs="Courier New"/>
-          <w:b/>
-          <w:bCs/>
-          <w:sz w:val="24"/>
-          <w:szCs w:val="24"/>
-        </w:rPr>
-        <w:t xml:space="preserve">Figure 4.9</w:t>
-      </w:r>
-      <w:r>
-        <w:rPr>
-          <w:rFonts w:ascii="Courier New" w:hAnsi="Courier New" w:cs="Courier New"/>
-          <w:sz w:val="24"/>
-          <w:szCs w:val="24"/>
-        </w:rPr>
-        <w:t xml:space="preserve"> shows the Enter Grades page, where the chairperson enters the student's grade history term by term. The chairperson chooses the term and the curriculum year and semester, then enters the grades, which are checked for valid KSU grade values before they are saved.</w:t>
-      </w:r>
-    </w:p>
-    <w:p>
-      <w:pPr>
-        <w:spacing w:line="480" w:lineRule="auto"/>
-        <w:ind w:firstLine="720"/>
-        <w:jc w:val="both"/>
-        <w:rPr>
-          <w:rFonts w:ascii="Courier New" w:hAnsi="Courier New" w:cs="Courier New"/>
-          <w:sz w:val="24"/>
-          <w:szCs w:val="24"/>
-        </w:rPr>
-      </w:pPr>
-      <w:r>
-        <w:rPr>
-          <w:rFonts w:ascii="Courier New" w:hAnsi="Courier New" w:cs="Courier New"/>
-          <w:sz w:val="24"/>
-          <w:szCs w:val="24"/>
-        </w:rPr>
-        <w:t xml:space="preserve">Once the grades are saved, the Audit Engine audits the student's record against the curriculum, and the result is shown on the Student Audit page (</w:t>
-      </w:r>
-      <w:r>
-        <w:rPr>
-          <w:rFonts w:ascii="Courier New" w:hAnsi="Courier New" w:cs="Courier New"/>
-          <w:b/>
-          <w:bCs/>
-          <w:sz w:val="24"/>
-          <w:szCs w:val="24"/>
-        </w:rPr>
-        <w:t xml:space="preserve">Figure 4.10</w:t>
-      </w:r>
-      <w:r>
-        <w:rPr>
-          <w:rFonts w:ascii="Courier New" w:hAnsi="Courier New" w:cs="Courier New"/>
-          <w:sz w:val="24"/>
-          <w:szCs w:val="24"/>
-        </w:rPr>
-        <w:t xml:space="preserve">), the audit report that ends the process in </w:t>
-      </w:r>
-      <w:r>
-        <w:rPr>
-          <w:rFonts w:ascii="Courier New" w:hAnsi="Courier New" w:cs="Courier New"/>
-          <w:b/>
-          <w:bCs/>
-          <w:sz w:val="24"/>
-          <w:szCs w:val="24"/>
-        </w:rPr>
-        <w:t xml:space="preserve">Figure 4.5</w:t>
-      </w:r>
-      <w:r>
-        <w:rPr>
-          <w:rFonts w:ascii="Courier New" w:hAnsi="Courier New" w:cs="Courier New"/>
-          <w:sz w:val="24"/>
-          <w:szCs w:val="24"/>
-        </w:rPr>
-        <w:t xml:space="preserve">. Each subject is listed with its status, grade, term and the reason for its status (</w:t>
-      </w:r>
-      <w:r>
-        <w:rPr>
-          <w:rFonts w:ascii="Courier New" w:hAnsi="Courier New" w:cs="Courier New"/>
-          <w:b/>
-          <w:bCs/>
-          <w:sz w:val="24"/>
-          <w:szCs w:val="24"/>
-        </w:rPr>
-        <w:t xml:space="preserve">Figure 4.10a</w:t>
-      </w:r>
-      <w:r>
-        <w:rPr>
-          <w:rFonts w:ascii="Courier New" w:hAnsi="Courier New" w:cs="Courier New"/>
-          <w:sz w:val="24"/>
-          <w:szCs w:val="24"/>
-        </w:rPr>
-        <w:t xml:space="preserve">). </w:t>
-      </w:r>
-      <w:r>
-        <w:rPr>
-          <w:rFonts w:ascii="Courier New" w:hAnsi="Courier New" w:cs="Courier New"/>
-          <w:b/>
-          <w:bCs/>
-          <w:sz w:val="24"/>
-          <w:szCs w:val="24"/>
-        </w:rPr>
-        <w:t xml:space="preserve">Figure 4.10b</w:t>
-      </w:r>
-      <w:r>
-        <w:rPr>
-          <w:rFonts w:ascii="Courier New" w:hAnsi="Courier New" w:cs="Courier New"/>
-          <w:sz w:val="24"/>
-          <w:szCs w:val="24"/>
-        </w:rPr>
-        <w:t xml:space="preserve"> shows a student with a subject taken out of order, flagged as a Violation with its reason, and an Irregular status, while </w:t>
-      </w:r>
-      <w:r>
-        <w:rPr>
-          <w:rFonts w:ascii="Courier New" w:hAnsi="Courier New" w:cs="Courier New"/>
-          <w:b/>
-          <w:bCs/>
-          <w:sz w:val="24"/>
-          <w:szCs w:val="24"/>
-        </w:rPr>
-        <w:t xml:space="preserve">Figure 4.10c</w:t>
-      </w:r>
-      <w:r>
-        <w:rPr>
-          <w:rFonts w:ascii="Courier New" w:hAnsi="Courier New" w:cs="Courier New"/>
-          <w:sz w:val="24"/>
-          <w:szCs w:val="24"/>
-        </w:rPr>
-        <w:t xml:space="preserve"> shows a fully compliant, Regular student.</w:t>
-      </w:r>
-    </w:p>
-    <w:p>
-      <w:pPr>
-        <w:spacing w:line="480" w:lineRule="auto"/>
-        <w:ind w:firstLine="720"/>
-        <w:jc w:val="both"/>
-        <w:rPr>
-          <w:rFonts w:ascii="Courier New" w:hAnsi="Courier New" w:cs="Courier New"/>
-          <w:sz w:val="24"/>
-          <w:szCs w:val="24"/>
-        </w:rPr>
-      </w:pPr>
-      <w:r>
-        <w:rPr>
-          <w:rFonts w:ascii="Courier New" w:hAnsi="Courier New" w:cs="Courier New"/>
-          <w:sz w:val="24"/>
-          <w:szCs w:val="24"/>
-        </w:rPr>
-        <w:t xml:space="preserve">The remaining screens support the audit. From a student's audit page, the chairperson opens the student's other pages (</w:t>
-      </w:r>
-      <w:r>
-        <w:rPr>
-          <w:rFonts w:ascii="Courier New" w:hAnsi="Courier New" w:cs="Courier New"/>
-          <w:b/>
-          <w:bCs/>
-          <w:sz w:val="24"/>
-          <w:szCs w:val="24"/>
-        </w:rPr>
-        <w:t xml:space="preserve">Figure 4.11</w:t>
-      </w:r>
-      <w:r>
-        <w:rPr>
-          <w:rFonts w:ascii="Courier New" w:hAnsi="Courier New" w:cs="Courier New"/>
-          <w:sz w:val="24"/>
-          <w:szCs w:val="24"/>
-        </w:rPr>
-        <w:t xml:space="preserve">): Edit Student, where the year level is worked out automatically or set by hand (</w:t>
-      </w:r>
-      <w:r>
-        <w:rPr>
-          <w:rFonts w:ascii="Courier New" w:hAnsi="Courier New" w:cs="Courier New"/>
-          <w:b/>
-          <w:bCs/>
-          <w:sz w:val="24"/>
-          <w:szCs w:val="24"/>
-        </w:rPr>
-        <w:t xml:space="preserve">Figure 4.11a</w:t>
-      </w:r>
-      <w:r>
-        <w:rPr>
-          <w:rFonts w:ascii="Courier New" w:hAnsi="Courier New" w:cs="Courier New"/>
-          <w:sz w:val="24"/>
-          <w:szCs w:val="24"/>
-        </w:rPr>
-        <w:t xml:space="preserve">); the Grade Logbook, which keeps a record of every grade entered or changed (</w:t>
-      </w:r>
-      <w:r>
-        <w:rPr>
-          <w:rFonts w:ascii="Courier New" w:hAnsi="Courier New" w:cs="Courier New"/>
-          <w:b/>
-          <w:bCs/>
-          <w:sz w:val="24"/>
-          <w:szCs w:val="24"/>
-        </w:rPr>
-        <w:t xml:space="preserve">Figure 4.11b</w:t>
-      </w:r>
-      <w:r>
-        <w:rPr>
-          <w:rFonts w:ascii="Courier New" w:hAnsi="Courier New" w:cs="Courier New"/>
-          <w:sz w:val="24"/>
-          <w:szCs w:val="24"/>
-        </w:rPr>
-        <w:t xml:space="preserve">); and Transfer / Shift, where shifts, transfers and drops are recorded (</w:t>
-      </w:r>
-      <w:r>
-        <w:rPr>
-          <w:rFonts w:ascii="Courier New" w:hAnsi="Courier New" w:cs="Courier New"/>
-          <w:b/>
-          <w:bCs/>
-          <w:sz w:val="24"/>
-          <w:szCs w:val="24"/>
-        </w:rPr>
-        <w:t xml:space="preserve">Figure 4.11c</w:t>
-      </w:r>
-      <w:r>
-        <w:rPr>
-          <w:rFonts w:ascii="Courier New" w:hAnsi="Courier New" w:cs="Courier New"/>
-          <w:sz w:val="24"/>
-          <w:szCs w:val="24"/>
-        </w:rPr>
-        <w:t xml:space="preserve">).</w:t>
-      </w:r>
-    </w:p>
-    <w:p>
-      <w:pPr>
-        <w:spacing w:line="480" w:lineRule="auto"/>
-        <w:ind w:firstLine="720"/>
-        <w:jc w:val="both"/>
-        <w:rPr>
-          <w:rFonts w:ascii="Courier New" w:hAnsi="Courier New" w:cs="Courier New"/>
-          <w:sz w:val="24"/>
-          <w:szCs w:val="24"/>
-        </w:rPr>
-      </w:pPr>
-      <w:r>
-        <w:rPr>
-          <w:rFonts w:ascii="Courier New" w:hAnsi="Courier New" w:cs="Courier New"/>
-          <w:b/>
-          <w:bCs/>
-          <w:sz w:val="24"/>
-          <w:szCs w:val="24"/>
-        </w:rPr>
-        <w:t xml:space="preserve">Figure 4.12</w:t>
-      </w:r>
-      <w:r>
-        <w:rPr>
-          <w:rFonts w:ascii="Courier New" w:hAnsi="Courier New" w:cs="Courier New"/>
-          <w:sz w:val="24"/>
-          <w:szCs w:val="24"/>
-        </w:rPr>
-        <w:t xml:space="preserve"> shows the dashboards that users see after logging in. The Program Chairperson's dashboard summarizes the program (</w:t>
-      </w:r>
-      <w:r>
-        <w:rPr>
-          <w:rFonts w:ascii="Courier New" w:hAnsi="Courier New" w:cs="Courier New"/>
-          <w:b/>
-          <w:bCs/>
-          <w:sz w:val="24"/>
-          <w:szCs w:val="24"/>
-        </w:rPr>
-        <w:t xml:space="preserve">Figure 4.12a</w:t>
-      </w:r>
-      <w:r>
-        <w:rPr>
-          <w:rFonts w:ascii="Courier New" w:hAnsi="Courier New" w:cs="Courier New"/>
-          <w:sz w:val="24"/>
-          <w:szCs w:val="24"/>
-        </w:rPr>
-        <w:t xml:space="preserve">), while the Dean's dashboard covers every program of the college and is where the current semester is set (</w:t>
-      </w:r>
-      <w:r>
-        <w:rPr>
-          <w:rFonts w:ascii="Courier New" w:hAnsi="Courier New" w:cs="Courier New"/>
-          <w:b/>
-          <w:bCs/>
-          <w:sz w:val="24"/>
-          <w:szCs w:val="24"/>
-        </w:rPr>
-        <w:t xml:space="preserve">Figure 4.12b</w:t>
-      </w:r>
-      <w:r>
-        <w:rPr>
-          <w:rFonts w:ascii="Courier New" w:hAnsi="Courier New" w:cs="Courier New"/>
-          <w:sz w:val="24"/>
-          <w:szCs w:val="24"/>
-        </w:rPr>
-        <w:t xml:space="preserve">).</w:t>
-      </w:r>
-    </w:p>
-    <w:p>
-      <w:pPr>
-        <w:spacing w:line="480" w:lineRule="auto"/>
-        <w:ind w:firstLine="720"/>
-        <w:jc w:val="both"/>
-        <w:rPr>
-          <w:rFonts w:ascii="Courier New" w:hAnsi="Courier New" w:cs="Courier New"/>
-          <w:sz w:val="24"/>
-          <w:szCs w:val="24"/>
-        </w:rPr>
-      </w:pPr>
-      <w:r>
-        <w:rPr>
-          <w:rFonts w:ascii="Courier New" w:hAnsi="Courier New" w:cs="Courier New"/>
-          <w:b/>
-          <w:bCs/>
-          <w:sz w:val="24"/>
-          <w:szCs w:val="24"/>
-        </w:rPr>
-        <w:t xml:space="preserve">Figure 4.13</w:t>
-      </w:r>
-      <w:r>
-        <w:rPr>
-          <w:rFonts w:ascii="Courier New" w:hAnsi="Courier New" w:cs="Courier New"/>
-          <w:sz w:val="24"/>
-          <w:szCs w:val="24"/>
-        </w:rPr>
-        <w:t xml:space="preserve"> shows curriculum management. Each program keeps its curriculum versions (</w:t>
-      </w:r>
-      <w:r>
-        <w:rPr>
-          <w:rFonts w:ascii="Courier New" w:hAnsi="Courier New" w:cs="Courier New"/>
-          <w:b/>
-          <w:bCs/>
-          <w:sz w:val="24"/>
-          <w:szCs w:val="24"/>
-        </w:rPr>
-        <w:t xml:space="preserve">Figure 4.13a</w:t>
-      </w:r>
-      <w:r>
-        <w:rPr>
-          <w:rFonts w:ascii="Courier New" w:hAnsi="Courier New" w:cs="Courier New"/>
-          <w:sz w:val="24"/>
-          <w:szCs w:val="24"/>
-        </w:rPr>
-        <w:t xml:space="preserve">); a curriculum can be imported from a file, with a preview of the changes before they are saved (</w:t>
-      </w:r>
-      <w:r>
-        <w:rPr>
-          <w:rFonts w:ascii="Courier New" w:hAnsi="Courier New" w:cs="Courier New"/>
-          <w:b/>
-          <w:bCs/>
-          <w:sz w:val="24"/>
-          <w:szCs w:val="24"/>
-        </w:rPr>
-        <w:t xml:space="preserve">Figure 4.13b</w:t>
-      </w:r>
-      <w:r>
-        <w:rPr>
-          <w:rFonts w:ascii="Courier New" w:hAnsi="Courier New" w:cs="Courier New"/>
-          <w:sz w:val="24"/>
-          <w:szCs w:val="24"/>
-        </w:rPr>
-        <w:t xml:space="preserve">); and a version can be exported to CSV or PDF (</w:t>
-      </w:r>
-      <w:r>
-        <w:rPr>
-          <w:rFonts w:ascii="Courier New" w:hAnsi="Courier New" w:cs="Courier New"/>
-          <w:b/>
-          <w:bCs/>
-          <w:sz w:val="24"/>
-          <w:szCs w:val="24"/>
-        </w:rPr>
-        <w:t xml:space="preserve">Figure 4.13c</w:t>
-      </w:r>
-      <w:r>
-        <w:rPr>
-          <w:rFonts w:ascii="Courier New" w:hAnsi="Courier New" w:cs="Courier New"/>
-          <w:sz w:val="24"/>
-          <w:szCs w:val="24"/>
-        </w:rPr>
-        <w:t xml:space="preserve">).</w:t>
-      </w:r>
-    </w:p>
-    <w:p>
-      <w:pPr>
-        <w:spacing w:line="480" w:lineRule="auto"/>
-        <w:ind w:firstLine="720"/>
-        <w:jc w:val="both"/>
-        <w:rPr>
-          <w:rFonts w:ascii="Courier New" w:hAnsi="Courier New" w:cs="Courier New"/>
-          <w:sz w:val="24"/>
-          <w:szCs w:val="24"/>
-        </w:rPr>
-      </w:pPr>
-      <w:r>
-        <w:rPr>
-          <w:rFonts w:ascii="Courier New" w:hAnsi="Courier New" w:cs="Courier New"/>
-          <w:b/>
-          <w:bCs/>
-          <w:sz w:val="24"/>
-          <w:szCs w:val="24"/>
-        </w:rPr>
-        <w:t xml:space="preserve">Figure 4.14</w:t>
-      </w:r>
-      <w:r>
-        <w:rPr>
-          <w:rFonts w:ascii="Courier New" w:hAnsi="Courier New" w:cs="Courier New"/>
-          <w:sz w:val="24"/>
-          <w:szCs w:val="24"/>
-        </w:rPr>
-        <w:t xml:space="preserve"> shows the Create Program page, where the Dean creates a new program together with the account of its chairperson and a temporary password, which the chairperson replaces at the first log in (</w:t>
-      </w:r>
-      <w:r>
-        <w:rPr>
-          <w:rFonts w:ascii="Courier New" w:hAnsi="Courier New" w:cs="Courier New"/>
-          <w:b/>
-          <w:bCs/>
-          <w:sz w:val="24"/>
-          <w:szCs w:val="24"/>
-        </w:rPr>
-        <w:t xml:space="preserve">Figure 4.7c</w:t>
       </w:r>
       <w:r>
         <w:rPr>
@@ -13196,12 +12431,11 @@
         <w:rPr>
           <w:noProof/>
         </w:rPr>
-        <w:lastRenderedPageBreak/>
         <w:drawing>
           <wp:inline distT="0" distB="0" distL="0" distR="0" wp14:anchorId="5900278C" wp14:editId="75FA05C4">
-            <wp:extent cx="5669280" cy="3010054"/>
+            <wp:extent cx="5083534" cy="3145536"/>
             <wp:effectExtent l="0" t="0" r="0" b="0"/>
-            <wp:docPr id="215" name="Figure 4.7a" descr="Figure 4.7a. Log In — Dean role"/>
+            <wp:docPr id="9101" name="Figure 4.7" descr="Figure 4.7. Log In"/>
             <wp:cNvGraphicFramePr>
               <a:graphicFrameLocks xmlns:a="http://schemas.openxmlformats.org/drawingml/2006/main" noChangeAspect="1"/>
             </wp:cNvGraphicFramePr>
@@ -13213,7 +12447,7 @@
                     <pic:cNvPicPr/>
                   </pic:nvPicPr>
                   <pic:blipFill>
-                    <a:blip r:embed="rId34"/>
+                    <a:blip r:embed="rIdStory01"/>
                     <a:stretch>
                       <a:fillRect/>
                     </a:stretch>
@@ -13221,7 +12455,7 @@
                   <pic:spPr>
                     <a:xfrm>
                       <a:off x="0" y="0"/>
-                      <a:ext cx="5669280" cy="3010054"/>
+                      <a:ext cx="5083534" cy="3145536"/>
                     </a:xfrm>
                     <a:prstGeom prst="rect">
                       <a:avLst/>
@@ -13254,16 +12488,54 @@
           <w:sz w:val="24"/>
           <w:szCs w:val="24"/>
         </w:rPr>
-        <w:t>Figure 4.7a. Log In — Dean role</w:t>
+        <w:t>Figure 4.7. Log In</w:t>
       </w:r>
       <w:r>
         <w:fldChar w:fldCharType="begin"/>
       </w:r>
       <w:r>
-        <w:instrText xml:space="preserve"> TC "Figure 4.7a. Log In — Dean role" \f f \l 1 </w:instrText>
+        <w:instrText xml:space="preserve"> TC "Figure 4.7. Log In" \f f \l 1 </w:instrText>
       </w:r>
       <w:r>
         <w:fldChar w:fldCharType="end"/>
+      </w:r>
+    </w:p>
+    <w:p>
+      <w:pPr>
+        <w:spacing w:line="480" w:lineRule="auto"/>
+        <w:ind w:firstLine="720"/>
+        <w:jc w:val="both"/>
+        <w:rPr>
+          <w:rFonts w:ascii="Courier New" w:hAnsi="Courier New" w:cs="Courier New"/>
+          <w:sz w:val="24"/>
+          <w:szCs w:val="24"/>
+        </w:rPr>
+      </w:pPr>
+      <w:r>
+        <w:rPr>
+          <w:rFonts w:ascii="Courier New" w:hAnsi="Courier New" w:cs="Courier New"/>
+          <w:sz w:val="24"/>
+          <w:szCs w:val="24"/>
+        </w:rPr>
+        <w:t xml:space="preserve">The chairperson first checks whether the student is new by searching the Students page by name or ID number (</w:t>
+      </w:r>
+      <w:r>
+        <w:rPr>
+          <w:rFonts w:ascii="Courier New" w:hAnsi="Courier New" w:cs="Courier New"/>
+          <w:b/>
+          <w:bCs/>
+          <w:sz w:val="24"/>
+          <w:szCs w:val="24"/>
+        </w:rPr>
+        <w:t xml:space="preserve">Figure 4.8</w:t>
+      </w:r>
+      <w:r>
+        <w:rPr>
+          <w:rFonts w:ascii="Courier New" w:hAnsi="Courier New" w:cs="Courier New"/>
+          <w:sz w:val="24"/>
+          <w:szCs w:val="24"/>
+        </w:rPr>
+        <w:t xml:space="preserve">). No student matches the search, so the student is new and has to be registered.</w:t>
       </w:r>
     </w:p>
     <w:p>
@@ -13282,10 +12554,10 @@
           <w:noProof/>
         </w:rPr>
         <w:drawing>
-          <wp:inline distT="0" distB="0" distL="0" distR="0" wp14:anchorId="13BC1D3A" wp14:editId="32B9F8A3">
-            <wp:extent cx="5669280" cy="3010054"/>
+          <wp:inline distT="0" distB="0" distL="0" distR="0" wp14:anchorId="5900278C" wp14:editId="75FA05C4">
+            <wp:extent cx="5083534" cy="3145536"/>
             <wp:effectExtent l="0" t="0" r="0" b="0"/>
-            <wp:docPr id="216" name="Figure 4.7b" descr="Figure 4.7b. Log In — Program Chairperson role"/>
+            <wp:docPr id="9102" name="Figure 4.8" descr="Figure 4.8. Students — searching for the student"/>
             <wp:cNvGraphicFramePr>
               <a:graphicFrameLocks xmlns:a="http://schemas.openxmlformats.org/drawingml/2006/main" noChangeAspect="1"/>
             </wp:cNvGraphicFramePr>
@@ -13293,11 +12565,11 @@
               <a:graphicData uri="http://schemas.openxmlformats.org/drawingml/2006/picture">
                 <pic:pic xmlns:pic="http://schemas.openxmlformats.org/drawingml/2006/picture">
                   <pic:nvPicPr>
-                    <pic:cNvPr id="216" name="Auditrix login, Chairperson account"/>
+                    <pic:cNvPr id="215" name="Auditrix login, Dean account"/>
                     <pic:cNvPicPr/>
                   </pic:nvPicPr>
                   <pic:blipFill>
-                    <a:blip r:embed="rId35"/>
+                    <a:blip r:embed="rIdStory02"/>
                     <a:stretch>
                       <a:fillRect/>
                     </a:stretch>
@@ -13305,7 +12577,7 @@
                   <pic:spPr>
                     <a:xfrm>
                       <a:off x="0" y="0"/>
-                      <a:ext cx="5669280" cy="3010054"/>
+                      <a:ext cx="5083534" cy="3145536"/>
                     </a:xfrm>
                     <a:prstGeom prst="rect">
                       <a:avLst/>
@@ -13338,16 +12610,54 @@
           <w:sz w:val="24"/>
           <w:szCs w:val="24"/>
         </w:rPr>
-        <w:t>Figure 4.7b. Log In — Program Chairperson role</w:t>
+        <w:t>Figure 4.8. Students — searching for the student</w:t>
       </w:r>
       <w:r>
         <w:fldChar w:fldCharType="begin"/>
       </w:r>
       <w:r>
-        <w:instrText xml:space="preserve"> TC "Figure 4.7b. Log In — Program Chairperson role" \f f \l 1 </w:instrText>
+        <w:instrText xml:space="preserve"> TC "Figure 4.8. Students — searching for the student" \f f \l 1 </w:instrText>
       </w:r>
       <w:r>
         <w:fldChar w:fldCharType="end"/>
+      </w:r>
+    </w:p>
+    <w:p>
+      <w:pPr>
+        <w:spacing w:line="480" w:lineRule="auto"/>
+        <w:ind w:firstLine="720"/>
+        <w:jc w:val="both"/>
+        <w:rPr>
+          <w:rFonts w:ascii="Courier New" w:hAnsi="Courier New" w:cs="Courier New"/>
+          <w:sz w:val="24"/>
+          <w:szCs w:val="24"/>
+        </w:rPr>
+      </w:pPr>
+      <w:r>
+        <w:rPr>
+          <w:rFonts w:ascii="Courier New" w:hAnsi="Courier New" w:cs="Courier New"/>
+          <w:sz w:val="24"/>
+          <w:szCs w:val="24"/>
+        </w:rPr>
+        <w:t xml:space="preserve">A new student is registered one at a time on the Register Student page by entering the ID number, the full name, the curriculum version and the year level (</w:t>
+      </w:r>
+      <w:r>
+        <w:rPr>
+          <w:rFonts w:ascii="Courier New" w:hAnsi="Courier New" w:cs="Courier New"/>
+          <w:b/>
+          <w:bCs/>
+          <w:sz w:val="24"/>
+          <w:szCs w:val="24"/>
+        </w:rPr>
+        <w:t xml:space="preserve">Figure 4.9</w:t>
+      </w:r>
+      <w:r>
+        <w:rPr>
+          <w:rFonts w:ascii="Courier New" w:hAnsi="Courier New" w:cs="Courier New"/>
+          <w:sz w:val="24"/>
+          <w:szCs w:val="24"/>
+        </w:rPr>
+        <w:t xml:space="preserve">).</w:t>
       </w:r>
     </w:p>
     <w:p>
@@ -13366,10 +12676,10 @@
           <w:noProof/>
         </w:rPr>
         <w:drawing>
-          <wp:inline distT="0" distB="0" distL="0" distR="0" wp14:anchorId="7A8ED682" wp14:editId="54C8238D">
-            <wp:extent cx="4543516" cy="2953512"/>
+          <wp:inline distT="0" distB="0" distL="0" distR="0" wp14:anchorId="5900278C" wp14:editId="75FA05C4">
+            <wp:extent cx="3673904" cy="2273300"/>
             <wp:effectExtent l="0" t="0" r="0" b="0"/>
-            <wp:docPr id="8000101" name="Figure 4.7c" descr="Figure 4.7c. First Log In — password change with the rules checklist"/>
+            <wp:docPr id="9103" name="Figure 4.9" descr="Figure 4.9. Register Student — one student"/>
             <wp:cNvGraphicFramePr>
               <a:graphicFrameLocks xmlns:a="http://schemas.openxmlformats.org/drawingml/2006/main" noChangeAspect="1"/>
             </wp:cNvGraphicFramePr>
@@ -13377,11 +12687,11 @@
               <a:graphicData uri="http://schemas.openxmlformats.org/drawingml/2006/picture">
                 <pic:pic xmlns:pic="http://schemas.openxmlformats.org/drawingml/2006/picture">
                   <pic:nvPicPr>
-                    <pic:cNvPr id="8000101" name="Figure 4.7l"/>
+                    <pic:cNvPr id="215" name="Auditrix login, Dean account"/>
                     <pic:cNvPicPr/>
                   </pic:nvPicPr>
                   <pic:blipFill>
-                    <a:blip r:embed="rId45"/>
+                    <a:blip r:embed="rIdStory03"/>
                     <a:stretch>
                       <a:fillRect/>
                     </a:stretch>
@@ -13389,7 +12699,7 @@
                   <pic:spPr>
                     <a:xfrm>
                       <a:off x="0" y="0"/>
-                      <a:ext cx="4543516" cy="2953512"/>
+                      <a:ext cx="3673904" cy="2273300"/>
                     </a:xfrm>
                     <a:prstGeom prst="rect">
                       <a:avLst/>
@@ -13422,16 +12732,90 @@
           <w:sz w:val="24"/>
           <w:szCs w:val="24"/>
         </w:rPr>
-        <w:t>Figure 4.7c. First Log In — password change with the rules checklist</w:t>
+        <w:t>Figure 4.9. Register Student — one student</w:t>
       </w:r>
       <w:r>
         <w:fldChar w:fldCharType="begin"/>
       </w:r>
       <w:r>
-        <w:instrText xml:space="preserve"> TC "Figure 4.7c. First Log In — password change with the rules checklist" \f f \l 1 </w:instrText>
+        <w:instrText xml:space="preserve"> TC "Figure 4.9. Register Student — one student" \f f \l 1 </w:instrText>
       </w:r>
       <w:r>
         <w:fldChar w:fldCharType="end"/>
+      </w:r>
+    </w:p>
+    <w:p>
+      <w:pPr>
+        <w:spacing w:line="480" w:lineRule="auto"/>
+        <w:ind w:firstLine="720"/>
+        <w:jc w:val="both"/>
+        <w:rPr>
+          <w:rFonts w:ascii="Courier New" w:hAnsi="Courier New" w:cs="Courier New"/>
+          <w:sz w:val="24"/>
+          <w:szCs w:val="24"/>
+        </w:rPr>
+      </w:pPr>
+      <w:r>
+        <w:rPr>
+          <w:rFonts w:ascii="Courier New" w:hAnsi="Courier New" w:cs="Courier New"/>
+          <w:sz w:val="24"/>
+          <w:szCs w:val="24"/>
+        </w:rPr>
+        <w:t xml:space="preserve">Students can also be registered by batch by importing a class list (</w:t>
+      </w:r>
+      <w:r>
+        <w:rPr>
+          <w:rFonts w:ascii="Courier New" w:hAnsi="Courier New" w:cs="Courier New"/>
+          <w:b/>
+          <w:bCs/>
+          <w:sz w:val="24"/>
+          <w:szCs w:val="24"/>
+        </w:rPr>
+        <w:t xml:space="preserve">Figure 4.10</w:t>
+      </w:r>
+      <w:r>
+        <w:rPr>
+          <w:rFonts w:ascii="Courier New" w:hAnsi="Courier New" w:cs="Courier New"/>
+          <w:sz w:val="24"/>
+          <w:szCs w:val="24"/>
+        </w:rPr>
+        <w:t xml:space="preserve">). The chairperson chooses the curriculum version and an Excel, CSV or KSU-MIS export file (</w:t>
+      </w:r>
+      <w:r>
+        <w:rPr>
+          <w:rFonts w:ascii="Courier New" w:hAnsi="Courier New" w:cs="Courier New"/>
+          <w:b/>
+          <w:bCs/>
+          <w:sz w:val="24"/>
+          <w:szCs w:val="24"/>
+        </w:rPr>
+        <w:t xml:space="preserve">Figure 4.10a</w:t>
+      </w:r>
+      <w:r>
+        <w:rPr>
+          <w:rFonts w:ascii="Courier New" w:hAnsi="Courier New" w:cs="Courier New"/>
+          <w:sz w:val="24"/>
+          <w:szCs w:val="24"/>
+        </w:rPr>
+        <w:t xml:space="preserve">), and the system reports how many students were imported and lists any row it skipped, such as a student who is not yet officially enrolled (</w:t>
+      </w:r>
+      <w:r>
+        <w:rPr>
+          <w:rFonts w:ascii="Courier New" w:hAnsi="Courier New" w:cs="Courier New"/>
+          <w:b/>
+          <w:bCs/>
+          <w:sz w:val="24"/>
+          <w:szCs w:val="24"/>
+        </w:rPr>
+        <w:t xml:space="preserve">Figure 4.10b</w:t>
+      </w:r>
+      <w:r>
+        <w:rPr>
+          <w:rFonts w:ascii="Courier New" w:hAnsi="Courier New" w:cs="Courier New"/>
+          <w:sz w:val="24"/>
+          <w:szCs w:val="24"/>
+        </w:rPr>
+        <w:t xml:space="preserve">).</w:t>
       </w:r>
     </w:p>
     <w:p>
@@ -13449,12 +12833,11 @@
         <w:rPr>
           <w:noProof/>
         </w:rPr>
-        <w:lastRenderedPageBreak/>
         <w:drawing>
-          <wp:inline distT="0" distB="0" distL="0" distR="0" wp14:anchorId="23845265" wp14:editId="2659A39E">
-            <wp:extent cx="5669280" cy="3010054"/>
+          <wp:inline distT="0" distB="0" distL="0" distR="0" wp14:anchorId="5900278C" wp14:editId="75FA05C4">
+            <wp:extent cx="4654980" cy="2880360"/>
             <wp:effectExtent l="0" t="0" r="0" b="0"/>
-            <wp:docPr id="214" name="Figure 4.8" descr="Figure 4.8. Students — search and list view"/>
+            <wp:docPr id="9104" name="Figure 4.10a" descr="Figure 4.10a. Register Students by Batch — choosing the class list"/>
             <wp:cNvGraphicFramePr>
               <a:graphicFrameLocks xmlns:a="http://schemas.openxmlformats.org/drawingml/2006/main" noChangeAspect="1"/>
             </wp:cNvGraphicFramePr>
@@ -13462,11 +12845,11 @@
               <a:graphicData uri="http://schemas.openxmlformats.org/drawingml/2006/picture">
                 <pic:pic xmlns:pic="http://schemas.openxmlformats.org/drawingml/2006/picture">
                   <pic:nvPicPr>
-                    <pic:cNvPr id="214" name="Students list"/>
+                    <pic:cNvPr id="215" name="Auditrix login, Dean account"/>
                     <pic:cNvPicPr/>
                   </pic:nvPicPr>
                   <pic:blipFill>
-                    <a:blip r:embed="rId36"/>
+                    <a:blip r:embed="rIdStory04"/>
                     <a:stretch>
                       <a:fillRect/>
                     </a:stretch>
@@ -13474,7 +12857,7 @@
                   <pic:spPr>
                     <a:xfrm>
                       <a:off x="0" y="0"/>
-                      <a:ext cx="5669280" cy="3010054"/>
+                      <a:ext cx="4654980" cy="2880360"/>
                     </a:xfrm>
                     <a:prstGeom prst="rect">
                       <a:avLst/>
@@ -13507,13 +12890,13 @@
           <w:sz w:val="24"/>
           <w:szCs w:val="24"/>
         </w:rPr>
-        <w:t>Figure 4.8. Students — search and list view</w:t>
+        <w:t>Figure 4.10a. Register Students by Batch — choosing the class list</w:t>
       </w:r>
       <w:r>
         <w:fldChar w:fldCharType="begin"/>
       </w:r>
       <w:r>
-        <w:instrText xml:space="preserve"> TC "Figure 4.8. Students — search and list view" \f f \l 1 </w:instrText>
+        <w:instrText xml:space="preserve"> TC "Figure 4.10a. Register Students by Batch — choosing the class list" \f f \l 1 </w:instrText>
       </w:r>
       <w:r>
         <w:fldChar w:fldCharType="end"/>
@@ -13535,10 +12918,10 @@
           <w:noProof/>
         </w:rPr>
         <w:drawing>
-          <wp:inline distT="0" distB="0" distL="0" distR="0" wp14:anchorId="7A8ED682" wp14:editId="54C8238D">
-            <wp:extent cx="5669280" cy="3010054"/>
+          <wp:inline distT="0" distB="0" distL="0" distR="0" wp14:anchorId="5900278C" wp14:editId="75FA05C4">
+            <wp:extent cx="5083534" cy="3145536"/>
             <wp:effectExtent l="0" t="0" r="0" b="0"/>
-            <wp:docPr id="210" name="Figure 4.9" descr="Figure 4.9. Enter Grades — choosing the term"/>
+            <wp:docPr id="9105" name="Figure 4.10b" descr="Figure 4.10b. Register Students by Batch — import result"/>
             <wp:cNvGraphicFramePr>
               <a:graphicFrameLocks xmlns:a="http://schemas.openxmlformats.org/drawingml/2006/main" noChangeAspect="1"/>
             </wp:cNvGraphicFramePr>
@@ -13546,11 +12929,11 @@
               <a:graphicData uri="http://schemas.openxmlformats.org/drawingml/2006/picture">
                 <pic:pic xmlns:pic="http://schemas.openxmlformats.org/drawingml/2006/picture">
                   <pic:nvPicPr>
-                    <pic:cNvPr id="210" name="Enter grades page"/>
+                    <pic:cNvPr id="215" name="Auditrix login, Dean account"/>
                     <pic:cNvPicPr/>
                   </pic:nvPicPr>
                   <pic:blipFill>
-                    <a:blip r:embed="rId39"/>
+                    <a:blip r:embed="rIdStory05"/>
                     <a:stretch>
                       <a:fillRect/>
                     </a:stretch>
@@ -13558,7 +12941,7 @@
                   <pic:spPr>
                     <a:xfrm>
                       <a:off x="0" y="0"/>
-                      <a:ext cx="5669280" cy="3010054"/>
+                      <a:ext cx="5083534" cy="3145536"/>
                     </a:xfrm>
                     <a:prstGeom prst="rect">
                       <a:avLst/>
@@ -13591,16 +12974,108 @@
           <w:sz w:val="24"/>
           <w:szCs w:val="24"/>
         </w:rPr>
-        <w:t>Figure 4.9. Enter Grades — choosing the term</w:t>
+        <w:t>Figure 4.10b. Register Students by Batch — import result</w:t>
       </w:r>
       <w:r>
         <w:fldChar w:fldCharType="begin"/>
       </w:r>
       <w:r>
-        <w:instrText xml:space="preserve"> TC "Figure 4.9. Enter Grades — choosing the term" \f f \l 1 </w:instrText>
+        <w:instrText xml:space="preserve"> TC "Figure 4.10b. Register Students by Batch — import result" \f f \l 1 </w:instrText>
       </w:r>
       <w:r>
         <w:fldChar w:fldCharType="end"/>
+      </w:r>
+    </w:p>
+    <w:p>
+      <w:pPr>
+        <w:spacing w:line="480" w:lineRule="auto"/>
+        <w:ind w:firstLine="720"/>
+        <w:jc w:val="both"/>
+        <w:rPr>
+          <w:rFonts w:ascii="Courier New" w:hAnsi="Courier New" w:cs="Courier New"/>
+          <w:sz w:val="24"/>
+          <w:szCs w:val="24"/>
+        </w:rPr>
+      </w:pPr>
+      <w:r>
+        <w:rPr>
+          <w:rFonts w:ascii="Courier New" w:hAnsi="Courier New" w:cs="Courier New"/>
+          <w:sz w:val="24"/>
+          <w:szCs w:val="24"/>
+        </w:rPr>
+        <w:t xml:space="preserve">With the student registered, the chairperson enters the student's grade history on the Enter Grades page (</w:t>
+      </w:r>
+      <w:r>
+        <w:rPr>
+          <w:rFonts w:ascii="Courier New" w:hAnsi="Courier New" w:cs="Courier New"/>
+          <w:b/>
+          <w:bCs/>
+          <w:sz w:val="24"/>
+          <w:szCs w:val="24"/>
+        </w:rPr>
+        <w:t xml:space="preserve">Figure 4.11</w:t>
+      </w:r>
+      <w:r>
+        <w:rPr>
+          <w:rFonts w:ascii="Courier New" w:hAnsi="Courier New" w:cs="Courier New"/>
+          <w:sz w:val="24"/>
+          <w:szCs w:val="24"/>
+        </w:rPr>
+        <w:t xml:space="preserve">). The chairperson chooses the year level, the curriculum semester and the term in which the grades were earned (</w:t>
+      </w:r>
+      <w:r>
+        <w:rPr>
+          <w:rFonts w:ascii="Courier New" w:hAnsi="Courier New" w:cs="Courier New"/>
+          <w:b/>
+          <w:bCs/>
+          <w:sz w:val="24"/>
+          <w:szCs w:val="24"/>
+        </w:rPr>
+        <w:t xml:space="preserve">Figure 4.11a</w:t>
+      </w:r>
+      <w:r>
+        <w:rPr>
+          <w:rFonts w:ascii="Courier New" w:hAnsi="Courier New" w:cs="Courier New"/>
+          <w:sz w:val="24"/>
+          <w:szCs w:val="24"/>
+        </w:rPr>
+        <w:t xml:space="preserve">), picks the grade of each subject from the KSU grade values (</w:t>
+      </w:r>
+      <w:r>
+        <w:rPr>
+          <w:rFonts w:ascii="Courier New" w:hAnsi="Courier New" w:cs="Courier New"/>
+          <w:b/>
+          <w:bCs/>
+          <w:sz w:val="24"/>
+          <w:szCs w:val="24"/>
+        </w:rPr>
+        <w:t xml:space="preserve">Figure 4.11b</w:t>
+      </w:r>
+      <w:r>
+        <w:rPr>
+          <w:rFonts w:ascii="Courier New" w:hAnsi="Courier New" w:cs="Courier New"/>
+          <w:sz w:val="24"/>
+          <w:szCs w:val="24"/>
+        </w:rPr>
+        <w:t xml:space="preserve">), and confirms the grades before they are saved (</w:t>
+      </w:r>
+      <w:r>
+        <w:rPr>
+          <w:rFonts w:ascii="Courier New" w:hAnsi="Courier New" w:cs="Courier New"/>
+          <w:b/>
+          <w:bCs/>
+          <w:sz w:val="24"/>
+          <w:szCs w:val="24"/>
+        </w:rPr>
+        <w:t xml:space="preserve">Figure 4.11c</w:t>
+      </w:r>
+      <w:r>
+        <w:rPr>
+          <w:rFonts w:ascii="Courier New" w:hAnsi="Courier New" w:cs="Courier New"/>
+          <w:sz w:val="24"/>
+          <w:szCs w:val="24"/>
+        </w:rPr>
+        <w:t xml:space="preserve">).</w:t>
       </w:r>
     </w:p>
     <w:p>
@@ -13619,10 +13094,10 @@
           <w:noProof/>
         </w:rPr>
         <w:drawing>
-          <wp:inline distT="0" distB="0" distL="0" distR="0" wp14:anchorId="13D9396F" wp14:editId="0F7D1C09">
-            <wp:extent cx="5562786" cy="2953512"/>
+          <wp:inline distT="0" distB="0" distL="0" distR="0" wp14:anchorId="5900278C" wp14:editId="75FA05C4">
+            <wp:extent cx="5083534" cy="3145536"/>
             <wp:effectExtent l="0" t="0" r="0" b="0"/>
-            <wp:docPr id="212" name="Figure 4.10a" descr="Figure 4.10a. Student Audit — status, term and reason for each subject"/>
+            <wp:docPr id="9106" name="Figure 4.11a" descr="Figure 4.11a. Enter Grades — choosing the term"/>
             <wp:cNvGraphicFramePr>
               <a:graphicFrameLocks xmlns:a="http://schemas.openxmlformats.org/drawingml/2006/main" noChangeAspect="1"/>
             </wp:cNvGraphicFramePr>
@@ -13630,11 +13105,11 @@
               <a:graphicData uri="http://schemas.openxmlformats.org/drawingml/2006/picture">
                 <pic:pic xmlns:pic="http://schemas.openxmlformats.org/drawingml/2006/picture">
                   <pic:nvPicPr>
-                    <pic:cNvPr id="212" name="Student audit detail, all five states"/>
+                    <pic:cNvPr id="215" name="Auditrix login, Dean account"/>
                     <pic:cNvPicPr/>
                   </pic:nvPicPr>
                   <pic:blipFill>
-                    <a:blip r:embed="rId41"/>
+                    <a:blip r:embed="rIdStory06"/>
                     <a:stretch>
                       <a:fillRect/>
                     </a:stretch>
@@ -13642,7 +13117,7 @@
                   <pic:spPr>
                     <a:xfrm>
                       <a:off x="0" y="0"/>
-                      <a:ext cx="5562786" cy="2953512"/>
+                      <a:ext cx="5083534" cy="3145536"/>
                     </a:xfrm>
                     <a:prstGeom prst="rect">
                       <a:avLst/>
@@ -13675,13 +13150,13 @@
           <w:sz w:val="24"/>
           <w:szCs w:val="24"/>
         </w:rPr>
-        <w:t>Figure 4.10a. Student Audit — status, term and reason for each subject</w:t>
+        <w:t>Figure 4.11a. Enter Grades — choosing the term</w:t>
       </w:r>
       <w:r>
         <w:fldChar w:fldCharType="begin"/>
       </w:r>
       <w:r>
-        <w:instrText xml:space="preserve"> TC "Figure 4.10a. Student Audit — status, term and reason for each subject" \f f \l 1 </w:instrText>
+        <w:instrText xml:space="preserve"> TC "Figure 4.11a. Enter Grades — choosing the term" \f f \l 1 </w:instrText>
       </w:r>
       <w:r>
         <w:fldChar w:fldCharType="end"/>
@@ -13703,10 +13178,10 @@
           <w:noProof/>
         </w:rPr>
         <w:drawing>
-          <wp:inline distT="0" distB="0" distL="0" distR="0" wp14:anchorId="57E69D58" wp14:editId="452F149B">
-            <wp:extent cx="5553761" cy="2953512"/>
+          <wp:inline distT="0" distB="0" distL="0" distR="0" wp14:anchorId="5900278C" wp14:editId="75FA05C4">
+            <wp:extent cx="5083534" cy="3145536"/>
             <wp:effectExtent l="0" t="0" r="0" b="0"/>
-            <wp:docPr id="208" name="Figure 4.10b" descr="Figure 4.10b. Student Audit — subject taken out of order and Irregular status"/>
+            <wp:docPr id="9107" name="Figure 4.11b" descr="Figure 4.11b. Enter Grades — grade of each subject"/>
             <wp:cNvGraphicFramePr>
               <a:graphicFrameLocks xmlns:a="http://schemas.openxmlformats.org/drawingml/2006/main" noChangeAspect="1"/>
             </wp:cNvGraphicFramePr>
@@ -13714,11 +13189,11 @@
               <a:graphicData uri="http://schemas.openxmlformats.org/drawingml/2006/picture">
                 <pic:pic xmlns:pic="http://schemas.openxmlformats.org/drawingml/2006/picture">
                   <pic:nvPicPr>
-                    <pic:cNvPr id="208" name="Student profile with violation banner"/>
+                    <pic:cNvPr id="215" name="Auditrix login, Dean account"/>
                     <pic:cNvPicPr/>
                   </pic:nvPicPr>
                   <pic:blipFill>
-                    <a:blip r:embed="rId37"/>
+                    <a:blip r:embed="rIdStory07"/>
                     <a:stretch>
                       <a:fillRect/>
                     </a:stretch>
@@ -13726,7 +13201,7 @@
                   <pic:spPr>
                     <a:xfrm>
                       <a:off x="0" y="0"/>
-                      <a:ext cx="5553761" cy="2953512"/>
+                      <a:ext cx="5083534" cy="3145536"/>
                     </a:xfrm>
                     <a:prstGeom prst="rect">
                       <a:avLst/>
@@ -13759,13 +13234,13 @@
           <w:sz w:val="24"/>
           <w:szCs w:val="24"/>
         </w:rPr>
-        <w:t>Figure 4.10b. Student Audit — subject taken out of order and Irregular status</w:t>
+        <w:t>Figure 4.11b. Enter Grades — grade of each subject</w:t>
       </w:r>
       <w:r>
         <w:fldChar w:fldCharType="begin"/>
       </w:r>
       <w:r>
-        <w:instrText xml:space="preserve"> TC "Figure 4.10b. Student Audit — subject taken out of order and Irregular status" \f f \l 1 </w:instrText>
+        <w:instrText xml:space="preserve"> TC "Figure 4.11b. Enter Grades — grade of each subject" \f f \l 1 </w:instrText>
       </w:r>
       <w:r>
         <w:fldChar w:fldCharType="end"/>
@@ -13786,12 +13261,11 @@
         <w:rPr>
           <w:noProof/>
         </w:rPr>
-        <w:lastRenderedPageBreak/>
         <w:drawing>
-          <wp:inline distT="0" distB="0" distL="0" distR="0" wp14:anchorId="4DA94E66" wp14:editId="733183AE">
-            <wp:extent cx="5562786" cy="2953512"/>
+          <wp:inline distT="0" distB="0" distL="0" distR="0" wp14:anchorId="5900278C" wp14:editId="75FA05C4">
+            <wp:extent cx="5083534" cy="3145536"/>
             <wp:effectExtent l="0" t="0" r="0" b="0"/>
-            <wp:docPr id="213" name="Figure 4.10c" descr="Figure 4.10c. Student Audit — fully compliant (Regular) example"/>
+            <wp:docPr id="9108" name="Figure 4.11c" descr="Figure 4.11c. Enter Grades — confirming the save"/>
             <wp:cNvGraphicFramePr>
               <a:graphicFrameLocks xmlns:a="http://schemas.openxmlformats.org/drawingml/2006/main" noChangeAspect="1"/>
             </wp:cNvGraphicFramePr>
@@ -13799,11 +13273,11 @@
               <a:graphicData uri="http://schemas.openxmlformats.org/drawingml/2006/picture">
                 <pic:pic xmlns:pic="http://schemas.openxmlformats.org/drawingml/2006/picture">
                   <pic:nvPicPr>
-                    <pic:cNvPr id="213" name="Student profile, zero violations"/>
+                    <pic:cNvPr id="215" name="Auditrix login, Dean account"/>
                     <pic:cNvPicPr/>
                   </pic:nvPicPr>
                   <pic:blipFill>
-                    <a:blip r:embed="rId42"/>
+                    <a:blip r:embed="rIdStory08"/>
                     <a:stretch>
                       <a:fillRect/>
                     </a:stretch>
@@ -13811,7 +13285,7 @@
                   <pic:spPr>
                     <a:xfrm>
                       <a:off x="0" y="0"/>
-                      <a:ext cx="5562786" cy="2953512"/>
+                      <a:ext cx="5083534" cy="3145536"/>
                     </a:xfrm>
                     <a:prstGeom prst="rect">
                       <a:avLst/>
@@ -13844,16 +13318,126 @@
           <w:sz w:val="24"/>
           <w:szCs w:val="24"/>
         </w:rPr>
-        <w:t>Figure 4.10c. Student Audit — fully compliant (Regular) example</w:t>
+        <w:t>Figure 4.11c. Enter Grades — confirming the save</w:t>
       </w:r>
       <w:r>
         <w:fldChar w:fldCharType="begin"/>
       </w:r>
       <w:r>
-        <w:instrText xml:space="preserve"> TC "Figure 4.10c. Student Audit — fully compliant (Regular) example" \f f \l 1 </w:instrText>
+        <w:instrText xml:space="preserve"> TC "Figure 4.11c. Enter Grades — confirming the save" \f f \l 1 </w:instrText>
       </w:r>
       <w:r>
         <w:fldChar w:fldCharType="end"/>
+      </w:r>
+    </w:p>
+    <w:p>
+      <w:pPr>
+        <w:spacing w:line="480" w:lineRule="auto"/>
+        <w:ind w:firstLine="720"/>
+        <w:jc w:val="both"/>
+        <w:rPr>
+          <w:rFonts w:ascii="Courier New" w:hAnsi="Courier New" w:cs="Courier New"/>
+          <w:sz w:val="24"/>
+          <w:szCs w:val="24"/>
+        </w:rPr>
+      </w:pPr>
+      <w:r>
+        <w:rPr>
+          <w:rFonts w:ascii="Courier New" w:hAnsi="Courier New" w:cs="Courier New"/>
+          <w:sz w:val="24"/>
+          <w:szCs w:val="24"/>
+        </w:rPr>
+        <w:t xml:space="preserve">Once the grades are saved, the Audit Engine audits the student's record against the curriculum, and the chairperson views the result as the student's audit report (</w:t>
+      </w:r>
+      <w:r>
+        <w:rPr>
+          <w:rFonts w:ascii="Courier New" w:hAnsi="Courier New" w:cs="Courier New"/>
+          <w:b/>
+          <w:bCs/>
+          <w:sz w:val="24"/>
+          <w:szCs w:val="24"/>
+        </w:rPr>
+        <w:t xml:space="preserve">Figure 4.12</w:t>
+      </w:r>
+      <w:r>
+        <w:rPr>
+          <w:rFonts w:ascii="Courier New" w:hAnsi="Courier New" w:cs="Courier New"/>
+          <w:sz w:val="24"/>
+          <w:szCs w:val="24"/>
+        </w:rPr>
+        <w:t xml:space="preserve">). Each subject is listed with its grade, the term in which it was taken and its status: a passed subject is Completed, while a failed one is Available to be retaken (</w:t>
+      </w:r>
+      <w:r>
+        <w:rPr>
+          <w:rFonts w:ascii="Courier New" w:hAnsi="Courier New" w:cs="Courier New"/>
+          <w:b/>
+          <w:bCs/>
+          <w:sz w:val="24"/>
+          <w:szCs w:val="24"/>
+        </w:rPr>
+        <w:t xml:space="preserve">Figure 4.12a</w:t>
+      </w:r>
+      <w:r>
+        <w:rPr>
+          <w:rFonts w:ascii="Courier New" w:hAnsi="Courier New" w:cs="Courier New"/>
+          <w:sz w:val="24"/>
+          <w:szCs w:val="24"/>
+        </w:rPr>
+        <w:t xml:space="preserve">). The subjects of the next semester show whether the student may take them: Available when their prerequisites are passed, or Unavailable with the missing prerequisite named (</w:t>
+      </w:r>
+      <w:r>
+        <w:rPr>
+          <w:rFonts w:ascii="Courier New" w:hAnsi="Courier New" w:cs="Courier New"/>
+          <w:b/>
+          <w:bCs/>
+          <w:sz w:val="24"/>
+          <w:szCs w:val="24"/>
+        </w:rPr>
+        <w:t xml:space="preserve">Figure 4.12b</w:t>
+      </w:r>
+      <w:r>
+        <w:rPr>
+          <w:rFonts w:ascii="Courier New" w:hAnsi="Courier New" w:cs="Courier New"/>
+          <w:sz w:val="24"/>
+          <w:szCs w:val="24"/>
+        </w:rPr>
+        <w:t xml:space="preserve">). For a student who took a subject before passing its prerequisite, the subject is marked as a Violation with the reason (</w:t>
+      </w:r>
+      <w:r>
+        <w:rPr>
+          <w:rFonts w:ascii="Courier New" w:hAnsi="Courier New" w:cs="Courier New"/>
+          <w:b/>
+          <w:bCs/>
+          <w:sz w:val="24"/>
+          <w:szCs w:val="24"/>
+        </w:rPr>
+        <w:t xml:space="preserve">Figure 4.12c</w:t>
+      </w:r>
+      <w:r>
+        <w:rPr>
+          <w:rFonts w:ascii="Courier New" w:hAnsi="Courier New" w:cs="Courier New"/>
+          <w:sz w:val="24"/>
+          <w:szCs w:val="24"/>
+        </w:rPr>
+        <w:t xml:space="preserve">). The audit report can also be printed as a student evaluation (</w:t>
+      </w:r>
+      <w:r>
+        <w:rPr>
+          <w:rFonts w:ascii="Courier New" w:hAnsi="Courier New" w:cs="Courier New"/>
+          <w:b/>
+          <w:bCs/>
+          <w:sz w:val="24"/>
+          <w:szCs w:val="24"/>
+        </w:rPr>
+        <w:t xml:space="preserve">Figure 4.12d</w:t>
+      </w:r>
+      <w:r>
+        <w:rPr>
+          <w:rFonts w:ascii="Courier New" w:hAnsi="Courier New" w:cs="Courier New"/>
+          <w:sz w:val="24"/>
+          <w:szCs w:val="24"/>
+        </w:rPr>
+        <w:t xml:space="preserve">), which ends the process.</w:t>
       </w:r>
     </w:p>
     <w:p>
@@ -13871,12 +13455,11 @@
         <w:rPr>
           <w:noProof/>
         </w:rPr>
-        <w:lastRenderedPageBreak/>
         <w:drawing>
-          <wp:inline distT="0" distB="0" distL="0" distR="0" wp14:anchorId="7A8ED682" wp14:editId="54C8238D">
-            <wp:extent cx="4543516" cy="2953512"/>
+          <wp:inline distT="0" distB="0" distL="0" distR="0" wp14:anchorId="5900278C" wp14:editId="75FA05C4">
+            <wp:extent cx="5083534" cy="3145536"/>
             <wp:effectExtent l="0" t="0" r="0" b="0"/>
-            <wp:docPr id="8000005" name="Figure 4.11a" descr="Figure 4.11a. Edit Student — year level (automatic or set by hand)"/>
+            <wp:docPr id="9109" name="Figure 4.12a" descr="Figure 4.12a. Audit Report — first semester results"/>
             <wp:cNvGraphicFramePr>
               <a:graphicFrameLocks xmlns:a="http://schemas.openxmlformats.org/drawingml/2006/main" noChangeAspect="1"/>
             </wp:cNvGraphicFramePr>
@@ -13884,11 +13467,11 @@
               <a:graphicData uri="http://schemas.openxmlformats.org/drawingml/2006/picture">
                 <pic:pic xmlns:pic="http://schemas.openxmlformats.org/drawingml/2006/picture">
                   <pic:nvPicPr>
-                    <pic:cNvPr id="8000005" name="Figure 4.7p"/>
+                    <pic:cNvPr id="215" name="Auditrix login, Dean account"/>
                     <pic:cNvPicPr/>
                   </pic:nvPicPr>
                   <pic:blipFill>
-                    <a:blip r:embed="rId50"/>
+                    <a:blip r:embed="rIdStory09"/>
                     <a:stretch>
                       <a:fillRect/>
                     </a:stretch>
@@ -13896,7 +13479,7 @@
                   <pic:spPr>
                     <a:xfrm>
                       <a:off x="0" y="0"/>
-                      <a:ext cx="4543516" cy="2953512"/>
+                      <a:ext cx="5083534" cy="3145536"/>
                     </a:xfrm>
                     <a:prstGeom prst="rect">
                       <a:avLst/>
@@ -13929,13 +13512,13 @@
           <w:sz w:val="24"/>
           <w:szCs w:val="24"/>
         </w:rPr>
-        <w:t>Figure 4.11a. Edit Student — year level (automatic or set by hand)</w:t>
+        <w:t>Figure 4.12a. Audit Report — first semester results</w:t>
       </w:r>
       <w:r>
         <w:fldChar w:fldCharType="begin"/>
       </w:r>
       <w:r>
-        <w:instrText xml:space="preserve"> TC "Figure 4.11a. Edit Student — year level (automatic or set by hand)" \f f \l 1 </w:instrText>
+        <w:instrText xml:space="preserve"> TC "Figure 4.12a. Audit Report — first semester results" \f f \l 1 </w:instrText>
       </w:r>
       <w:r>
         <w:fldChar w:fldCharType="end"/>
@@ -13957,10 +13540,10 @@
           <w:noProof/>
         </w:rPr>
         <w:drawing>
-          <wp:inline distT="0" distB="0" distL="0" distR="0" wp14:anchorId="7A8ED682" wp14:editId="54C8238D">
-            <wp:extent cx="4951448" cy="3218688"/>
+          <wp:inline distT="0" distB="0" distL="0" distR="0" wp14:anchorId="5900278C" wp14:editId="75FA05C4">
+            <wp:extent cx="4593406" cy="2842260"/>
             <wp:effectExtent l="0" t="0" r="0" b="0"/>
-            <wp:docPr id="8000004" name="Figure 4.11b" descr="Figure 4.11b. Grade Logbook"/>
+            <wp:docPr id="9110" name="Figure 4.12b" descr="Figure 4.12b. Audit Report — subjects of the next semester"/>
             <wp:cNvGraphicFramePr>
               <a:graphicFrameLocks xmlns:a="http://schemas.openxmlformats.org/drawingml/2006/main" noChangeAspect="1"/>
             </wp:cNvGraphicFramePr>
@@ -13968,11 +13551,11 @@
               <a:graphicData uri="http://schemas.openxmlformats.org/drawingml/2006/picture">
                 <pic:pic xmlns:pic="http://schemas.openxmlformats.org/drawingml/2006/picture">
                   <pic:nvPicPr>
-                    <pic:cNvPr id="8000004" name="Figure 4.7o"/>
+                    <pic:cNvPr id="215" name="Auditrix login, Dean account"/>
                     <pic:cNvPicPr/>
                   </pic:nvPicPr>
                   <pic:blipFill>
-                    <a:blip r:embed="rId49"/>
+                    <a:blip r:embed="rIdStory10"/>
                     <a:stretch>
                       <a:fillRect/>
                     </a:stretch>
@@ -13980,7 +13563,7 @@
                   <pic:spPr>
                     <a:xfrm>
                       <a:off x="0" y="0"/>
-                      <a:ext cx="4951448" cy="3218688"/>
+                      <a:ext cx="4593406" cy="2842260"/>
                     </a:xfrm>
                     <a:prstGeom prst="rect">
                       <a:avLst/>
@@ -14013,13 +13596,13 @@
           <w:sz w:val="24"/>
           <w:szCs w:val="24"/>
         </w:rPr>
-        <w:t>Figure 4.11b. Grade Logbook</w:t>
+        <w:t>Figure 4.12b. Audit Report — subjects of the next semester</w:t>
       </w:r>
       <w:r>
         <w:fldChar w:fldCharType="begin"/>
       </w:r>
       <w:r>
-        <w:instrText xml:space="preserve"> TC "Figure 4.11b. Grade Logbook" \f f \l 1 </w:instrText>
+        <w:instrText xml:space="preserve"> TC "Figure 4.12b. Audit Report — subjects of the next semester" \f f \l 1 </w:instrText>
       </w:r>
       <w:r>
         <w:fldChar w:fldCharType="end"/>
@@ -14040,12 +13623,11 @@
         <w:rPr>
           <w:noProof/>
         </w:rPr>
-        <w:lastRenderedPageBreak/>
         <w:drawing>
-          <wp:inline distT="0" distB="0" distL="0" distR="0" wp14:anchorId="3A365DC5" wp14:editId="52B811C7">
-            <wp:extent cx="5669280" cy="3007106"/>
+          <wp:inline distT="0" distB="0" distL="0" distR="0" wp14:anchorId="5900278C" wp14:editId="75FA05C4">
+            <wp:extent cx="5083534" cy="3145536"/>
             <wp:effectExtent l="0" t="0" r="0" b="0"/>
-            <wp:docPr id="209" name="Figure 4.11c" descr="Figure 4.11c. Transfer / Shift Records"/>
+            <wp:docPr id="9111" name="Figure 4.12c" descr="Figure 4.12c. Audit Report — subject taken out of order"/>
             <wp:cNvGraphicFramePr>
               <a:graphicFrameLocks xmlns:a="http://schemas.openxmlformats.org/drawingml/2006/main" noChangeAspect="1"/>
             </wp:cNvGraphicFramePr>
@@ -14053,11 +13635,11 @@
               <a:graphicData uri="http://schemas.openxmlformats.org/drawingml/2006/picture">
                 <pic:pic xmlns:pic="http://schemas.openxmlformats.org/drawingml/2006/picture">
                   <pic:nvPicPr>
-                    <pic:cNvPr id="209" name="Transfer or shift page"/>
+                    <pic:cNvPr id="215" name="Auditrix login, Dean account"/>
                     <pic:cNvPicPr/>
                   </pic:nvPicPr>
                   <pic:blipFill>
-                    <a:blip r:embed="rId38"/>
+                    <a:blip r:embed="rIdStory11"/>
                     <a:stretch>
                       <a:fillRect/>
                     </a:stretch>
@@ -14065,7 +13647,7 @@
                   <pic:spPr>
                     <a:xfrm>
                       <a:off x="0" y="0"/>
-                      <a:ext cx="5669280" cy="3007106"/>
+                      <a:ext cx="5083534" cy="3145536"/>
                     </a:xfrm>
                     <a:prstGeom prst="rect">
                       <a:avLst/>
@@ -14098,13 +13680,13 @@
           <w:sz w:val="24"/>
           <w:szCs w:val="24"/>
         </w:rPr>
-        <w:t>Figure 4.11c. Transfer / Shift Records</w:t>
+        <w:t>Figure 4.12c. Audit Report — subject taken out of order</w:t>
       </w:r>
       <w:r>
         <w:fldChar w:fldCharType="begin"/>
       </w:r>
       <w:r>
-        <w:instrText xml:space="preserve"> TC "Figure 4.11c. Transfer / Shift Records" \f f \l 1 </w:instrText>
+        <w:instrText xml:space="preserve"> TC "Figure 4.12c. Audit Report — subject taken out of order" \f f \l 1 </w:instrText>
       </w:r>
       <w:r>
         <w:fldChar w:fldCharType="end"/>
@@ -14126,10 +13708,10 @@
           <w:noProof/>
         </w:rPr>
         <w:drawing>
-          <wp:inline distT="0" distB="0" distL="0" distR="0" wp14:anchorId="7A8ED682" wp14:editId="54C8238D">
-            <wp:extent cx="4951448" cy="3218688"/>
+          <wp:inline distT="0" distB="0" distL="0" distR="0" wp14:anchorId="5900278C" wp14:editId="75FA05C4">
+            <wp:extent cx="3807218" cy="3145536"/>
             <wp:effectExtent l="0" t="0" r="0" b="0"/>
-            <wp:docPr id="8000002" name="Figure 4.12a" descr="Figure 4.12a. Chairperson Dashboard"/>
+            <wp:docPr id="9112" name="Figure 4.12d" descr="Figure 4.12d. Printed Student Evaluation"/>
             <wp:cNvGraphicFramePr>
               <a:graphicFrameLocks xmlns:a="http://schemas.openxmlformats.org/drawingml/2006/main" noChangeAspect="1"/>
             </wp:cNvGraphicFramePr>
@@ -14137,11 +13719,11 @@
               <a:graphicData uri="http://schemas.openxmlformats.org/drawingml/2006/picture">
                 <pic:pic xmlns:pic="http://schemas.openxmlformats.org/drawingml/2006/picture">
                   <pic:nvPicPr>
-                    <pic:cNvPr id="8000002" name="Figure 4.7m"/>
+                    <pic:cNvPr id="215" name="Auditrix login, Dean account"/>
                     <pic:cNvPicPr/>
                   </pic:nvPicPr>
                   <pic:blipFill>
-                    <a:blip r:embed="rId47"/>
+                    <a:blip r:embed="rIdStory12"/>
                     <a:stretch>
                       <a:fillRect/>
                     </a:stretch>
@@ -14149,7 +13731,7 @@
                   <pic:spPr>
                     <a:xfrm>
                       <a:off x="0" y="0"/>
-                      <a:ext cx="4951448" cy="3218688"/>
+                      <a:ext cx="3807218" cy="3145536"/>
                     </a:xfrm>
                     <a:prstGeom prst="rect">
                       <a:avLst/>
@@ -14182,437 +13764,13 @@
           <w:sz w:val="24"/>
           <w:szCs w:val="24"/>
         </w:rPr>
-        <w:t>Figure 4.12a. Chairperson Dashboard</w:t>
+        <w:t>Figure 4.12d. Printed Student Evaluation</w:t>
       </w:r>
       <w:r>
         <w:fldChar w:fldCharType="begin"/>
       </w:r>
       <w:r>
-        <w:instrText xml:space="preserve"> TC "Figure 4.12a. Chairperson Dashboard" \f f \l 1 </w:instrText>
-      </w:r>
-      <w:r>
-        <w:fldChar w:fldCharType="end"/>
-      </w:r>
-    </w:p>
-    <w:p>
-      <w:pPr>
-        <w:keepNext/>
-        <w:spacing w:after="120" w:line="240" w:lineRule="auto"/>
-        <w:jc w:val="center"/>
-        <w:rPr>
-          <w:rFonts w:ascii="Courier New" w:hAnsi="Courier New" w:cs="Courier New"/>
-          <w:sz w:val="24"/>
-          <w:szCs w:val="24"/>
-        </w:rPr>
-      </w:pPr>
-      <w:r>
-        <w:rPr>
-          <w:noProof/>
-        </w:rPr>
-        <w:lastRenderedPageBreak/>
-        <w:drawing>
-          <wp:inline distT="0" distB="0" distL="0" distR="0" wp14:anchorId="7A8ED682" wp14:editId="54C8238D">
-            <wp:extent cx="4951448" cy="3218688"/>
-            <wp:effectExtent l="0" t="0" r="0" b="0"/>
-            <wp:docPr id="8000001" name="Figure 4.12b" descr="Figure 4.12b. Dean Dashboard — Current semester"/>
-            <wp:cNvGraphicFramePr>
-              <a:graphicFrameLocks xmlns:a="http://schemas.openxmlformats.org/drawingml/2006/main" noChangeAspect="1"/>
-            </wp:cNvGraphicFramePr>
-            <a:graphic xmlns:a="http://schemas.openxmlformats.org/drawingml/2006/main">
-              <a:graphicData uri="http://schemas.openxmlformats.org/drawingml/2006/picture">
-                <pic:pic xmlns:pic="http://schemas.openxmlformats.org/drawingml/2006/picture">
-                  <pic:nvPicPr>
-                    <pic:cNvPr id="8000001" name="Figure 4.7l"/>
-                    <pic:cNvPicPr/>
-                  </pic:nvPicPr>
-                  <pic:blipFill>
-                    <a:blip r:embed="rId46"/>
-                    <a:stretch>
-                      <a:fillRect/>
-                    </a:stretch>
-                  </pic:blipFill>
-                  <pic:spPr>
-                    <a:xfrm>
-                      <a:off x="0" y="0"/>
-                      <a:ext cx="4951448" cy="3218688"/>
-                    </a:xfrm>
-                    <a:prstGeom prst="rect">
-                      <a:avLst/>
-                    </a:prstGeom>
-                  </pic:spPr>
-                </pic:pic>
-              </a:graphicData>
-            </a:graphic>
-          </wp:inline>
-        </w:drawing>
-      </w:r>
-    </w:p>
-    <w:p>
-      <w:pPr>
-        <w:spacing w:before="240" w:after="120" w:line="360" w:lineRule="auto"/>
-        <w:jc w:val="center"/>
-        <w:rPr>
-          <w:rFonts w:ascii="Courier New" w:hAnsi="Courier New" w:cs="Courier New"/>
-          <w:b/>
-          <w:bCs/>
-          <w:sz w:val="24"/>
-          <w:szCs w:val="24"/>
-        </w:rPr>
-      </w:pPr>
-      <w:r>
-        <w:rPr>
-          <w:rFonts w:ascii="Courier New" w:hAnsi="Courier New" w:cs="Courier New"/>
-          <w:b/>
-          <w:bCs/>
-          <w:sz w:val="24"/>
-          <w:szCs w:val="24"/>
-        </w:rPr>
-        <w:t>Figure 4.12b. Dean Dashboard — Current semester</w:t>
-      </w:r>
-      <w:r>
-        <w:fldChar w:fldCharType="begin"/>
-      </w:r>
-      <w:r>
-        <w:instrText xml:space="preserve"> TC "Figure 4.12b. Dean Dashboard — Current semester" \f f \l 1 </w:instrText>
-      </w:r>
-      <w:r>
-        <w:fldChar w:fldCharType="end"/>
-      </w:r>
-    </w:p>
-    <w:p>
-      <w:pPr>
-        <w:keepNext/>
-        <w:spacing w:after="120" w:line="240" w:lineRule="auto"/>
-        <w:jc w:val="center"/>
-        <w:rPr>
-          <w:rFonts w:ascii="Courier New" w:hAnsi="Courier New" w:cs="Courier New"/>
-          <w:sz w:val="24"/>
-          <w:szCs w:val="24"/>
-        </w:rPr>
-      </w:pPr>
-      <w:r>
-        <w:rPr>
-          <w:noProof/>
-        </w:rPr>
-        <w:lastRenderedPageBreak/>
-        <w:drawing>
-          <wp:inline distT="0" distB="0" distL="0" distR="0" wp14:anchorId="1D08A879" wp14:editId="7033F209">
-            <wp:extent cx="5669280" cy="3010054"/>
-            <wp:effectExtent l="0" t="0" r="0" b="0"/>
-            <wp:docPr id="211" name="Figure 4.13a" descr="Figure 4.13a. Manage Curriculum Versions"/>
-            <wp:cNvGraphicFramePr>
-              <a:graphicFrameLocks xmlns:a="http://schemas.openxmlformats.org/drawingml/2006/main" noChangeAspect="1"/>
-            </wp:cNvGraphicFramePr>
-            <a:graphic xmlns:a="http://schemas.openxmlformats.org/drawingml/2006/main">
-              <a:graphicData uri="http://schemas.openxmlformats.org/drawingml/2006/picture">
-                <pic:pic xmlns:pic="http://schemas.openxmlformats.org/drawingml/2006/picture">
-                  <pic:nvPicPr>
-                    <pic:cNvPr id="211" name="Curriculum management, version tabs"/>
-                    <pic:cNvPicPr/>
-                  </pic:nvPicPr>
-                  <pic:blipFill>
-                    <a:blip r:embed="rId40"/>
-                    <a:stretch>
-                      <a:fillRect/>
-                    </a:stretch>
-                  </pic:blipFill>
-                  <pic:spPr>
-                    <a:xfrm>
-                      <a:off x="0" y="0"/>
-                      <a:ext cx="5669280" cy="3010054"/>
-                    </a:xfrm>
-                    <a:prstGeom prst="rect">
-                      <a:avLst/>
-                    </a:prstGeom>
-                  </pic:spPr>
-                </pic:pic>
-              </a:graphicData>
-            </a:graphic>
-          </wp:inline>
-        </w:drawing>
-      </w:r>
-    </w:p>
-    <w:p>
-      <w:pPr>
-        <w:spacing w:before="240" w:after="120" w:line="360" w:lineRule="auto"/>
-        <w:jc w:val="center"/>
-        <w:rPr>
-          <w:rFonts w:ascii="Courier New" w:hAnsi="Courier New" w:cs="Courier New"/>
-          <w:b/>
-          <w:bCs/>
-          <w:sz w:val="24"/>
-          <w:szCs w:val="24"/>
-        </w:rPr>
-      </w:pPr>
-      <w:r>
-        <w:rPr>
-          <w:rFonts w:ascii="Courier New" w:hAnsi="Courier New" w:cs="Courier New"/>
-          <w:b/>
-          <w:bCs/>
-          <w:sz w:val="24"/>
-          <w:szCs w:val="24"/>
-        </w:rPr>
-        <w:t>Figure 4.13a. Manage Curriculum Versions</w:t>
-      </w:r>
-      <w:r>
-        <w:fldChar w:fldCharType="begin"/>
-      </w:r>
-      <w:r>
-        <w:instrText xml:space="preserve"> TC "Figure 4.13a. Manage Curriculum Versions" \f f \l 1 </w:instrText>
-      </w:r>
-      <w:r>
-        <w:fldChar w:fldCharType="end"/>
-      </w:r>
-    </w:p>
-    <w:p>
-      <w:pPr>
-        <w:keepNext/>
-        <w:spacing w:after="120" w:line="240" w:lineRule="auto"/>
-        <w:jc w:val="center"/>
-        <w:rPr>
-          <w:rFonts w:ascii="Courier New" w:hAnsi="Courier New" w:cs="Courier New"/>
-          <w:sz w:val="24"/>
-          <w:szCs w:val="24"/>
-        </w:rPr>
-      </w:pPr>
-      <w:r>
-        <w:rPr>
-          <w:noProof/>
-        </w:rPr>
-        <w:lastRenderedPageBreak/>
-        <w:drawing>
-          <wp:inline distT="0" distB="0" distL="0" distR="0" wp14:anchorId="7A8ED682" wp14:editId="54C8238D">
-            <wp:extent cx="4951448" cy="3218688"/>
-            <wp:effectExtent l="0" t="0" r="0" b="0"/>
-            <wp:docPr id="8000003" name="Figure 4.13b" descr="Figure 4.13b. Import Curriculum — preview of changes"/>
-            <wp:cNvGraphicFramePr>
-              <a:graphicFrameLocks xmlns:a="http://schemas.openxmlformats.org/drawingml/2006/main" noChangeAspect="1"/>
-            </wp:cNvGraphicFramePr>
-            <a:graphic xmlns:a="http://schemas.openxmlformats.org/drawingml/2006/main">
-              <a:graphicData uri="http://schemas.openxmlformats.org/drawingml/2006/picture">
-                <pic:pic xmlns:pic="http://schemas.openxmlformats.org/drawingml/2006/picture">
-                  <pic:nvPicPr>
-                    <pic:cNvPr id="8000003" name="Figure 4.7n"/>
-                    <pic:cNvPicPr/>
-                  </pic:nvPicPr>
-                  <pic:blipFill>
-                    <a:blip r:embed="rId48"/>
-                    <a:stretch>
-                      <a:fillRect/>
-                    </a:stretch>
-                  </pic:blipFill>
-                  <pic:spPr>
-                    <a:xfrm>
-                      <a:off x="0" y="0"/>
-                      <a:ext cx="4951448" cy="3218688"/>
-                    </a:xfrm>
-                    <a:prstGeom prst="rect">
-                      <a:avLst/>
-                    </a:prstGeom>
-                  </pic:spPr>
-                </pic:pic>
-              </a:graphicData>
-            </a:graphic>
-          </wp:inline>
-        </w:drawing>
-      </w:r>
-    </w:p>
-    <w:p>
-      <w:pPr>
-        <w:spacing w:before="240" w:after="120" w:line="360" w:lineRule="auto"/>
-        <w:jc w:val="center"/>
-        <w:rPr>
-          <w:rFonts w:ascii="Courier New" w:hAnsi="Courier New" w:cs="Courier New"/>
-          <w:b/>
-          <w:bCs/>
-          <w:sz w:val="24"/>
-          <w:szCs w:val="24"/>
-        </w:rPr>
-      </w:pPr>
-      <w:r>
-        <w:rPr>
-          <w:rFonts w:ascii="Courier New" w:hAnsi="Courier New" w:cs="Courier New"/>
-          <w:b/>
-          <w:bCs/>
-          <w:sz w:val="24"/>
-          <w:szCs w:val="24"/>
-        </w:rPr>
-        <w:t>Figure 4.13b. Import Curriculum — preview of changes</w:t>
-      </w:r>
-      <w:r>
-        <w:fldChar w:fldCharType="begin"/>
-      </w:r>
-      <w:r>
-        <w:instrText xml:space="preserve"> TC "Figure 4.13b. Import Curriculum — preview of changes" \f f \l 1 </w:instrText>
-      </w:r>
-      <w:r>
-        <w:fldChar w:fldCharType="end"/>
-      </w:r>
-    </w:p>
-    <w:p>
-      <w:pPr>
-        <w:keepNext/>
-        <w:spacing w:after="120" w:line="240" w:lineRule="auto"/>
-        <w:jc w:val="center"/>
-        <w:rPr>
-          <w:rFonts w:ascii="Courier New" w:hAnsi="Courier New" w:cs="Courier New"/>
-          <w:sz w:val="24"/>
-          <w:szCs w:val="24"/>
-        </w:rPr>
-      </w:pPr>
-      <w:r>
-        <w:rPr>
-          <w:noProof/>
-        </w:rPr>
-        <w:drawing>
-          <wp:inline distT="0" distB="0" distL="0" distR="0" wp14:anchorId="4D95A83D" wp14:editId="01641A16">
-            <wp:extent cx="5669280" cy="2818340"/>
-            <wp:effectExtent l="0" t="0" r="0" b="0"/>
-            <wp:docPr id="207" name="Figure 4.13c" descr="Figure 4.13c. Export Curriculum — PDF output"/>
-            <wp:cNvGraphicFramePr>
-              <a:graphicFrameLocks xmlns:a="http://schemas.openxmlformats.org/drawingml/2006/main" noChangeAspect="1"/>
-            </wp:cNvGraphicFramePr>
-            <a:graphic xmlns:a="http://schemas.openxmlformats.org/drawingml/2006/main">
-              <a:graphicData uri="http://schemas.openxmlformats.org/drawingml/2006/picture">
-                <pic:pic xmlns:pic="http://schemas.openxmlformats.org/drawingml/2006/picture">
-                  <pic:nvPicPr>
-                    <pic:cNvPr id="207" name="Curriculum export output"/>
-                    <pic:cNvPicPr/>
-                  </pic:nvPicPr>
-                  <pic:blipFill>
-                    <a:blip r:embed="rId43"/>
-                    <a:stretch>
-                      <a:fillRect/>
-                    </a:stretch>
-                  </pic:blipFill>
-                  <pic:spPr>
-                    <a:xfrm>
-                      <a:off x="0" y="0"/>
-                      <a:ext cx="5669280" cy="2818340"/>
-                    </a:xfrm>
-                    <a:prstGeom prst="rect">
-                      <a:avLst/>
-                    </a:prstGeom>
-                  </pic:spPr>
-                </pic:pic>
-              </a:graphicData>
-            </a:graphic>
-          </wp:inline>
-        </w:drawing>
-      </w:r>
-    </w:p>
-    <w:p>
-      <w:pPr>
-        <w:spacing w:before="240" w:after="120" w:line="360" w:lineRule="auto"/>
-        <w:jc w:val="center"/>
-        <w:rPr>
-          <w:rFonts w:ascii="Courier New" w:hAnsi="Courier New" w:cs="Courier New"/>
-          <w:b/>
-          <w:bCs/>
-          <w:sz w:val="24"/>
-          <w:szCs w:val="24"/>
-        </w:rPr>
-      </w:pPr>
-      <w:r>
-        <w:rPr>
-          <w:rFonts w:ascii="Courier New" w:hAnsi="Courier New" w:cs="Courier New"/>
-          <w:b/>
-          <w:bCs/>
-          <w:sz w:val="24"/>
-          <w:szCs w:val="24"/>
-        </w:rPr>
-        <w:t>Figure 4.13c. Export Curriculum — PDF output</w:t>
-      </w:r>
-      <w:r>
-        <w:fldChar w:fldCharType="begin"/>
-      </w:r>
-      <w:r>
-        <w:instrText xml:space="preserve"> TC "Figure 4.13c. Export Curriculum — PDF output" \f f \l 1 </w:instrText>
-      </w:r>
-      <w:r>
-        <w:fldChar w:fldCharType="end"/>
-      </w:r>
-    </w:p>
-    <w:p>
-      <w:pPr>
-        <w:keepNext/>
-        <w:spacing w:after="120" w:line="240" w:lineRule="auto"/>
-        <w:jc w:val="center"/>
-        <w:rPr>
-          <w:rFonts w:ascii="Courier New" w:hAnsi="Courier New" w:cs="Courier New"/>
-          <w:sz w:val="24"/>
-          <w:szCs w:val="24"/>
-        </w:rPr>
-      </w:pPr>
-      <w:r>
-        <w:rPr>
-          <w:noProof/>
-        </w:rPr>
-        <w:lastRenderedPageBreak/>
-        <w:drawing>
-          <wp:inline distT="0" distB="0" distL="0" distR="0" wp14:anchorId="7A8ED682" wp14:editId="54C8238D">
-            <wp:extent cx="4543516" cy="2953512"/>
-            <wp:effectExtent l="0" t="0" r="0" b="0"/>
-            <wp:docPr id="8000102" name="Figure 4.14" descr="Figure 4.14. Create Program — new chairperson account with a temporary password"/>
-            <wp:cNvGraphicFramePr>
-              <a:graphicFrameLocks xmlns:a="http://schemas.openxmlformats.org/drawingml/2006/main" noChangeAspect="1"/>
-            </wp:cNvGraphicFramePr>
-            <a:graphic xmlns:a="http://schemas.openxmlformats.org/drawingml/2006/main">
-              <a:graphicData uri="http://schemas.openxmlformats.org/drawingml/2006/picture">
-                <pic:pic xmlns:pic="http://schemas.openxmlformats.org/drawingml/2006/picture">
-                  <pic:nvPicPr>
-                    <pic:cNvPr id="8000102" name="Figure 4.7k"/>
-                    <pic:cNvPicPr/>
-                  </pic:nvPicPr>
-                  <pic:blipFill>
-                    <a:blip r:embed="rId44"/>
-                    <a:stretch>
-                      <a:fillRect/>
-                    </a:stretch>
-                  </pic:blipFill>
-                  <pic:spPr>
-                    <a:xfrm>
-                      <a:off x="0" y="0"/>
-                      <a:ext cx="4543516" cy="2953512"/>
-                    </a:xfrm>
-                    <a:prstGeom prst="rect">
-                      <a:avLst/>
-                    </a:prstGeom>
-                  </pic:spPr>
-                </pic:pic>
-              </a:graphicData>
-            </a:graphic>
-          </wp:inline>
-        </w:drawing>
-      </w:r>
-    </w:p>
-    <w:p>
-      <w:pPr>
-        <w:spacing w:before="240" w:after="120" w:line="360" w:lineRule="auto"/>
-        <w:jc w:val="center"/>
-        <w:rPr>
-          <w:rFonts w:ascii="Courier New" w:hAnsi="Courier New" w:cs="Courier New"/>
-          <w:b/>
-          <w:bCs/>
-          <w:sz w:val="24"/>
-          <w:szCs w:val="24"/>
-        </w:rPr>
-      </w:pPr>
-      <w:r>
-        <w:rPr>
-          <w:rFonts w:ascii="Courier New" w:hAnsi="Courier New" w:cs="Courier New"/>
-          <w:b/>
-          <w:bCs/>
-          <w:sz w:val="24"/>
-          <w:szCs w:val="24"/>
-        </w:rPr>
-        <w:t>Figure 4.14. Create Program — new chairperson account with a temporary password</w:t>
-      </w:r>
-      <w:r>
-        <w:fldChar w:fldCharType="begin"/>
-      </w:r>
-      <w:r>
-        <w:instrText xml:space="preserve"> TC "Figure 4.14. Create Program — new chairperson account with a temporary password" \f f \l 1 </w:instrText>
+        <w:instrText xml:space="preserve"> TC "Figure 4.12d. Printed Student Evaluation" \f f \l 1 </w:instrText>
       </w:r>
       <w:r>
         <w:fldChar w:fldCharType="end"/>
@@ -14639,16 +13797,37 @@
           <w:sz w:val="24"/>
           <w:szCs w:val="24"/>
         </w:rPr>
-        <w:t>Non-Functional Requirements of the Proposed System</w:t>
+        <w:lastRenderedPageBreak/>
+        <w:t>Functional Requirements of the Proposed System</w:t>
       </w:r>
       <w:r>
         <w:fldChar w:fldCharType="begin"/>
       </w:r>
       <w:r>
-        <w:instrText xml:space="preserve"> TC "Non-Functional Requirements of the Proposed System" \f c \l 2 </w:instrText>
+        <w:instrText xml:space="preserve"> TC "Functional Requirements of the Proposed System" \f c \l 2 </w:instrText>
       </w:r>
       <w:r>
         <w:fldChar w:fldCharType="end"/>
+      </w:r>
+    </w:p>
+    <w:p>
+      <w:pPr>
+        <w:spacing w:line="480" w:lineRule="auto"/>
+        <w:ind w:firstLine="720"/>
+        <w:jc w:val="both"/>
+        <w:rPr>
+          <w:rFonts w:ascii="Courier New" w:hAnsi="Courier New" w:cs="Courier New"/>
+          <w:sz w:val="24"/>
+          <w:szCs w:val="24"/>
+        </w:rPr>
+      </w:pPr>
+      <w:r>
+        <w:rPr>
+          <w:rFonts w:ascii="Courier New" w:hAnsi="Courier New" w:cs="Courier New"/>
+          <w:sz w:val="24"/>
+          <w:szCs w:val="24"/>
+        </w:rPr>
+        <w:t xml:space="preserve">The functional requirements state what Auditrix must do for its users. The system shall provide the following:</w:t>
       </w:r>
     </w:p>
     <w:p>
@@ -14673,15 +13852,15 @@
           <w:sz w:val="24"/>
           <w:szCs w:val="24"/>
         </w:rPr>
-        <w:t xml:space="preserve">Functional Suitability: </w:t>
-      </w:r>
-      <w:r>
-        <w:rPr>
-          <w:rFonts w:ascii="Courier New" w:hAnsi="Courier New" w:cs="Courier New"/>
-          <w:sz w:val="24"/>
-          <w:szCs w:val="24"/>
-        </w:rPr>
-        <w:t>the Audit Engine implements the prerequisite, co-requisite, year-standing and "all subjects completed" rules of the KSU Student Handbook and Operations Manual, verified by 163 automated tests.</w:t>
+        <w:t xml:space="preserve">Log in and accounts: </w:t>
+      </w:r>
+      <w:r>
+        <w:rPr>
+          <w:rFonts w:ascii="Courier New" w:hAnsi="Courier New" w:cs="Courier New"/>
+          <w:sz w:val="24"/>
+          <w:szCs w:val="24"/>
+        </w:rPr>
+        <w:t xml:space="preserve">Let the Dean and the Program Chairperson log in with their staff accounts, require a new chairperson to replace the temporary password at the first log in, and let each user edit their name and password in Account Settings.</w:t>
       </w:r>
     </w:p>
     <w:p>
@@ -14706,24 +13885,15 @@
           <w:sz w:val="24"/>
           <w:szCs w:val="24"/>
         </w:rPr>
-        <w:t>Reliability:</w:t>
-      </w:r>
-      <w:r>
-        <w:rPr>
-          <w:rFonts w:ascii="Courier New" w:hAnsi="Courier New" w:cs="Courier New"/>
-          <w:sz w:val="24"/>
-          <w:szCs w:val="24"/>
-        </w:rPr>
-        <w:t xml:space="preserve"> audit results are worked out from the terms every time, so they do not depend on the order of grade entry; invalid grades, terms, ID numbers and import files are rejected with a reason, and curriculum imports are previewed before saving; the database itself refuses </w:t>
-      </w:r>
-      <w:r>
-        <w:rPr>
-          <w:rFonts w:ascii="Courier New" w:hAnsi="Courier New" w:cs="Courier New"/>
-          <w:sz w:val="24"/>
-          <w:szCs w:val="24"/>
-        </w:rPr>
-        <w:lastRenderedPageBreak/>
-        <w:t>grades that are not KSU grades and changes to locked records.</w:t>
+        <w:t xml:space="preserve">Student registration: </w:t>
+      </w:r>
+      <w:r>
+        <w:rPr>
+          <w:rFonts w:ascii="Courier New" w:hAnsi="Courier New" w:cs="Courier New"/>
+          <w:sz w:val="24"/>
+          <w:szCs w:val="24"/>
+        </w:rPr>
+        <w:t xml:space="preserve">Register students one at a time or by batch from an Excel or CSV file or the KSU-MIS export, and find students by name or ID number with filters by year level and status.</w:t>
       </w:r>
     </w:p>
     <w:p>
@@ -14748,15 +13918,15 @@
           <w:sz w:val="24"/>
           <w:szCs w:val="24"/>
         </w:rPr>
-        <w:t>Performance Efficiency:</w:t>
-      </w:r>
-      <w:r>
-        <w:rPr>
-          <w:rFonts w:ascii="Courier New" w:hAnsi="Courier New" w:cs="Courier New"/>
-          <w:sz w:val="24"/>
-          <w:szCs w:val="24"/>
-        </w:rPr>
-        <w:t xml:space="preserve"> the audit is computed when a student's page or the dashboard is opened, so results are current as soon as grades are saved.</w:t>
+        <w:t xml:space="preserve">Grade entry: </w:t>
+      </w:r>
+      <w:r>
+        <w:rPr>
+          <w:rFonts w:ascii="Courier New" w:hAnsi="Courier New" w:cs="Courier New"/>
+          <w:sz w:val="24"/>
+          <w:szCs w:val="24"/>
+        </w:rPr>
+        <w:t xml:space="preserve">Record grades per term using the KSU grade values, including INC and its completion, keep a later grade from being replaced by an earlier one, and keep a logbook of every grade entered or changed.</w:t>
       </w:r>
     </w:p>
     <w:p>
@@ -14781,15 +13951,15 @@
           <w:sz w:val="24"/>
           <w:szCs w:val="24"/>
         </w:rPr>
-        <w:t xml:space="preserve">Usability and Security: </w:t>
-      </w:r>
-      <w:r>
-        <w:rPr>
-          <w:rFonts w:ascii="Courier New" w:hAnsi="Courier New" w:cs="Courier New"/>
-          <w:sz w:val="24"/>
-          <w:szCs w:val="24"/>
-        </w:rPr>
-        <w:t>the interface uses one consistent design with confirmation dialogs and notifications; access is role-scoped via RLS, and new chairpersons must replace their temporary password at first login; every page checks the user's role, users are signed out after 30 minutes without activity, and an account is blocked for 15 minutes after five wrong passwords.</w:t>
+        <w:t xml:space="preserve">Curriculum audit: </w:t>
+      </w:r>
+      <w:r>
+        <w:rPr>
+          <w:rFonts w:ascii="Courier New" w:hAnsi="Courier New" w:cs="Courier New"/>
+          <w:sz w:val="24"/>
+          <w:szCs w:val="24"/>
+        </w:rPr>
+        <w:t xml:space="preserve">Audit every subject of the student's curriculum against its prerequisites, co-requisites, year standing and "all subjects completed" requirements, and give each subject one of the five statuses with the reason.</w:t>
       </w:r>
     </w:p>
     <w:p>
@@ -14814,15 +13984,15 @@
           <w:sz w:val="24"/>
           <w:szCs w:val="24"/>
         </w:rPr>
-        <w:t xml:space="preserve">Maintainability: </w:t>
-      </w:r>
-      <w:r>
-        <w:rPr>
-          <w:rFonts w:ascii="Courier New" w:hAnsi="Courier New" w:cs="Courier New"/>
-          <w:sz w:val="24"/>
-          <w:szCs w:val="24"/>
-        </w:rPr>
-        <w:t>curriculum versioning allows new curriculum years to be added without altering audit logic for existing cohorts; the audit rules are kept in a separate, tested module, and each database change has an undo script.</w:t>
+        <w:t xml:space="preserve">Year level and enrollment status: </w:t>
+      </w:r>
+      <w:r>
+        <w:rPr>
+          <w:rFonts w:ascii="Courier New" w:hAnsi="Courier New" w:cs="Courier New"/>
+          <w:sz w:val="24"/>
+          <w:szCs w:val="24"/>
+        </w:rPr>
+        <w:t xml:space="preserve">Work out each student's year level from the units passed, allow the chairperson to set it by hand, and classify each student as regular or irregular for the current semester.</w:t>
       </w:r>
     </w:p>
     <w:p>
@@ -14847,110 +14017,15 @@
           <w:sz w:val="24"/>
           <w:szCs w:val="24"/>
         </w:rPr>
-        <w:t xml:space="preserve">Portability/Compatibility: </w:t>
-      </w:r>
-      <w:r>
-        <w:rPr>
-          <w:rFonts w:ascii="Courier New" w:hAnsi="Courier New" w:cs="Courier New"/>
-          <w:sz w:val="24"/>
-          <w:szCs w:val="24"/>
-        </w:rPr>
-        <w:t>delivered as a responsive web application accessible across desktop, tablet, and smartphone browsers.</w:t>
-      </w:r>
-    </w:p>
-    <w:p>
-      <w:pPr>
-        <w:spacing w:line="480" w:lineRule="auto"/>
-        <w:ind w:firstLine="720"/>
-        <w:jc w:val="both"/>
-        <w:rPr>
-          <w:rFonts w:ascii="Courier New" w:hAnsi="Courier New" w:cs="Courier New"/>
-          <w:sz w:val="24"/>
-          <w:szCs w:val="24"/>
-        </w:rPr>
-      </w:pPr>
-    </w:p>
-    <w:p>
-      <w:pPr>
-        <w:spacing w:before="120" w:line="480" w:lineRule="auto"/>
-        <w:jc w:val="center"/>
-        <w:rPr>
-          <w:rFonts w:ascii="Courier New" w:hAnsi="Courier New" w:cs="Courier New"/>
-          <w:b/>
-          <w:bCs/>
-          <w:sz w:val="24"/>
-          <w:szCs w:val="24"/>
-        </w:rPr>
-      </w:pPr>
-      <w:r>
-        <w:lastRenderedPageBreak/>
-        <w:fldChar w:fldCharType="begin"/>
-      </w:r>
-      <w:r>
-        <w:instrText xml:space="preserve"> TC "Table 4.3. Summary of the Automated Tests" \f t \l 1 </w:instrText>
-      </w:r>
-      <w:r>
-        <w:fldChar w:fldCharType="end"/>
-      </w:r>
-    </w:p>
-    <w:p>
-      <w:pPr>
-        <w:spacing w:line="480" w:lineRule="auto"/>
-        <w:ind w:firstLine="720"/>
-        <w:jc w:val="both"/>
-        <w:rPr>
-          <w:rFonts w:ascii="Courier New" w:hAnsi="Courier New" w:cs="Courier New"/>
-          <w:sz w:val="24"/>
-          <w:szCs w:val="24"/>
-        </w:rPr>
-      </w:pPr>
-      <w:r>
-        <w:rPr>
-          <w:rFonts w:ascii="Courier New" w:hAnsi="Courier New" w:cs="Courier New"/>
-          <w:b/>
-          <w:bCs/>
-          <w:sz w:val="24"/>
-          <w:szCs w:val="24"/>
-        </w:rPr>
-        <w:t>Functional testing.</w:t>
-      </w:r>
-      <w:r>
-        <w:rPr>
-          <w:rFonts w:ascii="Courier New" w:hAnsi="Courier New" w:cs="Courier New"/>
-          <w:sz w:val="24"/>
-          <w:szCs w:val="24"/>
-        </w:rPr>
-        <w:t xml:space="preserve"> The researchers scripted a web browser with Playwright against a local copy of the full system (the PostgreSQL database and the application) loaded with sample CEIT data, logging in as a dean and as chairpersons and going through each feature: violations and their reasons, INC completion, the out-of-order warning after saving grades, setting the current semester, automatic year levels moving up with grades and semesters, chairperson overrides, regular and irregular counts, .xls and .xlsx imports, the earlier-term warning, and the password checklist. All scenarios passed after the defects found were fixed.</w:t>
-      </w:r>
-    </w:p>
-    <w:p>
-      <w:pPr>
-        <w:spacing w:line="480" w:lineRule="auto"/>
-        <w:ind w:firstLine="720"/>
-        <w:jc w:val="both"/>
-        <w:rPr>
-          <w:rFonts w:ascii="Courier New" w:hAnsi="Courier New" w:cs="Courier New"/>
-          <w:sz w:val="24"/>
-          <w:szCs w:val="24"/>
-        </w:rPr>
-      </w:pPr>
-      <w:r>
-        <w:rPr>
-          <w:rFonts w:ascii="Courier New" w:hAnsi="Courier New" w:cs="Courier New"/>
-          <w:b/>
-          <w:bCs/>
-          <w:sz w:val="24"/>
-          <w:szCs w:val="24"/>
-        </w:rPr>
-        <w:t>A problem found and fixed.</w:t>
-      </w:r>
-      <w:r>
-        <w:rPr>
-          <w:rFonts w:ascii="Courier New" w:hAnsi="Courier New" w:cs="Courier New"/>
-          <w:sz w:val="24"/>
-          <w:szCs w:val="24"/>
-        </w:rPr>
-        <w:t xml:space="preserve"> The first version of the prerequisite checker decided, at the moment a grade was typed in, whether the prerequisites were already in the database, and stored the result as a permanent "invalid entry" flag. Testing showed that this gave wrong results in five situations:</w:t>
+        <w:t xml:space="preserve">Audit report: </w:t>
+      </w:r>
+      <w:r>
+        <w:rPr>
+          <w:rFonts w:ascii="Courier New" w:hAnsi="Courier New" w:cs="Courier New"/>
+          <w:sz w:val="24"/>
+          <w:szCs w:val="24"/>
+        </w:rPr>
+        <w:t xml:space="preserve">Show each student's audit report, flag the subjects taken out of order, and print the student evaluation.</w:t>
       </w:r>
     </w:p>
     <w:p>
@@ -14970,11 +14045,20 @@
       <w:r>
         <w:rPr>
           <w:rFonts w:ascii="Courier New" w:hAnsi="Courier New" w:cs="Courier New"/>
-          <w:sz w:val="24"/>
-          <w:szCs w:val="24"/>
-        </w:rPr>
-        <w:lastRenderedPageBreak/>
-        <w:t>grades entered out of order (e.g., second-semester grades before first-semester grades) were wrongly flagged;</w:t>
+          <w:b/>
+          <w:bCs/>
+          <w:sz w:val="24"/>
+          <w:szCs w:val="24"/>
+        </w:rPr>
+        <w:t xml:space="preserve">Curriculum management: </w:t>
+      </w:r>
+      <w:r>
+        <w:rPr>
+          <w:rFonts w:ascii="Courier New" w:hAnsi="Courier New" w:cs="Courier New"/>
+          <w:sz w:val="24"/>
+          <w:szCs w:val="24"/>
+        </w:rPr>
+        <w:t xml:space="preserve">Keep curriculum versions with their subjects and requirements, import a curriculum with a preview of the changes, export a version to CSV or PDF, and keep a history of the changes.</w:t>
       </w:r>
     </w:p>
     <w:p>
@@ -14994,10 +14078,20 @@
       <w:r>
         <w:rPr>
           <w:rFonts w:ascii="Courier New" w:hAnsi="Courier New" w:cs="Courier New"/>
-          <w:sz w:val="24"/>
-          <w:szCs w:val="24"/>
-        </w:rPr>
-        <w:t>a prerequisite passed only in a later term was not caught if it happened to be entered first;</w:t>
+          <w:b/>
+          <w:bCs/>
+          <w:sz w:val="24"/>
+          <w:szCs w:val="24"/>
+        </w:rPr>
+        <w:t xml:space="preserve">Student movements: </w:t>
+      </w:r>
+      <w:r>
+        <w:rPr>
+          <w:rFonts w:ascii="Courier New" w:hAnsi="Courier New" w:cs="Courier New"/>
+          <w:sz w:val="24"/>
+          <w:szCs w:val="24"/>
+        </w:rPr>
+        <w:t xml:space="preserve">Record shifts, transfers and drops with a history for each student, lock the records of dropped and transferred-out students, and reopen a record when a student returns.</w:t>
       </w:r>
     </w:p>
     <w:p>
@@ -15017,10 +14111,20 @@
       <w:r>
         <w:rPr>
           <w:rFonts w:ascii="Courier New" w:hAnsi="Courier New" w:cs="Courier New"/>
-          <w:sz w:val="24"/>
-          <w:szCs w:val="24"/>
-        </w:rPr>
-        <w:t>same-term prerequisite violations were caught or missed depending on the order of the rows;</w:t>
+          <w:b/>
+          <w:bCs/>
+          <w:sz w:val="24"/>
+          <w:szCs w:val="24"/>
+        </w:rPr>
+        <w:t xml:space="preserve">Dashboard: </w:t>
+      </w:r>
+      <w:r>
+        <w:rPr>
+          <w:rFonts w:ascii="Courier New" w:hAnsi="Courier New" w:cs="Courier New"/>
+          <w:sz w:val="24"/>
+          <w:szCs w:val="24"/>
+        </w:rPr>
+        <w:t xml:space="preserve">Summarize each program and list what needs attention, such as students with violations, and let the Dean set the current semester and compare the programs of the college.</w:t>
       </w:r>
     </w:p>
     <w:p>
@@ -15040,10 +14144,54 @@
       <w:r>
         <w:rPr>
           <w:rFonts w:ascii="Courier New" w:hAnsi="Courier New" w:cs="Courier New"/>
-          <w:sz w:val="24"/>
-          <w:szCs w:val="24"/>
-        </w:rPr>
-        <w:t>co-requisite results depended on the order of entry; and</w:t>
+          <w:b/>
+          <w:bCs/>
+          <w:sz w:val="24"/>
+          <w:szCs w:val="24"/>
+        </w:rPr>
+        <w:t xml:space="preserve">College administration: </w:t>
+      </w:r>
+      <w:r>
+        <w:rPr>
+          <w:rFonts w:ascii="Courier New" w:hAnsi="Courier New" w:cs="Courier New"/>
+          <w:sz w:val="24"/>
+          <w:szCs w:val="24"/>
+        </w:rPr>
+        <w:t xml:space="preserve">Let the Dean create programs with their chairperson accounts, reassign chairpersons, split the college, and hand the deanship over to a successor.</w:t>
+      </w:r>
+    </w:p>
+    <w:p>
+      <w:pPr>
+        <w:keepNext/>
+        <w:spacing w:before="240" w:line="480" w:lineRule="auto"/>
+        <w:jc w:val="both"/>
+        <w:rPr>
+          <w:rFonts w:ascii="Courier New" w:hAnsi="Courier New" w:cs="Courier New"/>
+          <w:b/>
+          <w:bCs/>
+          <w:sz w:val="24"/>
+          <w:szCs w:val="24"/>
+        </w:rPr>
+      </w:pPr>
+      <w:r>
+        <w:rPr>
+          <w:rFonts w:ascii="Courier New" w:hAnsi="Courier New" w:cs="Courier New"/>
+          <w:b/>
+          <w:bCs/>
+          <w:sz w:val="24"/>
+          <w:szCs w:val="24"/>
+        </w:rPr>
+        <w:lastRenderedPageBreak/>
+        <w:t>Non-Functional Requirements of the Proposed System</w:t>
+      </w:r>
+      <w:r>
+        <w:fldChar w:fldCharType="begin"/>
+      </w:r>
+      <w:r>
+        <w:instrText xml:space="preserve"> TC "Non-Functional Requirements of the Proposed System" \f c \l 2 </w:instrText>
+      </w:r>
+      <w:r>
+        <w:fldChar w:fldCharType="end"/>
       </w:r>
     </w:p>
     <w:p>
@@ -15063,10 +14211,202 @@
       <w:r>
         <w:rPr>
           <w:rFonts w:ascii="Courier New" w:hAnsi="Courier New" w:cs="Courier New"/>
-          <w:sz w:val="24"/>
-          <w:szCs w:val="24"/>
-        </w:rPr>
-        <w:t>re-saving a flagged grade after the prerequisite was entered erased the violation.</w:t>
+          <w:b/>
+          <w:bCs/>
+          <w:sz w:val="24"/>
+          <w:szCs w:val="24"/>
+        </w:rPr>
+        <w:t xml:space="preserve">Functional Suitability: </w:t>
+      </w:r>
+      <w:r>
+        <w:rPr>
+          <w:rFonts w:ascii="Courier New" w:hAnsi="Courier New" w:cs="Courier New"/>
+          <w:sz w:val="24"/>
+          <w:szCs w:val="24"/>
+        </w:rPr>
+        <w:t>The</w:t>
+      </w:r>
+      <w:r>
+        <w:rPr>
+          <w:rFonts w:ascii="Courier New" w:hAnsi="Courier New" w:cs="Courier New"/>
+          <w:sz w:val="24"/>
+          <w:szCs w:val="24"/>
+        </w:rPr>
+        <w:t xml:space="preserve"> Audit Engine implements the prerequisite, co-requisite, year-standing and "all subjects completed" rules of the KSU Student Handbook and Operations Manual, verified by 163 automated tests.</w:t>
+      </w:r>
+    </w:p>
+    <w:p>
+      <w:pPr>
+        <w:numPr>
+          <w:ilvl w:val="0"/>
+          <w:numId w:val="4"/>
+        </w:numPr>
+        <w:spacing w:after="0" w:line="480" w:lineRule="auto"/>
+        <w:jc w:val="both"/>
+        <w:rPr>
+          <w:rFonts w:ascii="Courier New" w:hAnsi="Courier New" w:cs="Courier New"/>
+          <w:sz w:val="24"/>
+          <w:szCs w:val="24"/>
+        </w:rPr>
+      </w:pPr>
+      <w:r>
+        <w:rPr>
+          <w:rFonts w:ascii="Courier New" w:hAnsi="Courier New" w:cs="Courier New"/>
+          <w:b/>
+          <w:bCs/>
+          <w:sz w:val="24"/>
+          <w:szCs w:val="24"/>
+        </w:rPr>
+        <w:t>Reliability:</w:t>
+      </w:r>
+      <w:r>
+        <w:rPr>
+          <w:rFonts w:ascii="Courier New" w:hAnsi="Courier New" w:cs="Courier New"/>
+          <w:sz w:val="24"/>
+          <w:szCs w:val="24"/>
+        </w:rPr>
+        <w:t xml:space="preserve"> audit results are worked out from the terms every time, so they do not depend on the order of grade entry; invalid grades, terms, ID numbers and import files are rejected with a reason, and curriculum imports are previewed before saving; the database itself refuses grades that are not KSU grades and changes to locked records.</w:t>
+      </w:r>
+    </w:p>
+    <w:p>
+      <w:pPr>
+        <w:numPr>
+          <w:ilvl w:val="0"/>
+          <w:numId w:val="4"/>
+        </w:numPr>
+        <w:spacing w:after="0" w:line="480" w:lineRule="auto"/>
+        <w:jc w:val="both"/>
+        <w:rPr>
+          <w:rFonts w:ascii="Courier New" w:hAnsi="Courier New" w:cs="Courier New"/>
+          <w:sz w:val="24"/>
+          <w:szCs w:val="24"/>
+        </w:rPr>
+      </w:pPr>
+      <w:r>
+        <w:rPr>
+          <w:rFonts w:ascii="Courier New" w:hAnsi="Courier New" w:cs="Courier New"/>
+          <w:b/>
+          <w:bCs/>
+          <w:sz w:val="24"/>
+          <w:szCs w:val="24"/>
+        </w:rPr>
+        <w:t>Performance Efficiency:</w:t>
+      </w:r>
+      <w:r>
+        <w:rPr>
+          <w:rFonts w:ascii="Courier New" w:hAnsi="Courier New" w:cs="Courier New"/>
+          <w:sz w:val="24"/>
+          <w:szCs w:val="24"/>
+        </w:rPr>
+        <w:t xml:space="preserve"> the audit is computed when a student's page or the dashboard is opened, so results are current as soon as grades are saved.</w:t>
+      </w:r>
+    </w:p>
+    <w:p>
+      <w:pPr>
+        <w:numPr>
+          <w:ilvl w:val="0"/>
+          <w:numId w:val="4"/>
+        </w:numPr>
+        <w:spacing w:after="0" w:line="480" w:lineRule="auto"/>
+        <w:jc w:val="both"/>
+        <w:rPr>
+          <w:rFonts w:ascii="Courier New" w:hAnsi="Courier New" w:cs="Courier New"/>
+          <w:sz w:val="24"/>
+          <w:szCs w:val="24"/>
+        </w:rPr>
+      </w:pPr>
+      <w:r>
+        <w:rPr>
+          <w:rFonts w:ascii="Courier New" w:hAnsi="Courier New" w:cs="Courier New"/>
+          <w:b/>
+          <w:bCs/>
+          <w:sz w:val="24"/>
+          <w:szCs w:val="24"/>
+        </w:rPr>
+        <w:t xml:space="preserve">Usability and Security: </w:t>
+      </w:r>
+      <w:r>
+        <w:rPr>
+          <w:rFonts w:ascii="Courier New" w:hAnsi="Courier New" w:cs="Courier New"/>
+          <w:sz w:val="24"/>
+          <w:szCs w:val="24"/>
+        </w:rPr>
+        <w:t xml:space="preserve">the interface uses one consistent design with confirmation dialogs and notifications; access is role-scoped via RLS, and new chairpersons must replace their temporary password at first login; every page checks the user's role, users are signed out after 30 minutes without activity, and an </w:t>
+      </w:r>
+      <w:r>
+        <w:rPr>
+          <w:rFonts w:ascii="Courier New" w:hAnsi="Courier New" w:cs="Courier New"/>
+          <w:sz w:val="24"/>
+          <w:szCs w:val="24"/>
+        </w:rPr>
+        <w:lastRenderedPageBreak/>
+        <w:t>account is blocked for 15 minutes after five wrong passwords.</w:t>
+      </w:r>
+    </w:p>
+    <w:p>
+      <w:pPr>
+        <w:numPr>
+          <w:ilvl w:val="0"/>
+          <w:numId w:val="4"/>
+        </w:numPr>
+        <w:spacing w:after="0" w:line="480" w:lineRule="auto"/>
+        <w:jc w:val="both"/>
+        <w:rPr>
+          <w:rFonts w:ascii="Courier New" w:hAnsi="Courier New" w:cs="Courier New"/>
+          <w:sz w:val="24"/>
+          <w:szCs w:val="24"/>
+        </w:rPr>
+      </w:pPr>
+      <w:r>
+        <w:rPr>
+          <w:rFonts w:ascii="Courier New" w:hAnsi="Courier New" w:cs="Courier New"/>
+          <w:b/>
+          <w:bCs/>
+          <w:sz w:val="24"/>
+          <w:szCs w:val="24"/>
+        </w:rPr>
+        <w:t xml:space="preserve">Maintainability: </w:t>
+      </w:r>
+      <w:r>
+        <w:rPr>
+          <w:rFonts w:ascii="Courier New" w:hAnsi="Courier New" w:cs="Courier New"/>
+          <w:sz w:val="24"/>
+          <w:szCs w:val="24"/>
+        </w:rPr>
+        <w:t>curriculum versioning allows new curriculum years to be added without altering audit logic for existing cohorts; the audit rules are kept in a separate, tested module, and each database change has an undo script.</w:t>
+      </w:r>
+    </w:p>
+    <w:p>
+      <w:pPr>
+        <w:numPr>
+          <w:ilvl w:val="0"/>
+          <w:numId w:val="4"/>
+        </w:numPr>
+        <w:spacing w:after="0" w:line="480" w:lineRule="auto"/>
+        <w:jc w:val="both"/>
+        <w:rPr>
+          <w:rFonts w:ascii="Courier New" w:hAnsi="Courier New" w:cs="Courier New"/>
+          <w:sz w:val="24"/>
+          <w:szCs w:val="24"/>
+        </w:rPr>
+      </w:pPr>
+      <w:r>
+        <w:rPr>
+          <w:rFonts w:ascii="Courier New" w:hAnsi="Courier New" w:cs="Courier New"/>
+          <w:b/>
+          <w:bCs/>
+          <w:sz w:val="24"/>
+          <w:szCs w:val="24"/>
+        </w:rPr>
+        <w:t xml:space="preserve">Portability/Compatibility: </w:t>
+      </w:r>
+      <w:r>
+        <w:rPr>
+          <w:rFonts w:ascii="Courier New" w:hAnsi="Courier New" w:cs="Courier New"/>
+          <w:sz w:val="24"/>
+          <w:szCs w:val="24"/>
+        </w:rPr>
+        <w:t>delivered as a responsive web application accessible across desktop, tablet, and smartphone browsers.</w:t>
       </w:r>
     </w:p>
     <w:p>
@@ -15080,37 +14420,27 @@
           <w:szCs w:val="24"/>
         </w:rPr>
       </w:pPr>
-      <w:r>
-        <w:rPr>
-          <w:rFonts w:ascii="Courier New" w:hAnsi="Courier New" w:cs="Courier New"/>
-          <w:sz w:val="24"/>
-          <w:szCs w:val="24"/>
-        </w:rPr>
-        <w:t>The checker was therefore redesigned to work from the terms: it compares the term each subject was taken with the term each requirement was passed, every time the audit is shown. The result no longer depends on the order in which grades are entered, and each of the five situations above is now covered by an automated test. This experience shows why a curriculum audit should be based on when subjects were taken rather than on when their grades were encoded: in practice, the grades of existing students are often encoded long after the terms in which they were earned.</w:t>
-      </w:r>
-    </w:p>
-    <w:p>
-      <w:pPr>
-        <w:keepNext/>
-        <w:spacing w:before="240" w:line="480" w:lineRule="auto"/>
-        <w:jc w:val="both"/>
-        <w:rPr>
-          <w:rFonts w:ascii="Courier New" w:hAnsi="Courier New" w:cs="Courier New"/>
-          <w:b/>
-          <w:bCs/>
-          <w:sz w:val="24"/>
-          <w:szCs w:val="24"/>
-        </w:rPr>
-      </w:pPr>
-      <w:r>
-        <w:rPr>
-          <w:rFonts w:ascii="Courier New" w:hAnsi="Courier New" w:cs="Courier New"/>
-          <w:b/>
-          <w:bCs/>
-          <w:sz w:val="24"/>
-          <w:szCs w:val="24"/>
-        </w:rPr>
-        <w:lastRenderedPageBreak/>
+    </w:p>
+    <w:p>
+      <w:pPr>
+        <w:spacing w:before="120" w:line="480" w:lineRule="auto"/>
+        <w:jc w:val="center"/>
+        <w:rPr>
+          <w:rFonts w:ascii="Courier New" w:hAnsi="Courier New" w:cs="Courier New"/>
+          <w:b/>
+          <w:bCs/>
+          <w:sz w:val="24"/>
+          <w:szCs w:val="24"/>
+        </w:rPr>
+      </w:pPr>
+      <w:r>
+        <w:rPr>
+          <w:rFonts w:ascii="Courier New" w:hAnsi="Courier New" w:cs="Courier New"/>
+          <w:b/>
+          <w:bCs/>
+          <w:sz w:val="24"/>
+          <w:szCs w:val="24"/>
+        </w:rPr>
         <w:t>Extent of Compliance of the Proposed System (SOP No. 4)</w:t>
       </w:r>
       <w:r>
@@ -15140,7 +14470,7 @@
           <w:sz w:val="24"/>
           <w:szCs w:val="24"/>
         </w:rPr>
-        <w:t>Upon completion of the system, Auditrix is to be evaluated by the Program Chairpersons and selected IT experts using a printed (paper-based) questionnaire built on the ISO/IEC 25010 software quality model, with each characteristic mapped to a specific part of the system. Responses will be analyzed using the Weighted Mean. Table 4.4 will present the extent of compliance per quality characteristic.</w:t>
+        <w:t>Upon completion of the system, Auditrix is to be evaluated by the Program Chairpersons and selected IT experts using a printed (paper-based) questionnaire built on the ISO/IEC 25010 software quality model, with each characteristic mapped to a specific part of the system. Responses will be analyzed using the Weighted Mean. Table 4.3 will present the extent of compliance per quality characteristic.</w:t>
       </w:r>
     </w:p>
     <w:tbl>
@@ -15184,6 +14514,7 @@
                 <w:sz w:val="24"/>
                 <w:szCs w:val="24"/>
               </w:rPr>
+              <w:lastRenderedPageBreak/>
               <w:t>Quality Characteristic</w:t>
             </w:r>
           </w:p>
@@ -15903,7 +15234,6 @@
                 <w:sz w:val="24"/>
                 <w:szCs w:val="24"/>
               </w:rPr>
-              <w:lastRenderedPageBreak/>
               <w:t>Maintainability</w:t>
             </w:r>
           </w:p>
@@ -15991,7 +15321,6 @@
           </w:tcPr>
           <w:p>
             <w:pPr>
-              <w:keepNext/>
               <w:spacing w:before="40" w:after="40" w:line="264" w:lineRule="auto"/>
               <w:jc w:val="both"/>
               <w:rPr>
@@ -16016,7 +15345,6 @@
           </w:tcPr>
           <w:p>
             <w:pPr>
-              <w:keepNext/>
               <w:spacing w:before="40" w:after="40" w:line="264" w:lineRule="auto"/>
               <w:jc w:val="both"/>
               <w:rPr>
@@ -16041,7 +15369,6 @@
           </w:tcPr>
           <w:p>
             <w:pPr>
-              <w:keepNext/>
               <w:spacing w:before="40" w:after="40" w:line="264" w:lineRule="auto"/>
               <w:jc w:val="both"/>
               <w:rPr>
@@ -16066,7 +15393,6 @@
           </w:tcPr>
           <w:p>
             <w:pPr>
-              <w:keepNext/>
               <w:spacing w:before="40" w:after="40" w:line="264" w:lineRule="auto"/>
               <w:jc w:val="both"/>
               <w:rPr>
@@ -16212,13 +15538,13 @@
           <w:sz w:val="24"/>
           <w:szCs w:val="24"/>
         </w:rPr>
-        <w:t>Table 4.4. Extent of Compliance of Auditrix with ISO/IEC 25010</w:t>
+        <w:t>Table 4.3. Extent of Compliance of Auditrix with ISO/IEC 25010</w:t>
       </w:r>
       <w:r>
         <w:fldChar w:fldCharType="begin"/>
       </w:r>
       <w:r>
-        <w:instrText xml:space="preserve"> TC "Table 4.4. Extent of Compliance of Auditrix with ISO/IEC 25010" \f t \l 1 </w:instrText>
+        <w:instrText xml:space="preserve"> TC "Table 4.3. Extent of Compliance of Auditrix with ISO/IEC 25010" \f t \l 1 </w:instrText>
       </w:r>
       <w:r>
         <w:fldChar w:fldCharType="end"/>
@@ -17335,7 +16661,7 @@
         </w:rPr>
         <w:tab/>
       </w:r>
-      <w:hyperlink r:id="rId51" w:tgtFrame="_blank" w:history="1">
+      <w:hyperlink r:id="rId49" w:tgtFrame="_blank" w:history="1">
         <w:r>
           <w:rPr>
             <w:rFonts w:ascii="Courier New" w:hAnsi="Courier New" w:cs="Courier New"/>
@@ -17468,7 +16794,7 @@
         </w:rPr>
         <w:t xml:space="preserve">IEEE. </w:t>
       </w:r>
-      <w:hyperlink r:id="rId52" w:tgtFrame="_blank" w:history="1">
+      <w:hyperlink r:id="rId50" w:tgtFrame="_blank" w:history="1">
         <w:r>
           <w:rPr>
             <w:rFonts w:ascii="Courier New" w:hAnsi="Courier New" w:cs="Courier New"/>
@@ -17557,7 +16883,7 @@
         </w:rPr>
         <w:tab/>
       </w:r>
-      <w:hyperlink r:id="rId53" w:tgtFrame="_blank" w:history="1">
+      <w:hyperlink r:id="rId51" w:tgtFrame="_blank" w:history="1">
         <w:r>
           <w:rPr>
             <w:rFonts w:ascii="Courier New" w:hAnsi="Courier New" w:cs="Courier New"/>
@@ -17631,7 +16957,7 @@
         <w:tab/>
         <w:t xml:space="preserve">1917-1926. </w:t>
       </w:r>
-      <w:hyperlink r:id="rId54" w:tgtFrame="_blank" w:history="1">
+      <w:hyperlink r:id="rId52" w:tgtFrame="_blank" w:history="1">
         <w:r>
           <w:rPr>
             <w:rFonts w:ascii="Courier New" w:hAnsi="Courier New" w:cs="Courier New"/>
@@ -17731,7 +17057,7 @@
         </w:rPr>
         <w:tab/>
       </w:r>
-      <w:hyperlink r:id="rId55" w:tgtFrame="_blank" w:history="1">
+      <w:hyperlink r:id="rId53" w:tgtFrame="_blank" w:history="1">
         <w:r>
           <w:rPr>
             <w:rFonts w:ascii="Courier New" w:hAnsi="Courier New" w:cs="Courier New"/>
@@ -17818,7 +17144,7 @@
         </w:rPr>
         <w:tab/>
       </w:r>
-      <w:hyperlink r:id="rId56" w:tgtFrame="_blank" w:history="1">
+      <w:hyperlink r:id="rId54" w:tgtFrame="_blank" w:history="1">
         <w:r>
           <w:rPr>
             <w:rFonts w:ascii="Courier New" w:hAnsi="Courier New" w:cs="Courier New"/>
@@ -17898,7 +17224,7 @@
         </w:rPr>
         <w:tab/>
       </w:r>
-      <w:hyperlink r:id="rId57" w:tgtFrame="_blank" w:history="1">
+      <w:hyperlink r:id="rId55" w:tgtFrame="_blank" w:history="1">
         <w:r>
           <w:rPr>
             <w:rFonts w:ascii="Courier New" w:hAnsi="Courier New" w:cs="Courier New"/>
@@ -17981,7 +17307,7 @@
         <w:tab/>
         <w:t xml:space="preserve">10, 1673932. </w:t>
       </w:r>
-      <w:hyperlink r:id="rId58" w:tgtFrame="_blank" w:history="1">
+      <w:hyperlink r:id="rId56" w:tgtFrame="_blank" w:history="1">
         <w:r>
           <w:rPr>
             <w:rFonts w:ascii="Courier New" w:hAnsi="Courier New" w:cs="Courier New"/>
@@ -18072,7 +17398,7 @@
         </w:rPr>
         <w:tab/>
       </w:r>
-      <w:hyperlink r:id="rId59" w:tgtFrame="_blank" w:history="1">
+      <w:hyperlink r:id="rId57" w:tgtFrame="_blank" w:history="1">
         <w:r>
           <w:rPr>
             <w:rFonts w:ascii="Courier New" w:hAnsi="Courier New" w:cs="Courier New"/>
@@ -18163,7 +17489,7 @@
         <w:lastRenderedPageBreak/>
         <w:t xml:space="preserve">A web-based student learning outcome assessment system for secondary education: Design, development, and empirical evaluation. Ceddi Journal of Education, 4(2), 33-41. </w:t>
       </w:r>
-      <w:hyperlink r:id="rId60" w:tgtFrame="_blank" w:history="1">
+      <w:hyperlink r:id="rId58" w:tgtFrame="_blank" w:history="1">
         <w:r>
           <w:rPr>
             <w:rFonts w:ascii="Courier New" w:hAnsi="Courier New" w:cs="Courier New"/>
@@ -18227,7 +17553,7 @@
         </w:rPr>
         <w:t xml:space="preserve">Sustainable program assessment practices: A review of the ABET and NCAAA computer information systems accreditation process. International Journal of Environmental Research and Public Health, 18(23), 12691. </w:t>
       </w:r>
-      <w:hyperlink r:id="rId61" w:tgtFrame="_blank" w:history="1">
+      <w:hyperlink r:id="rId59" w:tgtFrame="_blank" w:history="1">
         <w:r>
           <w:rPr>
             <w:rFonts w:ascii="Courier New" w:hAnsi="Courier New" w:cs="Courier New"/>
@@ -18269,7 +17595,7 @@
         </w:rPr>
         <w:t xml:space="preserve"> Accreditation document tracking system using Scrum approach. International Journal of Evaluation and Research in Education, 9(1), 153-161. </w:t>
       </w:r>
-      <w:hyperlink r:id="rId62" w:tgtFrame="_blank" w:history="1">
+      <w:hyperlink r:id="rId60" w:tgtFrame="_blank" w:history="1">
         <w:r>
           <w:rPr>
             <w:rFonts w:ascii="Courier New" w:hAnsi="Courier New" w:cs="Courier New"/>
@@ -18311,7 +17637,7 @@
         </w:rPr>
         <w:t xml:space="preserve">Development of a web-based accreditation system for study program management using the Waterfall model. Nusantara Journal of Artificial Intelligence and Information Systems, 1(2), 59-66. </w:t>
       </w:r>
-      <w:hyperlink r:id="rId63" w:tgtFrame="_blank" w:history="1">
+      <w:hyperlink r:id="rId61" w:tgtFrame="_blank" w:history="1">
         <w:r>
           <w:rPr>
             <w:rFonts w:ascii="Courier New" w:hAnsi="Courier New" w:cs="Courier New"/>
@@ -18375,7 +17701,7 @@
         </w:rPr>
         <w:t xml:space="preserve">Planning &amp; Self-Study: Assessment and accreditation software. </w:t>
       </w:r>
-      <w:hyperlink r:id="rId64" w:tgtFrame="_blank" w:history="1">
+      <w:hyperlink r:id="rId62" w:tgtFrame="_blank" w:history="1">
         <w:r>
           <w:rPr>
             <w:rFonts w:ascii="Courier New" w:hAnsi="Courier New" w:cs="Courier New"/>
@@ -18439,7 +17765,7 @@
         </w:rPr>
         <w:t xml:space="preserve">Sustainable higher education curriculum management system in China: Theoretical perspectives. European Journal of Management and Marketing Studies, 8(2), 1-15. </w:t>
       </w:r>
-      <w:hyperlink r:id="rId65" w:tgtFrame="_blank" w:history="1">
+      <w:hyperlink r:id="rId63" w:tgtFrame="_blank" w:history="1">
         <w:r>
           <w:rPr>
             <w:rFonts w:ascii="Courier New" w:hAnsi="Courier New" w:cs="Courier New"/>
@@ -18503,7 +17829,7 @@
         </w:rPr>
         <w:t xml:space="preserve">Implementation of Outcomes Based Education in State Universities in Region I. Southeast Asian Journal of Science and Technology, 4(1), 1-12. </w:t>
       </w:r>
-      <w:hyperlink r:id="rId66" w:tgtFrame="_blank" w:history="1">
+      <w:hyperlink r:id="rId64" w:tgtFrame="_blank" w:history="1">
         <w:r>
           <w:rPr>
             <w:rFonts w:ascii="Courier New" w:hAnsi="Courier New" w:cs="Courier New"/>
@@ -18567,7 +17893,7 @@
         </w:rPr>
         <w:t xml:space="preserve">Handbook on typology, outcomes-based education, and institutional sustainability assessment. CHED. </w:t>
       </w:r>
-      <w:hyperlink r:id="rId67" w:tgtFrame="_blank" w:history="1">
+      <w:hyperlink r:id="rId65" w:tgtFrame="_blank" w:history="1">
         <w:r>
           <w:rPr>
             <w:rFonts w:ascii="Courier New" w:hAnsi="Courier New" w:cs="Courier New"/>
@@ -18743,7 +18069,7 @@
         </w:rPr>
         <w:t xml:space="preserve">Quality assurance framework and achievements. </w:t>
       </w:r>
-      <w:hyperlink r:id="rId68" w:tgtFrame="_blank" w:history="1">
+      <w:hyperlink r:id="rId66" w:tgtFrame="_blank" w:history="1">
         <w:r>
           <w:rPr>
             <w:rFonts w:ascii="Courier New" w:hAnsi="Courier New" w:cs="Courier New"/>
@@ -18818,7 +18144,7 @@
         </w:rPr>
         <w:t xml:space="preserve"> </w:t>
       </w:r>
-      <w:hyperlink r:id="rId69" w:tgtFrame="_blank" w:history="1">
+      <w:hyperlink r:id="rId67" w:tgtFrame="_blank" w:history="1">
         <w:r>
           <w:rPr>
             <w:rFonts w:ascii="Courier New" w:hAnsi="Courier New" w:cs="Courier New"/>
@@ -18888,7 +18214,7 @@
         </w:rPr>
         <w:t xml:space="preserve">Best practices in quality assurance in selected higher education institutions (HEIs) in the Philippines in the light of the Malcolm Baldrige framework. WSEAS Transactions on Environment and Development, 17, 115-125. </w:t>
       </w:r>
-      <w:hyperlink r:id="rId70" w:tgtFrame="_blank" w:history="1">
+      <w:hyperlink r:id="rId68" w:tgtFrame="_blank" w:history="1">
         <w:r>
           <w:rPr>
             <w:rFonts w:ascii="Courier New" w:hAnsi="Courier New" w:cs="Courier New"/>
@@ -18951,7 +18277,7 @@
         </w:rPr>
         <w:t xml:space="preserve">Service quality assessment tool in a State University in Northern Mindanao. Journal of Interdisciplinary Perspectives, 8(1), 1-12. </w:t>
       </w:r>
-      <w:hyperlink r:id="rId71" w:tgtFrame="_blank" w:history="1">
+      <w:hyperlink r:id="rId69" w:tgtFrame="_blank" w:history="1">
         <w:r>
           <w:rPr>
             <w:rFonts w:ascii="Courier New" w:hAnsi="Courier New" w:cs="Courier New"/>
@@ -18999,7 +18325,7 @@
         </w:rPr>
         <w:t xml:space="preserve"> Strengthening CHED's developmental and regulatory processes (Discussion Paper Series No. 2024-41). PIDS. </w:t>
       </w:r>
-      <w:hyperlink r:id="rId72" w:tgtFrame="_blank" w:history="1">
+      <w:hyperlink r:id="rId70" w:tgtFrame="_blank" w:history="1">
         <w:r>
           <w:rPr>
             <w:rFonts w:ascii="Courier New" w:hAnsi="Courier New" w:cs="Courier New"/>
@@ -19066,7 +18392,7 @@
         </w:rPr>
         <w:t xml:space="preserve">Evaluation of the quality assurance practices of the College of Education programs of a Philippine local university. Journal of Interdisciplinary Perspectives, 9(1), 1-10. </w:t>
       </w:r>
-      <w:hyperlink r:id="rId73" w:tgtFrame="_blank" w:history="1">
+      <w:hyperlink r:id="rId71" w:tgtFrame="_blank" w:history="1">
         <w:r>
           <w:rPr>
             <w:rFonts w:ascii="Courier New" w:hAnsi="Courier New" w:cs="Courier New"/>
@@ -19188,7 +18514,7 @@
         </w:rPr>
         <w:t xml:space="preserve"> </w:t>
       </w:r>
-      <w:hyperlink r:id="rId74" w:tgtFrame="_blank" w:history="1">
+      <w:hyperlink r:id="rId72" w:tgtFrame="_blank" w:history="1">
         <w:r>
           <w:rPr>
             <w:rFonts w:ascii="Courier New" w:hAnsi="Courier New" w:cs="Courier New"/>
@@ -19259,7 +18585,7 @@
         </w:rPr>
         <w:t xml:space="preserve">General Education Program Curriculum Map: Outcomes-Based Education Framework. </w:t>
       </w:r>
-      <w:hyperlink r:id="rId75" w:tgtFrame="_blank" w:history="1">
+      <w:hyperlink r:id="rId73" w:tgtFrame="_blank" w:history="1">
         <w:r>
           <w:rPr>
             <w:rFonts w:ascii="Courier New" w:hAnsi="Courier New" w:cs="Courier New"/>
@@ -19304,7 +18630,7 @@
         </w:rPr>
         <w:t xml:space="preserve"> Digital transformation of Philippine higher education (Report No. P177574). World Bank Group. </w:t>
       </w:r>
-      <w:hyperlink r:id="rId76" w:tgtFrame="_blank" w:history="1">
+      <w:hyperlink r:id="rId74" w:tgtFrame="_blank" w:history="1">
         <w:r>
           <w:rPr>
             <w:rFonts w:ascii="Courier New" w:hAnsi="Courier New" w:cs="Courier New"/>
@@ -19374,8 +18700,8 @@
       </w:r>
     </w:p>
     <w:sectPr>
-      <w:headerReference w:type="default" r:id="rId77"/>
-      <w:headerReference w:type="first" r:id="rId78"/>
+      <w:headerReference w:type="default" r:id="rId75"/>
+      <w:headerReference w:type="first" r:id="rId76"/>
       <w:pgSz w:w="12242" w:h="15842"/>
       <w:pgMar w:top="1440" w:right="1440" w:bottom="1440" w:left="2160" w:header="709" w:footer="709" w:gutter="0"/>
       <w:cols w:space="708"/>
@@ -19451,16 +18777,6 @@
 </file>
 
 <file path=word/footer1.xml><?xml version="1.0" encoding="utf-8"?>
-<w:ftr xmlns:wpc="http://schemas.microsoft.com/office/word/2010/wordprocessingCanvas" xmlns:cx="http://schemas.microsoft.com/office/drawing/2014/chartex" xmlns:cx1="http://schemas.microsoft.com/office/drawing/2015/9/8/chartex" xmlns:cx2="http://schemas.microsoft.com/office/drawing/2015/10/21/chartex" xmlns:cx3="http://schemas.microsoft.com/office/drawing/2016/5/9/chartex" xmlns:cx4="http://schemas.microsoft.com/office/drawing/2016/5/10/chartex" xmlns:cx5="http://schemas.microsoft.com/office/drawing/2016/5/11/chartex" xmlns:cx6="http://schemas.microsoft.com/office/drawing/2016/5/12/chartex" xmlns:cx7="http://schemas.microsoft.com/office/drawing/2016/5/13/chartex" xmlns:cx8="http://schemas.microsoft.com/office/drawing/2016/5/14/chartex" xmlns:mc="http://schemas.openxmlformats.org/markup-compatibility/2006" xmlns:aink="http://schemas.microsoft.com/office/drawing/2016/ink" xmlns:am3d="http://schemas.microsoft.com/office/drawing/2017/model3d" xmlns:o="urn:schemas-microsoft-com:office:office" xmlns:oel="http://schemas.microsoft.com/office/2019/extlst" xmlns:r="http://schemas.openxmlformats.org/officeDocument/2006/relationships" xmlns:m="http://schemas.openxmlformats.org/officeDocument/2006/math" xmlns:v="urn:schemas-microsoft-com:vml" xmlns:wp14="http://schemas.microsoft.com/office/word/2010/wordprocessingDrawing" xmlns:wp="http://schemas.openxmlformats.org/drawingml/2006/wordprocessingDrawing" xmlns:w10="urn:schemas-microsoft-com:office:word" xmlns:w="http://schemas.openxmlformats.org/wordprocessingml/2006/main" xmlns:w14="http://schemas.microsoft.com/office/word/2010/wordml" xmlns:w15="http://schemas.microsoft.com/office/word/2012/wordml" xmlns:w16cex="http://schemas.microsoft.com/office/word/2018/wordml/cex" xmlns:w16cid="http://schemas.microsoft.com/office/word/2016/wordml/cid" xmlns:w16="http://schemas.microsoft.com/office/word/2018/wordml" xmlns:w16du="http://schemas.microsoft.com/office/word/2023/wordml/word16du" xmlns:w16sdtdh="http://schemas.microsoft.com/office/word/2020/wordml/sdtdatahash" xmlns:w16sdtfl="http://schemas.microsoft.com/office/word/2024/wordml/sdtformatlock" xmlns:w16se="http://schemas.microsoft.com/office/word/2015/wordml/symex" xmlns:wpg="http://schemas.microsoft.com/office/word/2010/wordprocessingGroup" xmlns:wpi="http://schemas.microsoft.com/office/word/2010/wordprocessingInk" xmlns:wne="http://schemas.microsoft.com/office/word/2006/wordml" xmlns:wps="http://schemas.microsoft.com/office/word/2010/wordprocessingShape" mc:Ignorable="w14 w15 w16se w16cid w16 w16cex w16sdtdh w16sdtfl w16du wp14">
-  <w:p>
-    <w:pPr>
-      <w:pStyle w:val="Footer"/>
-    </w:pPr>
-  </w:p>
-</w:ftr>
-</file>
-
-<file path=word/footer2.xml><?xml version="1.0" encoding="utf-8"?>
 <w:ftr xmlns:wpc="http://schemas.microsoft.com/office/word/2010/wordprocessingCanvas" xmlns:cx="http://schemas.microsoft.com/office/drawing/2014/chartex" xmlns:cx1="http://schemas.microsoft.com/office/drawing/2015/9/8/chartex" xmlns:cx2="http://schemas.microsoft.com/office/drawing/2015/10/21/chartex" xmlns:cx3="http://schemas.microsoft.com/office/drawing/2016/5/9/chartex" xmlns:cx4="http://schemas.microsoft.com/office/drawing/2016/5/10/chartex" xmlns:cx5="http://schemas.microsoft.com/office/drawing/2016/5/11/chartex" xmlns:cx6="http://schemas.microsoft.com/office/drawing/2016/5/12/chartex" xmlns:cx7="http://schemas.microsoft.com/office/drawing/2016/5/13/chartex" xmlns:cx8="http://schemas.microsoft.com/office/drawing/2016/5/14/chartex" xmlns:mc="http://schemas.openxmlformats.org/markup-compatibility/2006" xmlns:aink="http://schemas.microsoft.com/office/drawing/2016/ink" xmlns:am3d="http://schemas.microsoft.com/office/drawing/2017/model3d" xmlns:o="urn:schemas-microsoft-com:office:office" xmlns:oel="http://schemas.microsoft.com/office/2019/extlst" xmlns:r="http://schemas.openxmlformats.org/officeDocument/2006/relationships" xmlns:m="http://schemas.openxmlformats.org/officeDocument/2006/math" xmlns:v="urn:schemas-microsoft-com:vml" xmlns:wp14="http://schemas.microsoft.com/office/word/2010/wordprocessingDrawing" xmlns:wp="http://schemas.openxmlformats.org/drawingml/2006/wordprocessingDrawing" xmlns:w10="urn:schemas-microsoft-com:office:word" xmlns:w="http://schemas.openxmlformats.org/wordprocessingml/2006/main" xmlns:w14="http://schemas.microsoft.com/office/word/2010/wordml" xmlns:w15="http://schemas.microsoft.com/office/word/2012/wordml" xmlns:w16cex="http://schemas.microsoft.com/office/word/2018/wordml/cex" xmlns:w16cid="http://schemas.microsoft.com/office/word/2016/wordml/cid" xmlns:w16="http://schemas.microsoft.com/office/word/2018/wordml" xmlns:w16du="http://schemas.microsoft.com/office/word/2023/wordml/word16du" xmlns:w16sdtdh="http://schemas.microsoft.com/office/word/2020/wordml/sdtdatahash" xmlns:w16sdtfl="http://schemas.microsoft.com/office/word/2024/wordml/sdtformatlock" xmlns:w16se="http://schemas.microsoft.com/office/word/2015/wordml/symex" xmlns:wpg="http://schemas.microsoft.com/office/word/2010/wordprocessingGroup" xmlns:wpi="http://schemas.microsoft.com/office/word/2010/wordprocessingInk" xmlns:wne="http://schemas.microsoft.com/office/word/2006/wordml" xmlns:wps="http://schemas.microsoft.com/office/word/2010/wordprocessingShape" mc:Ignorable="w14 w15 w16se w16cid w16 w16cex w16sdtdh w16sdtfl w16du wp14">
   <w:sdt>
     <w:sdtPr>
@@ -19550,7 +18866,7 @@
 </w:ftr>
 </file>
 
-<file path=word/footer3.xml><?xml version="1.0" encoding="utf-8"?>
+<file path=word/footer2.xml><?xml version="1.0" encoding="utf-8"?>
 <w:ftr xmlns:wpc="http://schemas.microsoft.com/office/word/2010/wordprocessingCanvas" xmlns:cx="http://schemas.microsoft.com/office/drawing/2014/chartex" xmlns:cx1="http://schemas.microsoft.com/office/drawing/2015/9/8/chartex" xmlns:cx2="http://schemas.microsoft.com/office/drawing/2015/10/21/chartex" xmlns:cx3="http://schemas.microsoft.com/office/drawing/2016/5/9/chartex" xmlns:cx4="http://schemas.microsoft.com/office/drawing/2016/5/10/chartex" xmlns:cx5="http://schemas.microsoft.com/office/drawing/2016/5/11/chartex" xmlns:cx6="http://schemas.microsoft.com/office/drawing/2016/5/12/chartex" xmlns:cx7="http://schemas.microsoft.com/office/drawing/2016/5/13/chartex" xmlns:cx8="http://schemas.microsoft.com/office/drawing/2016/5/14/chartex" xmlns:mc="http://schemas.openxmlformats.org/markup-compatibility/2006" xmlns:aink="http://schemas.microsoft.com/office/drawing/2016/ink" xmlns:am3d="http://schemas.microsoft.com/office/drawing/2017/model3d" xmlns:o="urn:schemas-microsoft-com:office:office" xmlns:oel="http://schemas.microsoft.com/office/2019/extlst" xmlns:r="http://schemas.openxmlformats.org/officeDocument/2006/relationships" xmlns:m="http://schemas.openxmlformats.org/officeDocument/2006/math" xmlns:v="urn:schemas-microsoft-com:vml" xmlns:wp14="http://schemas.microsoft.com/office/word/2010/wordprocessingDrawing" xmlns:wp="http://schemas.openxmlformats.org/drawingml/2006/wordprocessingDrawing" xmlns:w10="urn:schemas-microsoft-com:office:word" xmlns:w="http://schemas.openxmlformats.org/wordprocessingml/2006/main" xmlns:w14="http://schemas.microsoft.com/office/word/2010/wordml" xmlns:w15="http://schemas.microsoft.com/office/word/2012/wordml" xmlns:w16cex="http://schemas.microsoft.com/office/word/2018/wordml/cex" xmlns:w16cid="http://schemas.microsoft.com/office/word/2016/wordml/cid" xmlns:w16="http://schemas.microsoft.com/office/word/2018/wordml" xmlns:w16du="http://schemas.microsoft.com/office/word/2023/wordml/word16du" xmlns:w16sdtdh="http://schemas.microsoft.com/office/word/2020/wordml/sdtdatahash" xmlns:w16sdtfl="http://schemas.microsoft.com/office/word/2024/wordml/sdtformatlock" xmlns:w16se="http://schemas.microsoft.com/office/word/2015/wordml/symex" xmlns:wpg="http://schemas.microsoft.com/office/word/2010/wordprocessingGroup" xmlns:wpi="http://schemas.microsoft.com/office/word/2010/wordprocessingInk" xmlns:wne="http://schemas.microsoft.com/office/word/2006/wordml" xmlns:wps="http://schemas.microsoft.com/office/word/2010/wordprocessingShape" mc:Ignorable="w14 w15 w16se w16cid w16 w16cex w16sdtdh w16sdtfl w16du wp14">
   <w:p>
     <w:pPr>
@@ -19561,7 +18877,7 @@
 </w:ftr>
 </file>
 
-<file path=word/footer4.xml><?xml version="1.0" encoding="utf-8"?>
+<file path=word/footer3.xml><?xml version="1.0" encoding="utf-8"?>
 <w:ftr xmlns:wpc="http://schemas.microsoft.com/office/word/2010/wordprocessingCanvas" xmlns:cx="http://schemas.microsoft.com/office/drawing/2014/chartex" xmlns:cx1="http://schemas.microsoft.com/office/drawing/2015/9/8/chartex" xmlns:cx2="http://schemas.microsoft.com/office/drawing/2015/10/21/chartex" xmlns:cx3="http://schemas.microsoft.com/office/drawing/2016/5/9/chartex" xmlns:cx4="http://schemas.microsoft.com/office/drawing/2016/5/10/chartex" xmlns:cx5="http://schemas.microsoft.com/office/drawing/2016/5/11/chartex" xmlns:cx6="http://schemas.microsoft.com/office/drawing/2016/5/12/chartex" xmlns:cx7="http://schemas.microsoft.com/office/drawing/2016/5/13/chartex" xmlns:cx8="http://schemas.microsoft.com/office/drawing/2016/5/14/chartex" xmlns:mc="http://schemas.openxmlformats.org/markup-compatibility/2006" xmlns:aink="http://schemas.microsoft.com/office/drawing/2016/ink" xmlns:am3d="http://schemas.microsoft.com/office/drawing/2017/model3d" xmlns:o="urn:schemas-microsoft-com:office:office" xmlns:oel="http://schemas.microsoft.com/office/2019/extlst" xmlns:r="http://schemas.openxmlformats.org/officeDocument/2006/relationships" xmlns:m="http://schemas.openxmlformats.org/officeDocument/2006/math" xmlns:v="urn:schemas-microsoft-com:vml" xmlns:wp14="http://schemas.microsoft.com/office/word/2010/wordprocessingDrawing" xmlns:wp="http://schemas.openxmlformats.org/drawingml/2006/wordprocessingDrawing" xmlns:w10="urn:schemas-microsoft-com:office:word" xmlns:w="http://schemas.openxmlformats.org/wordprocessingml/2006/main" xmlns:w14="http://schemas.microsoft.com/office/word/2010/wordml" xmlns:w15="http://schemas.microsoft.com/office/word/2012/wordml" xmlns:w16cex="http://schemas.microsoft.com/office/word/2018/wordml/cex" xmlns:w16cid="http://schemas.microsoft.com/office/word/2016/wordml/cid" xmlns:w16="http://schemas.microsoft.com/office/word/2018/wordml" xmlns:w16du="http://schemas.microsoft.com/office/word/2023/wordml/word16du" xmlns:w16sdtdh="http://schemas.microsoft.com/office/word/2020/wordml/sdtdatahash" xmlns:w16sdtfl="http://schemas.microsoft.com/office/word/2024/wordml/sdtformatlock" xmlns:w16se="http://schemas.microsoft.com/office/word/2015/wordml/symex" xmlns:wpg="http://schemas.microsoft.com/office/word/2010/wordprocessingGroup" xmlns:wpi="http://schemas.microsoft.com/office/word/2010/wordprocessingInk" xmlns:wne="http://schemas.microsoft.com/office/word/2006/wordml" xmlns:wps="http://schemas.microsoft.com/office/word/2010/wordprocessingShape" mc:Ignorable="w14 w15 w16se w16cid w16 w16cex w16sdtdh w16sdtfl w16du wp14">
   <w:sdt>
     <w:sdtPr>
@@ -19692,7 +19008,7 @@
 </w:ftr>
 </file>
 
-<file path=word/footer5.xml><?xml version="1.0" encoding="utf-8"?>
+<file path=word/footer4.xml><?xml version="1.0" encoding="utf-8"?>
 <w:ftr xmlns:wpc="http://schemas.microsoft.com/office/word/2010/wordprocessingCanvas" xmlns:cx="http://schemas.microsoft.com/office/drawing/2014/chartex" xmlns:cx1="http://schemas.microsoft.com/office/drawing/2015/9/8/chartex" xmlns:cx2="http://schemas.microsoft.com/office/drawing/2015/10/21/chartex" xmlns:cx3="http://schemas.microsoft.com/office/drawing/2016/5/9/chartex" xmlns:cx4="http://schemas.microsoft.com/office/drawing/2016/5/10/chartex" xmlns:cx5="http://schemas.microsoft.com/office/drawing/2016/5/11/chartex" xmlns:cx6="http://schemas.microsoft.com/office/drawing/2016/5/12/chartex" xmlns:cx7="http://schemas.microsoft.com/office/drawing/2016/5/13/chartex" xmlns:cx8="http://schemas.microsoft.com/office/drawing/2016/5/14/chartex" xmlns:mc="http://schemas.openxmlformats.org/markup-compatibility/2006" xmlns:aink="http://schemas.microsoft.com/office/drawing/2016/ink" xmlns:am3d="http://schemas.microsoft.com/office/drawing/2017/model3d" xmlns:o="urn:schemas-microsoft-com:office:office" xmlns:oel="http://schemas.microsoft.com/office/2019/extlst" xmlns:r="http://schemas.openxmlformats.org/officeDocument/2006/relationships" xmlns:m="http://schemas.openxmlformats.org/officeDocument/2006/math" xmlns:v="urn:schemas-microsoft-com:vml" xmlns:wp14="http://schemas.microsoft.com/office/word/2010/wordprocessingDrawing" xmlns:wp="http://schemas.openxmlformats.org/drawingml/2006/wordprocessingDrawing" xmlns:w10="urn:schemas-microsoft-com:office:word" xmlns:w="http://schemas.openxmlformats.org/wordprocessingml/2006/main" xmlns:w14="http://schemas.microsoft.com/office/word/2010/wordml" xmlns:w15="http://schemas.microsoft.com/office/word/2012/wordml" xmlns:w16cex="http://schemas.microsoft.com/office/word/2018/wordml/cex" xmlns:w16cid="http://schemas.microsoft.com/office/word/2016/wordml/cid" xmlns:w16="http://schemas.microsoft.com/office/word/2018/wordml" xmlns:w16du="http://schemas.microsoft.com/office/word/2023/wordml/word16du" xmlns:w16sdtdh="http://schemas.microsoft.com/office/word/2020/wordml/sdtdatahash" xmlns:w16sdtfl="http://schemas.microsoft.com/office/word/2024/wordml/sdtformatlock" xmlns:w16se="http://schemas.microsoft.com/office/word/2015/wordml/symex" xmlns:wpg="http://schemas.microsoft.com/office/word/2010/wordprocessingGroup" xmlns:wpi="http://schemas.microsoft.com/office/word/2010/wordprocessingInk" xmlns:wne="http://schemas.microsoft.com/office/word/2006/wordml" xmlns:wps="http://schemas.microsoft.com/office/word/2010/wordprocessingShape" mc:Ignorable="w14 w15 w16se w16cid w16 w16cex w16sdtdh w16sdtfl w16du wp14">
   <w:sdt>
     <w:sdtPr>
@@ -19782,7 +19098,7 @@
 </w:ftr>
 </file>
 
-<file path=word/footer6.xml><?xml version="1.0" encoding="utf-8"?>
+<file path=word/footer5.xml><?xml version="1.0" encoding="utf-8"?>
 <w:ftr xmlns:wpc="http://schemas.microsoft.com/office/word/2010/wordprocessingCanvas" xmlns:cx="http://schemas.microsoft.com/office/drawing/2014/chartex" xmlns:cx1="http://schemas.microsoft.com/office/drawing/2015/9/8/chartex" xmlns:cx2="http://schemas.microsoft.com/office/drawing/2015/10/21/chartex" xmlns:cx3="http://schemas.microsoft.com/office/drawing/2016/5/9/chartex" xmlns:cx4="http://schemas.microsoft.com/office/drawing/2016/5/10/chartex" xmlns:cx5="http://schemas.microsoft.com/office/drawing/2016/5/11/chartex" xmlns:cx6="http://schemas.microsoft.com/office/drawing/2016/5/12/chartex" xmlns:cx7="http://schemas.microsoft.com/office/drawing/2016/5/13/chartex" xmlns:cx8="http://schemas.microsoft.com/office/drawing/2016/5/14/chartex" xmlns:mc="http://schemas.openxmlformats.org/markup-compatibility/2006" xmlns:aink="http://schemas.microsoft.com/office/drawing/2016/ink" xmlns:am3d="http://schemas.microsoft.com/office/drawing/2017/model3d" xmlns:o="urn:schemas-microsoft-com:office:office" xmlns:oel="http://schemas.microsoft.com/office/2019/extlst" xmlns:r="http://schemas.openxmlformats.org/officeDocument/2006/relationships" xmlns:m="http://schemas.openxmlformats.org/officeDocument/2006/math" xmlns:v="urn:schemas-microsoft-com:vml" xmlns:wp14="http://schemas.microsoft.com/office/word/2010/wordprocessingDrawing" xmlns:wp="http://schemas.openxmlformats.org/drawingml/2006/wordprocessingDrawing" xmlns:w10="urn:schemas-microsoft-com:office:word" xmlns:w="http://schemas.openxmlformats.org/wordprocessingml/2006/main" xmlns:w14="http://schemas.microsoft.com/office/word/2010/wordml" xmlns:w15="http://schemas.microsoft.com/office/word/2012/wordml" xmlns:w16cex="http://schemas.microsoft.com/office/word/2018/wordml/cex" xmlns:w16cid="http://schemas.microsoft.com/office/word/2016/wordml/cid" xmlns:w16="http://schemas.microsoft.com/office/word/2018/wordml" xmlns:w16du="http://schemas.microsoft.com/office/word/2023/wordml/word16du" xmlns:w16sdtdh="http://schemas.microsoft.com/office/word/2020/wordml/sdtdatahash" xmlns:w16sdtfl="http://schemas.microsoft.com/office/word/2024/wordml/sdtformatlock" xmlns:w16se="http://schemas.microsoft.com/office/word/2015/wordml/symex" xmlns:wpg="http://schemas.microsoft.com/office/word/2010/wordprocessingGroup" xmlns:wpi="http://schemas.microsoft.com/office/word/2010/wordprocessingInk" xmlns:wne="http://schemas.microsoft.com/office/word/2006/wordml" xmlns:wps="http://schemas.microsoft.com/office/word/2010/wordprocessingShape" mc:Ignorable="w14 w15 w16se w16cid w16 w16cex w16sdtdh w16sdtfl w16du wp14">
   <w:sdt>
     <w:sdtPr>
@@ -19899,44 +19215,26 @@
 
 <file path=word/header1.xml><?xml version="1.0" encoding="utf-8"?>
 <w:hdr xmlns:wpc="http://schemas.microsoft.com/office/word/2010/wordprocessingCanvas" xmlns:cx="http://schemas.microsoft.com/office/drawing/2014/chartex" xmlns:cx1="http://schemas.microsoft.com/office/drawing/2015/9/8/chartex" xmlns:cx2="http://schemas.microsoft.com/office/drawing/2015/10/21/chartex" xmlns:cx3="http://schemas.microsoft.com/office/drawing/2016/5/9/chartex" xmlns:cx4="http://schemas.microsoft.com/office/drawing/2016/5/10/chartex" xmlns:cx5="http://schemas.microsoft.com/office/drawing/2016/5/11/chartex" xmlns:cx6="http://schemas.microsoft.com/office/drawing/2016/5/12/chartex" xmlns:cx7="http://schemas.microsoft.com/office/drawing/2016/5/13/chartex" xmlns:cx8="http://schemas.microsoft.com/office/drawing/2016/5/14/chartex" xmlns:mc="http://schemas.openxmlformats.org/markup-compatibility/2006" xmlns:aink="http://schemas.microsoft.com/office/drawing/2016/ink" xmlns:am3d="http://schemas.microsoft.com/office/drawing/2017/model3d" xmlns:o="urn:schemas-microsoft-com:office:office" xmlns:oel="http://schemas.microsoft.com/office/2019/extlst" xmlns:r="http://schemas.openxmlformats.org/officeDocument/2006/relationships" xmlns:m="http://schemas.openxmlformats.org/officeDocument/2006/math" xmlns:v="urn:schemas-microsoft-com:vml" xmlns:wp14="http://schemas.microsoft.com/office/word/2010/wordprocessingDrawing" xmlns:wp="http://schemas.openxmlformats.org/drawingml/2006/wordprocessingDrawing" xmlns:w10="urn:schemas-microsoft-com:office:word" xmlns:w="http://schemas.openxmlformats.org/wordprocessingml/2006/main" xmlns:w14="http://schemas.microsoft.com/office/word/2010/wordml" xmlns:w15="http://schemas.microsoft.com/office/word/2012/wordml" xmlns:w16cex="http://schemas.microsoft.com/office/word/2018/wordml/cex" xmlns:w16cid="http://schemas.microsoft.com/office/word/2016/wordml/cid" xmlns:w16="http://schemas.microsoft.com/office/word/2018/wordml" xmlns:w16du="http://schemas.microsoft.com/office/word/2023/wordml/word16du" xmlns:w16sdtdh="http://schemas.microsoft.com/office/word/2020/wordml/sdtdatahash" xmlns:w16sdtfl="http://schemas.microsoft.com/office/word/2024/wordml/sdtformatlock" xmlns:w16se="http://schemas.microsoft.com/office/word/2015/wordml/symex" xmlns:wpg="http://schemas.microsoft.com/office/word/2010/wordprocessingGroup" xmlns:wpi="http://schemas.microsoft.com/office/word/2010/wordprocessingInk" xmlns:wne="http://schemas.microsoft.com/office/word/2006/wordml" xmlns:wps="http://schemas.microsoft.com/office/word/2010/wordprocessingShape" mc:Ignorable="w14 w15 w16se w16cid w16 w16cex w16sdtdh w16sdtfl w16du wp14">
-  <w:p>
-    <w:pPr>
-      <w:pStyle w:val="Header"/>
-    </w:pPr>
-  </w:p>
-</w:hdr>
-</file>
-
-<file path=word/header10.xml><?xml version="1.0" encoding="utf-8"?>
-<w:hdr xmlns:wpc="http://schemas.microsoft.com/office/word/2010/wordprocessingCanvas" xmlns:cx="http://schemas.microsoft.com/office/drawing/2014/chartex" xmlns:cx1="http://schemas.microsoft.com/office/drawing/2015/9/8/chartex" xmlns:cx2="http://schemas.microsoft.com/office/drawing/2015/10/21/chartex" xmlns:cx3="http://schemas.microsoft.com/office/drawing/2016/5/9/chartex" xmlns:cx4="http://schemas.microsoft.com/office/drawing/2016/5/10/chartex" xmlns:cx5="http://schemas.microsoft.com/office/drawing/2016/5/11/chartex" xmlns:cx6="http://schemas.microsoft.com/office/drawing/2016/5/12/chartex" xmlns:cx7="http://schemas.microsoft.com/office/drawing/2016/5/13/chartex" xmlns:cx8="http://schemas.microsoft.com/office/drawing/2016/5/14/chartex" xmlns:mc="http://schemas.openxmlformats.org/markup-compatibility/2006" xmlns:aink="http://schemas.microsoft.com/office/drawing/2016/ink" xmlns:am3d="http://schemas.microsoft.com/office/drawing/2017/model3d" xmlns:o="urn:schemas-microsoft-com:office:office" xmlns:oel="http://schemas.microsoft.com/office/2019/extlst" xmlns:r="http://schemas.openxmlformats.org/officeDocument/2006/relationships" xmlns:m="http://schemas.openxmlformats.org/officeDocument/2006/math" xmlns:v="urn:schemas-microsoft-com:vml" xmlns:wp14="http://schemas.microsoft.com/office/word/2010/wordprocessingDrawing" xmlns:wp="http://schemas.openxmlformats.org/drawingml/2006/wordprocessingDrawing" xmlns:w10="urn:schemas-microsoft-com:office:word" xmlns:w="http://schemas.openxmlformats.org/wordprocessingml/2006/main" xmlns:w14="http://schemas.microsoft.com/office/word/2010/wordml" xmlns:w15="http://schemas.microsoft.com/office/word/2012/wordml" xmlns:w16cex="http://schemas.microsoft.com/office/word/2018/wordml/cex" xmlns:w16cid="http://schemas.microsoft.com/office/word/2016/wordml/cid" xmlns:w16="http://schemas.microsoft.com/office/word/2018/wordml" xmlns:w16du="http://schemas.microsoft.com/office/word/2023/wordml/word16du" xmlns:w16sdtdh="http://schemas.microsoft.com/office/word/2020/wordml/sdtdatahash" xmlns:w16sdtfl="http://schemas.microsoft.com/office/word/2024/wordml/sdtformatlock" xmlns:w16se="http://schemas.microsoft.com/office/word/2015/wordml/symex" xmlns:wpg="http://schemas.microsoft.com/office/word/2010/wordprocessingGroup" xmlns:wpi="http://schemas.microsoft.com/office/word/2010/wordprocessingInk" xmlns:wne="http://schemas.microsoft.com/office/word/2006/wordml" xmlns:wps="http://schemas.microsoft.com/office/word/2010/wordprocessingShape" mc:Ignorable="w14 w15 w16se w16cid w16 w16cex w16sdtdh w16sdtfl w16du wp14">
   <w:sdt>
     <w:sdtPr>
-      <w:id w:val="1983423169"/>
+      <w:id w:val="487138519"/>
     </w:sdtPr>
     <w:sdtEndPr>
       <w:rPr>
         <w:rFonts w:ascii="Courier New" w:hAnsi="Courier New" w:cs="Courier New"/>
-        <w:sz w:val="20"/>
-        <w:szCs w:val="20"/>
       </w:rPr>
     </w:sdtEndPr>
     <w:sdtContent>
       <w:p>
         <w:pPr>
           <w:pStyle w:val="Header"/>
-          <w:tabs>
-            <w:tab w:val="center" w:pos="4321"/>
-            <w:tab w:val="right" w:pos="8642"/>
-          </w:tabs>
+          <w:jc w:val="center"/>
           <w:rPr>
             <w:rFonts w:ascii="Courier New" w:hAnsi="Courier New" w:cs="Courier New"/>
             <w:b/>
             <w:sz w:val="32"/>
           </w:rPr>
         </w:pPr>
-        <w:r>
-          <w:tab/>
-        </w:r>
         <w:r>
           <w:rPr>
             <w:rFonts w:ascii="Courier New" w:hAnsi="Courier New" w:cs="Courier New"/>
@@ -19946,7 +19244,7 @@
             <w:lang w:eastAsia="en-PH"/>
           </w:rPr>
           <w:drawing>
-            <wp:anchor distT="0" distB="0" distL="114300" distR="114300" simplePos="0" relativeHeight="251669504" behindDoc="0" locked="0" layoutInCell="1" allowOverlap="1" wp14:anchorId="76CF24D9" wp14:editId="03C59511">
+            <wp:anchor distT="0" distB="0" distL="114300" distR="114300" simplePos="0" relativeHeight="251631616" behindDoc="0" locked="0" layoutInCell="1" allowOverlap="1" wp14:anchorId="07AE5F3A" wp14:editId="4787DA95">
               <wp:simplePos x="0" y="0"/>
               <wp:positionH relativeFrom="column">
                 <wp:posOffset>-246380</wp:posOffset>
@@ -19957,7 +19255,7 @@
               <wp:extent cx="823595" cy="724535"/>
               <wp:effectExtent l="0" t="0" r="14605" b="18415"/>
               <wp:wrapNone/>
-              <wp:docPr id="1220379455" name="Picture 1220379455"/>
+              <wp:docPr id="1344769163" name="Picture 1344769163"/>
               <wp:cNvGraphicFramePr>
                 <a:graphicFrameLocks xmlns:a="http://schemas.openxmlformats.org/drawingml/2006/main" noChangeAspect="1"/>
               </wp:cNvGraphicFramePr>
@@ -20008,7 +19306,7 @@
           <mc:AlternateContent>
             <mc:Choice Requires="wps">
               <w:drawing>
-                <wp:anchor distT="0" distB="0" distL="114300" distR="114300" simplePos="0" relativeHeight="251672576" behindDoc="0" locked="0" layoutInCell="1" allowOverlap="1" wp14:anchorId="4DF466F2" wp14:editId="341E2D7A">
+                <wp:anchor distT="0" distB="0" distL="114300" distR="114300" simplePos="0" relativeHeight="251636736" behindDoc="0" locked="0" layoutInCell="1" allowOverlap="1" wp14:anchorId="41D96DE8" wp14:editId="4D5A26B6">
                   <wp:simplePos x="0" y="0"/>
                   <wp:positionH relativeFrom="column">
                     <wp:posOffset>-1371600</wp:posOffset>
@@ -20019,7 +19317,7 @@
                   <wp:extent cx="7772400" cy="0"/>
                   <wp:effectExtent l="0" t="19050" r="0" b="19050"/>
                   <wp:wrapNone/>
-                  <wp:docPr id="190166018" name="Straight Connector 190166018"/>
+                  <wp:docPr id="26" name="Straight Connector 26"/>
                   <wp:cNvGraphicFramePr/>
                   <a:graphic xmlns:a="http://schemas.openxmlformats.org/drawingml/2006/main">
                     <a:graphicData uri="http://schemas.microsoft.com/office/word/2010/wordprocessingShape">
@@ -20056,10 +19354,13 @@
                 </wp:anchor>
               </w:drawing>
             </mc:Choice>
-            <mc:Fallback>
+            <mc:Fallback xmlns:wpsCustomData="http://www.wps.cn/officeDocument/2013/wpsCustomData">
               <w:pict>
-                <v:line w14:anchorId="0AF80BF6" id="Straight Connector 190166018" o:spid="_x0000_s1026" style="position:absolute;z-index:251708416;visibility:visible;mso-wrap-style:square;mso-wrap-distance-left:9pt;mso-wrap-distance-top:0;mso-wrap-distance-right:9pt;mso-wrap-distance-bottom:0;mso-position-horizontal:absolute;mso-position-horizontal-relative:text;mso-position-vertical:absolute;mso-position-vertical-relative:text" from="-108pt,-22.6pt" to="7in,-22.6pt" o:gfxdata="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" strokecolor="black [3200]" strokeweight="3pt">
-                  <v:stroke joinstyle="miter"/>
+                <v:line id="_x0000_s1026" o:spid="_x0000_s1026" o:spt="20" style="position:absolute;left:0pt;margin-left:-108pt;margin-top:-22.6pt;height:0pt;width:612pt;z-index:251662336;mso-width-relative:page;mso-height-relative:page;" filled="f" stroked="t" coordsize="21600,21600" o:gfxdata="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">
+                  <v:fill on="f" focussize="0,0"/>
+                  <v:stroke weight="3pt" color="#000000 [3200]" miterlimit="8" joinstyle="miter"/>
+                  <v:imagedata o:title=""/>
+                  <o:lock v:ext="edit" aspectratio="f"/>
                 </v:line>
               </w:pict>
             </mc:Fallback>
@@ -20076,7 +19377,7 @@
           <mc:AlternateContent>
             <mc:Choice Requires="wps">
               <w:drawing>
-                <wp:anchor distT="0" distB="0" distL="114300" distR="114300" simplePos="0" relativeHeight="251670528" behindDoc="0" locked="0" layoutInCell="1" allowOverlap="1" wp14:anchorId="04C379D1" wp14:editId="5A24E7E5">
+                <wp:anchor distT="0" distB="0" distL="114300" distR="114300" simplePos="0" relativeHeight="251632640" behindDoc="0" locked="0" layoutInCell="1" allowOverlap="1" wp14:anchorId="168BEE42" wp14:editId="11402129">
                   <wp:simplePos x="0" y="0"/>
                   <wp:positionH relativeFrom="column">
                     <wp:posOffset>-228600</wp:posOffset>
@@ -20087,7 +19388,7 @@
                   <wp:extent cx="0" cy="10191750"/>
                   <wp:effectExtent l="19050" t="0" r="19050" b="0"/>
                   <wp:wrapNone/>
-                  <wp:docPr id="341334077" name="Straight Connector 341334077"/>
+                  <wp:docPr id="27" name="Straight Connector 27"/>
                   <wp:cNvGraphicFramePr/>
                   <a:graphic xmlns:a="http://schemas.openxmlformats.org/drawingml/2006/main">
                     <a:graphicData uri="http://schemas.microsoft.com/office/word/2010/wordprocessingShape">
@@ -20124,10 +19425,13 @@
                 </wp:anchor>
               </w:drawing>
             </mc:Choice>
-            <mc:Fallback>
+            <mc:Fallback xmlns:wpsCustomData="http://www.wps.cn/officeDocument/2013/wpsCustomData">
               <w:pict>
-                <v:line w14:anchorId="42220F27" id="Straight Connector 341334077" o:spid="_x0000_s1026" style="position:absolute;z-index:251706368;visibility:visible;mso-wrap-style:square;mso-wrap-distance-left:9pt;mso-wrap-distance-top:0;mso-wrap-distance-right:9pt;mso-wrap-distance-bottom:0;mso-position-horizontal:absolute;mso-position-horizontal-relative:text;mso-position-vertical:absolute;mso-position-vertical-relative:text" from="-18pt,-45.1pt" to="-18pt,757.4pt" o:gfxdata="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" strokecolor="black [3200]" strokeweight="3pt">
-                  <v:stroke joinstyle="miter"/>
+                <v:line id="_x0000_s1026" o:spid="_x0000_s1026" o:spt="20" style="position:absolute;left:0pt;margin-left:-18pt;margin-top:-45.1pt;height:802.5pt;width:0pt;z-index:251660288;mso-width-relative:page;mso-height-relative:page;" filled="f" stroked="t" coordsize="21600,21600" o:gfxdata="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">
+                  <v:fill on="f" focussize="0,0"/>
+                  <v:stroke weight="3pt" color="#000000 [3200]" miterlimit="8" joinstyle="miter"/>
+                  <v:imagedata o:title=""/>
+                  <o:lock v:ext="edit" aspectratio="f"/>
                 </v:line>
               </w:pict>
             </mc:Fallback>
@@ -20144,7 +19448,7 @@
           <mc:AlternateContent>
             <mc:Choice Requires="wps">
               <w:drawing>
-                <wp:anchor distT="0" distB="0" distL="114300" distR="114300" simplePos="0" relativeHeight="251671552" behindDoc="0" locked="0" layoutInCell="1" allowOverlap="1" wp14:anchorId="54E11308" wp14:editId="59A407C0">
+                <wp:anchor distT="0" distB="0" distL="114300" distR="114300" simplePos="0" relativeHeight="251634688" behindDoc="0" locked="0" layoutInCell="1" allowOverlap="1" wp14:anchorId="6444EACC" wp14:editId="42F08A32">
                   <wp:simplePos x="0" y="0"/>
                   <wp:positionH relativeFrom="column">
                     <wp:posOffset>5715000</wp:posOffset>
@@ -20155,7 +19459,7 @@
                   <wp:extent cx="0" cy="10033635"/>
                   <wp:effectExtent l="19050" t="0" r="19050" b="5715"/>
                   <wp:wrapNone/>
-                  <wp:docPr id="194450568" name="Straight Connector 194450568"/>
+                  <wp:docPr id="28" name="Straight Connector 28"/>
                   <wp:cNvGraphicFramePr/>
                   <a:graphic xmlns:a="http://schemas.openxmlformats.org/drawingml/2006/main">
                     <a:graphicData uri="http://schemas.microsoft.com/office/word/2010/wordprocessingShape">
@@ -20192,10 +19496,13 @@
                 </wp:anchor>
               </w:drawing>
             </mc:Choice>
-            <mc:Fallback>
+            <mc:Fallback xmlns:wpsCustomData="http://www.wps.cn/officeDocument/2013/wpsCustomData">
               <w:pict>
-                <v:line w14:anchorId="0F0EBD7E" id="Straight Connector 194450568" o:spid="_x0000_s1026" style="position:absolute;z-index:251707392;visibility:visible;mso-wrap-style:square;mso-wrap-distance-left:9pt;mso-wrap-distance-top:0;mso-wrap-distance-right:9pt;mso-wrap-distance-bottom:0;mso-position-horizontal:absolute;mso-position-horizontal-relative:text;mso-position-vertical:absolute;mso-position-vertical-relative:text" from="450pt,-33.05pt" to="450pt,757pt" o:gfxdata="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" strokecolor="black [3200]" strokeweight="3pt">
-                  <v:stroke joinstyle="miter"/>
+                <v:line id="_x0000_s1026" o:spid="_x0000_s1026" o:spt="20" style="position:absolute;left:0pt;margin-left:450pt;margin-top:-33.05pt;height:790.05pt;width:0pt;z-index:251661312;mso-width-relative:page;mso-height-relative:page;" filled="f" stroked="t" coordsize="21600,21600" o:gfxdata="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">
+                  <v:fill on="f" focussize="0,0"/>
+                  <v:stroke weight="3pt" color="#000000 [3200]" miterlimit="8" joinstyle="miter"/>
+                  <v:imagedata o:title=""/>
+                  <o:lock v:ext="edit" aspectratio="f"/>
                 </v:line>
               </w:pict>
             </mc:Fallback>
@@ -20209,23 +19516,14 @@
           </w:rPr>
           <w:t>Kalinga State University</w:t>
         </w:r>
-        <w:r>
-          <w:rPr>
-            <w:rFonts w:ascii="Courier New" w:hAnsi="Courier New" w:cs="Courier New"/>
-            <w:b/>
-            <w:sz w:val="36"/>
-          </w:rPr>
-          <w:tab/>
-        </w:r>
       </w:p>
       <w:p>
         <w:pPr>
           <w:pStyle w:val="Header"/>
           <w:tabs>
-            <w:tab w:val="clear" w:pos="9360"/>
             <w:tab w:val="left" w:pos="2256"/>
             <w:tab w:val="center" w:pos="4320"/>
-            <w:tab w:val="right" w:pos="8642"/>
+            <w:tab w:val="left" w:pos="6845"/>
           </w:tabs>
           <w:rPr>
             <w:rFonts w:ascii="Courier New" w:hAnsi="Courier New" w:cs="Courier New"/>
@@ -20275,7 +19573,7 @@
           <mc:AlternateContent>
             <mc:Choice Requires="wps">
               <w:drawing>
-                <wp:anchor distT="0" distB="0" distL="114300" distR="114300" simplePos="0" relativeHeight="251646976" behindDoc="0" locked="0" layoutInCell="1" allowOverlap="1" wp14:anchorId="34B28411" wp14:editId="3F8150CD">
+                <wp:anchor distT="0" distB="0" distL="114300" distR="114300" simplePos="0" relativeHeight="251638784" behindDoc="0" locked="0" layoutInCell="1" allowOverlap="1" wp14:anchorId="20F28432" wp14:editId="12C63873">
                   <wp:simplePos x="0" y="0"/>
                   <wp:positionH relativeFrom="page">
                     <wp:align>right</wp:align>
@@ -20286,7 +19584,7 @@
                   <wp:extent cx="7772400" cy="0"/>
                   <wp:effectExtent l="0" t="19050" r="19050" b="19050"/>
                   <wp:wrapNone/>
-                  <wp:docPr id="9907" name="Straight Connector 29"/>
+                  <wp:docPr id="29" name="Straight Connector 29"/>
                   <wp:cNvGraphicFramePr/>
                   <a:graphic xmlns:a="http://schemas.openxmlformats.org/drawingml/2006/main">
                     <a:graphicData uri="http://schemas.microsoft.com/office/word/2010/wordprocessingShape">
@@ -20338,69 +19636,11 @@
         <w:r>
           <w:rPr>
             <w:rFonts w:ascii="Courier New" w:hAnsi="Courier New" w:cs="Courier New"/>
-            <w:noProof/>
-            <w:lang w:eastAsia="en-PH"/>
+            <w:sz w:val="24"/>
+            <w:szCs w:val="24"/>
+            <w:lang w:val="en-US"/>
           </w:rPr>
-          <mc:AlternateContent>
-            <mc:Choice Requires="wps">
-              <w:drawing>
-                <wp:anchor distT="0" distB="0" distL="114300" distR="114300" simplePos="0" relativeHeight="251695104" behindDoc="0" locked="0" layoutInCell="1" allowOverlap="1" wp14:anchorId="2433E5BA" wp14:editId="7600DD85">
-                  <wp:simplePos x="0" y="0"/>
-                  <wp:positionH relativeFrom="page">
-                    <wp:align>right</wp:align>
-                  </wp:positionH>
-                  <wp:positionV relativeFrom="paragraph">
-                    <wp:posOffset>204470</wp:posOffset>
-                  </wp:positionV>
-                  <wp:extent cx="7772400" cy="0"/>
-                  <wp:effectExtent l="0" t="19050" r="19050" b="19050"/>
-                  <wp:wrapNone/>
-                  <wp:docPr id="1895472449" name="Straight Connector 1895472449"/>
-                  <wp:cNvGraphicFramePr/>
-                  <a:graphic xmlns:a="http://schemas.openxmlformats.org/drawingml/2006/main">
-                    <a:graphicData uri="http://schemas.microsoft.com/office/word/2010/wordprocessingShape">
-                      <wps:wsp>
-                        <wps:cNvCnPr/>
-                        <wps:spPr>
-                          <a:xfrm>
-                            <a:off x="0" y="0"/>
-                            <a:ext cx="7772400" cy="0"/>
-                          </a:xfrm>
-                          <a:prstGeom prst="line">
-                            <a:avLst/>
-                          </a:prstGeom>
-                          <a:ln w="38100"/>
-                        </wps:spPr>
-                        <wps:style>
-                          <a:lnRef idx="1">
-                            <a:schemeClr val="dk1"/>
-                          </a:lnRef>
-                          <a:fillRef idx="0">
-                            <a:schemeClr val="dk1"/>
-                          </a:fillRef>
-                          <a:effectRef idx="0">
-                            <a:schemeClr val="dk1"/>
-                          </a:effectRef>
-                          <a:fontRef idx="minor">
-                            <a:schemeClr val="tx1"/>
-                          </a:fontRef>
-                        </wps:style>
-                        <wps:bodyPr/>
-                      </wps:wsp>
-                    </a:graphicData>
-                  </a:graphic>
-                </wp:anchor>
-              </w:drawing>
-            </mc:Choice>
-            <mc:Fallback>
-              <w:pict>
-                <v:line w14:anchorId="504A0D9E" id="Straight Connector 1895472449" o:spid="_x0000_s1026" style="position:absolute;z-index:251695104;visibility:visible;mso-wrap-style:square;mso-wrap-distance-left:9pt;mso-wrap-distance-top:0;mso-wrap-distance-right:9pt;mso-wrap-distance-bottom:0;mso-position-horizontal:right;mso-position-horizontal-relative:page;mso-position-vertical:absolute;mso-position-vertical-relative:text" from="560.8pt,16.1pt" to="1172.8pt,16.1pt" o:gfxdata="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" strokecolor="black [3200]" strokeweight="3pt">
-                  <v:stroke joinstyle="miter"/>
-                  <w10:wrap anchorx="page"/>
-                </v:line>
-              </w:pict>
-            </mc:Fallback>
-          </mc:AlternateContent>
+          <w:t>College of Engineering and Information Technol</w:t>
         </w:r>
         <w:r>
           <w:rPr>
@@ -20409,23 +19649,8 @@
             <w:szCs w:val="24"/>
             <w:lang w:val="en-US"/>
           </w:rPr>
-          <w:t>College of Engineering and Information Technology</w:t>
+          <w:t>og</w:t>
         </w:r>
-      </w:p>
-      <w:p>
-        <w:pPr>
-          <w:pStyle w:val="Header"/>
-          <w:tabs>
-            <w:tab w:val="clear" w:pos="9360"/>
-            <w:tab w:val="left" w:pos="2256"/>
-            <w:tab w:val="center" w:pos="4320"/>
-            <w:tab w:val="right" w:pos="8642"/>
-          </w:tabs>
-          <w:rPr>
-            <w:rFonts w:ascii="Courier New" w:hAnsi="Courier New" w:cs="Courier New"/>
-            <w:sz w:val="24"/>
-          </w:rPr>
-        </w:pPr>
       </w:p>
       <w:p>
         <w:pPr>
@@ -20433,8 +19658,6 @@
           <w:jc w:val="right"/>
           <w:rPr>
             <w:rFonts w:ascii="Courier New" w:hAnsi="Courier New" w:cs="Courier New"/>
-            <w:sz w:val="20"/>
-            <w:szCs w:val="20"/>
           </w:rPr>
         </w:pPr>
       </w:p>
@@ -20451,7 +19674,7 @@
 </w:hdr>
 </file>
 
-<file path=word/header11.xml><?xml version="1.0" encoding="utf-8"?>
+<file path=word/header10.xml><?xml version="1.0" encoding="utf-8"?>
 <w:hdr xmlns:wpc="http://schemas.microsoft.com/office/word/2010/wordprocessingCanvas" xmlns:cx="http://schemas.microsoft.com/office/drawing/2014/chartex" xmlns:cx1="http://schemas.microsoft.com/office/drawing/2015/9/8/chartex" xmlns:cx2="http://schemas.microsoft.com/office/drawing/2015/10/21/chartex" xmlns:cx3="http://schemas.microsoft.com/office/drawing/2016/5/9/chartex" xmlns:cx4="http://schemas.microsoft.com/office/drawing/2016/5/10/chartex" xmlns:cx5="http://schemas.microsoft.com/office/drawing/2016/5/11/chartex" xmlns:cx6="http://schemas.microsoft.com/office/drawing/2016/5/12/chartex" xmlns:cx7="http://schemas.microsoft.com/office/drawing/2016/5/13/chartex" xmlns:cx8="http://schemas.microsoft.com/office/drawing/2016/5/14/chartex" xmlns:mc="http://schemas.openxmlformats.org/markup-compatibility/2006" xmlns:aink="http://schemas.microsoft.com/office/drawing/2016/ink" xmlns:am3d="http://schemas.microsoft.com/office/drawing/2017/model3d" xmlns:o="urn:schemas-microsoft-com:office:office" xmlns:oel="http://schemas.microsoft.com/office/2019/extlst" xmlns:r="http://schemas.openxmlformats.org/officeDocument/2006/relationships" xmlns:m="http://schemas.openxmlformats.org/officeDocument/2006/math" xmlns:v="urn:schemas-microsoft-com:vml" xmlns:wp14="http://schemas.microsoft.com/office/word/2010/wordprocessingDrawing" xmlns:wp="http://schemas.openxmlformats.org/drawingml/2006/wordprocessingDrawing" xmlns:w10="urn:schemas-microsoft-com:office:word" xmlns:w="http://schemas.openxmlformats.org/wordprocessingml/2006/main" xmlns:w14="http://schemas.microsoft.com/office/word/2010/wordml" xmlns:w15="http://schemas.microsoft.com/office/word/2012/wordml" xmlns:w16cex="http://schemas.microsoft.com/office/word/2018/wordml/cex" xmlns:w16cid="http://schemas.microsoft.com/office/word/2016/wordml/cid" xmlns:w16="http://schemas.microsoft.com/office/word/2018/wordml" xmlns:w16du="http://schemas.microsoft.com/office/word/2023/wordml/word16du" xmlns:w16sdtdh="http://schemas.microsoft.com/office/word/2020/wordml/sdtdatahash" xmlns:w16sdtfl="http://schemas.microsoft.com/office/word/2024/wordml/sdtformatlock" xmlns:w16se="http://schemas.microsoft.com/office/word/2015/wordml/symex" xmlns:wpg="http://schemas.microsoft.com/office/word/2010/wordprocessingGroup" xmlns:wpi="http://schemas.microsoft.com/office/word/2010/wordprocessingInk" xmlns:wne="http://schemas.microsoft.com/office/word/2006/wordml" xmlns:wps="http://schemas.microsoft.com/office/word/2010/wordprocessingShape" mc:Ignorable="w14 w15 w16se w16cid w16 w16cex w16sdtdh w16sdtfl w16du wp14">
   <w:sdt>
     <w:sdtPr>
@@ -21057,7 +20280,7 @@
 </w:hdr>
 </file>
 
-<file path=word/header12.xml><?xml version="1.0" encoding="utf-8"?>
+<file path=word/header11.xml><?xml version="1.0" encoding="utf-8"?>
 <w:hdr xmlns:wpc="http://schemas.microsoft.com/office/word/2010/wordprocessingCanvas" xmlns:cx="http://schemas.microsoft.com/office/drawing/2014/chartex" xmlns:cx1="http://schemas.microsoft.com/office/drawing/2015/9/8/chartex" xmlns:cx2="http://schemas.microsoft.com/office/drawing/2015/10/21/chartex" xmlns:cx3="http://schemas.microsoft.com/office/drawing/2016/5/9/chartex" xmlns:cx4="http://schemas.microsoft.com/office/drawing/2016/5/10/chartex" xmlns:cx5="http://schemas.microsoft.com/office/drawing/2016/5/11/chartex" xmlns:cx6="http://schemas.microsoft.com/office/drawing/2016/5/12/chartex" xmlns:cx7="http://schemas.microsoft.com/office/drawing/2016/5/13/chartex" xmlns:cx8="http://schemas.microsoft.com/office/drawing/2016/5/14/chartex" xmlns:mc="http://schemas.openxmlformats.org/markup-compatibility/2006" xmlns:aink="http://schemas.microsoft.com/office/drawing/2016/ink" xmlns:am3d="http://schemas.microsoft.com/office/drawing/2017/model3d" xmlns:o="urn:schemas-microsoft-com:office:office" xmlns:oel="http://schemas.microsoft.com/office/2019/extlst" xmlns:r="http://schemas.openxmlformats.org/officeDocument/2006/relationships" xmlns:m="http://schemas.openxmlformats.org/officeDocument/2006/math" xmlns:v="urn:schemas-microsoft-com:vml" xmlns:wp14="http://schemas.microsoft.com/office/word/2010/wordprocessingDrawing" xmlns:wp="http://schemas.openxmlformats.org/drawingml/2006/wordprocessingDrawing" xmlns:w10="urn:schemas-microsoft-com:office:word" xmlns:w="http://schemas.openxmlformats.org/wordprocessingml/2006/main" xmlns:w14="http://schemas.microsoft.com/office/word/2010/wordml" xmlns:w15="http://schemas.microsoft.com/office/word/2012/wordml" xmlns:w16cex="http://schemas.microsoft.com/office/word/2018/wordml/cex" xmlns:w16cid="http://schemas.microsoft.com/office/word/2016/wordml/cid" xmlns:w16="http://schemas.microsoft.com/office/word/2018/wordml" xmlns:w16du="http://schemas.microsoft.com/office/word/2023/wordml/word16du" xmlns:w16sdtdh="http://schemas.microsoft.com/office/word/2020/wordml/sdtdatahash" xmlns:w16sdtfl="http://schemas.microsoft.com/office/word/2024/wordml/sdtformatlock" xmlns:w16se="http://schemas.microsoft.com/office/word/2015/wordml/symex" xmlns:wpg="http://schemas.microsoft.com/office/word/2010/wordprocessingGroup" xmlns:wpi="http://schemas.microsoft.com/office/word/2010/wordprocessingInk" xmlns:wne="http://schemas.microsoft.com/office/word/2006/wordml" xmlns:wps="http://schemas.microsoft.com/office/word/2010/wordprocessingShape" mc:Ignorable="w14 w15 w16se w16cid w16 w16cex w16sdtdh w16sdtfl w16du wp14">
   <w:sdt>
     <w:sdtPr>
@@ -21605,467 +20828,6 @@
 <w:hdr xmlns:wpc="http://schemas.microsoft.com/office/word/2010/wordprocessingCanvas" xmlns:cx="http://schemas.microsoft.com/office/drawing/2014/chartex" xmlns:cx1="http://schemas.microsoft.com/office/drawing/2015/9/8/chartex" xmlns:cx2="http://schemas.microsoft.com/office/drawing/2015/10/21/chartex" xmlns:cx3="http://schemas.microsoft.com/office/drawing/2016/5/9/chartex" xmlns:cx4="http://schemas.microsoft.com/office/drawing/2016/5/10/chartex" xmlns:cx5="http://schemas.microsoft.com/office/drawing/2016/5/11/chartex" xmlns:cx6="http://schemas.microsoft.com/office/drawing/2016/5/12/chartex" xmlns:cx7="http://schemas.microsoft.com/office/drawing/2016/5/13/chartex" xmlns:cx8="http://schemas.microsoft.com/office/drawing/2016/5/14/chartex" xmlns:mc="http://schemas.openxmlformats.org/markup-compatibility/2006" xmlns:aink="http://schemas.microsoft.com/office/drawing/2016/ink" xmlns:am3d="http://schemas.microsoft.com/office/drawing/2017/model3d" xmlns:o="urn:schemas-microsoft-com:office:office" xmlns:oel="http://schemas.microsoft.com/office/2019/extlst" xmlns:r="http://schemas.openxmlformats.org/officeDocument/2006/relationships" xmlns:m="http://schemas.openxmlformats.org/officeDocument/2006/math" xmlns:v="urn:schemas-microsoft-com:vml" xmlns:wp14="http://schemas.microsoft.com/office/word/2010/wordprocessingDrawing" xmlns:wp="http://schemas.openxmlformats.org/drawingml/2006/wordprocessingDrawing" xmlns:w10="urn:schemas-microsoft-com:office:word" xmlns:w="http://schemas.openxmlformats.org/wordprocessingml/2006/main" xmlns:w14="http://schemas.microsoft.com/office/word/2010/wordml" xmlns:w15="http://schemas.microsoft.com/office/word/2012/wordml" xmlns:w16cex="http://schemas.microsoft.com/office/word/2018/wordml/cex" xmlns:w16cid="http://schemas.microsoft.com/office/word/2016/wordml/cid" xmlns:w16="http://schemas.microsoft.com/office/word/2018/wordml" xmlns:w16du="http://schemas.microsoft.com/office/word/2023/wordml/word16du" xmlns:w16sdtdh="http://schemas.microsoft.com/office/word/2020/wordml/sdtdatahash" xmlns:w16sdtfl="http://schemas.microsoft.com/office/word/2024/wordml/sdtformatlock" xmlns:w16se="http://schemas.microsoft.com/office/word/2015/wordml/symex" xmlns:wpg="http://schemas.microsoft.com/office/word/2010/wordprocessingGroup" xmlns:wpi="http://schemas.microsoft.com/office/word/2010/wordprocessingInk" xmlns:wne="http://schemas.microsoft.com/office/word/2006/wordml" xmlns:wps="http://schemas.microsoft.com/office/word/2010/wordprocessingShape" mc:Ignorable="w14 w15 w16se w16cid w16 w16cex w16sdtdh w16sdtfl w16du wp14">
   <w:sdt>
     <w:sdtPr>
-      <w:id w:val="487138519"/>
-    </w:sdtPr>
-    <w:sdtEndPr>
-      <w:rPr>
-        <w:rFonts w:ascii="Courier New" w:hAnsi="Courier New" w:cs="Courier New"/>
-      </w:rPr>
-    </w:sdtEndPr>
-    <w:sdtContent>
-      <w:p>
-        <w:pPr>
-          <w:pStyle w:val="Header"/>
-          <w:jc w:val="center"/>
-          <w:rPr>
-            <w:rFonts w:ascii="Courier New" w:hAnsi="Courier New" w:cs="Courier New"/>
-            <w:b/>
-            <w:sz w:val="32"/>
-          </w:rPr>
-        </w:pPr>
-        <w:r>
-          <w:rPr>
-            <w:rFonts w:ascii="Courier New" w:hAnsi="Courier New" w:cs="Courier New"/>
-            <w:b/>
-            <w:noProof/>
-            <w:sz w:val="36"/>
-            <w:lang w:eastAsia="en-PH"/>
-          </w:rPr>
-          <w:drawing>
-            <wp:anchor distT="0" distB="0" distL="114300" distR="114300" simplePos="0" relativeHeight="251631616" behindDoc="0" locked="0" layoutInCell="1" allowOverlap="1" wp14:anchorId="07AE5F3A" wp14:editId="4787DA95">
-              <wp:simplePos x="0" y="0"/>
-              <wp:positionH relativeFrom="column">
-                <wp:posOffset>-246380</wp:posOffset>
-              </wp:positionH>
-              <wp:positionV relativeFrom="paragraph">
-                <wp:posOffset>-198120</wp:posOffset>
-              </wp:positionV>
-              <wp:extent cx="823595" cy="724535"/>
-              <wp:effectExtent l="0" t="0" r="14605" b="18415"/>
-              <wp:wrapNone/>
-              <wp:docPr id="1344769163" name="Picture 1344769163"/>
-              <wp:cNvGraphicFramePr>
-                <a:graphicFrameLocks xmlns:a="http://schemas.openxmlformats.org/drawingml/2006/main" noChangeAspect="1"/>
-              </wp:cNvGraphicFramePr>
-              <a:graphic xmlns:a="http://schemas.openxmlformats.org/drawingml/2006/main">
-                <a:graphicData uri="http://schemas.openxmlformats.org/drawingml/2006/picture">
-                  <pic:pic xmlns:pic="http://schemas.openxmlformats.org/drawingml/2006/picture">
-                    <pic:nvPicPr>
-                      <pic:cNvPr id="700363394" name="Picture 700363394"/>
-                      <pic:cNvPicPr>
-                        <a:picLocks noChangeAspect="1"/>
-                      </pic:cNvPicPr>
-                    </pic:nvPicPr>
-                    <pic:blipFill>
-                      <a:blip r:embed="rId1">
-                        <a:extLst>
-                          <a:ext uri="{28A0092B-C50C-407E-A947-70E740481C1C}">
-                            <a14:useLocalDpi xmlns:a14="http://schemas.microsoft.com/office/drawing/2010/main" val="0"/>
-                          </a:ext>
-                        </a:extLst>
-                      </a:blip>
-                      <a:stretch>
-                        <a:fillRect/>
-                      </a:stretch>
-                    </pic:blipFill>
-                    <pic:spPr>
-                      <a:xfrm>
-                        <a:off x="0" y="0"/>
-                        <a:ext cx="823578" cy="724710"/>
-                      </a:xfrm>
-                      <a:prstGeom prst="rect">
-                        <a:avLst/>
-                      </a:prstGeom>
-                    </pic:spPr>
-                  </pic:pic>
-                </a:graphicData>
-              </a:graphic>
-            </wp:anchor>
-          </w:drawing>
-        </w:r>
-        <w:r>
-          <w:rPr>
-            <w:rFonts w:ascii="Courier New" w:hAnsi="Courier New" w:cs="Courier New"/>
-            <w:b/>
-            <w:noProof/>
-            <w:sz w:val="32"/>
-            <w:lang w:eastAsia="en-PH"/>
-          </w:rPr>
-          <mc:AlternateContent>
-            <mc:Choice Requires="wps">
-              <w:drawing>
-                <wp:anchor distT="0" distB="0" distL="114300" distR="114300" simplePos="0" relativeHeight="251636736" behindDoc="0" locked="0" layoutInCell="1" allowOverlap="1" wp14:anchorId="41D96DE8" wp14:editId="4D5A26B6">
-                  <wp:simplePos x="0" y="0"/>
-                  <wp:positionH relativeFrom="column">
-                    <wp:posOffset>-1371600</wp:posOffset>
-                  </wp:positionH>
-                  <wp:positionV relativeFrom="paragraph">
-                    <wp:posOffset>-287020</wp:posOffset>
-                  </wp:positionV>
-                  <wp:extent cx="7772400" cy="0"/>
-                  <wp:effectExtent l="0" t="19050" r="0" b="19050"/>
-                  <wp:wrapNone/>
-                  <wp:docPr id="26" name="Straight Connector 26"/>
-                  <wp:cNvGraphicFramePr/>
-                  <a:graphic xmlns:a="http://schemas.openxmlformats.org/drawingml/2006/main">
-                    <a:graphicData uri="http://schemas.microsoft.com/office/word/2010/wordprocessingShape">
-                      <wps:wsp>
-                        <wps:cNvCnPr/>
-                        <wps:spPr>
-                          <a:xfrm>
-                            <a:off x="0" y="0"/>
-                            <a:ext cx="7772400" cy="0"/>
-                          </a:xfrm>
-                          <a:prstGeom prst="line">
-                            <a:avLst/>
-                          </a:prstGeom>
-                          <a:ln w="38100"/>
-                        </wps:spPr>
-                        <wps:style>
-                          <a:lnRef idx="1">
-                            <a:schemeClr val="dk1"/>
-                          </a:lnRef>
-                          <a:fillRef idx="0">
-                            <a:schemeClr val="dk1"/>
-                          </a:fillRef>
-                          <a:effectRef idx="0">
-                            <a:schemeClr val="dk1"/>
-                          </a:effectRef>
-                          <a:fontRef idx="minor">
-                            <a:schemeClr val="tx1"/>
-                          </a:fontRef>
-                        </wps:style>
-                        <wps:bodyPr/>
-                      </wps:wsp>
-                    </a:graphicData>
-                  </a:graphic>
-                </wp:anchor>
-              </w:drawing>
-            </mc:Choice>
-            <mc:Fallback xmlns:wpsCustomData="http://www.wps.cn/officeDocument/2013/wpsCustomData">
-              <w:pict>
-                <v:line id="_x0000_s1026" o:spid="_x0000_s1026" o:spt="20" style="position:absolute;left:0pt;margin-left:-108pt;margin-top:-22.6pt;height:0pt;width:612pt;z-index:251662336;mso-width-relative:page;mso-height-relative:page;" filled="f" stroked="t" coordsize="21600,21600" o:gfxdata="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">
-                  <v:fill on="f" focussize="0,0"/>
-                  <v:stroke weight="3pt" color="#000000 [3200]" miterlimit="8" joinstyle="miter"/>
-                  <v:imagedata o:title=""/>
-                  <o:lock v:ext="edit" aspectratio="f"/>
-                </v:line>
-              </w:pict>
-            </mc:Fallback>
-          </mc:AlternateContent>
-        </w:r>
-        <w:r>
-          <w:rPr>
-            <w:rFonts w:ascii="Courier New" w:hAnsi="Courier New" w:cs="Courier New"/>
-            <w:b/>
-            <w:noProof/>
-            <w:sz w:val="36"/>
-            <w:lang w:eastAsia="en-PH"/>
-          </w:rPr>
-          <mc:AlternateContent>
-            <mc:Choice Requires="wps">
-              <w:drawing>
-                <wp:anchor distT="0" distB="0" distL="114300" distR="114300" simplePos="0" relativeHeight="251632640" behindDoc="0" locked="0" layoutInCell="1" allowOverlap="1" wp14:anchorId="168BEE42" wp14:editId="11402129">
-                  <wp:simplePos x="0" y="0"/>
-                  <wp:positionH relativeFrom="column">
-                    <wp:posOffset>-228600</wp:posOffset>
-                  </wp:positionH>
-                  <wp:positionV relativeFrom="paragraph">
-                    <wp:posOffset>-572770</wp:posOffset>
-                  </wp:positionV>
-                  <wp:extent cx="0" cy="10191750"/>
-                  <wp:effectExtent l="19050" t="0" r="19050" b="0"/>
-                  <wp:wrapNone/>
-                  <wp:docPr id="27" name="Straight Connector 27"/>
-                  <wp:cNvGraphicFramePr/>
-                  <a:graphic xmlns:a="http://schemas.openxmlformats.org/drawingml/2006/main">
-                    <a:graphicData uri="http://schemas.microsoft.com/office/word/2010/wordprocessingShape">
-                      <wps:wsp>
-                        <wps:cNvCnPr/>
-                        <wps:spPr>
-                          <a:xfrm>
-                            <a:off x="0" y="0"/>
-                            <a:ext cx="0" cy="10191896"/>
-                          </a:xfrm>
-                          <a:prstGeom prst="line">
-                            <a:avLst/>
-                          </a:prstGeom>
-                          <a:ln w="38100"/>
-                        </wps:spPr>
-                        <wps:style>
-                          <a:lnRef idx="1">
-                            <a:schemeClr val="dk1"/>
-                          </a:lnRef>
-                          <a:fillRef idx="0">
-                            <a:schemeClr val="dk1"/>
-                          </a:fillRef>
-                          <a:effectRef idx="0">
-                            <a:schemeClr val="dk1"/>
-                          </a:effectRef>
-                          <a:fontRef idx="minor">
-                            <a:schemeClr val="tx1"/>
-                          </a:fontRef>
-                        </wps:style>
-                        <wps:bodyPr/>
-                      </wps:wsp>
-                    </a:graphicData>
-                  </a:graphic>
-                </wp:anchor>
-              </w:drawing>
-            </mc:Choice>
-            <mc:Fallback xmlns:wpsCustomData="http://www.wps.cn/officeDocument/2013/wpsCustomData">
-              <w:pict>
-                <v:line id="_x0000_s1026" o:spid="_x0000_s1026" o:spt="20" style="position:absolute;left:0pt;margin-left:-18pt;margin-top:-45.1pt;height:802.5pt;width:0pt;z-index:251660288;mso-width-relative:page;mso-height-relative:page;" filled="f" stroked="t" coordsize="21600,21600" o:gfxdata="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">
-                  <v:fill on="f" focussize="0,0"/>
-                  <v:stroke weight="3pt" color="#000000 [3200]" miterlimit="8" joinstyle="miter"/>
-                  <v:imagedata o:title=""/>
-                  <o:lock v:ext="edit" aspectratio="f"/>
-                </v:line>
-              </w:pict>
-            </mc:Fallback>
-          </mc:AlternateContent>
-        </w:r>
-        <w:r>
-          <w:rPr>
-            <w:rFonts w:ascii="Courier New" w:hAnsi="Courier New" w:cs="Courier New"/>
-            <w:b/>
-            <w:noProof/>
-            <w:sz w:val="36"/>
-            <w:lang w:eastAsia="en-PH"/>
-          </w:rPr>
-          <mc:AlternateContent>
-            <mc:Choice Requires="wps">
-              <w:drawing>
-                <wp:anchor distT="0" distB="0" distL="114300" distR="114300" simplePos="0" relativeHeight="251634688" behindDoc="0" locked="0" layoutInCell="1" allowOverlap="1" wp14:anchorId="6444EACC" wp14:editId="42F08A32">
-                  <wp:simplePos x="0" y="0"/>
-                  <wp:positionH relativeFrom="column">
-                    <wp:posOffset>5715000</wp:posOffset>
-                  </wp:positionH>
-                  <wp:positionV relativeFrom="paragraph">
-                    <wp:posOffset>-419735</wp:posOffset>
-                  </wp:positionV>
-                  <wp:extent cx="0" cy="10033635"/>
-                  <wp:effectExtent l="19050" t="0" r="19050" b="5715"/>
-                  <wp:wrapNone/>
-                  <wp:docPr id="28" name="Straight Connector 28"/>
-                  <wp:cNvGraphicFramePr/>
-                  <a:graphic xmlns:a="http://schemas.openxmlformats.org/drawingml/2006/main">
-                    <a:graphicData uri="http://schemas.microsoft.com/office/word/2010/wordprocessingShape">
-                      <wps:wsp>
-                        <wps:cNvCnPr/>
-                        <wps:spPr>
-                          <a:xfrm>
-                            <a:off x="0" y="0"/>
-                            <a:ext cx="0" cy="10033762"/>
-                          </a:xfrm>
-                          <a:prstGeom prst="line">
-                            <a:avLst/>
-                          </a:prstGeom>
-                          <a:ln w="38100"/>
-                        </wps:spPr>
-                        <wps:style>
-                          <a:lnRef idx="1">
-                            <a:schemeClr val="dk1"/>
-                          </a:lnRef>
-                          <a:fillRef idx="0">
-                            <a:schemeClr val="dk1"/>
-                          </a:fillRef>
-                          <a:effectRef idx="0">
-                            <a:schemeClr val="dk1"/>
-                          </a:effectRef>
-                          <a:fontRef idx="minor">
-                            <a:schemeClr val="tx1"/>
-                          </a:fontRef>
-                        </wps:style>
-                        <wps:bodyPr/>
-                      </wps:wsp>
-                    </a:graphicData>
-                  </a:graphic>
-                </wp:anchor>
-              </w:drawing>
-            </mc:Choice>
-            <mc:Fallback xmlns:wpsCustomData="http://www.wps.cn/officeDocument/2013/wpsCustomData">
-              <w:pict>
-                <v:line id="_x0000_s1026" o:spid="_x0000_s1026" o:spt="20" style="position:absolute;left:0pt;margin-left:450pt;margin-top:-33.05pt;height:790.05pt;width:0pt;z-index:251661312;mso-width-relative:page;mso-height-relative:page;" filled="f" stroked="t" coordsize="21600,21600" o:gfxdata="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">
-                  <v:fill on="f" focussize="0,0"/>
-                  <v:stroke weight="3pt" color="#000000 [3200]" miterlimit="8" joinstyle="miter"/>
-                  <v:imagedata o:title=""/>
-                  <o:lock v:ext="edit" aspectratio="f"/>
-                </v:line>
-              </w:pict>
-            </mc:Fallback>
-          </mc:AlternateContent>
-        </w:r>
-        <w:r>
-          <w:rPr>
-            <w:rFonts w:ascii="Courier New" w:hAnsi="Courier New" w:cs="Courier New"/>
-            <w:b/>
-            <w:sz w:val="36"/>
-          </w:rPr>
-          <w:t>Kalinga State University</w:t>
-        </w:r>
-      </w:p>
-      <w:p>
-        <w:pPr>
-          <w:pStyle w:val="Header"/>
-          <w:tabs>
-            <w:tab w:val="left" w:pos="2256"/>
-            <w:tab w:val="center" w:pos="4320"/>
-            <w:tab w:val="left" w:pos="6845"/>
-          </w:tabs>
-          <w:rPr>
-            <w:rFonts w:ascii="Courier New" w:hAnsi="Courier New" w:cs="Courier New"/>
-            <w:sz w:val="24"/>
-          </w:rPr>
-        </w:pPr>
-        <w:r>
-          <w:rPr>
-            <w:rFonts w:ascii="Courier New" w:hAnsi="Courier New" w:cs="Courier New"/>
-            <w:sz w:val="24"/>
-          </w:rPr>
-          <w:tab/>
-        </w:r>
-        <w:r>
-          <w:rPr>
-            <w:rFonts w:ascii="Courier New" w:hAnsi="Courier New" w:cs="Courier New"/>
-            <w:sz w:val="24"/>
-          </w:rPr>
-          <w:tab/>
-          <w:t>Bulanao, Tabuk City, Kalinga</w:t>
-        </w:r>
-      </w:p>
-      <w:p>
-        <w:pPr>
-          <w:pStyle w:val="Header"/>
-          <w:tabs>
-            <w:tab w:val="left" w:pos="2256"/>
-            <w:tab w:val="left" w:pos="2696"/>
-            <w:tab w:val="center" w:pos="4320"/>
-            <w:tab w:val="left" w:pos="8370"/>
-          </w:tabs>
-          <w:wordWrap w:val="0"/>
-          <w:jc w:val="center"/>
-          <w:rPr>
-            <w:rFonts w:ascii="Courier New" w:hAnsi="Courier New" w:cs="Courier New"/>
-            <w:sz w:val="20"/>
-            <w:szCs w:val="20"/>
-            <w:lang w:val="en-US"/>
-          </w:rPr>
-        </w:pPr>
-        <w:r>
-          <w:rPr>
-            <w:rFonts w:ascii="Courier New" w:hAnsi="Courier New" w:cs="Courier New"/>
-            <w:noProof/>
-            <w:lang w:eastAsia="en-PH"/>
-          </w:rPr>
-          <mc:AlternateContent>
-            <mc:Choice Requires="wps">
-              <w:drawing>
-                <wp:anchor distT="0" distB="0" distL="114300" distR="114300" simplePos="0" relativeHeight="251638784" behindDoc="0" locked="0" layoutInCell="1" allowOverlap="1" wp14:anchorId="20F28432" wp14:editId="12C63873">
-                  <wp:simplePos x="0" y="0"/>
-                  <wp:positionH relativeFrom="page">
-                    <wp:align>right</wp:align>
-                  </wp:positionH>
-                  <wp:positionV relativeFrom="paragraph">
-                    <wp:posOffset>204470</wp:posOffset>
-                  </wp:positionV>
-                  <wp:extent cx="7772400" cy="0"/>
-                  <wp:effectExtent l="0" t="19050" r="19050" b="19050"/>
-                  <wp:wrapNone/>
-                  <wp:docPr id="29" name="Straight Connector 29"/>
-                  <wp:cNvGraphicFramePr/>
-                  <a:graphic xmlns:a="http://schemas.openxmlformats.org/drawingml/2006/main">
-                    <a:graphicData uri="http://schemas.microsoft.com/office/word/2010/wordprocessingShape">
-                      <wps:wsp>
-                        <wps:cNvCnPr/>
-                        <wps:spPr>
-                          <a:xfrm>
-                            <a:off x="0" y="0"/>
-                            <a:ext cx="7772400" cy="0"/>
-                          </a:xfrm>
-                          <a:prstGeom prst="line">
-                            <a:avLst/>
-                          </a:prstGeom>
-                          <a:ln w="38100"/>
-                        </wps:spPr>
-                        <wps:style>
-                          <a:lnRef idx="1">
-                            <a:schemeClr val="dk1"/>
-                          </a:lnRef>
-                          <a:fillRef idx="0">
-                            <a:schemeClr val="dk1"/>
-                          </a:fillRef>
-                          <a:effectRef idx="0">
-                            <a:schemeClr val="dk1"/>
-                          </a:effectRef>
-                          <a:fontRef idx="minor">
-                            <a:schemeClr val="tx1"/>
-                          </a:fontRef>
-                        </wps:style>
-                        <wps:bodyPr/>
-                      </wps:wsp>
-                    </a:graphicData>
-                  </a:graphic>
-                </wp:anchor>
-              </w:drawing>
-            </mc:Choice>
-            <mc:Fallback xmlns:wpsCustomData="http://www.wps.cn/officeDocument/2013/wpsCustomData">
-              <w:pict>
-                <v:line id="_x0000_s1026" o:spid="_x0000_s1026" o:spt="20" style="position:absolute;left:0pt;margin-top:16.1pt;height:0pt;width:612pt;mso-position-horizontal:right;mso-position-horizontal-relative:page;z-index:251663360;mso-width-relative:page;mso-height-relative:page;" filled="f" stroked="t" coordsize="21600,21600" o:gfxdata="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">
-                  <v:fill on="f" focussize="0,0"/>
-                  <v:stroke weight="3pt" color="#000000 [3200]" miterlimit="8" joinstyle="miter"/>
-                  <v:imagedata o:title=""/>
-                  <o:lock v:ext="edit" aspectratio="f"/>
-                </v:line>
-              </w:pict>
-            </mc:Fallback>
-          </mc:AlternateContent>
-        </w:r>
-        <w:r>
-          <w:rPr>
-            <w:rFonts w:ascii="Courier New" w:hAnsi="Courier New" w:cs="Courier New"/>
-            <w:sz w:val="24"/>
-            <w:szCs w:val="24"/>
-            <w:lang w:val="en-US"/>
-          </w:rPr>
-          <w:t>College of Engineering and Information Technol</w:t>
-        </w:r>
-        <w:r>
-          <w:rPr>
-            <w:rFonts w:ascii="Courier New" w:hAnsi="Courier New" w:cs="Courier New"/>
-            <w:sz w:val="24"/>
-            <w:szCs w:val="24"/>
-            <w:lang w:val="en-US"/>
-          </w:rPr>
-          <w:t>og</w:t>
-        </w:r>
-      </w:p>
-      <w:p>
-        <w:pPr>
-          <w:pStyle w:val="Header"/>
-          <w:jc w:val="right"/>
-          <w:rPr>
-            <w:rFonts w:ascii="Courier New" w:hAnsi="Courier New" w:cs="Courier New"/>
-          </w:rPr>
-        </w:pPr>
-      </w:p>
-    </w:sdtContent>
-  </w:sdt>
-  <w:p>
-    <w:pPr>
-      <w:pStyle w:val="Header"/>
-      <w:rPr>
-        <w:rFonts w:ascii="Courier New" w:hAnsi="Courier New" w:cs="Courier New"/>
-      </w:rPr>
-    </w:pPr>
-  </w:p>
-</w:hdr>
-</file>
-
-<file path=word/header3.xml><?xml version="1.0" encoding="utf-8"?>
-<w:hdr xmlns:wpc="http://schemas.microsoft.com/office/word/2010/wordprocessingCanvas" xmlns:cx="http://schemas.microsoft.com/office/drawing/2014/chartex" xmlns:cx1="http://schemas.microsoft.com/office/drawing/2015/9/8/chartex" xmlns:cx2="http://schemas.microsoft.com/office/drawing/2015/10/21/chartex" xmlns:cx3="http://schemas.microsoft.com/office/drawing/2016/5/9/chartex" xmlns:cx4="http://schemas.microsoft.com/office/drawing/2016/5/10/chartex" xmlns:cx5="http://schemas.microsoft.com/office/drawing/2016/5/11/chartex" xmlns:cx6="http://schemas.microsoft.com/office/drawing/2016/5/12/chartex" xmlns:cx7="http://schemas.microsoft.com/office/drawing/2016/5/13/chartex" xmlns:cx8="http://schemas.microsoft.com/office/drawing/2016/5/14/chartex" xmlns:mc="http://schemas.openxmlformats.org/markup-compatibility/2006" xmlns:aink="http://schemas.microsoft.com/office/drawing/2016/ink" xmlns:am3d="http://schemas.microsoft.com/office/drawing/2017/model3d" xmlns:o="urn:schemas-microsoft-com:office:office" xmlns:oel="http://schemas.microsoft.com/office/2019/extlst" xmlns:r="http://schemas.openxmlformats.org/officeDocument/2006/relationships" xmlns:m="http://schemas.openxmlformats.org/officeDocument/2006/math" xmlns:v="urn:schemas-microsoft-com:vml" xmlns:wp14="http://schemas.microsoft.com/office/word/2010/wordprocessingDrawing" xmlns:wp="http://schemas.openxmlformats.org/drawingml/2006/wordprocessingDrawing" xmlns:w10="urn:schemas-microsoft-com:office:word" xmlns:w="http://schemas.openxmlformats.org/wordprocessingml/2006/main" xmlns:w14="http://schemas.microsoft.com/office/word/2010/wordml" xmlns:w15="http://schemas.microsoft.com/office/word/2012/wordml" xmlns:w16cex="http://schemas.microsoft.com/office/word/2018/wordml/cex" xmlns:w16cid="http://schemas.microsoft.com/office/word/2016/wordml/cid" xmlns:w16="http://schemas.microsoft.com/office/word/2018/wordml" xmlns:w16du="http://schemas.microsoft.com/office/word/2023/wordml/word16du" xmlns:w16sdtdh="http://schemas.microsoft.com/office/word/2020/wordml/sdtdatahash" xmlns:w16sdtfl="http://schemas.microsoft.com/office/word/2024/wordml/sdtformatlock" xmlns:w16se="http://schemas.microsoft.com/office/word/2015/wordml/symex" xmlns:wpg="http://schemas.microsoft.com/office/word/2010/wordprocessingGroup" xmlns:wpi="http://schemas.microsoft.com/office/word/2010/wordprocessingInk" xmlns:wne="http://schemas.microsoft.com/office/word/2006/wordml" xmlns:wps="http://schemas.microsoft.com/office/word/2010/wordprocessingShape" mc:Ignorable="w14 w15 w16se w16cid w16 w16cex w16sdtdh w16sdtfl w16du wp14">
-  <w:sdt>
-    <w:sdtPr>
       <w:id w:val="-1703087207"/>
     </w:sdtPr>
     <w:sdtEndPr>
@@ -22103,7 +20865,7 @@
 </w:hdr>
 </file>
 
-<file path=word/header4.xml><?xml version="1.0" encoding="utf-8"?>
+<file path=word/header3.xml><?xml version="1.0" encoding="utf-8"?>
 <w:hdr xmlns:wpc="http://schemas.microsoft.com/office/word/2010/wordprocessingCanvas" xmlns:cx="http://schemas.microsoft.com/office/drawing/2014/chartex" xmlns:cx1="http://schemas.microsoft.com/office/drawing/2015/9/8/chartex" xmlns:cx2="http://schemas.microsoft.com/office/drawing/2015/10/21/chartex" xmlns:cx3="http://schemas.microsoft.com/office/drawing/2016/5/9/chartex" xmlns:cx4="http://schemas.microsoft.com/office/drawing/2016/5/10/chartex" xmlns:cx5="http://schemas.microsoft.com/office/drawing/2016/5/11/chartex" xmlns:cx6="http://schemas.microsoft.com/office/drawing/2016/5/12/chartex" xmlns:cx7="http://schemas.microsoft.com/office/drawing/2016/5/13/chartex" xmlns:cx8="http://schemas.microsoft.com/office/drawing/2016/5/14/chartex" xmlns:mc="http://schemas.openxmlformats.org/markup-compatibility/2006" xmlns:aink="http://schemas.microsoft.com/office/drawing/2016/ink" xmlns:am3d="http://schemas.microsoft.com/office/drawing/2017/model3d" xmlns:o="urn:schemas-microsoft-com:office:office" xmlns:oel="http://schemas.microsoft.com/office/2019/extlst" xmlns:r="http://schemas.openxmlformats.org/officeDocument/2006/relationships" xmlns:m="http://schemas.openxmlformats.org/officeDocument/2006/math" xmlns:v="urn:schemas-microsoft-com:vml" xmlns:wp14="http://schemas.microsoft.com/office/word/2010/wordprocessingDrawing" xmlns:wp="http://schemas.openxmlformats.org/drawingml/2006/wordprocessingDrawing" xmlns:w10="urn:schemas-microsoft-com:office:word" xmlns:w="http://schemas.openxmlformats.org/wordprocessingml/2006/main" xmlns:w14="http://schemas.microsoft.com/office/word/2010/wordml" xmlns:w15="http://schemas.microsoft.com/office/word/2012/wordml" xmlns:w16cex="http://schemas.microsoft.com/office/word/2018/wordml/cex" xmlns:w16cid="http://schemas.microsoft.com/office/word/2016/wordml/cid" xmlns:w16="http://schemas.microsoft.com/office/word/2018/wordml" xmlns:w16du="http://schemas.microsoft.com/office/word/2023/wordml/word16du" xmlns:w16sdtdh="http://schemas.microsoft.com/office/word/2020/wordml/sdtdatahash" xmlns:w16sdtfl="http://schemas.microsoft.com/office/word/2024/wordml/sdtformatlock" xmlns:w16se="http://schemas.microsoft.com/office/word/2015/wordml/symex" xmlns:wpg="http://schemas.microsoft.com/office/word/2010/wordprocessingGroup" xmlns:wpi="http://schemas.microsoft.com/office/word/2010/wordprocessingInk" xmlns:wne="http://schemas.microsoft.com/office/word/2006/wordml" xmlns:wps="http://schemas.microsoft.com/office/word/2010/wordprocessingShape" mc:Ignorable="w14 w15 w16se w16cid w16 w16cex w16sdtdh w16sdtfl w16du wp14">
   <w:sdt>
     <w:sdtPr>
@@ -22573,7 +21335,7 @@
 </w:hdr>
 </file>
 
-<file path=word/header5.xml><?xml version="1.0" encoding="utf-8"?>
+<file path=word/header4.xml><?xml version="1.0" encoding="utf-8"?>
 <w:hdr xmlns:wpc="http://schemas.microsoft.com/office/word/2010/wordprocessingCanvas" xmlns:cx="http://schemas.microsoft.com/office/drawing/2014/chartex" xmlns:cx1="http://schemas.microsoft.com/office/drawing/2015/9/8/chartex" xmlns:cx2="http://schemas.microsoft.com/office/drawing/2015/10/21/chartex" xmlns:cx3="http://schemas.microsoft.com/office/drawing/2016/5/9/chartex" xmlns:cx4="http://schemas.microsoft.com/office/drawing/2016/5/10/chartex" xmlns:cx5="http://schemas.microsoft.com/office/drawing/2016/5/11/chartex" xmlns:cx6="http://schemas.microsoft.com/office/drawing/2016/5/12/chartex" xmlns:cx7="http://schemas.microsoft.com/office/drawing/2016/5/13/chartex" xmlns:cx8="http://schemas.microsoft.com/office/drawing/2016/5/14/chartex" xmlns:mc="http://schemas.openxmlformats.org/markup-compatibility/2006" xmlns:aink="http://schemas.microsoft.com/office/drawing/2016/ink" xmlns:am3d="http://schemas.microsoft.com/office/drawing/2017/model3d" xmlns:o="urn:schemas-microsoft-com:office:office" xmlns:oel="http://schemas.microsoft.com/office/2019/extlst" xmlns:r="http://schemas.openxmlformats.org/officeDocument/2006/relationships" xmlns:m="http://schemas.openxmlformats.org/officeDocument/2006/math" xmlns:v="urn:schemas-microsoft-com:vml" xmlns:wp14="http://schemas.microsoft.com/office/word/2010/wordprocessingDrawing" xmlns:wp="http://schemas.openxmlformats.org/drawingml/2006/wordprocessingDrawing" xmlns:w10="urn:schemas-microsoft-com:office:word" xmlns:w="http://schemas.openxmlformats.org/wordprocessingml/2006/main" xmlns:w14="http://schemas.microsoft.com/office/word/2010/wordml" xmlns:w15="http://schemas.microsoft.com/office/word/2012/wordml" xmlns:w16cex="http://schemas.microsoft.com/office/word/2018/wordml/cex" xmlns:w16cid="http://schemas.microsoft.com/office/word/2016/wordml/cid" xmlns:w16="http://schemas.microsoft.com/office/word/2018/wordml" xmlns:w16du="http://schemas.microsoft.com/office/word/2023/wordml/word16du" xmlns:w16sdtdh="http://schemas.microsoft.com/office/word/2020/wordml/sdtdatahash" xmlns:w16sdtfl="http://schemas.microsoft.com/office/word/2024/wordml/sdtformatlock" xmlns:w16se="http://schemas.microsoft.com/office/word/2015/wordml/symex" xmlns:wpg="http://schemas.microsoft.com/office/word/2010/wordprocessingGroup" xmlns:wpi="http://schemas.microsoft.com/office/word/2010/wordprocessingInk" xmlns:wne="http://schemas.microsoft.com/office/word/2006/wordml" xmlns:wps="http://schemas.microsoft.com/office/word/2010/wordprocessingShape" mc:Ignorable="w14 w15 w16se w16cid w16 w16cex w16sdtdh w16sdtfl w16du wp14">
   <w:sdt>
     <w:sdtPr>
@@ -23181,7 +21943,7 @@
 </w:hdr>
 </file>
 
-<file path=word/header6.xml><?xml version="1.0" encoding="utf-8"?>
+<file path=word/header5.xml><?xml version="1.0" encoding="utf-8"?>
 <w:hdr xmlns:wpc="http://schemas.microsoft.com/office/word/2010/wordprocessingCanvas" xmlns:cx="http://schemas.microsoft.com/office/drawing/2014/chartex" xmlns:cx1="http://schemas.microsoft.com/office/drawing/2015/9/8/chartex" xmlns:cx2="http://schemas.microsoft.com/office/drawing/2015/10/21/chartex" xmlns:cx3="http://schemas.microsoft.com/office/drawing/2016/5/9/chartex" xmlns:cx4="http://schemas.microsoft.com/office/drawing/2016/5/10/chartex" xmlns:cx5="http://schemas.microsoft.com/office/drawing/2016/5/11/chartex" xmlns:cx6="http://schemas.microsoft.com/office/drawing/2016/5/12/chartex" xmlns:cx7="http://schemas.microsoft.com/office/drawing/2016/5/13/chartex" xmlns:cx8="http://schemas.microsoft.com/office/drawing/2016/5/14/chartex" xmlns:mc="http://schemas.openxmlformats.org/markup-compatibility/2006" xmlns:aink="http://schemas.microsoft.com/office/drawing/2016/ink" xmlns:am3d="http://schemas.microsoft.com/office/drawing/2017/model3d" xmlns:o="urn:schemas-microsoft-com:office:office" xmlns:oel="http://schemas.microsoft.com/office/2019/extlst" xmlns:r="http://schemas.openxmlformats.org/officeDocument/2006/relationships" xmlns:m="http://schemas.openxmlformats.org/officeDocument/2006/math" xmlns:v="urn:schemas-microsoft-com:vml" xmlns:wp14="http://schemas.microsoft.com/office/word/2010/wordprocessingDrawing" xmlns:wp="http://schemas.openxmlformats.org/drawingml/2006/wordprocessingDrawing" xmlns:w10="urn:schemas-microsoft-com:office:word" xmlns:w="http://schemas.openxmlformats.org/wordprocessingml/2006/main" xmlns:w14="http://schemas.microsoft.com/office/word/2010/wordml" xmlns:w15="http://schemas.microsoft.com/office/word/2012/wordml" xmlns:w16cex="http://schemas.microsoft.com/office/word/2018/wordml/cex" xmlns:w16cid="http://schemas.microsoft.com/office/word/2016/wordml/cid" xmlns:w16="http://schemas.microsoft.com/office/word/2018/wordml" xmlns:w16du="http://schemas.microsoft.com/office/word/2023/wordml/word16du" xmlns:w16sdtdh="http://schemas.microsoft.com/office/word/2020/wordml/sdtdatahash" xmlns:w16sdtfl="http://schemas.microsoft.com/office/word/2024/wordml/sdtformatlock" xmlns:w16se="http://schemas.microsoft.com/office/word/2015/wordml/symex" xmlns:wpg="http://schemas.microsoft.com/office/word/2010/wordprocessingGroup" xmlns:wpi="http://schemas.microsoft.com/office/word/2010/wordprocessingInk" xmlns:wne="http://schemas.microsoft.com/office/word/2006/wordml" xmlns:wps="http://schemas.microsoft.com/office/word/2010/wordprocessingShape" mc:Ignorable="w14 w15 w16se w16cid w16 w16cex w16sdtdh w16sdtfl w16du wp14">
   <w:sdt>
     <w:sdtPr>
@@ -23728,7 +22490,7 @@
 </w:hdr>
 </file>
 
-<file path=word/header7.xml><?xml version="1.0" encoding="utf-8"?>
+<file path=word/header6.xml><?xml version="1.0" encoding="utf-8"?>
 <w:hdr xmlns:wpc="http://schemas.microsoft.com/office/word/2010/wordprocessingCanvas" xmlns:cx="http://schemas.microsoft.com/office/drawing/2014/chartex" xmlns:cx1="http://schemas.microsoft.com/office/drawing/2015/9/8/chartex" xmlns:cx2="http://schemas.microsoft.com/office/drawing/2015/10/21/chartex" xmlns:cx3="http://schemas.microsoft.com/office/drawing/2016/5/9/chartex" xmlns:cx4="http://schemas.microsoft.com/office/drawing/2016/5/10/chartex" xmlns:cx5="http://schemas.microsoft.com/office/drawing/2016/5/11/chartex" xmlns:cx6="http://schemas.microsoft.com/office/drawing/2016/5/12/chartex" xmlns:cx7="http://schemas.microsoft.com/office/drawing/2016/5/13/chartex" xmlns:cx8="http://schemas.microsoft.com/office/drawing/2016/5/14/chartex" xmlns:mc="http://schemas.openxmlformats.org/markup-compatibility/2006" xmlns:aink="http://schemas.microsoft.com/office/drawing/2016/ink" xmlns:am3d="http://schemas.microsoft.com/office/drawing/2017/model3d" xmlns:o="urn:schemas-microsoft-com:office:office" xmlns:oel="http://schemas.microsoft.com/office/2019/extlst" xmlns:r="http://schemas.openxmlformats.org/officeDocument/2006/relationships" xmlns:m="http://schemas.openxmlformats.org/officeDocument/2006/math" xmlns:v="urn:schemas-microsoft-com:vml" xmlns:wp14="http://schemas.microsoft.com/office/word/2010/wordprocessingDrawing" xmlns:wp="http://schemas.openxmlformats.org/drawingml/2006/wordprocessingDrawing" xmlns:w10="urn:schemas-microsoft-com:office:word" xmlns:w="http://schemas.openxmlformats.org/wordprocessingml/2006/main" xmlns:w14="http://schemas.microsoft.com/office/word/2010/wordml" xmlns:w15="http://schemas.microsoft.com/office/word/2012/wordml" xmlns:w16cex="http://schemas.microsoft.com/office/word/2018/wordml/cex" xmlns:w16cid="http://schemas.microsoft.com/office/word/2016/wordml/cid" xmlns:w16="http://schemas.microsoft.com/office/word/2018/wordml" xmlns:w16du="http://schemas.microsoft.com/office/word/2023/wordml/word16du" xmlns:w16sdtdh="http://schemas.microsoft.com/office/word/2020/wordml/sdtdatahash" xmlns:w16sdtfl="http://schemas.microsoft.com/office/word/2024/wordml/sdtformatlock" xmlns:w16se="http://schemas.microsoft.com/office/word/2015/wordml/symex" xmlns:wpg="http://schemas.microsoft.com/office/word/2010/wordprocessingGroup" xmlns:wpi="http://schemas.microsoft.com/office/word/2010/wordprocessingInk" xmlns:wne="http://schemas.microsoft.com/office/word/2006/wordml" xmlns:wps="http://schemas.microsoft.com/office/word/2010/wordprocessingShape" mc:Ignorable="w14 w15 w16se w16cid w16 w16cex w16sdtdh w16sdtfl w16du wp14">
   <w:sdt>
     <w:sdtPr>
@@ -24334,7 +23096,7 @@
 </w:hdr>
 </file>
 
-<file path=word/header8.xml><?xml version="1.0" encoding="utf-8"?>
+<file path=word/header7.xml><?xml version="1.0" encoding="utf-8"?>
 <w:hdr xmlns:wpc="http://schemas.microsoft.com/office/word/2010/wordprocessingCanvas" xmlns:cx="http://schemas.microsoft.com/office/drawing/2014/chartex" xmlns:cx1="http://schemas.microsoft.com/office/drawing/2015/9/8/chartex" xmlns:cx2="http://schemas.microsoft.com/office/drawing/2015/10/21/chartex" xmlns:cx3="http://schemas.microsoft.com/office/drawing/2016/5/9/chartex" xmlns:cx4="http://schemas.microsoft.com/office/drawing/2016/5/10/chartex" xmlns:cx5="http://schemas.microsoft.com/office/drawing/2016/5/11/chartex" xmlns:cx6="http://schemas.microsoft.com/office/drawing/2016/5/12/chartex" xmlns:cx7="http://schemas.microsoft.com/office/drawing/2016/5/13/chartex" xmlns:cx8="http://schemas.microsoft.com/office/drawing/2016/5/14/chartex" xmlns:mc="http://schemas.openxmlformats.org/markup-compatibility/2006" xmlns:aink="http://schemas.microsoft.com/office/drawing/2016/ink" xmlns:am3d="http://schemas.microsoft.com/office/drawing/2017/model3d" xmlns:o="urn:schemas-microsoft-com:office:office" xmlns:oel="http://schemas.microsoft.com/office/2019/extlst" xmlns:r="http://schemas.openxmlformats.org/officeDocument/2006/relationships" xmlns:m="http://schemas.openxmlformats.org/officeDocument/2006/math" xmlns:v="urn:schemas-microsoft-com:vml" xmlns:wp14="http://schemas.microsoft.com/office/word/2010/wordprocessingDrawing" xmlns:wp="http://schemas.openxmlformats.org/drawingml/2006/wordprocessingDrawing" xmlns:w10="urn:schemas-microsoft-com:office:word" xmlns:w="http://schemas.openxmlformats.org/wordprocessingml/2006/main" xmlns:w14="http://schemas.microsoft.com/office/word/2010/wordml" xmlns:w15="http://schemas.microsoft.com/office/word/2012/wordml" xmlns:w16cex="http://schemas.microsoft.com/office/word/2018/wordml/cex" xmlns:w16cid="http://schemas.microsoft.com/office/word/2016/wordml/cid" xmlns:w16="http://schemas.microsoft.com/office/word/2018/wordml" xmlns:w16du="http://schemas.microsoft.com/office/word/2023/wordml/word16du" xmlns:w16sdtdh="http://schemas.microsoft.com/office/word/2020/wordml/sdtdatahash" xmlns:w16sdtfl="http://schemas.microsoft.com/office/word/2024/wordml/sdtformatlock" xmlns:w16se="http://schemas.microsoft.com/office/word/2015/wordml/symex" xmlns:wpg="http://schemas.microsoft.com/office/word/2010/wordprocessingGroup" xmlns:wpi="http://schemas.microsoft.com/office/word/2010/wordprocessingInk" xmlns:wne="http://schemas.microsoft.com/office/word/2006/wordml" xmlns:wps="http://schemas.microsoft.com/office/word/2010/wordprocessingShape" mc:Ignorable="w14 w15 w16se w16cid w16 w16cex w16sdtdh w16sdtfl w16du wp14">
   <w:sdt>
     <w:sdtPr>
@@ -24900,7 +23662,7 @@
 </w:hdr>
 </file>
 
-<file path=word/header9.xml><?xml version="1.0" encoding="utf-8"?>
+<file path=word/header8.xml><?xml version="1.0" encoding="utf-8"?>
 <w:hdr xmlns:wpc="http://schemas.microsoft.com/office/word/2010/wordprocessingCanvas" xmlns:cx="http://schemas.microsoft.com/office/drawing/2014/chartex" xmlns:cx1="http://schemas.microsoft.com/office/drawing/2015/9/8/chartex" xmlns:cx2="http://schemas.microsoft.com/office/drawing/2015/10/21/chartex" xmlns:cx3="http://schemas.microsoft.com/office/drawing/2016/5/9/chartex" xmlns:cx4="http://schemas.microsoft.com/office/drawing/2016/5/10/chartex" xmlns:cx5="http://schemas.microsoft.com/office/drawing/2016/5/11/chartex" xmlns:cx6="http://schemas.microsoft.com/office/drawing/2016/5/12/chartex" xmlns:cx7="http://schemas.microsoft.com/office/drawing/2016/5/13/chartex" xmlns:cx8="http://schemas.microsoft.com/office/drawing/2016/5/14/chartex" xmlns:mc="http://schemas.openxmlformats.org/markup-compatibility/2006" xmlns:aink="http://schemas.microsoft.com/office/drawing/2016/ink" xmlns:am3d="http://schemas.microsoft.com/office/drawing/2017/model3d" xmlns:o="urn:schemas-microsoft-com:office:office" xmlns:oel="http://schemas.microsoft.com/office/2019/extlst" xmlns:r="http://schemas.openxmlformats.org/officeDocument/2006/relationships" xmlns:m="http://schemas.openxmlformats.org/officeDocument/2006/math" xmlns:v="urn:schemas-microsoft-com:vml" xmlns:wp14="http://schemas.microsoft.com/office/word/2010/wordprocessingDrawing" xmlns:wp="http://schemas.openxmlformats.org/drawingml/2006/wordprocessingDrawing" xmlns:w10="urn:schemas-microsoft-com:office:word" xmlns:w="http://schemas.openxmlformats.org/wordprocessingml/2006/main" xmlns:w14="http://schemas.microsoft.com/office/word/2010/wordml" xmlns:w15="http://schemas.microsoft.com/office/word/2012/wordml" xmlns:w16cex="http://schemas.microsoft.com/office/word/2018/wordml/cex" xmlns:w16cid="http://schemas.microsoft.com/office/word/2016/wordml/cid" xmlns:w16="http://schemas.microsoft.com/office/word/2018/wordml" xmlns:w16du="http://schemas.microsoft.com/office/word/2023/wordml/word16du" xmlns:w16sdtdh="http://schemas.microsoft.com/office/word/2020/wordml/sdtdatahash" xmlns:w16sdtfl="http://schemas.microsoft.com/office/word/2024/wordml/sdtformatlock" xmlns:w16se="http://schemas.microsoft.com/office/word/2015/wordml/symex" xmlns:wpg="http://schemas.microsoft.com/office/word/2010/wordprocessingGroup" xmlns:wpi="http://schemas.microsoft.com/office/word/2010/wordprocessingInk" xmlns:wne="http://schemas.microsoft.com/office/word/2006/wordml" xmlns:wps="http://schemas.microsoft.com/office/word/2010/wordprocessingShape" mc:Ignorable="w14 w15 w16se w16cid w16 w16cex w16sdtdh w16sdtfl w16du wp14">
   <w:sdt>
     <w:sdtPr>
@@ -25494,6 +24256,550 @@
           </w:rPr>
           <w:fldChar w:fldCharType="end"/>
         </w:r>
+      </w:p>
+    </w:sdtContent>
+  </w:sdt>
+  <w:p>
+    <w:pPr>
+      <w:pStyle w:val="Header"/>
+      <w:rPr>
+        <w:rFonts w:ascii="Courier New" w:hAnsi="Courier New" w:cs="Courier New"/>
+      </w:rPr>
+    </w:pPr>
+  </w:p>
+</w:hdr>
+</file>
+
+<file path=word/header9.xml><?xml version="1.0" encoding="utf-8"?>
+<w:hdr xmlns:wpc="http://schemas.microsoft.com/office/word/2010/wordprocessingCanvas" xmlns:cx="http://schemas.microsoft.com/office/drawing/2014/chartex" xmlns:cx1="http://schemas.microsoft.com/office/drawing/2015/9/8/chartex" xmlns:cx2="http://schemas.microsoft.com/office/drawing/2015/10/21/chartex" xmlns:cx3="http://schemas.microsoft.com/office/drawing/2016/5/9/chartex" xmlns:cx4="http://schemas.microsoft.com/office/drawing/2016/5/10/chartex" xmlns:cx5="http://schemas.microsoft.com/office/drawing/2016/5/11/chartex" xmlns:cx6="http://schemas.microsoft.com/office/drawing/2016/5/12/chartex" xmlns:cx7="http://schemas.microsoft.com/office/drawing/2016/5/13/chartex" xmlns:cx8="http://schemas.microsoft.com/office/drawing/2016/5/14/chartex" xmlns:mc="http://schemas.openxmlformats.org/markup-compatibility/2006" xmlns:aink="http://schemas.microsoft.com/office/drawing/2016/ink" xmlns:am3d="http://schemas.microsoft.com/office/drawing/2017/model3d" xmlns:o="urn:schemas-microsoft-com:office:office" xmlns:oel="http://schemas.microsoft.com/office/2019/extlst" xmlns:r="http://schemas.openxmlformats.org/officeDocument/2006/relationships" xmlns:m="http://schemas.openxmlformats.org/officeDocument/2006/math" xmlns:v="urn:schemas-microsoft-com:vml" xmlns:wp14="http://schemas.microsoft.com/office/word/2010/wordprocessingDrawing" xmlns:wp="http://schemas.openxmlformats.org/drawingml/2006/wordprocessingDrawing" xmlns:w10="urn:schemas-microsoft-com:office:word" xmlns:w="http://schemas.openxmlformats.org/wordprocessingml/2006/main" xmlns:w14="http://schemas.microsoft.com/office/word/2010/wordml" xmlns:w15="http://schemas.microsoft.com/office/word/2012/wordml" xmlns:w16cex="http://schemas.microsoft.com/office/word/2018/wordml/cex" xmlns:w16cid="http://schemas.microsoft.com/office/word/2016/wordml/cid" xmlns:w16="http://schemas.microsoft.com/office/word/2018/wordml" xmlns:w16du="http://schemas.microsoft.com/office/word/2023/wordml/word16du" xmlns:w16sdtdh="http://schemas.microsoft.com/office/word/2020/wordml/sdtdatahash" xmlns:w16sdtfl="http://schemas.microsoft.com/office/word/2024/wordml/sdtformatlock" xmlns:w16se="http://schemas.microsoft.com/office/word/2015/wordml/symex" xmlns:wpg="http://schemas.microsoft.com/office/word/2010/wordprocessingGroup" xmlns:wpi="http://schemas.microsoft.com/office/word/2010/wordprocessingInk" xmlns:wne="http://schemas.microsoft.com/office/word/2006/wordml" xmlns:wps="http://schemas.microsoft.com/office/word/2010/wordprocessingShape" mc:Ignorable="w14 w15 w16se w16cid w16 w16cex w16sdtdh w16sdtfl w16du wp14">
+  <w:sdt>
+    <w:sdtPr>
+      <w:id w:val="1983423169"/>
+    </w:sdtPr>
+    <w:sdtEndPr>
+      <w:rPr>
+        <w:rFonts w:ascii="Courier New" w:hAnsi="Courier New" w:cs="Courier New"/>
+        <w:sz w:val="20"/>
+        <w:szCs w:val="20"/>
+      </w:rPr>
+    </w:sdtEndPr>
+    <w:sdtContent>
+      <w:p>
+        <w:pPr>
+          <w:pStyle w:val="Header"/>
+          <w:tabs>
+            <w:tab w:val="center" w:pos="4321"/>
+            <w:tab w:val="right" w:pos="8642"/>
+          </w:tabs>
+          <w:rPr>
+            <w:rFonts w:ascii="Courier New" w:hAnsi="Courier New" w:cs="Courier New"/>
+            <w:b/>
+            <w:sz w:val="32"/>
+          </w:rPr>
+        </w:pPr>
+        <w:r>
+          <w:tab/>
+        </w:r>
+        <w:r>
+          <w:rPr>
+            <w:rFonts w:ascii="Courier New" w:hAnsi="Courier New" w:cs="Courier New"/>
+            <w:b/>
+            <w:noProof/>
+            <w:sz w:val="36"/>
+            <w:lang w:eastAsia="en-PH"/>
+          </w:rPr>
+          <w:drawing>
+            <wp:anchor distT="0" distB="0" distL="114300" distR="114300" simplePos="0" relativeHeight="251669504" behindDoc="0" locked="0" layoutInCell="1" allowOverlap="1" wp14:anchorId="76CF24D9" wp14:editId="03C59511">
+              <wp:simplePos x="0" y="0"/>
+              <wp:positionH relativeFrom="column">
+                <wp:posOffset>-246380</wp:posOffset>
+              </wp:positionH>
+              <wp:positionV relativeFrom="paragraph">
+                <wp:posOffset>-198120</wp:posOffset>
+              </wp:positionV>
+              <wp:extent cx="823595" cy="724535"/>
+              <wp:effectExtent l="0" t="0" r="14605" b="18415"/>
+              <wp:wrapNone/>
+              <wp:docPr id="1220379455" name="Picture 1220379455"/>
+              <wp:cNvGraphicFramePr>
+                <a:graphicFrameLocks xmlns:a="http://schemas.openxmlformats.org/drawingml/2006/main" noChangeAspect="1"/>
+              </wp:cNvGraphicFramePr>
+              <a:graphic xmlns:a="http://schemas.openxmlformats.org/drawingml/2006/main">
+                <a:graphicData uri="http://schemas.openxmlformats.org/drawingml/2006/picture">
+                  <pic:pic xmlns:pic="http://schemas.openxmlformats.org/drawingml/2006/picture">
+                    <pic:nvPicPr>
+                      <pic:cNvPr id="700363394" name="Picture 700363394"/>
+                      <pic:cNvPicPr>
+                        <a:picLocks noChangeAspect="1"/>
+                      </pic:cNvPicPr>
+                    </pic:nvPicPr>
+                    <pic:blipFill>
+                      <a:blip r:embed="rId1">
+                        <a:extLst>
+                          <a:ext uri="{28A0092B-C50C-407E-A947-70E740481C1C}">
+                            <a14:useLocalDpi xmlns:a14="http://schemas.microsoft.com/office/drawing/2010/main" val="0"/>
+                          </a:ext>
+                        </a:extLst>
+                      </a:blip>
+                      <a:stretch>
+                        <a:fillRect/>
+                      </a:stretch>
+                    </pic:blipFill>
+                    <pic:spPr>
+                      <a:xfrm>
+                        <a:off x="0" y="0"/>
+                        <a:ext cx="823578" cy="724710"/>
+                      </a:xfrm>
+                      <a:prstGeom prst="rect">
+                        <a:avLst/>
+                      </a:prstGeom>
+                    </pic:spPr>
+                  </pic:pic>
+                </a:graphicData>
+              </a:graphic>
+            </wp:anchor>
+          </w:drawing>
+        </w:r>
+        <w:r>
+          <w:rPr>
+            <w:rFonts w:ascii="Courier New" w:hAnsi="Courier New" w:cs="Courier New"/>
+            <w:b/>
+            <w:noProof/>
+            <w:sz w:val="32"/>
+            <w:lang w:eastAsia="en-PH"/>
+          </w:rPr>
+          <mc:AlternateContent>
+            <mc:Choice Requires="wps">
+              <w:drawing>
+                <wp:anchor distT="0" distB="0" distL="114300" distR="114300" simplePos="0" relativeHeight="251672576" behindDoc="0" locked="0" layoutInCell="1" allowOverlap="1" wp14:anchorId="4DF466F2" wp14:editId="341E2D7A">
+                  <wp:simplePos x="0" y="0"/>
+                  <wp:positionH relativeFrom="column">
+                    <wp:posOffset>-1371600</wp:posOffset>
+                  </wp:positionH>
+                  <wp:positionV relativeFrom="paragraph">
+                    <wp:posOffset>-287020</wp:posOffset>
+                  </wp:positionV>
+                  <wp:extent cx="7772400" cy="0"/>
+                  <wp:effectExtent l="0" t="19050" r="0" b="19050"/>
+                  <wp:wrapNone/>
+                  <wp:docPr id="190166018" name="Straight Connector 190166018"/>
+                  <wp:cNvGraphicFramePr/>
+                  <a:graphic xmlns:a="http://schemas.openxmlformats.org/drawingml/2006/main">
+                    <a:graphicData uri="http://schemas.microsoft.com/office/word/2010/wordprocessingShape">
+                      <wps:wsp>
+                        <wps:cNvCnPr/>
+                        <wps:spPr>
+                          <a:xfrm>
+                            <a:off x="0" y="0"/>
+                            <a:ext cx="7772400" cy="0"/>
+                          </a:xfrm>
+                          <a:prstGeom prst="line">
+                            <a:avLst/>
+                          </a:prstGeom>
+                          <a:ln w="38100"/>
+                        </wps:spPr>
+                        <wps:style>
+                          <a:lnRef idx="1">
+                            <a:schemeClr val="dk1"/>
+                          </a:lnRef>
+                          <a:fillRef idx="0">
+                            <a:schemeClr val="dk1"/>
+                          </a:fillRef>
+                          <a:effectRef idx="0">
+                            <a:schemeClr val="dk1"/>
+                          </a:effectRef>
+                          <a:fontRef idx="minor">
+                            <a:schemeClr val="tx1"/>
+                          </a:fontRef>
+                        </wps:style>
+                        <wps:bodyPr/>
+                      </wps:wsp>
+                    </a:graphicData>
+                  </a:graphic>
+                </wp:anchor>
+              </w:drawing>
+            </mc:Choice>
+            <mc:Fallback>
+              <w:pict>
+                <v:line w14:anchorId="0AF80BF6" id="Straight Connector 190166018" o:spid="_x0000_s1026" style="position:absolute;z-index:251708416;visibility:visible;mso-wrap-style:square;mso-wrap-distance-left:9pt;mso-wrap-distance-top:0;mso-wrap-distance-right:9pt;mso-wrap-distance-bottom:0;mso-position-horizontal:absolute;mso-position-horizontal-relative:text;mso-position-vertical:absolute;mso-position-vertical-relative:text" from="-108pt,-22.6pt" to="7in,-22.6pt" o:gfxdata="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" strokecolor="black [3200]" strokeweight="3pt">
+                  <v:stroke joinstyle="miter"/>
+                </v:line>
+              </w:pict>
+            </mc:Fallback>
+          </mc:AlternateContent>
+        </w:r>
+        <w:r>
+          <w:rPr>
+            <w:rFonts w:ascii="Courier New" w:hAnsi="Courier New" w:cs="Courier New"/>
+            <w:b/>
+            <w:noProof/>
+            <w:sz w:val="36"/>
+            <w:lang w:eastAsia="en-PH"/>
+          </w:rPr>
+          <mc:AlternateContent>
+            <mc:Choice Requires="wps">
+              <w:drawing>
+                <wp:anchor distT="0" distB="0" distL="114300" distR="114300" simplePos="0" relativeHeight="251670528" behindDoc="0" locked="0" layoutInCell="1" allowOverlap="1" wp14:anchorId="04C379D1" wp14:editId="5A24E7E5">
+                  <wp:simplePos x="0" y="0"/>
+                  <wp:positionH relativeFrom="column">
+                    <wp:posOffset>-228600</wp:posOffset>
+                  </wp:positionH>
+                  <wp:positionV relativeFrom="paragraph">
+                    <wp:posOffset>-572770</wp:posOffset>
+                  </wp:positionV>
+                  <wp:extent cx="0" cy="10191750"/>
+                  <wp:effectExtent l="19050" t="0" r="19050" b="0"/>
+                  <wp:wrapNone/>
+                  <wp:docPr id="341334077" name="Straight Connector 341334077"/>
+                  <wp:cNvGraphicFramePr/>
+                  <a:graphic xmlns:a="http://schemas.openxmlformats.org/drawingml/2006/main">
+                    <a:graphicData uri="http://schemas.microsoft.com/office/word/2010/wordprocessingShape">
+                      <wps:wsp>
+                        <wps:cNvCnPr/>
+                        <wps:spPr>
+                          <a:xfrm>
+                            <a:off x="0" y="0"/>
+                            <a:ext cx="0" cy="10191896"/>
+                          </a:xfrm>
+                          <a:prstGeom prst="line">
+                            <a:avLst/>
+                          </a:prstGeom>
+                          <a:ln w="38100"/>
+                        </wps:spPr>
+                        <wps:style>
+                          <a:lnRef idx="1">
+                            <a:schemeClr val="dk1"/>
+                          </a:lnRef>
+                          <a:fillRef idx="0">
+                            <a:schemeClr val="dk1"/>
+                          </a:fillRef>
+                          <a:effectRef idx="0">
+                            <a:schemeClr val="dk1"/>
+                          </a:effectRef>
+                          <a:fontRef idx="minor">
+                            <a:schemeClr val="tx1"/>
+                          </a:fontRef>
+                        </wps:style>
+                        <wps:bodyPr/>
+                      </wps:wsp>
+                    </a:graphicData>
+                  </a:graphic>
+                </wp:anchor>
+              </w:drawing>
+            </mc:Choice>
+            <mc:Fallback>
+              <w:pict>
+                <v:line w14:anchorId="42220F27" id="Straight Connector 341334077" o:spid="_x0000_s1026" style="position:absolute;z-index:251706368;visibility:visible;mso-wrap-style:square;mso-wrap-distance-left:9pt;mso-wrap-distance-top:0;mso-wrap-distance-right:9pt;mso-wrap-distance-bottom:0;mso-position-horizontal:absolute;mso-position-horizontal-relative:text;mso-position-vertical:absolute;mso-position-vertical-relative:text" from="-18pt,-45.1pt" to="-18pt,757.4pt" o:gfxdata="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" strokecolor="black [3200]" strokeweight="3pt">
+                  <v:stroke joinstyle="miter"/>
+                </v:line>
+              </w:pict>
+            </mc:Fallback>
+          </mc:AlternateContent>
+        </w:r>
+        <w:r>
+          <w:rPr>
+            <w:rFonts w:ascii="Courier New" w:hAnsi="Courier New" w:cs="Courier New"/>
+            <w:b/>
+            <w:noProof/>
+            <w:sz w:val="36"/>
+            <w:lang w:eastAsia="en-PH"/>
+          </w:rPr>
+          <mc:AlternateContent>
+            <mc:Choice Requires="wps">
+              <w:drawing>
+                <wp:anchor distT="0" distB="0" distL="114300" distR="114300" simplePos="0" relativeHeight="251671552" behindDoc="0" locked="0" layoutInCell="1" allowOverlap="1" wp14:anchorId="54E11308" wp14:editId="59A407C0">
+                  <wp:simplePos x="0" y="0"/>
+                  <wp:positionH relativeFrom="column">
+                    <wp:posOffset>5715000</wp:posOffset>
+                  </wp:positionH>
+                  <wp:positionV relativeFrom="paragraph">
+                    <wp:posOffset>-419735</wp:posOffset>
+                  </wp:positionV>
+                  <wp:extent cx="0" cy="10033635"/>
+                  <wp:effectExtent l="19050" t="0" r="19050" b="5715"/>
+                  <wp:wrapNone/>
+                  <wp:docPr id="194450568" name="Straight Connector 194450568"/>
+                  <wp:cNvGraphicFramePr/>
+                  <a:graphic xmlns:a="http://schemas.openxmlformats.org/drawingml/2006/main">
+                    <a:graphicData uri="http://schemas.microsoft.com/office/word/2010/wordprocessingShape">
+                      <wps:wsp>
+                        <wps:cNvCnPr/>
+                        <wps:spPr>
+                          <a:xfrm>
+                            <a:off x="0" y="0"/>
+                            <a:ext cx="0" cy="10033762"/>
+                          </a:xfrm>
+                          <a:prstGeom prst="line">
+                            <a:avLst/>
+                          </a:prstGeom>
+                          <a:ln w="38100"/>
+                        </wps:spPr>
+                        <wps:style>
+                          <a:lnRef idx="1">
+                            <a:schemeClr val="dk1"/>
+                          </a:lnRef>
+                          <a:fillRef idx="0">
+                            <a:schemeClr val="dk1"/>
+                          </a:fillRef>
+                          <a:effectRef idx="0">
+                            <a:schemeClr val="dk1"/>
+                          </a:effectRef>
+                          <a:fontRef idx="minor">
+                            <a:schemeClr val="tx1"/>
+                          </a:fontRef>
+                        </wps:style>
+                        <wps:bodyPr/>
+                      </wps:wsp>
+                    </a:graphicData>
+                  </a:graphic>
+                </wp:anchor>
+              </w:drawing>
+            </mc:Choice>
+            <mc:Fallback>
+              <w:pict>
+                <v:line w14:anchorId="0F0EBD7E" id="Straight Connector 194450568" o:spid="_x0000_s1026" style="position:absolute;z-index:251707392;visibility:visible;mso-wrap-style:square;mso-wrap-distance-left:9pt;mso-wrap-distance-top:0;mso-wrap-distance-right:9pt;mso-wrap-distance-bottom:0;mso-position-horizontal:absolute;mso-position-horizontal-relative:text;mso-position-vertical:absolute;mso-position-vertical-relative:text" from="450pt,-33.05pt" to="450pt,757pt" o:gfxdata="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" strokecolor="black [3200]" strokeweight="3pt">
+                  <v:stroke joinstyle="miter"/>
+                </v:line>
+              </w:pict>
+            </mc:Fallback>
+          </mc:AlternateContent>
+        </w:r>
+        <w:r>
+          <w:rPr>
+            <w:rFonts w:ascii="Courier New" w:hAnsi="Courier New" w:cs="Courier New"/>
+            <w:b/>
+            <w:sz w:val="36"/>
+          </w:rPr>
+          <w:t>Kalinga State University</w:t>
+        </w:r>
+        <w:r>
+          <w:rPr>
+            <w:rFonts w:ascii="Courier New" w:hAnsi="Courier New" w:cs="Courier New"/>
+            <w:b/>
+            <w:sz w:val="36"/>
+          </w:rPr>
+          <w:tab/>
+        </w:r>
+      </w:p>
+      <w:p>
+        <w:pPr>
+          <w:pStyle w:val="Header"/>
+          <w:tabs>
+            <w:tab w:val="clear" w:pos="9360"/>
+            <w:tab w:val="left" w:pos="2256"/>
+            <w:tab w:val="center" w:pos="4320"/>
+            <w:tab w:val="right" w:pos="8642"/>
+          </w:tabs>
+          <w:rPr>
+            <w:rFonts w:ascii="Courier New" w:hAnsi="Courier New" w:cs="Courier New"/>
+            <w:sz w:val="24"/>
+          </w:rPr>
+        </w:pPr>
+        <w:r>
+          <w:rPr>
+            <w:rFonts w:ascii="Courier New" w:hAnsi="Courier New" w:cs="Courier New"/>
+            <w:sz w:val="24"/>
+          </w:rPr>
+          <w:tab/>
+        </w:r>
+        <w:r>
+          <w:rPr>
+            <w:rFonts w:ascii="Courier New" w:hAnsi="Courier New" w:cs="Courier New"/>
+            <w:sz w:val="24"/>
+          </w:rPr>
+          <w:tab/>
+          <w:t>Bulanao, Tabuk City, Kalinga</w:t>
+        </w:r>
+      </w:p>
+      <w:p>
+        <w:pPr>
+          <w:pStyle w:val="Header"/>
+          <w:tabs>
+            <w:tab w:val="left" w:pos="2256"/>
+            <w:tab w:val="left" w:pos="2696"/>
+            <w:tab w:val="center" w:pos="4320"/>
+            <w:tab w:val="left" w:pos="8370"/>
+          </w:tabs>
+          <w:wordWrap w:val="0"/>
+          <w:jc w:val="center"/>
+          <w:rPr>
+            <w:rFonts w:ascii="Courier New" w:hAnsi="Courier New" w:cs="Courier New"/>
+            <w:sz w:val="20"/>
+            <w:szCs w:val="20"/>
+            <w:lang w:val="en-US"/>
+          </w:rPr>
+        </w:pPr>
+        <w:r>
+          <w:rPr>
+            <w:rFonts w:ascii="Courier New" w:hAnsi="Courier New" w:cs="Courier New"/>
+            <w:noProof/>
+            <w:lang w:eastAsia="en-PH"/>
+          </w:rPr>
+          <mc:AlternateContent>
+            <mc:Choice Requires="wps">
+              <w:drawing>
+                <wp:anchor distT="0" distB="0" distL="114300" distR="114300" simplePos="0" relativeHeight="251646976" behindDoc="0" locked="0" layoutInCell="1" allowOverlap="1" wp14:anchorId="34B28411" wp14:editId="3F8150CD">
+                  <wp:simplePos x="0" y="0"/>
+                  <wp:positionH relativeFrom="page">
+                    <wp:align>right</wp:align>
+                  </wp:positionH>
+                  <wp:positionV relativeFrom="paragraph">
+                    <wp:posOffset>204470</wp:posOffset>
+                  </wp:positionV>
+                  <wp:extent cx="7772400" cy="0"/>
+                  <wp:effectExtent l="0" t="19050" r="19050" b="19050"/>
+                  <wp:wrapNone/>
+                  <wp:docPr id="9907" name="Straight Connector 29"/>
+                  <wp:cNvGraphicFramePr/>
+                  <a:graphic xmlns:a="http://schemas.openxmlformats.org/drawingml/2006/main">
+                    <a:graphicData uri="http://schemas.microsoft.com/office/word/2010/wordprocessingShape">
+                      <wps:wsp>
+                        <wps:cNvCnPr/>
+                        <wps:spPr>
+                          <a:xfrm>
+                            <a:off x="0" y="0"/>
+                            <a:ext cx="7772400" cy="0"/>
+                          </a:xfrm>
+                          <a:prstGeom prst="line">
+                            <a:avLst/>
+                          </a:prstGeom>
+                          <a:ln w="38100"/>
+                        </wps:spPr>
+                        <wps:style>
+                          <a:lnRef idx="1">
+                            <a:schemeClr val="dk1"/>
+                          </a:lnRef>
+                          <a:fillRef idx="0">
+                            <a:schemeClr val="dk1"/>
+                          </a:fillRef>
+                          <a:effectRef idx="0">
+                            <a:schemeClr val="dk1"/>
+                          </a:effectRef>
+                          <a:fontRef idx="minor">
+                            <a:schemeClr val="tx1"/>
+                          </a:fontRef>
+                        </wps:style>
+                        <wps:bodyPr/>
+                      </wps:wsp>
+                    </a:graphicData>
+                  </a:graphic>
+                </wp:anchor>
+              </w:drawing>
+            </mc:Choice>
+            <mc:Fallback xmlns:wpsCustomData="http://www.wps.cn/officeDocument/2013/wpsCustomData">
+              <w:pict>
+                <v:line id="_x0000_s1026" o:spid="_x0000_s1026" o:spt="20" style="position:absolute;left:0pt;margin-top:16.1pt;height:0pt;width:612pt;mso-position-horizontal:right;mso-position-horizontal-relative:page;z-index:251663360;mso-width-relative:page;mso-height-relative:page;" filled="f" stroked="t" coordsize="21600,21600" o:gfxdata="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">
+                  <v:fill on="f" focussize="0,0"/>
+                  <v:stroke weight="3pt" color="#000000 [3200]" miterlimit="8" joinstyle="miter"/>
+                  <v:imagedata o:title=""/>
+                  <o:lock v:ext="edit" aspectratio="f"/>
+                </v:line>
+              </w:pict>
+            </mc:Fallback>
+          </mc:AlternateContent>
+        </w:r>
+        <w:r>
+          <w:rPr>
+            <w:rFonts w:ascii="Courier New" w:hAnsi="Courier New" w:cs="Courier New"/>
+            <w:noProof/>
+            <w:lang w:eastAsia="en-PH"/>
+          </w:rPr>
+          <mc:AlternateContent>
+            <mc:Choice Requires="wps">
+              <w:drawing>
+                <wp:anchor distT="0" distB="0" distL="114300" distR="114300" simplePos="0" relativeHeight="251695104" behindDoc="0" locked="0" layoutInCell="1" allowOverlap="1" wp14:anchorId="2433E5BA" wp14:editId="7600DD85">
+                  <wp:simplePos x="0" y="0"/>
+                  <wp:positionH relativeFrom="page">
+                    <wp:align>right</wp:align>
+                  </wp:positionH>
+                  <wp:positionV relativeFrom="paragraph">
+                    <wp:posOffset>204470</wp:posOffset>
+                  </wp:positionV>
+                  <wp:extent cx="7772400" cy="0"/>
+                  <wp:effectExtent l="0" t="19050" r="19050" b="19050"/>
+                  <wp:wrapNone/>
+                  <wp:docPr id="1895472449" name="Straight Connector 1895472449"/>
+                  <wp:cNvGraphicFramePr/>
+                  <a:graphic xmlns:a="http://schemas.openxmlformats.org/drawingml/2006/main">
+                    <a:graphicData uri="http://schemas.microsoft.com/office/word/2010/wordprocessingShape">
+                      <wps:wsp>
+                        <wps:cNvCnPr/>
+                        <wps:spPr>
+                          <a:xfrm>
+                            <a:off x="0" y="0"/>
+                            <a:ext cx="7772400" cy="0"/>
+                          </a:xfrm>
+                          <a:prstGeom prst="line">
+                            <a:avLst/>
+                          </a:prstGeom>
+                          <a:ln w="38100"/>
+                        </wps:spPr>
+                        <wps:style>
+                          <a:lnRef idx="1">
+                            <a:schemeClr val="dk1"/>
+                          </a:lnRef>
+                          <a:fillRef idx="0">
+                            <a:schemeClr val="dk1"/>
+                          </a:fillRef>
+                          <a:effectRef idx="0">
+                            <a:schemeClr val="dk1"/>
+                          </a:effectRef>
+                          <a:fontRef idx="minor">
+                            <a:schemeClr val="tx1"/>
+                          </a:fontRef>
+                        </wps:style>
+                        <wps:bodyPr/>
+                      </wps:wsp>
+                    </a:graphicData>
+                  </a:graphic>
+                </wp:anchor>
+              </w:drawing>
+            </mc:Choice>
+            <mc:Fallback>
+              <w:pict>
+                <v:line w14:anchorId="504A0D9E" id="Straight Connector 1895472449" o:spid="_x0000_s1026" style="position:absolute;z-index:251695104;visibility:visible;mso-wrap-style:square;mso-wrap-distance-left:9pt;mso-wrap-distance-top:0;mso-wrap-distance-right:9pt;mso-wrap-distance-bottom:0;mso-position-horizontal:right;mso-position-horizontal-relative:page;mso-position-vertical:absolute;mso-position-vertical-relative:text" from="560.8pt,16.1pt" to="1172.8pt,16.1pt" o:gfxdata="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" strokecolor="black [3200]" strokeweight="3pt">
+                  <v:stroke joinstyle="miter"/>
+                  <w10:wrap anchorx="page"/>
+                </v:line>
+              </w:pict>
+            </mc:Fallback>
+          </mc:AlternateContent>
+        </w:r>
+        <w:r>
+          <w:rPr>
+            <w:rFonts w:ascii="Courier New" w:hAnsi="Courier New" w:cs="Courier New"/>
+            <w:sz w:val="24"/>
+            <w:szCs w:val="24"/>
+            <w:lang w:val="en-US"/>
+          </w:rPr>
+          <w:t>College of Engineering and Information Technology</w:t>
+        </w:r>
+      </w:p>
+      <w:p>
+        <w:pPr>
+          <w:pStyle w:val="Header"/>
+          <w:tabs>
+            <w:tab w:val="clear" w:pos="9360"/>
+            <w:tab w:val="left" w:pos="2256"/>
+            <w:tab w:val="center" w:pos="4320"/>
+            <w:tab w:val="right" w:pos="8642"/>
+          </w:tabs>
+          <w:rPr>
+            <w:rFonts w:ascii="Courier New" w:hAnsi="Courier New" w:cs="Courier New"/>
+            <w:sz w:val="24"/>
+          </w:rPr>
+        </w:pPr>
+      </w:p>
+      <w:p>
+        <w:pPr>
+          <w:pStyle w:val="Header"/>
+          <w:jc w:val="right"/>
+          <w:rPr>
+            <w:rFonts w:ascii="Courier New" w:hAnsi="Courier New" w:cs="Courier New"/>
+            <w:sz w:val="20"/>
+            <w:szCs w:val="20"/>
+          </w:rPr>
+        </w:pPr>
       </w:p>
     </w:sdtContent>
   </w:sdt>

--- a/docs/paper/Thesis - Auditrix for KSU.docx
+++ b/docs/paper/Thesis - Auditrix for KSU.docx
@@ -405,10 +405,12 @@
           <w:szCs w:val="24"/>
         </w:rPr>
         <w:sectPr>
-          <w:headerReference w:type="default" r:id="rId9"/>
-          <w:footerReference w:type="default" r:id="rId10"/>
-          <w:headerReference w:type="first" r:id="rId11"/>
-          <w:footerReference w:type="first" r:id="rId12"/>
+          <w:headerReference w:type="even" r:id="rId9"/>
+          <w:headerReference w:type="default" r:id="rId10"/>
+          <w:footerReference w:type="even" r:id="rId11"/>
+          <w:footerReference w:type="default" r:id="rId12"/>
+          <w:headerReference w:type="first" r:id="rId13"/>
+          <w:footerReference w:type="first" r:id="rId14"/>
           <w:pgSz w:w="12240" w:h="15840"/>
           <w:pgMar w:top="1440" w:right="1440" w:bottom="1440" w:left="2160" w:header="709" w:footer="709" w:gutter="0"/>
           <w:pgNumType w:fmt="lowerRoman" w:start="1" w:chapStyle="1"/>
@@ -2531,7 +2533,6 @@
           <w:sz w:val="24"/>
           <w:szCs w:val="24"/>
         </w:rPr>
-        <w:lastRenderedPageBreak/>
         <w:t>Figure 4.10b. Register Students by Batch — import</w:t>
       </w:r>
       <w:r>
@@ -2667,7 +2668,6 @@
           <w:sz w:val="24"/>
           <w:szCs w:val="24"/>
         </w:rPr>
-        <w:lastRenderedPageBreak/>
         <w:t>Figure 4.12a. Audit Report — first semester</w:t>
       </w:r>
       <w:r>
@@ -2710,7 +2710,6 @@
           <w:sz w:val="24"/>
           <w:szCs w:val="24"/>
         </w:rPr>
-        <w:lastRenderedPageBreak/>
         <w:t>Figure 4.12b. Audit Report — subjects of the next</w:t>
       </w:r>
       <w:r>
@@ -2753,7 +2752,6 @@
           <w:sz w:val="24"/>
           <w:szCs w:val="24"/>
         </w:rPr>
-        <w:lastRenderedPageBreak/>
         <w:t>Figure 4.12c. Audit Report — subject taken out of</w:t>
       </w:r>
       <w:r>
@@ -2790,8 +2788,8 @@
           <w:szCs w:val="24"/>
         </w:rPr>
         <w:sectPr>
-          <w:headerReference w:type="default" r:id="rId13"/>
-          <w:footerReference w:type="default" r:id="rId14"/>
+          <w:headerReference w:type="default" r:id="rId15"/>
+          <w:footerReference w:type="default" r:id="rId16"/>
           <w:pgSz w:w="12240" w:h="15840"/>
           <w:pgMar w:top="1440" w:right="1440" w:bottom="1440" w:left="2160" w:header="709" w:footer="709" w:gutter="0"/>
           <w:pgNumType w:fmt="lowerRoman"/>
@@ -3449,8 +3447,8 @@
     </w:p>
     <w:p>
       <w:pPr>
-        <w:spacing w:line="480" w:lineRule="auto"/>
-        <w:jc w:val="both"/>
+        <w:spacing w:before="120" w:after="240" w:line="240" w:lineRule="auto"/>
+        <w:jc w:val="center"/>
         <w:rPr>
           <w:rFonts w:ascii="Courier New" w:hAnsi="Courier New" w:cs="Courier New"/>
           <w:b/>
@@ -3461,877 +3459,43 @@
         </w:rPr>
       </w:pPr>
       <w:r>
-        <w:rPr>
-          <w:rFonts w:ascii="Courier New" w:hAnsi="Courier New" w:cs="Courier New"/>
-          <w:b/>
-          <w:bCs/>
-          <w:noProof/>
-          <w:sz w:val="24"/>
-          <w:szCs w:val="24"/>
-          <w:lang w:val="en-US"/>
-        </w:rPr>
-        <mc:AlternateContent>
-          <mc:Choice Requires="wps">
-            <w:drawing>
-              <wp:anchor distT="0" distB="0" distL="114300" distR="114300" simplePos="0" relativeHeight="251676672" behindDoc="0" locked="0" layoutInCell="1" allowOverlap="1" wp14:anchorId="2DD8834F" wp14:editId="7F8BD47A">
-                <wp:simplePos x="0" y="0"/>
-                <wp:positionH relativeFrom="column">
-                  <wp:posOffset>2743200</wp:posOffset>
-                </wp:positionH>
-                <wp:positionV relativeFrom="paragraph">
-                  <wp:posOffset>389255</wp:posOffset>
-                </wp:positionV>
-                <wp:extent cx="0" cy="213360"/>
-                <wp:effectExtent l="0" t="0" r="38100" b="34290"/>
-                <wp:wrapNone/>
-                <wp:docPr id="1476821898" name="Straight Connector 41"/>
-                <wp:cNvGraphicFramePr/>
-                <a:graphic xmlns:a="http://schemas.openxmlformats.org/drawingml/2006/main">
-                  <a:graphicData uri="http://schemas.microsoft.com/office/word/2010/wordprocessingShape">
-                    <wps:wsp>
-                      <wps:cNvCnPr/>
-                      <wps:spPr>
-                        <a:xfrm>
-                          <a:off x="0" y="0"/>
-                          <a:ext cx="0" cy="213360"/>
-                        </a:xfrm>
-                        <a:prstGeom prst="line">
-                          <a:avLst/>
-                        </a:prstGeom>
-                      </wps:spPr>
-                      <wps:style>
-                        <a:lnRef idx="1">
-                          <a:schemeClr val="accent1"/>
-                        </a:lnRef>
-                        <a:fillRef idx="0">
-                          <a:schemeClr val="accent1"/>
-                        </a:fillRef>
-                        <a:effectRef idx="0">
-                          <a:schemeClr val="accent1"/>
-                        </a:effectRef>
-                        <a:fontRef idx="minor">
-                          <a:schemeClr val="tx1"/>
-                        </a:fontRef>
-                      </wps:style>
-                      <wps:bodyPr/>
-                    </wps:wsp>
-                  </a:graphicData>
-                </a:graphic>
-                <wp14:sizeRelV relativeFrom="margin">
-                  <wp14:pctHeight>0</wp14:pctHeight>
-                </wp14:sizeRelV>
-              </wp:anchor>
-            </w:drawing>
-          </mc:Choice>
-          <mc:Fallback>
-            <w:pict>
-              <v:line w14:anchorId="7EBD967F" id="Straight Connector 41" o:spid="_x0000_s1026" style="position:absolute;z-index:251676672;visibility:visible;mso-wrap-style:square;mso-height-percent:0;mso-wrap-distance-left:9pt;mso-wrap-distance-top:0;mso-wrap-distance-right:9pt;mso-wrap-distance-bottom:0;mso-position-horizontal:absolute;mso-position-horizontal-relative:text;mso-position-vertical:absolute;mso-position-vertical-relative:text;mso-height-percent:0;mso-height-relative:margin" from="3in,30.65pt" to="3in,47.45pt" o:gfxdata="UEsDBBQABgAIAAAAIQC2gziS/gAAAOEBAAATAAAAW0NvbnRlbnRfVHlwZXNdLnhtbJSRQU7DMBBF 90jcwfIWJU67QAgl6YK0S0CoHGBkTxKLZGx5TGhvj5O2G0SRWNoz/78nu9wcxkFMGNg6quQqL6RA 0s5Y6ir5vt9lD1JwBDIwOMJKHpHlpr69KfdHjyxSmriSfYz+USnWPY7AufNIadK6MEJMx9ApD/oD OlTrorhX2lFEilmcO2RdNtjC5xDF9pCuTyYBB5bi6bQ4syoJ3g9WQ0ymaiLzg5KdCXlKLjvcW893 SUOqXwnz5DrgnHtJTxOsQfEKIT7DmDSUCaxw7Rqn8787ZsmRM9e2VmPeBN4uqYvTtW7jvijg9N/y JsXecLq0q+WD6m8AAAD//wMAUEsDBBQABgAIAAAAIQA4/SH/1gAAAJQBAAALAAAAX3JlbHMvLnJl bHOkkMFqwzAMhu+DvYPRfXGawxijTi+j0GvpHsDYimMaW0Yy2fr2M4PBMnrbUb/Q94l/f/hMi1qR JVI2sOt6UJgd+ZiDgffL8ekFlFSbvV0oo4EbChzGx4f9GRdb25HMsYhqlCwG5lrLq9biZkxWOiqY 22YiTra2kYMu1l1tQD30/bPm3wwYN0x18gb45AdQl1tp5j/sFB2T0FQ7R0nTNEV3j6o9feQzro1i OWA14Fm+Q8a1a8+Bvu/d/dMb2JY5uiPbhG/ktn4cqGU/er3pcvwCAAD//wMAUEsDBBQABgAIAAAA IQDt4cGmmgEAAJMDAAAOAAAAZHJzL2Uyb0RvYy54bWysU01P4zAQva/Ef7B8p0mKhFDUlAMILohF 7O4PMM64sWR7LNs06b/fsdumqwUJgbg4/pj3Zt6byep6soZtIUSNruPNouYMnMReu03H//y+O7/i LCbhemHQQcd3EPn1+uzHavQtLHFA00NgROJiO/qODyn5tqqiHMCKuEAPjh4VBisSHcOm6oMYid2a alnXl9WIofcBJcRIt7f7R74u/EqBTD+VipCY6TjVlsoayvqS12q9Eu0mCD9oeShDfKEKK7SjpDPV rUiCvQb9hspqGTCiSguJtkKltISigdQ09X9qfg3CQ9FC5kQ/2xS/j1Y+bm/cUyAbRh/b6J9CVjGp YPOX6mNTMWs3mwVTYnJ/Kel22VxcXBYfqxPOh5juAS3Lm44b7bIM0YrtQ0yUi0KPIXQ4ZS67tDOQ g417BsV0T7magi5DATcmsK2gdgopwaUmt5D4SnSGKW3MDKw/Bh7iMxTKwHwGPCNKZnRpBlvtMLyX PU3HktU+/ujAXne24AX7XelJsYY6XxQepjSP1r/nAj/9S+u/AAAA//8DAFBLAwQUAAYACAAAACEA ZGWb+eAAAAAJAQAADwAAAGRycy9kb3ducmV2LnhtbEyPQUvDQBCF74L/YRnBm900LcXGTEopiLUg xSrU4zY7JtHsbNjdNum/d4sHPb55jzffyxeDacWJnG8sI4xHCQji0uqGK4T3t8e7exA+KNaqtUwI Z/KwKK6vcpVp2/MrnXahErGEfaYQ6hC6TEpf1mSUH9mOOHqf1hkVonSV1E71sdy0Mk2SmTSq4fih Vh2taiq/d0eD8OLW69Vyc/7i7Yfp9+lmv30enhBvb4blA4hAQ/gLwwU/okMRmQ72yNqLFmE6SeOW gDAbT0DEwO/hgDCfzkEWufy/oPgBAAD//wMAUEsBAi0AFAAGAAgAAAAhALaDOJL+AAAA4QEAABMA AAAAAAAAAAAAAAAAAAAAAFtDb250ZW50X1R5cGVzXS54bWxQSwECLQAUAAYACAAAACEAOP0h/9YA AACUAQAACwAAAAAAAAAAAAAAAAAvAQAAX3JlbHMvLnJlbHNQSwECLQAUAAYACAAAACEA7eHBppoB AACTAwAADgAAAAAAAAAAAAAAAAAuAgAAZHJzL2Uyb0RvYy54bWxQSwECLQAUAAYACAAAACEAZGWb +eAAAAAJAQAADwAAAAAAAAAAAAAAAAD0AwAAZHJzL2Rvd25yZXYueG1sUEsFBgAAAAAEAAQA8wAA AAEFAAAAAA== " strokecolor="#4472c4 [3204]" strokeweight=".5pt">
-                <v:stroke joinstyle="miter"/>
-              </v:line>
-            </w:pict>
-          </mc:Fallback>
-        </mc:AlternateContent>
-      </w:r>
-      <w:r>
-        <w:rPr>
-          <w:rFonts w:ascii="Courier New" w:hAnsi="Courier New" w:cs="Courier New"/>
-          <w:b/>
-          <w:bCs/>
-          <w:noProof/>
-          <w:sz w:val="24"/>
-          <w:szCs w:val="24"/>
-          <w:lang w:val="en-US"/>
-        </w:rPr>
-        <mc:AlternateContent>
-          <mc:Choice Requires="wps">
-            <w:drawing>
-              <wp:anchor distT="0" distB="0" distL="114300" distR="114300" simplePos="0" relativeHeight="251659264" behindDoc="0" locked="0" layoutInCell="1" allowOverlap="1" wp14:anchorId="0C488455" wp14:editId="48B75893">
-                <wp:simplePos x="0" y="0"/>
-                <wp:positionH relativeFrom="margin">
-                  <wp:align>center</wp:align>
-                </wp:positionH>
-                <wp:positionV relativeFrom="paragraph">
-                  <wp:posOffset>99695</wp:posOffset>
-                </wp:positionV>
-                <wp:extent cx="1584960" cy="274320"/>
-                <wp:effectExtent l="0" t="0" r="15240" b="11430"/>
-                <wp:wrapNone/>
-                <wp:docPr id="577144645" name="Text Box 40"/>
-                <wp:cNvGraphicFramePr/>
-                <a:graphic xmlns:a="http://schemas.openxmlformats.org/drawingml/2006/main">
-                  <a:graphicData uri="http://schemas.microsoft.com/office/word/2010/wordprocessingShape">
-                    <wps:wsp>
-                      <wps:cNvSpPr txBox="1"/>
-                      <wps:spPr>
-                        <a:xfrm>
-                          <a:off x="0" y="0"/>
-                          <a:ext cx="1584960" cy="274320"/>
-                        </a:xfrm>
-                        <a:prstGeom prst="rect">
-                          <a:avLst/>
-                        </a:prstGeom>
-                        <a:solidFill>
-                          <a:schemeClr val="lt1"/>
-                        </a:solidFill>
-                        <a:ln w="6350">
-                          <a:solidFill>
-                            <a:prstClr val="black"/>
-                          </a:solidFill>
-                        </a:ln>
-                      </wps:spPr>
-                      <wps:txbx>
-                        <w:txbxContent>
-                          <w:p>
-                            <w:pPr>
-                              <w:jc w:val="center"/>
-                            </w:pPr>
-                            <w:r>
-                              <w:t>SUC President</w:t>
-                            </w:r>
-                          </w:p>
-                        </w:txbxContent>
-                      </wps:txbx>
-                      <wps:bodyPr rot="0" spcFirstLastPara="0" vertOverflow="overflow" horzOverflow="overflow" vert="horz" wrap="square" lIns="91440" tIns="45720" rIns="91440" bIns="45720" numCol="1" spcCol="0" rtlCol="0" fromWordArt="0" anchor="t" anchorCtr="0" forceAA="0" compatLnSpc="1">
-                        <a:prstTxWarp prst="textNoShape">
-                          <a:avLst/>
-                        </a:prstTxWarp>
-                        <a:noAutofit/>
-                      </wps:bodyPr>
-                    </wps:wsp>
-                  </a:graphicData>
-                </a:graphic>
-              </wp:anchor>
-            </w:drawing>
-          </mc:Choice>
-          <mc:Fallback>
-            <w:pict>
-              <v:shapetype w14:anchorId="0C488455" id="_x0000_t202" coordsize="21600,21600" o:spt="202" path="m,l,21600r21600,l21600,xe">
-                <v:stroke joinstyle="miter"/>
-                <v:path gradientshapeok="t" o:connecttype="rect"/>
-              </v:shapetype>
-              <v:shape id="Text Box 40" o:spid="_x0000_s1026" type="#_x0000_t202" style="position:absolute;left:0;text-align:left;margin-left:0;margin-top:7.85pt;width:124.8pt;height:21.6pt;z-index:251659264;visibility:visible;mso-wrap-style:square;mso-wrap-distance-left:9pt;mso-wrap-distance-top:0;mso-wrap-distance-right:9pt;mso-wrap-distance-bottom:0;mso-position-horizontal:center;mso-position-horizontal-relative:margin;mso-position-vertical:absolute;mso-position-vertical-relative:text;v-text-anchor:top" o:gfxdata="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" fillcolor="white [3201]" strokeweight=".5pt">
-                <v:textbox>
-                  <w:txbxContent>
-                    <w:p>
-                      <w:pPr>
-                        <w:jc w:val="center"/>
-                      </w:pPr>
-                      <w:r>
-                        <w:t>SUC President</w:t>
-                      </w:r>
-                    </w:p>
-                  </w:txbxContent>
-                </v:textbox>
-                <w10:wrap anchorx="margin"/>
-              </v:shape>
-            </w:pict>
-          </mc:Fallback>
-        </mc:AlternateContent>
-      </w:r>
-    </w:p>
-    <w:p>
-      <w:pPr>
-        <w:spacing w:line="480" w:lineRule="auto"/>
-        <w:jc w:val="both"/>
-        <w:rPr>
-          <w:rFonts w:ascii="Courier New" w:hAnsi="Courier New" w:cs="Courier New"/>
-          <w:b/>
-          <w:bCs/>
-          <w:sz w:val="24"/>
-          <w:szCs w:val="24"/>
-          <w:lang w:val="en-US"/>
-        </w:rPr>
-      </w:pPr>
-      <w:r>
-        <w:rPr>
-          <w:rFonts w:ascii="Courier New" w:hAnsi="Courier New" w:cs="Courier New"/>
-          <w:b/>
-          <w:bCs/>
-          <w:noProof/>
-          <w:sz w:val="24"/>
-          <w:szCs w:val="24"/>
-          <w:lang w:val="en-US"/>
-        </w:rPr>
-        <mc:AlternateContent>
-          <mc:Choice Requires="wps">
-            <w:drawing>
-              <wp:anchor distT="0" distB="0" distL="114300" distR="114300" simplePos="0" relativeHeight="251661312" behindDoc="0" locked="0" layoutInCell="1" allowOverlap="1" wp14:anchorId="51523AAC" wp14:editId="3C03503E">
-                <wp:simplePos x="0" y="0"/>
-                <wp:positionH relativeFrom="margin">
-                  <wp:align>center</wp:align>
-                </wp:positionH>
-                <wp:positionV relativeFrom="paragraph">
-                  <wp:posOffset>164465</wp:posOffset>
-                </wp:positionV>
-                <wp:extent cx="1584960" cy="502920"/>
-                <wp:effectExtent l="0" t="0" r="15240" b="11430"/>
-                <wp:wrapNone/>
-                <wp:docPr id="2022939289" name="Text Box 40"/>
-                <wp:cNvGraphicFramePr/>
-                <a:graphic xmlns:a="http://schemas.openxmlformats.org/drawingml/2006/main">
-                  <a:graphicData uri="http://schemas.microsoft.com/office/word/2010/wordprocessingShape">
-                    <wps:wsp>
-                      <wps:cNvSpPr txBox="1"/>
-                      <wps:spPr>
-                        <a:xfrm>
-                          <a:off x="0" y="0"/>
-                          <a:ext cx="1584960" cy="502920"/>
-                        </a:xfrm>
-                        <a:prstGeom prst="rect">
-                          <a:avLst/>
-                        </a:prstGeom>
-                        <a:solidFill>
-                          <a:schemeClr val="lt1"/>
-                        </a:solidFill>
-                        <a:ln w="6350">
-                          <a:solidFill>
-                            <a:prstClr val="black"/>
-                          </a:solidFill>
-                        </a:ln>
-                      </wps:spPr>
-                      <wps:txbx>
-                        <w:txbxContent>
-                          <w:p>
-                            <w:pPr>
-                              <w:jc w:val="center"/>
-                            </w:pPr>
-                            <w:r>
-                              <w:t>VP for Academic and Student Development</w:t>
-                            </w:r>
-                          </w:p>
-                          <w:p>
-                            <w:pPr>
-                              <w:jc w:val="center"/>
-                            </w:pPr>
-                          </w:p>
-                        </w:txbxContent>
-                      </wps:txbx>
-                      <wps:bodyPr rot="0" spcFirstLastPara="0" vertOverflow="overflow" horzOverflow="overflow" vert="horz" wrap="square" lIns="91440" tIns="45720" rIns="91440" bIns="45720" numCol="1" spcCol="0" rtlCol="0" fromWordArt="0" anchor="t" anchorCtr="0" forceAA="0" compatLnSpc="1">
-                        <a:prstTxWarp prst="textNoShape">
-                          <a:avLst/>
-                        </a:prstTxWarp>
-                        <a:noAutofit/>
-                      </wps:bodyPr>
-                    </wps:wsp>
-                  </a:graphicData>
-                </a:graphic>
-                <wp14:sizeRelV relativeFrom="margin">
-                  <wp14:pctHeight>0</wp14:pctHeight>
-                </wp14:sizeRelV>
-              </wp:anchor>
-            </w:drawing>
-          </mc:Choice>
-          <mc:Fallback>
-            <w:pict>
-              <v:shape w14:anchorId="51523AAC" id="_x0000_s1027" type="#_x0000_t202" style="position:absolute;left:0;text-align:left;margin-left:0;margin-top:12.95pt;width:124.8pt;height:39.6pt;z-index:251661312;visibility:visible;mso-wrap-style:square;mso-height-percent:0;mso-wrap-distance-left:9pt;mso-wrap-distance-top:0;mso-wrap-distance-right:9pt;mso-wrap-distance-bottom:0;mso-position-horizontal:center;mso-position-horizontal-relative:margin;mso-position-vertical:absolute;mso-position-vertical-relative:text;mso-height-percent:0;mso-height-relative:margin;v-text-anchor:top" o:gfxdata="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" fillcolor="white [3201]" strokeweight=".5pt">
-                <v:textbox>
-                  <w:txbxContent>
-                    <w:p>
-                      <w:pPr>
-                        <w:jc w:val="center"/>
-                      </w:pPr>
-                      <w:r>
-                        <w:t>VP for Academic and Student Development</w:t>
-                      </w:r>
-                    </w:p>
-                    <w:p>
-                      <w:pPr>
-                        <w:jc w:val="center"/>
-                      </w:pPr>
-                    </w:p>
-                  </w:txbxContent>
-                </v:textbox>
-                <w10:wrap anchorx="margin"/>
-              </v:shape>
-            </w:pict>
-          </mc:Fallback>
-        </mc:AlternateContent>
-      </w:r>
-    </w:p>
-    <w:p>
-      <w:pPr>
-        <w:spacing w:line="480" w:lineRule="auto"/>
-        <w:jc w:val="both"/>
-        <w:rPr>
-          <w:rFonts w:ascii="Courier New" w:hAnsi="Courier New" w:cs="Courier New"/>
-          <w:b/>
-          <w:bCs/>
-          <w:sz w:val="24"/>
-          <w:szCs w:val="24"/>
-          <w:lang w:val="en-US"/>
-        </w:rPr>
-      </w:pPr>
-      <w:r>
-        <w:rPr>
-          <w:rFonts w:ascii="Courier New" w:hAnsi="Courier New" w:cs="Courier New"/>
-          <w:b/>
-          <w:bCs/>
-          <w:noProof/>
-          <w:sz w:val="24"/>
-          <w:szCs w:val="24"/>
-          <w:lang w:val="en-US"/>
-        </w:rPr>
-        <mc:AlternateContent>
-          <mc:Choice Requires="wps">
-            <w:drawing>
-              <wp:anchor distT="0" distB="0" distL="114300" distR="114300" simplePos="0" relativeHeight="251678720" behindDoc="0" locked="0" layoutInCell="1" allowOverlap="1" wp14:anchorId="0184120A" wp14:editId="09D29C94">
-                <wp:simplePos x="0" y="0"/>
-                <wp:positionH relativeFrom="margin">
-                  <wp:align>center</wp:align>
-                </wp:positionH>
-                <wp:positionV relativeFrom="paragraph">
-                  <wp:posOffset>223520</wp:posOffset>
-                </wp:positionV>
-                <wp:extent cx="0" cy="213360"/>
-                <wp:effectExtent l="0" t="0" r="38100" b="34290"/>
-                <wp:wrapNone/>
-                <wp:docPr id="1362813926" name="Straight Connector 41"/>
-                <wp:cNvGraphicFramePr/>
-                <a:graphic xmlns:a="http://schemas.openxmlformats.org/drawingml/2006/main">
-                  <a:graphicData uri="http://schemas.microsoft.com/office/word/2010/wordprocessingShape">
-                    <wps:wsp>
-                      <wps:cNvCnPr/>
-                      <wps:spPr>
-                        <a:xfrm>
-                          <a:off x="0" y="0"/>
-                          <a:ext cx="0" cy="213360"/>
-                        </a:xfrm>
-                        <a:prstGeom prst="line">
-                          <a:avLst/>
-                        </a:prstGeom>
-                      </wps:spPr>
-                      <wps:style>
-                        <a:lnRef idx="1">
-                          <a:schemeClr val="accent1"/>
-                        </a:lnRef>
-                        <a:fillRef idx="0">
-                          <a:schemeClr val="accent1"/>
-                        </a:fillRef>
-                        <a:effectRef idx="0">
-                          <a:schemeClr val="accent1"/>
-                        </a:effectRef>
-                        <a:fontRef idx="minor">
-                          <a:schemeClr val="tx1"/>
-                        </a:fontRef>
-                      </wps:style>
-                      <wps:bodyPr/>
-                    </wps:wsp>
-                  </a:graphicData>
-                </a:graphic>
-                <wp14:sizeRelV relativeFrom="margin">
-                  <wp14:pctHeight>0</wp14:pctHeight>
-                </wp14:sizeRelV>
-              </wp:anchor>
-            </w:drawing>
-          </mc:Choice>
-          <mc:Fallback>
-            <w:pict>
-              <v:line w14:anchorId="3968EE5B" id="Straight Connector 41" o:spid="_x0000_s1026" style="position:absolute;z-index:251678720;visibility:visible;mso-wrap-style:square;mso-height-percent:0;mso-wrap-distance-left:9pt;mso-wrap-distance-top:0;mso-wrap-distance-right:9pt;mso-wrap-distance-bottom:0;mso-position-horizontal:center;mso-position-horizontal-relative:margin;mso-position-vertical:absolute;mso-position-vertical-relative:text;mso-height-percent:0;mso-height-relative:margin" from="0,17.6pt" to="0,34.4pt" o:gfxdata="UEsDBBQABgAIAAAAIQC2gziS/gAAAOEBAAATAAAAW0NvbnRlbnRfVHlwZXNdLnhtbJSRQU7DMBBF 90jcwfIWJU67QAgl6YK0S0CoHGBkTxKLZGx5TGhvj5O2G0SRWNoz/78nu9wcxkFMGNg6quQqL6RA 0s5Y6ir5vt9lD1JwBDIwOMJKHpHlpr69KfdHjyxSmriSfYz+USnWPY7AufNIadK6MEJMx9ApD/oD OlTrorhX2lFEilmcO2RdNtjC5xDF9pCuTyYBB5bi6bQ4syoJ3g9WQ0ymaiLzg5KdCXlKLjvcW893 SUOqXwnz5DrgnHtJTxOsQfEKIT7DmDSUCaxw7Rqn8787ZsmRM9e2VmPeBN4uqYvTtW7jvijg9N/y JsXecLq0q+WD6m8AAAD//wMAUEsDBBQABgAIAAAAIQA4/SH/1gAAAJQBAAALAAAAX3JlbHMvLnJl bHOkkMFqwzAMhu+DvYPRfXGawxijTi+j0GvpHsDYimMaW0Yy2fr2M4PBMnrbUb/Q94l/f/hMi1qR JVI2sOt6UJgd+ZiDgffL8ekFlFSbvV0oo4EbChzGx4f9GRdb25HMsYhqlCwG5lrLq9biZkxWOiqY 22YiTra2kYMu1l1tQD30/bPm3wwYN0x18gb45AdQl1tp5j/sFB2T0FQ7R0nTNEV3j6o9feQzro1i OWA14Fm+Q8a1a8+Bvu/d/dMb2JY5uiPbhG/ktn4cqGU/er3pcvwCAAD//wMAUEsDBBQABgAIAAAA IQDt4cGmmgEAAJMDAAAOAAAAZHJzL2Uyb0RvYy54bWysU01P4zAQva/Ef7B8p0mKhFDUlAMILohF 7O4PMM64sWR7LNs06b/fsdumqwUJgbg4/pj3Zt6byep6soZtIUSNruPNouYMnMReu03H//y+O7/i LCbhemHQQcd3EPn1+uzHavQtLHFA00NgROJiO/qODyn5tqqiHMCKuEAPjh4VBisSHcOm6oMYid2a alnXl9WIofcBJcRIt7f7R74u/EqBTD+VipCY6TjVlsoayvqS12q9Eu0mCD9oeShDfKEKK7SjpDPV rUiCvQb9hspqGTCiSguJtkKltISigdQ09X9qfg3CQ9FC5kQ/2xS/j1Y+bm/cUyAbRh/b6J9CVjGp YPOX6mNTMWs3mwVTYnJ/Kel22VxcXBYfqxPOh5juAS3Lm44b7bIM0YrtQ0yUi0KPIXQ4ZS67tDOQ g417BsV0T7magi5DATcmsK2gdgopwaUmt5D4SnSGKW3MDKw/Bh7iMxTKwHwGPCNKZnRpBlvtMLyX PU3HktU+/ujAXne24AX7XelJsYY6XxQepjSP1r/nAj/9S+u/AAAA//8DAFBLAwQUAAYACAAAACEA B9m+ydsAAAADAQAADwAAAGRycy9kb3ducmV2LnhtbEyPQUvDQBSE74L/YXmCN7sxYgkxL6UUxFqQ YhXqcZs8k2j2bdjdNum/93nS4zDDzDfFYrK9OpEPnWOE21kCirhydccNwvvb400GKkTDtekdE8KZ AizKy4vC5LUb+ZVOu9goKeGQG4Q2xiHXOlQtWRNmbiAW79N5a6JI3+jam1HKba/TJJlrazqWhdYM tGqp+t4dLcKLX69Xy835i7cfdtynm/32eXpCvL6alg+gIk3xLwy/+IIOpTAd3JHroHoEORIR7u5T UOKKOiDMswx0Wej/7OUPAAAA//8DAFBLAQItABQABgAIAAAAIQC2gziS/gAAAOEBAAATAAAAAAAA AAAAAAAAAAAAAABbQ29udGVudF9UeXBlc10ueG1sUEsBAi0AFAAGAAgAAAAhADj9If/WAAAAlAEA AAsAAAAAAAAAAAAAAAAALwEAAF9yZWxzLy5yZWxzUEsBAi0AFAAGAAgAAAAhAO3hwaaaAQAAkwMA AA4AAAAAAAAAAAAAAAAALgIAAGRycy9lMm9Eb2MueG1sUEsBAi0AFAAGAAgAAAAhAAfZvsnbAAAA AwEAAA8AAAAAAAAAAAAAAAAA9AMAAGRycy9kb3ducmV2LnhtbFBLBQYAAAAABAAEAPMAAAD8BAAA AAA= " strokecolor="#4472c4 [3204]" strokeweight=".5pt">
-                <v:stroke joinstyle="miter"/>
-                <w10:wrap anchorx="margin"/>
-              </v:line>
-            </w:pict>
-          </mc:Fallback>
-        </mc:AlternateContent>
-      </w:r>
-    </w:p>
-    <w:p>
-      <w:pPr>
-        <w:spacing w:line="480" w:lineRule="auto"/>
-        <w:jc w:val="both"/>
-        <w:rPr>
-          <w:rFonts w:ascii="Courier New" w:hAnsi="Courier New" w:cs="Courier New"/>
-          <w:b/>
-          <w:bCs/>
-          <w:sz w:val="24"/>
-          <w:szCs w:val="24"/>
-          <w:lang w:val="en-US"/>
-        </w:rPr>
-      </w:pPr>
-      <w:r>
-        <w:rPr>
-          <w:rFonts w:ascii="Courier New" w:hAnsi="Courier New" w:cs="Courier New"/>
-          <w:b/>
-          <w:bCs/>
-          <w:noProof/>
-          <w:sz w:val="24"/>
-          <w:szCs w:val="24"/>
-          <w:lang w:val="en-US"/>
-        </w:rPr>
-        <mc:AlternateContent>
-          <mc:Choice Requires="wps">
-            <w:drawing>
-              <wp:anchor distT="0" distB="0" distL="114300" distR="114300" simplePos="0" relativeHeight="251685888" behindDoc="0" locked="0" layoutInCell="1" allowOverlap="1" wp14:anchorId="51C679E7" wp14:editId="77539DD3">
-                <wp:simplePos x="0" y="0"/>
-                <wp:positionH relativeFrom="column">
-                  <wp:posOffset>2719342</wp:posOffset>
-                </wp:positionH>
-                <wp:positionV relativeFrom="paragraph">
-                  <wp:posOffset>313871</wp:posOffset>
-                </wp:positionV>
-                <wp:extent cx="0" cy="254442"/>
-                <wp:effectExtent l="0" t="0" r="38100" b="31750"/>
-                <wp:wrapNone/>
-                <wp:docPr id="2014381427" name="Straight Connector 42"/>
-                <wp:cNvGraphicFramePr/>
-                <a:graphic xmlns:a="http://schemas.openxmlformats.org/drawingml/2006/main">
-                  <a:graphicData uri="http://schemas.microsoft.com/office/word/2010/wordprocessingShape">
-                    <wps:wsp>
-                      <wps:cNvCnPr/>
-                      <wps:spPr>
-                        <a:xfrm>
-                          <a:off x="0" y="0"/>
-                          <a:ext cx="0" cy="254442"/>
-                        </a:xfrm>
-                        <a:prstGeom prst="line">
-                          <a:avLst/>
-                        </a:prstGeom>
-                      </wps:spPr>
-                      <wps:style>
-                        <a:lnRef idx="1">
-                          <a:schemeClr val="accent1"/>
-                        </a:lnRef>
-                        <a:fillRef idx="0">
-                          <a:schemeClr val="accent1"/>
-                        </a:fillRef>
-                        <a:effectRef idx="0">
-                          <a:schemeClr val="accent1"/>
-                        </a:effectRef>
-                        <a:fontRef idx="minor">
-                          <a:schemeClr val="tx1"/>
-                        </a:fontRef>
-                      </wps:style>
-                      <wps:bodyPr/>
-                    </wps:wsp>
-                  </a:graphicData>
-                </a:graphic>
-                <wp14:sizeRelH relativeFrom="margin">
-                  <wp14:pctWidth>0</wp14:pctWidth>
-                </wp14:sizeRelH>
-                <wp14:sizeRelV relativeFrom="margin">
-                  <wp14:pctHeight>0</wp14:pctHeight>
-                </wp14:sizeRelV>
-              </wp:anchor>
-            </w:drawing>
-          </mc:Choice>
-          <mc:Fallback>
-            <w:pict>
-              <v:line w14:anchorId="28E43806" id="Straight Connector 42" o:spid="_x0000_s1026" style="position:absolute;z-index:251685888;visibility:visible;mso-wrap-style:square;mso-width-percent:0;mso-height-percent:0;mso-wrap-distance-left:9pt;mso-wrap-distance-top:0;mso-wrap-distance-right:9pt;mso-wrap-distance-bottom:0;mso-position-horizontal:absolute;mso-position-horizontal-relative:text;mso-position-vertical:absolute;mso-position-vertical-relative:text;mso-width-percent:0;mso-height-percent:0;mso-width-relative:margin;mso-height-relative:margin" from="214.1pt,24.7pt" to="214.1pt,44.75pt" o:gfxdata="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" strokecolor="#4472c4 [3204]" strokeweight=".5pt">
-                <v:stroke joinstyle="miter"/>
-              </v:line>
-            </w:pict>
-          </mc:Fallback>
-        </mc:AlternateContent>
-      </w:r>
-      <w:r>
-        <w:rPr>
-          <w:rFonts w:ascii="Courier New" w:hAnsi="Courier New" w:cs="Courier New"/>
-          <w:b/>
-          <w:bCs/>
-          <w:noProof/>
-          <w:sz w:val="24"/>
-          <w:szCs w:val="24"/>
-          <w:lang w:val="en-US"/>
-        </w:rPr>
-        <mc:AlternateContent>
-          <mc:Choice Requires="wps">
-            <w:drawing>
-              <wp:anchor distT="0" distB="0" distL="114300" distR="114300" simplePos="0" relativeHeight="251663360" behindDoc="0" locked="0" layoutInCell="1" allowOverlap="1" wp14:anchorId="78A32D71" wp14:editId="5D733F48">
-                <wp:simplePos x="0" y="0"/>
-                <wp:positionH relativeFrom="margin">
-                  <wp:align>center</wp:align>
-                </wp:positionH>
-                <wp:positionV relativeFrom="paragraph">
-                  <wp:posOffset>7620</wp:posOffset>
-                </wp:positionV>
-                <wp:extent cx="1584960" cy="304800"/>
-                <wp:effectExtent l="0" t="0" r="15240" b="19050"/>
-                <wp:wrapNone/>
-                <wp:docPr id="1996285292" name="Text Box 40"/>
-                <wp:cNvGraphicFramePr/>
-                <a:graphic xmlns:a="http://schemas.openxmlformats.org/drawingml/2006/main">
-                  <a:graphicData uri="http://schemas.microsoft.com/office/word/2010/wordprocessingShape">
-                    <wps:wsp>
-                      <wps:cNvSpPr txBox="1"/>
-                      <wps:spPr>
-                        <a:xfrm>
-                          <a:off x="0" y="0"/>
-                          <a:ext cx="1584960" cy="304800"/>
-                        </a:xfrm>
-                        <a:prstGeom prst="rect">
-                          <a:avLst/>
-                        </a:prstGeom>
-                        <a:solidFill>
-                          <a:schemeClr val="lt1"/>
-                        </a:solidFill>
-                        <a:ln w="6350">
-                          <a:solidFill>
-                            <a:prstClr val="black"/>
-                          </a:solidFill>
-                        </a:ln>
-                      </wps:spPr>
-                      <wps:txbx>
-                        <w:txbxContent>
-                          <w:p>
-                            <w:pPr>
-                              <w:jc w:val="center"/>
-                            </w:pPr>
-                            <w:r>
-                              <w:t>College Dean</w:t>
-                            </w:r>
-                          </w:p>
-                        </w:txbxContent>
-                      </wps:txbx>
-                      <wps:bodyPr rot="0" spcFirstLastPara="0" vertOverflow="overflow" horzOverflow="overflow" vert="horz" wrap="square" lIns="91440" tIns="45720" rIns="91440" bIns="45720" numCol="1" spcCol="0" rtlCol="0" fromWordArt="0" anchor="t" anchorCtr="0" forceAA="0" compatLnSpc="1">
-                        <a:prstTxWarp prst="textNoShape">
-                          <a:avLst/>
-                        </a:prstTxWarp>
-                        <a:noAutofit/>
-                      </wps:bodyPr>
-                    </wps:wsp>
-                  </a:graphicData>
-                </a:graphic>
-                <wp14:sizeRelV relativeFrom="margin">
-                  <wp14:pctHeight>0</wp14:pctHeight>
-                </wp14:sizeRelV>
-              </wp:anchor>
-            </w:drawing>
-          </mc:Choice>
-          <mc:Fallback>
-            <w:pict>
-              <v:shape w14:anchorId="78A32D71" id="_x0000_s1028" type="#_x0000_t202" style="position:absolute;left:0;text-align:left;margin-left:0;margin-top:.6pt;width:124.8pt;height:24pt;z-index:251663360;visibility:visible;mso-wrap-style:square;mso-height-percent:0;mso-wrap-distance-left:9pt;mso-wrap-distance-top:0;mso-wrap-distance-right:9pt;mso-wrap-distance-bottom:0;mso-position-horizontal:center;mso-position-horizontal-relative:margin;mso-position-vertical:absolute;mso-position-vertical-relative:text;mso-height-percent:0;mso-height-relative:margin;v-text-anchor:top" o:gfxdata="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" fillcolor="white [3201]" strokeweight=".5pt">
-                <v:textbox>
-                  <w:txbxContent>
-                    <w:p>
-                      <w:pPr>
-                        <w:jc w:val="center"/>
-                      </w:pPr>
-                      <w:r>
-                        <w:t>College Dean</w:t>
-                      </w:r>
-                    </w:p>
-                  </w:txbxContent>
-                </v:textbox>
-                <w10:wrap anchorx="margin"/>
-              </v:shape>
-            </w:pict>
-          </mc:Fallback>
-        </mc:AlternateContent>
-      </w:r>
-      <w:r>
-        <w:rPr>
-          <w:rFonts w:ascii="Courier New" w:hAnsi="Courier New" w:cs="Courier New"/>
-          <w:b/>
-          <w:bCs/>
-          <w:sz w:val="24"/>
-          <w:szCs w:val="24"/>
-          <w:lang w:val="en-US"/>
-        </w:rPr>
-        <w:tab/>
-      </w:r>
-    </w:p>
-    <w:p>
-      <w:pPr>
-        <w:spacing w:line="480" w:lineRule="auto"/>
-        <w:jc w:val="both"/>
-        <w:rPr>
-          <w:rFonts w:ascii="Courier New" w:hAnsi="Courier New" w:cs="Courier New"/>
-          <w:b/>
-          <w:bCs/>
-          <w:sz w:val="24"/>
-          <w:szCs w:val="24"/>
-          <w:lang w:val="en-US"/>
-        </w:rPr>
-      </w:pPr>
-      <w:r>
-        <w:rPr>
-          <w:rFonts w:ascii="Courier New" w:hAnsi="Courier New" w:cs="Courier New"/>
-          <w:b/>
-          <w:bCs/>
-          <w:noProof/>
-          <w:sz w:val="24"/>
-          <w:szCs w:val="24"/>
-          <w:lang w:val="en-US"/>
-        </w:rPr>
-        <mc:AlternateContent>
-          <mc:Choice Requires="wps">
-            <w:drawing>
-              <wp:anchor distT="0" distB="0" distL="114300" distR="114300" simplePos="0" relativeHeight="251667456" behindDoc="0" locked="0" layoutInCell="1" allowOverlap="1" wp14:anchorId="53D00AD0" wp14:editId="36DB1C3C">
-                <wp:simplePos x="0" y="0"/>
-                <wp:positionH relativeFrom="margin">
-                  <wp:posOffset>1950720</wp:posOffset>
-                </wp:positionH>
-                <wp:positionV relativeFrom="paragraph">
-                  <wp:posOffset>119925</wp:posOffset>
-                </wp:positionV>
-                <wp:extent cx="1584960" cy="304800"/>
-                <wp:effectExtent l="0" t="0" r="15240" b="19050"/>
-                <wp:wrapNone/>
-                <wp:docPr id="148635922" name="Text Box 40"/>
-                <wp:cNvGraphicFramePr/>
-                <a:graphic xmlns:a="http://schemas.openxmlformats.org/drawingml/2006/main">
-                  <a:graphicData uri="http://schemas.microsoft.com/office/word/2010/wordprocessingShape">
-                    <wps:wsp>
-                      <wps:cNvSpPr txBox="1"/>
-                      <wps:spPr>
-                        <a:xfrm>
-                          <a:off x="0" y="0"/>
-                          <a:ext cx="1584960" cy="304800"/>
-                        </a:xfrm>
-                        <a:prstGeom prst="rect">
-                          <a:avLst/>
-                        </a:prstGeom>
-                        <a:solidFill>
-                          <a:schemeClr val="lt1"/>
-                        </a:solidFill>
-                        <a:ln w="6350">
-                          <a:solidFill>
-                            <a:prstClr val="black"/>
-                          </a:solidFill>
-                        </a:ln>
-                      </wps:spPr>
-                      <wps:txbx>
-                        <w:txbxContent>
-                          <w:p>
-                            <w:pPr>
-                              <w:jc w:val="center"/>
-                            </w:pPr>
-                            <w:r>
-                              <w:t>Chairperson</w:t>
-                            </w:r>
-                          </w:p>
-                        </w:txbxContent>
-                      </wps:txbx>
-                      <wps:bodyPr rot="0" spcFirstLastPara="0" vertOverflow="overflow" horzOverflow="overflow" vert="horz" wrap="square" lIns="91440" tIns="45720" rIns="91440" bIns="45720" numCol="1" spcCol="0" rtlCol="0" fromWordArt="0" anchor="t" anchorCtr="0" forceAA="0" compatLnSpc="1">
-                        <a:prstTxWarp prst="textNoShape">
-                          <a:avLst/>
-                        </a:prstTxWarp>
-                        <a:noAutofit/>
-                      </wps:bodyPr>
-                    </wps:wsp>
-                  </a:graphicData>
-                </a:graphic>
-                <wp14:sizeRelV relativeFrom="margin">
-                  <wp14:pctHeight>0</wp14:pctHeight>
-                </wp14:sizeRelV>
-              </wp:anchor>
-            </w:drawing>
-          </mc:Choice>
-          <mc:Fallback>
-            <w:pict>
-              <v:shape w14:anchorId="53D00AD0" id="_x0000_s1029" type="#_x0000_t202" style="position:absolute;left:0;text-align:left;margin-left:153.6pt;margin-top:9.45pt;width:124.8pt;height:24pt;z-index:251667456;visibility:visible;mso-wrap-style:square;mso-height-percent:0;mso-wrap-distance-left:9pt;mso-wrap-distance-top:0;mso-wrap-distance-right:9pt;mso-wrap-distance-bottom:0;mso-position-horizontal:absolute;mso-position-horizontal-relative:margin;mso-position-vertical:absolute;mso-position-vertical-relative:text;mso-height-percent:0;mso-height-relative:margin;v-text-anchor:top" o:gfxdata="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" fillcolor="white [3201]" strokeweight=".5pt">
-                <v:textbox>
-                  <w:txbxContent>
-                    <w:p>
-                      <w:pPr>
-                        <w:jc w:val="center"/>
-                      </w:pPr>
-                      <w:r>
-                        <w:t>Chairperson</w:t>
-                      </w:r>
-                    </w:p>
-                  </w:txbxContent>
-                </v:textbox>
-                <w10:wrap anchorx="margin"/>
-              </v:shape>
-            </w:pict>
-          </mc:Fallback>
-        </mc:AlternateContent>
-      </w:r>
-      <w:r>
-        <w:rPr>
-          <w:rFonts w:ascii="Courier New" w:hAnsi="Courier New" w:cs="Courier New"/>
-          <w:b/>
-          <w:bCs/>
-          <w:noProof/>
-          <w:sz w:val="24"/>
-          <w:szCs w:val="24"/>
-          <w:lang w:val="en-US"/>
-        </w:rPr>
-        <mc:AlternateContent>
-          <mc:Choice Requires="wps">
-            <w:drawing>
-              <wp:anchor distT="0" distB="0" distL="114300" distR="114300" simplePos="0" relativeHeight="251689984" behindDoc="0" locked="0" layoutInCell="1" allowOverlap="1" wp14:anchorId="3ED33CFB" wp14:editId="699CB0E1">
-                <wp:simplePos x="0" y="0"/>
-                <wp:positionH relativeFrom="column">
-                  <wp:posOffset>2723605</wp:posOffset>
-                </wp:positionH>
-                <wp:positionV relativeFrom="paragraph">
-                  <wp:posOffset>448945</wp:posOffset>
-                </wp:positionV>
-                <wp:extent cx="0" cy="254442"/>
-                <wp:effectExtent l="0" t="0" r="38100" b="31750"/>
-                <wp:wrapNone/>
-                <wp:docPr id="2074666373" name="Straight Connector 42"/>
-                <wp:cNvGraphicFramePr/>
-                <a:graphic xmlns:a="http://schemas.openxmlformats.org/drawingml/2006/main">
-                  <a:graphicData uri="http://schemas.microsoft.com/office/word/2010/wordprocessingShape">
-                    <wps:wsp>
-                      <wps:cNvCnPr/>
-                      <wps:spPr>
-                        <a:xfrm>
-                          <a:off x="0" y="0"/>
-                          <a:ext cx="0" cy="254442"/>
-                        </a:xfrm>
-                        <a:prstGeom prst="line">
-                          <a:avLst/>
-                        </a:prstGeom>
-                      </wps:spPr>
-                      <wps:style>
-                        <a:lnRef idx="1">
-                          <a:schemeClr val="accent1"/>
-                        </a:lnRef>
-                        <a:fillRef idx="0">
-                          <a:schemeClr val="accent1"/>
-                        </a:fillRef>
-                        <a:effectRef idx="0">
-                          <a:schemeClr val="accent1"/>
-                        </a:effectRef>
-                        <a:fontRef idx="minor">
-                          <a:schemeClr val="tx1"/>
-                        </a:fontRef>
-                      </wps:style>
-                      <wps:bodyPr/>
-                    </wps:wsp>
-                  </a:graphicData>
-                </a:graphic>
-                <wp14:sizeRelH relativeFrom="margin">
-                  <wp14:pctWidth>0</wp14:pctWidth>
-                </wp14:sizeRelH>
-                <wp14:sizeRelV relativeFrom="margin">
-                  <wp14:pctHeight>0</wp14:pctHeight>
-                </wp14:sizeRelV>
-              </wp:anchor>
-            </w:drawing>
-          </mc:Choice>
-          <mc:Fallback>
-            <w:pict>
-              <v:line w14:anchorId="5919DD0E" id="Straight Connector 42" o:spid="_x0000_s1026" style="position:absolute;z-index:251689984;visibility:visible;mso-wrap-style:square;mso-width-percent:0;mso-height-percent:0;mso-wrap-distance-left:9pt;mso-wrap-distance-top:0;mso-wrap-distance-right:9pt;mso-wrap-distance-bottom:0;mso-position-horizontal:absolute;mso-position-horizontal-relative:text;mso-position-vertical:absolute;mso-position-vertical-relative:text;mso-width-percent:0;mso-height-percent:0;mso-width-relative:margin;mso-height-relative:margin" from="214.45pt,35.35pt" to="214.45pt,55.4pt" o:gfxdata="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" strokecolor="#4472c4 [3204]" strokeweight=".5pt">
-                <v:stroke joinstyle="miter"/>
-              </v:line>
-            </w:pict>
-          </mc:Fallback>
-        </mc:AlternateContent>
-      </w:r>
-      <w:r>
-        <w:rPr>
-          <w:rFonts w:ascii="Courier New" w:hAnsi="Courier New" w:cs="Courier New"/>
-          <w:b/>
-          <w:bCs/>
-          <w:sz w:val="24"/>
-          <w:szCs w:val="24"/>
-          <w:lang w:val="en-US"/>
-        </w:rPr>
-        <w:tab/>
-      </w:r>
-    </w:p>
-    <w:p>
-      <w:pPr>
-        <w:spacing w:line="480" w:lineRule="auto"/>
-        <w:jc w:val="both"/>
-        <w:rPr>
-          <w:rFonts w:ascii="Courier New" w:hAnsi="Courier New" w:cs="Courier New"/>
-          <w:b/>
-          <w:bCs/>
-          <w:sz w:val="24"/>
-          <w:szCs w:val="24"/>
-          <w:lang w:val="en-US"/>
-        </w:rPr>
-      </w:pPr>
-      <w:r>
-        <w:rPr>
-          <w:rFonts w:ascii="Courier New" w:hAnsi="Courier New" w:cs="Courier New"/>
-          <w:b/>
-          <w:bCs/>
-          <w:noProof/>
-          <w:sz w:val="24"/>
-          <w:szCs w:val="24"/>
-          <w:lang w:val="en-US"/>
-        </w:rPr>
-        <mc:AlternateContent>
-          <mc:Choice Requires="wps">
-            <w:drawing>
-              <wp:anchor distT="0" distB="0" distL="114300" distR="114300" simplePos="0" relativeHeight="251687936" behindDoc="0" locked="0" layoutInCell="1" allowOverlap="1" wp14:anchorId="55221F1E" wp14:editId="5A0B80AD">
-                <wp:simplePos x="0" y="0"/>
-                <wp:positionH relativeFrom="margin">
-                  <wp:posOffset>1943463</wp:posOffset>
-                </wp:positionH>
-                <wp:positionV relativeFrom="paragraph">
-                  <wp:posOffset>255905</wp:posOffset>
-                </wp:positionV>
-                <wp:extent cx="1584960" cy="304800"/>
-                <wp:effectExtent l="0" t="0" r="15240" b="19050"/>
-                <wp:wrapNone/>
-                <wp:docPr id="1294925598" name="Text Box 40"/>
-                <wp:cNvGraphicFramePr/>
-                <a:graphic xmlns:a="http://schemas.openxmlformats.org/drawingml/2006/main">
-                  <a:graphicData uri="http://schemas.microsoft.com/office/word/2010/wordprocessingShape">
-                    <wps:wsp>
-                      <wps:cNvSpPr txBox="1"/>
-                      <wps:spPr>
-                        <a:xfrm>
-                          <a:off x="0" y="0"/>
-                          <a:ext cx="1584960" cy="304800"/>
-                        </a:xfrm>
-                        <a:prstGeom prst="rect">
-                          <a:avLst/>
-                        </a:prstGeom>
-                        <a:solidFill>
-                          <a:schemeClr val="lt1"/>
-                        </a:solidFill>
-                        <a:ln w="6350">
-                          <a:solidFill>
-                            <a:prstClr val="black"/>
-                          </a:solidFill>
-                        </a:ln>
-                      </wps:spPr>
-                      <wps:txbx>
-                        <w:txbxContent>
-                          <w:p>
-                            <w:pPr>
-                              <w:jc w:val="center"/>
-                            </w:pPr>
-                            <w:r>
-                              <w:t>Students</w:t>
-                            </w:r>
-                          </w:p>
-                        </w:txbxContent>
-                      </wps:txbx>
-                      <wps:bodyPr rot="0" spcFirstLastPara="0" vertOverflow="overflow" horzOverflow="overflow" vert="horz" wrap="square" lIns="91440" tIns="45720" rIns="91440" bIns="45720" numCol="1" spcCol="0" rtlCol="0" fromWordArt="0" anchor="t" anchorCtr="0" forceAA="0" compatLnSpc="1">
-                        <a:prstTxWarp prst="textNoShape">
-                          <a:avLst/>
-                        </a:prstTxWarp>
-                        <a:noAutofit/>
-                      </wps:bodyPr>
-                    </wps:wsp>
-                  </a:graphicData>
-                </a:graphic>
-                <wp14:sizeRelV relativeFrom="margin">
-                  <wp14:pctHeight>0</wp14:pctHeight>
-                </wp14:sizeRelV>
-              </wp:anchor>
-            </w:drawing>
-          </mc:Choice>
-          <mc:Fallback>
-            <w:pict>
-              <v:shape w14:anchorId="55221F1E" id="_x0000_s1030" type="#_x0000_t202" style="position:absolute;left:0;text-align:left;margin-left:153.05pt;margin-top:20.15pt;width:124.8pt;height:24pt;z-index:251687936;visibility:visible;mso-wrap-style:square;mso-height-percent:0;mso-wrap-distance-left:9pt;mso-wrap-distance-top:0;mso-wrap-distance-right:9pt;mso-wrap-distance-bottom:0;mso-position-horizontal:absolute;mso-position-horizontal-relative:margin;mso-position-vertical:absolute;mso-position-vertical-relative:text;mso-height-percent:0;mso-height-relative:margin;v-text-anchor:top" o:gfxdata="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" fillcolor="white [3201]" strokeweight=".5pt">
-                <v:textbox>
-                  <w:txbxContent>
-                    <w:p>
-                      <w:pPr>
-                        <w:jc w:val="center"/>
-                      </w:pPr>
-                      <w:r>
-                        <w:t>Students</w:t>
-                      </w:r>
-                    </w:p>
-                  </w:txbxContent>
-                </v:textbox>
-                <w10:wrap anchorx="margin"/>
-              </v:shape>
-            </w:pict>
-          </mc:Fallback>
-        </mc:AlternateContent>
+        <w:drawing>
+          <wp:inline distT="0" distB="0" distL="0" distR="0">
+            <wp:extent cx="1655064" cy="2670048"/>
+            <wp:effectExtent l="0" t="0" r="5715" b="0"/>
+            <wp:docPr id="9301" name="Organizational chart" descr="SUC President, VP for Academic and Student Development, College Dean, Chairperson, Students"/>
+            <wp:cNvGraphicFramePr>
+              <a:graphicFrameLocks xmlns:a="http://schemas.openxmlformats.org/drawingml/2006/main" noChangeAspect="1"/>
+            </wp:cNvGraphicFramePr>
+            <a:graphic xmlns:a="http://schemas.openxmlformats.org/drawingml/2006/main">
+              <a:graphicData uri="http://schemas.openxmlformats.org/drawingml/2006/picture">
+                <pic:pic xmlns:pic="http://schemas.openxmlformats.org/drawingml/2006/picture">
+                  <pic:nvPicPr>
+                    <pic:cNvPr id="9301" name="Organizational chart"/>
+                    <pic:cNvPicPr>
+                      <a:picLocks noChangeAspect="1"/>
+                    </pic:cNvPicPr>
+                  </pic:nvPicPr>
+                  <pic:blipFill>
+                    <a:blip r:embed="rIdOrgChart"/>
+                    <a:stretch>
+                      <a:fillRect/>
+                    </a:stretch>
+                  </pic:blipFill>
+                  <pic:spPr>
+                    <a:xfrm>
+                      <a:off x="0" y="0"/>
+                      <a:ext cx="1655064" cy="2670048"/>
+                    </a:xfrm>
+                    <a:prstGeom prst="rect">
+                      <a:avLst/>
+                    </a:prstGeom>
+                  </pic:spPr>
+                </pic:pic>
+              </a:graphicData>
+            </a:graphic>
+          </wp:inline>
+        </w:drawing>
       </w:r>
     </w:p>
     <w:p>
@@ -6064,11 +5228,11 @@
           <w:szCs w:val="24"/>
         </w:rPr>
         <w:sectPr>
-          <w:headerReference w:type="default" r:id="rId19"/>
-          <w:footerReference w:type="default" r:id="rId20"/>
-          <w:headerReference w:type="first" r:id="rId21"/>
-          <w:footerReference w:type="first" r:id="rId22"/>
-          <w:pgSz w:w="12242" w:h="15842"/>
+          <w:headerReference w:type="default" r:id="rId21"/>
+          <w:footerReference w:type="default" r:id="rId22"/>
+          <w:headerReference w:type="first" r:id="rId23"/>
+          <w:footerReference w:type="first" r:id="rId24"/>
+          <w:pgSz w:w="12240" w:h="15840"/>
           <w:pgMar w:top="1440" w:right="1440" w:bottom="1440" w:left="2160" w:header="709" w:footer="709" w:gutter="0"/>
           <w:pgNumType w:start="1" w:chapStyle="1"/>
           <w:cols w:space="708"/>
@@ -6906,9 +6070,9 @@
           <w:szCs w:val="24"/>
         </w:rPr>
         <w:sectPr>
-          <w:headerReference w:type="default" r:id="rId23"/>
-          <w:headerReference w:type="first" r:id="rId24"/>
-          <w:pgSz w:w="12242" w:h="15842"/>
+          <w:headerReference w:type="default" r:id="rId25"/>
+          <w:headerReference w:type="first" r:id="rId26"/>
+          <w:pgSz w:w="12240" w:h="15840"/>
           <w:pgMar w:top="1440" w:right="1440" w:bottom="1440" w:left="2160" w:header="709" w:footer="709" w:gutter="0"/>
           <w:cols w:space="708"/>
           <w:titlePg/>
@@ -7121,7 +6285,7 @@
                     </pic:cNvPicPr>
                   </pic:nvPicPr>
                   <pic:blipFill>
-                    <a:blip r:embed="rId25"/>
+                    <a:blip r:embed="rId27"/>
                     <a:stretch>
                       <a:fillRect/>
                     </a:stretch>
@@ -7418,7 +6582,39 @@
           <w:sz w:val="24"/>
           <w:szCs w:val="24"/>
         </w:rPr>
-        <w:t xml:space="preserve">At the start of each iteration, the researchers define specific functional goals and translate stakeholder needs into technical requirements. The requirements are gathered through structured interviews with the six Program Chairpersons of the CEIT, which describe how they evaluate a student's prerequisite compliance during enrollment and the problems they meet in doing so. These are supported by an analysis of documents: the KSU-CEIT curriculum maps, the KSU Student Handbook and Operations Manual, the class lists exported from the MIS, the class list format used by the chairpersons, and the curriculum format prepared by the researchers. From the gathered data, the researchers list the functional and non-functional requirements of the system, set its scope and limitations, and identify the particular "increment" to be built, such as the core audit logic or the reporting dashboard. Detailed requirements are documented to ensure that each version of the software addresses a specific administrative burden while maintaining alignment with the overall project objectives.</w:t>
+        <w:t xml:space="preserve">At the start of each iteration, the researchers define specific functional goals and translate stakeholder needs into technical requirements. The requirements are gathered through structured interviews with the six Program Chairpersons of the CEIT, which describe how they evaluate a student's prerequisite compliance during enrollment and the problems they meet in doing so. These are supported by an analysis of documents: the KSU-CEIT curriculum maps, the KSU Student Handbook and Operations Manual, the class lists exported from the MIS, the class list format used by the chairpersons, and the curriculum format prepared by the researchers. From the gathered data, the researchers set </w:t>
+      </w:r>
+      <w:r>
+        <w:rPr>
+          <w:rFonts w:ascii="Courier New" w:hAnsi="Courier New" w:cs="Courier New"/>
+          <w:sz w:val="24"/>
+          <w:szCs w:val="24"/>
+        </w:rPr>
+        <w:t>the</w:t>
+      </w:r>
+      <w:r>
+        <w:rPr>
+          <w:rFonts w:ascii="Courier New" w:hAnsi="Courier New" w:cs="Courier New"/>
+          <w:sz w:val="24"/>
+          <w:szCs w:val="24"/>
+        </w:rPr>
+        <w:t xml:space="preserve"> scope and limitations and </w:t>
+      </w:r>
+      <w:r>
+        <w:rPr>
+          <w:rFonts w:ascii="Courier New" w:hAnsi="Courier New" w:cs="Courier New"/>
+          <w:sz w:val="24"/>
+          <w:szCs w:val="24"/>
+        </w:rPr>
+        <w:t>identified</w:t>
+      </w:r>
+      <w:r>
+        <w:rPr>
+          <w:rFonts w:ascii="Courier New" w:hAnsi="Courier New" w:cs="Courier New"/>
+          <w:sz w:val="24"/>
+          <w:szCs w:val="24"/>
+        </w:rPr>
+        <w:t xml:space="preserve"> the particular "increment" to be built, such as the core audit logic or the reporting dashboard. Detailed requirements are documented to ensure that each version of the software addresses a specific administrative burden while maintaining alignment with the overall project objectives.</w:t>
       </w:r>
     </w:p>
     <w:p>
@@ -7446,6 +6642,7 @@
           <w:sz w:val="24"/>
           <w:szCs w:val="24"/>
         </w:rPr>
+        <w:lastRenderedPageBreak/>
         <w:t>Analysis and Design Phase</w:t>
       </w:r>
     </w:p>
@@ -7466,7 +6663,48 @@
           <w:sz w:val="24"/>
           <w:szCs w:val="24"/>
         </w:rPr>
-        <w:t xml:space="preserve">During this phase, requirements are translated into technical blueprints that evolve with each iteration. The researchers use the Iterative and Incremental Development model to guide the cycles of planning, design, implementation, and testing, and an Ishikawa (fishbone) diagram to analyze the causes of the problems found in the existing system. Input-Process-Output (IPO) diagrams describe what the existing and the proposed systems take in, process, and produce. The database is designed in Supabase through an entity-relationship diagram (ERD) that defines the tables, their keys, and their relationships, with row-level security policies that limit each role to its own program or college. The behavior of the system is modeled with a use case diagram of the actors and what each of them can do, an activity diagram that serves as the flowchart of the curriculum audit, and a menu diagram of the system's navigation. The structure of the program is modeled with a class diagram of the classes behind the audit: the AuditEngine, which audits a student's record; the Student, AcademicRecord and CurriculumMap classes, which hold the student, the grades and the curriculum; the requirement classes for prerequisites, year standing and "all subjects completed"; and the GradeEntryService and GradeValidator, which check and save the grades. The user interface designs are drawn first as wireframes of each screen and then as high-fidelity mockups in Figma, prioritizing a responsive "Command Center" dashboard using Tailwind CSS, so that the interface remains intuitive and seamless as new features, such as the curriculum and student import modules, are added.</w:t>
+        <w:t>During this phase, requirements are translated into technical blueprints that evolve with each iteration. The researchers use the Iterative and Incremental Development model to guide the cycles of planning, design, implementation, and testing, and an Ishikawa (fishbone) diagram to analyze the causes of the problems found in the existing system. Input-Process-Output (IPO) diagrams describe what the existing and the proposed systems take in, process, and produce. The database is designed in Supabase through an entity-relationship diagram (ERD) that defines the tables, their keys, and their relationships, with row-level security policies that limit each role to its own program or college. The behavior of the system is modeled with a use case diagram of the actors and what each of them can do, an activity diagram that serves as the flowchart of the curriculum audit, and a menu diagram of the system's navigation. The structure of the program is modeled with a class diagram of the classes behind the audit: the AuditEngine, which audits a student's record; the Student, AcademicRecord</w:t>
+      </w:r>
+      <w:r>
+        <w:rPr>
+          <w:rFonts w:ascii="Courier New" w:hAnsi="Courier New" w:cs="Courier New"/>
+          <w:sz w:val="24"/>
+          <w:szCs w:val="24"/>
+        </w:rPr>
+        <w:t>,</w:t>
+      </w:r>
+      <w:r>
+        <w:rPr>
+          <w:rFonts w:ascii="Courier New" w:hAnsi="Courier New" w:cs="Courier New"/>
+          <w:sz w:val="24"/>
+          <w:szCs w:val="24"/>
+        </w:rPr>
+        <w:t xml:space="preserve"> and CurriculumMap classes, which hold the student, the grades</w:t>
+      </w:r>
+      <w:r>
+        <w:rPr>
+          <w:rFonts w:ascii="Courier New" w:hAnsi="Courier New" w:cs="Courier New"/>
+          <w:sz w:val="24"/>
+          <w:szCs w:val="24"/>
+        </w:rPr>
+        <w:t>,</w:t>
+      </w:r>
+      <w:r>
+        <w:rPr>
+          <w:rFonts w:ascii="Courier New" w:hAnsi="Courier New" w:cs="Courier New"/>
+          <w:sz w:val="24"/>
+          <w:szCs w:val="24"/>
+        </w:rPr>
+        <w:t xml:space="preserve"> and the curriculum; the requirement classes for prerequisites, year </w:t>
+      </w:r>
+      <w:r>
+        <w:rPr>
+          <w:rFonts w:ascii="Courier New" w:hAnsi="Courier New" w:cs="Courier New"/>
+          <w:sz w:val="24"/>
+          <w:szCs w:val="24"/>
+        </w:rPr>
+        <w:lastRenderedPageBreak/>
+        <w:t>standing and "all subjects completed"; and the GradeEntryService and GradeValidator, which check and save the grades. The user interface designs are drawn first as wireframes of each screen and then as high-fidelity mockups in Figma, prioritizing a responsive "Command Center" dashboard using Tailwind CSS, so that the interface remains intuitive and seamless as new features, such as the curriculum and student import modules, are added.</w:t>
       </w:r>
     </w:p>
     <w:p>
@@ -7514,7 +6752,7 @@
           <w:sz w:val="24"/>
           <w:szCs w:val="24"/>
         </w:rPr>
-        <w:t xml:space="preserve">The actual coding of Auditrix takes place using Next.js with React and TypeScript, with development divided into three functional increments. The first increment (July 2026) produced the core of the system: curriculum management, student registration, grade entry and a basic audit of prerequisites. The second increment (August to September 2026) added curriculum versions, deans and colleges, shifting, transfers and drops, curriculum and student imports </w:t>
+        <w:t xml:space="preserve">The actual coding of Auditrix takes place using Next.js with React and TypeScript, with development divided into three functional increments. The first increment (July 2026) produced the core of the system: curriculum management, student registration, grade entry and a basic audit of prerequisites. The second increment (August to September 2026) added curriculum versions, deans and colleges, shifting, transfers and drops, curriculum and student imports with an import preview, a redesign of the user interface, the first-login password change, and the curriculum change history. The third increment (late September to October 2026) replaced the first prerequisite checker with a term-based one </w:t>
       </w:r>
       <w:r>
         <w:rPr>
@@ -7523,7 +6761,7 @@
           <w:szCs w:val="24"/>
         </w:rPr>
         <w:lastRenderedPageBreak/>
-        <w:t>with an import preview, a redesign of the user interface, the first-login password change, and the curriculum change history. The third increment (late September to October 2026) replaced the first prerequisite checker with a term-based one that also covers co-requisites and INC grades, and added the current semester, automatic year levels, the regular and irregular classification, support for Excel files, protection against an earlier-term grade replacing a later one, the marking of subjects in progress, midyear terms written as on KSU records, locked records for dropped and transferred-out students, dashboard charts with a Student Movements page, and security measures such as a database-enforced audit trail, role checks on every page and automatic sign-out. Each increment results in a functional version of the software that builds upon the previous one.</w:t>
+        <w:t>that also covers co-requisites and INC grades, and added the current semester, automatic year levels, the regular and irregular classification, support for Excel files, protection against an earlier-term grade replacing a later one, the marking of subjects in progress, midyear terms written as on KSU records, locked records for dropped and transferred-out students, dashboard charts with a Student Movements page, and security measures such as a database-enforced audit trail, role checks on every page and automatic sign-out. Each increment results in a functional version of the software that builds upon the previous one.</w:t>
       </w:r>
     </w:p>
     <w:p>
@@ -7578,7 +6816,7 @@
           <w:sz w:val="24"/>
           <w:szCs w:val="24"/>
         </w:rPr>
-        <w:t>As each increment is completed, it undergoes rigorous verification to ensure technical reliability. This includes unit testing of the audit rules and the other modules, and integration testing of the server actions, both written with the built-in test runner of Node.js; and functional (end-to-</w:t>
+        <w:t xml:space="preserve">As each increment is completed, it undergoes rigorous verification to ensure technical reliability. This includes unit testing of the audit rules and the other modules, and integration testing of the server actions, both written with the built-in test runner of Node.js; and functional (end-to-end) testing, in which a web browser is scripted with Playwright to log in as a dean and as chairpersons and use each feature on a local copy of the full system. The researchers also perform "negative testing" by entering </w:t>
       </w:r>
       <w:r>
         <w:rPr>
@@ -7587,7 +6825,7 @@
           <w:szCs w:val="24"/>
         </w:rPr>
         <w:lastRenderedPageBreak/>
-        <w:t>end) testing, in which a web browser is scripted with Playwright to log in as a dean and as chairpersons and use each feature on a local copy of the full system. The researchers also perform "negative testing" by entering invalid grades, malformed terms and student ID numbers, and incorrectly formatted import files to verify that the system rejects them with a reason, and by entering the same grades in different orders to verify that the audit flags the same subjects as Violation regardless of the order of entry, and by opening the pages of another role to verify that access is refused.</w:t>
+        <w:t>invalid grades, malformed terms and student ID numbers, and incorrectly formatted import files to verify that the system rejects them with a reason, and by entering the same grades in different orders to verify that the audit flags the same subjects as Violation regardless of the order of entry, and by opening the pages of another role to verify that access is refused.</w:t>
       </w:r>
     </w:p>
     <w:p>
@@ -7667,7 +6905,6 @@
           <w:sz w:val="24"/>
           <w:szCs w:val="24"/>
         </w:rPr>
-        <w:lastRenderedPageBreak/>
         <w:t>Deployment Phase</w:t>
       </w:r>
       <w:r>
@@ -7698,7 +6935,16 @@
           <w:sz w:val="24"/>
           <w:szCs w:val="24"/>
         </w:rPr>
-        <w:t>Once the system has passed all evaluation criteria and reached full functionality, it is prepared for deployment. This final exit point of the model marks the transition of Auditrix from a development project to a live tool ready for use by the deans and program chairpersons of the College of Engineering and Information Technology, and later of the other colleges. At the time of writing, the system runs on a local server; its deployment to a hosted (online) server is yet to be done.</w:t>
+        <w:t xml:space="preserve">Once the system has passed all evaluation criteria and reached full functionality, it is prepared for deployment. This final exit point of the model marks the transition of </w:t>
+      </w:r>
+      <w:r>
+        <w:rPr>
+          <w:rFonts w:ascii="Courier New" w:hAnsi="Courier New" w:cs="Courier New"/>
+          <w:sz w:val="24"/>
+          <w:szCs w:val="24"/>
+        </w:rPr>
+        <w:lastRenderedPageBreak/>
+        <w:t>Auditrix from a development project to a live tool ready for use by the deans and program chairpersons of the College of Engineering and Information Technology, and later of the other colleges. At the time of writing, the system runs on a local server; its deployment to a hosted (online) server is yet to be done.</w:t>
       </w:r>
     </w:p>
     <w:p>
@@ -7776,7 +7022,7 @@
           <w:szCs w:val="24"/>
           <w:lang w:val="en-US"/>
         </w:rPr>
-        <w:t xml:space="preserve">The participants were purposively selected based on their direct involvement in the enrollment and auditing processes at Kalinga State University. This group includes the six Program Chairpersons of the CEIT, who provided the domain expertise necessary to ensure the system’s logic aligns with actual university policies and prerequisite standards. To capture the technical perspective, IT experts were engaged to </w:t>
+        <w:t xml:space="preserve">The participants were purposively selected based on their direct involvement in the enrollment and auditing processes at Kalinga State University. This group includes the six Program Chairpersons of the CEIT, who provided the domain expertise necessary to ensure the system’s logic aligns with actual university policies and prerequisite standards. To capture the technical perspective, IT experts were engaged to provide a rigorous critique of the system’s architecture, security protocols, and compliance with international software standards. Additionally, the study included students who have personally experienced prerequisite violations; these individuals provided critical data via Google Form </w:t>
       </w:r>
       <w:r>
         <w:rPr>
@@ -7786,7 +7032,7 @@
           <w:lang w:val="en-US"/>
         </w:rPr>
         <w:lastRenderedPageBreak/>
-        <w:t>provide a rigorous critique of the system’s architecture, security protocols, and compliance with international software standards. Additionally, the study included students who have personally experienced prerequisite violations; these individuals provided critical data via Google Form regarding the real-world impact of manual auditing errors on their academic progression. By integrating feedback from administrators, technical experts, and the affected student body, the researchers ensured a comprehensive validation of the system’s functional and institutional requirements.</w:t>
+        <w:t>regarding the real-world impact of manual auditing errors on their academic progression. By integrating feedback from administrators, technical experts, and the affected student body, the researchers ensured a comprehensive validation of the system’s functional and institutional requirements.</w:t>
       </w:r>
     </w:p>
     <w:p>
@@ -7882,17 +7128,7 @@
           <w:szCs w:val="24"/>
           <w:lang w:val="en-US"/>
         </w:rPr>
-        <w:t xml:space="preserve">The researchers meticulously reviewed official university documents, including the KSU-CEIT curriculum maps, the KSU Student Handbook, the KSU Operations Manual: Student Development Services &amp; Placement Guide, and CHED-mandated prerequisite sequences. The Student Handbook's definitions of prerequisite, co-requisite and Incomplete (INC) grades, and the Operations Manual's classification of </w:t>
-      </w:r>
-      <w:r>
-        <w:rPr>
-          <w:rFonts w:ascii="Courier New" w:hAnsi="Courier New" w:cs="Courier New"/>
-          <w:sz w:val="24"/>
-          <w:szCs w:val="24"/>
-          <w:lang w:val="en-US"/>
-        </w:rPr>
-        <w:lastRenderedPageBreak/>
-        <w:t>year levels and of regular and irregular students, served as the foundational logic for programming the Audit Engine.</w:t>
+        <w:t>The researchers meticulously reviewed official university documents, including the KSU-CEIT curriculum maps, the KSU Student Handbook, the KSU Operations Manual: Student Development Services &amp; Placement Guide, and CHED-mandated prerequisite sequences. The Student Handbook's definitions of prerequisite, co-requisite and Incomplete (INC) grades, and the Operations Manual's classification of year levels and of regular and irregular students, served as the foundational logic for programming the Audit Engine.</w:t>
       </w:r>
     </w:p>
     <w:p>
@@ -7963,7 +7199,17 @@
           <w:szCs w:val="24"/>
           <w:lang w:val="en-US"/>
         </w:rPr>
-        <w:t xml:space="preserve"> distributed to both the Program Chairpersons and IT Experts to evaluate the software’s functional suitability, usability, security, and performance efficiency.</w:t>
+        <w:t xml:space="preserve"> distributed to both </w:t>
+      </w:r>
+      <w:r>
+        <w:rPr>
+          <w:rFonts w:ascii="Courier New" w:hAnsi="Courier New" w:cs="Courier New"/>
+          <w:sz w:val="24"/>
+          <w:szCs w:val="24"/>
+          <w:lang w:val="en-US"/>
+        </w:rPr>
+        <w:lastRenderedPageBreak/>
+        <w:t>the Program Chairpersons and IT Experts to evaluate the software’s functional suitability, usability, security, and performance efficiency.</w:t>
       </w:r>
     </w:p>
     <w:p>
@@ -8159,7 +7405,6 @@
           <w:sz w:val="24"/>
           <w:szCs w:val="24"/>
         </w:rPr>
-        <w:lastRenderedPageBreak/>
         <w:t xml:space="preserve">Performance Efficiency (loading time of the audit and the dashboard) </w:t>
       </w:r>
     </w:p>
@@ -8252,6 +7497,7 @@
           <w:sz w:val="24"/>
           <w:szCs w:val="24"/>
         </w:rPr>
+        <w:lastRenderedPageBreak/>
         <w:t>Portability</w:t>
       </w:r>
     </w:p>
@@ -8342,7 +7588,7 @@
           <w:szCs w:val="24"/>
           <w:lang w:val="en-US"/>
         </w:rPr>
-        <w:t xml:space="preserve">The information required for this study was derived from two distinct categories to ensure both practical and technical validation. The primary sources of data consisted of the six Program Chairpersons of the CEIT and selected IT experts, who provided domain expertise and technical evaluation scores, as well as students who have personally experienced prerequisite violations and offered direct feedback regarding the deficiencies of the manual auditing process. Supplementing these human sources were secondary data points, which included official Kalinga State University curriculum maps, student handbooks, and class lists exported from the KSU Management Information System (MIS), in the format provided by the </w:t>
+        <w:t xml:space="preserve">The information required for this study was derived from two distinct categories to ensure both practical and technical validation. The primary sources of data consisted of the six Program Chairpersons of the CEIT and selected IT experts, who provided domain expertise and technical evaluation scores, as well as students who have personally experienced prerequisite violations and offered direct feedback regarding the deficiencies of the manual auditing process. Supplementing these human sources were secondary data points, which included official Kalinga State University curriculum maps, student handbooks, and class lists exported from the KSU Management Information System (MIS), in the format provided by the Program Chairpersons. The format for importing curricula was designed by the researchers. By synthesizing the qualitative insights from these participants with the quantitative benchmarks found in existing institutional literature and automated academic auditing records, the researchers </w:t>
       </w:r>
       <w:r>
         <w:rPr>
@@ -8352,7 +7598,7 @@
           <w:lang w:val="en-US"/>
         </w:rPr>
         <w:lastRenderedPageBreak/>
-        <w:t>Program Chairpersons. The format for importing curricula was designed by the researchers. By synthesizing the qualitative insights from these participants with the quantitative benchmarks found in existing institutional literature and automated academic auditing records, the researchers established a comprehensive data foundation for the development and evaluation of the proposed system.</w:t>
+        <w:t>established a comprehensive data foundation for the development and evaluation of the proposed system.</w:t>
       </w:r>
     </w:p>
     <w:p>
@@ -8477,17 +7723,7 @@
           <w:szCs w:val="24"/>
           <w:lang w:val="en-US"/>
         </w:rPr>
-        <w:t xml:space="preserve">To ensure the development of a robust, secure, and highly responsive application, the researchers utilized a specialized "Full-Stack" technology suite. Each tool in this stack has been selected for its ability to handle complex </w:t>
-      </w:r>
-      <w:r>
-        <w:rPr>
-          <w:rFonts w:ascii="Courier New" w:hAnsi="Courier New" w:cs="Courier New"/>
-          <w:sz w:val="24"/>
-          <w:szCs w:val="24"/>
-          <w:lang w:val="en-US"/>
-        </w:rPr>
-        <w:lastRenderedPageBreak/>
-        <w:t>academic data and provide a seamless administrative experience:</w:t>
+        <w:t>To ensure the development of a robust, secure, and highly responsive application, the researchers utilized a specialized "Full-Stack" technology suite. Each tool in this stack has been selected for its ability to handle complex academic data and provide a seamless administrative experience:</w:t>
       </w:r>
     </w:p>
     <w:p>
@@ -8522,7 +7758,17 @@
           <w:szCs w:val="24"/>
           <w:lang w:val="en-US"/>
         </w:rPr>
-        <w:t xml:space="preserve"> This served as the primary development framework for Auditrix. Its server-side rendering (SSR) and server actions allowed for high-performance UI rendering and efficient server-side logic. This ensured that the Chairperson could process large volumes of student records without experiencing system lag.</w:t>
+        <w:t xml:space="preserve"> This served as the primary development framework for Auditrix. Its server-side rendering (SSR) and server actions allowed for high-performance UI </w:t>
+      </w:r>
+      <w:r>
+        <w:rPr>
+          <w:rFonts w:ascii="Courier New" w:hAnsi="Courier New" w:cs="Courier New"/>
+          <w:sz w:val="24"/>
+          <w:szCs w:val="24"/>
+          <w:lang w:val="en-US"/>
+        </w:rPr>
+        <w:lastRenderedPageBreak/>
+        <w:t>rendering and efficient server-side logic. This ensured that the Chairperson could process large volumes of student records without experiencing system lag.</w:t>
       </w:r>
     </w:p>
     <w:p>
@@ -8592,17 +7838,7 @@
           <w:szCs w:val="24"/>
           <w:lang w:val="en-US"/>
         </w:rPr>
-        <w:t xml:space="preserve"> The researchers utilized Supabase as the backend-as-a-service (BaaS) provider. It hosted the PostgreSQL database for the secure storage of student records, grades and curriculum maps. Furthermore, it managed the system's user authentication and enforced row-level security policies, so that each chairperson can reach only their own </w:t>
-      </w:r>
-      <w:r>
-        <w:rPr>
-          <w:rFonts w:ascii="Courier New" w:hAnsi="Courier New" w:cs="Courier New"/>
-          <w:sz w:val="24"/>
-          <w:szCs w:val="24"/>
-          <w:lang w:val="en-US"/>
-        </w:rPr>
-        <w:lastRenderedPageBreak/>
-        <w:t>program's data, to ensure that sensitive academic information was protected.</w:t>
+        <w:t xml:space="preserve"> The researchers utilized Supabase as the backend-as-a-service (BaaS) provider. It hosted the PostgreSQL database for the secure storage of student records, grades and curriculum maps. Furthermore, it managed the system's user authentication and enforced row-level security policies, so that each chairperson can reach only their own program's data, to ensure that sensitive academic information was protected.</w:t>
       </w:r>
     </w:p>
     <w:p>
@@ -8637,7 +7873,17 @@
           <w:szCs w:val="24"/>
           <w:lang w:val="en-US"/>
         </w:rPr>
-        <w:t xml:space="preserve"> During the design phase, Figma was employed as the primary prototyping tool. The researchers created high-fidelity wireframes and interactive mockups to visualize the user flow and interface layout. This ensured that the system's design was validated for usability before the actual implementation (coding) phase began.</w:t>
+        <w:t xml:space="preserve"> During the design phase, Figma was employed as the primary prototyping tool. The researchers created high-fidelity wireframes and interactive mockups to visualize the </w:t>
+      </w:r>
+      <w:r>
+        <w:rPr>
+          <w:rFonts w:ascii="Courier New" w:hAnsi="Courier New" w:cs="Courier New"/>
+          <w:sz w:val="24"/>
+          <w:szCs w:val="24"/>
+          <w:lang w:val="en-US"/>
+        </w:rPr>
+        <w:lastRenderedPageBreak/>
+        <w:t>user flow and interface layout. This ensured that the system's design was validated for usability before the actual implementation (coding) phase began.</w:t>
       </w:r>
     </w:p>
     <w:p>
@@ -8756,9 +8002,9 @@
           <w:lang w:val="en-US"/>
         </w:rPr>
         <w:sectPr>
-          <w:headerReference w:type="default" r:id="rId26"/>
-          <w:headerReference w:type="first" r:id="rId27"/>
-          <w:pgSz w:w="12242" w:h="15842"/>
+          <w:headerReference w:type="default" r:id="rId28"/>
+          <w:headerReference w:type="first" r:id="rId29"/>
+          <w:pgSz w:w="12240" w:h="15840"/>
           <w:pgMar w:top="1440" w:right="1440" w:bottom="1440" w:left="2160" w:header="709" w:footer="709" w:gutter="0"/>
           <w:cols w:space="708"/>
           <w:titlePg/>
@@ -9105,7 +8351,6 @@
                 <w:sz w:val="24"/>
                 <w:szCs w:val="24"/>
               </w:rPr>
-              <w:lastRenderedPageBreak/>
               <w:t>[INPUT]</w:t>
             </w:r>
           </w:p>
@@ -9362,6 +8607,7 @@
                 <w:sz w:val="20"/>
                 <w:szCs w:val="20"/>
               </w:rPr>
+              <w:lastRenderedPageBreak/>
               <w:t>- Pending Un</w:t>
             </w:r>
             <w:r>
@@ -9632,16 +8878,24 @@
           <w:sz w:val="24"/>
           <w:szCs w:val="24"/>
         </w:rPr>
+        <w:t xml:space="preserve">2. Absence of Automated Compliance-Checking Tools. </w:t>
+      </w:r>
+      <w:r>
+        <w:rPr>
+          <w:rFonts w:ascii="Courier New" w:hAnsi="Courier New" w:cs="Courier New"/>
+          <w:sz w:val="24"/>
+          <w:szCs w:val="24"/>
+        </w:rPr>
+        <w:t xml:space="preserve">While the MIS reliably stores student grades and registration records, it has no built-in logic to cross-reference a </w:t>
+      </w:r>
+      <w:r>
+        <w:rPr>
+          <w:rFonts w:ascii="Courier New" w:hAnsi="Courier New" w:cs="Courier New"/>
+          <w:sz w:val="24"/>
+          <w:szCs w:val="24"/>
+        </w:rPr>
         <w:lastRenderedPageBreak/>
-        <w:t xml:space="preserve">2. Absence of Automated Compliance-Checking Tools. </w:t>
-      </w:r>
-      <w:r>
-        <w:rPr>
-          <w:rFonts w:ascii="Courier New" w:hAnsi="Courier New" w:cs="Courier New"/>
-          <w:sz w:val="24"/>
-          <w:szCs w:val="24"/>
-        </w:rPr>
-        <w:t>While the MIS reliably stores student grades and registration records, it has no built-in logic to cross-reference a student's completed subjects against the official curriculum structure. This places the entire burden of compliance verification on the Chairperson's manual review rather than on the system itself, leaving no automated safeguard between data entry and eligibility determination.</w:t>
+        <w:t>student's completed subjects against the official curriculum structure. This places the entire burden of compliance verification on the Chairperson's manual review rather than on the system itself, leaving no automated safeguard between data entry and eligibility determination.</w:t>
       </w:r>
     </w:p>
     <w:p>
@@ -9688,7 +8942,6 @@
         <w:rPr>
           <w:noProof/>
         </w:rPr>
-        <w:lastRenderedPageBreak/>
         <w:drawing>
           <wp:inline distT="0" distB="0" distL="0" distR="0" wp14:anchorId="0B8AADDB" wp14:editId="623C5CC2">
             <wp:extent cx="5486400" cy="3017520"/>
@@ -9705,7 +8958,7 @@
                     <pic:cNvPicPr/>
                   </pic:nvPicPr>
                   <pic:blipFill>
-                    <a:blip r:embed="rId28"/>
+                    <a:blip r:embed="rId30"/>
                     <a:stretch>
                       <a:fillRect/>
                     </a:stretch>
@@ -9745,6 +8998,7 @@
           <w:sz w:val="24"/>
           <w:szCs w:val="24"/>
         </w:rPr>
+        <w:lastRenderedPageBreak/>
         <w:t xml:space="preserve">Figure 4.2 </w:t>
       </w:r>
       <w:r>
@@ -9753,16 +9007,7 @@
           <w:sz w:val="24"/>
           <w:szCs w:val="24"/>
         </w:rPr>
-        <w:t xml:space="preserve">presents these three problems in an Ishikawa (fishbone) diagram, with each problem as a branch and its causes listed under it: Late-Detection Blindspots (no structural block during digital enrollment selection; violations found only at the final graduation audit), Absence of Automated Compliance-Checking Tools (the MIS cannot cross-reference grades with the curriculum; verification rests on the Chairperson's manual review; no automated safeguard between data entry and eligibility), and Limited Student Awareness of Prerequisite Requirements (the MIS does not alert students when they are ineligible; students unknowingly enroll without the prerequisites). Together, they lead to the </w:t>
-      </w:r>
-      <w:r>
-        <w:rPr>
-          <w:rFonts w:ascii="Courier New" w:hAnsi="Courier New" w:cs="Courier New"/>
-          <w:sz w:val="24"/>
-          <w:szCs w:val="24"/>
-        </w:rPr>
-        <w:lastRenderedPageBreak/>
-        <w:t>same effect: students who are delayed in completing their program, with extra semesters and costs.</w:t>
+        <w:t>presents these three problems in an Ishikawa (fishbone) diagram, with each problem as a branch and its causes listed under it: Late-Detection Blindspots (no structural block during digital enrollment selection; violations found only at the final graduation audit), Absence of Automated Compliance-Checking Tools (the MIS cannot cross-reference grades with the curriculum; verification rests on the Chairperson's manual review; no automated safeguard between data entry and eligibility), and Limited Student Awareness of Prerequisite Requirements (the MIS does not alert students when they are ineligible; students unknowingly enroll without the prerequisites). Together, they lead to the same effect: students who are delayed in completing their program, with extra semesters and costs.</w:t>
       </w:r>
       <w:r>
         <w:fldChar w:fldCharType="begin"/>
@@ -9856,7 +9101,16 @@
           <w:sz w:val="24"/>
           <w:szCs w:val="24"/>
         </w:rPr>
-        <w:t xml:space="preserve"> and year-standing requirements of the student's curriculum. It was built for any college and program, and was tested with the BSCpE, BSIT</w:t>
+        <w:t xml:space="preserve"> and year-standing requirements of the student's curriculum. It was built for any college and </w:t>
+      </w:r>
+      <w:r>
+        <w:rPr>
+          <w:rFonts w:ascii="Courier New" w:hAnsi="Courier New" w:cs="Courier New"/>
+          <w:sz w:val="24"/>
+          <w:szCs w:val="24"/>
+        </w:rPr>
+        <w:lastRenderedPageBreak/>
+        <w:t>program, and was tested with the BSCpE, BSIT</w:t>
       </w:r>
       <w:r>
         <w:rPr>
@@ -9892,16 +9146,7 @@
           <w:sz w:val="24"/>
           <w:szCs w:val="24"/>
         </w:rPr>
-        <w:t xml:space="preserve">The system runs on Next.js 16 (App Router and server actions) with React 19 and TypeScript, styled with Tailwind CSS 4 in a KSU green theme designed for responsiveness across </w:t>
-      </w:r>
-      <w:r>
-        <w:rPr>
-          <w:rFonts w:ascii="Courier New" w:hAnsi="Courier New" w:cs="Courier New"/>
-          <w:sz w:val="24"/>
-          <w:szCs w:val="24"/>
-        </w:rPr>
-        <w:lastRenderedPageBreak/>
-        <w:t xml:space="preserve">desktop, tablet, and mobile. Supabase serves as the backend-as-a-service, hosting the PostgreSQL database, authentication, and Row-Level Security (RLS) policies; the database schema is built step by step by 30 migration scripts. Curricula are exported to PDF with @react-pdf/renderer. </w:t>
+        <w:t>The system runs on Next.js 16 (App Router and server actions) with React 19 and TypeScript, styled with Tailwind CSS 4 in a KSU green theme designed for responsiveness across desktop, tablet, and mobile. Supabase serves as the backend-as-a-service, hosting the PostgreSQL database, authentication, and Row-Level Security (RLS) policies; the database schema is built step by step by 30 migration scripts. Curricula are exported to PDF with @react-pdf/renderer. Interface flows were prototyped as high-fidelity mockups in Figma prior to implementation.</w:t>
       </w:r>
     </w:p>
     <w:p>
@@ -9921,20 +9166,8 @@
           <w:sz w:val="24"/>
           <w:szCs w:val="24"/>
         </w:rPr>
-        <w:t xml:space="preserve">Interface flows were prototyped as high-fidelity mockups in Figma prior to implementation.</w:t>
-      </w:r>
-    </w:p>
-    <w:p>
-      <w:pPr>
-        <w:spacing w:line="480" w:lineRule="auto"/>
-        <w:ind w:firstLine="720"/>
-        <w:jc w:val="both"/>
-        <w:rPr>
-          <w:rFonts w:ascii="Courier New" w:hAnsi="Courier New" w:cs="Courier New"/>
-          <w:sz w:val="24"/>
-          <w:szCs w:val="24"/>
-        </w:rPr>
-      </w:pPr>
+        <w:t xml:space="preserve">At the core of Auditrix is a TypeScript-based audit engine that checks every subject of the student's curriculum </w:t>
+      </w:r>
       <w:r>
         <w:rPr>
           <w:rFonts w:ascii="Courier New" w:hAnsi="Courier New" w:cs="Courier New"/>
@@ -9942,7 +9175,7 @@
           <w:szCs w:val="24"/>
         </w:rPr>
         <w:lastRenderedPageBreak/>
-        <w:t>At the core of Auditrix is a TypeScript-based audit engine that checks every subject of the student's curriculum against the student's grade records and gives each subject one of five statuses, shown in Table 4.1 together with the subject's grade and the term in which it was taken:</w:t>
+        <w:t>against the student's grade records and gives each subject one of five statuses, shown in Table 4.1 together with the subject's grade and the term in which it was taken:</w:t>
       </w:r>
     </w:p>
     <w:tbl>
@@ -10147,59 +9380,6 @@
                 <w:sz w:val="24"/>
                 <w:szCs w:val="24"/>
               </w:rPr>
-              <w:t>Pending</w:t>
-            </w:r>
-          </w:p>
-        </w:tc>
-        <w:tc>
-          <w:tcPr>
-            <w:tcW w:w="6632" w:type="dxa"/>
-          </w:tcPr>
-          <w:p>
-            <w:pPr>
-              <w:spacing w:line="480" w:lineRule="auto"/>
-              <w:jc w:val="both"/>
-              <w:rPr>
-                <w:rFonts w:ascii="Courier New" w:hAnsi="Courier New" w:cs="Courier New"/>
-                <w:sz w:val="24"/>
-                <w:szCs w:val="24"/>
-              </w:rPr>
-            </w:pPr>
-            <w:r>
-              <w:rPr>
-                <w:rFonts w:ascii="Courier New" w:hAnsi="Courier New" w:cs="Courier New"/>
-                <w:sz w:val="24"/>
-                <w:szCs w:val="24"/>
-              </w:rPr>
-              <w:t>In progress, INC, or waiting for another subject's final grade.</w:t>
-            </w:r>
-          </w:p>
-        </w:tc>
-      </w:tr>
-      <w:tr>
-        <w:trPr>
-          <w:cantSplit/>
-        </w:trPr>
-        <w:tc>
-          <w:tcPr>
-            <w:tcW w:w="2000" w:type="dxa"/>
-          </w:tcPr>
-          <w:p>
-            <w:pPr>
-              <w:spacing w:line="480" w:lineRule="auto"/>
-              <w:jc w:val="both"/>
-              <w:rPr>
-                <w:rFonts w:ascii="Courier New" w:hAnsi="Courier New" w:cs="Courier New"/>
-                <w:sz w:val="24"/>
-                <w:szCs w:val="24"/>
-              </w:rPr>
-            </w:pPr>
-            <w:r>
-              <w:rPr>
-                <w:rFonts w:ascii="Courier New" w:hAnsi="Courier New" w:cs="Courier New"/>
-                <w:sz w:val="24"/>
-                <w:szCs w:val="24"/>
-              </w:rPr>
               <w:t>Unavailable</w:t>
             </w:r>
           </w:p>
@@ -10334,7 +9514,32 @@
           <w:sz w:val="24"/>
           <w:szCs w:val="24"/>
         </w:rPr>
-        <w:t xml:space="preserve">The Audit Engine is designed around three algorithms. The first audits each subject by comparing the term in which the subject was taken with the terms in which its requirements were passed, and assigns one of five statuses: Completed, Available, Pending, Unavailable, or Violation. The second computes a student's year level from the share of the curriculum's units passed before the current semester. The third classifies a student as regular or irregular by comparing the subjects the student is enrolled in with the prescribed load for the current semester.</w:t>
+        <w:t xml:space="preserve">The Audit Engine is designed around three algorithms. The first audits each subject by comparing the term in which the subject was taken with the terms in which its requirements were passed, and assigns one of </w:t>
+      </w:r>
+      <w:r>
+        <w:rPr>
+          <w:rFonts w:ascii="Courier New" w:hAnsi="Courier New" w:cs="Courier New"/>
+          <w:sz w:val="24"/>
+          <w:szCs w:val="24"/>
+        </w:rPr>
+        <w:t>four</w:t>
+      </w:r>
+      <w:r>
+        <w:rPr>
+          <w:rFonts w:ascii="Courier New" w:hAnsi="Courier New" w:cs="Courier New"/>
+          <w:sz w:val="24"/>
+          <w:szCs w:val="24"/>
+        </w:rPr>
+        <w:t xml:space="preserve"> statuses: Completed, Available, Unavailable, or Violation. The second computes a student's year level from the share of the curriculum's units </w:t>
+      </w:r>
+      <w:r>
+        <w:rPr>
+          <w:rFonts w:ascii="Courier New" w:hAnsi="Courier New" w:cs="Courier New"/>
+          <w:sz w:val="24"/>
+          <w:szCs w:val="24"/>
+        </w:rPr>
+        <w:lastRenderedPageBreak/>
+        <w:t>passed before the current semester. The third classifies a student as regular or irregular by comparing the subjects the student is enrolled in with the prescribed load for the current semester.</w:t>
       </w:r>
     </w:p>
     <w:p>
@@ -10374,16 +9579,7 @@
           <w:sz w:val="24"/>
           <w:szCs w:val="24"/>
         </w:rPr>
-        <w:t xml:space="preserve">The engine evaluates four requirement types — prerequisite, co-requisite, year standing, and "all subjects completed" — closing the exact gap identified in SOP 1 and 2, </w:t>
-      </w:r>
-      <w:r>
-        <w:rPr>
-          <w:rFonts w:ascii="Courier New" w:hAnsi="Courier New" w:cs="Courier New"/>
-          <w:sz w:val="24"/>
-          <w:szCs w:val="24"/>
-        </w:rPr>
-        <w:lastRenderedPageBreak/>
-        <w:t>where the existing MIS had no equivalent logic. The rules it follows, and their sources, are described below.</w:t>
+        <w:t>The engine evaluates four requirement types — prerequisite, co-requisite, year standing, and "all subjects completed" — closing the exact gap identified in SOP 1 and 2, where the existing MIS had no equivalent logic. The rules it follows, and their sources, are described below.</w:t>
       </w:r>
     </w:p>
     <w:p>
@@ -10403,6 +9599,7 @@
           <w:sz w:val="24"/>
           <w:szCs w:val="24"/>
         </w:rPr>
+        <w:lastRenderedPageBreak/>
         <w:t>Terms are written as on KSU records: the first two digits of the school year and the semester (1 for the first semester, 2 for the second, and S for the midyear). A midyear carries the year of the semester after it, so terms are ordered 25-1, 25-2, 26-S (midyear), then 26-1.</w:t>
       </w:r>
     </w:p>
@@ -10453,7 +9650,23 @@
           <w:sz w:val="24"/>
           <w:szCs w:val="24"/>
         </w:rPr>
-        <w:t xml:space="preserve"> The Student Handbook defines co-requisites as subjects taken simultaneously, in the same </w:t>
+        <w:t xml:space="preserve"> The Student Handbook defines co-requisites as subjects taken simultaneously, in the same semester. In Auditrix</w:t>
+      </w:r>
+      <w:r>
+        <w:rPr>
+          <w:rFonts w:ascii="Courier New" w:hAnsi="Courier New" w:cs="Courier New"/>
+          <w:sz w:val="24"/>
+          <w:szCs w:val="24"/>
+        </w:rPr>
+        <w:t>,</w:t>
+      </w:r>
+      <w:r>
+        <w:rPr>
+          <w:rFonts w:ascii="Courier New" w:hAnsi="Courier New" w:cs="Courier New"/>
+          <w:sz w:val="24"/>
+          <w:szCs w:val="24"/>
+        </w:rPr>
+        <w:t xml:space="preserve"> they pair both ways, even when only one of the two subjects lists the other. Both must be taken </w:t>
       </w:r>
       <w:r>
         <w:rPr>
@@ -10462,23 +9675,7 @@
           <w:szCs w:val="24"/>
         </w:rPr>
         <w:lastRenderedPageBreak/>
-        <w:t>semester. In Auditrix</w:t>
-      </w:r>
-      <w:r>
-        <w:rPr>
-          <w:rFonts w:ascii="Courier New" w:hAnsi="Courier New" w:cs="Courier New"/>
-          <w:sz w:val="24"/>
-          <w:szCs w:val="24"/>
-        </w:rPr>
-        <w:t>,</w:t>
-      </w:r>
-      <w:r>
-        <w:rPr>
-          <w:rFonts w:ascii="Courier New" w:hAnsi="Courier New" w:cs="Courier New"/>
-          <w:sz w:val="24"/>
-          <w:szCs w:val="24"/>
-        </w:rPr>
-        <w:t xml:space="preserve"> they pair both ways, even when only one of the two subjects lists the other. Both must be taken in the same term; taking only one of them, or taking them in different terms, is a violation.</w:t>
+        <w:t>in the same term; taking only one of them, or taking them in different terms, is a violation.</w:t>
       </w:r>
       <w:r>
         <w:rPr>
@@ -10594,7 +9791,6 @@
                 <w:b/>
                 <w:bCs/>
               </w:rPr>
-              <w:lastRenderedPageBreak/>
               <w:t>Year level</w:t>
             </w:r>
           </w:p>
@@ -10850,6 +10046,7 @@
           <w:sz w:val="24"/>
           <w:szCs w:val="24"/>
         </w:rPr>
+        <w:lastRenderedPageBreak/>
         <w:t>Year standing.</w:t>
       </w:r>
       <w:r>
@@ -10920,7 +10117,23 @@
           <w:sz w:val="24"/>
           <w:szCs w:val="24"/>
         </w:rPr>
-        <w:t xml:space="preserve"> Per the Student Handbook and the Operations Manual, a student is regular when enrolled in the full prescribed load for the current semester, and irregular when enrolled in less; the missing subjects are listed. The prescribed load is taken to be the curriculum's subjects for the student's year level and the current semester, not counting subjects already passed in an earlier </w:t>
+        <w:t xml:space="preserve"> Per the Student Handbook and the Operations Manual, a student is regular when enrolled in the full prescribed load for the current semester, and irregular when enrolled in less; the missing subjects are listed. The prescribed load is taken to be the curriculum's subjects for the student's year level and the current semester, not counting subjects already passed in an earlier term, and back subjects taken on top of a full load do not make a student irregular. Enrollment is known from the grades (or "in progress" records) of the current semester; with nothing recorded, the status is "Not determined</w:t>
+      </w:r>
+      <w:r>
+        <w:rPr>
+          <w:rFonts w:ascii="Courier New" w:hAnsi="Courier New" w:cs="Courier New"/>
+          <w:sz w:val="24"/>
+          <w:szCs w:val="24"/>
+        </w:rPr>
+        <w:t>,</w:t>
+      </w:r>
+      <w:r>
+        <w:rPr>
+          <w:rFonts w:ascii="Courier New" w:hAnsi="Courier New" w:cs="Courier New"/>
+          <w:sz w:val="24"/>
+          <w:szCs w:val="24"/>
+        </w:rPr>
+        <w:t xml:space="preserve">" and the student is not counted either way. At the start of a semester, the chairperson marks the subjects each student is taking as </w:t>
       </w:r>
       <w:r>
         <w:rPr>
@@ -10929,23 +10142,7 @@
           <w:szCs w:val="24"/>
         </w:rPr>
         <w:lastRenderedPageBreak/>
-        <w:t>term, and back subjects taken on top of a full load do not make a student irregular. Enrollment is known from the grades (or "in progress" records) of the current semester; with nothing recorded, the status is "Not determined</w:t>
-      </w:r>
-      <w:r>
-        <w:rPr>
-          <w:rFonts w:ascii="Courier New" w:hAnsi="Courier New" w:cs="Courier New"/>
-          <w:sz w:val="24"/>
-          <w:szCs w:val="24"/>
-        </w:rPr>
-        <w:t>,</w:t>
-      </w:r>
-      <w:r>
-        <w:rPr>
-          <w:rFonts w:ascii="Courier New" w:hAnsi="Courier New" w:cs="Courier New"/>
-          <w:sz w:val="24"/>
-          <w:szCs w:val="24"/>
-        </w:rPr>
-        <w:t>" and the student is not counted either way. At the start of a semester, the chairperson marks the subjects each student is taking as In progress, so the status is known before any grades come in.</w:t>
+        <w:t>In progress, so the status is known before any grades come in.</w:t>
       </w:r>
     </w:p>
     <w:p>
@@ -10991,7 +10188,7 @@
           <w:sz w:val="24"/>
           <w:szCs w:val="24"/>
         </w:rPr>
-        <w:t xml:space="preserve"> and 3.0 (passing), 5.0 (failing), and INC, and a subject the student is taking this semester can be marked In progress. Several subjects can be ticked and marked In progress at once; ticking all leaves out the subjects the student cannot take yet (e.g., "Can't take yet. Needs: MATH 111"), which can still be ticked one by one if the student is enrolled in them anyway. Only changed grades are saved, and changing an existing grade is treated as a correction that asks for confirmation. A final grade for an INC keeps the subject in the term it was taken and records the term in which the INC was resolved (shown as "INC → 25-</w:t>
+        <w:t xml:space="preserve"> and 3.0 (passing), 5.0 (failing), and INC, and a subject the student is taking this semester can be marked In progress. Several subjects can be ticked and marked In progress at once; ticking all leaves out the subjects the student cannot take yet (e.g., "Can't take yet. Needs: MATH 111"), which can still be ticked one by one if the student is enrolled in them anyway. Only changed grades are saved, and changing an existing grade is treated as a correction that asks for confirmation. A final grade for an INC keeps the subject in the term it was taken and records the term in which the INC was resolved (shown as "INC → 25-1"). Since only the latest attempt of a subject is kept as the student's record, a grade from an earlier term than the recorded one is refused unless the chairperson confirms that it corrects a wrongly entered term. After saving, a message names any subject that has just become a violation, and every grade ever entered is kept in the student's grade logbook </w:t>
       </w:r>
       <w:r>
         <w:rPr>
@@ -11000,7 +10197,7 @@
           <w:szCs w:val="24"/>
         </w:rPr>
         <w:lastRenderedPageBreak/>
-        <w:t>1"). Since only the latest attempt of a subject is kept as the student's record, a grade from an earlier term than the recorded one is refused unless the chairperson confirms that it corrects a wrongly entered term. After saving, a message names any subject that has just become a violation, and every grade ever entered is kept in the student's grade logbook together with who entered it and when. The database writes this logbook itself, so its entries cannot be edited or deleted, and it accepts only KSU grades that match their status and well-formed terms.</w:t>
+        <w:t>together with who entered it and when. The database writes this logbook itself, so its entries cannot be edited or deleted, and it accepts only KSU grades that match their status and well-formed terms.</w:t>
       </w:r>
     </w:p>
     <w:p>
@@ -11072,56 +10269,64 @@
           <w:sz w:val="24"/>
           <w:szCs w:val="24"/>
         </w:rPr>
+        <w:t xml:space="preserve">Students and </w:t>
+      </w:r>
+      <w:r>
+        <w:rPr>
+          <w:rFonts w:ascii="Courier New" w:hAnsi="Courier New" w:cs="Courier New"/>
+          <w:b/>
+          <w:bCs/>
+          <w:sz w:val="24"/>
+          <w:szCs w:val="24"/>
+        </w:rPr>
+        <w:t>S</w:t>
+      </w:r>
+      <w:r>
+        <w:rPr>
+          <w:rFonts w:ascii="Courier New" w:hAnsi="Courier New" w:cs="Courier New"/>
+          <w:b/>
+          <w:bCs/>
+          <w:sz w:val="24"/>
+          <w:szCs w:val="24"/>
+        </w:rPr>
+        <w:t xml:space="preserve">tudent </w:t>
+      </w:r>
+      <w:r>
+        <w:rPr>
+          <w:rFonts w:ascii="Courier New" w:hAnsi="Courier New" w:cs="Courier New"/>
+          <w:b/>
+          <w:bCs/>
+          <w:sz w:val="24"/>
+          <w:szCs w:val="24"/>
+        </w:rPr>
+        <w:t>M</w:t>
+      </w:r>
+      <w:r>
+        <w:rPr>
+          <w:rFonts w:ascii="Courier New" w:hAnsi="Courier New" w:cs="Courier New"/>
+          <w:b/>
+          <w:bCs/>
+          <w:sz w:val="24"/>
+          <w:szCs w:val="24"/>
+        </w:rPr>
+        <w:t>ovements.</w:t>
+      </w:r>
+      <w:r>
+        <w:rPr>
+          <w:rFonts w:ascii="Courier New" w:hAnsi="Courier New" w:cs="Courier New"/>
+          <w:sz w:val="24"/>
+          <w:szCs w:val="24"/>
+        </w:rPr>
+        <w:t xml:space="preserve"> Students are registered one at a time or imported from an Excel (.xlsx or .xls) or CSV file, either the system's template or a class list exported from the KSU MIS (its "Export to Excel" file, in the format the Program Chairpersons provided), and ID numbers are checked against the KSU format (e.g., 24-113792). When a student shifts, the releasing chairperson files a shift </w:t>
+      </w:r>
+      <w:r>
+        <w:rPr>
+          <w:rFonts w:ascii="Courier New" w:hAnsi="Courier New" w:cs="Courier New"/>
+          <w:sz w:val="24"/>
+          <w:szCs w:val="24"/>
+        </w:rPr>
         <w:lastRenderedPageBreak/>
-        <w:t xml:space="preserve">Students and </w:t>
-      </w:r>
-      <w:r>
-        <w:rPr>
-          <w:rFonts w:ascii="Courier New" w:hAnsi="Courier New" w:cs="Courier New"/>
-          <w:b/>
-          <w:bCs/>
-          <w:sz w:val="24"/>
-          <w:szCs w:val="24"/>
-        </w:rPr>
-        <w:t>S</w:t>
-      </w:r>
-      <w:r>
-        <w:rPr>
-          <w:rFonts w:ascii="Courier New" w:hAnsi="Courier New" w:cs="Courier New"/>
-          <w:b/>
-          <w:bCs/>
-          <w:sz w:val="24"/>
-          <w:szCs w:val="24"/>
-        </w:rPr>
-        <w:t xml:space="preserve">tudent </w:t>
-      </w:r>
-      <w:r>
-        <w:rPr>
-          <w:rFonts w:ascii="Courier New" w:hAnsi="Courier New" w:cs="Courier New"/>
-          <w:b/>
-          <w:bCs/>
-          <w:sz w:val="24"/>
-          <w:szCs w:val="24"/>
-        </w:rPr>
-        <w:t>M</w:t>
-      </w:r>
-      <w:r>
-        <w:rPr>
-          <w:rFonts w:ascii="Courier New" w:hAnsi="Courier New" w:cs="Courier New"/>
-          <w:b/>
-          <w:bCs/>
-          <w:sz w:val="24"/>
-          <w:szCs w:val="24"/>
-        </w:rPr>
-        <w:t>ovements.</w:t>
-      </w:r>
-      <w:r>
-        <w:rPr>
-          <w:rFonts w:ascii="Courier New" w:hAnsi="Courier New" w:cs="Courier New"/>
-          <w:sz w:val="24"/>
-          <w:szCs w:val="24"/>
-        </w:rPr>
-        <w:t xml:space="preserve"> Students are registered one at a time or imported from an Excel (.xlsx or .xls) or CSV file, either the system's template or a class list exported from the KSU MIS (its "Export to Excel" file, in the format the Program Chairpersons provided), and ID numbers are checked against the KSU format (e.g., 24-113792). When a student shifts, the releasing chairperson files a shift request and the receiving program's chairperson accepts the student into one of their curriculum versions. Transfers in and out and drops are recorded as well, and every movement is kept in the student's history. Marking a student as dropped or transferred out locks the record: the database refuses changes to the student's grades, details and year level until the chairperson reopens the record, which is also kept in the history. A Student Movements page lists every shift, transfer, drop and reopening, with search and filters. The student list can be searched from the top bar of any page and filtered by year level, curriculum version and status, and the reason for each student's status is shown under the name (e.g., "Out of order: PHYS 201").</w:t>
+        <w:t>request and the receiving program's chairperson accepts the student into one of their curriculum versions. Transfers in and out and drops are recorded as well, and every movement is kept in the student's history. Marking a student as dropped or transferred out locks the record: the database refuses changes to the student's grades, details and year level until the chairperson reopens the record, which is also kept in the history. A Student Movements page lists every shift, transfer, drop and reopening, with search and filters. The student list can be searched from the top bar of any page and filtered by year level, curriculum version and status, and the reason for each student's status is shown under the name (e.g., "Out of order: PHYS 201").</w:t>
       </w:r>
     </w:p>
     <w:p>
@@ -11151,7 +10356,7 @@
           <w:sz w:val="24"/>
           <w:szCs w:val="24"/>
         </w:rPr>
-        <w:t xml:space="preserve"> A "Needs attention" banner at the top lists what to act on, such as students with violations, students </w:t>
+        <w:t xml:space="preserve"> A "Needs attention" banner at the top lists what to act on, such as students with violations, students with nothing recorded for the current semester, or an unset semester, each linked to the matching filtered student list. Per program, the dashboard shows the total number of students, the regular and irregular students (and how many are not yet determined), the students with violations, the curriculum versions, and the number of shifts, transfers and drops. Four charts are built only from recorded data: regular, irregular </w:t>
       </w:r>
       <w:r>
         <w:rPr>
@@ -11160,7 +10365,7 @@
           <w:szCs w:val="24"/>
         </w:rPr>
         <w:lastRenderedPageBreak/>
-        <w:t>with nothing recorded for the current semester, or an unset semester, each linked to the matching filtered student list. Per program, the dashboard shows the total number of students, the regular and irregular students (and how many are not yet determined), the students with violations, the curriculum versions, and the number of shifts, transfers and drops. Four charts are built only from recorded data: regular, irregular and not determined students; students by year level from Freshman to Senior; bottleneck subjects, where the most students' latest grade is 5.0 or INC; and the subjects most often taken out of order. Each chart has a short explanation, shows the exact numbers on hover, and can be viewed as a table. The Dean sets the current semester from the dashboard and compares the programs of the college side by side, but does not open individual students' records, which remain the chairperson's work.</w:t>
+        <w:t>and not determined students; students by year level from Freshman to Senior; bottleneck subjects, where the most students' latest grade is 5.0 or INC; and the subjects most often taken out of order. Each chart has a short explanation, shows the exact numbers on hover, and can be viewed as a table. The Dean sets the current semester from the dashboard and compares the programs of the college side by side, but does not open individual students' records, which remain the chairperson's work.</w:t>
       </w:r>
     </w:p>
     <w:p>
@@ -11190,7 +10395,7 @@
           <w:sz w:val="24"/>
           <w:szCs w:val="24"/>
         </w:rPr>
-        <w:t xml:space="preserve"> Supabase RLS scopes visibility by role: Program Chairpersons see only the data of their own program, while Deans see their whole college. Operations that must all succeed together, such as creating a program with its chairperson account, replacing a chairperson, or accepting a shifting student, run as single </w:t>
+        <w:t xml:space="preserve"> Supabase RLS scopes visibility by role: Program Chairpersons see only the data of their own program, while Deans see their whole college. Operations that must all succeed together, such as creating a program with its chairperson account, replacing a chairperson, or accepting a shifting student, run as single database transactions. A new chairperson receives a temporary password from the Dean and must choose their own at first login, guided by a checklist that ticks each password rule as it is met, and actions that are hard to undo, such as dropping a student or saving grades, ask for confirmation first. Every page checks the user's role, so a page meant for another role cannot be opened by typing its address; users are signed out </w:t>
       </w:r>
       <w:r>
         <w:rPr>
@@ -11199,7 +10404,7 @@
           <w:szCs w:val="24"/>
         </w:rPr>
         <w:lastRenderedPageBreak/>
-        <w:t>database transactions. A new chairperson receives a temporary password from the Dean and must choose their own at first login, guided by a checklist that ticks each password rule as it is met, and actions that are hard to undo, such as dropping a student or saving grades, ask for confirmation first. Every page checks the user's role, so a page meant for another role cannot be opened by typing its address; users are signed out after 30 minutes without activity; and an account is blocked for 15 minutes after five wrong passwords.</w:t>
+        <w:t>after 30 minutes without activity; and an account is blocked for 15 minutes after five wrong passwords.</w:t>
       </w:r>
     </w:p>
     <w:p>
@@ -11347,7 +10552,6 @@
           <w:sz w:val="24"/>
           <w:szCs w:val="24"/>
         </w:rPr>
-        <w:lastRenderedPageBreak/>
         <w:t>Term-based grade entry with KSU grade values, In progress marking for several subjects at once, INC completion, earlier-term protection and a database-written grade logbook</w:t>
       </w:r>
     </w:p>
@@ -11394,6 +10598,7 @@
           <w:sz w:val="24"/>
           <w:szCs w:val="24"/>
         </w:rPr>
+        <w:lastRenderedPageBreak/>
         <w:t>Shift requests and shift-ins, transfers and drops, with a per-student history, locked records for dropped and transferred-out students, and a Student Movements page</w:t>
       </w:r>
     </w:p>
@@ -11532,16 +10737,7 @@
           <w:sz w:val="24"/>
           <w:szCs w:val="24"/>
         </w:rPr>
-        <w:t xml:space="preserve">The system does not include subsystems for the Registrar, Accounting, or Library, and it is not connected to the KSU MIS. Its logic is limited to descriptive </w:t>
-      </w:r>
-      <w:r>
-        <w:rPr>
-          <w:rFonts w:ascii="Courier New" w:hAnsi="Courier New" w:cs="Courier New"/>
-          <w:sz w:val="24"/>
-          <w:szCs w:val="24"/>
-        </w:rPr>
-        <w:lastRenderedPageBreak/>
-        <w:t>auditing (identifying compliance with existing rules); it does not perform predictive analytics, graduation monitoring, or AI-driven enrollment counseling.</w:t>
+        <w:t>The system does not include subsystems for the Registrar, Accounting, or Library, and it is not connected to the KSU MIS. Its logic is limited to descriptive auditing (identifying compliance with existing rules); it does not perform predictive analytics, graduation monitoring, or AI-driven enrollment counseling.</w:t>
       </w:r>
     </w:p>
     <w:p>
@@ -11565,6 +10761,7 @@
           <w:sz w:val="24"/>
           <w:szCs w:val="24"/>
         </w:rPr>
+        <w:lastRenderedPageBreak/>
         <w:t>Input-Process-Output (IPO) Diagram of the Proposed System</w:t>
       </w:r>
       <w:r>
@@ -11972,7 +11169,7 @@
           <w:sz w:val="24"/>
           <w:szCs w:val="24"/>
         </w:rPr>
-        <w:t xml:space="preserve"> shows the two actors of the system. The Program Chairperson interacts with most modules: managing curriculum versions (including their import and export), registering and importing students, entering grades, viewing each student's audit and grade logbook, setting a year level </w:t>
+        <w:t xml:space="preserve"> shows the two actors of the system. The Program Chairperson interacts with most modules: managing curriculum versions (including their import and export), registering and importing students, entering grades, viewing each student's audit and grade logbook, setting a year level by hand, recording shifts, transfers and drops, and reopening a locked record. The Dean oversees the college: viewing the dashboard of every program and comparing the programs, setting the current semester, creating programs with their </w:t>
       </w:r>
       <w:r>
         <w:rPr>
@@ -11981,7 +11178,7 @@
           <w:szCs w:val="24"/>
         </w:rPr>
         <w:lastRenderedPageBreak/>
-        <w:t>by hand, recording shifts, transfers and drops, and reopening a locked record. The Dean oversees the college: viewing the dashboard of every program and comparing the programs, setting the current semester, creating programs with their chairperson accounts, reassigning chairpersons, and splitting the college by moving some of its programs to a new college with its own dean, and handing the deanship over to a successor. Both log in, view a dashboard and the Student Movements page, and change their password, and a new chairperson must replace the temporary password at first login. The audit itself needs no separate action: the system performs it whenever a student's audit or the dashboard is shown.</w:t>
+        <w:t>chairperson accounts, reassigning chairpersons, and splitting the college by moving some of its programs to a new college with its own dean, and handing the deanship over to a successor. Both log in, view a dashboard and the Student Movements page, and change their password, and a new chairperson must replace the temporary password at first login. The audit itself needs no separate action: the system performs it whenever a student's audit or the dashboard is shown.</w:t>
       </w:r>
     </w:p>
     <w:p>
@@ -12015,7 +11212,7 @@
                     <pic:cNvPicPr/>
                   </pic:nvPicPr>
                   <pic:blipFill>
-                    <a:blip r:embed="rId29"/>
+                    <a:blip r:embed="rId31"/>
                     <a:stretch>
                       <a:fillRect/>
                     </a:stretch>
@@ -12100,7 +11297,7 @@
                     <pic:cNvPicPr/>
                   </pic:nvPicPr>
                   <pic:blipFill>
-                    <a:blip r:embed="rId30"/>
+                    <a:blip r:embed="rId32"/>
                     <a:stretch>
                       <a:fillRect/>
                     </a:stretch>
@@ -12223,7 +11420,7 @@
                     <pic:cNvPicPr/>
                   </pic:nvPicPr>
                   <pic:blipFill>
-                    <a:blip r:embed="rId31"/>
+                    <a:blip r:embed="rId33"/>
                     <a:stretch>
                       <a:fillRect/>
                     </a:stretch>
@@ -12367,15 +11564,24 @@
           <w:sz w:val="24"/>
           <w:szCs w:val="24"/>
         </w:rPr>
-        <w:t xml:space="preserve">Figure 4.5</w:t>
-      </w:r>
-      <w:r>
-        <w:rPr>
-          <w:rFonts w:ascii="Courier New" w:hAnsi="Courier New" w:cs="Courier New"/>
-          <w:sz w:val="24"/>
-          <w:szCs w:val="24"/>
-        </w:rPr>
-        <w:t xml:space="preserve">. They follow one new student from the chairperson's log in to the student's audit report, and were captured from the running system with sample BSIT data.</w:t>
+        <w:t>Figure 4.5</w:t>
+      </w:r>
+      <w:r>
+        <w:rPr>
+          <w:rFonts w:ascii="Courier New" w:hAnsi="Courier New" w:cs="Courier New"/>
+          <w:sz w:val="24"/>
+          <w:szCs w:val="24"/>
+        </w:rPr>
+        <w:t xml:space="preserve">. They follow one new student from the chairperson's log in to </w:t>
+      </w:r>
+      <w:r>
+        <w:rPr>
+          <w:rFonts w:ascii="Courier New" w:hAnsi="Courier New" w:cs="Courier New"/>
+          <w:sz w:val="24"/>
+          <w:szCs w:val="24"/>
+        </w:rPr>
+        <w:lastRenderedPageBreak/>
+        <w:t>the student's audit report, and were captured from the running system with sample BSIT data.</w:t>
       </w:r>
     </w:p>
     <w:p>
@@ -12395,25 +11601,25 @@
           <w:sz w:val="24"/>
           <w:szCs w:val="24"/>
         </w:rPr>
-        <w:t xml:space="preserve">The process starts when the Program Chairperson logs in with a KSU staff account (</w:t>
-      </w:r>
-      <w:r>
-        <w:rPr>
-          <w:rFonts w:ascii="Courier New" w:hAnsi="Courier New" w:cs="Courier New"/>
-          <w:b/>
-          <w:bCs/>
-          <w:sz w:val="24"/>
-          <w:szCs w:val="24"/>
-        </w:rPr>
-        <w:t xml:space="preserve">Figure 4.7</w:t>
-      </w:r>
-      <w:r>
-        <w:rPr>
-          <w:rFonts w:ascii="Courier New" w:hAnsi="Courier New" w:cs="Courier New"/>
-          <w:sz w:val="24"/>
-          <w:szCs w:val="24"/>
-        </w:rPr>
-        <w:t xml:space="preserve">).</w:t>
+        <w:t>The process starts when the Program Chairperson logs in with a KSU staff account (</w:t>
+      </w:r>
+      <w:r>
+        <w:rPr>
+          <w:rFonts w:ascii="Courier New" w:hAnsi="Courier New" w:cs="Courier New"/>
+          <w:b/>
+          <w:bCs/>
+          <w:sz w:val="24"/>
+          <w:szCs w:val="24"/>
+        </w:rPr>
+        <w:t>Figure 4.7</w:t>
+      </w:r>
+      <w:r>
+        <w:rPr>
+          <w:rFonts w:ascii="Courier New" w:hAnsi="Courier New" w:cs="Courier New"/>
+          <w:sz w:val="24"/>
+          <w:szCs w:val="24"/>
+        </w:rPr>
+        <w:t>).</w:t>
       </w:r>
     </w:p>
     <w:p>
@@ -12447,7 +11653,7 @@
                     <pic:cNvPicPr/>
                   </pic:nvPicPr>
                   <pic:blipFill>
-                    <a:blip r:embed="rIdStory01"/>
+                    <a:blip r:embed="rId34"/>
                     <a:stretch>
                       <a:fillRect/>
                     </a:stretch>
@@ -12517,25 +11723,25 @@
           <w:sz w:val="24"/>
           <w:szCs w:val="24"/>
         </w:rPr>
-        <w:t xml:space="preserve">The chairperson first checks whether the student is new by searching the Students page by name or ID number (</w:t>
-      </w:r>
-      <w:r>
-        <w:rPr>
-          <w:rFonts w:ascii="Courier New" w:hAnsi="Courier New" w:cs="Courier New"/>
-          <w:b/>
-          <w:bCs/>
-          <w:sz w:val="24"/>
-          <w:szCs w:val="24"/>
-        </w:rPr>
-        <w:t xml:space="preserve">Figure 4.8</w:t>
-      </w:r>
-      <w:r>
-        <w:rPr>
-          <w:rFonts w:ascii="Courier New" w:hAnsi="Courier New" w:cs="Courier New"/>
-          <w:sz w:val="24"/>
-          <w:szCs w:val="24"/>
-        </w:rPr>
-        <w:t xml:space="preserve">). No student matches the search, so the student is new and has to be registered.</w:t>
+        <w:t>The chairperson first checks whether the student is new by searching the Students page by name or ID number (</w:t>
+      </w:r>
+      <w:r>
+        <w:rPr>
+          <w:rFonts w:ascii="Courier New" w:hAnsi="Courier New" w:cs="Courier New"/>
+          <w:b/>
+          <w:bCs/>
+          <w:sz w:val="24"/>
+          <w:szCs w:val="24"/>
+        </w:rPr>
+        <w:t>Figure 4.8</w:t>
+      </w:r>
+      <w:r>
+        <w:rPr>
+          <w:rFonts w:ascii="Courier New" w:hAnsi="Courier New" w:cs="Courier New"/>
+          <w:sz w:val="24"/>
+          <w:szCs w:val="24"/>
+        </w:rPr>
+        <w:t>). No student matches the search, so the student is new and has to be registered.</w:t>
       </w:r>
     </w:p>
     <w:p>
@@ -12553,6 +11759,7 @@
         <w:rPr>
           <w:noProof/>
         </w:rPr>
+        <w:lastRenderedPageBreak/>
         <w:drawing>
           <wp:inline distT="0" distB="0" distL="0" distR="0" wp14:anchorId="5900278C" wp14:editId="75FA05C4">
             <wp:extent cx="5083534" cy="3145536"/>
@@ -12569,7 +11776,7 @@
                     <pic:cNvPicPr/>
                   </pic:nvPicPr>
                   <pic:blipFill>
-                    <a:blip r:embed="rIdStory02"/>
+                    <a:blip r:embed="rId35"/>
                     <a:stretch>
                       <a:fillRect/>
                     </a:stretch>
@@ -12639,25 +11846,25 @@
           <w:sz w:val="24"/>
           <w:szCs w:val="24"/>
         </w:rPr>
-        <w:t xml:space="preserve">A new student is registered one at a time on the Register Student page by entering the ID number, the full name, the curriculum version and the year level (</w:t>
-      </w:r>
-      <w:r>
-        <w:rPr>
-          <w:rFonts w:ascii="Courier New" w:hAnsi="Courier New" w:cs="Courier New"/>
-          <w:b/>
-          <w:bCs/>
-          <w:sz w:val="24"/>
-          <w:szCs w:val="24"/>
-        </w:rPr>
-        <w:t xml:space="preserve">Figure 4.9</w:t>
-      </w:r>
-      <w:r>
-        <w:rPr>
-          <w:rFonts w:ascii="Courier New" w:hAnsi="Courier New" w:cs="Courier New"/>
-          <w:sz w:val="24"/>
-          <w:szCs w:val="24"/>
-        </w:rPr>
-        <w:t xml:space="preserve">).</w:t>
+        <w:t>A new student is registered one at a time on the Register Student page by entering the ID number, the full name, the curriculum version and the year level (</w:t>
+      </w:r>
+      <w:r>
+        <w:rPr>
+          <w:rFonts w:ascii="Courier New" w:hAnsi="Courier New" w:cs="Courier New"/>
+          <w:b/>
+          <w:bCs/>
+          <w:sz w:val="24"/>
+          <w:szCs w:val="24"/>
+        </w:rPr>
+        <w:t>Figure 4.9</w:t>
+      </w:r>
+      <w:r>
+        <w:rPr>
+          <w:rFonts w:ascii="Courier New" w:hAnsi="Courier New" w:cs="Courier New"/>
+          <w:sz w:val="24"/>
+          <w:szCs w:val="24"/>
+        </w:rPr>
+        <w:t>).</w:t>
       </w:r>
     </w:p>
     <w:p>
@@ -12676,9 +11883,9 @@
           <w:noProof/>
         </w:rPr>
         <w:drawing>
-          <wp:inline distT="0" distB="0" distL="0" distR="0" wp14:anchorId="5900278C" wp14:editId="75FA05C4">
-            <wp:extent cx="3673904" cy="2273300"/>
-            <wp:effectExtent l="0" t="0" r="0" b="0"/>
+          <wp:inline distT="0" distB="0" distL="0" distR="0" wp14:anchorId="5900278C" wp14:editId="4DB1E63D">
+            <wp:extent cx="5173772" cy="2417445"/>
+            <wp:effectExtent l="0" t="0" r="8255" b="1905"/>
             <wp:docPr id="9103" name="Figure 4.9" descr="Figure 4.9. Register Student — one student"/>
             <wp:cNvGraphicFramePr>
               <a:graphicFrameLocks xmlns:a="http://schemas.openxmlformats.org/drawingml/2006/main" noChangeAspect="1"/>
@@ -12691,7 +11898,7 @@
                     <pic:cNvPicPr/>
                   </pic:nvPicPr>
                   <pic:blipFill>
-                    <a:blip r:embed="rIdStory03"/>
+                    <a:blip r:embed="rId36"/>
                     <a:stretch>
                       <a:fillRect/>
                     </a:stretch>
@@ -12699,7 +11906,7 @@
                   <pic:spPr>
                     <a:xfrm>
                       <a:off x="0" y="0"/>
-                      <a:ext cx="3673904" cy="2273300"/>
+                      <a:ext cx="5204823" cy="2431953"/>
                     </a:xfrm>
                     <a:prstGeom prst="rect">
                       <a:avLst/>
@@ -12761,61 +11968,62 @@
           <w:sz w:val="24"/>
           <w:szCs w:val="24"/>
         </w:rPr>
-        <w:t xml:space="preserve">Students can also be registered by batch by importing a class list (</w:t>
-      </w:r>
-      <w:r>
-        <w:rPr>
-          <w:rFonts w:ascii="Courier New" w:hAnsi="Courier New" w:cs="Courier New"/>
-          <w:b/>
-          <w:bCs/>
-          <w:sz w:val="24"/>
-          <w:szCs w:val="24"/>
-        </w:rPr>
-        <w:t xml:space="preserve">Figure 4.10</w:t>
-      </w:r>
-      <w:r>
-        <w:rPr>
-          <w:rFonts w:ascii="Courier New" w:hAnsi="Courier New" w:cs="Courier New"/>
-          <w:sz w:val="24"/>
-          <w:szCs w:val="24"/>
-        </w:rPr>
-        <w:t xml:space="preserve">). The chairperson chooses the curriculum version and an Excel, CSV or KSU-MIS export file (</w:t>
-      </w:r>
-      <w:r>
-        <w:rPr>
-          <w:rFonts w:ascii="Courier New" w:hAnsi="Courier New" w:cs="Courier New"/>
-          <w:b/>
-          <w:bCs/>
-          <w:sz w:val="24"/>
-          <w:szCs w:val="24"/>
-        </w:rPr>
-        <w:t xml:space="preserve">Figure 4.10a</w:t>
-      </w:r>
-      <w:r>
-        <w:rPr>
-          <w:rFonts w:ascii="Courier New" w:hAnsi="Courier New" w:cs="Courier New"/>
-          <w:sz w:val="24"/>
-          <w:szCs w:val="24"/>
-        </w:rPr>
-        <w:t xml:space="preserve">), and the system reports how many students were imported and lists any row it skipped, such as a student who is not yet officially enrolled (</w:t>
-      </w:r>
-      <w:r>
-        <w:rPr>
-          <w:rFonts w:ascii="Courier New" w:hAnsi="Courier New" w:cs="Courier New"/>
-          <w:b/>
-          <w:bCs/>
-          <w:sz w:val="24"/>
-          <w:szCs w:val="24"/>
-        </w:rPr>
-        <w:t xml:space="preserve">Figure 4.10b</w:t>
-      </w:r>
-      <w:r>
-        <w:rPr>
-          <w:rFonts w:ascii="Courier New" w:hAnsi="Courier New" w:cs="Courier New"/>
-          <w:sz w:val="24"/>
-          <w:szCs w:val="24"/>
-        </w:rPr>
-        <w:t xml:space="preserve">).</w:t>
+        <w:lastRenderedPageBreak/>
+        <w:t>Students can also be registered by batch by importing a class list (</w:t>
+      </w:r>
+      <w:r>
+        <w:rPr>
+          <w:rFonts w:ascii="Courier New" w:hAnsi="Courier New" w:cs="Courier New"/>
+          <w:b/>
+          <w:bCs/>
+          <w:sz w:val="24"/>
+          <w:szCs w:val="24"/>
+        </w:rPr>
+        <w:t>Figure 4.10</w:t>
+      </w:r>
+      <w:r>
+        <w:rPr>
+          <w:rFonts w:ascii="Courier New" w:hAnsi="Courier New" w:cs="Courier New"/>
+          <w:sz w:val="24"/>
+          <w:szCs w:val="24"/>
+        </w:rPr>
+        <w:t>). The chairperson chooses the curriculum version and an Excel, CSV or KSU-MIS export file (</w:t>
+      </w:r>
+      <w:r>
+        <w:rPr>
+          <w:rFonts w:ascii="Courier New" w:hAnsi="Courier New" w:cs="Courier New"/>
+          <w:b/>
+          <w:bCs/>
+          <w:sz w:val="24"/>
+          <w:szCs w:val="24"/>
+        </w:rPr>
+        <w:t>Figure 4.10a</w:t>
+      </w:r>
+      <w:r>
+        <w:rPr>
+          <w:rFonts w:ascii="Courier New" w:hAnsi="Courier New" w:cs="Courier New"/>
+          <w:sz w:val="24"/>
+          <w:szCs w:val="24"/>
+        </w:rPr>
+        <w:t>), and the system reports how many students were imported and lists any row it skipped, such as a student who is not yet officially enrolled (</w:t>
+      </w:r>
+      <w:r>
+        <w:rPr>
+          <w:rFonts w:ascii="Courier New" w:hAnsi="Courier New" w:cs="Courier New"/>
+          <w:b/>
+          <w:bCs/>
+          <w:sz w:val="24"/>
+          <w:szCs w:val="24"/>
+        </w:rPr>
+        <w:t>Figure 4.10b</w:t>
+      </w:r>
+      <w:r>
+        <w:rPr>
+          <w:rFonts w:ascii="Courier New" w:hAnsi="Courier New" w:cs="Courier New"/>
+          <w:sz w:val="24"/>
+          <w:szCs w:val="24"/>
+        </w:rPr>
+        <w:t>).</w:t>
       </w:r>
     </w:p>
     <w:p>
@@ -12849,7 +12057,7 @@
                     <pic:cNvPicPr/>
                   </pic:nvPicPr>
                   <pic:blipFill>
-                    <a:blip r:embed="rIdStory04"/>
+                    <a:blip r:embed="rId37"/>
                     <a:stretch>
                       <a:fillRect/>
                     </a:stretch>
@@ -12917,6 +12125,7 @@
         <w:rPr>
           <w:noProof/>
         </w:rPr>
+        <w:lastRenderedPageBreak/>
         <w:drawing>
           <wp:inline distT="0" distB="0" distL="0" distR="0" wp14:anchorId="5900278C" wp14:editId="75FA05C4">
             <wp:extent cx="5083534" cy="3145536"/>
@@ -12933,7 +12142,7 @@
                     <pic:cNvPicPr/>
                   </pic:nvPicPr>
                   <pic:blipFill>
-                    <a:blip r:embed="rIdStory05"/>
+                    <a:blip r:embed="rId38"/>
                     <a:stretch>
                       <a:fillRect/>
                     </a:stretch>
@@ -13003,79 +12212,79 @@
           <w:sz w:val="24"/>
           <w:szCs w:val="24"/>
         </w:rPr>
-        <w:t xml:space="preserve">With the student registered, the chairperson enters the student's grade history on the Enter Grades page (</w:t>
-      </w:r>
-      <w:r>
-        <w:rPr>
-          <w:rFonts w:ascii="Courier New" w:hAnsi="Courier New" w:cs="Courier New"/>
-          <w:b/>
-          <w:bCs/>
-          <w:sz w:val="24"/>
-          <w:szCs w:val="24"/>
-        </w:rPr>
-        <w:t xml:space="preserve">Figure 4.11</w:t>
-      </w:r>
-      <w:r>
-        <w:rPr>
-          <w:rFonts w:ascii="Courier New" w:hAnsi="Courier New" w:cs="Courier New"/>
-          <w:sz w:val="24"/>
-          <w:szCs w:val="24"/>
-        </w:rPr>
-        <w:t xml:space="preserve">). The chairperson chooses the year level, the curriculum semester and the term in which the grades were earned (</w:t>
-      </w:r>
-      <w:r>
-        <w:rPr>
-          <w:rFonts w:ascii="Courier New" w:hAnsi="Courier New" w:cs="Courier New"/>
-          <w:b/>
-          <w:bCs/>
-          <w:sz w:val="24"/>
-          <w:szCs w:val="24"/>
-        </w:rPr>
-        <w:t xml:space="preserve">Figure 4.11a</w:t>
-      </w:r>
-      <w:r>
-        <w:rPr>
-          <w:rFonts w:ascii="Courier New" w:hAnsi="Courier New" w:cs="Courier New"/>
-          <w:sz w:val="24"/>
-          <w:szCs w:val="24"/>
-        </w:rPr>
-        <w:t xml:space="preserve">), picks the grade of each subject from the KSU grade values (</w:t>
-      </w:r>
-      <w:r>
-        <w:rPr>
-          <w:rFonts w:ascii="Courier New" w:hAnsi="Courier New" w:cs="Courier New"/>
-          <w:b/>
-          <w:bCs/>
-          <w:sz w:val="24"/>
-          <w:szCs w:val="24"/>
-        </w:rPr>
-        <w:t xml:space="preserve">Figure 4.11b</w:t>
-      </w:r>
-      <w:r>
-        <w:rPr>
-          <w:rFonts w:ascii="Courier New" w:hAnsi="Courier New" w:cs="Courier New"/>
-          <w:sz w:val="24"/>
-          <w:szCs w:val="24"/>
-        </w:rPr>
-        <w:t xml:space="preserve">), and confirms the grades before they are saved (</w:t>
-      </w:r>
-      <w:r>
-        <w:rPr>
-          <w:rFonts w:ascii="Courier New" w:hAnsi="Courier New" w:cs="Courier New"/>
-          <w:b/>
-          <w:bCs/>
-          <w:sz w:val="24"/>
-          <w:szCs w:val="24"/>
-        </w:rPr>
-        <w:t xml:space="preserve">Figure 4.11c</w:t>
-      </w:r>
-      <w:r>
-        <w:rPr>
-          <w:rFonts w:ascii="Courier New" w:hAnsi="Courier New" w:cs="Courier New"/>
-          <w:sz w:val="24"/>
-          <w:szCs w:val="24"/>
-        </w:rPr>
-        <w:t xml:space="preserve">).</w:t>
+        <w:t>With the student registered, the chairperson enters the student's grade history on the Enter Grades page (</w:t>
+      </w:r>
+      <w:r>
+        <w:rPr>
+          <w:rFonts w:ascii="Courier New" w:hAnsi="Courier New" w:cs="Courier New"/>
+          <w:b/>
+          <w:bCs/>
+          <w:sz w:val="24"/>
+          <w:szCs w:val="24"/>
+        </w:rPr>
+        <w:t>Figure 4.11</w:t>
+      </w:r>
+      <w:r>
+        <w:rPr>
+          <w:rFonts w:ascii="Courier New" w:hAnsi="Courier New" w:cs="Courier New"/>
+          <w:sz w:val="24"/>
+          <w:szCs w:val="24"/>
+        </w:rPr>
+        <w:t>). The chairperson chooses the year level, the curriculum semester and the term in which the grades were earned (</w:t>
+      </w:r>
+      <w:r>
+        <w:rPr>
+          <w:rFonts w:ascii="Courier New" w:hAnsi="Courier New" w:cs="Courier New"/>
+          <w:b/>
+          <w:bCs/>
+          <w:sz w:val="24"/>
+          <w:szCs w:val="24"/>
+        </w:rPr>
+        <w:t>Figure 4.11a</w:t>
+      </w:r>
+      <w:r>
+        <w:rPr>
+          <w:rFonts w:ascii="Courier New" w:hAnsi="Courier New" w:cs="Courier New"/>
+          <w:sz w:val="24"/>
+          <w:szCs w:val="24"/>
+        </w:rPr>
+        <w:t>), picks the grade of each subject from the KSU grade values (</w:t>
+      </w:r>
+      <w:r>
+        <w:rPr>
+          <w:rFonts w:ascii="Courier New" w:hAnsi="Courier New" w:cs="Courier New"/>
+          <w:b/>
+          <w:bCs/>
+          <w:sz w:val="24"/>
+          <w:szCs w:val="24"/>
+        </w:rPr>
+        <w:t>Figure 4.11b</w:t>
+      </w:r>
+      <w:r>
+        <w:rPr>
+          <w:rFonts w:ascii="Courier New" w:hAnsi="Courier New" w:cs="Courier New"/>
+          <w:sz w:val="24"/>
+          <w:szCs w:val="24"/>
+        </w:rPr>
+        <w:t>), and confirms the grades before they are saved (</w:t>
+      </w:r>
+      <w:r>
+        <w:rPr>
+          <w:rFonts w:ascii="Courier New" w:hAnsi="Courier New" w:cs="Courier New"/>
+          <w:b/>
+          <w:bCs/>
+          <w:sz w:val="24"/>
+          <w:szCs w:val="24"/>
+        </w:rPr>
+        <w:t>Figure 4.11c</w:t>
+      </w:r>
+      <w:r>
+        <w:rPr>
+          <w:rFonts w:ascii="Courier New" w:hAnsi="Courier New" w:cs="Courier New"/>
+          <w:sz w:val="24"/>
+          <w:szCs w:val="24"/>
+        </w:rPr>
+        <w:t>).</w:t>
       </w:r>
     </w:p>
     <w:p>
@@ -13093,6 +12302,7 @@
         <w:rPr>
           <w:noProof/>
         </w:rPr>
+        <w:lastRenderedPageBreak/>
         <w:drawing>
           <wp:inline distT="0" distB="0" distL="0" distR="0" wp14:anchorId="5900278C" wp14:editId="75FA05C4">
             <wp:extent cx="5083534" cy="3145536"/>
@@ -13109,7 +12319,7 @@
                     <pic:cNvPicPr/>
                   </pic:nvPicPr>
                   <pic:blipFill>
-                    <a:blip r:embed="rIdStory06"/>
+                    <a:blip r:embed="rId39"/>
                     <a:stretch>
                       <a:fillRect/>
                     </a:stretch>
@@ -13193,7 +12403,7 @@
                     <pic:cNvPicPr/>
                   </pic:nvPicPr>
                   <pic:blipFill>
-                    <a:blip r:embed="rIdStory07"/>
+                    <a:blip r:embed="rId40"/>
                     <a:stretch>
                       <a:fillRect/>
                     </a:stretch>
@@ -13261,6 +12471,7 @@
         <w:rPr>
           <w:noProof/>
         </w:rPr>
+        <w:lastRenderedPageBreak/>
         <w:drawing>
           <wp:inline distT="0" distB="0" distL="0" distR="0" wp14:anchorId="5900278C" wp14:editId="75FA05C4">
             <wp:extent cx="5083534" cy="3145536"/>
@@ -13277,7 +12488,7 @@
                     <pic:cNvPicPr/>
                   </pic:nvPicPr>
                   <pic:blipFill>
-                    <a:blip r:embed="rIdStory08"/>
+                    <a:blip r:embed="rId41"/>
                     <a:stretch>
                       <a:fillRect/>
                     </a:stretch>
@@ -13347,97 +12558,106 @@
           <w:sz w:val="24"/>
           <w:szCs w:val="24"/>
         </w:rPr>
-        <w:t xml:space="preserve">Once the grades are saved, the Audit Engine audits the student's record against the curriculum, and the chairperson views the result as the student's audit report (</w:t>
-      </w:r>
-      <w:r>
-        <w:rPr>
-          <w:rFonts w:ascii="Courier New" w:hAnsi="Courier New" w:cs="Courier New"/>
-          <w:b/>
-          <w:bCs/>
-          <w:sz w:val="24"/>
-          <w:szCs w:val="24"/>
-        </w:rPr>
-        <w:t xml:space="preserve">Figure 4.12</w:t>
-      </w:r>
-      <w:r>
-        <w:rPr>
-          <w:rFonts w:ascii="Courier New" w:hAnsi="Courier New" w:cs="Courier New"/>
-          <w:sz w:val="24"/>
-          <w:szCs w:val="24"/>
-        </w:rPr>
-        <w:t xml:space="preserve">). Each subject is listed with its grade, the term in which it was taken and its status: a passed subject is Completed, while a failed one is Available to be retaken (</w:t>
-      </w:r>
-      <w:r>
-        <w:rPr>
-          <w:rFonts w:ascii="Courier New" w:hAnsi="Courier New" w:cs="Courier New"/>
-          <w:b/>
-          <w:bCs/>
-          <w:sz w:val="24"/>
-          <w:szCs w:val="24"/>
-        </w:rPr>
-        <w:t xml:space="preserve">Figure 4.12a</w:t>
-      </w:r>
-      <w:r>
-        <w:rPr>
-          <w:rFonts w:ascii="Courier New" w:hAnsi="Courier New" w:cs="Courier New"/>
-          <w:sz w:val="24"/>
-          <w:szCs w:val="24"/>
-        </w:rPr>
-        <w:t xml:space="preserve">). The subjects of the next semester show whether the student may take them: Available when their prerequisites are passed, or Unavailable with the missing prerequisite named (</w:t>
-      </w:r>
-      <w:r>
-        <w:rPr>
-          <w:rFonts w:ascii="Courier New" w:hAnsi="Courier New" w:cs="Courier New"/>
-          <w:b/>
-          <w:bCs/>
-          <w:sz w:val="24"/>
-          <w:szCs w:val="24"/>
-        </w:rPr>
-        <w:t xml:space="preserve">Figure 4.12b</w:t>
-      </w:r>
-      <w:r>
-        <w:rPr>
-          <w:rFonts w:ascii="Courier New" w:hAnsi="Courier New" w:cs="Courier New"/>
-          <w:sz w:val="24"/>
-          <w:szCs w:val="24"/>
-        </w:rPr>
-        <w:t xml:space="preserve">). For a student who took a subject before passing its prerequisite, the subject is marked as a Violation with the reason (</w:t>
-      </w:r>
-      <w:r>
-        <w:rPr>
-          <w:rFonts w:ascii="Courier New" w:hAnsi="Courier New" w:cs="Courier New"/>
-          <w:b/>
-          <w:bCs/>
-          <w:sz w:val="24"/>
-          <w:szCs w:val="24"/>
-        </w:rPr>
-        <w:t xml:space="preserve">Figure 4.12c</w:t>
-      </w:r>
-      <w:r>
-        <w:rPr>
-          <w:rFonts w:ascii="Courier New" w:hAnsi="Courier New" w:cs="Courier New"/>
-          <w:sz w:val="24"/>
-          <w:szCs w:val="24"/>
-        </w:rPr>
-        <w:t xml:space="preserve">). The audit report can also be printed as a student evaluation (</w:t>
-      </w:r>
-      <w:r>
-        <w:rPr>
-          <w:rFonts w:ascii="Courier New" w:hAnsi="Courier New" w:cs="Courier New"/>
-          <w:b/>
-          <w:bCs/>
-          <w:sz w:val="24"/>
-          <w:szCs w:val="24"/>
-        </w:rPr>
-        <w:t xml:space="preserve">Figure 4.12d</w:t>
-      </w:r>
-      <w:r>
-        <w:rPr>
-          <w:rFonts w:ascii="Courier New" w:hAnsi="Courier New" w:cs="Courier New"/>
-          <w:sz w:val="24"/>
-          <w:szCs w:val="24"/>
-        </w:rPr>
-        <w:t xml:space="preserve">), which ends the process.</w:t>
+        <w:t>Once the grades are saved, the Audit Engine audits the student's record against the curriculum, and the chairperson views the result as the student's audit report (</w:t>
+      </w:r>
+      <w:r>
+        <w:rPr>
+          <w:rFonts w:ascii="Courier New" w:hAnsi="Courier New" w:cs="Courier New"/>
+          <w:b/>
+          <w:bCs/>
+          <w:sz w:val="24"/>
+          <w:szCs w:val="24"/>
+        </w:rPr>
+        <w:t>Figure 4.12</w:t>
+      </w:r>
+      <w:r>
+        <w:rPr>
+          <w:rFonts w:ascii="Courier New" w:hAnsi="Courier New" w:cs="Courier New"/>
+          <w:sz w:val="24"/>
+          <w:szCs w:val="24"/>
+        </w:rPr>
+        <w:t>). Each subject is listed with its grade, the term in which it was taken and its status: a passed subject is Completed, while a failed one is Available to be retaken (</w:t>
+      </w:r>
+      <w:r>
+        <w:rPr>
+          <w:rFonts w:ascii="Courier New" w:hAnsi="Courier New" w:cs="Courier New"/>
+          <w:b/>
+          <w:bCs/>
+          <w:sz w:val="24"/>
+          <w:szCs w:val="24"/>
+        </w:rPr>
+        <w:t>Figure 4.12a</w:t>
+      </w:r>
+      <w:r>
+        <w:rPr>
+          <w:rFonts w:ascii="Courier New" w:hAnsi="Courier New" w:cs="Courier New"/>
+          <w:sz w:val="24"/>
+          <w:szCs w:val="24"/>
+        </w:rPr>
+        <w:t>). The subjects of the next semester show whether the student may take them: Available when their prerequisites are passed, or Unavailable with the missing prerequisite named (</w:t>
+      </w:r>
+      <w:r>
+        <w:rPr>
+          <w:rFonts w:ascii="Courier New" w:hAnsi="Courier New" w:cs="Courier New"/>
+          <w:b/>
+          <w:bCs/>
+          <w:sz w:val="24"/>
+          <w:szCs w:val="24"/>
+        </w:rPr>
+        <w:t>Figure 4.12b</w:t>
+      </w:r>
+      <w:r>
+        <w:rPr>
+          <w:rFonts w:ascii="Courier New" w:hAnsi="Courier New" w:cs="Courier New"/>
+          <w:sz w:val="24"/>
+          <w:szCs w:val="24"/>
+        </w:rPr>
+        <w:t>). For a student who took a subject before passing its prerequisite, the subject is marked as a Violation with the reason (</w:t>
+      </w:r>
+      <w:r>
+        <w:rPr>
+          <w:rFonts w:ascii="Courier New" w:hAnsi="Courier New" w:cs="Courier New"/>
+          <w:b/>
+          <w:bCs/>
+          <w:sz w:val="24"/>
+          <w:szCs w:val="24"/>
+        </w:rPr>
+        <w:t>Figure 4.12c</w:t>
+      </w:r>
+      <w:r>
+        <w:rPr>
+          <w:rFonts w:ascii="Courier New" w:hAnsi="Courier New" w:cs="Courier New"/>
+          <w:sz w:val="24"/>
+          <w:szCs w:val="24"/>
+        </w:rPr>
+        <w:t xml:space="preserve">). The audit report can also be printed </w:t>
+      </w:r>
+      <w:r>
+        <w:rPr>
+          <w:rFonts w:ascii="Courier New" w:hAnsi="Courier New" w:cs="Courier New"/>
+          <w:sz w:val="24"/>
+          <w:szCs w:val="24"/>
+        </w:rPr>
+        <w:lastRenderedPageBreak/>
+        <w:t>as a student evaluation (</w:t>
+      </w:r>
+      <w:r>
+        <w:rPr>
+          <w:rFonts w:ascii="Courier New" w:hAnsi="Courier New" w:cs="Courier New"/>
+          <w:b/>
+          <w:bCs/>
+          <w:sz w:val="24"/>
+          <w:szCs w:val="24"/>
+        </w:rPr>
+        <w:t>Figure 4.12d</w:t>
+      </w:r>
+      <w:r>
+        <w:rPr>
+          <w:rFonts w:ascii="Courier New" w:hAnsi="Courier New" w:cs="Courier New"/>
+          <w:sz w:val="24"/>
+          <w:szCs w:val="24"/>
+        </w:rPr>
+        <w:t>), which ends the process.</w:t>
       </w:r>
     </w:p>
     <w:p>
@@ -13471,7 +12691,7 @@
                     <pic:cNvPicPr/>
                   </pic:nvPicPr>
                   <pic:blipFill>
-                    <a:blip r:embed="rIdStory09"/>
+                    <a:blip r:embed="rId42"/>
                     <a:stretch>
                       <a:fillRect/>
                     </a:stretch>
@@ -13555,7 +12775,7 @@
                     <pic:cNvPicPr/>
                   </pic:nvPicPr>
                   <pic:blipFill>
-                    <a:blip r:embed="rIdStory10"/>
+                    <a:blip r:embed="rId43"/>
                     <a:stretch>
                       <a:fillRect/>
                     </a:stretch>
@@ -13623,6 +12843,7 @@
         <w:rPr>
           <w:noProof/>
         </w:rPr>
+        <w:lastRenderedPageBreak/>
         <w:drawing>
           <wp:inline distT="0" distB="0" distL="0" distR="0" wp14:anchorId="5900278C" wp14:editId="75FA05C4">
             <wp:extent cx="5083534" cy="3145536"/>
@@ -13639,7 +12860,7 @@
                     <pic:cNvPicPr/>
                   </pic:nvPicPr>
                   <pic:blipFill>
-                    <a:blip r:embed="rIdStory11"/>
+                    <a:blip r:embed="rId44"/>
                     <a:stretch>
                       <a:fillRect/>
                     </a:stretch>
@@ -13723,7 +12944,7 @@
                     <pic:cNvPicPr/>
                   </pic:nvPicPr>
                   <pic:blipFill>
-                    <a:blip r:embed="rIdStory12"/>
+                    <a:blip r:embed="rId45"/>
                     <a:stretch>
                       <a:fillRect/>
                     </a:stretch>
@@ -13827,7 +13048,7 @@
           <w:sz w:val="24"/>
           <w:szCs w:val="24"/>
         </w:rPr>
-        <w:t xml:space="preserve">The functional requirements state what Auditrix must do for its users. The system shall provide the following:</w:t>
+        <w:t>The functional requirements state what Auditrix must do for its users. The system shall provide the following:</w:t>
       </w:r>
     </w:p>
     <w:p>
@@ -13860,7 +13081,7 @@
           <w:sz w:val="24"/>
           <w:szCs w:val="24"/>
         </w:rPr>
-        <w:t xml:space="preserve">Let the Dean and the Program Chairperson log in with their staff accounts, require a new chairperson to replace the temporary password at the first log in, and let each user edit their name and password in Account Settings.</w:t>
+        <w:t>Let the Dean and the Program Chairperson log in with their staff accounts, require a new chairperson to replace the temporary password at the first log in, and let each user edit their name and password in Account Settings.</w:t>
       </w:r>
     </w:p>
     <w:p>
@@ -13893,7 +13114,7 @@
           <w:sz w:val="24"/>
           <w:szCs w:val="24"/>
         </w:rPr>
-        <w:t xml:space="preserve">Register students one at a time or by batch from an Excel or CSV file or the KSU-MIS export, and find students by name or ID number with filters by year level and status.</w:t>
+        <w:t>Register students one at a time or by batch from an Excel or CSV file or the KSU-MIS export, and find students by name or ID number with filters by year level and status.</w:t>
       </w:r>
     </w:p>
     <w:p>
@@ -13926,7 +13147,7 @@
           <w:sz w:val="24"/>
           <w:szCs w:val="24"/>
         </w:rPr>
-        <w:t xml:space="preserve">Record grades per term using the KSU grade values, including INC and its completion, keep a later grade from being replaced by an earlier one, and keep a logbook of every grade entered or changed.</w:t>
+        <w:t>Record grades per term using the KSU grade values, including INC and its completion, keep a later grade from being replaced by an earlier one, and keep a logbook of every grade entered or changed.</w:t>
       </w:r>
     </w:p>
     <w:p>
@@ -13959,7 +13180,7 @@
           <w:sz w:val="24"/>
           <w:szCs w:val="24"/>
         </w:rPr>
-        <w:t xml:space="preserve">Audit every subject of the student's curriculum against its prerequisites, co-requisites, year standing and "all subjects completed" requirements, and give each subject one of the five statuses with the reason.</w:t>
+        <w:t>Audit every subject of the student's curriculum against its prerequisites, co-requisites, year standing and "all subjects completed" requirements, and give each subject one of the five statuses with the reason.</w:t>
       </w:r>
     </w:p>
     <w:p>
@@ -13984,6 +13205,7 @@
           <w:sz w:val="24"/>
           <w:szCs w:val="24"/>
         </w:rPr>
+        <w:lastRenderedPageBreak/>
         <w:t xml:space="preserve">Year level and enrollment status: </w:t>
       </w:r>
       <w:r>
@@ -13992,7 +13214,7 @@
           <w:sz w:val="24"/>
           <w:szCs w:val="24"/>
         </w:rPr>
-        <w:t xml:space="preserve">Work out each student's year level from the units passed, allow the chairperson to set it by hand, and classify each student as regular or irregular for the current semester.</w:t>
+        <w:t>Work out each student's year level from the units passed, allow the chairperson to set it by hand, and classify each student as regular or irregular for the current semester.</w:t>
       </w:r>
     </w:p>
     <w:p>
@@ -14025,7 +13247,7 @@
           <w:sz w:val="24"/>
           <w:szCs w:val="24"/>
         </w:rPr>
-        <w:t xml:space="preserve">Show each student's audit report, flag the subjects taken out of order, and print the student evaluation.</w:t>
+        <w:t>Show each student's audit report, flag the subjects taken out of order, and print the student evaluation.</w:t>
       </w:r>
     </w:p>
     <w:p>
@@ -14058,7 +13280,7 @@
           <w:sz w:val="24"/>
           <w:szCs w:val="24"/>
         </w:rPr>
-        <w:t xml:space="preserve">Keep curriculum versions with their subjects and requirements, import a curriculum with a preview of the changes, export a version to CSV or PDF, and keep a history of the changes.</w:t>
+        <w:t>Keep curriculum versions with their subjects and requirements, import a curriculum with a preview of the changes, export a version to CSV or PDF, and keep a history of the changes.</w:t>
       </w:r>
     </w:p>
     <w:p>
@@ -14091,7 +13313,7 @@
           <w:sz w:val="24"/>
           <w:szCs w:val="24"/>
         </w:rPr>
-        <w:t xml:space="preserve">Record shifts, transfers and drops with a history for each student, lock the records of dropped and transferred-out students, and reopen a record when a student returns.</w:t>
+        <w:t>Record shifts, transfers and drops with a history for each student, lock the records of dropped and transferred-out students, and reopen a record when a student returns.</w:t>
       </w:r>
     </w:p>
     <w:p>
@@ -14124,7 +13346,7 @@
           <w:sz w:val="24"/>
           <w:szCs w:val="24"/>
         </w:rPr>
-        <w:t xml:space="preserve">Summarize each program and list what needs attention, such as students with violations, and let the Dean set the current semester and compare the programs of the college.</w:t>
+        <w:t>Summarize each program and list what needs attention, such as students with violations, and let the Dean set the current semester and compare the programs of the college.</w:t>
       </w:r>
     </w:p>
     <w:p>
@@ -14157,7 +13379,16 @@
           <w:sz w:val="24"/>
           <w:szCs w:val="24"/>
         </w:rPr>
-        <w:t xml:space="preserve">Let the Dean create programs with their chairperson accounts, reassign chairpersons, split the college, and hand the deanship over to a successor.</w:t>
+        <w:t xml:space="preserve">Let the Dean create programs with their chairperson accounts, reassign chairpersons, </w:t>
+      </w:r>
+      <w:r>
+        <w:rPr>
+          <w:rFonts w:ascii="Courier New" w:hAnsi="Courier New" w:cs="Courier New"/>
+          <w:sz w:val="24"/>
+          <w:szCs w:val="24"/>
+        </w:rPr>
+        <w:lastRenderedPageBreak/>
+        <w:t>split the college, and hand the deanship over to a successor.</w:t>
       </w:r>
     </w:p>
     <w:p>
@@ -14181,7 +13412,6 @@
           <w:sz w:val="24"/>
           <w:szCs w:val="24"/>
         </w:rPr>
-        <w:lastRenderedPageBreak/>
         <w:t>Non-Functional Requirements of the Proposed System</w:t>
       </w:r>
       <w:r>
@@ -14331,7 +13561,7 @@
           <w:sz w:val="24"/>
           <w:szCs w:val="24"/>
         </w:rPr>
-        <w:t xml:space="preserve">the interface uses one consistent design with confirmation dialogs and notifications; access is role-scoped via RLS, and new chairpersons must replace their temporary password at first login; every page checks the user's role, users are signed out after 30 minutes without activity, and an </w:t>
+        <w:t xml:space="preserve">the interface uses one consistent design with confirmation dialogs and notifications; access is role-scoped via RLS, and new chairpersons must replace their temporary password at </w:t>
       </w:r>
       <w:r>
         <w:rPr>
@@ -14340,7 +13570,7 @@
           <w:szCs w:val="24"/>
         </w:rPr>
         <w:lastRenderedPageBreak/>
-        <w:t>account is blocked for 15 minutes after five wrong passwords.</w:t>
+        <w:t>first login; every page checks the user's role, users are signed out after 30 minutes without activity, and an account is blocked for 15 minutes after five wrong passwords.</w:t>
       </w:r>
     </w:p>
     <w:p>
@@ -14470,7 +13700,16 @@
           <w:sz w:val="24"/>
           <w:szCs w:val="24"/>
         </w:rPr>
-        <w:t>Upon completion of the system, Auditrix is to be evaluated by the Program Chairpersons and selected IT experts using a printed (paper-based) questionnaire built on the ISO/IEC 25010 software quality model, with each characteristic mapped to a specific part of the system. Responses will be analyzed using the Weighted Mean. Table 4.3 will present the extent of compliance per quality characteristic.</w:t>
+        <w:t xml:space="preserve">Upon completion of the system, Auditrix is to be evaluated by the Program Chairpersons and selected IT experts using a printed (paper-based) questionnaire built on the ISO/IEC 25010 software quality model, with each characteristic mapped to a specific part of the system. Responses will be analyzed using the Weighted Mean. Table 4.3 </w:t>
+      </w:r>
+      <w:r>
+        <w:rPr>
+          <w:rFonts w:ascii="Courier New" w:hAnsi="Courier New" w:cs="Courier New"/>
+          <w:sz w:val="24"/>
+          <w:szCs w:val="24"/>
+        </w:rPr>
+        <w:lastRenderedPageBreak/>
+        <w:t>will present the extent of compliance per quality characteristic.</w:t>
       </w:r>
     </w:p>
     <w:tbl>
@@ -14514,7 +13753,6 @@
                 <w:sz w:val="24"/>
                 <w:szCs w:val="24"/>
               </w:rPr>
-              <w:lastRenderedPageBreak/>
               <w:t>Quality Characteristic</w:t>
             </w:r>
           </w:p>
@@ -16661,7 +15899,7 @@
         </w:rPr>
         <w:tab/>
       </w:r>
-      <w:hyperlink r:id="rId49" w:tgtFrame="_blank" w:history="1">
+      <w:hyperlink r:id="rId46" w:tgtFrame="_blank" w:history="1">
         <w:r>
           <w:rPr>
             <w:rFonts w:ascii="Courier New" w:hAnsi="Courier New" w:cs="Courier New"/>
@@ -16794,7 +16032,7 @@
         </w:rPr>
         <w:t xml:space="preserve">IEEE. </w:t>
       </w:r>
-      <w:hyperlink r:id="rId50" w:tgtFrame="_blank" w:history="1">
+      <w:hyperlink r:id="rId47" w:tgtFrame="_blank" w:history="1">
         <w:r>
           <w:rPr>
             <w:rFonts w:ascii="Courier New" w:hAnsi="Courier New" w:cs="Courier New"/>
@@ -16883,7 +16121,7 @@
         </w:rPr>
         <w:tab/>
       </w:r>
-      <w:hyperlink r:id="rId51" w:tgtFrame="_blank" w:history="1">
+      <w:hyperlink r:id="rId48" w:tgtFrame="_blank" w:history="1">
         <w:r>
           <w:rPr>
             <w:rFonts w:ascii="Courier New" w:hAnsi="Courier New" w:cs="Courier New"/>
@@ -16957,7 +16195,7 @@
         <w:tab/>
         <w:t xml:space="preserve">1917-1926. </w:t>
       </w:r>
-      <w:hyperlink r:id="rId52" w:tgtFrame="_blank" w:history="1">
+      <w:hyperlink r:id="rId49" w:tgtFrame="_blank" w:history="1">
         <w:r>
           <w:rPr>
             <w:rFonts w:ascii="Courier New" w:hAnsi="Courier New" w:cs="Courier New"/>
@@ -17057,7 +16295,7 @@
         </w:rPr>
         <w:tab/>
       </w:r>
-      <w:hyperlink r:id="rId53" w:tgtFrame="_blank" w:history="1">
+      <w:hyperlink r:id="rId50" w:tgtFrame="_blank" w:history="1">
         <w:r>
           <w:rPr>
             <w:rFonts w:ascii="Courier New" w:hAnsi="Courier New" w:cs="Courier New"/>
@@ -17144,7 +16382,7 @@
         </w:rPr>
         <w:tab/>
       </w:r>
-      <w:hyperlink r:id="rId54" w:tgtFrame="_blank" w:history="1">
+      <w:hyperlink r:id="rId51" w:tgtFrame="_blank" w:history="1">
         <w:r>
           <w:rPr>
             <w:rFonts w:ascii="Courier New" w:hAnsi="Courier New" w:cs="Courier New"/>
@@ -17224,7 +16462,7 @@
         </w:rPr>
         <w:tab/>
       </w:r>
-      <w:hyperlink r:id="rId55" w:tgtFrame="_blank" w:history="1">
+      <w:hyperlink r:id="rId52" w:tgtFrame="_blank" w:history="1">
         <w:r>
           <w:rPr>
             <w:rFonts w:ascii="Courier New" w:hAnsi="Courier New" w:cs="Courier New"/>
@@ -17307,7 +16545,7 @@
         <w:tab/>
         <w:t xml:space="preserve">10, 1673932. </w:t>
       </w:r>
-      <w:hyperlink r:id="rId56" w:tgtFrame="_blank" w:history="1">
+      <w:hyperlink r:id="rId53" w:tgtFrame="_blank" w:history="1">
         <w:r>
           <w:rPr>
             <w:rFonts w:ascii="Courier New" w:hAnsi="Courier New" w:cs="Courier New"/>
@@ -17398,7 +16636,7 @@
         </w:rPr>
         <w:tab/>
       </w:r>
-      <w:hyperlink r:id="rId57" w:tgtFrame="_blank" w:history="1">
+      <w:hyperlink r:id="rId54" w:tgtFrame="_blank" w:history="1">
         <w:r>
           <w:rPr>
             <w:rFonts w:ascii="Courier New" w:hAnsi="Courier New" w:cs="Courier New"/>
@@ -17489,7 +16727,7 @@
         <w:lastRenderedPageBreak/>
         <w:t xml:space="preserve">A web-based student learning outcome assessment system for secondary education: Design, development, and empirical evaluation. Ceddi Journal of Education, 4(2), 33-41. </w:t>
       </w:r>
-      <w:hyperlink r:id="rId58" w:tgtFrame="_blank" w:history="1">
+      <w:hyperlink r:id="rId55" w:tgtFrame="_blank" w:history="1">
         <w:r>
           <w:rPr>
             <w:rFonts w:ascii="Courier New" w:hAnsi="Courier New" w:cs="Courier New"/>
@@ -17553,7 +16791,7 @@
         </w:rPr>
         <w:t xml:space="preserve">Sustainable program assessment practices: A review of the ABET and NCAAA computer information systems accreditation process. International Journal of Environmental Research and Public Health, 18(23), 12691. </w:t>
       </w:r>
-      <w:hyperlink r:id="rId59" w:tgtFrame="_blank" w:history="1">
+      <w:hyperlink r:id="rId56" w:tgtFrame="_blank" w:history="1">
         <w:r>
           <w:rPr>
             <w:rFonts w:ascii="Courier New" w:hAnsi="Courier New" w:cs="Courier New"/>
@@ -17595,7 +16833,7 @@
         </w:rPr>
         <w:t xml:space="preserve"> Accreditation document tracking system using Scrum approach. International Journal of Evaluation and Research in Education, 9(1), 153-161. </w:t>
       </w:r>
-      <w:hyperlink r:id="rId60" w:tgtFrame="_blank" w:history="1">
+      <w:hyperlink r:id="rId57" w:tgtFrame="_blank" w:history="1">
         <w:r>
           <w:rPr>
             <w:rFonts w:ascii="Courier New" w:hAnsi="Courier New" w:cs="Courier New"/>
@@ -17637,7 +16875,7 @@
         </w:rPr>
         <w:t xml:space="preserve">Development of a web-based accreditation system for study program management using the Waterfall model. Nusantara Journal of Artificial Intelligence and Information Systems, 1(2), 59-66. </w:t>
       </w:r>
-      <w:hyperlink r:id="rId61" w:tgtFrame="_blank" w:history="1">
+      <w:hyperlink r:id="rId58" w:tgtFrame="_blank" w:history="1">
         <w:r>
           <w:rPr>
             <w:rFonts w:ascii="Courier New" w:hAnsi="Courier New" w:cs="Courier New"/>
@@ -17701,7 +16939,7 @@
         </w:rPr>
         <w:t xml:space="preserve">Planning &amp; Self-Study: Assessment and accreditation software. </w:t>
       </w:r>
-      <w:hyperlink r:id="rId62" w:tgtFrame="_blank" w:history="1">
+      <w:hyperlink r:id="rId59" w:tgtFrame="_blank" w:history="1">
         <w:r>
           <w:rPr>
             <w:rFonts w:ascii="Courier New" w:hAnsi="Courier New" w:cs="Courier New"/>
@@ -17765,7 +17003,7 @@
         </w:rPr>
         <w:t xml:space="preserve">Sustainable higher education curriculum management system in China: Theoretical perspectives. European Journal of Management and Marketing Studies, 8(2), 1-15. </w:t>
       </w:r>
-      <w:hyperlink r:id="rId63" w:tgtFrame="_blank" w:history="1">
+      <w:hyperlink r:id="rId60" w:tgtFrame="_blank" w:history="1">
         <w:r>
           <w:rPr>
             <w:rFonts w:ascii="Courier New" w:hAnsi="Courier New" w:cs="Courier New"/>
@@ -17829,7 +17067,7 @@
         </w:rPr>
         <w:t xml:space="preserve">Implementation of Outcomes Based Education in State Universities in Region I. Southeast Asian Journal of Science and Technology, 4(1), 1-12. </w:t>
       </w:r>
-      <w:hyperlink r:id="rId64" w:tgtFrame="_blank" w:history="1">
+      <w:hyperlink r:id="rId61" w:tgtFrame="_blank" w:history="1">
         <w:r>
           <w:rPr>
             <w:rFonts w:ascii="Courier New" w:hAnsi="Courier New" w:cs="Courier New"/>
@@ -17893,7 +17131,7 @@
         </w:rPr>
         <w:t xml:space="preserve">Handbook on typology, outcomes-based education, and institutional sustainability assessment. CHED. </w:t>
       </w:r>
-      <w:hyperlink r:id="rId65" w:tgtFrame="_blank" w:history="1">
+      <w:hyperlink r:id="rId62" w:tgtFrame="_blank" w:history="1">
         <w:r>
           <w:rPr>
             <w:rFonts w:ascii="Courier New" w:hAnsi="Courier New" w:cs="Courier New"/>
@@ -18069,7 +17307,7 @@
         </w:rPr>
         <w:t xml:space="preserve">Quality assurance framework and achievements. </w:t>
       </w:r>
-      <w:hyperlink r:id="rId66" w:tgtFrame="_blank" w:history="1">
+      <w:hyperlink r:id="rId63" w:tgtFrame="_blank" w:history="1">
         <w:r>
           <w:rPr>
             <w:rFonts w:ascii="Courier New" w:hAnsi="Courier New" w:cs="Courier New"/>
@@ -18144,7 +17382,7 @@
         </w:rPr>
         <w:t xml:space="preserve"> </w:t>
       </w:r>
-      <w:hyperlink r:id="rId67" w:tgtFrame="_blank" w:history="1">
+      <w:hyperlink r:id="rId64" w:tgtFrame="_blank" w:history="1">
         <w:r>
           <w:rPr>
             <w:rFonts w:ascii="Courier New" w:hAnsi="Courier New" w:cs="Courier New"/>
@@ -18214,7 +17452,7 @@
         </w:rPr>
         <w:t xml:space="preserve">Best practices in quality assurance in selected higher education institutions (HEIs) in the Philippines in the light of the Malcolm Baldrige framework. WSEAS Transactions on Environment and Development, 17, 115-125. </w:t>
       </w:r>
-      <w:hyperlink r:id="rId68" w:tgtFrame="_blank" w:history="1">
+      <w:hyperlink r:id="rId65" w:tgtFrame="_blank" w:history="1">
         <w:r>
           <w:rPr>
             <w:rFonts w:ascii="Courier New" w:hAnsi="Courier New" w:cs="Courier New"/>
@@ -18277,7 +17515,7 @@
         </w:rPr>
         <w:t xml:space="preserve">Service quality assessment tool in a State University in Northern Mindanao. Journal of Interdisciplinary Perspectives, 8(1), 1-12. </w:t>
       </w:r>
-      <w:hyperlink r:id="rId69" w:tgtFrame="_blank" w:history="1">
+      <w:hyperlink r:id="rId66" w:tgtFrame="_blank" w:history="1">
         <w:r>
           <w:rPr>
             <w:rFonts w:ascii="Courier New" w:hAnsi="Courier New" w:cs="Courier New"/>
@@ -18325,7 +17563,7 @@
         </w:rPr>
         <w:t xml:space="preserve"> Strengthening CHED's developmental and regulatory processes (Discussion Paper Series No. 2024-41). PIDS. </w:t>
       </w:r>
-      <w:hyperlink r:id="rId70" w:tgtFrame="_blank" w:history="1">
+      <w:hyperlink r:id="rId67" w:tgtFrame="_blank" w:history="1">
         <w:r>
           <w:rPr>
             <w:rFonts w:ascii="Courier New" w:hAnsi="Courier New" w:cs="Courier New"/>
@@ -18392,7 +17630,7 @@
         </w:rPr>
         <w:t xml:space="preserve">Evaluation of the quality assurance practices of the College of Education programs of a Philippine local university. Journal of Interdisciplinary Perspectives, 9(1), 1-10. </w:t>
       </w:r>
-      <w:hyperlink r:id="rId71" w:tgtFrame="_blank" w:history="1">
+      <w:hyperlink r:id="rId68" w:tgtFrame="_blank" w:history="1">
         <w:r>
           <w:rPr>
             <w:rFonts w:ascii="Courier New" w:hAnsi="Courier New" w:cs="Courier New"/>
@@ -18514,7 +17752,7 @@
         </w:rPr>
         <w:t xml:space="preserve"> </w:t>
       </w:r>
-      <w:hyperlink r:id="rId72" w:tgtFrame="_blank" w:history="1">
+      <w:hyperlink r:id="rId69" w:tgtFrame="_blank" w:history="1">
         <w:r>
           <w:rPr>
             <w:rFonts w:ascii="Courier New" w:hAnsi="Courier New" w:cs="Courier New"/>
@@ -18585,7 +17823,7 @@
         </w:rPr>
         <w:t xml:space="preserve">General Education Program Curriculum Map: Outcomes-Based Education Framework. </w:t>
       </w:r>
-      <w:hyperlink r:id="rId73" w:tgtFrame="_blank" w:history="1">
+      <w:hyperlink r:id="rId70" w:tgtFrame="_blank" w:history="1">
         <w:r>
           <w:rPr>
             <w:rFonts w:ascii="Courier New" w:hAnsi="Courier New" w:cs="Courier New"/>
@@ -18630,7 +17868,7 @@
         </w:rPr>
         <w:t xml:space="preserve"> Digital transformation of Philippine higher education (Report No. P177574). World Bank Group. </w:t>
       </w:r>
-      <w:hyperlink r:id="rId74" w:tgtFrame="_blank" w:history="1">
+      <w:hyperlink r:id="rId71" w:tgtFrame="_blank" w:history="1">
         <w:r>
           <w:rPr>
             <w:rFonts w:ascii="Courier New" w:hAnsi="Courier New" w:cs="Courier New"/>
@@ -18700,9 +17938,9 @@
       </w:r>
     </w:p>
     <w:sectPr>
-      <w:headerReference w:type="default" r:id="rId75"/>
-      <w:headerReference w:type="first" r:id="rId76"/>
-      <w:pgSz w:w="12242" w:h="15842"/>
+      <w:headerReference w:type="default" r:id="rId72"/>
+      <w:headerReference w:type="first" r:id="rId73"/>
+      <w:pgSz w:w="12240" w:h="15840"/>
       <w:pgMar w:top="1440" w:right="1440" w:bottom="1440" w:left="2160" w:header="709" w:footer="709" w:gutter="0"/>
       <w:cols w:space="708"/>
       <w:titlePg/>
@@ -18777,6 +18015,16 @@
 </file>
 
 <file path=word/footer1.xml><?xml version="1.0" encoding="utf-8"?>
+<w:ftr xmlns:wpc="http://schemas.microsoft.com/office/word/2010/wordprocessingCanvas" xmlns:cx="http://schemas.microsoft.com/office/drawing/2014/chartex" xmlns:cx1="http://schemas.microsoft.com/office/drawing/2015/9/8/chartex" xmlns:cx2="http://schemas.microsoft.com/office/drawing/2015/10/21/chartex" xmlns:cx3="http://schemas.microsoft.com/office/drawing/2016/5/9/chartex" xmlns:cx4="http://schemas.microsoft.com/office/drawing/2016/5/10/chartex" xmlns:cx5="http://schemas.microsoft.com/office/drawing/2016/5/11/chartex" xmlns:cx6="http://schemas.microsoft.com/office/drawing/2016/5/12/chartex" xmlns:cx7="http://schemas.microsoft.com/office/drawing/2016/5/13/chartex" xmlns:cx8="http://schemas.microsoft.com/office/drawing/2016/5/14/chartex" xmlns:mc="http://schemas.openxmlformats.org/markup-compatibility/2006" xmlns:aink="http://schemas.microsoft.com/office/drawing/2016/ink" xmlns:am3d="http://schemas.microsoft.com/office/drawing/2017/model3d" xmlns:o="urn:schemas-microsoft-com:office:office" xmlns:oel="http://schemas.microsoft.com/office/2019/extlst" xmlns:r="http://schemas.openxmlformats.org/officeDocument/2006/relationships" xmlns:m="http://schemas.openxmlformats.org/officeDocument/2006/math" xmlns:v="urn:schemas-microsoft-com:vml" xmlns:wp14="http://schemas.microsoft.com/office/word/2010/wordprocessingDrawing" xmlns:wp="http://schemas.openxmlformats.org/drawingml/2006/wordprocessingDrawing" xmlns:w10="urn:schemas-microsoft-com:office:word" xmlns:w="http://schemas.openxmlformats.org/wordprocessingml/2006/main" xmlns:w14="http://schemas.microsoft.com/office/word/2010/wordml" xmlns:w15="http://schemas.microsoft.com/office/word/2012/wordml" xmlns:w16cex="http://schemas.microsoft.com/office/word/2018/wordml/cex" xmlns:w16cid="http://schemas.microsoft.com/office/word/2016/wordml/cid" xmlns:w16="http://schemas.microsoft.com/office/word/2018/wordml" xmlns:w16du="http://schemas.microsoft.com/office/word/2023/wordml/word16du" xmlns:w16sdtdh="http://schemas.microsoft.com/office/word/2020/wordml/sdtdatahash" xmlns:w16sdtfl="http://schemas.microsoft.com/office/word/2024/wordml/sdtformatlock" xmlns:w16se="http://schemas.microsoft.com/office/word/2015/wordml/symex" xmlns:wpg="http://schemas.microsoft.com/office/word/2010/wordprocessingGroup" xmlns:wpi="http://schemas.microsoft.com/office/word/2010/wordprocessingInk" xmlns:wne="http://schemas.microsoft.com/office/word/2006/wordml" xmlns:wps="http://schemas.microsoft.com/office/word/2010/wordprocessingShape" mc:Ignorable="w14 w15 w16se w16cid w16 w16cex w16sdtdh w16sdtfl w16du wp14">
+  <w:p>
+    <w:pPr>
+      <w:pStyle w:val="Footer"/>
+    </w:pPr>
+  </w:p>
+</w:ftr>
+</file>
+
+<file path=word/footer2.xml><?xml version="1.0" encoding="utf-8"?>
 <w:ftr xmlns:wpc="http://schemas.microsoft.com/office/word/2010/wordprocessingCanvas" xmlns:cx="http://schemas.microsoft.com/office/drawing/2014/chartex" xmlns:cx1="http://schemas.microsoft.com/office/drawing/2015/9/8/chartex" xmlns:cx2="http://schemas.microsoft.com/office/drawing/2015/10/21/chartex" xmlns:cx3="http://schemas.microsoft.com/office/drawing/2016/5/9/chartex" xmlns:cx4="http://schemas.microsoft.com/office/drawing/2016/5/10/chartex" xmlns:cx5="http://schemas.microsoft.com/office/drawing/2016/5/11/chartex" xmlns:cx6="http://schemas.microsoft.com/office/drawing/2016/5/12/chartex" xmlns:cx7="http://schemas.microsoft.com/office/drawing/2016/5/13/chartex" xmlns:cx8="http://schemas.microsoft.com/office/drawing/2016/5/14/chartex" xmlns:mc="http://schemas.openxmlformats.org/markup-compatibility/2006" xmlns:aink="http://schemas.microsoft.com/office/drawing/2016/ink" xmlns:am3d="http://schemas.microsoft.com/office/drawing/2017/model3d" xmlns:o="urn:schemas-microsoft-com:office:office" xmlns:oel="http://schemas.microsoft.com/office/2019/extlst" xmlns:r="http://schemas.openxmlformats.org/officeDocument/2006/relationships" xmlns:m="http://schemas.openxmlformats.org/officeDocument/2006/math" xmlns:v="urn:schemas-microsoft-com:vml" xmlns:wp14="http://schemas.microsoft.com/office/word/2010/wordprocessingDrawing" xmlns:wp="http://schemas.openxmlformats.org/drawingml/2006/wordprocessingDrawing" xmlns:w10="urn:schemas-microsoft-com:office:word" xmlns:w="http://schemas.openxmlformats.org/wordprocessingml/2006/main" xmlns:w14="http://schemas.microsoft.com/office/word/2010/wordml" xmlns:w15="http://schemas.microsoft.com/office/word/2012/wordml" xmlns:w16cex="http://schemas.microsoft.com/office/word/2018/wordml/cex" xmlns:w16cid="http://schemas.microsoft.com/office/word/2016/wordml/cid" xmlns:w16="http://schemas.microsoft.com/office/word/2018/wordml" xmlns:w16du="http://schemas.microsoft.com/office/word/2023/wordml/word16du" xmlns:w16sdtdh="http://schemas.microsoft.com/office/word/2020/wordml/sdtdatahash" xmlns:w16sdtfl="http://schemas.microsoft.com/office/word/2024/wordml/sdtformatlock" xmlns:w16se="http://schemas.microsoft.com/office/word/2015/wordml/symex" xmlns:wpg="http://schemas.microsoft.com/office/word/2010/wordprocessingGroup" xmlns:wpi="http://schemas.microsoft.com/office/word/2010/wordprocessingInk" xmlns:wne="http://schemas.microsoft.com/office/word/2006/wordml" xmlns:wps="http://schemas.microsoft.com/office/word/2010/wordprocessingShape" mc:Ignorable="w14 w15 w16se w16cid w16 w16cex w16sdtdh w16sdtfl w16du wp14">
   <w:sdt>
     <w:sdtPr>
@@ -18866,7 +18114,7 @@
 </w:ftr>
 </file>
 
-<file path=word/footer2.xml><?xml version="1.0" encoding="utf-8"?>
+<file path=word/footer3.xml><?xml version="1.0" encoding="utf-8"?>
 <w:ftr xmlns:wpc="http://schemas.microsoft.com/office/word/2010/wordprocessingCanvas" xmlns:cx="http://schemas.microsoft.com/office/drawing/2014/chartex" xmlns:cx1="http://schemas.microsoft.com/office/drawing/2015/9/8/chartex" xmlns:cx2="http://schemas.microsoft.com/office/drawing/2015/10/21/chartex" xmlns:cx3="http://schemas.microsoft.com/office/drawing/2016/5/9/chartex" xmlns:cx4="http://schemas.microsoft.com/office/drawing/2016/5/10/chartex" xmlns:cx5="http://schemas.microsoft.com/office/drawing/2016/5/11/chartex" xmlns:cx6="http://schemas.microsoft.com/office/drawing/2016/5/12/chartex" xmlns:cx7="http://schemas.microsoft.com/office/drawing/2016/5/13/chartex" xmlns:cx8="http://schemas.microsoft.com/office/drawing/2016/5/14/chartex" xmlns:mc="http://schemas.openxmlformats.org/markup-compatibility/2006" xmlns:aink="http://schemas.microsoft.com/office/drawing/2016/ink" xmlns:am3d="http://schemas.microsoft.com/office/drawing/2017/model3d" xmlns:o="urn:schemas-microsoft-com:office:office" xmlns:oel="http://schemas.microsoft.com/office/2019/extlst" xmlns:r="http://schemas.openxmlformats.org/officeDocument/2006/relationships" xmlns:m="http://schemas.openxmlformats.org/officeDocument/2006/math" xmlns:v="urn:schemas-microsoft-com:vml" xmlns:wp14="http://schemas.microsoft.com/office/word/2010/wordprocessingDrawing" xmlns:wp="http://schemas.openxmlformats.org/drawingml/2006/wordprocessingDrawing" xmlns:w10="urn:schemas-microsoft-com:office:word" xmlns:w="http://schemas.openxmlformats.org/wordprocessingml/2006/main" xmlns:w14="http://schemas.microsoft.com/office/word/2010/wordml" xmlns:w15="http://schemas.microsoft.com/office/word/2012/wordml" xmlns:w16cex="http://schemas.microsoft.com/office/word/2018/wordml/cex" xmlns:w16cid="http://schemas.microsoft.com/office/word/2016/wordml/cid" xmlns:w16="http://schemas.microsoft.com/office/word/2018/wordml" xmlns:w16du="http://schemas.microsoft.com/office/word/2023/wordml/word16du" xmlns:w16sdtdh="http://schemas.microsoft.com/office/word/2020/wordml/sdtdatahash" xmlns:w16sdtfl="http://schemas.microsoft.com/office/word/2024/wordml/sdtformatlock" xmlns:w16se="http://schemas.microsoft.com/office/word/2015/wordml/symex" xmlns:wpg="http://schemas.microsoft.com/office/word/2010/wordprocessingGroup" xmlns:wpi="http://schemas.microsoft.com/office/word/2010/wordprocessingInk" xmlns:wne="http://schemas.microsoft.com/office/word/2006/wordml" xmlns:wps="http://schemas.microsoft.com/office/word/2010/wordprocessingShape" mc:Ignorable="w14 w15 w16se w16cid w16 w16cex w16sdtdh w16sdtfl w16du wp14">
   <w:p>
     <w:pPr>
@@ -18877,7 +18125,7 @@
 </w:ftr>
 </file>
 
-<file path=word/footer3.xml><?xml version="1.0" encoding="utf-8"?>
+<file path=word/footer4.xml><?xml version="1.0" encoding="utf-8"?>
 <w:ftr xmlns:wpc="http://schemas.microsoft.com/office/word/2010/wordprocessingCanvas" xmlns:cx="http://schemas.microsoft.com/office/drawing/2014/chartex" xmlns:cx1="http://schemas.microsoft.com/office/drawing/2015/9/8/chartex" xmlns:cx2="http://schemas.microsoft.com/office/drawing/2015/10/21/chartex" xmlns:cx3="http://schemas.microsoft.com/office/drawing/2016/5/9/chartex" xmlns:cx4="http://schemas.microsoft.com/office/drawing/2016/5/10/chartex" xmlns:cx5="http://schemas.microsoft.com/office/drawing/2016/5/11/chartex" xmlns:cx6="http://schemas.microsoft.com/office/drawing/2016/5/12/chartex" xmlns:cx7="http://schemas.microsoft.com/office/drawing/2016/5/13/chartex" xmlns:cx8="http://schemas.microsoft.com/office/drawing/2016/5/14/chartex" xmlns:mc="http://schemas.openxmlformats.org/markup-compatibility/2006" xmlns:aink="http://schemas.microsoft.com/office/drawing/2016/ink" xmlns:am3d="http://schemas.microsoft.com/office/drawing/2017/model3d" xmlns:o="urn:schemas-microsoft-com:office:office" xmlns:oel="http://schemas.microsoft.com/office/2019/extlst" xmlns:r="http://schemas.openxmlformats.org/officeDocument/2006/relationships" xmlns:m="http://schemas.openxmlformats.org/officeDocument/2006/math" xmlns:v="urn:schemas-microsoft-com:vml" xmlns:wp14="http://schemas.microsoft.com/office/word/2010/wordprocessingDrawing" xmlns:wp="http://schemas.openxmlformats.org/drawingml/2006/wordprocessingDrawing" xmlns:w10="urn:schemas-microsoft-com:office:word" xmlns:w="http://schemas.openxmlformats.org/wordprocessingml/2006/main" xmlns:w14="http://schemas.microsoft.com/office/word/2010/wordml" xmlns:w15="http://schemas.microsoft.com/office/word/2012/wordml" xmlns:w16cex="http://schemas.microsoft.com/office/word/2018/wordml/cex" xmlns:w16cid="http://schemas.microsoft.com/office/word/2016/wordml/cid" xmlns:w16="http://schemas.microsoft.com/office/word/2018/wordml" xmlns:w16du="http://schemas.microsoft.com/office/word/2023/wordml/word16du" xmlns:w16sdtdh="http://schemas.microsoft.com/office/word/2020/wordml/sdtdatahash" xmlns:w16sdtfl="http://schemas.microsoft.com/office/word/2024/wordml/sdtformatlock" xmlns:w16se="http://schemas.microsoft.com/office/word/2015/wordml/symex" xmlns:wpg="http://schemas.microsoft.com/office/word/2010/wordprocessingGroup" xmlns:wpi="http://schemas.microsoft.com/office/word/2010/wordprocessingInk" xmlns:wne="http://schemas.microsoft.com/office/word/2006/wordml" xmlns:wps="http://schemas.microsoft.com/office/word/2010/wordprocessingShape" mc:Ignorable="w14 w15 w16se w16cid w16 w16cex w16sdtdh w16sdtfl w16du wp14">
   <w:sdt>
     <w:sdtPr>
@@ -19008,7 +18256,7 @@
 </w:ftr>
 </file>
 
-<file path=word/footer4.xml><?xml version="1.0" encoding="utf-8"?>
+<file path=word/footer5.xml><?xml version="1.0" encoding="utf-8"?>
 <w:ftr xmlns:wpc="http://schemas.microsoft.com/office/word/2010/wordprocessingCanvas" xmlns:cx="http://schemas.microsoft.com/office/drawing/2014/chartex" xmlns:cx1="http://schemas.microsoft.com/office/drawing/2015/9/8/chartex" xmlns:cx2="http://schemas.microsoft.com/office/drawing/2015/10/21/chartex" xmlns:cx3="http://schemas.microsoft.com/office/drawing/2016/5/9/chartex" xmlns:cx4="http://schemas.microsoft.com/office/drawing/2016/5/10/chartex" xmlns:cx5="http://schemas.microsoft.com/office/drawing/2016/5/11/chartex" xmlns:cx6="http://schemas.microsoft.com/office/drawing/2016/5/12/chartex" xmlns:cx7="http://schemas.microsoft.com/office/drawing/2016/5/13/chartex" xmlns:cx8="http://schemas.microsoft.com/office/drawing/2016/5/14/chartex" xmlns:mc="http://schemas.openxmlformats.org/markup-compatibility/2006" xmlns:aink="http://schemas.microsoft.com/office/drawing/2016/ink" xmlns:am3d="http://schemas.microsoft.com/office/drawing/2017/model3d" xmlns:o="urn:schemas-microsoft-com:office:office" xmlns:oel="http://schemas.microsoft.com/office/2019/extlst" xmlns:r="http://schemas.openxmlformats.org/officeDocument/2006/relationships" xmlns:m="http://schemas.openxmlformats.org/officeDocument/2006/math" xmlns:v="urn:schemas-microsoft-com:vml" xmlns:wp14="http://schemas.microsoft.com/office/word/2010/wordprocessingDrawing" xmlns:wp="http://schemas.openxmlformats.org/drawingml/2006/wordprocessingDrawing" xmlns:w10="urn:schemas-microsoft-com:office:word" xmlns:w="http://schemas.openxmlformats.org/wordprocessingml/2006/main" xmlns:w14="http://schemas.microsoft.com/office/word/2010/wordml" xmlns:w15="http://schemas.microsoft.com/office/word/2012/wordml" xmlns:w16cex="http://schemas.microsoft.com/office/word/2018/wordml/cex" xmlns:w16cid="http://schemas.microsoft.com/office/word/2016/wordml/cid" xmlns:w16="http://schemas.microsoft.com/office/word/2018/wordml" xmlns:w16du="http://schemas.microsoft.com/office/word/2023/wordml/word16du" xmlns:w16sdtdh="http://schemas.microsoft.com/office/word/2020/wordml/sdtdatahash" xmlns:w16sdtfl="http://schemas.microsoft.com/office/word/2024/wordml/sdtformatlock" xmlns:w16se="http://schemas.microsoft.com/office/word/2015/wordml/symex" xmlns:wpg="http://schemas.microsoft.com/office/word/2010/wordprocessingGroup" xmlns:wpi="http://schemas.microsoft.com/office/word/2010/wordprocessingInk" xmlns:wne="http://schemas.microsoft.com/office/word/2006/wordml" xmlns:wps="http://schemas.microsoft.com/office/word/2010/wordprocessingShape" mc:Ignorable="w14 w15 w16se w16cid w16 w16cex w16sdtdh w16sdtfl w16du wp14">
   <w:sdt>
     <w:sdtPr>
@@ -19098,7 +18346,7 @@
 </w:ftr>
 </file>
 
-<file path=word/footer5.xml><?xml version="1.0" encoding="utf-8"?>
+<file path=word/footer6.xml><?xml version="1.0" encoding="utf-8"?>
 <w:ftr xmlns:wpc="http://schemas.microsoft.com/office/word/2010/wordprocessingCanvas" xmlns:cx="http://schemas.microsoft.com/office/drawing/2014/chartex" xmlns:cx1="http://schemas.microsoft.com/office/drawing/2015/9/8/chartex" xmlns:cx2="http://schemas.microsoft.com/office/drawing/2015/10/21/chartex" xmlns:cx3="http://schemas.microsoft.com/office/drawing/2016/5/9/chartex" xmlns:cx4="http://schemas.microsoft.com/office/drawing/2016/5/10/chartex" xmlns:cx5="http://schemas.microsoft.com/office/drawing/2016/5/11/chartex" xmlns:cx6="http://schemas.microsoft.com/office/drawing/2016/5/12/chartex" xmlns:cx7="http://schemas.microsoft.com/office/drawing/2016/5/13/chartex" xmlns:cx8="http://schemas.microsoft.com/office/drawing/2016/5/14/chartex" xmlns:mc="http://schemas.openxmlformats.org/markup-compatibility/2006" xmlns:aink="http://schemas.microsoft.com/office/drawing/2016/ink" xmlns:am3d="http://schemas.microsoft.com/office/drawing/2017/model3d" xmlns:o="urn:schemas-microsoft-com:office:office" xmlns:oel="http://schemas.microsoft.com/office/2019/extlst" xmlns:r="http://schemas.openxmlformats.org/officeDocument/2006/relationships" xmlns:m="http://schemas.openxmlformats.org/officeDocument/2006/math" xmlns:v="urn:schemas-microsoft-com:vml" xmlns:wp14="http://schemas.microsoft.com/office/word/2010/wordprocessingDrawing" xmlns:wp="http://schemas.openxmlformats.org/drawingml/2006/wordprocessingDrawing" xmlns:w10="urn:schemas-microsoft-com:office:word" xmlns:w="http://schemas.openxmlformats.org/wordprocessingml/2006/main" xmlns:w14="http://schemas.microsoft.com/office/word/2010/wordml" xmlns:w15="http://schemas.microsoft.com/office/word/2012/wordml" xmlns:w16cex="http://schemas.microsoft.com/office/word/2018/wordml/cex" xmlns:w16cid="http://schemas.microsoft.com/office/word/2016/wordml/cid" xmlns:w16="http://schemas.microsoft.com/office/word/2018/wordml" xmlns:w16du="http://schemas.microsoft.com/office/word/2023/wordml/word16du" xmlns:w16sdtdh="http://schemas.microsoft.com/office/word/2020/wordml/sdtdatahash" xmlns:w16sdtfl="http://schemas.microsoft.com/office/word/2024/wordml/sdtformatlock" xmlns:w16se="http://schemas.microsoft.com/office/word/2015/wordml/symex" xmlns:wpg="http://schemas.microsoft.com/office/word/2010/wordprocessingGroup" xmlns:wpi="http://schemas.microsoft.com/office/word/2010/wordprocessingInk" xmlns:wne="http://schemas.microsoft.com/office/word/2006/wordml" xmlns:wps="http://schemas.microsoft.com/office/word/2010/wordprocessingShape" mc:Ignorable="w14 w15 w16se w16cid w16 w16cex w16sdtdh w16sdtfl w16du wp14">
   <w:sdt>
     <w:sdtPr>
@@ -19215,26 +18463,44 @@
 
 <file path=word/header1.xml><?xml version="1.0" encoding="utf-8"?>
 <w:hdr xmlns:wpc="http://schemas.microsoft.com/office/word/2010/wordprocessingCanvas" xmlns:cx="http://schemas.microsoft.com/office/drawing/2014/chartex" xmlns:cx1="http://schemas.microsoft.com/office/drawing/2015/9/8/chartex" xmlns:cx2="http://schemas.microsoft.com/office/drawing/2015/10/21/chartex" xmlns:cx3="http://schemas.microsoft.com/office/drawing/2016/5/9/chartex" xmlns:cx4="http://schemas.microsoft.com/office/drawing/2016/5/10/chartex" xmlns:cx5="http://schemas.microsoft.com/office/drawing/2016/5/11/chartex" xmlns:cx6="http://schemas.microsoft.com/office/drawing/2016/5/12/chartex" xmlns:cx7="http://schemas.microsoft.com/office/drawing/2016/5/13/chartex" xmlns:cx8="http://schemas.microsoft.com/office/drawing/2016/5/14/chartex" xmlns:mc="http://schemas.openxmlformats.org/markup-compatibility/2006" xmlns:aink="http://schemas.microsoft.com/office/drawing/2016/ink" xmlns:am3d="http://schemas.microsoft.com/office/drawing/2017/model3d" xmlns:o="urn:schemas-microsoft-com:office:office" xmlns:oel="http://schemas.microsoft.com/office/2019/extlst" xmlns:r="http://schemas.openxmlformats.org/officeDocument/2006/relationships" xmlns:m="http://schemas.openxmlformats.org/officeDocument/2006/math" xmlns:v="urn:schemas-microsoft-com:vml" xmlns:wp14="http://schemas.microsoft.com/office/word/2010/wordprocessingDrawing" xmlns:wp="http://schemas.openxmlformats.org/drawingml/2006/wordprocessingDrawing" xmlns:w10="urn:schemas-microsoft-com:office:word" xmlns:w="http://schemas.openxmlformats.org/wordprocessingml/2006/main" xmlns:w14="http://schemas.microsoft.com/office/word/2010/wordml" xmlns:w15="http://schemas.microsoft.com/office/word/2012/wordml" xmlns:w16cex="http://schemas.microsoft.com/office/word/2018/wordml/cex" xmlns:w16cid="http://schemas.microsoft.com/office/word/2016/wordml/cid" xmlns:w16="http://schemas.microsoft.com/office/word/2018/wordml" xmlns:w16du="http://schemas.microsoft.com/office/word/2023/wordml/word16du" xmlns:w16sdtdh="http://schemas.microsoft.com/office/word/2020/wordml/sdtdatahash" xmlns:w16sdtfl="http://schemas.microsoft.com/office/word/2024/wordml/sdtformatlock" xmlns:w16se="http://schemas.microsoft.com/office/word/2015/wordml/symex" xmlns:wpg="http://schemas.microsoft.com/office/word/2010/wordprocessingGroup" xmlns:wpi="http://schemas.microsoft.com/office/word/2010/wordprocessingInk" xmlns:wne="http://schemas.microsoft.com/office/word/2006/wordml" xmlns:wps="http://schemas.microsoft.com/office/word/2010/wordprocessingShape" mc:Ignorable="w14 w15 w16se w16cid w16 w16cex w16sdtdh w16sdtfl w16du wp14">
+  <w:p>
+    <w:pPr>
+      <w:pStyle w:val="Header"/>
+    </w:pPr>
+  </w:p>
+</w:hdr>
+</file>
+
+<file path=word/header10.xml><?xml version="1.0" encoding="utf-8"?>
+<w:hdr xmlns:wpc="http://schemas.microsoft.com/office/word/2010/wordprocessingCanvas" xmlns:cx="http://schemas.microsoft.com/office/drawing/2014/chartex" xmlns:cx1="http://schemas.microsoft.com/office/drawing/2015/9/8/chartex" xmlns:cx2="http://schemas.microsoft.com/office/drawing/2015/10/21/chartex" xmlns:cx3="http://schemas.microsoft.com/office/drawing/2016/5/9/chartex" xmlns:cx4="http://schemas.microsoft.com/office/drawing/2016/5/10/chartex" xmlns:cx5="http://schemas.microsoft.com/office/drawing/2016/5/11/chartex" xmlns:cx6="http://schemas.microsoft.com/office/drawing/2016/5/12/chartex" xmlns:cx7="http://schemas.microsoft.com/office/drawing/2016/5/13/chartex" xmlns:cx8="http://schemas.microsoft.com/office/drawing/2016/5/14/chartex" xmlns:mc="http://schemas.openxmlformats.org/markup-compatibility/2006" xmlns:aink="http://schemas.microsoft.com/office/drawing/2016/ink" xmlns:am3d="http://schemas.microsoft.com/office/drawing/2017/model3d" xmlns:o="urn:schemas-microsoft-com:office:office" xmlns:oel="http://schemas.microsoft.com/office/2019/extlst" xmlns:r="http://schemas.openxmlformats.org/officeDocument/2006/relationships" xmlns:m="http://schemas.openxmlformats.org/officeDocument/2006/math" xmlns:v="urn:schemas-microsoft-com:vml" xmlns:wp14="http://schemas.microsoft.com/office/word/2010/wordprocessingDrawing" xmlns:wp="http://schemas.openxmlformats.org/drawingml/2006/wordprocessingDrawing" xmlns:w10="urn:schemas-microsoft-com:office:word" xmlns:w="http://schemas.openxmlformats.org/wordprocessingml/2006/main" xmlns:w14="http://schemas.microsoft.com/office/word/2010/wordml" xmlns:w15="http://schemas.microsoft.com/office/word/2012/wordml" xmlns:w16cex="http://schemas.microsoft.com/office/word/2018/wordml/cex" xmlns:w16cid="http://schemas.microsoft.com/office/word/2016/wordml/cid" xmlns:w16="http://schemas.microsoft.com/office/word/2018/wordml" xmlns:w16du="http://schemas.microsoft.com/office/word/2023/wordml/word16du" xmlns:w16sdtdh="http://schemas.microsoft.com/office/word/2020/wordml/sdtdatahash" xmlns:w16sdtfl="http://schemas.microsoft.com/office/word/2024/wordml/sdtformatlock" xmlns:w16se="http://schemas.microsoft.com/office/word/2015/wordml/symex" xmlns:wpg="http://schemas.microsoft.com/office/word/2010/wordprocessingGroup" xmlns:wpi="http://schemas.microsoft.com/office/word/2010/wordprocessingInk" xmlns:wne="http://schemas.microsoft.com/office/word/2006/wordml" xmlns:wps="http://schemas.microsoft.com/office/word/2010/wordprocessingShape" mc:Ignorable="w14 w15 w16se w16cid w16 w16cex w16sdtdh w16sdtfl w16du wp14">
   <w:sdt>
     <w:sdtPr>
-      <w:id w:val="487138519"/>
+      <w:id w:val="1983423169"/>
     </w:sdtPr>
     <w:sdtEndPr>
       <w:rPr>
         <w:rFonts w:ascii="Courier New" w:hAnsi="Courier New" w:cs="Courier New"/>
+        <w:sz w:val="20"/>
+        <w:szCs w:val="20"/>
       </w:rPr>
     </w:sdtEndPr>
     <w:sdtContent>
       <w:p>
         <w:pPr>
           <w:pStyle w:val="Header"/>
-          <w:jc w:val="center"/>
+          <w:tabs>
+            <w:tab w:val="center" w:pos="4321"/>
+            <w:tab w:val="right" w:pos="8642"/>
+          </w:tabs>
           <w:rPr>
             <w:rFonts w:ascii="Courier New" w:hAnsi="Courier New" w:cs="Courier New"/>
             <w:b/>
             <w:sz w:val="32"/>
           </w:rPr>
         </w:pPr>
+        <w:r>
+          <w:tab/>
+        </w:r>
         <w:r>
           <w:rPr>
             <w:rFonts w:ascii="Courier New" w:hAnsi="Courier New" w:cs="Courier New"/>
@@ -19244,7 +18510,7 @@
             <w:lang w:eastAsia="en-PH"/>
           </w:rPr>
           <w:drawing>
-            <wp:anchor distT="0" distB="0" distL="114300" distR="114300" simplePos="0" relativeHeight="251631616" behindDoc="0" locked="0" layoutInCell="1" allowOverlap="1" wp14:anchorId="07AE5F3A" wp14:editId="4787DA95">
+            <wp:anchor distT="0" distB="0" distL="114300" distR="114300" simplePos="0" relativeHeight="251669504" behindDoc="0" locked="0" layoutInCell="1" allowOverlap="1" wp14:anchorId="76CF24D9" wp14:editId="03C59511">
               <wp:simplePos x="0" y="0"/>
               <wp:positionH relativeFrom="column">
                 <wp:posOffset>-246380</wp:posOffset>
@@ -19255,7 +18521,7 @@
               <wp:extent cx="823595" cy="724535"/>
               <wp:effectExtent l="0" t="0" r="14605" b="18415"/>
               <wp:wrapNone/>
-              <wp:docPr id="1344769163" name="Picture 1344769163"/>
+              <wp:docPr id="1220379455" name="Picture 1220379455"/>
               <wp:cNvGraphicFramePr>
                 <a:graphicFrameLocks xmlns:a="http://schemas.openxmlformats.org/drawingml/2006/main" noChangeAspect="1"/>
               </wp:cNvGraphicFramePr>
@@ -19306,7 +18572,7 @@
           <mc:AlternateContent>
             <mc:Choice Requires="wps">
               <w:drawing>
-                <wp:anchor distT="0" distB="0" distL="114300" distR="114300" simplePos="0" relativeHeight="251636736" behindDoc="0" locked="0" layoutInCell="1" allowOverlap="1" wp14:anchorId="41D96DE8" wp14:editId="4D5A26B6">
+                <wp:anchor distT="0" distB="0" distL="114300" distR="114300" simplePos="0" relativeHeight="251672576" behindDoc="0" locked="0" layoutInCell="1" allowOverlap="1" wp14:anchorId="4DF466F2" wp14:editId="341E2D7A">
                   <wp:simplePos x="0" y="0"/>
                   <wp:positionH relativeFrom="column">
                     <wp:posOffset>-1371600</wp:posOffset>
@@ -19317,7 +18583,7 @@
                   <wp:extent cx="7772400" cy="0"/>
                   <wp:effectExtent l="0" t="19050" r="0" b="19050"/>
                   <wp:wrapNone/>
-                  <wp:docPr id="26" name="Straight Connector 26"/>
+                  <wp:docPr id="190166018" name="Straight Connector 190166018"/>
                   <wp:cNvGraphicFramePr/>
                   <a:graphic xmlns:a="http://schemas.openxmlformats.org/drawingml/2006/main">
                     <a:graphicData uri="http://schemas.microsoft.com/office/word/2010/wordprocessingShape">
@@ -19354,13 +18620,10 @@
                 </wp:anchor>
               </w:drawing>
             </mc:Choice>
-            <mc:Fallback xmlns:wpsCustomData="http://www.wps.cn/officeDocument/2013/wpsCustomData">
+            <mc:Fallback>
               <w:pict>
-                <v:line id="_x0000_s1026" o:spid="_x0000_s1026" o:spt="20" style="position:absolute;left:0pt;margin-left:-108pt;margin-top:-22.6pt;height:0pt;width:612pt;z-index:251662336;mso-width-relative:page;mso-height-relative:page;" filled="f" stroked="t" coordsize="21600,21600" o:gfxdata="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">
-                  <v:fill on="f" focussize="0,0"/>
-                  <v:stroke weight="3pt" color="#000000 [3200]" miterlimit="8" joinstyle="miter"/>
-                  <v:imagedata o:title=""/>
-                  <o:lock v:ext="edit" aspectratio="f"/>
+                <v:line w14:anchorId="0AF80BF6" id="Straight Connector 190166018" o:spid="_x0000_s1026" style="position:absolute;z-index:251708416;visibility:visible;mso-wrap-style:square;mso-wrap-distance-left:9pt;mso-wrap-distance-top:0;mso-wrap-distance-right:9pt;mso-wrap-distance-bottom:0;mso-position-horizontal:absolute;mso-position-horizontal-relative:text;mso-position-vertical:absolute;mso-position-vertical-relative:text" from="-108pt,-22.6pt" to="7in,-22.6pt" o:gfxdata="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" strokecolor="black [3200]" strokeweight="3pt">
+                  <v:stroke joinstyle="miter"/>
                 </v:line>
               </w:pict>
             </mc:Fallback>
@@ -19377,7 +18640,7 @@
           <mc:AlternateContent>
             <mc:Choice Requires="wps">
               <w:drawing>
-                <wp:anchor distT="0" distB="0" distL="114300" distR="114300" simplePos="0" relativeHeight="251632640" behindDoc="0" locked="0" layoutInCell="1" allowOverlap="1" wp14:anchorId="168BEE42" wp14:editId="11402129">
+                <wp:anchor distT="0" distB="0" distL="114300" distR="114300" simplePos="0" relativeHeight="251670528" behindDoc="0" locked="0" layoutInCell="1" allowOverlap="1" wp14:anchorId="04C379D1" wp14:editId="5A24E7E5">
                   <wp:simplePos x="0" y="0"/>
                   <wp:positionH relativeFrom="column">
                     <wp:posOffset>-228600</wp:posOffset>
@@ -19388,7 +18651,7 @@
                   <wp:extent cx="0" cy="10191750"/>
                   <wp:effectExtent l="19050" t="0" r="19050" b="0"/>
                   <wp:wrapNone/>
-                  <wp:docPr id="27" name="Straight Connector 27"/>
+                  <wp:docPr id="341334077" name="Straight Connector 341334077"/>
                   <wp:cNvGraphicFramePr/>
                   <a:graphic xmlns:a="http://schemas.openxmlformats.org/drawingml/2006/main">
                     <a:graphicData uri="http://schemas.microsoft.com/office/word/2010/wordprocessingShape">
@@ -19425,13 +18688,10 @@
                 </wp:anchor>
               </w:drawing>
             </mc:Choice>
-            <mc:Fallback xmlns:wpsCustomData="http://www.wps.cn/officeDocument/2013/wpsCustomData">
+            <mc:Fallback>
               <w:pict>
-                <v:line id="_x0000_s1026" o:spid="_x0000_s1026" o:spt="20" style="position:absolute;left:0pt;margin-left:-18pt;margin-top:-45.1pt;height:802.5pt;width:0pt;z-index:251660288;mso-width-relative:page;mso-height-relative:page;" filled="f" stroked="t" coordsize="21600,21600" o:gfxdata="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">
-                  <v:fill on="f" focussize="0,0"/>
-                  <v:stroke weight="3pt" color="#000000 [3200]" miterlimit="8" joinstyle="miter"/>
-                  <v:imagedata o:title=""/>
-                  <o:lock v:ext="edit" aspectratio="f"/>
+                <v:line w14:anchorId="42220F27" id="Straight Connector 341334077" o:spid="_x0000_s1026" style="position:absolute;z-index:251706368;visibility:visible;mso-wrap-style:square;mso-wrap-distance-left:9pt;mso-wrap-distance-top:0;mso-wrap-distance-right:9pt;mso-wrap-distance-bottom:0;mso-position-horizontal:absolute;mso-position-horizontal-relative:text;mso-position-vertical:absolute;mso-position-vertical-relative:text" from="-18pt,-45.1pt" to="-18pt,757.4pt" o:gfxdata="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" strokecolor="black [3200]" strokeweight="3pt">
+                  <v:stroke joinstyle="miter"/>
                 </v:line>
               </w:pict>
             </mc:Fallback>
@@ -19448,7 +18708,7 @@
           <mc:AlternateContent>
             <mc:Choice Requires="wps">
               <w:drawing>
-                <wp:anchor distT="0" distB="0" distL="114300" distR="114300" simplePos="0" relativeHeight="251634688" behindDoc="0" locked="0" layoutInCell="1" allowOverlap="1" wp14:anchorId="6444EACC" wp14:editId="42F08A32">
+                <wp:anchor distT="0" distB="0" distL="114300" distR="114300" simplePos="0" relativeHeight="251671552" behindDoc="0" locked="0" layoutInCell="1" allowOverlap="1" wp14:anchorId="54E11308" wp14:editId="59A407C0">
                   <wp:simplePos x="0" y="0"/>
                   <wp:positionH relativeFrom="column">
                     <wp:posOffset>5715000</wp:posOffset>
@@ -19459,7 +18719,7 @@
                   <wp:extent cx="0" cy="10033635"/>
                   <wp:effectExtent l="19050" t="0" r="19050" b="5715"/>
                   <wp:wrapNone/>
-                  <wp:docPr id="28" name="Straight Connector 28"/>
+                  <wp:docPr id="194450568" name="Straight Connector 194450568"/>
                   <wp:cNvGraphicFramePr/>
                   <a:graphic xmlns:a="http://schemas.openxmlformats.org/drawingml/2006/main">
                     <a:graphicData uri="http://schemas.microsoft.com/office/word/2010/wordprocessingShape">
@@ -19496,13 +18756,10 @@
                 </wp:anchor>
               </w:drawing>
             </mc:Choice>
-            <mc:Fallback xmlns:wpsCustomData="http://www.wps.cn/officeDocument/2013/wpsCustomData">
+            <mc:Fallback>
               <w:pict>
-                <v:line id="_x0000_s1026" o:spid="_x0000_s1026" o:spt="20" style="position:absolute;left:0pt;margin-left:450pt;margin-top:-33.05pt;height:790.05pt;width:0pt;z-index:251661312;mso-width-relative:page;mso-height-relative:page;" filled="f" stroked="t" coordsize="21600,21600" o:gfxdata="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">
-                  <v:fill on="f" focussize="0,0"/>
-                  <v:stroke weight="3pt" color="#000000 [3200]" miterlimit="8" joinstyle="miter"/>
-                  <v:imagedata o:title=""/>
-                  <o:lock v:ext="edit" aspectratio="f"/>
+                <v:line w14:anchorId="0F0EBD7E" id="Straight Connector 194450568" o:spid="_x0000_s1026" style="position:absolute;z-index:251707392;visibility:visible;mso-wrap-style:square;mso-wrap-distance-left:9pt;mso-wrap-distance-top:0;mso-wrap-distance-right:9pt;mso-wrap-distance-bottom:0;mso-position-horizontal:absolute;mso-position-horizontal-relative:text;mso-position-vertical:absolute;mso-position-vertical-relative:text" from="450pt,-33.05pt" to="450pt,757pt" o:gfxdata="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" strokecolor="black [3200]" strokeweight="3pt">
+                  <v:stroke joinstyle="miter"/>
                 </v:line>
               </w:pict>
             </mc:Fallback>
@@ -19516,14 +18773,23 @@
           </w:rPr>
           <w:t>Kalinga State University</w:t>
         </w:r>
+        <w:r>
+          <w:rPr>
+            <w:rFonts w:ascii="Courier New" w:hAnsi="Courier New" w:cs="Courier New"/>
+            <w:b/>
+            <w:sz w:val="36"/>
+          </w:rPr>
+          <w:tab/>
+        </w:r>
       </w:p>
       <w:p>
         <w:pPr>
           <w:pStyle w:val="Header"/>
           <w:tabs>
+            <w:tab w:val="clear" w:pos="9360"/>
             <w:tab w:val="left" w:pos="2256"/>
             <w:tab w:val="center" w:pos="4320"/>
-            <w:tab w:val="left" w:pos="6845"/>
+            <w:tab w:val="right" w:pos="8642"/>
           </w:tabs>
           <w:rPr>
             <w:rFonts w:ascii="Courier New" w:hAnsi="Courier New" w:cs="Courier New"/>
@@ -19573,7 +18839,7 @@
           <mc:AlternateContent>
             <mc:Choice Requires="wps">
               <w:drawing>
-                <wp:anchor distT="0" distB="0" distL="114300" distR="114300" simplePos="0" relativeHeight="251638784" behindDoc="0" locked="0" layoutInCell="1" allowOverlap="1" wp14:anchorId="20F28432" wp14:editId="12C63873">
+                <wp:anchor distT="0" distB="0" distL="114300" distR="114300" simplePos="0" relativeHeight="251646976" behindDoc="0" locked="0" layoutInCell="1" allowOverlap="1" wp14:anchorId="34B28411" wp14:editId="3F8150CD">
                   <wp:simplePos x="0" y="0"/>
                   <wp:positionH relativeFrom="page">
                     <wp:align>right</wp:align>
@@ -19584,7 +18850,7 @@
                   <wp:extent cx="7772400" cy="0"/>
                   <wp:effectExtent l="0" t="19050" r="19050" b="19050"/>
                   <wp:wrapNone/>
-                  <wp:docPr id="29" name="Straight Connector 29"/>
+                  <wp:docPr id="9907" name="Straight Connector 29"/>
                   <wp:cNvGraphicFramePr/>
                   <a:graphic xmlns:a="http://schemas.openxmlformats.org/drawingml/2006/main">
                     <a:graphicData uri="http://schemas.microsoft.com/office/word/2010/wordprocessingShape">
@@ -19636,11 +18902,69 @@
         <w:r>
           <w:rPr>
             <w:rFonts w:ascii="Courier New" w:hAnsi="Courier New" w:cs="Courier New"/>
-            <w:sz w:val="24"/>
-            <w:szCs w:val="24"/>
-            <w:lang w:val="en-US"/>
+            <w:noProof/>
+            <w:lang w:eastAsia="en-PH"/>
           </w:rPr>
-          <w:t>College of Engineering and Information Technol</w:t>
+          <mc:AlternateContent>
+            <mc:Choice Requires="wps">
+              <w:drawing>
+                <wp:anchor distT="0" distB="0" distL="114300" distR="114300" simplePos="0" relativeHeight="251695104" behindDoc="0" locked="0" layoutInCell="1" allowOverlap="1" wp14:anchorId="2433E5BA" wp14:editId="7600DD85">
+                  <wp:simplePos x="0" y="0"/>
+                  <wp:positionH relativeFrom="page">
+                    <wp:align>right</wp:align>
+                  </wp:positionH>
+                  <wp:positionV relativeFrom="paragraph">
+                    <wp:posOffset>204470</wp:posOffset>
+                  </wp:positionV>
+                  <wp:extent cx="7772400" cy="0"/>
+                  <wp:effectExtent l="0" t="19050" r="19050" b="19050"/>
+                  <wp:wrapNone/>
+                  <wp:docPr id="1895472449" name="Straight Connector 1895472449"/>
+                  <wp:cNvGraphicFramePr/>
+                  <a:graphic xmlns:a="http://schemas.openxmlformats.org/drawingml/2006/main">
+                    <a:graphicData uri="http://schemas.microsoft.com/office/word/2010/wordprocessingShape">
+                      <wps:wsp>
+                        <wps:cNvCnPr/>
+                        <wps:spPr>
+                          <a:xfrm>
+                            <a:off x="0" y="0"/>
+                            <a:ext cx="7772400" cy="0"/>
+                          </a:xfrm>
+                          <a:prstGeom prst="line">
+                            <a:avLst/>
+                          </a:prstGeom>
+                          <a:ln w="38100"/>
+                        </wps:spPr>
+                        <wps:style>
+                          <a:lnRef idx="1">
+                            <a:schemeClr val="dk1"/>
+                          </a:lnRef>
+                          <a:fillRef idx="0">
+                            <a:schemeClr val="dk1"/>
+                          </a:fillRef>
+                          <a:effectRef idx="0">
+                            <a:schemeClr val="dk1"/>
+                          </a:effectRef>
+                          <a:fontRef idx="minor">
+                            <a:schemeClr val="tx1"/>
+                          </a:fontRef>
+                        </wps:style>
+                        <wps:bodyPr/>
+                      </wps:wsp>
+                    </a:graphicData>
+                  </a:graphic>
+                </wp:anchor>
+              </w:drawing>
+            </mc:Choice>
+            <mc:Fallback>
+              <w:pict>
+                <v:line w14:anchorId="504A0D9E" id="Straight Connector 1895472449" o:spid="_x0000_s1026" style="position:absolute;z-index:251695104;visibility:visible;mso-wrap-style:square;mso-wrap-distance-left:9pt;mso-wrap-distance-top:0;mso-wrap-distance-right:9pt;mso-wrap-distance-bottom:0;mso-position-horizontal:right;mso-position-horizontal-relative:page;mso-position-vertical:absolute;mso-position-vertical-relative:text" from="560.8pt,16.1pt" to="1172.8pt,16.1pt" o:gfxdata="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" strokecolor="black [3200]" strokeweight="3pt">
+                  <v:stroke joinstyle="miter"/>
+                  <w10:wrap anchorx="page"/>
+                </v:line>
+              </w:pict>
+            </mc:Fallback>
+          </mc:AlternateContent>
         </w:r>
         <w:r>
           <w:rPr>
@@ -19649,8 +18973,23 @@
             <w:szCs w:val="24"/>
             <w:lang w:val="en-US"/>
           </w:rPr>
-          <w:t>og</w:t>
+          <w:t>College of Engineering and Information Technology</w:t>
         </w:r>
+      </w:p>
+      <w:p>
+        <w:pPr>
+          <w:pStyle w:val="Header"/>
+          <w:tabs>
+            <w:tab w:val="clear" w:pos="9360"/>
+            <w:tab w:val="left" w:pos="2256"/>
+            <w:tab w:val="center" w:pos="4320"/>
+            <w:tab w:val="right" w:pos="8642"/>
+          </w:tabs>
+          <w:rPr>
+            <w:rFonts w:ascii="Courier New" w:hAnsi="Courier New" w:cs="Courier New"/>
+            <w:sz w:val="24"/>
+          </w:rPr>
+        </w:pPr>
       </w:p>
       <w:p>
         <w:pPr>
@@ -19658,6 +18997,8 @@
           <w:jc w:val="right"/>
           <w:rPr>
             <w:rFonts w:ascii="Courier New" w:hAnsi="Courier New" w:cs="Courier New"/>
+            <w:sz w:val="20"/>
+            <w:szCs w:val="20"/>
           </w:rPr>
         </w:pPr>
       </w:p>
@@ -19674,7 +19015,7 @@
 </w:hdr>
 </file>
 
-<file path=word/header10.xml><?xml version="1.0" encoding="utf-8"?>
+<file path=word/header11.xml><?xml version="1.0" encoding="utf-8"?>
 <w:hdr xmlns:wpc="http://schemas.microsoft.com/office/word/2010/wordprocessingCanvas" xmlns:cx="http://schemas.microsoft.com/office/drawing/2014/chartex" xmlns:cx1="http://schemas.microsoft.com/office/drawing/2015/9/8/chartex" xmlns:cx2="http://schemas.microsoft.com/office/drawing/2015/10/21/chartex" xmlns:cx3="http://schemas.microsoft.com/office/drawing/2016/5/9/chartex" xmlns:cx4="http://schemas.microsoft.com/office/drawing/2016/5/10/chartex" xmlns:cx5="http://schemas.microsoft.com/office/drawing/2016/5/11/chartex" xmlns:cx6="http://schemas.microsoft.com/office/drawing/2016/5/12/chartex" xmlns:cx7="http://schemas.microsoft.com/office/drawing/2016/5/13/chartex" xmlns:cx8="http://schemas.microsoft.com/office/drawing/2016/5/14/chartex" xmlns:mc="http://schemas.openxmlformats.org/markup-compatibility/2006" xmlns:aink="http://schemas.microsoft.com/office/drawing/2016/ink" xmlns:am3d="http://schemas.microsoft.com/office/drawing/2017/model3d" xmlns:o="urn:schemas-microsoft-com:office:office" xmlns:oel="http://schemas.microsoft.com/office/2019/extlst" xmlns:r="http://schemas.openxmlformats.org/officeDocument/2006/relationships" xmlns:m="http://schemas.openxmlformats.org/officeDocument/2006/math" xmlns:v="urn:schemas-microsoft-com:vml" xmlns:wp14="http://schemas.microsoft.com/office/word/2010/wordprocessingDrawing" xmlns:wp="http://schemas.openxmlformats.org/drawingml/2006/wordprocessingDrawing" xmlns:w10="urn:schemas-microsoft-com:office:word" xmlns:w="http://schemas.openxmlformats.org/wordprocessingml/2006/main" xmlns:w14="http://schemas.microsoft.com/office/word/2010/wordml" xmlns:w15="http://schemas.microsoft.com/office/word/2012/wordml" xmlns:w16cex="http://schemas.microsoft.com/office/word/2018/wordml/cex" xmlns:w16cid="http://schemas.microsoft.com/office/word/2016/wordml/cid" xmlns:w16="http://schemas.microsoft.com/office/word/2018/wordml" xmlns:w16du="http://schemas.microsoft.com/office/word/2023/wordml/word16du" xmlns:w16sdtdh="http://schemas.microsoft.com/office/word/2020/wordml/sdtdatahash" xmlns:w16sdtfl="http://schemas.microsoft.com/office/word/2024/wordml/sdtformatlock" xmlns:w16se="http://schemas.microsoft.com/office/word/2015/wordml/symex" xmlns:wpg="http://schemas.microsoft.com/office/word/2010/wordprocessingGroup" xmlns:wpi="http://schemas.microsoft.com/office/word/2010/wordprocessingInk" xmlns:wne="http://schemas.microsoft.com/office/word/2006/wordml" xmlns:wps="http://schemas.microsoft.com/office/word/2010/wordprocessingShape" mc:Ignorable="w14 w15 w16se w16cid w16 w16cex w16sdtdh w16sdtfl w16du wp14">
   <w:sdt>
     <w:sdtPr>
@@ -20036,73 +19377,6 @@
         <w:r>
           <w:rPr>
             <w:rFonts w:ascii="Courier New" w:hAnsi="Courier New" w:cs="Courier New"/>
-            <w:noProof/>
-            <w:lang w:eastAsia="en-PH"/>
-          </w:rPr>
-          <mc:AlternateContent>
-            <mc:Choice Requires="wps">
-              <w:drawing>
-                <wp:anchor distT="0" distB="0" distL="114300" distR="114300" simplePos="0" relativeHeight="251701248" behindDoc="0" locked="0" layoutInCell="1" allowOverlap="1" wp14:anchorId="54E436A4" wp14:editId="52110845">
-                  <wp:simplePos x="0" y="0"/>
-                  <wp:positionH relativeFrom="page">
-                    <wp:align>right</wp:align>
-                  </wp:positionH>
-                  <wp:positionV relativeFrom="paragraph">
-                    <wp:posOffset>204470</wp:posOffset>
-                  </wp:positionV>
-                  <wp:extent cx="7772400" cy="0"/>
-                  <wp:effectExtent l="0" t="19050" r="19050" b="19050"/>
-                  <wp:wrapNone/>
-                  <wp:docPr id="1482701660" name="Straight Connector 1482701660"/>
-                  <wp:cNvGraphicFramePr/>
-                  <a:graphic xmlns:a="http://schemas.openxmlformats.org/drawingml/2006/main">
-                    <a:graphicData uri="http://schemas.microsoft.com/office/word/2010/wordprocessingShape">
-                      <wps:wsp>
-                        <wps:cNvCnPr/>
-                        <wps:spPr>
-                          <a:xfrm>
-                            <a:off x="0" y="0"/>
-                            <a:ext cx="7772400" cy="0"/>
-                          </a:xfrm>
-                          <a:prstGeom prst="line">
-                            <a:avLst/>
-                          </a:prstGeom>
-                          <a:ln w="38100"/>
-                        </wps:spPr>
-                        <wps:style>
-                          <a:lnRef idx="1">
-                            <a:schemeClr val="dk1"/>
-                          </a:lnRef>
-                          <a:fillRef idx="0">
-                            <a:schemeClr val="dk1"/>
-                          </a:fillRef>
-                          <a:effectRef idx="0">
-                            <a:schemeClr val="dk1"/>
-                          </a:effectRef>
-                          <a:fontRef idx="minor">
-                            <a:schemeClr val="tx1"/>
-                          </a:fontRef>
-                        </wps:style>
-                        <wps:bodyPr/>
-                      </wps:wsp>
-                    </a:graphicData>
-                  </a:graphic>
-                </wp:anchor>
-              </w:drawing>
-            </mc:Choice>
-            <mc:Fallback>
-              <w:pict>
-                <v:line w14:anchorId="37BBEBDA" id="Straight Connector 1482701660" o:spid="_x0000_s1026" style="position:absolute;z-index:251701248;visibility:visible;mso-wrap-style:square;mso-wrap-distance-left:9pt;mso-wrap-distance-top:0;mso-wrap-distance-right:9pt;mso-wrap-distance-bottom:0;mso-position-horizontal:right;mso-position-horizontal-relative:page;mso-position-vertical:absolute;mso-position-vertical-relative:text" from="560.8pt,16.1pt" to="1172.8pt,16.1pt" o:gfxdata="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" strokecolor="black [3200]" strokeweight="3pt">
-                  <v:stroke joinstyle="miter"/>
-                  <w10:wrap anchorx="page"/>
-                </v:line>
-              </w:pict>
-            </mc:Fallback>
-          </mc:AlternateContent>
-        </w:r>
-        <w:r>
-          <w:rPr>
-            <w:rFonts w:ascii="Courier New" w:hAnsi="Courier New" w:cs="Courier New"/>
             <w:sz w:val="24"/>
             <w:szCs w:val="24"/>
             <w:lang w:val="en-US"/>
@@ -20280,7 +19554,7 @@
 </w:hdr>
 </file>
 
-<file path=word/header11.xml><?xml version="1.0" encoding="utf-8"?>
+<file path=word/header12.xml><?xml version="1.0" encoding="utf-8"?>
 <w:hdr xmlns:wpc="http://schemas.microsoft.com/office/word/2010/wordprocessingCanvas" xmlns:cx="http://schemas.microsoft.com/office/drawing/2014/chartex" xmlns:cx1="http://schemas.microsoft.com/office/drawing/2015/9/8/chartex" xmlns:cx2="http://schemas.microsoft.com/office/drawing/2015/10/21/chartex" xmlns:cx3="http://schemas.microsoft.com/office/drawing/2016/5/9/chartex" xmlns:cx4="http://schemas.microsoft.com/office/drawing/2016/5/10/chartex" xmlns:cx5="http://schemas.microsoft.com/office/drawing/2016/5/11/chartex" xmlns:cx6="http://schemas.microsoft.com/office/drawing/2016/5/12/chartex" xmlns:cx7="http://schemas.microsoft.com/office/drawing/2016/5/13/chartex" xmlns:cx8="http://schemas.microsoft.com/office/drawing/2016/5/14/chartex" xmlns:mc="http://schemas.openxmlformats.org/markup-compatibility/2006" xmlns:aink="http://schemas.microsoft.com/office/drawing/2016/ink" xmlns:am3d="http://schemas.microsoft.com/office/drawing/2017/model3d" xmlns:o="urn:schemas-microsoft-com:office:office" xmlns:oel="http://schemas.microsoft.com/office/2019/extlst" xmlns:r="http://schemas.openxmlformats.org/officeDocument/2006/relationships" xmlns:m="http://schemas.openxmlformats.org/officeDocument/2006/math" xmlns:v="urn:schemas-microsoft-com:vml" xmlns:wp14="http://schemas.microsoft.com/office/word/2010/wordprocessingDrawing" xmlns:wp="http://schemas.openxmlformats.org/drawingml/2006/wordprocessingDrawing" xmlns:w10="urn:schemas-microsoft-com:office:word" xmlns:w="http://schemas.openxmlformats.org/wordprocessingml/2006/main" xmlns:w14="http://schemas.microsoft.com/office/word/2010/wordml" xmlns:w15="http://schemas.microsoft.com/office/word/2012/wordml" xmlns:w16cex="http://schemas.microsoft.com/office/word/2018/wordml/cex" xmlns:w16cid="http://schemas.microsoft.com/office/word/2016/wordml/cid" xmlns:w16="http://schemas.microsoft.com/office/word/2018/wordml" xmlns:w16du="http://schemas.microsoft.com/office/word/2023/wordml/word16du" xmlns:w16sdtdh="http://schemas.microsoft.com/office/word/2020/wordml/sdtdatahash" xmlns:w16sdtfl="http://schemas.microsoft.com/office/word/2024/wordml/sdtformatlock" xmlns:w16se="http://schemas.microsoft.com/office/word/2015/wordml/symex" xmlns:wpg="http://schemas.microsoft.com/office/word/2010/wordprocessingGroup" xmlns:wpi="http://schemas.microsoft.com/office/word/2010/wordprocessingInk" xmlns:wne="http://schemas.microsoft.com/office/word/2006/wordml" xmlns:wps="http://schemas.microsoft.com/office/word/2010/wordprocessingShape" mc:Ignorable="w14 w15 w16se w16cid w16 w16cex w16sdtdh w16sdtfl w16du wp14">
   <w:sdt>
     <w:sdtPr>
@@ -20828,6 +20102,467 @@
 <w:hdr xmlns:wpc="http://schemas.microsoft.com/office/word/2010/wordprocessingCanvas" xmlns:cx="http://schemas.microsoft.com/office/drawing/2014/chartex" xmlns:cx1="http://schemas.microsoft.com/office/drawing/2015/9/8/chartex" xmlns:cx2="http://schemas.microsoft.com/office/drawing/2015/10/21/chartex" xmlns:cx3="http://schemas.microsoft.com/office/drawing/2016/5/9/chartex" xmlns:cx4="http://schemas.microsoft.com/office/drawing/2016/5/10/chartex" xmlns:cx5="http://schemas.microsoft.com/office/drawing/2016/5/11/chartex" xmlns:cx6="http://schemas.microsoft.com/office/drawing/2016/5/12/chartex" xmlns:cx7="http://schemas.microsoft.com/office/drawing/2016/5/13/chartex" xmlns:cx8="http://schemas.microsoft.com/office/drawing/2016/5/14/chartex" xmlns:mc="http://schemas.openxmlformats.org/markup-compatibility/2006" xmlns:aink="http://schemas.microsoft.com/office/drawing/2016/ink" xmlns:am3d="http://schemas.microsoft.com/office/drawing/2017/model3d" xmlns:o="urn:schemas-microsoft-com:office:office" xmlns:oel="http://schemas.microsoft.com/office/2019/extlst" xmlns:r="http://schemas.openxmlformats.org/officeDocument/2006/relationships" xmlns:m="http://schemas.openxmlformats.org/officeDocument/2006/math" xmlns:v="urn:schemas-microsoft-com:vml" xmlns:wp14="http://schemas.microsoft.com/office/word/2010/wordprocessingDrawing" xmlns:wp="http://schemas.openxmlformats.org/drawingml/2006/wordprocessingDrawing" xmlns:w10="urn:schemas-microsoft-com:office:word" xmlns:w="http://schemas.openxmlformats.org/wordprocessingml/2006/main" xmlns:w14="http://schemas.microsoft.com/office/word/2010/wordml" xmlns:w15="http://schemas.microsoft.com/office/word/2012/wordml" xmlns:w16cex="http://schemas.microsoft.com/office/word/2018/wordml/cex" xmlns:w16cid="http://schemas.microsoft.com/office/word/2016/wordml/cid" xmlns:w16="http://schemas.microsoft.com/office/word/2018/wordml" xmlns:w16du="http://schemas.microsoft.com/office/word/2023/wordml/word16du" xmlns:w16sdtdh="http://schemas.microsoft.com/office/word/2020/wordml/sdtdatahash" xmlns:w16sdtfl="http://schemas.microsoft.com/office/word/2024/wordml/sdtformatlock" xmlns:w16se="http://schemas.microsoft.com/office/word/2015/wordml/symex" xmlns:wpg="http://schemas.microsoft.com/office/word/2010/wordprocessingGroup" xmlns:wpi="http://schemas.microsoft.com/office/word/2010/wordprocessingInk" xmlns:wne="http://schemas.microsoft.com/office/word/2006/wordml" xmlns:wps="http://schemas.microsoft.com/office/word/2010/wordprocessingShape" mc:Ignorable="w14 w15 w16se w16cid w16 w16cex w16sdtdh w16sdtfl w16du wp14">
   <w:sdt>
     <w:sdtPr>
+      <w:id w:val="487138519"/>
+    </w:sdtPr>
+    <w:sdtEndPr>
+      <w:rPr>
+        <w:rFonts w:ascii="Courier New" w:hAnsi="Courier New" w:cs="Courier New"/>
+      </w:rPr>
+    </w:sdtEndPr>
+    <w:sdtContent>
+      <w:p>
+        <w:pPr>
+          <w:pStyle w:val="Header"/>
+          <w:jc w:val="center"/>
+          <w:rPr>
+            <w:rFonts w:ascii="Courier New" w:hAnsi="Courier New" w:cs="Courier New"/>
+            <w:b/>
+            <w:sz w:val="32"/>
+          </w:rPr>
+        </w:pPr>
+        <w:r>
+          <w:rPr>
+            <w:rFonts w:ascii="Courier New" w:hAnsi="Courier New" w:cs="Courier New"/>
+            <w:b/>
+            <w:noProof/>
+            <w:sz w:val="36"/>
+            <w:lang w:eastAsia="en-PH"/>
+          </w:rPr>
+          <w:drawing>
+            <wp:anchor distT="0" distB="0" distL="114300" distR="114300" simplePos="0" relativeHeight="251631616" behindDoc="0" locked="0" layoutInCell="1" allowOverlap="1" wp14:anchorId="07AE5F3A" wp14:editId="4787DA95">
+              <wp:simplePos x="0" y="0"/>
+              <wp:positionH relativeFrom="column">
+                <wp:posOffset>-246380</wp:posOffset>
+              </wp:positionH>
+              <wp:positionV relativeFrom="paragraph">
+                <wp:posOffset>-198120</wp:posOffset>
+              </wp:positionV>
+              <wp:extent cx="823595" cy="724535"/>
+              <wp:effectExtent l="0" t="0" r="14605" b="18415"/>
+              <wp:wrapNone/>
+              <wp:docPr id="1344769163" name="Picture 1344769163"/>
+              <wp:cNvGraphicFramePr>
+                <a:graphicFrameLocks xmlns:a="http://schemas.openxmlformats.org/drawingml/2006/main" noChangeAspect="1"/>
+              </wp:cNvGraphicFramePr>
+              <a:graphic xmlns:a="http://schemas.openxmlformats.org/drawingml/2006/main">
+                <a:graphicData uri="http://schemas.openxmlformats.org/drawingml/2006/picture">
+                  <pic:pic xmlns:pic="http://schemas.openxmlformats.org/drawingml/2006/picture">
+                    <pic:nvPicPr>
+                      <pic:cNvPr id="700363394" name="Picture 700363394"/>
+                      <pic:cNvPicPr>
+                        <a:picLocks noChangeAspect="1"/>
+                      </pic:cNvPicPr>
+                    </pic:nvPicPr>
+                    <pic:blipFill>
+                      <a:blip r:embed="rId1">
+                        <a:extLst>
+                          <a:ext uri="{28A0092B-C50C-407E-A947-70E740481C1C}">
+                            <a14:useLocalDpi xmlns:a14="http://schemas.microsoft.com/office/drawing/2010/main" val="0"/>
+                          </a:ext>
+                        </a:extLst>
+                      </a:blip>
+                      <a:stretch>
+                        <a:fillRect/>
+                      </a:stretch>
+                    </pic:blipFill>
+                    <pic:spPr>
+                      <a:xfrm>
+                        <a:off x="0" y="0"/>
+                        <a:ext cx="823578" cy="724710"/>
+                      </a:xfrm>
+                      <a:prstGeom prst="rect">
+                        <a:avLst/>
+                      </a:prstGeom>
+                    </pic:spPr>
+                  </pic:pic>
+                </a:graphicData>
+              </a:graphic>
+            </wp:anchor>
+          </w:drawing>
+        </w:r>
+        <w:r>
+          <w:rPr>
+            <w:rFonts w:ascii="Courier New" w:hAnsi="Courier New" w:cs="Courier New"/>
+            <w:b/>
+            <w:noProof/>
+            <w:sz w:val="32"/>
+            <w:lang w:eastAsia="en-PH"/>
+          </w:rPr>
+          <mc:AlternateContent>
+            <mc:Choice Requires="wps">
+              <w:drawing>
+                <wp:anchor distT="0" distB="0" distL="114300" distR="114300" simplePos="0" relativeHeight="251636736" behindDoc="0" locked="0" layoutInCell="1" allowOverlap="1" wp14:anchorId="41D96DE8" wp14:editId="4D5A26B6">
+                  <wp:simplePos x="0" y="0"/>
+                  <wp:positionH relativeFrom="column">
+                    <wp:posOffset>-1371600</wp:posOffset>
+                  </wp:positionH>
+                  <wp:positionV relativeFrom="paragraph">
+                    <wp:posOffset>-287020</wp:posOffset>
+                  </wp:positionV>
+                  <wp:extent cx="7772400" cy="0"/>
+                  <wp:effectExtent l="0" t="19050" r="0" b="19050"/>
+                  <wp:wrapNone/>
+                  <wp:docPr id="26" name="Straight Connector 26"/>
+                  <wp:cNvGraphicFramePr/>
+                  <a:graphic xmlns:a="http://schemas.openxmlformats.org/drawingml/2006/main">
+                    <a:graphicData uri="http://schemas.microsoft.com/office/word/2010/wordprocessingShape">
+                      <wps:wsp>
+                        <wps:cNvCnPr/>
+                        <wps:spPr>
+                          <a:xfrm>
+                            <a:off x="0" y="0"/>
+                            <a:ext cx="7772400" cy="0"/>
+                          </a:xfrm>
+                          <a:prstGeom prst="line">
+                            <a:avLst/>
+                          </a:prstGeom>
+                          <a:ln w="38100"/>
+                        </wps:spPr>
+                        <wps:style>
+                          <a:lnRef idx="1">
+                            <a:schemeClr val="dk1"/>
+                          </a:lnRef>
+                          <a:fillRef idx="0">
+                            <a:schemeClr val="dk1"/>
+                          </a:fillRef>
+                          <a:effectRef idx="0">
+                            <a:schemeClr val="dk1"/>
+                          </a:effectRef>
+                          <a:fontRef idx="minor">
+                            <a:schemeClr val="tx1"/>
+                          </a:fontRef>
+                        </wps:style>
+                        <wps:bodyPr/>
+                      </wps:wsp>
+                    </a:graphicData>
+                  </a:graphic>
+                </wp:anchor>
+              </w:drawing>
+            </mc:Choice>
+            <mc:Fallback xmlns:wpsCustomData="http://www.wps.cn/officeDocument/2013/wpsCustomData">
+              <w:pict>
+                <v:line id="_x0000_s1026" o:spid="_x0000_s1026" o:spt="20" style="position:absolute;left:0pt;margin-left:-108pt;margin-top:-22.6pt;height:0pt;width:612pt;z-index:251662336;mso-width-relative:page;mso-height-relative:page;" filled="f" stroked="t" coordsize="21600,21600" o:gfxdata="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">
+                  <v:fill on="f" focussize="0,0"/>
+                  <v:stroke weight="3pt" color="#000000 [3200]" miterlimit="8" joinstyle="miter"/>
+                  <v:imagedata o:title=""/>
+                  <o:lock v:ext="edit" aspectratio="f"/>
+                </v:line>
+              </w:pict>
+            </mc:Fallback>
+          </mc:AlternateContent>
+        </w:r>
+        <w:r>
+          <w:rPr>
+            <w:rFonts w:ascii="Courier New" w:hAnsi="Courier New" w:cs="Courier New"/>
+            <w:b/>
+            <w:noProof/>
+            <w:sz w:val="36"/>
+            <w:lang w:eastAsia="en-PH"/>
+          </w:rPr>
+          <mc:AlternateContent>
+            <mc:Choice Requires="wps">
+              <w:drawing>
+                <wp:anchor distT="0" distB="0" distL="114300" distR="114300" simplePos="0" relativeHeight="251632640" behindDoc="0" locked="0" layoutInCell="1" allowOverlap="1" wp14:anchorId="168BEE42" wp14:editId="11402129">
+                  <wp:simplePos x="0" y="0"/>
+                  <wp:positionH relativeFrom="column">
+                    <wp:posOffset>-228600</wp:posOffset>
+                  </wp:positionH>
+                  <wp:positionV relativeFrom="paragraph">
+                    <wp:posOffset>-572770</wp:posOffset>
+                  </wp:positionV>
+                  <wp:extent cx="0" cy="10191750"/>
+                  <wp:effectExtent l="19050" t="0" r="19050" b="0"/>
+                  <wp:wrapNone/>
+                  <wp:docPr id="27" name="Straight Connector 27"/>
+                  <wp:cNvGraphicFramePr/>
+                  <a:graphic xmlns:a="http://schemas.openxmlformats.org/drawingml/2006/main">
+                    <a:graphicData uri="http://schemas.microsoft.com/office/word/2010/wordprocessingShape">
+                      <wps:wsp>
+                        <wps:cNvCnPr/>
+                        <wps:spPr>
+                          <a:xfrm>
+                            <a:off x="0" y="0"/>
+                            <a:ext cx="0" cy="10191896"/>
+                          </a:xfrm>
+                          <a:prstGeom prst="line">
+                            <a:avLst/>
+                          </a:prstGeom>
+                          <a:ln w="38100"/>
+                        </wps:spPr>
+                        <wps:style>
+                          <a:lnRef idx="1">
+                            <a:schemeClr val="dk1"/>
+                          </a:lnRef>
+                          <a:fillRef idx="0">
+                            <a:schemeClr val="dk1"/>
+                          </a:fillRef>
+                          <a:effectRef idx="0">
+                            <a:schemeClr val="dk1"/>
+                          </a:effectRef>
+                          <a:fontRef idx="minor">
+                            <a:schemeClr val="tx1"/>
+                          </a:fontRef>
+                        </wps:style>
+                        <wps:bodyPr/>
+                      </wps:wsp>
+                    </a:graphicData>
+                  </a:graphic>
+                </wp:anchor>
+              </w:drawing>
+            </mc:Choice>
+            <mc:Fallback xmlns:wpsCustomData="http://www.wps.cn/officeDocument/2013/wpsCustomData">
+              <w:pict>
+                <v:line id="_x0000_s1026" o:spid="_x0000_s1026" o:spt="20" style="position:absolute;left:0pt;margin-left:-18pt;margin-top:-45.1pt;height:802.5pt;width:0pt;z-index:251660288;mso-width-relative:page;mso-height-relative:page;" filled="f" stroked="t" coordsize="21600,21600" o:gfxdata="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">
+                  <v:fill on="f" focussize="0,0"/>
+                  <v:stroke weight="3pt" color="#000000 [3200]" miterlimit="8" joinstyle="miter"/>
+                  <v:imagedata o:title=""/>
+                  <o:lock v:ext="edit" aspectratio="f"/>
+                </v:line>
+              </w:pict>
+            </mc:Fallback>
+          </mc:AlternateContent>
+        </w:r>
+        <w:r>
+          <w:rPr>
+            <w:rFonts w:ascii="Courier New" w:hAnsi="Courier New" w:cs="Courier New"/>
+            <w:b/>
+            <w:noProof/>
+            <w:sz w:val="36"/>
+            <w:lang w:eastAsia="en-PH"/>
+          </w:rPr>
+          <mc:AlternateContent>
+            <mc:Choice Requires="wps">
+              <w:drawing>
+                <wp:anchor distT="0" distB="0" distL="114300" distR="114300" simplePos="0" relativeHeight="251634688" behindDoc="0" locked="0" layoutInCell="1" allowOverlap="1" wp14:anchorId="6444EACC" wp14:editId="42F08A32">
+                  <wp:simplePos x="0" y="0"/>
+                  <wp:positionH relativeFrom="column">
+                    <wp:posOffset>5715000</wp:posOffset>
+                  </wp:positionH>
+                  <wp:positionV relativeFrom="paragraph">
+                    <wp:posOffset>-419735</wp:posOffset>
+                  </wp:positionV>
+                  <wp:extent cx="0" cy="10033635"/>
+                  <wp:effectExtent l="19050" t="0" r="19050" b="5715"/>
+                  <wp:wrapNone/>
+                  <wp:docPr id="28" name="Straight Connector 28"/>
+                  <wp:cNvGraphicFramePr/>
+                  <a:graphic xmlns:a="http://schemas.openxmlformats.org/drawingml/2006/main">
+                    <a:graphicData uri="http://schemas.microsoft.com/office/word/2010/wordprocessingShape">
+                      <wps:wsp>
+                        <wps:cNvCnPr/>
+                        <wps:spPr>
+                          <a:xfrm>
+                            <a:off x="0" y="0"/>
+                            <a:ext cx="0" cy="10033762"/>
+                          </a:xfrm>
+                          <a:prstGeom prst="line">
+                            <a:avLst/>
+                          </a:prstGeom>
+                          <a:ln w="38100"/>
+                        </wps:spPr>
+                        <wps:style>
+                          <a:lnRef idx="1">
+                            <a:schemeClr val="dk1"/>
+                          </a:lnRef>
+                          <a:fillRef idx="0">
+                            <a:schemeClr val="dk1"/>
+                          </a:fillRef>
+                          <a:effectRef idx="0">
+                            <a:schemeClr val="dk1"/>
+                          </a:effectRef>
+                          <a:fontRef idx="minor">
+                            <a:schemeClr val="tx1"/>
+                          </a:fontRef>
+                        </wps:style>
+                        <wps:bodyPr/>
+                      </wps:wsp>
+                    </a:graphicData>
+                  </a:graphic>
+                </wp:anchor>
+              </w:drawing>
+            </mc:Choice>
+            <mc:Fallback xmlns:wpsCustomData="http://www.wps.cn/officeDocument/2013/wpsCustomData">
+              <w:pict>
+                <v:line id="_x0000_s1026" o:spid="_x0000_s1026" o:spt="20" style="position:absolute;left:0pt;margin-left:450pt;margin-top:-33.05pt;height:790.05pt;width:0pt;z-index:251661312;mso-width-relative:page;mso-height-relative:page;" filled="f" stroked="t" coordsize="21600,21600" o:gfxdata="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">
+                  <v:fill on="f" focussize="0,0"/>
+                  <v:stroke weight="3pt" color="#000000 [3200]" miterlimit="8" joinstyle="miter"/>
+                  <v:imagedata o:title=""/>
+                  <o:lock v:ext="edit" aspectratio="f"/>
+                </v:line>
+              </w:pict>
+            </mc:Fallback>
+          </mc:AlternateContent>
+        </w:r>
+        <w:r>
+          <w:rPr>
+            <w:rFonts w:ascii="Courier New" w:hAnsi="Courier New" w:cs="Courier New"/>
+            <w:b/>
+            <w:sz w:val="36"/>
+          </w:rPr>
+          <w:t>Kalinga State University</w:t>
+        </w:r>
+      </w:p>
+      <w:p>
+        <w:pPr>
+          <w:pStyle w:val="Header"/>
+          <w:tabs>
+            <w:tab w:val="left" w:pos="2256"/>
+            <w:tab w:val="center" w:pos="4320"/>
+            <w:tab w:val="left" w:pos="6845"/>
+          </w:tabs>
+          <w:rPr>
+            <w:rFonts w:ascii="Courier New" w:hAnsi="Courier New" w:cs="Courier New"/>
+            <w:sz w:val="24"/>
+          </w:rPr>
+        </w:pPr>
+        <w:r>
+          <w:rPr>
+            <w:rFonts w:ascii="Courier New" w:hAnsi="Courier New" w:cs="Courier New"/>
+            <w:sz w:val="24"/>
+          </w:rPr>
+          <w:tab/>
+        </w:r>
+        <w:r>
+          <w:rPr>
+            <w:rFonts w:ascii="Courier New" w:hAnsi="Courier New" w:cs="Courier New"/>
+            <w:sz w:val="24"/>
+          </w:rPr>
+          <w:tab/>
+          <w:t>Bulanao, Tabuk City, Kalinga</w:t>
+        </w:r>
+      </w:p>
+      <w:p>
+        <w:pPr>
+          <w:pStyle w:val="Header"/>
+          <w:tabs>
+            <w:tab w:val="left" w:pos="2256"/>
+            <w:tab w:val="left" w:pos="2696"/>
+            <w:tab w:val="center" w:pos="4320"/>
+            <w:tab w:val="left" w:pos="8370"/>
+          </w:tabs>
+          <w:wordWrap w:val="0"/>
+          <w:jc w:val="center"/>
+          <w:rPr>
+            <w:rFonts w:ascii="Courier New" w:hAnsi="Courier New" w:cs="Courier New"/>
+            <w:sz w:val="20"/>
+            <w:szCs w:val="20"/>
+            <w:lang w:val="en-US"/>
+          </w:rPr>
+        </w:pPr>
+        <w:r>
+          <w:rPr>
+            <w:rFonts w:ascii="Courier New" w:hAnsi="Courier New" w:cs="Courier New"/>
+            <w:noProof/>
+            <w:lang w:eastAsia="en-PH"/>
+          </w:rPr>
+          <mc:AlternateContent>
+            <mc:Choice Requires="wps">
+              <w:drawing>
+                <wp:anchor distT="0" distB="0" distL="114300" distR="114300" simplePos="0" relativeHeight="251638784" behindDoc="0" locked="0" layoutInCell="1" allowOverlap="1" wp14:anchorId="20F28432" wp14:editId="12C63873">
+                  <wp:simplePos x="0" y="0"/>
+                  <wp:positionH relativeFrom="page">
+                    <wp:align>right</wp:align>
+                  </wp:positionH>
+                  <wp:positionV relativeFrom="paragraph">
+                    <wp:posOffset>204470</wp:posOffset>
+                  </wp:positionV>
+                  <wp:extent cx="7772400" cy="0"/>
+                  <wp:effectExtent l="0" t="19050" r="19050" b="19050"/>
+                  <wp:wrapNone/>
+                  <wp:docPr id="29" name="Straight Connector 29"/>
+                  <wp:cNvGraphicFramePr/>
+                  <a:graphic xmlns:a="http://schemas.openxmlformats.org/drawingml/2006/main">
+                    <a:graphicData uri="http://schemas.microsoft.com/office/word/2010/wordprocessingShape">
+                      <wps:wsp>
+                        <wps:cNvCnPr/>
+                        <wps:spPr>
+                          <a:xfrm>
+                            <a:off x="0" y="0"/>
+                            <a:ext cx="7772400" cy="0"/>
+                          </a:xfrm>
+                          <a:prstGeom prst="line">
+                            <a:avLst/>
+                          </a:prstGeom>
+                          <a:ln w="38100"/>
+                        </wps:spPr>
+                        <wps:style>
+                          <a:lnRef idx="1">
+                            <a:schemeClr val="dk1"/>
+                          </a:lnRef>
+                          <a:fillRef idx="0">
+                            <a:schemeClr val="dk1"/>
+                          </a:fillRef>
+                          <a:effectRef idx="0">
+                            <a:schemeClr val="dk1"/>
+                          </a:effectRef>
+                          <a:fontRef idx="minor">
+                            <a:schemeClr val="tx1"/>
+                          </a:fontRef>
+                        </wps:style>
+                        <wps:bodyPr/>
+                      </wps:wsp>
+                    </a:graphicData>
+                  </a:graphic>
+                </wp:anchor>
+              </w:drawing>
+            </mc:Choice>
+            <mc:Fallback xmlns:wpsCustomData="http://www.wps.cn/officeDocument/2013/wpsCustomData">
+              <w:pict>
+                <v:line id="_x0000_s1026" o:spid="_x0000_s1026" o:spt="20" style="position:absolute;left:0pt;margin-top:16.1pt;height:0pt;width:612pt;mso-position-horizontal:right;mso-position-horizontal-relative:page;z-index:251663360;mso-width-relative:page;mso-height-relative:page;" filled="f" stroked="t" coordsize="21600,21600" o:gfxdata="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">
+                  <v:fill on="f" focussize="0,0"/>
+                  <v:stroke weight="3pt" color="#000000 [3200]" miterlimit="8" joinstyle="miter"/>
+                  <v:imagedata o:title=""/>
+                  <o:lock v:ext="edit" aspectratio="f"/>
+                </v:line>
+              </w:pict>
+            </mc:Fallback>
+          </mc:AlternateContent>
+        </w:r>
+        <w:r>
+          <w:rPr>
+            <w:rFonts w:ascii="Courier New" w:hAnsi="Courier New" w:cs="Courier New"/>
+            <w:sz w:val="24"/>
+            <w:szCs w:val="24"/>
+            <w:lang w:val="en-US"/>
+          </w:rPr>
+          <w:t>College of Engineering and Information Technol</w:t>
+        </w:r>
+        <w:r>
+          <w:rPr>
+            <w:rFonts w:ascii="Courier New" w:hAnsi="Courier New" w:cs="Courier New"/>
+            <w:sz w:val="24"/>
+            <w:szCs w:val="24"/>
+            <w:lang w:val="en-US"/>
+          </w:rPr>
+          <w:t>og</w:t>
+        </w:r>
+      </w:p>
+      <w:p>
+        <w:pPr>
+          <w:pStyle w:val="Header"/>
+          <w:jc w:val="right"/>
+          <w:rPr>
+            <w:rFonts w:ascii="Courier New" w:hAnsi="Courier New" w:cs="Courier New"/>
+          </w:rPr>
+        </w:pPr>
+      </w:p>
+    </w:sdtContent>
+  </w:sdt>
+  <w:p>
+    <w:pPr>
+      <w:pStyle w:val="Header"/>
+      <w:rPr>
+        <w:rFonts w:ascii="Courier New" w:hAnsi="Courier New" w:cs="Courier New"/>
+      </w:rPr>
+    </w:pPr>
+  </w:p>
+</w:hdr>
+</file>
+
+<file path=word/header3.xml><?xml version="1.0" encoding="utf-8"?>
+<w:hdr xmlns:wpc="http://schemas.microsoft.com/office/word/2010/wordprocessingCanvas" xmlns:cx="http://schemas.microsoft.com/office/drawing/2014/chartex" xmlns:cx1="http://schemas.microsoft.com/office/drawing/2015/9/8/chartex" xmlns:cx2="http://schemas.microsoft.com/office/drawing/2015/10/21/chartex" xmlns:cx3="http://schemas.microsoft.com/office/drawing/2016/5/9/chartex" xmlns:cx4="http://schemas.microsoft.com/office/drawing/2016/5/10/chartex" xmlns:cx5="http://schemas.microsoft.com/office/drawing/2016/5/11/chartex" xmlns:cx6="http://schemas.microsoft.com/office/drawing/2016/5/12/chartex" xmlns:cx7="http://schemas.microsoft.com/office/drawing/2016/5/13/chartex" xmlns:cx8="http://schemas.microsoft.com/office/drawing/2016/5/14/chartex" xmlns:mc="http://schemas.openxmlformats.org/markup-compatibility/2006" xmlns:aink="http://schemas.microsoft.com/office/drawing/2016/ink" xmlns:am3d="http://schemas.microsoft.com/office/drawing/2017/model3d" xmlns:o="urn:schemas-microsoft-com:office:office" xmlns:oel="http://schemas.microsoft.com/office/2019/extlst" xmlns:r="http://schemas.openxmlformats.org/officeDocument/2006/relationships" xmlns:m="http://schemas.openxmlformats.org/officeDocument/2006/math" xmlns:v="urn:schemas-microsoft-com:vml" xmlns:wp14="http://schemas.microsoft.com/office/word/2010/wordprocessingDrawing" xmlns:wp="http://schemas.openxmlformats.org/drawingml/2006/wordprocessingDrawing" xmlns:w10="urn:schemas-microsoft-com:office:word" xmlns:w="http://schemas.openxmlformats.org/wordprocessingml/2006/main" xmlns:w14="http://schemas.microsoft.com/office/word/2010/wordml" xmlns:w15="http://schemas.microsoft.com/office/word/2012/wordml" xmlns:w16cex="http://schemas.microsoft.com/office/word/2018/wordml/cex" xmlns:w16cid="http://schemas.microsoft.com/office/word/2016/wordml/cid" xmlns:w16="http://schemas.microsoft.com/office/word/2018/wordml" xmlns:w16du="http://schemas.microsoft.com/office/word/2023/wordml/word16du" xmlns:w16sdtdh="http://schemas.microsoft.com/office/word/2020/wordml/sdtdatahash" xmlns:w16sdtfl="http://schemas.microsoft.com/office/word/2024/wordml/sdtformatlock" xmlns:w16se="http://schemas.microsoft.com/office/word/2015/wordml/symex" xmlns:wpg="http://schemas.microsoft.com/office/word/2010/wordprocessingGroup" xmlns:wpi="http://schemas.microsoft.com/office/word/2010/wordprocessingInk" xmlns:wne="http://schemas.microsoft.com/office/word/2006/wordml" xmlns:wps="http://schemas.microsoft.com/office/word/2010/wordprocessingShape" mc:Ignorable="w14 w15 w16se w16cid w16 w16cex w16sdtdh w16sdtfl w16du wp14">
+  <w:sdt>
+    <w:sdtPr>
       <w:id w:val="-1703087207"/>
     </w:sdtPr>
     <w:sdtEndPr>
@@ -20865,7 +20600,7 @@
 </w:hdr>
 </file>
 
-<file path=word/header3.xml><?xml version="1.0" encoding="utf-8"?>
+<file path=word/header4.xml><?xml version="1.0" encoding="utf-8"?>
 <w:hdr xmlns:wpc="http://schemas.microsoft.com/office/word/2010/wordprocessingCanvas" xmlns:cx="http://schemas.microsoft.com/office/drawing/2014/chartex" xmlns:cx1="http://schemas.microsoft.com/office/drawing/2015/9/8/chartex" xmlns:cx2="http://schemas.microsoft.com/office/drawing/2015/10/21/chartex" xmlns:cx3="http://schemas.microsoft.com/office/drawing/2016/5/9/chartex" xmlns:cx4="http://schemas.microsoft.com/office/drawing/2016/5/10/chartex" xmlns:cx5="http://schemas.microsoft.com/office/drawing/2016/5/11/chartex" xmlns:cx6="http://schemas.microsoft.com/office/drawing/2016/5/12/chartex" xmlns:cx7="http://schemas.microsoft.com/office/drawing/2016/5/13/chartex" xmlns:cx8="http://schemas.microsoft.com/office/drawing/2016/5/14/chartex" xmlns:mc="http://schemas.openxmlformats.org/markup-compatibility/2006" xmlns:aink="http://schemas.microsoft.com/office/drawing/2016/ink" xmlns:am3d="http://schemas.microsoft.com/office/drawing/2017/model3d" xmlns:o="urn:schemas-microsoft-com:office:office" xmlns:oel="http://schemas.microsoft.com/office/2019/extlst" xmlns:r="http://schemas.openxmlformats.org/officeDocument/2006/relationships" xmlns:m="http://schemas.openxmlformats.org/officeDocument/2006/math" xmlns:v="urn:schemas-microsoft-com:vml" xmlns:wp14="http://schemas.microsoft.com/office/word/2010/wordprocessingDrawing" xmlns:wp="http://schemas.openxmlformats.org/drawingml/2006/wordprocessingDrawing" xmlns:w10="urn:schemas-microsoft-com:office:word" xmlns:w="http://schemas.openxmlformats.org/wordprocessingml/2006/main" xmlns:w14="http://schemas.microsoft.com/office/word/2010/wordml" xmlns:w15="http://schemas.microsoft.com/office/word/2012/wordml" xmlns:w16cex="http://schemas.microsoft.com/office/word/2018/wordml/cex" xmlns:w16cid="http://schemas.microsoft.com/office/word/2016/wordml/cid" xmlns:w16="http://schemas.microsoft.com/office/word/2018/wordml" xmlns:w16du="http://schemas.microsoft.com/office/word/2023/wordml/word16du" xmlns:w16sdtdh="http://schemas.microsoft.com/office/word/2020/wordml/sdtdatahash" xmlns:w16sdtfl="http://schemas.microsoft.com/office/word/2024/wordml/sdtformatlock" xmlns:w16se="http://schemas.microsoft.com/office/word/2015/wordml/symex" xmlns:wpg="http://schemas.microsoft.com/office/word/2010/wordprocessingGroup" xmlns:wpi="http://schemas.microsoft.com/office/word/2010/wordprocessingInk" xmlns:wne="http://schemas.microsoft.com/office/word/2006/wordml" xmlns:wps="http://schemas.microsoft.com/office/word/2010/wordprocessingShape" mc:Ignorable="w14 w15 w16se w16cid w16 w16cex w16sdtdh w16sdtfl w16du wp14">
   <w:sdt>
     <w:sdtPr>
@@ -21335,7 +21070,7 @@
 </w:hdr>
 </file>
 
-<file path=word/header4.xml><?xml version="1.0" encoding="utf-8"?>
+<file path=word/header5.xml><?xml version="1.0" encoding="utf-8"?>
 <w:hdr xmlns:wpc="http://schemas.microsoft.com/office/word/2010/wordprocessingCanvas" xmlns:cx="http://schemas.microsoft.com/office/drawing/2014/chartex" xmlns:cx1="http://schemas.microsoft.com/office/drawing/2015/9/8/chartex" xmlns:cx2="http://schemas.microsoft.com/office/drawing/2015/10/21/chartex" xmlns:cx3="http://schemas.microsoft.com/office/drawing/2016/5/9/chartex" xmlns:cx4="http://schemas.microsoft.com/office/drawing/2016/5/10/chartex" xmlns:cx5="http://schemas.microsoft.com/office/drawing/2016/5/11/chartex" xmlns:cx6="http://schemas.microsoft.com/office/drawing/2016/5/12/chartex" xmlns:cx7="http://schemas.microsoft.com/office/drawing/2016/5/13/chartex" xmlns:cx8="http://schemas.microsoft.com/office/drawing/2016/5/14/chartex" xmlns:mc="http://schemas.openxmlformats.org/markup-compatibility/2006" xmlns:aink="http://schemas.microsoft.com/office/drawing/2016/ink" xmlns:am3d="http://schemas.microsoft.com/office/drawing/2017/model3d" xmlns:o="urn:schemas-microsoft-com:office:office" xmlns:oel="http://schemas.microsoft.com/office/2019/extlst" xmlns:r="http://schemas.openxmlformats.org/officeDocument/2006/relationships" xmlns:m="http://schemas.openxmlformats.org/officeDocument/2006/math" xmlns:v="urn:schemas-microsoft-com:vml" xmlns:wp14="http://schemas.microsoft.com/office/word/2010/wordprocessingDrawing" xmlns:wp="http://schemas.openxmlformats.org/drawingml/2006/wordprocessingDrawing" xmlns:w10="urn:schemas-microsoft-com:office:word" xmlns:w="http://schemas.openxmlformats.org/wordprocessingml/2006/main" xmlns:w14="http://schemas.microsoft.com/office/word/2010/wordml" xmlns:w15="http://schemas.microsoft.com/office/word/2012/wordml" xmlns:w16cex="http://schemas.microsoft.com/office/word/2018/wordml/cex" xmlns:w16cid="http://schemas.microsoft.com/office/word/2016/wordml/cid" xmlns:w16="http://schemas.microsoft.com/office/word/2018/wordml" xmlns:w16du="http://schemas.microsoft.com/office/word/2023/wordml/word16du" xmlns:w16sdtdh="http://schemas.microsoft.com/office/word/2020/wordml/sdtdatahash" xmlns:w16sdtfl="http://schemas.microsoft.com/office/word/2024/wordml/sdtformatlock" xmlns:w16se="http://schemas.microsoft.com/office/word/2015/wordml/symex" xmlns:wpg="http://schemas.microsoft.com/office/word/2010/wordprocessingGroup" xmlns:wpi="http://schemas.microsoft.com/office/word/2010/wordprocessingInk" xmlns:wne="http://schemas.microsoft.com/office/word/2006/wordml" xmlns:wps="http://schemas.microsoft.com/office/word/2010/wordprocessingShape" mc:Ignorable="w14 w15 w16se w16cid w16 w16cex w16sdtdh w16sdtfl w16du wp14">
   <w:sdt>
     <w:sdtPr>
@@ -21697,73 +21432,6 @@
         <w:r>
           <w:rPr>
             <w:rFonts w:ascii="Courier New" w:hAnsi="Courier New" w:cs="Courier New"/>
-            <w:noProof/>
-            <w:lang w:eastAsia="en-PH"/>
-          </w:rPr>
-          <mc:AlternateContent>
-            <mc:Choice Requires="wps">
-              <w:drawing>
-                <wp:anchor distT="0" distB="0" distL="114300" distR="114300" simplePos="0" relativeHeight="251688960" behindDoc="0" locked="0" layoutInCell="1" allowOverlap="1" wp14:anchorId="3675FDAE" wp14:editId="6791D41A">
-                  <wp:simplePos x="0" y="0"/>
-                  <wp:positionH relativeFrom="page">
-                    <wp:align>right</wp:align>
-                  </wp:positionH>
-                  <wp:positionV relativeFrom="paragraph">
-                    <wp:posOffset>204470</wp:posOffset>
-                  </wp:positionV>
-                  <wp:extent cx="7772400" cy="0"/>
-                  <wp:effectExtent l="0" t="19050" r="19050" b="19050"/>
-                  <wp:wrapNone/>
-                  <wp:docPr id="155135417" name="Straight Connector 155135417"/>
-                  <wp:cNvGraphicFramePr/>
-                  <a:graphic xmlns:a="http://schemas.openxmlformats.org/drawingml/2006/main">
-                    <a:graphicData uri="http://schemas.microsoft.com/office/word/2010/wordprocessingShape">
-                      <wps:wsp>
-                        <wps:cNvCnPr/>
-                        <wps:spPr>
-                          <a:xfrm>
-                            <a:off x="0" y="0"/>
-                            <a:ext cx="7772400" cy="0"/>
-                          </a:xfrm>
-                          <a:prstGeom prst="line">
-                            <a:avLst/>
-                          </a:prstGeom>
-                          <a:ln w="38100"/>
-                        </wps:spPr>
-                        <wps:style>
-                          <a:lnRef idx="1">
-                            <a:schemeClr val="dk1"/>
-                          </a:lnRef>
-                          <a:fillRef idx="0">
-                            <a:schemeClr val="dk1"/>
-                          </a:fillRef>
-                          <a:effectRef idx="0">
-                            <a:schemeClr val="dk1"/>
-                          </a:effectRef>
-                          <a:fontRef idx="minor">
-                            <a:schemeClr val="tx1"/>
-                          </a:fontRef>
-                        </wps:style>
-                        <wps:bodyPr/>
-                      </wps:wsp>
-                    </a:graphicData>
-                  </a:graphic>
-                </wp:anchor>
-              </w:drawing>
-            </mc:Choice>
-            <mc:Fallback>
-              <w:pict>
-                <v:line w14:anchorId="4807F56B" id="Straight Connector 155135417" o:spid="_x0000_s1026" style="position:absolute;z-index:251688960;visibility:visible;mso-wrap-style:square;mso-wrap-distance-left:9pt;mso-wrap-distance-top:0;mso-wrap-distance-right:9pt;mso-wrap-distance-bottom:0;mso-position-horizontal:right;mso-position-horizontal-relative:page;mso-position-vertical:absolute;mso-position-vertical-relative:text" from="560.8pt,16.1pt" to="1172.8pt,16.1pt" o:gfxdata="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" strokecolor="black [3200]" strokeweight="3pt">
-                  <v:stroke joinstyle="miter"/>
-                  <w10:wrap anchorx="page"/>
-                </v:line>
-              </w:pict>
-            </mc:Fallback>
-          </mc:AlternateContent>
-        </w:r>
-        <w:r>
-          <w:rPr>
-            <w:rFonts w:ascii="Courier New" w:hAnsi="Courier New" w:cs="Courier New"/>
             <w:sz w:val="24"/>
             <w:szCs w:val="24"/>
             <w:lang w:val="en-US"/>
@@ -21943,7 +21611,7 @@
 </w:hdr>
 </file>
 
-<file path=word/header5.xml><?xml version="1.0" encoding="utf-8"?>
+<file path=word/header6.xml><?xml version="1.0" encoding="utf-8"?>
 <w:hdr xmlns:wpc="http://schemas.microsoft.com/office/word/2010/wordprocessingCanvas" xmlns:cx="http://schemas.microsoft.com/office/drawing/2014/chartex" xmlns:cx1="http://schemas.microsoft.com/office/drawing/2015/9/8/chartex" xmlns:cx2="http://schemas.microsoft.com/office/drawing/2015/10/21/chartex" xmlns:cx3="http://schemas.microsoft.com/office/drawing/2016/5/9/chartex" xmlns:cx4="http://schemas.microsoft.com/office/drawing/2016/5/10/chartex" xmlns:cx5="http://schemas.microsoft.com/office/drawing/2016/5/11/chartex" xmlns:cx6="http://schemas.microsoft.com/office/drawing/2016/5/12/chartex" xmlns:cx7="http://schemas.microsoft.com/office/drawing/2016/5/13/chartex" xmlns:cx8="http://schemas.microsoft.com/office/drawing/2016/5/14/chartex" xmlns:mc="http://schemas.openxmlformats.org/markup-compatibility/2006" xmlns:aink="http://schemas.microsoft.com/office/drawing/2016/ink" xmlns:am3d="http://schemas.microsoft.com/office/drawing/2017/model3d" xmlns:o="urn:schemas-microsoft-com:office:office" xmlns:oel="http://schemas.microsoft.com/office/2019/extlst" xmlns:r="http://schemas.openxmlformats.org/officeDocument/2006/relationships" xmlns:m="http://schemas.openxmlformats.org/officeDocument/2006/math" xmlns:v="urn:schemas-microsoft-com:vml" xmlns:wp14="http://schemas.microsoft.com/office/word/2010/wordprocessingDrawing" xmlns:wp="http://schemas.openxmlformats.org/drawingml/2006/wordprocessingDrawing" xmlns:w10="urn:schemas-microsoft-com:office:word" xmlns:w="http://schemas.openxmlformats.org/wordprocessingml/2006/main" xmlns:w14="http://schemas.microsoft.com/office/word/2010/wordml" xmlns:w15="http://schemas.microsoft.com/office/word/2012/wordml" xmlns:w16cex="http://schemas.microsoft.com/office/word/2018/wordml/cex" xmlns:w16cid="http://schemas.microsoft.com/office/word/2016/wordml/cid" xmlns:w16="http://schemas.microsoft.com/office/word/2018/wordml" xmlns:w16du="http://schemas.microsoft.com/office/word/2023/wordml/word16du" xmlns:w16sdtdh="http://schemas.microsoft.com/office/word/2020/wordml/sdtdatahash" xmlns:w16sdtfl="http://schemas.microsoft.com/office/word/2024/wordml/sdtformatlock" xmlns:w16se="http://schemas.microsoft.com/office/word/2015/wordml/symex" xmlns:wpg="http://schemas.microsoft.com/office/word/2010/wordprocessingGroup" xmlns:wpi="http://schemas.microsoft.com/office/word/2010/wordprocessingInk" xmlns:wne="http://schemas.microsoft.com/office/word/2006/wordml" xmlns:wps="http://schemas.microsoft.com/office/word/2010/wordprocessingShape" mc:Ignorable="w14 w15 w16se w16cid w16 w16cex w16sdtdh w16sdtfl w16du wp14">
   <w:sdt>
     <w:sdtPr>
@@ -22407,75 +22075,6 @@
             <w:rFonts w:ascii="Courier New" w:hAnsi="Courier New" w:cs="Courier New"/>
           </w:rPr>
         </w:pPr>
-        <w:r>
-          <w:rPr>
-            <w:rFonts w:ascii="Courier New" w:hAnsi="Courier New" w:cs="Courier New"/>
-            <w:noProof/>
-            <w:lang w:eastAsia="en-PH"/>
-          </w:rPr>
-          <mc:AlternateContent>
-            <mc:Choice Requires="wps">
-              <w:drawing>
-                <wp:anchor distT="0" distB="0" distL="114300" distR="114300" simplePos="0" relativeHeight="251642880" behindDoc="0" locked="0" layoutInCell="1" allowOverlap="1" wp14:anchorId="390DAA57" wp14:editId="5C4C8FA4">
-                  <wp:simplePos x="0" y="0"/>
-                  <wp:positionH relativeFrom="page">
-                    <wp:align>right</wp:align>
-                  </wp:positionH>
-                  <wp:positionV relativeFrom="paragraph">
-                    <wp:posOffset>204470</wp:posOffset>
-                  </wp:positionV>
-                  <wp:extent cx="7772400" cy="0"/>
-                  <wp:effectExtent l="0" t="19050" r="19050" b="19050"/>
-                  <wp:wrapNone/>
-                  <wp:docPr id="9903" name="Straight Connector 29"/>
-                  <wp:cNvGraphicFramePr/>
-                  <a:graphic xmlns:a="http://schemas.openxmlformats.org/drawingml/2006/main">
-                    <a:graphicData uri="http://schemas.microsoft.com/office/word/2010/wordprocessingShape">
-                      <wps:wsp>
-                        <wps:cNvCnPr/>
-                        <wps:spPr>
-                          <a:xfrm>
-                            <a:off x="0" y="0"/>
-                            <a:ext cx="7772400" cy="0"/>
-                          </a:xfrm>
-                          <a:prstGeom prst="line">
-                            <a:avLst/>
-                          </a:prstGeom>
-                          <a:ln w="38100"/>
-                        </wps:spPr>
-                        <wps:style>
-                          <a:lnRef idx="1">
-                            <a:schemeClr val="dk1"/>
-                          </a:lnRef>
-                          <a:fillRef idx="0">
-                            <a:schemeClr val="dk1"/>
-                          </a:fillRef>
-                          <a:effectRef idx="0">
-                            <a:schemeClr val="dk1"/>
-                          </a:effectRef>
-                          <a:fontRef idx="minor">
-                            <a:schemeClr val="tx1"/>
-                          </a:fontRef>
-                        </wps:style>
-                        <wps:bodyPr/>
-                      </wps:wsp>
-                    </a:graphicData>
-                  </a:graphic>
-                </wp:anchor>
-              </w:drawing>
-            </mc:Choice>
-            <mc:Fallback xmlns:wpsCustomData="http://www.wps.cn/officeDocument/2013/wpsCustomData">
-              <w:pict>
-                <v:line id="_x0000_s1026" o:spid="_x0000_s1026" o:spt="20" style="position:absolute;left:0pt;margin-top:16.1pt;height:0pt;width:612pt;mso-position-horizontal:right;mso-position-horizontal-relative:page;z-index:251663360;mso-width-relative:page;mso-height-relative:page;" filled="f" stroked="t" coordsize="21600,21600" o:gfxdata="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">
-                  <v:fill on="f" focussize="0,0"/>
-                  <v:stroke weight="3pt" color="#000000 [3200]" miterlimit="8" joinstyle="miter"/>
-                  <v:imagedata o:title=""/>
-                  <o:lock v:ext="edit" aspectratio="f"/>
-                </v:line>
-              </w:pict>
-            </mc:Fallback>
-          </mc:AlternateContent>
-        </w:r>
       </w:p>
     </w:sdtContent>
   </w:sdt>
@@ -22490,7 +22089,7 @@
 </w:hdr>
 </file>
 
-<file path=word/header6.xml><?xml version="1.0" encoding="utf-8"?>
+<file path=word/header7.xml><?xml version="1.0" encoding="utf-8"?>
 <w:hdr xmlns:wpc="http://schemas.microsoft.com/office/word/2010/wordprocessingCanvas" xmlns:cx="http://schemas.microsoft.com/office/drawing/2014/chartex" xmlns:cx1="http://schemas.microsoft.com/office/drawing/2015/9/8/chartex" xmlns:cx2="http://schemas.microsoft.com/office/drawing/2015/10/21/chartex" xmlns:cx3="http://schemas.microsoft.com/office/drawing/2016/5/9/chartex" xmlns:cx4="http://schemas.microsoft.com/office/drawing/2016/5/10/chartex" xmlns:cx5="http://schemas.microsoft.com/office/drawing/2016/5/11/chartex" xmlns:cx6="http://schemas.microsoft.com/office/drawing/2016/5/12/chartex" xmlns:cx7="http://schemas.microsoft.com/office/drawing/2016/5/13/chartex" xmlns:cx8="http://schemas.microsoft.com/office/drawing/2016/5/14/chartex" xmlns:mc="http://schemas.openxmlformats.org/markup-compatibility/2006" xmlns:aink="http://schemas.microsoft.com/office/drawing/2016/ink" xmlns:am3d="http://schemas.microsoft.com/office/drawing/2017/model3d" xmlns:o="urn:schemas-microsoft-com:office:office" xmlns:oel="http://schemas.microsoft.com/office/2019/extlst" xmlns:r="http://schemas.openxmlformats.org/officeDocument/2006/relationships" xmlns:m="http://schemas.openxmlformats.org/officeDocument/2006/math" xmlns:v="urn:schemas-microsoft-com:vml" xmlns:wp14="http://schemas.microsoft.com/office/word/2010/wordprocessingDrawing" xmlns:wp="http://schemas.openxmlformats.org/drawingml/2006/wordprocessingDrawing" xmlns:w10="urn:schemas-microsoft-com:office:word" xmlns:w="http://schemas.openxmlformats.org/wordprocessingml/2006/main" xmlns:w14="http://schemas.microsoft.com/office/word/2010/wordml" xmlns:w15="http://schemas.microsoft.com/office/word/2012/wordml" xmlns:w16cex="http://schemas.microsoft.com/office/word/2018/wordml/cex" xmlns:w16cid="http://schemas.microsoft.com/office/word/2016/wordml/cid" xmlns:w16="http://schemas.microsoft.com/office/word/2018/wordml" xmlns:w16du="http://schemas.microsoft.com/office/word/2023/wordml/word16du" xmlns:w16sdtdh="http://schemas.microsoft.com/office/word/2020/wordml/sdtdatahash" xmlns:w16sdtfl="http://schemas.microsoft.com/office/word/2024/wordml/sdtformatlock" xmlns:w16se="http://schemas.microsoft.com/office/word/2015/wordml/symex" xmlns:wpg="http://schemas.microsoft.com/office/word/2010/wordprocessingGroup" xmlns:wpi="http://schemas.microsoft.com/office/word/2010/wordprocessingInk" xmlns:wne="http://schemas.microsoft.com/office/word/2006/wordml" xmlns:wps="http://schemas.microsoft.com/office/word/2010/wordprocessingShape" mc:Ignorable="w14 w15 w16se w16cid w16 w16cex w16sdtdh w16sdtfl w16du wp14">
   <w:sdt>
     <w:sdtPr>
@@ -22852,73 +22451,6 @@
         <w:r>
           <w:rPr>
             <w:rFonts w:ascii="Courier New" w:hAnsi="Courier New" w:cs="Courier New"/>
-            <w:noProof/>
-            <w:lang w:eastAsia="en-PH"/>
-          </w:rPr>
-          <mc:AlternateContent>
-            <mc:Choice Requires="wps">
-              <w:drawing>
-                <wp:anchor distT="0" distB="0" distL="114300" distR="114300" simplePos="0" relativeHeight="251693056" behindDoc="0" locked="0" layoutInCell="1" allowOverlap="1" wp14:anchorId="0DF48F17" wp14:editId="7A220B44">
-                  <wp:simplePos x="0" y="0"/>
-                  <wp:positionH relativeFrom="page">
-                    <wp:align>right</wp:align>
-                  </wp:positionH>
-                  <wp:positionV relativeFrom="paragraph">
-                    <wp:posOffset>204470</wp:posOffset>
-                  </wp:positionV>
-                  <wp:extent cx="7772400" cy="0"/>
-                  <wp:effectExtent l="0" t="19050" r="19050" b="19050"/>
-                  <wp:wrapNone/>
-                  <wp:docPr id="337017749" name="Straight Connector 337017749"/>
-                  <wp:cNvGraphicFramePr/>
-                  <a:graphic xmlns:a="http://schemas.openxmlformats.org/drawingml/2006/main">
-                    <a:graphicData uri="http://schemas.microsoft.com/office/word/2010/wordprocessingShape">
-                      <wps:wsp>
-                        <wps:cNvCnPr/>
-                        <wps:spPr>
-                          <a:xfrm>
-                            <a:off x="0" y="0"/>
-                            <a:ext cx="7772400" cy="0"/>
-                          </a:xfrm>
-                          <a:prstGeom prst="line">
-                            <a:avLst/>
-                          </a:prstGeom>
-                          <a:ln w="38100"/>
-                        </wps:spPr>
-                        <wps:style>
-                          <a:lnRef idx="1">
-                            <a:schemeClr val="dk1"/>
-                          </a:lnRef>
-                          <a:fillRef idx="0">
-                            <a:schemeClr val="dk1"/>
-                          </a:fillRef>
-                          <a:effectRef idx="0">
-                            <a:schemeClr val="dk1"/>
-                          </a:effectRef>
-                          <a:fontRef idx="minor">
-                            <a:schemeClr val="tx1"/>
-                          </a:fontRef>
-                        </wps:style>
-                        <wps:bodyPr/>
-                      </wps:wsp>
-                    </a:graphicData>
-                  </a:graphic>
-                </wp:anchor>
-              </w:drawing>
-            </mc:Choice>
-            <mc:Fallback>
-              <w:pict>
-                <v:line w14:anchorId="71400936" id="Straight Connector 337017749" o:spid="_x0000_s1026" style="position:absolute;z-index:251693056;visibility:visible;mso-wrap-style:square;mso-wrap-distance-left:9pt;mso-wrap-distance-top:0;mso-wrap-distance-right:9pt;mso-wrap-distance-bottom:0;mso-position-horizontal:right;mso-position-horizontal-relative:page;mso-position-vertical:absolute;mso-position-vertical-relative:text" from="560.8pt,16.1pt" to="1172.8pt,16.1pt" o:gfxdata="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" strokecolor="black [3200]" strokeweight="3pt">
-                  <v:stroke joinstyle="miter"/>
-                  <w10:wrap anchorx="page"/>
-                </v:line>
-              </w:pict>
-            </mc:Fallback>
-          </mc:AlternateContent>
-        </w:r>
-        <w:r>
-          <w:rPr>
-            <w:rFonts w:ascii="Courier New" w:hAnsi="Courier New" w:cs="Courier New"/>
             <w:sz w:val="24"/>
             <w:szCs w:val="24"/>
             <w:lang w:val="en-US"/>
@@ -23096,7 +22628,7 @@
 </w:hdr>
 </file>
 
-<file path=word/header7.xml><?xml version="1.0" encoding="utf-8"?>
+<file path=word/header8.xml><?xml version="1.0" encoding="utf-8"?>
 <w:hdr xmlns:wpc="http://schemas.microsoft.com/office/word/2010/wordprocessingCanvas" xmlns:cx="http://schemas.microsoft.com/office/drawing/2014/chartex" xmlns:cx1="http://schemas.microsoft.com/office/drawing/2015/9/8/chartex" xmlns:cx2="http://schemas.microsoft.com/office/drawing/2015/10/21/chartex" xmlns:cx3="http://schemas.microsoft.com/office/drawing/2016/5/9/chartex" xmlns:cx4="http://schemas.microsoft.com/office/drawing/2016/5/10/chartex" xmlns:cx5="http://schemas.microsoft.com/office/drawing/2016/5/11/chartex" xmlns:cx6="http://schemas.microsoft.com/office/drawing/2016/5/12/chartex" xmlns:cx7="http://schemas.microsoft.com/office/drawing/2016/5/13/chartex" xmlns:cx8="http://schemas.microsoft.com/office/drawing/2016/5/14/chartex" xmlns:mc="http://schemas.openxmlformats.org/markup-compatibility/2006" xmlns:aink="http://schemas.microsoft.com/office/drawing/2016/ink" xmlns:am3d="http://schemas.microsoft.com/office/drawing/2017/model3d" xmlns:o="urn:schemas-microsoft-com:office:office" xmlns:oel="http://schemas.microsoft.com/office/2019/extlst" xmlns:r="http://schemas.openxmlformats.org/officeDocument/2006/relationships" xmlns:m="http://schemas.openxmlformats.org/officeDocument/2006/math" xmlns:v="urn:schemas-microsoft-com:vml" xmlns:wp14="http://schemas.microsoft.com/office/word/2010/wordprocessingDrawing" xmlns:wp="http://schemas.openxmlformats.org/drawingml/2006/wordprocessingDrawing" xmlns:w10="urn:schemas-microsoft-com:office:word" xmlns:w="http://schemas.openxmlformats.org/wordprocessingml/2006/main" xmlns:w14="http://schemas.microsoft.com/office/word/2010/wordml" xmlns:w15="http://schemas.microsoft.com/office/word/2012/wordml" xmlns:w16cex="http://schemas.microsoft.com/office/word/2018/wordml/cex" xmlns:w16cid="http://schemas.microsoft.com/office/word/2016/wordml/cid" xmlns:w16="http://schemas.microsoft.com/office/word/2018/wordml" xmlns:w16du="http://schemas.microsoft.com/office/word/2023/wordml/word16du" xmlns:w16sdtdh="http://schemas.microsoft.com/office/word/2020/wordml/sdtdatahash" xmlns:w16sdtfl="http://schemas.microsoft.com/office/word/2024/wordml/sdtformatlock" xmlns:w16se="http://schemas.microsoft.com/office/word/2015/wordml/symex" xmlns:wpg="http://schemas.microsoft.com/office/word/2010/wordprocessingGroup" xmlns:wpi="http://schemas.microsoft.com/office/word/2010/wordprocessingInk" xmlns:wne="http://schemas.microsoft.com/office/word/2006/wordml" xmlns:wps="http://schemas.microsoft.com/office/word/2010/wordprocessingShape" mc:Ignorable="w14 w15 w16se w16cid w16 w16cex w16sdtdh w16sdtfl w16du wp14">
   <w:sdt>
     <w:sdtPr>
@@ -23564,75 +23096,6 @@
         <w:r>
           <w:rPr>
             <w:rFonts w:ascii="Courier New" w:hAnsi="Courier New" w:cs="Courier New"/>
-            <w:noProof/>
-            <w:lang w:eastAsia="en-PH"/>
-          </w:rPr>
-          <mc:AlternateContent>
-            <mc:Choice Requires="wps">
-              <w:drawing>
-                <wp:anchor distT="0" distB="0" distL="114300" distR="114300" simplePos="0" relativeHeight="251644928" behindDoc="0" locked="0" layoutInCell="1" allowOverlap="1" wp14:anchorId="7A245BD2" wp14:editId="5FE37CC6">
-                  <wp:simplePos x="0" y="0"/>
-                  <wp:positionH relativeFrom="page">
-                    <wp:align>right</wp:align>
-                  </wp:positionH>
-                  <wp:positionV relativeFrom="paragraph">
-                    <wp:posOffset>204470</wp:posOffset>
-                  </wp:positionV>
-                  <wp:extent cx="7772400" cy="0"/>
-                  <wp:effectExtent l="0" t="19050" r="19050" b="19050"/>
-                  <wp:wrapNone/>
-                  <wp:docPr id="9905" name="Straight Connector 29"/>
-                  <wp:cNvGraphicFramePr/>
-                  <a:graphic xmlns:a="http://schemas.openxmlformats.org/drawingml/2006/main">
-                    <a:graphicData uri="http://schemas.microsoft.com/office/word/2010/wordprocessingShape">
-                      <wps:wsp>
-                        <wps:cNvCnPr/>
-                        <wps:spPr>
-                          <a:xfrm>
-                            <a:off x="0" y="0"/>
-                            <a:ext cx="7772400" cy="0"/>
-                          </a:xfrm>
-                          <a:prstGeom prst="line">
-                            <a:avLst/>
-                          </a:prstGeom>
-                          <a:ln w="38100"/>
-                        </wps:spPr>
-                        <wps:style>
-                          <a:lnRef idx="1">
-                            <a:schemeClr val="dk1"/>
-                          </a:lnRef>
-                          <a:fillRef idx="0">
-                            <a:schemeClr val="dk1"/>
-                          </a:fillRef>
-                          <a:effectRef idx="0">
-                            <a:schemeClr val="dk1"/>
-                          </a:effectRef>
-                          <a:fontRef idx="minor">
-                            <a:schemeClr val="tx1"/>
-                          </a:fontRef>
-                        </wps:style>
-                        <wps:bodyPr/>
-                      </wps:wsp>
-                    </a:graphicData>
-                  </a:graphic>
-                </wp:anchor>
-              </w:drawing>
-            </mc:Choice>
-            <mc:Fallback xmlns:wpsCustomData="http://www.wps.cn/officeDocument/2013/wpsCustomData">
-              <w:pict>
-                <v:line id="_x0000_s1026" o:spid="_x0000_s1026" o:spt="20" style="position:absolute;left:0pt;margin-top:16.1pt;height:0pt;width:612pt;mso-position-horizontal:right;mso-position-horizontal-relative:page;z-index:251663360;mso-width-relative:page;mso-height-relative:page;" filled="f" stroked="t" coordsize="21600,21600" o:gfxdata="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">
-                  <v:fill on="f" focussize="0,0"/>
-                  <v:stroke weight="3pt" color="#000000 [3200]" miterlimit="8" joinstyle="miter"/>
-                  <v:imagedata o:title=""/>
-                  <o:lock v:ext="edit" aspectratio="f"/>
-                </v:line>
-              </w:pict>
-            </mc:Fallback>
-          </mc:AlternateContent>
-        </w:r>
-        <w:r>
-          <w:rPr>
-            <w:rFonts w:ascii="Courier New" w:hAnsi="Courier New" w:cs="Courier New"/>
             <w:sz w:val="24"/>
           </w:rPr>
           <w:tab/>
@@ -23662,7 +23125,7 @@
 </w:hdr>
 </file>
 
-<file path=word/header8.xml><?xml version="1.0" encoding="utf-8"?>
+<file path=word/header9.xml><?xml version="1.0" encoding="utf-8"?>
 <w:hdr xmlns:wpc="http://schemas.microsoft.com/office/word/2010/wordprocessingCanvas" xmlns:cx="http://schemas.microsoft.com/office/drawing/2014/chartex" xmlns:cx1="http://schemas.microsoft.com/office/drawing/2015/9/8/chartex" xmlns:cx2="http://schemas.microsoft.com/office/drawing/2015/10/21/chartex" xmlns:cx3="http://schemas.microsoft.com/office/drawing/2016/5/9/chartex" xmlns:cx4="http://schemas.microsoft.com/office/drawing/2016/5/10/chartex" xmlns:cx5="http://schemas.microsoft.com/office/drawing/2016/5/11/chartex" xmlns:cx6="http://schemas.microsoft.com/office/drawing/2016/5/12/chartex" xmlns:cx7="http://schemas.microsoft.com/office/drawing/2016/5/13/chartex" xmlns:cx8="http://schemas.microsoft.com/office/drawing/2016/5/14/chartex" xmlns:mc="http://schemas.openxmlformats.org/markup-compatibility/2006" xmlns:aink="http://schemas.microsoft.com/office/drawing/2016/ink" xmlns:am3d="http://schemas.microsoft.com/office/drawing/2017/model3d" xmlns:o="urn:schemas-microsoft-com:office:office" xmlns:oel="http://schemas.microsoft.com/office/2019/extlst" xmlns:r="http://schemas.openxmlformats.org/officeDocument/2006/relationships" xmlns:m="http://schemas.openxmlformats.org/officeDocument/2006/math" xmlns:v="urn:schemas-microsoft-com:vml" xmlns:wp14="http://schemas.microsoft.com/office/word/2010/wordprocessingDrawing" xmlns:wp="http://schemas.openxmlformats.org/drawingml/2006/wordprocessingDrawing" xmlns:w10="urn:schemas-microsoft-com:office:word" xmlns:w="http://schemas.openxmlformats.org/wordprocessingml/2006/main" xmlns:w14="http://schemas.microsoft.com/office/word/2010/wordml" xmlns:w15="http://schemas.microsoft.com/office/word/2012/wordml" xmlns:w16cex="http://schemas.microsoft.com/office/word/2018/wordml/cex" xmlns:w16cid="http://schemas.microsoft.com/office/word/2016/wordml/cid" xmlns:w16="http://schemas.microsoft.com/office/word/2018/wordml" xmlns:w16du="http://schemas.microsoft.com/office/word/2023/wordml/word16du" xmlns:w16sdtdh="http://schemas.microsoft.com/office/word/2020/wordml/sdtdatahash" xmlns:w16sdtfl="http://schemas.microsoft.com/office/word/2024/wordml/sdtformatlock" xmlns:w16se="http://schemas.microsoft.com/office/word/2015/wordml/symex" xmlns:wpg="http://schemas.microsoft.com/office/word/2010/wordprocessingGroup" xmlns:wpi="http://schemas.microsoft.com/office/word/2010/wordprocessingInk" xmlns:wne="http://schemas.microsoft.com/office/word/2006/wordml" xmlns:wps="http://schemas.microsoft.com/office/word/2010/wordprocessingShape" mc:Ignorable="w14 w15 w16se w16cid w16 w16cex w16sdtdh w16sdtfl w16du wp14">
   <w:sdt>
     <w:sdtPr>
@@ -24024,19 +23487,43 @@
         <w:r>
           <w:rPr>
             <w:rFonts w:ascii="Courier New" w:hAnsi="Courier New" w:cs="Courier New"/>
+            <w:sz w:val="24"/>
+            <w:szCs w:val="24"/>
+            <w:lang w:val="en-US"/>
+          </w:rPr>
+          <w:t>College of Engineering and Information Technology</w:t>
+        </w:r>
+      </w:p>
+      <w:p>
+        <w:pPr>
+          <w:pStyle w:val="Header"/>
+          <w:tabs>
+            <w:tab w:val="clear" w:pos="9360"/>
+            <w:tab w:val="left" w:pos="2256"/>
+            <w:tab w:val="center" w:pos="4320"/>
+            <w:tab w:val="right" w:pos="8642"/>
+          </w:tabs>
+          <w:rPr>
+            <w:rFonts w:ascii="Courier New" w:hAnsi="Courier New" w:cs="Courier New"/>
+            <w:sz w:val="24"/>
+          </w:rPr>
+        </w:pPr>
+        <w:r>
+          <w:rPr>
+            <w:rFonts w:ascii="Courier New" w:hAnsi="Courier New" w:cs="Courier New"/>
             <w:noProof/>
             <w:lang w:eastAsia="en-PH"/>
           </w:rPr>
           <mc:AlternateContent>
             <mc:Choice Requires="wps">
               <w:drawing>
-                <wp:anchor distT="0" distB="0" distL="114300" distR="114300" simplePos="0" relativeHeight="251697152" behindDoc="0" locked="0" layoutInCell="1" allowOverlap="1" wp14:anchorId="2B287E8E" wp14:editId="4B8BDCC9">
+                <wp:anchor distT="0" distB="0" distL="114300" distR="114300" simplePos="0" relativeHeight="251697152" behindDoc="0" locked="0" layoutInCell="1" allowOverlap="1" wp14:anchorId="2B287E8E" wp14:editId="5698381B">
                   <wp:simplePos x="0" y="0"/>
                   <wp:positionH relativeFrom="page">
-                    <wp:align>right</wp:align>
+                    <wp:posOffset>-17780</wp:posOffset>
                   </wp:positionH>
                   <wp:positionV relativeFrom="paragraph">
-                    <wp:posOffset>204470</wp:posOffset>
+                    <wp:posOffset>313690</wp:posOffset>
                   </wp:positionV>
                   <wp:extent cx="7772400" cy="0"/>
                   <wp:effectExtent l="0" t="19050" r="19050" b="19050"/>
@@ -24080,7 +23567,7 @@
             </mc:Choice>
             <mc:Fallback>
               <w:pict>
-                <v:line w14:anchorId="0E03B5B2" id="Straight Connector 1406826386" o:spid="_x0000_s1026" style="position:absolute;z-index:251697152;visibility:visible;mso-wrap-style:square;mso-wrap-distance-left:9pt;mso-wrap-distance-top:0;mso-wrap-distance-right:9pt;mso-wrap-distance-bottom:0;mso-position-horizontal:right;mso-position-horizontal-relative:page;mso-position-vertical:absolute;mso-position-vertical-relative:text" from="560.8pt,16.1pt" to="1172.8pt,16.1pt" o:gfxdata="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" strokecolor="black [3200]" strokeweight="3pt">
+                <v:line w14:anchorId="777A9781" id="Straight Connector 1406826386" o:spid="_x0000_s1026" style="position:absolute;z-index:251697152;visibility:visible;mso-wrap-style:square;mso-wrap-distance-left:9pt;mso-wrap-distance-top:0;mso-wrap-distance-right:9pt;mso-wrap-distance-bottom:0;mso-position-horizontal:absolute;mso-position-horizontal-relative:page;mso-position-vertical:absolute;mso-position-vertical-relative:text" from="-1.4pt,24.7pt" to="610.6pt,24.7pt" o:gfxdata="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" strokecolor="black [3200]" strokeweight="3pt">
                   <v:stroke joinstyle="miter"/>
                   <w10:wrap anchorx="page"/>
                 </v:line>
@@ -24088,30 +23575,6 @@
             </mc:Fallback>
           </mc:AlternateContent>
         </w:r>
-        <w:r>
-          <w:rPr>
-            <w:rFonts w:ascii="Courier New" w:hAnsi="Courier New" w:cs="Courier New"/>
-            <w:sz w:val="24"/>
-            <w:szCs w:val="24"/>
-            <w:lang w:val="en-US"/>
-          </w:rPr>
-          <w:t>College of Engineering and Information Technology</w:t>
-        </w:r>
-      </w:p>
-      <w:p>
-        <w:pPr>
-          <w:pStyle w:val="Header"/>
-          <w:tabs>
-            <w:tab w:val="clear" w:pos="9360"/>
-            <w:tab w:val="left" w:pos="2256"/>
-            <w:tab w:val="center" w:pos="4320"/>
-            <w:tab w:val="right" w:pos="8642"/>
-          </w:tabs>
-          <w:rPr>
-            <w:rFonts w:ascii="Courier New" w:hAnsi="Courier New" w:cs="Courier New"/>
-            <w:sz w:val="24"/>
-          </w:rPr>
-        </w:pPr>
       </w:p>
       <w:p>
         <w:pPr>
@@ -24123,75 +23586,6 @@
             <w:szCs w:val="20"/>
           </w:rPr>
         </w:pPr>
-        <w:r>
-          <w:rPr>
-            <w:rFonts w:ascii="Courier New" w:hAnsi="Courier New" w:cs="Courier New"/>
-            <w:noProof/>
-            <w:lang w:eastAsia="en-PH"/>
-          </w:rPr>
-          <mc:AlternateContent>
-            <mc:Choice Requires="wps">
-              <w:drawing>
-                <wp:anchor distT="0" distB="0" distL="114300" distR="114300" simplePos="0" relativeHeight="251645952" behindDoc="0" locked="0" layoutInCell="1" allowOverlap="1" wp14:anchorId="3536B0F1" wp14:editId="0E2ECE71">
-                  <wp:simplePos x="0" y="0"/>
-                  <wp:positionH relativeFrom="page">
-                    <wp:align>right</wp:align>
-                  </wp:positionH>
-                  <wp:positionV relativeFrom="paragraph">
-                    <wp:posOffset>204470</wp:posOffset>
-                  </wp:positionV>
-                  <wp:extent cx="7772400" cy="0"/>
-                  <wp:effectExtent l="0" t="19050" r="19050" b="19050"/>
-                  <wp:wrapNone/>
-                  <wp:docPr id="9906" name="Straight Connector 29"/>
-                  <wp:cNvGraphicFramePr/>
-                  <a:graphic xmlns:a="http://schemas.openxmlformats.org/drawingml/2006/main">
-                    <a:graphicData uri="http://schemas.microsoft.com/office/word/2010/wordprocessingShape">
-                      <wps:wsp>
-                        <wps:cNvCnPr/>
-                        <wps:spPr>
-                          <a:xfrm>
-                            <a:off x="0" y="0"/>
-                            <a:ext cx="7772400" cy="0"/>
-                          </a:xfrm>
-                          <a:prstGeom prst="line">
-                            <a:avLst/>
-                          </a:prstGeom>
-                          <a:ln w="38100"/>
-                        </wps:spPr>
-                        <wps:style>
-                          <a:lnRef idx="1">
-                            <a:schemeClr val="dk1"/>
-                          </a:lnRef>
-                          <a:fillRef idx="0">
-                            <a:schemeClr val="dk1"/>
-                          </a:fillRef>
-                          <a:effectRef idx="0">
-                            <a:schemeClr val="dk1"/>
-                          </a:effectRef>
-                          <a:fontRef idx="minor">
-                            <a:schemeClr val="tx1"/>
-                          </a:fontRef>
-                        </wps:style>
-                        <wps:bodyPr/>
-                      </wps:wsp>
-                    </a:graphicData>
-                  </a:graphic>
-                </wp:anchor>
-              </w:drawing>
-            </mc:Choice>
-            <mc:Fallback xmlns:wpsCustomData="http://www.wps.cn/officeDocument/2013/wpsCustomData">
-              <w:pict>
-                <v:line id="_x0000_s1026" o:spid="_x0000_s1026" o:spt="20" style="position:absolute;left:0pt;margin-top:16.1pt;height:0pt;width:612pt;mso-position-horizontal:right;mso-position-horizontal-relative:page;z-index:251663360;mso-width-relative:page;mso-height-relative:page;" filled="f" stroked="t" coordsize="21600,21600" o:gfxdata="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">
-                  <v:fill on="f" focussize="0,0"/>
-                  <v:stroke weight="3pt" color="#000000 [3200]" miterlimit="8" joinstyle="miter"/>
-                  <v:imagedata o:title=""/>
-                  <o:lock v:ext="edit" aspectratio="f"/>
-                </v:line>
-              </w:pict>
-            </mc:Fallback>
-          </mc:AlternateContent>
-        </w:r>
         <w:r>
           <w:rPr>
             <w:rFonts w:ascii="Courier New" w:hAnsi="Courier New" w:cs="Courier New"/>
@@ -24256,550 +23650,6 @@
           </w:rPr>
           <w:fldChar w:fldCharType="end"/>
         </w:r>
-      </w:p>
-    </w:sdtContent>
-  </w:sdt>
-  <w:p>
-    <w:pPr>
-      <w:pStyle w:val="Header"/>
-      <w:rPr>
-        <w:rFonts w:ascii="Courier New" w:hAnsi="Courier New" w:cs="Courier New"/>
-      </w:rPr>
-    </w:pPr>
-  </w:p>
-</w:hdr>
-</file>
-
-<file path=word/header9.xml><?xml version="1.0" encoding="utf-8"?>
-<w:hdr xmlns:wpc="http://schemas.microsoft.com/office/word/2010/wordprocessingCanvas" xmlns:cx="http://schemas.microsoft.com/office/drawing/2014/chartex" xmlns:cx1="http://schemas.microsoft.com/office/drawing/2015/9/8/chartex" xmlns:cx2="http://schemas.microsoft.com/office/drawing/2015/10/21/chartex" xmlns:cx3="http://schemas.microsoft.com/office/drawing/2016/5/9/chartex" xmlns:cx4="http://schemas.microsoft.com/office/drawing/2016/5/10/chartex" xmlns:cx5="http://schemas.microsoft.com/office/drawing/2016/5/11/chartex" xmlns:cx6="http://schemas.microsoft.com/office/drawing/2016/5/12/chartex" xmlns:cx7="http://schemas.microsoft.com/office/drawing/2016/5/13/chartex" xmlns:cx8="http://schemas.microsoft.com/office/drawing/2016/5/14/chartex" xmlns:mc="http://schemas.openxmlformats.org/markup-compatibility/2006" xmlns:aink="http://schemas.microsoft.com/office/drawing/2016/ink" xmlns:am3d="http://schemas.microsoft.com/office/drawing/2017/model3d" xmlns:o="urn:schemas-microsoft-com:office:office" xmlns:oel="http://schemas.microsoft.com/office/2019/extlst" xmlns:r="http://schemas.openxmlformats.org/officeDocument/2006/relationships" xmlns:m="http://schemas.openxmlformats.org/officeDocument/2006/math" xmlns:v="urn:schemas-microsoft-com:vml" xmlns:wp14="http://schemas.microsoft.com/office/word/2010/wordprocessingDrawing" xmlns:wp="http://schemas.openxmlformats.org/drawingml/2006/wordprocessingDrawing" xmlns:w10="urn:schemas-microsoft-com:office:word" xmlns:w="http://schemas.openxmlformats.org/wordprocessingml/2006/main" xmlns:w14="http://schemas.microsoft.com/office/word/2010/wordml" xmlns:w15="http://schemas.microsoft.com/office/word/2012/wordml" xmlns:w16cex="http://schemas.microsoft.com/office/word/2018/wordml/cex" xmlns:w16cid="http://schemas.microsoft.com/office/word/2016/wordml/cid" xmlns:w16="http://schemas.microsoft.com/office/word/2018/wordml" xmlns:w16du="http://schemas.microsoft.com/office/word/2023/wordml/word16du" xmlns:w16sdtdh="http://schemas.microsoft.com/office/word/2020/wordml/sdtdatahash" xmlns:w16sdtfl="http://schemas.microsoft.com/office/word/2024/wordml/sdtformatlock" xmlns:w16se="http://schemas.microsoft.com/office/word/2015/wordml/symex" xmlns:wpg="http://schemas.microsoft.com/office/word/2010/wordprocessingGroup" xmlns:wpi="http://schemas.microsoft.com/office/word/2010/wordprocessingInk" xmlns:wne="http://schemas.microsoft.com/office/word/2006/wordml" xmlns:wps="http://schemas.microsoft.com/office/word/2010/wordprocessingShape" mc:Ignorable="w14 w15 w16se w16cid w16 w16cex w16sdtdh w16sdtfl w16du wp14">
-  <w:sdt>
-    <w:sdtPr>
-      <w:id w:val="1983423169"/>
-    </w:sdtPr>
-    <w:sdtEndPr>
-      <w:rPr>
-        <w:rFonts w:ascii="Courier New" w:hAnsi="Courier New" w:cs="Courier New"/>
-        <w:sz w:val="20"/>
-        <w:szCs w:val="20"/>
-      </w:rPr>
-    </w:sdtEndPr>
-    <w:sdtContent>
-      <w:p>
-        <w:pPr>
-          <w:pStyle w:val="Header"/>
-          <w:tabs>
-            <w:tab w:val="center" w:pos="4321"/>
-            <w:tab w:val="right" w:pos="8642"/>
-          </w:tabs>
-          <w:rPr>
-            <w:rFonts w:ascii="Courier New" w:hAnsi="Courier New" w:cs="Courier New"/>
-            <w:b/>
-            <w:sz w:val="32"/>
-          </w:rPr>
-        </w:pPr>
-        <w:r>
-          <w:tab/>
-        </w:r>
-        <w:r>
-          <w:rPr>
-            <w:rFonts w:ascii="Courier New" w:hAnsi="Courier New" w:cs="Courier New"/>
-            <w:b/>
-            <w:noProof/>
-            <w:sz w:val="36"/>
-            <w:lang w:eastAsia="en-PH"/>
-          </w:rPr>
-          <w:drawing>
-            <wp:anchor distT="0" distB="0" distL="114300" distR="114300" simplePos="0" relativeHeight="251669504" behindDoc="0" locked="0" layoutInCell="1" allowOverlap="1" wp14:anchorId="76CF24D9" wp14:editId="03C59511">
-              <wp:simplePos x="0" y="0"/>
-              <wp:positionH relativeFrom="column">
-                <wp:posOffset>-246380</wp:posOffset>
-              </wp:positionH>
-              <wp:positionV relativeFrom="paragraph">
-                <wp:posOffset>-198120</wp:posOffset>
-              </wp:positionV>
-              <wp:extent cx="823595" cy="724535"/>
-              <wp:effectExtent l="0" t="0" r="14605" b="18415"/>
-              <wp:wrapNone/>
-              <wp:docPr id="1220379455" name="Picture 1220379455"/>
-              <wp:cNvGraphicFramePr>
-                <a:graphicFrameLocks xmlns:a="http://schemas.openxmlformats.org/drawingml/2006/main" noChangeAspect="1"/>
-              </wp:cNvGraphicFramePr>
-              <a:graphic xmlns:a="http://schemas.openxmlformats.org/drawingml/2006/main">
-                <a:graphicData uri="http://schemas.openxmlformats.org/drawingml/2006/picture">
-                  <pic:pic xmlns:pic="http://schemas.openxmlformats.org/drawingml/2006/picture">
-                    <pic:nvPicPr>
-                      <pic:cNvPr id="700363394" name="Picture 700363394"/>
-                      <pic:cNvPicPr>
-                        <a:picLocks noChangeAspect="1"/>
-                      </pic:cNvPicPr>
-                    </pic:nvPicPr>
-                    <pic:blipFill>
-                      <a:blip r:embed="rId1">
-                        <a:extLst>
-                          <a:ext uri="{28A0092B-C50C-407E-A947-70E740481C1C}">
-                            <a14:useLocalDpi xmlns:a14="http://schemas.microsoft.com/office/drawing/2010/main" val="0"/>
-                          </a:ext>
-                        </a:extLst>
-                      </a:blip>
-                      <a:stretch>
-                        <a:fillRect/>
-                      </a:stretch>
-                    </pic:blipFill>
-                    <pic:spPr>
-                      <a:xfrm>
-                        <a:off x="0" y="0"/>
-                        <a:ext cx="823578" cy="724710"/>
-                      </a:xfrm>
-                      <a:prstGeom prst="rect">
-                        <a:avLst/>
-                      </a:prstGeom>
-                    </pic:spPr>
-                  </pic:pic>
-                </a:graphicData>
-              </a:graphic>
-            </wp:anchor>
-          </w:drawing>
-        </w:r>
-        <w:r>
-          <w:rPr>
-            <w:rFonts w:ascii="Courier New" w:hAnsi="Courier New" w:cs="Courier New"/>
-            <w:b/>
-            <w:noProof/>
-            <w:sz w:val="32"/>
-            <w:lang w:eastAsia="en-PH"/>
-          </w:rPr>
-          <mc:AlternateContent>
-            <mc:Choice Requires="wps">
-              <w:drawing>
-                <wp:anchor distT="0" distB="0" distL="114300" distR="114300" simplePos="0" relativeHeight="251672576" behindDoc="0" locked="0" layoutInCell="1" allowOverlap="1" wp14:anchorId="4DF466F2" wp14:editId="341E2D7A">
-                  <wp:simplePos x="0" y="0"/>
-                  <wp:positionH relativeFrom="column">
-                    <wp:posOffset>-1371600</wp:posOffset>
-                  </wp:positionH>
-                  <wp:positionV relativeFrom="paragraph">
-                    <wp:posOffset>-287020</wp:posOffset>
-                  </wp:positionV>
-                  <wp:extent cx="7772400" cy="0"/>
-                  <wp:effectExtent l="0" t="19050" r="0" b="19050"/>
-                  <wp:wrapNone/>
-                  <wp:docPr id="190166018" name="Straight Connector 190166018"/>
-                  <wp:cNvGraphicFramePr/>
-                  <a:graphic xmlns:a="http://schemas.openxmlformats.org/drawingml/2006/main">
-                    <a:graphicData uri="http://schemas.microsoft.com/office/word/2010/wordprocessingShape">
-                      <wps:wsp>
-                        <wps:cNvCnPr/>
-                        <wps:spPr>
-                          <a:xfrm>
-                            <a:off x="0" y="0"/>
-                            <a:ext cx="7772400" cy="0"/>
-                          </a:xfrm>
-                          <a:prstGeom prst="line">
-                            <a:avLst/>
-                          </a:prstGeom>
-                          <a:ln w="38100"/>
-                        </wps:spPr>
-                        <wps:style>
-                          <a:lnRef idx="1">
-                            <a:schemeClr val="dk1"/>
-                          </a:lnRef>
-                          <a:fillRef idx="0">
-                            <a:schemeClr val="dk1"/>
-                          </a:fillRef>
-                          <a:effectRef idx="0">
-                            <a:schemeClr val="dk1"/>
-                          </a:effectRef>
-                          <a:fontRef idx="minor">
-                            <a:schemeClr val="tx1"/>
-                          </a:fontRef>
-                        </wps:style>
-                        <wps:bodyPr/>
-                      </wps:wsp>
-                    </a:graphicData>
-                  </a:graphic>
-                </wp:anchor>
-              </w:drawing>
-            </mc:Choice>
-            <mc:Fallback>
-              <w:pict>
-                <v:line w14:anchorId="0AF80BF6" id="Straight Connector 190166018" o:spid="_x0000_s1026" style="position:absolute;z-index:251708416;visibility:visible;mso-wrap-style:square;mso-wrap-distance-left:9pt;mso-wrap-distance-top:0;mso-wrap-distance-right:9pt;mso-wrap-distance-bottom:0;mso-position-horizontal:absolute;mso-position-horizontal-relative:text;mso-position-vertical:absolute;mso-position-vertical-relative:text" from="-108pt,-22.6pt" to="7in,-22.6pt" o:gfxdata="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" strokecolor="black [3200]" strokeweight="3pt">
-                  <v:stroke joinstyle="miter"/>
-                </v:line>
-              </w:pict>
-            </mc:Fallback>
-          </mc:AlternateContent>
-        </w:r>
-        <w:r>
-          <w:rPr>
-            <w:rFonts w:ascii="Courier New" w:hAnsi="Courier New" w:cs="Courier New"/>
-            <w:b/>
-            <w:noProof/>
-            <w:sz w:val="36"/>
-            <w:lang w:eastAsia="en-PH"/>
-          </w:rPr>
-          <mc:AlternateContent>
-            <mc:Choice Requires="wps">
-              <w:drawing>
-                <wp:anchor distT="0" distB="0" distL="114300" distR="114300" simplePos="0" relativeHeight="251670528" behindDoc="0" locked="0" layoutInCell="1" allowOverlap="1" wp14:anchorId="04C379D1" wp14:editId="5A24E7E5">
-                  <wp:simplePos x="0" y="0"/>
-                  <wp:positionH relativeFrom="column">
-                    <wp:posOffset>-228600</wp:posOffset>
-                  </wp:positionH>
-                  <wp:positionV relativeFrom="paragraph">
-                    <wp:posOffset>-572770</wp:posOffset>
-                  </wp:positionV>
-                  <wp:extent cx="0" cy="10191750"/>
-                  <wp:effectExtent l="19050" t="0" r="19050" b="0"/>
-                  <wp:wrapNone/>
-                  <wp:docPr id="341334077" name="Straight Connector 341334077"/>
-                  <wp:cNvGraphicFramePr/>
-                  <a:graphic xmlns:a="http://schemas.openxmlformats.org/drawingml/2006/main">
-                    <a:graphicData uri="http://schemas.microsoft.com/office/word/2010/wordprocessingShape">
-                      <wps:wsp>
-                        <wps:cNvCnPr/>
-                        <wps:spPr>
-                          <a:xfrm>
-                            <a:off x="0" y="0"/>
-                            <a:ext cx="0" cy="10191896"/>
-                          </a:xfrm>
-                          <a:prstGeom prst="line">
-                            <a:avLst/>
-                          </a:prstGeom>
-                          <a:ln w="38100"/>
-                        </wps:spPr>
-                        <wps:style>
-                          <a:lnRef idx="1">
-                            <a:schemeClr val="dk1"/>
-                          </a:lnRef>
-                          <a:fillRef idx="0">
-                            <a:schemeClr val="dk1"/>
-                          </a:fillRef>
-                          <a:effectRef idx="0">
-                            <a:schemeClr val="dk1"/>
-                          </a:effectRef>
-                          <a:fontRef idx="minor">
-                            <a:schemeClr val="tx1"/>
-                          </a:fontRef>
-                        </wps:style>
-                        <wps:bodyPr/>
-                      </wps:wsp>
-                    </a:graphicData>
-                  </a:graphic>
-                </wp:anchor>
-              </w:drawing>
-            </mc:Choice>
-            <mc:Fallback>
-              <w:pict>
-                <v:line w14:anchorId="42220F27" id="Straight Connector 341334077" o:spid="_x0000_s1026" style="position:absolute;z-index:251706368;visibility:visible;mso-wrap-style:square;mso-wrap-distance-left:9pt;mso-wrap-distance-top:0;mso-wrap-distance-right:9pt;mso-wrap-distance-bottom:0;mso-position-horizontal:absolute;mso-position-horizontal-relative:text;mso-position-vertical:absolute;mso-position-vertical-relative:text" from="-18pt,-45.1pt" to="-18pt,757.4pt" o:gfxdata="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" strokecolor="black [3200]" strokeweight="3pt">
-                  <v:stroke joinstyle="miter"/>
-                </v:line>
-              </w:pict>
-            </mc:Fallback>
-          </mc:AlternateContent>
-        </w:r>
-        <w:r>
-          <w:rPr>
-            <w:rFonts w:ascii="Courier New" w:hAnsi="Courier New" w:cs="Courier New"/>
-            <w:b/>
-            <w:noProof/>
-            <w:sz w:val="36"/>
-            <w:lang w:eastAsia="en-PH"/>
-          </w:rPr>
-          <mc:AlternateContent>
-            <mc:Choice Requires="wps">
-              <w:drawing>
-                <wp:anchor distT="0" distB="0" distL="114300" distR="114300" simplePos="0" relativeHeight="251671552" behindDoc="0" locked="0" layoutInCell="1" allowOverlap="1" wp14:anchorId="54E11308" wp14:editId="59A407C0">
-                  <wp:simplePos x="0" y="0"/>
-                  <wp:positionH relativeFrom="column">
-                    <wp:posOffset>5715000</wp:posOffset>
-                  </wp:positionH>
-                  <wp:positionV relativeFrom="paragraph">
-                    <wp:posOffset>-419735</wp:posOffset>
-                  </wp:positionV>
-                  <wp:extent cx="0" cy="10033635"/>
-                  <wp:effectExtent l="19050" t="0" r="19050" b="5715"/>
-                  <wp:wrapNone/>
-                  <wp:docPr id="194450568" name="Straight Connector 194450568"/>
-                  <wp:cNvGraphicFramePr/>
-                  <a:graphic xmlns:a="http://schemas.openxmlformats.org/drawingml/2006/main">
-                    <a:graphicData uri="http://schemas.microsoft.com/office/word/2010/wordprocessingShape">
-                      <wps:wsp>
-                        <wps:cNvCnPr/>
-                        <wps:spPr>
-                          <a:xfrm>
-                            <a:off x="0" y="0"/>
-                            <a:ext cx="0" cy="10033762"/>
-                          </a:xfrm>
-                          <a:prstGeom prst="line">
-                            <a:avLst/>
-                          </a:prstGeom>
-                          <a:ln w="38100"/>
-                        </wps:spPr>
-                        <wps:style>
-                          <a:lnRef idx="1">
-                            <a:schemeClr val="dk1"/>
-                          </a:lnRef>
-                          <a:fillRef idx="0">
-                            <a:schemeClr val="dk1"/>
-                          </a:fillRef>
-                          <a:effectRef idx="0">
-                            <a:schemeClr val="dk1"/>
-                          </a:effectRef>
-                          <a:fontRef idx="minor">
-                            <a:schemeClr val="tx1"/>
-                          </a:fontRef>
-                        </wps:style>
-                        <wps:bodyPr/>
-                      </wps:wsp>
-                    </a:graphicData>
-                  </a:graphic>
-                </wp:anchor>
-              </w:drawing>
-            </mc:Choice>
-            <mc:Fallback>
-              <w:pict>
-                <v:line w14:anchorId="0F0EBD7E" id="Straight Connector 194450568" o:spid="_x0000_s1026" style="position:absolute;z-index:251707392;visibility:visible;mso-wrap-style:square;mso-wrap-distance-left:9pt;mso-wrap-distance-top:0;mso-wrap-distance-right:9pt;mso-wrap-distance-bottom:0;mso-position-horizontal:absolute;mso-position-horizontal-relative:text;mso-position-vertical:absolute;mso-position-vertical-relative:text" from="450pt,-33.05pt" to="450pt,757pt" o:gfxdata="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" strokecolor="black [3200]" strokeweight="3pt">
-                  <v:stroke joinstyle="miter"/>
-                </v:line>
-              </w:pict>
-            </mc:Fallback>
-          </mc:AlternateContent>
-        </w:r>
-        <w:r>
-          <w:rPr>
-            <w:rFonts w:ascii="Courier New" w:hAnsi="Courier New" w:cs="Courier New"/>
-            <w:b/>
-            <w:sz w:val="36"/>
-          </w:rPr>
-          <w:t>Kalinga State University</w:t>
-        </w:r>
-        <w:r>
-          <w:rPr>
-            <w:rFonts w:ascii="Courier New" w:hAnsi="Courier New" w:cs="Courier New"/>
-            <w:b/>
-            <w:sz w:val="36"/>
-          </w:rPr>
-          <w:tab/>
-        </w:r>
-      </w:p>
-      <w:p>
-        <w:pPr>
-          <w:pStyle w:val="Header"/>
-          <w:tabs>
-            <w:tab w:val="clear" w:pos="9360"/>
-            <w:tab w:val="left" w:pos="2256"/>
-            <w:tab w:val="center" w:pos="4320"/>
-            <w:tab w:val="right" w:pos="8642"/>
-          </w:tabs>
-          <w:rPr>
-            <w:rFonts w:ascii="Courier New" w:hAnsi="Courier New" w:cs="Courier New"/>
-            <w:sz w:val="24"/>
-          </w:rPr>
-        </w:pPr>
-        <w:r>
-          <w:rPr>
-            <w:rFonts w:ascii="Courier New" w:hAnsi="Courier New" w:cs="Courier New"/>
-            <w:sz w:val="24"/>
-          </w:rPr>
-          <w:tab/>
-        </w:r>
-        <w:r>
-          <w:rPr>
-            <w:rFonts w:ascii="Courier New" w:hAnsi="Courier New" w:cs="Courier New"/>
-            <w:sz w:val="24"/>
-          </w:rPr>
-          <w:tab/>
-          <w:t>Bulanao, Tabuk City, Kalinga</w:t>
-        </w:r>
-      </w:p>
-      <w:p>
-        <w:pPr>
-          <w:pStyle w:val="Header"/>
-          <w:tabs>
-            <w:tab w:val="left" w:pos="2256"/>
-            <w:tab w:val="left" w:pos="2696"/>
-            <w:tab w:val="center" w:pos="4320"/>
-            <w:tab w:val="left" w:pos="8370"/>
-          </w:tabs>
-          <w:wordWrap w:val="0"/>
-          <w:jc w:val="center"/>
-          <w:rPr>
-            <w:rFonts w:ascii="Courier New" w:hAnsi="Courier New" w:cs="Courier New"/>
-            <w:sz w:val="20"/>
-            <w:szCs w:val="20"/>
-            <w:lang w:val="en-US"/>
-          </w:rPr>
-        </w:pPr>
-        <w:r>
-          <w:rPr>
-            <w:rFonts w:ascii="Courier New" w:hAnsi="Courier New" w:cs="Courier New"/>
-            <w:noProof/>
-            <w:lang w:eastAsia="en-PH"/>
-          </w:rPr>
-          <mc:AlternateContent>
-            <mc:Choice Requires="wps">
-              <w:drawing>
-                <wp:anchor distT="0" distB="0" distL="114300" distR="114300" simplePos="0" relativeHeight="251646976" behindDoc="0" locked="0" layoutInCell="1" allowOverlap="1" wp14:anchorId="34B28411" wp14:editId="3F8150CD">
-                  <wp:simplePos x="0" y="0"/>
-                  <wp:positionH relativeFrom="page">
-                    <wp:align>right</wp:align>
-                  </wp:positionH>
-                  <wp:positionV relativeFrom="paragraph">
-                    <wp:posOffset>204470</wp:posOffset>
-                  </wp:positionV>
-                  <wp:extent cx="7772400" cy="0"/>
-                  <wp:effectExtent l="0" t="19050" r="19050" b="19050"/>
-                  <wp:wrapNone/>
-                  <wp:docPr id="9907" name="Straight Connector 29"/>
-                  <wp:cNvGraphicFramePr/>
-                  <a:graphic xmlns:a="http://schemas.openxmlformats.org/drawingml/2006/main">
-                    <a:graphicData uri="http://schemas.microsoft.com/office/word/2010/wordprocessingShape">
-                      <wps:wsp>
-                        <wps:cNvCnPr/>
-                        <wps:spPr>
-                          <a:xfrm>
-                            <a:off x="0" y="0"/>
-                            <a:ext cx="7772400" cy="0"/>
-                          </a:xfrm>
-                          <a:prstGeom prst="line">
-                            <a:avLst/>
-                          </a:prstGeom>
-                          <a:ln w="38100"/>
-                        </wps:spPr>
-                        <wps:style>
-                          <a:lnRef idx="1">
-                            <a:schemeClr val="dk1"/>
-                          </a:lnRef>
-                          <a:fillRef idx="0">
-                            <a:schemeClr val="dk1"/>
-                          </a:fillRef>
-                          <a:effectRef idx="0">
-                            <a:schemeClr val="dk1"/>
-                          </a:effectRef>
-                          <a:fontRef idx="minor">
-                            <a:schemeClr val="tx1"/>
-                          </a:fontRef>
-                        </wps:style>
-                        <wps:bodyPr/>
-                      </wps:wsp>
-                    </a:graphicData>
-                  </a:graphic>
-                </wp:anchor>
-              </w:drawing>
-            </mc:Choice>
-            <mc:Fallback xmlns:wpsCustomData="http://www.wps.cn/officeDocument/2013/wpsCustomData">
-              <w:pict>
-                <v:line id="_x0000_s1026" o:spid="_x0000_s1026" o:spt="20" style="position:absolute;left:0pt;margin-top:16.1pt;height:0pt;width:612pt;mso-position-horizontal:right;mso-position-horizontal-relative:page;z-index:251663360;mso-width-relative:page;mso-height-relative:page;" filled="f" stroked="t" coordsize="21600,21600" o:gfxdata="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">
-                  <v:fill on="f" focussize="0,0"/>
-                  <v:stroke weight="3pt" color="#000000 [3200]" miterlimit="8" joinstyle="miter"/>
-                  <v:imagedata o:title=""/>
-                  <o:lock v:ext="edit" aspectratio="f"/>
-                </v:line>
-              </w:pict>
-            </mc:Fallback>
-          </mc:AlternateContent>
-        </w:r>
-        <w:r>
-          <w:rPr>
-            <w:rFonts w:ascii="Courier New" w:hAnsi="Courier New" w:cs="Courier New"/>
-            <w:noProof/>
-            <w:lang w:eastAsia="en-PH"/>
-          </w:rPr>
-          <mc:AlternateContent>
-            <mc:Choice Requires="wps">
-              <w:drawing>
-                <wp:anchor distT="0" distB="0" distL="114300" distR="114300" simplePos="0" relativeHeight="251695104" behindDoc="0" locked="0" layoutInCell="1" allowOverlap="1" wp14:anchorId="2433E5BA" wp14:editId="7600DD85">
-                  <wp:simplePos x="0" y="0"/>
-                  <wp:positionH relativeFrom="page">
-                    <wp:align>right</wp:align>
-                  </wp:positionH>
-                  <wp:positionV relativeFrom="paragraph">
-                    <wp:posOffset>204470</wp:posOffset>
-                  </wp:positionV>
-                  <wp:extent cx="7772400" cy="0"/>
-                  <wp:effectExtent l="0" t="19050" r="19050" b="19050"/>
-                  <wp:wrapNone/>
-                  <wp:docPr id="1895472449" name="Straight Connector 1895472449"/>
-                  <wp:cNvGraphicFramePr/>
-                  <a:graphic xmlns:a="http://schemas.openxmlformats.org/drawingml/2006/main">
-                    <a:graphicData uri="http://schemas.microsoft.com/office/word/2010/wordprocessingShape">
-                      <wps:wsp>
-                        <wps:cNvCnPr/>
-                        <wps:spPr>
-                          <a:xfrm>
-                            <a:off x="0" y="0"/>
-                            <a:ext cx="7772400" cy="0"/>
-                          </a:xfrm>
-                          <a:prstGeom prst="line">
-                            <a:avLst/>
-                          </a:prstGeom>
-                          <a:ln w="38100"/>
-                        </wps:spPr>
-                        <wps:style>
-                          <a:lnRef idx="1">
-                            <a:schemeClr val="dk1"/>
-                          </a:lnRef>
-                          <a:fillRef idx="0">
-                            <a:schemeClr val="dk1"/>
-                          </a:fillRef>
-                          <a:effectRef idx="0">
-                            <a:schemeClr val="dk1"/>
-                          </a:effectRef>
-                          <a:fontRef idx="minor">
-                            <a:schemeClr val="tx1"/>
-                          </a:fontRef>
-                        </wps:style>
-                        <wps:bodyPr/>
-                      </wps:wsp>
-                    </a:graphicData>
-                  </a:graphic>
-                </wp:anchor>
-              </w:drawing>
-            </mc:Choice>
-            <mc:Fallback>
-              <w:pict>
-                <v:line w14:anchorId="504A0D9E" id="Straight Connector 1895472449" o:spid="_x0000_s1026" style="position:absolute;z-index:251695104;visibility:visible;mso-wrap-style:square;mso-wrap-distance-left:9pt;mso-wrap-distance-top:0;mso-wrap-distance-right:9pt;mso-wrap-distance-bottom:0;mso-position-horizontal:right;mso-position-horizontal-relative:page;mso-position-vertical:absolute;mso-position-vertical-relative:text" from="560.8pt,16.1pt" to="1172.8pt,16.1pt" o:gfxdata="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" strokecolor="black [3200]" strokeweight="3pt">
-                  <v:stroke joinstyle="miter"/>
-                  <w10:wrap anchorx="page"/>
-                </v:line>
-              </w:pict>
-            </mc:Fallback>
-          </mc:AlternateContent>
-        </w:r>
-        <w:r>
-          <w:rPr>
-            <w:rFonts w:ascii="Courier New" w:hAnsi="Courier New" w:cs="Courier New"/>
-            <w:sz w:val="24"/>
-            <w:szCs w:val="24"/>
-            <w:lang w:val="en-US"/>
-          </w:rPr>
-          <w:t>College of Engineering and Information Technology</w:t>
-        </w:r>
-      </w:p>
-      <w:p>
-        <w:pPr>
-          <w:pStyle w:val="Header"/>
-          <w:tabs>
-            <w:tab w:val="clear" w:pos="9360"/>
-            <w:tab w:val="left" w:pos="2256"/>
-            <w:tab w:val="center" w:pos="4320"/>
-            <w:tab w:val="right" w:pos="8642"/>
-          </w:tabs>
-          <w:rPr>
-            <w:rFonts w:ascii="Courier New" w:hAnsi="Courier New" w:cs="Courier New"/>
-            <w:sz w:val="24"/>
-          </w:rPr>
-        </w:pPr>
-      </w:p>
-      <w:p>
-        <w:pPr>
-          <w:pStyle w:val="Header"/>
-          <w:jc w:val="right"/>
-          <w:rPr>
-            <w:rFonts w:ascii="Courier New" w:hAnsi="Courier New" w:cs="Courier New"/>
-            <w:sz w:val="20"/>
-            <w:szCs w:val="20"/>
-          </w:rPr>
-        </w:pPr>
       </w:p>
     </w:sdtContent>
   </w:sdt>
@@ -26850,10 +25700,6 @@
 </file>
 
 <file path=customXml/item1.xml><?xml version="1.0" encoding="utf-8"?>
-<b:Sources xmlns:b="http://schemas.openxmlformats.org/officeDocument/2006/bibliography" xmlns="http://schemas.openxmlformats.org/officeDocument/2006/bibliography" SelectedStyle="\APASixthEditionOfficeOnline.xsl" StyleName="APA" Version="6"/>
-</file>
-
-<file path=customXml/item2.xml><?xml version="1.0" encoding="utf-8"?>
 <s:customData xmlns="http://www.wps.cn/officeDocument/2013/wpsCustomData" xmlns:s="http://www.wps.cn/officeDocument/2013/wpsCustomData">
   <customSectProps>
     <customSectPr/>
@@ -26865,18 +25711,22 @@
 </s:customData>
 </file>
 
+<file path=customXml/item2.xml><?xml version="1.0" encoding="utf-8"?>
+<b:Sources xmlns:b="http://schemas.openxmlformats.org/officeDocument/2006/bibliography" xmlns="http://schemas.openxmlformats.org/officeDocument/2006/bibliography" SelectedStyle="\APASixthEditionOfficeOnline.xsl" StyleName="APA" Version="6"/>
+</file>
+
 <file path=customXml/itemProps1.xml><?xml version="1.0" encoding="utf-8"?>
+<ds:datastoreItem xmlns:ds="http://schemas.openxmlformats.org/officeDocument/2006/customXml" ds:itemID="{B1977F7D-205B-4081-913C-38D41E755F92}">
+  <ds:schemaRefs>
+    <ds:schemaRef ds:uri="http://www.wps.cn/officeDocument/2013/wpsCustomData"/>
+  </ds:schemaRefs>
+</ds:datastoreItem>
+</file>
+
+<file path=customXml/itemProps2.xml><?xml version="1.0" encoding="utf-8"?>
 <ds:datastoreItem xmlns:ds="http://schemas.openxmlformats.org/officeDocument/2006/customXml" ds:itemID="{5EC2CED6-9A61-4FA3-BB1B-E128CC05341B}">
   <ds:schemaRefs>
     <ds:schemaRef ds:uri="http://schemas.openxmlformats.org/officeDocument/2006/bibliography"/>
   </ds:schemaRefs>
 </ds:datastoreItem>
-</file>
-
-<file path=customXml/itemProps2.xml><?xml version="1.0" encoding="utf-8"?>
-<ds:datastoreItem xmlns:ds="http://schemas.openxmlformats.org/officeDocument/2006/customXml" ds:itemID="{B1977F7D-205B-4081-913C-38D41E755F92}">
-  <ds:schemaRefs>
-    <ds:schemaRef ds:uri="http://www.wps.cn/officeDocument/2013/wpsCustomData"/>
-  </ds:schemaRefs>
-</ds:datastoreItem>
 </file>
--- a/docs/paper/Thesis - Auditrix for KSU.docx
+++ b/docs/paper/Thesis - Auditrix for KSU.docx
@@ -411,7 +411,7 @@
           <w:footerReference w:type="default" r:id="rId12"/>
           <w:headerReference w:type="first" r:id="rId13"/>
           <w:footerReference w:type="first" r:id="rId14"/>
-          <w:pgSz w:w="12240" w:h="15840"/>
+          <w:pgSz w:w="11906" w:h="16838"/>
           <w:pgMar w:top="1440" w:right="1440" w:bottom="1440" w:left="2160" w:header="709" w:footer="709" w:gutter="0"/>
           <w:pgNumType w:fmt="lowerRoman" w:start="1" w:chapStyle="1"/>
           <w:cols w:space="708"/>
@@ -536,7 +536,7 @@
       <w:pPr>
         <w:keepLines/>
         <w:tabs>
-          <w:tab w:val="right" w:pos="8640"/>
+          <w:tab w:val="right" w:pos="8306"/>
         </w:tabs>
         <w:spacing w:after="120" w:line="360" w:lineRule="auto"/>
         <w:rPr>
@@ -577,7 +577,7 @@
       <w:pPr>
         <w:keepLines/>
         <w:tabs>
-          <w:tab w:val="right" w:pos="8640"/>
+          <w:tab w:val="right" w:pos="8306"/>
         </w:tabs>
         <w:spacing w:after="120" w:line="360" w:lineRule="auto"/>
         <w:rPr>
@@ -618,7 +618,7 @@
       <w:pPr>
         <w:keepLines/>
         <w:tabs>
-          <w:tab w:val="right" w:pos="8640"/>
+          <w:tab w:val="right" w:pos="8306"/>
         </w:tabs>
         <w:spacing w:after="120" w:line="360" w:lineRule="auto"/>
         <w:rPr>
@@ -659,7 +659,7 @@
       <w:pPr>
         <w:keepLines/>
         <w:tabs>
-          <w:tab w:val="right" w:pos="8640"/>
+          <w:tab w:val="right" w:pos="8306"/>
         </w:tabs>
         <w:spacing w:after="120" w:line="360" w:lineRule="auto"/>
         <w:rPr>
@@ -700,7 +700,7 @@
       <w:pPr>
         <w:keepLines/>
         <w:tabs>
-          <w:tab w:val="right" w:pos="8640"/>
+          <w:tab w:val="right" w:pos="8306"/>
         </w:tabs>
         <w:spacing w:after="120" w:line="360" w:lineRule="auto"/>
         <w:rPr>
@@ -741,7 +741,7 @@
       <w:pPr>
         <w:keepLines/>
         <w:tabs>
-          <w:tab w:val="right" w:pos="8640"/>
+          <w:tab w:val="right" w:pos="8306"/>
         </w:tabs>
         <w:spacing w:after="120" w:line="360" w:lineRule="auto"/>
         <w:rPr>
@@ -782,7 +782,7 @@
       <w:pPr>
         <w:keepLines/>
         <w:tabs>
-          <w:tab w:val="right" w:pos="8640"/>
+          <w:tab w:val="right" w:pos="8306"/>
         </w:tabs>
         <w:spacing w:after="120" w:line="360" w:lineRule="auto"/>
         <w:rPr>
@@ -823,7 +823,7 @@
       <w:pPr>
         <w:keepLines/>
         <w:tabs>
-          <w:tab w:val="right" w:pos="8640"/>
+          <w:tab w:val="right" w:pos="8306"/>
         </w:tabs>
         <w:spacing w:before="120" w:after="120" w:line="360" w:lineRule="auto"/>
         <w:rPr>
@@ -864,7 +864,7 @@
       <w:pPr>
         <w:keepLines/>
         <w:tabs>
-          <w:tab w:val="right" w:pos="8640"/>
+          <w:tab w:val="right" w:pos="8306"/>
         </w:tabs>
         <w:spacing w:after="120" w:line="360" w:lineRule="auto"/>
         <w:ind w:left="720"/>
@@ -896,7 +896,7 @@
       <w:pPr>
         <w:keepLines/>
         <w:tabs>
-          <w:tab w:val="right" w:pos="8640"/>
+          <w:tab w:val="right" w:pos="8306"/>
         </w:tabs>
         <w:spacing w:after="120" w:line="360" w:lineRule="auto"/>
         <w:ind w:left="720"/>
@@ -928,7 +928,7 @@
       <w:pPr>
         <w:keepLines/>
         <w:tabs>
-          <w:tab w:val="right" w:pos="8640"/>
+          <w:tab w:val="right" w:pos="8306"/>
         </w:tabs>
         <w:spacing w:after="120" w:line="360" w:lineRule="auto"/>
         <w:ind w:left="720"/>
@@ -960,7 +960,7 @@
       <w:pPr>
         <w:keepLines/>
         <w:tabs>
-          <w:tab w:val="right" w:pos="8640"/>
+          <w:tab w:val="right" w:pos="8306"/>
         </w:tabs>
         <w:spacing w:after="120" w:line="360" w:lineRule="auto"/>
         <w:ind w:left="720"/>
@@ -992,7 +992,7 @@
       <w:pPr>
         <w:keepLines/>
         <w:tabs>
-          <w:tab w:val="right" w:pos="8640"/>
+          <w:tab w:val="right" w:pos="8306"/>
         </w:tabs>
         <w:spacing w:after="120" w:line="360" w:lineRule="auto"/>
         <w:ind w:left="720"/>
@@ -1024,7 +1024,7 @@
       <w:pPr>
         <w:keepLines/>
         <w:tabs>
-          <w:tab w:val="right" w:pos="8640"/>
+          <w:tab w:val="right" w:pos="8306"/>
         </w:tabs>
         <w:spacing w:after="120" w:line="360" w:lineRule="auto"/>
         <w:ind w:left="720"/>
@@ -1056,7 +1056,7 @@
       <w:pPr>
         <w:keepLines/>
         <w:tabs>
-          <w:tab w:val="right" w:pos="8640"/>
+          <w:tab w:val="right" w:pos="8306"/>
         </w:tabs>
         <w:spacing w:after="120" w:line="360" w:lineRule="auto"/>
         <w:ind w:left="720"/>
@@ -1088,7 +1088,7 @@
       <w:pPr>
         <w:keepLines/>
         <w:tabs>
-          <w:tab w:val="right" w:pos="8640"/>
+          <w:tab w:val="right" w:pos="8306"/>
         </w:tabs>
         <w:spacing w:after="120" w:line="360" w:lineRule="auto"/>
         <w:ind w:left="720"/>
@@ -1120,7 +1120,7 @@
       <w:pPr>
         <w:keepLines/>
         <w:tabs>
-          <w:tab w:val="right" w:pos="8640"/>
+          <w:tab w:val="right" w:pos="8306"/>
         </w:tabs>
         <w:spacing w:before="120" w:after="120" w:line="360" w:lineRule="auto"/>
         <w:rPr>
@@ -1154,14 +1154,14 @@
           <w:szCs w:val="24"/>
         </w:rPr>
         <w:tab/>
-        <w:t>24</w:t>
+        <w:t>23</w:t>
       </w:r>
     </w:p>
     <w:p>
       <w:pPr>
         <w:keepLines/>
         <w:tabs>
-          <w:tab w:val="right" w:pos="8640"/>
+          <w:tab w:val="right" w:pos="8306"/>
         </w:tabs>
         <w:spacing w:after="120" w:line="360" w:lineRule="auto"/>
         <w:ind w:left="720"/>
@@ -1186,14 +1186,14 @@
           <w:szCs w:val="24"/>
         </w:rPr>
         <w:tab/>
-        <w:t>24</w:t>
+        <w:t>23</w:t>
       </w:r>
     </w:p>
     <w:p>
       <w:pPr>
         <w:keepLines/>
         <w:tabs>
-          <w:tab w:val="right" w:pos="8640"/>
+          <w:tab w:val="right" w:pos="8306"/>
         </w:tabs>
         <w:spacing w:after="120" w:line="360" w:lineRule="auto"/>
         <w:ind w:left="720"/>
@@ -1218,14 +1218,14 @@
           <w:szCs w:val="24"/>
         </w:rPr>
         <w:tab/>
-        <w:t>30</w:t>
+        <w:t>29</w:t>
       </w:r>
     </w:p>
     <w:p>
       <w:pPr>
         <w:keepLines/>
         <w:tabs>
-          <w:tab w:val="right" w:pos="8640"/>
+          <w:tab w:val="right" w:pos="8306"/>
         </w:tabs>
         <w:spacing w:before="120" w:after="120" w:line="360" w:lineRule="auto"/>
         <w:rPr>
@@ -1259,14 +1259,14 @@
           <w:szCs w:val="24"/>
         </w:rPr>
         <w:tab/>
-        <w:t>39</w:t>
+        <w:t>37</w:t>
       </w:r>
     </w:p>
     <w:p>
       <w:pPr>
         <w:keepLines/>
         <w:tabs>
-          <w:tab w:val="right" w:pos="8640"/>
+          <w:tab w:val="right" w:pos="8306"/>
         </w:tabs>
         <w:spacing w:after="120" w:line="360" w:lineRule="auto"/>
         <w:ind w:left="720"/>
@@ -1291,14 +1291,14 @@
           <w:szCs w:val="24"/>
         </w:rPr>
         <w:tab/>
-        <w:t>39</w:t>
+        <w:t>37</w:t>
       </w:r>
     </w:p>
     <w:p>
       <w:pPr>
         <w:keepLines/>
         <w:tabs>
-          <w:tab w:val="right" w:pos="8640"/>
+          <w:tab w:val="right" w:pos="8306"/>
         </w:tabs>
         <w:spacing w:after="120" w:line="360" w:lineRule="auto"/>
         <w:ind w:left="720"/>
@@ -1323,14 +1323,14 @@
           <w:szCs w:val="24"/>
         </w:rPr>
         <w:tab/>
-        <w:t>45</w:t>
+        <w:t>43</w:t>
       </w:r>
     </w:p>
     <w:p>
       <w:pPr>
         <w:keepLines/>
         <w:tabs>
-          <w:tab w:val="right" w:pos="8640"/>
+          <w:tab w:val="right" w:pos="8306"/>
         </w:tabs>
         <w:spacing w:after="120" w:line="360" w:lineRule="auto"/>
         <w:ind w:left="720"/>
@@ -1356,14 +1356,14 @@
           <w:szCs w:val="24"/>
         </w:rPr>
         <w:tab/>
-        <w:t>46</w:t>
+        <w:t>44</w:t>
       </w:r>
     </w:p>
     <w:p>
       <w:pPr>
         <w:keepLines/>
         <w:tabs>
-          <w:tab w:val="right" w:pos="8640"/>
+          <w:tab w:val="right" w:pos="8306"/>
         </w:tabs>
         <w:spacing w:after="120" w:line="360" w:lineRule="auto"/>
         <w:ind w:left="720"/>
@@ -1388,14 +1388,14 @@
           <w:szCs w:val="24"/>
         </w:rPr>
         <w:tab/>
-        <w:t>47</w:t>
+        <w:t>45</w:t>
       </w:r>
     </w:p>
     <w:p>
       <w:pPr>
         <w:keepLines/>
         <w:tabs>
-          <w:tab w:val="right" w:pos="8640"/>
+          <w:tab w:val="right" w:pos="8306"/>
         </w:tabs>
         <w:spacing w:after="120" w:line="360" w:lineRule="auto"/>
         <w:ind w:left="720"/>
@@ -1420,14 +1420,14 @@
           <w:szCs w:val="24"/>
         </w:rPr>
         <w:tab/>
-        <w:t>48</w:t>
+        <w:t>46</w:t>
       </w:r>
     </w:p>
     <w:p>
       <w:pPr>
         <w:keepLines/>
         <w:tabs>
-          <w:tab w:val="right" w:pos="8640"/>
+          <w:tab w:val="right" w:pos="8306"/>
         </w:tabs>
         <w:spacing w:after="120" w:line="360" w:lineRule="auto"/>
         <w:ind w:left="720"/>
@@ -1452,14 +1452,14 @@
           <w:szCs w:val="24"/>
         </w:rPr>
         <w:tab/>
-        <w:t>49</w:t>
+        <w:t>47</w:t>
       </w:r>
     </w:p>
     <w:p>
       <w:pPr>
         <w:keepLines/>
         <w:tabs>
-          <w:tab w:val="right" w:pos="8640"/>
+          <w:tab w:val="right" w:pos="8306"/>
         </w:tabs>
         <w:spacing w:after="120" w:line="360" w:lineRule="auto"/>
         <w:ind w:left="720"/>
@@ -1484,14 +1484,14 @@
           <w:szCs w:val="24"/>
         </w:rPr>
         <w:tab/>
-        <w:t>50</w:t>
+        <w:t>47</w:t>
       </w:r>
     </w:p>
     <w:p>
       <w:pPr>
         <w:keepLines/>
         <w:tabs>
-          <w:tab w:val="right" w:pos="8640"/>
+          <w:tab w:val="right" w:pos="8306"/>
         </w:tabs>
         <w:spacing w:before="120" w:after="120" w:line="360" w:lineRule="auto"/>
         <w:rPr>
@@ -1525,14 +1525,14 @@
           <w:szCs w:val="24"/>
         </w:rPr>
         <w:tab/>
-        <w:t>53</w:t>
+        <w:t>50</w:t>
       </w:r>
     </w:p>
     <w:p>
       <w:pPr>
         <w:keepLines/>
         <w:tabs>
-          <w:tab w:val="right" w:pos="8640"/>
+          <w:tab w:val="right" w:pos="8306"/>
         </w:tabs>
         <w:spacing w:after="120" w:line="360" w:lineRule="auto"/>
         <w:ind w:left="720"/>
@@ -1557,14 +1557,14 @@
           <w:szCs w:val="24"/>
         </w:rPr>
         <w:tab/>
-        <w:t>53</w:t>
+        <w:t>50</w:t>
       </w:r>
     </w:p>
     <w:p>
       <w:pPr>
         <w:keepLines/>
         <w:tabs>
-          <w:tab w:val="right" w:pos="8640"/>
+          <w:tab w:val="right" w:pos="8306"/>
         </w:tabs>
         <w:spacing w:after="120" w:line="360" w:lineRule="auto"/>
         <w:ind w:left="720"/>
@@ -1600,14 +1600,14 @@
           <w:szCs w:val="24"/>
         </w:rPr>
         <w:tab/>
-        <w:t>56</w:t>
+        <w:t>53</w:t>
       </w:r>
     </w:p>
     <w:p>
       <w:pPr>
         <w:keepLines/>
         <w:tabs>
-          <w:tab w:val="right" w:pos="8640"/>
+          <w:tab w:val="right" w:pos="8306"/>
         </w:tabs>
         <w:spacing w:after="120" w:line="360" w:lineRule="auto"/>
         <w:ind w:left="720"/>
@@ -1643,14 +1643,14 @@
           <w:szCs w:val="24"/>
         </w:rPr>
         <w:tab/>
-        <w:t>58</w:t>
+        <w:t>55</w:t>
       </w:r>
     </w:p>
     <w:p>
       <w:pPr>
         <w:keepLines/>
         <w:tabs>
-          <w:tab w:val="right" w:pos="8640"/>
+          <w:tab w:val="right" w:pos="8306"/>
         </w:tabs>
         <w:spacing w:after="120" w:line="360" w:lineRule="auto"/>
         <w:ind w:left="720"/>
@@ -1675,14 +1675,14 @@
           <w:szCs w:val="24"/>
         </w:rPr>
         <w:tab/>
-        <w:t>69</w:t>
+        <w:t>65</w:t>
       </w:r>
     </w:p>
     <w:p>
       <w:pPr>
         <w:keepLines/>
         <w:tabs>
-          <w:tab w:val="right" w:pos="8640"/>
+          <w:tab w:val="right" w:pos="8306"/>
         </w:tabs>
         <w:spacing w:after="120" w:line="360" w:lineRule="auto"/>
         <w:ind w:left="720"/>
@@ -1718,14 +1718,14 @@
           <w:szCs w:val="24"/>
         </w:rPr>
         <w:tab/>
-        <w:t>71</w:t>
+        <w:t>66</w:t>
       </w:r>
     </w:p>
     <w:p>
       <w:pPr>
         <w:keepLines/>
         <w:tabs>
-          <w:tab w:val="right" w:pos="8640"/>
+          <w:tab w:val="right" w:pos="8306"/>
         </w:tabs>
         <w:spacing w:after="120" w:line="360" w:lineRule="auto"/>
         <w:ind w:left="720"/>
@@ -1750,14 +1750,14 @@
           <w:szCs w:val="24"/>
         </w:rPr>
         <w:tab/>
-        <w:t>75</w:t>
+        <w:t>71</w:t>
       </w:r>
     </w:p>
     <w:p>
       <w:pPr>
         <w:keepLines/>
         <w:tabs>
-          <w:tab w:val="right" w:pos="8640"/>
+          <w:tab w:val="right" w:pos="8306"/>
         </w:tabs>
         <w:spacing w:after="120" w:line="360" w:lineRule="auto"/>
         <w:ind w:left="720"/>
@@ -1793,14 +1793,14 @@
           <w:szCs w:val="24"/>
         </w:rPr>
         <w:tab/>
-        <w:t>84</w:t>
+        <w:t>79</w:t>
       </w:r>
     </w:p>
     <w:p>
       <w:pPr>
         <w:keepLines/>
         <w:tabs>
-          <w:tab w:val="right" w:pos="8640"/>
+          <w:tab w:val="right" w:pos="8306"/>
         </w:tabs>
         <w:spacing w:after="120" w:line="360" w:lineRule="auto"/>
         <w:ind w:left="720"/>
@@ -1836,14 +1836,14 @@
           <w:szCs w:val="24"/>
         </w:rPr>
         <w:tab/>
-        <w:t>86</w:t>
+        <w:t>81</w:t>
       </w:r>
     </w:p>
     <w:p>
       <w:pPr>
         <w:keepLines/>
         <w:tabs>
-          <w:tab w:val="right" w:pos="8640"/>
+          <w:tab w:val="right" w:pos="8306"/>
         </w:tabs>
         <w:spacing w:after="120" w:line="360" w:lineRule="auto"/>
         <w:ind w:left="720"/>
@@ -1879,14 +1879,14 @@
           <w:szCs w:val="24"/>
         </w:rPr>
         <w:tab/>
-        <w:t>87</w:t>
+        <w:t>82</w:t>
       </w:r>
     </w:p>
     <w:p>
       <w:pPr>
         <w:keepLines/>
         <w:tabs>
-          <w:tab w:val="right" w:pos="8640"/>
+          <w:tab w:val="right" w:pos="8306"/>
         </w:tabs>
         <w:spacing w:before="120" w:after="120" w:line="360" w:lineRule="auto"/>
         <w:rPr>
@@ -1920,7 +1920,7 @@
           <w:szCs w:val="24"/>
         </w:rPr>
         <w:tab/>
-        <w:t>89</w:t>
+        <w:t>84</w:t>
       </w:r>
     </w:p>
     <w:p>
@@ -1961,7 +1961,7 @@
       <w:pPr>
         <w:keepLines/>
         <w:tabs>
-          <w:tab w:val="right" w:pos="8640"/>
+          <w:tab w:val="right" w:pos="8306"/>
         </w:tabs>
         <w:spacing w:after="120" w:line="360" w:lineRule="auto"/>
         <w:rPr>
@@ -1996,14 +1996,14 @@
           <w:szCs w:val="24"/>
         </w:rPr>
         <w:tab/>
-        <w:t>60</w:t>
+        <w:t>57</w:t>
       </w:r>
     </w:p>
     <w:p>
       <w:pPr>
         <w:keepLines/>
         <w:tabs>
-          <w:tab w:val="right" w:pos="8640"/>
+          <w:tab w:val="right" w:pos="8306"/>
         </w:tabs>
         <w:spacing w:after="120" w:line="360" w:lineRule="auto"/>
         <w:rPr>
@@ -2038,14 +2038,14 @@
           <w:szCs w:val="24"/>
         </w:rPr>
         <w:tab/>
-        <w:t>64</w:t>
+        <w:t>60</w:t>
       </w:r>
     </w:p>
     <w:p>
       <w:pPr>
         <w:keepLines/>
         <w:tabs>
-          <w:tab w:val="right" w:pos="8640"/>
+          <w:tab w:val="right" w:pos="8306"/>
         </w:tabs>
         <w:spacing w:after="120" w:line="360" w:lineRule="auto"/>
         <w:rPr>
@@ -2080,7 +2080,7 @@
           <w:szCs w:val="24"/>
         </w:rPr>
         <w:tab/>
-        <w:t>88</w:t>
+        <w:t>83</w:t>
       </w:r>
     </w:p>
     <w:p>
@@ -2120,7 +2120,7 @@
       <w:pPr>
         <w:keepLines/>
         <w:tabs>
-          <w:tab w:val="right" w:pos="8640"/>
+          <w:tab w:val="right" w:pos="8306"/>
         </w:tabs>
         <w:spacing w:after="120" w:line="360" w:lineRule="auto"/>
         <w:rPr>
@@ -2144,14 +2144,14 @@
           <w:szCs w:val="24"/>
         </w:rPr>
         <w:tab/>
-        <w:t>40</w:t>
+        <w:t>38</w:t>
       </w:r>
     </w:p>
     <w:p>
       <w:pPr>
         <w:keepLines/>
         <w:tabs>
-          <w:tab w:val="right" w:pos="8640"/>
+          <w:tab w:val="right" w:pos="8306"/>
         </w:tabs>
         <w:spacing w:after="120" w:line="360" w:lineRule="auto"/>
         <w:rPr>
@@ -2186,14 +2186,14 @@
           <w:szCs w:val="24"/>
         </w:rPr>
         <w:tab/>
-        <w:t>56</w:t>
+        <w:t>52</w:t>
       </w:r>
     </w:p>
     <w:p>
       <w:pPr>
         <w:keepLines/>
         <w:tabs>
-          <w:tab w:val="right" w:pos="8640"/>
+          <w:tab w:val="right" w:pos="8306"/>
         </w:tabs>
         <w:spacing w:after="120" w:line="360" w:lineRule="auto"/>
         <w:rPr>
@@ -2228,14 +2228,14 @@
           <w:szCs w:val="24"/>
         </w:rPr>
         <w:tab/>
-        <w:t>58</w:t>
+        <w:t>54</w:t>
       </w:r>
     </w:p>
     <w:p>
       <w:pPr>
         <w:keepLines/>
         <w:tabs>
-          <w:tab w:val="right" w:pos="8640"/>
+          <w:tab w:val="right" w:pos="8306"/>
         </w:tabs>
         <w:spacing w:after="120" w:line="360" w:lineRule="auto"/>
         <w:rPr>
@@ -2270,14 +2270,14 @@
           <w:szCs w:val="24"/>
         </w:rPr>
         <w:tab/>
-        <w:t>71</w:t>
+        <w:t>67</w:t>
       </w:r>
     </w:p>
     <w:p>
       <w:pPr>
         <w:keepLines/>
         <w:tabs>
-          <w:tab w:val="right" w:pos="8640"/>
+          <w:tab w:val="right" w:pos="8306"/>
         </w:tabs>
         <w:spacing w:after="120" w:line="360" w:lineRule="auto"/>
         <w:rPr>
@@ -2301,15 +2301,15 @@
           <w:szCs w:val="24"/>
         </w:rPr>
         <w:tab/>
-        <w:t>72</w:t>
+        <w:t>68</w:t>
       </w:r>
     </w:p>
     <w:p>
       <w:pPr>
         <w:keepLines/>
         <w:tabs>
-          <w:tab w:val="left" w:pos="8222"/>
-          <w:tab w:val="right" w:pos="8640"/>
+          <w:tab w:val="left" w:pos="7904"/>
+          <w:tab w:val="right" w:pos="8306"/>
         </w:tabs>
         <w:spacing w:after="120" w:line="360" w:lineRule="auto"/>
         <w:rPr>
@@ -2344,14 +2344,14 @@
           <w:szCs w:val="24"/>
         </w:rPr>
         <w:tab/>
-        <w:t>73</w:t>
+        <w:t>69</w:t>
       </w:r>
     </w:p>
     <w:p>
       <w:pPr>
         <w:keepLines/>
         <w:tabs>
-          <w:tab w:val="right" w:pos="8640"/>
+          <w:tab w:val="right" w:pos="8306"/>
         </w:tabs>
         <w:spacing w:after="120" w:line="360" w:lineRule="auto"/>
         <w:rPr>
@@ -2375,14 +2375,14 @@
           <w:szCs w:val="24"/>
         </w:rPr>
         <w:tab/>
-        <w:t>74</w:t>
+        <w:t>70</w:t>
       </w:r>
     </w:p>
     <w:p>
       <w:pPr>
         <w:keepLines/>
         <w:tabs>
-          <w:tab w:val="right" w:pos="8640"/>
+          <w:tab w:val="right" w:pos="8306"/>
         </w:tabs>
         <w:spacing w:after="120" w:line="360" w:lineRule="auto"/>
         <w:rPr>
@@ -2406,14 +2406,14 @@
           <w:szCs w:val="24"/>
         </w:rPr>
         <w:tab/>
-        <w:t>76</w:t>
+        <w:t>72</w:t>
       </w:r>
     </w:p>
     <w:p>
       <w:pPr>
         <w:keepLines/>
         <w:tabs>
-          <w:tab w:val="right" w:pos="8640"/>
+          <w:tab w:val="right" w:pos="8306"/>
         </w:tabs>
         <w:spacing w:after="120" w:line="360" w:lineRule="auto"/>
         <w:rPr>
@@ -2437,14 +2437,14 @@
           <w:szCs w:val="24"/>
         </w:rPr>
         <w:tab/>
-        <w:t>77</w:t>
+        <w:t>72</w:t>
       </w:r>
     </w:p>
     <w:p>
       <w:pPr>
         <w:keepLines/>
         <w:tabs>
-          <w:tab w:val="right" w:pos="8640"/>
+          <w:tab w:val="right" w:pos="8306"/>
         </w:tabs>
         <w:spacing w:after="120" w:line="360" w:lineRule="auto"/>
         <w:rPr>
@@ -2468,14 +2468,14 @@
           <w:szCs w:val="24"/>
         </w:rPr>
         <w:tab/>
-        <w:t>77</w:t>
+        <w:t>73</w:t>
       </w:r>
     </w:p>
     <w:p>
       <w:pPr>
         <w:keepLines/>
         <w:tabs>
-          <w:tab w:val="right" w:pos="8640"/>
+          <w:tab w:val="right" w:pos="8306"/>
         </w:tabs>
         <w:spacing w:after="120" w:line="360" w:lineRule="auto"/>
         <w:rPr>
@@ -2511,14 +2511,14 @@
           <w:szCs w:val="24"/>
         </w:rPr>
         <w:tab/>
-        <w:t>78</w:t>
+        <w:t>74</w:t>
       </w:r>
     </w:p>
     <w:p>
       <w:pPr>
         <w:keepLines/>
         <w:tabs>
-          <w:tab w:val="right" w:pos="8640"/>
+          <w:tab w:val="right" w:pos="8306"/>
         </w:tabs>
         <w:spacing w:after="120" w:line="360" w:lineRule="auto"/>
         <w:rPr>
@@ -2553,14 +2553,14 @@
           <w:szCs w:val="24"/>
         </w:rPr>
         <w:tab/>
-        <w:t>79</w:t>
+        <w:t>74</w:t>
       </w:r>
     </w:p>
     <w:p>
       <w:pPr>
         <w:keepLines/>
         <w:tabs>
-          <w:tab w:val="right" w:pos="8640"/>
+          <w:tab w:val="right" w:pos="8306"/>
         </w:tabs>
         <w:spacing w:after="120" w:line="360" w:lineRule="auto"/>
         <w:rPr>
@@ -2584,14 +2584,14 @@
           <w:szCs w:val="24"/>
         </w:rPr>
         <w:tab/>
-        <w:t>80</w:t>
+        <w:t>75</w:t>
       </w:r>
     </w:p>
     <w:p>
       <w:pPr>
         <w:keepLines/>
         <w:tabs>
-          <w:tab w:val="right" w:pos="8640"/>
+          <w:tab w:val="right" w:pos="8306"/>
         </w:tabs>
         <w:spacing w:after="120" w:line="360" w:lineRule="auto"/>
         <w:rPr>
@@ -2615,14 +2615,14 @@
           <w:szCs w:val="24"/>
         </w:rPr>
         <w:tab/>
-        <w:t>80</w:t>
+        <w:t>75</w:t>
       </w:r>
     </w:p>
     <w:p>
       <w:pPr>
         <w:keepLines/>
         <w:tabs>
-          <w:tab w:val="right" w:pos="8640"/>
+          <w:tab w:val="right" w:pos="8306"/>
         </w:tabs>
         <w:spacing w:after="120" w:line="360" w:lineRule="auto"/>
         <w:rPr>
@@ -2646,14 +2646,14 @@
           <w:szCs w:val="24"/>
         </w:rPr>
         <w:tab/>
-        <w:t>81</w:t>
+        <w:t>76</w:t>
       </w:r>
     </w:p>
     <w:p>
       <w:pPr>
         <w:keepLines/>
         <w:tabs>
-          <w:tab w:val="right" w:pos="8640"/>
+          <w:tab w:val="right" w:pos="8306"/>
         </w:tabs>
         <w:spacing w:after="120" w:line="360" w:lineRule="auto"/>
         <w:rPr>
@@ -2688,14 +2688,14 @@
           <w:szCs w:val="24"/>
         </w:rPr>
         <w:tab/>
-        <w:t>82</w:t>
+        <w:t>77</w:t>
       </w:r>
     </w:p>
     <w:p>
       <w:pPr>
         <w:keepLines/>
         <w:tabs>
-          <w:tab w:val="right" w:pos="8640"/>
+          <w:tab w:val="right" w:pos="8306"/>
         </w:tabs>
         <w:spacing w:after="120" w:line="360" w:lineRule="auto"/>
         <w:rPr>
@@ -2730,14 +2730,14 @@
           <w:szCs w:val="24"/>
         </w:rPr>
         <w:tab/>
-        <w:t>82</w:t>
+        <w:t>77</w:t>
       </w:r>
     </w:p>
     <w:p>
       <w:pPr>
         <w:keepLines/>
         <w:tabs>
-          <w:tab w:val="right" w:pos="8640"/>
+          <w:tab w:val="right" w:pos="8306"/>
         </w:tabs>
         <w:spacing w:after="120" w:line="360" w:lineRule="auto"/>
         <w:rPr>
@@ -2772,14 +2772,14 @@
           <w:szCs w:val="24"/>
         </w:rPr>
         <w:tab/>
-        <w:t>83</w:t>
+        <w:t>78</w:t>
       </w:r>
     </w:p>
     <w:p>
       <w:pPr>
         <w:keepLines/>
         <w:tabs>
-          <w:tab w:val="right" w:pos="8640"/>
+          <w:tab w:val="right" w:pos="8306"/>
         </w:tabs>
         <w:spacing w:after="120" w:line="360" w:lineRule="auto"/>
         <w:rPr>
@@ -2790,7 +2790,7 @@
         <w:sectPr>
           <w:headerReference w:type="default" r:id="rId15"/>
           <w:footerReference w:type="default" r:id="rId16"/>
-          <w:pgSz w:w="12240" w:h="15840"/>
+          <w:pgSz w:w="11906" w:h="16838"/>
           <w:pgMar w:top="1440" w:right="1440" w:bottom="1440" w:left="2160" w:header="709" w:footer="709" w:gutter="0"/>
           <w:pgNumType w:fmt="lowerRoman"/>
           <w:cols w:space="708"/>
@@ -2812,7 +2812,7 @@
           <w:szCs w:val="24"/>
         </w:rPr>
         <w:tab/>
-        <w:t>83</w:t>
+        <w:t>78</w:t>
       </w:r>
     </w:p>
     <w:p>
@@ -5232,7 +5232,7 @@
           <w:footerReference w:type="default" r:id="rId22"/>
           <w:headerReference w:type="first" r:id="rId23"/>
           <w:footerReference w:type="first" r:id="rId24"/>
-          <w:pgSz w:w="12240" w:h="15840"/>
+          <w:pgSz w:w="11906" w:h="16838"/>
           <w:pgMar w:top="1440" w:right="1440" w:bottom="1440" w:left="2160" w:header="709" w:footer="709" w:gutter="0"/>
           <w:pgNumType w:start="1" w:chapStyle="1"/>
           <w:cols w:space="708"/>
@@ -5263,8 +5263,8 @@
       <w:pPr>
         <w:keepNext/>
         <w:tabs>
-          <w:tab w:val="center" w:pos="4321"/>
-          <w:tab w:val="left" w:pos="7549"/>
+          <w:tab w:val="center" w:pos="4154"/>
+          <w:tab w:val="left" w:pos="7257"/>
         </w:tabs>
         <w:spacing w:after="0" w:line="480" w:lineRule="auto"/>
         <w:rPr>
@@ -6072,7 +6072,7 @@
         <w:sectPr>
           <w:headerReference w:type="default" r:id="rId25"/>
           <w:headerReference w:type="first" r:id="rId26"/>
-          <w:pgSz w:w="12240" w:h="15840"/>
+          <w:pgSz w:w="11906" w:h="16838"/>
           <w:pgMar w:top="1440" w:right="1440" w:bottom="1440" w:left="2160" w:header="709" w:footer="709" w:gutter="0"/>
           <w:cols w:space="708"/>
           <w:titlePg/>
@@ -8004,7 +8004,7 @@
         <w:sectPr>
           <w:headerReference w:type="default" r:id="rId28"/>
           <w:headerReference w:type="first" r:id="rId29"/>
-          <w:pgSz w:w="12240" w:h="15840"/>
+          <w:pgSz w:w="11906" w:h="16838"/>
           <w:pgMar w:top="1440" w:right="1440" w:bottom="1440" w:left="2160" w:header="709" w:footer="709" w:gutter="0"/>
           <w:cols w:space="708"/>
           <w:titlePg/>
@@ -8318,18 +8318,17 @@
         <w:tblLook w:val="04A0" w:firstRow="1" w:lastRow="0" w:firstColumn="1" w:lastColumn="0" w:noHBand="0" w:noVBand="1"/>
       </w:tblPr>
       <w:tblGrid>
-        <w:gridCol w:w="2877"/>
-        <w:gridCol w:w="2877"/>
-        <w:gridCol w:w="2878"/>
+        <w:gridCol w:w="2768"/>
+        <w:gridCol w:w="2768"/>
+        <w:gridCol w:w="2769"/>
       </w:tblGrid>
       <w:tr>
         <w:trPr>
-          <w:cantSplit/>
           <w:tblHeader/>
         </w:trPr>
         <w:tc>
           <w:tcPr>
-            <w:tcW w:w="2877" w:type="dxa"/>
+            <w:tcW w:w="2768" w:type="dxa"/>
           </w:tcPr>
           <w:p>
             <w:pPr>
@@ -8357,7 +8356,7 @@
         </w:tc>
         <w:tc>
           <w:tcPr>
-            <w:tcW w:w="2877" w:type="dxa"/>
+            <w:tcW w:w="2768" w:type="dxa"/>
           </w:tcPr>
           <w:p>
             <w:pPr>
@@ -8385,7 +8384,7 @@
         </w:tc>
         <w:tc>
           <w:tcPr>
-            <w:tcW w:w="2878" w:type="dxa"/>
+            <w:tcW w:w="2769" w:type="dxa"/>
           </w:tcPr>
           <w:p>
             <w:pPr>
@@ -8413,12 +8412,10 @@
         </w:tc>
       </w:tr>
       <w:tr>
-        <w:trPr>
-          <w:cantSplit/>
-        </w:trPr>
+        <w:trPr/>
         <w:tc>
           <w:tcPr>
-            <w:tcW w:w="2877" w:type="dxa"/>
+            <w:tcW w:w="2768" w:type="dxa"/>
           </w:tcPr>
           <w:p>
             <w:pPr>
@@ -8442,7 +8439,7 @@
         </w:tc>
         <w:tc>
           <w:tcPr>
-            <w:tcW w:w="2877" w:type="dxa"/>
+            <w:tcW w:w="2768" w:type="dxa"/>
           </w:tcPr>
           <w:p>
             <w:pPr>
@@ -8466,7 +8463,7 @@
         </w:tc>
         <w:tc>
           <w:tcPr>
-            <w:tcW w:w="2878" w:type="dxa"/>
+            <w:tcW w:w="2769" w:type="dxa"/>
           </w:tcPr>
           <w:p>
             <w:pPr>
@@ -8506,12 +8503,10 @@
         </w:tc>
       </w:tr>
       <w:tr>
-        <w:trPr>
-          <w:cantSplit/>
-        </w:trPr>
+        <w:trPr/>
         <w:tc>
           <w:tcPr>
-            <w:tcW w:w="2877" w:type="dxa"/>
+            <w:tcW w:w="2768" w:type="dxa"/>
           </w:tcPr>
           <w:p>
             <w:pPr>
@@ -8535,7 +8530,7 @@
         </w:tc>
         <w:tc>
           <w:tcPr>
-            <w:tcW w:w="2877" w:type="dxa"/>
+            <w:tcW w:w="2768" w:type="dxa"/>
           </w:tcPr>
           <w:p>
             <w:pPr>
@@ -8559,7 +8554,7 @@
         </w:tc>
         <w:tc>
           <w:tcPr>
-            <w:tcW w:w="2878" w:type="dxa"/>
+            <w:tcW w:w="2769" w:type="dxa"/>
           </w:tcPr>
           <w:p>
             <w:pPr>
@@ -8583,12 +8578,10 @@
         </w:tc>
       </w:tr>
       <w:tr>
-        <w:trPr>
-          <w:cantSplit/>
-        </w:trPr>
+        <w:trPr/>
         <w:tc>
           <w:tcPr>
-            <w:tcW w:w="2877" w:type="dxa"/>
+            <w:tcW w:w="2768" w:type="dxa"/>
           </w:tcPr>
           <w:p>
             <w:pPr>
@@ -8630,7 +8623,7 @@
         </w:tc>
         <w:tc>
           <w:tcPr>
-            <w:tcW w:w="2877" w:type="dxa"/>
+            <w:tcW w:w="2768" w:type="dxa"/>
           </w:tcPr>
           <w:p>
             <w:pPr>
@@ -8655,7 +8648,7 @@
         </w:tc>
         <w:tc>
           <w:tcPr>
-            <w:tcW w:w="2878" w:type="dxa"/>
+            <w:tcW w:w="2769" w:type="dxa"/>
           </w:tcPr>
           <w:p>
             <w:pPr>
@@ -8944,7 +8937,7 @@
         </w:rPr>
         <w:drawing>
           <wp:inline distT="0" distB="0" distL="0" distR="0" wp14:anchorId="0B8AADDB" wp14:editId="623C5CC2">
-            <wp:extent cx="5486400" cy="3017520"/>
+            <wp:extent cx="5274310" cy="2900870"/>
             <wp:effectExtent l="0" t="0" r="0" b="0"/>
             <wp:docPr id="101" name="Figure 4.2"/>
             <wp:cNvGraphicFramePr>
@@ -8966,7 +8959,7 @@
                   <pic:spPr>
                     <a:xfrm>
                       <a:off x="0" y="0"/>
-                      <a:ext cx="5486400" cy="3017520"/>
+                      <a:ext cx="5274310" cy="2900870"/>
                     </a:xfrm>
                     <a:prstGeom prst="rect">
                       <a:avLst/>
@@ -9185,8 +9178,8 @@
         <w:tblLook w:val="04A0" w:firstRow="1" w:lastRow="0" w:firstColumn="1" w:lastColumn="0" w:noHBand="0" w:noVBand="1"/>
       </w:tblPr>
       <w:tblGrid>
-        <w:gridCol w:w="2000"/>
-        <w:gridCol w:w="6632"/>
+        <w:gridCol w:w="1924"/>
+        <w:gridCol w:w="6381"/>
       </w:tblGrid>
       <w:tr>
         <w:trPr>
@@ -9195,7 +9188,7 @@
         </w:trPr>
         <w:tc>
           <w:tcPr>
-            <w:tcW w:w="2000" w:type="dxa"/>
+            <w:tcW w:w="1924" w:type="dxa"/>
           </w:tcPr>
           <w:p>
             <w:pPr>
@@ -9223,7 +9216,7 @@
         </w:tc>
         <w:tc>
           <w:tcPr>
-            <w:tcW w:w="6632" w:type="dxa"/>
+            <w:tcW w:w="6381" w:type="dxa"/>
           </w:tcPr>
           <w:p>
             <w:pPr>
@@ -9256,7 +9249,7 @@
         </w:trPr>
         <w:tc>
           <w:tcPr>
-            <w:tcW w:w="2000" w:type="dxa"/>
+            <w:tcW w:w="1924" w:type="dxa"/>
           </w:tcPr>
           <w:p>
             <w:pPr>
@@ -9280,7 +9273,7 @@
         </w:tc>
         <w:tc>
           <w:tcPr>
-            <w:tcW w:w="6632" w:type="dxa"/>
+            <w:tcW w:w="6381" w:type="dxa"/>
           </w:tcPr>
           <w:p>
             <w:pPr>
@@ -9309,7 +9302,7 @@
         </w:trPr>
         <w:tc>
           <w:tcPr>
-            <w:tcW w:w="2000" w:type="dxa"/>
+            <w:tcW w:w="1924" w:type="dxa"/>
           </w:tcPr>
           <w:p>
             <w:pPr>
@@ -9333,7 +9326,7 @@
         </w:tc>
         <w:tc>
           <w:tcPr>
-            <w:tcW w:w="6632" w:type="dxa"/>
+            <w:tcW w:w="6381" w:type="dxa"/>
           </w:tcPr>
           <w:p>
             <w:pPr>
@@ -9362,7 +9355,7 @@
         </w:trPr>
         <w:tc>
           <w:tcPr>
-            <w:tcW w:w="2000" w:type="dxa"/>
+            <w:tcW w:w="1924" w:type="dxa"/>
           </w:tcPr>
           <w:p>
             <w:pPr>
@@ -9386,7 +9379,7 @@
         </w:tc>
         <w:tc>
           <w:tcPr>
-            <w:tcW w:w="6632" w:type="dxa"/>
+            <w:tcW w:w="6381" w:type="dxa"/>
           </w:tcPr>
           <w:p>
             <w:pPr>
@@ -9415,7 +9408,7 @@
         </w:trPr>
         <w:tc>
           <w:tcPr>
-            <w:tcW w:w="2000" w:type="dxa"/>
+            <w:tcW w:w="1924" w:type="dxa"/>
           </w:tcPr>
           <w:p>
             <w:pPr>
@@ -9440,7 +9433,7 @@
         </w:tc>
         <w:tc>
           <w:tcPr>
-            <w:tcW w:w="6632" w:type="dxa"/>
+            <w:tcW w:w="6381" w:type="dxa"/>
           </w:tcPr>
           <w:p>
             <w:pPr>
@@ -9763,8 +9756,8 @@
         <w:tblLook w:val="04A0" w:firstRow="1" w:lastRow="0" w:firstColumn="1" w:lastColumn="0" w:noHBand="0" w:noVBand="1"/>
       </w:tblPr>
       <w:tblGrid>
-        <w:gridCol w:w="3400"/>
-        <w:gridCol w:w="5232"/>
+        <w:gridCol w:w="3271"/>
+        <w:gridCol w:w="5034"/>
       </w:tblGrid>
       <w:tr>
         <w:trPr>
@@ -9773,7 +9766,7 @@
         </w:trPr>
         <w:tc>
           <w:tcPr>
-            <w:tcW w:w="3400" w:type="dxa"/>
+            <w:tcW w:w="3271" w:type="dxa"/>
           </w:tcPr>
           <w:p>
             <w:pPr>
@@ -9797,7 +9790,7 @@
         </w:tc>
         <w:tc>
           <w:tcPr>
-            <w:tcW w:w="5232" w:type="dxa"/>
+            <w:tcW w:w="5034" w:type="dxa"/>
           </w:tcPr>
           <w:p>
             <w:pPr>
@@ -9826,7 +9819,7 @@
         </w:trPr>
         <w:tc>
           <w:tcPr>
-            <w:tcW w:w="3400" w:type="dxa"/>
+            <w:tcW w:w="3271" w:type="dxa"/>
           </w:tcPr>
           <w:p>
             <w:pPr>
@@ -9845,7 +9838,7 @@
         </w:tc>
         <w:tc>
           <w:tcPr>
-            <w:tcW w:w="5232" w:type="dxa"/>
+            <w:tcW w:w="5034" w:type="dxa"/>
           </w:tcPr>
           <w:p>
             <w:pPr>
@@ -9869,7 +9862,7 @@
         </w:trPr>
         <w:tc>
           <w:tcPr>
-            <w:tcW w:w="3400" w:type="dxa"/>
+            <w:tcW w:w="3271" w:type="dxa"/>
           </w:tcPr>
           <w:p>
             <w:pPr>
@@ -9888,7 +9881,7 @@
         </w:tc>
         <w:tc>
           <w:tcPr>
-            <w:tcW w:w="5232" w:type="dxa"/>
+            <w:tcW w:w="5034" w:type="dxa"/>
           </w:tcPr>
           <w:p>
             <w:pPr>
@@ -9912,7 +9905,7 @@
         </w:trPr>
         <w:tc>
           <w:tcPr>
-            <w:tcW w:w="3400" w:type="dxa"/>
+            <w:tcW w:w="3271" w:type="dxa"/>
           </w:tcPr>
           <w:p>
             <w:pPr>
@@ -9931,7 +9924,7 @@
         </w:tc>
         <w:tc>
           <w:tcPr>
-            <w:tcW w:w="5232" w:type="dxa"/>
+            <w:tcW w:w="5034" w:type="dxa"/>
           </w:tcPr>
           <w:p>
             <w:pPr>
@@ -9955,7 +9948,7 @@
         </w:trPr>
         <w:tc>
           <w:tcPr>
-            <w:tcW w:w="3400" w:type="dxa"/>
+            <w:tcW w:w="3271" w:type="dxa"/>
           </w:tcPr>
           <w:p>
             <w:pPr>
@@ -9975,7 +9968,7 @@
         </w:tc>
         <w:tc>
           <w:tcPr>
-            <w:tcW w:w="5232" w:type="dxa"/>
+            <w:tcW w:w="5034" w:type="dxa"/>
           </w:tcPr>
           <w:p>
             <w:pPr>
@@ -10781,18 +10774,17 @@
         <w:tblLook w:val="04A0" w:firstRow="1" w:lastRow="0" w:firstColumn="1" w:lastColumn="0" w:noHBand="0" w:noVBand="1"/>
       </w:tblPr>
       <w:tblGrid>
-        <w:gridCol w:w="2877"/>
-        <w:gridCol w:w="2877"/>
-        <w:gridCol w:w="2878"/>
+        <w:gridCol w:w="2768"/>
+        <w:gridCol w:w="2768"/>
+        <w:gridCol w:w="2769"/>
       </w:tblGrid>
       <w:tr>
         <w:trPr>
-          <w:cantSplit/>
           <w:tblHeader/>
         </w:trPr>
         <w:tc>
           <w:tcPr>
-            <w:tcW w:w="2877" w:type="dxa"/>
+            <w:tcW w:w="2768" w:type="dxa"/>
           </w:tcPr>
           <w:p>
             <w:pPr>
@@ -10820,7 +10812,7 @@
         </w:tc>
         <w:tc>
           <w:tcPr>
-            <w:tcW w:w="2877" w:type="dxa"/>
+            <w:tcW w:w="2768" w:type="dxa"/>
           </w:tcPr>
           <w:p>
             <w:pPr>
@@ -10848,7 +10840,7 @@
         </w:tc>
         <w:tc>
           <w:tcPr>
-            <w:tcW w:w="2878" w:type="dxa"/>
+            <w:tcW w:w="2769" w:type="dxa"/>
           </w:tcPr>
           <w:p>
             <w:pPr>
@@ -10876,12 +10868,10 @@
         </w:tc>
       </w:tr>
       <w:tr>
-        <w:trPr>
-          <w:cantSplit/>
-        </w:trPr>
+        <w:trPr/>
         <w:tc>
           <w:tcPr>
-            <w:tcW w:w="2877" w:type="dxa"/>
+            <w:tcW w:w="2768" w:type="dxa"/>
           </w:tcPr>
           <w:p>
             <w:pPr>
@@ -10905,7 +10895,7 @@
         </w:tc>
         <w:tc>
           <w:tcPr>
-            <w:tcW w:w="2877" w:type="dxa"/>
+            <w:tcW w:w="2768" w:type="dxa"/>
           </w:tcPr>
           <w:p>
             <w:pPr>
@@ -10929,7 +10919,7 @@
         </w:tc>
         <w:tc>
           <w:tcPr>
-            <w:tcW w:w="2878" w:type="dxa"/>
+            <w:tcW w:w="2769" w:type="dxa"/>
           </w:tcPr>
           <w:p>
             <w:pPr>
@@ -10953,12 +10943,10 @@
         </w:tc>
       </w:tr>
       <w:tr>
-        <w:trPr>
-          <w:cantSplit/>
-        </w:trPr>
+        <w:trPr/>
         <w:tc>
           <w:tcPr>
-            <w:tcW w:w="2877" w:type="dxa"/>
+            <w:tcW w:w="2768" w:type="dxa"/>
           </w:tcPr>
           <w:p>
             <w:pPr>
@@ -10982,7 +10970,7 @@
         </w:tc>
         <w:tc>
           <w:tcPr>
-            <w:tcW w:w="2877" w:type="dxa"/>
+            <w:tcW w:w="2768" w:type="dxa"/>
           </w:tcPr>
           <w:p>
             <w:pPr>
@@ -11006,7 +10994,7 @@
         </w:tc>
         <w:tc>
           <w:tcPr>
-            <w:tcW w:w="2878" w:type="dxa"/>
+            <w:tcW w:w="2769" w:type="dxa"/>
           </w:tcPr>
           <w:p>
             <w:pPr>
@@ -11030,12 +11018,10 @@
         </w:tc>
       </w:tr>
       <w:tr>
-        <w:trPr>
-          <w:cantSplit/>
-        </w:trPr>
+        <w:trPr/>
         <w:tc>
           <w:tcPr>
-            <w:tcW w:w="2877" w:type="dxa"/>
+            <w:tcW w:w="2768" w:type="dxa"/>
           </w:tcPr>
           <w:p>
             <w:pPr>
@@ -11060,7 +11046,7 @@
         </w:tc>
         <w:tc>
           <w:tcPr>
-            <w:tcW w:w="2877" w:type="dxa"/>
+            <w:tcW w:w="2768" w:type="dxa"/>
           </w:tcPr>
           <w:p>
             <w:pPr>
@@ -11085,7 +11071,7 @@
         </w:tc>
         <w:tc>
           <w:tcPr>
-            <w:tcW w:w="2878" w:type="dxa"/>
+            <w:tcW w:w="2769" w:type="dxa"/>
           </w:tcPr>
           <w:p>
             <w:pPr>
@@ -11263,6 +11249,45 @@
       </w:r>
       <w:r>
         <w:fldChar w:fldCharType="end"/>
+      </w:r>
+    </w:p>
+    <w:p>
+      <w:pPr>
+        <w:spacing w:line="480" w:lineRule="auto"/>
+        <w:ind w:firstLine="720"/>
+        <w:jc w:val="both"/>
+        <w:rPr>
+          <w:rFonts w:ascii="Courier New" w:hAnsi="Courier New" w:cs="Courier New"/>
+          <w:sz w:val="24"/>
+          <w:szCs w:val="24"/>
+        </w:rPr>
+      </w:pPr>
+      <w:r>
+        <w:rPr>
+          <w:rFonts w:ascii="Courier New" w:hAnsi="Courier New" w:cs="Courier New"/>
+          <w:b/>
+          <w:bCs/>
+          <w:sz w:val="24"/>
+          <w:szCs w:val="24"/>
+        </w:rPr>
+        <w:t>Figure 4.5</w:t>
+      </w:r>
+      <w:r>
+        <w:rPr>
+          <w:rFonts w:ascii="Courier New" w:hAnsi="Courier New" w:cs="Courier New"/>
+          <w:sz w:val="24"/>
+          <w:szCs w:val="24"/>
+        </w:rPr>
+        <w:t xml:space="preserve"> shows the activity diagram for the curriculum audit, divided into two swimlanes: the Program Chairperson and the Audit Engine. The process starts with the chairperson checking whether the student is new. A new student is first registered or imported from a student list, while an existing student's record is used as it is. The chairperson then enters the student's grade history, which is passed to the Audit </w:t>
+      </w:r>
+      <w:r>
+        <w:rPr>
+          <w:rFonts w:ascii="Courier New" w:hAnsi="Courier New" w:cs="Courier New"/>
+          <w:sz w:val="24"/>
+          <w:szCs w:val="24"/>
+        </w:rPr>
+        <w:lastRenderedPageBreak/>
+        <w:t>Engine. The Audit Engine audits the record against the student's curriculum, comparing the term in which each subject was taken with the terms in which its requirements were met, and gives each subject one of the five statuses in Table 4.1. The result returns to the chairperson as the student's audit report, which ends the process.</w:t>
       </w:r>
     </w:p>
     <w:p>
@@ -11352,45 +11377,6 @@
     </w:p>
     <w:p>
       <w:pPr>
-        <w:spacing w:line="480" w:lineRule="auto"/>
-        <w:ind w:firstLine="720"/>
-        <w:jc w:val="both"/>
-        <w:rPr>
-          <w:rFonts w:ascii="Courier New" w:hAnsi="Courier New" w:cs="Courier New"/>
-          <w:sz w:val="24"/>
-          <w:szCs w:val="24"/>
-        </w:rPr>
-      </w:pPr>
-      <w:r>
-        <w:rPr>
-          <w:rFonts w:ascii="Courier New" w:hAnsi="Courier New" w:cs="Courier New"/>
-          <w:b/>
-          <w:bCs/>
-          <w:sz w:val="24"/>
-          <w:szCs w:val="24"/>
-        </w:rPr>
-        <w:t>Figure 4.5</w:t>
-      </w:r>
-      <w:r>
-        <w:rPr>
-          <w:rFonts w:ascii="Courier New" w:hAnsi="Courier New" w:cs="Courier New"/>
-          <w:sz w:val="24"/>
-          <w:szCs w:val="24"/>
-        </w:rPr>
-        <w:t xml:space="preserve"> shows the activity diagram for the curriculum audit, divided into two swimlanes: the Program Chairperson and the Audit Engine. The process starts with the chairperson checking whether the student is new. A new student is first registered or imported from a student list, while an existing student's record is used as it is. The chairperson then enters the student's grade history, which is passed to the Audit </w:t>
-      </w:r>
-      <w:r>
-        <w:rPr>
-          <w:rFonts w:ascii="Courier New" w:hAnsi="Courier New" w:cs="Courier New"/>
-          <w:sz w:val="24"/>
-          <w:szCs w:val="24"/>
-        </w:rPr>
-        <w:lastRenderedPageBreak/>
-        <w:t>Engine. The Audit Engine audits the record against the student's curriculum, comparing the term in which each subject was taken with the terms in which its requirements were met, and gives each subject one of the five statuses in Table 4.1. The result returns to the chairperson as the student's audit report, which ends the process.</w:t>
-      </w:r>
-    </w:p>
-    <w:p>
-      <w:pPr>
         <w:keepNext/>
         <w:spacing w:line="240" w:lineRule="auto"/>
         <w:jc w:val="center"/>
@@ -11406,7 +11392,7 @@
         </w:rPr>
         <w:drawing>
           <wp:inline distT="0" distB="0" distL="0" distR="0" wp14:anchorId="0CEF7CEA" wp14:editId="5A97D07B">
-            <wp:extent cx="5486400" cy="5072809"/>
+            <wp:extent cx="5274310" cy="4876707"/>
             <wp:effectExtent l="0" t="0" r="0" b="5080"/>
             <wp:docPr id="7000003" name="Figure 4.6. Menu Diagram of Auditrix" descr="Figure 4.6. Menu Diagram of Auditrix"/>
             <wp:cNvGraphicFramePr>
@@ -11428,7 +11414,7 @@
                   <pic:spPr>
                     <a:xfrm>
                       <a:off x="0" y="0"/>
-                      <a:ext cx="5486400" cy="5072809"/>
+                      <a:ext cx="5274310" cy="4876707"/>
                     </a:xfrm>
                     <a:prstGeom prst="rect">
                       <a:avLst/>
@@ -11762,7 +11748,7 @@
         <w:lastRenderedPageBreak/>
         <w:drawing>
           <wp:inline distT="0" distB="0" distL="0" distR="0" wp14:anchorId="5900278C" wp14:editId="75FA05C4">
-            <wp:extent cx="5083534" cy="3145536"/>
+            <wp:extent cx="4135281" cy="2558786"/>
             <wp:effectExtent l="0" t="0" r="0" b="0"/>
             <wp:docPr id="9102" name="Figure 4.8" descr="Figure 4.8. Students — searching for the student"/>
             <wp:cNvGraphicFramePr>
@@ -11784,7 +11770,7 @@
                   <pic:spPr>
                     <a:xfrm>
                       <a:off x="0" y="0"/>
-                      <a:ext cx="5083534" cy="3145536"/>
+                      <a:ext cx="4135281" cy="2558786"/>
                     </a:xfrm>
                     <a:prstGeom prst="rect">
                       <a:avLst/>
@@ -12389,7 +12375,7 @@
         </w:rPr>
         <w:drawing>
           <wp:inline distT="0" distB="0" distL="0" distR="0" wp14:anchorId="5900278C" wp14:editId="75FA05C4">
-            <wp:extent cx="5083534" cy="3145536"/>
+            <wp:extent cx="4496514" cy="2782306"/>
             <wp:effectExtent l="0" t="0" r="0" b="0"/>
             <wp:docPr id="9107" name="Figure 4.11b" descr="Figure 4.11b. Enter Grades — grade of each subject"/>
             <wp:cNvGraphicFramePr>
@@ -12411,7 +12397,7 @@
                   <pic:spPr>
                     <a:xfrm>
                       <a:off x="0" y="0"/>
-                      <a:ext cx="5083534" cy="3145536"/>
+                      <a:ext cx="4496514" cy="2782306"/>
                     </a:xfrm>
                     <a:prstGeom prst="rect">
                       <a:avLst/>
@@ -13719,10 +13705,10 @@
         <w:tblLook w:val="04A0" w:firstRow="1" w:lastRow="0" w:firstColumn="1" w:lastColumn="0" w:noHBand="0" w:noVBand="1"/>
       </w:tblPr>
       <w:tblGrid>
-        <w:gridCol w:w="2400"/>
-        <w:gridCol w:w="2629"/>
-        <w:gridCol w:w="1370"/>
-        <w:gridCol w:w="2233"/>
+        <w:gridCol w:w="2309"/>
+        <w:gridCol w:w="2529"/>
+        <w:gridCol w:w="1318"/>
+        <w:gridCol w:w="2148"/>
       </w:tblGrid>
       <w:tr>
         <w:trPr>
@@ -13731,7 +13717,7 @@
         </w:trPr>
         <w:tc>
           <w:tcPr>
-            <w:tcW w:w="2400" w:type="dxa"/>
+            <w:tcW w:w="2309" w:type="dxa"/>
           </w:tcPr>
           <w:p>
             <w:pPr>
@@ -13759,7 +13745,7 @@
         </w:tc>
         <w:tc>
           <w:tcPr>
-            <w:tcW w:w="2629" w:type="dxa"/>
+            <w:tcW w:w="2529" w:type="dxa"/>
           </w:tcPr>
           <w:p>
             <w:pPr>
@@ -13787,7 +13773,7 @@
         </w:tc>
         <w:tc>
           <w:tcPr>
-            <w:tcW w:w="1370" w:type="dxa"/>
+            <w:tcW w:w="1318" w:type="dxa"/>
           </w:tcPr>
           <w:p>
             <w:pPr>
@@ -13815,7 +13801,7 @@
         </w:tc>
         <w:tc>
           <w:tcPr>
-            <w:tcW w:w="2233" w:type="dxa"/>
+            <w:tcW w:w="2148" w:type="dxa"/>
           </w:tcPr>
           <w:p>
             <w:pPr>
@@ -13848,7 +13834,7 @@
         </w:trPr>
         <w:tc>
           <w:tcPr>
-            <w:tcW w:w="2400" w:type="dxa"/>
+            <w:tcW w:w="2309" w:type="dxa"/>
           </w:tcPr>
           <w:p>
             <w:pPr>
@@ -13872,7 +13858,7 @@
         </w:tc>
         <w:tc>
           <w:tcPr>
-            <w:tcW w:w="2629" w:type="dxa"/>
+            <w:tcW w:w="2529" w:type="dxa"/>
           </w:tcPr>
           <w:p>
             <w:pPr>
@@ -13896,7 +13882,7 @@
         </w:tc>
         <w:tc>
           <w:tcPr>
-            <w:tcW w:w="1370" w:type="dxa"/>
+            <w:tcW w:w="1318" w:type="dxa"/>
           </w:tcPr>
           <w:p>
             <w:pPr>
@@ -13920,7 +13906,7 @@
         </w:tc>
         <w:tc>
           <w:tcPr>
-            <w:tcW w:w="2233" w:type="dxa"/>
+            <w:tcW w:w="2148" w:type="dxa"/>
           </w:tcPr>
           <w:p>
             <w:pPr>
@@ -13949,7 +13935,7 @@
         </w:trPr>
         <w:tc>
           <w:tcPr>
-            <w:tcW w:w="2400" w:type="dxa"/>
+            <w:tcW w:w="2309" w:type="dxa"/>
           </w:tcPr>
           <w:p>
             <w:pPr>
@@ -13973,7 +13959,7 @@
         </w:tc>
         <w:tc>
           <w:tcPr>
-            <w:tcW w:w="2629" w:type="dxa"/>
+            <w:tcW w:w="2529" w:type="dxa"/>
           </w:tcPr>
           <w:p>
             <w:pPr>
@@ -13997,7 +13983,7 @@
         </w:tc>
         <w:tc>
           <w:tcPr>
-            <w:tcW w:w="1370" w:type="dxa"/>
+            <w:tcW w:w="1318" w:type="dxa"/>
           </w:tcPr>
           <w:p>
             <w:pPr>
@@ -14021,7 +14007,7 @@
         </w:tc>
         <w:tc>
           <w:tcPr>
-            <w:tcW w:w="2233" w:type="dxa"/>
+            <w:tcW w:w="2148" w:type="dxa"/>
           </w:tcPr>
           <w:p>
             <w:pPr>
@@ -14050,7 +14036,7 @@
         </w:trPr>
         <w:tc>
           <w:tcPr>
-            <w:tcW w:w="2400" w:type="dxa"/>
+            <w:tcW w:w="2309" w:type="dxa"/>
           </w:tcPr>
           <w:p>
             <w:pPr>
@@ -14074,7 +14060,7 @@
         </w:tc>
         <w:tc>
           <w:tcPr>
-            <w:tcW w:w="2629" w:type="dxa"/>
+            <w:tcW w:w="2529" w:type="dxa"/>
           </w:tcPr>
           <w:p>
             <w:pPr>
@@ -14098,7 +14084,7 @@
         </w:tc>
         <w:tc>
           <w:tcPr>
-            <w:tcW w:w="1370" w:type="dxa"/>
+            <w:tcW w:w="1318" w:type="dxa"/>
           </w:tcPr>
           <w:p>
             <w:pPr>
@@ -14122,7 +14108,7 @@
         </w:tc>
         <w:tc>
           <w:tcPr>
-            <w:tcW w:w="2233" w:type="dxa"/>
+            <w:tcW w:w="2148" w:type="dxa"/>
           </w:tcPr>
           <w:p>
             <w:pPr>
@@ -14151,7 +14137,7 @@
         </w:trPr>
         <w:tc>
           <w:tcPr>
-            <w:tcW w:w="2400" w:type="dxa"/>
+            <w:tcW w:w="2309" w:type="dxa"/>
           </w:tcPr>
           <w:p>
             <w:pPr>
@@ -14175,7 +14161,7 @@
         </w:tc>
         <w:tc>
           <w:tcPr>
-            <w:tcW w:w="2629" w:type="dxa"/>
+            <w:tcW w:w="2529" w:type="dxa"/>
           </w:tcPr>
           <w:p>
             <w:pPr>
@@ -14199,7 +14185,7 @@
         </w:tc>
         <w:tc>
           <w:tcPr>
-            <w:tcW w:w="1370" w:type="dxa"/>
+            <w:tcW w:w="1318" w:type="dxa"/>
           </w:tcPr>
           <w:p>
             <w:pPr>
@@ -14223,7 +14209,7 @@
         </w:tc>
         <w:tc>
           <w:tcPr>
-            <w:tcW w:w="2233" w:type="dxa"/>
+            <w:tcW w:w="2148" w:type="dxa"/>
           </w:tcPr>
           <w:p>
             <w:pPr>
@@ -14252,7 +14238,7 @@
         </w:trPr>
         <w:tc>
           <w:tcPr>
-            <w:tcW w:w="2400" w:type="dxa"/>
+            <w:tcW w:w="2309" w:type="dxa"/>
           </w:tcPr>
           <w:p>
             <w:pPr>
@@ -14276,7 +14262,7 @@
         </w:tc>
         <w:tc>
           <w:tcPr>
-            <w:tcW w:w="2629" w:type="dxa"/>
+            <w:tcW w:w="2529" w:type="dxa"/>
           </w:tcPr>
           <w:p>
             <w:pPr>
@@ -14300,7 +14286,7 @@
         </w:tc>
         <w:tc>
           <w:tcPr>
-            <w:tcW w:w="1370" w:type="dxa"/>
+            <w:tcW w:w="1318" w:type="dxa"/>
           </w:tcPr>
           <w:p>
             <w:pPr>
@@ -14324,7 +14310,7 @@
         </w:tc>
         <w:tc>
           <w:tcPr>
-            <w:tcW w:w="2233" w:type="dxa"/>
+            <w:tcW w:w="2148" w:type="dxa"/>
           </w:tcPr>
           <w:p>
             <w:pPr>
@@ -14353,7 +14339,7 @@
         </w:trPr>
         <w:tc>
           <w:tcPr>
-            <w:tcW w:w="2400" w:type="dxa"/>
+            <w:tcW w:w="2309" w:type="dxa"/>
           </w:tcPr>
           <w:p>
             <w:pPr>
@@ -14377,7 +14363,7 @@
         </w:tc>
         <w:tc>
           <w:tcPr>
-            <w:tcW w:w="2629" w:type="dxa"/>
+            <w:tcW w:w="2529" w:type="dxa"/>
           </w:tcPr>
           <w:p>
             <w:pPr>
@@ -14401,7 +14387,7 @@
         </w:tc>
         <w:tc>
           <w:tcPr>
-            <w:tcW w:w="1370" w:type="dxa"/>
+            <w:tcW w:w="1318" w:type="dxa"/>
           </w:tcPr>
           <w:p>
             <w:pPr>
@@ -14425,7 +14411,7 @@
         </w:tc>
         <w:tc>
           <w:tcPr>
-            <w:tcW w:w="2233" w:type="dxa"/>
+            <w:tcW w:w="2148" w:type="dxa"/>
           </w:tcPr>
           <w:p>
             <w:pPr>
@@ -14454,7 +14440,7 @@
         </w:trPr>
         <w:tc>
           <w:tcPr>
-            <w:tcW w:w="2400" w:type="dxa"/>
+            <w:tcW w:w="2309" w:type="dxa"/>
           </w:tcPr>
           <w:p>
             <w:pPr>
@@ -14478,7 +14464,7 @@
         </w:tc>
         <w:tc>
           <w:tcPr>
-            <w:tcW w:w="2629" w:type="dxa"/>
+            <w:tcW w:w="2529" w:type="dxa"/>
           </w:tcPr>
           <w:p>
             <w:pPr>
@@ -14502,7 +14488,7 @@
         </w:tc>
         <w:tc>
           <w:tcPr>
-            <w:tcW w:w="1370" w:type="dxa"/>
+            <w:tcW w:w="1318" w:type="dxa"/>
           </w:tcPr>
           <w:p>
             <w:pPr>
@@ -14526,7 +14512,7 @@
         </w:tc>
         <w:tc>
           <w:tcPr>
-            <w:tcW w:w="2233" w:type="dxa"/>
+            <w:tcW w:w="2148" w:type="dxa"/>
           </w:tcPr>
           <w:p>
             <w:pPr>
@@ -14555,7 +14541,7 @@
         </w:trPr>
         <w:tc>
           <w:tcPr>
-            <w:tcW w:w="2400" w:type="dxa"/>
+            <w:tcW w:w="2309" w:type="dxa"/>
           </w:tcPr>
           <w:p>
             <w:pPr>
@@ -14579,7 +14565,7 @@
         </w:tc>
         <w:tc>
           <w:tcPr>
-            <w:tcW w:w="2629" w:type="dxa"/>
+            <w:tcW w:w="2529" w:type="dxa"/>
           </w:tcPr>
           <w:p>
             <w:pPr>
@@ -14603,7 +14589,7 @@
         </w:tc>
         <w:tc>
           <w:tcPr>
-            <w:tcW w:w="1370" w:type="dxa"/>
+            <w:tcW w:w="1318" w:type="dxa"/>
           </w:tcPr>
           <w:p>
             <w:pPr>
@@ -14627,7 +14613,7 @@
         </w:tc>
         <w:tc>
           <w:tcPr>
-            <w:tcW w:w="2233" w:type="dxa"/>
+            <w:tcW w:w="2148" w:type="dxa"/>
           </w:tcPr>
           <w:p>
             <w:pPr>
@@ -14656,7 +14642,7 @@
         </w:trPr>
         <w:tc>
           <w:tcPr>
-            <w:tcW w:w="2400" w:type="dxa"/>
+            <w:tcW w:w="2309" w:type="dxa"/>
           </w:tcPr>
           <w:p>
             <w:pPr>
@@ -14681,7 +14667,7 @@
         </w:tc>
         <w:tc>
           <w:tcPr>
-            <w:tcW w:w="2629" w:type="dxa"/>
+            <w:tcW w:w="2529" w:type="dxa"/>
           </w:tcPr>
           <w:p>
             <w:pPr>
@@ -14706,7 +14692,7 @@
         </w:tc>
         <w:tc>
           <w:tcPr>
-            <w:tcW w:w="1370" w:type="dxa"/>
+            <w:tcW w:w="1318" w:type="dxa"/>
           </w:tcPr>
           <w:p>
             <w:pPr>
@@ -14731,7 +14717,7 @@
         </w:tc>
         <w:tc>
           <w:tcPr>
-            <w:tcW w:w="2233" w:type="dxa"/>
+            <w:tcW w:w="2148" w:type="dxa"/>
           </w:tcPr>
           <w:p>
             <w:pPr>
@@ -17940,7 +17926,7 @@
     <w:sectPr>
       <w:headerReference w:type="default" r:id="rId72"/>
       <w:headerReference w:type="first" r:id="rId73"/>
-      <w:pgSz w:w="12240" w:h="15840"/>
+      <w:pgSz w:w="11906" w:h="16838"/>
       <w:pgMar w:top="1440" w:right="1440" w:bottom="1440" w:left="2160" w:header="709" w:footer="709" w:gutter="0"/>
       <w:cols w:space="708"/>
       <w:titlePg/>
@@ -18053,7 +18039,7 @@
                   <wp:positionV relativeFrom="paragraph">
                     <wp:posOffset>-112395</wp:posOffset>
                   </wp:positionV>
-                  <wp:extent cx="7772400" cy="0"/>
+                  <wp:extent cx="7560310" cy="0"/>
                   <wp:effectExtent l="0" t="19050" r="19050" b="19050"/>
                   <wp:wrapNone/>
                   <wp:docPr id="431550391" name="Straight Connector 431550391"/>
@@ -18065,7 +18051,7 @@
                         <wps:spPr>
                           <a:xfrm>
                             <a:off x="0" y="0"/>
-                            <a:ext cx="7772400" cy="0"/>
+                            <a:ext cx="7560310" cy="0"/>
                           </a:xfrm>
                           <a:prstGeom prst="line">
                             <a:avLst/>
@@ -18095,7 +18081,7 @@
             </mc:Choice>
             <mc:Fallback>
               <w:pict>
-                <v:line w14:anchorId="7E22F063" id="Straight Connector 431550391" o:spid="_x0000_s1026" style="position:absolute;z-index:251664384;visibility:visible;mso-wrap-style:square;mso-wrap-distance-left:9pt;mso-wrap-distance-top:0;mso-wrap-distance-right:9pt;mso-wrap-distance-bottom:0;mso-position-horizontal:left;mso-position-horizontal-relative:page;mso-position-vertical:absolute;mso-position-vertical-relative:text" from="0,-8.85pt" to="612pt,-8.85pt" o:gfxdata="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" strokecolor="black [3200]" strokeweight="3pt">
+                <v:line w14:anchorId="7E22F063" id="Straight Connector 431550391" o:spid="_x0000_s1026" style="position:absolute;z-index:251664384;visibility:visible;mso-wrap-style:square;mso-wrap-distance-left:9pt;mso-wrap-distance-top:0;mso-wrap-distance-right:9pt;mso-wrap-distance-bottom:0;mso-position-horizontal:left;mso-position-horizontal-relative:page;mso-position-vertical:absolute;mso-position-vertical-relative:text" from="0,-8.85pt" to="595.30pt,-8.85pt" o:gfxdata="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" strokecolor="black [3200]" strokeweight="3pt">
                   <v:stroke joinstyle="miter"/>
                   <w10:wrap anchorx="page"/>
                 </v:line>
@@ -18154,7 +18140,7 @@
                   <wp:positionV relativeFrom="paragraph">
                     <wp:posOffset>-112395</wp:posOffset>
                   </wp:positionV>
-                  <wp:extent cx="7772400" cy="0"/>
+                  <wp:extent cx="7560310" cy="0"/>
                   <wp:effectExtent l="0" t="19050" r="19050" b="19050"/>
                   <wp:wrapNone/>
                   <wp:docPr id="1264350393" name="Straight Connector 1264350393"/>
@@ -18166,7 +18152,7 @@
                         <wps:spPr>
                           <a:xfrm>
                             <a:off x="0" y="0"/>
-                            <a:ext cx="7772400" cy="0"/>
+                            <a:ext cx="7560310" cy="0"/>
                           </a:xfrm>
                           <a:prstGeom prst="line">
                             <a:avLst/>
@@ -18196,7 +18182,7 @@
             </mc:Choice>
             <mc:Fallback>
               <w:pict>
-                <v:line w14:anchorId="7E22F063" id="Straight Connector 431550391" o:spid="_x0000_s1026" style="position:absolute;z-index:251664384;visibility:visible;mso-wrap-style:square;mso-wrap-distance-left:9pt;mso-wrap-distance-top:0;mso-wrap-distance-right:9pt;mso-wrap-distance-bottom:0;mso-position-horizontal:left;mso-position-horizontal-relative:page;mso-position-vertical:absolute;mso-position-vertical-relative:text" from="0,-8.85pt" to="612pt,-8.85pt" o:gfxdata="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" strokecolor="black [3200]" strokeweight="3pt">
+                <v:line w14:anchorId="7E22F063" id="Straight Connector 431550391" o:spid="_x0000_s1026" style="position:absolute;z-index:251664384;visibility:visible;mso-wrap-style:square;mso-wrap-distance-left:9pt;mso-wrap-distance-top:0;mso-wrap-distance-right:9pt;mso-wrap-distance-bottom:0;mso-position-horizontal:left;mso-position-horizontal-relative:page;mso-position-vertical:absolute;mso-position-vertical-relative:text" from="0,-8.85pt" to="595.30pt,-8.85pt" o:gfxdata="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" strokecolor="black [3200]" strokeweight="3pt">
                   <v:stroke joinstyle="miter"/>
                   <w10:wrap anchorx="page"/>
                 </v:line>
@@ -18285,7 +18271,7 @@
                   <wp:positionV relativeFrom="paragraph">
                     <wp:posOffset>-112395</wp:posOffset>
                   </wp:positionV>
-                  <wp:extent cx="7772400" cy="0"/>
+                  <wp:extent cx="7560310" cy="0"/>
                   <wp:effectExtent l="0" t="19050" r="19050" b="19050"/>
                   <wp:wrapNone/>
                   <wp:docPr id="1028258192" name="Straight Connector 1028258192"/>
@@ -18297,7 +18283,7 @@
                         <wps:spPr>
                           <a:xfrm>
                             <a:off x="0" y="0"/>
-                            <a:ext cx="7772400" cy="0"/>
+                            <a:ext cx="7560310" cy="0"/>
                           </a:xfrm>
                           <a:prstGeom prst="line">
                             <a:avLst/>
@@ -18327,7 +18313,7 @@
             </mc:Choice>
             <mc:Fallback>
               <w:pict>
-                <v:line w14:anchorId="7E22F063" id="Straight Connector 431550391" o:spid="_x0000_s1026" style="position:absolute;z-index:251664384;visibility:visible;mso-wrap-style:square;mso-wrap-distance-left:9pt;mso-wrap-distance-top:0;mso-wrap-distance-right:9pt;mso-wrap-distance-bottom:0;mso-position-horizontal:left;mso-position-horizontal-relative:page;mso-position-vertical:absolute;mso-position-vertical-relative:text" from="0,-8.85pt" to="612pt,-8.85pt" o:gfxdata="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" strokecolor="black [3200]" strokeweight="3pt">
+                <v:line w14:anchorId="7E22F063" id="Straight Connector 431550391" o:spid="_x0000_s1026" style="position:absolute;z-index:251664384;visibility:visible;mso-wrap-style:square;mso-wrap-distance-left:9pt;mso-wrap-distance-top:0;mso-wrap-distance-right:9pt;mso-wrap-distance-bottom:0;mso-position-horizontal:left;mso-position-horizontal-relative:page;mso-position-vertical:absolute;mso-position-vertical-relative:text" from="0,-8.85pt" to="595.30pt,-8.85pt" o:gfxdata="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" strokecolor="black [3200]" strokeweight="3pt">
                   <v:stroke joinstyle="miter"/>
                   <w10:wrap anchorx="page"/>
                 </v:line>
@@ -18375,7 +18361,7 @@
                   <wp:positionV relativeFrom="paragraph">
                     <wp:posOffset>-112395</wp:posOffset>
                   </wp:positionV>
-                  <wp:extent cx="7772400" cy="0"/>
+                  <wp:extent cx="7560310" cy="0"/>
                   <wp:effectExtent l="0" t="19050" r="19050" b="19050"/>
                   <wp:wrapNone/>
                   <wp:docPr id="1279864202" name="Straight Connector 1279864202"/>
@@ -18387,7 +18373,7 @@
                         <wps:spPr>
                           <a:xfrm>
                             <a:off x="0" y="0"/>
-                            <a:ext cx="7772400" cy="0"/>
+                            <a:ext cx="7560310" cy="0"/>
                           </a:xfrm>
                           <a:prstGeom prst="line">
                             <a:avLst/>
@@ -18417,7 +18403,7 @@
             </mc:Choice>
             <mc:Fallback>
               <w:pict>
-                <v:line w14:anchorId="7E22F063" id="Straight Connector 431550391" o:spid="_x0000_s1026" style="position:absolute;z-index:251664384;visibility:visible;mso-wrap-style:square;mso-wrap-distance-left:9pt;mso-wrap-distance-top:0;mso-wrap-distance-right:9pt;mso-wrap-distance-bottom:0;mso-position-horizontal:left;mso-position-horizontal-relative:page;mso-position-vertical:absolute;mso-position-vertical-relative:text" from="0,-8.85pt" to="612pt,-8.85pt" o:gfxdata="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" strokecolor="black [3200]" strokeweight="3pt">
+                <v:line w14:anchorId="7E22F063" id="Straight Connector 431550391" o:spid="_x0000_s1026" style="position:absolute;z-index:251664384;visibility:visible;mso-wrap-style:square;mso-wrap-distance-left:9pt;mso-wrap-distance-top:0;mso-wrap-distance-right:9pt;mso-wrap-distance-bottom:0;mso-position-horizontal:left;mso-position-horizontal-relative:page;mso-position-vertical:absolute;mso-position-vertical-relative:text" from="0,-8.85pt" to="595.30pt,-8.85pt" o:gfxdata="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" strokecolor="black [3200]" strokeweight="3pt">
                   <v:stroke joinstyle="miter"/>
                   <w10:wrap anchorx="page"/>
                 </v:line>
@@ -18489,8 +18475,8 @@
         <w:pPr>
           <w:pStyle w:val="Header"/>
           <w:tabs>
-            <w:tab w:val="center" w:pos="4321"/>
-            <w:tab w:val="right" w:pos="8642"/>
+            <w:tab w:val="center" w:pos="4154"/>
+            <w:tab w:val="right" w:pos="8308"/>
           </w:tabs>
           <w:rPr>
             <w:rFonts w:ascii="Courier New" w:hAnsi="Courier New" w:cs="Courier New"/>
@@ -18580,7 +18566,7 @@
                   <wp:positionV relativeFrom="paragraph">
                     <wp:posOffset>-287020</wp:posOffset>
                   </wp:positionV>
-                  <wp:extent cx="7772400" cy="0"/>
+                  <wp:extent cx="7560310" cy="0"/>
                   <wp:effectExtent l="0" t="19050" r="0" b="19050"/>
                   <wp:wrapNone/>
                   <wp:docPr id="190166018" name="Straight Connector 190166018"/>
@@ -18592,7 +18578,7 @@
                         <wps:spPr>
                           <a:xfrm>
                             <a:off x="0" y="0"/>
-                            <a:ext cx="7772400" cy="0"/>
+                            <a:ext cx="7560310" cy="0"/>
                           </a:xfrm>
                           <a:prstGeom prst="line">
                             <a:avLst/>
@@ -18648,7 +18634,7 @@
                   <wp:positionV relativeFrom="paragraph">
                     <wp:posOffset>-572770</wp:posOffset>
                   </wp:positionV>
-                  <wp:extent cx="0" cy="10191750"/>
+                  <wp:extent cx="0" cy="10825480"/>
                   <wp:effectExtent l="19050" t="0" r="19050" b="0"/>
                   <wp:wrapNone/>
                   <wp:docPr id="341334077" name="Straight Connector 341334077"/>
@@ -18660,7 +18646,7 @@
                         <wps:spPr>
                           <a:xfrm>
                             <a:off x="0" y="0"/>
-                            <a:ext cx="0" cy="10191896"/>
+                            <a:ext cx="0" cy="10825480"/>
                           </a:xfrm>
                           <a:prstGeom prst="line">
                             <a:avLst/>
@@ -18711,12 +18697,12 @@
                 <wp:anchor distT="0" distB="0" distL="114300" distR="114300" simplePos="0" relativeHeight="251671552" behindDoc="0" locked="0" layoutInCell="1" allowOverlap="1" wp14:anchorId="54E11308" wp14:editId="59A407C0">
                   <wp:simplePos x="0" y="0"/>
                   <wp:positionH relativeFrom="column">
-                    <wp:posOffset>5715000</wp:posOffset>
+                    <wp:posOffset>5502910</wp:posOffset>
                   </wp:positionH>
                   <wp:positionV relativeFrom="paragraph">
                     <wp:posOffset>-419735</wp:posOffset>
                   </wp:positionV>
-                  <wp:extent cx="0" cy="10033635"/>
+                  <wp:extent cx="0" cy="10667365"/>
                   <wp:effectExtent l="19050" t="0" r="19050" b="5715"/>
                   <wp:wrapNone/>
                   <wp:docPr id="194450568" name="Straight Connector 194450568"/>
@@ -18728,7 +18714,7 @@
                         <wps:spPr>
                           <a:xfrm>
                             <a:off x="0" y="0"/>
-                            <a:ext cx="0" cy="10033762"/>
+                            <a:ext cx="0" cy="10667365"/>
                           </a:xfrm>
                           <a:prstGeom prst="line">
                             <a:avLst/>
@@ -18786,10 +18772,10 @@
         <w:pPr>
           <w:pStyle w:val="Header"/>
           <w:tabs>
-            <w:tab w:val="clear" w:pos="9360"/>
+            <w:tab w:val="clear" w:pos="8998"/>
             <w:tab w:val="left" w:pos="2256"/>
-            <w:tab w:val="center" w:pos="4320"/>
-            <w:tab w:val="right" w:pos="8642"/>
+            <w:tab w:val="center" w:pos="4153"/>
+            <w:tab w:val="right" w:pos="8308"/>
           </w:tabs>
           <w:rPr>
             <w:rFonts w:ascii="Courier New" w:hAnsi="Courier New" w:cs="Courier New"/>
@@ -18818,8 +18804,8 @@
           <w:tabs>
             <w:tab w:val="left" w:pos="2256"/>
             <w:tab w:val="left" w:pos="2696"/>
-            <w:tab w:val="center" w:pos="4320"/>
-            <w:tab w:val="left" w:pos="8370"/>
+            <w:tab w:val="center" w:pos="4153"/>
+            <w:tab w:val="left" w:pos="8046"/>
           </w:tabs>
           <w:wordWrap w:val="0"/>
           <w:jc w:val="center"/>
@@ -18847,7 +18833,7 @@
                   <wp:positionV relativeFrom="paragraph">
                     <wp:posOffset>204470</wp:posOffset>
                   </wp:positionV>
-                  <wp:extent cx="7772400" cy="0"/>
+                  <wp:extent cx="7560310" cy="0"/>
                   <wp:effectExtent l="0" t="19050" r="19050" b="19050"/>
                   <wp:wrapNone/>
                   <wp:docPr id="9907" name="Straight Connector 29"/>
@@ -18859,7 +18845,7 @@
                         <wps:spPr>
                           <a:xfrm>
                             <a:off x="0" y="0"/>
-                            <a:ext cx="7772400" cy="0"/>
+                            <a:ext cx="7560310" cy="0"/>
                           </a:xfrm>
                           <a:prstGeom prst="line">
                             <a:avLst/>
@@ -18889,7 +18875,7 @@
             </mc:Choice>
             <mc:Fallback xmlns:wpsCustomData="http://www.wps.cn/officeDocument/2013/wpsCustomData">
               <w:pict>
-                <v:line id="_x0000_s1026" o:spid="_x0000_s1026" o:spt="20" style="position:absolute;left:0pt;margin-top:16.1pt;height:0pt;width:612pt;mso-position-horizontal:right;mso-position-horizontal-relative:page;z-index:251663360;mso-width-relative:page;mso-height-relative:page;" filled="f" stroked="t" coordsize="21600,21600" o:gfxdata="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">
+                <v:line id="_x0000_s1026" o:spid="_x0000_s1026" o:spt="20" style="position:absolute;left:0pt;margin-top:16.1pt;height:0pt;width:595.30pt;mso-position-horizontal:right;mso-position-horizontal-relative:page;z-index:251663360;mso-width-relative:page;mso-height-relative:page;" filled="f" stroked="t" coordsize="21600,21600" o:gfxdata="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">
                   <v:fill on="f" focussize="0,0"/>
                   <v:stroke weight="3pt" color="#000000 [3200]" miterlimit="8" joinstyle="miter"/>
                   <v:imagedata o:title=""/>
@@ -18916,7 +18902,7 @@
                   <wp:positionV relativeFrom="paragraph">
                     <wp:posOffset>204470</wp:posOffset>
                   </wp:positionV>
-                  <wp:extent cx="7772400" cy="0"/>
+                  <wp:extent cx="7560310" cy="0"/>
                   <wp:effectExtent l="0" t="19050" r="19050" b="19050"/>
                   <wp:wrapNone/>
                   <wp:docPr id="1895472449" name="Straight Connector 1895472449"/>
@@ -18928,7 +18914,7 @@
                         <wps:spPr>
                           <a:xfrm>
                             <a:off x="0" y="0"/>
-                            <a:ext cx="7772400" cy="0"/>
+                            <a:ext cx="7560310" cy="0"/>
                           </a:xfrm>
                           <a:prstGeom prst="line">
                             <a:avLst/>
@@ -18958,7 +18944,7 @@
             </mc:Choice>
             <mc:Fallback>
               <w:pict>
-                <v:line w14:anchorId="504A0D9E" id="Straight Connector 1895472449" o:spid="_x0000_s1026" style="position:absolute;z-index:251695104;visibility:visible;mso-wrap-style:square;mso-wrap-distance-left:9pt;mso-wrap-distance-top:0;mso-wrap-distance-right:9pt;mso-wrap-distance-bottom:0;mso-position-horizontal:right;mso-position-horizontal-relative:page;mso-position-vertical:absolute;mso-position-vertical-relative:text" from="560.8pt,16.1pt" to="1172.8pt,16.1pt" o:gfxdata="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" strokecolor="black [3200]" strokeweight="3pt">
+                <v:line w14:anchorId="504A0D9E" id="Straight Connector 1895472449" o:spid="_x0000_s1026" style="position:absolute;z-index:251695104;visibility:visible;mso-wrap-style:square;mso-wrap-distance-left:9pt;mso-wrap-distance-top:0;mso-wrap-distance-right:9pt;mso-wrap-distance-bottom:0;mso-position-horizontal:right;mso-position-horizontal-relative:page;mso-position-vertical:absolute;mso-position-vertical-relative:text" from="560.8pt,16.1pt" to="1156.10pt,16.1pt" o:gfxdata="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" strokecolor="black [3200]" strokeweight="3pt">
                   <v:stroke joinstyle="miter"/>
                   <w10:wrap anchorx="page"/>
                 </v:line>
@@ -18980,10 +18966,10 @@
         <w:pPr>
           <w:pStyle w:val="Header"/>
           <w:tabs>
-            <w:tab w:val="clear" w:pos="9360"/>
+            <w:tab w:val="clear" w:pos="8998"/>
             <w:tab w:val="left" w:pos="2256"/>
-            <w:tab w:val="center" w:pos="4320"/>
-            <w:tab w:val="right" w:pos="8642"/>
+            <w:tab w:val="center" w:pos="4153"/>
+            <w:tab w:val="right" w:pos="8308"/>
           </w:tabs>
           <w:rPr>
             <w:rFonts w:ascii="Courier New" w:hAnsi="Courier New" w:cs="Courier New"/>
@@ -19033,8 +19019,8 @@
         <w:pPr>
           <w:pStyle w:val="Header"/>
           <w:tabs>
-            <w:tab w:val="center" w:pos="4321"/>
-            <w:tab w:val="right" w:pos="8642"/>
+            <w:tab w:val="center" w:pos="4154"/>
+            <w:tab w:val="right" w:pos="8308"/>
           </w:tabs>
           <w:rPr>
             <w:rFonts w:ascii="Courier New" w:hAnsi="Courier New" w:cs="Courier New"/>
@@ -19124,7 +19110,7 @@
                   <wp:positionV relativeFrom="paragraph">
                     <wp:posOffset>-287020</wp:posOffset>
                   </wp:positionV>
-                  <wp:extent cx="7772400" cy="0"/>
+                  <wp:extent cx="7560310" cy="0"/>
                   <wp:effectExtent l="0" t="19050" r="0" b="19050"/>
                   <wp:wrapNone/>
                   <wp:docPr id="779353151" name="Straight Connector 779353151"/>
@@ -19136,7 +19122,7 @@
                         <wps:spPr>
                           <a:xfrm>
                             <a:off x="0" y="0"/>
-                            <a:ext cx="7772400" cy="0"/>
+                            <a:ext cx="7560310" cy="0"/>
                           </a:xfrm>
                           <a:prstGeom prst="line">
                             <a:avLst/>
@@ -19192,7 +19178,7 @@
                   <wp:positionV relativeFrom="paragraph">
                     <wp:posOffset>-572770</wp:posOffset>
                   </wp:positionV>
-                  <wp:extent cx="0" cy="10191750"/>
+                  <wp:extent cx="0" cy="10825480"/>
                   <wp:effectExtent l="19050" t="0" r="19050" b="0"/>
                   <wp:wrapNone/>
                   <wp:docPr id="1221720256" name="Straight Connector 1221720256"/>
@@ -19204,7 +19190,7 @@
                         <wps:spPr>
                           <a:xfrm>
                             <a:off x="0" y="0"/>
-                            <a:ext cx="0" cy="10191896"/>
+                            <a:ext cx="0" cy="10825480"/>
                           </a:xfrm>
                           <a:prstGeom prst="line">
                             <a:avLst/>
@@ -19255,12 +19241,12 @@
                 <wp:anchor distT="0" distB="0" distL="114300" distR="114300" simplePos="0" relativeHeight="251683840" behindDoc="0" locked="0" layoutInCell="1" allowOverlap="1" wp14:anchorId="388E9295" wp14:editId="509A27C9">
                   <wp:simplePos x="0" y="0"/>
                   <wp:positionH relativeFrom="column">
-                    <wp:posOffset>5715000</wp:posOffset>
+                    <wp:posOffset>5502910</wp:posOffset>
                   </wp:positionH>
                   <wp:positionV relativeFrom="paragraph">
                     <wp:posOffset>-419735</wp:posOffset>
                   </wp:positionV>
-                  <wp:extent cx="0" cy="10033635"/>
+                  <wp:extent cx="0" cy="10667365"/>
                   <wp:effectExtent l="19050" t="0" r="19050" b="5715"/>
                   <wp:wrapNone/>
                   <wp:docPr id="1162794373" name="Straight Connector 1162794373"/>
@@ -19272,7 +19258,7 @@
                         <wps:spPr>
                           <a:xfrm>
                             <a:off x="0" y="0"/>
-                            <a:ext cx="0" cy="10033762"/>
+                            <a:ext cx="0" cy="10667365"/>
                           </a:xfrm>
                           <a:prstGeom prst="line">
                             <a:avLst/>
@@ -19330,10 +19316,10 @@
         <w:pPr>
           <w:pStyle w:val="Header"/>
           <w:tabs>
-            <w:tab w:val="clear" w:pos="9360"/>
+            <w:tab w:val="clear" w:pos="8998"/>
             <w:tab w:val="left" w:pos="2256"/>
-            <w:tab w:val="center" w:pos="4320"/>
-            <w:tab w:val="right" w:pos="8642"/>
+            <w:tab w:val="center" w:pos="4153"/>
+            <w:tab w:val="right" w:pos="8308"/>
           </w:tabs>
           <w:rPr>
             <w:rFonts w:ascii="Courier New" w:hAnsi="Courier New" w:cs="Courier New"/>
@@ -19362,8 +19348,8 @@
           <w:tabs>
             <w:tab w:val="left" w:pos="2256"/>
             <w:tab w:val="left" w:pos="2696"/>
-            <w:tab w:val="center" w:pos="4320"/>
-            <w:tab w:val="left" w:pos="8370"/>
+            <w:tab w:val="center" w:pos="4153"/>
+            <w:tab w:val="left" w:pos="8046"/>
           </w:tabs>
           <w:wordWrap w:val="0"/>
           <w:jc w:val="center"/>
@@ -19388,10 +19374,10 @@
         <w:pPr>
           <w:pStyle w:val="Header"/>
           <w:tabs>
-            <w:tab w:val="clear" w:pos="9360"/>
+            <w:tab w:val="clear" w:pos="8998"/>
             <w:tab w:val="left" w:pos="2256"/>
-            <w:tab w:val="center" w:pos="4320"/>
-            <w:tab w:val="right" w:pos="8642"/>
+            <w:tab w:val="center" w:pos="4153"/>
+            <w:tab w:val="right" w:pos="8308"/>
           </w:tabs>
           <w:rPr>
             <w:rFonts w:ascii="Courier New" w:hAnsi="Courier New" w:cs="Courier New"/>
@@ -19426,7 +19412,7 @@
                   <wp:positionV relativeFrom="paragraph">
                     <wp:posOffset>204470</wp:posOffset>
                   </wp:positionV>
-                  <wp:extent cx="7772400" cy="0"/>
+                  <wp:extent cx="7560310" cy="0"/>
                   <wp:effectExtent l="0" t="19050" r="19050" b="19050"/>
                   <wp:wrapNone/>
                   <wp:docPr id="9900" name="Straight Connector 29"/>
@@ -19438,7 +19424,7 @@
                         <wps:spPr>
                           <a:xfrm>
                             <a:off x="0" y="0"/>
-                            <a:ext cx="7772400" cy="0"/>
+                            <a:ext cx="7560310" cy="0"/>
                           </a:xfrm>
                           <a:prstGeom prst="line">
                             <a:avLst/>
@@ -19468,7 +19454,7 @@
             </mc:Choice>
             <mc:Fallback xmlns:wpsCustomData="http://www.wps.cn/officeDocument/2013/wpsCustomData">
               <w:pict>
-                <v:line id="_x0000_s1026" o:spid="_x0000_s1026" o:spt="20" style="position:absolute;left:0pt;margin-top:16.1pt;height:0pt;width:612pt;mso-position-horizontal:right;mso-position-horizontal-relative:page;z-index:251663360;mso-width-relative:page;mso-height-relative:page;" filled="f" stroked="t" coordsize="21600,21600" o:gfxdata="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">
+                <v:line id="_x0000_s1026" o:spid="_x0000_s1026" o:spt="20" style="position:absolute;left:0pt;margin-top:16.1pt;height:0pt;width:595.30pt;mso-position-horizontal:right;mso-position-horizontal-relative:page;z-index:251663360;mso-width-relative:page;mso-height-relative:page;" filled="f" stroked="t" coordsize="21600,21600" o:gfxdata="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">
                   <v:fill on="f" focussize="0,0"/>
                   <v:stroke weight="3pt" color="#000000 [3200]" miterlimit="8" joinstyle="miter"/>
                   <v:imagedata o:title=""/>
@@ -19572,8 +19558,8 @@
         <w:pPr>
           <w:pStyle w:val="Header"/>
           <w:tabs>
-            <w:tab w:val="center" w:pos="4321"/>
-            <w:tab w:val="right" w:pos="8642"/>
+            <w:tab w:val="center" w:pos="4154"/>
+            <w:tab w:val="right" w:pos="8308"/>
           </w:tabs>
           <w:rPr>
             <w:rFonts w:ascii="Courier New" w:hAnsi="Courier New" w:cs="Courier New"/>
@@ -19663,7 +19649,7 @@
                   <wp:positionV relativeFrom="paragraph">
                     <wp:posOffset>-287020</wp:posOffset>
                   </wp:positionV>
-                  <wp:extent cx="7772400" cy="0"/>
+                  <wp:extent cx="7560310" cy="0"/>
                   <wp:effectExtent l="0" t="19050" r="0" b="19050"/>
                   <wp:wrapNone/>
                   <wp:docPr id="2030725421" name="Straight Connector 2030725421"/>
@@ -19675,7 +19661,7 @@
                         <wps:spPr>
                           <a:xfrm>
                             <a:off x="0" y="0"/>
-                            <a:ext cx="7772400" cy="0"/>
+                            <a:ext cx="7560310" cy="0"/>
                           </a:xfrm>
                           <a:prstGeom prst="line">
                             <a:avLst/>
@@ -19731,7 +19717,7 @@
                   <wp:positionV relativeFrom="paragraph">
                     <wp:posOffset>-572770</wp:posOffset>
                   </wp:positionV>
-                  <wp:extent cx="0" cy="10191750"/>
+                  <wp:extent cx="0" cy="10825480"/>
                   <wp:effectExtent l="19050" t="0" r="19050" b="0"/>
                   <wp:wrapNone/>
                   <wp:docPr id="904603731" name="Straight Connector 904603731"/>
@@ -19743,7 +19729,7 @@
                         <wps:spPr>
                           <a:xfrm>
                             <a:off x="0" y="0"/>
-                            <a:ext cx="0" cy="10191896"/>
+                            <a:ext cx="0" cy="10825480"/>
                           </a:xfrm>
                           <a:prstGeom prst="line">
                             <a:avLst/>
@@ -19794,12 +19780,12 @@
                 <wp:anchor distT="0" distB="0" distL="114300" distR="114300" simplePos="0" relativeHeight="251679744" behindDoc="0" locked="0" layoutInCell="1" allowOverlap="1" wp14:anchorId="3154A674" wp14:editId="178287CF">
                   <wp:simplePos x="0" y="0"/>
                   <wp:positionH relativeFrom="column">
-                    <wp:posOffset>5715000</wp:posOffset>
+                    <wp:posOffset>5502910</wp:posOffset>
                   </wp:positionH>
                   <wp:positionV relativeFrom="paragraph">
                     <wp:posOffset>-419735</wp:posOffset>
                   </wp:positionV>
-                  <wp:extent cx="0" cy="10033635"/>
+                  <wp:extent cx="0" cy="10667365"/>
                   <wp:effectExtent l="19050" t="0" r="19050" b="5715"/>
                   <wp:wrapNone/>
                   <wp:docPr id="1590466236" name="Straight Connector 1590466236"/>
@@ -19811,7 +19797,7 @@
                         <wps:spPr>
                           <a:xfrm>
                             <a:off x="0" y="0"/>
-                            <a:ext cx="0" cy="10033762"/>
+                            <a:ext cx="0" cy="10667365"/>
                           </a:xfrm>
                           <a:prstGeom prst="line">
                             <a:avLst/>
@@ -19869,10 +19855,10 @@
         <w:pPr>
           <w:pStyle w:val="Header"/>
           <w:tabs>
-            <w:tab w:val="clear" w:pos="9360"/>
+            <w:tab w:val="clear" w:pos="8998"/>
             <w:tab w:val="left" w:pos="2256"/>
-            <w:tab w:val="center" w:pos="4320"/>
-            <w:tab w:val="right" w:pos="8642"/>
+            <w:tab w:val="center" w:pos="4153"/>
+            <w:tab w:val="right" w:pos="8308"/>
           </w:tabs>
           <w:rPr>
             <w:rFonts w:ascii="Courier New" w:hAnsi="Courier New" w:cs="Courier New"/>
@@ -19901,8 +19887,8 @@
           <w:tabs>
             <w:tab w:val="left" w:pos="2256"/>
             <w:tab w:val="left" w:pos="2696"/>
-            <w:tab w:val="center" w:pos="4320"/>
-            <w:tab w:val="left" w:pos="8370"/>
+            <w:tab w:val="center" w:pos="4153"/>
+            <w:tab w:val="left" w:pos="8046"/>
           </w:tabs>
           <w:wordWrap w:val="0"/>
           <w:jc w:val="center"/>
@@ -19930,7 +19916,7 @@
                   <wp:positionV relativeFrom="paragraph">
                     <wp:posOffset>204470</wp:posOffset>
                   </wp:positionV>
-                  <wp:extent cx="7772400" cy="0"/>
+                  <wp:extent cx="7560310" cy="0"/>
                   <wp:effectExtent l="0" t="19050" r="19050" b="19050"/>
                   <wp:wrapNone/>
                   <wp:docPr id="9901" name="Straight Connector 29"/>
@@ -19942,7 +19928,7 @@
                         <wps:spPr>
                           <a:xfrm>
                             <a:off x="0" y="0"/>
-                            <a:ext cx="7772400" cy="0"/>
+                            <a:ext cx="7560310" cy="0"/>
                           </a:xfrm>
                           <a:prstGeom prst="line">
                             <a:avLst/>
@@ -19972,7 +19958,7 @@
             </mc:Choice>
             <mc:Fallback xmlns:wpsCustomData="http://www.wps.cn/officeDocument/2013/wpsCustomData">
               <w:pict>
-                <v:line id="_x0000_s1026" o:spid="_x0000_s1026" o:spt="20" style="position:absolute;left:0pt;margin-top:16.1pt;height:0pt;width:612pt;mso-position-horizontal:right;mso-position-horizontal-relative:page;z-index:251663360;mso-width-relative:page;mso-height-relative:page;" filled="f" stroked="t" coordsize="21600,21600" o:gfxdata="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">
+                <v:line id="_x0000_s1026" o:spid="_x0000_s1026" o:spt="20" style="position:absolute;left:0pt;margin-top:16.1pt;height:0pt;width:595.30pt;mso-position-horizontal:right;mso-position-horizontal-relative:page;z-index:251663360;mso-width-relative:page;mso-height-relative:page;" filled="f" stroked="t" coordsize="21600,21600" o:gfxdata="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">
                   <v:fill on="f" focussize="0,0"/>
                   <v:stroke weight="3pt" color="#000000 [3200]" miterlimit="8" joinstyle="miter"/>
                   <v:imagedata o:title=""/>
@@ -19999,7 +19985,7 @@
                   <wp:positionV relativeFrom="paragraph">
                     <wp:posOffset>204470</wp:posOffset>
                   </wp:positionV>
-                  <wp:extent cx="7772400" cy="0"/>
+                  <wp:extent cx="7560310" cy="0"/>
                   <wp:effectExtent l="0" t="19050" r="19050" b="19050"/>
                   <wp:wrapNone/>
                   <wp:docPr id="2130945655" name="Straight Connector 2130945655"/>
@@ -20011,7 +19997,7 @@
                         <wps:spPr>
                           <a:xfrm>
                             <a:off x="0" y="0"/>
-                            <a:ext cx="7772400" cy="0"/>
+                            <a:ext cx="7560310" cy="0"/>
                           </a:xfrm>
                           <a:prstGeom prst="line">
                             <a:avLst/>
@@ -20041,7 +20027,7 @@
             </mc:Choice>
             <mc:Fallback>
               <w:pict>
-                <v:line w14:anchorId="56E0AE3B" id="Straight Connector 2130945655" o:spid="_x0000_s1026" style="position:absolute;z-index:251699200;visibility:visible;mso-wrap-style:square;mso-wrap-distance-left:9pt;mso-wrap-distance-top:0;mso-wrap-distance-right:9pt;mso-wrap-distance-bottom:0;mso-position-horizontal:right;mso-position-horizontal-relative:page;mso-position-vertical:absolute;mso-position-vertical-relative:text" from="560.8pt,16.1pt" to="1172.8pt,16.1pt" o:gfxdata="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" strokecolor="black [3200]" strokeweight="3pt">
+                <v:line w14:anchorId="56E0AE3B" id="Straight Connector 2130945655" o:spid="_x0000_s1026" style="position:absolute;z-index:251699200;visibility:visible;mso-wrap-style:square;mso-wrap-distance-left:9pt;mso-wrap-distance-top:0;mso-wrap-distance-right:9pt;mso-wrap-distance-bottom:0;mso-position-horizontal:right;mso-position-horizontal-relative:page;mso-position-vertical:absolute;mso-position-vertical-relative:text" from="560.8pt,16.1pt" to="1156.10pt,16.1pt" o:gfxdata="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" strokecolor="black [3200]" strokeweight="3pt">
                   <v:stroke joinstyle="miter"/>
                   <w10:wrap anchorx="page"/>
                 </v:line>
@@ -20063,10 +20049,10 @@
         <w:pPr>
           <w:pStyle w:val="Header"/>
           <w:tabs>
-            <w:tab w:val="clear" w:pos="9360"/>
+            <w:tab w:val="clear" w:pos="8998"/>
             <w:tab w:val="left" w:pos="2256"/>
-            <w:tab w:val="center" w:pos="4320"/>
-            <w:tab w:val="right" w:pos="8642"/>
+            <w:tab w:val="center" w:pos="4153"/>
+            <w:tab w:val="right" w:pos="8308"/>
           </w:tabs>
           <w:rPr>
             <w:rFonts w:ascii="Courier New" w:hAnsi="Courier New" w:cs="Courier New"/>
@@ -20199,7 +20185,7 @@
                   <wp:positionV relativeFrom="paragraph">
                     <wp:posOffset>-287020</wp:posOffset>
                   </wp:positionV>
-                  <wp:extent cx="7772400" cy="0"/>
+                  <wp:extent cx="7560310" cy="0"/>
                   <wp:effectExtent l="0" t="19050" r="0" b="19050"/>
                   <wp:wrapNone/>
                   <wp:docPr id="26" name="Straight Connector 26"/>
@@ -20211,7 +20197,7 @@
                         <wps:spPr>
                           <a:xfrm>
                             <a:off x="0" y="0"/>
-                            <a:ext cx="7772400" cy="0"/>
+                            <a:ext cx="7560310" cy="0"/>
                           </a:xfrm>
                           <a:prstGeom prst="line">
                             <a:avLst/>
@@ -20241,7 +20227,7 @@
             </mc:Choice>
             <mc:Fallback xmlns:wpsCustomData="http://www.wps.cn/officeDocument/2013/wpsCustomData">
               <w:pict>
-                <v:line id="_x0000_s1026" o:spid="_x0000_s1026" o:spt="20" style="position:absolute;left:0pt;margin-left:-108pt;margin-top:-22.6pt;height:0pt;width:612pt;z-index:251662336;mso-width-relative:page;mso-height-relative:page;" filled="f" stroked="t" coordsize="21600,21600" o:gfxdata="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">
+                <v:line id="_x0000_s1026" o:spid="_x0000_s1026" o:spt="20" style="position:absolute;left:0pt;margin-left:-108pt;margin-top:-22.6pt;height:0pt;width:595.30pt;z-index:251662336;mso-width-relative:page;mso-height-relative:page;" filled="f" stroked="t" coordsize="21600,21600" o:gfxdata="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">
                   <v:fill on="f" focussize="0,0"/>
                   <v:stroke weight="3pt" color="#000000 [3200]" miterlimit="8" joinstyle="miter"/>
                   <v:imagedata o:title=""/>
@@ -20270,7 +20256,7 @@
                   <wp:positionV relativeFrom="paragraph">
                     <wp:posOffset>-572770</wp:posOffset>
                   </wp:positionV>
-                  <wp:extent cx="0" cy="10191750"/>
+                  <wp:extent cx="0" cy="10825480"/>
                   <wp:effectExtent l="19050" t="0" r="19050" b="0"/>
                   <wp:wrapNone/>
                   <wp:docPr id="27" name="Straight Connector 27"/>
@@ -20282,7 +20268,7 @@
                         <wps:spPr>
                           <a:xfrm>
                             <a:off x="0" y="0"/>
-                            <a:ext cx="0" cy="10191896"/>
+                            <a:ext cx="0" cy="10825480"/>
                           </a:xfrm>
                           <a:prstGeom prst="line">
                             <a:avLst/>
@@ -20312,7 +20298,7 @@
             </mc:Choice>
             <mc:Fallback xmlns:wpsCustomData="http://www.wps.cn/officeDocument/2013/wpsCustomData">
               <w:pict>
-                <v:line id="_x0000_s1026" o:spid="_x0000_s1026" o:spt="20" style="position:absolute;left:0pt;margin-left:-18pt;margin-top:-45.1pt;height:802.5pt;width:0pt;z-index:251660288;mso-width-relative:page;mso-height-relative:page;" filled="f" stroked="t" coordsize="21600,21600" o:gfxdata="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">
+                <v:line id="_x0000_s1026" o:spid="_x0000_s1026" o:spt="20" style="position:absolute;left:0pt;margin-left:-18pt;margin-top:-45.1pt;height:852.40pt;width:0pt;z-index:251660288;mso-width-relative:page;mso-height-relative:page;" filled="f" stroked="t" coordsize="21600,21600" o:gfxdata="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">
                   <v:fill on="f" focussize="0,0"/>
                   <v:stroke weight="3pt" color="#000000 [3200]" miterlimit="8" joinstyle="miter"/>
                   <v:imagedata o:title=""/>
@@ -20336,12 +20322,12 @@
                 <wp:anchor distT="0" distB="0" distL="114300" distR="114300" simplePos="0" relativeHeight="251634688" behindDoc="0" locked="0" layoutInCell="1" allowOverlap="1" wp14:anchorId="6444EACC" wp14:editId="42F08A32">
                   <wp:simplePos x="0" y="0"/>
                   <wp:positionH relativeFrom="column">
-                    <wp:posOffset>5715000</wp:posOffset>
+                    <wp:posOffset>5502910</wp:posOffset>
                   </wp:positionH>
                   <wp:positionV relativeFrom="paragraph">
                     <wp:posOffset>-419735</wp:posOffset>
                   </wp:positionV>
-                  <wp:extent cx="0" cy="10033635"/>
+                  <wp:extent cx="0" cy="10667365"/>
                   <wp:effectExtent l="19050" t="0" r="19050" b="5715"/>
                   <wp:wrapNone/>
                   <wp:docPr id="28" name="Straight Connector 28"/>
@@ -20353,7 +20339,7 @@
                         <wps:spPr>
                           <a:xfrm>
                             <a:off x="0" y="0"/>
-                            <a:ext cx="0" cy="10033762"/>
+                            <a:ext cx="0" cy="10667365"/>
                           </a:xfrm>
                           <a:prstGeom prst="line">
                             <a:avLst/>
@@ -20383,7 +20369,7 @@
             </mc:Choice>
             <mc:Fallback xmlns:wpsCustomData="http://www.wps.cn/officeDocument/2013/wpsCustomData">
               <w:pict>
-                <v:line id="_x0000_s1026" o:spid="_x0000_s1026" o:spt="20" style="position:absolute;left:0pt;margin-left:450pt;margin-top:-33.05pt;height:790.05pt;width:0pt;z-index:251661312;mso-width-relative:page;mso-height-relative:page;" filled="f" stroked="t" coordsize="21600,21600" o:gfxdata="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">
+                <v:line id="_x0000_s1026" o:spid="_x0000_s1026" o:spt="20" style="position:absolute;left:0pt;margin-left:433.30pt;margin-top:-33.05pt;height:839.95pt;width:0pt;z-index:251661312;mso-width-relative:page;mso-height-relative:page;" filled="f" stroked="t" coordsize="21600,21600" o:gfxdata="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">
                   <v:fill on="f" focussize="0,0"/>
                   <v:stroke weight="3pt" color="#000000 [3200]" miterlimit="8" joinstyle="miter"/>
                   <v:imagedata o:title=""/>
@@ -20407,8 +20393,8 @@
           <w:pStyle w:val="Header"/>
           <w:tabs>
             <w:tab w:val="left" w:pos="2256"/>
-            <w:tab w:val="center" w:pos="4320"/>
-            <w:tab w:val="left" w:pos="6845"/>
+            <w:tab w:val="center" w:pos="4153"/>
+            <w:tab w:val="left" w:pos="6580"/>
           </w:tabs>
           <w:rPr>
             <w:rFonts w:ascii="Courier New" w:hAnsi="Courier New" w:cs="Courier New"/>
@@ -20437,8 +20423,8 @@
           <w:tabs>
             <w:tab w:val="left" w:pos="2256"/>
             <w:tab w:val="left" w:pos="2696"/>
-            <w:tab w:val="center" w:pos="4320"/>
-            <w:tab w:val="left" w:pos="8370"/>
+            <w:tab w:val="center" w:pos="4153"/>
+            <w:tab w:val="left" w:pos="8046"/>
           </w:tabs>
           <w:wordWrap w:val="0"/>
           <w:jc w:val="center"/>
@@ -20466,7 +20452,7 @@
                   <wp:positionV relativeFrom="paragraph">
                     <wp:posOffset>204470</wp:posOffset>
                   </wp:positionV>
-                  <wp:extent cx="7772400" cy="0"/>
+                  <wp:extent cx="7560310" cy="0"/>
                   <wp:effectExtent l="0" t="19050" r="19050" b="19050"/>
                   <wp:wrapNone/>
                   <wp:docPr id="29" name="Straight Connector 29"/>
@@ -20478,7 +20464,7 @@
                         <wps:spPr>
                           <a:xfrm>
                             <a:off x="0" y="0"/>
-                            <a:ext cx="7772400" cy="0"/>
+                            <a:ext cx="7560310" cy="0"/>
                           </a:xfrm>
                           <a:prstGeom prst="line">
                             <a:avLst/>
@@ -20508,7 +20494,7 @@
             </mc:Choice>
             <mc:Fallback xmlns:wpsCustomData="http://www.wps.cn/officeDocument/2013/wpsCustomData">
               <w:pict>
-                <v:line id="_x0000_s1026" o:spid="_x0000_s1026" o:spt="20" style="position:absolute;left:0pt;margin-top:16.1pt;height:0pt;width:612pt;mso-position-horizontal:right;mso-position-horizontal-relative:page;z-index:251663360;mso-width-relative:page;mso-height-relative:page;" filled="f" stroked="t" coordsize="21600,21600" o:gfxdata="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">
+                <v:line id="_x0000_s1026" o:spid="_x0000_s1026" o:spt="20" style="position:absolute;left:0pt;margin-top:16.1pt;height:0pt;width:595.30pt;mso-position-horizontal:right;mso-position-horizontal-relative:page;z-index:251663360;mso-width-relative:page;mso-height-relative:page;" filled="f" stroked="t" coordsize="21600,21600" o:gfxdata="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">
                   <v:fill on="f" focussize="0,0"/>
                   <v:stroke weight="3pt" color="#000000 [3200]" miterlimit="8" joinstyle="miter"/>
                   <v:imagedata o:title=""/>
@@ -20701,7 +20687,7 @@
                   <wp:positionV relativeFrom="paragraph">
                     <wp:posOffset>-287020</wp:posOffset>
                   </wp:positionV>
-                  <wp:extent cx="7772400" cy="0"/>
+                  <wp:extent cx="7560310" cy="0"/>
                   <wp:effectExtent l="0" t="19050" r="0" b="19050"/>
                   <wp:wrapNone/>
                   <wp:docPr id="316909839" name="Straight Connector 316909839"/>
@@ -20713,7 +20699,7 @@
                         <wps:spPr>
                           <a:xfrm>
                             <a:off x="0" y="0"/>
-                            <a:ext cx="7772400" cy="0"/>
+                            <a:ext cx="7560310" cy="0"/>
                           </a:xfrm>
                           <a:prstGeom prst="line">
                             <a:avLst/>
@@ -20743,7 +20729,7 @@
             </mc:Choice>
             <mc:Fallback xmlns:wpsCustomData="http://www.wps.cn/officeDocument/2013/wpsCustomData">
               <w:pict>
-                <v:line id="_x0000_s1026" o:spid="_x0000_s1026" o:spt="20" style="position:absolute;left:0pt;margin-left:-108pt;margin-top:-22.6pt;height:0pt;width:612pt;z-index:251662336;mso-width-relative:page;mso-height-relative:page;" filled="f" stroked="t" coordsize="21600,21600" o:gfxdata="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">
+                <v:line id="_x0000_s1026" o:spid="_x0000_s1026" o:spt="20" style="position:absolute;left:0pt;margin-left:-108pt;margin-top:-22.6pt;height:0pt;width:595.30pt;z-index:251662336;mso-width-relative:page;mso-height-relative:page;" filled="f" stroked="t" coordsize="21600,21600" o:gfxdata="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">
                   <v:fill on="f" focussize="0,0"/>
                   <v:stroke weight="3pt" color="#000000 [3200]" miterlimit="8" joinstyle="miter"/>
                   <v:imagedata o:title=""/>
@@ -20772,7 +20758,7 @@
                   <wp:positionV relativeFrom="paragraph">
                     <wp:posOffset>-572770</wp:posOffset>
                   </wp:positionV>
-                  <wp:extent cx="0" cy="10191750"/>
+                  <wp:extent cx="0" cy="10825480"/>
                   <wp:effectExtent l="19050" t="0" r="19050" b="0"/>
                   <wp:wrapNone/>
                   <wp:docPr id="1724413168" name="Straight Connector 1724413168"/>
@@ -20784,7 +20770,7 @@
                         <wps:spPr>
                           <a:xfrm>
                             <a:off x="0" y="0"/>
-                            <a:ext cx="0" cy="10191896"/>
+                            <a:ext cx="0" cy="10825480"/>
                           </a:xfrm>
                           <a:prstGeom prst="line">
                             <a:avLst/>
@@ -20814,7 +20800,7 @@
             </mc:Choice>
             <mc:Fallback xmlns:wpsCustomData="http://www.wps.cn/officeDocument/2013/wpsCustomData">
               <w:pict>
-                <v:line id="_x0000_s1026" o:spid="_x0000_s1026" o:spt="20" style="position:absolute;left:0pt;margin-left:-18pt;margin-top:-45.1pt;height:802.5pt;width:0pt;z-index:251660288;mso-width-relative:page;mso-height-relative:page;" filled="f" stroked="t" coordsize="21600,21600" o:gfxdata="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">
+                <v:line id="_x0000_s1026" o:spid="_x0000_s1026" o:spt="20" style="position:absolute;left:0pt;margin-left:-18pt;margin-top:-45.1pt;height:852.40pt;width:0pt;z-index:251660288;mso-width-relative:page;mso-height-relative:page;" filled="f" stroked="t" coordsize="21600,21600" o:gfxdata="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">
                   <v:fill on="f" focussize="0,0"/>
                   <v:stroke weight="3pt" color="#000000 [3200]" miterlimit="8" joinstyle="miter"/>
                   <v:imagedata o:title=""/>
@@ -20838,12 +20824,12 @@
                 <wp:anchor distT="0" distB="0" distL="114300" distR="114300" simplePos="0" relativeHeight="251635712" behindDoc="0" locked="0" layoutInCell="1" allowOverlap="1" wp14:anchorId="6444EACC" wp14:editId="42F08A32">
                   <wp:simplePos x="0" y="0"/>
                   <wp:positionH relativeFrom="column">
-                    <wp:posOffset>5715000</wp:posOffset>
+                    <wp:posOffset>5502910</wp:posOffset>
                   </wp:positionH>
                   <wp:positionV relativeFrom="paragraph">
                     <wp:posOffset>-419735</wp:posOffset>
                   </wp:positionV>
-                  <wp:extent cx="0" cy="10033635"/>
+                  <wp:extent cx="0" cy="10667365"/>
                   <wp:effectExtent l="19050" t="0" r="19050" b="5715"/>
                   <wp:wrapNone/>
                   <wp:docPr id="6149455" name="Straight Connector 6149455"/>
@@ -20855,7 +20841,7 @@
                         <wps:spPr>
                           <a:xfrm>
                             <a:off x="0" y="0"/>
-                            <a:ext cx="0" cy="10033762"/>
+                            <a:ext cx="0" cy="10667365"/>
                           </a:xfrm>
                           <a:prstGeom prst="line">
                             <a:avLst/>
@@ -20885,7 +20871,7 @@
             </mc:Choice>
             <mc:Fallback xmlns:wpsCustomData="http://www.wps.cn/officeDocument/2013/wpsCustomData">
               <w:pict>
-                <v:line id="_x0000_s1026" o:spid="_x0000_s1026" o:spt="20" style="position:absolute;left:0pt;margin-left:450pt;margin-top:-33.05pt;height:790.05pt;width:0pt;z-index:251661312;mso-width-relative:page;mso-height-relative:page;" filled="f" stroked="t" coordsize="21600,21600" o:gfxdata="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">
+                <v:line id="_x0000_s1026" o:spid="_x0000_s1026" o:spt="20" style="position:absolute;left:0pt;margin-left:433.30pt;margin-top:-33.05pt;height:839.95pt;width:0pt;z-index:251661312;mso-width-relative:page;mso-height-relative:page;" filled="f" stroked="t" coordsize="21600,21600" o:gfxdata="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">
                   <v:fill on="f" focussize="0,0"/>
                   <v:stroke weight="3pt" color="#000000 [3200]" miterlimit="8" joinstyle="miter"/>
                   <v:imagedata o:title=""/>
@@ -20909,8 +20895,8 @@
           <w:pStyle w:val="Header"/>
           <w:tabs>
             <w:tab w:val="left" w:pos="2256"/>
-            <w:tab w:val="center" w:pos="4320"/>
-            <w:tab w:val="left" w:pos="6845"/>
+            <w:tab w:val="center" w:pos="4153"/>
+            <w:tab w:val="left" w:pos="6580"/>
           </w:tabs>
           <w:rPr>
             <w:rFonts w:ascii="Courier New" w:hAnsi="Courier New" w:cs="Courier New"/>
@@ -20939,8 +20925,8 @@
           <w:tabs>
             <w:tab w:val="left" w:pos="2256"/>
             <w:tab w:val="left" w:pos="2696"/>
-            <w:tab w:val="center" w:pos="4320"/>
-            <w:tab w:val="left" w:pos="8370"/>
+            <w:tab w:val="center" w:pos="4153"/>
+            <w:tab w:val="left" w:pos="8046"/>
           </w:tabs>
           <w:wordWrap w:val="0"/>
           <w:jc w:val="center"/>
@@ -20968,7 +20954,7 @@
                   <wp:positionV relativeFrom="paragraph">
                     <wp:posOffset>204470</wp:posOffset>
                   </wp:positionV>
-                  <wp:extent cx="7772400" cy="0"/>
+                  <wp:extent cx="7560310" cy="0"/>
                   <wp:effectExtent l="0" t="19050" r="19050" b="19050"/>
                   <wp:wrapNone/>
                   <wp:docPr id="1322327897" name="Straight Connector 1322327897"/>
@@ -20980,7 +20966,7 @@
                         <wps:spPr>
                           <a:xfrm>
                             <a:off x="0" y="0"/>
-                            <a:ext cx="7772400" cy="0"/>
+                            <a:ext cx="7560310" cy="0"/>
                           </a:xfrm>
                           <a:prstGeom prst="line">
                             <a:avLst/>
@@ -21010,7 +20996,7 @@
             </mc:Choice>
             <mc:Fallback xmlns:wpsCustomData="http://www.wps.cn/officeDocument/2013/wpsCustomData">
               <w:pict>
-                <v:line id="_x0000_s1026" o:spid="_x0000_s1026" o:spt="20" style="position:absolute;left:0pt;margin-top:16.1pt;height:0pt;width:612pt;mso-position-horizontal:right;mso-position-horizontal-relative:page;z-index:251663360;mso-width-relative:page;mso-height-relative:page;" filled="f" stroked="t" coordsize="21600,21600" o:gfxdata="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">
+                <v:line id="_x0000_s1026" o:spid="_x0000_s1026" o:spt="20" style="position:absolute;left:0pt;margin-top:16.1pt;height:0pt;width:595.30pt;mso-position-horizontal:right;mso-position-horizontal-relative:page;z-index:251663360;mso-width-relative:page;mso-height-relative:page;" filled="f" stroked="t" coordsize="21600,21600" o:gfxdata="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">
                   <v:fill on="f" focussize="0,0"/>
                   <v:stroke weight="3pt" color="#000000 [3200]" miterlimit="8" joinstyle="miter"/>
                   <v:imagedata o:title=""/>
@@ -21088,8 +21074,8 @@
         <w:pPr>
           <w:pStyle w:val="Header"/>
           <w:tabs>
-            <w:tab w:val="center" w:pos="4321"/>
-            <w:tab w:val="right" w:pos="8642"/>
+            <w:tab w:val="center" w:pos="4154"/>
+            <w:tab w:val="right" w:pos="8308"/>
           </w:tabs>
           <w:rPr>
             <w:rFonts w:ascii="Courier New" w:hAnsi="Courier New" w:cs="Courier New"/>
@@ -21179,7 +21165,7 @@
                   <wp:positionV relativeFrom="paragraph">
                     <wp:posOffset>-287020</wp:posOffset>
                   </wp:positionV>
-                  <wp:extent cx="7772400" cy="0"/>
+                  <wp:extent cx="7560310" cy="0"/>
                   <wp:effectExtent l="0" t="19050" r="0" b="19050"/>
                   <wp:wrapNone/>
                   <wp:docPr id="1610957626" name="Straight Connector 1610957626"/>
@@ -21191,7 +21177,7 @@
                         <wps:spPr>
                           <a:xfrm>
                             <a:off x="0" y="0"/>
-                            <a:ext cx="7772400" cy="0"/>
+                            <a:ext cx="7560310" cy="0"/>
                           </a:xfrm>
                           <a:prstGeom prst="line">
                             <a:avLst/>
@@ -21247,7 +21233,7 @@
                   <wp:positionV relativeFrom="paragraph">
                     <wp:posOffset>-572770</wp:posOffset>
                   </wp:positionV>
-                  <wp:extent cx="0" cy="10191750"/>
+                  <wp:extent cx="0" cy="10825480"/>
                   <wp:effectExtent l="19050" t="0" r="19050" b="0"/>
                   <wp:wrapNone/>
                   <wp:docPr id="399371092" name="Straight Connector 399371092"/>
@@ -21259,7 +21245,7 @@
                         <wps:spPr>
                           <a:xfrm>
                             <a:off x="0" y="0"/>
-                            <a:ext cx="0" cy="10191896"/>
+                            <a:ext cx="0" cy="10825480"/>
                           </a:xfrm>
                           <a:prstGeom prst="line">
                             <a:avLst/>
@@ -21310,12 +21296,12 @@
                 <wp:anchor distT="0" distB="0" distL="114300" distR="114300" simplePos="0" relativeHeight="251659264" behindDoc="0" locked="0" layoutInCell="1" allowOverlap="1" wp14:anchorId="09090214" wp14:editId="39A163FA">
                   <wp:simplePos x="0" y="0"/>
                   <wp:positionH relativeFrom="column">
-                    <wp:posOffset>5715000</wp:posOffset>
+                    <wp:posOffset>5502910</wp:posOffset>
                   </wp:positionH>
                   <wp:positionV relativeFrom="paragraph">
                     <wp:posOffset>-419735</wp:posOffset>
                   </wp:positionV>
-                  <wp:extent cx="0" cy="10033635"/>
+                  <wp:extent cx="0" cy="10667365"/>
                   <wp:effectExtent l="19050" t="0" r="19050" b="5715"/>
                   <wp:wrapNone/>
                   <wp:docPr id="1981961598" name="Straight Connector 1981961598"/>
@@ -21327,7 +21313,7 @@
                         <wps:spPr>
                           <a:xfrm>
                             <a:off x="0" y="0"/>
-                            <a:ext cx="0" cy="10033762"/>
+                            <a:ext cx="0" cy="10667365"/>
                           </a:xfrm>
                           <a:prstGeom prst="line">
                             <a:avLst/>
@@ -21385,10 +21371,10 @@
         <w:pPr>
           <w:pStyle w:val="Header"/>
           <w:tabs>
-            <w:tab w:val="clear" w:pos="9360"/>
+            <w:tab w:val="clear" w:pos="8998"/>
             <w:tab w:val="left" w:pos="2256"/>
-            <w:tab w:val="center" w:pos="4320"/>
-            <w:tab w:val="right" w:pos="8642"/>
+            <w:tab w:val="center" w:pos="4153"/>
+            <w:tab w:val="right" w:pos="8308"/>
           </w:tabs>
           <w:rPr>
             <w:rFonts w:ascii="Courier New" w:hAnsi="Courier New" w:cs="Courier New"/>
@@ -21417,8 +21403,8 @@
           <w:tabs>
             <w:tab w:val="left" w:pos="2256"/>
             <w:tab w:val="left" w:pos="2696"/>
-            <w:tab w:val="center" w:pos="4320"/>
-            <w:tab w:val="left" w:pos="8370"/>
+            <w:tab w:val="center" w:pos="4153"/>
+            <w:tab w:val="left" w:pos="8046"/>
           </w:tabs>
           <w:wordWrap w:val="0"/>
           <w:jc w:val="center"/>
@@ -21443,10 +21429,10 @@
         <w:pPr>
           <w:pStyle w:val="Header"/>
           <w:tabs>
-            <w:tab w:val="clear" w:pos="9360"/>
+            <w:tab w:val="clear" w:pos="8998"/>
             <w:tab w:val="left" w:pos="2256"/>
-            <w:tab w:val="center" w:pos="4320"/>
-            <w:tab w:val="right" w:pos="8642"/>
+            <w:tab w:val="center" w:pos="4153"/>
+            <w:tab w:val="right" w:pos="8308"/>
           </w:tabs>
           <w:rPr>
             <w:rFonts w:ascii="Courier New" w:hAnsi="Courier New" w:cs="Courier New"/>
@@ -21481,7 +21467,7 @@
                   <wp:positionV relativeFrom="paragraph">
                     <wp:posOffset>204470</wp:posOffset>
                   </wp:positionV>
-                  <wp:extent cx="7772400" cy="0"/>
+                  <wp:extent cx="7560310" cy="0"/>
                   <wp:effectExtent l="0" t="19050" r="19050" b="19050"/>
                   <wp:wrapNone/>
                   <wp:docPr id="9902" name="Straight Connector 29"/>
@@ -21493,7 +21479,7 @@
                         <wps:spPr>
                           <a:xfrm>
                             <a:off x="0" y="0"/>
-                            <a:ext cx="7772400" cy="0"/>
+                            <a:ext cx="7560310" cy="0"/>
                           </a:xfrm>
                           <a:prstGeom prst="line">
                             <a:avLst/>
@@ -21523,7 +21509,7 @@
             </mc:Choice>
             <mc:Fallback xmlns:wpsCustomData="http://www.wps.cn/officeDocument/2013/wpsCustomData">
               <w:pict>
-                <v:line id="_x0000_s1026" o:spid="_x0000_s1026" o:spt="20" style="position:absolute;left:0pt;margin-top:16.1pt;height:0pt;width:612pt;mso-position-horizontal:right;mso-position-horizontal-relative:page;z-index:251663360;mso-width-relative:page;mso-height-relative:page;" filled="f" stroked="t" coordsize="21600,21600" o:gfxdata="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">
+                <v:line id="_x0000_s1026" o:spid="_x0000_s1026" o:spt="20" style="position:absolute;left:0pt;margin-top:16.1pt;height:0pt;width:595.30pt;mso-position-horizontal:right;mso-position-horizontal-relative:page;z-index:251663360;mso-width-relative:page;mso-height-relative:page;" filled="f" stroked="t" coordsize="21600,21600" o:gfxdata="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">
                   <v:fill on="f" focussize="0,0"/>
                   <v:stroke weight="3pt" color="#000000 [3200]" miterlimit="8" joinstyle="miter"/>
                   <v:imagedata o:title=""/>
@@ -21627,8 +21613,8 @@
         <w:pPr>
           <w:pStyle w:val="Header"/>
           <w:tabs>
-            <w:tab w:val="center" w:pos="4321"/>
-            <w:tab w:val="right" w:pos="8642"/>
+            <w:tab w:val="center" w:pos="4154"/>
+            <w:tab w:val="right" w:pos="8308"/>
           </w:tabs>
           <w:rPr>
             <w:rFonts w:ascii="Courier New" w:hAnsi="Courier New" w:cs="Courier New"/>
@@ -21718,7 +21704,7 @@
                   <wp:positionV relativeFrom="paragraph">
                     <wp:posOffset>-287020</wp:posOffset>
                   </wp:positionV>
-                  <wp:extent cx="7772400" cy="0"/>
+                  <wp:extent cx="7560310" cy="0"/>
                   <wp:effectExtent l="0" t="19050" r="0" b="19050"/>
                   <wp:wrapNone/>
                   <wp:docPr id="268329290" name="Straight Connector 268329290"/>
@@ -21730,7 +21716,7 @@
                         <wps:spPr>
                           <a:xfrm>
                             <a:off x="0" y="0"/>
-                            <a:ext cx="7772400" cy="0"/>
+                            <a:ext cx="7560310" cy="0"/>
                           </a:xfrm>
                           <a:prstGeom prst="line">
                             <a:avLst/>
@@ -21786,7 +21772,7 @@
                   <wp:positionV relativeFrom="paragraph">
                     <wp:posOffset>-572770</wp:posOffset>
                   </wp:positionV>
-                  <wp:extent cx="0" cy="10191750"/>
+                  <wp:extent cx="0" cy="10825480"/>
                   <wp:effectExtent l="19050" t="0" r="19050" b="0"/>
                   <wp:wrapNone/>
                   <wp:docPr id="814134297" name="Straight Connector 814134297"/>
@@ -21798,7 +21784,7 @@
                         <wps:spPr>
                           <a:xfrm>
                             <a:off x="0" y="0"/>
-                            <a:ext cx="0" cy="10191896"/>
+                            <a:ext cx="0" cy="10825480"/>
                           </a:xfrm>
                           <a:prstGeom prst="line">
                             <a:avLst/>
@@ -21849,12 +21835,12 @@
                 <wp:anchor distT="0" distB="0" distL="114300" distR="114300" simplePos="0" relativeHeight="251655168" behindDoc="0" locked="0" layoutInCell="1" allowOverlap="1" wp14:anchorId="419E6D30" wp14:editId="75CF9F07">
                   <wp:simplePos x="0" y="0"/>
                   <wp:positionH relativeFrom="column">
-                    <wp:posOffset>5715000</wp:posOffset>
+                    <wp:posOffset>5502910</wp:posOffset>
                   </wp:positionH>
                   <wp:positionV relativeFrom="paragraph">
                     <wp:posOffset>-419735</wp:posOffset>
                   </wp:positionV>
-                  <wp:extent cx="0" cy="10033635"/>
+                  <wp:extent cx="0" cy="10667365"/>
                   <wp:effectExtent l="19050" t="0" r="19050" b="5715"/>
                   <wp:wrapNone/>
                   <wp:docPr id="906535342" name="Straight Connector 906535342"/>
@@ -21866,7 +21852,7 @@
                         <wps:spPr>
                           <a:xfrm>
                             <a:off x="0" y="0"/>
-                            <a:ext cx="0" cy="10033762"/>
+                            <a:ext cx="0" cy="10667365"/>
                           </a:xfrm>
                           <a:prstGeom prst="line">
                             <a:avLst/>
@@ -21924,10 +21910,10 @@
         <w:pPr>
           <w:pStyle w:val="Header"/>
           <w:tabs>
-            <w:tab w:val="clear" w:pos="9360"/>
+            <w:tab w:val="clear" w:pos="8998"/>
             <w:tab w:val="left" w:pos="2256"/>
-            <w:tab w:val="center" w:pos="4320"/>
-            <w:tab w:val="right" w:pos="8642"/>
+            <w:tab w:val="center" w:pos="4153"/>
+            <w:tab w:val="right" w:pos="8308"/>
           </w:tabs>
           <w:rPr>
             <w:rFonts w:ascii="Courier New" w:hAnsi="Courier New" w:cs="Courier New"/>
@@ -21956,8 +21942,8 @@
           <w:tabs>
             <w:tab w:val="left" w:pos="2256"/>
             <w:tab w:val="left" w:pos="2696"/>
-            <w:tab w:val="center" w:pos="4320"/>
-            <w:tab w:val="left" w:pos="8370"/>
+            <w:tab w:val="center" w:pos="4153"/>
+            <w:tab w:val="left" w:pos="8046"/>
           </w:tabs>
           <w:wordWrap w:val="0"/>
           <w:jc w:val="center"/>
@@ -21985,7 +21971,7 @@
                   <wp:positionV relativeFrom="paragraph">
                     <wp:posOffset>204470</wp:posOffset>
                   </wp:positionV>
-                  <wp:extent cx="7772400" cy="0"/>
+                  <wp:extent cx="7560310" cy="0"/>
                   <wp:effectExtent l="0" t="19050" r="19050" b="19050"/>
                   <wp:wrapNone/>
                   <wp:docPr id="1248340941" name="Straight Connector 1248340941"/>
@@ -21997,7 +21983,7 @@
                         <wps:spPr>
                           <a:xfrm>
                             <a:off x="0" y="0"/>
-                            <a:ext cx="7772400" cy="0"/>
+                            <a:ext cx="7560310" cy="0"/>
                           </a:xfrm>
                           <a:prstGeom prst="line">
                             <a:avLst/>
@@ -22027,7 +22013,7 @@
             </mc:Choice>
             <mc:Fallback>
               <w:pict>
-                <v:line w14:anc